--- a/文件/系統文件.docx
+++ b/文件/系統文件.docx
@@ -1,6 +1,6 @@
 
 <file path=word/document.xml><?xml version="1.0" encoding="utf-8"?>
-<w:document xmlns:wpc="http://schemas.microsoft.com/office/word/2010/wordprocessingCanvas" xmlns:cx="http://schemas.microsoft.com/office/drawing/2014/chartex" xmlns:mc="http://schemas.openxmlformats.org/markup-compatibility/2006" xmlns:o="urn:schemas-microsoft-com:office:office" xmlns:r="http://schemas.openxmlformats.org/officeDocument/2006/relationships" xmlns:m="http://schemas.openxmlformats.org/officeDocument/2006/math" xmlns:v="urn:schemas-microsoft-com:vml" xmlns:wp14="http://schemas.microsoft.com/office/word/2010/wordprocessingDrawing" xmlns:wp="http://schemas.openxmlformats.org/drawingml/2006/wordprocessingDrawing" xmlns:w10="urn:schemas-microsoft-com:office:word" xmlns:w="http://schemas.openxmlformats.org/wordprocessingml/2006/main" xmlns:w14="http://schemas.microsoft.com/office/word/2010/wordml" xmlns:w15="http://schemas.microsoft.com/office/word/2012/wordml" xmlns:w16se="http://schemas.microsoft.com/office/word/2015/wordml/symex" xmlns:wpg="http://schemas.microsoft.com/office/word/2010/wordprocessingGroup" xmlns:wpi="http://schemas.microsoft.com/office/word/2010/wordprocessingInk" xmlns:wne="http://schemas.microsoft.com/office/word/2006/wordml" xmlns:wps="http://schemas.microsoft.com/office/word/2010/wordprocessingShape" mc:Ignorable="w14 w15 w16se wp14">
+<w:document xmlns:wpc="http://schemas.microsoft.com/office/word/2010/wordprocessingCanvas" xmlns:cx="http://schemas.microsoft.com/office/drawing/2014/chartex" xmlns:cx1="http://schemas.microsoft.com/office/drawing/2015/9/8/chartex" xmlns:cx2="http://schemas.microsoft.com/office/drawing/2015/10/21/chartex" xmlns:cx3="http://schemas.microsoft.com/office/drawing/2016/5/9/chartex" xmlns:cx4="http://schemas.microsoft.com/office/drawing/2016/5/10/chartex" xmlns:cx5="http://schemas.microsoft.com/office/drawing/2016/5/11/chartex" xmlns:cx6="http://schemas.microsoft.com/office/drawing/2016/5/12/chartex" xmlns:cx7="http://schemas.microsoft.com/office/drawing/2016/5/13/chartex" xmlns:cx8="http://schemas.microsoft.com/office/drawing/2016/5/14/chartex" xmlns:mc="http://schemas.openxmlformats.org/markup-compatibility/2006" xmlns:aink="http://schemas.microsoft.com/office/drawing/2016/ink" xmlns:am3d="http://schemas.microsoft.com/office/drawing/2017/model3d" xmlns:o="urn:schemas-microsoft-com:office:office" xmlns:oel="http://schemas.microsoft.com/office/2019/extlst" xmlns:r="http://schemas.openxmlformats.org/officeDocument/2006/relationships" xmlns:m="http://schemas.openxmlformats.org/officeDocument/2006/math" xmlns:v="urn:schemas-microsoft-com:vml" xmlns:wp14="http://schemas.microsoft.com/office/word/2010/wordprocessingDrawing" xmlns:wp="http://schemas.openxmlformats.org/drawingml/2006/wordprocessingDrawing" xmlns:w10="urn:schemas-microsoft-com:office:word" xmlns:w="http://schemas.openxmlformats.org/wordprocessingml/2006/main" xmlns:w14="http://schemas.microsoft.com/office/word/2010/wordml" xmlns:w15="http://schemas.microsoft.com/office/word/2012/wordml" xmlns:w16cex="http://schemas.microsoft.com/office/word/2018/wordml/cex" xmlns:w16cid="http://schemas.microsoft.com/office/word/2016/wordml/cid" xmlns:w16="http://schemas.microsoft.com/office/word/2018/wordml" xmlns:w16du="http://schemas.microsoft.com/office/word/2023/wordml/word16du" xmlns:w16sdtdh="http://schemas.microsoft.com/office/word/2020/wordml/sdtdatahash" xmlns:w16sdtfl="http://schemas.microsoft.com/office/word/2024/wordml/sdtformatlock" xmlns:w16se="http://schemas.microsoft.com/office/word/2015/wordml/symex" xmlns:wpg="http://schemas.microsoft.com/office/word/2010/wordprocessingGroup" xmlns:wpi="http://schemas.microsoft.com/office/word/2010/wordprocessingInk" xmlns:wne="http://schemas.microsoft.com/office/word/2006/wordml" xmlns:wps="http://schemas.microsoft.com/office/word/2010/wordprocessingShape" mc:Ignorable="w14 w15 w16se w16cid w16 w16cex w16sdtdh w16sdtfl w16du wp14">
   <w:body>
     <w:p>
       <w:pPr>
@@ -8910,7 +8910,31 @@
           <w:sz w:val="28"/>
           <w:szCs w:val="28"/>
         </w:rPr>
-        <w:t>我們的系統旨在協助使用者自動化進行資訊資產盤點、漏洞分析與風險評鑑，降低傳統人工評鑑所需的時間與專業門檻，並提升</w:t>
+        <w:t>本</w:t>
+      </w:r>
+      <w:r>
+        <w:rPr>
+          <w:rFonts w:eastAsia="標楷體" w:hint="eastAsia"/>
+          <w:sz w:val="28"/>
+          <w:szCs w:val="28"/>
+        </w:rPr>
+        <w:t>系統旨在</w:t>
+      </w:r>
+      <w:r>
+        <w:rPr>
+          <w:rFonts w:eastAsia="標楷體" w:hint="eastAsia"/>
+          <w:sz w:val="28"/>
+          <w:szCs w:val="28"/>
+        </w:rPr>
+        <w:t>輔</w:t>
+      </w:r>
+      <w:r>
+        <w:rPr>
+          <w:rFonts w:eastAsia="標楷體" w:hint="eastAsia"/>
+          <w:sz w:val="28"/>
+          <w:szCs w:val="28"/>
+        </w:rPr>
+        <w:t>助使用者進行資訊資產盤點與風險評鑑，降低傳統人工評鑑所需的時間與專業門檻，並提升</w:t>
       </w:r>
       <w:proofErr w:type="gramStart"/>
       <w:r>
@@ -8928,7 +8952,75 @@
           <w:sz w:val="28"/>
           <w:szCs w:val="28"/>
         </w:rPr>
-        <w:t>效率。透過使用者輸入資產資料（如系統名稱、設備類型、重要性等），結合漏洞資料與</w:t>
+        <w:t>效率。透過使用者輸入資產資料，結合</w:t>
+      </w:r>
+      <w:r>
+        <w:rPr>
+          <w:rFonts w:eastAsia="標楷體" w:hint="eastAsia"/>
+          <w:sz w:val="28"/>
+          <w:szCs w:val="28"/>
+        </w:rPr>
+        <w:t>生成式</w:t>
+      </w:r>
+      <w:r>
+        <w:rPr>
+          <w:rFonts w:eastAsia="標楷體" w:hint="eastAsia"/>
+          <w:sz w:val="28"/>
+          <w:szCs w:val="28"/>
+        </w:rPr>
+        <w:t>人工智慧</w:t>
+      </w:r>
+      <w:proofErr w:type="gramStart"/>
+      <w:r>
+        <w:rPr>
+          <w:rFonts w:eastAsia="標楷體" w:hint="eastAsia"/>
+          <w:sz w:val="28"/>
+          <w:szCs w:val="28"/>
+        </w:rPr>
+        <w:t>（</w:t>
+      </w:r>
+      <w:proofErr w:type="gramEnd"/>
+      <w:r>
+        <w:rPr>
+          <w:rFonts w:eastAsia="標楷體" w:hint="eastAsia"/>
+          <w:sz w:val="28"/>
+          <w:szCs w:val="28"/>
+        </w:rPr>
+        <w:t>如：</w:t>
+      </w:r>
+      <w:r>
+        <w:rPr>
+          <w:rFonts w:eastAsia="標楷體" w:hint="eastAsia"/>
+          <w:sz w:val="28"/>
+          <w:szCs w:val="28"/>
+        </w:rPr>
+        <w:t>Gemini</w:t>
+      </w:r>
+      <w:proofErr w:type="gramStart"/>
+      <w:r>
+        <w:rPr>
+          <w:rFonts w:eastAsia="標楷體" w:hint="eastAsia"/>
+          <w:sz w:val="28"/>
+          <w:szCs w:val="28"/>
+        </w:rPr>
+        <w:t>）</w:t>
+      </w:r>
+      <w:proofErr w:type="gramEnd"/>
+      <w:r>
+        <w:rPr>
+          <w:rFonts w:eastAsia="標楷體" w:hint="eastAsia"/>
+          <w:sz w:val="28"/>
+          <w:szCs w:val="28"/>
+        </w:rPr>
+        <w:t>進行分析</w:t>
+      </w:r>
+      <w:r>
+        <w:rPr>
+          <w:rFonts w:eastAsia="標楷體" w:hint="eastAsia"/>
+          <w:sz w:val="28"/>
+          <w:szCs w:val="28"/>
+        </w:rPr>
+        <w:t>，</w:t>
       </w:r>
       <w:r>
         <w:rPr>
@@ -8936,15 +9028,15 @@
           <w:sz w:val="28"/>
           <w:szCs w:val="28"/>
         </w:rPr>
-        <w:t>AI</w:t>
-      </w:r>
-      <w:r>
-        <w:rPr>
-          <w:rFonts w:eastAsia="標楷體" w:hint="eastAsia"/>
-          <w:sz w:val="28"/>
-          <w:szCs w:val="28"/>
-        </w:rPr>
-        <w:t>分析技術，自動產出風險評鑑結果與建議措施，提供決策參考。系統架構主要分為三個部分：</w:t>
+        <w:t>自動</w:t>
+      </w:r>
+      <w:r>
+        <w:rPr>
+          <w:rFonts w:eastAsia="標楷體" w:hint="eastAsia"/>
+          <w:sz w:val="28"/>
+          <w:szCs w:val="28"/>
+        </w:rPr>
+        <w:t>產出風險評鑑結果與建議措施，提供決策參考。系統架構主要分為三個部分：</w:t>
       </w:r>
     </w:p>
     <w:p>
@@ -9025,7 +9117,39 @@
           <w:sz w:val="28"/>
           <w:szCs w:val="28"/>
         </w:rPr>
-        <w:t>建構操作介面，提供使用者直覺化的操作環境。主要功能包括：使用者登入與基本資料管理、資產資料輸入、風險評估結果查詢、報表檢視與下載。使用者可透過網頁即時查看風險分析結果，提升操作便利性。</w:t>
+        <w:t>建構操作介面，提供使用者直覺化的操作環境。使用者可透過網頁</w:t>
+      </w:r>
+      <w:r>
+        <w:rPr>
+          <w:rFonts w:eastAsia="標楷體" w:hint="eastAsia"/>
+          <w:sz w:val="28"/>
+          <w:szCs w:val="28"/>
+        </w:rPr>
+        <w:t>進行資產盤點與風險評鑑</w:t>
+      </w:r>
+      <w:r>
+        <w:rPr>
+          <w:rFonts w:eastAsia="標楷體" w:hint="eastAsia"/>
+          <w:sz w:val="28"/>
+          <w:szCs w:val="28"/>
+        </w:rPr>
+        <w:t>，提升操作便利性</w:t>
+      </w:r>
+      <w:r>
+        <w:rPr>
+          <w:rFonts w:eastAsia="標楷體" w:hint="eastAsia"/>
+          <w:sz w:val="28"/>
+          <w:szCs w:val="28"/>
+        </w:rPr>
+        <w:t>與使用體驗</w:t>
+      </w:r>
+      <w:r>
+        <w:rPr>
+          <w:rFonts w:eastAsia="標楷體" w:hint="eastAsia"/>
+          <w:sz w:val="28"/>
+          <w:szCs w:val="28"/>
+        </w:rPr>
+        <w:t>。</w:t>
       </w:r>
     </w:p>
     <w:p>
@@ -9074,7 +9198,31 @@
           <w:sz w:val="28"/>
           <w:szCs w:val="28"/>
         </w:rPr>
-        <w:t>框架進行開發，負責系統核心邏輯與資料處理，主要功能包括：接收前端輸入之資產資料、串接漏洞資料來源取得</w:t>
+        <w:t>框架進行開發，負責系統核心邏輯</w:t>
+      </w:r>
+      <w:r>
+        <w:rPr>
+          <w:rFonts w:eastAsia="標楷體" w:hint="eastAsia"/>
+          <w:sz w:val="28"/>
+          <w:szCs w:val="28"/>
+        </w:rPr>
+        <w:t>、</w:t>
+      </w:r>
+      <w:r>
+        <w:rPr>
+          <w:rFonts w:eastAsia="標楷體" w:hint="eastAsia"/>
+          <w:sz w:val="28"/>
+          <w:szCs w:val="28"/>
+        </w:rPr>
+        <w:t>資料處理</w:t>
+      </w:r>
+      <w:r>
+        <w:rPr>
+          <w:rFonts w:eastAsia="標楷體" w:hint="eastAsia"/>
+          <w:sz w:val="28"/>
+          <w:szCs w:val="28"/>
+        </w:rPr>
+        <w:t>與</w:t>
       </w:r>
       <w:r>
         <w:rPr>
@@ -9082,15 +9230,15 @@
           <w:sz w:val="28"/>
           <w:szCs w:val="28"/>
         </w:rPr>
-        <w:t>CVE</w:t>
-      </w:r>
-      <w:r>
-        <w:rPr>
-          <w:rFonts w:eastAsia="標楷體" w:hint="eastAsia"/>
-          <w:sz w:val="28"/>
-          <w:szCs w:val="28"/>
-        </w:rPr>
-        <w:t>資訊、執行風險評估、整合</w:t>
+        <w:t>API</w:t>
+      </w:r>
+      <w:r>
+        <w:rPr>
+          <w:rFonts w:eastAsia="標楷體" w:hint="eastAsia"/>
+          <w:sz w:val="28"/>
+          <w:szCs w:val="28"/>
+        </w:rPr>
+        <w:t>服務建置。</w:t>
       </w:r>
       <w:r>
         <w:rPr>
@@ -9098,15 +9246,7 @@
           <w:sz w:val="28"/>
           <w:szCs w:val="28"/>
         </w:rPr>
-        <w:t>AI</w:t>
-      </w:r>
-      <w:r>
-        <w:rPr>
-          <w:rFonts w:eastAsia="標楷體" w:hint="eastAsia"/>
-          <w:sz w:val="28"/>
-          <w:szCs w:val="28"/>
-        </w:rPr>
-        <w:t>模型進行風險分析與建議生成、管理使用者資料與評估紀錄。系統透過</w:t>
+        <w:t>統透過</w:t>
       </w:r>
       <w:r>
         <w:rPr>
@@ -9114,20 +9254,20 @@
           <w:sz w:val="28"/>
           <w:szCs w:val="28"/>
         </w:rPr>
-        <w:t>API</w:t>
-      </w:r>
-      <w:r>
-        <w:rPr>
-          <w:rFonts w:eastAsia="標楷體" w:hint="eastAsia"/>
-          <w:sz w:val="28"/>
-          <w:szCs w:val="28"/>
-        </w:rPr>
-        <w:t>進行前後端資料傳輸，使系統架構更為</w:t>
+        <w:t>RESTful API</w:t>
+      </w:r>
+      <w:r>
+        <w:rPr>
+          <w:rFonts w:eastAsia="標楷體"/>
+          <w:sz w:val="28"/>
+          <w:szCs w:val="28"/>
+        </w:rPr>
+        <w:t>進行前後端資料交換，使架構更為</w:t>
       </w:r>
       <w:proofErr w:type="gramStart"/>
       <w:r>
         <w:rPr>
-          <w:rFonts w:eastAsia="標楷體" w:hint="eastAsia"/>
+          <w:rFonts w:eastAsia="標楷體"/>
           <w:sz w:val="28"/>
           <w:szCs w:val="28"/>
         </w:rPr>
@@ -9136,11 +9276,11 @@
       <w:proofErr w:type="gramEnd"/>
       <w:r>
         <w:rPr>
-          <w:rFonts w:eastAsia="標楷體" w:hint="eastAsia"/>
-          <w:sz w:val="28"/>
-          <w:szCs w:val="28"/>
-        </w:rPr>
-        <w:t>並提升擴展性與維護性。</w:t>
+          <w:rFonts w:eastAsia="標楷體"/>
+          <w:sz w:val="28"/>
+          <w:szCs w:val="28"/>
+        </w:rPr>
+        <w:t>同時提升系統之擴充性與維護性。</w:t>
       </w:r>
     </w:p>
     <w:p>
@@ -9165,7 +9305,6 @@
           <w:sz w:val="28"/>
           <w:szCs w:val="28"/>
         </w:rPr>
-        <w:lastRenderedPageBreak/>
         <w:t>資料庫與系統整合</w:t>
       </w:r>
       <w:r>
@@ -9198,11 +9337,54 @@
       </w:r>
       <w:r>
         <w:rPr>
-          <w:rFonts w:eastAsia="標楷體" w:hint="eastAsia"/>
-          <w:sz w:val="28"/>
-          <w:szCs w:val="28"/>
-        </w:rPr>
-        <w:t>，負責儲存與管理系統相關資料，包括使用者帳號資訊、資訊資產清單、漏洞資料（</w:t>
+          <w:rFonts w:eastAsia="標楷體" w:cs="新細明體"/>
+          <w:kern w:val="0"/>
+          <w:sz w:val="28"/>
+          <w:szCs w:val="28"/>
+        </w:rPr>
+        <w:t>（</w:t>
+      </w:r>
+      <w:r>
+        <w:rPr>
+          <w:rFonts w:eastAsia="標楷體" w:cs="新細明體"/>
+          <w:kern w:val="0"/>
+          <w:sz w:val="28"/>
+          <w:szCs w:val="28"/>
+        </w:rPr>
+        <w:t>PostgreSQL</w:t>
+      </w:r>
+      <w:r>
+        <w:rPr>
+          <w:rFonts w:eastAsia="標楷體" w:cs="新細明體"/>
+          <w:kern w:val="0"/>
+          <w:sz w:val="28"/>
+          <w:szCs w:val="28"/>
+        </w:rPr>
+        <w:t>）</w:t>
+      </w:r>
+      <w:r>
+        <w:rPr>
+          <w:rFonts w:eastAsia="標楷體" w:hint="eastAsia"/>
+          <w:sz w:val="28"/>
+          <w:szCs w:val="28"/>
+        </w:rPr>
+        <w:t>，</w:t>
+      </w:r>
+      <w:r>
+        <w:rPr>
+          <w:rFonts w:eastAsia="標楷體" w:hint="eastAsia"/>
+          <w:sz w:val="28"/>
+          <w:szCs w:val="28"/>
+        </w:rPr>
+        <w:t>進行資料儲存與管理</w:t>
+      </w:r>
+      <w:r>
+        <w:rPr>
+          <w:rFonts w:eastAsia="標楷體" w:hint="eastAsia"/>
+          <w:sz w:val="28"/>
+          <w:szCs w:val="28"/>
+        </w:rPr>
+        <w:t>，</w:t>
       </w:r>
       <w:r>
         <w:rPr>
@@ -9210,15 +9392,23 @@
           <w:sz w:val="28"/>
           <w:szCs w:val="28"/>
         </w:rPr>
-        <w:t>CVE</w:t>
-      </w:r>
-      <w:r>
-        <w:rPr>
-          <w:rFonts w:eastAsia="標楷體" w:hint="eastAsia"/>
-          <w:sz w:val="28"/>
-          <w:szCs w:val="28"/>
-        </w:rPr>
-        <w:t>）以及風險評鑑結果。系統透過後端與資料庫進行資料存取，以確保資料的一致性、完整性與即時更新能力。</w:t>
+        <w:t>負責保存使用者資料、資訊資產清單與風險評估結果。後端透過</w:t>
+      </w:r>
+      <w:r>
+        <w:rPr>
+          <w:rFonts w:eastAsia="標楷體"/>
+          <w:sz w:val="28"/>
+          <w:szCs w:val="28"/>
+        </w:rPr>
+        <w:t xml:space="preserve"> API </w:t>
+      </w:r>
+      <w:r>
+        <w:rPr>
+          <w:rFonts w:eastAsia="標楷體"/>
+          <w:sz w:val="28"/>
+          <w:szCs w:val="28"/>
+        </w:rPr>
+        <w:t>與資料庫進行資料存取，以確保資料的一致性、完整性與即時更新能力。</w:t>
       </w:r>
     </w:p>
     <w:p>
@@ -9248,6 +9438,7 @@
           <w:sz w:val="28"/>
           <w:szCs w:val="28"/>
         </w:rPr>
+        <w:lastRenderedPageBreak/>
         <w:t>圖</w:t>
       </w:r>
       <w:r>
@@ -9264,7 +9455,7 @@
           <w:sz w:val="28"/>
           <w:szCs w:val="28"/>
         </w:rPr>
-        <w:t>顯示本系統之整體架構。使用者透過前端介面操作系統，前端將請求傳送至後端伺服器，後端進行資料處理與風險分析後，將結果回傳至前端顯示，並將相關資料儲存於資料庫中。同時，後端亦可串接外部漏洞資料來源，以提升分析準確性與完整性。</w:t>
+        <w:t>顯示本系統之整體架構。使用者透過前端介面操作系統，前端將請求傳送至後端伺服器，後端進行資料處理與風險分析後，將結果回傳至前端顯示，並將相關資料儲存於資料庫中。</w:t>
       </w:r>
     </w:p>
     <w:p>
@@ -9461,79 +9652,81 @@
           <w:sz w:val="28"/>
           <w:szCs w:val="28"/>
         </w:rPr>
-        <w:t>使用者能隨時</w:t>
-      </w:r>
-      <w:proofErr w:type="gramStart"/>
+        <w:t>使用者能隨時進行</w:t>
+      </w:r>
+      <w:r>
+        <w:rPr>
+          <w:rFonts w:eastAsia="標楷體" w:hint="eastAsia"/>
+          <w:sz w:val="28"/>
+          <w:szCs w:val="28"/>
+        </w:rPr>
+        <w:t>資產盤點與風險評鑑</w:t>
+      </w:r>
       <w:r>
         <w:rPr>
           <w:rFonts w:eastAsia="標楷體"/>
           <w:sz w:val="28"/>
           <w:szCs w:val="28"/>
         </w:rPr>
-        <w:t>進行資安風險</w:t>
-      </w:r>
-      <w:proofErr w:type="gramEnd"/>
-      <w:r>
-        <w:rPr>
-          <w:rFonts w:eastAsia="標楷體"/>
-          <w:sz w:val="28"/>
-          <w:szCs w:val="28"/>
-        </w:rPr>
-        <w:t>評估、檢視分析結果與查詢歷史紀錄。</w:t>
-      </w:r>
-      <w:proofErr w:type="gramStart"/>
-      <w:r>
-        <w:rPr>
-          <w:rFonts w:eastAsia="標楷體"/>
-          <w:sz w:val="28"/>
-          <w:szCs w:val="28"/>
-        </w:rPr>
-        <w:t>此外，</w:t>
-      </w:r>
-      <w:proofErr w:type="gramEnd"/>
-      <w:r>
-        <w:rPr>
-          <w:rFonts w:eastAsia="標楷體"/>
-          <w:sz w:val="28"/>
-          <w:szCs w:val="28"/>
-        </w:rPr>
-        <w:t>由於採用</w:t>
-      </w:r>
-      <w:proofErr w:type="spellStart"/>
-      <w:r>
-        <w:rPr>
-          <w:rFonts w:eastAsia="標楷體"/>
-          <w:sz w:val="28"/>
-          <w:szCs w:val="28"/>
-        </w:rPr>
-        <w:t>Supabase</w:t>
-      </w:r>
-      <w:proofErr w:type="spellEnd"/>
-      <w:r>
-        <w:rPr>
-          <w:rFonts w:eastAsia="標楷體"/>
-          <w:sz w:val="28"/>
-          <w:szCs w:val="28"/>
-        </w:rPr>
-        <w:t>作為雲端資料庫服務，可降低傳統資料庫伺服器建置與維護成本，並提升資料同步、備份與存取之便利性。</w:t>
-      </w:r>
-      <w:r>
-        <w:rPr>
-          <w:rFonts w:eastAsia="標楷體" w:hint="eastAsia"/>
-          <w:sz w:val="28"/>
-          <w:szCs w:val="28"/>
-        </w:rPr>
-        <w:t>系統軟、硬體需求如下：</w:t>
+        <w:t>。</w:t>
       </w:r>
     </w:p>
     <w:p>
       <w:pPr>
         <w:widowControl/>
         <w:overflowPunct w:val="0"/>
+        <w:ind w:firstLineChars="200" w:firstLine="560"/>
+        <w:jc w:val="both"/>
+        <w:rPr>
+          <w:rFonts w:eastAsia="標楷體" w:hint="eastAsia"/>
+          <w:sz w:val="28"/>
+          <w:szCs w:val="28"/>
+        </w:rPr>
+      </w:pPr>
+      <w:proofErr w:type="gramStart"/>
+      <w:r>
         <w:rPr>
           <w:rFonts w:eastAsia="標楷體"/>
-        </w:rPr>
-      </w:pPr>
+          <w:sz w:val="28"/>
+          <w:szCs w:val="28"/>
+        </w:rPr>
+        <w:t>此外，</w:t>
+      </w:r>
+      <w:proofErr w:type="gramEnd"/>
+      <w:r>
+        <w:rPr>
+          <w:rFonts w:eastAsia="標楷體"/>
+          <w:sz w:val="28"/>
+          <w:szCs w:val="28"/>
+        </w:rPr>
+        <w:t>由於採用</w:t>
+      </w:r>
+      <w:proofErr w:type="spellStart"/>
+      <w:r>
+        <w:rPr>
+          <w:rFonts w:eastAsia="標楷體"/>
+          <w:sz w:val="28"/>
+          <w:szCs w:val="28"/>
+        </w:rPr>
+        <w:t>Supabase</w:t>
+      </w:r>
+      <w:proofErr w:type="spellEnd"/>
+      <w:r>
+        <w:rPr>
+          <w:rFonts w:eastAsia="標楷體"/>
+          <w:sz w:val="28"/>
+          <w:szCs w:val="28"/>
+        </w:rPr>
+        <w:t>作為雲端資料庫服務，可降低傳統資料庫伺服器建置與維護成本，並提升資料同步、備份與存取之便利性。</w:t>
+      </w:r>
+      <w:r>
+        <w:rPr>
+          <w:rFonts w:eastAsia="標楷體" w:hint="eastAsia"/>
+          <w:sz w:val="28"/>
+          <w:szCs w:val="28"/>
+        </w:rPr>
+        <w:t>系統軟、硬體需求如下：</w:t>
+      </w:r>
     </w:p>
     <w:p>
       <w:pPr>
@@ -9543,20 +9736,10 @@
           <w:rFonts w:eastAsia="標楷體"/>
         </w:rPr>
       </w:pPr>
-    </w:p>
-    <w:p>
-      <w:pPr>
-        <w:widowControl/>
-        <w:overflowPunct w:val="0"/>
-        <w:rPr>
-          <w:rFonts w:eastAsia="標楷體"/>
-        </w:rPr>
-      </w:pPr>
-      <w:r>
-        <w:rPr>
-          <w:rFonts w:eastAsia="標楷體" w:hint="eastAsia"/>
-        </w:rPr>
-        <w:lastRenderedPageBreak/>
+      <w:r>
+        <w:rPr>
+          <w:rFonts w:eastAsia="標楷體" w:hint="eastAsia"/>
+        </w:rPr>
         <w:t>表</w:t>
       </w:r>
       <w:r>
@@ -9920,6 +10103,138 @@
               <w:bottom w:val="single" w:sz="4" w:space="0" w:color="auto"/>
               <w:right w:val="single" w:sz="4" w:space="0" w:color="auto"/>
             </w:tcBorders>
+          </w:tcPr>
+          <w:p>
+            <w:pPr>
+              <w:widowControl/>
+              <w:overflowPunct w:val="0"/>
+              <w:rPr>
+                <w:rFonts w:eastAsia="標楷體" w:hint="eastAsia"/>
+              </w:rPr>
+            </w:pPr>
+            <w:r>
+              <w:rPr>
+                <w:rFonts w:eastAsia="標楷體" w:hint="eastAsia"/>
+              </w:rPr>
+              <w:t>API</w:t>
+            </w:r>
+            <w:r>
+              <w:rPr>
+                <w:rFonts w:eastAsia="標楷體" w:hint="eastAsia"/>
+              </w:rPr>
+              <w:t>設計</w:t>
+            </w:r>
+          </w:p>
+        </w:tc>
+        <w:tc>
+          <w:tcPr>
+            <w:tcW w:w="4899" w:type="dxa"/>
+            <w:tcBorders>
+              <w:top w:val="single" w:sz="4" w:space="0" w:color="auto"/>
+              <w:left w:val="single" w:sz="4" w:space="0" w:color="auto"/>
+              <w:bottom w:val="single" w:sz="4" w:space="0" w:color="auto"/>
+              <w:right w:val="single" w:sz="4" w:space="0" w:color="auto"/>
+            </w:tcBorders>
+          </w:tcPr>
+          <w:p>
+            <w:pPr>
+              <w:widowControl/>
+              <w:overflowPunct w:val="0"/>
+              <w:rPr>
+                <w:rFonts w:eastAsia="標楷體"/>
+              </w:rPr>
+            </w:pPr>
+            <w:r>
+              <w:rPr>
+                <w:rFonts w:eastAsia="標楷體"/>
+              </w:rPr>
+              <w:t>RESTful API</w:t>
+            </w:r>
+          </w:p>
+        </w:tc>
+      </w:tr>
+      <w:tr>
+        <w:tc>
+          <w:tcPr>
+            <w:tcW w:w="3397" w:type="dxa"/>
+            <w:tcBorders>
+              <w:top w:val="single" w:sz="4" w:space="0" w:color="auto"/>
+              <w:left w:val="single" w:sz="4" w:space="0" w:color="auto"/>
+              <w:bottom w:val="single" w:sz="4" w:space="0" w:color="auto"/>
+              <w:right w:val="single" w:sz="4" w:space="0" w:color="auto"/>
+            </w:tcBorders>
+          </w:tcPr>
+          <w:p>
+            <w:pPr>
+              <w:widowControl/>
+              <w:overflowPunct w:val="0"/>
+              <w:rPr>
+                <w:rFonts w:eastAsia="標楷體" w:hint="eastAsia"/>
+              </w:rPr>
+            </w:pPr>
+            <w:r>
+              <w:rPr>
+                <w:rFonts w:eastAsia="標楷體" w:hint="eastAsia"/>
+              </w:rPr>
+              <w:t>AI</w:t>
+            </w:r>
+            <w:r>
+              <w:rPr>
+                <w:rFonts w:eastAsia="標楷體" w:hint="eastAsia"/>
+              </w:rPr>
+              <w:t>模型</w:t>
+            </w:r>
+          </w:p>
+        </w:tc>
+        <w:tc>
+          <w:tcPr>
+            <w:tcW w:w="4899" w:type="dxa"/>
+            <w:tcBorders>
+              <w:top w:val="single" w:sz="4" w:space="0" w:color="auto"/>
+              <w:left w:val="single" w:sz="4" w:space="0" w:color="auto"/>
+              <w:bottom w:val="single" w:sz="4" w:space="0" w:color="auto"/>
+              <w:right w:val="single" w:sz="4" w:space="0" w:color="auto"/>
+            </w:tcBorders>
+          </w:tcPr>
+          <w:p>
+            <w:pPr>
+              <w:widowControl/>
+              <w:overflowPunct w:val="0"/>
+              <w:rPr>
+                <w:rFonts w:eastAsia="標楷體"/>
+              </w:rPr>
+            </w:pPr>
+            <w:r>
+              <w:rPr>
+                <w:rFonts w:eastAsia="標楷體" w:hint="eastAsia"/>
+              </w:rPr>
+              <w:t>G</w:t>
+            </w:r>
+            <w:r>
+              <w:rPr>
+                <w:rFonts w:eastAsia="標楷體"/>
+              </w:rPr>
+              <w:t>e</w:t>
+            </w:r>
+            <w:r>
+              <w:rPr>
+                <w:rFonts w:eastAsia="標楷體" w:hint="eastAsia"/>
+              </w:rPr>
+              <w:t>mini</w:t>
+            </w:r>
+          </w:p>
+        </w:tc>
+      </w:tr>
+      <w:tr>
+        <w:tc>
+          <w:tcPr>
+            <w:tcW w:w="3397" w:type="dxa"/>
+            <w:tcBorders>
+              <w:top w:val="single" w:sz="4" w:space="0" w:color="auto"/>
+              <w:left w:val="single" w:sz="4" w:space="0" w:color="auto"/>
+              <w:bottom w:val="single" w:sz="4" w:space="0" w:color="auto"/>
+              <w:right w:val="single" w:sz="4" w:space="0" w:color="auto"/>
+            </w:tcBorders>
             <w:hideMark/>
           </w:tcPr>
           <w:p>
@@ -10708,7 +11023,6 @@
           <w:sz w:val="28"/>
           <w:szCs w:val="28"/>
         </w:rPr>
-        <w:lastRenderedPageBreak/>
         <w:t>Flask</w:t>
       </w:r>
       <w:r>
@@ -10823,7 +11137,7 @@
           <w:sz w:val="28"/>
           <w:szCs w:val="28"/>
         </w:rPr>
-        <w:t>之雲端資料庫平台，提供資料儲存、即時同步與</w:t>
+        <w:t>之雲端資料庫平台，</w:t>
       </w:r>
       <w:r>
         <w:rPr>
@@ -10831,7 +11145,7 @@
           <w:sz w:val="28"/>
           <w:szCs w:val="28"/>
         </w:rPr>
-        <w:t>API</w:t>
+        <w:t>提供資料儲存與</w:t>
       </w:r>
       <w:r>
         <w:rPr>
@@ -10839,33 +11153,15 @@
           <w:sz w:val="28"/>
           <w:szCs w:val="28"/>
         </w:rPr>
-        <w:t>整合等功能。本系統使用</w:t>
-      </w:r>
-      <w:proofErr w:type="spellStart"/>
+        <w:t xml:space="preserve"> API </w:t>
+      </w:r>
       <w:r>
         <w:rPr>
           <w:rFonts w:eastAsia="標楷體"/>
           <w:sz w:val="28"/>
           <w:szCs w:val="28"/>
         </w:rPr>
-        <w:t>Supabase</w:t>
-      </w:r>
-      <w:proofErr w:type="spellEnd"/>
-      <w:r>
-        <w:rPr>
-          <w:rFonts w:eastAsia="標楷體"/>
-          <w:sz w:val="28"/>
-          <w:szCs w:val="28"/>
-        </w:rPr>
-        <w:t>儲存使用者資料、資訊資產清單、漏洞資料與風險評估結果，以提升資料管理效率、系統擴充性與雲端存取便利性</w:t>
-      </w:r>
-      <w:r>
-        <w:rPr>
-          <w:rFonts w:eastAsia="標楷體" w:hint="eastAsia"/>
-          <w:sz w:val="28"/>
-          <w:szCs w:val="28"/>
-        </w:rPr>
-        <w:t>。</w:t>
+        <w:t>整合功能。本系統用於儲存使用者資料、資產清單與風險評估結果，以提升資料管理效率與系統擴充性。</w:t>
       </w:r>
     </w:p>
     <w:p>
@@ -10889,6 +11185,7 @@
           <w:sz w:val="28"/>
           <w:szCs w:val="28"/>
         </w:rPr>
+        <w:lastRenderedPageBreak/>
         <w:t>HTML / CSS / JavaScript</w:t>
       </w:r>
       <w:r>
@@ -11075,7 +11372,6 @@
           <w:sz w:val="28"/>
           <w:szCs w:val="28"/>
         </w:rPr>
-        <w:lastRenderedPageBreak/>
         <w:t xml:space="preserve">RESTful API </w:t>
       </w:r>
       <w:r>
@@ -11103,6 +11399,88 @@
           <w:szCs w:val="28"/>
         </w:rPr>
         <w:t>並提升系統之擴展性與維護性。</w:t>
+      </w:r>
+    </w:p>
+    <w:p>
+      <w:pPr>
+        <w:widowControl/>
+        <w:numPr>
+          <w:ilvl w:val="0"/>
+          <w:numId w:val="6"/>
+        </w:numPr>
+        <w:overflowPunct w:val="0"/>
+        <w:jc w:val="both"/>
+        <w:rPr>
+          <w:rFonts w:eastAsia="標楷體" w:hint="eastAsia"/>
+          <w:sz w:val="28"/>
+          <w:szCs w:val="28"/>
+        </w:rPr>
+      </w:pPr>
+      <w:r>
+        <w:rPr>
+          <w:rFonts w:eastAsia="標楷體" w:hint="eastAsia"/>
+          <w:sz w:val="28"/>
+          <w:szCs w:val="28"/>
+        </w:rPr>
+        <w:t>Gemini</w:t>
+      </w:r>
+      <w:r>
+        <w:rPr>
+          <w:rFonts w:eastAsia="標楷體" w:hint="eastAsia"/>
+          <w:sz w:val="28"/>
+          <w:szCs w:val="28"/>
+        </w:rPr>
+        <w:t xml:space="preserve"> AI</w:t>
+      </w:r>
+      <w:r>
+        <w:rPr>
+          <w:rFonts w:eastAsia="標楷體" w:hint="eastAsia"/>
+          <w:sz w:val="28"/>
+          <w:szCs w:val="28"/>
+        </w:rPr>
+        <w:t>模型</w:t>
+      </w:r>
+      <w:r>
+        <w:rPr>
+          <w:rFonts w:eastAsia="標楷體" w:hint="eastAsia"/>
+          <w:sz w:val="28"/>
+          <w:szCs w:val="28"/>
+        </w:rPr>
+        <w:t>：</w:t>
+      </w:r>
+      <w:r>
+        <w:rPr>
+          <w:rFonts w:eastAsia="標楷體"/>
+          <w:sz w:val="28"/>
+          <w:szCs w:val="28"/>
+        </w:rPr>
+        <w:t>用於風險分析與建議生成，以提升分析效率與決策品質</w:t>
+      </w:r>
+      <w:r>
+        <w:rPr>
+          <w:rFonts w:eastAsia="標楷體"/>
+          <w:sz w:val="28"/>
+          <w:szCs w:val="28"/>
+        </w:rPr>
+        <w:t>，並於資料傳送前進行敏感資訊去識別化處理，以降低敏感資料外</w:t>
+      </w:r>
+      <w:proofErr w:type="gramStart"/>
+      <w:r>
+        <w:rPr>
+          <w:rFonts w:eastAsia="標楷體"/>
+          <w:sz w:val="28"/>
+          <w:szCs w:val="28"/>
+        </w:rPr>
+        <w:t>洩</w:t>
+      </w:r>
+      <w:proofErr w:type="gramEnd"/>
+      <w:r>
+        <w:rPr>
+          <w:rFonts w:eastAsia="標楷體"/>
+          <w:sz w:val="28"/>
+          <w:szCs w:val="28"/>
+        </w:rPr>
+        <w:t>風險並提升資料安全性。</w:t>
       </w:r>
     </w:p>
     <w:p>
@@ -11359,6 +11737,7 @@
               <w:rPr>
                 <w:rFonts w:eastAsia="標楷體" w:hint="eastAsia"/>
               </w:rPr>
+              <w:lastRenderedPageBreak/>
               <w:t>程式撰寫工具</w:t>
             </w:r>
           </w:p>
@@ -11546,7 +11925,7 @@
               <w:widowControl/>
               <w:overflowPunct w:val="0"/>
               <w:rPr>
-                <w:rFonts w:eastAsia="標楷體"/>
+                <w:rFonts w:eastAsia="標楷體" w:hint="eastAsia"/>
               </w:rPr>
             </w:pPr>
             <w:r>
@@ -11598,6 +11977,138 @@
                 <w:rFonts w:eastAsia="標楷體"/>
               </w:rPr>
               <w:t>）</w:t>
+            </w:r>
+          </w:p>
+        </w:tc>
+      </w:tr>
+      <w:tr>
+        <w:tc>
+          <w:tcPr>
+            <w:tcW w:w="4148" w:type="dxa"/>
+            <w:tcBorders>
+              <w:top w:val="single" w:sz="4" w:space="0" w:color="auto"/>
+              <w:left w:val="single" w:sz="4" w:space="0" w:color="auto"/>
+              <w:bottom w:val="single" w:sz="4" w:space="0" w:color="auto"/>
+              <w:right w:val="single" w:sz="4" w:space="0" w:color="auto"/>
+            </w:tcBorders>
+          </w:tcPr>
+          <w:p>
+            <w:pPr>
+              <w:widowControl/>
+              <w:overflowPunct w:val="0"/>
+              <w:rPr>
+                <w:rFonts w:eastAsia="標楷體" w:hint="eastAsia"/>
+              </w:rPr>
+            </w:pPr>
+            <w:r>
+              <w:rPr>
+                <w:rFonts w:eastAsia="標楷體" w:hint="eastAsia"/>
+              </w:rPr>
+              <w:t>API</w:t>
+            </w:r>
+            <w:r>
+              <w:rPr>
+                <w:rFonts w:eastAsia="標楷體" w:hint="eastAsia"/>
+              </w:rPr>
+              <w:t>設計</w:t>
+            </w:r>
+          </w:p>
+        </w:tc>
+        <w:tc>
+          <w:tcPr>
+            <w:tcW w:w="4148" w:type="dxa"/>
+            <w:tcBorders>
+              <w:top w:val="single" w:sz="4" w:space="0" w:color="auto"/>
+              <w:left w:val="single" w:sz="4" w:space="0" w:color="auto"/>
+              <w:bottom w:val="single" w:sz="4" w:space="0" w:color="auto"/>
+              <w:right w:val="single" w:sz="4" w:space="0" w:color="auto"/>
+            </w:tcBorders>
+          </w:tcPr>
+          <w:p>
+            <w:pPr>
+              <w:widowControl/>
+              <w:overflowPunct w:val="0"/>
+              <w:rPr>
+                <w:rFonts w:eastAsia="標楷體" w:hint="eastAsia"/>
+              </w:rPr>
+            </w:pPr>
+            <w:r>
+              <w:rPr>
+                <w:rFonts w:eastAsia="標楷體"/>
+              </w:rPr>
+              <w:t>RESTful API</w:t>
+            </w:r>
+          </w:p>
+        </w:tc>
+      </w:tr>
+      <w:tr>
+        <w:tc>
+          <w:tcPr>
+            <w:tcW w:w="4148" w:type="dxa"/>
+            <w:tcBorders>
+              <w:top w:val="single" w:sz="4" w:space="0" w:color="auto"/>
+              <w:left w:val="single" w:sz="4" w:space="0" w:color="auto"/>
+              <w:bottom w:val="single" w:sz="4" w:space="0" w:color="auto"/>
+              <w:right w:val="single" w:sz="4" w:space="0" w:color="auto"/>
+            </w:tcBorders>
+          </w:tcPr>
+          <w:p>
+            <w:pPr>
+              <w:widowControl/>
+              <w:overflowPunct w:val="0"/>
+              <w:rPr>
+                <w:rFonts w:eastAsia="標楷體" w:hint="eastAsia"/>
+              </w:rPr>
+            </w:pPr>
+            <w:r>
+              <w:rPr>
+                <w:rFonts w:eastAsia="標楷體" w:hint="eastAsia"/>
+              </w:rPr>
+              <w:t>AI</w:t>
+            </w:r>
+            <w:r>
+              <w:rPr>
+                <w:rFonts w:eastAsia="標楷體" w:hint="eastAsia"/>
+              </w:rPr>
+              <w:t>模型</w:t>
+            </w:r>
+          </w:p>
+        </w:tc>
+        <w:tc>
+          <w:tcPr>
+            <w:tcW w:w="4148" w:type="dxa"/>
+            <w:tcBorders>
+              <w:top w:val="single" w:sz="4" w:space="0" w:color="auto"/>
+              <w:left w:val="single" w:sz="4" w:space="0" w:color="auto"/>
+              <w:bottom w:val="single" w:sz="4" w:space="0" w:color="auto"/>
+              <w:right w:val="single" w:sz="4" w:space="0" w:color="auto"/>
+            </w:tcBorders>
+          </w:tcPr>
+          <w:p>
+            <w:pPr>
+              <w:widowControl/>
+              <w:overflowPunct w:val="0"/>
+              <w:rPr>
+                <w:rFonts w:eastAsia="標楷體"/>
+              </w:rPr>
+            </w:pPr>
+            <w:r>
+              <w:rPr>
+                <w:rFonts w:eastAsia="標楷體" w:hint="eastAsia"/>
+              </w:rPr>
+              <w:t>G</w:t>
+            </w:r>
+            <w:r>
+              <w:rPr>
+                <w:rFonts w:eastAsia="標楷體"/>
+              </w:rPr>
+              <w:t>e</w:t>
+            </w:r>
+            <w:r>
+              <w:rPr>
+                <w:rFonts w:eastAsia="標楷體" w:hint="eastAsia"/>
+              </w:rPr>
+              <w:t>mini</w:t>
             </w:r>
           </w:p>
         </w:tc>
@@ -11891,14 +12402,24 @@
                 <w:rFonts w:eastAsia="標楷體"/>
               </w:rPr>
             </w:pPr>
-            <w:proofErr w:type="spellStart"/>
-            <w:r>
-              <w:rPr>
-                <w:rFonts w:eastAsia="標楷體"/>
-              </w:rPr>
-              <w:t>Github</w:t>
-            </w:r>
-            <w:proofErr w:type="spellEnd"/>
+            <w:r>
+              <w:rPr>
+                <w:rFonts w:eastAsia="標楷體"/>
+              </w:rPr>
+              <w:t>Git</w:t>
+            </w:r>
+            <w:r>
+              <w:rPr>
+                <w:rFonts w:eastAsia="標楷體" w:hint="eastAsia"/>
+              </w:rPr>
+              <w:t>H</w:t>
+            </w:r>
+            <w:r>
+              <w:rPr>
+                <w:rFonts w:eastAsia="標楷體"/>
+              </w:rPr>
+              <w:t>ub</w:t>
+            </w:r>
           </w:p>
         </w:tc>
       </w:tr>
@@ -11949,14 +12470,24 @@
                 <w:rFonts w:eastAsia="標楷體"/>
               </w:rPr>
             </w:pPr>
-            <w:proofErr w:type="spellStart"/>
-            <w:r>
-              <w:rPr>
-                <w:rFonts w:eastAsia="標楷體"/>
-              </w:rPr>
-              <w:t>Github</w:t>
-            </w:r>
-            <w:proofErr w:type="spellEnd"/>
+            <w:r>
+              <w:rPr>
+                <w:rFonts w:eastAsia="標楷體"/>
+              </w:rPr>
+              <w:t>Git</w:t>
+            </w:r>
+            <w:r>
+              <w:rPr>
+                <w:rFonts w:eastAsia="標楷體" w:hint="eastAsia"/>
+              </w:rPr>
+              <w:t>H</w:t>
+            </w:r>
+            <w:r>
+              <w:rPr>
+                <w:rFonts w:eastAsia="標楷體"/>
+              </w:rPr>
+              <w:t>ub</w:t>
+            </w:r>
             <w:r>
               <w:rPr>
                 <w:rFonts w:eastAsia="標楷體" w:hint="eastAsia"/>
@@ -12324,17 +12855,8 @@
                 <w:rFonts w:eastAsia="標楷體" w:hint="eastAsia"/>
                 <w:szCs w:val="22"/>
               </w:rPr>
-              <w:t>黃翊</w:t>
-            </w:r>
-            <w:proofErr w:type="gramStart"/>
-            <w:r>
-              <w:rPr>
-                <w:rFonts w:eastAsia="標楷體" w:hint="eastAsia"/>
-                <w:szCs w:val="22"/>
-              </w:rPr>
-              <w:t>臻</w:t>
-            </w:r>
-            <w:proofErr w:type="gramEnd"/>
+              <w:t>黃翊臻</w:t>
+            </w:r>
           </w:p>
         </w:tc>
         <w:tc>
@@ -18607,8 +19129,6 @@
           </wp:inline>
         </w:drawing>
       </w:r>
-      <w:bookmarkStart w:id="52" w:name="_GoBack"/>
-      <w:bookmarkEnd w:id="52"/>
     </w:p>
     <w:p>
       <w:pPr>
@@ -18624,7 +19144,7 @@
           <w:szCs w:val="36"/>
         </w:rPr>
       </w:pPr>
-      <w:bookmarkStart w:id="53" w:name="_Toc229258908"/>
+      <w:bookmarkStart w:id="52" w:name="_Toc229258908"/>
       <w:r>
         <w:rPr>
           <w:rFonts w:eastAsia="標楷體" w:hint="eastAsia"/>
@@ -18656,7 +19176,7 @@
         </w:rPr>
         <w:t>資料庫設計</w:t>
       </w:r>
-      <w:bookmarkEnd w:id="53"/>
+      <w:bookmarkEnd w:id="52"/>
     </w:p>
     <w:p>
       <w:pPr>
@@ -18828,7 +19348,7 @@
           <w:szCs w:val="32"/>
         </w:rPr>
       </w:pPr>
-      <w:bookmarkStart w:id="54" w:name="_Toc229258909"/>
+      <w:bookmarkStart w:id="53" w:name="_Toc229258909"/>
       <w:r>
         <w:rPr>
           <w:rFonts w:eastAsia="標楷體" w:cs="新細明體"/>
@@ -18873,7 +19393,7 @@
         </w:rPr>
         <w:t>）</w:t>
       </w:r>
-      <w:bookmarkEnd w:id="54"/>
+      <w:bookmarkEnd w:id="53"/>
     </w:p>
     <w:p>
       <w:pPr>
@@ -23665,7 +24185,7 @@
 </file>
 
 <file path=word/endnotes.xml><?xml version="1.0" encoding="utf-8"?>
-<w:endnotes xmlns:wpc="http://schemas.microsoft.com/office/word/2010/wordprocessingCanvas" xmlns:cx="http://schemas.microsoft.com/office/drawing/2014/chartex" xmlns:mc="http://schemas.openxmlformats.org/markup-compatibility/2006" xmlns:o="urn:schemas-microsoft-com:office:office" xmlns:r="http://schemas.openxmlformats.org/officeDocument/2006/relationships" xmlns:m="http://schemas.openxmlformats.org/officeDocument/2006/math" xmlns:v="urn:schemas-microsoft-com:vml" xmlns:wp14="http://schemas.microsoft.com/office/word/2010/wordprocessingDrawing" xmlns:wp="http://schemas.openxmlformats.org/drawingml/2006/wordprocessingDrawing" xmlns:w10="urn:schemas-microsoft-com:office:word" xmlns:w="http://schemas.openxmlformats.org/wordprocessingml/2006/main" xmlns:w14="http://schemas.microsoft.com/office/word/2010/wordml" xmlns:w15="http://schemas.microsoft.com/office/word/2012/wordml" xmlns:w16se="http://schemas.microsoft.com/office/word/2015/wordml/symex" xmlns:wpg="http://schemas.microsoft.com/office/word/2010/wordprocessingGroup" xmlns:wpi="http://schemas.microsoft.com/office/word/2010/wordprocessingInk" xmlns:wne="http://schemas.microsoft.com/office/word/2006/wordml" xmlns:wps="http://schemas.microsoft.com/office/word/2010/wordprocessingShape" mc:Ignorable="w14 w15 w16se wp14">
+<w:endnotes xmlns:wpc="http://schemas.microsoft.com/office/word/2010/wordprocessingCanvas" xmlns:cx="http://schemas.microsoft.com/office/drawing/2014/chartex" xmlns:cx1="http://schemas.microsoft.com/office/drawing/2015/9/8/chartex" xmlns:cx2="http://schemas.microsoft.com/office/drawing/2015/10/21/chartex" xmlns:cx3="http://schemas.microsoft.com/office/drawing/2016/5/9/chartex" xmlns:cx4="http://schemas.microsoft.com/office/drawing/2016/5/10/chartex" xmlns:cx5="http://schemas.microsoft.com/office/drawing/2016/5/11/chartex" xmlns:cx6="http://schemas.microsoft.com/office/drawing/2016/5/12/chartex" xmlns:cx7="http://schemas.microsoft.com/office/drawing/2016/5/13/chartex" xmlns:cx8="http://schemas.microsoft.com/office/drawing/2016/5/14/chartex" xmlns:mc="http://schemas.openxmlformats.org/markup-compatibility/2006" xmlns:aink="http://schemas.microsoft.com/office/drawing/2016/ink" xmlns:am3d="http://schemas.microsoft.com/office/drawing/2017/model3d" xmlns:o="urn:schemas-microsoft-com:office:office" xmlns:oel="http://schemas.microsoft.com/office/2019/extlst" xmlns:r="http://schemas.openxmlformats.org/officeDocument/2006/relationships" xmlns:m="http://schemas.openxmlformats.org/officeDocument/2006/math" xmlns:v="urn:schemas-microsoft-com:vml" xmlns:wp14="http://schemas.microsoft.com/office/word/2010/wordprocessingDrawing" xmlns:wp="http://schemas.openxmlformats.org/drawingml/2006/wordprocessingDrawing" xmlns:w10="urn:schemas-microsoft-com:office:word" xmlns:w="http://schemas.openxmlformats.org/wordprocessingml/2006/main" xmlns:w14="http://schemas.microsoft.com/office/word/2010/wordml" xmlns:w15="http://schemas.microsoft.com/office/word/2012/wordml" xmlns:w16cex="http://schemas.microsoft.com/office/word/2018/wordml/cex" xmlns:w16cid="http://schemas.microsoft.com/office/word/2016/wordml/cid" xmlns:w16="http://schemas.microsoft.com/office/word/2018/wordml" xmlns:w16du="http://schemas.microsoft.com/office/word/2023/wordml/word16du" xmlns:w16sdtdh="http://schemas.microsoft.com/office/word/2020/wordml/sdtdatahash" xmlns:w16sdtfl="http://schemas.microsoft.com/office/word/2024/wordml/sdtformatlock" xmlns:w16se="http://schemas.microsoft.com/office/word/2015/wordml/symex" xmlns:wpg="http://schemas.microsoft.com/office/word/2010/wordprocessingGroup" xmlns:wpi="http://schemas.microsoft.com/office/word/2010/wordprocessingInk" xmlns:wne="http://schemas.microsoft.com/office/word/2006/wordml" xmlns:wps="http://schemas.microsoft.com/office/word/2010/wordprocessingShape" mc:Ignorable="w14 w15 w16se w16cid w16 w16cex w16sdtdh w16sdtfl w16du wp14">
   <w:endnote w:type="separator" w:id="-1">
     <w:p>
       <w:r>
@@ -23684,7 +24204,7 @@
 </file>
 
 <file path=word/footer1.xml><?xml version="1.0" encoding="utf-8"?>
-<w:ftr xmlns:wpc="http://schemas.microsoft.com/office/word/2010/wordprocessingCanvas" xmlns:cx="http://schemas.microsoft.com/office/drawing/2014/chartex" xmlns:mc="http://schemas.openxmlformats.org/markup-compatibility/2006" xmlns:o="urn:schemas-microsoft-com:office:office" xmlns:r="http://schemas.openxmlformats.org/officeDocument/2006/relationships" xmlns:m="http://schemas.openxmlformats.org/officeDocument/2006/math" xmlns:v="urn:schemas-microsoft-com:vml" xmlns:wp14="http://schemas.microsoft.com/office/word/2010/wordprocessingDrawing" xmlns:wp="http://schemas.openxmlformats.org/drawingml/2006/wordprocessingDrawing" xmlns:w10="urn:schemas-microsoft-com:office:word" xmlns:w="http://schemas.openxmlformats.org/wordprocessingml/2006/main" xmlns:w14="http://schemas.microsoft.com/office/word/2010/wordml" xmlns:w15="http://schemas.microsoft.com/office/word/2012/wordml" xmlns:w16se="http://schemas.microsoft.com/office/word/2015/wordml/symex" xmlns:wpg="http://schemas.microsoft.com/office/word/2010/wordprocessingGroup" xmlns:wpi="http://schemas.microsoft.com/office/word/2010/wordprocessingInk" xmlns:wne="http://schemas.microsoft.com/office/word/2006/wordml" xmlns:wps="http://schemas.microsoft.com/office/word/2010/wordprocessingShape" mc:Ignorable="w14 w15 w16se wp14">
+<w:ftr xmlns:wpc="http://schemas.microsoft.com/office/word/2010/wordprocessingCanvas" xmlns:cx="http://schemas.microsoft.com/office/drawing/2014/chartex" xmlns:cx1="http://schemas.microsoft.com/office/drawing/2015/9/8/chartex" xmlns:cx2="http://schemas.microsoft.com/office/drawing/2015/10/21/chartex" xmlns:cx3="http://schemas.microsoft.com/office/drawing/2016/5/9/chartex" xmlns:cx4="http://schemas.microsoft.com/office/drawing/2016/5/10/chartex" xmlns:cx5="http://schemas.microsoft.com/office/drawing/2016/5/11/chartex" xmlns:cx6="http://schemas.microsoft.com/office/drawing/2016/5/12/chartex" xmlns:cx7="http://schemas.microsoft.com/office/drawing/2016/5/13/chartex" xmlns:cx8="http://schemas.microsoft.com/office/drawing/2016/5/14/chartex" xmlns:mc="http://schemas.openxmlformats.org/markup-compatibility/2006" xmlns:aink="http://schemas.microsoft.com/office/drawing/2016/ink" xmlns:am3d="http://schemas.microsoft.com/office/drawing/2017/model3d" xmlns:o="urn:schemas-microsoft-com:office:office" xmlns:oel="http://schemas.microsoft.com/office/2019/extlst" xmlns:r="http://schemas.openxmlformats.org/officeDocument/2006/relationships" xmlns:m="http://schemas.openxmlformats.org/officeDocument/2006/math" xmlns:v="urn:schemas-microsoft-com:vml" xmlns:wp14="http://schemas.microsoft.com/office/word/2010/wordprocessingDrawing" xmlns:wp="http://schemas.openxmlformats.org/drawingml/2006/wordprocessingDrawing" xmlns:w10="urn:schemas-microsoft-com:office:word" xmlns:w="http://schemas.openxmlformats.org/wordprocessingml/2006/main" xmlns:w14="http://schemas.microsoft.com/office/word/2010/wordml" xmlns:w15="http://schemas.microsoft.com/office/word/2012/wordml" xmlns:w16cex="http://schemas.microsoft.com/office/word/2018/wordml/cex" xmlns:w16cid="http://schemas.microsoft.com/office/word/2016/wordml/cid" xmlns:w16="http://schemas.microsoft.com/office/word/2018/wordml" xmlns:w16du="http://schemas.microsoft.com/office/word/2023/wordml/word16du" xmlns:w16sdtdh="http://schemas.microsoft.com/office/word/2020/wordml/sdtdatahash" xmlns:w16sdtfl="http://schemas.microsoft.com/office/word/2024/wordml/sdtformatlock" xmlns:w16se="http://schemas.microsoft.com/office/word/2015/wordml/symex" xmlns:wpg="http://schemas.microsoft.com/office/word/2010/wordprocessingGroup" xmlns:wpi="http://schemas.microsoft.com/office/word/2010/wordprocessingInk" xmlns:wne="http://schemas.microsoft.com/office/word/2006/wordml" xmlns:wps="http://schemas.microsoft.com/office/word/2010/wordprocessingShape" mc:Ignorable="w14 w15 w16se w16cid w16 w16cex w16sdtdh w16sdtfl w16du wp14">
   <w:p>
     <w:pPr>
       <w:pStyle w:val="af2"/>
@@ -23695,7 +24215,7 @@
 </file>
 
 <file path=word/footer2.xml><?xml version="1.0" encoding="utf-8"?>
-<w:ftr xmlns:wpc="http://schemas.microsoft.com/office/word/2010/wordprocessingCanvas" xmlns:cx="http://schemas.microsoft.com/office/drawing/2014/chartex" xmlns:mc="http://schemas.openxmlformats.org/markup-compatibility/2006" xmlns:o="urn:schemas-microsoft-com:office:office" xmlns:r="http://schemas.openxmlformats.org/officeDocument/2006/relationships" xmlns:m="http://schemas.openxmlformats.org/officeDocument/2006/math" xmlns:v="urn:schemas-microsoft-com:vml" xmlns:wp14="http://schemas.microsoft.com/office/word/2010/wordprocessingDrawing" xmlns:wp="http://schemas.openxmlformats.org/drawingml/2006/wordprocessingDrawing" xmlns:w10="urn:schemas-microsoft-com:office:word" xmlns:w="http://schemas.openxmlformats.org/wordprocessingml/2006/main" xmlns:w14="http://schemas.microsoft.com/office/word/2010/wordml" xmlns:w15="http://schemas.microsoft.com/office/word/2012/wordml" xmlns:w16se="http://schemas.microsoft.com/office/word/2015/wordml/symex" xmlns:wpg="http://schemas.microsoft.com/office/word/2010/wordprocessingGroup" xmlns:wpi="http://schemas.microsoft.com/office/word/2010/wordprocessingInk" xmlns:wne="http://schemas.microsoft.com/office/word/2006/wordml" xmlns:wps="http://schemas.microsoft.com/office/word/2010/wordprocessingShape" mc:Ignorable="w14 w15 w16se wp14">
+<w:ftr xmlns:wpc="http://schemas.microsoft.com/office/word/2010/wordprocessingCanvas" xmlns:cx="http://schemas.microsoft.com/office/drawing/2014/chartex" xmlns:cx1="http://schemas.microsoft.com/office/drawing/2015/9/8/chartex" xmlns:cx2="http://schemas.microsoft.com/office/drawing/2015/10/21/chartex" xmlns:cx3="http://schemas.microsoft.com/office/drawing/2016/5/9/chartex" xmlns:cx4="http://schemas.microsoft.com/office/drawing/2016/5/10/chartex" xmlns:cx5="http://schemas.microsoft.com/office/drawing/2016/5/11/chartex" xmlns:cx6="http://schemas.microsoft.com/office/drawing/2016/5/12/chartex" xmlns:cx7="http://schemas.microsoft.com/office/drawing/2016/5/13/chartex" xmlns:cx8="http://schemas.microsoft.com/office/drawing/2016/5/14/chartex" xmlns:mc="http://schemas.openxmlformats.org/markup-compatibility/2006" xmlns:aink="http://schemas.microsoft.com/office/drawing/2016/ink" xmlns:am3d="http://schemas.microsoft.com/office/drawing/2017/model3d" xmlns:o="urn:schemas-microsoft-com:office:office" xmlns:oel="http://schemas.microsoft.com/office/2019/extlst" xmlns:r="http://schemas.openxmlformats.org/officeDocument/2006/relationships" xmlns:m="http://schemas.openxmlformats.org/officeDocument/2006/math" xmlns:v="urn:schemas-microsoft-com:vml" xmlns:wp14="http://schemas.microsoft.com/office/word/2010/wordprocessingDrawing" xmlns:wp="http://schemas.openxmlformats.org/drawingml/2006/wordprocessingDrawing" xmlns:w10="urn:schemas-microsoft-com:office:word" xmlns:w="http://schemas.openxmlformats.org/wordprocessingml/2006/main" xmlns:w14="http://schemas.microsoft.com/office/word/2010/wordml" xmlns:w15="http://schemas.microsoft.com/office/word/2012/wordml" xmlns:w16cex="http://schemas.microsoft.com/office/word/2018/wordml/cex" xmlns:w16cid="http://schemas.microsoft.com/office/word/2016/wordml/cid" xmlns:w16="http://schemas.microsoft.com/office/word/2018/wordml" xmlns:w16du="http://schemas.microsoft.com/office/word/2023/wordml/word16du" xmlns:w16sdtdh="http://schemas.microsoft.com/office/word/2020/wordml/sdtdatahash" xmlns:w16sdtfl="http://schemas.microsoft.com/office/word/2024/wordml/sdtformatlock" xmlns:w16se="http://schemas.microsoft.com/office/word/2015/wordml/symex" xmlns:wpg="http://schemas.microsoft.com/office/word/2010/wordprocessingGroup" xmlns:wpi="http://schemas.microsoft.com/office/word/2010/wordprocessingInk" xmlns:wne="http://schemas.microsoft.com/office/word/2006/wordml" xmlns:wps="http://schemas.microsoft.com/office/word/2010/wordprocessingShape" mc:Ignorable="w14 w15 w16se w16cid w16 w16cex w16sdtdh w16sdtfl w16du wp14">
   <w:p>
     <w:pPr>
       <w:pStyle w:val="af2"/>
@@ -23725,7 +24245,7 @@
 </file>
 
 <file path=word/footer3.xml><?xml version="1.0" encoding="utf-8"?>
-<w:ftr xmlns:wpc="http://schemas.microsoft.com/office/word/2010/wordprocessingCanvas" xmlns:cx="http://schemas.microsoft.com/office/drawing/2014/chartex" xmlns:mc="http://schemas.openxmlformats.org/markup-compatibility/2006" xmlns:o="urn:schemas-microsoft-com:office:office" xmlns:r="http://schemas.openxmlformats.org/officeDocument/2006/relationships" xmlns:m="http://schemas.openxmlformats.org/officeDocument/2006/math" xmlns:v="urn:schemas-microsoft-com:vml" xmlns:wp14="http://schemas.microsoft.com/office/word/2010/wordprocessingDrawing" xmlns:wp="http://schemas.openxmlformats.org/drawingml/2006/wordprocessingDrawing" xmlns:w10="urn:schemas-microsoft-com:office:word" xmlns:w="http://schemas.openxmlformats.org/wordprocessingml/2006/main" xmlns:w14="http://schemas.microsoft.com/office/word/2010/wordml" xmlns:w15="http://schemas.microsoft.com/office/word/2012/wordml" xmlns:w16se="http://schemas.microsoft.com/office/word/2015/wordml/symex" xmlns:wpg="http://schemas.microsoft.com/office/word/2010/wordprocessingGroup" xmlns:wpi="http://schemas.microsoft.com/office/word/2010/wordprocessingInk" xmlns:wne="http://schemas.microsoft.com/office/word/2006/wordml" xmlns:wps="http://schemas.microsoft.com/office/word/2010/wordprocessingShape" mc:Ignorable="w14 w15 w16se wp14">
+<w:ftr xmlns:wpc="http://schemas.microsoft.com/office/word/2010/wordprocessingCanvas" xmlns:cx="http://schemas.microsoft.com/office/drawing/2014/chartex" xmlns:cx1="http://schemas.microsoft.com/office/drawing/2015/9/8/chartex" xmlns:cx2="http://schemas.microsoft.com/office/drawing/2015/10/21/chartex" xmlns:cx3="http://schemas.microsoft.com/office/drawing/2016/5/9/chartex" xmlns:cx4="http://schemas.microsoft.com/office/drawing/2016/5/10/chartex" xmlns:cx5="http://schemas.microsoft.com/office/drawing/2016/5/11/chartex" xmlns:cx6="http://schemas.microsoft.com/office/drawing/2016/5/12/chartex" xmlns:cx7="http://schemas.microsoft.com/office/drawing/2016/5/13/chartex" xmlns:cx8="http://schemas.microsoft.com/office/drawing/2016/5/14/chartex" xmlns:mc="http://schemas.openxmlformats.org/markup-compatibility/2006" xmlns:aink="http://schemas.microsoft.com/office/drawing/2016/ink" xmlns:am3d="http://schemas.microsoft.com/office/drawing/2017/model3d" xmlns:o="urn:schemas-microsoft-com:office:office" xmlns:oel="http://schemas.microsoft.com/office/2019/extlst" xmlns:r="http://schemas.openxmlformats.org/officeDocument/2006/relationships" xmlns:m="http://schemas.openxmlformats.org/officeDocument/2006/math" xmlns:v="urn:schemas-microsoft-com:vml" xmlns:wp14="http://schemas.microsoft.com/office/word/2010/wordprocessingDrawing" xmlns:wp="http://schemas.openxmlformats.org/drawingml/2006/wordprocessingDrawing" xmlns:w10="urn:schemas-microsoft-com:office:word" xmlns:w="http://schemas.openxmlformats.org/wordprocessingml/2006/main" xmlns:w14="http://schemas.microsoft.com/office/word/2010/wordml" xmlns:w15="http://schemas.microsoft.com/office/word/2012/wordml" xmlns:w16cex="http://schemas.microsoft.com/office/word/2018/wordml/cex" xmlns:w16cid="http://schemas.microsoft.com/office/word/2016/wordml/cid" xmlns:w16="http://schemas.microsoft.com/office/word/2018/wordml" xmlns:w16du="http://schemas.microsoft.com/office/word/2023/wordml/word16du" xmlns:w16sdtdh="http://schemas.microsoft.com/office/word/2020/wordml/sdtdatahash" xmlns:w16sdtfl="http://schemas.microsoft.com/office/word/2024/wordml/sdtformatlock" xmlns:w16se="http://schemas.microsoft.com/office/word/2015/wordml/symex" xmlns:wpg="http://schemas.microsoft.com/office/word/2010/wordprocessingGroup" xmlns:wpi="http://schemas.microsoft.com/office/word/2010/wordprocessingInk" xmlns:wne="http://schemas.microsoft.com/office/word/2006/wordml" xmlns:wps="http://schemas.microsoft.com/office/word/2010/wordprocessingShape" mc:Ignorable="w14 w15 w16se w16cid w16 w16cex w16sdtdh w16sdtfl w16du wp14">
   <w:p>
     <w:pPr>
       <w:pStyle w:val="af2"/>
@@ -23755,7 +24275,7 @@
 </file>
 
 <file path=word/footnotes.xml><?xml version="1.0" encoding="utf-8"?>
-<w:footnotes xmlns:wpc="http://schemas.microsoft.com/office/word/2010/wordprocessingCanvas" xmlns:cx="http://schemas.microsoft.com/office/drawing/2014/chartex" xmlns:mc="http://schemas.openxmlformats.org/markup-compatibility/2006" xmlns:o="urn:schemas-microsoft-com:office:office" xmlns:r="http://schemas.openxmlformats.org/officeDocument/2006/relationships" xmlns:m="http://schemas.openxmlformats.org/officeDocument/2006/math" xmlns:v="urn:schemas-microsoft-com:vml" xmlns:wp14="http://schemas.microsoft.com/office/word/2010/wordprocessingDrawing" xmlns:wp="http://schemas.openxmlformats.org/drawingml/2006/wordprocessingDrawing" xmlns:w10="urn:schemas-microsoft-com:office:word" xmlns:w="http://schemas.openxmlformats.org/wordprocessingml/2006/main" xmlns:w14="http://schemas.microsoft.com/office/word/2010/wordml" xmlns:w15="http://schemas.microsoft.com/office/word/2012/wordml" xmlns:w16se="http://schemas.microsoft.com/office/word/2015/wordml/symex" xmlns:wpg="http://schemas.microsoft.com/office/word/2010/wordprocessingGroup" xmlns:wpi="http://schemas.microsoft.com/office/word/2010/wordprocessingInk" xmlns:wne="http://schemas.microsoft.com/office/word/2006/wordml" xmlns:wps="http://schemas.microsoft.com/office/word/2010/wordprocessingShape" mc:Ignorable="w14 w15 w16se wp14">
+<w:footnotes xmlns:wpc="http://schemas.microsoft.com/office/word/2010/wordprocessingCanvas" xmlns:cx="http://schemas.microsoft.com/office/drawing/2014/chartex" xmlns:cx1="http://schemas.microsoft.com/office/drawing/2015/9/8/chartex" xmlns:cx2="http://schemas.microsoft.com/office/drawing/2015/10/21/chartex" xmlns:cx3="http://schemas.microsoft.com/office/drawing/2016/5/9/chartex" xmlns:cx4="http://schemas.microsoft.com/office/drawing/2016/5/10/chartex" xmlns:cx5="http://schemas.microsoft.com/office/drawing/2016/5/11/chartex" xmlns:cx6="http://schemas.microsoft.com/office/drawing/2016/5/12/chartex" xmlns:cx7="http://schemas.microsoft.com/office/drawing/2016/5/13/chartex" xmlns:cx8="http://schemas.microsoft.com/office/drawing/2016/5/14/chartex" xmlns:mc="http://schemas.openxmlformats.org/markup-compatibility/2006" xmlns:aink="http://schemas.microsoft.com/office/drawing/2016/ink" xmlns:am3d="http://schemas.microsoft.com/office/drawing/2017/model3d" xmlns:o="urn:schemas-microsoft-com:office:office" xmlns:oel="http://schemas.microsoft.com/office/2019/extlst" xmlns:r="http://schemas.openxmlformats.org/officeDocument/2006/relationships" xmlns:m="http://schemas.openxmlformats.org/officeDocument/2006/math" xmlns:v="urn:schemas-microsoft-com:vml" xmlns:wp14="http://schemas.microsoft.com/office/word/2010/wordprocessingDrawing" xmlns:wp="http://schemas.openxmlformats.org/drawingml/2006/wordprocessingDrawing" xmlns:w10="urn:schemas-microsoft-com:office:word" xmlns:w="http://schemas.openxmlformats.org/wordprocessingml/2006/main" xmlns:w14="http://schemas.microsoft.com/office/word/2010/wordml" xmlns:w15="http://schemas.microsoft.com/office/word/2012/wordml" xmlns:w16cex="http://schemas.microsoft.com/office/word/2018/wordml/cex" xmlns:w16cid="http://schemas.microsoft.com/office/word/2016/wordml/cid" xmlns:w16="http://schemas.microsoft.com/office/word/2018/wordml" xmlns:w16du="http://schemas.microsoft.com/office/word/2023/wordml/word16du" xmlns:w16sdtdh="http://schemas.microsoft.com/office/word/2020/wordml/sdtdatahash" xmlns:w16sdtfl="http://schemas.microsoft.com/office/word/2024/wordml/sdtformatlock" xmlns:w16se="http://schemas.microsoft.com/office/word/2015/wordml/symex" xmlns:wpg="http://schemas.microsoft.com/office/word/2010/wordprocessingGroup" xmlns:wpi="http://schemas.microsoft.com/office/word/2010/wordprocessingInk" xmlns:wne="http://schemas.microsoft.com/office/word/2006/wordml" xmlns:wps="http://schemas.microsoft.com/office/word/2010/wordprocessingShape" mc:Ignorable="w14 w15 w16se w16cid w16 w16cex w16sdtdh w16sdtfl w16du wp14">
   <w:footnote w:type="separator" w:id="-1">
     <w:p>
       <w:r>
@@ -23774,7 +24294,7 @@
 </file>
 
 <file path=word/numbering.xml><?xml version="1.0" encoding="utf-8"?>
-<w:numbering xmlns:wpc="http://schemas.microsoft.com/office/word/2010/wordprocessingCanvas" xmlns:cx="http://schemas.microsoft.com/office/drawing/2014/chartex" xmlns:mc="http://schemas.openxmlformats.org/markup-compatibility/2006" xmlns:o="urn:schemas-microsoft-com:office:office" xmlns:r="http://schemas.openxmlformats.org/officeDocument/2006/relationships" xmlns:m="http://schemas.openxmlformats.org/officeDocument/2006/math" xmlns:v="urn:schemas-microsoft-com:vml" xmlns:wp14="http://schemas.microsoft.com/office/word/2010/wordprocessingDrawing" xmlns:wp="http://schemas.openxmlformats.org/drawingml/2006/wordprocessingDrawing" xmlns:w10="urn:schemas-microsoft-com:office:word" xmlns:w="http://schemas.openxmlformats.org/wordprocessingml/2006/main" xmlns:w14="http://schemas.microsoft.com/office/word/2010/wordml" xmlns:w15="http://schemas.microsoft.com/office/word/2012/wordml" xmlns:w16se="http://schemas.microsoft.com/office/word/2015/wordml/symex" xmlns:wpg="http://schemas.microsoft.com/office/word/2010/wordprocessingGroup" xmlns:wpi="http://schemas.microsoft.com/office/word/2010/wordprocessingInk" xmlns:wne="http://schemas.microsoft.com/office/word/2006/wordml" xmlns:wps="http://schemas.microsoft.com/office/word/2010/wordprocessingShape" mc:Ignorable="w14 w15 w16se wp14">
+<w:numbering xmlns:wpc="http://schemas.microsoft.com/office/word/2010/wordprocessingCanvas" xmlns:cx="http://schemas.microsoft.com/office/drawing/2014/chartex" xmlns:cx1="http://schemas.microsoft.com/office/drawing/2015/9/8/chartex" xmlns:cx2="http://schemas.microsoft.com/office/drawing/2015/10/21/chartex" xmlns:cx3="http://schemas.microsoft.com/office/drawing/2016/5/9/chartex" xmlns:cx4="http://schemas.microsoft.com/office/drawing/2016/5/10/chartex" xmlns:cx5="http://schemas.microsoft.com/office/drawing/2016/5/11/chartex" xmlns:cx6="http://schemas.microsoft.com/office/drawing/2016/5/12/chartex" xmlns:cx7="http://schemas.microsoft.com/office/drawing/2016/5/13/chartex" xmlns:cx8="http://schemas.microsoft.com/office/drawing/2016/5/14/chartex" xmlns:mc="http://schemas.openxmlformats.org/markup-compatibility/2006" xmlns:aink="http://schemas.microsoft.com/office/drawing/2016/ink" xmlns:am3d="http://schemas.microsoft.com/office/drawing/2017/model3d" xmlns:o="urn:schemas-microsoft-com:office:office" xmlns:oel="http://schemas.microsoft.com/office/2019/extlst" xmlns:r="http://schemas.openxmlformats.org/officeDocument/2006/relationships" xmlns:m="http://schemas.openxmlformats.org/officeDocument/2006/math" xmlns:v="urn:schemas-microsoft-com:vml" xmlns:wp14="http://schemas.microsoft.com/office/word/2010/wordprocessingDrawing" xmlns:wp="http://schemas.openxmlformats.org/drawingml/2006/wordprocessingDrawing" xmlns:w10="urn:schemas-microsoft-com:office:word" xmlns:w="http://schemas.openxmlformats.org/wordprocessingml/2006/main" xmlns:w14="http://schemas.microsoft.com/office/word/2010/wordml" xmlns:w15="http://schemas.microsoft.com/office/word/2012/wordml" xmlns:w16cex="http://schemas.microsoft.com/office/word/2018/wordml/cex" xmlns:w16cid="http://schemas.microsoft.com/office/word/2016/wordml/cid" xmlns:w16="http://schemas.microsoft.com/office/word/2018/wordml" xmlns:w16du="http://schemas.microsoft.com/office/word/2023/wordml/word16du" xmlns:w16sdtdh="http://schemas.microsoft.com/office/word/2020/wordml/sdtdatahash" xmlns:w16sdtfl="http://schemas.microsoft.com/office/word/2024/wordml/sdtformatlock" xmlns:w16se="http://schemas.microsoft.com/office/word/2015/wordml/symex" xmlns:wpg="http://schemas.microsoft.com/office/word/2010/wordprocessingGroup" xmlns:wpi="http://schemas.microsoft.com/office/word/2010/wordprocessingInk" xmlns:wne="http://schemas.microsoft.com/office/word/2006/wordml" xmlns:wps="http://schemas.microsoft.com/office/word/2010/wordprocessingShape" mc:Ignorable="w14 w15 w16se w16cid w16 w16cex w16sdtdh w16sdtfl w16du wp14">
   <w:abstractNum w:abstractNumId="0" w15:restartNumberingAfterBreak="0">
     <w:nsid w:val="0D413AF3"/>
     <w:multiLevelType w:val="hybridMultilevel"/>
@@ -27051,10 +27571,10 @@
       </w:rPr>
     </w:lvl>
   </w:abstractNum>
-  <w:num w:numId="1">
+  <w:num w:numId="1" w16cid:durableId="125898505">
     <w:abstractNumId w:val="21"/>
   </w:num>
-  <w:num w:numId="2">
+  <w:num w:numId="2" w16cid:durableId="2076316618">
     <w:abstractNumId w:val="21"/>
     <w:lvlOverride w:ilvl="0">
       <w:startOverride w:val="2"/>
@@ -27084,10 +27604,10 @@
       <w:startOverride w:val="1"/>
     </w:lvlOverride>
   </w:num>
-  <w:num w:numId="3">
+  <w:num w:numId="3" w16cid:durableId="442652791">
     <w:abstractNumId w:val="20"/>
   </w:num>
-  <w:num w:numId="4">
+  <w:num w:numId="4" w16cid:durableId="466044325">
     <w:abstractNumId w:val="9"/>
     <w:lvlOverride w:ilvl="0">
       <w:startOverride w:val="1"/>
@@ -27117,83 +27637,83 @@
       <w:startOverride w:val="1"/>
     </w:lvlOverride>
   </w:num>
-  <w:num w:numId="5">
+  <w:num w:numId="5" w16cid:durableId="2144078057">
     <w:abstractNumId w:val="1"/>
   </w:num>
-  <w:num w:numId="6">
+  <w:num w:numId="6" w16cid:durableId="1517496551">
     <w:abstractNumId w:val="25"/>
   </w:num>
-  <w:num w:numId="7">
+  <w:num w:numId="7" w16cid:durableId="42296228">
     <w:abstractNumId w:val="2"/>
   </w:num>
-  <w:num w:numId="8">
+  <w:num w:numId="8" w16cid:durableId="1298608832">
     <w:abstractNumId w:val="0"/>
   </w:num>
-  <w:num w:numId="9">
+  <w:num w:numId="9" w16cid:durableId="1235166590">
     <w:abstractNumId w:val="6"/>
   </w:num>
-  <w:num w:numId="10">
+  <w:num w:numId="10" w16cid:durableId="1770806559">
     <w:abstractNumId w:val="3"/>
   </w:num>
-  <w:num w:numId="11">
+  <w:num w:numId="11" w16cid:durableId="934702536">
     <w:abstractNumId w:val="4"/>
   </w:num>
-  <w:num w:numId="12">
+  <w:num w:numId="12" w16cid:durableId="1903440587">
     <w:abstractNumId w:val="19"/>
   </w:num>
-  <w:num w:numId="13">
+  <w:num w:numId="13" w16cid:durableId="1631473626">
     <w:abstractNumId w:val="24"/>
   </w:num>
-  <w:num w:numId="14">
+  <w:num w:numId="14" w16cid:durableId="1841967603">
     <w:abstractNumId w:val="23"/>
   </w:num>
-  <w:num w:numId="15">
+  <w:num w:numId="15" w16cid:durableId="2005471982">
     <w:abstractNumId w:val="17"/>
   </w:num>
-  <w:num w:numId="16">
+  <w:num w:numId="16" w16cid:durableId="1434088105">
     <w:abstractNumId w:val="8"/>
   </w:num>
-  <w:num w:numId="17">
+  <w:num w:numId="17" w16cid:durableId="273442621">
     <w:abstractNumId w:val="5"/>
   </w:num>
-  <w:num w:numId="18">
+  <w:num w:numId="18" w16cid:durableId="231040356">
     <w:abstractNumId w:val="7"/>
   </w:num>
-  <w:num w:numId="19">
+  <w:num w:numId="19" w16cid:durableId="147283340">
     <w:abstractNumId w:val="12"/>
   </w:num>
-  <w:num w:numId="20">
+  <w:num w:numId="20" w16cid:durableId="660425961">
     <w:abstractNumId w:val="13"/>
   </w:num>
-  <w:num w:numId="21">
+  <w:num w:numId="21" w16cid:durableId="2140143682">
     <w:abstractNumId w:val="16"/>
   </w:num>
-  <w:num w:numId="22">
+  <w:num w:numId="22" w16cid:durableId="1053965077">
     <w:abstractNumId w:val="15"/>
   </w:num>
-  <w:num w:numId="23">
+  <w:num w:numId="23" w16cid:durableId="337851311">
     <w:abstractNumId w:val="18"/>
   </w:num>
-  <w:num w:numId="24">
+  <w:num w:numId="24" w16cid:durableId="966400811">
     <w:abstractNumId w:val="26"/>
   </w:num>
-  <w:num w:numId="25">
+  <w:num w:numId="25" w16cid:durableId="1604799322">
     <w:abstractNumId w:val="22"/>
   </w:num>
-  <w:num w:numId="26">
+  <w:num w:numId="26" w16cid:durableId="1103379827">
     <w:abstractNumId w:val="10"/>
   </w:num>
-  <w:num w:numId="27">
+  <w:num w:numId="27" w16cid:durableId="1182085009">
     <w:abstractNumId w:val="11"/>
   </w:num>
-  <w:num w:numId="28">
+  <w:num w:numId="28" w16cid:durableId="2100907406">
     <w:abstractNumId w:val="14"/>
   </w:num>
 </w:numbering>
 </file>
 
 <file path=word/styles.xml><?xml version="1.0" encoding="utf-8"?>
-<w:styles xmlns:mc="http://schemas.openxmlformats.org/markup-compatibility/2006" xmlns:r="http://schemas.openxmlformats.org/officeDocument/2006/relationships" xmlns:w="http://schemas.openxmlformats.org/wordprocessingml/2006/main" xmlns:w14="http://schemas.microsoft.com/office/word/2010/wordml" xmlns:w15="http://schemas.microsoft.com/office/word/2012/wordml" xmlns:w16se="http://schemas.microsoft.com/office/word/2015/wordml/symex" mc:Ignorable="w14 w15 w16se">
+<w:styles xmlns:mc="http://schemas.openxmlformats.org/markup-compatibility/2006" xmlns:r="http://schemas.openxmlformats.org/officeDocument/2006/relationships" xmlns:w="http://schemas.openxmlformats.org/wordprocessingml/2006/main" xmlns:w14="http://schemas.microsoft.com/office/word/2010/wordml" xmlns:w15="http://schemas.microsoft.com/office/word/2012/wordml" xmlns:w16cex="http://schemas.microsoft.com/office/word/2018/wordml/cex" xmlns:w16cid="http://schemas.microsoft.com/office/word/2016/wordml/cid" xmlns:w16="http://schemas.microsoft.com/office/word/2018/wordml" xmlns:w16du="http://schemas.microsoft.com/office/word/2023/wordml/word16du" xmlns:w16sdtdh="http://schemas.microsoft.com/office/word/2020/wordml/sdtdatahash" xmlns:w16sdtfl="http://schemas.microsoft.com/office/word/2024/wordml/sdtformatlock" xmlns:w16se="http://schemas.microsoft.com/office/word/2015/wordml/symex" mc:Ignorable="w14 w15 w16se w16cid w16 w16cex w16sdtdh w16sdtfl w16du">
   <w:docDefaults>
     <w:rPrDefault>
       <w:rPr>
@@ -27211,7 +27731,7 @@
       </w:pPr>
     </w:pPrDefault>
   </w:docDefaults>
-  <w:latentStyles w:defLockedState="0" w:defUIPriority="99" w:defSemiHidden="0" w:defUnhideWhenUsed="0" w:defQFormat="0" w:count="371">
+  <w:latentStyles w:defLockedState="0" w:defUIPriority="99" w:defSemiHidden="0" w:defUnhideWhenUsed="0" w:defQFormat="0" w:count="376">
     <w:lsdException w:name="Normal" w:uiPriority="0" w:qFormat="1"/>
     <w:lsdException w:name="heading 1" w:uiPriority="0" w:qFormat="1"/>
     <w:lsdException w:name="heading 2" w:semiHidden="1" w:uiPriority="0" w:unhideWhenUsed="1" w:qFormat="1"/>
@@ -27583,6 +28103,11 @@
     <w:lsdException w:name="List Table 5 Dark Accent 6" w:uiPriority="50"/>
     <w:lsdException w:name="List Table 6 Colorful Accent 6" w:uiPriority="51"/>
     <w:lsdException w:name="List Table 7 Colorful Accent 6" w:uiPriority="52"/>
+    <w:lsdException w:name="Mention" w:semiHidden="1" w:unhideWhenUsed="1"/>
+    <w:lsdException w:name="Smart Hyperlink" w:semiHidden="1" w:unhideWhenUsed="1"/>
+    <w:lsdException w:name="Hashtag" w:semiHidden="1" w:unhideWhenUsed="1"/>
+    <w:lsdException w:name="Unresolved Mention" w:semiHidden="1" w:unhideWhenUsed="1"/>
+    <w:lsdException w:name="Smart Link" w:semiHidden="1" w:unhideWhenUsed="1"/>
   </w:latentStyles>
   <w:style w:type="paragraph" w:default="1" w:styleId="a0">
     <w:name w:val="Normal"/>
@@ -27781,7 +28306,6 @@
   <w:style w:type="character" w:default="1" w:styleId="a1">
     <w:name w:val="Default Paragraph Font"/>
     <w:uiPriority w:val="1"/>
-    <w:semiHidden/>
     <w:unhideWhenUsed/>
   </w:style>
   <w:style w:type="table" w:default="1" w:styleId="a2">

--- a/文件/系統文件.docx
+++ b/文件/系統文件.docx
@@ -16,23 +16,7 @@
           <w:rFonts w:eastAsia="標楷體" w:hint="eastAsia"/>
           <w:sz w:val="72"/>
         </w:rPr>
-        <w:t>國立</w:t>
-      </w:r>
-      <w:proofErr w:type="gramStart"/>
-      <w:r>
-        <w:rPr>
-          <w:rFonts w:eastAsia="標楷體" w:hint="eastAsia"/>
-          <w:sz w:val="72"/>
-        </w:rPr>
-        <w:t>臺</w:t>
-      </w:r>
-      <w:proofErr w:type="gramEnd"/>
-      <w:r>
-        <w:rPr>
-          <w:rFonts w:eastAsia="標楷體" w:hint="eastAsia"/>
-          <w:sz w:val="72"/>
-        </w:rPr>
-        <w:t>北商業大學</w:t>
+        <w:t>國立臺北商業大學</w:t>
       </w:r>
     </w:p>
     <w:p>
@@ -130,7 +114,6 @@
         </w:rPr>
         <w:t>115</w:t>
       </w:r>
-      <w:proofErr w:type="gramStart"/>
       <w:r>
         <w:rPr>
           <w:rFonts w:eastAsia="標楷體" w:cs="Arial"/>
@@ -138,7 +121,6 @@
         </w:rPr>
         <w:t>’</w:t>
       </w:r>
-      <w:proofErr w:type="gramEnd"/>
       <w:r>
         <w:rPr>
           <w:rFonts w:eastAsia="標楷體" w:hint="eastAsia"/>
@@ -149,7 +131,6 @@
     </w:p>
     <w:p>
       <w:pPr>
-        <w:spacing w:line="360" w:lineRule="auto"/>
         <w:jc w:val="center"/>
         <w:rPr>
           <w:rFonts w:eastAsia="標楷體"/>
@@ -263,7 +244,6 @@
     <w:p>
       <w:pPr>
         <w:snapToGrid w:val="0"/>
-        <w:spacing w:line="360" w:lineRule="auto"/>
         <w:ind w:left="357"/>
         <w:jc w:val="both"/>
         <w:rPr>
@@ -367,7 +347,6 @@
     <w:p>
       <w:pPr>
         <w:snapToGrid w:val="0"/>
-        <w:spacing w:line="360" w:lineRule="auto"/>
         <w:ind w:left="360"/>
         <w:jc w:val="both"/>
         <w:rPr>
@@ -404,7 +383,6 @@
         </w:rPr>
         <w:t>目：</w:t>
       </w:r>
-      <w:proofErr w:type="spellStart"/>
       <w:r>
         <w:rPr>
           <w:rFonts w:eastAsia="標楷體" w:hint="eastAsia"/>
@@ -414,7 +392,6 @@
         </w:rPr>
         <w:t>RiskGenie</w:t>
       </w:r>
-      <w:proofErr w:type="spellEnd"/>
       <w:r>
         <w:rPr>
           <w:rFonts w:eastAsia="標楷體" w:hint="eastAsia"/>
@@ -428,7 +405,6 @@
     <w:p>
       <w:pPr>
         <w:snapToGrid w:val="0"/>
-        <w:spacing w:line="360" w:lineRule="auto"/>
         <w:ind w:left="360"/>
         <w:jc w:val="both"/>
         <w:rPr>
@@ -469,7 +445,6 @@
     <w:p>
       <w:pPr>
         <w:snapToGrid w:val="0"/>
-        <w:spacing w:line="360" w:lineRule="auto"/>
         <w:ind w:left="360"/>
         <w:jc w:val="both"/>
         <w:rPr>
@@ -540,24 +515,12 @@
           <w:bCs/>
           <w:sz w:val="40"/>
         </w:rPr>
-        <w:t>顏</w:t>
-      </w:r>
-      <w:proofErr w:type="gramStart"/>
-      <w:r>
-        <w:rPr>
-          <w:rFonts w:eastAsia="標楷體" w:hint="eastAsia"/>
-          <w:b/>
-          <w:bCs/>
-          <w:sz w:val="40"/>
-        </w:rPr>
-        <w:t>珮倪</w:t>
-      </w:r>
-      <w:proofErr w:type="gramEnd"/>
+        <w:t>顏珮倪</w:t>
+      </w:r>
     </w:p>
     <w:p>
       <w:pPr>
         <w:snapToGrid w:val="0"/>
-        <w:spacing w:line="360" w:lineRule="auto"/>
         <w:ind w:left="360"/>
         <w:jc w:val="both"/>
         <w:rPr>
@@ -610,9 +573,8 @@
           <w:bCs/>
           <w:sz w:val="40"/>
         </w:rPr>
-        <w:t>林紀</w:t>
-      </w:r>
-      <w:proofErr w:type="gramStart"/>
+        <w:t>林紀媗</w:t>
+      </w:r>
       <w:r>
         <w:rPr>
           <w:rFonts w:eastAsia="標楷體" w:hint="eastAsia"/>
@@ -620,9 +582,8 @@
           <w:bCs/>
           <w:sz w:val="40"/>
         </w:rPr>
-        <w:t>媗</w:t>
-      </w:r>
-      <w:proofErr w:type="gramEnd"/>
+        <w:t xml:space="preserve"> 11436010</w:t>
+      </w:r>
       <w:r>
         <w:rPr>
           <w:rFonts w:eastAsia="標楷體" w:hint="eastAsia"/>
@@ -630,33 +591,12 @@
           <w:bCs/>
           <w:sz w:val="40"/>
         </w:rPr>
-        <w:t xml:space="preserve"> 11436010</w:t>
-      </w:r>
-      <w:r>
-        <w:rPr>
-          <w:rFonts w:eastAsia="標楷體" w:hint="eastAsia"/>
-          <w:b/>
-          <w:bCs/>
-          <w:sz w:val="40"/>
-        </w:rPr>
-        <w:t>李昕</w:t>
-      </w:r>
-      <w:proofErr w:type="gramStart"/>
-      <w:r>
-        <w:rPr>
-          <w:rFonts w:eastAsia="標楷體" w:hint="eastAsia"/>
-          <w:b/>
-          <w:bCs/>
-          <w:sz w:val="40"/>
-        </w:rPr>
-        <w:t>縈</w:t>
-      </w:r>
-      <w:proofErr w:type="gramEnd"/>
+        <w:t>李昕縈</w:t>
+      </w:r>
     </w:p>
     <w:p>
       <w:pPr>
         <w:snapToGrid w:val="0"/>
-        <w:spacing w:line="360" w:lineRule="auto"/>
         <w:ind w:leftChars="990" w:left="2376"/>
         <w:jc w:val="both"/>
         <w:rPr>
@@ -682,19 +622,8 @@
           <w:bCs/>
           <w:sz w:val="40"/>
         </w:rPr>
-        <w:t>黃翊</w:t>
-      </w:r>
-      <w:proofErr w:type="gramStart"/>
-      <w:r>
-        <w:rPr>
-          <w:rFonts w:eastAsia="標楷體" w:hint="eastAsia"/>
-          <w:b/>
-          <w:bCs/>
-          <w:sz w:val="40"/>
-        </w:rPr>
-        <w:t>甄</w:t>
-      </w:r>
-      <w:proofErr w:type="gramEnd"/>
+        <w:t>黃翊甄</w:t>
+      </w:r>
       <w:r>
         <w:rPr>
           <w:rFonts w:eastAsia="標楷體" w:hint="eastAsia"/>
@@ -4389,59 +4318,23 @@
           <w:sz w:val="28"/>
           <w:szCs w:val="28"/>
         </w:rPr>
-        <w:t>的日常運作中，「資產盤點」與「風險評鑑」通常仰賴人工填寫與主觀判斷。面對日新月異</w:t>
-      </w:r>
-      <w:proofErr w:type="gramStart"/>
+        <w:t>的日常運作中，「資產盤點」與「風險評鑑」通常仰賴人工填寫與主觀判斷。面對日新月異的資安威脅（如</w:t>
+      </w:r>
       <w:r>
         <w:rPr>
           <w:rFonts w:eastAsia="標楷體"/>
           <w:sz w:val="28"/>
           <w:szCs w:val="28"/>
         </w:rPr>
-        <w:t>的資安威脅</w:t>
-      </w:r>
-      <w:proofErr w:type="gramEnd"/>
+        <w:t xml:space="preserve"> CVE </w:t>
+      </w:r>
       <w:r>
         <w:rPr>
           <w:rFonts w:eastAsia="標楷體"/>
           <w:sz w:val="28"/>
           <w:szCs w:val="28"/>
         </w:rPr>
-        <w:t>（如</w:t>
-      </w:r>
-      <w:r>
-        <w:rPr>
-          <w:rFonts w:eastAsia="標楷體"/>
-          <w:sz w:val="28"/>
-          <w:szCs w:val="28"/>
-        </w:rPr>
-        <w:t xml:space="preserve"> CVE </w:t>
-      </w:r>
-      <w:r>
-        <w:rPr>
-          <w:rFonts w:eastAsia="標楷體"/>
-          <w:sz w:val="28"/>
-          <w:szCs w:val="28"/>
-        </w:rPr>
-        <w:t>漏洞），傳統的人工作業模式難以即時掌握</w:t>
-      </w:r>
-      <w:proofErr w:type="gramStart"/>
-      <w:r>
-        <w:rPr>
-          <w:rFonts w:eastAsia="標楷體"/>
-          <w:sz w:val="28"/>
-          <w:szCs w:val="28"/>
-        </w:rPr>
-        <w:t>外部情資</w:t>
-      </w:r>
-      <w:proofErr w:type="gramEnd"/>
-      <w:r>
-        <w:rPr>
-          <w:rFonts w:eastAsia="標楷體"/>
-          <w:sz w:val="28"/>
-          <w:szCs w:val="28"/>
-        </w:rPr>
-        <w:t>，且不同人員對風險價值的評定標準不一，導致評鑑結果缺乏客觀依據與實效性</w:t>
+        <w:t>漏洞），傳統的人工作業模式難以即時掌握外部情資，且不同人員對風險價值的評定標準不一，導致評鑑結果缺乏客觀依據與實效性</w:t>
       </w:r>
       <w:r>
         <w:rPr>
@@ -4522,43 +4415,39 @@
           <w:sz w:val="28"/>
           <w:szCs w:val="28"/>
         </w:rPr>
-        <w:t>時面臨三大痛點：首先，資產分類與價值評定缺乏標準，容易產生誤差；其次，風險評鑑中對於弱點值的評估過於</w:t>
-      </w:r>
-      <w:proofErr w:type="gramStart"/>
+        <w:t>時面臨三大痛點：首先，資產分類與價值評定缺乏標準，容易產生誤差；其次，風險評鑑中對於弱點值的評估過於主觀，未能結合即時的威脅情資（如</w:t>
+      </w:r>
       <w:r>
         <w:rPr>
           <w:rFonts w:eastAsia="標楷體"/>
           <w:sz w:val="28"/>
           <w:szCs w:val="28"/>
         </w:rPr>
-        <w:t>主觀，</w:t>
-      </w:r>
-      <w:proofErr w:type="gramEnd"/>
+        <w:t xml:space="preserve"> NVD </w:t>
+      </w:r>
       <w:r>
         <w:rPr>
           <w:rFonts w:eastAsia="標楷體"/>
           <w:sz w:val="28"/>
           <w:szCs w:val="28"/>
         </w:rPr>
-        <w:t>未能結合即時的</w:t>
-      </w:r>
-      <w:proofErr w:type="gramStart"/>
+        <w:t>漏洞庫）；最後，風險處理階段中，人員往往不熟悉繁瑣的</w:t>
+      </w:r>
       <w:r>
         <w:rPr>
           <w:rFonts w:eastAsia="標楷體"/>
           <w:sz w:val="28"/>
           <w:szCs w:val="28"/>
         </w:rPr>
-        <w:t>威脅情資</w:t>
-      </w:r>
-      <w:proofErr w:type="gramEnd"/>
+        <w:t xml:space="preserve"> ISO 27002 </w:t>
+      </w:r>
       <w:r>
         <w:rPr>
           <w:rFonts w:eastAsia="標楷體"/>
           <w:sz w:val="28"/>
           <w:szCs w:val="28"/>
         </w:rPr>
-        <w:t>（如</w:t>
+        <w:t>控制措施，難以產出有效的管理</w:t>
       </w:r>
       <w:r>
         <w:rPr>
@@ -4566,7 +4455,7 @@
           <w:sz w:val="28"/>
           <w:szCs w:val="28"/>
         </w:rPr>
-        <w:t xml:space="preserve"> NVD </w:t>
+        <w:t xml:space="preserve"> SOP</w:t>
       </w:r>
       <w:r>
         <w:rPr>
@@ -4574,7 +4463,7 @@
           <w:sz w:val="28"/>
           <w:szCs w:val="28"/>
         </w:rPr>
-        <w:t>漏洞庫）；最後，風險處理階段中，人員往往不熟悉繁瑣的</w:t>
+        <w:t>。因此，我們希望能開發一款整合</w:t>
       </w:r>
       <w:r>
         <w:rPr>
@@ -4582,7 +4471,7 @@
           <w:sz w:val="28"/>
           <w:szCs w:val="28"/>
         </w:rPr>
-        <w:t xml:space="preserve"> ISO 27002 </w:t>
+        <w:t xml:space="preserve"> LLM </w:t>
       </w:r>
       <w:r>
         <w:rPr>
@@ -4590,7 +4479,7 @@
           <w:sz w:val="28"/>
           <w:szCs w:val="28"/>
         </w:rPr>
-        <w:t>控制措施，難以產出有效的管理</w:t>
+        <w:t>與</w:t>
       </w:r>
       <w:r>
         <w:rPr>
@@ -4598,7 +4487,7 @@
           <w:sz w:val="28"/>
           <w:szCs w:val="28"/>
         </w:rPr>
-        <w:t xml:space="preserve"> SOP</w:t>
+        <w:t xml:space="preserve"> RAG </w:t>
       </w:r>
       <w:r>
         <w:rPr>
@@ -4606,7 +4495,7 @@
           <w:sz w:val="28"/>
           <w:szCs w:val="28"/>
         </w:rPr>
-        <w:t>。因此，我們希望能開發一款整合</w:t>
+        <w:t>技術的</w:t>
       </w:r>
       <w:r>
         <w:rPr>
@@ -4614,7 +4503,7 @@
           <w:sz w:val="28"/>
           <w:szCs w:val="28"/>
         </w:rPr>
-        <w:t xml:space="preserve"> LLM </w:t>
+        <w:t xml:space="preserve"> AI </w:t>
       </w:r>
       <w:r>
         <w:rPr>
@@ -4622,75 +4511,7 @@
           <w:sz w:val="28"/>
           <w:szCs w:val="28"/>
         </w:rPr>
-        <w:t>與</w:t>
-      </w:r>
-      <w:r>
-        <w:rPr>
-          <w:rFonts w:eastAsia="標楷體"/>
-          <w:sz w:val="28"/>
-          <w:szCs w:val="28"/>
-        </w:rPr>
-        <w:t xml:space="preserve"> RAG </w:t>
-      </w:r>
-      <w:r>
-        <w:rPr>
-          <w:rFonts w:eastAsia="標楷體"/>
-          <w:sz w:val="28"/>
-          <w:szCs w:val="28"/>
-        </w:rPr>
-        <w:t>技術的</w:t>
-      </w:r>
-      <w:r>
-        <w:rPr>
-          <w:rFonts w:eastAsia="標楷體"/>
-          <w:sz w:val="28"/>
-          <w:szCs w:val="28"/>
-        </w:rPr>
-        <w:t xml:space="preserve"> AI </w:t>
-      </w:r>
-      <w:r>
-        <w:rPr>
-          <w:rFonts w:eastAsia="標楷體"/>
-          <w:sz w:val="28"/>
-          <w:szCs w:val="28"/>
-        </w:rPr>
-        <w:t>風險顧問系統，自動化</w:t>
-      </w:r>
-      <w:proofErr w:type="gramStart"/>
-      <w:r>
-        <w:rPr>
-          <w:rFonts w:eastAsia="標楷體"/>
-          <w:sz w:val="28"/>
-          <w:szCs w:val="28"/>
-        </w:rPr>
-        <w:t>輔助資安決策</w:t>
-      </w:r>
-      <w:proofErr w:type="gramEnd"/>
-      <w:r>
-        <w:rPr>
-          <w:rFonts w:eastAsia="標楷體"/>
-          <w:sz w:val="28"/>
-          <w:szCs w:val="28"/>
-        </w:rPr>
-        <w:t>，降低人力負擔並提升評鑑精</w:t>
-      </w:r>
-      <w:proofErr w:type="gramStart"/>
-      <w:r>
-        <w:rPr>
-          <w:rFonts w:eastAsia="標楷體"/>
-          <w:sz w:val="28"/>
-          <w:szCs w:val="28"/>
-        </w:rPr>
-        <w:t>準</w:t>
-      </w:r>
-      <w:proofErr w:type="gramEnd"/>
-      <w:r>
-        <w:rPr>
-          <w:rFonts w:eastAsia="標楷體"/>
-          <w:sz w:val="28"/>
-          <w:szCs w:val="28"/>
-        </w:rPr>
-        <w:t>度</w:t>
+        <w:t>風險顧問系統，自動化輔助資安決策，降低人力負擔並提升評鑑精準度</w:t>
       </w:r>
       <w:r>
         <w:rPr>
@@ -4921,25 +4742,7 @@
           <w:sz w:val="28"/>
           <w:szCs w:val="28"/>
         </w:rPr>
-        <w:t>技術將最新的</w:t>
-      </w:r>
-      <w:proofErr w:type="gramStart"/>
-      <w:r>
-        <w:rPr>
-          <w:rFonts w:eastAsia="標楷體" w:hint="eastAsia"/>
-          <w:sz w:val="28"/>
-          <w:szCs w:val="28"/>
-        </w:rPr>
-        <w:t>弱點情資引入</w:t>
-      </w:r>
-      <w:proofErr w:type="gramEnd"/>
-      <w:r>
-        <w:rPr>
-          <w:rFonts w:eastAsia="標楷體" w:hint="eastAsia"/>
-          <w:sz w:val="28"/>
-          <w:szCs w:val="28"/>
-        </w:rPr>
-        <w:t>評鑑流程，自動計算客觀的弱點值。</w:t>
+        <w:t>技術將最新的弱點情資引入評鑑流程，自動計算客觀的弱點值。</w:t>
       </w:r>
     </w:p>
     <w:p>
@@ -4962,25 +4765,7 @@
           <w:sz w:val="28"/>
           <w:szCs w:val="28"/>
         </w:rPr>
-        <w:t>精</w:t>
-      </w:r>
-      <w:proofErr w:type="gramStart"/>
-      <w:r>
-        <w:rPr>
-          <w:rFonts w:eastAsia="標楷體" w:hint="eastAsia"/>
-          <w:sz w:val="28"/>
-          <w:szCs w:val="28"/>
-        </w:rPr>
-        <w:t>準</w:t>
-      </w:r>
-      <w:proofErr w:type="gramEnd"/>
-      <w:r>
-        <w:rPr>
-          <w:rFonts w:eastAsia="標楷體" w:hint="eastAsia"/>
-          <w:sz w:val="28"/>
-          <w:szCs w:val="28"/>
-        </w:rPr>
-        <w:t>對策生成：</w:t>
+        <w:t>精準對策生成：</w:t>
       </w:r>
       <w:r>
         <w:rPr>
@@ -5199,43 +4984,7 @@
           <w:sz w:val="28"/>
           <w:szCs w:val="28"/>
         </w:rPr>
-        <w:t>系統能結合最新</w:t>
-      </w:r>
-      <w:proofErr w:type="gramStart"/>
-      <w:r>
-        <w:rPr>
-          <w:rFonts w:eastAsia="標楷體" w:hint="eastAsia"/>
-          <w:sz w:val="28"/>
-          <w:szCs w:val="28"/>
-        </w:rPr>
-        <w:t>漏洞情資給予</w:t>
-      </w:r>
-      <w:proofErr w:type="gramEnd"/>
-      <w:r>
-        <w:rPr>
-          <w:rFonts w:eastAsia="標楷體" w:hint="eastAsia"/>
-          <w:sz w:val="28"/>
-          <w:szCs w:val="28"/>
-        </w:rPr>
-        <w:t>預警，並產出符合國際標準</w:t>
-      </w:r>
-      <w:proofErr w:type="gramStart"/>
-      <w:r>
-        <w:rPr>
-          <w:rFonts w:eastAsia="標楷體" w:hint="eastAsia"/>
-          <w:sz w:val="28"/>
-          <w:szCs w:val="28"/>
-        </w:rPr>
-        <w:t>的資安文件</w:t>
-      </w:r>
-      <w:proofErr w:type="gramEnd"/>
-      <w:r>
-        <w:rPr>
-          <w:rFonts w:eastAsia="標楷體" w:hint="eastAsia"/>
-          <w:sz w:val="28"/>
-          <w:szCs w:val="28"/>
-        </w:rPr>
-        <w:t>，輔助組織順利通過稽核。</w:t>
+        <w:t>系統能結合最新漏洞情資給予預警，並產出符合國際標準的資安文件，輔助組織順利通過稽核。</w:t>
       </w:r>
     </w:p>
     <w:p>
@@ -5417,23 +5166,7 @@
           <w:rFonts w:eastAsia="標楷體"/>
           <w:sz w:val="28"/>
         </w:rPr>
-        <w:t>各部門人員常因不</w:t>
-      </w:r>
-      <w:proofErr w:type="gramStart"/>
-      <w:r>
-        <w:rPr>
-          <w:rFonts w:eastAsia="標楷體"/>
-          <w:sz w:val="28"/>
-        </w:rPr>
-        <w:t>具備資安專業</w:t>
-      </w:r>
-      <w:proofErr w:type="gramEnd"/>
-      <w:r>
-        <w:rPr>
-          <w:rFonts w:eastAsia="標楷體"/>
-          <w:sz w:val="28"/>
-        </w:rPr>
-        <w:t>，而在資產盤點與風險評估時感到困擾。本系統能將專業術語轉化為白話建議，降低全員參與</w:t>
+        <w:t>各部門人員常因不具備資安專業，而在資產盤點與風險評估時感到困擾。本系統能將專業術語轉化為白話建議，降低全員參與</w:t>
       </w:r>
       <w:r>
         <w:rPr>
@@ -5623,21 +5356,12 @@
           <w:sz w:val="28"/>
         </w:rPr>
       </w:pPr>
-      <w:proofErr w:type="gramStart"/>
-      <w:r>
-        <w:rPr>
-          <w:rFonts w:eastAsia="標楷體" w:hint="eastAsia"/>
-          <w:sz w:val="28"/>
-        </w:rPr>
-        <w:t>資安隱私</w:t>
-      </w:r>
-      <w:proofErr w:type="gramEnd"/>
-      <w:r>
-        <w:rPr>
-          <w:rFonts w:eastAsia="標楷體" w:hint="eastAsia"/>
-          <w:sz w:val="28"/>
-        </w:rPr>
-        <w:t>風險。</w:t>
+      <w:r>
+        <w:rPr>
+          <w:rFonts w:eastAsia="標楷體" w:hint="eastAsia"/>
+          <w:sz w:val="28"/>
+        </w:rPr>
+        <w:t>資安隱私風險。</w:t>
       </w:r>
     </w:p>
     <w:p>
@@ -7709,17 +7433,8 @@
           <w:rFonts w:eastAsia="標楷體" w:hint="eastAsia"/>
           <w:sz w:val="28"/>
         </w:rPr>
-        <w:t>即時</w:t>
-      </w:r>
-      <w:proofErr w:type="gramStart"/>
-      <w:r>
-        <w:rPr>
-          <w:rFonts w:eastAsia="標楷體" w:hint="eastAsia"/>
-          <w:sz w:val="28"/>
-        </w:rPr>
-        <w:t>追蹤資安風險</w:t>
-      </w:r>
-      <w:proofErr w:type="gramEnd"/>
+        <w:t>即時追蹤資安風險</w:t>
+      </w:r>
     </w:p>
     <w:p>
       <w:pPr>
@@ -8213,21 +7928,12 @@
                 <w:sz w:val="28"/>
               </w:rPr>
             </w:pPr>
-            <w:proofErr w:type="gramStart"/>
             <w:r>
               <w:rPr>
                 <w:rFonts w:eastAsia="標楷體" w:hint="eastAsia"/>
                 <w:sz w:val="28"/>
               </w:rPr>
-              <w:t>缺資安</w:t>
-            </w:r>
-            <w:proofErr w:type="gramEnd"/>
-            <w:r>
-              <w:rPr>
-                <w:rFonts w:eastAsia="標楷體" w:hint="eastAsia"/>
-                <w:sz w:val="28"/>
-              </w:rPr>
-              <w:t>人才</w:t>
+              <w:t>缺資安人才</w:t>
             </w:r>
           </w:p>
         </w:tc>
@@ -8934,25 +8640,23 @@
           <w:sz w:val="28"/>
           <w:szCs w:val="28"/>
         </w:rPr>
-        <w:t>助使用者進行資訊資產盤點與風險評鑑，降低傳統人工評鑑所需的時間與專業門檻，並提升</w:t>
-      </w:r>
-      <w:proofErr w:type="gramStart"/>
+        <w:t>助使用者進行資訊資產盤點與風險評鑑，降低傳統人工評鑑所需的時間與專業門檻，並提升整體資安管理效率。透過使用者輸入資產資料，結合</w:t>
+      </w:r>
       <w:r>
         <w:rPr>
           <w:rFonts w:eastAsia="標楷體" w:hint="eastAsia"/>
           <w:sz w:val="28"/>
           <w:szCs w:val="28"/>
         </w:rPr>
-        <w:t>整體資安管理</w:t>
-      </w:r>
-      <w:proofErr w:type="gramEnd"/>
+        <w:t>生成式</w:t>
+      </w:r>
       <w:r>
         <w:rPr>
           <w:rFonts w:eastAsia="標楷體" w:hint="eastAsia"/>
           <w:sz w:val="28"/>
           <w:szCs w:val="28"/>
         </w:rPr>
-        <w:t>效率。透過使用者輸入資產資料，結合</w:t>
+        <w:t>人工智慧（</w:t>
       </w:r>
       <w:r>
         <w:rPr>
@@ -8960,7 +8664,7 @@
           <w:sz w:val="28"/>
           <w:szCs w:val="28"/>
         </w:rPr>
-        <w:t>生成式</w:t>
+        <w:t>Gemini</w:t>
       </w:r>
       <w:r>
         <w:rPr>
@@ -8968,51 +8672,47 @@
           <w:sz w:val="28"/>
           <w:szCs w:val="28"/>
         </w:rPr>
-        <w:t>人工智慧</w:t>
-      </w:r>
-      <w:proofErr w:type="gramStart"/>
+        <w:t>）</w:t>
+      </w:r>
       <w:r>
         <w:rPr>
           <w:rFonts w:eastAsia="標楷體" w:hint="eastAsia"/>
           <w:sz w:val="28"/>
           <w:szCs w:val="28"/>
         </w:rPr>
-        <w:t>（</w:t>
-      </w:r>
-      <w:proofErr w:type="gramEnd"/>
+        <w:t>進行分析</w:t>
+      </w:r>
       <w:r>
         <w:rPr>
           <w:rFonts w:eastAsia="標楷體" w:hint="eastAsia"/>
           <w:sz w:val="28"/>
           <w:szCs w:val="28"/>
         </w:rPr>
-        <w:t>如：</w:t>
-      </w:r>
-      <w:r>
-        <w:rPr>
-          <w:rFonts w:eastAsia="標楷體" w:hint="eastAsia"/>
+        <w:t>，</w:t>
+      </w:r>
+      <w:r>
+        <w:rPr>
+          <w:rFonts w:eastAsia="標楷體"/>
           <w:sz w:val="28"/>
           <w:szCs w:val="28"/>
         </w:rPr>
-        <w:t>Gemini</w:t>
-      </w:r>
-      <w:proofErr w:type="gramStart"/>
+        <w:t>自動</w:t>
+      </w:r>
       <w:r>
         <w:rPr>
           <w:rFonts w:eastAsia="標楷體" w:hint="eastAsia"/>
           <w:sz w:val="28"/>
           <w:szCs w:val="28"/>
         </w:rPr>
-        <w:t>）</w:t>
-      </w:r>
-      <w:proofErr w:type="gramEnd"/>
+        <w:t>產出風險評鑑結果與建議措施，</w:t>
+      </w:r>
       <w:r>
         <w:rPr>
           <w:rFonts w:eastAsia="標楷體" w:hint="eastAsia"/>
           <w:sz w:val="28"/>
           <w:szCs w:val="28"/>
         </w:rPr>
-        <w:t>進行分析</w:t>
+        <w:t>以</w:t>
       </w:r>
       <w:r>
         <w:rPr>
@@ -9020,15 +8720,15 @@
           <w:sz w:val="28"/>
           <w:szCs w:val="28"/>
         </w:rPr>
-        <w:t>，</w:t>
-      </w:r>
-      <w:r>
-        <w:rPr>
-          <w:rFonts w:eastAsia="標楷體"/>
+        <w:t>提供</w:t>
+      </w:r>
+      <w:r>
+        <w:rPr>
+          <w:rFonts w:eastAsia="標楷體" w:hint="eastAsia"/>
           <w:sz w:val="28"/>
           <w:szCs w:val="28"/>
         </w:rPr>
-        <w:t>自動</w:t>
+        <w:t>使用者作為</w:t>
       </w:r>
       <w:r>
         <w:rPr>
@@ -9036,7 +8736,7 @@
           <w:sz w:val="28"/>
           <w:szCs w:val="28"/>
         </w:rPr>
-        <w:t>產出風險評鑑結果與建議措施，提供決策參考。系統架構主要分為三個部分：</w:t>
+        <w:t>決策參考。系統架構主要分為三個部分：</w:t>
       </w:r>
     </w:p>
     <w:p>
@@ -9069,7 +8769,7 @@
           <w:sz w:val="28"/>
           <w:szCs w:val="28"/>
         </w:rPr>
-        <w:t>：本系統使用</w:t>
+        <w:t>：使用</w:t>
       </w:r>
       <w:r>
         <w:rPr>
@@ -9125,7 +8825,31 @@
           <w:sz w:val="28"/>
           <w:szCs w:val="28"/>
         </w:rPr>
-        <w:t>進行資產盤點與風險評鑑</w:t>
+        <w:t>進行資產盤點</w:t>
+      </w:r>
+      <w:r>
+        <w:rPr>
+          <w:rFonts w:eastAsia="標楷體" w:hint="eastAsia"/>
+          <w:sz w:val="28"/>
+          <w:szCs w:val="28"/>
+        </w:rPr>
+        <w:t>、</w:t>
+      </w:r>
+      <w:r>
+        <w:rPr>
+          <w:rFonts w:eastAsia="標楷體" w:hint="eastAsia"/>
+          <w:sz w:val="28"/>
+          <w:szCs w:val="28"/>
+        </w:rPr>
+        <w:t>風險評鑑</w:t>
+      </w:r>
+      <w:r>
+        <w:rPr>
+          <w:rFonts w:eastAsia="標楷體" w:hint="eastAsia"/>
+          <w:sz w:val="28"/>
+          <w:szCs w:val="28"/>
+        </w:rPr>
+        <w:t>與結果查詢</w:t>
       </w:r>
       <w:r>
         <w:rPr>
@@ -9222,7 +8946,7 @@
           <w:sz w:val="28"/>
           <w:szCs w:val="28"/>
         </w:rPr>
-        <w:t>與</w:t>
+        <w:t>、</w:t>
       </w:r>
       <w:r>
         <w:rPr>
@@ -9230,6 +8954,14 @@
           <w:sz w:val="28"/>
           <w:szCs w:val="28"/>
         </w:rPr>
+        <w:t xml:space="preserve">RESTful </w:t>
+      </w:r>
+      <w:r>
+        <w:rPr>
+          <w:rFonts w:eastAsia="標楷體"/>
+          <w:sz w:val="28"/>
+          <w:szCs w:val="28"/>
+        </w:rPr>
         <w:t>API</w:t>
       </w:r>
       <w:r>
@@ -9238,7 +8970,31 @@
           <w:sz w:val="28"/>
           <w:szCs w:val="28"/>
         </w:rPr>
-        <w:t>服務建置。</w:t>
+        <w:t>服務建置</w:t>
+      </w:r>
+      <w:r>
+        <w:rPr>
+          <w:rFonts w:eastAsia="標楷體" w:hint="eastAsia"/>
+          <w:sz w:val="28"/>
+          <w:szCs w:val="28"/>
+        </w:rPr>
+        <w:t>，以及</w:t>
+      </w:r>
+      <w:r>
+        <w:rPr>
+          <w:rFonts w:eastAsia="標楷體" w:hint="eastAsia"/>
+          <w:sz w:val="28"/>
+          <w:szCs w:val="28"/>
+        </w:rPr>
+        <w:t>Gemini</w:t>
+      </w:r>
+      <w:r>
+        <w:rPr>
+          <w:rFonts w:eastAsia="標楷體" w:hint="eastAsia"/>
+          <w:sz w:val="28"/>
+          <w:szCs w:val="28"/>
+        </w:rPr>
+        <w:t>模型串接與分析功能。</w:t>
       </w:r>
       <w:r>
         <w:rPr>
@@ -9246,7 +9002,7 @@
           <w:sz w:val="28"/>
           <w:szCs w:val="28"/>
         </w:rPr>
-        <w:t>統透過</w:t>
+        <w:t>後端透過</w:t>
       </w:r>
       <w:r>
         <w:rPr>
@@ -9254,7 +9010,7 @@
           <w:sz w:val="28"/>
           <w:szCs w:val="28"/>
         </w:rPr>
-        <w:t>RESTful API</w:t>
+        <w:t>API</w:t>
       </w:r>
       <w:r>
         <w:rPr>
@@ -9262,25 +9018,23 @@
           <w:sz w:val="28"/>
           <w:szCs w:val="28"/>
         </w:rPr>
-        <w:t>進行前後端資料交換，使架構更為</w:t>
-      </w:r>
-      <w:proofErr w:type="gramStart"/>
+        <w:t>與前端進行資料交換，並針對使用者輸入之資產資料進行風險分析與建議措施生成，以提升系統</w:t>
+      </w:r>
+      <w:r>
+        <w:rPr>
+          <w:rFonts w:eastAsia="標楷體" w:hint="eastAsia"/>
+          <w:sz w:val="28"/>
+          <w:szCs w:val="28"/>
+        </w:rPr>
+        <w:t>的</w:t>
+      </w:r>
       <w:r>
         <w:rPr>
           <w:rFonts w:eastAsia="標楷體"/>
           <w:sz w:val="28"/>
           <w:szCs w:val="28"/>
         </w:rPr>
-        <w:t>清晰，</w:t>
-      </w:r>
-      <w:proofErr w:type="gramEnd"/>
-      <w:r>
-        <w:rPr>
-          <w:rFonts w:eastAsia="標楷體"/>
-          <w:sz w:val="28"/>
-          <w:szCs w:val="28"/>
-        </w:rPr>
-        <w:t>同時提升系統之擴充性與維護性。</w:t>
+        <w:t>擴充性、維護性與風險評估效率。</w:t>
       </w:r>
     </w:p>
     <w:p>
@@ -9315,7 +9069,6 @@
         </w:rPr>
         <w:t>：使用</w:t>
       </w:r>
-      <w:proofErr w:type="spellStart"/>
       <w:r>
         <w:rPr>
           <w:rFonts w:eastAsia="標楷體" w:cs="新細明體"/>
@@ -9325,7 +9078,6 @@
         </w:rPr>
         <w:t>Supabase</w:t>
       </w:r>
-      <w:proofErr w:type="spellEnd"/>
       <w:r>
         <w:rPr>
           <w:rFonts w:eastAsia="標楷體" w:cs="新細明體"/>
@@ -9413,12 +9165,103 @@
     </w:p>
     <w:p>
       <w:pPr>
+        <w:keepNext/>
         <w:widowControl/>
         <w:overflowPunct w:val="0"/>
+      </w:pPr>
+      <w:r>
         <w:rPr>
           <w:rFonts w:eastAsia="標楷體"/>
         </w:rPr>
-      </w:pPr>
+        <w:lastRenderedPageBreak/>
+        <w:drawing>
+          <wp:inline distT="0" distB="0" distL="0" distR="0" wp14:anchorId="6F588B0D" wp14:editId="32DB59CD">
+            <wp:extent cx="4480948" cy="2568163"/>
+            <wp:effectExtent l="0" t="0" r="0" b="3810"/>
+            <wp:docPr id="28915640" name="圖片 1"/>
+            <wp:cNvGraphicFramePr>
+              <a:graphicFrameLocks xmlns:a="http://schemas.openxmlformats.org/drawingml/2006/main" noChangeAspect="1"/>
+            </wp:cNvGraphicFramePr>
+            <a:graphic xmlns:a="http://schemas.openxmlformats.org/drawingml/2006/main">
+              <a:graphicData uri="http://schemas.openxmlformats.org/drawingml/2006/picture">
+                <pic:pic xmlns:pic="http://schemas.openxmlformats.org/drawingml/2006/picture">
+                  <pic:nvPicPr>
+                    <pic:cNvPr id="28915640" name=""/>
+                    <pic:cNvPicPr/>
+                  </pic:nvPicPr>
+                  <pic:blipFill>
+                    <a:blip r:embed="rId13"/>
+                    <a:stretch>
+                      <a:fillRect/>
+                    </a:stretch>
+                  </pic:blipFill>
+                  <pic:spPr>
+                    <a:xfrm>
+                      <a:off x="0" y="0"/>
+                      <a:ext cx="4480948" cy="2568163"/>
+                    </a:xfrm>
+                    <a:prstGeom prst="rect">
+                      <a:avLst/>
+                    </a:prstGeom>
+                  </pic:spPr>
+                </pic:pic>
+              </a:graphicData>
+            </a:graphic>
+          </wp:inline>
+        </w:drawing>
+      </w:r>
+    </w:p>
+    <w:p>
+      <w:pPr>
+        <w:pStyle w:val="af5"/>
+        <w:spacing w:line="240" w:lineRule="auto"/>
+        <w:jc w:val="center"/>
+        <w:rPr>
+          <w:rFonts w:ascii="Times New Roman" w:eastAsia="標楷體" w:hAnsi="Times New Roman"/>
+          <w:sz w:val="28"/>
+          <w:szCs w:val="28"/>
+        </w:rPr>
+      </w:pPr>
+      <w:r>
+        <w:rPr>
+          <w:rFonts w:ascii="Times New Roman" w:eastAsia="標楷體" w:hAnsi="Times New Roman" w:hint="eastAsia"/>
+          <w:sz w:val="28"/>
+          <w:szCs w:val="28"/>
+        </w:rPr>
+        <w:t>圖</w:t>
+      </w:r>
+      <w:r>
+        <w:rPr>
+          <w:rFonts w:ascii="Times New Roman" w:eastAsia="標楷體" w:hAnsi="Times New Roman" w:hint="eastAsia"/>
+          <w:sz w:val="28"/>
+          <w:szCs w:val="28"/>
+        </w:rPr>
+        <w:t xml:space="preserve"> </w:t>
+      </w:r>
+      <w:r>
+        <w:rPr>
+          <w:rFonts w:ascii="Times New Roman" w:eastAsia="標楷體" w:hAnsi="Times New Roman"/>
+          <w:sz w:val="28"/>
+          <w:szCs w:val="28"/>
+        </w:rPr>
+        <w:t>3-1-1</w:t>
+      </w:r>
+      <w:r>
+        <w:rPr>
+          <w:rFonts w:ascii="Times New Roman" w:eastAsia="標楷體" w:hAnsi="Times New Roman" w:hint="eastAsia"/>
+          <w:sz w:val="28"/>
+          <w:szCs w:val="28"/>
+        </w:rPr>
+        <w:t xml:space="preserve"> </w:t>
+      </w:r>
+      <w:r>
+        <w:rPr>
+          <w:rFonts w:ascii="Times New Roman" w:eastAsia="標楷體" w:hAnsi="Times New Roman" w:hint="eastAsia"/>
+          <w:sz w:val="28"/>
+          <w:szCs w:val="28"/>
+        </w:rPr>
+        <w:t>系統架構圖</w:t>
+      </w:r>
     </w:p>
     <w:p>
       <w:pPr>
@@ -9438,7 +9281,6 @@
           <w:sz w:val="28"/>
           <w:szCs w:val="28"/>
         </w:rPr>
-        <w:lastRenderedPageBreak/>
         <w:t>圖</w:t>
       </w:r>
       <w:r>
@@ -9456,6 +9298,46 @@
           <w:szCs w:val="28"/>
         </w:rPr>
         <w:t>顯示本系統之整體架構。使用者透過前端介面操作系統，前端將請求傳送至後端伺服器，後端進行資料處理與風險分析後，將結果回傳至前端顯示，並將相關資料儲存於資料庫中。</w:t>
+      </w:r>
+      <w:r>
+        <w:rPr>
+          <w:rFonts w:eastAsia="標楷體"/>
+          <w:sz w:val="28"/>
+          <w:szCs w:val="28"/>
+        </w:rPr>
+        <w:t>此外，後端亦可透過</w:t>
+      </w:r>
+      <w:r>
+        <w:rPr>
+          <w:rFonts w:eastAsia="標楷體"/>
+          <w:sz w:val="28"/>
+          <w:szCs w:val="28"/>
+        </w:rPr>
+        <w:t xml:space="preserve"> API </w:t>
+      </w:r>
+      <w:r>
+        <w:rPr>
+          <w:rFonts w:eastAsia="標楷體"/>
+          <w:sz w:val="28"/>
+          <w:szCs w:val="28"/>
+        </w:rPr>
+        <w:t>串接</w:t>
+      </w:r>
+      <w:r>
+        <w:rPr>
+          <w:rFonts w:eastAsia="標楷體"/>
+          <w:sz w:val="28"/>
+          <w:szCs w:val="28"/>
+        </w:rPr>
+        <w:t xml:space="preserve"> Gemini </w:t>
+      </w:r>
+      <w:r>
+        <w:rPr>
+          <w:rFonts w:eastAsia="標楷體"/>
+          <w:sz w:val="28"/>
+          <w:szCs w:val="28"/>
+        </w:rPr>
+        <w:t>生成式人工智慧模型，以進行風險分析與建議措施生成。</w:t>
       </w:r>
     </w:p>
     <w:p>
@@ -9463,7 +9345,7 @@
         <w:widowControl/>
         <w:overflowPunct w:val="0"/>
         <w:rPr>
-          <w:rFonts w:eastAsia="標楷體"/>
+          <w:rFonts w:eastAsia="標楷體" w:hint="eastAsia"/>
         </w:rPr>
       </w:pPr>
     </w:p>
@@ -9581,7 +9463,6 @@
         </w:rPr>
         <w:t>後端框架與</w:t>
       </w:r>
-      <w:proofErr w:type="spellStart"/>
       <w:r>
         <w:rPr>
           <w:rFonts w:eastAsia="標楷體"/>
@@ -9590,7 +9471,6 @@
         </w:rPr>
         <w:t>Supabase</w:t>
       </w:r>
-      <w:proofErr w:type="spellEnd"/>
       <w:r>
         <w:rPr>
           <w:rFonts w:eastAsia="標楷體"/>
@@ -9605,46 +9485,39 @@
           <w:sz w:val="28"/>
           <w:szCs w:val="28"/>
         </w:rPr>
-        <w:t>，建置一套完整</w:t>
-      </w:r>
-      <w:proofErr w:type="gramStart"/>
-      <w:r>
-        <w:rPr>
-          <w:rFonts w:eastAsia="標楷體" w:hint="eastAsia"/>
+        <w:t>，建置一套完整的資安風險評估平台。考量現今使用者多透過不同裝置進行操作，本系統設計為跨平台網頁應用，支援電腦與行動裝置瀏覽器，</w:t>
+      </w:r>
+      <w:r>
+        <w:rPr>
+          <w:rFonts w:eastAsia="標楷體"/>
           <w:sz w:val="28"/>
           <w:szCs w:val="28"/>
         </w:rPr>
-        <w:t>的資安風險</w:t>
-      </w:r>
-      <w:proofErr w:type="gramEnd"/>
+        <w:t>使用者</w:t>
+      </w:r>
       <w:r>
         <w:rPr>
           <w:rFonts w:eastAsia="標楷體" w:hint="eastAsia"/>
           <w:sz w:val="28"/>
           <w:szCs w:val="28"/>
         </w:rPr>
-        <w:t>評估平台。</w:t>
-      </w:r>
-    </w:p>
-    <w:p>
-      <w:pPr>
-        <w:widowControl/>
-        <w:overflowPunct w:val="0"/>
-        <w:ind w:firstLineChars="200" w:firstLine="560"/>
-        <w:jc w:val="both"/>
+        <w:t>可</w:t>
+      </w:r>
+      <w:r>
         <w:rPr>
           <w:rFonts w:eastAsia="標楷體"/>
           <w:sz w:val="28"/>
           <w:szCs w:val="28"/>
         </w:rPr>
-      </w:pPr>
+        <w:t>隨時進行</w:t>
+      </w:r>
       <w:r>
         <w:rPr>
           <w:rFonts w:eastAsia="標楷體" w:hint="eastAsia"/>
           <w:sz w:val="28"/>
           <w:szCs w:val="28"/>
         </w:rPr>
-        <w:t>考量現今使用者多透過不同裝置進行操作，本系統設計為跨平台網頁應用，支援電腦與行動裝置瀏覽器，</w:t>
+        <w:t>資產盤點與風險評鑑</w:t>
       </w:r>
       <w:r>
         <w:rPr>
@@ -9652,65 +9525,17 @@
           <w:sz w:val="28"/>
           <w:szCs w:val="28"/>
         </w:rPr>
-        <w:t>使用者能隨時進行</w:t>
-      </w:r>
-      <w:r>
-        <w:rPr>
-          <w:rFonts w:eastAsia="標楷體" w:hint="eastAsia"/>
+        <w:t>。此外，由於採用</w:t>
+      </w:r>
+      <w:r>
+        <w:rPr>
+          <w:rFonts w:eastAsia="標楷體"/>
           <w:sz w:val="28"/>
           <w:szCs w:val="28"/>
         </w:rPr>
-        <w:t>資產盤點與風險評鑑</w:t>
-      </w:r>
-      <w:r>
-        <w:rPr>
-          <w:rFonts w:eastAsia="標楷體"/>
-          <w:sz w:val="28"/>
-          <w:szCs w:val="28"/>
-        </w:rPr>
-        <w:t>。</w:t>
-      </w:r>
-    </w:p>
-    <w:p>
-      <w:pPr>
-        <w:widowControl/>
-        <w:overflowPunct w:val="0"/>
-        <w:ind w:firstLineChars="200" w:firstLine="560"/>
-        <w:jc w:val="both"/>
-        <w:rPr>
-          <w:rFonts w:eastAsia="標楷體" w:hint="eastAsia"/>
-          <w:sz w:val="28"/>
-          <w:szCs w:val="28"/>
-        </w:rPr>
-      </w:pPr>
-      <w:proofErr w:type="gramStart"/>
-      <w:r>
-        <w:rPr>
-          <w:rFonts w:eastAsia="標楷體"/>
-          <w:sz w:val="28"/>
-          <w:szCs w:val="28"/>
-        </w:rPr>
-        <w:t>此外，</w:t>
-      </w:r>
-      <w:proofErr w:type="gramEnd"/>
-      <w:r>
-        <w:rPr>
-          <w:rFonts w:eastAsia="標楷體"/>
-          <w:sz w:val="28"/>
-          <w:szCs w:val="28"/>
-        </w:rPr>
-        <w:t>由於採用</w:t>
-      </w:r>
-      <w:proofErr w:type="spellStart"/>
-      <w:r>
-        <w:rPr>
-          <w:rFonts w:eastAsia="標楷體"/>
-          <w:sz w:val="28"/>
-          <w:szCs w:val="28"/>
-        </w:rPr>
+        <w:lastRenderedPageBreak/>
         <w:t>Supabase</w:t>
       </w:r>
-      <w:proofErr w:type="spellEnd"/>
       <w:r>
         <w:rPr>
           <w:rFonts w:eastAsia="標楷體"/>
@@ -10064,14 +9889,12 @@
                 <w:rFonts w:eastAsia="標楷體"/>
               </w:rPr>
             </w:pPr>
-            <w:proofErr w:type="spellStart"/>
             <w:r>
               <w:rPr>
                 <w:rFonts w:eastAsia="標楷體"/>
               </w:rPr>
               <w:t>Supabase</w:t>
             </w:r>
-            <w:proofErr w:type="spellEnd"/>
             <w:r>
               <w:rPr>
                 <w:rFonts w:eastAsia="標楷體"/>
@@ -10109,7 +9932,7 @@
               <w:widowControl/>
               <w:overflowPunct w:val="0"/>
               <w:rPr>
-                <w:rFonts w:eastAsia="標楷體" w:hint="eastAsia"/>
+                <w:rFonts w:eastAsia="標楷體"/>
               </w:rPr>
             </w:pPr>
             <w:r>
@@ -10169,7 +9992,7 @@
               <w:widowControl/>
               <w:overflowPunct w:val="0"/>
               <w:rPr>
-                <w:rFonts w:eastAsia="標楷體" w:hint="eastAsia"/>
+                <w:rFonts w:eastAsia="標楷體"/>
               </w:rPr>
             </w:pPr>
             <w:r>
@@ -10899,7 +10722,6 @@
         </w:rPr>
         <w:t>以下列出本系統於開發「</w:t>
       </w:r>
-      <w:proofErr w:type="spellStart"/>
       <w:r>
         <w:rPr>
           <w:rFonts w:eastAsia="標楷體" w:hint="eastAsia"/>
@@ -10908,7 +10730,6 @@
         </w:rPr>
         <w:t>RiskGenie</w:t>
       </w:r>
-      <w:proofErr w:type="spellEnd"/>
       <w:r>
         <w:rPr>
           <w:rFonts w:eastAsia="標楷體" w:hint="eastAsia"/>
@@ -10983,7 +10804,16 @@
           <w:sz w:val="28"/>
           <w:szCs w:val="28"/>
         </w:rPr>
-        <w:t>：具備語法簡潔、可讀性高與開發效率佳等特性，並擁有豐富的第三方套件資源，適合用於後端開發與資料處理。本系統採用</w:t>
+        <w:t>：具備語法簡潔、可讀性高與開發效率佳等特性，並擁有豐富的第三方套件資源，適合用於後端開發與資料處理。</w:t>
+      </w:r>
+      <w:r>
+        <w:rPr>
+          <w:rFonts w:eastAsia="標楷體" w:hint="eastAsia"/>
+          <w:sz w:val="28"/>
+          <w:szCs w:val="28"/>
+        </w:rPr>
+        <w:lastRenderedPageBreak/>
+        <w:t>本系統採用</w:t>
       </w:r>
       <w:r>
         <w:rPr>
@@ -11097,7 +10927,6 @@
           <w:szCs w:val="28"/>
         </w:rPr>
       </w:pPr>
-      <w:proofErr w:type="spellStart"/>
       <w:r>
         <w:rPr>
           <w:rFonts w:eastAsia="標楷體"/>
@@ -11106,7 +10935,6 @@
         </w:rPr>
         <w:t>Supabase</w:t>
       </w:r>
-      <w:proofErr w:type="spellEnd"/>
       <w:r>
         <w:rPr>
           <w:rFonts w:eastAsia="標楷體" w:hint="eastAsia"/>
@@ -11185,7 +11013,6 @@
           <w:sz w:val="28"/>
           <w:szCs w:val="28"/>
         </w:rPr>
-        <w:lastRenderedPageBreak/>
         <w:t>HTML / CSS / JavaScript</w:t>
       </w:r>
       <w:r>
@@ -11214,37 +11041,43 @@
       </w:pPr>
       <w:r>
         <w:rPr>
+          <w:rFonts w:eastAsia="標楷體" w:hint="eastAsia"/>
+          <w:sz w:val="28"/>
+          <w:szCs w:val="28"/>
+        </w:rPr>
+        <w:t>Gemini</w:t>
+      </w:r>
+      <w:r>
+        <w:rPr>
+          <w:rFonts w:eastAsia="標楷體" w:hint="eastAsia"/>
+          <w:sz w:val="28"/>
+          <w:szCs w:val="28"/>
+        </w:rPr>
+        <w:t>生成式人工智慧</w:t>
+      </w:r>
+      <w:r>
+        <w:rPr>
+          <w:rFonts w:eastAsia="標楷體" w:hint="eastAsia"/>
+          <w:sz w:val="28"/>
+          <w:szCs w:val="28"/>
+        </w:rPr>
+        <w:t>模型：</w:t>
+      </w:r>
+      <w:r>
+        <w:rPr>
           <w:rFonts w:eastAsia="標楷體"/>
           <w:sz w:val="28"/>
           <w:szCs w:val="28"/>
         </w:rPr>
-        <w:t>Visual Studio Code</w:t>
-      </w:r>
-      <w:r>
-        <w:rPr>
-          <w:rFonts w:eastAsia="標楷體" w:hint="eastAsia"/>
+        <w:t>用於風險分析與建議生成，以提升分析效率與決策品質</w:t>
+      </w:r>
+      <w:r>
+        <w:rPr>
+          <w:rFonts w:eastAsia="標楷體"/>
           <w:sz w:val="28"/>
           <w:szCs w:val="28"/>
         </w:rPr>
-        <w:t>：為</w:t>
-      </w:r>
-      <w:proofErr w:type="gramStart"/>
-      <w:r>
-        <w:rPr>
-          <w:rFonts w:eastAsia="標楷體" w:hint="eastAsia"/>
-          <w:sz w:val="28"/>
-          <w:szCs w:val="28"/>
-        </w:rPr>
-        <w:t>輕量且功能</w:t>
-      </w:r>
-      <w:proofErr w:type="gramEnd"/>
-      <w:r>
-        <w:rPr>
-          <w:rFonts w:eastAsia="標楷體" w:hint="eastAsia"/>
-          <w:sz w:val="28"/>
-          <w:szCs w:val="28"/>
-        </w:rPr>
-        <w:t>完整之開發工具，支援多種程式語言與除錯功能，並可透過擴充套件提升開發效率，是本系統主要開發環境。</w:t>
+        <w:t>，並於資料傳送前進行敏感資訊去識別化處理，以降低敏感資料外洩風險並提升資料安全性。</w:t>
       </w:r>
     </w:p>
     <w:p>
@@ -11268,6 +11101,38 @@
           <w:sz w:val="28"/>
           <w:szCs w:val="28"/>
         </w:rPr>
+        <w:t>Visual Studio Code</w:t>
+      </w:r>
+      <w:r>
+        <w:rPr>
+          <w:rFonts w:eastAsia="標楷體" w:hint="eastAsia"/>
+          <w:sz w:val="28"/>
+          <w:szCs w:val="28"/>
+        </w:rPr>
+        <w:t>：為輕量且功能完整之開發工具，支援多種程式語言與除錯功能，並可透過擴充套件提升開發效率，是本系統主要開發環境。</w:t>
+      </w:r>
+    </w:p>
+    <w:p>
+      <w:pPr>
+        <w:widowControl/>
+        <w:numPr>
+          <w:ilvl w:val="0"/>
+          <w:numId w:val="5"/>
+        </w:numPr>
+        <w:overflowPunct w:val="0"/>
+        <w:jc w:val="both"/>
+        <w:rPr>
+          <w:rFonts w:eastAsia="標楷體"/>
+          <w:sz w:val="28"/>
+          <w:szCs w:val="28"/>
+        </w:rPr>
+      </w:pPr>
+      <w:r>
+        <w:rPr>
+          <w:rFonts w:eastAsia="標楷體"/>
+          <w:sz w:val="28"/>
+          <w:szCs w:val="28"/>
+        </w:rPr>
         <w:t>GitHub</w:t>
       </w:r>
       <w:r>
@@ -11290,24 +11155,13 @@
           <w:szCs w:val="28"/>
         </w:rPr>
       </w:pPr>
-    </w:p>
-    <w:p>
-      <w:pPr>
-        <w:widowControl/>
-        <w:overflowPunct w:val="0"/>
-        <w:jc w:val="both"/>
+      <w:r>
         <w:rPr>
           <w:rFonts w:eastAsia="標楷體"/>
           <w:sz w:val="28"/>
           <w:szCs w:val="28"/>
         </w:rPr>
-      </w:pPr>
-      <w:r>
-        <w:rPr>
-          <w:rFonts w:eastAsia="標楷體"/>
-          <w:sz w:val="28"/>
-          <w:szCs w:val="28"/>
-        </w:rPr>
+        <w:lastRenderedPageBreak/>
         <w:t xml:space="preserve">2. </w:t>
       </w:r>
       <w:r>
@@ -11380,107 +11234,7 @@
           <w:sz w:val="28"/>
           <w:szCs w:val="28"/>
         </w:rPr>
-        <w:t>設計原則：作為前後端資料傳輸之設計依據，使系統架構</w:t>
-      </w:r>
-      <w:proofErr w:type="gramStart"/>
-      <w:r>
-        <w:rPr>
-          <w:rFonts w:eastAsia="標楷體" w:hint="eastAsia"/>
-          <w:sz w:val="28"/>
-          <w:szCs w:val="28"/>
-        </w:rPr>
-        <w:t>清晰，</w:t>
-      </w:r>
-      <w:proofErr w:type="gramEnd"/>
-      <w:r>
-        <w:rPr>
-          <w:rFonts w:eastAsia="標楷體" w:hint="eastAsia"/>
-          <w:sz w:val="28"/>
-          <w:szCs w:val="28"/>
-        </w:rPr>
-        <w:t>並提升系統之擴展性與維護性。</w:t>
-      </w:r>
-    </w:p>
-    <w:p>
-      <w:pPr>
-        <w:widowControl/>
-        <w:numPr>
-          <w:ilvl w:val="0"/>
-          <w:numId w:val="6"/>
-        </w:numPr>
-        <w:overflowPunct w:val="0"/>
-        <w:jc w:val="both"/>
-        <w:rPr>
-          <w:rFonts w:eastAsia="標楷體" w:hint="eastAsia"/>
-          <w:sz w:val="28"/>
-          <w:szCs w:val="28"/>
-        </w:rPr>
-      </w:pPr>
-      <w:r>
-        <w:rPr>
-          <w:rFonts w:eastAsia="標楷體" w:hint="eastAsia"/>
-          <w:sz w:val="28"/>
-          <w:szCs w:val="28"/>
-        </w:rPr>
-        <w:t>Gemini</w:t>
-      </w:r>
-      <w:r>
-        <w:rPr>
-          <w:rFonts w:eastAsia="標楷體" w:hint="eastAsia"/>
-          <w:sz w:val="28"/>
-          <w:szCs w:val="28"/>
-        </w:rPr>
-        <w:t xml:space="preserve"> AI</w:t>
-      </w:r>
-      <w:r>
-        <w:rPr>
-          <w:rFonts w:eastAsia="標楷體" w:hint="eastAsia"/>
-          <w:sz w:val="28"/>
-          <w:szCs w:val="28"/>
-        </w:rPr>
-        <w:t>模型</w:t>
-      </w:r>
-      <w:r>
-        <w:rPr>
-          <w:rFonts w:eastAsia="標楷體" w:hint="eastAsia"/>
-          <w:sz w:val="28"/>
-          <w:szCs w:val="28"/>
-        </w:rPr>
-        <w:t>：</w:t>
-      </w:r>
-      <w:r>
-        <w:rPr>
-          <w:rFonts w:eastAsia="標楷體"/>
-          <w:sz w:val="28"/>
-          <w:szCs w:val="28"/>
-        </w:rPr>
-        <w:t>用於風險分析與建議生成，以提升分析效率與決策品質</w:t>
-      </w:r>
-      <w:r>
-        <w:rPr>
-          <w:rFonts w:eastAsia="標楷體"/>
-          <w:sz w:val="28"/>
-          <w:szCs w:val="28"/>
-        </w:rPr>
-        <w:t>，並於資料傳送前進行敏感資訊去識別化處理，以降低敏感資料外</w:t>
-      </w:r>
-      <w:proofErr w:type="gramStart"/>
-      <w:r>
-        <w:rPr>
-          <w:rFonts w:eastAsia="標楷體"/>
-          <w:sz w:val="28"/>
-          <w:szCs w:val="28"/>
-        </w:rPr>
-        <w:t>洩</w:t>
-      </w:r>
-      <w:proofErr w:type="gramEnd"/>
-      <w:r>
-        <w:rPr>
-          <w:rFonts w:eastAsia="標楷體"/>
-          <w:sz w:val="28"/>
-          <w:szCs w:val="28"/>
-        </w:rPr>
-        <w:t>風險並提升資料安全性。</w:t>
+        <w:t>設計原則：作為前後端資料傳輸之設計依據，使系統架構清晰，並提升系統之擴展性與維護性。</w:t>
       </w:r>
     </w:p>
     <w:p>
@@ -11702,14 +11456,12 @@
               </w:rPr>
               <w:t>、</w:t>
             </w:r>
-            <w:proofErr w:type="spellStart"/>
             <w:r>
               <w:rPr>
                 <w:rFonts w:eastAsia="標楷體"/>
               </w:rPr>
               <w:t>Supabase</w:t>
             </w:r>
-            <w:proofErr w:type="spellEnd"/>
           </w:p>
         </w:tc>
       </w:tr>
@@ -11737,7 +11489,6 @@
               <w:rPr>
                 <w:rFonts w:eastAsia="標楷體" w:hint="eastAsia"/>
               </w:rPr>
-              <w:lastRenderedPageBreak/>
               <w:t>程式撰寫工具</w:t>
             </w:r>
           </w:p>
@@ -11925,7 +11676,7 @@
               <w:widowControl/>
               <w:overflowPunct w:val="0"/>
               <w:rPr>
-                <w:rFonts w:eastAsia="標楷體" w:hint="eastAsia"/>
+                <w:rFonts w:eastAsia="標楷體"/>
               </w:rPr>
             </w:pPr>
             <w:r>
@@ -11952,14 +11703,12 @@
               </w:rPr>
               <w:t>、</w:t>
             </w:r>
-            <w:proofErr w:type="spellStart"/>
             <w:r>
               <w:rPr>
                 <w:rFonts w:eastAsia="標楷體"/>
               </w:rPr>
               <w:t>Supabase</w:t>
             </w:r>
-            <w:proofErr w:type="spellEnd"/>
             <w:r>
               <w:rPr>
                 <w:rFonts w:eastAsia="標楷體"/>
@@ -11997,7 +11746,7 @@
               <w:widowControl/>
               <w:overflowPunct w:val="0"/>
               <w:rPr>
-                <w:rFonts w:eastAsia="標楷體" w:hint="eastAsia"/>
+                <w:rFonts w:eastAsia="標楷體"/>
               </w:rPr>
             </w:pPr>
             <w:r>
@@ -12029,7 +11778,7 @@
               <w:widowControl/>
               <w:overflowPunct w:val="0"/>
               <w:rPr>
-                <w:rFonts w:eastAsia="標楷體" w:hint="eastAsia"/>
+                <w:rFonts w:eastAsia="標楷體"/>
               </w:rPr>
             </w:pPr>
             <w:r>
@@ -12057,7 +11806,7 @@
               <w:widowControl/>
               <w:overflowPunct w:val="0"/>
               <w:rPr>
-                <w:rFonts w:eastAsia="標楷體" w:hint="eastAsia"/>
+                <w:rFonts w:eastAsia="標楷體"/>
               </w:rPr>
             </w:pPr>
             <w:r>
@@ -12516,7 +12265,7 @@
     <w:p>
       <w:pPr>
         <w:widowControl/>
-        <w:spacing w:after="160" w:line="278" w:lineRule="auto"/>
+        <w:spacing w:after="160"/>
         <w:rPr>
           <w:rFonts w:eastAsia="標楷體"/>
         </w:rPr>
@@ -12714,17 +12463,8 @@
                 <w:rFonts w:eastAsia="標楷體" w:hint="eastAsia"/>
                 <w:szCs w:val="22"/>
               </w:rPr>
-              <w:t>林紀</w:t>
-            </w:r>
-            <w:proofErr w:type="gramStart"/>
-            <w:r>
-              <w:rPr>
-                <w:rFonts w:eastAsia="標楷體" w:hint="eastAsia"/>
-                <w:szCs w:val="22"/>
-              </w:rPr>
-              <w:t>媗</w:t>
-            </w:r>
-            <w:proofErr w:type="gramEnd"/>
+              <w:t>林紀媗</w:t>
+            </w:r>
           </w:p>
         </w:tc>
         <w:tc>
@@ -12761,17 +12501,8 @@
                 <w:rFonts w:eastAsia="標楷體" w:hint="eastAsia"/>
                 <w:szCs w:val="22"/>
               </w:rPr>
-              <w:t>李昕</w:t>
-            </w:r>
-            <w:proofErr w:type="gramStart"/>
-            <w:r>
-              <w:rPr>
-                <w:rFonts w:eastAsia="標楷體" w:hint="eastAsia"/>
-                <w:szCs w:val="22"/>
-              </w:rPr>
-              <w:t>縈</w:t>
-            </w:r>
-            <w:proofErr w:type="gramEnd"/>
+              <w:t>李昕縈</w:t>
+            </w:r>
           </w:p>
         </w:tc>
         <w:tc>
@@ -12808,17 +12539,8 @@
                 <w:rFonts w:eastAsia="標楷體" w:hint="eastAsia"/>
                 <w:szCs w:val="22"/>
               </w:rPr>
-              <w:t>顏</w:t>
-            </w:r>
-            <w:proofErr w:type="gramStart"/>
-            <w:r>
-              <w:rPr>
-                <w:rFonts w:eastAsia="標楷體" w:hint="eastAsia"/>
-                <w:szCs w:val="22"/>
-              </w:rPr>
-              <w:t>珮倪</w:t>
-            </w:r>
-            <w:proofErr w:type="gramEnd"/>
+              <w:t>顏珮倪</w:t>
+            </w:r>
           </w:p>
         </w:tc>
         <w:tc>
@@ -17059,14 +16781,12 @@
           <w:rFonts w:ascii="標楷體" w:eastAsia="標楷體" w:hAnsi="標楷體"/>
         </w:rPr>
       </w:pPr>
-      <w:proofErr w:type="gramStart"/>
       <w:r>
         <w:rPr>
           <w:rFonts w:ascii="標楷體" w:eastAsia="標楷體" w:hAnsi="標楷體" w:hint="eastAsia"/>
         </w:rPr>
         <w:t>註</w:t>
       </w:r>
-      <w:proofErr w:type="gramEnd"/>
       <w:r>
         <w:rPr>
           <w:rFonts w:ascii="標楷體" w:eastAsia="標楷體" w:hAnsi="標楷體"/>
@@ -17263,23 +16983,13 @@
           <w:color w:val="FF0000"/>
         </w:rPr>
       </w:pPr>
-      <w:proofErr w:type="gramStart"/>
       <w:r>
         <w:rPr>
           <w:rFonts w:eastAsia="標楷體" w:hint="eastAsia"/>
           <w:b/>
           <w:color w:val="FF0000"/>
         </w:rPr>
-        <w:t>本組成員</w:t>
-      </w:r>
-      <w:proofErr w:type="gramEnd"/>
-      <w:r>
-        <w:rPr>
-          <w:rFonts w:eastAsia="標楷體" w:hint="eastAsia"/>
-          <w:b/>
-          <w:color w:val="FF0000"/>
-        </w:rPr>
-        <w:t>之工作內容與貢獻度</w:t>
+        <w:t>本組成員之工作內容與貢獻度</w:t>
       </w:r>
       <w:r>
         <w:rPr>
@@ -18467,7 +18177,7 @@
                     <pic:cNvPicPr/>
                   </pic:nvPicPr>
                   <pic:blipFill>
-                    <a:blip r:embed="rId13"/>
+                    <a:blip r:embed="rId14"/>
                     <a:stretch>
                       <a:fillRect/>
                     </a:stretch>
@@ -18544,7 +18254,7 @@
                     <pic:cNvPicPr/>
                   </pic:nvPicPr>
                   <pic:blipFill>
-                    <a:blip r:embed="rId14"/>
+                    <a:blip r:embed="rId15"/>
                     <a:stretch>
                       <a:fillRect/>
                     </a:stretch>
@@ -18622,7 +18332,7 @@
                     <pic:cNvPicPr/>
                   </pic:nvPicPr>
                   <pic:blipFill>
-                    <a:blip r:embed="rId15"/>
+                    <a:blip r:embed="rId16"/>
                     <a:stretch>
                       <a:fillRect/>
                     </a:stretch>
@@ -18890,7 +18600,7 @@
                     <pic:cNvPicPr/>
                   </pic:nvPicPr>
                   <pic:blipFill>
-                    <a:blip r:embed="rId16" cstate="print">
+                    <a:blip r:embed="rId17" cstate="print">
                       <a:extLst>
                         <a:ext uri="{28A0092B-C50C-407E-A947-70E740481C1C}">
                           <a14:useLocalDpi xmlns:a14="http://schemas.microsoft.com/office/drawing/2010/main" val="0"/>
@@ -18951,7 +18661,6 @@
         <w:lastRenderedPageBreak/>
         <w:t xml:space="preserve">7-4 </w:t>
       </w:r>
-      <w:proofErr w:type="gramStart"/>
       <w:r>
         <w:rPr>
           <w:rFonts w:eastAsia="標楷體"/>
@@ -18968,7 +18677,6 @@
         </w:rPr>
         <w:t>與</w:t>
       </w:r>
-      <w:proofErr w:type="gramEnd"/>
       <w:r>
         <w:rPr>
           <w:rFonts w:eastAsia="標楷體"/>
@@ -19034,7 +18742,7 @@
                     <pic:cNvPicPr/>
                   </pic:nvPicPr>
                   <pic:blipFill>
-                    <a:blip r:embed="rId17" cstate="print">
+                    <a:blip r:embed="rId18" cstate="print">
                       <a:extLst>
                         <a:ext uri="{28A0092B-C50C-407E-A947-70E740481C1C}">
                           <a14:useLocalDpi xmlns:a14="http://schemas.microsoft.com/office/drawing/2010/main" val="0"/>
@@ -19103,7 +18811,7 @@
                     <pic:cNvPicPr/>
                   </pic:nvPicPr>
                   <pic:blipFill>
-                    <a:blip r:embed="rId18" cstate="print">
+                    <a:blip r:embed="rId19" cstate="print">
                       <a:extLst>
                         <a:ext uri="{28A0092B-C50C-407E-A947-70E740481C1C}">
                           <a14:useLocalDpi xmlns:a14="http://schemas.microsoft.com/office/drawing/2010/main" val="0"/>
@@ -19209,7 +18917,6 @@
         </w:rPr>
         <w:t>「</w:t>
       </w:r>
-      <w:proofErr w:type="spellStart"/>
       <w:r>
         <w:rPr>
           <w:rFonts w:eastAsia="標楷體" w:cs="新細明體"/>
@@ -19219,7 +18926,6 @@
         </w:rPr>
         <w:t>Supabase</w:t>
       </w:r>
-      <w:proofErr w:type="spellEnd"/>
       <w:r>
         <w:rPr>
           <w:rFonts w:eastAsia="標楷體" w:cs="新細明體"/>
@@ -19281,27 +18987,7 @@
           <w:sz w:val="28"/>
           <w:szCs w:val="28"/>
         </w:rPr>
-        <w:t>）</w:t>
-      </w:r>
-      <w:proofErr w:type="gramStart"/>
-      <w:r>
-        <w:rPr>
-          <w:rFonts w:eastAsia="標楷體" w:cs="新細明體"/>
-          <w:kern w:val="0"/>
-          <w:sz w:val="28"/>
-          <w:szCs w:val="28"/>
-        </w:rPr>
-        <w:t>與外鍵</w:t>
-      </w:r>
-      <w:proofErr w:type="gramEnd"/>
-      <w:r>
-        <w:rPr>
-          <w:rFonts w:eastAsia="標楷體" w:cs="新細明體"/>
-          <w:kern w:val="0"/>
-          <w:sz w:val="28"/>
-          <w:szCs w:val="28"/>
-        </w:rPr>
-        <w:t>（</w:t>
+        <w:t>）與外鍵（</w:t>
       </w:r>
       <w:r>
         <w:rPr>
@@ -19411,7 +19097,6 @@
         </w:rPr>
         <w:t xml:space="preserve">本系統採用 </w:t>
       </w:r>
-      <w:proofErr w:type="spellStart"/>
       <w:r>
         <w:rPr>
           <w:rFonts w:ascii="標楷體" w:eastAsia="標楷體" w:hAnsi="標楷體" w:cs="新細明體"/>
@@ -19419,17 +19104,7 @@
           <w:bCs/>
           <w:kern w:val="0"/>
         </w:rPr>
-        <w:t>Supabase</w:t>
-      </w:r>
-      <w:proofErr w:type="spellEnd"/>
-      <w:r>
-        <w:rPr>
-          <w:rFonts w:ascii="標楷體" w:eastAsia="標楷體" w:hAnsi="標楷體" w:cs="新細明體"/>
-          <w:b/>
-          <w:bCs/>
-          <w:kern w:val="0"/>
-        </w:rPr>
-        <w:t>雲端資料庫</w:t>
+        <w:t>Supabase雲端資料庫</w:t>
       </w:r>
       <w:r>
         <w:rPr>
@@ -19444,23 +19119,7 @@
           <w:kern w:val="0"/>
         </w:rPr>
         <w:br/>
-        <w:t>資料庫設計採用關聯式資料表架構，以確保資料一致性、可追蹤性與後續風險分析需求。系統透過主鍵（Primary Key）</w:t>
-      </w:r>
-      <w:proofErr w:type="gramStart"/>
-      <w:r>
-        <w:rPr>
-          <w:rFonts w:ascii="標楷體" w:eastAsia="標楷體" w:hAnsi="標楷體" w:cs="新細明體"/>
-          <w:kern w:val="0"/>
-        </w:rPr>
-        <w:t>與外鍵</w:t>
-      </w:r>
-      <w:proofErr w:type="gramEnd"/>
-      <w:r>
-        <w:rPr>
-          <w:rFonts w:ascii="標楷體" w:eastAsia="標楷體" w:hAnsi="標楷體" w:cs="新細明體"/>
-          <w:kern w:val="0"/>
-        </w:rPr>
-        <w:t>（Foreign Key）建立資料表間關聯，並搭配必要限制條件避免錯誤輸入或資料不一致。</w:t>
+        <w:t>資料庫設計採用關聯式資料表架構，以確保資料一致性、可追蹤性與後續風險分析需求。系統透過主鍵（Primary Key）與外鍵（Foreign Key）建立資料表間關聯，並搭配必要限制條件避免錯誤輸入或資料不一致。</w:t>
       </w:r>
     </w:p>
     <w:p>
@@ -19540,7 +19199,7 @@
                     <pic:cNvPicPr/>
                   </pic:nvPicPr>
                   <pic:blipFill>
-                    <a:blip r:embed="rId19" cstate="print">
+                    <a:blip r:embed="rId20" cstate="print">
                       <a:extLst>
                         <a:ext uri="{28A0092B-C50C-407E-A947-70E740481C1C}">
                           <a14:useLocalDpi xmlns:a14="http://schemas.microsoft.com/office/drawing/2010/main" val="0"/>
@@ -19900,7 +19559,6 @@
                 <w:color w:val="1F1F1F"/>
               </w:rPr>
             </w:pPr>
-            <w:proofErr w:type="spellStart"/>
             <w:r>
               <w:rPr>
                 <w:rFonts w:ascii="標楷體" w:eastAsia="標楷體" w:hAnsi="標楷體"/>
@@ -19909,7 +19567,6 @@
               </w:rPr>
               <w:t>asset_id_code</w:t>
             </w:r>
-            <w:proofErr w:type="spellEnd"/>
           </w:p>
         </w:tc>
         <w:tc>
@@ -20022,7 +19679,6 @@
                 <w:color w:val="1F1F1F"/>
               </w:rPr>
             </w:pPr>
-            <w:proofErr w:type="spellStart"/>
             <w:r>
               <w:rPr>
                 <w:rFonts w:ascii="標楷體" w:eastAsia="標楷體" w:hAnsi="標楷體"/>
@@ -20031,7 +19687,6 @@
               </w:rPr>
               <w:t>asset_name</w:t>
             </w:r>
-            <w:proofErr w:type="spellEnd"/>
           </w:p>
         </w:tc>
         <w:tc>
@@ -20144,7 +19799,6 @@
                 <w:color w:val="1F1F1F"/>
               </w:rPr>
             </w:pPr>
-            <w:proofErr w:type="spellStart"/>
             <w:r>
               <w:rPr>
                 <w:rFonts w:ascii="標楷體" w:eastAsia="標楷體" w:hAnsi="標楷體"/>
@@ -20153,7 +19807,6 @@
               </w:rPr>
               <w:t>asset_type</w:t>
             </w:r>
-            <w:proofErr w:type="spellEnd"/>
           </w:p>
         </w:tc>
         <w:tc>
@@ -20386,7 +20039,6 @@
                 <w:color w:val="1F1F1F"/>
               </w:rPr>
             </w:pPr>
-            <w:proofErr w:type="spellStart"/>
             <w:r>
               <w:rPr>
                 <w:rFonts w:ascii="標楷體" w:eastAsia="標楷體" w:hAnsi="標楷體"/>
@@ -20395,7 +20047,6 @@
               </w:rPr>
               <w:t>data_type</w:t>
             </w:r>
-            <w:proofErr w:type="spellEnd"/>
           </w:p>
         </w:tc>
         <w:tc>
@@ -20628,7 +20279,6 @@
                 <w:color w:val="1F1F1F"/>
               </w:rPr>
             </w:pPr>
-            <w:proofErr w:type="spellStart"/>
             <w:r>
               <w:rPr>
                 <w:rFonts w:ascii="標楷體" w:eastAsia="標楷體" w:hAnsi="標楷體"/>
@@ -20637,7 +20287,6 @@
               </w:rPr>
               <w:t>system_dependency</w:t>
             </w:r>
-            <w:proofErr w:type="spellEnd"/>
           </w:p>
         </w:tc>
         <w:tc>
@@ -21086,7 +20735,6 @@
                 <w:color w:val="1F1F1F"/>
               </w:rPr>
             </w:pPr>
-            <w:proofErr w:type="spellStart"/>
             <w:r>
               <w:rPr>
                 <w:rFonts w:ascii="標楷體" w:eastAsia="標楷體" w:hAnsi="標楷體"/>
@@ -21096,7 +20744,6 @@
               <w:lastRenderedPageBreak/>
               <w:t>threat_level</w:t>
             </w:r>
-            <w:proofErr w:type="spellEnd"/>
           </w:p>
         </w:tc>
         <w:tc>
@@ -21209,7 +20856,6 @@
                 <w:color w:val="1F1F1F"/>
               </w:rPr>
             </w:pPr>
-            <w:proofErr w:type="spellStart"/>
             <w:r>
               <w:rPr>
                 <w:rFonts w:ascii="標楷體" w:eastAsia="標楷體" w:hAnsi="標楷體"/>
@@ -21218,7 +20864,6 @@
               </w:rPr>
               <w:t>created_at</w:t>
             </w:r>
-            <w:proofErr w:type="spellEnd"/>
           </w:p>
         </w:tc>
         <w:tc>
@@ -21331,7 +20976,6 @@
                 <w:color w:val="1F1F1F"/>
               </w:rPr>
             </w:pPr>
-            <w:proofErr w:type="spellStart"/>
             <w:r>
               <w:rPr>
                 <w:rFonts w:ascii="標楷體" w:eastAsia="標楷體" w:hAnsi="標楷體"/>
@@ -21340,7 +20984,6 @@
               </w:rPr>
               <w:t>original_label</w:t>
             </w:r>
-            <w:proofErr w:type="spellEnd"/>
           </w:p>
         </w:tc>
         <w:tc>
@@ -21472,21 +21115,7 @@
         <w:rPr>
           <w:rFonts w:ascii="標楷體" w:eastAsia="標楷體" w:hAnsi="標楷體"/>
         </w:rPr>
-        <w:t xml:space="preserve">表 8.2: </w:t>
-      </w:r>
-      <w:proofErr w:type="spellStart"/>
-      <w:r>
-        <w:rPr>
-          <w:rFonts w:ascii="標楷體" w:eastAsia="標楷體" w:hAnsi="標楷體"/>
-        </w:rPr>
-        <w:t>Risk_assessments</w:t>
-      </w:r>
-      <w:proofErr w:type="spellEnd"/>
-      <w:r>
-        <w:rPr>
-          <w:rFonts w:ascii="標楷體" w:eastAsia="標楷體" w:hAnsi="標楷體"/>
-        </w:rPr>
-        <w:t xml:space="preserve"> (風險評估表) 欄位定義</w:t>
+        <w:t>表 8.2: Risk_assessments (風險評估表) 欄位定義</w:t>
       </w:r>
     </w:p>
     <w:tbl>
@@ -21763,7 +21392,6 @@
                 <w:color w:val="1F1F1F"/>
               </w:rPr>
             </w:pPr>
-            <w:proofErr w:type="spellStart"/>
             <w:r>
               <w:rPr>
                 <w:rFonts w:ascii="標楷體" w:eastAsia="標楷體" w:hAnsi="標楷體"/>
@@ -21772,7 +21400,6 @@
               </w:rPr>
               <w:t>asset_id_code</w:t>
             </w:r>
-            <w:proofErr w:type="spellEnd"/>
           </w:p>
         </w:tc>
         <w:tc>
@@ -21886,7 +21513,6 @@
                 <w:color w:val="1F1F1F"/>
               </w:rPr>
             </w:pPr>
-            <w:proofErr w:type="spellStart"/>
             <w:r>
               <w:rPr>
                 <w:rFonts w:ascii="標楷體" w:eastAsia="標楷體" w:hAnsi="標楷體"/>
@@ -21895,7 +21521,6 @@
               </w:rPr>
               <w:t>threat_description</w:t>
             </w:r>
-            <w:proofErr w:type="spellEnd"/>
           </w:p>
         </w:tc>
         <w:tc>
@@ -22009,7 +21634,6 @@
                 <w:color w:val="1F1F1F"/>
               </w:rPr>
             </w:pPr>
-            <w:proofErr w:type="spellStart"/>
             <w:r>
               <w:rPr>
                 <w:rFonts w:ascii="標楷體" w:eastAsia="標楷體" w:hAnsi="標楷體"/>
@@ -22018,7 +21642,6 @@
               </w:rPr>
               <w:t>vulnerability_description</w:t>
             </w:r>
-            <w:proofErr w:type="spellEnd"/>
           </w:p>
         </w:tc>
         <w:tc>
@@ -22132,7 +21755,6 @@
                 <w:color w:val="1F1F1F"/>
               </w:rPr>
             </w:pPr>
-            <w:proofErr w:type="spellStart"/>
             <w:r>
               <w:rPr>
                 <w:rFonts w:ascii="標楷體" w:eastAsia="標楷體" w:hAnsi="標楷體"/>
@@ -22141,7 +21763,6 @@
               </w:rPr>
               <w:t>risk_score</w:t>
             </w:r>
-            <w:proofErr w:type="spellEnd"/>
           </w:p>
         </w:tc>
         <w:tc>
@@ -22255,7 +21876,6 @@
                 <w:color w:val="1F1F1F"/>
               </w:rPr>
             </w:pPr>
-            <w:proofErr w:type="spellStart"/>
             <w:r>
               <w:rPr>
                 <w:rFonts w:ascii="標楷體" w:eastAsia="標楷體" w:hAnsi="標楷體"/>
@@ -22264,7 +21884,6 @@
               </w:rPr>
               <w:t>ai_suggestion</w:t>
             </w:r>
-            <w:proofErr w:type="spellEnd"/>
           </w:p>
         </w:tc>
         <w:tc>
@@ -22499,7 +22118,6 @@
                 <w:color w:val="1F1F1F"/>
               </w:rPr>
             </w:pPr>
-            <w:proofErr w:type="spellStart"/>
             <w:r>
               <w:rPr>
                 <w:rFonts w:ascii="標楷體" w:eastAsia="標楷體" w:hAnsi="標楷體"/>
@@ -22508,7 +22126,6 @@
               </w:rPr>
               <w:t>uploaded_by</w:t>
             </w:r>
-            <w:proofErr w:type="spellEnd"/>
           </w:p>
         </w:tc>
         <w:tc>
@@ -23309,21 +22926,7 @@
         <w:rPr>
           <w:rFonts w:ascii="標楷體" w:eastAsia="標楷體" w:hAnsi="標楷體"/>
         </w:rPr>
-        <w:t xml:space="preserve">表 8.4: </w:t>
-      </w:r>
-      <w:proofErr w:type="spellStart"/>
-      <w:r>
-        <w:rPr>
-          <w:rFonts w:ascii="標楷體" w:eastAsia="標楷體" w:hAnsi="標楷體"/>
-        </w:rPr>
-        <w:t>Audit_logs</w:t>
-      </w:r>
-      <w:proofErr w:type="spellEnd"/>
-      <w:r>
-        <w:rPr>
-          <w:rFonts w:ascii="標楷體" w:eastAsia="標楷體" w:hAnsi="標楷體"/>
-        </w:rPr>
-        <w:t xml:space="preserve"> (審計日誌表) 欄位定義</w:t>
+        <w:t>表 8.4: Audit_logs (審計日誌表) 欄位定義</w:t>
       </w:r>
     </w:p>
     <w:tbl>
@@ -23843,7 +23446,6 @@
                 <w:color w:val="1F1F1F"/>
               </w:rPr>
             </w:pPr>
-            <w:proofErr w:type="spellStart"/>
             <w:r>
               <w:rPr>
                 <w:rFonts w:ascii="標楷體" w:eastAsia="標楷體" w:hAnsi="標楷體"/>
@@ -23852,7 +23454,6 @@
               </w:rPr>
               <w:t>target_asset</w:t>
             </w:r>
-            <w:proofErr w:type="spellEnd"/>
           </w:p>
         </w:tc>
         <w:tc>
@@ -23966,14 +23567,12 @@
                 <w:bdr w:val="none" w:sz="0" w:space="0" w:color="auto" w:frame="1"/>
               </w:rPr>
             </w:pPr>
-            <w:proofErr w:type="spellStart"/>
             <w:r>
               <w:rPr>
                 <w:rFonts w:ascii="標楷體" w:eastAsia="標楷體" w:hAnsi="標楷體"/>
               </w:rPr>
               <w:t>log_time</w:t>
             </w:r>
-            <w:proofErr w:type="spellEnd"/>
           </w:p>
         </w:tc>
         <w:tc>
@@ -24106,55 +23705,7 @@
           <w:rFonts w:ascii="標楷體" w:eastAsia="標楷體" w:hAnsi="標楷體" w:cs="新細明體"/>
           <w:kern w:val="0"/>
         </w:rPr>
-        <w:t xml:space="preserve">本系統透過 </w:t>
-      </w:r>
-      <w:proofErr w:type="spellStart"/>
-      <w:r>
-        <w:rPr>
-          <w:rFonts w:ascii="標楷體" w:eastAsia="標楷體" w:hAnsi="標楷體" w:cs="新細明體"/>
-          <w:kern w:val="0"/>
-        </w:rPr>
-        <w:t>Supabase</w:t>
-      </w:r>
-      <w:proofErr w:type="spellEnd"/>
-      <w:r>
-        <w:rPr>
-          <w:rFonts w:ascii="標楷體" w:eastAsia="標楷體" w:hAnsi="標楷體" w:cs="新細明體"/>
-          <w:kern w:val="0"/>
-        </w:rPr>
-        <w:t xml:space="preserve"> 建立關聯式資料庫架構，並以 assets 作為核心資料表，搭配 </w:t>
-      </w:r>
-      <w:proofErr w:type="spellStart"/>
-      <w:r>
-        <w:rPr>
-          <w:rFonts w:ascii="標楷體" w:eastAsia="標楷體" w:hAnsi="標楷體" w:cs="新細明體"/>
-          <w:kern w:val="0"/>
-        </w:rPr>
-        <w:t>risk_assessments</w:t>
-      </w:r>
-      <w:proofErr w:type="spellEnd"/>
-      <w:r>
-        <w:rPr>
-          <w:rFonts w:ascii="標楷體" w:eastAsia="標楷體" w:hAnsi="標楷體" w:cs="新細明體"/>
-          <w:kern w:val="0"/>
-        </w:rPr>
-        <w:t xml:space="preserve"> 儲存風險評估結果，形成完整的資產風險管理資料鏈。</w:t>
-      </w:r>
-      <w:proofErr w:type="spellStart"/>
-      <w:r>
-        <w:rPr>
-          <w:rFonts w:ascii="標楷體" w:eastAsia="標楷體" w:hAnsi="標楷體" w:cs="新細明體"/>
-          <w:kern w:val="0"/>
-        </w:rPr>
-        <w:t>audit_logs</w:t>
-      </w:r>
-      <w:proofErr w:type="spellEnd"/>
-      <w:r>
-        <w:rPr>
-          <w:rFonts w:ascii="標楷體" w:eastAsia="標楷體" w:hAnsi="標楷體" w:cs="新細明體"/>
-          <w:kern w:val="0"/>
-        </w:rPr>
-        <w:t xml:space="preserve"> 提供稽核追蹤能力，users 表支援權限控管，確保系統符合 ISMS 所需的管理流程與稽核要求。</w:t>
+        <w:t>本系統透過 Supabase 建立關聯式資料庫架構，並以 assets 作為核心資料表，搭配 risk_assessments 儲存風險評估結果，形成完整的資產風險管理資料鏈。audit_logs 提供稽核追蹤能力，users 表支援權限控管，確保系統符合 ISMS 所需的管理流程與稽核要求。</w:t>
       </w:r>
     </w:p>
     <w:p>

--- a/文件/系統文件.docx
+++ b/文件/系統文件.docx
@@ -16,7 +16,23 @@
           <w:rFonts w:eastAsia="標楷體" w:hint="eastAsia"/>
           <w:sz w:val="72"/>
         </w:rPr>
-        <w:t>國立臺北商業大學</w:t>
+        <w:t>國立</w:t>
+      </w:r>
+      <w:proofErr w:type="gramStart"/>
+      <w:r>
+        <w:rPr>
+          <w:rFonts w:eastAsia="標楷體" w:hint="eastAsia"/>
+          <w:sz w:val="72"/>
+        </w:rPr>
+        <w:t>臺</w:t>
+      </w:r>
+      <w:proofErr w:type="gramEnd"/>
+      <w:r>
+        <w:rPr>
+          <w:rFonts w:eastAsia="標楷體" w:hint="eastAsia"/>
+          <w:sz w:val="72"/>
+        </w:rPr>
+        <w:t>北商業大學</w:t>
       </w:r>
     </w:p>
     <w:p>
@@ -114,6 +130,7 @@
         </w:rPr>
         <w:t>115</w:t>
       </w:r>
+      <w:proofErr w:type="gramStart"/>
       <w:r>
         <w:rPr>
           <w:rFonts w:eastAsia="標楷體" w:cs="Arial"/>
@@ -121,6 +138,7 @@
         </w:rPr>
         <w:t>’</w:t>
       </w:r>
+      <w:proofErr w:type="gramEnd"/>
       <w:r>
         <w:rPr>
           <w:rFonts w:eastAsia="標楷體" w:hint="eastAsia"/>
@@ -383,6 +401,7 @@
         </w:rPr>
         <w:t>目：</w:t>
       </w:r>
+      <w:proofErr w:type="spellStart"/>
       <w:r>
         <w:rPr>
           <w:rFonts w:eastAsia="標楷體" w:hint="eastAsia"/>
@@ -392,6 +411,7 @@
         </w:rPr>
         <w:t>RiskGenie</w:t>
       </w:r>
+      <w:proofErr w:type="spellEnd"/>
       <w:r>
         <w:rPr>
           <w:rFonts w:eastAsia="標楷體" w:hint="eastAsia"/>
@@ -515,8 +535,19 @@
           <w:bCs/>
           <w:sz w:val="40"/>
         </w:rPr>
-        <w:t>顏珮倪</w:t>
-      </w:r>
+        <w:t>顏</w:t>
+      </w:r>
+      <w:proofErr w:type="gramStart"/>
+      <w:r>
+        <w:rPr>
+          <w:rFonts w:eastAsia="標楷體" w:hint="eastAsia"/>
+          <w:b/>
+          <w:bCs/>
+          <w:sz w:val="40"/>
+        </w:rPr>
+        <w:t>珮倪</w:t>
+      </w:r>
+      <w:proofErr w:type="gramEnd"/>
     </w:p>
     <w:p>
       <w:pPr>
@@ -573,8 +604,9 @@
           <w:bCs/>
           <w:sz w:val="40"/>
         </w:rPr>
-        <w:t>林紀媗</w:t>
-      </w:r>
+        <w:t>林紀</w:t>
+      </w:r>
+      <w:proofErr w:type="gramStart"/>
       <w:r>
         <w:rPr>
           <w:rFonts w:eastAsia="標楷體" w:hint="eastAsia"/>
@@ -582,8 +614,9 @@
           <w:bCs/>
           <w:sz w:val="40"/>
         </w:rPr>
-        <w:t xml:space="preserve"> 11436010</w:t>
-      </w:r>
+        <w:t>媗</w:t>
+      </w:r>
+      <w:proofErr w:type="gramEnd"/>
       <w:r>
         <w:rPr>
           <w:rFonts w:eastAsia="標楷體" w:hint="eastAsia"/>
@@ -591,8 +624,28 @@
           <w:bCs/>
           <w:sz w:val="40"/>
         </w:rPr>
-        <w:t>李昕縈</w:t>
-      </w:r>
+        <w:t xml:space="preserve"> 11436010</w:t>
+      </w:r>
+      <w:r>
+        <w:rPr>
+          <w:rFonts w:eastAsia="標楷體" w:hint="eastAsia"/>
+          <w:b/>
+          <w:bCs/>
+          <w:sz w:val="40"/>
+        </w:rPr>
+        <w:t>李昕</w:t>
+      </w:r>
+      <w:proofErr w:type="gramStart"/>
+      <w:r>
+        <w:rPr>
+          <w:rFonts w:eastAsia="標楷體" w:hint="eastAsia"/>
+          <w:b/>
+          <w:bCs/>
+          <w:sz w:val="40"/>
+        </w:rPr>
+        <w:t>縈</w:t>
+      </w:r>
+      <w:proofErr w:type="gramEnd"/>
     </w:p>
     <w:p>
       <w:pPr>
@@ -622,8 +675,19 @@
           <w:bCs/>
           <w:sz w:val="40"/>
         </w:rPr>
-        <w:t>黃翊甄</w:t>
-      </w:r>
+        <w:t>黃翊</w:t>
+      </w:r>
+      <w:proofErr w:type="gramStart"/>
+      <w:r>
+        <w:rPr>
+          <w:rFonts w:eastAsia="標楷體" w:hint="eastAsia"/>
+          <w:b/>
+          <w:bCs/>
+          <w:sz w:val="40"/>
+        </w:rPr>
+        <w:t>甄</w:t>
+      </w:r>
+      <w:proofErr w:type="gramEnd"/>
       <w:r>
         <w:rPr>
           <w:rFonts w:eastAsia="標楷體" w:hint="eastAsia"/>
@@ -4318,14 +4382,32 @@
           <w:sz w:val="28"/>
           <w:szCs w:val="28"/>
         </w:rPr>
-        <w:t>的日常運作中，「資產盤點」與「風險評鑑」通常仰賴人工填寫與主觀判斷。面對日新月異的資安威脅（如</w:t>
-      </w:r>
+        <w:t>的日常運作中，「資產盤點」與「風險評鑑」通常仰賴人工填寫與主觀判斷。面對日新月異</w:t>
+      </w:r>
+      <w:proofErr w:type="gramStart"/>
       <w:r>
         <w:rPr>
           <w:rFonts w:eastAsia="標楷體"/>
           <w:sz w:val="28"/>
           <w:szCs w:val="28"/>
         </w:rPr>
+        <w:t>的資安威脅</w:t>
+      </w:r>
+      <w:proofErr w:type="gramEnd"/>
+      <w:r>
+        <w:rPr>
+          <w:rFonts w:eastAsia="標楷體"/>
+          <w:sz w:val="28"/>
+          <w:szCs w:val="28"/>
+        </w:rPr>
+        <w:t>（如</w:t>
+      </w:r>
+      <w:r>
+        <w:rPr>
+          <w:rFonts w:eastAsia="標楷體"/>
+          <w:sz w:val="28"/>
+          <w:szCs w:val="28"/>
+        </w:rPr>
         <w:t xml:space="preserve"> CVE </w:t>
       </w:r>
       <w:r>
@@ -4334,7 +4416,25 @@
           <w:sz w:val="28"/>
           <w:szCs w:val="28"/>
         </w:rPr>
-        <w:t>漏洞），傳統的人工作業模式難以即時掌握外部情資，且不同人員對風險價值的評定標準不一，導致評鑑結果缺乏客觀依據與實效性</w:t>
+        <w:t>漏洞），傳統的人工作業模式難以即時掌握</w:t>
+      </w:r>
+      <w:proofErr w:type="gramStart"/>
+      <w:r>
+        <w:rPr>
+          <w:rFonts w:eastAsia="標楷體"/>
+          <w:sz w:val="28"/>
+          <w:szCs w:val="28"/>
+        </w:rPr>
+        <w:t>外部情資</w:t>
+      </w:r>
+      <w:proofErr w:type="gramEnd"/>
+      <w:r>
+        <w:rPr>
+          <w:rFonts w:eastAsia="標楷體"/>
+          <w:sz w:val="28"/>
+          <w:szCs w:val="28"/>
+        </w:rPr>
+        <w:t>，且不同人員對風險價值的評定標準不一，導致評鑑結果缺乏客觀依據與實效性</w:t>
       </w:r>
       <w:r>
         <w:rPr>
@@ -4415,14 +4515,50 @@
           <w:sz w:val="28"/>
           <w:szCs w:val="28"/>
         </w:rPr>
-        <w:t>時面臨三大痛點：首先，資產分類與價值評定缺乏標準，容易產生誤差；其次，風險評鑑中對於弱點值的評估過於主觀，未能結合即時的威脅情資（如</w:t>
-      </w:r>
+        <w:t>時面臨三大痛點：首先，資產分類與價值評定缺乏標準，容易產生誤差；其次，風險評鑑中對於弱點值的評估過於</w:t>
+      </w:r>
+      <w:proofErr w:type="gramStart"/>
       <w:r>
         <w:rPr>
           <w:rFonts w:eastAsia="標楷體"/>
           <w:sz w:val="28"/>
           <w:szCs w:val="28"/>
         </w:rPr>
+        <w:t>主觀，</w:t>
+      </w:r>
+      <w:proofErr w:type="gramEnd"/>
+      <w:r>
+        <w:rPr>
+          <w:rFonts w:eastAsia="標楷體"/>
+          <w:sz w:val="28"/>
+          <w:szCs w:val="28"/>
+        </w:rPr>
+        <w:t>未能結合即時的</w:t>
+      </w:r>
+      <w:proofErr w:type="gramStart"/>
+      <w:r>
+        <w:rPr>
+          <w:rFonts w:eastAsia="標楷體"/>
+          <w:sz w:val="28"/>
+          <w:szCs w:val="28"/>
+        </w:rPr>
+        <w:t>威脅情資</w:t>
+      </w:r>
+      <w:proofErr w:type="gramEnd"/>
+      <w:r>
+        <w:rPr>
+          <w:rFonts w:eastAsia="標楷體"/>
+          <w:sz w:val="28"/>
+          <w:szCs w:val="28"/>
+        </w:rPr>
+        <w:t>（如</w:t>
+      </w:r>
+      <w:r>
+        <w:rPr>
+          <w:rFonts w:eastAsia="標楷體"/>
+          <w:sz w:val="28"/>
+          <w:szCs w:val="28"/>
+        </w:rPr>
         <w:t xml:space="preserve"> NVD </w:t>
       </w:r>
       <w:r>
@@ -4511,7 +4647,43 @@
           <w:sz w:val="28"/>
           <w:szCs w:val="28"/>
         </w:rPr>
-        <w:t>風險顧問系統，自動化輔助資安決策，降低人力負擔並提升評鑑精準度</w:t>
+        <w:t>風險顧問系統，自動化</w:t>
+      </w:r>
+      <w:proofErr w:type="gramStart"/>
+      <w:r>
+        <w:rPr>
+          <w:rFonts w:eastAsia="標楷體"/>
+          <w:sz w:val="28"/>
+          <w:szCs w:val="28"/>
+        </w:rPr>
+        <w:t>輔助資安決策</w:t>
+      </w:r>
+      <w:proofErr w:type="gramEnd"/>
+      <w:r>
+        <w:rPr>
+          <w:rFonts w:eastAsia="標楷體"/>
+          <w:sz w:val="28"/>
+          <w:szCs w:val="28"/>
+        </w:rPr>
+        <w:t>，降低人力負擔並提升評鑑精</w:t>
+      </w:r>
+      <w:proofErr w:type="gramStart"/>
+      <w:r>
+        <w:rPr>
+          <w:rFonts w:eastAsia="標楷體"/>
+          <w:sz w:val="28"/>
+          <w:szCs w:val="28"/>
+        </w:rPr>
+        <w:t>準</w:t>
+      </w:r>
+      <w:proofErr w:type="gramEnd"/>
+      <w:r>
+        <w:rPr>
+          <w:rFonts w:eastAsia="標楷體"/>
+          <w:sz w:val="28"/>
+          <w:szCs w:val="28"/>
+        </w:rPr>
+        <w:t>度</w:t>
       </w:r>
       <w:r>
         <w:rPr>
@@ -4742,7 +4914,25 @@
           <w:sz w:val="28"/>
           <w:szCs w:val="28"/>
         </w:rPr>
-        <w:t>技術將最新的弱點情資引入評鑑流程，自動計算客觀的弱點值。</w:t>
+        <w:t>技術將最新的</w:t>
+      </w:r>
+      <w:proofErr w:type="gramStart"/>
+      <w:r>
+        <w:rPr>
+          <w:rFonts w:eastAsia="標楷體" w:hint="eastAsia"/>
+          <w:sz w:val="28"/>
+          <w:szCs w:val="28"/>
+        </w:rPr>
+        <w:t>弱點情資引入</w:t>
+      </w:r>
+      <w:proofErr w:type="gramEnd"/>
+      <w:r>
+        <w:rPr>
+          <w:rFonts w:eastAsia="標楷體" w:hint="eastAsia"/>
+          <w:sz w:val="28"/>
+          <w:szCs w:val="28"/>
+        </w:rPr>
+        <w:t>評鑑流程，自動計算客觀的弱點值。</w:t>
       </w:r>
     </w:p>
     <w:p>
@@ -4765,7 +4955,25 @@
           <w:sz w:val="28"/>
           <w:szCs w:val="28"/>
         </w:rPr>
-        <w:t>精準對策生成：</w:t>
+        <w:t>精</w:t>
+      </w:r>
+      <w:proofErr w:type="gramStart"/>
+      <w:r>
+        <w:rPr>
+          <w:rFonts w:eastAsia="標楷體" w:hint="eastAsia"/>
+          <w:sz w:val="28"/>
+          <w:szCs w:val="28"/>
+        </w:rPr>
+        <w:t>準</w:t>
+      </w:r>
+      <w:proofErr w:type="gramEnd"/>
+      <w:r>
+        <w:rPr>
+          <w:rFonts w:eastAsia="標楷體" w:hint="eastAsia"/>
+          <w:sz w:val="28"/>
+          <w:szCs w:val="28"/>
+        </w:rPr>
+        <w:t>對策生成：</w:t>
       </w:r>
       <w:r>
         <w:rPr>
@@ -4984,7 +5192,43 @@
           <w:sz w:val="28"/>
           <w:szCs w:val="28"/>
         </w:rPr>
-        <w:t>系統能結合最新漏洞情資給予預警，並產出符合國際標準的資安文件，輔助組織順利通過稽核。</w:t>
+        <w:t>系統能結合最新</w:t>
+      </w:r>
+      <w:proofErr w:type="gramStart"/>
+      <w:r>
+        <w:rPr>
+          <w:rFonts w:eastAsia="標楷體" w:hint="eastAsia"/>
+          <w:sz w:val="28"/>
+          <w:szCs w:val="28"/>
+        </w:rPr>
+        <w:t>漏洞情資給予</w:t>
+      </w:r>
+      <w:proofErr w:type="gramEnd"/>
+      <w:r>
+        <w:rPr>
+          <w:rFonts w:eastAsia="標楷體" w:hint="eastAsia"/>
+          <w:sz w:val="28"/>
+          <w:szCs w:val="28"/>
+        </w:rPr>
+        <w:t>預警，並產出符合國際標準</w:t>
+      </w:r>
+      <w:proofErr w:type="gramStart"/>
+      <w:r>
+        <w:rPr>
+          <w:rFonts w:eastAsia="標楷體" w:hint="eastAsia"/>
+          <w:sz w:val="28"/>
+          <w:szCs w:val="28"/>
+        </w:rPr>
+        <w:t>的資安文件</w:t>
+      </w:r>
+      <w:proofErr w:type="gramEnd"/>
+      <w:r>
+        <w:rPr>
+          <w:rFonts w:eastAsia="標楷體" w:hint="eastAsia"/>
+          <w:sz w:val="28"/>
+          <w:szCs w:val="28"/>
+        </w:rPr>
+        <w:t>，輔助組織順利通過稽核。</w:t>
       </w:r>
     </w:p>
     <w:p>
@@ -5166,7 +5410,23 @@
           <w:rFonts w:eastAsia="標楷體"/>
           <w:sz w:val="28"/>
         </w:rPr>
-        <w:t>各部門人員常因不具備資安專業，而在資產盤點與風險評估時感到困擾。本系統能將專業術語轉化為白話建議，降低全員參與</w:t>
+        <w:t>各部門人員常因不</w:t>
+      </w:r>
+      <w:proofErr w:type="gramStart"/>
+      <w:r>
+        <w:rPr>
+          <w:rFonts w:eastAsia="標楷體"/>
+          <w:sz w:val="28"/>
+        </w:rPr>
+        <w:t>具備資安專業</w:t>
+      </w:r>
+      <w:proofErr w:type="gramEnd"/>
+      <w:r>
+        <w:rPr>
+          <w:rFonts w:eastAsia="標楷體"/>
+          <w:sz w:val="28"/>
+        </w:rPr>
+        <w:t>，而在資產盤點與風險評估時感到困擾。本系統能將專業術語轉化為白話建議，降低全員參與</w:t>
       </w:r>
       <w:r>
         <w:rPr>
@@ -5356,12 +5616,21 @@
           <w:sz w:val="28"/>
         </w:rPr>
       </w:pPr>
-      <w:r>
-        <w:rPr>
-          <w:rFonts w:eastAsia="標楷體" w:hint="eastAsia"/>
-          <w:sz w:val="28"/>
-        </w:rPr>
-        <w:t>資安隱私風險。</w:t>
+      <w:proofErr w:type="gramStart"/>
+      <w:r>
+        <w:rPr>
+          <w:rFonts w:eastAsia="標楷體" w:hint="eastAsia"/>
+          <w:sz w:val="28"/>
+        </w:rPr>
+        <w:t>資安隱私</w:t>
+      </w:r>
+      <w:proofErr w:type="gramEnd"/>
+      <w:r>
+        <w:rPr>
+          <w:rFonts w:eastAsia="標楷體" w:hint="eastAsia"/>
+          <w:sz w:val="28"/>
+        </w:rPr>
+        <w:t>風險。</w:t>
       </w:r>
     </w:p>
     <w:p>
@@ -7433,8 +7702,17 @@
           <w:rFonts w:eastAsia="標楷體" w:hint="eastAsia"/>
           <w:sz w:val="28"/>
         </w:rPr>
-        <w:t>即時追蹤資安風險</w:t>
-      </w:r>
+        <w:t>即時</w:t>
+      </w:r>
+      <w:proofErr w:type="gramStart"/>
+      <w:r>
+        <w:rPr>
+          <w:rFonts w:eastAsia="標楷體" w:hint="eastAsia"/>
+          <w:sz w:val="28"/>
+        </w:rPr>
+        <w:t>追蹤資安風險</w:t>
+      </w:r>
+      <w:proofErr w:type="gramEnd"/>
     </w:p>
     <w:p>
       <w:pPr>
@@ -7928,12 +8206,21 @@
                 <w:sz w:val="28"/>
               </w:rPr>
             </w:pPr>
+            <w:proofErr w:type="gramStart"/>
             <w:r>
               <w:rPr>
                 <w:rFonts w:eastAsia="標楷體" w:hint="eastAsia"/>
                 <w:sz w:val="28"/>
               </w:rPr>
-              <w:t>缺資安人才</w:t>
+              <w:t>缺資安</w:t>
+            </w:r>
+            <w:proofErr w:type="gramEnd"/>
+            <w:r>
+              <w:rPr>
+                <w:rFonts w:eastAsia="標楷體" w:hint="eastAsia"/>
+                <w:sz w:val="28"/>
+              </w:rPr>
+              <w:t>人才</w:t>
             </w:r>
           </w:p>
         </w:tc>
@@ -8640,7 +8927,25 @@
           <w:sz w:val="28"/>
           <w:szCs w:val="28"/>
         </w:rPr>
-        <w:t>助使用者進行資訊資產盤點與風險評鑑，降低傳統人工評鑑所需的時間與專業門檻，並提升整體資安管理效率。透過使用者輸入資產資料，結合</w:t>
+        <w:t>助使用者進行資訊資產盤點與風險評鑑，降低傳統人工評鑑所需的時間與專業門檻，並提升</w:t>
+      </w:r>
+      <w:proofErr w:type="gramStart"/>
+      <w:r>
+        <w:rPr>
+          <w:rFonts w:eastAsia="標楷體" w:hint="eastAsia"/>
+          <w:sz w:val="28"/>
+          <w:szCs w:val="28"/>
+        </w:rPr>
+        <w:t>整體資安管理</w:t>
+      </w:r>
+      <w:proofErr w:type="gramEnd"/>
+      <w:r>
+        <w:rPr>
+          <w:rFonts w:eastAsia="標楷體" w:hint="eastAsia"/>
+          <w:sz w:val="28"/>
+          <w:szCs w:val="28"/>
+        </w:rPr>
+        <w:t>效率。透過使用者輸入資產資料，結合</w:t>
       </w:r>
       <w:r>
         <w:rPr>
@@ -9069,6 +9374,7 @@
         </w:rPr>
         <w:t>：使用</w:t>
       </w:r>
+      <w:proofErr w:type="spellStart"/>
       <w:r>
         <w:rPr>
           <w:rFonts w:eastAsia="標楷體" w:cs="新細明體"/>
@@ -9078,6 +9384,7 @@
         </w:rPr>
         <w:t>Supabase</w:t>
       </w:r>
+      <w:proofErr w:type="spellEnd"/>
       <w:r>
         <w:rPr>
           <w:rFonts w:eastAsia="標楷體" w:cs="新細明體"/>
@@ -9172,6 +9479,7 @@
       <w:r>
         <w:rPr>
           <w:rFonts w:eastAsia="標楷體"/>
+          <w:noProof/>
         </w:rPr>
         <w:lastRenderedPageBreak/>
         <w:drawing>
@@ -9214,7 +9522,7 @@
     <w:p>
       <w:pPr>
         <w:pStyle w:val="af5"/>
-        <w:spacing w:line="240" w:lineRule="auto"/>
+        <w:spacing w:after="0" w:line="240" w:lineRule="auto"/>
         <w:jc w:val="center"/>
         <w:rPr>
           <w:rFonts w:ascii="Times New Roman" w:eastAsia="標楷體" w:hAnsi="Times New Roman"/>
@@ -9299,13 +9607,23 @@
         </w:rPr>
         <w:t>顯示本系統之整體架構。使用者透過前端介面操作系統，前端將請求傳送至後端伺服器，後端進行資料處理與風險分析後，將結果回傳至前端顯示，並將相關資料儲存於資料庫中。</w:t>
       </w:r>
+      <w:proofErr w:type="gramStart"/>
       <w:r>
         <w:rPr>
           <w:rFonts w:eastAsia="標楷體"/>
           <w:sz w:val="28"/>
           <w:szCs w:val="28"/>
         </w:rPr>
-        <w:t>此外，後端亦可透過</w:t>
+        <w:t>此外，</w:t>
+      </w:r>
+      <w:proofErr w:type="gramEnd"/>
+      <w:r>
+        <w:rPr>
+          <w:rFonts w:eastAsia="標楷體"/>
+          <w:sz w:val="28"/>
+          <w:szCs w:val="28"/>
+        </w:rPr>
+        <w:t>後端亦可透過</w:t>
       </w:r>
       <w:r>
         <w:rPr>
@@ -9345,7 +9663,7 @@
         <w:widowControl/>
         <w:overflowPunct w:val="0"/>
         <w:rPr>
-          <w:rFonts w:eastAsia="標楷體" w:hint="eastAsia"/>
+          <w:rFonts w:eastAsia="標楷體"/>
         </w:rPr>
       </w:pPr>
     </w:p>
@@ -9463,6 +9781,7 @@
         </w:rPr>
         <w:t>後端框架與</w:t>
       </w:r>
+      <w:proofErr w:type="spellStart"/>
       <w:r>
         <w:rPr>
           <w:rFonts w:eastAsia="標楷體"/>
@@ -9471,6 +9790,7 @@
         </w:rPr>
         <w:t>Supabase</w:t>
       </w:r>
+      <w:proofErr w:type="spellEnd"/>
       <w:r>
         <w:rPr>
           <w:rFonts w:eastAsia="標楷體"/>
@@ -9485,7 +9805,25 @@
           <w:sz w:val="28"/>
           <w:szCs w:val="28"/>
         </w:rPr>
-        <w:t>，建置一套完整的資安風險評估平台。考量現今使用者多透過不同裝置進行操作，本系統設計為跨平台網頁應用，支援電腦與行動裝置瀏覽器，</w:t>
+        <w:t>，建置一套完整</w:t>
+      </w:r>
+      <w:proofErr w:type="gramStart"/>
+      <w:r>
+        <w:rPr>
+          <w:rFonts w:eastAsia="標楷體" w:hint="eastAsia"/>
+          <w:sz w:val="28"/>
+          <w:szCs w:val="28"/>
+        </w:rPr>
+        <w:t>的資安風險</w:t>
+      </w:r>
+      <w:proofErr w:type="gramEnd"/>
+      <w:r>
+        <w:rPr>
+          <w:rFonts w:eastAsia="標楷體" w:hint="eastAsia"/>
+          <w:sz w:val="28"/>
+          <w:szCs w:val="28"/>
+        </w:rPr>
+        <w:t>評估平台。考量現今使用者多透過不同裝置進行操作，本系統設計為跨平台網頁應用，支援電腦與行動裝置瀏覽器，</w:t>
       </w:r>
       <w:r>
         <w:rPr>
@@ -9525,24 +9863,52 @@
           <w:sz w:val="28"/>
           <w:szCs w:val="28"/>
         </w:rPr>
-        <w:t>。此外，由於採用</w:t>
-      </w:r>
+        <w:t>。</w:t>
+      </w:r>
+      <w:proofErr w:type="gramStart"/>
       <w:r>
         <w:rPr>
           <w:rFonts w:eastAsia="標楷體"/>
           <w:sz w:val="28"/>
           <w:szCs w:val="28"/>
         </w:rPr>
+        <w:t>此外，</w:t>
+      </w:r>
+      <w:proofErr w:type="gramEnd"/>
+      <w:r>
+        <w:rPr>
+          <w:rFonts w:eastAsia="標楷體"/>
+          <w:sz w:val="28"/>
+          <w:szCs w:val="28"/>
+        </w:rPr>
+        <w:t>由於採用</w:t>
+      </w:r>
+      <w:proofErr w:type="spellStart"/>
+      <w:r>
+        <w:rPr>
+          <w:rFonts w:eastAsia="標楷體"/>
+          <w:sz w:val="28"/>
+          <w:szCs w:val="28"/>
+        </w:rPr>
+        <w:t>Supabase</w:t>
+      </w:r>
+      <w:proofErr w:type="spellEnd"/>
+      <w:r>
+        <w:rPr>
+          <w:rFonts w:eastAsia="標楷體"/>
+          <w:sz w:val="28"/>
+          <w:szCs w:val="28"/>
+        </w:rPr>
+        <w:t>作為雲端資料庫服務，可降低傳統資料庫伺服器建置與維護</w:t>
+      </w:r>
+      <w:r>
+        <w:rPr>
+          <w:rFonts w:eastAsia="標楷體"/>
+          <w:sz w:val="28"/>
+          <w:szCs w:val="28"/>
+        </w:rPr>
         <w:lastRenderedPageBreak/>
-        <w:t>Supabase</w:t>
-      </w:r>
-      <w:r>
-        <w:rPr>
-          <w:rFonts w:eastAsia="標楷體"/>
-          <w:sz w:val="28"/>
-          <w:szCs w:val="28"/>
-        </w:rPr>
-        <w:t>作為雲端資料庫服務，可降低傳統資料庫伺服器建置與維護成本，並提升資料同步、備份與存取之便利性。</w:t>
+        <w:t>成本，並提升資料同步、備份與存取之便利性。</w:t>
       </w:r>
       <w:r>
         <w:rPr>
@@ -9555,27 +9921,50 @@
     </w:p>
     <w:p>
       <w:pPr>
-        <w:widowControl/>
-        <w:overflowPunct w:val="0"/>
-        <w:rPr>
-          <w:rFonts w:eastAsia="標楷體"/>
-        </w:rPr>
-      </w:pPr>
-      <w:r>
-        <w:rPr>
-          <w:rFonts w:eastAsia="標楷體" w:hint="eastAsia"/>
+        <w:pStyle w:val="af5"/>
+        <w:keepNext/>
+        <w:spacing w:after="0" w:line="240" w:lineRule="auto"/>
+        <w:jc w:val="center"/>
+        <w:rPr>
+          <w:rFonts w:ascii="Times New Roman" w:eastAsia="標楷體" w:hAnsi="Times New Roman" w:cs="Times New Roman"/>
+          <w:sz w:val="28"/>
+          <w:szCs w:val="28"/>
+          <w14:ligatures w14:val="none"/>
+        </w:rPr>
+      </w:pPr>
+      <w:r>
+        <w:rPr>
+          <w:rFonts w:ascii="Times New Roman" w:eastAsia="標楷體" w:hAnsi="Times New Roman" w:cs="Times New Roman" w:hint="eastAsia"/>
+          <w:sz w:val="28"/>
+          <w:szCs w:val="28"/>
+          <w14:ligatures w14:val="none"/>
         </w:rPr>
         <w:t>表</w:t>
       </w:r>
       <w:r>
         <w:rPr>
-          <w:rFonts w:eastAsia="標楷體"/>
-        </w:rPr>
-        <w:t xml:space="preserve"> 3-2-1 </w:t>
-      </w:r>
-      <w:r>
-        <w:rPr>
-          <w:rFonts w:eastAsia="標楷體" w:hint="eastAsia"/>
+          <w:rFonts w:ascii="Times New Roman" w:eastAsia="標楷體" w:hAnsi="Times New Roman" w:cs="Times New Roman" w:hint="eastAsia"/>
+          <w:sz w:val="28"/>
+          <w:szCs w:val="28"/>
+          <w14:ligatures w14:val="none"/>
+        </w:rPr>
+        <w:t xml:space="preserve"> </w:t>
+      </w:r>
+      <w:r>
+        <w:rPr>
+          <w:rFonts w:ascii="Times New Roman" w:eastAsia="標楷體" w:hAnsi="Times New Roman" w:cs="Times New Roman"/>
+          <w:sz w:val="28"/>
+          <w:szCs w:val="28"/>
+          <w14:ligatures w14:val="none"/>
+        </w:rPr>
+        <w:t xml:space="preserve">3-2-1 </w:t>
+      </w:r>
+      <w:r>
+        <w:rPr>
+          <w:rFonts w:ascii="Times New Roman" w:eastAsia="標楷體" w:hAnsi="Times New Roman" w:cs="Times New Roman" w:hint="eastAsia"/>
+          <w:sz w:val="28"/>
+          <w:szCs w:val="28"/>
+          <w14:ligatures w14:val="none"/>
         </w:rPr>
         <w:t>系統軟體需求</w:t>
       </w:r>
@@ -9889,12 +10278,14 @@
                 <w:rFonts w:eastAsia="標楷體"/>
               </w:rPr>
             </w:pPr>
+            <w:proofErr w:type="spellStart"/>
             <w:r>
               <w:rPr>
                 <w:rFonts w:eastAsia="標楷體"/>
               </w:rPr>
               <w:t>Supabase</w:t>
             </w:r>
+            <w:proofErr w:type="spellEnd"/>
             <w:r>
               <w:rPr>
                 <w:rFonts w:eastAsia="標楷體"/>
@@ -10252,27 +10643,50 @@
     </w:p>
     <w:p>
       <w:pPr>
-        <w:widowControl/>
-        <w:overflowPunct w:val="0"/>
-        <w:rPr>
-          <w:rFonts w:eastAsia="標楷體"/>
-        </w:rPr>
-      </w:pPr>
-      <w:r>
-        <w:rPr>
-          <w:rFonts w:eastAsia="標楷體" w:hint="eastAsia"/>
+        <w:pStyle w:val="af5"/>
+        <w:keepNext/>
+        <w:spacing w:after="0" w:line="240" w:lineRule="auto"/>
+        <w:jc w:val="center"/>
+        <w:rPr>
+          <w:rFonts w:ascii="Times New Roman" w:eastAsia="標楷體" w:hAnsi="Times New Roman" w:cs="Times New Roman"/>
+          <w:sz w:val="28"/>
+          <w:szCs w:val="28"/>
+          <w14:ligatures w14:val="none"/>
+        </w:rPr>
+      </w:pPr>
+      <w:r>
+        <w:rPr>
+          <w:rFonts w:ascii="Times New Roman" w:eastAsia="標楷體" w:hAnsi="Times New Roman" w:cs="Times New Roman" w:hint="eastAsia"/>
+          <w:sz w:val="28"/>
+          <w:szCs w:val="28"/>
+          <w14:ligatures w14:val="none"/>
         </w:rPr>
         <w:t>表</w:t>
       </w:r>
       <w:r>
         <w:rPr>
-          <w:rFonts w:eastAsia="標楷體"/>
-        </w:rPr>
-        <w:t xml:space="preserve"> 3-2-2 </w:t>
-      </w:r>
-      <w:r>
-        <w:rPr>
-          <w:rFonts w:eastAsia="標楷體" w:hint="eastAsia"/>
+          <w:rFonts w:ascii="Times New Roman" w:eastAsia="標楷體" w:hAnsi="Times New Roman" w:cs="Times New Roman" w:hint="eastAsia"/>
+          <w:sz w:val="28"/>
+          <w:szCs w:val="28"/>
+          <w14:ligatures w14:val="none"/>
+        </w:rPr>
+        <w:t xml:space="preserve"> </w:t>
+      </w:r>
+      <w:r>
+        <w:rPr>
+          <w:rFonts w:ascii="Times New Roman" w:eastAsia="標楷體" w:hAnsi="Times New Roman" w:cs="Times New Roman"/>
+          <w:sz w:val="28"/>
+          <w:szCs w:val="28"/>
+          <w14:ligatures w14:val="none"/>
+        </w:rPr>
+        <w:t xml:space="preserve">3-2-2 </w:t>
+      </w:r>
+      <w:r>
+        <w:rPr>
+          <w:rFonts w:ascii="Times New Roman" w:eastAsia="標楷體" w:hAnsi="Times New Roman" w:cs="Times New Roman" w:hint="eastAsia"/>
+          <w:sz w:val="28"/>
+          <w:szCs w:val="28"/>
+          <w14:ligatures w14:val="none"/>
         </w:rPr>
         <w:t>系統硬體需求</w:t>
       </w:r>
@@ -10722,6 +11136,7 @@
         </w:rPr>
         <w:t>以下列出本系統於開發「</w:t>
       </w:r>
+      <w:proofErr w:type="spellStart"/>
       <w:r>
         <w:rPr>
           <w:rFonts w:eastAsia="標楷體" w:hint="eastAsia"/>
@@ -10730,6 +11145,7 @@
         </w:rPr>
         <w:t>RiskGenie</w:t>
       </w:r>
+      <w:proofErr w:type="spellEnd"/>
       <w:r>
         <w:rPr>
           <w:rFonts w:eastAsia="標楷體" w:hint="eastAsia"/>
@@ -10927,6 +11343,7 @@
           <w:szCs w:val="28"/>
         </w:rPr>
       </w:pPr>
+      <w:proofErr w:type="spellStart"/>
       <w:r>
         <w:rPr>
           <w:rFonts w:eastAsia="標楷體"/>
@@ -10935,6 +11352,7 @@
         </w:rPr>
         <w:t>Supabase</w:t>
       </w:r>
+      <w:proofErr w:type="spellEnd"/>
       <w:r>
         <w:rPr>
           <w:rFonts w:eastAsia="標楷體" w:hint="eastAsia"/>
@@ -11053,15 +11471,7 @@
           <w:sz w:val="28"/>
           <w:szCs w:val="28"/>
         </w:rPr>
-        <w:t>生成式人工智慧</w:t>
-      </w:r>
-      <w:r>
-        <w:rPr>
-          <w:rFonts w:eastAsia="標楷體" w:hint="eastAsia"/>
-          <w:sz w:val="28"/>
-          <w:szCs w:val="28"/>
-        </w:rPr>
-        <w:t>模型：</w:t>
+        <w:t>生成式人工智慧模型：</w:t>
       </w:r>
       <w:r>
         <w:rPr>
@@ -11077,7 +11487,25 @@
           <w:sz w:val="28"/>
           <w:szCs w:val="28"/>
         </w:rPr>
-        <w:t>，並於資料傳送前進行敏感資訊去識別化處理，以降低敏感資料外洩風險並提升資料安全性。</w:t>
+        <w:t>，並於資料傳送前進行敏感資訊去識別化處理，以降低敏感資料外</w:t>
+      </w:r>
+      <w:proofErr w:type="gramStart"/>
+      <w:r>
+        <w:rPr>
+          <w:rFonts w:eastAsia="標楷體"/>
+          <w:sz w:val="28"/>
+          <w:szCs w:val="28"/>
+        </w:rPr>
+        <w:t>洩</w:t>
+      </w:r>
+      <w:proofErr w:type="gramEnd"/>
+      <w:r>
+        <w:rPr>
+          <w:rFonts w:eastAsia="標楷體"/>
+          <w:sz w:val="28"/>
+          <w:szCs w:val="28"/>
+        </w:rPr>
+        <w:t>風險並提升資料安全性。</w:t>
       </w:r>
     </w:p>
     <w:p>
@@ -11109,7 +11537,25 @@
           <w:sz w:val="28"/>
           <w:szCs w:val="28"/>
         </w:rPr>
-        <w:t>：為輕量且功能完整之開發工具，支援多種程式語言與除錯功能，並可透過擴充套件提升開發效率，是本系統主要開發環境。</w:t>
+        <w:t>：為</w:t>
+      </w:r>
+      <w:proofErr w:type="gramStart"/>
+      <w:r>
+        <w:rPr>
+          <w:rFonts w:eastAsia="標楷體" w:hint="eastAsia"/>
+          <w:sz w:val="28"/>
+          <w:szCs w:val="28"/>
+        </w:rPr>
+        <w:t>輕量且功能</w:t>
+      </w:r>
+      <w:proofErr w:type="gramEnd"/>
+      <w:r>
+        <w:rPr>
+          <w:rFonts w:eastAsia="標楷體" w:hint="eastAsia"/>
+          <w:sz w:val="28"/>
+          <w:szCs w:val="28"/>
+        </w:rPr>
+        <w:t>完整之開發工具，支援多種程式語言與除錯功能，並可透過擴充套件提升開發效率，是本系統主要開發環境。</w:t>
       </w:r>
     </w:p>
     <w:p>
@@ -11234,32 +11680,73 @@
           <w:sz w:val="28"/>
           <w:szCs w:val="28"/>
         </w:rPr>
-        <w:t>設計原則：作為前後端資料傳輸之設計依據，使系統架構清晰，並提升系統之擴展性與維護性。</w:t>
+        <w:t>設計原則：作為前後端資料傳輸之設計依據，使系統架構</w:t>
+      </w:r>
+      <w:proofErr w:type="gramStart"/>
+      <w:r>
+        <w:rPr>
+          <w:rFonts w:eastAsia="標楷體" w:hint="eastAsia"/>
+          <w:sz w:val="28"/>
+          <w:szCs w:val="28"/>
+        </w:rPr>
+        <w:t>清晰，</w:t>
+      </w:r>
+      <w:proofErr w:type="gramEnd"/>
+      <w:r>
+        <w:rPr>
+          <w:rFonts w:eastAsia="標楷體" w:hint="eastAsia"/>
+          <w:sz w:val="28"/>
+          <w:szCs w:val="28"/>
+        </w:rPr>
+        <w:t>並提升系統之擴展性與維護性。</w:t>
       </w:r>
     </w:p>
     <w:p>
       <w:pPr>
-        <w:widowControl/>
-        <w:overflowPunct w:val="0"/>
-        <w:rPr>
-          <w:rFonts w:eastAsia="標楷體"/>
-        </w:rPr>
-      </w:pPr>
-      <w:r>
-        <w:rPr>
-          <w:rFonts w:eastAsia="標楷體" w:hint="eastAsia"/>
+        <w:pStyle w:val="af5"/>
+        <w:keepNext/>
+        <w:spacing w:after="0" w:line="240" w:lineRule="auto"/>
+        <w:jc w:val="center"/>
+        <w:rPr>
+          <w:rFonts w:ascii="Times New Roman" w:eastAsia="標楷體" w:hAnsi="Times New Roman" w:cs="Times New Roman"/>
+          <w:sz w:val="28"/>
+          <w:szCs w:val="28"/>
+          <w14:ligatures w14:val="none"/>
+        </w:rPr>
+      </w:pPr>
+      <w:r>
+        <w:rPr>
+          <w:rFonts w:ascii="Times New Roman" w:eastAsia="標楷體" w:hAnsi="Times New Roman" w:cs="Times New Roman" w:hint="eastAsia"/>
+          <w:sz w:val="28"/>
+          <w:szCs w:val="28"/>
+          <w14:ligatures w14:val="none"/>
         </w:rPr>
         <w:t>表</w:t>
       </w:r>
       <w:r>
         <w:rPr>
-          <w:rFonts w:eastAsia="標楷體"/>
-        </w:rPr>
-        <w:t xml:space="preserve"> 3-3-1 </w:t>
-      </w:r>
-      <w:r>
-        <w:rPr>
-          <w:rFonts w:eastAsia="標楷體" w:hint="eastAsia"/>
+          <w:rFonts w:ascii="Times New Roman" w:eastAsia="標楷體" w:hAnsi="Times New Roman" w:cs="Times New Roman" w:hint="eastAsia"/>
+          <w:sz w:val="28"/>
+          <w:szCs w:val="28"/>
+          <w14:ligatures w14:val="none"/>
+        </w:rPr>
+        <w:t xml:space="preserve"> </w:t>
+      </w:r>
+      <w:r>
+        <w:rPr>
+          <w:rFonts w:ascii="Times New Roman" w:eastAsia="標楷體" w:hAnsi="Times New Roman" w:cs="Times New Roman"/>
+          <w:sz w:val="28"/>
+          <w:szCs w:val="28"/>
+          <w14:ligatures w14:val="none"/>
+        </w:rPr>
+        <w:t xml:space="preserve">3-3-1 </w:t>
+      </w:r>
+      <w:r>
+        <w:rPr>
+          <w:rFonts w:ascii="Times New Roman" w:eastAsia="標楷體" w:hAnsi="Times New Roman" w:cs="Times New Roman" w:hint="eastAsia"/>
+          <w:sz w:val="28"/>
+          <w:szCs w:val="28"/>
+          <w14:ligatures w14:val="none"/>
         </w:rPr>
         <w:t>系統開發環境與工具</w:t>
       </w:r>
@@ -11456,12 +11943,14 @@
               </w:rPr>
               <w:t>、</w:t>
             </w:r>
+            <w:proofErr w:type="spellStart"/>
             <w:r>
               <w:rPr>
                 <w:rFonts w:eastAsia="標楷體"/>
               </w:rPr>
               <w:t>Supabase</w:t>
             </w:r>
+            <w:proofErr w:type="spellEnd"/>
           </w:p>
         </w:tc>
       </w:tr>
@@ -11703,12 +12192,14 @@
               </w:rPr>
               <w:t>、</w:t>
             </w:r>
+            <w:proofErr w:type="spellStart"/>
             <w:r>
               <w:rPr>
                 <w:rFonts w:eastAsia="標楷體"/>
               </w:rPr>
               <w:t>Supabase</w:t>
             </w:r>
+            <w:proofErr w:type="spellEnd"/>
             <w:r>
               <w:rPr>
                 <w:rFonts w:eastAsia="標楷體"/>
@@ -12265,7 +12756,6 @@
     <w:p>
       <w:pPr>
         <w:widowControl/>
-        <w:spacing w:after="160"/>
         <w:rPr>
           <w:rFonts w:eastAsia="標楷體"/>
         </w:rPr>
@@ -12280,13 +12770,22 @@
     <w:p>
       <w:pPr>
         <w:jc w:val="center"/>
+        <w:outlineLvl w:val="0"/>
         <w:rPr>
           <w:rFonts w:ascii="標楷體" w:eastAsia="標楷體" w:hAnsi="標楷體"/>
+          <w:b/>
+          <w:bCs/>
+          <w:sz w:val="36"/>
+          <w:szCs w:val="36"/>
         </w:rPr>
       </w:pPr>
       <w:r>
         <w:rPr>
           <w:rFonts w:ascii="標楷體" w:eastAsia="標楷體" w:hAnsi="標楷體" w:hint="eastAsia"/>
+          <w:b/>
+          <w:bCs/>
+          <w:sz w:val="36"/>
+          <w:szCs w:val="36"/>
         </w:rPr>
         <w:lastRenderedPageBreak/>
         <w:t>第四章</w:t>
@@ -12463,8 +12962,17 @@
                 <w:rFonts w:eastAsia="標楷體" w:hint="eastAsia"/>
                 <w:szCs w:val="22"/>
               </w:rPr>
-              <w:t>林紀媗</w:t>
-            </w:r>
+              <w:t>林紀</w:t>
+            </w:r>
+            <w:proofErr w:type="gramStart"/>
+            <w:r>
+              <w:rPr>
+                <w:rFonts w:eastAsia="標楷體" w:hint="eastAsia"/>
+                <w:szCs w:val="22"/>
+              </w:rPr>
+              <w:t>媗</w:t>
+            </w:r>
+            <w:proofErr w:type="gramEnd"/>
           </w:p>
         </w:tc>
         <w:tc>
@@ -12501,8 +13009,17 @@
                 <w:rFonts w:eastAsia="標楷體" w:hint="eastAsia"/>
                 <w:szCs w:val="22"/>
               </w:rPr>
-              <w:t>李昕縈</w:t>
-            </w:r>
+              <w:t>李昕</w:t>
+            </w:r>
+            <w:proofErr w:type="gramStart"/>
+            <w:r>
+              <w:rPr>
+                <w:rFonts w:eastAsia="標楷體" w:hint="eastAsia"/>
+                <w:szCs w:val="22"/>
+              </w:rPr>
+              <w:t>縈</w:t>
+            </w:r>
+            <w:proofErr w:type="gramEnd"/>
           </w:p>
         </w:tc>
         <w:tc>
@@ -12539,8 +13056,17 @@
                 <w:rFonts w:eastAsia="標楷體" w:hint="eastAsia"/>
                 <w:szCs w:val="22"/>
               </w:rPr>
-              <w:t>顏珮倪</w:t>
-            </w:r>
+              <w:t>顏</w:t>
+            </w:r>
+            <w:proofErr w:type="gramStart"/>
+            <w:r>
+              <w:rPr>
+                <w:rFonts w:eastAsia="標楷體" w:hint="eastAsia"/>
+                <w:szCs w:val="22"/>
+              </w:rPr>
+              <w:t>珮倪</w:t>
+            </w:r>
+            <w:proofErr w:type="gramEnd"/>
           </w:p>
         </w:tc>
         <w:tc>
@@ -15730,7 +16256,6 @@
                 <w:szCs w:val="22"/>
                 <w:u w:val="single"/>
               </w:rPr>
-              <w:lastRenderedPageBreak/>
               <w:t>設計</w:t>
             </w:r>
             <w:r>
@@ -16781,12 +17306,14 @@
           <w:rFonts w:ascii="標楷體" w:eastAsia="標楷體" w:hAnsi="標楷體"/>
         </w:rPr>
       </w:pPr>
+      <w:proofErr w:type="gramStart"/>
       <w:r>
         <w:rPr>
           <w:rFonts w:ascii="標楷體" w:eastAsia="標楷體" w:hAnsi="標楷體" w:hint="eastAsia"/>
         </w:rPr>
         <w:t>註</w:t>
       </w:r>
+      <w:proofErr w:type="gramEnd"/>
       <w:r>
         <w:rPr>
           <w:rFonts w:ascii="標楷體" w:eastAsia="標楷體" w:hAnsi="標楷體"/>
@@ -16983,13 +17510,23 @@
           <w:color w:val="FF0000"/>
         </w:rPr>
       </w:pPr>
+      <w:proofErr w:type="gramStart"/>
       <w:r>
         <w:rPr>
           <w:rFonts w:eastAsia="標楷體" w:hint="eastAsia"/>
           <w:b/>
           <w:color w:val="FF0000"/>
         </w:rPr>
-        <w:t>本組成員之工作內容與貢獻度</w:t>
+        <w:t>本組成員</w:t>
+      </w:r>
+      <w:proofErr w:type="gramEnd"/>
+      <w:r>
+        <w:rPr>
+          <w:rFonts w:eastAsia="標楷體" w:hint="eastAsia"/>
+          <w:b/>
+          <w:color w:val="FF0000"/>
+        </w:rPr>
+        <w:t>之工作內容與貢獻度</w:t>
       </w:r>
       <w:r>
         <w:rPr>
@@ -18151,10 +18688,8 @@
     </w:p>
     <w:p>
       <w:pPr>
+        <w:keepNext/>
         <w:overflowPunct w:val="0"/>
-        <w:rPr>
-          <w:rFonts w:eastAsia="標楷體"/>
-        </w:rPr>
       </w:pPr>
       <w:r>
         <w:rPr>
@@ -18203,35 +18738,57 @@
         <w:overflowPunct w:val="0"/>
         <w:jc w:val="center"/>
         <w:rPr>
-          <w:rFonts w:eastAsia="標楷體"/>
-        </w:rPr>
-      </w:pPr>
-      <w:r>
-        <w:rPr>
-          <w:rFonts w:eastAsia="標楷體" w:hint="eastAsia"/>
+          <w:rFonts w:eastAsia="標楷體" w:hint="eastAsia"/>
+          <w:sz w:val="28"/>
+          <w:szCs w:val="28"/>
+        </w:rPr>
+      </w:pPr>
+      <w:r>
+        <w:rPr>
+          <w:rFonts w:eastAsia="標楷體" w:hint="eastAsia"/>
+          <w:sz w:val="28"/>
+          <w:szCs w:val="28"/>
         </w:rPr>
         <w:t>圖</w:t>
       </w:r>
       <w:r>
         <w:rPr>
           <w:rFonts w:eastAsia="標楷體" w:hint="eastAsia"/>
+          <w:sz w:val="28"/>
+          <w:szCs w:val="28"/>
         </w:rPr>
         <w:t>6-1-1</w:t>
       </w:r>
       <w:r>
         <w:rPr>
           <w:rFonts w:eastAsia="標楷體" w:hint="eastAsia"/>
-        </w:rPr>
-        <w:t>循序圖－使用者登入</w:t>
+          <w:sz w:val="28"/>
+          <w:szCs w:val="28"/>
+        </w:rPr>
+        <w:t>循序圖－登入</w:t>
+      </w:r>
+      <w:r>
+        <w:rPr>
+          <w:rFonts w:eastAsia="標楷體" w:hint="eastAsia"/>
+          <w:sz w:val="28"/>
+          <w:szCs w:val="28"/>
+        </w:rPr>
+        <w:t>/</w:t>
+      </w:r>
+      <w:r>
+        <w:rPr>
+          <w:rFonts w:eastAsia="標楷體" w:hint="eastAsia"/>
+          <w:sz w:val="28"/>
+          <w:szCs w:val="28"/>
+        </w:rPr>
+        <w:t>登出作業</w:t>
       </w:r>
     </w:p>
     <w:p>
       <w:pPr>
+        <w:keepNext/>
         <w:overflowPunct w:val="0"/>
         <w:jc w:val="center"/>
-        <w:rPr>
-          <w:rFonts w:eastAsia="標楷體"/>
-        </w:rPr>
       </w:pPr>
       <w:r>
         <w:rPr>
@@ -18281,34 +18838,40 @@
         <w:jc w:val="center"/>
         <w:rPr>
           <w:rFonts w:eastAsia="標楷體"/>
-        </w:rPr>
-      </w:pPr>
-      <w:r>
-        <w:rPr>
-          <w:rFonts w:eastAsia="標楷體" w:hint="eastAsia"/>
+          <w:sz w:val="28"/>
+          <w:szCs w:val="28"/>
+        </w:rPr>
+      </w:pPr>
+      <w:r>
+        <w:rPr>
+          <w:rFonts w:eastAsia="標楷體" w:hint="eastAsia"/>
+          <w:sz w:val="28"/>
+          <w:szCs w:val="28"/>
         </w:rPr>
         <w:t>圖</w:t>
       </w:r>
       <w:r>
         <w:rPr>
           <w:rFonts w:eastAsia="標楷體" w:hint="eastAsia"/>
-        </w:rPr>
-        <w:t>6-1-2</w:t>
-      </w:r>
-      <w:r>
-        <w:rPr>
-          <w:rFonts w:eastAsia="標楷體" w:hint="eastAsia"/>
-        </w:rPr>
-        <w:t>循序圖－風險評鑑</w:t>
+          <w:sz w:val="28"/>
+          <w:szCs w:val="28"/>
+        </w:rPr>
+        <w:t>6-1-6</w:t>
+      </w:r>
+      <w:r>
+        <w:rPr>
+          <w:rFonts w:eastAsia="標楷體" w:hint="eastAsia"/>
+          <w:sz w:val="28"/>
+          <w:szCs w:val="28"/>
+        </w:rPr>
+        <w:t>循序圖－風險評鑑作業</w:t>
       </w:r>
     </w:p>
     <w:p>
       <w:pPr>
+        <w:keepNext/>
         <w:overflowPunct w:val="0"/>
         <w:jc w:val="center"/>
-        <w:rPr>
-          <w:rFonts w:eastAsia="標楷體"/>
-        </w:rPr>
       </w:pPr>
       <w:r>
         <w:rPr>
@@ -18358,36 +18921,62 @@
         <w:overflowPunct w:val="0"/>
         <w:jc w:val="center"/>
         <w:rPr>
-          <w:rFonts w:eastAsia="標楷體"/>
-        </w:rPr>
-      </w:pPr>
-      <w:r>
-        <w:rPr>
-          <w:rFonts w:eastAsia="標楷體" w:hint="eastAsia"/>
+          <w:rFonts w:eastAsia="標楷體" w:hint="eastAsia"/>
+          <w:sz w:val="28"/>
+          <w:szCs w:val="28"/>
+        </w:rPr>
+      </w:pPr>
+      <w:r>
+        <w:rPr>
+          <w:rFonts w:eastAsia="標楷體" w:hint="eastAsia"/>
+          <w:sz w:val="28"/>
+          <w:szCs w:val="28"/>
         </w:rPr>
         <w:t>圖</w:t>
       </w:r>
       <w:r>
         <w:rPr>
           <w:rFonts w:eastAsia="標楷體" w:hint="eastAsia"/>
-        </w:rPr>
-        <w:t>6-1-3</w:t>
-      </w:r>
-      <w:r>
-        <w:rPr>
-          <w:rFonts w:eastAsia="標楷體" w:hint="eastAsia"/>
-        </w:rPr>
-        <w:t>循序圖－改善建議</w:t>
+          <w:sz w:val="28"/>
+          <w:szCs w:val="28"/>
+        </w:rPr>
+        <w:t>6-1-9</w:t>
+      </w:r>
+      <w:r>
+        <w:rPr>
+          <w:rFonts w:eastAsia="標楷體" w:hint="eastAsia"/>
+          <w:sz w:val="28"/>
+          <w:szCs w:val="28"/>
+        </w:rPr>
+        <w:t>循序圖－</w:t>
+      </w:r>
+      <w:r>
+        <w:rPr>
+          <w:rFonts w:eastAsia="標楷體" w:hint="eastAsia"/>
+          <w:sz w:val="28"/>
+          <w:szCs w:val="28"/>
+        </w:rPr>
+        <w:t>AI</w:t>
+      </w:r>
+      <w:r>
+        <w:rPr>
+          <w:rFonts w:eastAsia="標楷體" w:hint="eastAsia"/>
+          <w:sz w:val="28"/>
+          <w:szCs w:val="28"/>
+        </w:rPr>
+        <w:t>建議作業</w:t>
       </w:r>
     </w:p>
     <w:p>
       <w:pPr>
         <w:overflowPunct w:val="0"/>
-        <w:jc w:val="center"/>
         <w:rPr>
           <w:rFonts w:eastAsia="標楷體"/>
-        </w:rPr>
-      </w:pPr>
+          <w:sz w:val="28"/>
+          <w:szCs w:val="28"/>
+        </w:rPr>
+      </w:pPr>
+      <w:bookmarkStart w:id="48" w:name="_Toc229258904"/>
     </w:p>
     <w:p>
       <w:pPr>
@@ -18399,7 +18988,6 @@
           <w:szCs w:val="32"/>
         </w:rPr>
       </w:pPr>
-      <w:bookmarkStart w:id="48" w:name="_Toc229258904"/>
       <w:r>
         <w:rPr>
           <w:rFonts w:eastAsia="標楷體" w:hint="eastAsia"/>
@@ -18661,6 +19249,7 @@
         <w:lastRenderedPageBreak/>
         <w:t xml:space="preserve">7-4 </w:t>
       </w:r>
+      <w:proofErr w:type="gramStart"/>
       <w:r>
         <w:rPr>
           <w:rFonts w:eastAsia="標楷體"/>
@@ -18677,6 +19266,7 @@
         </w:rPr>
         <w:t>與</w:t>
       </w:r>
+      <w:proofErr w:type="gramEnd"/>
       <w:r>
         <w:rPr>
           <w:rFonts w:eastAsia="標楷體"/>
@@ -18917,6 +19507,7 @@
         </w:rPr>
         <w:t>「</w:t>
       </w:r>
+      <w:proofErr w:type="spellStart"/>
       <w:r>
         <w:rPr>
           <w:rFonts w:eastAsia="標楷體" w:cs="新細明體"/>
@@ -18926,6 +19517,7 @@
         </w:rPr>
         <w:t>Supabase</w:t>
       </w:r>
+      <w:proofErr w:type="spellEnd"/>
       <w:r>
         <w:rPr>
           <w:rFonts w:eastAsia="標楷體" w:cs="新細明體"/>
@@ -18987,7 +19579,27 @@
           <w:sz w:val="28"/>
           <w:szCs w:val="28"/>
         </w:rPr>
-        <w:t>）與外鍵（</w:t>
+        <w:t>）</w:t>
+      </w:r>
+      <w:proofErr w:type="gramStart"/>
+      <w:r>
+        <w:rPr>
+          <w:rFonts w:eastAsia="標楷體" w:cs="新細明體"/>
+          <w:kern w:val="0"/>
+          <w:sz w:val="28"/>
+          <w:szCs w:val="28"/>
+        </w:rPr>
+        <w:t>與外鍵</w:t>
+      </w:r>
+      <w:proofErr w:type="gramEnd"/>
+      <w:r>
+        <w:rPr>
+          <w:rFonts w:eastAsia="標楷體" w:cs="新細明體"/>
+          <w:kern w:val="0"/>
+          <w:sz w:val="28"/>
+          <w:szCs w:val="28"/>
+        </w:rPr>
+        <w:t>（</w:t>
       </w:r>
       <w:r>
         <w:rPr>
@@ -19084,7 +19696,6 @@
     <w:p>
       <w:pPr>
         <w:widowControl/>
-        <w:spacing w:before="100" w:beforeAutospacing="1" w:after="100" w:afterAutospacing="1"/>
         <w:rPr>
           <w:rFonts w:ascii="標楷體" w:eastAsia="標楷體" w:hAnsi="標楷體" w:cs="新細明體"/>
           <w:kern w:val="0"/>
@@ -19097,6 +19708,7 @@
         </w:rPr>
         <w:t xml:space="preserve">本系統採用 </w:t>
       </w:r>
+      <w:proofErr w:type="spellStart"/>
       <w:r>
         <w:rPr>
           <w:rFonts w:ascii="標楷體" w:eastAsia="標楷體" w:hAnsi="標楷體" w:cs="新細明體"/>
@@ -19104,52 +19716,77 @@
           <w:bCs/>
           <w:kern w:val="0"/>
         </w:rPr>
-        <w:t>Supabase雲端資料庫</w:t>
-      </w:r>
-      <w:r>
-        <w:rPr>
-          <w:rFonts w:ascii="標楷體" w:eastAsia="標楷體" w:hAnsi="標楷體" w:cs="新細明體"/>
-          <w:kern w:val="0"/>
-        </w:rPr>
-        <w:t>作為後端資料儲存平台，用以保存資產盤點資訊、風險評估結果、操作稽核紀錄及使用者資料。</w:t>
-      </w:r>
-      <w:r>
-        <w:rPr>
-          <w:rFonts w:ascii="標楷體" w:eastAsia="標楷體" w:hAnsi="標楷體" w:cs="新細明體"/>
-          <w:kern w:val="0"/>
-        </w:rPr>
-        <w:br/>
-        <w:t>資料庫設計採用關聯式資料表架構，以確保資料一致性、可追蹤性與後續風險分析需求。系統透過主鍵（Primary Key）與外鍵（Foreign Key）建立資料表間關聯，並搭配必要限制條件避免錯誤輸入或資料不一致。</w:t>
-      </w:r>
-    </w:p>
-    <w:p>
-      <w:pPr>
-        <w:widowControl/>
-        <w:rPr>
-          <w:rFonts w:ascii="標楷體" w:eastAsia="標楷體" w:hAnsi="標楷體" w:cs="新細明體"/>
-          <w:kern w:val="0"/>
-        </w:rPr>
-      </w:pPr>
-      <w:r>
-        <w:rPr>
-          <w:rFonts w:ascii="標楷體" w:eastAsia="標楷體" w:hAnsi="標楷體" w:cs="新細明體"/>
-          <w:kern w:val="0"/>
-        </w:rPr>
-        <w:pict w14:anchorId="058E559C">
-          <v:rect id="_x0000_i1025" style="width:0;height:1.5pt" o:hralign="center" o:hrstd="t" o:hr="t" fillcolor="#a0a0a0" stroked="f"/>
-        </w:pict>
-      </w:r>
-    </w:p>
-    <w:p>
-      <w:pPr>
-        <w:widowControl/>
-        <w:spacing w:before="100" w:beforeAutospacing="1" w:after="100" w:afterAutospacing="1"/>
-        <w:outlineLvl w:val="0"/>
+        <w:t>Supabase</w:t>
+      </w:r>
+      <w:proofErr w:type="spellEnd"/>
+      <w:r>
         <w:rPr>
           <w:rFonts w:ascii="標楷體" w:eastAsia="標楷體" w:hAnsi="標楷體" w:cs="新細明體"/>
           <w:b/>
           <w:bCs/>
           <w:kern w:val="0"/>
+        </w:rPr>
+        <w:t>雲端資料庫</w:t>
+      </w:r>
+      <w:r>
+        <w:rPr>
+          <w:rFonts w:ascii="標楷體" w:eastAsia="標楷體" w:hAnsi="標楷體" w:cs="新細明體"/>
+          <w:kern w:val="0"/>
+        </w:rPr>
+        <w:t>作為後端資料儲存平台，用以保存資產盤點資訊、風險評估結果、操作稽核紀錄及使用者資料。</w:t>
+      </w:r>
+      <w:r>
+        <w:rPr>
+          <w:rFonts w:ascii="標楷體" w:eastAsia="標楷體" w:hAnsi="標楷體" w:cs="新細明體"/>
+          <w:kern w:val="0"/>
+        </w:rPr>
+        <w:br/>
+        <w:t>資料庫設計採用關聯式資料表架構，以確保資料一致性、可追蹤性與後續風險分析需求。系統透過主鍵（Primary Key）</w:t>
+      </w:r>
+      <w:proofErr w:type="gramStart"/>
+      <w:r>
+        <w:rPr>
+          <w:rFonts w:ascii="標楷體" w:eastAsia="標楷體" w:hAnsi="標楷體" w:cs="新細明體"/>
+          <w:kern w:val="0"/>
+        </w:rPr>
+        <w:t>與外鍵</w:t>
+      </w:r>
+      <w:proofErr w:type="gramEnd"/>
+      <w:r>
+        <w:rPr>
+          <w:rFonts w:ascii="標楷體" w:eastAsia="標楷體" w:hAnsi="標楷體" w:cs="新細明體"/>
+          <w:kern w:val="0"/>
+        </w:rPr>
+        <w:t>（Foreign Key）建立資料表間關聯，並搭配必要限制條件避免錯誤輸入或資料不一致。</w:t>
+      </w:r>
+    </w:p>
+    <w:p>
+      <w:pPr>
+        <w:widowControl/>
+        <w:rPr>
+          <w:rFonts w:ascii="標楷體" w:eastAsia="標楷體" w:hAnsi="標楷體" w:cs="新細明體"/>
+          <w:kern w:val="0"/>
+        </w:rPr>
+      </w:pPr>
+      <w:r>
+        <w:rPr>
+          <w:rFonts w:ascii="標楷體" w:eastAsia="標楷體" w:hAnsi="標楷體" w:cs="新細明體"/>
+          <w:kern w:val="0"/>
+        </w:rPr>
+        <w:pict w14:anchorId="058E559C">
+          <v:rect id="_x0000_i1025" style="width:0;height:1.5pt" o:hralign="center" o:hrstd="t" o:hr="t" fillcolor="#a0a0a0" stroked="f"/>
+        </w:pict>
+      </w:r>
+    </w:p>
+    <w:p>
+      <w:pPr>
+        <w:widowControl/>
+        <w:outlineLvl w:val="0"/>
+        <w:rPr>
+          <w:rFonts w:ascii="標楷體" w:eastAsia="標楷體" w:hAnsi="標楷體" w:cs="新細明體"/>
+          <w:b/>
+          <w:bCs/>
+          <w:kern w:val="0"/>
           <w:sz w:val="28"/>
           <w:szCs w:val="28"/>
         </w:rPr>
@@ -19169,7 +19806,6 @@
     <w:p>
       <w:pPr>
         <w:widowControl/>
-        <w:spacing w:before="100" w:beforeAutospacing="1" w:after="100" w:afterAutospacing="1"/>
         <w:outlineLvl w:val="0"/>
         <w:rPr>
           <w:rFonts w:ascii="標楷體" w:eastAsia="標楷體" w:hAnsi="標楷體" w:cs="新細明體"/>
@@ -19229,7 +19865,6 @@
     <w:p>
       <w:pPr>
         <w:widowControl/>
-        <w:spacing w:before="100" w:beforeAutospacing="1" w:after="100" w:afterAutospacing="1"/>
         <w:outlineLvl w:val="0"/>
         <w:rPr>
           <w:rFonts w:ascii="標楷體" w:eastAsia="標楷體" w:hAnsi="標楷體" w:cs="新細明體"/>
@@ -19253,7 +19888,6 @@
     <w:p>
       <w:pPr>
         <w:widowControl/>
-        <w:spacing w:before="100" w:beforeAutospacing="1" w:after="100" w:afterAutospacing="1"/>
         <w:outlineLvl w:val="0"/>
         <w:rPr>
           <w:rFonts w:ascii="標楷體" w:eastAsia="標楷體" w:hAnsi="標楷體"/>
@@ -19269,7 +19903,6 @@
     <w:p>
       <w:pPr>
         <w:widowControl/>
-        <w:spacing w:before="100" w:beforeAutospacing="1" w:after="100" w:afterAutospacing="1"/>
         <w:jc w:val="center"/>
         <w:outlineLvl w:val="0"/>
         <w:rPr>
@@ -19559,6 +20192,7 @@
                 <w:color w:val="1F1F1F"/>
               </w:rPr>
             </w:pPr>
+            <w:proofErr w:type="spellStart"/>
             <w:r>
               <w:rPr>
                 <w:rFonts w:ascii="標楷體" w:eastAsia="標楷體" w:hAnsi="標楷體"/>
@@ -19567,6 +20201,7 @@
               </w:rPr>
               <w:t>asset_id_code</w:t>
             </w:r>
+            <w:proofErr w:type="spellEnd"/>
           </w:p>
         </w:tc>
         <w:tc>
@@ -19679,6 +20314,7 @@
                 <w:color w:val="1F1F1F"/>
               </w:rPr>
             </w:pPr>
+            <w:proofErr w:type="spellStart"/>
             <w:r>
               <w:rPr>
                 <w:rFonts w:ascii="標楷體" w:eastAsia="標楷體" w:hAnsi="標楷體"/>
@@ -19687,6 +20323,7 @@
               </w:rPr>
               <w:t>asset_name</w:t>
             </w:r>
+            <w:proofErr w:type="spellEnd"/>
           </w:p>
         </w:tc>
         <w:tc>
@@ -19799,6 +20436,7 @@
                 <w:color w:val="1F1F1F"/>
               </w:rPr>
             </w:pPr>
+            <w:proofErr w:type="spellStart"/>
             <w:r>
               <w:rPr>
                 <w:rFonts w:ascii="標楷體" w:eastAsia="標楷體" w:hAnsi="標楷體"/>
@@ -19807,6 +20445,7 @@
               </w:rPr>
               <w:t>asset_type</w:t>
             </w:r>
+            <w:proofErr w:type="spellEnd"/>
           </w:p>
         </w:tc>
         <w:tc>
@@ -20039,6 +20678,7 @@
                 <w:color w:val="1F1F1F"/>
               </w:rPr>
             </w:pPr>
+            <w:proofErr w:type="spellStart"/>
             <w:r>
               <w:rPr>
                 <w:rFonts w:ascii="標楷體" w:eastAsia="標楷體" w:hAnsi="標楷體"/>
@@ -20047,6 +20687,7 @@
               </w:rPr>
               <w:t>data_type</w:t>
             </w:r>
+            <w:proofErr w:type="spellEnd"/>
           </w:p>
         </w:tc>
         <w:tc>
@@ -20279,6 +20920,7 @@
                 <w:color w:val="1F1F1F"/>
               </w:rPr>
             </w:pPr>
+            <w:proofErr w:type="spellStart"/>
             <w:r>
               <w:rPr>
                 <w:rFonts w:ascii="標楷體" w:eastAsia="標楷體" w:hAnsi="標楷體"/>
@@ -20287,6 +20929,7 @@
               </w:rPr>
               <w:t>system_dependency</w:t>
             </w:r>
+            <w:proofErr w:type="spellEnd"/>
           </w:p>
         </w:tc>
         <w:tc>
@@ -20735,15 +21378,16 @@
                 <w:color w:val="1F1F1F"/>
               </w:rPr>
             </w:pPr>
+            <w:proofErr w:type="spellStart"/>
             <w:r>
               <w:rPr>
                 <w:rFonts w:ascii="標楷體" w:eastAsia="標楷體" w:hAnsi="標楷體"/>
                 <w:color w:val="1F1F1F"/>
                 <w:bdr w:val="none" w:sz="0" w:space="0" w:color="auto" w:frame="1"/>
               </w:rPr>
-              <w:lastRenderedPageBreak/>
               <w:t>threat_level</w:t>
             </w:r>
+            <w:proofErr w:type="spellEnd"/>
           </w:p>
         </w:tc>
         <w:tc>
@@ -20856,6 +21500,7 @@
                 <w:color w:val="1F1F1F"/>
               </w:rPr>
             </w:pPr>
+            <w:proofErr w:type="spellStart"/>
             <w:r>
               <w:rPr>
                 <w:rFonts w:ascii="標楷體" w:eastAsia="標楷體" w:hAnsi="標楷體"/>
@@ -20864,6 +21509,7 @@
               </w:rPr>
               <w:t>created_at</w:t>
             </w:r>
+            <w:proofErr w:type="spellEnd"/>
           </w:p>
         </w:tc>
         <w:tc>
@@ -20956,7 +21602,25 @@
                 <w:color w:val="1F1F1F"/>
                 <w:bdr w:val="none" w:sz="0" w:space="0" w:color="auto" w:frame="1"/>
               </w:rPr>
-              <w:t>Default: now()</w:t>
+              <w:t xml:space="preserve">Default: </w:t>
+            </w:r>
+            <w:proofErr w:type="gramStart"/>
+            <w:r>
+              <w:rPr>
+                <w:rFonts w:ascii="標楷體" w:eastAsia="標楷體" w:hAnsi="標楷體"/>
+                <w:color w:val="1F1F1F"/>
+                <w:bdr w:val="none" w:sz="0" w:space="0" w:color="auto" w:frame="1"/>
+              </w:rPr>
+              <w:t>now(</w:t>
+            </w:r>
+            <w:proofErr w:type="gramEnd"/>
+            <w:r>
+              <w:rPr>
+                <w:rFonts w:ascii="標楷體" w:eastAsia="標楷體" w:hAnsi="標楷體"/>
+                <w:color w:val="1F1F1F"/>
+                <w:bdr w:val="none" w:sz="0" w:space="0" w:color="auto" w:frame="1"/>
+              </w:rPr>
+              <w:t>)</w:t>
             </w:r>
           </w:p>
         </w:tc>
@@ -20976,14 +21640,17 @@
                 <w:color w:val="1F1F1F"/>
               </w:rPr>
             </w:pPr>
+            <w:proofErr w:type="spellStart"/>
             <w:r>
               <w:rPr>
                 <w:rFonts w:ascii="標楷體" w:eastAsia="標楷體" w:hAnsi="標楷體"/>
                 <w:color w:val="1F1F1F"/>
                 <w:bdr w:val="none" w:sz="0" w:space="0" w:color="auto" w:frame="1"/>
               </w:rPr>
+              <w:lastRenderedPageBreak/>
               <w:t>original_label</w:t>
             </w:r>
+            <w:proofErr w:type="spellEnd"/>
           </w:p>
         </w:tc>
         <w:tc>
@@ -21104,7 +21771,6 @@
     <w:p>
       <w:pPr>
         <w:widowControl/>
-        <w:spacing w:before="100" w:beforeAutospacing="1" w:after="100" w:afterAutospacing="1"/>
         <w:jc w:val="center"/>
         <w:rPr>
           <w:rFonts w:ascii="標楷體" w:eastAsia="標楷體" w:hAnsi="標楷體" w:cs="新細明體"/>
@@ -21115,7 +21781,21 @@
         <w:rPr>
           <w:rFonts w:ascii="標楷體" w:eastAsia="標楷體" w:hAnsi="標楷體"/>
         </w:rPr>
-        <w:t>表 8.2: Risk_assessments (風險評估表) 欄位定義</w:t>
+        <w:t xml:space="preserve">表 8.2: </w:t>
+      </w:r>
+      <w:proofErr w:type="spellStart"/>
+      <w:r>
+        <w:rPr>
+          <w:rFonts w:ascii="標楷體" w:eastAsia="標楷體" w:hAnsi="標楷體"/>
+        </w:rPr>
+        <w:t>Risk_assessments</w:t>
+      </w:r>
+      <w:proofErr w:type="spellEnd"/>
+      <w:r>
+        <w:rPr>
+          <w:rFonts w:ascii="標楷體" w:eastAsia="標楷體" w:hAnsi="標楷體"/>
+        </w:rPr>
+        <w:t xml:space="preserve"> (風險評估表) 欄位定義</w:t>
       </w:r>
     </w:p>
     <w:tbl>
@@ -21392,6 +22072,7 @@
                 <w:color w:val="1F1F1F"/>
               </w:rPr>
             </w:pPr>
+            <w:proofErr w:type="spellStart"/>
             <w:r>
               <w:rPr>
                 <w:rFonts w:ascii="標楷體" w:eastAsia="標楷體" w:hAnsi="標楷體"/>
@@ -21400,6 +22081,7 @@
               </w:rPr>
               <w:t>asset_id_code</w:t>
             </w:r>
+            <w:proofErr w:type="spellEnd"/>
           </w:p>
         </w:tc>
         <w:tc>
@@ -21513,6 +22195,7 @@
                 <w:color w:val="1F1F1F"/>
               </w:rPr>
             </w:pPr>
+            <w:proofErr w:type="spellStart"/>
             <w:r>
               <w:rPr>
                 <w:rFonts w:ascii="標楷體" w:eastAsia="標楷體" w:hAnsi="標楷體"/>
@@ -21521,6 +22204,7 @@
               </w:rPr>
               <w:t>threat_description</w:t>
             </w:r>
+            <w:proofErr w:type="spellEnd"/>
           </w:p>
         </w:tc>
         <w:tc>
@@ -21634,6 +22318,7 @@
                 <w:color w:val="1F1F1F"/>
               </w:rPr>
             </w:pPr>
+            <w:proofErr w:type="spellStart"/>
             <w:r>
               <w:rPr>
                 <w:rFonts w:ascii="標楷體" w:eastAsia="標楷體" w:hAnsi="標楷體"/>
@@ -21642,6 +22327,7 @@
               </w:rPr>
               <w:t>vulnerability_description</w:t>
             </w:r>
+            <w:proofErr w:type="spellEnd"/>
           </w:p>
         </w:tc>
         <w:tc>
@@ -21755,6 +22441,7 @@
                 <w:color w:val="1F1F1F"/>
               </w:rPr>
             </w:pPr>
+            <w:proofErr w:type="spellStart"/>
             <w:r>
               <w:rPr>
                 <w:rFonts w:ascii="標楷體" w:eastAsia="標楷體" w:hAnsi="標楷體"/>
@@ -21763,6 +22450,7 @@
               </w:rPr>
               <w:t>risk_score</w:t>
             </w:r>
+            <w:proofErr w:type="spellEnd"/>
           </w:p>
         </w:tc>
         <w:tc>
@@ -21876,6 +22564,7 @@
                 <w:color w:val="1F1F1F"/>
               </w:rPr>
             </w:pPr>
+            <w:proofErr w:type="spellStart"/>
             <w:r>
               <w:rPr>
                 <w:rFonts w:ascii="標楷體" w:eastAsia="標楷體" w:hAnsi="標楷體"/>
@@ -21884,6 +22573,7 @@
               </w:rPr>
               <w:t>ai_suggestion</w:t>
             </w:r>
+            <w:proofErr w:type="spellEnd"/>
           </w:p>
         </w:tc>
         <w:tc>
@@ -22118,6 +22808,7 @@
                 <w:color w:val="1F1F1F"/>
               </w:rPr>
             </w:pPr>
+            <w:proofErr w:type="spellStart"/>
             <w:r>
               <w:rPr>
                 <w:rFonts w:ascii="標楷體" w:eastAsia="標楷體" w:hAnsi="標楷體"/>
@@ -22126,6 +22817,7 @@
               </w:rPr>
               <w:t>uploaded_by</w:t>
             </w:r>
+            <w:proofErr w:type="spellEnd"/>
           </w:p>
         </w:tc>
         <w:tc>
@@ -22247,7 +22939,6 @@
     <w:p>
       <w:pPr>
         <w:widowControl/>
-        <w:spacing w:before="100" w:beforeAutospacing="1" w:after="100" w:afterAutospacing="1"/>
         <w:jc w:val="center"/>
         <w:outlineLvl w:val="1"/>
         <w:rPr>
@@ -22911,7 +23602,6 @@
     <w:p>
       <w:pPr>
         <w:widowControl/>
-        <w:spacing w:before="100" w:beforeAutospacing="1" w:after="100" w:afterAutospacing="1"/>
         <w:jc w:val="center"/>
         <w:outlineLvl w:val="1"/>
         <w:rPr>
@@ -22926,7 +23616,21 @@
         <w:rPr>
           <w:rFonts w:ascii="標楷體" w:eastAsia="標楷體" w:hAnsi="標楷體"/>
         </w:rPr>
-        <w:t>表 8.4: Audit_logs (審計日誌表) 欄位定義</w:t>
+        <w:t xml:space="preserve">表 8.4: </w:t>
+      </w:r>
+      <w:proofErr w:type="spellStart"/>
+      <w:r>
+        <w:rPr>
+          <w:rFonts w:ascii="標楷體" w:eastAsia="標楷體" w:hAnsi="標楷體"/>
+        </w:rPr>
+        <w:t>Audit_logs</w:t>
+      </w:r>
+      <w:proofErr w:type="spellEnd"/>
+      <w:r>
+        <w:rPr>
+          <w:rFonts w:ascii="標楷體" w:eastAsia="標楷體" w:hAnsi="標楷體"/>
+        </w:rPr>
+        <w:t xml:space="preserve"> (審計日誌表) 欄位定義</w:t>
       </w:r>
     </w:p>
     <w:tbl>
@@ -23088,7 +23792,6 @@
                 <w:color w:val="1F1F1F"/>
                 <w:bdr w:val="none" w:sz="0" w:space="0" w:color="auto" w:frame="1"/>
               </w:rPr>
-              <w:lastRenderedPageBreak/>
               <w:t>id</w:t>
             </w:r>
           </w:p>
@@ -23446,6 +24149,7 @@
                 <w:color w:val="1F1F1F"/>
               </w:rPr>
             </w:pPr>
+            <w:proofErr w:type="spellStart"/>
             <w:r>
               <w:rPr>
                 <w:rFonts w:ascii="標楷體" w:eastAsia="標楷體" w:hAnsi="標楷體"/>
@@ -23454,6 +24158,7 @@
               </w:rPr>
               <w:t>target_asset</w:t>
             </w:r>
+            <w:proofErr w:type="spellEnd"/>
           </w:p>
         </w:tc>
         <w:tc>
@@ -23567,12 +24272,14 @@
                 <w:bdr w:val="none" w:sz="0" w:space="0" w:color="auto" w:frame="1"/>
               </w:rPr>
             </w:pPr>
+            <w:proofErr w:type="spellStart"/>
             <w:r>
               <w:rPr>
                 <w:rFonts w:ascii="標楷體" w:eastAsia="標楷體" w:hAnsi="標楷體"/>
               </w:rPr>
               <w:t>log_time</w:t>
             </w:r>
+            <w:proofErr w:type="spellEnd"/>
           </w:p>
         </w:tc>
         <w:tc>
@@ -23667,7 +24374,25 @@
                 <w:color w:val="1F1F1F"/>
                 <w:bdr w:val="none" w:sz="0" w:space="0" w:color="auto" w:frame="1"/>
               </w:rPr>
-              <w:t>Default: now()</w:t>
+              <w:t xml:space="preserve">Default: </w:t>
+            </w:r>
+            <w:proofErr w:type="gramStart"/>
+            <w:r>
+              <w:rPr>
+                <w:rFonts w:ascii="標楷體" w:eastAsia="標楷體" w:hAnsi="標楷體" w:hint="eastAsia"/>
+                <w:color w:val="1F1F1F"/>
+                <w:bdr w:val="none" w:sz="0" w:space="0" w:color="auto" w:frame="1"/>
+              </w:rPr>
+              <w:t>now(</w:t>
+            </w:r>
+            <w:proofErr w:type="gramEnd"/>
+            <w:r>
+              <w:rPr>
+                <w:rFonts w:ascii="標楷體" w:eastAsia="標楷體" w:hAnsi="標楷體" w:hint="eastAsia"/>
+                <w:color w:val="1F1F1F"/>
+                <w:bdr w:val="none" w:sz="0" w:space="0" w:color="auto" w:frame="1"/>
+              </w:rPr>
+              <w:t>)</w:t>
             </w:r>
           </w:p>
         </w:tc>
@@ -23686,6 +24411,7 @@
           <w:rFonts w:ascii="標楷體" w:eastAsia="標楷體" w:hAnsi="標楷體" w:cs="新細明體"/>
           <w:kern w:val="0"/>
         </w:rPr>
+        <w:lastRenderedPageBreak/>
         <w:pict w14:anchorId="679C6E0A">
           <v:rect id="_x0000_i1029" style="width:0;height:1.5pt" o:hralign="center" o:hrstd="t" o:hr="t" fillcolor="#a0a0a0" stroked="f"/>
         </w:pict>
@@ -23694,7 +24420,6 @@
     <w:p>
       <w:pPr>
         <w:widowControl/>
-        <w:spacing w:before="100" w:beforeAutospacing="1" w:after="100" w:afterAutospacing="1"/>
         <w:rPr>
           <w:rFonts w:ascii="標楷體" w:eastAsia="標楷體" w:hAnsi="標楷體" w:cs="新細明體"/>
           <w:kern w:val="0"/>
@@ -23705,7 +24430,55 @@
           <w:rFonts w:ascii="標楷體" w:eastAsia="標楷體" w:hAnsi="標楷體" w:cs="新細明體"/>
           <w:kern w:val="0"/>
         </w:rPr>
-        <w:t>本系統透過 Supabase 建立關聯式資料庫架構，並以 assets 作為核心資料表，搭配 risk_assessments 儲存風險評估結果，形成完整的資產風險管理資料鏈。audit_logs 提供稽核追蹤能力，users 表支援權限控管，確保系統符合 ISMS 所需的管理流程與稽核要求。</w:t>
+        <w:t xml:space="preserve">本系統透過 </w:t>
+      </w:r>
+      <w:proofErr w:type="spellStart"/>
+      <w:r>
+        <w:rPr>
+          <w:rFonts w:ascii="標楷體" w:eastAsia="標楷體" w:hAnsi="標楷體" w:cs="新細明體"/>
+          <w:kern w:val="0"/>
+        </w:rPr>
+        <w:t>Supabase</w:t>
+      </w:r>
+      <w:proofErr w:type="spellEnd"/>
+      <w:r>
+        <w:rPr>
+          <w:rFonts w:ascii="標楷體" w:eastAsia="標楷體" w:hAnsi="標楷體" w:cs="新細明體"/>
+          <w:kern w:val="0"/>
+        </w:rPr>
+        <w:t xml:space="preserve"> 建立關聯式資料庫架構，並以 assets 作為核心資料表，搭配 </w:t>
+      </w:r>
+      <w:proofErr w:type="spellStart"/>
+      <w:r>
+        <w:rPr>
+          <w:rFonts w:ascii="標楷體" w:eastAsia="標楷體" w:hAnsi="標楷體" w:cs="新細明體"/>
+          <w:kern w:val="0"/>
+        </w:rPr>
+        <w:t>risk_assessments</w:t>
+      </w:r>
+      <w:proofErr w:type="spellEnd"/>
+      <w:r>
+        <w:rPr>
+          <w:rFonts w:ascii="標楷體" w:eastAsia="標楷體" w:hAnsi="標楷體" w:cs="新細明體"/>
+          <w:kern w:val="0"/>
+        </w:rPr>
+        <w:t xml:space="preserve"> 儲存風險評估結果，形成完整的資產風險管理資料鏈。</w:t>
+      </w:r>
+      <w:proofErr w:type="spellStart"/>
+      <w:r>
+        <w:rPr>
+          <w:rFonts w:ascii="標楷體" w:eastAsia="標楷體" w:hAnsi="標楷體" w:cs="新細明體"/>
+          <w:kern w:val="0"/>
+        </w:rPr>
+        <w:t>audit_logs</w:t>
+      </w:r>
+      <w:proofErr w:type="spellEnd"/>
+      <w:r>
+        <w:rPr>
+          <w:rFonts w:ascii="標楷體" w:eastAsia="標楷體" w:hAnsi="標楷體" w:cs="新細明體"/>
+          <w:kern w:val="0"/>
+        </w:rPr>
+        <w:t xml:space="preserve"> 提供稽核追蹤能力，users 表支援權限控管，確保系統符合 ISMS 所需的管理流程與稽核要求。</w:t>
       </w:r>
     </w:p>
     <w:p>
@@ -27857,6 +28630,7 @@
   <w:style w:type="character" w:default="1" w:styleId="a1">
     <w:name w:val="Default Paragraph Font"/>
     <w:uiPriority w:val="1"/>
+    <w:semiHidden/>
     <w:unhideWhenUsed/>
   </w:style>
   <w:style w:type="table" w:default="1" w:styleId="a2">

--- a/文件/系統文件.docx
+++ b/文件/系統文件.docx
@@ -18697,9 +18697,9 @@
           <w:noProof/>
         </w:rPr>
         <w:drawing>
-          <wp:inline distT="0" distB="0" distL="0" distR="0" wp14:anchorId="3FFD51AB" wp14:editId="7432F63E">
-            <wp:extent cx="5274310" cy="2710180"/>
-            <wp:effectExtent l="0" t="0" r="2540" b="0"/>
+          <wp:inline distT="0" distB="0" distL="0" distR="0" wp14:anchorId="3FFD51AB" wp14:editId="7E6C60B6">
+            <wp:extent cx="4693920" cy="2411949"/>
+            <wp:effectExtent l="0" t="0" r="0" b="7620"/>
             <wp:docPr id="1176906411" name="圖片 1"/>
             <wp:cNvGraphicFramePr>
               <a:graphicFrameLocks xmlns:a="http://schemas.openxmlformats.org/drawingml/2006/main" noChangeAspect="1"/>
@@ -18720,7 +18720,7 @@
                   <pic:spPr>
                     <a:xfrm>
                       <a:off x="0" y="0"/>
-                      <a:ext cx="5274310" cy="2710180"/>
+                      <a:ext cx="4700051" cy="2415099"/>
                     </a:xfrm>
                     <a:prstGeom prst="rect">
                       <a:avLst/>
@@ -18738,7 +18738,7 @@
         <w:overflowPunct w:val="0"/>
         <w:jc w:val="center"/>
         <w:rPr>
-          <w:rFonts w:eastAsia="標楷體" w:hint="eastAsia"/>
+          <w:rFonts w:eastAsia="標楷體"/>
           <w:sz w:val="28"/>
           <w:szCs w:val="28"/>
         </w:rPr>
@@ -18788,18 +18788,13 @@
       <w:pPr>
         <w:keepNext/>
         <w:overflowPunct w:val="0"/>
-        <w:jc w:val="center"/>
-      </w:pPr>
-      <w:r>
-        <w:rPr>
-          <w:rFonts w:eastAsia="標楷體"/>
-          <w:noProof/>
-        </w:rPr>
+      </w:pPr>
+      <w:r>
         <w:drawing>
-          <wp:inline distT="0" distB="0" distL="0" distR="0" wp14:anchorId="621DA2A8" wp14:editId="25F5E3DF">
-            <wp:extent cx="5274310" cy="2380615"/>
-            <wp:effectExtent l="0" t="0" r="2540" b="635"/>
-            <wp:docPr id="1998247657" name="圖片 1"/>
+          <wp:inline distT="0" distB="0" distL="0" distR="0" wp14:anchorId="51C90307" wp14:editId="44C37088">
+            <wp:extent cx="4533900" cy="4492494"/>
+            <wp:effectExtent l="0" t="0" r="0" b="3810"/>
+            <wp:docPr id="1207584246" name="圖片 1"/>
             <wp:cNvGraphicFramePr>
               <a:graphicFrameLocks xmlns:a="http://schemas.openxmlformats.org/drawingml/2006/main" noChangeAspect="1"/>
             </wp:cNvGraphicFramePr>
@@ -18807,7 +18802,7 @@
               <a:graphicData uri="http://schemas.openxmlformats.org/drawingml/2006/picture">
                 <pic:pic xmlns:pic="http://schemas.openxmlformats.org/drawingml/2006/picture">
                   <pic:nvPicPr>
-                    <pic:cNvPr id="1998247657" name=""/>
+                    <pic:cNvPr id="1207584246" name=""/>
                     <pic:cNvPicPr/>
                   </pic:nvPicPr>
                   <pic:blipFill>
@@ -18819,7 +18814,7 @@
                   <pic:spPr>
                     <a:xfrm>
                       <a:off x="0" y="0"/>
-                      <a:ext cx="5274310" cy="2380615"/>
+                      <a:ext cx="4540727" cy="4499259"/>
                     </a:xfrm>
                     <a:prstGeom prst="rect">
                       <a:avLst/>
@@ -18856,16 +18851,62 @@
           <w:sz w:val="28"/>
           <w:szCs w:val="28"/>
         </w:rPr>
-        <w:t>6-1-6</w:t>
-      </w:r>
-      <w:r>
-        <w:rPr>
-          <w:rFonts w:eastAsia="標楷體" w:hint="eastAsia"/>
-          <w:sz w:val="28"/>
-          <w:szCs w:val="28"/>
-        </w:rPr>
-        <w:t>循序圖－風險評鑑作業</w:t>
-      </w:r>
+        <w:t>6-1-</w:t>
+      </w:r>
+      <w:r>
+        <w:rPr>
+          <w:rFonts w:eastAsia="標楷體" w:hint="eastAsia"/>
+          <w:sz w:val="28"/>
+          <w:szCs w:val="28"/>
+        </w:rPr>
+        <w:t>2</w:t>
+      </w:r>
+      <w:r>
+        <w:rPr>
+          <w:rFonts w:eastAsia="標楷體" w:hint="eastAsia"/>
+          <w:sz w:val="28"/>
+          <w:szCs w:val="28"/>
+        </w:rPr>
+        <w:t>循序圖－</w:t>
+      </w:r>
+      <w:r>
+        <w:rPr>
+          <w:rFonts w:eastAsia="標楷體" w:hint="eastAsia"/>
+          <w:sz w:val="28"/>
+          <w:szCs w:val="28"/>
+        </w:rPr>
+        <w:t>新增資訊資產</w:t>
+      </w:r>
+      <w:r>
+        <w:rPr>
+          <w:rFonts w:eastAsia="標楷體" w:hint="eastAsia"/>
+          <w:sz w:val="28"/>
+          <w:szCs w:val="28"/>
+        </w:rPr>
+        <w:t>作業</w:t>
+      </w:r>
+    </w:p>
+    <w:p>
+      <w:pPr>
+        <w:overflowPunct w:val="0"/>
+        <w:jc w:val="center"/>
+        <w:rPr>
+          <w:rFonts w:eastAsia="標楷體"/>
+          <w:sz w:val="28"/>
+          <w:szCs w:val="28"/>
+        </w:rPr>
+      </w:pPr>
+    </w:p>
+    <w:p>
+      <w:pPr>
+        <w:overflowPunct w:val="0"/>
+        <w:jc w:val="center"/>
+        <w:rPr>
+          <w:rFonts w:eastAsia="標楷體" w:hint="eastAsia"/>
+          <w:sz w:val="28"/>
+          <w:szCs w:val="28"/>
+        </w:rPr>
+      </w:pPr>
     </w:p>
     <w:p>
       <w:pPr>
@@ -18878,7 +18919,6 @@
           <w:rFonts w:eastAsia="標楷體"/>
           <w:noProof/>
         </w:rPr>
-        <w:lastRenderedPageBreak/>
         <w:drawing>
           <wp:inline distT="0" distB="0" distL="0" distR="0" wp14:anchorId="65339782" wp14:editId="07484A98">
             <wp:extent cx="5274310" cy="2875915"/>
@@ -18921,7 +18961,7 @@
         <w:overflowPunct w:val="0"/>
         <w:jc w:val="center"/>
         <w:rPr>
-          <w:rFonts w:eastAsia="標楷體" w:hint="eastAsia"/>
+          <w:rFonts w:eastAsia="標楷體"/>
           <w:sz w:val="28"/>
           <w:szCs w:val="28"/>
         </w:rPr>
@@ -18940,7 +18980,15 @@
           <w:sz w:val="28"/>
           <w:szCs w:val="28"/>
         </w:rPr>
-        <w:t>6-1-9</w:t>
+        <w:t>6-1</w:t>
+      </w:r>
+      <w:r>
+        <w:rPr>
+          <w:rFonts w:eastAsia="標楷體" w:hint="eastAsia"/>
+          <w:sz w:val="28"/>
+          <w:szCs w:val="28"/>
+        </w:rPr>
+        <w:t>-11</w:t>
       </w:r>
       <w:r>
         <w:rPr>
@@ -18957,6 +19005,14 @@
           <w:szCs w:val="28"/>
         </w:rPr>
         <w:t>AI</w:t>
+      </w:r>
+      <w:r>
+        <w:rPr>
+          <w:rFonts w:eastAsia="標楷體" w:hint="eastAsia"/>
+          <w:sz w:val="28"/>
+          <w:szCs w:val="28"/>
+        </w:rPr>
+        <w:t>改善</w:t>
       </w:r>
       <w:r>
         <w:rPr>

--- a/文件/系統文件.docx
+++ b/文件/系統文件.docx
@@ -18697,9 +18697,9 @@
           <w:noProof/>
         </w:rPr>
         <w:drawing>
-          <wp:inline distT="0" distB="0" distL="0" distR="0" wp14:anchorId="3FFD51AB" wp14:editId="7E6C60B6">
-            <wp:extent cx="4693920" cy="2411949"/>
-            <wp:effectExtent l="0" t="0" r="0" b="7620"/>
+          <wp:inline distT="0" distB="0" distL="0" distR="0" wp14:anchorId="3FFD51AB" wp14:editId="1ABE6B7C">
+            <wp:extent cx="4846320" cy="2490259"/>
+            <wp:effectExtent l="0" t="0" r="0" b="5715"/>
             <wp:docPr id="1176906411" name="圖片 1"/>
             <wp:cNvGraphicFramePr>
               <a:graphicFrameLocks xmlns:a="http://schemas.openxmlformats.org/drawingml/2006/main" noChangeAspect="1"/>
@@ -18720,7 +18720,7 @@
                   <pic:spPr>
                     <a:xfrm>
                       <a:off x="0" y="0"/>
-                      <a:ext cx="4700051" cy="2415099"/>
+                      <a:ext cx="4882940" cy="2509076"/>
                     </a:xfrm>
                     <a:prstGeom prst="rect">
                       <a:avLst/>
@@ -18790,6 +18790,9 @@
         <w:overflowPunct w:val="0"/>
       </w:pPr>
       <w:r>
+        <w:rPr>
+          <w:noProof/>
+        </w:rPr>
         <w:drawing>
           <wp:inline distT="0" distB="0" distL="0" distR="0" wp14:anchorId="51C90307" wp14:editId="44C37088">
             <wp:extent cx="4533900" cy="4492494"/>
@@ -18875,27 +18878,343 @@
           <w:sz w:val="28"/>
           <w:szCs w:val="28"/>
         </w:rPr>
-        <w:t>新增資訊資產</w:t>
-      </w:r>
-      <w:r>
-        <w:rPr>
-          <w:rFonts w:eastAsia="標楷體" w:hint="eastAsia"/>
-          <w:sz w:val="28"/>
-          <w:szCs w:val="28"/>
-        </w:rPr>
-        <w:t>作業</w:t>
+        <w:t>新增資訊資產作業</w:t>
       </w:r>
     </w:p>
     <w:p>
       <w:pPr>
+        <w:keepNext/>
         <w:overflowPunct w:val="0"/>
         <w:jc w:val="center"/>
+      </w:pPr>
+      <w:r>
+        <w:lastRenderedPageBreak/>
+        <w:drawing>
+          <wp:inline distT="0" distB="0" distL="0" distR="0" wp14:anchorId="12D23065" wp14:editId="198267A9">
+            <wp:extent cx="4697095" cy="3439409"/>
+            <wp:effectExtent l="0" t="0" r="8255" b="8890"/>
+            <wp:docPr id="1726822500" name="圖片 1"/>
+            <wp:cNvGraphicFramePr>
+              <a:graphicFrameLocks xmlns:a="http://schemas.openxmlformats.org/drawingml/2006/main" noChangeAspect="1"/>
+            </wp:cNvGraphicFramePr>
+            <a:graphic xmlns:a="http://schemas.openxmlformats.org/drawingml/2006/main">
+              <a:graphicData uri="http://schemas.openxmlformats.org/drawingml/2006/picture">
+                <pic:pic xmlns:pic="http://schemas.openxmlformats.org/drawingml/2006/picture">
+                  <pic:nvPicPr>
+                    <pic:cNvPr id="1726822500" name=""/>
+                    <pic:cNvPicPr/>
+                  </pic:nvPicPr>
+                  <pic:blipFill>
+                    <a:blip r:embed="rId16"/>
+                    <a:stretch>
+                      <a:fillRect/>
+                    </a:stretch>
+                  </pic:blipFill>
+                  <pic:spPr>
+                    <a:xfrm>
+                      <a:off x="0" y="0"/>
+                      <a:ext cx="4705725" cy="3445728"/>
+                    </a:xfrm>
+                    <a:prstGeom prst="rect">
+                      <a:avLst/>
+                    </a:prstGeom>
+                  </pic:spPr>
+                </pic:pic>
+              </a:graphicData>
+            </a:graphic>
+          </wp:inline>
+        </w:drawing>
+      </w:r>
+    </w:p>
+    <w:p>
+      <w:pPr>
+        <w:overflowPunct w:val="0"/>
+        <w:jc w:val="center"/>
         <w:rPr>
           <w:rFonts w:eastAsia="標楷體"/>
           <w:sz w:val="28"/>
           <w:szCs w:val="28"/>
         </w:rPr>
       </w:pPr>
+      <w:r>
+        <w:rPr>
+          <w:rFonts w:eastAsia="標楷體" w:hint="eastAsia"/>
+          <w:sz w:val="28"/>
+          <w:szCs w:val="28"/>
+        </w:rPr>
+        <w:t>圖</w:t>
+      </w:r>
+      <w:r>
+        <w:rPr>
+          <w:rFonts w:eastAsia="標楷體" w:hint="eastAsia"/>
+          <w:sz w:val="28"/>
+          <w:szCs w:val="28"/>
+        </w:rPr>
+        <w:t>6-1-</w:t>
+      </w:r>
+      <w:r>
+        <w:rPr>
+          <w:rFonts w:eastAsia="標楷體" w:hint="eastAsia"/>
+          <w:sz w:val="28"/>
+          <w:szCs w:val="28"/>
+        </w:rPr>
+        <w:t>3</w:t>
+      </w:r>
+      <w:r>
+        <w:rPr>
+          <w:rFonts w:eastAsia="標楷體" w:hint="eastAsia"/>
+          <w:sz w:val="28"/>
+          <w:szCs w:val="28"/>
+        </w:rPr>
+        <w:t>循序圖－</w:t>
+      </w:r>
+      <w:r>
+        <w:rPr>
+          <w:rFonts w:eastAsia="標楷體" w:hint="eastAsia"/>
+          <w:sz w:val="28"/>
+          <w:szCs w:val="28"/>
+        </w:rPr>
+        <w:t>刪除</w:t>
+      </w:r>
+      <w:r>
+        <w:rPr>
+          <w:rFonts w:eastAsia="標楷體" w:hint="eastAsia"/>
+          <w:sz w:val="28"/>
+          <w:szCs w:val="28"/>
+        </w:rPr>
+        <w:t>資訊資產作業</w:t>
+      </w:r>
+    </w:p>
+    <w:p>
+      <w:pPr>
+        <w:overflowPunct w:val="0"/>
+        <w:jc w:val="center"/>
+        <w:rPr>
+          <w:rFonts w:eastAsia="標楷體"/>
+          <w:sz w:val="28"/>
+          <w:szCs w:val="28"/>
+        </w:rPr>
+      </w:pPr>
+    </w:p>
+    <w:p>
+      <w:pPr>
+        <w:keepNext/>
+        <w:overflowPunct w:val="0"/>
+        <w:jc w:val="center"/>
+      </w:pPr>
+      <w:r>
+        <w:drawing>
+          <wp:inline distT="0" distB="0" distL="0" distR="0" wp14:anchorId="026CF350" wp14:editId="279B4BB3">
+            <wp:extent cx="4743310" cy="3970020"/>
+            <wp:effectExtent l="0" t="0" r="635" b="0"/>
+            <wp:docPr id="1972273098" name="圖片 1"/>
+            <wp:cNvGraphicFramePr>
+              <a:graphicFrameLocks xmlns:a="http://schemas.openxmlformats.org/drawingml/2006/main" noChangeAspect="1"/>
+            </wp:cNvGraphicFramePr>
+            <a:graphic xmlns:a="http://schemas.openxmlformats.org/drawingml/2006/main">
+              <a:graphicData uri="http://schemas.openxmlformats.org/drawingml/2006/picture">
+                <pic:pic xmlns:pic="http://schemas.openxmlformats.org/drawingml/2006/picture">
+                  <pic:nvPicPr>
+                    <pic:cNvPr id="1972273098" name=""/>
+                    <pic:cNvPicPr/>
+                  </pic:nvPicPr>
+                  <pic:blipFill>
+                    <a:blip r:embed="rId17"/>
+                    <a:stretch>
+                      <a:fillRect/>
+                    </a:stretch>
+                  </pic:blipFill>
+                  <pic:spPr>
+                    <a:xfrm>
+                      <a:off x="0" y="0"/>
+                      <a:ext cx="4752381" cy="3977612"/>
+                    </a:xfrm>
+                    <a:prstGeom prst="rect">
+                      <a:avLst/>
+                    </a:prstGeom>
+                  </pic:spPr>
+                </pic:pic>
+              </a:graphicData>
+            </a:graphic>
+          </wp:inline>
+        </w:drawing>
+      </w:r>
+    </w:p>
+    <w:p>
+      <w:pPr>
+        <w:overflowPunct w:val="0"/>
+        <w:jc w:val="center"/>
+        <w:rPr>
+          <w:rFonts w:eastAsia="標楷體"/>
+          <w:sz w:val="28"/>
+          <w:szCs w:val="28"/>
+        </w:rPr>
+      </w:pPr>
+      <w:r>
+        <w:rPr>
+          <w:rFonts w:eastAsia="標楷體" w:hint="eastAsia"/>
+          <w:sz w:val="28"/>
+          <w:szCs w:val="28"/>
+        </w:rPr>
+        <w:t>圖</w:t>
+      </w:r>
+      <w:r>
+        <w:rPr>
+          <w:rFonts w:eastAsia="標楷體" w:hint="eastAsia"/>
+          <w:sz w:val="28"/>
+          <w:szCs w:val="28"/>
+        </w:rPr>
+        <w:t>6-1-</w:t>
+      </w:r>
+      <w:r>
+        <w:rPr>
+          <w:rFonts w:eastAsia="標楷體" w:hint="eastAsia"/>
+          <w:sz w:val="28"/>
+          <w:szCs w:val="28"/>
+        </w:rPr>
+        <w:t>4</w:t>
+      </w:r>
+      <w:r>
+        <w:rPr>
+          <w:rFonts w:eastAsia="標楷體" w:hint="eastAsia"/>
+          <w:sz w:val="28"/>
+          <w:szCs w:val="28"/>
+        </w:rPr>
+        <w:t>循序圖－</w:t>
+      </w:r>
+      <w:r>
+        <w:rPr>
+          <w:rFonts w:eastAsia="標楷體" w:hint="eastAsia"/>
+          <w:sz w:val="28"/>
+          <w:szCs w:val="28"/>
+        </w:rPr>
+        <w:t>修改</w:t>
+      </w:r>
+      <w:r>
+        <w:rPr>
+          <w:rFonts w:eastAsia="標楷體" w:hint="eastAsia"/>
+          <w:sz w:val="28"/>
+          <w:szCs w:val="28"/>
+        </w:rPr>
+        <w:t>資訊資產作業</w:t>
+      </w:r>
+    </w:p>
+    <w:p>
+      <w:pPr>
+        <w:overflowPunct w:val="0"/>
+        <w:jc w:val="center"/>
+        <w:rPr>
+          <w:rFonts w:eastAsia="標楷體"/>
+          <w:sz w:val="28"/>
+          <w:szCs w:val="28"/>
+        </w:rPr>
+      </w:pPr>
+    </w:p>
+    <w:p>
+      <w:pPr>
+        <w:keepNext/>
+        <w:overflowPunct w:val="0"/>
+        <w:jc w:val="center"/>
+      </w:pPr>
+      <w:r>
+        <w:rPr>
+          <w:noProof/>
+        </w:rPr>
+        <w:drawing>
+          <wp:inline distT="0" distB="0" distL="0" distR="0" wp14:anchorId="1621A569" wp14:editId="27E147CB">
+            <wp:extent cx="4564380" cy="2869227"/>
+            <wp:effectExtent l="0" t="0" r="7620" b="7620"/>
+            <wp:docPr id="570920062" name="圖片 1"/>
+            <wp:cNvGraphicFramePr>
+              <a:graphicFrameLocks xmlns:a="http://schemas.openxmlformats.org/drawingml/2006/main" noChangeAspect="1"/>
+            </wp:cNvGraphicFramePr>
+            <a:graphic xmlns:a="http://schemas.openxmlformats.org/drawingml/2006/main">
+              <a:graphicData uri="http://schemas.openxmlformats.org/drawingml/2006/picture">
+                <pic:pic xmlns:pic="http://schemas.openxmlformats.org/drawingml/2006/picture">
+                  <pic:nvPicPr>
+                    <pic:cNvPr id="570920062" name=""/>
+                    <pic:cNvPicPr/>
+                  </pic:nvPicPr>
+                  <pic:blipFill>
+                    <a:blip r:embed="rId18"/>
+                    <a:stretch>
+                      <a:fillRect/>
+                    </a:stretch>
+                  </pic:blipFill>
+                  <pic:spPr>
+                    <a:xfrm>
+                      <a:off x="0" y="0"/>
+                      <a:ext cx="4578813" cy="2878300"/>
+                    </a:xfrm>
+                    <a:prstGeom prst="rect">
+                      <a:avLst/>
+                    </a:prstGeom>
+                  </pic:spPr>
+                </pic:pic>
+              </a:graphicData>
+            </a:graphic>
+          </wp:inline>
+        </w:drawing>
+      </w:r>
+    </w:p>
+    <w:p>
+      <w:pPr>
+        <w:overflowPunct w:val="0"/>
+        <w:jc w:val="center"/>
+        <w:rPr>
+          <w:rFonts w:eastAsia="標楷體"/>
+          <w:sz w:val="28"/>
+          <w:szCs w:val="28"/>
+        </w:rPr>
+      </w:pPr>
+      <w:r>
+        <w:rPr>
+          <w:rFonts w:eastAsia="標楷體" w:hint="eastAsia"/>
+          <w:sz w:val="28"/>
+          <w:szCs w:val="28"/>
+        </w:rPr>
+        <w:t>圖</w:t>
+      </w:r>
+      <w:r>
+        <w:rPr>
+          <w:rFonts w:eastAsia="標楷體" w:hint="eastAsia"/>
+          <w:sz w:val="28"/>
+          <w:szCs w:val="28"/>
+        </w:rPr>
+        <w:t>6-1-</w:t>
+      </w:r>
+      <w:r>
+        <w:rPr>
+          <w:rFonts w:eastAsia="標楷體" w:hint="eastAsia"/>
+          <w:sz w:val="28"/>
+          <w:szCs w:val="28"/>
+        </w:rPr>
+        <w:t>5</w:t>
+      </w:r>
+      <w:r>
+        <w:rPr>
+          <w:rFonts w:eastAsia="標楷體" w:hint="eastAsia"/>
+          <w:sz w:val="28"/>
+          <w:szCs w:val="28"/>
+        </w:rPr>
+        <w:t>循序圖－</w:t>
+      </w:r>
+      <w:r>
+        <w:rPr>
+          <w:rFonts w:eastAsia="標楷體" w:hint="eastAsia"/>
+          <w:sz w:val="28"/>
+          <w:szCs w:val="28"/>
+        </w:rPr>
+        <w:t>查詢</w:t>
+      </w:r>
+      <w:r>
+        <w:rPr>
+          <w:rFonts w:eastAsia="標楷體" w:hint="eastAsia"/>
+          <w:sz w:val="28"/>
+          <w:szCs w:val="28"/>
+        </w:rPr>
+        <w:t>資訊資產作業</w:t>
+      </w:r>
     </w:p>
     <w:p>
       <w:pPr>
@@ -18935,7 +19254,7 @@
                     <pic:cNvPicPr/>
                   </pic:nvPicPr>
                   <pic:blipFill>
-                    <a:blip r:embed="rId16"/>
+                    <a:blip r:embed="rId19"/>
                     <a:stretch>
                       <a:fillRect/>
                     </a:stretch>
@@ -19244,7 +19563,7 @@
                     <pic:cNvPicPr/>
                   </pic:nvPicPr>
                   <pic:blipFill>
-                    <a:blip r:embed="rId17" cstate="print">
+                    <a:blip r:embed="rId20" cstate="print">
                       <a:extLst>
                         <a:ext uri="{28A0092B-C50C-407E-A947-70E740481C1C}">
                           <a14:useLocalDpi xmlns:a14="http://schemas.microsoft.com/office/drawing/2010/main" val="0"/>
@@ -19388,7 +19707,7 @@
                     <pic:cNvPicPr/>
                   </pic:nvPicPr>
                   <pic:blipFill>
-                    <a:blip r:embed="rId18" cstate="print">
+                    <a:blip r:embed="rId21" cstate="print">
                       <a:extLst>
                         <a:ext uri="{28A0092B-C50C-407E-A947-70E740481C1C}">
                           <a14:useLocalDpi xmlns:a14="http://schemas.microsoft.com/office/drawing/2010/main" val="0"/>
@@ -19457,7 +19776,7 @@
                     <pic:cNvPicPr/>
                   </pic:nvPicPr>
                   <pic:blipFill>
-                    <a:blip r:embed="rId19" cstate="print">
+                    <a:blip r:embed="rId22" cstate="print">
                       <a:extLst>
                         <a:ext uri="{28A0092B-C50C-407E-A947-70E740481C1C}">
                           <a14:useLocalDpi xmlns:a14="http://schemas.microsoft.com/office/drawing/2010/main" val="0"/>
@@ -19891,7 +20210,7 @@
                     <pic:cNvPicPr/>
                   </pic:nvPicPr>
                   <pic:blipFill>
-                    <a:blip r:embed="rId20" cstate="print">
+                    <a:blip r:embed="rId23" cstate="print">
                       <a:extLst>
                         <a:ext uri="{28A0092B-C50C-407E-A947-70E740481C1C}">
                           <a14:useLocalDpi xmlns:a14="http://schemas.microsoft.com/office/drawing/2010/main" val="0"/>

--- a/文件/系統文件.docx
+++ b/文件/系統文件.docx
@@ -18885,9 +18885,11 @@
       <w:pPr>
         <w:keepNext/>
         <w:overflowPunct w:val="0"/>
-        <w:jc w:val="center"/>
-      </w:pPr>
-      <w:r>
+      </w:pPr>
+      <w:r>
+        <w:rPr>
+          <w:noProof/>
+        </w:rPr>
         <w:lastRenderedPageBreak/>
         <w:drawing>
           <wp:inline distT="0" distB="0" distL="0" distR="0" wp14:anchorId="12D23065" wp14:editId="198267A9">
@@ -18974,15 +18976,7 @@
           <w:sz w:val="28"/>
           <w:szCs w:val="28"/>
         </w:rPr>
-        <w:t>刪除</w:t>
-      </w:r>
-      <w:r>
-        <w:rPr>
-          <w:rFonts w:eastAsia="標楷體" w:hint="eastAsia"/>
-          <w:sz w:val="28"/>
-          <w:szCs w:val="28"/>
-        </w:rPr>
-        <w:t>資訊資產作業</w:t>
+        <w:t>刪除資訊資產作業</w:t>
       </w:r>
     </w:p>
     <w:p>
@@ -19000,9 +18994,11 @@
       <w:pPr>
         <w:keepNext/>
         <w:overflowPunct w:val="0"/>
-        <w:jc w:val="center"/>
-      </w:pPr>
-      <w:r>
+      </w:pPr>
+      <w:r>
+        <w:rPr>
+          <w:noProof/>
+        </w:rPr>
         <w:drawing>
           <wp:inline distT="0" distB="0" distL="0" distR="0" wp14:anchorId="026CF350" wp14:editId="279B4BB3">
             <wp:extent cx="4743310" cy="3970020"/>
@@ -19088,15 +19084,7 @@
           <w:sz w:val="28"/>
           <w:szCs w:val="28"/>
         </w:rPr>
-        <w:t>修改</w:t>
-      </w:r>
-      <w:r>
-        <w:rPr>
-          <w:rFonts w:eastAsia="標楷體" w:hint="eastAsia"/>
-          <w:sz w:val="28"/>
-          <w:szCs w:val="28"/>
-        </w:rPr>
-        <w:t>資訊資產作業</w:t>
+        <w:t>修改資訊資產作業</w:t>
       </w:r>
     </w:p>
     <w:p>
@@ -19114,16 +19102,15 @@
       <w:pPr>
         <w:keepNext/>
         <w:overflowPunct w:val="0"/>
-        <w:jc w:val="center"/>
       </w:pPr>
       <w:r>
         <w:rPr>
           <w:noProof/>
         </w:rPr>
         <w:drawing>
-          <wp:inline distT="0" distB="0" distL="0" distR="0" wp14:anchorId="1621A569" wp14:editId="27E147CB">
-            <wp:extent cx="4564380" cy="2869227"/>
-            <wp:effectExtent l="0" t="0" r="7620" b="7620"/>
+          <wp:inline distT="0" distB="0" distL="0" distR="0" wp14:anchorId="1621A569" wp14:editId="72EE6B83">
+            <wp:extent cx="4788163" cy="3009900"/>
+            <wp:effectExtent l="0" t="0" r="0" b="0"/>
             <wp:docPr id="570920062" name="圖片 1"/>
             <wp:cNvGraphicFramePr>
               <a:graphicFrameLocks xmlns:a="http://schemas.openxmlformats.org/drawingml/2006/main" noChangeAspect="1"/>
@@ -19144,7 +19131,7 @@
                   <pic:spPr>
                     <a:xfrm>
                       <a:off x="0" y="0"/>
-                      <a:ext cx="4578813" cy="2878300"/>
+                      <a:ext cx="4807402" cy="3021994"/>
                     </a:xfrm>
                     <a:prstGeom prst="rect">
                       <a:avLst/>
@@ -19205,44 +19192,23 @@
           <w:sz w:val="28"/>
           <w:szCs w:val="28"/>
         </w:rPr>
-        <w:t>查詢</w:t>
-      </w:r>
-      <w:r>
-        <w:rPr>
-          <w:rFonts w:eastAsia="標楷體" w:hint="eastAsia"/>
-          <w:sz w:val="28"/>
-          <w:szCs w:val="28"/>
-        </w:rPr>
-        <w:t>資訊資產作業</w:t>
+        <w:t>查詢資訊資產作業</w:t>
       </w:r>
     </w:p>
     <w:p>
       <w:pPr>
-        <w:overflowPunct w:val="0"/>
-        <w:jc w:val="center"/>
-        <w:rPr>
-          <w:rFonts w:eastAsia="標楷體" w:hint="eastAsia"/>
-          <w:sz w:val="28"/>
-          <w:szCs w:val="28"/>
-        </w:rPr>
-      </w:pPr>
-    </w:p>
-    <w:p>
-      <w:pPr>
         <w:keepNext/>
         <w:overflowPunct w:val="0"/>
-        <w:jc w:val="center"/>
-      </w:pPr>
-      <w:r>
-        <w:rPr>
-          <w:rFonts w:eastAsia="標楷體"/>
+      </w:pPr>
+      <w:r>
+        <w:rPr>
           <w:noProof/>
         </w:rPr>
         <w:drawing>
-          <wp:inline distT="0" distB="0" distL="0" distR="0" wp14:anchorId="65339782" wp14:editId="07484A98">
-            <wp:extent cx="5274310" cy="2875915"/>
-            <wp:effectExtent l="0" t="0" r="2540" b="635"/>
-            <wp:docPr id="571546818" name="圖片 1"/>
+          <wp:inline distT="0" distB="0" distL="0" distR="0" wp14:anchorId="1711AB3A" wp14:editId="0EF8A141">
+            <wp:extent cx="4815840" cy="4205973"/>
+            <wp:effectExtent l="0" t="0" r="3810" b="4445"/>
+            <wp:docPr id="1889876321" name="圖片 1"/>
             <wp:cNvGraphicFramePr>
               <a:graphicFrameLocks xmlns:a="http://schemas.openxmlformats.org/drawingml/2006/main" noChangeAspect="1"/>
             </wp:cNvGraphicFramePr>
@@ -19250,7 +19216,7 @@
               <a:graphicData uri="http://schemas.openxmlformats.org/drawingml/2006/picture">
                 <pic:pic xmlns:pic="http://schemas.openxmlformats.org/drawingml/2006/picture">
                   <pic:nvPicPr>
-                    <pic:cNvPr id="571546818" name=""/>
+                    <pic:cNvPr id="1889876321" name=""/>
                     <pic:cNvPicPr/>
                   </pic:nvPicPr>
                   <pic:blipFill>
@@ -19262,7 +19228,7 @@
                   <pic:spPr>
                     <a:xfrm>
                       <a:off x="0" y="0"/>
-                      <a:ext cx="5274310" cy="2875915"/>
+                      <a:ext cx="4821413" cy="4210840"/>
                     </a:xfrm>
                     <a:prstGeom prst="rect">
                       <a:avLst/>
@@ -19299,15 +19265,15 @@
           <w:sz w:val="28"/>
           <w:szCs w:val="28"/>
         </w:rPr>
-        <w:t>6-1</w:t>
-      </w:r>
-      <w:r>
-        <w:rPr>
-          <w:rFonts w:eastAsia="標楷體" w:hint="eastAsia"/>
-          <w:sz w:val="28"/>
-          <w:szCs w:val="28"/>
-        </w:rPr>
-        <w:t>-11</w:t>
+        <w:t>6-1-</w:t>
+      </w:r>
+      <w:r>
+        <w:rPr>
+          <w:rFonts w:eastAsia="標楷體" w:hint="eastAsia"/>
+          <w:sz w:val="28"/>
+          <w:szCs w:val="28"/>
+        </w:rPr>
+        <w:t>6</w:t>
       </w:r>
       <w:r>
         <w:rPr>
@@ -19323,35 +19289,505 @@
           <w:sz w:val="28"/>
           <w:szCs w:val="28"/>
         </w:rPr>
-        <w:t>AI</w:t>
-      </w:r>
-      <w:r>
-        <w:rPr>
-          <w:rFonts w:eastAsia="標楷體" w:hint="eastAsia"/>
-          <w:sz w:val="28"/>
-          <w:szCs w:val="28"/>
-        </w:rPr>
-        <w:t>改善</w:t>
-      </w:r>
-      <w:r>
-        <w:rPr>
-          <w:rFonts w:eastAsia="標楷體" w:hint="eastAsia"/>
-          <w:sz w:val="28"/>
-          <w:szCs w:val="28"/>
-        </w:rPr>
-        <w:t>建議作業</w:t>
+        <w:t>資產盤點檢查作業</w:t>
       </w:r>
     </w:p>
     <w:p>
       <w:pPr>
+        <w:keepNext/>
         <w:overflowPunct w:val="0"/>
+      </w:pPr>
+      <w:r>
+        <w:rPr>
+          <w:noProof/>
+        </w:rPr>
+        <w:lastRenderedPageBreak/>
+        <w:drawing>
+          <wp:inline distT="0" distB="0" distL="0" distR="0" wp14:anchorId="073F4C32" wp14:editId="7A598B26">
+            <wp:extent cx="4023360" cy="4664444"/>
+            <wp:effectExtent l="0" t="0" r="0" b="3175"/>
+            <wp:docPr id="227974804" name="圖片 1"/>
+            <wp:cNvGraphicFramePr>
+              <a:graphicFrameLocks xmlns:a="http://schemas.openxmlformats.org/drawingml/2006/main" noChangeAspect="1"/>
+            </wp:cNvGraphicFramePr>
+            <a:graphic xmlns:a="http://schemas.openxmlformats.org/drawingml/2006/main">
+              <a:graphicData uri="http://schemas.openxmlformats.org/drawingml/2006/picture">
+                <pic:pic xmlns:pic="http://schemas.openxmlformats.org/drawingml/2006/picture">
+                  <pic:nvPicPr>
+                    <pic:cNvPr id="227974804" name=""/>
+                    <pic:cNvPicPr/>
+                  </pic:nvPicPr>
+                  <pic:blipFill>
+                    <a:blip r:embed="rId20"/>
+                    <a:stretch>
+                      <a:fillRect/>
+                    </a:stretch>
+                  </pic:blipFill>
+                  <pic:spPr>
+                    <a:xfrm>
+                      <a:off x="0" y="0"/>
+                      <a:ext cx="4026948" cy="4668603"/>
+                    </a:xfrm>
+                    <a:prstGeom prst="rect">
+                      <a:avLst/>
+                    </a:prstGeom>
+                  </pic:spPr>
+                </pic:pic>
+              </a:graphicData>
+            </a:graphic>
+          </wp:inline>
+        </w:drawing>
+      </w:r>
+    </w:p>
+    <w:p>
+      <w:pPr>
+        <w:overflowPunct w:val="0"/>
+        <w:jc w:val="center"/>
         <w:rPr>
           <w:rFonts w:eastAsia="標楷體"/>
           <w:sz w:val="28"/>
           <w:szCs w:val="28"/>
         </w:rPr>
       </w:pPr>
-      <w:bookmarkStart w:id="48" w:name="_Toc229258904"/>
+      <w:r>
+        <w:rPr>
+          <w:rFonts w:eastAsia="標楷體" w:hint="eastAsia"/>
+          <w:sz w:val="28"/>
+          <w:szCs w:val="28"/>
+        </w:rPr>
+        <w:t>圖</w:t>
+      </w:r>
+      <w:r>
+        <w:rPr>
+          <w:rFonts w:eastAsia="標楷體" w:hint="eastAsia"/>
+          <w:sz w:val="28"/>
+          <w:szCs w:val="28"/>
+        </w:rPr>
+        <w:t>6-1-</w:t>
+      </w:r>
+      <w:r>
+        <w:rPr>
+          <w:rFonts w:eastAsia="標楷體" w:hint="eastAsia"/>
+          <w:sz w:val="28"/>
+          <w:szCs w:val="28"/>
+        </w:rPr>
+        <w:t>7</w:t>
+      </w:r>
+      <w:r>
+        <w:rPr>
+          <w:rFonts w:eastAsia="標楷體" w:hint="eastAsia"/>
+          <w:sz w:val="28"/>
+          <w:szCs w:val="28"/>
+        </w:rPr>
+        <w:t>循序圖－</w:t>
+      </w:r>
+      <w:r>
+        <w:rPr>
+          <w:rFonts w:eastAsia="標楷體" w:hint="eastAsia"/>
+          <w:sz w:val="28"/>
+          <w:szCs w:val="28"/>
+        </w:rPr>
+        <w:t>風險評鑑作業</w:t>
+      </w:r>
+    </w:p>
+    <w:p>
+      <w:pPr>
+        <w:keepNext/>
+        <w:overflowPunct w:val="0"/>
+      </w:pPr>
+      <w:r>
+        <w:rPr>
+          <w:noProof/>
+        </w:rPr>
+        <w:drawing>
+          <wp:inline distT="0" distB="0" distL="0" distR="0" wp14:anchorId="4A8B236D" wp14:editId="32DC9F32">
+            <wp:extent cx="4571760" cy="3078480"/>
+            <wp:effectExtent l="0" t="0" r="635" b="7620"/>
+            <wp:docPr id="315828030" name="圖片 1"/>
+            <wp:cNvGraphicFramePr>
+              <a:graphicFrameLocks xmlns:a="http://schemas.openxmlformats.org/drawingml/2006/main" noChangeAspect="1"/>
+            </wp:cNvGraphicFramePr>
+            <a:graphic xmlns:a="http://schemas.openxmlformats.org/drawingml/2006/main">
+              <a:graphicData uri="http://schemas.openxmlformats.org/drawingml/2006/picture">
+                <pic:pic xmlns:pic="http://schemas.openxmlformats.org/drawingml/2006/picture">
+                  <pic:nvPicPr>
+                    <pic:cNvPr id="315828030" name=""/>
+                    <pic:cNvPicPr/>
+                  </pic:nvPicPr>
+                  <pic:blipFill>
+                    <a:blip r:embed="rId21"/>
+                    <a:stretch>
+                      <a:fillRect/>
+                    </a:stretch>
+                  </pic:blipFill>
+                  <pic:spPr>
+                    <a:xfrm>
+                      <a:off x="0" y="0"/>
+                      <a:ext cx="4588696" cy="3089884"/>
+                    </a:xfrm>
+                    <a:prstGeom prst="rect">
+                      <a:avLst/>
+                    </a:prstGeom>
+                  </pic:spPr>
+                </pic:pic>
+              </a:graphicData>
+            </a:graphic>
+          </wp:inline>
+        </w:drawing>
+      </w:r>
+    </w:p>
+    <w:p>
+      <w:pPr>
+        <w:overflowPunct w:val="0"/>
+        <w:jc w:val="center"/>
+        <w:rPr>
+          <w:rFonts w:eastAsia="標楷體"/>
+          <w:sz w:val="28"/>
+          <w:szCs w:val="28"/>
+        </w:rPr>
+      </w:pPr>
+      <w:r>
+        <w:rPr>
+          <w:rFonts w:eastAsia="標楷體" w:hint="eastAsia"/>
+          <w:sz w:val="28"/>
+          <w:szCs w:val="28"/>
+        </w:rPr>
+        <w:t>圖</w:t>
+      </w:r>
+      <w:r>
+        <w:rPr>
+          <w:rFonts w:eastAsia="標楷體" w:hint="eastAsia"/>
+          <w:sz w:val="28"/>
+          <w:szCs w:val="28"/>
+        </w:rPr>
+        <w:t>6-1-</w:t>
+      </w:r>
+      <w:r>
+        <w:rPr>
+          <w:rFonts w:eastAsia="標楷體" w:hint="eastAsia"/>
+          <w:sz w:val="28"/>
+          <w:szCs w:val="28"/>
+        </w:rPr>
+        <w:t>8</w:t>
+      </w:r>
+      <w:r>
+        <w:rPr>
+          <w:rFonts w:eastAsia="標楷體" w:hint="eastAsia"/>
+          <w:sz w:val="28"/>
+          <w:szCs w:val="28"/>
+        </w:rPr>
+        <w:t>循序圖－</w:t>
+      </w:r>
+      <w:r>
+        <w:rPr>
+          <w:rFonts w:eastAsia="標楷體" w:hint="eastAsia"/>
+          <w:sz w:val="28"/>
+          <w:szCs w:val="28"/>
+        </w:rPr>
+        <w:t>AI</w:t>
+      </w:r>
+      <w:r>
+        <w:rPr>
+          <w:rFonts w:eastAsia="標楷體" w:hint="eastAsia"/>
+          <w:sz w:val="28"/>
+          <w:szCs w:val="28"/>
+        </w:rPr>
+        <w:t>改善建議作業</w:t>
+      </w:r>
+    </w:p>
+    <w:p>
+      <w:pPr>
+        <w:keepNext/>
+        <w:overflowPunct w:val="0"/>
+      </w:pPr>
+      <w:r>
+        <w:rPr>
+          <w:noProof/>
+        </w:rPr>
+        <w:lastRenderedPageBreak/>
+        <w:drawing>
+          <wp:inline distT="0" distB="0" distL="0" distR="0" wp14:anchorId="0ECD5970" wp14:editId="342E4A10">
+            <wp:extent cx="4475018" cy="3241252"/>
+            <wp:effectExtent l="0" t="0" r="1905" b="0"/>
+            <wp:docPr id="722068840" name="圖片 1"/>
+            <wp:cNvGraphicFramePr>
+              <a:graphicFrameLocks xmlns:a="http://schemas.openxmlformats.org/drawingml/2006/main" noChangeAspect="1"/>
+            </wp:cNvGraphicFramePr>
+            <a:graphic xmlns:a="http://schemas.openxmlformats.org/drawingml/2006/main">
+              <a:graphicData uri="http://schemas.openxmlformats.org/drawingml/2006/picture">
+                <pic:pic xmlns:pic="http://schemas.openxmlformats.org/drawingml/2006/picture">
+                  <pic:nvPicPr>
+                    <pic:cNvPr id="722068840" name=""/>
+                    <pic:cNvPicPr/>
+                  </pic:nvPicPr>
+                  <pic:blipFill>
+                    <a:blip r:embed="rId22"/>
+                    <a:stretch>
+                      <a:fillRect/>
+                    </a:stretch>
+                  </pic:blipFill>
+                  <pic:spPr>
+                    <a:xfrm>
+                      <a:off x="0" y="0"/>
+                      <a:ext cx="4481412" cy="3245883"/>
+                    </a:xfrm>
+                    <a:prstGeom prst="rect">
+                      <a:avLst/>
+                    </a:prstGeom>
+                  </pic:spPr>
+                </pic:pic>
+              </a:graphicData>
+            </a:graphic>
+          </wp:inline>
+        </w:drawing>
+      </w:r>
+    </w:p>
+    <w:p>
+      <w:pPr>
+        <w:overflowPunct w:val="0"/>
+        <w:jc w:val="center"/>
+        <w:rPr>
+          <w:rFonts w:eastAsia="標楷體" w:hint="eastAsia"/>
+          <w:sz w:val="28"/>
+          <w:szCs w:val="28"/>
+        </w:rPr>
+      </w:pPr>
+      <w:r>
+        <w:rPr>
+          <w:rFonts w:eastAsia="標楷體" w:hint="eastAsia"/>
+          <w:sz w:val="28"/>
+          <w:szCs w:val="28"/>
+        </w:rPr>
+        <w:t>圖</w:t>
+      </w:r>
+      <w:r>
+        <w:rPr>
+          <w:rFonts w:eastAsia="標楷體" w:hint="eastAsia"/>
+          <w:sz w:val="28"/>
+          <w:szCs w:val="28"/>
+        </w:rPr>
+        <w:t>6-1-</w:t>
+      </w:r>
+      <w:r>
+        <w:rPr>
+          <w:rFonts w:eastAsia="標楷體" w:hint="eastAsia"/>
+          <w:sz w:val="28"/>
+          <w:szCs w:val="28"/>
+        </w:rPr>
+        <w:t>9</w:t>
+      </w:r>
+      <w:r>
+        <w:rPr>
+          <w:rFonts w:eastAsia="標楷體" w:hint="eastAsia"/>
+          <w:sz w:val="28"/>
+          <w:szCs w:val="28"/>
+        </w:rPr>
+        <w:t>循序圖－</w:t>
+      </w:r>
+      <w:r>
+        <w:rPr>
+          <w:rFonts w:eastAsia="標楷體" w:hint="eastAsia"/>
+          <w:sz w:val="28"/>
+          <w:szCs w:val="28"/>
+        </w:rPr>
+        <w:t>風險報表產生作業</w:t>
+      </w:r>
+    </w:p>
+    <w:p>
+      <w:pPr>
+        <w:keepNext/>
+        <w:overflowPunct w:val="0"/>
+      </w:pPr>
+      <w:r>
+        <w:rPr>
+          <w:noProof/>
+        </w:rPr>
+        <w:drawing>
+          <wp:inline distT="0" distB="0" distL="0" distR="0" wp14:anchorId="79030E4B" wp14:editId="5942778B">
+            <wp:extent cx="4386215" cy="1744980"/>
+            <wp:effectExtent l="0" t="0" r="0" b="7620"/>
+            <wp:docPr id="1081288556" name="圖片 1"/>
+            <wp:cNvGraphicFramePr>
+              <a:graphicFrameLocks xmlns:a="http://schemas.openxmlformats.org/drawingml/2006/main" noChangeAspect="1"/>
+            </wp:cNvGraphicFramePr>
+            <a:graphic xmlns:a="http://schemas.openxmlformats.org/drawingml/2006/main">
+              <a:graphicData uri="http://schemas.openxmlformats.org/drawingml/2006/picture">
+                <pic:pic xmlns:pic="http://schemas.openxmlformats.org/drawingml/2006/picture">
+                  <pic:nvPicPr>
+                    <pic:cNvPr id="1081288556" name=""/>
+                    <pic:cNvPicPr/>
+                  </pic:nvPicPr>
+                  <pic:blipFill>
+                    <a:blip r:embed="rId23"/>
+                    <a:stretch>
+                      <a:fillRect/>
+                    </a:stretch>
+                  </pic:blipFill>
+                  <pic:spPr>
+                    <a:xfrm>
+                      <a:off x="0" y="0"/>
+                      <a:ext cx="4403980" cy="1752048"/>
+                    </a:xfrm>
+                    <a:prstGeom prst="rect">
+                      <a:avLst/>
+                    </a:prstGeom>
+                  </pic:spPr>
+                </pic:pic>
+              </a:graphicData>
+            </a:graphic>
+          </wp:inline>
+        </w:drawing>
+      </w:r>
+    </w:p>
+    <w:p>
+      <w:pPr>
+        <w:overflowPunct w:val="0"/>
+        <w:jc w:val="center"/>
+        <w:rPr>
+          <w:rFonts w:eastAsia="標楷體" w:hint="eastAsia"/>
+          <w:sz w:val="28"/>
+          <w:szCs w:val="28"/>
+        </w:rPr>
+      </w:pPr>
+      <w:r>
+        <w:rPr>
+          <w:rFonts w:eastAsia="標楷體" w:hint="eastAsia"/>
+          <w:sz w:val="28"/>
+          <w:szCs w:val="28"/>
+        </w:rPr>
+        <w:t>圖</w:t>
+      </w:r>
+      <w:r>
+        <w:rPr>
+          <w:rFonts w:eastAsia="標楷體" w:hint="eastAsia"/>
+          <w:sz w:val="28"/>
+          <w:szCs w:val="28"/>
+        </w:rPr>
+        <w:t>6-1-</w:t>
+      </w:r>
+      <w:r>
+        <w:rPr>
+          <w:rFonts w:eastAsia="標楷體" w:hint="eastAsia"/>
+          <w:sz w:val="28"/>
+          <w:szCs w:val="28"/>
+        </w:rPr>
+        <w:t>10</w:t>
+      </w:r>
+      <w:r>
+        <w:rPr>
+          <w:rFonts w:eastAsia="標楷體" w:hint="eastAsia"/>
+          <w:sz w:val="28"/>
+          <w:szCs w:val="28"/>
+        </w:rPr>
+        <w:t>循序圖－</w:t>
+      </w:r>
+      <w:r>
+        <w:rPr>
+          <w:rFonts w:eastAsia="標楷體" w:hint="eastAsia"/>
+          <w:sz w:val="28"/>
+          <w:szCs w:val="28"/>
+        </w:rPr>
+        <w:t>帳號與權限管理作業</w:t>
+      </w:r>
+    </w:p>
+    <w:p>
+      <w:pPr>
+        <w:keepNext/>
+        <w:overflowPunct w:val="0"/>
+      </w:pPr>
+      <w:r>
+        <w:rPr>
+          <w:b/>
+          <w:bCs/>
+          <w:noProof/>
+        </w:rPr>
+        <w:drawing>
+          <wp:inline distT="0" distB="0" distL="0" distR="0" wp14:anchorId="708EC2D6" wp14:editId="0CCD478F">
+            <wp:extent cx="4670221" cy="2263140"/>
+            <wp:effectExtent l="0" t="0" r="0" b="3810"/>
+            <wp:docPr id="1766774358" name="圖片 1"/>
+            <wp:cNvGraphicFramePr>
+              <a:graphicFrameLocks xmlns:a="http://schemas.openxmlformats.org/drawingml/2006/main" noChangeAspect="1"/>
+            </wp:cNvGraphicFramePr>
+            <a:graphic xmlns:a="http://schemas.openxmlformats.org/drawingml/2006/main">
+              <a:graphicData uri="http://schemas.openxmlformats.org/drawingml/2006/picture">
+                <pic:pic xmlns:pic="http://schemas.openxmlformats.org/drawingml/2006/picture">
+                  <pic:nvPicPr>
+                    <pic:cNvPr id="1766774358" name=""/>
+                    <pic:cNvPicPr/>
+                  </pic:nvPicPr>
+                  <pic:blipFill>
+                    <a:blip r:embed="rId24"/>
+                    <a:stretch>
+                      <a:fillRect/>
+                    </a:stretch>
+                  </pic:blipFill>
+                  <pic:spPr>
+                    <a:xfrm>
+                      <a:off x="0" y="0"/>
+                      <a:ext cx="4685041" cy="2270322"/>
+                    </a:xfrm>
+                    <a:prstGeom prst="rect">
+                      <a:avLst/>
+                    </a:prstGeom>
+                  </pic:spPr>
+                </pic:pic>
+              </a:graphicData>
+            </a:graphic>
+          </wp:inline>
+        </w:drawing>
+      </w:r>
+    </w:p>
+    <w:p>
+      <w:pPr>
+        <w:overflowPunct w:val="0"/>
+        <w:jc w:val="center"/>
+        <w:rPr>
+          <w:rFonts w:eastAsia="標楷體" w:hint="eastAsia"/>
+          <w:sz w:val="28"/>
+          <w:szCs w:val="28"/>
+        </w:rPr>
+      </w:pPr>
+      <w:r>
+        <w:rPr>
+          <w:rFonts w:eastAsia="標楷體" w:hint="eastAsia"/>
+          <w:sz w:val="28"/>
+          <w:szCs w:val="28"/>
+        </w:rPr>
+        <w:t>圖</w:t>
+      </w:r>
+      <w:r>
+        <w:rPr>
+          <w:rFonts w:eastAsia="標楷體" w:hint="eastAsia"/>
+          <w:sz w:val="28"/>
+          <w:szCs w:val="28"/>
+        </w:rPr>
+        <w:t>6-1-</w:t>
+      </w:r>
+      <w:r>
+        <w:rPr>
+          <w:rFonts w:eastAsia="標楷體" w:hint="eastAsia"/>
+          <w:sz w:val="28"/>
+          <w:szCs w:val="28"/>
+        </w:rPr>
+        <w:t>11</w:t>
+      </w:r>
+      <w:r>
+        <w:rPr>
+          <w:rFonts w:eastAsia="標楷體" w:hint="eastAsia"/>
+          <w:sz w:val="28"/>
+          <w:szCs w:val="28"/>
+        </w:rPr>
+        <w:t>循序圖－</w:t>
+      </w:r>
+      <w:r>
+        <w:rPr>
+          <w:rFonts w:eastAsia="標楷體" w:hint="eastAsia"/>
+          <w:sz w:val="28"/>
+          <w:szCs w:val="28"/>
+        </w:rPr>
+        <w:t>備份系統資料作業</w:t>
+      </w:r>
     </w:p>
     <w:p>
       <w:pPr>
@@ -19363,12 +19799,14 @@
           <w:szCs w:val="32"/>
         </w:rPr>
       </w:pPr>
+      <w:bookmarkStart w:id="48" w:name="_Toc229258904"/>
       <w:r>
         <w:rPr>
           <w:rFonts w:eastAsia="標楷體" w:hint="eastAsia"/>
           <w:sz w:val="32"/>
           <w:szCs w:val="32"/>
         </w:rPr>
+        <w:lastRenderedPageBreak/>
         <w:t xml:space="preserve">6-2 </w:t>
       </w:r>
       <w:r>
@@ -19563,7 +20001,7 @@
                     <pic:cNvPicPr/>
                   </pic:nvPicPr>
                   <pic:blipFill>
-                    <a:blip r:embed="rId20" cstate="print">
+                    <a:blip r:embed="rId25" cstate="print">
                       <a:extLst>
                         <a:ext uri="{28A0092B-C50C-407E-A947-70E740481C1C}">
                           <a14:useLocalDpi xmlns:a14="http://schemas.microsoft.com/office/drawing/2010/main" val="0"/>
@@ -19707,7 +20145,7 @@
                     <pic:cNvPicPr/>
                   </pic:nvPicPr>
                   <pic:blipFill>
-                    <a:blip r:embed="rId21" cstate="print">
+                    <a:blip r:embed="rId26" cstate="print">
                       <a:extLst>
                         <a:ext uri="{28A0092B-C50C-407E-A947-70E740481C1C}">
                           <a14:useLocalDpi xmlns:a14="http://schemas.microsoft.com/office/drawing/2010/main" val="0"/>
@@ -19776,7 +20214,7 @@
                     <pic:cNvPicPr/>
                   </pic:nvPicPr>
                   <pic:blipFill>
-                    <a:blip r:embed="rId22" cstate="print">
+                    <a:blip r:embed="rId27" cstate="print">
                       <a:extLst>
                         <a:ext uri="{28A0092B-C50C-407E-A947-70E740481C1C}">
                           <a14:useLocalDpi xmlns:a14="http://schemas.microsoft.com/office/drawing/2010/main" val="0"/>
@@ -20210,7 +20648,7 @@
                     <pic:cNvPicPr/>
                   </pic:nvPicPr>
                   <pic:blipFill>
-                    <a:blip r:embed="rId23" cstate="print">
+                    <a:blip r:embed="rId28" cstate="print">
                       <a:extLst>
                         <a:ext uri="{28A0092B-C50C-407E-A947-70E740481C1C}">
                           <a14:useLocalDpi xmlns:a14="http://schemas.microsoft.com/office/drawing/2010/main" val="0"/>

--- a/文件/系統文件.docx
+++ b/文件/系統文件.docx
@@ -535,19 +535,8 @@
           <w:bCs/>
           <w:sz w:val="40"/>
         </w:rPr>
-        <w:t>顏</w:t>
-      </w:r>
-      <w:proofErr w:type="gramStart"/>
-      <w:r>
-        <w:rPr>
-          <w:rFonts w:eastAsia="標楷體" w:hint="eastAsia"/>
-          <w:b/>
-          <w:bCs/>
-          <w:sz w:val="40"/>
-        </w:rPr>
-        <w:t>珮倪</w:t>
-      </w:r>
-      <w:proofErr w:type="gramEnd"/>
+        <w:t>顏珮倪</w:t>
+      </w:r>
     </w:p>
     <w:p>
       <w:pPr>
@@ -604,9 +593,8 @@
           <w:bCs/>
           <w:sz w:val="40"/>
         </w:rPr>
-        <w:t>林紀</w:t>
-      </w:r>
-      <w:proofErr w:type="gramStart"/>
+        <w:t>林紀媗</w:t>
+      </w:r>
       <w:r>
         <w:rPr>
           <w:rFonts w:eastAsia="標楷體" w:hint="eastAsia"/>
@@ -614,9 +602,8 @@
           <w:bCs/>
           <w:sz w:val="40"/>
         </w:rPr>
-        <w:t>媗</w:t>
-      </w:r>
-      <w:proofErr w:type="gramEnd"/>
+        <w:t xml:space="preserve"> 11436010</w:t>
+      </w:r>
       <w:r>
         <w:rPr>
           <w:rFonts w:eastAsia="標楷體" w:hint="eastAsia"/>
@@ -624,28 +611,8 @@
           <w:bCs/>
           <w:sz w:val="40"/>
         </w:rPr>
-        <w:t xml:space="preserve"> 11436010</w:t>
-      </w:r>
-      <w:r>
-        <w:rPr>
-          <w:rFonts w:eastAsia="標楷體" w:hint="eastAsia"/>
-          <w:b/>
-          <w:bCs/>
-          <w:sz w:val="40"/>
-        </w:rPr>
-        <w:t>李昕</w:t>
-      </w:r>
-      <w:proofErr w:type="gramStart"/>
-      <w:r>
-        <w:rPr>
-          <w:rFonts w:eastAsia="標楷體" w:hint="eastAsia"/>
-          <w:b/>
-          <w:bCs/>
-          <w:sz w:val="40"/>
-        </w:rPr>
-        <w:t>縈</w:t>
-      </w:r>
-      <w:proofErr w:type="gramEnd"/>
+        <w:t>李昕縈</w:t>
+      </w:r>
     </w:p>
     <w:p>
       <w:pPr>
@@ -675,19 +642,8 @@
           <w:bCs/>
           <w:sz w:val="40"/>
         </w:rPr>
-        <w:t>黃翊</w:t>
-      </w:r>
-      <w:proofErr w:type="gramStart"/>
-      <w:r>
-        <w:rPr>
-          <w:rFonts w:eastAsia="標楷體" w:hint="eastAsia"/>
-          <w:b/>
-          <w:bCs/>
-          <w:sz w:val="40"/>
-        </w:rPr>
-        <w:t>甄</w:t>
-      </w:r>
-      <w:proofErr w:type="gramEnd"/>
+        <w:t>黃翊甄</w:t>
+      </w:r>
       <w:r>
         <w:rPr>
           <w:rFonts w:eastAsia="標楷體" w:hint="eastAsia"/>
@@ -4382,59 +4338,23 @@
           <w:sz w:val="28"/>
           <w:szCs w:val="28"/>
         </w:rPr>
-        <w:t>的日常運作中，「資產盤點」與「風險評鑑」通常仰賴人工填寫與主觀判斷。面對日新月異</w:t>
-      </w:r>
-      <w:proofErr w:type="gramStart"/>
+        <w:t>的日常運作中，「資產盤點」與「風險評鑑」通常仰賴人工填寫與主觀判斷。面對日新月異的資安威脅（如</w:t>
+      </w:r>
       <w:r>
         <w:rPr>
           <w:rFonts w:eastAsia="標楷體"/>
           <w:sz w:val="28"/>
           <w:szCs w:val="28"/>
         </w:rPr>
-        <w:t>的資安威脅</w:t>
-      </w:r>
-      <w:proofErr w:type="gramEnd"/>
+        <w:t xml:space="preserve"> CVE </w:t>
+      </w:r>
       <w:r>
         <w:rPr>
           <w:rFonts w:eastAsia="標楷體"/>
           <w:sz w:val="28"/>
           <w:szCs w:val="28"/>
         </w:rPr>
-        <w:t>（如</w:t>
-      </w:r>
-      <w:r>
-        <w:rPr>
-          <w:rFonts w:eastAsia="標楷體"/>
-          <w:sz w:val="28"/>
-          <w:szCs w:val="28"/>
-        </w:rPr>
-        <w:t xml:space="preserve"> CVE </w:t>
-      </w:r>
-      <w:r>
-        <w:rPr>
-          <w:rFonts w:eastAsia="標楷體"/>
-          <w:sz w:val="28"/>
-          <w:szCs w:val="28"/>
-        </w:rPr>
-        <w:t>漏洞），傳統的人工作業模式難以即時掌握</w:t>
-      </w:r>
-      <w:proofErr w:type="gramStart"/>
-      <w:r>
-        <w:rPr>
-          <w:rFonts w:eastAsia="標楷體"/>
-          <w:sz w:val="28"/>
-          <w:szCs w:val="28"/>
-        </w:rPr>
-        <w:t>外部情資</w:t>
-      </w:r>
-      <w:proofErr w:type="gramEnd"/>
-      <w:r>
-        <w:rPr>
-          <w:rFonts w:eastAsia="標楷體"/>
-          <w:sz w:val="28"/>
-          <w:szCs w:val="28"/>
-        </w:rPr>
-        <w:t>，且不同人員對風險價值的評定標準不一，導致評鑑結果缺乏客觀依據與實效性</w:t>
+        <w:t>漏洞），傳統的人工作業模式難以即時掌握外部情資，且不同人員對風險價值的評定標準不一，導致評鑑結果缺乏客觀依據與實效性</w:t>
       </w:r>
       <w:r>
         <w:rPr>
@@ -4515,43 +4435,39 @@
           <w:sz w:val="28"/>
           <w:szCs w:val="28"/>
         </w:rPr>
-        <w:t>時面臨三大痛點：首先，資產分類與價值評定缺乏標準，容易產生誤差；其次，風險評鑑中對於弱點值的評估過於</w:t>
-      </w:r>
-      <w:proofErr w:type="gramStart"/>
+        <w:t>時面臨三大痛點：首先，資產分類與價值評定缺乏標準，容易產生誤差；其次，風險評鑑中對於弱點值的評估過於主觀，未能結合即時的威脅情資（如</w:t>
+      </w:r>
       <w:r>
         <w:rPr>
           <w:rFonts w:eastAsia="標楷體"/>
           <w:sz w:val="28"/>
           <w:szCs w:val="28"/>
         </w:rPr>
-        <w:t>主觀，</w:t>
-      </w:r>
-      <w:proofErr w:type="gramEnd"/>
+        <w:t xml:space="preserve"> NVD </w:t>
+      </w:r>
       <w:r>
         <w:rPr>
           <w:rFonts w:eastAsia="標楷體"/>
           <w:sz w:val="28"/>
           <w:szCs w:val="28"/>
         </w:rPr>
-        <w:t>未能結合即時的</w:t>
-      </w:r>
-      <w:proofErr w:type="gramStart"/>
+        <w:t>漏洞庫）；最後，風險處理階段中，人員往往不熟悉繁瑣的</w:t>
+      </w:r>
       <w:r>
         <w:rPr>
           <w:rFonts w:eastAsia="標楷體"/>
           <w:sz w:val="28"/>
           <w:szCs w:val="28"/>
         </w:rPr>
-        <w:t>威脅情資</w:t>
-      </w:r>
-      <w:proofErr w:type="gramEnd"/>
+        <w:t xml:space="preserve"> ISO 27002 </w:t>
+      </w:r>
       <w:r>
         <w:rPr>
           <w:rFonts w:eastAsia="標楷體"/>
           <w:sz w:val="28"/>
           <w:szCs w:val="28"/>
         </w:rPr>
-        <w:t>（如</w:t>
+        <w:t>控制措施，難以產出有效的管理</w:t>
       </w:r>
       <w:r>
         <w:rPr>
@@ -4559,7 +4475,7 @@
           <w:sz w:val="28"/>
           <w:szCs w:val="28"/>
         </w:rPr>
-        <w:t xml:space="preserve"> NVD </w:t>
+        <w:t xml:space="preserve"> SOP</w:t>
       </w:r>
       <w:r>
         <w:rPr>
@@ -4567,7 +4483,7 @@
           <w:sz w:val="28"/>
           <w:szCs w:val="28"/>
         </w:rPr>
-        <w:t>漏洞庫）；最後，風險處理階段中，人員往往不熟悉繁瑣的</w:t>
+        <w:t>。因此，我們希望能開發一款整合</w:t>
       </w:r>
       <w:r>
         <w:rPr>
@@ -4575,7 +4491,7 @@
           <w:sz w:val="28"/>
           <w:szCs w:val="28"/>
         </w:rPr>
-        <w:t xml:space="preserve"> ISO 27002 </w:t>
+        <w:t xml:space="preserve"> LLM </w:t>
       </w:r>
       <w:r>
         <w:rPr>
@@ -4583,7 +4499,7 @@
           <w:sz w:val="28"/>
           <w:szCs w:val="28"/>
         </w:rPr>
-        <w:t>控制措施，難以產出有效的管理</w:t>
+        <w:t>與</w:t>
       </w:r>
       <w:r>
         <w:rPr>
@@ -4591,7 +4507,7 @@
           <w:sz w:val="28"/>
           <w:szCs w:val="28"/>
         </w:rPr>
-        <w:t xml:space="preserve"> SOP</w:t>
+        <w:t xml:space="preserve"> RAG </w:t>
       </w:r>
       <w:r>
         <w:rPr>
@@ -4599,7 +4515,7 @@
           <w:sz w:val="28"/>
           <w:szCs w:val="28"/>
         </w:rPr>
-        <w:t>。因此，我們希望能開發一款整合</w:t>
+        <w:t>技術的</w:t>
       </w:r>
       <w:r>
         <w:rPr>
@@ -4607,7 +4523,7 @@
           <w:sz w:val="28"/>
           <w:szCs w:val="28"/>
         </w:rPr>
-        <w:t xml:space="preserve"> LLM </w:t>
+        <w:t xml:space="preserve"> AI </w:t>
       </w:r>
       <w:r>
         <w:rPr>
@@ -4615,75 +4531,7 @@
           <w:sz w:val="28"/>
           <w:szCs w:val="28"/>
         </w:rPr>
-        <w:t>與</w:t>
-      </w:r>
-      <w:r>
-        <w:rPr>
-          <w:rFonts w:eastAsia="標楷體"/>
-          <w:sz w:val="28"/>
-          <w:szCs w:val="28"/>
-        </w:rPr>
-        <w:t xml:space="preserve"> RAG </w:t>
-      </w:r>
-      <w:r>
-        <w:rPr>
-          <w:rFonts w:eastAsia="標楷體"/>
-          <w:sz w:val="28"/>
-          <w:szCs w:val="28"/>
-        </w:rPr>
-        <w:t>技術的</w:t>
-      </w:r>
-      <w:r>
-        <w:rPr>
-          <w:rFonts w:eastAsia="標楷體"/>
-          <w:sz w:val="28"/>
-          <w:szCs w:val="28"/>
-        </w:rPr>
-        <w:t xml:space="preserve"> AI </w:t>
-      </w:r>
-      <w:r>
-        <w:rPr>
-          <w:rFonts w:eastAsia="標楷體"/>
-          <w:sz w:val="28"/>
-          <w:szCs w:val="28"/>
-        </w:rPr>
-        <w:t>風險顧問系統，自動化</w:t>
-      </w:r>
-      <w:proofErr w:type="gramStart"/>
-      <w:r>
-        <w:rPr>
-          <w:rFonts w:eastAsia="標楷體"/>
-          <w:sz w:val="28"/>
-          <w:szCs w:val="28"/>
-        </w:rPr>
-        <w:t>輔助資安決策</w:t>
-      </w:r>
-      <w:proofErr w:type="gramEnd"/>
-      <w:r>
-        <w:rPr>
-          <w:rFonts w:eastAsia="標楷體"/>
-          <w:sz w:val="28"/>
-          <w:szCs w:val="28"/>
-        </w:rPr>
-        <w:t>，降低人力負擔並提升評鑑精</w:t>
-      </w:r>
-      <w:proofErr w:type="gramStart"/>
-      <w:r>
-        <w:rPr>
-          <w:rFonts w:eastAsia="標楷體"/>
-          <w:sz w:val="28"/>
-          <w:szCs w:val="28"/>
-        </w:rPr>
-        <w:t>準</w:t>
-      </w:r>
-      <w:proofErr w:type="gramEnd"/>
-      <w:r>
-        <w:rPr>
-          <w:rFonts w:eastAsia="標楷體"/>
-          <w:sz w:val="28"/>
-          <w:szCs w:val="28"/>
-        </w:rPr>
-        <w:t>度</w:t>
+        <w:t>風險顧問系統，自動化輔助資安決策，降低人力負擔並提升評鑑精準度</w:t>
       </w:r>
       <w:r>
         <w:rPr>
@@ -4914,25 +4762,7 @@
           <w:sz w:val="28"/>
           <w:szCs w:val="28"/>
         </w:rPr>
-        <w:t>技術將最新的</w:t>
-      </w:r>
-      <w:proofErr w:type="gramStart"/>
-      <w:r>
-        <w:rPr>
-          <w:rFonts w:eastAsia="標楷體" w:hint="eastAsia"/>
-          <w:sz w:val="28"/>
-          <w:szCs w:val="28"/>
-        </w:rPr>
-        <w:t>弱點情資引入</w:t>
-      </w:r>
-      <w:proofErr w:type="gramEnd"/>
-      <w:r>
-        <w:rPr>
-          <w:rFonts w:eastAsia="標楷體" w:hint="eastAsia"/>
-          <w:sz w:val="28"/>
-          <w:szCs w:val="28"/>
-        </w:rPr>
-        <w:t>評鑑流程，自動計算客觀的弱點值。</w:t>
+        <w:t>技術將最新的弱點情資引入評鑑流程，自動計算客觀的弱點值。</w:t>
       </w:r>
     </w:p>
     <w:p>
@@ -4955,25 +4785,7 @@
           <w:sz w:val="28"/>
           <w:szCs w:val="28"/>
         </w:rPr>
-        <w:t>精</w:t>
-      </w:r>
-      <w:proofErr w:type="gramStart"/>
-      <w:r>
-        <w:rPr>
-          <w:rFonts w:eastAsia="標楷體" w:hint="eastAsia"/>
-          <w:sz w:val="28"/>
-          <w:szCs w:val="28"/>
-        </w:rPr>
-        <w:t>準</w:t>
-      </w:r>
-      <w:proofErr w:type="gramEnd"/>
-      <w:r>
-        <w:rPr>
-          <w:rFonts w:eastAsia="標楷體" w:hint="eastAsia"/>
-          <w:sz w:val="28"/>
-          <w:szCs w:val="28"/>
-        </w:rPr>
-        <w:t>對策生成：</w:t>
+        <w:t>精準對策生成：</w:t>
       </w:r>
       <w:r>
         <w:rPr>
@@ -5192,43 +5004,7 @@
           <w:sz w:val="28"/>
           <w:szCs w:val="28"/>
         </w:rPr>
-        <w:t>系統能結合最新</w:t>
-      </w:r>
-      <w:proofErr w:type="gramStart"/>
-      <w:r>
-        <w:rPr>
-          <w:rFonts w:eastAsia="標楷體" w:hint="eastAsia"/>
-          <w:sz w:val="28"/>
-          <w:szCs w:val="28"/>
-        </w:rPr>
-        <w:t>漏洞情資給予</w:t>
-      </w:r>
-      <w:proofErr w:type="gramEnd"/>
-      <w:r>
-        <w:rPr>
-          <w:rFonts w:eastAsia="標楷體" w:hint="eastAsia"/>
-          <w:sz w:val="28"/>
-          <w:szCs w:val="28"/>
-        </w:rPr>
-        <w:t>預警，並產出符合國際標準</w:t>
-      </w:r>
-      <w:proofErr w:type="gramStart"/>
-      <w:r>
-        <w:rPr>
-          <w:rFonts w:eastAsia="標楷體" w:hint="eastAsia"/>
-          <w:sz w:val="28"/>
-          <w:szCs w:val="28"/>
-        </w:rPr>
-        <w:t>的資安文件</w:t>
-      </w:r>
-      <w:proofErr w:type="gramEnd"/>
-      <w:r>
-        <w:rPr>
-          <w:rFonts w:eastAsia="標楷體" w:hint="eastAsia"/>
-          <w:sz w:val="28"/>
-          <w:szCs w:val="28"/>
-        </w:rPr>
-        <w:t>，輔助組織順利通過稽核。</w:t>
+        <w:t>系統能結合最新漏洞情資給予預警，並產出符合國際標準的資安文件，輔助組織順利通過稽核。</w:t>
       </w:r>
     </w:p>
     <w:p>
@@ -5410,23 +5186,7 @@
           <w:rFonts w:eastAsia="標楷體"/>
           <w:sz w:val="28"/>
         </w:rPr>
-        <w:t>各部門人員常因不</w:t>
-      </w:r>
-      <w:proofErr w:type="gramStart"/>
-      <w:r>
-        <w:rPr>
-          <w:rFonts w:eastAsia="標楷體"/>
-          <w:sz w:val="28"/>
-        </w:rPr>
-        <w:t>具備資安專業</w:t>
-      </w:r>
-      <w:proofErr w:type="gramEnd"/>
-      <w:r>
-        <w:rPr>
-          <w:rFonts w:eastAsia="標楷體"/>
-          <w:sz w:val="28"/>
-        </w:rPr>
-        <w:t>，而在資產盤點與風險評估時感到困擾。本系統能將專業術語轉化為白話建議，降低全員參與</w:t>
+        <w:t>各部門人員常因不具備資安專業，而在資產盤點與風險評估時感到困擾。本系統能將專業術語轉化為白話建議，降低全員參與</w:t>
       </w:r>
       <w:r>
         <w:rPr>
@@ -5616,21 +5376,12 @@
           <w:sz w:val="28"/>
         </w:rPr>
       </w:pPr>
-      <w:proofErr w:type="gramStart"/>
-      <w:r>
-        <w:rPr>
-          <w:rFonts w:eastAsia="標楷體" w:hint="eastAsia"/>
-          <w:sz w:val="28"/>
-        </w:rPr>
-        <w:t>資安隱私</w:t>
-      </w:r>
-      <w:proofErr w:type="gramEnd"/>
-      <w:r>
-        <w:rPr>
-          <w:rFonts w:eastAsia="標楷體" w:hint="eastAsia"/>
-          <w:sz w:val="28"/>
-        </w:rPr>
-        <w:t>風險。</w:t>
+      <w:r>
+        <w:rPr>
+          <w:rFonts w:eastAsia="標楷體" w:hint="eastAsia"/>
+          <w:sz w:val="28"/>
+        </w:rPr>
+        <w:t>資安隱私風險。</w:t>
       </w:r>
     </w:p>
     <w:p>
@@ -7702,17 +7453,8 @@
           <w:rFonts w:eastAsia="標楷體" w:hint="eastAsia"/>
           <w:sz w:val="28"/>
         </w:rPr>
-        <w:t>即時</w:t>
-      </w:r>
-      <w:proofErr w:type="gramStart"/>
-      <w:r>
-        <w:rPr>
-          <w:rFonts w:eastAsia="標楷體" w:hint="eastAsia"/>
-          <w:sz w:val="28"/>
-        </w:rPr>
-        <w:t>追蹤資安風險</w:t>
-      </w:r>
-      <w:proofErr w:type="gramEnd"/>
+        <w:t>即時追蹤資安風險</w:t>
+      </w:r>
     </w:p>
     <w:p>
       <w:pPr>
@@ -8206,21 +7948,12 @@
                 <w:sz w:val="28"/>
               </w:rPr>
             </w:pPr>
-            <w:proofErr w:type="gramStart"/>
             <w:r>
               <w:rPr>
                 <w:rFonts w:eastAsia="標楷體" w:hint="eastAsia"/>
                 <w:sz w:val="28"/>
               </w:rPr>
-              <w:t>缺資安</w:t>
-            </w:r>
-            <w:proofErr w:type="gramEnd"/>
-            <w:r>
-              <w:rPr>
-                <w:rFonts w:eastAsia="標楷體" w:hint="eastAsia"/>
-                <w:sz w:val="28"/>
-              </w:rPr>
-              <w:t>人才</w:t>
+              <w:t>缺資安人才</w:t>
             </w:r>
           </w:p>
         </w:tc>
@@ -8927,25 +8660,7 @@
           <w:sz w:val="28"/>
           <w:szCs w:val="28"/>
         </w:rPr>
-        <w:t>助使用者進行資訊資產盤點與風險評鑑，降低傳統人工評鑑所需的時間與專業門檻，並提升</w:t>
-      </w:r>
-      <w:proofErr w:type="gramStart"/>
-      <w:r>
-        <w:rPr>
-          <w:rFonts w:eastAsia="標楷體" w:hint="eastAsia"/>
-          <w:sz w:val="28"/>
-          <w:szCs w:val="28"/>
-        </w:rPr>
-        <w:t>整體資安管理</w:t>
-      </w:r>
-      <w:proofErr w:type="gramEnd"/>
-      <w:r>
-        <w:rPr>
-          <w:rFonts w:eastAsia="標楷體" w:hint="eastAsia"/>
-          <w:sz w:val="28"/>
-          <w:szCs w:val="28"/>
-        </w:rPr>
-        <w:t>效率。透過使用者輸入資產資料，結合</w:t>
+        <w:t>助使用者進行資訊資產盤點與風險評鑑，降低傳統人工評鑑所需的時間與專業門檻，並提升整體資安管理效率。透過使用者輸入資產資料，結合</w:t>
       </w:r>
       <w:r>
         <w:rPr>
@@ -9607,23 +9322,13 @@
         </w:rPr>
         <w:t>顯示本系統之整體架構。使用者透過前端介面操作系統，前端將請求傳送至後端伺服器，後端進行資料處理與風險分析後，將結果回傳至前端顯示，並將相關資料儲存於資料庫中。</w:t>
       </w:r>
-      <w:proofErr w:type="gramStart"/>
       <w:r>
         <w:rPr>
           <w:rFonts w:eastAsia="標楷體"/>
           <w:sz w:val="28"/>
           <w:szCs w:val="28"/>
         </w:rPr>
-        <w:t>此外，</w:t>
-      </w:r>
-      <w:proofErr w:type="gramEnd"/>
-      <w:r>
-        <w:rPr>
-          <w:rFonts w:eastAsia="標楷體"/>
-          <w:sz w:val="28"/>
-          <w:szCs w:val="28"/>
-        </w:rPr>
-        <w:t>後端亦可透過</w:t>
+        <w:t>此外，後端亦可透過</w:t>
       </w:r>
       <w:r>
         <w:rPr>
@@ -9805,25 +9510,7 @@
           <w:sz w:val="28"/>
           <w:szCs w:val="28"/>
         </w:rPr>
-        <w:t>，建置一套完整</w:t>
-      </w:r>
-      <w:proofErr w:type="gramStart"/>
-      <w:r>
-        <w:rPr>
-          <w:rFonts w:eastAsia="標楷體" w:hint="eastAsia"/>
-          <w:sz w:val="28"/>
-          <w:szCs w:val="28"/>
-        </w:rPr>
-        <w:t>的資安風險</w:t>
-      </w:r>
-      <w:proofErr w:type="gramEnd"/>
-      <w:r>
-        <w:rPr>
-          <w:rFonts w:eastAsia="標楷體" w:hint="eastAsia"/>
-          <w:sz w:val="28"/>
-          <w:szCs w:val="28"/>
-        </w:rPr>
-        <w:t>評估平台。考量現今使用者多透過不同裝置進行操作，本系統設計為跨平台網頁應用，支援電腦與行動裝置瀏覽器，</w:t>
+        <w:t>，建置一套完整的資安風險評估平台。考量現今使用者多透過不同裝置進行操作，本系統設計為跨平台網頁應用，支援電腦與行動裝置瀏覽器，</w:t>
       </w:r>
       <w:r>
         <w:rPr>
@@ -9863,25 +9550,7 @@
           <w:sz w:val="28"/>
           <w:szCs w:val="28"/>
         </w:rPr>
-        <w:t>。</w:t>
-      </w:r>
-      <w:proofErr w:type="gramStart"/>
-      <w:r>
-        <w:rPr>
-          <w:rFonts w:eastAsia="標楷體"/>
-          <w:sz w:val="28"/>
-          <w:szCs w:val="28"/>
-        </w:rPr>
-        <w:t>此外，</w:t>
-      </w:r>
-      <w:proofErr w:type="gramEnd"/>
-      <w:r>
-        <w:rPr>
-          <w:rFonts w:eastAsia="標楷體"/>
-          <w:sz w:val="28"/>
-          <w:szCs w:val="28"/>
-        </w:rPr>
-        <w:t>由於採用</w:t>
+        <w:t>。此外，由於採用</w:t>
       </w:r>
       <w:proofErr w:type="spellStart"/>
       <w:r>
@@ -11487,25 +11156,7 @@
           <w:sz w:val="28"/>
           <w:szCs w:val="28"/>
         </w:rPr>
-        <w:t>，並於資料傳送前進行敏感資訊去識別化處理，以降低敏感資料外</w:t>
-      </w:r>
-      <w:proofErr w:type="gramStart"/>
-      <w:r>
-        <w:rPr>
-          <w:rFonts w:eastAsia="標楷體"/>
-          <w:sz w:val="28"/>
-          <w:szCs w:val="28"/>
-        </w:rPr>
-        <w:t>洩</w:t>
-      </w:r>
-      <w:proofErr w:type="gramEnd"/>
-      <w:r>
-        <w:rPr>
-          <w:rFonts w:eastAsia="標楷體"/>
-          <w:sz w:val="28"/>
-          <w:szCs w:val="28"/>
-        </w:rPr>
-        <w:t>風險並提升資料安全性。</w:t>
+        <w:t>，並於資料傳送前進行敏感資訊去識別化處理，以降低敏感資料外洩風險並提升資料安全性。</w:t>
       </w:r>
     </w:p>
     <w:p>
@@ -11537,25 +11188,7 @@
           <w:sz w:val="28"/>
           <w:szCs w:val="28"/>
         </w:rPr>
-        <w:t>：為</w:t>
-      </w:r>
-      <w:proofErr w:type="gramStart"/>
-      <w:r>
-        <w:rPr>
-          <w:rFonts w:eastAsia="標楷體" w:hint="eastAsia"/>
-          <w:sz w:val="28"/>
-          <w:szCs w:val="28"/>
-        </w:rPr>
-        <w:t>輕量且功能</w:t>
-      </w:r>
-      <w:proofErr w:type="gramEnd"/>
-      <w:r>
-        <w:rPr>
-          <w:rFonts w:eastAsia="標楷體" w:hint="eastAsia"/>
-          <w:sz w:val="28"/>
-          <w:szCs w:val="28"/>
-        </w:rPr>
-        <w:t>完整之開發工具，支援多種程式語言與除錯功能，並可透過擴充套件提升開發效率，是本系統主要開發環境。</w:t>
+        <w:t>：為輕量且功能完整之開發工具，支援多種程式語言與除錯功能，並可透過擴充套件提升開發效率，是本系統主要開發環境。</w:t>
       </w:r>
     </w:p>
     <w:p>
@@ -11680,25 +11313,7 @@
           <w:sz w:val="28"/>
           <w:szCs w:val="28"/>
         </w:rPr>
-        <w:t>設計原則：作為前後端資料傳輸之設計依據，使系統架構</w:t>
-      </w:r>
-      <w:proofErr w:type="gramStart"/>
-      <w:r>
-        <w:rPr>
-          <w:rFonts w:eastAsia="標楷體" w:hint="eastAsia"/>
-          <w:sz w:val="28"/>
-          <w:szCs w:val="28"/>
-        </w:rPr>
-        <w:t>清晰，</w:t>
-      </w:r>
-      <w:proofErr w:type="gramEnd"/>
-      <w:r>
-        <w:rPr>
-          <w:rFonts w:eastAsia="標楷體" w:hint="eastAsia"/>
-          <w:sz w:val="28"/>
-          <w:szCs w:val="28"/>
-        </w:rPr>
-        <w:t>並提升系統之擴展性與維護性。</w:t>
+        <w:t>設計原則：作為前後端資料傳輸之設計依據，使系統架構清晰，並提升系統之擴展性與維護性。</w:t>
       </w:r>
     </w:p>
     <w:p>
@@ -12962,17 +12577,8 @@
                 <w:rFonts w:eastAsia="標楷體" w:hint="eastAsia"/>
                 <w:szCs w:val="22"/>
               </w:rPr>
-              <w:t>林紀</w:t>
-            </w:r>
-            <w:proofErr w:type="gramStart"/>
-            <w:r>
-              <w:rPr>
-                <w:rFonts w:eastAsia="標楷體" w:hint="eastAsia"/>
-                <w:szCs w:val="22"/>
-              </w:rPr>
-              <w:t>媗</w:t>
-            </w:r>
-            <w:proofErr w:type="gramEnd"/>
+              <w:t>林紀媗</w:t>
+            </w:r>
           </w:p>
         </w:tc>
         <w:tc>
@@ -13009,17 +12615,8 @@
                 <w:rFonts w:eastAsia="標楷體" w:hint="eastAsia"/>
                 <w:szCs w:val="22"/>
               </w:rPr>
-              <w:t>李昕</w:t>
-            </w:r>
-            <w:proofErr w:type="gramStart"/>
-            <w:r>
-              <w:rPr>
-                <w:rFonts w:eastAsia="標楷體" w:hint="eastAsia"/>
-                <w:szCs w:val="22"/>
-              </w:rPr>
-              <w:t>縈</w:t>
-            </w:r>
-            <w:proofErr w:type="gramEnd"/>
+              <w:t>李昕縈</w:t>
+            </w:r>
           </w:p>
         </w:tc>
         <w:tc>
@@ -13056,17 +12653,8 @@
                 <w:rFonts w:eastAsia="標楷體" w:hint="eastAsia"/>
                 <w:szCs w:val="22"/>
               </w:rPr>
-              <w:t>顏</w:t>
-            </w:r>
-            <w:proofErr w:type="gramStart"/>
-            <w:r>
-              <w:rPr>
-                <w:rFonts w:eastAsia="標楷體" w:hint="eastAsia"/>
-                <w:szCs w:val="22"/>
-              </w:rPr>
-              <w:t>珮倪</w:t>
-            </w:r>
-            <w:proofErr w:type="gramEnd"/>
+              <w:t>顏珮倪</w:t>
+            </w:r>
           </w:p>
         </w:tc>
         <w:tc>
@@ -17306,14 +16894,12 @@
           <w:rFonts w:ascii="標楷體" w:eastAsia="標楷體" w:hAnsi="標楷體"/>
         </w:rPr>
       </w:pPr>
-      <w:proofErr w:type="gramStart"/>
       <w:r>
         <w:rPr>
           <w:rFonts w:ascii="標楷體" w:eastAsia="標楷體" w:hAnsi="標楷體" w:hint="eastAsia"/>
         </w:rPr>
         <w:t>註</w:t>
       </w:r>
-      <w:proofErr w:type="gramEnd"/>
       <w:r>
         <w:rPr>
           <w:rFonts w:ascii="標楷體" w:eastAsia="標楷體" w:hAnsi="標楷體"/>
@@ -17510,23 +17096,13 @@
           <w:color w:val="FF0000"/>
         </w:rPr>
       </w:pPr>
-      <w:proofErr w:type="gramStart"/>
       <w:r>
         <w:rPr>
           <w:rFonts w:eastAsia="標楷體" w:hint="eastAsia"/>
           <w:b/>
           <w:color w:val="FF0000"/>
         </w:rPr>
-        <w:t>本組成員</w:t>
-      </w:r>
-      <w:proofErr w:type="gramEnd"/>
-      <w:r>
-        <w:rPr>
-          <w:rFonts w:eastAsia="標楷體" w:hint="eastAsia"/>
-          <w:b/>
-          <w:color w:val="FF0000"/>
-        </w:rPr>
-        <w:t>之工作內容與貢獻度</w:t>
+        <w:t>本組成員之工作內容與貢獻度</w:t>
       </w:r>
       <w:r>
         <w:rPr>
@@ -18892,9 +18468,9 @@
         </w:rPr>
         <w:lastRenderedPageBreak/>
         <w:drawing>
-          <wp:inline distT="0" distB="0" distL="0" distR="0" wp14:anchorId="12D23065" wp14:editId="198267A9">
-            <wp:extent cx="4697095" cy="3439409"/>
-            <wp:effectExtent l="0" t="0" r="8255" b="8890"/>
+          <wp:inline distT="0" distB="0" distL="0" distR="0" wp14:anchorId="12D23065" wp14:editId="66E4241E">
+            <wp:extent cx="4818163" cy="3528060"/>
+            <wp:effectExtent l="0" t="0" r="1905" b="0"/>
             <wp:docPr id="1726822500" name="圖片 1"/>
             <wp:cNvGraphicFramePr>
               <a:graphicFrameLocks xmlns:a="http://schemas.openxmlformats.org/drawingml/2006/main" noChangeAspect="1"/>
@@ -18915,7 +18491,7 @@
                   <pic:spPr>
                     <a:xfrm>
                       <a:off x="0" y="0"/>
-                      <a:ext cx="4705725" cy="3445728"/>
+                      <a:ext cx="4829260" cy="3536186"/>
                     </a:xfrm>
                     <a:prstGeom prst="rect">
                       <a:avLst/>
@@ -19000,9 +18576,9 @@
           <w:noProof/>
         </w:rPr>
         <w:drawing>
-          <wp:inline distT="0" distB="0" distL="0" distR="0" wp14:anchorId="026CF350" wp14:editId="279B4BB3">
-            <wp:extent cx="4743310" cy="3970020"/>
-            <wp:effectExtent l="0" t="0" r="635" b="0"/>
+          <wp:inline distT="0" distB="0" distL="0" distR="0" wp14:anchorId="026CF350" wp14:editId="2AA9BCD9">
+            <wp:extent cx="4816144" cy="4030980"/>
+            <wp:effectExtent l="0" t="0" r="3810" b="7620"/>
             <wp:docPr id="1972273098" name="圖片 1"/>
             <wp:cNvGraphicFramePr>
               <a:graphicFrameLocks xmlns:a="http://schemas.openxmlformats.org/drawingml/2006/main" noChangeAspect="1"/>
@@ -19023,7 +18599,7 @@
                   <pic:spPr>
                     <a:xfrm>
                       <a:off x="0" y="0"/>
-                      <a:ext cx="4752381" cy="3977612"/>
+                      <a:ext cx="4830204" cy="4042748"/>
                     </a:xfrm>
                     <a:prstGeom prst="rect">
                       <a:avLst/>
@@ -19041,7 +18617,7 @@
         <w:overflowPunct w:val="0"/>
         <w:jc w:val="center"/>
         <w:rPr>
-          <w:rFonts w:eastAsia="標楷體"/>
+          <w:rFonts w:eastAsia="標楷體" w:hint="eastAsia"/>
           <w:sz w:val="28"/>
           <w:szCs w:val="28"/>
         </w:rPr>
@@ -19089,17 +18665,6 @@
     </w:p>
     <w:p>
       <w:pPr>
-        <w:overflowPunct w:val="0"/>
-        <w:jc w:val="center"/>
-        <w:rPr>
-          <w:rFonts w:eastAsia="標楷體"/>
-          <w:sz w:val="28"/>
-          <w:szCs w:val="28"/>
-        </w:rPr>
-      </w:pPr>
-    </w:p>
-    <w:p>
-      <w:pPr>
         <w:keepNext/>
         <w:overflowPunct w:val="0"/>
       </w:pPr>
@@ -19107,10 +18672,11 @@
         <w:rPr>
           <w:noProof/>
         </w:rPr>
+        <w:lastRenderedPageBreak/>
         <w:drawing>
-          <wp:inline distT="0" distB="0" distL="0" distR="0" wp14:anchorId="1621A569" wp14:editId="72EE6B83">
-            <wp:extent cx="4788163" cy="3009900"/>
-            <wp:effectExtent l="0" t="0" r="0" b="0"/>
+          <wp:inline distT="0" distB="0" distL="0" distR="0" wp14:anchorId="1621A569" wp14:editId="2D5D2A18">
+            <wp:extent cx="4969991" cy="3124200"/>
+            <wp:effectExtent l="0" t="0" r="2540" b="0"/>
             <wp:docPr id="570920062" name="圖片 1"/>
             <wp:cNvGraphicFramePr>
               <a:graphicFrameLocks xmlns:a="http://schemas.openxmlformats.org/drawingml/2006/main" noChangeAspect="1"/>
@@ -19131,7 +18697,7 @@
                   <pic:spPr>
                     <a:xfrm>
                       <a:off x="0" y="0"/>
-                      <a:ext cx="4807402" cy="3021994"/>
+                      <a:ext cx="4992969" cy="3138644"/>
                     </a:xfrm>
                     <a:prstGeom prst="rect">
                       <a:avLst/>
@@ -19205,9 +18771,9 @@
           <w:noProof/>
         </w:rPr>
         <w:drawing>
-          <wp:inline distT="0" distB="0" distL="0" distR="0" wp14:anchorId="1711AB3A" wp14:editId="0EF8A141">
-            <wp:extent cx="4815840" cy="4205973"/>
-            <wp:effectExtent l="0" t="0" r="3810" b="4445"/>
+          <wp:inline distT="0" distB="0" distL="0" distR="0" wp14:anchorId="1711AB3A" wp14:editId="3C801F3B">
+            <wp:extent cx="4981919" cy="4351020"/>
+            <wp:effectExtent l="0" t="0" r="9525" b="0"/>
             <wp:docPr id="1889876321" name="圖片 1"/>
             <wp:cNvGraphicFramePr>
               <a:graphicFrameLocks xmlns:a="http://schemas.openxmlformats.org/drawingml/2006/main" noChangeAspect="1"/>
@@ -19228,7 +18794,7 @@
                   <pic:spPr>
                     <a:xfrm>
                       <a:off x="0" y="0"/>
-                      <a:ext cx="4821413" cy="4210840"/>
+                      <a:ext cx="4992642" cy="4360385"/>
                     </a:xfrm>
                     <a:prstGeom prst="rect">
                       <a:avLst/>
@@ -19547,7 +19113,7 @@
         <w:overflowPunct w:val="0"/>
         <w:jc w:val="center"/>
         <w:rPr>
-          <w:rFonts w:eastAsia="標楷體" w:hint="eastAsia"/>
+          <w:rFonts w:eastAsia="標楷體"/>
           <w:sz w:val="28"/>
           <w:szCs w:val="28"/>
         </w:rPr>
@@ -19644,7 +19210,7 @@
         <w:overflowPunct w:val="0"/>
         <w:jc w:val="center"/>
         <w:rPr>
-          <w:rFonts w:eastAsia="標楷體" w:hint="eastAsia"/>
+          <w:rFonts w:eastAsia="標楷體"/>
           <w:sz w:val="28"/>
           <w:szCs w:val="28"/>
         </w:rPr>
@@ -19743,7 +19309,7 @@
         <w:overflowPunct w:val="0"/>
         <w:jc w:val="center"/>
         <w:rPr>
-          <w:rFonts w:eastAsia="標楷體" w:hint="eastAsia"/>
+          <w:rFonts w:eastAsia="標楷體"/>
           <w:sz w:val="28"/>
           <w:szCs w:val="28"/>
         </w:rPr>

--- a/文件/系統文件.docx
+++ b/文件/系統文件.docx
@@ -18509,7 +18509,7 @@
         <w:overflowPunct w:val="0"/>
         <w:jc w:val="center"/>
         <w:rPr>
-          <w:rFonts w:eastAsia="標楷體"/>
+          <w:rFonts w:eastAsia="標楷體" w:hint="eastAsia"/>
           <w:sz w:val="28"/>
           <w:szCs w:val="28"/>
         </w:rPr>
@@ -18554,17 +18554,6 @@
         </w:rPr>
         <w:t>刪除資訊資產作業</w:t>
       </w:r>
-    </w:p>
-    <w:p>
-      <w:pPr>
-        <w:overflowPunct w:val="0"/>
-        <w:jc w:val="center"/>
-        <w:rPr>
-          <w:rFonts w:eastAsia="標楷體"/>
-          <w:sz w:val="28"/>
-          <w:szCs w:val="28"/>
-        </w:rPr>
-      </w:pPr>
     </w:p>
     <w:p>
       <w:pPr>
@@ -18617,7 +18606,7 @@
         <w:overflowPunct w:val="0"/>
         <w:jc w:val="center"/>
         <w:rPr>
-          <w:rFonts w:eastAsia="標楷體" w:hint="eastAsia"/>
+          <w:rFonts w:eastAsia="標楷體"/>
           <w:sz w:val="28"/>
           <w:szCs w:val="28"/>
         </w:rPr>

--- a/文件/系統文件.docx
+++ b/文件/系統文件.docx
@@ -16,23 +16,7 @@
           <w:rFonts w:eastAsia="標楷體" w:hint="eastAsia"/>
           <w:sz w:val="72"/>
         </w:rPr>
-        <w:t>國立</w:t>
-      </w:r>
-      <w:proofErr w:type="gramStart"/>
-      <w:r>
-        <w:rPr>
-          <w:rFonts w:eastAsia="標楷體" w:hint="eastAsia"/>
-          <w:sz w:val="72"/>
-        </w:rPr>
-        <w:t>臺</w:t>
-      </w:r>
-      <w:proofErr w:type="gramEnd"/>
-      <w:r>
-        <w:rPr>
-          <w:rFonts w:eastAsia="標楷體" w:hint="eastAsia"/>
-          <w:sz w:val="72"/>
-        </w:rPr>
-        <w:t>北商業大學</w:t>
+        <w:t>國立臺北商業大學</w:t>
       </w:r>
     </w:p>
     <w:p>
@@ -130,7 +114,6 @@
         </w:rPr>
         <w:t>115</w:t>
       </w:r>
-      <w:proofErr w:type="gramStart"/>
       <w:r>
         <w:rPr>
           <w:rFonts w:eastAsia="標楷體" w:cs="Arial"/>
@@ -138,7 +121,6 @@
         </w:rPr>
         <w:t>’</w:t>
       </w:r>
-      <w:proofErr w:type="gramEnd"/>
       <w:r>
         <w:rPr>
           <w:rFonts w:eastAsia="標楷體" w:hint="eastAsia"/>
@@ -4277,24 +4259,39 @@
       <w:pPr>
         <w:overflowPunct w:val="0"/>
         <w:ind w:firstLineChars="200" w:firstLine="560"/>
-        <w:jc w:val="both"/>
-        <w:rPr>
-          <w:rFonts w:eastAsia="標楷體"/>
-          <w:sz w:val="28"/>
-          <w:szCs w:val="28"/>
-        </w:rPr>
-      </w:pPr>
-      <w:r>
-        <w:rPr>
-          <w:rFonts w:eastAsia="標楷體"/>
-          <w:sz w:val="28"/>
-          <w:szCs w:val="28"/>
-        </w:rPr>
-        <w:t>隨著數位轉型加速，資訊安全已成為組織運行的核心課題。為了建立系統化的防護機制，許多單位導入</w:t>
-      </w:r>
-      <w:r>
-        <w:rPr>
-          <w:rFonts w:eastAsia="標楷體"/>
+        <w:rPr>
+          <w:rFonts w:eastAsia="標楷體" w:hint="eastAsia"/>
+          <w:sz w:val="28"/>
+          <w:szCs w:val="28"/>
+        </w:rPr>
+      </w:pPr>
+      <w:r>
+        <w:rPr>
+          <w:rFonts w:eastAsia="標楷體" w:hint="eastAsia"/>
+          <w:sz w:val="28"/>
+          <w:szCs w:val="28"/>
+        </w:rPr>
+        <w:t>隨著全球數位化與雲端服務的普及，資訊安全已成為組織營運不可或缺的</w:t>
+      </w:r>
+      <w:r>
+        <w:rPr>
+          <w:rFonts w:eastAsia="標楷體" w:hint="eastAsia"/>
+          <w:sz w:val="28"/>
+          <w:szCs w:val="28"/>
+        </w:rPr>
+        <w:t>一部分</w:t>
+      </w:r>
+      <w:r>
+        <w:rPr>
+          <w:rFonts w:eastAsia="標楷體" w:hint="eastAsia"/>
+          <w:sz w:val="28"/>
+          <w:szCs w:val="28"/>
+        </w:rPr>
+        <w:t>。為建立具備國際公信力的資安防護體系，許多組織選擇導入</w:t>
+      </w:r>
+      <w:r>
+        <w:rPr>
+          <w:rFonts w:eastAsia="標楷體" w:hint="eastAsia"/>
           <w:sz w:val="28"/>
           <w:szCs w:val="28"/>
         </w:rPr>
@@ -4302,31 +4299,31 @@
       </w:r>
       <w:r>
         <w:rPr>
-          <w:rFonts w:eastAsia="標楷體"/>
-          <w:sz w:val="28"/>
-          <w:szCs w:val="28"/>
-        </w:rPr>
-        <w:t>資訊安全管理系統</w:t>
-      </w:r>
-      <w:r>
-        <w:rPr>
-          <w:rFonts w:eastAsia="標楷體"/>
-          <w:sz w:val="28"/>
-          <w:szCs w:val="28"/>
-        </w:rPr>
-        <w:t xml:space="preserve"> (ISMS)</w:t>
-      </w:r>
-      <w:r>
-        <w:rPr>
-          <w:rFonts w:eastAsia="標楷體"/>
-          <w:sz w:val="28"/>
-          <w:szCs w:val="28"/>
-        </w:rPr>
-        <w:t>。然而，在</w:t>
-      </w:r>
-      <w:r>
-        <w:rPr>
-          <w:rFonts w:eastAsia="標楷體"/>
+          <w:rFonts w:eastAsia="標楷體" w:hint="eastAsia"/>
+          <w:sz w:val="28"/>
+          <w:szCs w:val="28"/>
+        </w:rPr>
+        <w:t>資訊安全管理系統（</w:t>
+      </w:r>
+      <w:r>
+        <w:rPr>
+          <w:rFonts w:eastAsia="標楷體" w:hint="eastAsia"/>
+          <w:sz w:val="28"/>
+          <w:szCs w:val="28"/>
+        </w:rPr>
+        <w:t>ISMS</w:t>
+      </w:r>
+      <w:r>
+        <w:rPr>
+          <w:rFonts w:eastAsia="標楷體" w:hint="eastAsia"/>
+          <w:sz w:val="28"/>
+          <w:szCs w:val="28"/>
+        </w:rPr>
+        <w:t>）。在</w:t>
+      </w:r>
+      <w:r>
+        <w:rPr>
+          <w:rFonts w:eastAsia="標楷體" w:hint="eastAsia"/>
           <w:sz w:val="28"/>
           <w:szCs w:val="28"/>
         </w:rPr>
@@ -4334,42 +4331,171 @@
       </w:r>
       <w:r>
         <w:rPr>
-          <w:rFonts w:eastAsia="標楷體"/>
-          <w:sz w:val="28"/>
-          <w:szCs w:val="28"/>
-        </w:rPr>
-        <w:t>的日常運作中，「資產盤點」與「風險評鑑」通常仰賴人工填寫與主觀判斷。面對日新月異的資安威脅（如</w:t>
-      </w:r>
-      <w:r>
-        <w:rPr>
-          <w:rFonts w:eastAsia="標楷體"/>
-          <w:sz w:val="28"/>
-          <w:szCs w:val="28"/>
-        </w:rPr>
-        <w:t xml:space="preserve"> CVE </w:t>
-      </w:r>
-      <w:r>
-        <w:rPr>
-          <w:rFonts w:eastAsia="標楷體"/>
-          <w:sz w:val="28"/>
-          <w:szCs w:val="28"/>
-        </w:rPr>
-        <w:t>漏洞），傳統的人工作業模式難以即時掌握外部情資，且不同人員對風險價值的評定標準不一，導致評鑑結果缺乏客觀依據與實效性</w:t>
-      </w:r>
-      <w:r>
-        <w:rPr>
-          <w:rFonts w:eastAsia="標楷體"/>
-          <w:sz w:val="28"/>
-          <w:szCs w:val="28"/>
-        </w:rPr>
-        <w:t>。</w:t>
+          <w:rFonts w:eastAsia="標楷體" w:hint="eastAsia"/>
+          <w:sz w:val="28"/>
+          <w:szCs w:val="28"/>
+        </w:rPr>
+        <w:t>的標準維運</w:t>
+      </w:r>
+      <w:r>
+        <w:rPr>
+          <w:rFonts w:eastAsia="標楷體" w:hint="eastAsia"/>
+          <w:sz w:val="28"/>
+          <w:szCs w:val="28"/>
+        </w:rPr>
+        <w:t>PDCA</w:t>
+      </w:r>
+      <w:r>
+        <w:rPr>
+          <w:rFonts w:eastAsia="標楷體" w:hint="eastAsia"/>
+          <w:sz w:val="28"/>
+          <w:szCs w:val="28"/>
+        </w:rPr>
+        <w:t>流程中，「資產盤點」與「風險評鑑」是決定資安政策成敗的關鍵前期作業。</w:t>
       </w:r>
     </w:p>
     <w:p>
       <w:pPr>
         <w:overflowPunct w:val="0"/>
+        <w:ind w:firstLineChars="200" w:firstLine="560"/>
+        <w:rPr>
+          <w:rFonts w:eastAsia="標楷體" w:hint="eastAsia"/>
+          <w:sz w:val="28"/>
+          <w:szCs w:val="28"/>
+        </w:rPr>
+      </w:pPr>
+      <w:r>
+        <w:rPr>
+          <w:rFonts w:eastAsia="標楷體" w:hint="eastAsia"/>
+          <w:sz w:val="28"/>
+          <w:szCs w:val="28"/>
+        </w:rPr>
+        <w:t>然而，現行的實務運作高度依賴人工填寫與主觀判斷。組織內的資安承辦人員通常需要面對成百上千筆的</w:t>
+      </w:r>
+      <w:r>
+        <w:rPr>
+          <w:rFonts w:eastAsia="標楷體" w:hint="eastAsia"/>
+          <w:sz w:val="28"/>
+          <w:szCs w:val="28"/>
+        </w:rPr>
+        <w:t xml:space="preserve"> Excel </w:t>
+      </w:r>
+      <w:r>
+        <w:rPr>
+          <w:rFonts w:eastAsia="標楷體" w:hint="eastAsia"/>
+          <w:sz w:val="28"/>
+          <w:szCs w:val="28"/>
+        </w:rPr>
+        <w:t>資產表格，逐一填寫各項資產的機密性（</w:t>
+      </w:r>
+      <w:r>
+        <w:rPr>
+          <w:rFonts w:eastAsia="標楷體" w:hint="eastAsia"/>
+          <w:sz w:val="28"/>
+          <w:szCs w:val="28"/>
+        </w:rPr>
+        <w:t>C</w:t>
+      </w:r>
+      <w:r>
+        <w:rPr>
+          <w:rFonts w:eastAsia="標楷體" w:hint="eastAsia"/>
+          <w:sz w:val="28"/>
+          <w:szCs w:val="28"/>
+        </w:rPr>
+        <w:t>）、完整性（</w:t>
+      </w:r>
+      <w:r>
+        <w:rPr>
+          <w:rFonts w:eastAsia="標楷體" w:hint="eastAsia"/>
+          <w:sz w:val="28"/>
+          <w:szCs w:val="28"/>
+        </w:rPr>
+        <w:t>I</w:t>
+      </w:r>
+      <w:r>
+        <w:rPr>
+          <w:rFonts w:eastAsia="標楷體" w:hint="eastAsia"/>
+          <w:sz w:val="28"/>
+          <w:szCs w:val="28"/>
+        </w:rPr>
+        <w:t>）、可用性（</w:t>
+      </w:r>
+      <w:r>
+        <w:rPr>
+          <w:rFonts w:eastAsia="標楷體" w:hint="eastAsia"/>
+          <w:sz w:val="28"/>
+          <w:szCs w:val="28"/>
+        </w:rPr>
+        <w:t>A</w:t>
+      </w:r>
+      <w:r>
+        <w:rPr>
+          <w:rFonts w:eastAsia="標楷體" w:hint="eastAsia"/>
+          <w:sz w:val="28"/>
+          <w:szCs w:val="28"/>
+        </w:rPr>
+        <w:t>）分級。由於缺乏客觀的參照標準，不同的承辦人員常因個人經驗差異，</w:t>
+      </w:r>
+      <w:r>
+        <w:rPr>
+          <w:rFonts w:eastAsia="標楷體" w:hint="eastAsia"/>
+          <w:sz w:val="28"/>
+          <w:szCs w:val="28"/>
+        </w:rPr>
+        <w:t>可能無法對於</w:t>
+      </w:r>
+      <w:r>
+        <w:rPr>
+          <w:rFonts w:eastAsia="標楷體" w:hint="eastAsia"/>
+          <w:sz w:val="28"/>
+          <w:szCs w:val="28"/>
+        </w:rPr>
+        <w:t>相同資產給出</w:t>
+      </w:r>
+      <w:r>
+        <w:rPr>
+          <w:rFonts w:eastAsia="標楷體" w:hint="eastAsia"/>
+          <w:sz w:val="28"/>
+          <w:szCs w:val="28"/>
+        </w:rPr>
+        <w:t>客觀的</w:t>
+      </w:r>
+      <w:r>
+        <w:rPr>
+          <w:rFonts w:eastAsia="標楷體" w:hint="eastAsia"/>
+          <w:sz w:val="28"/>
+          <w:szCs w:val="28"/>
+        </w:rPr>
+        <w:t>評價。</w:t>
+      </w:r>
+    </w:p>
+    <w:p>
+      <w:pPr>
+        <w:overflowPunct w:val="0"/>
+        <w:ind w:firstLineChars="200" w:firstLine="560"/>
         <w:rPr>
           <w:rFonts w:eastAsia="標楷體"/>
+          <w:sz w:val="28"/>
+          <w:szCs w:val="28"/>
+        </w:rPr>
+      </w:pPr>
+      <w:r>
+        <w:rPr>
+          <w:rFonts w:eastAsia="標楷體" w:hint="eastAsia"/>
+          <w:sz w:val="28"/>
+          <w:szCs w:val="28"/>
+        </w:rPr>
+        <w:t>此外，面對日新月異的資安威脅與新興漏洞，人工方式導致風險評鑑往往淪為應付稽核的靜態文書作業，難以反映現實中動態的威脅環境。</w:t>
+      </w:r>
+    </w:p>
+    <w:p>
+      <w:pPr>
+        <w:overflowPunct w:val="0"/>
+        <w:ind w:firstLineChars="200" w:firstLine="560"/>
+        <w:rPr>
+          <w:rFonts w:eastAsia="標楷體" w:hint="eastAsia"/>
+          <w:sz w:val="28"/>
+          <w:szCs w:val="28"/>
         </w:rPr>
       </w:pPr>
     </w:p>
@@ -4435,7 +4561,7 @@
           <w:sz w:val="28"/>
           <w:szCs w:val="28"/>
         </w:rPr>
-        <w:t>時面臨三大痛點：首先，資產分類與價值評定缺乏標準，容易產生誤差；其次，風險評鑑中對於弱點值的評估過於主觀，未能結合即時的威脅情資（如</w:t>
+        <w:t>時面臨三大痛點：首先，資產分類與價值評定缺乏標準，容易產生誤差；其次，風險評鑑中對於弱點</w:t>
       </w:r>
       <w:r>
         <w:rPr>
@@ -4443,7 +4569,8 @@
           <w:sz w:val="28"/>
           <w:szCs w:val="28"/>
         </w:rPr>
-        <w:t xml:space="preserve"> NVD </w:t>
+        <w:lastRenderedPageBreak/>
+        <w:t>值的評估過於主觀；最後，風險處理階段中，人員往往不熟悉繁瑣的</w:t>
       </w:r>
       <w:r>
         <w:rPr>
@@ -4451,7 +4578,7 @@
           <w:sz w:val="28"/>
           <w:szCs w:val="28"/>
         </w:rPr>
-        <w:t>漏洞庫）；最後，風險處理階段中，人員往往不熟悉繁瑣的</w:t>
+        <w:t xml:space="preserve"> ISO 27002 </w:t>
       </w:r>
       <w:r>
         <w:rPr>
@@ -4459,7 +4586,7 @@
           <w:sz w:val="28"/>
           <w:szCs w:val="28"/>
         </w:rPr>
-        <w:t xml:space="preserve"> ISO 27002 </w:t>
+        <w:t>控制措施，難以產出有效的管理</w:t>
       </w:r>
       <w:r>
         <w:rPr>
@@ -4467,7 +4594,7 @@
           <w:sz w:val="28"/>
           <w:szCs w:val="28"/>
         </w:rPr>
-        <w:t>控制措施，難以產出有效的管理</w:t>
+        <w:t xml:space="preserve"> SOP</w:t>
       </w:r>
       <w:r>
         <w:rPr>
@@ -4475,7 +4602,15 @@
           <w:sz w:val="28"/>
           <w:szCs w:val="28"/>
         </w:rPr>
-        <w:t xml:space="preserve"> SOP</w:t>
+        <w:t>。因此，我們希望能開發一款自動化輔助資安決策</w:t>
+      </w:r>
+      <w:r>
+        <w:rPr>
+          <w:rFonts w:eastAsia="標楷體" w:hint="eastAsia"/>
+          <w:sz w:val="28"/>
+          <w:szCs w:val="28"/>
+        </w:rPr>
+        <w:t>的系統</w:t>
       </w:r>
       <w:r>
         <w:rPr>
@@ -4483,7 +4618,15 @@
           <w:sz w:val="28"/>
           <w:szCs w:val="28"/>
         </w:rPr>
-        <w:t>。因此，我們希望能開發一款整合</w:t>
+        <w:t>，</w:t>
+      </w:r>
+      <w:r>
+        <w:rPr>
+          <w:rFonts w:eastAsia="標楷體" w:hint="eastAsia"/>
+          <w:sz w:val="28"/>
+          <w:szCs w:val="28"/>
+        </w:rPr>
+        <w:t>來</w:t>
       </w:r>
       <w:r>
         <w:rPr>
@@ -4491,7 +4634,7 @@
           <w:sz w:val="28"/>
           <w:szCs w:val="28"/>
         </w:rPr>
-        <w:t xml:space="preserve"> LLM </w:t>
+        <w:t>降低人力負擔並提升評鑑精準度</w:t>
       </w:r>
       <w:r>
         <w:rPr>
@@ -4499,56 +4642,8 @@
           <w:sz w:val="28"/>
           <w:szCs w:val="28"/>
         </w:rPr>
-        <w:t>與</w:t>
-      </w:r>
-      <w:r>
-        <w:rPr>
-          <w:rFonts w:eastAsia="標楷體"/>
-          <w:sz w:val="28"/>
-          <w:szCs w:val="28"/>
-        </w:rPr>
-        <w:t xml:space="preserve"> RAG </w:t>
-      </w:r>
-      <w:r>
-        <w:rPr>
-          <w:rFonts w:eastAsia="標楷體"/>
-          <w:sz w:val="28"/>
-          <w:szCs w:val="28"/>
-        </w:rPr>
-        <w:t>技術的</w:t>
-      </w:r>
-      <w:r>
-        <w:rPr>
-          <w:rFonts w:eastAsia="標楷體"/>
-          <w:sz w:val="28"/>
-          <w:szCs w:val="28"/>
-        </w:rPr>
-        <w:t xml:space="preserve"> AI </w:t>
-      </w:r>
-      <w:r>
-        <w:rPr>
-          <w:rFonts w:eastAsia="標楷體"/>
-          <w:sz w:val="28"/>
-          <w:szCs w:val="28"/>
-        </w:rPr>
-        <w:t>風險顧問系統，自動化輔助資安決策，降低人力負擔並提升評鑑精準度</w:t>
-      </w:r>
-      <w:r>
-        <w:rPr>
-          <w:rFonts w:eastAsia="標楷體"/>
-          <w:sz w:val="28"/>
-          <w:szCs w:val="28"/>
-        </w:rPr>
         <w:t>。</w:t>
       </w:r>
-    </w:p>
-    <w:p>
-      <w:pPr>
-        <w:overflowPunct w:val="0"/>
-        <w:rPr>
-          <w:rFonts w:eastAsia="標楷體"/>
-        </w:rPr>
-      </w:pPr>
     </w:p>
     <w:p>
       <w:pPr>
@@ -4575,7 +4670,6 @@
           <w:sz w:val="32"/>
           <w:szCs w:val="32"/>
         </w:rPr>
-        <w:lastRenderedPageBreak/>
         <w:t xml:space="preserve">1-3 </w:t>
       </w:r>
       <w:r>
@@ -5004,7 +5098,16 @@
           <w:sz w:val="28"/>
           <w:szCs w:val="28"/>
         </w:rPr>
-        <w:t>系統能結合最新漏洞情資給予預警，並產出符合國際標準的資安文件，輔助組織順利通過稽核。</w:t>
+        <w:t>系統能結合最新漏洞情資給予預警，並產</w:t>
+      </w:r>
+      <w:r>
+        <w:rPr>
+          <w:rFonts w:eastAsia="標楷體" w:hint="eastAsia"/>
+          <w:sz w:val="28"/>
+          <w:szCs w:val="28"/>
+        </w:rPr>
+        <w:lastRenderedPageBreak/>
+        <w:t>出符合國際標準的資安文件，輔助組織順利通過稽核。</w:t>
       </w:r>
     </w:p>
     <w:p>
@@ -18509,7 +18612,7 @@
         <w:overflowPunct w:val="0"/>
         <w:jc w:val="center"/>
         <w:rPr>
-          <w:rFonts w:eastAsia="標楷體" w:hint="eastAsia"/>
+          <w:rFonts w:eastAsia="標楷體"/>
           <w:sz w:val="28"/>
           <w:szCs w:val="28"/>
         </w:rPr>
@@ -19617,7 +19720,6 @@
         <w:lastRenderedPageBreak/>
         <w:t xml:space="preserve">7-4 </w:t>
       </w:r>
-      <w:proofErr w:type="gramStart"/>
       <w:r>
         <w:rPr>
           <w:rFonts w:eastAsia="標楷體"/>
@@ -19634,7 +19736,6 @@
         </w:rPr>
         <w:t>與</w:t>
       </w:r>
-      <w:proofErr w:type="gramEnd"/>
       <w:r>
         <w:rPr>
           <w:rFonts w:eastAsia="標楷體"/>
@@ -19947,27 +20048,7 @@
           <w:sz w:val="28"/>
           <w:szCs w:val="28"/>
         </w:rPr>
-        <w:t>）</w:t>
-      </w:r>
-      <w:proofErr w:type="gramStart"/>
-      <w:r>
-        <w:rPr>
-          <w:rFonts w:eastAsia="標楷體" w:cs="新細明體"/>
-          <w:kern w:val="0"/>
-          <w:sz w:val="28"/>
-          <w:szCs w:val="28"/>
-        </w:rPr>
-        <w:t>與外鍵</w:t>
-      </w:r>
-      <w:proofErr w:type="gramEnd"/>
-      <w:r>
-        <w:rPr>
-          <w:rFonts w:eastAsia="標楷體" w:cs="新細明體"/>
-          <w:kern w:val="0"/>
-          <w:sz w:val="28"/>
-          <w:szCs w:val="28"/>
-        </w:rPr>
-        <w:t>（</w:t>
+        <w:t>）與外鍵（</w:t>
       </w:r>
       <w:r>
         <w:rPr>
@@ -20109,23 +20190,7 @@
           <w:kern w:val="0"/>
         </w:rPr>
         <w:br/>
-        <w:t>資料庫設計採用關聯式資料表架構，以確保資料一致性、可追蹤性與後續風險分析需求。系統透過主鍵（Primary Key）</w:t>
-      </w:r>
-      <w:proofErr w:type="gramStart"/>
-      <w:r>
-        <w:rPr>
-          <w:rFonts w:ascii="標楷體" w:eastAsia="標楷體" w:hAnsi="標楷體" w:cs="新細明體"/>
-          <w:kern w:val="0"/>
-        </w:rPr>
-        <w:t>與外鍵</w:t>
-      </w:r>
-      <w:proofErr w:type="gramEnd"/>
-      <w:r>
-        <w:rPr>
-          <w:rFonts w:ascii="標楷體" w:eastAsia="標楷體" w:hAnsi="標楷體" w:cs="新細明體"/>
-          <w:kern w:val="0"/>
-        </w:rPr>
-        <w:t>（Foreign Key）建立資料表間關聯，並搭配必要限制條件避免錯誤輸入或資料不一致。</w:t>
+        <w:t>資料庫設計採用關聯式資料表架構，以確保資料一致性、可追蹤性與後續風險分析需求。系統透過主鍵（Primary Key）與外鍵（Foreign Key）建立資料表間關聯，並搭配必要限制條件避免錯誤輸入或資料不一致。</w:t>
       </w:r>
     </w:p>
     <w:p>
@@ -21970,25 +22035,7 @@
                 <w:color w:val="1F1F1F"/>
                 <w:bdr w:val="none" w:sz="0" w:space="0" w:color="auto" w:frame="1"/>
               </w:rPr>
-              <w:t xml:space="preserve">Default: </w:t>
-            </w:r>
-            <w:proofErr w:type="gramStart"/>
-            <w:r>
-              <w:rPr>
-                <w:rFonts w:ascii="標楷體" w:eastAsia="標楷體" w:hAnsi="標楷體"/>
-                <w:color w:val="1F1F1F"/>
-                <w:bdr w:val="none" w:sz="0" w:space="0" w:color="auto" w:frame="1"/>
-              </w:rPr>
-              <w:t>now(</w:t>
-            </w:r>
-            <w:proofErr w:type="gramEnd"/>
-            <w:r>
-              <w:rPr>
-                <w:rFonts w:ascii="標楷體" w:eastAsia="標楷體" w:hAnsi="標楷體"/>
-                <w:color w:val="1F1F1F"/>
-                <w:bdr w:val="none" w:sz="0" w:space="0" w:color="auto" w:frame="1"/>
-              </w:rPr>
-              <w:t>)</w:t>
+              <w:t>Default: now()</w:t>
             </w:r>
           </w:p>
         </w:tc>
@@ -24742,25 +24789,7 @@
                 <w:color w:val="1F1F1F"/>
                 <w:bdr w:val="none" w:sz="0" w:space="0" w:color="auto" w:frame="1"/>
               </w:rPr>
-              <w:t xml:space="preserve">Default: </w:t>
-            </w:r>
-            <w:proofErr w:type="gramStart"/>
-            <w:r>
-              <w:rPr>
-                <w:rFonts w:ascii="標楷體" w:eastAsia="標楷體" w:hAnsi="標楷體" w:hint="eastAsia"/>
-                <w:color w:val="1F1F1F"/>
-                <w:bdr w:val="none" w:sz="0" w:space="0" w:color="auto" w:frame="1"/>
-              </w:rPr>
-              <w:t>now(</w:t>
-            </w:r>
-            <w:proofErr w:type="gramEnd"/>
-            <w:r>
-              <w:rPr>
-                <w:rFonts w:ascii="標楷體" w:eastAsia="標楷體" w:hAnsi="標楷體" w:hint="eastAsia"/>
-                <w:color w:val="1F1F1F"/>
-                <w:bdr w:val="none" w:sz="0" w:space="0" w:color="auto" w:frame="1"/>
-              </w:rPr>
-              <w:t>)</w:t>
+              <w:t>Default: now()</w:t>
             </w:r>
           </w:p>
         </w:tc>

--- a/文件/系統文件.docx
+++ b/文件/系統文件.docx
@@ -16,7 +16,23 @@
           <w:rFonts w:eastAsia="標楷體" w:hint="eastAsia"/>
           <w:sz w:val="72"/>
         </w:rPr>
-        <w:t>國立臺北商業大學</w:t>
+        <w:t>國立</w:t>
+      </w:r>
+      <w:proofErr w:type="gramStart"/>
+      <w:r>
+        <w:rPr>
+          <w:rFonts w:eastAsia="標楷體" w:hint="eastAsia"/>
+          <w:sz w:val="72"/>
+        </w:rPr>
+        <w:t>臺</w:t>
+      </w:r>
+      <w:proofErr w:type="gramEnd"/>
+      <w:r>
+        <w:rPr>
+          <w:rFonts w:eastAsia="標楷體" w:hint="eastAsia"/>
+          <w:sz w:val="72"/>
+        </w:rPr>
+        <w:t>北商業大學</w:t>
       </w:r>
     </w:p>
     <w:p>
@@ -114,6 +130,7 @@
         </w:rPr>
         <w:t>115</w:t>
       </w:r>
+      <w:proofErr w:type="gramStart"/>
       <w:r>
         <w:rPr>
           <w:rFonts w:eastAsia="標楷體" w:cs="Arial"/>
@@ -121,6 +138,7 @@
         </w:rPr>
         <w:t>’</w:t>
       </w:r>
+      <w:proofErr w:type="gramEnd"/>
       <w:r>
         <w:rPr>
           <w:rFonts w:eastAsia="標楷體" w:hint="eastAsia"/>
@@ -517,8 +535,19 @@
           <w:bCs/>
           <w:sz w:val="40"/>
         </w:rPr>
-        <w:t>顏珮倪</w:t>
-      </w:r>
+        <w:t>顏</w:t>
+      </w:r>
+      <w:proofErr w:type="gramStart"/>
+      <w:r>
+        <w:rPr>
+          <w:rFonts w:eastAsia="標楷體" w:hint="eastAsia"/>
+          <w:b/>
+          <w:bCs/>
+          <w:sz w:val="40"/>
+        </w:rPr>
+        <w:t>珮倪</w:t>
+      </w:r>
+      <w:proofErr w:type="gramEnd"/>
     </w:p>
     <w:p>
       <w:pPr>
@@ -575,8 +604,9 @@
           <w:bCs/>
           <w:sz w:val="40"/>
         </w:rPr>
-        <w:t>林紀媗</w:t>
-      </w:r>
+        <w:t>林紀</w:t>
+      </w:r>
+      <w:proofErr w:type="gramStart"/>
       <w:r>
         <w:rPr>
           <w:rFonts w:eastAsia="標楷體" w:hint="eastAsia"/>
@@ -584,8 +614,9 @@
           <w:bCs/>
           <w:sz w:val="40"/>
         </w:rPr>
-        <w:t xml:space="preserve"> 11436010</w:t>
-      </w:r>
+        <w:t>媗</w:t>
+      </w:r>
+      <w:proofErr w:type="gramEnd"/>
       <w:r>
         <w:rPr>
           <w:rFonts w:eastAsia="標楷體" w:hint="eastAsia"/>
@@ -593,8 +624,28 @@
           <w:bCs/>
           <w:sz w:val="40"/>
         </w:rPr>
-        <w:t>李昕縈</w:t>
-      </w:r>
+        <w:t xml:space="preserve"> 11436010</w:t>
+      </w:r>
+      <w:r>
+        <w:rPr>
+          <w:rFonts w:eastAsia="標楷體" w:hint="eastAsia"/>
+          <w:b/>
+          <w:bCs/>
+          <w:sz w:val="40"/>
+        </w:rPr>
+        <w:t>李昕</w:t>
+      </w:r>
+      <w:proofErr w:type="gramStart"/>
+      <w:r>
+        <w:rPr>
+          <w:rFonts w:eastAsia="標楷體" w:hint="eastAsia"/>
+          <w:b/>
+          <w:bCs/>
+          <w:sz w:val="40"/>
+        </w:rPr>
+        <w:t>縈</w:t>
+      </w:r>
+      <w:proofErr w:type="gramEnd"/>
     </w:p>
     <w:p>
       <w:pPr>
@@ -624,8 +675,19 @@
           <w:bCs/>
           <w:sz w:val="40"/>
         </w:rPr>
-        <w:t>黃翊甄</w:t>
-      </w:r>
+        <w:t>黃翊</w:t>
+      </w:r>
+      <w:proofErr w:type="gramStart"/>
+      <w:r>
+        <w:rPr>
+          <w:rFonts w:eastAsia="標楷體" w:hint="eastAsia"/>
+          <w:b/>
+          <w:bCs/>
+          <w:sz w:val="40"/>
+        </w:rPr>
+        <w:t>甄</w:t>
+      </w:r>
+      <w:proofErr w:type="gramEnd"/>
       <w:r>
         <w:rPr>
           <w:rFonts w:eastAsia="標楷體" w:hint="eastAsia"/>
@@ -4260,18 +4322,36 @@
         <w:overflowPunct w:val="0"/>
         <w:ind w:firstLineChars="200" w:firstLine="560"/>
         <w:rPr>
-          <w:rFonts w:eastAsia="標楷體" w:hint="eastAsia"/>
-          <w:sz w:val="28"/>
-          <w:szCs w:val="28"/>
-        </w:rPr>
-      </w:pPr>
-      <w:r>
-        <w:rPr>
-          <w:rFonts w:eastAsia="標楷體" w:hint="eastAsia"/>
-          <w:sz w:val="28"/>
-          <w:szCs w:val="28"/>
-        </w:rPr>
-        <w:t>隨著全球數位化與雲端服務的普及，資訊安全已成為組織營運不可或缺的</w:t>
+          <w:rFonts w:eastAsia="標楷體"/>
+          <w:sz w:val="28"/>
+          <w:szCs w:val="28"/>
+        </w:rPr>
+      </w:pPr>
+      <w:r>
+        <w:rPr>
+          <w:rFonts w:eastAsia="標楷體" w:hint="eastAsia"/>
+          <w:sz w:val="28"/>
+          <w:szCs w:val="28"/>
+        </w:rPr>
+        <w:t>隨著全球數位化與雲端服務的</w:t>
+      </w:r>
+      <w:proofErr w:type="gramStart"/>
+      <w:r>
+        <w:rPr>
+          <w:rFonts w:eastAsia="標楷體" w:hint="eastAsia"/>
+          <w:sz w:val="28"/>
+          <w:szCs w:val="28"/>
+        </w:rPr>
+        <w:t>普及，</w:t>
+      </w:r>
+      <w:proofErr w:type="gramEnd"/>
+      <w:r>
+        <w:rPr>
+          <w:rFonts w:eastAsia="標楷體" w:hint="eastAsia"/>
+          <w:sz w:val="28"/>
+          <w:szCs w:val="28"/>
+        </w:rPr>
+        <w:t>資訊安全已成為組織營運不可或缺的</w:t>
       </w:r>
       <w:r>
         <w:rPr>
@@ -4287,7 +4367,25 @@
           <w:sz w:val="28"/>
           <w:szCs w:val="28"/>
         </w:rPr>
-        <w:t>。為建立具備國際公信力的資安防護體系，許多組織選擇導入</w:t>
+        <w:t>。為建立具備國際公信力</w:t>
+      </w:r>
+      <w:proofErr w:type="gramStart"/>
+      <w:r>
+        <w:rPr>
+          <w:rFonts w:eastAsia="標楷體" w:hint="eastAsia"/>
+          <w:sz w:val="28"/>
+          <w:szCs w:val="28"/>
+        </w:rPr>
+        <w:t>的資安防護</w:t>
+      </w:r>
+      <w:proofErr w:type="gramEnd"/>
+      <w:r>
+        <w:rPr>
+          <w:rFonts w:eastAsia="標楷體" w:hint="eastAsia"/>
+          <w:sz w:val="28"/>
+          <w:szCs w:val="28"/>
+        </w:rPr>
+        <w:t>體系，許多組織選擇導入</w:t>
       </w:r>
       <w:r>
         <w:rPr>
@@ -4351,7 +4449,25 @@
           <w:sz w:val="28"/>
           <w:szCs w:val="28"/>
         </w:rPr>
-        <w:t>流程中，「資產盤點」與「風險評鑑」是決定資安政策成敗的關鍵前期作業。</w:t>
+        <w:t>流程中，「資產盤點」與「風險評鑑」是</w:t>
+      </w:r>
+      <w:proofErr w:type="gramStart"/>
+      <w:r>
+        <w:rPr>
+          <w:rFonts w:eastAsia="標楷體" w:hint="eastAsia"/>
+          <w:sz w:val="28"/>
+          <w:szCs w:val="28"/>
+        </w:rPr>
+        <w:t>決定資安政策</w:t>
+      </w:r>
+      <w:proofErr w:type="gramEnd"/>
+      <w:r>
+        <w:rPr>
+          <w:rFonts w:eastAsia="標楷體" w:hint="eastAsia"/>
+          <w:sz w:val="28"/>
+          <w:szCs w:val="28"/>
+        </w:rPr>
+        <w:t>成敗的關鍵前期作業。</w:t>
       </w:r>
     </w:p>
     <w:p>
@@ -4359,18 +4475,36 @@
         <w:overflowPunct w:val="0"/>
         <w:ind w:firstLineChars="200" w:firstLine="560"/>
         <w:rPr>
-          <w:rFonts w:eastAsia="標楷體" w:hint="eastAsia"/>
-          <w:sz w:val="28"/>
-          <w:szCs w:val="28"/>
-        </w:rPr>
-      </w:pPr>
-      <w:r>
-        <w:rPr>
-          <w:rFonts w:eastAsia="標楷體" w:hint="eastAsia"/>
-          <w:sz w:val="28"/>
-          <w:szCs w:val="28"/>
-        </w:rPr>
-        <w:t>然而，現行的實務運作高度依賴人工填寫與主觀判斷。組織內的資安承辦人員通常需要面對成百上千筆的</w:t>
+          <w:rFonts w:eastAsia="標楷體"/>
+          <w:sz w:val="28"/>
+          <w:szCs w:val="28"/>
+        </w:rPr>
+      </w:pPr>
+      <w:r>
+        <w:rPr>
+          <w:rFonts w:eastAsia="標楷體" w:hint="eastAsia"/>
+          <w:sz w:val="28"/>
+          <w:szCs w:val="28"/>
+        </w:rPr>
+        <w:t>然而，現行的實務運作高度依賴人工填寫與主觀判斷。組織內</w:t>
+      </w:r>
+      <w:proofErr w:type="gramStart"/>
+      <w:r>
+        <w:rPr>
+          <w:rFonts w:eastAsia="標楷體" w:hint="eastAsia"/>
+          <w:sz w:val="28"/>
+          <w:szCs w:val="28"/>
+        </w:rPr>
+        <w:t>的資安承辦</w:t>
+      </w:r>
+      <w:proofErr w:type="gramEnd"/>
+      <w:r>
+        <w:rPr>
+          <w:rFonts w:eastAsia="標楷體" w:hint="eastAsia"/>
+          <w:sz w:val="28"/>
+          <w:szCs w:val="28"/>
+        </w:rPr>
+        <w:t>人員通常需要面對成百上千筆的</w:t>
       </w:r>
       <w:r>
         <w:rPr>
@@ -4479,13 +4613,41 @@
           <w:szCs w:val="28"/>
         </w:rPr>
       </w:pPr>
-      <w:r>
-        <w:rPr>
-          <w:rFonts w:eastAsia="標楷體" w:hint="eastAsia"/>
-          <w:sz w:val="28"/>
-          <w:szCs w:val="28"/>
-        </w:rPr>
-        <w:t>此外，面對日新月異的資安威脅與新興漏洞，人工方式導致風險評鑑往往淪為應付稽核的靜態文書作業，難以反映現實中動態的威脅環境。</w:t>
+      <w:proofErr w:type="gramStart"/>
+      <w:r>
+        <w:rPr>
+          <w:rFonts w:eastAsia="標楷體" w:hint="eastAsia"/>
+          <w:sz w:val="28"/>
+          <w:szCs w:val="28"/>
+        </w:rPr>
+        <w:t>此外，</w:t>
+      </w:r>
+      <w:proofErr w:type="gramEnd"/>
+      <w:r>
+        <w:rPr>
+          <w:rFonts w:eastAsia="標楷體" w:hint="eastAsia"/>
+          <w:sz w:val="28"/>
+          <w:szCs w:val="28"/>
+        </w:rPr>
+        <w:t>面對日新月異</w:t>
+      </w:r>
+      <w:proofErr w:type="gramStart"/>
+      <w:r>
+        <w:rPr>
+          <w:rFonts w:eastAsia="標楷體" w:hint="eastAsia"/>
+          <w:sz w:val="28"/>
+          <w:szCs w:val="28"/>
+        </w:rPr>
+        <w:t>的資安威脅</w:t>
+      </w:r>
+      <w:proofErr w:type="gramEnd"/>
+      <w:r>
+        <w:rPr>
+          <w:rFonts w:eastAsia="標楷體" w:hint="eastAsia"/>
+          <w:sz w:val="28"/>
+          <w:szCs w:val="28"/>
+        </w:rPr>
+        <w:t>與新興漏洞，人工方式導致風險評鑑往往淪為應付稽核的靜態文書作業，難以反映現實中動態的威脅環境。</w:t>
       </w:r>
     </w:p>
     <w:p>
@@ -4493,7 +4655,7 @@
         <w:overflowPunct w:val="0"/>
         <w:ind w:firstLineChars="200" w:firstLine="560"/>
         <w:rPr>
-          <w:rFonts w:eastAsia="標楷體" w:hint="eastAsia"/>
+          <w:rFonts w:eastAsia="標楷體"/>
           <w:sz w:val="28"/>
           <w:szCs w:val="28"/>
         </w:rPr>
@@ -4531,8 +4693,6 @@
     <w:p>
       <w:pPr>
         <w:overflowPunct w:val="0"/>
-        <w:ind w:firstLineChars="200" w:firstLine="560"/>
-        <w:jc w:val="both"/>
         <w:rPr>
           <w:rFonts w:eastAsia="標楷體"/>
           <w:sz w:val="28"/>
@@ -4541,15 +4701,31 @@
       </w:pPr>
       <w:r>
         <w:rPr>
-          <w:rFonts w:eastAsia="標楷體"/>
-          <w:sz w:val="28"/>
-          <w:szCs w:val="28"/>
-        </w:rPr>
-        <w:t>本研究觀察到組織在執行</w:t>
-      </w:r>
-      <w:r>
-        <w:rPr>
-          <w:rFonts w:eastAsia="標楷體"/>
+          <w:rFonts w:eastAsia="標楷體" w:hint="eastAsia"/>
+          <w:sz w:val="28"/>
+          <w:szCs w:val="28"/>
+        </w:rPr>
+        <w:t>本專題之研發動機，源於</w:t>
+      </w:r>
+      <w:r>
+        <w:rPr>
+          <w:rFonts w:eastAsia="標楷體" w:hint="eastAsia"/>
+          <w:sz w:val="28"/>
+          <w:szCs w:val="28"/>
+        </w:rPr>
+        <w:t>發現</w:t>
+      </w:r>
+      <w:r>
+        <w:rPr>
+          <w:rFonts w:eastAsia="標楷體" w:hint="eastAsia"/>
+          <w:sz w:val="28"/>
+          <w:szCs w:val="28"/>
+        </w:rPr>
+        <w:t>組織在執行</w:t>
+      </w:r>
+      <w:r>
+        <w:rPr>
+          <w:rFonts w:eastAsia="標楷體" w:hint="eastAsia"/>
           <w:sz w:val="28"/>
           <w:szCs w:val="28"/>
         </w:rPr>
@@ -4557,99 +4733,667 @@
       </w:r>
       <w:r>
         <w:rPr>
-          <w:rFonts w:eastAsia="標楷體"/>
-          <w:sz w:val="28"/>
-          <w:szCs w:val="28"/>
-        </w:rPr>
-        <w:t>時面臨三大痛點：首先，資產分類與價值評定缺乏標準，容易產生誤差；其次，風險評鑑中對於弱點</w:t>
-      </w:r>
-      <w:r>
-        <w:rPr>
-          <w:rFonts w:eastAsia="標楷體"/>
-          <w:sz w:val="28"/>
-          <w:szCs w:val="28"/>
-        </w:rPr>
-        <w:lastRenderedPageBreak/>
-        <w:t>值的評估過於主觀；最後，風險處理階段中，人員往往不熟悉繁瑣的</w:t>
-      </w:r>
-      <w:r>
-        <w:rPr>
-          <w:rFonts w:eastAsia="標楷體"/>
-          <w:sz w:val="28"/>
-          <w:szCs w:val="28"/>
-        </w:rPr>
-        <w:t xml:space="preserve"> ISO 27002 </w:t>
-      </w:r>
-      <w:r>
-        <w:rPr>
-          <w:rFonts w:eastAsia="標楷體"/>
-          <w:sz w:val="28"/>
-          <w:szCs w:val="28"/>
-        </w:rPr>
-        <w:t>控制措施，難以產出有效的管理</w:t>
-      </w:r>
-      <w:r>
-        <w:rPr>
-          <w:rFonts w:eastAsia="標楷體"/>
-          <w:sz w:val="28"/>
-          <w:szCs w:val="28"/>
-        </w:rPr>
-        <w:t xml:space="preserve"> SOP</w:t>
-      </w:r>
-      <w:r>
-        <w:rPr>
-          <w:rFonts w:eastAsia="標楷體"/>
-          <w:sz w:val="28"/>
-          <w:szCs w:val="28"/>
-        </w:rPr>
-        <w:t>。因此，我們希望能開發一款自動化輔助資安決策</w:t>
-      </w:r>
-      <w:r>
-        <w:rPr>
-          <w:rFonts w:eastAsia="標楷體" w:hint="eastAsia"/>
-          <w:sz w:val="28"/>
-          <w:szCs w:val="28"/>
-        </w:rPr>
-        <w:t>的系統</w:t>
-      </w:r>
-      <w:r>
-        <w:rPr>
-          <w:rFonts w:eastAsia="標楷體"/>
-          <w:sz w:val="28"/>
-          <w:szCs w:val="28"/>
-        </w:rPr>
-        <w:t>，</w:t>
-      </w:r>
-      <w:r>
-        <w:rPr>
-          <w:rFonts w:eastAsia="標楷體" w:hint="eastAsia"/>
-          <w:sz w:val="28"/>
-          <w:szCs w:val="28"/>
-        </w:rPr>
-        <w:t>來</w:t>
-      </w:r>
-      <w:r>
-        <w:rPr>
-          <w:rFonts w:eastAsia="標楷體"/>
-          <w:sz w:val="28"/>
-          <w:szCs w:val="28"/>
-        </w:rPr>
-        <w:t>降低人力負擔並提升評鑑精準度</w:t>
-      </w:r>
-      <w:r>
-        <w:rPr>
-          <w:rFonts w:eastAsia="標楷體"/>
-          <w:sz w:val="28"/>
-          <w:szCs w:val="28"/>
-        </w:rPr>
-        <w:t>。</w:t>
+          <w:rFonts w:eastAsia="標楷體" w:hint="eastAsia"/>
+          <w:sz w:val="28"/>
+          <w:szCs w:val="28"/>
+        </w:rPr>
+        <w:t>風險評鑑時，</w:t>
+      </w:r>
+      <w:r>
+        <w:rPr>
+          <w:rFonts w:eastAsia="標楷體" w:hint="eastAsia"/>
+          <w:sz w:val="28"/>
+          <w:szCs w:val="28"/>
+        </w:rPr>
+        <w:t>企業</w:t>
+      </w:r>
+      <w:r>
+        <w:rPr>
+          <w:rFonts w:eastAsia="標楷體" w:hint="eastAsia"/>
+          <w:sz w:val="28"/>
+          <w:szCs w:val="28"/>
+        </w:rPr>
+        <w:t>所面臨的實務痛點：</w:t>
       </w:r>
     </w:p>
     <w:p>
       <w:pPr>
         <w:overflowPunct w:val="0"/>
         <w:rPr>
+          <w:rFonts w:eastAsia="標楷體" w:hint="eastAsia"/>
+          <w:sz w:val="28"/>
+          <w:szCs w:val="28"/>
+        </w:rPr>
+      </w:pPr>
+      <w:r>
+        <w:rPr>
+          <w:rFonts w:eastAsia="標楷體" w:hint="eastAsia"/>
+          <w:sz w:val="28"/>
+          <w:szCs w:val="28"/>
+        </w:rPr>
+        <w:lastRenderedPageBreak/>
+        <w:t>（一）</w:t>
+      </w:r>
+      <w:proofErr w:type="gramStart"/>
+      <w:r>
+        <w:rPr>
+          <w:rFonts w:eastAsia="標楷體" w:hint="eastAsia"/>
+          <w:sz w:val="28"/>
+          <w:szCs w:val="28"/>
+        </w:rPr>
+        <w:t>資安承辦</w:t>
+      </w:r>
+      <w:proofErr w:type="gramEnd"/>
+      <w:r>
+        <w:rPr>
+          <w:rFonts w:eastAsia="標楷體" w:hint="eastAsia"/>
+          <w:sz w:val="28"/>
+          <w:szCs w:val="28"/>
+        </w:rPr>
+        <w:t>人員的作業盲點（標準不一</w:t>
+      </w:r>
+      <w:r>
+        <w:rPr>
+          <w:rFonts w:eastAsia="標楷體" w:hint="eastAsia"/>
+          <w:sz w:val="28"/>
+          <w:szCs w:val="28"/>
+        </w:rPr>
+        <w:t>的問題</w:t>
+      </w:r>
+      <w:r>
+        <w:rPr>
+          <w:rFonts w:eastAsia="標楷體" w:hint="eastAsia"/>
+          <w:sz w:val="28"/>
+          <w:szCs w:val="28"/>
+        </w:rPr>
+        <w:t>）：</w:t>
+      </w:r>
+    </w:p>
+    <w:p>
+      <w:pPr>
+        <w:overflowPunct w:val="0"/>
+        <w:rPr>
+          <w:rFonts w:eastAsia="標楷體" w:hint="eastAsia"/>
+          <w:sz w:val="28"/>
+          <w:szCs w:val="28"/>
+        </w:rPr>
+      </w:pPr>
+      <w:r>
+        <w:rPr>
+          <w:rFonts w:eastAsia="標楷體" w:hint="eastAsia"/>
+          <w:sz w:val="28"/>
+          <w:szCs w:val="28"/>
+        </w:rPr>
+        <w:t>承辦人員在面對跨部門匯入的原始</w:t>
+      </w:r>
+      <w:r>
+        <w:rPr>
+          <w:rFonts w:eastAsia="標楷體" w:hint="eastAsia"/>
+          <w:sz w:val="28"/>
+          <w:szCs w:val="28"/>
+        </w:rPr>
+        <w:t xml:space="preserve"> Excel </w:t>
+      </w:r>
+      <w:r>
+        <w:rPr>
+          <w:rFonts w:eastAsia="標楷體" w:hint="eastAsia"/>
+          <w:sz w:val="28"/>
+          <w:szCs w:val="28"/>
+        </w:rPr>
+        <w:t>資產盤點表時，難以在短時間內核對資產分類的正確性，無法憑一己之力</w:t>
+      </w:r>
+      <w:r>
+        <w:rPr>
+          <w:rFonts w:eastAsia="標楷體" w:hint="eastAsia"/>
+          <w:sz w:val="28"/>
+          <w:szCs w:val="28"/>
+        </w:rPr>
+        <w:t>了解</w:t>
+      </w:r>
+      <w:r>
+        <w:rPr>
+          <w:rFonts w:eastAsia="標楷體" w:hint="eastAsia"/>
+          <w:sz w:val="28"/>
+          <w:szCs w:val="28"/>
+        </w:rPr>
+        <w:t>所有硬體設備或軟體版本的已知漏洞。這導致弱點與威脅值的評估流於</w:t>
+      </w:r>
+      <w:proofErr w:type="gramStart"/>
+      <w:r>
+        <w:rPr>
+          <w:rFonts w:eastAsia="標楷體" w:hint="eastAsia"/>
+          <w:sz w:val="28"/>
+          <w:szCs w:val="28"/>
+        </w:rPr>
+        <w:t>主觀「</w:t>
+      </w:r>
+      <w:proofErr w:type="gramEnd"/>
+      <w:r>
+        <w:rPr>
+          <w:rFonts w:eastAsia="標楷體" w:hint="eastAsia"/>
+          <w:sz w:val="28"/>
+          <w:szCs w:val="28"/>
+        </w:rPr>
+        <w:t>憑感覺填寫」。</w:t>
+      </w:r>
+    </w:p>
+    <w:p>
+      <w:pPr>
+        <w:overflowPunct w:val="0"/>
+        <w:rPr>
           <w:rFonts w:eastAsia="標楷體"/>
+          <w:sz w:val="28"/>
+          <w:szCs w:val="28"/>
+        </w:rPr>
+      </w:pPr>
+    </w:p>
+    <w:p>
+      <w:pPr>
+        <w:overflowPunct w:val="0"/>
+        <w:rPr>
+          <w:rFonts w:eastAsia="標楷體" w:hint="eastAsia"/>
+          <w:sz w:val="28"/>
+          <w:szCs w:val="28"/>
+        </w:rPr>
+      </w:pPr>
+      <w:r>
+        <w:rPr>
+          <w:rFonts w:eastAsia="標楷體" w:hint="eastAsia"/>
+          <w:sz w:val="28"/>
+          <w:szCs w:val="28"/>
+        </w:rPr>
+        <w:t>（</w:t>
+      </w:r>
+      <w:r>
+        <w:rPr>
+          <w:rFonts w:eastAsia="標楷體" w:hint="eastAsia"/>
+          <w:sz w:val="28"/>
+          <w:szCs w:val="28"/>
+        </w:rPr>
+        <w:t>二</w:t>
+      </w:r>
+      <w:r>
+        <w:rPr>
+          <w:rFonts w:eastAsia="標楷體" w:hint="eastAsia"/>
+          <w:sz w:val="28"/>
+          <w:szCs w:val="28"/>
+        </w:rPr>
+        <w:t>）</w:t>
+      </w:r>
+      <w:proofErr w:type="gramStart"/>
+      <w:r>
+        <w:rPr>
+          <w:rFonts w:eastAsia="標楷體" w:hint="eastAsia"/>
+          <w:sz w:val="28"/>
+          <w:szCs w:val="28"/>
+        </w:rPr>
+        <w:t>資安主管</w:t>
+      </w:r>
+      <w:proofErr w:type="gramEnd"/>
+      <w:r>
+        <w:rPr>
+          <w:rFonts w:eastAsia="標楷體" w:hint="eastAsia"/>
+          <w:sz w:val="28"/>
+          <w:szCs w:val="28"/>
+        </w:rPr>
+        <w:t>的決策困境（風險失真與資源錯配）：</w:t>
+      </w:r>
+    </w:p>
+    <w:p>
+      <w:pPr>
+        <w:overflowPunct w:val="0"/>
+        <w:rPr>
+          <w:rFonts w:eastAsia="標楷體" w:hint="eastAsia"/>
+          <w:sz w:val="28"/>
+          <w:szCs w:val="28"/>
+        </w:rPr>
+      </w:pPr>
+      <w:r>
+        <w:rPr>
+          <w:rFonts w:eastAsia="標楷體" w:hint="eastAsia"/>
+          <w:sz w:val="28"/>
+          <w:szCs w:val="28"/>
+        </w:rPr>
+        <w:t>由於傳統評鑑</w:t>
+      </w:r>
+      <w:r>
+        <w:rPr>
+          <w:rFonts w:eastAsia="標楷體" w:hint="eastAsia"/>
+          <w:sz w:val="28"/>
+          <w:szCs w:val="28"/>
+        </w:rPr>
+        <w:t>可能</w:t>
+      </w:r>
+      <w:r>
+        <w:rPr>
+          <w:rFonts w:eastAsia="標楷體" w:hint="eastAsia"/>
+          <w:sz w:val="28"/>
+          <w:szCs w:val="28"/>
+        </w:rPr>
+        <w:t>導致風險分數失真，主管無法精確掌握真正面臨的「關鍵風險項目」，</w:t>
+      </w:r>
+      <w:proofErr w:type="gramStart"/>
+      <w:r>
+        <w:rPr>
+          <w:rFonts w:eastAsia="標楷體" w:hint="eastAsia"/>
+          <w:sz w:val="28"/>
+          <w:szCs w:val="28"/>
+        </w:rPr>
+        <w:t>造成資安預算</w:t>
+      </w:r>
+      <w:proofErr w:type="gramEnd"/>
+      <w:r>
+        <w:rPr>
+          <w:rFonts w:eastAsia="標楷體" w:hint="eastAsia"/>
+          <w:sz w:val="28"/>
+          <w:szCs w:val="28"/>
+        </w:rPr>
+        <w:t>與人力資源</w:t>
+      </w:r>
+      <w:proofErr w:type="gramStart"/>
+      <w:r>
+        <w:rPr>
+          <w:rFonts w:eastAsia="標楷體" w:hint="eastAsia"/>
+          <w:sz w:val="28"/>
+          <w:szCs w:val="28"/>
+        </w:rPr>
+        <w:t>的錯配</w:t>
+      </w:r>
+      <w:proofErr w:type="gramEnd"/>
+      <w:r>
+        <w:rPr>
+          <w:rFonts w:eastAsia="標楷體" w:hint="eastAsia"/>
+          <w:sz w:val="28"/>
+          <w:szCs w:val="28"/>
+        </w:rPr>
+        <w:t>。</w:t>
+      </w:r>
+    </w:p>
+    <w:p>
+      <w:pPr>
+        <w:overflowPunct w:val="0"/>
+        <w:rPr>
+          <w:rFonts w:eastAsia="標楷體"/>
+          <w:sz w:val="28"/>
+          <w:szCs w:val="28"/>
+        </w:rPr>
+      </w:pPr>
+    </w:p>
+    <w:p>
+      <w:pPr>
+        <w:overflowPunct w:val="0"/>
+        <w:rPr>
+          <w:rFonts w:eastAsia="標楷體" w:hint="eastAsia"/>
+          <w:sz w:val="28"/>
+          <w:szCs w:val="28"/>
+        </w:rPr>
+      </w:pPr>
+      <w:r>
+        <w:rPr>
+          <w:rFonts w:eastAsia="標楷體" w:hint="eastAsia"/>
+          <w:sz w:val="28"/>
+          <w:szCs w:val="28"/>
+        </w:rPr>
+        <w:t>（</w:t>
+      </w:r>
+      <w:r>
+        <w:rPr>
+          <w:rFonts w:eastAsia="標楷體" w:hint="eastAsia"/>
+          <w:sz w:val="28"/>
+          <w:szCs w:val="28"/>
+        </w:rPr>
+        <w:t>三</w:t>
+      </w:r>
+      <w:r>
+        <w:rPr>
+          <w:rFonts w:eastAsia="標楷體" w:hint="eastAsia"/>
+          <w:sz w:val="28"/>
+          <w:szCs w:val="28"/>
+        </w:rPr>
+        <w:t>）</w:t>
+      </w:r>
+      <w:r>
+        <w:rPr>
+          <w:rFonts w:eastAsia="標楷體" w:hint="eastAsia"/>
+          <w:sz w:val="28"/>
+          <w:szCs w:val="28"/>
+        </w:rPr>
+        <w:t>雲端</w:t>
+      </w:r>
+      <w:r>
+        <w:rPr>
+          <w:rFonts w:eastAsia="標楷體" w:hint="eastAsia"/>
+          <w:sz w:val="28"/>
+          <w:szCs w:val="28"/>
+        </w:rPr>
+        <w:t xml:space="preserve"> AI </w:t>
+      </w:r>
+      <w:r>
+        <w:rPr>
+          <w:rFonts w:eastAsia="標楷體" w:hint="eastAsia"/>
+          <w:sz w:val="28"/>
+          <w:szCs w:val="28"/>
+        </w:rPr>
+        <w:t>導入的合</w:t>
+      </w:r>
+      <w:proofErr w:type="gramStart"/>
+      <w:r>
+        <w:rPr>
+          <w:rFonts w:eastAsia="標楷體" w:hint="eastAsia"/>
+          <w:sz w:val="28"/>
+          <w:szCs w:val="28"/>
+        </w:rPr>
+        <w:t>規</w:t>
+      </w:r>
+      <w:proofErr w:type="gramEnd"/>
+      <w:r>
+        <w:rPr>
+          <w:rFonts w:eastAsia="標楷體" w:hint="eastAsia"/>
+          <w:sz w:val="28"/>
+          <w:szCs w:val="28"/>
+        </w:rPr>
+        <w:t>挑戰（隱私外</w:t>
+      </w:r>
+      <w:proofErr w:type="gramStart"/>
+      <w:r>
+        <w:rPr>
+          <w:rFonts w:eastAsia="標楷體" w:hint="eastAsia"/>
+          <w:sz w:val="28"/>
+          <w:szCs w:val="28"/>
+        </w:rPr>
+        <w:t>洩</w:t>
+      </w:r>
+      <w:proofErr w:type="gramEnd"/>
+      <w:r>
+        <w:rPr>
+          <w:rFonts w:eastAsia="標楷體" w:hint="eastAsia"/>
+          <w:sz w:val="28"/>
+          <w:szCs w:val="28"/>
+        </w:rPr>
+        <w:t>與</w:t>
+      </w:r>
+      <w:r>
+        <w:rPr>
+          <w:rFonts w:eastAsia="標楷體" w:hint="eastAsia"/>
+          <w:sz w:val="28"/>
+          <w:szCs w:val="28"/>
+        </w:rPr>
+        <w:t xml:space="preserve"> AI </w:t>
+      </w:r>
+      <w:r>
+        <w:rPr>
+          <w:rFonts w:eastAsia="標楷體" w:hint="eastAsia"/>
+          <w:sz w:val="28"/>
+          <w:szCs w:val="28"/>
+        </w:rPr>
+        <w:t>幻覺）：</w:t>
+      </w:r>
+    </w:p>
+    <w:p>
+      <w:pPr>
+        <w:overflowPunct w:val="0"/>
+        <w:rPr>
+          <w:rFonts w:eastAsia="標楷體" w:hint="eastAsia"/>
+          <w:sz w:val="28"/>
+          <w:szCs w:val="28"/>
+        </w:rPr>
+      </w:pPr>
+      <w:r>
+        <w:rPr>
+          <w:rFonts w:eastAsia="標楷體" w:hint="eastAsia"/>
+          <w:sz w:val="28"/>
+          <w:szCs w:val="28"/>
+        </w:rPr>
+        <w:t>雖然引進大型語言模型能輔助分析，</w:t>
+      </w:r>
+      <w:proofErr w:type="gramStart"/>
+      <w:r>
+        <w:rPr>
+          <w:rFonts w:eastAsia="標楷體" w:hint="eastAsia"/>
+          <w:sz w:val="28"/>
+          <w:szCs w:val="28"/>
+        </w:rPr>
+        <w:t>但資安資料</w:t>
+      </w:r>
+      <w:proofErr w:type="gramEnd"/>
+      <w:r>
+        <w:rPr>
+          <w:rFonts w:eastAsia="標楷體" w:hint="eastAsia"/>
+          <w:sz w:val="28"/>
+          <w:szCs w:val="28"/>
+        </w:rPr>
+        <w:t>極度敏感。若將包含組織名稱、內部</w:t>
+      </w:r>
+      <w:r>
+        <w:rPr>
+          <w:rFonts w:eastAsia="標楷體" w:hint="eastAsia"/>
+          <w:sz w:val="28"/>
+          <w:szCs w:val="28"/>
+        </w:rPr>
+        <w:t xml:space="preserve"> IP </w:t>
+      </w:r>
+      <w:r>
+        <w:rPr>
+          <w:rFonts w:eastAsia="標楷體" w:hint="eastAsia"/>
+          <w:sz w:val="28"/>
+          <w:szCs w:val="28"/>
+        </w:rPr>
+        <w:t>等機敏資料直接上傳雲端</w:t>
+      </w:r>
+      <w:r>
+        <w:rPr>
+          <w:rFonts w:eastAsia="標楷體" w:hint="eastAsia"/>
+          <w:sz w:val="28"/>
+          <w:szCs w:val="28"/>
+        </w:rPr>
+        <w:t xml:space="preserve"> AI</w:t>
+      </w:r>
+      <w:r>
+        <w:rPr>
+          <w:rFonts w:eastAsia="標楷體" w:hint="eastAsia"/>
+          <w:sz w:val="28"/>
+          <w:szCs w:val="28"/>
+        </w:rPr>
+        <w:t>，將引發嚴重的</w:t>
+      </w:r>
+      <w:proofErr w:type="gramStart"/>
+      <w:r>
+        <w:rPr>
+          <w:rFonts w:eastAsia="標楷體" w:hint="eastAsia"/>
+          <w:sz w:val="28"/>
+          <w:szCs w:val="28"/>
+        </w:rPr>
+        <w:t>資安外洩</w:t>
+      </w:r>
+      <w:proofErr w:type="gramEnd"/>
+      <w:r>
+        <w:rPr>
+          <w:rFonts w:eastAsia="標楷體" w:hint="eastAsia"/>
+          <w:sz w:val="28"/>
+          <w:szCs w:val="28"/>
+        </w:rPr>
+        <w:t>危機；且</w:t>
+      </w:r>
+      <w:r>
+        <w:rPr>
+          <w:rFonts w:eastAsia="標楷體" w:hint="eastAsia"/>
+          <w:sz w:val="28"/>
+          <w:szCs w:val="28"/>
+        </w:rPr>
+        <w:t xml:space="preserve"> AI </w:t>
+      </w:r>
+      <w:r>
+        <w:rPr>
+          <w:rFonts w:eastAsia="標楷體" w:hint="eastAsia"/>
+          <w:sz w:val="28"/>
+          <w:szCs w:val="28"/>
+        </w:rPr>
+        <w:t>的「幻覺現象」可能產出錯誤</w:t>
+      </w:r>
+      <w:proofErr w:type="gramStart"/>
+      <w:r>
+        <w:rPr>
+          <w:rFonts w:eastAsia="標楷體" w:hint="eastAsia"/>
+          <w:sz w:val="28"/>
+          <w:szCs w:val="28"/>
+        </w:rPr>
+        <w:t>的資安法規</w:t>
+      </w:r>
+      <w:proofErr w:type="gramEnd"/>
+      <w:r>
+        <w:rPr>
+          <w:rFonts w:eastAsia="標楷體" w:hint="eastAsia"/>
+          <w:sz w:val="28"/>
+          <w:szCs w:val="28"/>
+        </w:rPr>
+        <w:t>與對策建議，這在講求精確合</w:t>
+      </w:r>
+      <w:proofErr w:type="gramStart"/>
+      <w:r>
+        <w:rPr>
+          <w:rFonts w:eastAsia="標楷體" w:hint="eastAsia"/>
+          <w:sz w:val="28"/>
+          <w:szCs w:val="28"/>
+        </w:rPr>
+        <w:t>規的資安稽核</w:t>
+      </w:r>
+      <w:proofErr w:type="gramEnd"/>
+      <w:r>
+        <w:rPr>
+          <w:rFonts w:eastAsia="標楷體" w:hint="eastAsia"/>
+          <w:sz w:val="28"/>
+          <w:szCs w:val="28"/>
+        </w:rPr>
+        <w:t>中是絕不允許的。</w:t>
+      </w:r>
+    </w:p>
+    <w:p>
+      <w:pPr>
+        <w:overflowPunct w:val="0"/>
+        <w:rPr>
+          <w:rFonts w:eastAsia="標楷體"/>
+          <w:sz w:val="28"/>
+          <w:szCs w:val="28"/>
+        </w:rPr>
+      </w:pPr>
+    </w:p>
+    <w:p>
+      <w:pPr>
+        <w:overflowPunct w:val="0"/>
+        <w:rPr>
+          <w:rFonts w:eastAsia="標楷體"/>
+          <w:sz w:val="28"/>
+          <w:szCs w:val="28"/>
+        </w:rPr>
+      </w:pPr>
+      <w:r>
+        <w:rPr>
+          <w:rFonts w:eastAsia="標楷體" w:hint="eastAsia"/>
+          <w:sz w:val="28"/>
+          <w:szCs w:val="28"/>
+        </w:rPr>
+        <w:t>因此，如何建構一套專注</w:t>
+      </w:r>
+      <w:proofErr w:type="gramStart"/>
+      <w:r>
+        <w:rPr>
+          <w:rFonts w:eastAsia="標楷體" w:hint="eastAsia"/>
+          <w:sz w:val="28"/>
+          <w:szCs w:val="28"/>
+        </w:rPr>
+        <w:t>於資安面向</w:t>
+      </w:r>
+      <w:proofErr w:type="gramEnd"/>
+      <w:r>
+        <w:rPr>
+          <w:rFonts w:eastAsia="標楷體" w:hint="eastAsia"/>
+          <w:sz w:val="28"/>
+          <w:szCs w:val="28"/>
+        </w:rPr>
+        <w:t>、具備隱私防護機制，並能動態串接外部</w:t>
+      </w:r>
+      <w:proofErr w:type="gramStart"/>
+      <w:r>
+        <w:rPr>
+          <w:rFonts w:eastAsia="標楷體" w:hint="eastAsia"/>
+          <w:sz w:val="28"/>
+          <w:szCs w:val="28"/>
+        </w:rPr>
+        <w:t>漏洞情資與</w:t>
+      </w:r>
+      <w:proofErr w:type="gramEnd"/>
+      <w:r>
+        <w:rPr>
+          <w:rFonts w:eastAsia="標楷體" w:hint="eastAsia"/>
+          <w:sz w:val="28"/>
+          <w:szCs w:val="28"/>
+        </w:rPr>
+        <w:t xml:space="preserve"> ISO </w:t>
+      </w:r>
+      <w:r>
+        <w:rPr>
+          <w:rFonts w:eastAsia="標楷體" w:hint="eastAsia"/>
+          <w:sz w:val="28"/>
+          <w:szCs w:val="28"/>
+        </w:rPr>
+        <w:t>標準規範的智慧化顧問系統，</w:t>
+      </w:r>
+      <w:proofErr w:type="gramStart"/>
+      <w:r>
+        <w:rPr>
+          <w:rFonts w:eastAsia="標楷體" w:hint="eastAsia"/>
+          <w:sz w:val="28"/>
+          <w:szCs w:val="28"/>
+        </w:rPr>
+        <w:t>成為本</w:t>
+      </w:r>
+      <w:r>
+        <w:rPr>
+          <w:rFonts w:eastAsia="標楷體" w:hint="eastAsia"/>
+          <w:sz w:val="28"/>
+          <w:szCs w:val="28"/>
+        </w:rPr>
+        <w:t>組</w:t>
+      </w:r>
+      <w:r>
+        <w:rPr>
+          <w:rFonts w:eastAsia="標楷體" w:hint="eastAsia"/>
+          <w:sz w:val="28"/>
+          <w:szCs w:val="28"/>
+        </w:rPr>
+        <w:t>的</w:t>
+      </w:r>
+      <w:proofErr w:type="gramEnd"/>
+      <w:r>
+        <w:rPr>
+          <w:rFonts w:eastAsia="標楷體" w:hint="eastAsia"/>
+          <w:sz w:val="28"/>
+          <w:szCs w:val="28"/>
+        </w:rPr>
+        <w:t>研究</w:t>
+      </w:r>
+      <w:r>
+        <w:rPr>
+          <w:rFonts w:eastAsia="標楷體" w:hint="eastAsia"/>
+          <w:sz w:val="28"/>
+          <w:szCs w:val="28"/>
+        </w:rPr>
+        <w:t>重點</w:t>
+      </w:r>
+      <w:r>
+        <w:rPr>
+          <w:rFonts w:eastAsia="標楷體" w:hint="eastAsia"/>
+          <w:sz w:val="28"/>
+          <w:szCs w:val="28"/>
+        </w:rPr>
+        <w:t>。</w:t>
+      </w:r>
+    </w:p>
+    <w:p>
+      <w:pPr>
+        <w:overflowPunct w:val="0"/>
+        <w:rPr>
+          <w:rFonts w:eastAsia="標楷體" w:hint="eastAsia"/>
         </w:rPr>
       </w:pPr>
     </w:p>
@@ -4698,6 +5442,7 @@
           <w:sz w:val="28"/>
           <w:szCs w:val="28"/>
         </w:rPr>
+        <w:lastRenderedPageBreak/>
         <w:t>本系統旨在開發一個智慧化的「</w:t>
       </w:r>
       <w:r>
@@ -4856,7 +5601,25 @@
           <w:sz w:val="28"/>
           <w:szCs w:val="28"/>
         </w:rPr>
-        <w:t>技術將最新的弱點情資引入評鑑流程，自動計算客觀的弱點值。</w:t>
+        <w:t>技術將最新的</w:t>
+      </w:r>
+      <w:proofErr w:type="gramStart"/>
+      <w:r>
+        <w:rPr>
+          <w:rFonts w:eastAsia="標楷體" w:hint="eastAsia"/>
+          <w:sz w:val="28"/>
+          <w:szCs w:val="28"/>
+        </w:rPr>
+        <w:t>弱點情資引入</w:t>
+      </w:r>
+      <w:proofErr w:type="gramEnd"/>
+      <w:r>
+        <w:rPr>
+          <w:rFonts w:eastAsia="標楷體" w:hint="eastAsia"/>
+          <w:sz w:val="28"/>
+          <w:szCs w:val="28"/>
+        </w:rPr>
+        <w:t>評鑑流程，自動計算客觀的弱點值。</w:t>
       </w:r>
     </w:p>
     <w:p>
@@ -4879,7 +5642,25 @@
           <w:sz w:val="28"/>
           <w:szCs w:val="28"/>
         </w:rPr>
-        <w:t>精準對策生成：</w:t>
+        <w:t>精</w:t>
+      </w:r>
+      <w:proofErr w:type="gramStart"/>
+      <w:r>
+        <w:rPr>
+          <w:rFonts w:eastAsia="標楷體" w:hint="eastAsia"/>
+          <w:sz w:val="28"/>
+          <w:szCs w:val="28"/>
+        </w:rPr>
+        <w:t>準</w:t>
+      </w:r>
+      <w:proofErr w:type="gramEnd"/>
+      <w:r>
+        <w:rPr>
+          <w:rFonts w:eastAsia="標楷體" w:hint="eastAsia"/>
+          <w:sz w:val="28"/>
+          <w:szCs w:val="28"/>
+        </w:rPr>
+        <w:t>對策生成：</w:t>
       </w:r>
       <w:r>
         <w:rPr>
@@ -5098,16 +5879,43 @@
           <w:sz w:val="28"/>
           <w:szCs w:val="28"/>
         </w:rPr>
-        <w:t>系統能結合最新漏洞情資給予預警，並產</w:t>
-      </w:r>
-      <w:r>
-        <w:rPr>
-          <w:rFonts w:eastAsia="標楷體" w:hint="eastAsia"/>
-          <w:sz w:val="28"/>
-          <w:szCs w:val="28"/>
-        </w:rPr>
-        <w:lastRenderedPageBreak/>
-        <w:t>出符合國際標準的資安文件，輔助組織順利通過稽核。</w:t>
+        <w:t>系統能結合最新</w:t>
+      </w:r>
+      <w:proofErr w:type="gramStart"/>
+      <w:r>
+        <w:rPr>
+          <w:rFonts w:eastAsia="標楷體" w:hint="eastAsia"/>
+          <w:sz w:val="28"/>
+          <w:szCs w:val="28"/>
+        </w:rPr>
+        <w:t>漏洞情資給予</w:t>
+      </w:r>
+      <w:proofErr w:type="gramEnd"/>
+      <w:r>
+        <w:rPr>
+          <w:rFonts w:eastAsia="標楷體" w:hint="eastAsia"/>
+          <w:sz w:val="28"/>
+          <w:szCs w:val="28"/>
+        </w:rPr>
+        <w:t>預警，並產出符合國際標準</w:t>
+      </w:r>
+      <w:proofErr w:type="gramStart"/>
+      <w:r>
+        <w:rPr>
+          <w:rFonts w:eastAsia="標楷體" w:hint="eastAsia"/>
+          <w:sz w:val="28"/>
+          <w:szCs w:val="28"/>
+        </w:rPr>
+        <w:t>的資安文件</w:t>
+      </w:r>
+      <w:proofErr w:type="gramEnd"/>
+      <w:r>
+        <w:rPr>
+          <w:rFonts w:eastAsia="標楷體" w:hint="eastAsia"/>
+          <w:sz w:val="28"/>
+          <w:szCs w:val="28"/>
+        </w:rPr>
+        <w:t>，輔助組織順利通過稽核。</w:t>
       </w:r>
     </w:p>
     <w:p>
@@ -5289,7 +6097,23 @@
           <w:rFonts w:eastAsia="標楷體"/>
           <w:sz w:val="28"/>
         </w:rPr>
-        <w:t>各部門人員常因不具備資安專業，而在資產盤點與風險評估時感到困擾。本系統能將專業術語轉化為白話建議，降低全員參與</w:t>
+        <w:t>各部門人員常因不</w:t>
+      </w:r>
+      <w:proofErr w:type="gramStart"/>
+      <w:r>
+        <w:rPr>
+          <w:rFonts w:eastAsia="標楷體"/>
+          <w:sz w:val="28"/>
+        </w:rPr>
+        <w:t>具備資安專業</w:t>
+      </w:r>
+      <w:proofErr w:type="gramEnd"/>
+      <w:r>
+        <w:rPr>
+          <w:rFonts w:eastAsia="標楷體"/>
+          <w:sz w:val="28"/>
+        </w:rPr>
+        <w:t>，而在資產盤點與風險評估時感到困擾。本系統能將專業術語轉化為白話建議，降低全員參與</w:t>
       </w:r>
       <w:r>
         <w:rPr>
@@ -5479,12 +6303,21 @@
           <w:sz w:val="28"/>
         </w:rPr>
       </w:pPr>
-      <w:r>
-        <w:rPr>
-          <w:rFonts w:eastAsia="標楷體" w:hint="eastAsia"/>
-          <w:sz w:val="28"/>
-        </w:rPr>
-        <w:t>資安隱私風險。</w:t>
+      <w:proofErr w:type="gramStart"/>
+      <w:r>
+        <w:rPr>
+          <w:rFonts w:eastAsia="標楷體" w:hint="eastAsia"/>
+          <w:sz w:val="28"/>
+        </w:rPr>
+        <w:t>資安隱私</w:t>
+      </w:r>
+      <w:proofErr w:type="gramEnd"/>
+      <w:r>
+        <w:rPr>
+          <w:rFonts w:eastAsia="標楷體" w:hint="eastAsia"/>
+          <w:sz w:val="28"/>
+        </w:rPr>
+        <w:t>風險。</w:t>
       </w:r>
     </w:p>
     <w:p>
@@ -7556,8 +8389,17 @@
           <w:rFonts w:eastAsia="標楷體" w:hint="eastAsia"/>
           <w:sz w:val="28"/>
         </w:rPr>
-        <w:t>即時追蹤資安風險</w:t>
-      </w:r>
+        <w:t>即時</w:t>
+      </w:r>
+      <w:proofErr w:type="gramStart"/>
+      <w:r>
+        <w:rPr>
+          <w:rFonts w:eastAsia="標楷體" w:hint="eastAsia"/>
+          <w:sz w:val="28"/>
+        </w:rPr>
+        <w:t>追蹤資安風險</w:t>
+      </w:r>
+      <w:proofErr w:type="gramEnd"/>
     </w:p>
     <w:p>
       <w:pPr>
@@ -8051,12 +8893,21 @@
                 <w:sz w:val="28"/>
               </w:rPr>
             </w:pPr>
+            <w:proofErr w:type="gramStart"/>
             <w:r>
               <w:rPr>
                 <w:rFonts w:eastAsia="標楷體" w:hint="eastAsia"/>
                 <w:sz w:val="28"/>
               </w:rPr>
-              <w:t>缺資安人才</w:t>
+              <w:t>缺資安</w:t>
+            </w:r>
+            <w:proofErr w:type="gramEnd"/>
+            <w:r>
+              <w:rPr>
+                <w:rFonts w:eastAsia="標楷體" w:hint="eastAsia"/>
+                <w:sz w:val="28"/>
+              </w:rPr>
+              <w:t>人才</w:t>
             </w:r>
           </w:p>
         </w:tc>
@@ -8763,7 +9614,25 @@
           <w:sz w:val="28"/>
           <w:szCs w:val="28"/>
         </w:rPr>
-        <w:t>助使用者進行資訊資產盤點與風險評鑑，降低傳統人工評鑑所需的時間與專業門檻，並提升整體資安管理效率。透過使用者輸入資產資料，結合</w:t>
+        <w:t>助使用者進行資訊資產盤點與風險評鑑，降低傳統人工評鑑所需的時間與專業門檻，並提升</w:t>
+      </w:r>
+      <w:proofErr w:type="gramStart"/>
+      <w:r>
+        <w:rPr>
+          <w:rFonts w:eastAsia="標楷體" w:hint="eastAsia"/>
+          <w:sz w:val="28"/>
+          <w:szCs w:val="28"/>
+        </w:rPr>
+        <w:t>整體資安管理</w:t>
+      </w:r>
+      <w:proofErr w:type="gramEnd"/>
+      <w:r>
+        <w:rPr>
+          <w:rFonts w:eastAsia="標楷體" w:hint="eastAsia"/>
+          <w:sz w:val="28"/>
+          <w:szCs w:val="28"/>
+        </w:rPr>
+        <w:t>效率。透過使用者輸入資產資料，結合</w:t>
       </w:r>
       <w:r>
         <w:rPr>
@@ -9425,13 +10294,23 @@
         </w:rPr>
         <w:t>顯示本系統之整體架構。使用者透過前端介面操作系統，前端將請求傳送至後端伺服器，後端進行資料處理與風險分析後，將結果回傳至前端顯示，並將相關資料儲存於資料庫中。</w:t>
       </w:r>
+      <w:proofErr w:type="gramStart"/>
       <w:r>
         <w:rPr>
           <w:rFonts w:eastAsia="標楷體"/>
           <w:sz w:val="28"/>
           <w:szCs w:val="28"/>
         </w:rPr>
-        <w:t>此外，後端亦可透過</w:t>
+        <w:t>此外，</w:t>
+      </w:r>
+      <w:proofErr w:type="gramEnd"/>
+      <w:r>
+        <w:rPr>
+          <w:rFonts w:eastAsia="標楷體"/>
+          <w:sz w:val="28"/>
+          <w:szCs w:val="28"/>
+        </w:rPr>
+        <w:t>後端亦可透過</w:t>
       </w:r>
       <w:r>
         <w:rPr>
@@ -9613,7 +10492,25 @@
           <w:sz w:val="28"/>
           <w:szCs w:val="28"/>
         </w:rPr>
-        <w:t>，建置一套完整的資安風險評估平台。考量現今使用者多透過不同裝置進行操作，本系統設計為跨平台網頁應用，支援電腦與行動裝置瀏覽器，</w:t>
+        <w:t>，建置一套完整</w:t>
+      </w:r>
+      <w:proofErr w:type="gramStart"/>
+      <w:r>
+        <w:rPr>
+          <w:rFonts w:eastAsia="標楷體" w:hint="eastAsia"/>
+          <w:sz w:val="28"/>
+          <w:szCs w:val="28"/>
+        </w:rPr>
+        <w:t>的資安風險</w:t>
+      </w:r>
+      <w:proofErr w:type="gramEnd"/>
+      <w:r>
+        <w:rPr>
+          <w:rFonts w:eastAsia="標楷體" w:hint="eastAsia"/>
+          <w:sz w:val="28"/>
+          <w:szCs w:val="28"/>
+        </w:rPr>
+        <w:t>評估平台。考量現今使用者多透過不同裝置進行操作，本系統設計為跨平台網頁應用，支援電腦與行動裝置瀏覽器，</w:t>
       </w:r>
       <w:r>
         <w:rPr>
@@ -9653,7 +10550,25 @@
           <w:sz w:val="28"/>
           <w:szCs w:val="28"/>
         </w:rPr>
-        <w:t>。此外，由於採用</w:t>
+        <w:t>。</w:t>
+      </w:r>
+      <w:proofErr w:type="gramStart"/>
+      <w:r>
+        <w:rPr>
+          <w:rFonts w:eastAsia="標楷體"/>
+          <w:sz w:val="28"/>
+          <w:szCs w:val="28"/>
+        </w:rPr>
+        <w:t>此外，</w:t>
+      </w:r>
+      <w:proofErr w:type="gramEnd"/>
+      <w:r>
+        <w:rPr>
+          <w:rFonts w:eastAsia="標楷體"/>
+          <w:sz w:val="28"/>
+          <w:szCs w:val="28"/>
+        </w:rPr>
+        <w:t>由於採用</w:t>
       </w:r>
       <w:proofErr w:type="spellStart"/>
       <w:r>
@@ -11259,7 +12174,25 @@
           <w:sz w:val="28"/>
           <w:szCs w:val="28"/>
         </w:rPr>
-        <w:t>，並於資料傳送前進行敏感資訊去識別化處理，以降低敏感資料外洩風險並提升資料安全性。</w:t>
+        <w:t>，並於資料傳送前進行敏感資訊去識別化處理，以降低敏感資料外</w:t>
+      </w:r>
+      <w:proofErr w:type="gramStart"/>
+      <w:r>
+        <w:rPr>
+          <w:rFonts w:eastAsia="標楷體"/>
+          <w:sz w:val="28"/>
+          <w:szCs w:val="28"/>
+        </w:rPr>
+        <w:t>洩</w:t>
+      </w:r>
+      <w:proofErr w:type="gramEnd"/>
+      <w:r>
+        <w:rPr>
+          <w:rFonts w:eastAsia="標楷體"/>
+          <w:sz w:val="28"/>
+          <w:szCs w:val="28"/>
+        </w:rPr>
+        <w:t>風險並提升資料安全性。</w:t>
       </w:r>
     </w:p>
     <w:p>
@@ -11291,7 +12224,25 @@
           <w:sz w:val="28"/>
           <w:szCs w:val="28"/>
         </w:rPr>
-        <w:t>：為輕量且功能完整之開發工具，支援多種程式語言與除錯功能，並可透過擴充套件提升開發效率，是本系統主要開發環境。</w:t>
+        <w:t>：為</w:t>
+      </w:r>
+      <w:proofErr w:type="gramStart"/>
+      <w:r>
+        <w:rPr>
+          <w:rFonts w:eastAsia="標楷體" w:hint="eastAsia"/>
+          <w:sz w:val="28"/>
+          <w:szCs w:val="28"/>
+        </w:rPr>
+        <w:t>輕量且功能</w:t>
+      </w:r>
+      <w:proofErr w:type="gramEnd"/>
+      <w:r>
+        <w:rPr>
+          <w:rFonts w:eastAsia="標楷體" w:hint="eastAsia"/>
+          <w:sz w:val="28"/>
+          <w:szCs w:val="28"/>
+        </w:rPr>
+        <w:t>完整之開發工具，支援多種程式語言與除錯功能，並可透過擴充套件提升開發效率，是本系統主要開發環境。</w:t>
       </w:r>
     </w:p>
     <w:p>
@@ -11416,7 +12367,25 @@
           <w:sz w:val="28"/>
           <w:szCs w:val="28"/>
         </w:rPr>
-        <w:t>設計原則：作為前後端資料傳輸之設計依據，使系統架構清晰，並提升系統之擴展性與維護性。</w:t>
+        <w:t>設計原則：作為前後端資料傳輸之設計依據，使系統架構</w:t>
+      </w:r>
+      <w:proofErr w:type="gramStart"/>
+      <w:r>
+        <w:rPr>
+          <w:rFonts w:eastAsia="標楷體" w:hint="eastAsia"/>
+          <w:sz w:val="28"/>
+          <w:szCs w:val="28"/>
+        </w:rPr>
+        <w:t>清晰，</w:t>
+      </w:r>
+      <w:proofErr w:type="gramEnd"/>
+      <w:r>
+        <w:rPr>
+          <w:rFonts w:eastAsia="標楷體" w:hint="eastAsia"/>
+          <w:sz w:val="28"/>
+          <w:szCs w:val="28"/>
+        </w:rPr>
+        <w:t>並提升系統之擴展性與維護性。</w:t>
       </w:r>
     </w:p>
     <w:p>
@@ -12680,8 +13649,17 @@
                 <w:rFonts w:eastAsia="標楷體" w:hint="eastAsia"/>
                 <w:szCs w:val="22"/>
               </w:rPr>
-              <w:t>林紀媗</w:t>
-            </w:r>
+              <w:t>林紀</w:t>
+            </w:r>
+            <w:proofErr w:type="gramStart"/>
+            <w:r>
+              <w:rPr>
+                <w:rFonts w:eastAsia="標楷體" w:hint="eastAsia"/>
+                <w:szCs w:val="22"/>
+              </w:rPr>
+              <w:t>媗</w:t>
+            </w:r>
+            <w:proofErr w:type="gramEnd"/>
           </w:p>
         </w:tc>
         <w:tc>
@@ -12718,8 +13696,17 @@
                 <w:rFonts w:eastAsia="標楷體" w:hint="eastAsia"/>
                 <w:szCs w:val="22"/>
               </w:rPr>
-              <w:t>李昕縈</w:t>
-            </w:r>
+              <w:t>李昕</w:t>
+            </w:r>
+            <w:proofErr w:type="gramStart"/>
+            <w:r>
+              <w:rPr>
+                <w:rFonts w:eastAsia="標楷體" w:hint="eastAsia"/>
+                <w:szCs w:val="22"/>
+              </w:rPr>
+              <w:t>縈</w:t>
+            </w:r>
+            <w:proofErr w:type="gramEnd"/>
           </w:p>
         </w:tc>
         <w:tc>
@@ -12756,8 +13743,17 @@
                 <w:rFonts w:eastAsia="標楷體" w:hint="eastAsia"/>
                 <w:szCs w:val="22"/>
               </w:rPr>
-              <w:t>顏珮倪</w:t>
-            </w:r>
+              <w:t>顏</w:t>
+            </w:r>
+            <w:proofErr w:type="gramStart"/>
+            <w:r>
+              <w:rPr>
+                <w:rFonts w:eastAsia="標楷體" w:hint="eastAsia"/>
+                <w:szCs w:val="22"/>
+              </w:rPr>
+              <w:t>珮倪</w:t>
+            </w:r>
+            <w:proofErr w:type="gramEnd"/>
           </w:p>
         </w:tc>
         <w:tc>
@@ -16997,12 +17993,14 @@
           <w:rFonts w:ascii="標楷體" w:eastAsia="標楷體" w:hAnsi="標楷體"/>
         </w:rPr>
       </w:pPr>
+      <w:proofErr w:type="gramStart"/>
       <w:r>
         <w:rPr>
           <w:rFonts w:ascii="標楷體" w:eastAsia="標楷體" w:hAnsi="標楷體" w:hint="eastAsia"/>
         </w:rPr>
         <w:t>註</w:t>
       </w:r>
+      <w:proofErr w:type="gramEnd"/>
       <w:r>
         <w:rPr>
           <w:rFonts w:ascii="標楷體" w:eastAsia="標楷體" w:hAnsi="標楷體"/>
@@ -17199,13 +18197,23 @@
           <w:color w:val="FF0000"/>
         </w:rPr>
       </w:pPr>
+      <w:proofErr w:type="gramStart"/>
       <w:r>
         <w:rPr>
           <w:rFonts w:eastAsia="標楷體" w:hint="eastAsia"/>
           <w:b/>
           <w:color w:val="FF0000"/>
         </w:rPr>
-        <w:t>本組成員之工作內容與貢獻度</w:t>
+        <w:t>本組成員</w:t>
+      </w:r>
+      <w:proofErr w:type="gramEnd"/>
+      <w:r>
+        <w:rPr>
+          <w:rFonts w:eastAsia="標楷體" w:hint="eastAsia"/>
+          <w:b/>
+          <w:color w:val="FF0000"/>
+        </w:rPr>
+        <w:t>之工作內容與貢獻度</w:t>
       </w:r>
       <w:r>
         <w:rPr>
@@ -19720,6 +20728,7 @@
         <w:lastRenderedPageBreak/>
         <w:t xml:space="preserve">7-4 </w:t>
       </w:r>
+      <w:proofErr w:type="gramStart"/>
       <w:r>
         <w:rPr>
           <w:rFonts w:eastAsia="標楷體"/>
@@ -19736,6 +20745,7 @@
         </w:rPr>
         <w:t>與</w:t>
       </w:r>
+      <w:proofErr w:type="gramEnd"/>
       <w:r>
         <w:rPr>
           <w:rFonts w:eastAsia="標楷體"/>
@@ -20048,7 +21058,27 @@
           <w:sz w:val="28"/>
           <w:szCs w:val="28"/>
         </w:rPr>
-        <w:t>）與外鍵（</w:t>
+        <w:t>）</w:t>
+      </w:r>
+      <w:proofErr w:type="gramStart"/>
+      <w:r>
+        <w:rPr>
+          <w:rFonts w:eastAsia="標楷體" w:cs="新細明體"/>
+          <w:kern w:val="0"/>
+          <w:sz w:val="28"/>
+          <w:szCs w:val="28"/>
+        </w:rPr>
+        <w:t>與外鍵</w:t>
+      </w:r>
+      <w:proofErr w:type="gramEnd"/>
+      <w:r>
+        <w:rPr>
+          <w:rFonts w:eastAsia="標楷體" w:cs="新細明體"/>
+          <w:kern w:val="0"/>
+          <w:sz w:val="28"/>
+          <w:szCs w:val="28"/>
+        </w:rPr>
+        <w:t>（</w:t>
       </w:r>
       <w:r>
         <w:rPr>
@@ -20190,7 +21220,23 @@
           <w:kern w:val="0"/>
         </w:rPr>
         <w:br/>
-        <w:t>資料庫設計採用關聯式資料表架構，以確保資料一致性、可追蹤性與後續風險分析需求。系統透過主鍵（Primary Key）與外鍵（Foreign Key）建立資料表間關聯，並搭配必要限制條件避免錯誤輸入或資料不一致。</w:t>
+        <w:t>資料庫設計採用關聯式資料表架構，以確保資料一致性、可追蹤性與後續風險分析需求。系統透過主鍵（Primary Key）</w:t>
+      </w:r>
+      <w:proofErr w:type="gramStart"/>
+      <w:r>
+        <w:rPr>
+          <w:rFonts w:ascii="標楷體" w:eastAsia="標楷體" w:hAnsi="標楷體" w:cs="新細明體"/>
+          <w:kern w:val="0"/>
+        </w:rPr>
+        <w:t>與外鍵</w:t>
+      </w:r>
+      <w:proofErr w:type="gramEnd"/>
+      <w:r>
+        <w:rPr>
+          <w:rFonts w:ascii="標楷體" w:eastAsia="標楷體" w:hAnsi="標楷體" w:cs="新細明體"/>
+          <w:kern w:val="0"/>
+        </w:rPr>
+        <w:t>（Foreign Key）建立資料表間關聯，並搭配必要限制條件避免錯誤輸入或資料不一致。</w:t>
       </w:r>
     </w:p>
     <w:p>
@@ -22035,7 +23081,25 @@
                 <w:color w:val="1F1F1F"/>
                 <w:bdr w:val="none" w:sz="0" w:space="0" w:color="auto" w:frame="1"/>
               </w:rPr>
-              <w:t>Default: now()</w:t>
+              <w:t xml:space="preserve">Default: </w:t>
+            </w:r>
+            <w:proofErr w:type="gramStart"/>
+            <w:r>
+              <w:rPr>
+                <w:rFonts w:ascii="標楷體" w:eastAsia="標楷體" w:hAnsi="標楷體"/>
+                <w:color w:val="1F1F1F"/>
+                <w:bdr w:val="none" w:sz="0" w:space="0" w:color="auto" w:frame="1"/>
+              </w:rPr>
+              <w:t>now(</w:t>
+            </w:r>
+            <w:proofErr w:type="gramEnd"/>
+            <w:r>
+              <w:rPr>
+                <w:rFonts w:ascii="標楷體" w:eastAsia="標楷體" w:hAnsi="標楷體"/>
+                <w:color w:val="1F1F1F"/>
+                <w:bdr w:val="none" w:sz="0" w:space="0" w:color="auto" w:frame="1"/>
+              </w:rPr>
+              <w:t>)</w:t>
             </w:r>
           </w:p>
         </w:tc>
@@ -24688,11 +25752,19 @@
               </w:rPr>
             </w:pPr>
             <w:proofErr w:type="spellStart"/>
-            <w:r>
-              <w:rPr>
-                <w:rFonts w:ascii="標楷體" w:eastAsia="標楷體" w:hAnsi="標楷體"/>
-              </w:rPr>
-              <w:t>log_time</w:t>
+            <w:proofErr w:type="gramStart"/>
+            <w:r>
+              <w:rPr>
+                <w:rFonts w:ascii="標楷體" w:eastAsia="標楷體" w:hAnsi="標楷體"/>
+              </w:rPr>
+              <w:t>log</w:t>
+            </w:r>
+            <w:proofErr w:type="gramEnd"/>
+            <w:r>
+              <w:rPr>
+                <w:rFonts w:ascii="標楷體" w:eastAsia="標楷體" w:hAnsi="標楷體"/>
+              </w:rPr>
+              <w:t>_time</w:t>
             </w:r>
             <w:proofErr w:type="spellEnd"/>
           </w:p>
@@ -24789,7 +25861,25 @@
                 <w:color w:val="1F1F1F"/>
                 <w:bdr w:val="none" w:sz="0" w:space="0" w:color="auto" w:frame="1"/>
               </w:rPr>
-              <w:t>Default: now()</w:t>
+              <w:t xml:space="preserve">Default: </w:t>
+            </w:r>
+            <w:proofErr w:type="gramStart"/>
+            <w:r>
+              <w:rPr>
+                <w:rFonts w:ascii="標楷體" w:eastAsia="標楷體" w:hAnsi="標楷體" w:hint="eastAsia"/>
+                <w:color w:val="1F1F1F"/>
+                <w:bdr w:val="none" w:sz="0" w:space="0" w:color="auto" w:frame="1"/>
+              </w:rPr>
+              <w:t>now(</w:t>
+            </w:r>
+            <w:proofErr w:type="gramEnd"/>
+            <w:r>
+              <w:rPr>
+                <w:rFonts w:ascii="標楷體" w:eastAsia="標楷體" w:hAnsi="標楷體" w:hint="eastAsia"/>
+                <w:color w:val="1F1F1F"/>
+                <w:bdr w:val="none" w:sz="0" w:space="0" w:color="auto" w:frame="1"/>
+              </w:rPr>
+              <w:t>)</w:t>
             </w:r>
           </w:p>
         </w:tc>

--- a/文件/系統文件.docx
+++ b/文件/系統文件.docx
@@ -4760,7 +4760,7 @@
       <w:pPr>
         <w:overflowPunct w:val="0"/>
         <w:rPr>
-          <w:rFonts w:eastAsia="標楷體" w:hint="eastAsia"/>
+          <w:rFonts w:eastAsia="標楷體"/>
           <w:sz w:val="28"/>
           <w:szCs w:val="28"/>
         </w:rPr>
@@ -4813,7 +4813,7 @@
       <w:pPr>
         <w:overflowPunct w:val="0"/>
         <w:rPr>
-          <w:rFonts w:eastAsia="標楷體" w:hint="eastAsia"/>
+          <w:rFonts w:eastAsia="標楷體"/>
           <w:sz w:val="28"/>
           <w:szCs w:val="28"/>
         </w:rPr>
@@ -4891,34 +4891,18 @@
       <w:pPr>
         <w:overflowPunct w:val="0"/>
         <w:rPr>
-          <w:rFonts w:eastAsia="標楷體" w:hint="eastAsia"/>
-          <w:sz w:val="28"/>
-          <w:szCs w:val="28"/>
-        </w:rPr>
-      </w:pPr>
-      <w:r>
-        <w:rPr>
-          <w:rFonts w:eastAsia="標楷體" w:hint="eastAsia"/>
-          <w:sz w:val="28"/>
-          <w:szCs w:val="28"/>
-        </w:rPr>
-        <w:t>（</w:t>
-      </w:r>
-      <w:r>
-        <w:rPr>
-          <w:rFonts w:eastAsia="標楷體" w:hint="eastAsia"/>
-          <w:sz w:val="28"/>
-          <w:szCs w:val="28"/>
-        </w:rPr>
-        <w:t>二</w:t>
-      </w:r>
-      <w:r>
-        <w:rPr>
-          <w:rFonts w:eastAsia="標楷體" w:hint="eastAsia"/>
-          <w:sz w:val="28"/>
-          <w:szCs w:val="28"/>
-        </w:rPr>
-        <w:t>）</w:t>
+          <w:rFonts w:eastAsia="標楷體"/>
+          <w:sz w:val="28"/>
+          <w:szCs w:val="28"/>
+        </w:rPr>
+      </w:pPr>
+      <w:r>
+        <w:rPr>
+          <w:rFonts w:eastAsia="標楷體" w:hint="eastAsia"/>
+          <w:sz w:val="28"/>
+          <w:szCs w:val="28"/>
+        </w:rPr>
+        <w:t>（二）</w:t>
       </w:r>
       <w:proofErr w:type="gramStart"/>
       <w:r>
@@ -4943,7 +4927,7 @@
       <w:pPr>
         <w:overflowPunct w:val="0"/>
         <w:rPr>
-          <w:rFonts w:eastAsia="標楷體" w:hint="eastAsia"/>
+          <w:rFonts w:eastAsia="標楷體"/>
           <w:sz w:val="28"/>
           <w:szCs w:val="28"/>
         </w:rPr>
@@ -5023,34 +5007,18 @@
       <w:pPr>
         <w:overflowPunct w:val="0"/>
         <w:rPr>
-          <w:rFonts w:eastAsia="標楷體" w:hint="eastAsia"/>
-          <w:sz w:val="28"/>
-          <w:szCs w:val="28"/>
-        </w:rPr>
-      </w:pPr>
-      <w:r>
-        <w:rPr>
-          <w:rFonts w:eastAsia="標楷體" w:hint="eastAsia"/>
-          <w:sz w:val="28"/>
-          <w:szCs w:val="28"/>
-        </w:rPr>
-        <w:t>（</w:t>
-      </w:r>
-      <w:r>
-        <w:rPr>
-          <w:rFonts w:eastAsia="標楷體" w:hint="eastAsia"/>
-          <w:sz w:val="28"/>
-          <w:szCs w:val="28"/>
-        </w:rPr>
-        <w:t>三</w:t>
-      </w:r>
-      <w:r>
-        <w:rPr>
-          <w:rFonts w:eastAsia="標楷體" w:hint="eastAsia"/>
-          <w:sz w:val="28"/>
-          <w:szCs w:val="28"/>
-        </w:rPr>
-        <w:t>）</w:t>
+          <w:rFonts w:eastAsia="標楷體"/>
+          <w:sz w:val="28"/>
+          <w:szCs w:val="28"/>
+        </w:rPr>
+      </w:pPr>
+      <w:r>
+        <w:rPr>
+          <w:rFonts w:eastAsia="標楷體" w:hint="eastAsia"/>
+          <w:sz w:val="28"/>
+          <w:szCs w:val="28"/>
+        </w:rPr>
+        <w:t>（三）</w:t>
       </w:r>
       <w:r>
         <w:rPr>
@@ -5133,7 +5101,7 @@
       <w:pPr>
         <w:overflowPunct w:val="0"/>
         <w:rPr>
-          <w:rFonts w:eastAsia="標楷體" w:hint="eastAsia"/>
+          <w:rFonts w:eastAsia="標楷體"/>
           <w:sz w:val="28"/>
           <w:szCs w:val="28"/>
         </w:rPr>
@@ -5393,7 +5361,7 @@
       <w:pPr>
         <w:overflowPunct w:val="0"/>
         <w:rPr>
-          <w:rFonts w:eastAsia="標楷體" w:hint="eastAsia"/>
+          <w:rFonts w:eastAsia="標楷體"/>
         </w:rPr>
       </w:pPr>
     </w:p>
@@ -5429,9 +5397,9 @@
     <w:p>
       <w:pPr>
         <w:overflowPunct w:val="0"/>
-        <w:jc w:val="both"/>
-        <w:rPr>
-          <w:rFonts w:eastAsia="標楷體"/>
+        <w:ind w:left="360"/>
+        <w:rPr>
+          <w:rFonts w:eastAsia="標楷體" w:hint="eastAsia"/>
           <w:sz w:val="28"/>
           <w:szCs w:val="28"/>
         </w:rPr>
@@ -5443,46 +5411,162 @@
           <w:szCs w:val="28"/>
         </w:rPr>
         <w:lastRenderedPageBreak/>
-        <w:t>本系統旨在開發一個智慧化的「</w:t>
-      </w:r>
-      <w:r>
-        <w:rPr>
-          <w:rFonts w:eastAsia="標楷體" w:hint="eastAsia"/>
-          <w:sz w:val="28"/>
-          <w:szCs w:val="28"/>
-        </w:rPr>
-        <w:t xml:space="preserve">ISMS AI </w:t>
-      </w:r>
-      <w:r>
-        <w:rPr>
-          <w:rFonts w:eastAsia="標楷體" w:hint="eastAsia"/>
-          <w:sz w:val="28"/>
-          <w:szCs w:val="28"/>
-        </w:rPr>
-        <w:t>風險顧問」，達成以下目標：</w:t>
+        <w:t>本專題旨在開發一套名為「</w:t>
+      </w:r>
+      <w:proofErr w:type="spellStart"/>
+      <w:r>
+        <w:rPr>
+          <w:rFonts w:eastAsia="標楷體" w:hint="eastAsia"/>
+          <w:sz w:val="28"/>
+          <w:szCs w:val="28"/>
+        </w:rPr>
+        <w:t>RiskGenie</w:t>
+      </w:r>
+      <w:proofErr w:type="spellEnd"/>
+      <w:r>
+        <w:rPr>
+          <w:rFonts w:eastAsia="標楷體" w:hint="eastAsia"/>
+          <w:sz w:val="28"/>
+          <w:szCs w:val="28"/>
+        </w:rPr>
+        <w:t>評評理」的支援</w:t>
+      </w:r>
+      <w:r>
+        <w:rPr>
+          <w:rFonts w:eastAsia="標楷體" w:hint="eastAsia"/>
+          <w:sz w:val="28"/>
+          <w:szCs w:val="28"/>
+        </w:rPr>
+        <w:t xml:space="preserve"> ISMS </w:t>
+      </w:r>
+      <w:r>
+        <w:rPr>
+          <w:rFonts w:eastAsia="標楷體" w:hint="eastAsia"/>
+          <w:sz w:val="28"/>
+          <w:szCs w:val="28"/>
+        </w:rPr>
+        <w:t>運作之</w:t>
+      </w:r>
+      <w:r>
+        <w:rPr>
+          <w:rFonts w:eastAsia="標楷體" w:hint="eastAsia"/>
+          <w:sz w:val="28"/>
+          <w:szCs w:val="28"/>
+        </w:rPr>
+        <w:t xml:space="preserve"> AI </w:t>
+      </w:r>
+      <w:r>
+        <w:rPr>
+          <w:rFonts w:eastAsia="標楷體" w:hint="eastAsia"/>
+          <w:sz w:val="28"/>
+          <w:szCs w:val="28"/>
+        </w:rPr>
+        <w:t>風險顧問系統。透過將「</w:t>
+      </w:r>
+      <w:r>
+        <w:rPr>
+          <w:rFonts w:eastAsia="標楷體" w:hint="eastAsia"/>
+          <w:sz w:val="28"/>
+          <w:szCs w:val="28"/>
+        </w:rPr>
+        <w:t xml:space="preserve">AI </w:t>
+      </w:r>
+      <w:r>
+        <w:rPr>
+          <w:rFonts w:eastAsia="標楷體" w:hint="eastAsia"/>
+          <w:sz w:val="28"/>
+          <w:szCs w:val="28"/>
+        </w:rPr>
+        <w:t>智能」與「合</w:t>
+      </w:r>
+      <w:proofErr w:type="gramStart"/>
+      <w:r>
+        <w:rPr>
+          <w:rFonts w:eastAsia="標楷體" w:hint="eastAsia"/>
+          <w:sz w:val="28"/>
+          <w:szCs w:val="28"/>
+        </w:rPr>
+        <w:t>規</w:t>
+      </w:r>
+      <w:proofErr w:type="gramEnd"/>
+      <w:r>
+        <w:rPr>
+          <w:rFonts w:eastAsia="標楷體" w:hint="eastAsia"/>
+          <w:sz w:val="28"/>
+          <w:szCs w:val="28"/>
+        </w:rPr>
+        <w:t>規則引擎」深度結合，協助組織將原先繁瑣且主觀的人工作業，轉化為數據驅動的標準合</w:t>
+      </w:r>
+      <w:proofErr w:type="gramStart"/>
+      <w:r>
+        <w:rPr>
+          <w:rFonts w:eastAsia="標楷體" w:hint="eastAsia"/>
+          <w:sz w:val="28"/>
+          <w:szCs w:val="28"/>
+        </w:rPr>
+        <w:t>規</w:t>
+      </w:r>
+      <w:proofErr w:type="gramEnd"/>
+      <w:r>
+        <w:rPr>
+          <w:rFonts w:eastAsia="標楷體" w:hint="eastAsia"/>
+          <w:sz w:val="28"/>
+          <w:szCs w:val="28"/>
+        </w:rPr>
+        <w:t>流程。</w:t>
       </w:r>
     </w:p>
     <w:p>
       <w:pPr>
+        <w:overflowPunct w:val="0"/>
+        <w:ind w:left="360"/>
+        <w:rPr>
+          <w:rFonts w:eastAsia="標楷體"/>
+          <w:sz w:val="28"/>
+          <w:szCs w:val="28"/>
+        </w:rPr>
+      </w:pPr>
+    </w:p>
+    <w:p>
+      <w:pPr>
+        <w:overflowPunct w:val="0"/>
+        <w:ind w:left="360"/>
+        <w:rPr>
+          <w:rFonts w:eastAsia="標楷體" w:hint="eastAsia"/>
+          <w:sz w:val="28"/>
+          <w:szCs w:val="28"/>
+        </w:rPr>
+      </w:pPr>
+      <w:r>
+        <w:rPr>
+          <w:rFonts w:eastAsia="標楷體" w:hint="eastAsia"/>
+          <w:sz w:val="28"/>
+          <w:szCs w:val="28"/>
+        </w:rPr>
+        <w:t>系統具備四大具體目標：</w:t>
+      </w:r>
+    </w:p>
+    <w:p>
+      <w:pPr>
+        <w:pStyle w:val="aa"/>
         <w:numPr>
           <w:ilvl w:val="0"/>
-          <w:numId w:val="3"/>
+          <w:numId w:val="29"/>
         </w:numPr>
         <w:overflowPunct w:val="0"/>
-        <w:jc w:val="both"/>
-        <w:rPr>
-          <w:rFonts w:eastAsia="標楷體"/>
-          <w:sz w:val="28"/>
-          <w:szCs w:val="28"/>
-        </w:rPr>
-      </w:pPr>
-      <w:r>
-        <w:rPr>
-          <w:rFonts w:eastAsia="標楷體" w:hint="eastAsia"/>
-          <w:sz w:val="28"/>
-          <w:szCs w:val="28"/>
-        </w:rPr>
-        <w:t>智慧化資產盤點：</w:t>
+        <w:rPr>
+          <w:rFonts w:eastAsia="標楷體" w:hint="eastAsia"/>
+          <w:sz w:val="28"/>
+          <w:szCs w:val="28"/>
+        </w:rPr>
+      </w:pPr>
+      <w:r>
+        <w:rPr>
+          <w:rFonts w:eastAsia="標楷體" w:hint="eastAsia"/>
+          <w:sz w:val="28"/>
+          <w:szCs w:val="28"/>
+        </w:rPr>
+        <w:t>建立利害關係人導向的智慧盤點功能：</w:t>
       </w:r>
       <w:r>
         <w:rPr>
@@ -5498,23 +5582,39 @@
           <w:sz w:val="28"/>
           <w:szCs w:val="28"/>
         </w:rPr>
-        <w:t>利用</w:t>
-      </w:r>
-      <w:r>
-        <w:rPr>
-          <w:rFonts w:eastAsia="標楷體" w:hint="eastAsia"/>
-          <w:sz w:val="28"/>
-          <w:szCs w:val="28"/>
-        </w:rPr>
-        <w:t xml:space="preserve"> LLM </w:t>
-      </w:r>
-      <w:r>
-        <w:rPr>
-          <w:rFonts w:eastAsia="標楷體" w:hint="eastAsia"/>
-          <w:sz w:val="28"/>
-          <w:szCs w:val="28"/>
-        </w:rPr>
-        <w:t>技術，根據使用者輸入的自然語言自動建議資產分類與</w:t>
+        <w:t>支援批次匯入組織既有的</w:t>
+      </w:r>
+      <w:r>
+        <w:rPr>
+          <w:rFonts w:eastAsia="標楷體" w:hint="eastAsia"/>
+          <w:sz w:val="28"/>
+          <w:szCs w:val="28"/>
+        </w:rPr>
+        <w:t xml:space="preserve"> Excel </w:t>
+      </w:r>
+      <w:r>
+        <w:rPr>
+          <w:rFonts w:eastAsia="標楷體" w:hint="eastAsia"/>
+          <w:sz w:val="28"/>
+          <w:szCs w:val="28"/>
+        </w:rPr>
+        <w:t>資產表，由</w:t>
+      </w:r>
+      <w:r>
+        <w:rPr>
+          <w:rFonts w:eastAsia="標楷體" w:hint="eastAsia"/>
+          <w:sz w:val="28"/>
+          <w:szCs w:val="28"/>
+        </w:rPr>
+        <w:t xml:space="preserve"> AI </w:t>
+      </w:r>
+      <w:r>
+        <w:rPr>
+          <w:rFonts w:eastAsia="標楷體" w:hint="eastAsia"/>
+          <w:sz w:val="28"/>
+          <w:szCs w:val="28"/>
+        </w:rPr>
+        <w:t>進行欄位對齊與語意分析，客觀給予資產分類與</w:t>
       </w:r>
       <w:r>
         <w:rPr>
@@ -5530,17 +5630,17 @@
           <w:sz w:val="28"/>
           <w:szCs w:val="28"/>
         </w:rPr>
-        <w:t>價值分級。</w:t>
+        <w:t>價值建議，並自動生成分級理由以供外部稽核員查核。</w:t>
       </w:r>
     </w:p>
     <w:p>
       <w:pPr>
+        <w:pStyle w:val="aa"/>
         <w:numPr>
           <w:ilvl w:val="0"/>
-          <w:numId w:val="3"/>
+          <w:numId w:val="29"/>
         </w:numPr>
         <w:overflowPunct w:val="0"/>
-        <w:jc w:val="both"/>
         <w:rPr>
           <w:rFonts w:eastAsia="標楷體"/>
           <w:sz w:val="28"/>
@@ -5549,15 +5649,15 @@
       </w:pPr>
       <w:r>
         <w:rPr>
-          <w:rFonts w:eastAsia="標楷體" w:hint="eastAsia"/>
-          <w:sz w:val="28"/>
-          <w:szCs w:val="28"/>
-        </w:rPr>
-        <w:t>數據驅動的風險評鑑：</w:t>
-      </w:r>
-      <w:r>
-        <w:rPr>
-          <w:rFonts w:eastAsia="標楷體" w:hint="eastAsia"/>
+          <w:rFonts w:eastAsia="標楷體"/>
+          <w:sz w:val="28"/>
+          <w:szCs w:val="28"/>
+        </w:rPr>
+        <w:t>實作數據驅動與彈性公式的動態風險評鑑：</w:t>
+      </w:r>
+      <w:r>
+        <w:rPr>
+          <w:rFonts w:eastAsia="標楷體"/>
           <w:sz w:val="28"/>
           <w:szCs w:val="28"/>
         </w:rPr>
@@ -5565,84 +5665,82 @@
       </w:r>
       <w:r>
         <w:rPr>
-          <w:rFonts w:eastAsia="標楷體" w:hint="eastAsia"/>
-          <w:sz w:val="28"/>
-          <w:szCs w:val="28"/>
-        </w:rPr>
-        <w:t>串接</w:t>
-      </w:r>
-      <w:r>
-        <w:rPr>
-          <w:rFonts w:eastAsia="標楷體" w:hint="eastAsia"/>
-          <w:sz w:val="28"/>
-          <w:szCs w:val="28"/>
-        </w:rPr>
-        <w:t xml:space="preserve"> CVE/NVD API</w:t>
-      </w:r>
-      <w:r>
-        <w:rPr>
-          <w:rFonts w:eastAsia="標楷體" w:hint="eastAsia"/>
-          <w:sz w:val="28"/>
-          <w:szCs w:val="28"/>
-        </w:rPr>
-        <w:t>，透過</w:t>
-      </w:r>
-      <w:r>
-        <w:rPr>
-          <w:rFonts w:eastAsia="標楷體" w:hint="eastAsia"/>
-          <w:sz w:val="28"/>
-          <w:szCs w:val="28"/>
-        </w:rPr>
-        <w:t xml:space="preserve"> RAG </w:t>
-      </w:r>
-      <w:r>
-        <w:rPr>
-          <w:rFonts w:eastAsia="標楷體" w:hint="eastAsia"/>
-          <w:sz w:val="28"/>
-          <w:szCs w:val="28"/>
-        </w:rPr>
-        <w:t>技術將最新的</w:t>
-      </w:r>
-      <w:proofErr w:type="gramStart"/>
-      <w:r>
-        <w:rPr>
-          <w:rFonts w:eastAsia="標楷體" w:hint="eastAsia"/>
-          <w:sz w:val="28"/>
-          <w:szCs w:val="28"/>
-        </w:rPr>
-        <w:t>弱點情資引入</w:t>
-      </w:r>
-      <w:proofErr w:type="gramEnd"/>
-      <w:r>
-        <w:rPr>
-          <w:rFonts w:eastAsia="標楷體" w:hint="eastAsia"/>
-          <w:sz w:val="28"/>
-          <w:szCs w:val="28"/>
-        </w:rPr>
-        <w:t>評鑑流程，自動計算客觀的弱點值。</w:t>
+          <w:rFonts w:eastAsia="標楷體"/>
+          <w:sz w:val="28"/>
+          <w:szCs w:val="28"/>
+        </w:rPr>
+        <w:t>自動串接</w:t>
+      </w:r>
+      <w:r>
+        <w:rPr>
+          <w:rFonts w:eastAsia="標楷體"/>
+          <w:sz w:val="28"/>
+          <w:szCs w:val="28"/>
+        </w:rPr>
+        <w:t xml:space="preserve"> NVD/CVE API</w:t>
+      </w:r>
+      <w:r>
+        <w:rPr>
+          <w:rFonts w:eastAsia="標楷體"/>
+          <w:sz w:val="28"/>
+          <w:szCs w:val="28"/>
+        </w:rPr>
+        <w:t>，將外部真實的漏洞</w:t>
+      </w:r>
+      <w:r>
+        <w:rPr>
+          <w:rFonts w:eastAsia="標楷體"/>
+          <w:sz w:val="28"/>
+          <w:szCs w:val="28"/>
+        </w:rPr>
+        <w:t xml:space="preserve"> CVSS </w:t>
+      </w:r>
+      <w:r>
+        <w:rPr>
+          <w:rFonts w:eastAsia="標楷體"/>
+          <w:sz w:val="28"/>
+          <w:szCs w:val="28"/>
+        </w:rPr>
+        <w:t>分數引入系統，精確識別並篩選出核心高風險資產。同時，系統架構預留公式彈性，能兼容不同組織自定義的風險計算需求。</w:t>
       </w:r>
     </w:p>
     <w:p>
       <w:pPr>
+        <w:pStyle w:val="aa"/>
         <w:numPr>
           <w:ilvl w:val="0"/>
-          <w:numId w:val="3"/>
+          <w:numId w:val="29"/>
         </w:numPr>
         <w:overflowPunct w:val="0"/>
-        <w:jc w:val="both"/>
-        <w:rPr>
-          <w:rFonts w:eastAsia="標楷體"/>
-          <w:sz w:val="28"/>
-          <w:szCs w:val="28"/>
-        </w:rPr>
-      </w:pPr>
-      <w:r>
-        <w:rPr>
-          <w:rFonts w:eastAsia="標楷體" w:hint="eastAsia"/>
-          <w:sz w:val="28"/>
-          <w:szCs w:val="28"/>
-        </w:rPr>
-        <w:t>精</w:t>
+        <w:rPr>
+          <w:rFonts w:eastAsia="標楷體" w:hint="eastAsia"/>
+          <w:sz w:val="28"/>
+          <w:szCs w:val="28"/>
+        </w:rPr>
+      </w:pPr>
+      <w:r>
+        <w:rPr>
+          <w:rFonts w:eastAsia="標楷體" w:hint="eastAsia"/>
+          <w:sz w:val="28"/>
+          <w:szCs w:val="28"/>
+        </w:rPr>
+        <w:t>建構機敏資料去識別化防護層：</w:t>
+      </w:r>
+      <w:r>
+        <w:rPr>
+          <w:rFonts w:eastAsia="標楷體" w:hint="eastAsia"/>
+          <w:sz w:val="28"/>
+          <w:szCs w:val="28"/>
+        </w:rPr>
+        <w:t xml:space="preserve"> </w:t>
+      </w:r>
+      <w:r>
+        <w:rPr>
+          <w:rFonts w:eastAsia="標楷體" w:hint="eastAsia"/>
+          <w:sz w:val="28"/>
+          <w:szCs w:val="28"/>
+        </w:rPr>
+        <w:t>在資料傳輸至雲端模型前，系統將自動進行隱私過濾，遮蔽具備辨識性的機構名稱與關鍵參數，在完全</w:t>
       </w:r>
       <w:proofErr w:type="gramStart"/>
       <w:r>
@@ -5651,7 +5749,7 @@
           <w:sz w:val="28"/>
           <w:szCs w:val="28"/>
         </w:rPr>
-        <w:t>準</w:t>
+        <w:t>保障資安隱私</w:t>
       </w:r>
       <w:proofErr w:type="gramEnd"/>
       <w:r>
@@ -5660,61 +5758,202 @@
           <w:sz w:val="28"/>
           <w:szCs w:val="28"/>
         </w:rPr>
-        <w:t>對策生成：</w:t>
-      </w:r>
-      <w:r>
-        <w:rPr>
-          <w:rFonts w:eastAsia="標楷體" w:hint="eastAsia"/>
-          <w:sz w:val="28"/>
-          <w:szCs w:val="28"/>
-        </w:rPr>
-        <w:t xml:space="preserve"> </w:t>
-      </w:r>
-      <w:r>
-        <w:rPr>
-          <w:rFonts w:eastAsia="標楷體" w:hint="eastAsia"/>
-          <w:sz w:val="28"/>
-          <w:szCs w:val="28"/>
-        </w:rPr>
-        <w:t>基於</w:t>
-      </w:r>
-      <w:r>
-        <w:rPr>
-          <w:rFonts w:eastAsia="標楷體" w:hint="eastAsia"/>
-          <w:sz w:val="28"/>
-          <w:szCs w:val="28"/>
-        </w:rPr>
-        <w:t xml:space="preserve"> ISO 27002:2022 </w:t>
-      </w:r>
-      <w:r>
-        <w:rPr>
-          <w:rFonts w:eastAsia="標楷體" w:hint="eastAsia"/>
-          <w:sz w:val="28"/>
-          <w:szCs w:val="28"/>
-        </w:rPr>
-        <w:t>控制措施知識庫，自動匹配最適合的風險處理方案並產出</w:t>
-      </w:r>
-      <w:r>
-        <w:rPr>
-          <w:rFonts w:eastAsia="標楷體" w:hint="eastAsia"/>
-          <w:sz w:val="28"/>
-          <w:szCs w:val="28"/>
-        </w:rPr>
-        <w:t xml:space="preserve"> SOP </w:t>
-      </w:r>
-      <w:r>
-        <w:rPr>
-          <w:rFonts w:eastAsia="標楷體" w:hint="eastAsia"/>
-          <w:sz w:val="28"/>
-          <w:szCs w:val="28"/>
-        </w:rPr>
-        <w:t>草案。</w:t>
+        <w:t>的前提下發揮</w:t>
+      </w:r>
+      <w:r>
+        <w:rPr>
+          <w:rFonts w:eastAsia="標楷體" w:hint="eastAsia"/>
+          <w:sz w:val="28"/>
+          <w:szCs w:val="28"/>
+        </w:rPr>
+        <w:t xml:space="preserve"> AI </w:t>
+      </w:r>
+      <w:r>
+        <w:rPr>
+          <w:rFonts w:eastAsia="標楷體" w:hint="eastAsia"/>
+          <w:sz w:val="28"/>
+          <w:szCs w:val="28"/>
+        </w:rPr>
+        <w:t>的分析效益。</w:t>
       </w:r>
     </w:p>
     <w:p>
       <w:pPr>
         <w:overflowPunct w:val="0"/>
         <w:ind w:left="360"/>
+        <w:rPr>
+          <w:rFonts w:eastAsia="標楷體"/>
+          <w:sz w:val="28"/>
+          <w:szCs w:val="28"/>
+        </w:rPr>
+      </w:pPr>
+    </w:p>
+    <w:p>
+      <w:pPr>
+        <w:pStyle w:val="aa"/>
+        <w:numPr>
+          <w:ilvl w:val="0"/>
+          <w:numId w:val="29"/>
+        </w:numPr>
+        <w:overflowPunct w:val="0"/>
+        <w:rPr>
+          <w:rFonts w:eastAsia="標楷體"/>
+        </w:rPr>
+      </w:pPr>
+      <w:r>
+        <w:rPr>
+          <w:rFonts w:eastAsia="標楷體" w:hint="eastAsia"/>
+          <w:sz w:val="28"/>
+          <w:szCs w:val="28"/>
+        </w:rPr>
+        <w:t>建置基於</w:t>
+      </w:r>
+      <w:r>
+        <w:rPr>
+          <w:rFonts w:eastAsia="標楷體" w:hint="eastAsia"/>
+          <w:sz w:val="28"/>
+          <w:szCs w:val="28"/>
+        </w:rPr>
+        <w:t xml:space="preserve"> RAG </w:t>
+      </w:r>
+      <w:r>
+        <w:rPr>
+          <w:rFonts w:eastAsia="標楷體" w:hint="eastAsia"/>
+          <w:sz w:val="28"/>
+          <w:szCs w:val="28"/>
+        </w:rPr>
+        <w:t>技術的合</w:t>
+      </w:r>
+      <w:proofErr w:type="gramStart"/>
+      <w:r>
+        <w:rPr>
+          <w:rFonts w:eastAsia="標楷體" w:hint="eastAsia"/>
+          <w:sz w:val="28"/>
+          <w:szCs w:val="28"/>
+        </w:rPr>
+        <w:t>規</w:t>
+      </w:r>
+      <w:proofErr w:type="gramEnd"/>
+      <w:r>
+        <w:rPr>
+          <w:rFonts w:eastAsia="標楷體" w:hint="eastAsia"/>
+          <w:sz w:val="28"/>
+          <w:szCs w:val="28"/>
+        </w:rPr>
+        <w:t>方式</w:t>
+      </w:r>
+      <w:r>
+        <w:rPr>
+          <w:rFonts w:eastAsia="標楷體" w:hint="eastAsia"/>
+          <w:sz w:val="28"/>
+          <w:szCs w:val="28"/>
+        </w:rPr>
+        <w:t>：</w:t>
+      </w:r>
+      <w:r>
+        <w:rPr>
+          <w:rFonts w:eastAsia="標楷體" w:hint="eastAsia"/>
+          <w:sz w:val="28"/>
+          <w:szCs w:val="28"/>
+        </w:rPr>
+        <w:t xml:space="preserve"> </w:t>
+      </w:r>
+      <w:r>
+        <w:rPr>
+          <w:rFonts w:eastAsia="標楷體" w:hint="eastAsia"/>
+          <w:sz w:val="28"/>
+          <w:szCs w:val="28"/>
+        </w:rPr>
+        <w:t>透過檢索增強生成技術，強制</w:t>
+      </w:r>
+      <w:r>
+        <w:rPr>
+          <w:rFonts w:eastAsia="標楷體" w:hint="eastAsia"/>
+          <w:sz w:val="28"/>
+          <w:szCs w:val="28"/>
+        </w:rPr>
+        <w:t xml:space="preserve"> AI </w:t>
+      </w:r>
+      <w:r>
+        <w:rPr>
+          <w:rFonts w:eastAsia="標楷體" w:hint="eastAsia"/>
+          <w:sz w:val="28"/>
+          <w:szCs w:val="28"/>
+        </w:rPr>
+        <w:t>依據</w:t>
+      </w:r>
+      <w:r>
+        <w:rPr>
+          <w:rFonts w:eastAsia="標楷體" w:hint="eastAsia"/>
+          <w:sz w:val="28"/>
+          <w:szCs w:val="28"/>
+        </w:rPr>
+        <w:t xml:space="preserve"> ISO 27002:2022 </w:t>
+      </w:r>
+      <w:r>
+        <w:rPr>
+          <w:rFonts w:eastAsia="標楷體" w:hint="eastAsia"/>
+          <w:sz w:val="28"/>
+          <w:szCs w:val="28"/>
+        </w:rPr>
+        <w:t>的標準控制措施知識庫進行建</w:t>
+      </w:r>
+      <w:r>
+        <w:rPr>
+          <w:rFonts w:eastAsia="標楷體" w:hint="eastAsia"/>
+          <w:sz w:val="28"/>
+          <w:szCs w:val="28"/>
+        </w:rPr>
+        <w:lastRenderedPageBreak/>
+        <w:t>議生成，根除</w:t>
+      </w:r>
+      <w:r>
+        <w:rPr>
+          <w:rFonts w:eastAsia="標楷體" w:hint="eastAsia"/>
+          <w:sz w:val="28"/>
+          <w:szCs w:val="28"/>
+        </w:rPr>
+        <w:t xml:space="preserve"> AI </w:t>
+      </w:r>
+      <w:r>
+        <w:rPr>
+          <w:rFonts w:eastAsia="標楷體" w:hint="eastAsia"/>
+          <w:sz w:val="28"/>
+          <w:szCs w:val="28"/>
+        </w:rPr>
+        <w:t>幻覺，自動產出具備高度精確性與實作價值</w:t>
+      </w:r>
+      <w:proofErr w:type="gramStart"/>
+      <w:r>
+        <w:rPr>
+          <w:rFonts w:eastAsia="標楷體" w:hint="eastAsia"/>
+          <w:sz w:val="28"/>
+          <w:szCs w:val="28"/>
+        </w:rPr>
+        <w:t>的資安改善</w:t>
+      </w:r>
+      <w:proofErr w:type="gramEnd"/>
+      <w:r>
+        <w:rPr>
+          <w:rFonts w:eastAsia="標楷體" w:hint="eastAsia"/>
+          <w:sz w:val="28"/>
+          <w:szCs w:val="28"/>
+        </w:rPr>
+        <w:t xml:space="preserve"> SOP </w:t>
+      </w:r>
+      <w:r>
+        <w:rPr>
+          <w:rFonts w:eastAsia="標楷體" w:hint="eastAsia"/>
+          <w:sz w:val="28"/>
+          <w:szCs w:val="28"/>
+        </w:rPr>
+        <w:t>草案。</w:t>
+      </w:r>
+    </w:p>
+    <w:p>
+      <w:pPr>
+        <w:pStyle w:val="aa"/>
+        <w:overflowPunct w:val="0"/>
         <w:rPr>
           <w:rFonts w:eastAsia="標楷體"/>
         </w:rPr>
@@ -5751,25 +5990,61 @@
     </w:p>
     <w:p>
       <w:pPr>
+        <w:overflowPunct w:val="0"/>
+        <w:rPr>
+          <w:rFonts w:eastAsia="標楷體" w:hint="eastAsia"/>
+          <w:sz w:val="28"/>
+          <w:szCs w:val="28"/>
+        </w:rPr>
+      </w:pPr>
+      <w:r>
+        <w:rPr>
+          <w:rFonts w:eastAsia="標楷體" w:hint="eastAsia"/>
+          <w:sz w:val="28"/>
+          <w:szCs w:val="28"/>
+        </w:rPr>
+        <w:t>本系統預期在實務與管理層面達成以下成果：</w:t>
+      </w:r>
+    </w:p>
+    <w:p>
+      <w:pPr>
+        <w:pStyle w:val="aa"/>
         <w:numPr>
           <w:ilvl w:val="0"/>
-          <w:numId w:val="3"/>
+          <w:numId w:val="30"/>
         </w:numPr>
         <w:overflowPunct w:val="0"/>
-        <w:jc w:val="both"/>
-        <w:rPr>
-          <w:rFonts w:eastAsia="標楷體"/>
-          <w:sz w:val="28"/>
-          <w:szCs w:val="28"/>
-        </w:rPr>
-      </w:pPr>
-      <w:r>
-        <w:rPr>
-          <w:rFonts w:eastAsia="標楷體" w:hint="eastAsia"/>
-          <w:sz w:val="28"/>
-          <w:szCs w:val="28"/>
-        </w:rPr>
-        <w:t>提升效率：</w:t>
+        <w:rPr>
+          <w:rFonts w:eastAsia="標楷體" w:hint="eastAsia"/>
+          <w:sz w:val="28"/>
+          <w:szCs w:val="28"/>
+        </w:rPr>
+      </w:pPr>
+      <w:r>
+        <w:rPr>
+          <w:rFonts w:eastAsia="標楷體" w:hint="eastAsia"/>
+          <w:sz w:val="28"/>
+          <w:szCs w:val="28"/>
+        </w:rPr>
+        <w:t>大幅</w:t>
+      </w:r>
+      <w:proofErr w:type="gramStart"/>
+      <w:r>
+        <w:rPr>
+          <w:rFonts w:eastAsia="標楷體" w:hint="eastAsia"/>
+          <w:sz w:val="28"/>
+          <w:szCs w:val="28"/>
+        </w:rPr>
+        <w:t>提升資安行政</w:t>
+      </w:r>
+      <w:proofErr w:type="gramEnd"/>
+      <w:r>
+        <w:rPr>
+          <w:rFonts w:eastAsia="標楷體" w:hint="eastAsia"/>
+          <w:sz w:val="28"/>
+          <w:szCs w:val="28"/>
+        </w:rPr>
+        <w:t>效率：</w:t>
       </w:r>
       <w:r>
         <w:rPr>
@@ -5785,30 +6060,66 @@
           <w:sz w:val="28"/>
           <w:szCs w:val="28"/>
         </w:rPr>
-        <w:t>縮短資產盤點與風險評估所需的工作時間，達成半自動化作業。</w:t>
+        <w:t>將原本需耗時數</w:t>
+      </w:r>
+      <w:proofErr w:type="gramStart"/>
+      <w:r>
+        <w:rPr>
+          <w:rFonts w:eastAsia="標楷體" w:hint="eastAsia"/>
+          <w:sz w:val="28"/>
+          <w:szCs w:val="28"/>
+        </w:rPr>
+        <w:t>週</w:t>
+      </w:r>
+      <w:proofErr w:type="gramEnd"/>
+      <w:r>
+        <w:rPr>
+          <w:rFonts w:eastAsia="標楷體" w:hint="eastAsia"/>
+          <w:sz w:val="28"/>
+          <w:szCs w:val="28"/>
+        </w:rPr>
+        <w:t>的資產比對與漏洞查詢工作，縮短至數分鐘內批次完成，</w:t>
+      </w:r>
+      <w:proofErr w:type="gramStart"/>
+      <w:r>
+        <w:rPr>
+          <w:rFonts w:eastAsia="標楷體" w:hint="eastAsia"/>
+          <w:sz w:val="28"/>
+          <w:szCs w:val="28"/>
+        </w:rPr>
+        <w:t>降低資安承辦</w:t>
+      </w:r>
+      <w:proofErr w:type="gramEnd"/>
+      <w:r>
+        <w:rPr>
+          <w:rFonts w:eastAsia="標楷體" w:hint="eastAsia"/>
+          <w:sz w:val="28"/>
+          <w:szCs w:val="28"/>
+        </w:rPr>
+        <w:t>人員的行政負擔。</w:t>
       </w:r>
     </w:p>
     <w:p>
       <w:pPr>
+        <w:pStyle w:val="aa"/>
         <w:numPr>
           <w:ilvl w:val="0"/>
-          <w:numId w:val="3"/>
+          <w:numId w:val="30"/>
         </w:numPr>
         <w:overflowPunct w:val="0"/>
-        <w:jc w:val="both"/>
-        <w:rPr>
-          <w:rFonts w:eastAsia="標楷體"/>
-          <w:sz w:val="28"/>
-          <w:szCs w:val="28"/>
-        </w:rPr>
-      </w:pPr>
-      <w:r>
-        <w:rPr>
-          <w:rFonts w:eastAsia="標楷體" w:hint="eastAsia"/>
-          <w:sz w:val="28"/>
-          <w:szCs w:val="28"/>
-        </w:rPr>
-        <w:t>標準化與一致性：</w:t>
+        <w:rPr>
+          <w:rFonts w:eastAsia="標楷體" w:hint="eastAsia"/>
+          <w:sz w:val="28"/>
+          <w:szCs w:val="28"/>
+        </w:rPr>
+      </w:pPr>
+      <w:r>
+        <w:rPr>
+          <w:rFonts w:eastAsia="標楷體" w:hint="eastAsia"/>
+          <w:sz w:val="28"/>
+          <w:szCs w:val="28"/>
+        </w:rPr>
+        <w:t>落實「人機協同」與差異分析透明化：</w:t>
       </w:r>
       <w:r>
         <w:rPr>
@@ -5824,33 +6135,33 @@
           <w:sz w:val="28"/>
           <w:szCs w:val="28"/>
         </w:rPr>
-        <w:t>透過</w:t>
-      </w:r>
-      <w:r>
-        <w:rPr>
-          <w:rFonts w:eastAsia="標楷體" w:hint="eastAsia"/>
-          <w:sz w:val="28"/>
-          <w:szCs w:val="28"/>
-        </w:rPr>
-        <w:t xml:space="preserve"> AI </w:t>
-      </w:r>
-      <w:r>
-        <w:rPr>
-          <w:rFonts w:eastAsia="標楷體" w:hint="eastAsia"/>
-          <w:sz w:val="28"/>
-          <w:szCs w:val="28"/>
-        </w:rPr>
-        <w:t>建議機制，減少不同人員填寫評分表時的主觀偏見與誤差。</w:t>
+        <w:t>系統將清晰呈現「原始資料」與「</w:t>
+      </w:r>
+      <w:r>
+        <w:rPr>
+          <w:rFonts w:eastAsia="標楷體" w:hint="eastAsia"/>
+          <w:sz w:val="28"/>
+          <w:szCs w:val="28"/>
+        </w:rPr>
+        <w:t xml:space="preserve">AI </w:t>
+      </w:r>
+      <w:r>
+        <w:rPr>
+          <w:rFonts w:eastAsia="標楷體" w:hint="eastAsia"/>
+          <w:sz w:val="28"/>
+          <w:szCs w:val="28"/>
+        </w:rPr>
+        <w:t>建議」的差異。系統定位為「顧問」，最終決策權仍保留給人工審核，並詳實記錄人工檢驗與修正的軌跡，確保決策的正確性與可追溯性。</w:t>
       </w:r>
     </w:p>
     <w:p>
       <w:pPr>
+        <w:pStyle w:val="aa"/>
         <w:numPr>
           <w:ilvl w:val="0"/>
-          <w:numId w:val="3"/>
+          <w:numId w:val="30"/>
         </w:numPr>
         <w:overflowPunct w:val="0"/>
-        <w:jc w:val="both"/>
         <w:rPr>
           <w:rFonts w:eastAsia="標楷體"/>
           <w:sz w:val="28"/>
@@ -5863,7 +6174,25 @@
           <w:sz w:val="28"/>
           <w:szCs w:val="28"/>
         </w:rPr>
-        <w:t>具備實效性之對策：</w:t>
+        <w:t>優化</w:t>
+      </w:r>
+      <w:proofErr w:type="gramStart"/>
+      <w:r>
+        <w:rPr>
+          <w:rFonts w:eastAsia="標楷體" w:hint="eastAsia"/>
+          <w:sz w:val="28"/>
+          <w:szCs w:val="28"/>
+        </w:rPr>
+        <w:t>組織資安資源</w:t>
+      </w:r>
+      <w:proofErr w:type="gramEnd"/>
+      <w:r>
+        <w:rPr>
+          <w:rFonts w:eastAsia="標楷體" w:hint="eastAsia"/>
+          <w:sz w:val="28"/>
+          <w:szCs w:val="28"/>
+        </w:rPr>
+        <w:t>分配：</w:t>
       </w:r>
       <w:r>
         <w:rPr>
@@ -5879,7 +6208,7 @@
           <w:sz w:val="28"/>
           <w:szCs w:val="28"/>
         </w:rPr>
-        <w:t>系統能結合最新</w:t>
+        <w:t>透過修正後的最大風險演算法，</w:t>
       </w:r>
       <w:proofErr w:type="gramStart"/>
       <w:r>
@@ -5888,7 +6217,7 @@
           <w:sz w:val="28"/>
           <w:szCs w:val="28"/>
         </w:rPr>
-        <w:t>漏洞情資給予</w:t>
+        <w:t>為資安主管</w:t>
       </w:r>
       <w:proofErr w:type="gramEnd"/>
       <w:r>
@@ -5897,7 +6226,7 @@
           <w:sz w:val="28"/>
           <w:szCs w:val="28"/>
         </w:rPr>
-        <w:t>預警，並產出符合國際標準</w:t>
+        <w:t>產出準確的風險熱力圖與高風險分佈報告，使組織能將有限的資源精</w:t>
       </w:r>
       <w:proofErr w:type="gramStart"/>
       <w:r>
@@ -5906,7 +6235,7 @@
           <w:sz w:val="28"/>
           <w:szCs w:val="28"/>
         </w:rPr>
-        <w:t>的資安文件</w:t>
+        <w:t>準</w:t>
       </w:r>
       <w:proofErr w:type="gramEnd"/>
       <w:r>
@@ -5915,16 +6244,131 @@
           <w:sz w:val="28"/>
           <w:szCs w:val="28"/>
         </w:rPr>
-        <w:t>，輔助組織順利通過稽核。</w:t>
+        <w:t>投注在最脆弱的防護破口上。</w:t>
       </w:r>
     </w:p>
     <w:p>
       <w:pPr>
+        <w:pStyle w:val="aa"/>
+        <w:numPr>
+          <w:ilvl w:val="0"/>
+          <w:numId w:val="30"/>
+        </w:numPr>
         <w:overflowPunct w:val="0"/>
         <w:rPr>
           <w:rFonts w:eastAsia="標楷體"/>
         </w:rPr>
       </w:pPr>
+      <w:r>
+        <w:rPr>
+          <w:rFonts w:eastAsia="標楷體" w:hint="eastAsia"/>
+          <w:sz w:val="28"/>
+          <w:szCs w:val="28"/>
+        </w:rPr>
+        <w:t>提供安全、合</w:t>
+      </w:r>
+      <w:proofErr w:type="gramStart"/>
+      <w:r>
+        <w:rPr>
+          <w:rFonts w:eastAsia="標楷體" w:hint="eastAsia"/>
+          <w:sz w:val="28"/>
+          <w:szCs w:val="28"/>
+        </w:rPr>
+        <w:t>規</w:t>
+      </w:r>
+      <w:proofErr w:type="gramEnd"/>
+      <w:r>
+        <w:rPr>
+          <w:rFonts w:eastAsia="標楷體" w:hint="eastAsia"/>
+          <w:sz w:val="28"/>
+          <w:szCs w:val="28"/>
+        </w:rPr>
+        <w:t>且具公信力</w:t>
+      </w:r>
+      <w:proofErr w:type="gramStart"/>
+      <w:r>
+        <w:rPr>
+          <w:rFonts w:eastAsia="標楷體" w:hint="eastAsia"/>
+          <w:sz w:val="28"/>
+          <w:szCs w:val="28"/>
+        </w:rPr>
+        <w:t>的資安文件</w:t>
+      </w:r>
+      <w:proofErr w:type="gramEnd"/>
+      <w:r>
+        <w:rPr>
+          <w:rFonts w:eastAsia="標楷體" w:hint="eastAsia"/>
+          <w:sz w:val="28"/>
+          <w:szCs w:val="28"/>
+        </w:rPr>
+        <w:t>：</w:t>
+      </w:r>
+      <w:r>
+        <w:rPr>
+          <w:rFonts w:eastAsia="標楷體" w:hint="eastAsia"/>
+          <w:sz w:val="28"/>
+          <w:szCs w:val="28"/>
+        </w:rPr>
+        <w:t xml:space="preserve"> </w:t>
+      </w:r>
+      <w:r>
+        <w:rPr>
+          <w:rFonts w:eastAsia="標楷體" w:hint="eastAsia"/>
+          <w:sz w:val="28"/>
+          <w:szCs w:val="28"/>
+        </w:rPr>
+        <w:t>在確保機敏資料不外</w:t>
+      </w:r>
+      <w:proofErr w:type="gramStart"/>
+      <w:r>
+        <w:rPr>
+          <w:rFonts w:eastAsia="標楷體" w:hint="eastAsia"/>
+          <w:sz w:val="28"/>
+          <w:szCs w:val="28"/>
+        </w:rPr>
+        <w:t>洩</w:t>
+      </w:r>
+      <w:proofErr w:type="gramEnd"/>
+      <w:r>
+        <w:rPr>
+          <w:rFonts w:eastAsia="標楷體" w:hint="eastAsia"/>
+          <w:sz w:val="28"/>
+          <w:szCs w:val="28"/>
+        </w:rPr>
+        <w:t>的安全框架下，產出符合國際標準的風險處理計畫書與標準作業程序（</w:t>
+      </w:r>
+      <w:r>
+        <w:rPr>
+          <w:rFonts w:eastAsia="標楷體" w:hint="eastAsia"/>
+          <w:sz w:val="28"/>
+          <w:szCs w:val="28"/>
+        </w:rPr>
+        <w:t>SOP</w:t>
+      </w:r>
+      <w:r>
+        <w:rPr>
+          <w:rFonts w:eastAsia="標楷體" w:hint="eastAsia"/>
+          <w:sz w:val="28"/>
+          <w:szCs w:val="28"/>
+        </w:rPr>
+        <w:t>），輔助組織順利通過</w:t>
+      </w:r>
+      <w:r>
+        <w:rPr>
+          <w:rFonts w:eastAsia="標楷體" w:hint="eastAsia"/>
+          <w:sz w:val="28"/>
+          <w:szCs w:val="28"/>
+        </w:rPr>
+        <w:t xml:space="preserve"> ISO 27001 </w:t>
+      </w:r>
+      <w:r>
+        <w:rPr>
+          <w:rFonts w:eastAsia="標楷體" w:hint="eastAsia"/>
+          <w:sz w:val="28"/>
+          <w:szCs w:val="28"/>
+        </w:rPr>
+        <w:t>稽核。</w:t>
+      </w:r>
     </w:p>
     <w:p>
       <w:pPr>
@@ -28410,6 +28854,184 @@
     </w:lvl>
   </w:abstractNum>
   <w:abstractNum w:abstractNumId="19" w15:restartNumberingAfterBreak="0">
+    <w:nsid w:val="4635212D"/>
+    <w:multiLevelType w:val="hybridMultilevel"/>
+    <w:tmpl w:val="D902BC6C"/>
+    <w:lvl w:ilvl="0" w:tplc="5DA63CAA">
+      <w:start w:val="1"/>
+      <w:numFmt w:val="decimal"/>
+      <w:lvlText w:val="%1."/>
+      <w:lvlJc w:val="left"/>
+      <w:pPr>
+        <w:ind w:left="720" w:hanging="360"/>
+      </w:pPr>
+      <w:rPr>
+        <w:rFonts w:hint="default"/>
+      </w:rPr>
+    </w:lvl>
+    <w:lvl w:ilvl="1" w:tplc="04090019" w:tentative="1">
+      <w:start w:val="1"/>
+      <w:numFmt w:val="ideographTraditional"/>
+      <w:lvlText w:val="%2、"/>
+      <w:lvlJc w:val="left"/>
+      <w:pPr>
+        <w:ind w:left="1320" w:hanging="480"/>
+      </w:pPr>
+    </w:lvl>
+    <w:lvl w:ilvl="2" w:tplc="0409001B" w:tentative="1">
+      <w:start w:val="1"/>
+      <w:numFmt w:val="lowerRoman"/>
+      <w:lvlText w:val="%3."/>
+      <w:lvlJc w:val="right"/>
+      <w:pPr>
+        <w:ind w:left="1800" w:hanging="480"/>
+      </w:pPr>
+    </w:lvl>
+    <w:lvl w:ilvl="3" w:tplc="0409000F" w:tentative="1">
+      <w:start w:val="1"/>
+      <w:numFmt w:val="decimal"/>
+      <w:lvlText w:val="%4."/>
+      <w:lvlJc w:val="left"/>
+      <w:pPr>
+        <w:ind w:left="2280" w:hanging="480"/>
+      </w:pPr>
+    </w:lvl>
+    <w:lvl w:ilvl="4" w:tplc="04090019" w:tentative="1">
+      <w:start w:val="1"/>
+      <w:numFmt w:val="ideographTraditional"/>
+      <w:lvlText w:val="%5、"/>
+      <w:lvlJc w:val="left"/>
+      <w:pPr>
+        <w:ind w:left="2760" w:hanging="480"/>
+      </w:pPr>
+    </w:lvl>
+    <w:lvl w:ilvl="5" w:tplc="0409001B" w:tentative="1">
+      <w:start w:val="1"/>
+      <w:numFmt w:val="lowerRoman"/>
+      <w:lvlText w:val="%6."/>
+      <w:lvlJc w:val="right"/>
+      <w:pPr>
+        <w:ind w:left="3240" w:hanging="480"/>
+      </w:pPr>
+    </w:lvl>
+    <w:lvl w:ilvl="6" w:tplc="0409000F" w:tentative="1">
+      <w:start w:val="1"/>
+      <w:numFmt w:val="decimal"/>
+      <w:lvlText w:val="%7."/>
+      <w:lvlJc w:val="left"/>
+      <w:pPr>
+        <w:ind w:left="3720" w:hanging="480"/>
+      </w:pPr>
+    </w:lvl>
+    <w:lvl w:ilvl="7" w:tplc="04090019" w:tentative="1">
+      <w:start w:val="1"/>
+      <w:numFmt w:val="ideographTraditional"/>
+      <w:lvlText w:val="%8、"/>
+      <w:lvlJc w:val="left"/>
+      <w:pPr>
+        <w:ind w:left="4200" w:hanging="480"/>
+      </w:pPr>
+    </w:lvl>
+    <w:lvl w:ilvl="8" w:tplc="0409001B" w:tentative="1">
+      <w:start w:val="1"/>
+      <w:numFmt w:val="lowerRoman"/>
+      <w:lvlText w:val="%9."/>
+      <w:lvlJc w:val="right"/>
+      <w:pPr>
+        <w:ind w:left="4680" w:hanging="480"/>
+      </w:pPr>
+    </w:lvl>
+  </w:abstractNum>
+  <w:abstractNum w:abstractNumId="20" w15:restartNumberingAfterBreak="0">
+    <w:nsid w:val="5A012209"/>
+    <w:multiLevelType w:val="hybridMultilevel"/>
+    <w:tmpl w:val="2BAAA332"/>
+    <w:lvl w:ilvl="0" w:tplc="B53C2C42">
+      <w:start w:val="1"/>
+      <w:numFmt w:val="decimal"/>
+      <w:lvlText w:val="%1."/>
+      <w:lvlJc w:val="left"/>
+      <w:pPr>
+        <w:ind w:left="360" w:hanging="360"/>
+      </w:pPr>
+      <w:rPr>
+        <w:rFonts w:hint="default"/>
+      </w:rPr>
+    </w:lvl>
+    <w:lvl w:ilvl="1" w:tplc="04090019" w:tentative="1">
+      <w:start w:val="1"/>
+      <w:numFmt w:val="ideographTraditional"/>
+      <w:lvlText w:val="%2、"/>
+      <w:lvlJc w:val="left"/>
+      <w:pPr>
+        <w:ind w:left="960" w:hanging="480"/>
+      </w:pPr>
+    </w:lvl>
+    <w:lvl w:ilvl="2" w:tplc="0409001B" w:tentative="1">
+      <w:start w:val="1"/>
+      <w:numFmt w:val="lowerRoman"/>
+      <w:lvlText w:val="%3."/>
+      <w:lvlJc w:val="right"/>
+      <w:pPr>
+        <w:ind w:left="1440" w:hanging="480"/>
+      </w:pPr>
+    </w:lvl>
+    <w:lvl w:ilvl="3" w:tplc="0409000F" w:tentative="1">
+      <w:start w:val="1"/>
+      <w:numFmt w:val="decimal"/>
+      <w:lvlText w:val="%4."/>
+      <w:lvlJc w:val="left"/>
+      <w:pPr>
+        <w:ind w:left="1920" w:hanging="480"/>
+      </w:pPr>
+    </w:lvl>
+    <w:lvl w:ilvl="4" w:tplc="04090019" w:tentative="1">
+      <w:start w:val="1"/>
+      <w:numFmt w:val="ideographTraditional"/>
+      <w:lvlText w:val="%5、"/>
+      <w:lvlJc w:val="left"/>
+      <w:pPr>
+        <w:ind w:left="2400" w:hanging="480"/>
+      </w:pPr>
+    </w:lvl>
+    <w:lvl w:ilvl="5" w:tplc="0409001B" w:tentative="1">
+      <w:start w:val="1"/>
+      <w:numFmt w:val="lowerRoman"/>
+      <w:lvlText w:val="%6."/>
+      <w:lvlJc w:val="right"/>
+      <w:pPr>
+        <w:ind w:left="2880" w:hanging="480"/>
+      </w:pPr>
+    </w:lvl>
+    <w:lvl w:ilvl="6" w:tplc="0409000F" w:tentative="1">
+      <w:start w:val="1"/>
+      <w:numFmt w:val="decimal"/>
+      <w:lvlText w:val="%7."/>
+      <w:lvlJc w:val="left"/>
+      <w:pPr>
+        <w:ind w:left="3360" w:hanging="480"/>
+      </w:pPr>
+    </w:lvl>
+    <w:lvl w:ilvl="7" w:tplc="04090019" w:tentative="1">
+      <w:start w:val="1"/>
+      <w:numFmt w:val="ideographTraditional"/>
+      <w:lvlText w:val="%8、"/>
+      <w:lvlJc w:val="left"/>
+      <w:pPr>
+        <w:ind w:left="3840" w:hanging="480"/>
+      </w:pPr>
+    </w:lvl>
+    <w:lvl w:ilvl="8" w:tplc="0409001B" w:tentative="1">
+      <w:start w:val="1"/>
+      <w:numFmt w:val="lowerRoman"/>
+      <w:lvlText w:val="%9."/>
+      <w:lvlJc w:val="right"/>
+      <w:pPr>
+        <w:ind w:left="4320" w:hanging="480"/>
+      </w:pPr>
+    </w:lvl>
+  </w:abstractNum>
+  <w:abstractNum w:abstractNumId="21" w15:restartNumberingAfterBreak="0">
     <w:nsid w:val="5A721128"/>
     <w:multiLevelType w:val="hybridMultilevel"/>
     <w:tmpl w:val="5EA8ADA0"/>
@@ -28501,7 +29123,7 @@
       </w:pPr>
     </w:lvl>
   </w:abstractNum>
-  <w:abstractNum w:abstractNumId="20" w15:restartNumberingAfterBreak="0">
+  <w:abstractNum w:abstractNumId="22" w15:restartNumberingAfterBreak="0">
     <w:nsid w:val="5AD262BB"/>
     <w:multiLevelType w:val="multilevel"/>
     <w:tmpl w:val="E8861124"/>
@@ -28650,7 +29272,7 @@
       </w:rPr>
     </w:lvl>
   </w:abstractNum>
-  <w:abstractNum w:abstractNumId="21" w15:restartNumberingAfterBreak="0">
+  <w:abstractNum w:abstractNumId="23" w15:restartNumberingAfterBreak="0">
     <w:nsid w:val="638C2CB7"/>
     <w:multiLevelType w:val="multilevel"/>
     <w:tmpl w:val="196CC044"/>
@@ -28793,7 +29415,7 @@
       </w:rPr>
     </w:lvl>
   </w:abstractNum>
-  <w:abstractNum w:abstractNumId="22" w15:restartNumberingAfterBreak="0">
+  <w:abstractNum w:abstractNumId="24" w15:restartNumberingAfterBreak="0">
     <w:nsid w:val="675F6EE5"/>
     <w:multiLevelType w:val="multilevel"/>
     <w:tmpl w:val="077A3276"/>
@@ -28942,7 +29564,7 @@
       </w:rPr>
     </w:lvl>
   </w:abstractNum>
-  <w:abstractNum w:abstractNumId="23" w15:restartNumberingAfterBreak="0">
+  <w:abstractNum w:abstractNumId="25" w15:restartNumberingAfterBreak="0">
     <w:nsid w:val="6E1D2C8C"/>
     <w:multiLevelType w:val="hybridMultilevel"/>
     <w:tmpl w:val="F4CE459E"/>
@@ -29031,7 +29653,7 @@
       </w:pPr>
     </w:lvl>
   </w:abstractNum>
-  <w:abstractNum w:abstractNumId="24" w15:restartNumberingAfterBreak="0">
+  <w:abstractNum w:abstractNumId="26" w15:restartNumberingAfterBreak="0">
     <w:nsid w:val="6FE320BB"/>
     <w:multiLevelType w:val="hybridMultilevel"/>
     <w:tmpl w:val="2F9A9978"/>
@@ -29120,7 +29742,7 @@
       </w:pPr>
     </w:lvl>
   </w:abstractNum>
-  <w:abstractNum w:abstractNumId="25" w15:restartNumberingAfterBreak="0">
+  <w:abstractNum w:abstractNumId="27" w15:restartNumberingAfterBreak="0">
     <w:nsid w:val="75271F10"/>
     <w:multiLevelType w:val="hybridMultilevel"/>
     <w:tmpl w:val="DB0E4954"/>
@@ -29233,7 +29855,7 @@
       </w:rPr>
     </w:lvl>
   </w:abstractNum>
-  <w:abstractNum w:abstractNumId="26" w15:restartNumberingAfterBreak="0">
+  <w:abstractNum w:abstractNumId="28" w15:restartNumberingAfterBreak="0">
     <w:nsid w:val="77B81B97"/>
     <w:multiLevelType w:val="multilevel"/>
     <w:tmpl w:val="475AD688"/>
@@ -29383,10 +30005,10 @@
     </w:lvl>
   </w:abstractNum>
   <w:num w:numId="1" w16cid:durableId="125898505">
-    <w:abstractNumId w:val="21"/>
+    <w:abstractNumId w:val="23"/>
   </w:num>
   <w:num w:numId="2" w16cid:durableId="2076316618">
-    <w:abstractNumId w:val="21"/>
+    <w:abstractNumId w:val="23"/>
     <w:lvlOverride w:ilvl="0">
       <w:startOverride w:val="2"/>
     </w:lvlOverride>
@@ -29416,7 +30038,7 @@
     </w:lvlOverride>
   </w:num>
   <w:num w:numId="3" w16cid:durableId="442652791">
-    <w:abstractNumId w:val="20"/>
+    <w:abstractNumId w:val="22"/>
   </w:num>
   <w:num w:numId="4" w16cid:durableId="466044325">
     <w:abstractNumId w:val="9"/>
@@ -29452,7 +30074,7 @@
     <w:abstractNumId w:val="1"/>
   </w:num>
   <w:num w:numId="6" w16cid:durableId="1517496551">
-    <w:abstractNumId w:val="25"/>
+    <w:abstractNumId w:val="27"/>
   </w:num>
   <w:num w:numId="7" w16cid:durableId="42296228">
     <w:abstractNumId w:val="2"/>
@@ -29470,13 +30092,13 @@
     <w:abstractNumId w:val="4"/>
   </w:num>
   <w:num w:numId="12" w16cid:durableId="1903440587">
-    <w:abstractNumId w:val="19"/>
+    <w:abstractNumId w:val="21"/>
   </w:num>
   <w:num w:numId="13" w16cid:durableId="1631473626">
-    <w:abstractNumId w:val="24"/>
+    <w:abstractNumId w:val="26"/>
   </w:num>
   <w:num w:numId="14" w16cid:durableId="1841967603">
-    <w:abstractNumId w:val="23"/>
+    <w:abstractNumId w:val="25"/>
   </w:num>
   <w:num w:numId="15" w16cid:durableId="2005471982">
     <w:abstractNumId w:val="17"/>
@@ -29506,10 +30128,10 @@
     <w:abstractNumId w:val="18"/>
   </w:num>
   <w:num w:numId="24" w16cid:durableId="966400811">
-    <w:abstractNumId w:val="26"/>
+    <w:abstractNumId w:val="28"/>
   </w:num>
   <w:num w:numId="25" w16cid:durableId="1604799322">
-    <w:abstractNumId w:val="22"/>
+    <w:abstractNumId w:val="24"/>
   </w:num>
   <w:num w:numId="26" w16cid:durableId="1103379827">
     <w:abstractNumId w:val="10"/>
@@ -29519,6 +30141,12 @@
   </w:num>
   <w:num w:numId="28" w16cid:durableId="2100907406">
     <w:abstractNumId w:val="14"/>
+  </w:num>
+  <w:num w:numId="29" w16cid:durableId="1044212383">
+    <w:abstractNumId w:val="19"/>
+  </w:num>
+  <w:num w:numId="30" w16cid:durableId="229655037">
+    <w:abstractNumId w:val="20"/>
   </w:num>
 </w:numbering>
 </file>

--- a/文件/系統文件.docx
+++ b/文件/系統文件.docx
@@ -16,7 +16,23 @@
           <w:rFonts w:eastAsia="標楷體" w:hint="eastAsia"/>
           <w:sz w:val="72"/>
         </w:rPr>
-        <w:t>國立臺北商業大學</w:t>
+        <w:t>國立</w:t>
+      </w:r>
+      <w:proofErr w:type="gramStart"/>
+      <w:r>
+        <w:rPr>
+          <w:rFonts w:eastAsia="標楷體" w:hint="eastAsia"/>
+          <w:sz w:val="72"/>
+        </w:rPr>
+        <w:t>臺</w:t>
+      </w:r>
+      <w:proofErr w:type="gramEnd"/>
+      <w:r>
+        <w:rPr>
+          <w:rFonts w:eastAsia="標楷體" w:hint="eastAsia"/>
+          <w:sz w:val="72"/>
+        </w:rPr>
+        <w:t>北商業大學</w:t>
       </w:r>
     </w:p>
     <w:p>
@@ -114,6 +130,7 @@
         </w:rPr>
         <w:t>115</w:t>
       </w:r>
+      <w:proofErr w:type="gramStart"/>
       <w:r>
         <w:rPr>
           <w:rFonts w:eastAsia="標楷體" w:cs="Arial"/>
@@ -121,6 +138,7 @@
         </w:rPr>
         <w:t>’</w:t>
       </w:r>
+      <w:proofErr w:type="gramEnd"/>
       <w:r>
         <w:rPr>
           <w:rFonts w:eastAsia="標楷體" w:hint="eastAsia"/>
@@ -383,6 +401,7 @@
         </w:rPr>
         <w:t>目：</w:t>
       </w:r>
+      <w:proofErr w:type="spellStart"/>
       <w:r>
         <w:rPr>
           <w:rFonts w:eastAsia="標楷體" w:hint="eastAsia"/>
@@ -392,6 +411,7 @@
         </w:rPr>
         <w:t>RiskGenie</w:t>
       </w:r>
+      <w:proofErr w:type="spellEnd"/>
       <w:r>
         <w:rPr>
           <w:rFonts w:eastAsia="標楷體" w:hint="eastAsia"/>
@@ -515,8 +535,19 @@
           <w:bCs/>
           <w:sz w:val="40"/>
         </w:rPr>
-        <w:t>顏珮倪</w:t>
-      </w:r>
+        <w:t>顏</w:t>
+      </w:r>
+      <w:proofErr w:type="gramStart"/>
+      <w:r>
+        <w:rPr>
+          <w:rFonts w:eastAsia="標楷體" w:hint="eastAsia"/>
+          <w:b/>
+          <w:bCs/>
+          <w:sz w:val="40"/>
+        </w:rPr>
+        <w:t>珮倪</w:t>
+      </w:r>
+      <w:proofErr w:type="gramEnd"/>
     </w:p>
     <w:p>
       <w:pPr>
@@ -573,8 +604,9 @@
           <w:bCs/>
           <w:sz w:val="40"/>
         </w:rPr>
-        <w:t>林紀媗</w:t>
-      </w:r>
+        <w:t>林紀</w:t>
+      </w:r>
+      <w:proofErr w:type="gramStart"/>
       <w:r>
         <w:rPr>
           <w:rFonts w:eastAsia="標楷體" w:hint="eastAsia"/>
@@ -582,8 +614,9 @@
           <w:bCs/>
           <w:sz w:val="40"/>
         </w:rPr>
-        <w:t xml:space="preserve"> 11436010</w:t>
-      </w:r>
+        <w:t>媗</w:t>
+      </w:r>
+      <w:proofErr w:type="gramEnd"/>
       <w:r>
         <w:rPr>
           <w:rFonts w:eastAsia="標楷體" w:hint="eastAsia"/>
@@ -591,8 +624,28 @@
           <w:bCs/>
           <w:sz w:val="40"/>
         </w:rPr>
-        <w:t>李昕縈</w:t>
-      </w:r>
+        <w:t xml:space="preserve"> 11436010</w:t>
+      </w:r>
+      <w:r>
+        <w:rPr>
+          <w:rFonts w:eastAsia="標楷體" w:hint="eastAsia"/>
+          <w:b/>
+          <w:bCs/>
+          <w:sz w:val="40"/>
+        </w:rPr>
+        <w:t>李昕</w:t>
+      </w:r>
+      <w:proofErr w:type="gramStart"/>
+      <w:r>
+        <w:rPr>
+          <w:rFonts w:eastAsia="標楷體" w:hint="eastAsia"/>
+          <w:b/>
+          <w:bCs/>
+          <w:sz w:val="40"/>
+        </w:rPr>
+        <w:t>縈</w:t>
+      </w:r>
+      <w:proofErr w:type="gramEnd"/>
     </w:p>
     <w:p>
       <w:pPr>
@@ -622,8 +675,19 @@
           <w:bCs/>
           <w:sz w:val="40"/>
         </w:rPr>
-        <w:t>黃翊甄</w:t>
-      </w:r>
+        <w:t>黃翊</w:t>
+      </w:r>
+      <w:proofErr w:type="gramStart"/>
+      <w:r>
+        <w:rPr>
+          <w:rFonts w:eastAsia="標楷體" w:hint="eastAsia"/>
+          <w:b/>
+          <w:bCs/>
+          <w:sz w:val="40"/>
+        </w:rPr>
+        <w:t>甄</w:t>
+      </w:r>
+      <w:proofErr w:type="gramEnd"/>
       <w:r>
         <w:rPr>
           <w:rFonts w:eastAsia="標楷體" w:hint="eastAsia"/>
@@ -4269,7 +4333,25 @@
           <w:sz w:val="28"/>
           <w:szCs w:val="28"/>
         </w:rPr>
-        <w:t>隨著全球數位化與雲端服務的普及，資訊安全已成為組織營運不可或缺的</w:t>
+        <w:t>隨著全球數位化與雲端服務的</w:t>
+      </w:r>
+      <w:proofErr w:type="gramStart"/>
+      <w:r>
+        <w:rPr>
+          <w:rFonts w:eastAsia="標楷體" w:hint="eastAsia"/>
+          <w:sz w:val="28"/>
+          <w:szCs w:val="28"/>
+        </w:rPr>
+        <w:t>普及，</w:t>
+      </w:r>
+      <w:proofErr w:type="gramEnd"/>
+      <w:r>
+        <w:rPr>
+          <w:rFonts w:eastAsia="標楷體" w:hint="eastAsia"/>
+          <w:sz w:val="28"/>
+          <w:szCs w:val="28"/>
+        </w:rPr>
+        <w:t>資訊安全已成為組織營運不可或缺的</w:t>
       </w:r>
       <w:r>
         <w:rPr>
@@ -4285,7 +4367,25 @@
           <w:sz w:val="28"/>
           <w:szCs w:val="28"/>
         </w:rPr>
-        <w:t>。為建立具備國際公信力的資安防護體系，許多組織選擇導入</w:t>
+        <w:t>。為建立具備國際公信力</w:t>
+      </w:r>
+      <w:proofErr w:type="gramStart"/>
+      <w:r>
+        <w:rPr>
+          <w:rFonts w:eastAsia="標楷體" w:hint="eastAsia"/>
+          <w:sz w:val="28"/>
+          <w:szCs w:val="28"/>
+        </w:rPr>
+        <w:t>的資安防護</w:t>
+      </w:r>
+      <w:proofErr w:type="gramEnd"/>
+      <w:r>
+        <w:rPr>
+          <w:rFonts w:eastAsia="標楷體" w:hint="eastAsia"/>
+          <w:sz w:val="28"/>
+          <w:szCs w:val="28"/>
+        </w:rPr>
+        <w:t>體系，許多組織選擇導入</w:t>
       </w:r>
       <w:r>
         <w:rPr>
@@ -4349,7 +4449,25 @@
           <w:sz w:val="28"/>
           <w:szCs w:val="28"/>
         </w:rPr>
-        <w:t>流程中，「資產盤點」與「風險評鑑」是決定資安政策成敗的關鍵前期作業。</w:t>
+        <w:t>流程中，「資產盤點」與「風險評鑑」是</w:t>
+      </w:r>
+      <w:proofErr w:type="gramStart"/>
+      <w:r>
+        <w:rPr>
+          <w:rFonts w:eastAsia="標楷體" w:hint="eastAsia"/>
+          <w:sz w:val="28"/>
+          <w:szCs w:val="28"/>
+        </w:rPr>
+        <w:t>決定資安政策</w:t>
+      </w:r>
+      <w:proofErr w:type="gramEnd"/>
+      <w:r>
+        <w:rPr>
+          <w:rFonts w:eastAsia="標楷體" w:hint="eastAsia"/>
+          <w:sz w:val="28"/>
+          <w:szCs w:val="28"/>
+        </w:rPr>
+        <w:t>成敗的關鍵前期作業。</w:t>
       </w:r>
     </w:p>
     <w:p>
@@ -4368,7 +4486,25 @@
           <w:sz w:val="28"/>
           <w:szCs w:val="28"/>
         </w:rPr>
-        <w:t>然而，現行的實務運作高度依賴人工填寫與主觀判斷。組織內的資安承辦人員通常需要面對成百上千筆的</w:t>
+        <w:t>然而，現行的實務運作高度依賴人工填寫與主觀判斷。組織內</w:t>
+      </w:r>
+      <w:proofErr w:type="gramStart"/>
+      <w:r>
+        <w:rPr>
+          <w:rFonts w:eastAsia="標楷體" w:hint="eastAsia"/>
+          <w:sz w:val="28"/>
+          <w:szCs w:val="28"/>
+        </w:rPr>
+        <w:t>的資安承辦</w:t>
+      </w:r>
+      <w:proofErr w:type="gramEnd"/>
+      <w:r>
+        <w:rPr>
+          <w:rFonts w:eastAsia="標楷體" w:hint="eastAsia"/>
+          <w:sz w:val="28"/>
+          <w:szCs w:val="28"/>
+        </w:rPr>
+        <w:t>人員通常需要面對成百上千筆的</w:t>
       </w:r>
       <w:r>
         <w:rPr>
@@ -4477,13 +4613,41 @@
           <w:szCs w:val="28"/>
         </w:rPr>
       </w:pPr>
-      <w:r>
-        <w:rPr>
-          <w:rFonts w:eastAsia="標楷體" w:hint="eastAsia"/>
-          <w:sz w:val="28"/>
-          <w:szCs w:val="28"/>
-        </w:rPr>
-        <w:t>此外，面對日新月異的資安威脅與新興漏洞，人工方式導致風險評鑑往往淪為應付稽核的靜態文書作業，難以反映現實中動態的威脅環境。</w:t>
+      <w:proofErr w:type="gramStart"/>
+      <w:r>
+        <w:rPr>
+          <w:rFonts w:eastAsia="標楷體" w:hint="eastAsia"/>
+          <w:sz w:val="28"/>
+          <w:szCs w:val="28"/>
+        </w:rPr>
+        <w:t>此外，</w:t>
+      </w:r>
+      <w:proofErr w:type="gramEnd"/>
+      <w:r>
+        <w:rPr>
+          <w:rFonts w:eastAsia="標楷體" w:hint="eastAsia"/>
+          <w:sz w:val="28"/>
+          <w:szCs w:val="28"/>
+        </w:rPr>
+        <w:t>面對日新月異</w:t>
+      </w:r>
+      <w:proofErr w:type="gramStart"/>
+      <w:r>
+        <w:rPr>
+          <w:rFonts w:eastAsia="標楷體" w:hint="eastAsia"/>
+          <w:sz w:val="28"/>
+          <w:szCs w:val="28"/>
+        </w:rPr>
+        <w:t>的資安威脅</w:t>
+      </w:r>
+      <w:proofErr w:type="gramEnd"/>
+      <w:r>
+        <w:rPr>
+          <w:rFonts w:eastAsia="標楷體" w:hint="eastAsia"/>
+          <w:sz w:val="28"/>
+          <w:szCs w:val="28"/>
+        </w:rPr>
+        <w:t>與新興漏洞，人工方式導致風險評鑑往往淪為應付稽核的靜態文書作業，難以反映現實中動態的威脅環境。</w:t>
       </w:r>
     </w:p>
     <w:p>
@@ -4610,13 +4774,23 @@
         <w:lastRenderedPageBreak/>
         <w:t>（一）</w:t>
       </w:r>
-      <w:r>
-        <w:rPr>
-          <w:rFonts w:eastAsia="標楷體" w:hint="eastAsia"/>
-          <w:sz w:val="28"/>
-          <w:szCs w:val="28"/>
-        </w:rPr>
-        <w:t>資安承辦人員的作業盲點（標準不一</w:t>
+      <w:proofErr w:type="gramStart"/>
+      <w:r>
+        <w:rPr>
+          <w:rFonts w:eastAsia="標楷體" w:hint="eastAsia"/>
+          <w:sz w:val="28"/>
+          <w:szCs w:val="28"/>
+        </w:rPr>
+        <w:t>資安承辦</w:t>
+      </w:r>
+      <w:proofErr w:type="gramEnd"/>
+      <w:r>
+        <w:rPr>
+          <w:rFonts w:eastAsia="標楷體" w:hint="eastAsia"/>
+          <w:sz w:val="28"/>
+          <w:szCs w:val="28"/>
+        </w:rPr>
+        <w:t>人員的作業盲點（標準不一</w:t>
       </w:r>
       <w:r>
         <w:rPr>
@@ -4682,7 +4856,25 @@
           <w:sz w:val="28"/>
           <w:szCs w:val="28"/>
         </w:rPr>
-        <w:t>所有硬體設備或軟體版本的已知漏洞。這導致弱點與威脅值的評估流於主觀「憑感覺填寫」。</w:t>
+        <w:t>所有硬體設備或軟體版本的已知漏洞。這導致弱點與威脅值的評估流於</w:t>
+      </w:r>
+      <w:proofErr w:type="gramStart"/>
+      <w:r>
+        <w:rPr>
+          <w:rFonts w:eastAsia="標楷體" w:hint="eastAsia"/>
+          <w:sz w:val="28"/>
+          <w:szCs w:val="28"/>
+        </w:rPr>
+        <w:t>主觀「</w:t>
+      </w:r>
+      <w:proofErr w:type="gramEnd"/>
+      <w:r>
+        <w:rPr>
+          <w:rFonts w:eastAsia="標楷體" w:hint="eastAsia"/>
+          <w:sz w:val="28"/>
+          <w:szCs w:val="28"/>
+        </w:rPr>
+        <w:t>憑感覺填寫」。</w:t>
       </w:r>
     </w:p>
     <w:p>
@@ -4712,13 +4904,23 @@
         </w:rPr>
         <w:t>（二）</w:t>
       </w:r>
-      <w:r>
-        <w:rPr>
-          <w:rFonts w:eastAsia="標楷體" w:hint="eastAsia"/>
-          <w:sz w:val="28"/>
-          <w:szCs w:val="28"/>
-        </w:rPr>
-        <w:t>資安主管的決策困境（風險失真與資源錯配）：</w:t>
+      <w:proofErr w:type="gramStart"/>
+      <w:r>
+        <w:rPr>
+          <w:rFonts w:eastAsia="標楷體" w:hint="eastAsia"/>
+          <w:sz w:val="28"/>
+          <w:szCs w:val="28"/>
+        </w:rPr>
+        <w:t>資安主管</w:t>
+      </w:r>
+      <w:proofErr w:type="gramEnd"/>
+      <w:r>
+        <w:rPr>
+          <w:rFonts w:eastAsia="標楷體" w:hint="eastAsia"/>
+          <w:sz w:val="28"/>
+          <w:szCs w:val="28"/>
+        </w:rPr>
+        <w:t>的決策困境（風險失真與資源錯配）：</w:t>
       </w:r>
     </w:p>
     <w:p>
@@ -4752,7 +4954,43 @@
           <w:sz w:val="28"/>
           <w:szCs w:val="28"/>
         </w:rPr>
-        <w:t>導致風險分數失真，主管無法精確掌握真正面臨的「關鍵風險項目」，造成資安預算與人力資源的錯配。</w:t>
+        <w:t>導致風險分數失真，主管無法精確掌握真正面臨的「關鍵風險項目」，</w:t>
+      </w:r>
+      <w:proofErr w:type="gramStart"/>
+      <w:r>
+        <w:rPr>
+          <w:rFonts w:eastAsia="標楷體" w:hint="eastAsia"/>
+          <w:sz w:val="28"/>
+          <w:szCs w:val="28"/>
+        </w:rPr>
+        <w:t>造成資安預算</w:t>
+      </w:r>
+      <w:proofErr w:type="gramEnd"/>
+      <w:r>
+        <w:rPr>
+          <w:rFonts w:eastAsia="標楷體" w:hint="eastAsia"/>
+          <w:sz w:val="28"/>
+          <w:szCs w:val="28"/>
+        </w:rPr>
+        <w:t>與人力資源</w:t>
+      </w:r>
+      <w:proofErr w:type="gramStart"/>
+      <w:r>
+        <w:rPr>
+          <w:rFonts w:eastAsia="標楷體" w:hint="eastAsia"/>
+          <w:sz w:val="28"/>
+          <w:szCs w:val="28"/>
+        </w:rPr>
+        <w:t>的錯配</w:t>
+      </w:r>
+      <w:proofErr w:type="gramEnd"/>
+      <w:r>
+        <w:rPr>
+          <w:rFonts w:eastAsia="標楷體" w:hint="eastAsia"/>
+          <w:sz w:val="28"/>
+          <w:szCs w:val="28"/>
+        </w:rPr>
+        <w:t>。</w:t>
       </w:r>
     </w:p>
     <w:p>
@@ -4804,7 +5042,43 @@
           <w:sz w:val="28"/>
           <w:szCs w:val="28"/>
         </w:rPr>
-        <w:t>導入的合規挑戰（隱私外洩與</w:t>
+        <w:t>導入的合</w:t>
+      </w:r>
+      <w:proofErr w:type="gramStart"/>
+      <w:r>
+        <w:rPr>
+          <w:rFonts w:eastAsia="標楷體" w:hint="eastAsia"/>
+          <w:sz w:val="28"/>
+          <w:szCs w:val="28"/>
+        </w:rPr>
+        <w:t>規</w:t>
+      </w:r>
+      <w:proofErr w:type="gramEnd"/>
+      <w:r>
+        <w:rPr>
+          <w:rFonts w:eastAsia="標楷體" w:hint="eastAsia"/>
+          <w:sz w:val="28"/>
+          <w:szCs w:val="28"/>
+        </w:rPr>
+        <w:t>挑戰（隱私外</w:t>
+      </w:r>
+      <w:proofErr w:type="gramStart"/>
+      <w:r>
+        <w:rPr>
+          <w:rFonts w:eastAsia="標楷體" w:hint="eastAsia"/>
+          <w:sz w:val="28"/>
+          <w:szCs w:val="28"/>
+        </w:rPr>
+        <w:t>洩</w:t>
+      </w:r>
+      <w:proofErr w:type="gramEnd"/>
+      <w:r>
+        <w:rPr>
+          <w:rFonts w:eastAsia="標楷體" w:hint="eastAsia"/>
+          <w:sz w:val="28"/>
+          <w:szCs w:val="28"/>
+        </w:rPr>
+        <w:t>與</w:t>
       </w:r>
       <w:r>
         <w:rPr>
@@ -4838,7 +5112,25 @@
           <w:sz w:val="28"/>
           <w:szCs w:val="28"/>
         </w:rPr>
-        <w:t>雖然引進大型語言模型能輔助分析，但資安資料極度敏感。若將包含組織名稱、內部</w:t>
+        <w:t>雖然引進大型語言模型能輔助分析，</w:t>
+      </w:r>
+      <w:proofErr w:type="gramStart"/>
+      <w:r>
+        <w:rPr>
+          <w:rFonts w:eastAsia="標楷體" w:hint="eastAsia"/>
+          <w:sz w:val="28"/>
+          <w:szCs w:val="28"/>
+        </w:rPr>
+        <w:t>但資安資料</w:t>
+      </w:r>
+      <w:proofErr w:type="gramEnd"/>
+      <w:r>
+        <w:rPr>
+          <w:rFonts w:eastAsia="標楷體" w:hint="eastAsia"/>
+          <w:sz w:val="28"/>
+          <w:szCs w:val="28"/>
+        </w:rPr>
+        <w:t>極度敏感。若將包含組織名稱、內部</w:t>
       </w:r>
       <w:r>
         <w:rPr>
@@ -4870,7 +5162,25 @@
           <w:sz w:val="28"/>
           <w:szCs w:val="28"/>
         </w:rPr>
-        <w:t>，將引發嚴重的資安外洩危機；且</w:t>
+        <w:t>，將引發嚴重的</w:t>
+      </w:r>
+      <w:proofErr w:type="gramStart"/>
+      <w:r>
+        <w:rPr>
+          <w:rFonts w:eastAsia="標楷體" w:hint="eastAsia"/>
+          <w:sz w:val="28"/>
+          <w:szCs w:val="28"/>
+        </w:rPr>
+        <w:t>資安外洩</w:t>
+      </w:r>
+      <w:proofErr w:type="gramEnd"/>
+      <w:r>
+        <w:rPr>
+          <w:rFonts w:eastAsia="標楷體" w:hint="eastAsia"/>
+          <w:sz w:val="28"/>
+          <w:szCs w:val="28"/>
+        </w:rPr>
+        <w:t>危機；且</w:t>
       </w:r>
       <w:r>
         <w:rPr>
@@ -4886,7 +5196,43 @@
           <w:sz w:val="28"/>
           <w:szCs w:val="28"/>
         </w:rPr>
-        <w:t>的「幻覺現象」可能產出錯誤的資安法規與對策建議，這在講求精確合規的資安稽核中是絕不允許的。</w:t>
+        <w:t>的「幻覺現象」可能產出錯誤</w:t>
+      </w:r>
+      <w:proofErr w:type="gramStart"/>
+      <w:r>
+        <w:rPr>
+          <w:rFonts w:eastAsia="標楷體" w:hint="eastAsia"/>
+          <w:sz w:val="28"/>
+          <w:szCs w:val="28"/>
+        </w:rPr>
+        <w:t>的資安法規</w:t>
+      </w:r>
+      <w:proofErr w:type="gramEnd"/>
+      <w:r>
+        <w:rPr>
+          <w:rFonts w:eastAsia="標楷體" w:hint="eastAsia"/>
+          <w:sz w:val="28"/>
+          <w:szCs w:val="28"/>
+        </w:rPr>
+        <w:t>與對策建議，這在講求精確合</w:t>
+      </w:r>
+      <w:proofErr w:type="gramStart"/>
+      <w:r>
+        <w:rPr>
+          <w:rFonts w:eastAsia="標楷體" w:hint="eastAsia"/>
+          <w:sz w:val="28"/>
+          <w:szCs w:val="28"/>
+        </w:rPr>
+        <w:t>規的資安稽核</w:t>
+      </w:r>
+      <w:proofErr w:type="gramEnd"/>
+      <w:r>
+        <w:rPr>
+          <w:rFonts w:eastAsia="標楷體" w:hint="eastAsia"/>
+          <w:sz w:val="28"/>
+          <w:szCs w:val="28"/>
+        </w:rPr>
+        <w:t>中是絕不允許的。</w:t>
       </w:r>
     </w:p>
     <w:p>
@@ -4914,8 +5260,36 @@
           <w:sz w:val="28"/>
           <w:szCs w:val="28"/>
         </w:rPr>
-        <w:t>因此，如何建構一套專注於資安面向、具備隱私防護機制，並能動態串接外部漏洞情資與</w:t>
-      </w:r>
+        <w:t>因此，如何建構一套專注</w:t>
+      </w:r>
+      <w:proofErr w:type="gramStart"/>
+      <w:r>
+        <w:rPr>
+          <w:rFonts w:eastAsia="標楷體" w:hint="eastAsia"/>
+          <w:sz w:val="28"/>
+          <w:szCs w:val="28"/>
+        </w:rPr>
+        <w:t>於資安面向</w:t>
+      </w:r>
+      <w:proofErr w:type="gramEnd"/>
+      <w:r>
+        <w:rPr>
+          <w:rFonts w:eastAsia="標楷體" w:hint="eastAsia"/>
+          <w:sz w:val="28"/>
+          <w:szCs w:val="28"/>
+        </w:rPr>
+        <w:t>、具備隱私防護機制，並能動態串接外部</w:t>
+      </w:r>
+      <w:proofErr w:type="gramStart"/>
+      <w:r>
+        <w:rPr>
+          <w:rFonts w:eastAsia="標楷體" w:hint="eastAsia"/>
+          <w:sz w:val="28"/>
+          <w:szCs w:val="28"/>
+        </w:rPr>
+        <w:t>漏洞情資與</w:t>
+      </w:r>
+      <w:proofErr w:type="gramEnd"/>
       <w:r>
         <w:rPr>
           <w:rFonts w:eastAsia="標楷體" w:hint="eastAsia"/>
@@ -4930,7 +5304,16 @@
           <w:sz w:val="28"/>
           <w:szCs w:val="28"/>
         </w:rPr>
-        <w:t>標準規範的智慧化顧問系統，成為本</w:t>
+        <w:t>標準規範的智慧化顧問系統，</w:t>
+      </w:r>
+      <w:proofErr w:type="gramStart"/>
+      <w:r>
+        <w:rPr>
+          <w:rFonts w:eastAsia="標楷體" w:hint="eastAsia"/>
+          <w:sz w:val="28"/>
+          <w:szCs w:val="28"/>
+        </w:rPr>
+        <w:t>成為本</w:t>
       </w:r>
       <w:r>
         <w:rPr>
@@ -4946,7 +5329,16 @@
           <w:sz w:val="28"/>
           <w:szCs w:val="28"/>
         </w:rPr>
-        <w:t>的研究</w:t>
+        <w:t>的</w:t>
+      </w:r>
+      <w:proofErr w:type="gramEnd"/>
+      <w:r>
+        <w:rPr>
+          <w:rFonts w:eastAsia="標楷體" w:hint="eastAsia"/>
+          <w:sz w:val="28"/>
+          <w:szCs w:val="28"/>
+        </w:rPr>
+        <w:t>研究</w:t>
       </w:r>
       <w:r>
         <w:rPr>
@@ -5021,6 +5413,7 @@
         <w:lastRenderedPageBreak/>
         <w:t>本專題旨在開發一套名為「</w:t>
       </w:r>
+      <w:proofErr w:type="spellStart"/>
       <w:r>
         <w:rPr>
           <w:rFonts w:eastAsia="標楷體" w:hint="eastAsia"/>
@@ -5029,6 +5422,7 @@
         </w:rPr>
         <w:t>RiskGenie</w:t>
       </w:r>
+      <w:proofErr w:type="spellEnd"/>
       <w:r>
         <w:rPr>
           <w:rFonts w:eastAsia="標楷體" w:hint="eastAsia"/>
@@ -5083,7 +5477,43 @@
           <w:sz w:val="28"/>
           <w:szCs w:val="28"/>
         </w:rPr>
-        <w:t>智能」與「合規規則引擎」深度結合，協助組織將原先繁瑣且主觀的人工作業，轉化為數據驅動的標準合規流程。</w:t>
+        <w:t>智能」與「合</w:t>
+      </w:r>
+      <w:proofErr w:type="gramStart"/>
+      <w:r>
+        <w:rPr>
+          <w:rFonts w:eastAsia="標楷體" w:hint="eastAsia"/>
+          <w:sz w:val="28"/>
+          <w:szCs w:val="28"/>
+        </w:rPr>
+        <w:t>規</w:t>
+      </w:r>
+      <w:proofErr w:type="gramEnd"/>
+      <w:r>
+        <w:rPr>
+          <w:rFonts w:eastAsia="標楷體" w:hint="eastAsia"/>
+          <w:sz w:val="28"/>
+          <w:szCs w:val="28"/>
+        </w:rPr>
+        <w:t>規則引擎」深度結合，協助組織將原先繁瑣且主觀的人工作業，轉化為數據驅動的標準合</w:t>
+      </w:r>
+      <w:proofErr w:type="gramStart"/>
+      <w:r>
+        <w:rPr>
+          <w:rFonts w:eastAsia="標楷體" w:hint="eastAsia"/>
+          <w:sz w:val="28"/>
+          <w:szCs w:val="28"/>
+        </w:rPr>
+        <w:t>規</w:t>
+      </w:r>
+      <w:proofErr w:type="gramEnd"/>
+      <w:r>
+        <w:rPr>
+          <w:rFonts w:eastAsia="標楷體" w:hint="eastAsia"/>
+          <w:sz w:val="28"/>
+          <w:szCs w:val="28"/>
+        </w:rPr>
+        <w:t>流程。</w:t>
       </w:r>
     </w:p>
     <w:p>
@@ -5310,7 +5740,25 @@
           <w:sz w:val="28"/>
           <w:szCs w:val="28"/>
         </w:rPr>
-        <w:t>在資料傳輸至雲端模型前，系統將自動進行隱私過濾，遮蔽具備辨識性的機構名稱與關鍵參數，在完全保障資安隱私的前提下發揮</w:t>
+        <w:t>在資料傳輸至雲端模型前，系統將自動進行隱私過濾，遮蔽具備辨識性的機構名稱與關鍵參數，在完全</w:t>
+      </w:r>
+      <w:proofErr w:type="gramStart"/>
+      <w:r>
+        <w:rPr>
+          <w:rFonts w:eastAsia="標楷體" w:hint="eastAsia"/>
+          <w:sz w:val="28"/>
+          <w:szCs w:val="28"/>
+        </w:rPr>
+        <w:t>保障資安隱私</w:t>
+      </w:r>
+      <w:proofErr w:type="gramEnd"/>
+      <w:r>
+        <w:rPr>
+          <w:rFonts w:eastAsia="標楷體" w:hint="eastAsia"/>
+          <w:sz w:val="28"/>
+          <w:szCs w:val="28"/>
+        </w:rPr>
+        <w:t>的前提下發揮</w:t>
       </w:r>
       <w:r>
         <w:rPr>
@@ -5374,8 +5822,18 @@
           <w:sz w:val="28"/>
           <w:szCs w:val="28"/>
         </w:rPr>
-        <w:t>技術的合規</w:t>
-      </w:r>
+        <w:t>技術的合</w:t>
+      </w:r>
+      <w:proofErr w:type="gramStart"/>
+      <w:r>
+        <w:rPr>
+          <w:rFonts w:eastAsia="標楷體" w:hint="eastAsia"/>
+          <w:sz w:val="28"/>
+          <w:szCs w:val="28"/>
+        </w:rPr>
+        <w:t>規</w:t>
+      </w:r>
+      <w:proofErr w:type="gramEnd"/>
       <w:r>
         <w:rPr>
           <w:rFonts w:eastAsia="標楷體" w:hint="eastAsia"/>
@@ -5463,8 +5921,18 @@
           <w:sz w:val="28"/>
           <w:szCs w:val="28"/>
         </w:rPr>
-        <w:t>幻覺，自動產出具備高度精確性與實作價值的資安改善</w:t>
-      </w:r>
+        <w:t>幻覺，自動產出具備高度精確性與實作價值</w:t>
+      </w:r>
+      <w:proofErr w:type="gramStart"/>
+      <w:r>
+        <w:rPr>
+          <w:rFonts w:eastAsia="標楷體" w:hint="eastAsia"/>
+          <w:sz w:val="28"/>
+          <w:szCs w:val="28"/>
+        </w:rPr>
+        <w:t>的資安改善</w:t>
+      </w:r>
+      <w:proofErr w:type="gramEnd"/>
       <w:r>
         <w:rPr>
           <w:rFonts w:eastAsia="標楷體" w:hint="eastAsia"/>
@@ -5558,7 +6026,25 @@
           <w:sz w:val="28"/>
           <w:szCs w:val="28"/>
         </w:rPr>
-        <w:t>大幅提升資安行政效率：</w:t>
+        <w:t>大幅</w:t>
+      </w:r>
+      <w:proofErr w:type="gramStart"/>
+      <w:r>
+        <w:rPr>
+          <w:rFonts w:eastAsia="標楷體" w:hint="eastAsia"/>
+          <w:sz w:val="28"/>
+          <w:szCs w:val="28"/>
+        </w:rPr>
+        <w:t>提升資安行政</w:t>
+      </w:r>
+      <w:proofErr w:type="gramEnd"/>
+      <w:r>
+        <w:rPr>
+          <w:rFonts w:eastAsia="標楷體" w:hint="eastAsia"/>
+          <w:sz w:val="28"/>
+          <w:szCs w:val="28"/>
+        </w:rPr>
+        <w:t>效率：</w:t>
       </w:r>
       <w:r>
         <w:rPr>
@@ -5574,7 +6060,43 @@
           <w:sz w:val="28"/>
           <w:szCs w:val="28"/>
         </w:rPr>
-        <w:t>將原本需耗時數週的資產比對與漏洞查詢工作，縮短至數分鐘內批次完成，降低資安承辦人員的行政負擔。</w:t>
+        <w:t>將原本需耗時數</w:t>
+      </w:r>
+      <w:proofErr w:type="gramStart"/>
+      <w:r>
+        <w:rPr>
+          <w:rFonts w:eastAsia="標楷體" w:hint="eastAsia"/>
+          <w:sz w:val="28"/>
+          <w:szCs w:val="28"/>
+        </w:rPr>
+        <w:t>週</w:t>
+      </w:r>
+      <w:proofErr w:type="gramEnd"/>
+      <w:r>
+        <w:rPr>
+          <w:rFonts w:eastAsia="標楷體" w:hint="eastAsia"/>
+          <w:sz w:val="28"/>
+          <w:szCs w:val="28"/>
+        </w:rPr>
+        <w:t>的資產比對與漏洞查詢工作，縮短至數分鐘內批次完成，</w:t>
+      </w:r>
+      <w:proofErr w:type="gramStart"/>
+      <w:r>
+        <w:rPr>
+          <w:rFonts w:eastAsia="標楷體" w:hint="eastAsia"/>
+          <w:sz w:val="28"/>
+          <w:szCs w:val="28"/>
+        </w:rPr>
+        <w:t>降低資安承辦</w:t>
+      </w:r>
+      <w:proofErr w:type="gramEnd"/>
+      <w:r>
+        <w:rPr>
+          <w:rFonts w:eastAsia="標楷體" w:hint="eastAsia"/>
+          <w:sz w:val="28"/>
+          <w:szCs w:val="28"/>
+        </w:rPr>
+        <w:t>人員的行政負擔。</w:t>
       </w:r>
     </w:p>
     <w:p>
@@ -5652,7 +6174,25 @@
           <w:sz w:val="28"/>
           <w:szCs w:val="28"/>
         </w:rPr>
-        <w:t>優化組織資安資源分配：</w:t>
+        <w:t>優化</w:t>
+      </w:r>
+      <w:proofErr w:type="gramStart"/>
+      <w:r>
+        <w:rPr>
+          <w:rFonts w:eastAsia="標楷體" w:hint="eastAsia"/>
+          <w:sz w:val="28"/>
+          <w:szCs w:val="28"/>
+        </w:rPr>
+        <w:t>組織資安資源</w:t>
+      </w:r>
+      <w:proofErr w:type="gramEnd"/>
+      <w:r>
+        <w:rPr>
+          <w:rFonts w:eastAsia="標楷體" w:hint="eastAsia"/>
+          <w:sz w:val="28"/>
+          <w:szCs w:val="28"/>
+        </w:rPr>
+        <w:t>分配：</w:t>
       </w:r>
       <w:r>
         <w:rPr>
@@ -5668,7 +6208,43 @@
           <w:sz w:val="28"/>
           <w:szCs w:val="28"/>
         </w:rPr>
-        <w:t>透過修正後的最大風險演算法，為資安主管產出準確的風險熱力圖與高風險分佈報告，使組織能將有限的資源精準投注在最脆弱的防護破口上。</w:t>
+        <w:t>透過修正後的最大風險演算法，</w:t>
+      </w:r>
+      <w:proofErr w:type="gramStart"/>
+      <w:r>
+        <w:rPr>
+          <w:rFonts w:eastAsia="標楷體" w:hint="eastAsia"/>
+          <w:sz w:val="28"/>
+          <w:szCs w:val="28"/>
+        </w:rPr>
+        <w:t>為資安主管</w:t>
+      </w:r>
+      <w:proofErr w:type="gramEnd"/>
+      <w:r>
+        <w:rPr>
+          <w:rFonts w:eastAsia="標楷體" w:hint="eastAsia"/>
+          <w:sz w:val="28"/>
+          <w:szCs w:val="28"/>
+        </w:rPr>
+        <w:t>產出準確的風險熱力圖與高風險分佈報告，使組織能將有限的資源精</w:t>
+      </w:r>
+      <w:proofErr w:type="gramStart"/>
+      <w:r>
+        <w:rPr>
+          <w:rFonts w:eastAsia="標楷體" w:hint="eastAsia"/>
+          <w:sz w:val="28"/>
+          <w:szCs w:val="28"/>
+        </w:rPr>
+        <w:t>準</w:t>
+      </w:r>
+      <w:proofErr w:type="gramEnd"/>
+      <w:r>
+        <w:rPr>
+          <w:rFonts w:eastAsia="標楷體" w:hint="eastAsia"/>
+          <w:sz w:val="28"/>
+          <w:szCs w:val="28"/>
+        </w:rPr>
+        <w:t>投注在最脆弱的防護破口上。</w:t>
       </w:r>
     </w:p>
     <w:p>
@@ -5689,7 +6265,43 @@
           <w:sz w:val="28"/>
           <w:szCs w:val="28"/>
         </w:rPr>
-        <w:t>提供安全、合規且具公信力的資安文件：</w:t>
+        <w:t>提供安全、合</w:t>
+      </w:r>
+      <w:proofErr w:type="gramStart"/>
+      <w:r>
+        <w:rPr>
+          <w:rFonts w:eastAsia="標楷體" w:hint="eastAsia"/>
+          <w:sz w:val="28"/>
+          <w:szCs w:val="28"/>
+        </w:rPr>
+        <w:t>規</w:t>
+      </w:r>
+      <w:proofErr w:type="gramEnd"/>
+      <w:r>
+        <w:rPr>
+          <w:rFonts w:eastAsia="標楷體" w:hint="eastAsia"/>
+          <w:sz w:val="28"/>
+          <w:szCs w:val="28"/>
+        </w:rPr>
+        <w:t>且具公信力</w:t>
+      </w:r>
+      <w:proofErr w:type="gramStart"/>
+      <w:r>
+        <w:rPr>
+          <w:rFonts w:eastAsia="標楷體" w:hint="eastAsia"/>
+          <w:sz w:val="28"/>
+          <w:szCs w:val="28"/>
+        </w:rPr>
+        <w:t>的資安文件</w:t>
+      </w:r>
+      <w:proofErr w:type="gramEnd"/>
+      <w:r>
+        <w:rPr>
+          <w:rFonts w:eastAsia="標楷體" w:hint="eastAsia"/>
+          <w:sz w:val="28"/>
+          <w:szCs w:val="28"/>
+        </w:rPr>
+        <w:t>：</w:t>
       </w:r>
       <w:r>
         <w:rPr>
@@ -5705,7 +6317,25 @@
           <w:sz w:val="28"/>
           <w:szCs w:val="28"/>
         </w:rPr>
-        <w:t>在確保機敏資料不外洩的安全框架下，產出符合國際標準的風險處理計畫書與標準作業程序（</w:t>
+        <w:t>在確保機敏資料不外</w:t>
+      </w:r>
+      <w:proofErr w:type="gramStart"/>
+      <w:r>
+        <w:rPr>
+          <w:rFonts w:eastAsia="標楷體" w:hint="eastAsia"/>
+          <w:sz w:val="28"/>
+          <w:szCs w:val="28"/>
+        </w:rPr>
+        <w:t>洩</w:t>
+      </w:r>
+      <w:proofErr w:type="gramEnd"/>
+      <w:r>
+        <w:rPr>
+          <w:rFonts w:eastAsia="標楷體" w:hint="eastAsia"/>
+          <w:sz w:val="28"/>
+          <w:szCs w:val="28"/>
+        </w:rPr>
+        <w:t>的安全框架下，產出符合國際標準的風險處理計畫書與標準作業程序（</w:t>
       </w:r>
       <w:r>
         <w:rPr>
@@ -5911,7 +6541,23 @@
           <w:rFonts w:eastAsia="標楷體"/>
           <w:sz w:val="28"/>
         </w:rPr>
-        <w:t>各部門人員常因不具備資安專業，而在資產盤點與風險評估時感到困擾。本系統能將專業術語轉化為白話建議，降低全員參與</w:t>
+        <w:t>各部門人員常因不</w:t>
+      </w:r>
+      <w:proofErr w:type="gramStart"/>
+      <w:r>
+        <w:rPr>
+          <w:rFonts w:eastAsia="標楷體"/>
+          <w:sz w:val="28"/>
+        </w:rPr>
+        <w:t>具備資安專業</w:t>
+      </w:r>
+      <w:proofErr w:type="gramEnd"/>
+      <w:r>
+        <w:rPr>
+          <w:rFonts w:eastAsia="標楷體"/>
+          <w:sz w:val="28"/>
+        </w:rPr>
+        <w:t>，而在資產盤點與風險評估時感到困擾。本系統能將專業術語轉化為白話建議，降低全員參與</w:t>
       </w:r>
       <w:r>
         <w:rPr>
@@ -6101,12 +6747,21 @@
           <w:sz w:val="28"/>
         </w:rPr>
       </w:pPr>
-      <w:r>
-        <w:rPr>
-          <w:rFonts w:eastAsia="標楷體" w:hint="eastAsia"/>
-          <w:sz w:val="28"/>
-        </w:rPr>
-        <w:t>資安隱私風險。</w:t>
+      <w:proofErr w:type="gramStart"/>
+      <w:r>
+        <w:rPr>
+          <w:rFonts w:eastAsia="標楷體" w:hint="eastAsia"/>
+          <w:sz w:val="28"/>
+        </w:rPr>
+        <w:t>資安隱私</w:t>
+      </w:r>
+      <w:proofErr w:type="gramEnd"/>
+      <w:r>
+        <w:rPr>
+          <w:rFonts w:eastAsia="標楷體" w:hint="eastAsia"/>
+          <w:sz w:val="28"/>
+        </w:rPr>
+        <w:t>風險。</w:t>
       </w:r>
     </w:p>
     <w:p>
@@ -8242,8 +8897,17 @@
           <w:rFonts w:eastAsia="標楷體" w:hint="eastAsia"/>
           <w:sz w:val="28"/>
         </w:rPr>
-        <w:t>即時追蹤資安風險</w:t>
-      </w:r>
+        <w:t>即時</w:t>
+      </w:r>
+      <w:proofErr w:type="gramStart"/>
+      <w:r>
+        <w:rPr>
+          <w:rFonts w:eastAsia="標楷體" w:hint="eastAsia"/>
+          <w:sz w:val="28"/>
+        </w:rPr>
+        <w:t>追蹤資安風險</w:t>
+      </w:r>
+      <w:proofErr w:type="gramEnd"/>
     </w:p>
     <w:p>
       <w:pPr>
@@ -8737,12 +9401,21 @@
                 <w:sz w:val="28"/>
               </w:rPr>
             </w:pPr>
+            <w:proofErr w:type="gramStart"/>
             <w:r>
               <w:rPr>
                 <w:rFonts w:eastAsia="標楷體" w:hint="eastAsia"/>
                 <w:sz w:val="28"/>
               </w:rPr>
-              <w:t>缺資安人才</w:t>
+              <w:t>缺資安</w:t>
+            </w:r>
+            <w:proofErr w:type="gramEnd"/>
+            <w:r>
+              <w:rPr>
+                <w:rFonts w:eastAsia="標楷體" w:hint="eastAsia"/>
+                <w:sz w:val="28"/>
+              </w:rPr>
+              <w:t>人才</w:t>
             </w:r>
           </w:p>
         </w:tc>
@@ -9474,6 +10147,7 @@
                 <w:sz w:val="28"/>
               </w:rPr>
             </w:pPr>
+            <w:proofErr w:type="spellStart"/>
             <w:r>
               <w:rPr>
                 <w:rFonts w:eastAsia="標楷體" w:hint="eastAsia"/>
@@ -9481,12 +10155,22 @@
               </w:rPr>
               <w:t>Secorion</w:t>
             </w:r>
+            <w:proofErr w:type="spellEnd"/>
+            <w:proofErr w:type="gramStart"/>
             <w:r>
               <w:rPr>
                 <w:rFonts w:eastAsia="標楷體" w:hint="eastAsia"/>
                 <w:sz w:val="28"/>
               </w:rPr>
-              <w:t>資安合規管理平台</w:t>
+              <w:t>資安合規</w:t>
+            </w:r>
+            <w:proofErr w:type="gramEnd"/>
+            <w:r>
+              <w:rPr>
+                <w:rFonts w:eastAsia="標楷體" w:hint="eastAsia"/>
+                <w:sz w:val="28"/>
+              </w:rPr>
+              <w:t>管理平台</w:t>
             </w:r>
           </w:p>
         </w:tc>
@@ -10158,7 +10842,25 @@
           <w:sz w:val="28"/>
           <w:szCs w:val="28"/>
         </w:rPr>
-        <w:t>助使用者進行資訊資產盤點與風險評鑑，降低傳統人工評鑑所需的時間與專業門檻，並提升整體資安管理效率。透過使用者輸入資產資料，結合</w:t>
+        <w:t>助使用者進行資訊資產盤點與風險評鑑，降低傳統人工評鑑所需的時間與專業門檻，並提升</w:t>
+      </w:r>
+      <w:proofErr w:type="gramStart"/>
+      <w:r>
+        <w:rPr>
+          <w:rFonts w:eastAsia="標楷體" w:hint="eastAsia"/>
+          <w:sz w:val="28"/>
+          <w:szCs w:val="28"/>
+        </w:rPr>
+        <w:t>整體資安管理</w:t>
+      </w:r>
+      <w:proofErr w:type="gramEnd"/>
+      <w:r>
+        <w:rPr>
+          <w:rFonts w:eastAsia="標楷體" w:hint="eastAsia"/>
+          <w:sz w:val="28"/>
+          <w:szCs w:val="28"/>
+        </w:rPr>
+        <w:t>效率。透過使用者輸入資產資料，結合</w:t>
       </w:r>
       <w:r>
         <w:rPr>
@@ -10587,6 +11289,7 @@
         </w:rPr>
         <w:t>：使用</w:t>
       </w:r>
+      <w:proofErr w:type="spellStart"/>
       <w:r>
         <w:rPr>
           <w:rFonts w:eastAsia="標楷體" w:cs="新細明體"/>
@@ -10596,6 +11299,7 @@
         </w:rPr>
         <w:t>Supabase</w:t>
       </w:r>
+      <w:proofErr w:type="spellEnd"/>
       <w:r>
         <w:rPr>
           <w:rFonts w:eastAsia="標楷體" w:cs="新細明體"/>
@@ -10818,13 +11522,23 @@
         </w:rPr>
         <w:t>顯示本系統之整體架構。使用者透過前端介面操作系統，前端將請求傳送至後端伺服器，後端進行資料處理與風險分析後，將結果回傳至前端顯示，並將相關資料儲存於資料庫中。</w:t>
       </w:r>
+      <w:proofErr w:type="gramStart"/>
       <w:r>
         <w:rPr>
           <w:rFonts w:eastAsia="標楷體"/>
           <w:sz w:val="28"/>
           <w:szCs w:val="28"/>
         </w:rPr>
-        <w:t>此外，後端亦可透過</w:t>
+        <w:t>此外，</w:t>
+      </w:r>
+      <w:proofErr w:type="gramEnd"/>
+      <w:r>
+        <w:rPr>
+          <w:rFonts w:eastAsia="標楷體"/>
+          <w:sz w:val="28"/>
+          <w:szCs w:val="28"/>
+        </w:rPr>
+        <w:t>後端亦可透過</w:t>
       </w:r>
       <w:r>
         <w:rPr>
@@ -10982,6 +11696,7 @@
         </w:rPr>
         <w:t>後端框架與</w:t>
       </w:r>
+      <w:proofErr w:type="spellStart"/>
       <w:r>
         <w:rPr>
           <w:rFonts w:eastAsia="標楷體"/>
@@ -10990,6 +11705,7 @@
         </w:rPr>
         <w:t>Supabase</w:t>
       </w:r>
+      <w:proofErr w:type="spellEnd"/>
       <w:r>
         <w:rPr>
           <w:rFonts w:eastAsia="標楷體"/>
@@ -11004,7 +11720,25 @@
           <w:sz w:val="28"/>
           <w:szCs w:val="28"/>
         </w:rPr>
-        <w:t>，建置一套完整的資安風險評估平台。考量現今使用者多透過不同裝置進行操作，本系統設計為跨平台網頁應用，支援電腦與行動裝置瀏覽器，</w:t>
+        <w:t>，建置一套完整</w:t>
+      </w:r>
+      <w:proofErr w:type="gramStart"/>
+      <w:r>
+        <w:rPr>
+          <w:rFonts w:eastAsia="標楷體" w:hint="eastAsia"/>
+          <w:sz w:val="28"/>
+          <w:szCs w:val="28"/>
+        </w:rPr>
+        <w:t>的資安風險</w:t>
+      </w:r>
+      <w:proofErr w:type="gramEnd"/>
+      <w:r>
+        <w:rPr>
+          <w:rFonts w:eastAsia="標楷體" w:hint="eastAsia"/>
+          <w:sz w:val="28"/>
+          <w:szCs w:val="28"/>
+        </w:rPr>
+        <w:t>評估平台。考量現今使用者多透過不同裝置進行操作，本系統設計為跨平台網頁應用，支援電腦與行動裝置瀏覽器，</w:t>
       </w:r>
       <w:r>
         <w:rPr>
@@ -11044,16 +11778,36 @@
           <w:sz w:val="28"/>
           <w:szCs w:val="28"/>
         </w:rPr>
-        <w:t>。此外，由於採用</w:t>
-      </w:r>
+        <w:t>。</w:t>
+      </w:r>
+      <w:proofErr w:type="gramStart"/>
       <w:r>
         <w:rPr>
           <w:rFonts w:eastAsia="標楷體"/>
           <w:sz w:val="28"/>
           <w:szCs w:val="28"/>
         </w:rPr>
+        <w:t>此外，</w:t>
+      </w:r>
+      <w:proofErr w:type="gramEnd"/>
+      <w:r>
+        <w:rPr>
+          <w:rFonts w:eastAsia="標楷體"/>
+          <w:sz w:val="28"/>
+          <w:szCs w:val="28"/>
+        </w:rPr>
+        <w:t>由於採用</w:t>
+      </w:r>
+      <w:proofErr w:type="spellStart"/>
+      <w:r>
+        <w:rPr>
+          <w:rFonts w:eastAsia="標楷體"/>
+          <w:sz w:val="28"/>
+          <w:szCs w:val="28"/>
+        </w:rPr>
         <w:t>Supabase</w:t>
       </w:r>
+      <w:proofErr w:type="spellEnd"/>
       <w:r>
         <w:rPr>
           <w:rFonts w:eastAsia="標楷體"/>
@@ -11439,12 +12193,14 @@
                 <w:rFonts w:eastAsia="標楷體"/>
               </w:rPr>
             </w:pPr>
+            <w:proofErr w:type="spellStart"/>
             <w:r>
               <w:rPr>
                 <w:rFonts w:eastAsia="標楷體"/>
               </w:rPr>
               <w:t>Supabase</w:t>
             </w:r>
+            <w:proofErr w:type="spellEnd"/>
             <w:r>
               <w:rPr>
                 <w:rFonts w:eastAsia="標楷體"/>
@@ -12295,6 +13051,7 @@
         </w:rPr>
         <w:t>以下列出本系統於開發「</w:t>
       </w:r>
+      <w:proofErr w:type="spellStart"/>
       <w:r>
         <w:rPr>
           <w:rFonts w:eastAsia="標楷體" w:hint="eastAsia"/>
@@ -12303,6 +13060,7 @@
         </w:rPr>
         <w:t>RiskGenie</w:t>
       </w:r>
+      <w:proofErr w:type="spellEnd"/>
       <w:r>
         <w:rPr>
           <w:rFonts w:eastAsia="標楷體" w:hint="eastAsia"/>
@@ -12500,6 +13258,7 @@
           <w:szCs w:val="28"/>
         </w:rPr>
       </w:pPr>
+      <w:proofErr w:type="spellStart"/>
       <w:r>
         <w:rPr>
           <w:rFonts w:eastAsia="標楷體"/>
@@ -12508,6 +13267,7 @@
         </w:rPr>
         <w:t>Supabase</w:t>
       </w:r>
+      <w:proofErr w:type="spellEnd"/>
       <w:r>
         <w:rPr>
           <w:rFonts w:eastAsia="標楷體" w:hint="eastAsia"/>
@@ -12642,7 +13402,25 @@
           <w:sz w:val="28"/>
           <w:szCs w:val="28"/>
         </w:rPr>
-        <w:t>，並於資料傳送前進行敏感資訊去識別化處理，以降低敏感資料外洩風險並提升資料安全性。</w:t>
+        <w:t>，並於資料傳送前進行敏感資訊去識別化處理，以降低敏感資料外</w:t>
+      </w:r>
+      <w:proofErr w:type="gramStart"/>
+      <w:r>
+        <w:rPr>
+          <w:rFonts w:eastAsia="標楷體"/>
+          <w:sz w:val="28"/>
+          <w:szCs w:val="28"/>
+        </w:rPr>
+        <w:t>洩</w:t>
+      </w:r>
+      <w:proofErr w:type="gramEnd"/>
+      <w:r>
+        <w:rPr>
+          <w:rFonts w:eastAsia="標楷體"/>
+          <w:sz w:val="28"/>
+          <w:szCs w:val="28"/>
+        </w:rPr>
+        <w:t>風險並提升資料安全性。</w:t>
       </w:r>
     </w:p>
     <w:p>
@@ -12674,7 +13452,25 @@
           <w:sz w:val="28"/>
           <w:szCs w:val="28"/>
         </w:rPr>
-        <w:t>：為輕量且功能完整之開發工具，支援多種程式語言與除錯功能，並可透過擴充套件提升開發效率，是本系統主要開發環境。</w:t>
+        <w:t>：為</w:t>
+      </w:r>
+      <w:proofErr w:type="gramStart"/>
+      <w:r>
+        <w:rPr>
+          <w:rFonts w:eastAsia="標楷體" w:hint="eastAsia"/>
+          <w:sz w:val="28"/>
+          <w:szCs w:val="28"/>
+        </w:rPr>
+        <w:t>輕量且功能</w:t>
+      </w:r>
+      <w:proofErr w:type="gramEnd"/>
+      <w:r>
+        <w:rPr>
+          <w:rFonts w:eastAsia="標楷體" w:hint="eastAsia"/>
+          <w:sz w:val="28"/>
+          <w:szCs w:val="28"/>
+        </w:rPr>
+        <w:t>完整之開發工具，支援多種程式語言與除錯功能，並可透過擴充套件提升開發效率，是本系統主要開發環境。</w:t>
       </w:r>
     </w:p>
     <w:p>
@@ -12799,7 +13595,25 @@
           <w:sz w:val="28"/>
           <w:szCs w:val="28"/>
         </w:rPr>
-        <w:t>設計原則：作為前後端資料傳輸之設計依據，使系統架構清晰，並提升系統之擴展性與維護性。</w:t>
+        <w:t>設計原則：作為前後端資料傳輸之設計依據，使系統架構</w:t>
+      </w:r>
+      <w:proofErr w:type="gramStart"/>
+      <w:r>
+        <w:rPr>
+          <w:rFonts w:eastAsia="標楷體" w:hint="eastAsia"/>
+          <w:sz w:val="28"/>
+          <w:szCs w:val="28"/>
+        </w:rPr>
+        <w:t>清晰，</w:t>
+      </w:r>
+      <w:proofErr w:type="gramEnd"/>
+      <w:r>
+        <w:rPr>
+          <w:rFonts w:eastAsia="標楷體" w:hint="eastAsia"/>
+          <w:sz w:val="28"/>
+          <w:szCs w:val="28"/>
+        </w:rPr>
+        <w:t>並提升系統之擴展性與維護性。</w:t>
       </w:r>
     </w:p>
     <w:p>
@@ -13044,12 +13858,14 @@
               </w:rPr>
               <w:t>、</w:t>
             </w:r>
+            <w:proofErr w:type="spellStart"/>
             <w:r>
               <w:rPr>
                 <w:rFonts w:eastAsia="標楷體"/>
               </w:rPr>
               <w:t>Supabase</w:t>
             </w:r>
+            <w:proofErr w:type="spellEnd"/>
           </w:p>
         </w:tc>
       </w:tr>
@@ -13291,12 +14107,14 @@
               </w:rPr>
               <w:t>、</w:t>
             </w:r>
+            <w:proofErr w:type="spellStart"/>
             <w:r>
               <w:rPr>
                 <w:rFonts w:eastAsia="標楷體"/>
               </w:rPr>
               <w:t>Supabase</w:t>
             </w:r>
+            <w:proofErr w:type="spellEnd"/>
             <w:r>
               <w:rPr>
                 <w:rFonts w:eastAsia="標楷體"/>
@@ -14059,31 +14877,24 @@
                 <w:rFonts w:eastAsia="標楷體" w:hint="eastAsia"/>
                 <w:szCs w:val="22"/>
               </w:rPr>
-              <w:t>林紀媗</w:t>
-            </w:r>
-          </w:p>
-        </w:tc>
-        <w:tc>
-          <w:tcPr>
-            <w:tcW w:w="704" w:type="pct"/>
-            <w:vAlign w:val="center"/>
-          </w:tcPr>
-          <w:p>
-            <w:pPr>
-              <w:jc w:val="center"/>
-              <w:rPr>
-                <w:rFonts w:eastAsia="標楷體"/>
-                <w:szCs w:val="22"/>
-              </w:rPr>
-            </w:pPr>
+              <w:t>林紀</w:t>
+            </w:r>
+            <w:proofErr w:type="gramStart"/>
             <w:r>
               <w:rPr>
                 <w:rFonts w:eastAsia="標楷體" w:hint="eastAsia"/>
                 <w:szCs w:val="22"/>
               </w:rPr>
-              <w:t>11436010</w:t>
-            </w:r>
-          </w:p>
+              <w:t>媗</w:t>
+            </w:r>
+            <w:proofErr w:type="gramEnd"/>
+          </w:p>
+        </w:tc>
+        <w:tc>
+          <w:tcPr>
+            <w:tcW w:w="704" w:type="pct"/>
+            <w:vAlign w:val="center"/>
+          </w:tcPr>
           <w:p>
             <w:pPr>
               <w:jc w:val="center"/>
@@ -14097,15 +14908,9 @@
                 <w:rFonts w:eastAsia="標楷體" w:hint="eastAsia"/>
                 <w:szCs w:val="22"/>
               </w:rPr>
-              <w:t>李昕縈</w:t>
-            </w:r>
-          </w:p>
-        </w:tc>
-        <w:tc>
-          <w:tcPr>
-            <w:tcW w:w="704" w:type="pct"/>
-            <w:vAlign w:val="center"/>
-          </w:tcPr>
+              <w:t>11436010</w:t>
+            </w:r>
+          </w:p>
           <w:p>
             <w:pPr>
               <w:jc w:val="center"/>
@@ -14119,24 +14924,17 @@
                 <w:rFonts w:eastAsia="標楷體" w:hint="eastAsia"/>
                 <w:szCs w:val="22"/>
               </w:rPr>
-              <w:t>11436017</w:t>
-            </w:r>
-          </w:p>
-          <w:p>
-            <w:pPr>
-              <w:jc w:val="center"/>
-              <w:rPr>
-                <w:rFonts w:eastAsia="標楷體"/>
-                <w:szCs w:val="22"/>
-              </w:rPr>
-            </w:pPr>
+              <w:t>李昕</w:t>
+            </w:r>
+            <w:proofErr w:type="gramStart"/>
             <w:r>
               <w:rPr>
                 <w:rFonts w:eastAsia="標楷體" w:hint="eastAsia"/>
                 <w:szCs w:val="22"/>
               </w:rPr>
-              <w:t>顏珮倪</w:t>
-            </w:r>
+              <w:t>縈</w:t>
+            </w:r>
+            <w:proofErr w:type="gramEnd"/>
           </w:p>
         </w:tc>
         <w:tc>
@@ -14157,7 +14955,7 @@
                 <w:rFonts w:eastAsia="標楷體" w:hint="eastAsia"/>
                 <w:szCs w:val="22"/>
               </w:rPr>
-              <w:t>11436021</w:t>
+              <w:t>11436017</w:t>
             </w:r>
           </w:p>
           <w:p>
@@ -14173,15 +14971,64 @@
                 <w:rFonts w:eastAsia="標楷體" w:hint="eastAsia"/>
                 <w:szCs w:val="22"/>
               </w:rPr>
-              <w:t>黃翊</w:t>
-            </w:r>
+              <w:t>顏</w:t>
+            </w:r>
+            <w:proofErr w:type="gramStart"/>
             <w:r>
               <w:rPr>
                 <w:rFonts w:eastAsia="標楷體" w:hint="eastAsia"/>
                 <w:szCs w:val="22"/>
               </w:rPr>
+              <w:t>珮倪</w:t>
+            </w:r>
+            <w:proofErr w:type="gramEnd"/>
+          </w:p>
+        </w:tc>
+        <w:tc>
+          <w:tcPr>
+            <w:tcW w:w="704" w:type="pct"/>
+            <w:vAlign w:val="center"/>
+          </w:tcPr>
+          <w:p>
+            <w:pPr>
+              <w:jc w:val="center"/>
+              <w:rPr>
+                <w:rFonts w:eastAsia="標楷體"/>
+                <w:szCs w:val="22"/>
+              </w:rPr>
+            </w:pPr>
+            <w:r>
+              <w:rPr>
+                <w:rFonts w:eastAsia="標楷體" w:hint="eastAsia"/>
+                <w:szCs w:val="22"/>
+              </w:rPr>
+              <w:t>11436021</w:t>
+            </w:r>
+          </w:p>
+          <w:p>
+            <w:pPr>
+              <w:jc w:val="center"/>
+              <w:rPr>
+                <w:rFonts w:eastAsia="標楷體"/>
+                <w:szCs w:val="22"/>
+              </w:rPr>
+            </w:pPr>
+            <w:r>
+              <w:rPr>
+                <w:rFonts w:eastAsia="標楷體" w:hint="eastAsia"/>
+                <w:szCs w:val="22"/>
+              </w:rPr>
+              <w:t>黃翊</w:t>
+            </w:r>
+            <w:proofErr w:type="gramStart"/>
+            <w:r>
+              <w:rPr>
+                <w:rFonts w:eastAsia="標楷體" w:hint="eastAsia"/>
+                <w:szCs w:val="22"/>
+              </w:rPr>
               <w:t>甄</w:t>
             </w:r>
+            <w:proofErr w:type="gramEnd"/>
           </w:p>
         </w:tc>
         <w:tc>
@@ -18377,11 +19224,19 @@
       </w:tr>
     </w:tbl>
     <w:p>
+      <w:proofErr w:type="gramStart"/>
       <w:r>
         <w:rPr>
           <w:rFonts w:ascii="標楷體" w:eastAsia="標楷體" w:hAnsi="標楷體"/>
         </w:rPr>
-        <w:t>註：</w:t>
+        <w:t>註</w:t>
+      </w:r>
+      <w:proofErr w:type="gramEnd"/>
+      <w:r>
+        <w:rPr>
+          <w:rFonts w:ascii="標楷體" w:eastAsia="標楷體" w:hAnsi="標楷體"/>
+        </w:rPr>
+        <w:t>：</w:t>
       </w:r>
       <w:r>
         <w:rPr>
@@ -18540,7 +19395,23 @@
           <w:rFonts w:ascii="標楷體" w:eastAsia="標楷體" w:hAnsi="標楷體" w:cs="標楷體"/>
           <w:color w:val="000000" w:themeColor="text1"/>
         </w:rPr>
-        <w:t xml:space="preserve">本專案自 2025 年 10 月啟動,預計於 2026 年 9月完成期末展示與系統交付,共歷時約 11 個月。為確保各模組能依序開發、彼此整合,團隊採用 </w:t>
+        <w:t xml:space="preserve">本專案自 2025 年 10 月啟動,預計於 2026 年 9月完成期末展示與系統交付,共歷時約 11 </w:t>
+      </w:r>
+      <w:proofErr w:type="gramStart"/>
+      <w:r>
+        <w:rPr>
+          <w:rFonts w:ascii="標楷體" w:eastAsia="標楷體" w:hAnsi="標楷體" w:cs="標楷體"/>
+          <w:color w:val="000000" w:themeColor="text1"/>
+        </w:rPr>
+        <w:t>個</w:t>
+      </w:r>
+      <w:proofErr w:type="gramEnd"/>
+      <w:r>
+        <w:rPr>
+          <w:rFonts w:ascii="標楷體" w:eastAsia="標楷體" w:hAnsi="標楷體" w:cs="標楷體"/>
+          <w:color w:val="000000" w:themeColor="text1"/>
+        </w:rPr>
+        <w:t xml:space="preserve">月。為確保各模組能依序開發、彼此整合,團隊採用 </w:t>
       </w:r>
       <w:r>
         <w:rPr>
@@ -18587,7 +19458,23 @@
           <w:rFonts w:ascii="標楷體" w:eastAsia="標楷體" w:hAnsi="標楷體" w:cs="標楷體"/>
           <w:color w:val="000000" w:themeColor="text1"/>
         </w:rPr>
-        <w:t>各階段間具有依賴關係——例如「規則引擎」需先於「AI 模組」完成,因為 AI 輸出需透過規則引擎計算最終分數;而「整合測試」需在三個 AI 模組均完成後才能進行。</w:t>
+        <w:t>各階段間具有依賴關係</w:t>
+      </w:r>
+      <w:proofErr w:type="gramStart"/>
+      <w:r>
+        <w:rPr>
+          <w:rFonts w:ascii="標楷體" w:eastAsia="標楷體" w:hAnsi="標楷體" w:cs="標楷體"/>
+          <w:color w:val="000000" w:themeColor="text1"/>
+        </w:rPr>
+        <w:t>——</w:t>
+      </w:r>
+      <w:proofErr w:type="gramEnd"/>
+      <w:r>
+        <w:rPr>
+          <w:rFonts w:ascii="標楷體" w:eastAsia="標楷體" w:hAnsi="標楷體" w:cs="標楷體"/>
+          <w:color w:val="000000" w:themeColor="text1"/>
+        </w:rPr>
+        <w:t>例如「規則引擎」需先於「AI 模組」完成,因為 AI 輸出需透過規則引擎計算最終分數;而「整合測試」需在三個 AI 模組均完成後才能進行。</w:t>
       </w:r>
     </w:p>
     <w:p>
@@ -18939,11 +19826,19 @@
                 <w:rFonts w:ascii="標楷體" w:eastAsia="標楷體" w:hAnsi="標楷體" w:cs="標楷體"/>
               </w:rPr>
             </w:pPr>
-            <w:r>
-              <w:rPr>
-                <w:rFonts w:ascii="標楷體" w:eastAsia="標楷體" w:hAnsi="標楷體" w:cs="標楷體"/>
-              </w:rPr>
-              <w:t>資安課程、</w:t>
+            <w:proofErr w:type="gramStart"/>
+            <w:r>
+              <w:rPr>
+                <w:rFonts w:ascii="標楷體" w:eastAsia="標楷體" w:hAnsi="標楷體" w:cs="標楷體"/>
+              </w:rPr>
+              <w:t>資安課程</w:t>
+            </w:r>
+            <w:proofErr w:type="gramEnd"/>
+            <w:r>
+              <w:rPr>
+                <w:rFonts w:ascii="標楷體" w:eastAsia="標楷體" w:hAnsi="標楷體" w:cs="標楷體"/>
+              </w:rPr>
+              <w:t>、</w:t>
             </w:r>
           </w:p>
         </w:tc>
@@ -18962,12 +19857,14 @@
                 <w:rFonts w:ascii="標楷體" w:eastAsia="標楷體" w:hAnsi="標楷體" w:cs="標楷體"/>
               </w:rPr>
             </w:pPr>
+            <w:proofErr w:type="gramStart"/>
             <w:r>
               <w:rPr>
                 <w:rFonts w:ascii="標楷體" w:eastAsia="標楷體" w:hAnsi="標楷體" w:cs="標楷體"/>
               </w:rPr>
               <w:t>完成資安課程</w:t>
             </w:r>
+            <w:proofErr w:type="gramEnd"/>
           </w:p>
         </w:tc>
       </w:tr>
@@ -19224,11 +20121,19 @@
                 <w:rFonts w:ascii="標楷體" w:eastAsia="標楷體" w:hAnsi="標楷體" w:cs="標楷體"/>
               </w:rPr>
             </w:pPr>
-            <w:r>
-              <w:rPr>
-                <w:rFonts w:ascii="標楷體" w:eastAsia="標楷體" w:hAnsi="標楷體" w:cs="標楷體"/>
-              </w:rPr>
-              <w:t>三主題模組(AI Tagger、Risk Engine、AI Advisor)</w:t>
+            <w:proofErr w:type="gramStart"/>
+            <w:r>
+              <w:rPr>
+                <w:rFonts w:ascii="標楷體" w:eastAsia="標楷體" w:hAnsi="標楷體" w:cs="標楷體"/>
+              </w:rPr>
+              <w:t>三</w:t>
+            </w:r>
+            <w:proofErr w:type="gramEnd"/>
+            <w:r>
+              <w:rPr>
+                <w:rFonts w:ascii="標楷體" w:eastAsia="標楷體" w:hAnsi="標楷體" w:cs="標楷體"/>
+              </w:rPr>
+              <w:t>主題模組(AI Tagger、Risk Engine、AI Advisor)</w:t>
             </w:r>
           </w:p>
         </w:tc>
@@ -19501,7 +20406,23 @@
           <w:rFonts w:ascii="標楷體" w:eastAsia="標楷體" w:hAnsi="標楷體" w:cs="標楷體"/>
           <w:color w:val="000000" w:themeColor="text1"/>
         </w:rPr>
-        <w:t>1. 主題發想與題目定位     ███████░</w:t>
+        <w:t xml:space="preserve">1. 主題發想與題目定位     </w:t>
+      </w:r>
+      <w:proofErr w:type="gramStart"/>
+      <w:r>
+        <w:rPr>
+          <w:rFonts w:ascii="標楷體" w:eastAsia="標楷體" w:hAnsi="標楷體" w:cs="標楷體"/>
+          <w:color w:val="000000" w:themeColor="text1"/>
+        </w:rPr>
+        <w:t>███████</w:t>
+      </w:r>
+      <w:proofErr w:type="gramEnd"/>
+      <w:r>
+        <w:rPr>
+          <w:rFonts w:ascii="標楷體" w:eastAsia="標楷體" w:hAnsi="標楷體" w:cs="標楷體"/>
+          <w:color w:val="000000" w:themeColor="text1"/>
+        </w:rPr>
+        <w:t>░</w:t>
       </w:r>
     </w:p>
     <w:p>
@@ -19516,7 +20437,23 @@
           <w:rFonts w:ascii="標楷體" w:eastAsia="標楷體" w:hAnsi="標楷體" w:cs="標楷體"/>
           <w:color w:val="000000" w:themeColor="text1"/>
         </w:rPr>
-        <w:t>2. 資安課程修習                  ░░██████░</w:t>
+        <w:t xml:space="preserve">2. </w:t>
+      </w:r>
+      <w:proofErr w:type="gramStart"/>
+      <w:r>
+        <w:rPr>
+          <w:rFonts w:ascii="標楷體" w:eastAsia="標楷體" w:hAnsi="標楷體" w:cs="標楷體"/>
+          <w:color w:val="000000" w:themeColor="text1"/>
+        </w:rPr>
+        <w:t>資安課程</w:t>
+      </w:r>
+      <w:proofErr w:type="gramEnd"/>
+      <w:r>
+        <w:rPr>
+          <w:rFonts w:ascii="標楷體" w:eastAsia="標楷體" w:hAnsi="標楷體" w:cs="標楷體"/>
+          <w:color w:val="000000" w:themeColor="text1"/>
+        </w:rPr>
+        <w:t>修習                  ░░██████░</w:t>
       </w:r>
     </w:p>
     <w:p>
@@ -19790,7 +20727,23 @@
           <w:rFonts w:ascii="標楷體" w:eastAsia="標楷體" w:hAnsi="標楷體" w:cs="標楷體"/>
           <w:color w:val="000000" w:themeColor="text1"/>
         </w:rPr>
-        <w:t>」分工——每位成員主責一個模組,並由專案管理者(PM)統籌整合</w:t>
+        <w:t>」分工</w:t>
+      </w:r>
+      <w:proofErr w:type="gramStart"/>
+      <w:r>
+        <w:rPr>
+          <w:rFonts w:ascii="標楷體" w:eastAsia="標楷體" w:hAnsi="標楷體" w:cs="標楷體"/>
+          <w:color w:val="000000" w:themeColor="text1"/>
+        </w:rPr>
+        <w:t>——</w:t>
+      </w:r>
+      <w:proofErr w:type="gramEnd"/>
+      <w:r>
+        <w:rPr>
+          <w:rFonts w:ascii="標楷體" w:eastAsia="標楷體" w:hAnsi="標楷體" w:cs="標楷體"/>
+          <w:color w:val="000000" w:themeColor="text1"/>
+        </w:rPr>
+        <w:t>每位成員主責一個模組,並由專案管理者(PM)統籌整合</w:t>
       </w:r>
     </w:p>
     <w:p>
@@ -19824,8 +20777,33 @@
           <w:rFonts w:ascii="標楷體" w:eastAsia="標楷體" w:hAnsi="標楷體" w:cs="標楷體"/>
           <w:color w:val="000000" w:themeColor="text1"/>
         </w:rPr>
-        <w:t xml:space="preserve">                  │   專案 PM / 架構   │</w:t>
-      </w:r>
+        <w:t xml:space="preserve">                  </w:t>
+      </w:r>
+      <w:proofErr w:type="gramStart"/>
+      <w:r>
+        <w:rPr>
+          <w:rFonts w:ascii="標楷體" w:eastAsia="標楷體" w:hAnsi="標楷體" w:cs="標楷體"/>
+          <w:color w:val="000000" w:themeColor="text1"/>
+        </w:rPr>
+        <w:t>│</w:t>
+      </w:r>
+      <w:proofErr w:type="gramEnd"/>
+      <w:r>
+        <w:rPr>
+          <w:rFonts w:ascii="標楷體" w:eastAsia="標楷體" w:hAnsi="標楷體" w:cs="標楷體"/>
+          <w:color w:val="000000" w:themeColor="text1"/>
+        </w:rPr>
+        <w:t xml:space="preserve">   專案 PM / 架構   </w:t>
+      </w:r>
+      <w:proofErr w:type="gramStart"/>
+      <w:r>
+        <w:rPr>
+          <w:rFonts w:ascii="標楷體" w:eastAsia="標楷體" w:hAnsi="標楷體" w:cs="標楷體"/>
+          <w:color w:val="000000" w:themeColor="text1"/>
+        </w:rPr>
+        <w:t>│</w:t>
+      </w:r>
+      <w:proofErr w:type="gramEnd"/>
     </w:p>
     <w:p>
       <w:pPr>
@@ -19841,8 +20819,33 @@
           <w:rFonts w:ascii="標楷體" w:eastAsia="標楷體" w:hAnsi="標楷體" w:cs="標楷體"/>
           <w:color w:val="000000" w:themeColor="text1"/>
         </w:rPr>
-        <w:t xml:space="preserve">                  │     (角色 1)       │</w:t>
-      </w:r>
+        <w:t xml:space="preserve">                  </w:t>
+      </w:r>
+      <w:proofErr w:type="gramStart"/>
+      <w:r>
+        <w:rPr>
+          <w:rFonts w:ascii="標楷體" w:eastAsia="標楷體" w:hAnsi="標楷體" w:cs="標楷體"/>
+          <w:color w:val="000000" w:themeColor="text1"/>
+        </w:rPr>
+        <w:t>│</w:t>
+      </w:r>
+      <w:proofErr w:type="gramEnd"/>
+      <w:r>
+        <w:rPr>
+          <w:rFonts w:ascii="標楷體" w:eastAsia="標楷體" w:hAnsi="標楷體" w:cs="標楷體"/>
+          <w:color w:val="000000" w:themeColor="text1"/>
+        </w:rPr>
+        <w:t xml:space="preserve">     (角色 1)       </w:t>
+      </w:r>
+      <w:proofErr w:type="gramStart"/>
+      <w:r>
+        <w:rPr>
+          <w:rFonts w:ascii="標楷體" w:eastAsia="標楷體" w:hAnsi="標楷體" w:cs="標楷體"/>
+          <w:color w:val="000000" w:themeColor="text1"/>
+        </w:rPr>
+        <w:t>│</w:t>
+      </w:r>
+      <w:proofErr w:type="gramEnd"/>
     </w:p>
     <w:p>
       <w:pPr>
@@ -19938,14 +20941,64 @@
           <w:color w:val="000000" w:themeColor="text1"/>
         </w:rPr>
       </w:pPr>
+      <w:proofErr w:type="gramStart"/>
       <w:r>
         <w:rPr>
           <w:rFonts w:ascii="標楷體" w:eastAsia="標楷體" w:hAnsi="標楷體" w:cs="標楷體"/>
           <w:color w:val="000000" w:themeColor="text1"/>
         </w:rPr>
         <w:lastRenderedPageBreak/>
-        <w:t>│  AI Tagger   │    │  Risk Engine │    │  AI Advisor  │</w:t>
-      </w:r>
+        <w:t>│  AI</w:t>
+      </w:r>
+      <w:proofErr w:type="gramEnd"/>
+      <w:r>
+        <w:rPr>
+          <w:rFonts w:ascii="標楷體" w:eastAsia="標楷體" w:hAnsi="標楷體" w:cs="標楷體"/>
+          <w:color w:val="000000" w:themeColor="text1"/>
+        </w:rPr>
+        <w:t xml:space="preserve"> Tagger   │    </w:t>
+      </w:r>
+      <w:proofErr w:type="gramStart"/>
+      <w:r>
+        <w:rPr>
+          <w:rFonts w:ascii="標楷體" w:eastAsia="標楷體" w:hAnsi="標楷體" w:cs="標楷體"/>
+          <w:color w:val="000000" w:themeColor="text1"/>
+        </w:rPr>
+        <w:t>│  Risk</w:t>
+      </w:r>
+      <w:proofErr w:type="gramEnd"/>
+      <w:r>
+        <w:rPr>
+          <w:rFonts w:ascii="標楷體" w:eastAsia="標楷體" w:hAnsi="標楷體" w:cs="標楷體"/>
+          <w:color w:val="000000" w:themeColor="text1"/>
+        </w:rPr>
+        <w:t xml:space="preserve"> Engine │    </w:t>
+      </w:r>
+      <w:proofErr w:type="gramStart"/>
+      <w:r>
+        <w:rPr>
+          <w:rFonts w:ascii="標楷體" w:eastAsia="標楷體" w:hAnsi="標楷體" w:cs="標楷體"/>
+          <w:color w:val="000000" w:themeColor="text1"/>
+        </w:rPr>
+        <w:t>│  AI</w:t>
+      </w:r>
+      <w:proofErr w:type="gramEnd"/>
+      <w:r>
+        <w:rPr>
+          <w:rFonts w:ascii="標楷體" w:eastAsia="標楷體" w:hAnsi="標楷體" w:cs="標楷體"/>
+          <w:color w:val="000000" w:themeColor="text1"/>
+        </w:rPr>
+        <w:t xml:space="preserve"> </w:t>
+      </w:r>
+      <w:proofErr w:type="gramStart"/>
+      <w:r>
+        <w:rPr>
+          <w:rFonts w:ascii="標楷體" w:eastAsia="標楷體" w:hAnsi="標楷體" w:cs="標楷體"/>
+          <w:color w:val="000000" w:themeColor="text1"/>
+        </w:rPr>
+        <w:t>Advisor  │</w:t>
+      </w:r>
+      <w:proofErr w:type="gramEnd"/>
     </w:p>
     <w:p>
       <w:pPr>
@@ -19956,13 +21009,95 @@
           <w:color w:val="000000" w:themeColor="text1"/>
         </w:rPr>
       </w:pPr>
-      <w:r>
-        <w:rPr>
-          <w:rFonts w:ascii="標楷體" w:eastAsia="標楷體" w:hAnsi="標楷體" w:cs="標楷體"/>
-          <w:color w:val="000000" w:themeColor="text1"/>
-        </w:rPr>
-        <w:t>│   (角色 2)   │    │   (角色 3)   │    │   (角色 4)   │</w:t>
-      </w:r>
+      <w:proofErr w:type="gramStart"/>
+      <w:r>
+        <w:rPr>
+          <w:rFonts w:ascii="標楷體" w:eastAsia="標楷體" w:hAnsi="標楷體" w:cs="標楷體"/>
+          <w:color w:val="000000" w:themeColor="text1"/>
+        </w:rPr>
+        <w:t>│</w:t>
+      </w:r>
+      <w:proofErr w:type="gramEnd"/>
+      <w:r>
+        <w:rPr>
+          <w:rFonts w:ascii="標楷體" w:eastAsia="標楷體" w:hAnsi="標楷體" w:cs="標楷體"/>
+          <w:color w:val="000000" w:themeColor="text1"/>
+        </w:rPr>
+        <w:t xml:space="preserve">   (角色 2)   </w:t>
+      </w:r>
+      <w:proofErr w:type="gramStart"/>
+      <w:r>
+        <w:rPr>
+          <w:rFonts w:ascii="標楷體" w:eastAsia="標楷體" w:hAnsi="標楷體" w:cs="標楷體"/>
+          <w:color w:val="000000" w:themeColor="text1"/>
+        </w:rPr>
+        <w:t>│</w:t>
+      </w:r>
+      <w:proofErr w:type="gramEnd"/>
+      <w:r>
+        <w:rPr>
+          <w:rFonts w:ascii="標楷體" w:eastAsia="標楷體" w:hAnsi="標楷體" w:cs="標楷體"/>
+          <w:color w:val="000000" w:themeColor="text1"/>
+        </w:rPr>
+        <w:t xml:space="preserve">    </w:t>
+      </w:r>
+      <w:proofErr w:type="gramStart"/>
+      <w:r>
+        <w:rPr>
+          <w:rFonts w:ascii="標楷體" w:eastAsia="標楷體" w:hAnsi="標楷體" w:cs="標楷體"/>
+          <w:color w:val="000000" w:themeColor="text1"/>
+        </w:rPr>
+        <w:t>│</w:t>
+      </w:r>
+      <w:proofErr w:type="gramEnd"/>
+      <w:r>
+        <w:rPr>
+          <w:rFonts w:ascii="標楷體" w:eastAsia="標楷體" w:hAnsi="標楷體" w:cs="標楷體"/>
+          <w:color w:val="000000" w:themeColor="text1"/>
+        </w:rPr>
+        <w:t xml:space="preserve">   (角色 3)   </w:t>
+      </w:r>
+      <w:proofErr w:type="gramStart"/>
+      <w:r>
+        <w:rPr>
+          <w:rFonts w:ascii="標楷體" w:eastAsia="標楷體" w:hAnsi="標楷體" w:cs="標楷體"/>
+          <w:color w:val="000000" w:themeColor="text1"/>
+        </w:rPr>
+        <w:t>│</w:t>
+      </w:r>
+      <w:proofErr w:type="gramEnd"/>
+      <w:r>
+        <w:rPr>
+          <w:rFonts w:ascii="標楷體" w:eastAsia="標楷體" w:hAnsi="標楷體" w:cs="標楷體"/>
+          <w:color w:val="000000" w:themeColor="text1"/>
+        </w:rPr>
+        <w:t xml:space="preserve">    </w:t>
+      </w:r>
+      <w:proofErr w:type="gramStart"/>
+      <w:r>
+        <w:rPr>
+          <w:rFonts w:ascii="標楷體" w:eastAsia="標楷體" w:hAnsi="標楷體" w:cs="標楷體"/>
+          <w:color w:val="000000" w:themeColor="text1"/>
+        </w:rPr>
+        <w:t>│</w:t>
+      </w:r>
+      <w:proofErr w:type="gramEnd"/>
+      <w:r>
+        <w:rPr>
+          <w:rFonts w:ascii="標楷體" w:eastAsia="標楷體" w:hAnsi="標楷體" w:cs="標楷體"/>
+          <w:color w:val="000000" w:themeColor="text1"/>
+        </w:rPr>
+        <w:t xml:space="preserve">   (角色 4)   </w:t>
+      </w:r>
+      <w:proofErr w:type="gramStart"/>
+      <w:r>
+        <w:rPr>
+          <w:rFonts w:ascii="標楷體" w:eastAsia="標楷體" w:hAnsi="標楷體" w:cs="標楷體"/>
+          <w:color w:val="000000" w:themeColor="text1"/>
+        </w:rPr>
+        <w:t>│</w:t>
+      </w:r>
+      <w:proofErr w:type="gramEnd"/>
     </w:p>
     <w:p>
       <w:pPr>
@@ -20029,8 +21164,33 @@
           <w:rFonts w:ascii="標楷體" w:eastAsia="標楷體" w:hAnsi="標楷體" w:cs="標楷體"/>
           <w:color w:val="000000" w:themeColor="text1"/>
         </w:rPr>
-        <w:t xml:space="preserve">                  │  UI / 整合 / 簡報 │</w:t>
-      </w:r>
+        <w:t xml:space="preserve">                  </w:t>
+      </w:r>
+      <w:proofErr w:type="gramStart"/>
+      <w:r>
+        <w:rPr>
+          <w:rFonts w:ascii="標楷體" w:eastAsia="標楷體" w:hAnsi="標楷體" w:cs="標楷體"/>
+          <w:color w:val="000000" w:themeColor="text1"/>
+        </w:rPr>
+        <w:t>│</w:t>
+      </w:r>
+      <w:proofErr w:type="gramEnd"/>
+      <w:r>
+        <w:rPr>
+          <w:rFonts w:ascii="標楷體" w:eastAsia="標楷體" w:hAnsi="標楷體" w:cs="標楷體"/>
+          <w:color w:val="000000" w:themeColor="text1"/>
+        </w:rPr>
+        <w:t xml:space="preserve">  UI / 整合 / 簡報 </w:t>
+      </w:r>
+      <w:proofErr w:type="gramStart"/>
+      <w:r>
+        <w:rPr>
+          <w:rFonts w:ascii="標楷體" w:eastAsia="標楷體" w:hAnsi="標楷體" w:cs="標楷體"/>
+          <w:color w:val="000000" w:themeColor="text1"/>
+        </w:rPr>
+        <w:t>│</w:t>
+      </w:r>
+      <w:proofErr w:type="gramEnd"/>
     </w:p>
     <w:p>
       <w:pPr>
@@ -20046,8 +21206,33 @@
           <w:rFonts w:ascii="標楷體" w:eastAsia="標楷體" w:hAnsi="標楷體" w:cs="標楷體"/>
           <w:color w:val="000000" w:themeColor="text1"/>
         </w:rPr>
-        <w:t xml:space="preserve">                  │     (角色 5)       │</w:t>
-      </w:r>
+        <w:t xml:space="preserve">                  </w:t>
+      </w:r>
+      <w:proofErr w:type="gramStart"/>
+      <w:r>
+        <w:rPr>
+          <w:rFonts w:ascii="標楷體" w:eastAsia="標楷體" w:hAnsi="標楷體" w:cs="標楷體"/>
+          <w:color w:val="000000" w:themeColor="text1"/>
+        </w:rPr>
+        <w:t>│</w:t>
+      </w:r>
+      <w:proofErr w:type="gramEnd"/>
+      <w:r>
+        <w:rPr>
+          <w:rFonts w:ascii="標楷體" w:eastAsia="標楷體" w:hAnsi="標楷體" w:cs="標楷體"/>
+          <w:color w:val="000000" w:themeColor="text1"/>
+        </w:rPr>
+        <w:t xml:space="preserve">     (角色 5)       </w:t>
+      </w:r>
+      <w:proofErr w:type="gramStart"/>
+      <w:r>
+        <w:rPr>
+          <w:rFonts w:ascii="標楷體" w:eastAsia="標楷體" w:hAnsi="標楷體" w:cs="標楷體"/>
+          <w:color w:val="000000" w:themeColor="text1"/>
+        </w:rPr>
+        <w:t>│</w:t>
+      </w:r>
+      <w:proofErr w:type="gramEnd"/>
     </w:p>
     <w:p>
       <w:pPr>
@@ -20346,8 +21531,18 @@
                 <w:b/>
                 <w:bCs/>
               </w:rPr>
-              <w:t>顏珮倪</w:t>
-            </w:r>
+              <w:t>顏</w:t>
+            </w:r>
+            <w:proofErr w:type="gramStart"/>
+            <w:r>
+              <w:rPr>
+                <w:rFonts w:ascii="標楷體" w:eastAsia="標楷體" w:hAnsi="標楷體" w:cs="標楷體"/>
+                <w:b/>
+                <w:bCs/>
+              </w:rPr>
+              <w:t>珮倪</w:t>
+            </w:r>
+            <w:proofErr w:type="gramEnd"/>
           </w:p>
         </w:tc>
         <w:tc>
@@ -20443,8 +21638,16 @@
               <w:rPr>
                 <w:rFonts w:ascii="標楷體" w:eastAsia="標楷體" w:hAnsi="標楷體" w:cs="標楷體"/>
               </w:rPr>
-              <w:t>林紀媗</w:t>
-            </w:r>
+              <w:t>林紀</w:t>
+            </w:r>
+            <w:proofErr w:type="gramStart"/>
+            <w:r>
+              <w:rPr>
+                <w:rFonts w:ascii="標楷體" w:eastAsia="標楷體" w:hAnsi="標楷體" w:cs="標楷體"/>
+              </w:rPr>
+              <w:t>媗</w:t>
+            </w:r>
+            <w:proofErr w:type="gramEnd"/>
           </w:p>
         </w:tc>
         <w:tc>
@@ -20540,8 +21743,16 @@
               <w:rPr>
                 <w:rFonts w:ascii="標楷體" w:eastAsia="標楷體" w:hAnsi="標楷體" w:cs="標楷體"/>
               </w:rPr>
-              <w:t>李昕縈</w:t>
-            </w:r>
+              <w:t>李昕</w:t>
+            </w:r>
+            <w:proofErr w:type="gramStart"/>
+            <w:r>
+              <w:rPr>
+                <w:rFonts w:ascii="標楷體" w:eastAsia="標楷體" w:hAnsi="標楷體" w:cs="標楷體"/>
+              </w:rPr>
+              <w:t>縈</w:t>
+            </w:r>
+            <w:proofErr w:type="gramEnd"/>
           </w:p>
         </w:tc>
         <w:tc>
@@ -20651,8 +21862,16 @@
               <w:rPr>
                 <w:rFonts w:ascii="標楷體" w:eastAsia="標楷體" w:hAnsi="標楷體" w:cs="標楷體"/>
               </w:rPr>
-              <w:t>黃翊甄</w:t>
-            </w:r>
+              <w:t>黃翊</w:t>
+            </w:r>
+            <w:proofErr w:type="gramStart"/>
+            <w:r>
+              <w:rPr>
+                <w:rFonts w:ascii="標楷體" w:eastAsia="標楷體" w:hAnsi="標楷體" w:cs="標楷體"/>
+              </w:rPr>
+              <w:t>甄</w:t>
+            </w:r>
+            <w:proofErr w:type="gramEnd"/>
           </w:p>
         </w:tc>
         <w:tc>
@@ -20850,7 +22069,23 @@
           <w:rFonts w:ascii="標楷體" w:eastAsia="標楷體" w:hAnsi="標楷體" w:cs="標楷體"/>
           <w:color w:val="000000" w:themeColor="text1"/>
         </w:rPr>
-        <w:t>依各成員專長與興趣,本專題採「</w:t>
+        <w:t>依各成員專長與興趣,本專題</w:t>
+      </w:r>
+      <w:proofErr w:type="gramStart"/>
+      <w:r>
+        <w:rPr>
+          <w:rFonts w:ascii="標楷體" w:eastAsia="標楷體" w:hAnsi="標楷體" w:cs="標楷體"/>
+          <w:color w:val="000000" w:themeColor="text1"/>
+        </w:rPr>
+        <w:t>採</w:t>
+      </w:r>
+      <w:proofErr w:type="gramEnd"/>
+      <w:r>
+        <w:rPr>
+          <w:rFonts w:ascii="標楷體" w:eastAsia="標楷體" w:hAnsi="標楷體" w:cs="標楷體"/>
+          <w:color w:val="000000" w:themeColor="text1"/>
+        </w:rPr>
+        <w:t>「</w:t>
       </w:r>
       <w:r>
         <w:rPr>
@@ -20957,7 +22192,27 @@
           <w:bCs/>
           <w:color w:val="000000" w:themeColor="text1"/>
         </w:rPr>
-        <w:t>11 個系統作業</w:t>
+        <w:t xml:space="preserve">11 </w:t>
+      </w:r>
+      <w:proofErr w:type="gramStart"/>
+      <w:r>
+        <w:rPr>
+          <w:rFonts w:ascii="標楷體" w:eastAsia="標楷體" w:hAnsi="標楷體" w:cs="標楷體"/>
+          <w:b/>
+          <w:bCs/>
+          <w:color w:val="000000" w:themeColor="text1"/>
+        </w:rPr>
+        <w:t>個</w:t>
+      </w:r>
+      <w:proofErr w:type="gramEnd"/>
+      <w:r>
+        <w:rPr>
+          <w:rFonts w:ascii="標楷體" w:eastAsia="標楷體" w:hAnsi="標楷體" w:cs="標楷體"/>
+          <w:b/>
+          <w:bCs/>
+          <w:color w:val="000000" w:themeColor="text1"/>
+        </w:rPr>
+        <w:t>系統作業</w:t>
       </w:r>
       <w:r>
         <w:rPr>
@@ -20998,8 +22253,19 @@
           <w:bCs/>
           <w:color w:val="000000" w:themeColor="text1"/>
         </w:rPr>
-        <w:t>基礎建設與業務邏輯解耦</w:t>
-      </w:r>
+        <w:t>基礎建設與業務邏輯解</w:t>
+      </w:r>
+      <w:proofErr w:type="gramStart"/>
+      <w:r>
+        <w:rPr>
+          <w:rFonts w:ascii="標楷體" w:eastAsia="標楷體" w:hAnsi="標楷體" w:cs="標楷體"/>
+          <w:b/>
+          <w:bCs/>
+          <w:color w:val="000000" w:themeColor="text1"/>
+        </w:rPr>
+        <w:t>耦</w:t>
+      </w:r>
+      <w:proofErr w:type="gramEnd"/>
       <w:r>
         <w:rPr>
           <w:rFonts w:ascii="標楷體" w:eastAsia="標楷體" w:hAnsi="標楷體" w:cs="標楷體"/>
@@ -21030,7 +22296,23 @@
           <w:rFonts w:ascii="標楷體" w:eastAsia="標楷體" w:hAnsi="標楷體" w:cs="標楷體"/>
           <w:color w:val="000000" w:themeColor="text1"/>
         </w:rPr>
-        <w:t>:作業之間透過 RESTful API 介接,允許各成員平行開發</w:t>
+        <w:t xml:space="preserve">:作業之間透過 RESTful API </w:t>
+      </w:r>
+      <w:proofErr w:type="gramStart"/>
+      <w:r>
+        <w:rPr>
+          <w:rFonts w:ascii="標楷體" w:eastAsia="標楷體" w:hAnsi="標楷體" w:cs="標楷體"/>
+          <w:color w:val="000000" w:themeColor="text1"/>
+        </w:rPr>
+        <w:t>介</w:t>
+      </w:r>
+      <w:proofErr w:type="gramEnd"/>
+      <w:r>
+        <w:rPr>
+          <w:rFonts w:ascii="標楷體" w:eastAsia="標楷體" w:hAnsi="標楷體" w:cs="標楷體"/>
+          <w:color w:val="000000" w:themeColor="text1"/>
+        </w:rPr>
+        <w:t>接,允許各成員平行開發</w:t>
       </w:r>
     </w:p>
     <w:p>
@@ -21055,7 +22337,23 @@
           <w:rFonts w:ascii="標楷體" w:eastAsia="標楷體" w:hAnsi="標楷體" w:cs="標楷體"/>
           <w:color w:val="000000" w:themeColor="text1"/>
         </w:rPr>
-        <w:t>:每週例會檢核模組整合狀況,避免最後一週才發現問題</w:t>
+        <w:t>:每週例會檢核模組整合狀況,避免最後</w:t>
+      </w:r>
+      <w:proofErr w:type="gramStart"/>
+      <w:r>
+        <w:rPr>
+          <w:rFonts w:ascii="標楷體" w:eastAsia="標楷體" w:hAnsi="標楷體" w:cs="標楷體"/>
+          <w:color w:val="000000" w:themeColor="text1"/>
+        </w:rPr>
+        <w:t>一週</w:t>
+      </w:r>
+      <w:proofErr w:type="gramEnd"/>
+      <w:r>
+        <w:rPr>
+          <w:rFonts w:ascii="標楷體" w:eastAsia="標楷體" w:hAnsi="標楷體" w:cs="標楷體"/>
+          <w:color w:val="000000" w:themeColor="text1"/>
+        </w:rPr>
+        <w:t>才發現問題</w:t>
       </w:r>
     </w:p>
     <w:p>
@@ -21124,7 +22422,23 @@
           <w:rFonts w:ascii="標楷體" w:eastAsia="標楷體" w:hAnsi="標楷體" w:cs="標楷體"/>
           <w:color w:val="000000" w:themeColor="text1"/>
         </w:rPr>
-        <w:t>」,系統服務 3 類使用者,對應到 11 個系統作業:</w:t>
+        <w:t xml:space="preserve">」,系統服務 3 類使用者,對應到 11 </w:t>
+      </w:r>
+      <w:proofErr w:type="gramStart"/>
+      <w:r>
+        <w:rPr>
+          <w:rFonts w:ascii="標楷體" w:eastAsia="標楷體" w:hAnsi="標楷體" w:cs="標楷體"/>
+          <w:color w:val="000000" w:themeColor="text1"/>
+        </w:rPr>
+        <w:t>個</w:t>
+      </w:r>
+      <w:proofErr w:type="gramEnd"/>
+      <w:r>
+        <w:rPr>
+          <w:rFonts w:ascii="標楷體" w:eastAsia="標楷體" w:hAnsi="標楷體" w:cs="標楷體"/>
+          <w:color w:val="000000" w:themeColor="text1"/>
+        </w:rPr>
+        <w:t>系統作業:</w:t>
       </w:r>
     </w:p>
     <w:tbl>
@@ -21272,13 +22586,23 @@
                 <w:rFonts w:ascii="標楷體" w:eastAsia="標楷體" w:hAnsi="標楷體" w:cs="標楷體"/>
               </w:rPr>
             </w:pPr>
+            <w:proofErr w:type="gramStart"/>
             <w:r>
               <w:rPr>
                 <w:rFonts w:ascii="標楷體" w:eastAsia="標楷體" w:hAnsi="標楷體" w:cs="標楷體"/>
                 <w:b/>
                 <w:bCs/>
               </w:rPr>
-              <w:t>資安管理員 / 高階主管</w:t>
+              <w:t>資安管理員</w:t>
+            </w:r>
+            <w:proofErr w:type="gramEnd"/>
+            <w:r>
+              <w:rPr>
+                <w:rFonts w:ascii="標楷體" w:eastAsia="標楷體" w:hAnsi="標楷體" w:cs="標楷體"/>
+                <w:b/>
+                <w:bCs/>
+              </w:rPr>
+              <w:t xml:space="preserve"> / 高階主管</w:t>
             </w:r>
           </w:p>
         </w:tc>
@@ -21402,7 +22726,23 @@
           <w:rFonts w:ascii="標楷體" w:eastAsia="標楷體" w:hAnsi="標楷體" w:cs="標楷體"/>
           <w:color w:val="000000" w:themeColor="text1"/>
         </w:rPr>
-        <w:t>依夥伴會議決議之事件表,11 個作業之主責分配如下:</w:t>
+        <w:t xml:space="preserve">依夥伴會議決議之事件表,11 </w:t>
+      </w:r>
+      <w:proofErr w:type="gramStart"/>
+      <w:r>
+        <w:rPr>
+          <w:rFonts w:ascii="標楷體" w:eastAsia="標楷體" w:hAnsi="標楷體" w:cs="標楷體"/>
+          <w:color w:val="000000" w:themeColor="text1"/>
+        </w:rPr>
+        <w:t>個</w:t>
+      </w:r>
+      <w:proofErr w:type="gramEnd"/>
+      <w:r>
+        <w:rPr>
+          <w:rFonts w:ascii="標楷體" w:eastAsia="標楷體" w:hAnsi="標楷體" w:cs="標楷體"/>
+          <w:color w:val="000000" w:themeColor="text1"/>
+        </w:rPr>
+        <w:t>作業之主責分配如下:</w:t>
       </w:r>
     </w:p>
     <w:tbl>
@@ -21629,7 +22969,25 @@
                 <w:b/>
                 <w:bCs/>
               </w:rPr>
-              <w:t>顏珮倪(PM)</w:t>
+              <w:t>顏</w:t>
+            </w:r>
+            <w:proofErr w:type="gramStart"/>
+            <w:r>
+              <w:rPr>
+                <w:rFonts w:ascii="標楷體" w:eastAsia="標楷體" w:hAnsi="標楷體" w:cs="標楷體"/>
+                <w:b/>
+                <w:bCs/>
+              </w:rPr>
+              <w:t>珮倪</w:t>
+            </w:r>
+            <w:proofErr w:type="gramEnd"/>
+            <w:r>
+              <w:rPr>
+                <w:rFonts w:ascii="標楷體" w:eastAsia="標楷體" w:hAnsi="標楷體" w:cs="標楷體"/>
+                <w:b/>
+                <w:bCs/>
+              </w:rPr>
+              <w:t>(PM)</w:t>
             </w:r>
           </w:p>
         </w:tc>
@@ -21751,8 +23109,18 @@
                 <w:b/>
                 <w:bCs/>
               </w:rPr>
-              <w:t>林紀媗</w:t>
-            </w:r>
+              <w:t>林紀</w:t>
+            </w:r>
+            <w:proofErr w:type="gramStart"/>
+            <w:r>
+              <w:rPr>
+                <w:rFonts w:ascii="標楷體" w:eastAsia="標楷體" w:hAnsi="標楷體" w:cs="標楷體"/>
+                <w:b/>
+                <w:bCs/>
+              </w:rPr>
+              <w:t>媗</w:t>
+            </w:r>
+            <w:proofErr w:type="gramEnd"/>
           </w:p>
         </w:tc>
         <w:tc>
@@ -21873,8 +23241,18 @@
                 <w:b/>
                 <w:bCs/>
               </w:rPr>
-              <w:t>林紀媗</w:t>
-            </w:r>
+              <w:t>林紀</w:t>
+            </w:r>
+            <w:proofErr w:type="gramStart"/>
+            <w:r>
+              <w:rPr>
+                <w:rFonts w:ascii="標楷體" w:eastAsia="標楷體" w:hAnsi="標楷體" w:cs="標楷體"/>
+                <w:b/>
+                <w:bCs/>
+              </w:rPr>
+              <w:t>媗</w:t>
+            </w:r>
+            <w:proofErr w:type="gramEnd"/>
           </w:p>
         </w:tc>
         <w:tc>
@@ -21995,8 +23373,18 @@
                 <w:b/>
                 <w:bCs/>
               </w:rPr>
-              <w:t>林紀媗</w:t>
-            </w:r>
+              <w:t>林紀</w:t>
+            </w:r>
+            <w:proofErr w:type="gramStart"/>
+            <w:r>
+              <w:rPr>
+                <w:rFonts w:ascii="標楷體" w:eastAsia="標楷體" w:hAnsi="標楷體" w:cs="標楷體"/>
+                <w:b/>
+                <w:bCs/>
+              </w:rPr>
+              <w:t>媗</w:t>
+            </w:r>
+            <w:proofErr w:type="gramEnd"/>
           </w:p>
         </w:tc>
         <w:tc>
@@ -22117,8 +23505,18 @@
                 <w:b/>
                 <w:bCs/>
               </w:rPr>
-              <w:t>林紀媗</w:t>
-            </w:r>
+              <w:t>林紀</w:t>
+            </w:r>
+            <w:proofErr w:type="gramStart"/>
+            <w:r>
+              <w:rPr>
+                <w:rFonts w:ascii="標楷體" w:eastAsia="標楷體" w:hAnsi="標楷體" w:cs="標楷體"/>
+                <w:b/>
+                <w:bCs/>
+              </w:rPr>
+              <w:t>媗</w:t>
+            </w:r>
+            <w:proofErr w:type="gramEnd"/>
           </w:p>
         </w:tc>
         <w:tc>
@@ -22258,11 +23656,19 @@
                 <w:rFonts w:ascii="標楷體" w:eastAsia="標楷體" w:hAnsi="標楷體" w:cs="標楷體"/>
               </w:rPr>
             </w:pPr>
-            <w:r>
-              <w:rPr>
-                <w:rFonts w:ascii="標楷體" w:eastAsia="標楷體" w:hAnsi="標楷體" w:cs="標楷體"/>
-              </w:rPr>
-              <w:t>asset_audit/</w:t>
+            <w:proofErr w:type="spellStart"/>
+            <w:r>
+              <w:rPr>
+                <w:rFonts w:ascii="標楷體" w:eastAsia="標楷體" w:hAnsi="標楷體" w:cs="標楷體"/>
+              </w:rPr>
+              <w:t>asset_audit</w:t>
+            </w:r>
+            <w:proofErr w:type="spellEnd"/>
+            <w:r>
+              <w:rPr>
+                <w:rFonts w:ascii="標楷體" w:eastAsia="標楷體" w:hAnsi="標楷體" w:cs="標楷體"/>
+              </w:rPr>
+              <w:t>/</w:t>
             </w:r>
           </w:p>
         </w:tc>
@@ -22381,11 +23787,19 @@
                 <w:rFonts w:ascii="標楷體" w:eastAsia="標楷體" w:hAnsi="標楷體" w:cs="標楷體"/>
               </w:rPr>
             </w:pPr>
-            <w:r>
-              <w:rPr>
-                <w:rFonts w:ascii="標楷體" w:eastAsia="標楷體" w:hAnsi="標楷體" w:cs="標楷體"/>
-              </w:rPr>
-              <w:t>risk_engine/</w:t>
+            <w:proofErr w:type="spellStart"/>
+            <w:r>
+              <w:rPr>
+                <w:rFonts w:ascii="標楷體" w:eastAsia="標楷體" w:hAnsi="標楷體" w:cs="標楷體"/>
+              </w:rPr>
+              <w:t>risk_engine</w:t>
+            </w:r>
+            <w:proofErr w:type="spellEnd"/>
+            <w:r>
+              <w:rPr>
+                <w:rFonts w:ascii="標楷體" w:eastAsia="標楷體" w:hAnsi="標楷體" w:cs="標楷體"/>
+              </w:rPr>
+              <w:t>/</w:t>
             </w:r>
           </w:p>
         </w:tc>
@@ -22484,8 +23898,18 @@
                 <w:b/>
                 <w:bCs/>
               </w:rPr>
-              <w:t>李昕縈</w:t>
-            </w:r>
+              <w:t>李昕</w:t>
+            </w:r>
+            <w:proofErr w:type="gramStart"/>
+            <w:r>
+              <w:rPr>
+                <w:rFonts w:ascii="標楷體" w:eastAsia="標楷體" w:hAnsi="標楷體" w:cs="標楷體"/>
+                <w:b/>
+                <w:bCs/>
+              </w:rPr>
+              <w:t>縈</w:t>
+            </w:r>
+            <w:proofErr w:type="gramEnd"/>
           </w:p>
         </w:tc>
         <w:tc>
@@ -22606,8 +24030,18 @@
                 <w:b/>
                 <w:bCs/>
               </w:rPr>
-              <w:t>李昕縈</w:t>
-            </w:r>
+              <w:t>李昕</w:t>
+            </w:r>
+            <w:proofErr w:type="gramStart"/>
+            <w:r>
+              <w:rPr>
+                <w:rFonts w:ascii="標楷體" w:eastAsia="標楷體" w:hAnsi="標楷體" w:cs="標楷體"/>
+                <w:b/>
+                <w:bCs/>
+              </w:rPr>
+              <w:t>縈</w:t>
+            </w:r>
+            <w:proofErr w:type="gramEnd"/>
           </w:p>
         </w:tc>
         <w:tc>
@@ -22648,12 +24082,14 @@
                 <w:rFonts w:ascii="標楷體" w:eastAsia="標楷體" w:hAnsi="標楷體" w:cs="標楷體"/>
               </w:rPr>
             </w:pPr>
+            <w:proofErr w:type="gramStart"/>
             <w:r>
               <w:rPr>
                 <w:rFonts w:ascii="標楷體" w:eastAsia="標楷體" w:hAnsi="標楷體" w:cs="標楷體"/>
               </w:rPr>
               <w:t>資安管理員</w:t>
             </w:r>
+            <w:proofErr w:type="gramEnd"/>
           </w:p>
         </w:tc>
       </w:tr>
@@ -22728,7 +24164,25 @@
                 <w:b/>
                 <w:bCs/>
               </w:rPr>
-              <w:t>顏珮倪(PM)</w:t>
+              <w:t>顏</w:t>
+            </w:r>
+            <w:proofErr w:type="gramStart"/>
+            <w:r>
+              <w:rPr>
+                <w:rFonts w:ascii="標楷體" w:eastAsia="標楷體" w:hAnsi="標楷體" w:cs="標楷體"/>
+                <w:b/>
+                <w:bCs/>
+              </w:rPr>
+              <w:t>珮倪</w:t>
+            </w:r>
+            <w:proofErr w:type="gramEnd"/>
+            <w:r>
+              <w:rPr>
+                <w:rFonts w:ascii="標楷體" w:eastAsia="標楷體" w:hAnsi="標楷體" w:cs="標楷體"/>
+                <w:b/>
+                <w:bCs/>
+              </w:rPr>
+              <w:t>(PM)</w:t>
             </w:r>
           </w:p>
         </w:tc>
@@ -22850,7 +24304,25 @@
                 <w:b/>
                 <w:bCs/>
               </w:rPr>
-              <w:t>顏珮倪(PM)</w:t>
+              <w:t>顏</w:t>
+            </w:r>
+            <w:proofErr w:type="gramStart"/>
+            <w:r>
+              <w:rPr>
+                <w:rFonts w:ascii="標楷體" w:eastAsia="標楷體" w:hAnsi="標楷體" w:cs="標楷體"/>
+                <w:b/>
+                <w:bCs/>
+              </w:rPr>
+              <w:t>珮倪</w:t>
+            </w:r>
+            <w:proofErr w:type="gramEnd"/>
+            <w:r>
+              <w:rPr>
+                <w:rFonts w:ascii="標楷體" w:eastAsia="標楷體" w:hAnsi="標楷體" w:cs="標楷體"/>
+                <w:b/>
+                <w:bCs/>
+              </w:rPr>
+              <w:t>(PM)</w:t>
             </w:r>
           </w:p>
         </w:tc>
@@ -22957,7 +24429,29 @@
           <w:sz w:val="24"/>
           <w:szCs w:val="24"/>
         </w:rPr>
-        <w:t>顏珮倪(組長 / PM)</w:t>
+        <w:t>顏</w:t>
+      </w:r>
+      <w:proofErr w:type="gramStart"/>
+      <w:r>
+        <w:rPr>
+          <w:rFonts w:ascii="標楷體" w:eastAsia="標楷體" w:hAnsi="標楷體" w:cs="標楷體"/>
+          <w:b/>
+          <w:bCs/>
+          <w:sz w:val="24"/>
+          <w:szCs w:val="24"/>
+        </w:rPr>
+        <w:t>珮倪</w:t>
+      </w:r>
+      <w:proofErr w:type="gramEnd"/>
+      <w:r>
+        <w:rPr>
+          <w:rFonts w:ascii="標楷體" w:eastAsia="標楷體" w:hAnsi="標楷體" w:cs="標楷體"/>
+          <w:b/>
+          <w:bCs/>
+          <w:sz w:val="24"/>
+          <w:szCs w:val="24"/>
+        </w:rPr>
+        <w:t>(組長 / PM)</w:t>
       </w:r>
     </w:p>
     <w:p>
@@ -23194,8 +24688,20 @@
           <w:sz w:val="24"/>
           <w:szCs w:val="24"/>
         </w:rPr>
-        <w:t>林紀媗</w:t>
-      </w:r>
+        <w:t>林紀</w:t>
+      </w:r>
+      <w:proofErr w:type="gramStart"/>
+      <w:r>
+        <w:rPr>
+          <w:rFonts w:ascii="標楷體" w:eastAsia="標楷體" w:hAnsi="標楷體" w:cs="標楷體"/>
+          <w:b/>
+          <w:bCs/>
+          <w:sz w:val="24"/>
+          <w:szCs w:val="24"/>
+        </w:rPr>
+        <w:t>媗</w:t>
+      </w:r>
+      <w:proofErr w:type="gramEnd"/>
     </w:p>
     <w:p>
       <w:pPr>
@@ -23574,6 +25080,7 @@
           <w:color w:val="000000" w:themeColor="text1"/>
         </w:rPr>
       </w:pPr>
+      <w:proofErr w:type="gramStart"/>
       <w:r>
         <w:rPr>
           <w:rFonts w:ascii="標楷體" w:eastAsia="標楷體" w:hAnsi="標楷體" w:cs="標楷體"/>
@@ -23581,6 +25088,7 @@
         </w:rPr>
         <w:t>威脅情資整合</w:t>
       </w:r>
+      <w:proofErr w:type="gramEnd"/>
     </w:p>
     <w:p>
       <w:pPr>
@@ -23629,8 +25137,20 @@
           <w:sz w:val="24"/>
           <w:szCs w:val="24"/>
         </w:rPr>
-        <w:t>李昕縈</w:t>
-      </w:r>
+        <w:t>李昕</w:t>
+      </w:r>
+      <w:proofErr w:type="gramStart"/>
+      <w:r>
+        <w:rPr>
+          <w:rFonts w:ascii="標楷體" w:eastAsia="標楷體" w:hAnsi="標楷體" w:cs="標楷體"/>
+          <w:b/>
+          <w:bCs/>
+          <w:sz w:val="24"/>
+          <w:szCs w:val="24"/>
+        </w:rPr>
+        <w:t>縈</w:t>
+      </w:r>
+      <w:proofErr w:type="gramEnd"/>
     </w:p>
     <w:p>
       <w:pPr>
@@ -23846,8 +25366,20 @@
           <w:sz w:val="24"/>
           <w:szCs w:val="24"/>
         </w:rPr>
-        <w:t>黃翊甄</w:t>
-      </w:r>
+        <w:t>黃翊</w:t>
+      </w:r>
+      <w:proofErr w:type="gramStart"/>
+      <w:r>
+        <w:rPr>
+          <w:rFonts w:ascii="標楷體" w:eastAsia="標楷體" w:hAnsi="標楷體" w:cs="標楷體"/>
+          <w:b/>
+          <w:bCs/>
+          <w:sz w:val="24"/>
+          <w:szCs w:val="24"/>
+        </w:rPr>
+        <w:t>甄</w:t>
+      </w:r>
+      <w:proofErr w:type="gramEnd"/>
     </w:p>
     <w:p>
       <w:pPr>
@@ -23988,12 +25520,21 @@
           <w:color w:val="000000" w:themeColor="text1"/>
         </w:rPr>
       </w:pPr>
-      <w:r>
-        <w:rPr>
-          <w:rFonts w:ascii="標楷體" w:eastAsia="標楷體" w:hAnsi="標楷體" w:cs="標楷體"/>
-          <w:color w:val="000000" w:themeColor="text1"/>
-        </w:rPr>
-        <w:t>Supabase 資料庫部署與初始化</w:t>
+      <w:proofErr w:type="spellStart"/>
+      <w:r>
+        <w:rPr>
+          <w:rFonts w:ascii="標楷體" w:eastAsia="標楷體" w:hAnsi="標楷體" w:cs="標楷體"/>
+          <w:color w:val="000000" w:themeColor="text1"/>
+        </w:rPr>
+        <w:t>Supabase</w:t>
+      </w:r>
+      <w:proofErr w:type="spellEnd"/>
+      <w:r>
+        <w:rPr>
+          <w:rFonts w:ascii="標楷體" w:eastAsia="標楷體" w:hAnsi="標楷體" w:cs="標楷體"/>
+          <w:color w:val="000000" w:themeColor="text1"/>
+        </w:rPr>
+        <w:t xml:space="preserve"> 資料庫部署與初始化</w:t>
       </w:r>
     </w:p>
     <w:p>
@@ -24042,7 +25583,23 @@
           <w:rFonts w:ascii="標楷體" w:eastAsia="標楷體" w:hAnsi="標楷體" w:cs="標楷體"/>
           <w:color w:val="000000" w:themeColor="text1"/>
         </w:rPr>
-        <w:t>:第 7 章實作模型(前端與部署相關)</w:t>
+        <w:t xml:space="preserve">:第 7 </w:t>
+      </w:r>
+      <w:proofErr w:type="gramStart"/>
+      <w:r>
+        <w:rPr>
+          <w:rFonts w:ascii="標楷體" w:eastAsia="標楷體" w:hAnsi="標楷體" w:cs="標楷體"/>
+          <w:color w:val="000000" w:themeColor="text1"/>
+        </w:rPr>
+        <w:t>章實作</w:t>
+      </w:r>
+      <w:proofErr w:type="gramEnd"/>
+      <w:r>
+        <w:rPr>
+          <w:rFonts w:ascii="標楷體" w:eastAsia="標楷體" w:hAnsi="標楷體" w:cs="標楷體"/>
+          <w:color w:val="000000" w:themeColor="text1"/>
+        </w:rPr>
+        <w:t>模型(前端與部署相關)</w:t>
       </w:r>
     </w:p>
     <w:p>
@@ -24235,11 +25792,19 @@
                 <w:rFonts w:ascii="標楷體" w:eastAsia="標楷體" w:hAnsi="標楷體" w:cs="標楷體"/>
               </w:rPr>
             </w:pPr>
-            <w:r>
-              <w:rPr>
-                <w:rFonts w:ascii="標楷體" w:eastAsia="標楷體" w:hAnsi="標楷體" w:cs="標楷體"/>
-              </w:rPr>
-              <w:t>週例會與進度檢核</w:t>
+            <w:proofErr w:type="gramStart"/>
+            <w:r>
+              <w:rPr>
+                <w:rFonts w:ascii="標楷體" w:eastAsia="標楷體" w:hAnsi="標楷體" w:cs="標楷體"/>
+              </w:rPr>
+              <w:t>週</w:t>
+            </w:r>
+            <w:proofErr w:type="gramEnd"/>
+            <w:r>
+              <w:rPr>
+                <w:rFonts w:ascii="標楷體" w:eastAsia="標楷體" w:hAnsi="標楷體" w:cs="標楷體"/>
+              </w:rPr>
+              <w:t>例會與進度檢核</w:t>
             </w:r>
           </w:p>
         </w:tc>
@@ -24262,7 +25827,21 @@
               <w:rPr>
                 <w:rFonts w:ascii="標楷體" w:eastAsia="標楷體" w:hAnsi="標楷體" w:cs="標楷體"/>
               </w:rPr>
-              <w:t>顏珮倪(PM)</w:t>
+              <w:t>顏</w:t>
+            </w:r>
+            <w:proofErr w:type="gramStart"/>
+            <w:r>
+              <w:rPr>
+                <w:rFonts w:ascii="標楷體" w:eastAsia="標楷體" w:hAnsi="標楷體" w:cs="標楷體"/>
+              </w:rPr>
+              <w:t>珮倪</w:t>
+            </w:r>
+            <w:proofErr w:type="gramEnd"/>
+            <w:r>
+              <w:rPr>
+                <w:rFonts w:ascii="標楷體" w:eastAsia="標楷體" w:hAnsi="標楷體" w:cs="標楷體"/>
+              </w:rPr>
+              <w:t>(PM)</w:t>
             </w:r>
           </w:p>
         </w:tc>
@@ -24359,8 +25938,16 @@
               <w:rPr>
                 <w:rFonts w:ascii="標楷體" w:eastAsia="標楷體" w:hAnsi="標楷體" w:cs="標楷體"/>
               </w:rPr>
-              <w:t>黃翊甄</w:t>
-            </w:r>
+              <w:t>黃翊</w:t>
+            </w:r>
+            <w:proofErr w:type="gramStart"/>
+            <w:r>
+              <w:rPr>
+                <w:rFonts w:ascii="標楷體" w:eastAsia="標楷體" w:hAnsi="標楷體" w:cs="標楷體"/>
+              </w:rPr>
+              <w:t>甄</w:t>
+            </w:r>
+            <w:proofErr w:type="gramEnd"/>
           </w:p>
         </w:tc>
         <w:tc>
@@ -24456,8 +26043,16 @@
               <w:rPr>
                 <w:rFonts w:ascii="標楷體" w:eastAsia="標楷體" w:hAnsi="標楷體" w:cs="標楷體"/>
               </w:rPr>
-              <w:t>黃翊甄</w:t>
-            </w:r>
+              <w:t>黃翊</w:t>
+            </w:r>
+            <w:proofErr w:type="gramStart"/>
+            <w:r>
+              <w:rPr>
+                <w:rFonts w:ascii="標楷體" w:eastAsia="標楷體" w:hAnsi="標楷體" w:cs="標楷體"/>
+              </w:rPr>
+              <w:t>甄</w:t>
+            </w:r>
+            <w:proofErr w:type="gramEnd"/>
           </w:p>
         </w:tc>
         <w:tc>
@@ -24554,7 +26149,21 @@
               <w:rPr>
                 <w:rFonts w:ascii="標楷體" w:eastAsia="標楷體" w:hAnsi="標楷體" w:cs="標楷體"/>
               </w:rPr>
-              <w:t>顏珮倪(PM)</w:t>
+              <w:t>顏</w:t>
+            </w:r>
+            <w:proofErr w:type="gramStart"/>
+            <w:r>
+              <w:rPr>
+                <w:rFonts w:ascii="標楷體" w:eastAsia="標楷體" w:hAnsi="標楷體" w:cs="標楷體"/>
+              </w:rPr>
+              <w:t>珮倪</w:t>
+            </w:r>
+            <w:proofErr w:type="gramEnd"/>
+            <w:r>
+              <w:rPr>
+                <w:rFonts w:ascii="標楷體" w:eastAsia="標楷體" w:hAnsi="標楷體" w:cs="標楷體"/>
+              </w:rPr>
+              <w:t>(PM)</w:t>
             </w:r>
           </w:p>
         </w:tc>
@@ -24600,8 +26209,16 @@
               <w:rPr>
                 <w:rFonts w:ascii="標楷體" w:eastAsia="標楷體" w:hAnsi="標楷體" w:cs="標楷體"/>
               </w:rPr>
-              <w:t>每兩週</w:t>
-            </w:r>
+              <w:t>每兩</w:t>
+            </w:r>
+            <w:proofErr w:type="gramStart"/>
+            <w:r>
+              <w:rPr>
+                <w:rFonts w:ascii="標楷體" w:eastAsia="標楷體" w:hAnsi="標楷體" w:cs="標楷體"/>
+              </w:rPr>
+              <w:t>週</w:t>
+            </w:r>
+            <w:proofErr w:type="gramEnd"/>
           </w:p>
         </w:tc>
       </w:tr>
@@ -24651,7 +26268,21 @@
               <w:rPr>
                 <w:rFonts w:ascii="標楷體" w:eastAsia="標楷體" w:hAnsi="標楷體" w:cs="標楷體"/>
               </w:rPr>
-              <w:t>顏珮倪(PM)</w:t>
+              <w:t>顏</w:t>
+            </w:r>
+            <w:proofErr w:type="gramStart"/>
+            <w:r>
+              <w:rPr>
+                <w:rFonts w:ascii="標楷體" w:eastAsia="標楷體" w:hAnsi="標楷體" w:cs="標楷體"/>
+              </w:rPr>
+              <w:t>珮倪</w:t>
+            </w:r>
+            <w:proofErr w:type="gramEnd"/>
+            <w:r>
+              <w:rPr>
+                <w:rFonts w:ascii="標楷體" w:eastAsia="標楷體" w:hAnsi="標楷體" w:cs="標楷體"/>
+              </w:rPr>
+              <w:t>(PM)</w:t>
             </w:r>
           </w:p>
         </w:tc>
@@ -24748,7 +26379,21 @@
               <w:rPr>
                 <w:rFonts w:ascii="標楷體" w:eastAsia="標楷體" w:hAnsi="標楷體" w:cs="標楷體"/>
               </w:rPr>
-              <w:t>顏珮倪(PM)</w:t>
+              <w:t>顏</w:t>
+            </w:r>
+            <w:proofErr w:type="gramStart"/>
+            <w:r>
+              <w:rPr>
+                <w:rFonts w:ascii="標楷體" w:eastAsia="標楷體" w:hAnsi="標楷體" w:cs="標楷體"/>
+              </w:rPr>
+              <w:t>珮倪</w:t>
+            </w:r>
+            <w:proofErr w:type="gramEnd"/>
+            <w:r>
+              <w:rPr>
+                <w:rFonts w:ascii="標楷體" w:eastAsia="標楷體" w:hAnsi="標楷體" w:cs="標楷體"/>
+              </w:rPr>
+              <w:t>(PM)</w:t>
             </w:r>
           </w:p>
         </w:tc>
@@ -24864,8 +26509,33 @@
           <w:rFonts w:ascii="標楷體" w:eastAsia="標楷體" w:hAnsi="標楷體" w:cs="標楷體"/>
           <w:color w:val="000000" w:themeColor="text1"/>
         </w:rPr>
-        <w:t xml:space="preserve">                  │  前端 + 資料庫        │</w:t>
-      </w:r>
+        <w:t xml:space="preserve">                  </w:t>
+      </w:r>
+      <w:proofErr w:type="gramStart"/>
+      <w:r>
+        <w:rPr>
+          <w:rFonts w:ascii="標楷體" w:eastAsia="標楷體" w:hAnsi="標楷體" w:cs="標楷體"/>
+          <w:color w:val="000000" w:themeColor="text1"/>
+        </w:rPr>
+        <w:t>│</w:t>
+      </w:r>
+      <w:proofErr w:type="gramEnd"/>
+      <w:r>
+        <w:rPr>
+          <w:rFonts w:ascii="標楷體" w:eastAsia="標楷體" w:hAnsi="標楷體" w:cs="標楷體"/>
+          <w:color w:val="000000" w:themeColor="text1"/>
+        </w:rPr>
+        <w:t xml:space="preserve">  前端 + 資料庫        </w:t>
+      </w:r>
+      <w:proofErr w:type="gramStart"/>
+      <w:r>
+        <w:rPr>
+          <w:rFonts w:ascii="標楷體" w:eastAsia="標楷體" w:hAnsi="標楷體" w:cs="標楷體"/>
+          <w:color w:val="000000" w:themeColor="text1"/>
+        </w:rPr>
+        <w:t>│</w:t>
+      </w:r>
+      <w:proofErr w:type="gramEnd"/>
     </w:p>
     <w:p>
       <w:pPr>
@@ -24879,8 +26549,49 @@
           <w:rFonts w:ascii="標楷體" w:eastAsia="標楷體" w:hAnsi="標楷體" w:cs="標楷體"/>
           <w:color w:val="000000" w:themeColor="text1"/>
         </w:rPr>
-        <w:t xml:space="preserve">                  │   (黃翊甄)            │</w:t>
-      </w:r>
+        <w:t xml:space="preserve">                  </w:t>
+      </w:r>
+      <w:proofErr w:type="gramStart"/>
+      <w:r>
+        <w:rPr>
+          <w:rFonts w:ascii="標楷體" w:eastAsia="標楷體" w:hAnsi="標楷體" w:cs="標楷體"/>
+          <w:color w:val="000000" w:themeColor="text1"/>
+        </w:rPr>
+        <w:t>│</w:t>
+      </w:r>
+      <w:proofErr w:type="gramEnd"/>
+      <w:r>
+        <w:rPr>
+          <w:rFonts w:ascii="標楷體" w:eastAsia="標楷體" w:hAnsi="標楷體" w:cs="標楷體"/>
+          <w:color w:val="000000" w:themeColor="text1"/>
+        </w:rPr>
+        <w:t xml:space="preserve">   (黃翊</w:t>
+      </w:r>
+      <w:proofErr w:type="gramStart"/>
+      <w:r>
+        <w:rPr>
+          <w:rFonts w:ascii="標楷體" w:eastAsia="標楷體" w:hAnsi="標楷體" w:cs="標楷體"/>
+          <w:color w:val="000000" w:themeColor="text1"/>
+        </w:rPr>
+        <w:t>甄</w:t>
+      </w:r>
+      <w:proofErr w:type="gramEnd"/>
+      <w:r>
+        <w:rPr>
+          <w:rFonts w:ascii="標楷體" w:eastAsia="標楷體" w:hAnsi="標楷體" w:cs="標楷體"/>
+          <w:color w:val="000000" w:themeColor="text1"/>
+        </w:rPr>
+        <w:t xml:space="preserve">)            </w:t>
+      </w:r>
+      <w:proofErr w:type="gramStart"/>
+      <w:r>
+        <w:rPr>
+          <w:rFonts w:ascii="標楷體" w:eastAsia="標楷體" w:hAnsi="標楷體" w:cs="標楷體"/>
+          <w:color w:val="000000" w:themeColor="text1"/>
+        </w:rPr>
+        <w:t>│</w:t>
+      </w:r>
+      <w:proofErr w:type="gramEnd"/>
     </w:p>
     <w:p>
       <w:pPr>
@@ -24909,7 +26620,23 @@
           <w:rFonts w:ascii="標楷體" w:eastAsia="標楷體" w:hAnsi="標楷體" w:cs="標楷體"/>
           <w:color w:val="000000" w:themeColor="text1"/>
         </w:rPr>
-        <w:t xml:space="preserve">                             │ 提供服務</w:t>
+        <w:t xml:space="preserve">                             </w:t>
+      </w:r>
+      <w:proofErr w:type="gramStart"/>
+      <w:r>
+        <w:rPr>
+          <w:rFonts w:ascii="標楷體" w:eastAsia="標楷體" w:hAnsi="標楷體" w:cs="標楷體"/>
+          <w:color w:val="000000" w:themeColor="text1"/>
+        </w:rPr>
+        <w:t>│</w:t>
+      </w:r>
+      <w:proofErr w:type="gramEnd"/>
+      <w:r>
+        <w:rPr>
+          <w:rFonts w:ascii="標楷體" w:eastAsia="標楷體" w:hAnsi="標楷體" w:cs="標楷體"/>
+          <w:color w:val="000000" w:themeColor="text1"/>
+        </w:rPr>
+        <w:t xml:space="preserve"> 提供服務</w:t>
       </w:r>
     </w:p>
     <w:p>
@@ -24969,7 +26696,55 @@
           <w:rFonts w:ascii="標楷體" w:eastAsia="標楷體" w:hAnsi="標楷體" w:cs="標楷體"/>
           <w:color w:val="000000" w:themeColor="text1"/>
         </w:rPr>
-        <w:t xml:space="preserve">        │  認證    │    │  資產管理   │                   系統管理     </w:t>
+        <w:t xml:space="preserve">        </w:t>
+      </w:r>
+      <w:proofErr w:type="gramStart"/>
+      <w:r>
+        <w:rPr>
+          <w:rFonts w:ascii="標楷體" w:eastAsia="標楷體" w:hAnsi="標楷體" w:cs="標楷體"/>
+          <w:color w:val="000000" w:themeColor="text1"/>
+        </w:rPr>
+        <w:t>│</w:t>
+      </w:r>
+      <w:proofErr w:type="gramEnd"/>
+      <w:r>
+        <w:rPr>
+          <w:rFonts w:ascii="標楷體" w:eastAsia="標楷體" w:hAnsi="標楷體" w:cs="標楷體"/>
+          <w:color w:val="000000" w:themeColor="text1"/>
+        </w:rPr>
+        <w:t xml:space="preserve">  認證</w:t>
+      </w:r>
+      <w:proofErr w:type="gramStart"/>
+      <w:r>
+        <w:rPr>
+          <w:rFonts w:ascii="標楷體" w:eastAsia="標楷體" w:hAnsi="標楷體" w:cs="標楷體"/>
+          <w:color w:val="000000" w:themeColor="text1"/>
+        </w:rPr>
+        <w:t xml:space="preserve">    │    │</w:t>
+      </w:r>
+      <w:proofErr w:type="gramEnd"/>
+      <w:r>
+        <w:rPr>
+          <w:rFonts w:ascii="標楷體" w:eastAsia="標楷體" w:hAnsi="標楷體" w:cs="標楷體"/>
+          <w:color w:val="000000" w:themeColor="text1"/>
+        </w:rPr>
+        <w:t xml:space="preserve">  資產管理   </w:t>
+      </w:r>
+      <w:proofErr w:type="gramStart"/>
+      <w:r>
+        <w:rPr>
+          <w:rFonts w:ascii="標楷體" w:eastAsia="標楷體" w:hAnsi="標楷體" w:cs="標楷體"/>
+          <w:color w:val="000000" w:themeColor="text1"/>
+        </w:rPr>
+        <w:t>│</w:t>
+      </w:r>
+      <w:proofErr w:type="gramEnd"/>
+      <w:r>
+        <w:rPr>
+          <w:rFonts w:ascii="標楷體" w:eastAsia="標楷體" w:hAnsi="標楷體" w:cs="標楷體"/>
+          <w:color w:val="000000" w:themeColor="text1"/>
+        </w:rPr>
+        <w:t xml:space="preserve">                   系統管理     </w:t>
       </w:r>
     </w:p>
     <w:p>
@@ -24984,7 +26759,71 @@
           <w:rFonts w:ascii="標楷體" w:eastAsia="標楷體" w:hAnsi="標楷體" w:cs="標楷體"/>
           <w:color w:val="000000" w:themeColor="text1"/>
         </w:rPr>
-        <w:t xml:space="preserve">        │ (珮倪)              (紀媗)                               (珮倪)      </w:t>
+        <w:t xml:space="preserve">        </w:t>
+      </w:r>
+      <w:proofErr w:type="gramStart"/>
+      <w:r>
+        <w:rPr>
+          <w:rFonts w:ascii="標楷體" w:eastAsia="標楷體" w:hAnsi="標楷體" w:cs="標楷體"/>
+          <w:color w:val="000000" w:themeColor="text1"/>
+        </w:rPr>
+        <w:t>│</w:t>
+      </w:r>
+      <w:proofErr w:type="gramEnd"/>
+      <w:r>
+        <w:rPr>
+          <w:rFonts w:ascii="標楷體" w:eastAsia="標楷體" w:hAnsi="標楷體" w:cs="標楷體"/>
+          <w:color w:val="000000" w:themeColor="text1"/>
+        </w:rPr>
+        <w:t xml:space="preserve"> (</w:t>
+      </w:r>
+      <w:proofErr w:type="gramStart"/>
+      <w:r>
+        <w:rPr>
+          <w:rFonts w:ascii="標楷體" w:eastAsia="標楷體" w:hAnsi="標楷體" w:cs="標楷體"/>
+          <w:color w:val="000000" w:themeColor="text1"/>
+        </w:rPr>
+        <w:t>珮倪</w:t>
+      </w:r>
+      <w:proofErr w:type="gramEnd"/>
+      <w:r>
+        <w:rPr>
+          <w:rFonts w:ascii="標楷體" w:eastAsia="標楷體" w:hAnsi="標楷體" w:cs="標楷體"/>
+          <w:color w:val="000000" w:themeColor="text1"/>
+        </w:rPr>
+        <w:t>)              (紀</w:t>
+      </w:r>
+      <w:proofErr w:type="gramStart"/>
+      <w:r>
+        <w:rPr>
+          <w:rFonts w:ascii="標楷體" w:eastAsia="標楷體" w:hAnsi="標楷體" w:cs="標楷體"/>
+          <w:color w:val="000000" w:themeColor="text1"/>
+        </w:rPr>
+        <w:t>媗</w:t>
+      </w:r>
+      <w:proofErr w:type="gramEnd"/>
+      <w:r>
+        <w:rPr>
+          <w:rFonts w:ascii="標楷體" w:eastAsia="標楷體" w:hAnsi="標楷體" w:cs="標楷體"/>
+          <w:color w:val="000000" w:themeColor="text1"/>
+        </w:rPr>
+        <w:t>)                               (</w:t>
+      </w:r>
+      <w:proofErr w:type="gramStart"/>
+      <w:r>
+        <w:rPr>
+          <w:rFonts w:ascii="標楷體" w:eastAsia="標楷體" w:hAnsi="標楷體" w:cs="標楷體"/>
+          <w:color w:val="000000" w:themeColor="text1"/>
+        </w:rPr>
+        <w:t>珮倪</w:t>
+      </w:r>
+      <w:proofErr w:type="gramEnd"/>
+      <w:r>
+        <w:rPr>
+          <w:rFonts w:ascii="標楷體" w:eastAsia="標楷體" w:hAnsi="標楷體" w:cs="標楷體"/>
+          <w:color w:val="000000" w:themeColor="text1"/>
+        </w:rPr>
+        <w:t xml:space="preserve">)      </w:t>
       </w:r>
     </w:p>
     <w:p>
@@ -24999,8 +26838,97 @@
           <w:rFonts w:ascii="標楷體" w:eastAsia="標楷體" w:hAnsi="標楷體" w:cs="標楷體"/>
           <w:color w:val="000000" w:themeColor="text1"/>
         </w:rPr>
-        <w:t xml:space="preserve">        │ 作業 1  │    │ 作業 2-5   │                 │  作業 10, 11  │</w:t>
-      </w:r>
+        <w:t xml:space="preserve">        </w:t>
+      </w:r>
+      <w:proofErr w:type="gramStart"/>
+      <w:r>
+        <w:rPr>
+          <w:rFonts w:ascii="標楷體" w:eastAsia="標楷體" w:hAnsi="標楷體" w:cs="標楷體"/>
+          <w:color w:val="000000" w:themeColor="text1"/>
+        </w:rPr>
+        <w:t>│</w:t>
+      </w:r>
+      <w:proofErr w:type="gramEnd"/>
+      <w:r>
+        <w:rPr>
+          <w:rFonts w:ascii="標楷體" w:eastAsia="標楷體" w:hAnsi="標楷體" w:cs="標楷體"/>
+          <w:color w:val="000000" w:themeColor="text1"/>
+        </w:rPr>
+        <w:t xml:space="preserve"> 作業 1  </w:t>
+      </w:r>
+      <w:proofErr w:type="gramStart"/>
+      <w:r>
+        <w:rPr>
+          <w:rFonts w:ascii="標楷體" w:eastAsia="標楷體" w:hAnsi="標楷體" w:cs="標楷體"/>
+          <w:color w:val="000000" w:themeColor="text1"/>
+        </w:rPr>
+        <w:t>│</w:t>
+      </w:r>
+      <w:proofErr w:type="gramEnd"/>
+      <w:r>
+        <w:rPr>
+          <w:rFonts w:ascii="標楷體" w:eastAsia="標楷體" w:hAnsi="標楷體" w:cs="標楷體"/>
+          <w:color w:val="000000" w:themeColor="text1"/>
+        </w:rPr>
+        <w:t xml:space="preserve">    </w:t>
+      </w:r>
+      <w:proofErr w:type="gramStart"/>
+      <w:r>
+        <w:rPr>
+          <w:rFonts w:ascii="標楷體" w:eastAsia="標楷體" w:hAnsi="標楷體" w:cs="標楷體"/>
+          <w:color w:val="000000" w:themeColor="text1"/>
+        </w:rPr>
+        <w:t>│</w:t>
+      </w:r>
+      <w:proofErr w:type="gramEnd"/>
+      <w:r>
+        <w:rPr>
+          <w:rFonts w:ascii="標楷體" w:eastAsia="標楷體" w:hAnsi="標楷體" w:cs="標楷體"/>
+          <w:color w:val="000000" w:themeColor="text1"/>
+        </w:rPr>
+        <w:t xml:space="preserve"> 作業 2-5   </w:t>
+      </w:r>
+      <w:proofErr w:type="gramStart"/>
+      <w:r>
+        <w:rPr>
+          <w:rFonts w:ascii="標楷體" w:eastAsia="標楷體" w:hAnsi="標楷體" w:cs="標楷體"/>
+          <w:color w:val="000000" w:themeColor="text1"/>
+        </w:rPr>
+        <w:t>│</w:t>
+      </w:r>
+      <w:proofErr w:type="gramEnd"/>
+      <w:r>
+        <w:rPr>
+          <w:rFonts w:ascii="標楷體" w:eastAsia="標楷體" w:hAnsi="標楷體" w:cs="標楷體"/>
+          <w:color w:val="000000" w:themeColor="text1"/>
+        </w:rPr>
+        <w:t xml:space="preserve">                 </w:t>
+      </w:r>
+      <w:proofErr w:type="gramStart"/>
+      <w:r>
+        <w:rPr>
+          <w:rFonts w:ascii="標楷體" w:eastAsia="標楷體" w:hAnsi="標楷體" w:cs="標楷體"/>
+          <w:color w:val="000000" w:themeColor="text1"/>
+        </w:rPr>
+        <w:t>│</w:t>
+      </w:r>
+      <w:proofErr w:type="gramEnd"/>
+      <w:r>
+        <w:rPr>
+          <w:rFonts w:ascii="標楷體" w:eastAsia="標楷體" w:hAnsi="標楷體" w:cs="標楷體"/>
+          <w:color w:val="000000" w:themeColor="text1"/>
+        </w:rPr>
+        <w:t xml:space="preserve">  作業 10, 11  </w:t>
+      </w:r>
+      <w:proofErr w:type="gramStart"/>
+      <w:r>
+        <w:rPr>
+          <w:rFonts w:ascii="標楷體" w:eastAsia="標楷體" w:hAnsi="標楷體" w:cs="標楷體"/>
+          <w:color w:val="000000" w:themeColor="text1"/>
+        </w:rPr>
+        <w:t>│</w:t>
+      </w:r>
+      <w:proofErr w:type="gramEnd"/>
     </w:p>
     <w:p>
       <w:pPr>
@@ -25089,7 +27017,23 @@
           <w:rFonts w:ascii="標楷體" w:eastAsia="標楷體" w:hAnsi="標楷體" w:cs="標楷體"/>
           <w:color w:val="000000" w:themeColor="text1"/>
         </w:rPr>
-        <w:t xml:space="preserve">            │  風險評鑑核心    </w:t>
+        <w:t xml:space="preserve">            </w:t>
+      </w:r>
+      <w:proofErr w:type="gramStart"/>
+      <w:r>
+        <w:rPr>
+          <w:rFonts w:ascii="標楷體" w:eastAsia="標楷體" w:hAnsi="標楷體" w:cs="標楷體"/>
+          <w:color w:val="000000" w:themeColor="text1"/>
+        </w:rPr>
+        <w:t>│</w:t>
+      </w:r>
+      <w:proofErr w:type="gramEnd"/>
+      <w:r>
+        <w:rPr>
+          <w:rFonts w:ascii="標楷體" w:eastAsia="標楷體" w:hAnsi="標楷體" w:cs="標楷體"/>
+          <w:color w:val="000000" w:themeColor="text1"/>
+        </w:rPr>
+        <w:t xml:space="preserve">  風險評鑑核心    </w:t>
       </w:r>
     </w:p>
     <w:p>
@@ -25104,7 +27048,39 @@
           <w:rFonts w:ascii="標楷體" w:eastAsia="標楷體" w:hAnsi="標楷體" w:cs="標楷體"/>
           <w:color w:val="000000" w:themeColor="text1"/>
         </w:rPr>
-        <w:t xml:space="preserve">            │   (敬芬)                  </w:t>
+        <w:t xml:space="preserve">            </w:t>
+      </w:r>
+      <w:proofErr w:type="gramStart"/>
+      <w:r>
+        <w:rPr>
+          <w:rFonts w:ascii="標楷體" w:eastAsia="標楷體" w:hAnsi="標楷體" w:cs="標楷體"/>
+          <w:color w:val="000000" w:themeColor="text1"/>
+        </w:rPr>
+        <w:t>│</w:t>
+      </w:r>
+      <w:proofErr w:type="gramEnd"/>
+      <w:r>
+        <w:rPr>
+          <w:rFonts w:ascii="標楷體" w:eastAsia="標楷體" w:hAnsi="標楷體" w:cs="標楷體"/>
+          <w:color w:val="000000" w:themeColor="text1"/>
+        </w:rPr>
+        <w:t xml:space="preserve">   (</w:t>
+      </w:r>
+      <w:proofErr w:type="gramStart"/>
+      <w:r>
+        <w:rPr>
+          <w:rFonts w:ascii="標楷體" w:eastAsia="標楷體" w:hAnsi="標楷體" w:cs="標楷體"/>
+          <w:color w:val="000000" w:themeColor="text1"/>
+        </w:rPr>
+        <w:t>敬芬</w:t>
+      </w:r>
+      <w:proofErr w:type="gramEnd"/>
+      <w:r>
+        <w:rPr>
+          <w:rFonts w:ascii="標楷體" w:eastAsia="標楷體" w:hAnsi="標楷體" w:cs="標楷體"/>
+          <w:color w:val="000000" w:themeColor="text1"/>
+        </w:rPr>
+        <w:t xml:space="preserve">)                  </w:t>
       </w:r>
     </w:p>
     <w:p>
@@ -25119,7 +27095,23 @@
           <w:rFonts w:ascii="標楷體" w:eastAsia="標楷體" w:hAnsi="標楷體" w:cs="標楷體"/>
           <w:color w:val="000000" w:themeColor="text1"/>
         </w:rPr>
-        <w:t xml:space="preserve">            │   作業 6, 7                              </w:t>
+        <w:t xml:space="preserve">            </w:t>
+      </w:r>
+      <w:proofErr w:type="gramStart"/>
+      <w:r>
+        <w:rPr>
+          <w:rFonts w:ascii="標楷體" w:eastAsia="標楷體" w:hAnsi="標楷體" w:cs="標楷體"/>
+          <w:color w:val="000000" w:themeColor="text1"/>
+        </w:rPr>
+        <w:t>│</w:t>
+      </w:r>
+      <w:proofErr w:type="gramEnd"/>
+      <w:r>
+        <w:rPr>
+          <w:rFonts w:ascii="標楷體" w:eastAsia="標楷體" w:hAnsi="標楷體" w:cs="標楷體"/>
+          <w:color w:val="000000" w:themeColor="text1"/>
+        </w:rPr>
+        <w:t xml:space="preserve">   作業 6, 7                              </w:t>
       </w:r>
     </w:p>
     <w:p>
@@ -25195,8 +27187,33 @@
           <w:rFonts w:ascii="標楷體" w:eastAsia="標楷體" w:hAnsi="標楷體" w:cs="標楷體"/>
           <w:color w:val="000000" w:themeColor="text1"/>
         </w:rPr>
-        <w:t xml:space="preserve">            │  AI 建議 + 報表  │</w:t>
-      </w:r>
+        <w:t xml:space="preserve">            </w:t>
+      </w:r>
+      <w:proofErr w:type="gramStart"/>
+      <w:r>
+        <w:rPr>
+          <w:rFonts w:ascii="標楷體" w:eastAsia="標楷體" w:hAnsi="標楷體" w:cs="標楷體"/>
+          <w:color w:val="000000" w:themeColor="text1"/>
+        </w:rPr>
+        <w:t>│</w:t>
+      </w:r>
+      <w:proofErr w:type="gramEnd"/>
+      <w:r>
+        <w:rPr>
+          <w:rFonts w:ascii="標楷體" w:eastAsia="標楷體" w:hAnsi="標楷體" w:cs="標楷體"/>
+          <w:color w:val="000000" w:themeColor="text1"/>
+        </w:rPr>
+        <w:t xml:space="preserve">  AI 建議 + 報表  </w:t>
+      </w:r>
+      <w:proofErr w:type="gramStart"/>
+      <w:r>
+        <w:rPr>
+          <w:rFonts w:ascii="標楷體" w:eastAsia="標楷體" w:hAnsi="標楷體" w:cs="標楷體"/>
+          <w:color w:val="000000" w:themeColor="text1"/>
+        </w:rPr>
+        <w:t>│</w:t>
+      </w:r>
+      <w:proofErr w:type="gramEnd"/>
     </w:p>
     <w:p>
       <w:pPr>
@@ -25210,8 +27227,49 @@
           <w:rFonts w:ascii="標楷體" w:eastAsia="標楷體" w:hAnsi="標楷體" w:cs="標楷體"/>
           <w:color w:val="000000" w:themeColor="text1"/>
         </w:rPr>
-        <w:t xml:space="preserve">            │   (昕縈)        │</w:t>
-      </w:r>
+        <w:t xml:space="preserve">            </w:t>
+      </w:r>
+      <w:proofErr w:type="gramStart"/>
+      <w:r>
+        <w:rPr>
+          <w:rFonts w:ascii="標楷體" w:eastAsia="標楷體" w:hAnsi="標楷體" w:cs="標楷體"/>
+          <w:color w:val="000000" w:themeColor="text1"/>
+        </w:rPr>
+        <w:t>│</w:t>
+      </w:r>
+      <w:proofErr w:type="gramEnd"/>
+      <w:r>
+        <w:rPr>
+          <w:rFonts w:ascii="標楷體" w:eastAsia="標楷體" w:hAnsi="標楷體" w:cs="標楷體"/>
+          <w:color w:val="000000" w:themeColor="text1"/>
+        </w:rPr>
+        <w:t xml:space="preserve">   (</w:t>
+      </w:r>
+      <w:proofErr w:type="gramStart"/>
+      <w:r>
+        <w:rPr>
+          <w:rFonts w:ascii="標楷體" w:eastAsia="標楷體" w:hAnsi="標楷體" w:cs="標楷體"/>
+          <w:color w:val="000000" w:themeColor="text1"/>
+        </w:rPr>
+        <w:t>昕縈</w:t>
+      </w:r>
+      <w:proofErr w:type="gramEnd"/>
+      <w:r>
+        <w:rPr>
+          <w:rFonts w:ascii="標楷體" w:eastAsia="標楷體" w:hAnsi="標楷體" w:cs="標楷體"/>
+          <w:color w:val="000000" w:themeColor="text1"/>
+        </w:rPr>
+        <w:t xml:space="preserve">)        </w:t>
+      </w:r>
+      <w:proofErr w:type="gramStart"/>
+      <w:r>
+        <w:rPr>
+          <w:rFonts w:ascii="標楷體" w:eastAsia="標楷體" w:hAnsi="標楷體" w:cs="標楷體"/>
+          <w:color w:val="000000" w:themeColor="text1"/>
+        </w:rPr>
+        <w:t>│</w:t>
+      </w:r>
+      <w:proofErr w:type="gramEnd"/>
     </w:p>
     <w:p>
       <w:pPr>
@@ -25225,8 +27283,33 @@
           <w:rFonts w:ascii="標楷體" w:eastAsia="標楷體" w:hAnsi="標楷體" w:cs="標楷體"/>
           <w:color w:val="000000" w:themeColor="text1"/>
         </w:rPr>
-        <w:t xml:space="preserve">            │   作業 8, 9     │</w:t>
-      </w:r>
+        <w:t xml:space="preserve">            </w:t>
+      </w:r>
+      <w:proofErr w:type="gramStart"/>
+      <w:r>
+        <w:rPr>
+          <w:rFonts w:ascii="標楷體" w:eastAsia="標楷體" w:hAnsi="標楷體" w:cs="標楷體"/>
+          <w:color w:val="000000" w:themeColor="text1"/>
+        </w:rPr>
+        <w:t>│</w:t>
+      </w:r>
+      <w:proofErr w:type="gramEnd"/>
+      <w:r>
+        <w:rPr>
+          <w:rFonts w:ascii="標楷體" w:eastAsia="標楷體" w:hAnsi="標楷體" w:cs="標楷體"/>
+          <w:color w:val="000000" w:themeColor="text1"/>
+        </w:rPr>
+        <w:t xml:space="preserve">   作業 8, 9     </w:t>
+      </w:r>
+      <w:proofErr w:type="gramStart"/>
+      <w:r>
+        <w:rPr>
+          <w:rFonts w:ascii="標楷體" w:eastAsia="標楷體" w:hAnsi="標楷體" w:cs="標楷體"/>
+          <w:color w:val="000000" w:themeColor="text1"/>
+        </w:rPr>
+        <w:t>│</w:t>
+      </w:r>
+      <w:proofErr w:type="gramEnd"/>
     </w:p>
     <w:p>
       <w:pPr>
@@ -25420,7 +27503,25 @@
                 <w:b/>
                 <w:bCs/>
               </w:rPr>
-              <w:t>顏珮倪(PM)</w:t>
+              <w:t>顏</w:t>
+            </w:r>
+            <w:proofErr w:type="gramStart"/>
+            <w:r>
+              <w:rPr>
+                <w:rFonts w:ascii="標楷體" w:eastAsia="標楷體" w:hAnsi="標楷體" w:cs="標楷體"/>
+                <w:b/>
+                <w:bCs/>
+              </w:rPr>
+              <w:t>珮倪</w:t>
+            </w:r>
+            <w:proofErr w:type="gramEnd"/>
+            <w:r>
+              <w:rPr>
+                <w:rFonts w:ascii="標楷體" w:eastAsia="標楷體" w:hAnsi="標楷體" w:cs="標楷體"/>
+                <w:b/>
+                <w:bCs/>
+              </w:rPr>
+              <w:t>(PM)</w:t>
             </w:r>
           </w:p>
         </w:tc>
@@ -25498,8 +27599,18 @@
                 <w:b/>
                 <w:bCs/>
               </w:rPr>
-              <w:t>黃翊甄</w:t>
-            </w:r>
+              <w:t>黃翊</w:t>
+            </w:r>
+            <w:proofErr w:type="gramStart"/>
+            <w:r>
+              <w:rPr>
+                <w:rFonts w:ascii="標楷體" w:eastAsia="標楷體" w:hAnsi="標楷體" w:cs="標楷體"/>
+                <w:b/>
+                <w:bCs/>
+              </w:rPr>
+              <w:t>甄</w:t>
+            </w:r>
+            <w:proofErr w:type="gramEnd"/>
           </w:p>
         </w:tc>
         <w:tc>
@@ -25576,8 +27687,18 @@
                 <w:b/>
                 <w:bCs/>
               </w:rPr>
-              <w:t>林紀媗</w:t>
-            </w:r>
+              <w:t>林紀</w:t>
+            </w:r>
+            <w:proofErr w:type="gramStart"/>
+            <w:r>
+              <w:rPr>
+                <w:rFonts w:ascii="標楷體" w:eastAsia="標楷體" w:hAnsi="標楷體" w:cs="標楷體"/>
+                <w:b/>
+                <w:bCs/>
+              </w:rPr>
+              <w:t>媗</w:t>
+            </w:r>
+            <w:proofErr w:type="gramEnd"/>
           </w:p>
         </w:tc>
         <w:tc>
@@ -25599,7 +27720,21 @@
               <w:rPr>
                 <w:rFonts w:ascii="標楷體" w:eastAsia="標楷體" w:hAnsi="標楷體" w:cs="標楷體"/>
               </w:rPr>
-              <w:t>作業 2-5(資產 CRUD,4 個作業)</w:t>
+              <w:t xml:space="preserve">作業 2-5(資產 CRUD,4 </w:t>
+            </w:r>
+            <w:proofErr w:type="gramStart"/>
+            <w:r>
+              <w:rPr>
+                <w:rFonts w:ascii="標楷體" w:eastAsia="標楷體" w:hAnsi="標楷體" w:cs="標楷體"/>
+              </w:rPr>
+              <w:t>個</w:t>
+            </w:r>
+            <w:proofErr w:type="gramEnd"/>
+            <w:r>
+              <w:rPr>
+                <w:rFonts w:ascii="標楷體" w:eastAsia="標楷體" w:hAnsi="標楷體" w:cs="標楷體"/>
+              </w:rPr>
+              <w:t>作業)</w:t>
             </w:r>
           </w:p>
         </w:tc>
@@ -25732,8 +27867,18 @@
                 <w:b/>
                 <w:bCs/>
               </w:rPr>
-              <w:t>李昕縈</w:t>
-            </w:r>
+              <w:t>李昕</w:t>
+            </w:r>
+            <w:proofErr w:type="gramStart"/>
+            <w:r>
+              <w:rPr>
+                <w:rFonts w:ascii="標楷體" w:eastAsia="標楷體" w:hAnsi="標楷體" w:cs="標楷體"/>
+                <w:b/>
+                <w:bCs/>
+              </w:rPr>
+              <w:t>縈</w:t>
+            </w:r>
+            <w:proofErr w:type="gramEnd"/>
           </w:p>
         </w:tc>
         <w:tc>
@@ -25893,15 +28038,9 @@
           <w:bCs/>
           <w:color w:val="000000" w:themeColor="text1"/>
         </w:rPr>
-        <w:t>顏珮倪</w:t>
-      </w:r>
-      <w:r>
-        <w:rPr>
-          <w:rFonts w:ascii="標楷體" w:eastAsia="標楷體" w:hAnsi="標楷體" w:cs="標楷體"/>
-          <w:color w:val="000000" w:themeColor="text1"/>
-        </w:rPr>
-        <w:t xml:space="preserve"> 與 </w:t>
-      </w:r>
+        <w:t>顏</w:t>
+      </w:r>
+      <w:proofErr w:type="gramStart"/>
       <w:r>
         <w:rPr>
           <w:rFonts w:ascii="標楷體" w:eastAsia="標楷體" w:hAnsi="標楷體" w:cs="標楷體"/>
@@ -25909,8 +28048,36 @@
           <w:bCs/>
           <w:color w:val="000000" w:themeColor="text1"/>
         </w:rPr>
-        <w:t>黃翊甄</w:t>
-      </w:r>
+        <w:t>珮倪</w:t>
+      </w:r>
+      <w:proofErr w:type="gramEnd"/>
+      <w:r>
+        <w:rPr>
+          <w:rFonts w:ascii="標楷體" w:eastAsia="標楷體" w:hAnsi="標楷體" w:cs="標楷體"/>
+          <w:color w:val="000000" w:themeColor="text1"/>
+        </w:rPr>
+        <w:t xml:space="preserve"> 與 </w:t>
+      </w:r>
+      <w:r>
+        <w:rPr>
+          <w:rFonts w:ascii="標楷體" w:eastAsia="標楷體" w:hAnsi="標楷體" w:cs="標楷體"/>
+          <w:b/>
+          <w:bCs/>
+          <w:color w:val="000000" w:themeColor="text1"/>
+        </w:rPr>
+        <w:t>黃翊</w:t>
+      </w:r>
+      <w:proofErr w:type="gramStart"/>
+      <w:r>
+        <w:rPr>
+          <w:rFonts w:ascii="標楷體" w:eastAsia="標楷體" w:hAnsi="標楷體" w:cs="標楷體"/>
+          <w:b/>
+          <w:bCs/>
+          <w:color w:val="000000" w:themeColor="text1"/>
+        </w:rPr>
+        <w:t>甄</w:t>
+      </w:r>
+      <w:proofErr w:type="gramEnd"/>
       <w:r>
         <w:rPr>
           <w:rFonts w:ascii="標楷體" w:eastAsia="標楷體" w:hAnsi="標楷體" w:cs="標楷體"/>
@@ -25999,14 +28166,41 @@
           <w:bCs/>
           <w:color w:val="000000" w:themeColor="text1"/>
         </w:rPr>
-        <w:t>林紀媗</w:t>
-      </w:r>
-      <w:r>
-        <w:rPr>
-          <w:rFonts w:ascii="標楷體" w:eastAsia="標楷體" w:hAnsi="標楷體" w:cs="標楷體"/>
-          <w:color w:val="000000" w:themeColor="text1"/>
-        </w:rPr>
-        <w:t xml:space="preserve"> ,雖負責 4 個作業,但屬性質相近的 CRUD 操作</w:t>
+        <w:t>林紀</w:t>
+      </w:r>
+      <w:proofErr w:type="gramStart"/>
+      <w:r>
+        <w:rPr>
+          <w:rFonts w:ascii="標楷體" w:eastAsia="標楷體" w:hAnsi="標楷體" w:cs="標楷體"/>
+          <w:b/>
+          <w:bCs/>
+          <w:color w:val="000000" w:themeColor="text1"/>
+        </w:rPr>
+        <w:t>媗</w:t>
+      </w:r>
+      <w:proofErr w:type="gramEnd"/>
+      <w:r>
+        <w:rPr>
+          <w:rFonts w:ascii="標楷體" w:eastAsia="標楷體" w:hAnsi="標楷體" w:cs="標楷體"/>
+          <w:color w:val="000000" w:themeColor="text1"/>
+        </w:rPr>
+        <w:t xml:space="preserve"> ,雖負責 4 </w:t>
+      </w:r>
+      <w:proofErr w:type="gramStart"/>
+      <w:r>
+        <w:rPr>
+          <w:rFonts w:ascii="標楷體" w:eastAsia="標楷體" w:hAnsi="標楷體" w:cs="標楷體"/>
+          <w:color w:val="000000" w:themeColor="text1"/>
+        </w:rPr>
+        <w:t>個</w:t>
+      </w:r>
+      <w:proofErr w:type="gramEnd"/>
+      <w:r>
+        <w:rPr>
+          <w:rFonts w:ascii="標楷體" w:eastAsia="標楷體" w:hAnsi="標楷體" w:cs="標楷體"/>
+          <w:color w:val="000000" w:themeColor="text1"/>
+        </w:rPr>
+        <w:t>作業,但屬性質相近的 CRUD 操作</w:t>
       </w:r>
     </w:p>
     <w:p>
@@ -26028,8 +28222,19 @@
           <w:bCs/>
           <w:color w:val="000000" w:themeColor="text1"/>
         </w:rPr>
-        <w:t>李昕縈</w:t>
-      </w:r>
+        <w:t>李昕</w:t>
+      </w:r>
+      <w:proofErr w:type="gramStart"/>
+      <w:r>
+        <w:rPr>
+          <w:rFonts w:ascii="標楷體" w:eastAsia="標楷體" w:hAnsi="標楷體" w:cs="標楷體"/>
+          <w:b/>
+          <w:bCs/>
+          <w:color w:val="000000" w:themeColor="text1"/>
+        </w:rPr>
+        <w:t>縈</w:t>
+      </w:r>
+      <w:proofErr w:type="gramEnd"/>
       <w:r>
         <w:rPr>
           <w:rFonts w:ascii="標楷體" w:eastAsia="標楷體" w:hAnsi="標楷體" w:cs="標楷體"/>
@@ -26421,13 +28626,23 @@
           <w:color w:val="FF0000"/>
         </w:rPr>
       </w:pPr>
+      <w:proofErr w:type="gramStart"/>
       <w:r>
         <w:rPr>
           <w:rFonts w:eastAsia="標楷體" w:hint="eastAsia"/>
           <w:b/>
           <w:color w:val="FF0000"/>
         </w:rPr>
-        <w:t>本組成員之工作內容與貢獻度</w:t>
+        <w:t>本組成員</w:t>
+      </w:r>
+      <w:proofErr w:type="gramEnd"/>
+      <w:r>
+        <w:rPr>
+          <w:rFonts w:eastAsia="標楷體" w:hint="eastAsia"/>
+          <w:b/>
+          <w:color w:val="FF0000"/>
+        </w:rPr>
+        <w:t>之工作內容與貢獻度</w:t>
       </w:r>
       <w:r>
         <w:rPr>
@@ -27522,7 +29737,39 @@
           <w:rFonts w:ascii="標楷體" w:eastAsia="標楷體" w:hAnsi="標楷體" w:cs="標楷體"/>
           <w:color w:val="000000" w:themeColor="text1"/>
         </w:rPr>
-        <w:t>本章主要針對「支援資安管理系統（ISMS）運作之 AI 風險顧問系統」進行需求分析，說明本系統之使用者需求、功能需求、非功能需求，以及使用個案模型。本系統主要使用者包含一般使用者、資安管理員／高階主管與系統管理員，並依據各角色於系統中的操作目標，整理出系統應提供之功能與服務。</w:t>
+        <w:t>本章主要針對「</w:t>
+      </w:r>
+      <w:proofErr w:type="gramStart"/>
+      <w:r>
+        <w:rPr>
+          <w:rFonts w:ascii="標楷體" w:eastAsia="標楷體" w:hAnsi="標楷體" w:cs="標楷體"/>
+          <w:color w:val="000000" w:themeColor="text1"/>
+        </w:rPr>
+        <w:t>支援資安管理</w:t>
+      </w:r>
+      <w:proofErr w:type="gramEnd"/>
+      <w:r>
+        <w:rPr>
+          <w:rFonts w:ascii="標楷體" w:eastAsia="標楷體" w:hAnsi="標楷體" w:cs="標楷體"/>
+          <w:color w:val="000000" w:themeColor="text1"/>
+        </w:rPr>
+        <w:t>系統（ISMS）運作之 AI 風險顧問系統」進行需求分析，說明本系統之使用者需求、功能需求、非功能需求，以及使用個案模型。本系統主要使用者包含一般使用者、</w:t>
+      </w:r>
+      <w:proofErr w:type="gramStart"/>
+      <w:r>
+        <w:rPr>
+          <w:rFonts w:ascii="標楷體" w:eastAsia="標楷體" w:hAnsi="標楷體" w:cs="標楷體"/>
+          <w:color w:val="000000" w:themeColor="text1"/>
+        </w:rPr>
+        <w:t>資安管理員</w:t>
+      </w:r>
+      <w:proofErr w:type="gramEnd"/>
+      <w:r>
+        <w:rPr>
+          <w:rFonts w:ascii="標楷體" w:eastAsia="標楷體" w:hAnsi="標楷體" w:cs="標楷體"/>
+          <w:color w:val="000000" w:themeColor="text1"/>
+        </w:rPr>
+        <w:t>／高階主管與系統管理員，並依據各角色於系統中的操作目標，整理出系統應提供之功能與服務。</w:t>
       </w:r>
     </w:p>
     <w:p>
@@ -27538,7 +29785,23 @@
           <w:rFonts w:ascii="標楷體" w:eastAsia="標楷體" w:hAnsi="標楷體" w:cs="標楷體"/>
           <w:color w:val="000000" w:themeColor="text1"/>
         </w:rPr>
-        <w:t>本系統之需求規劃係依據利害關係人目標表與事件表進行整理，其中包含一般使用者之資訊資產管理、資產盤點檢查、風險評鑑與 AI 改善建議功能；資安管理員／高階主管之風險報表與高風險資產查看功能；以及系統管理員之帳號權限管理與資料備份功能。</w:t>
+        <w:t>本系統之需求規劃係依據利害關係人目標表與事件表進行整理，其中包含一般使用者之資訊資產管理、資產盤點檢查、風險評鑑與 AI 改善建議功能；</w:t>
+      </w:r>
+      <w:proofErr w:type="gramStart"/>
+      <w:r>
+        <w:rPr>
+          <w:rFonts w:ascii="標楷體" w:eastAsia="標楷體" w:hAnsi="標楷體" w:cs="標楷體"/>
+          <w:color w:val="000000" w:themeColor="text1"/>
+        </w:rPr>
+        <w:t>資安管理員</w:t>
+      </w:r>
+      <w:proofErr w:type="gramEnd"/>
+      <w:r>
+        <w:rPr>
+          <w:rFonts w:ascii="標楷體" w:eastAsia="標楷體" w:hAnsi="標楷體" w:cs="標楷體"/>
+          <w:color w:val="000000" w:themeColor="text1"/>
+        </w:rPr>
+        <w:t>／高階主管之風險報表與高風險資產查看功能；以及系統管理員之帳號權限管理與資料備份功能。</w:t>
       </w:r>
     </w:p>
     <w:p>
@@ -27767,7 +30030,21 @@
               <w:rPr>
                 <w:rFonts w:ascii="標楷體" w:eastAsia="標楷體" w:hAnsi="標楷體" w:cs="標楷體"/>
               </w:rPr>
-              <w:t>一般使用者、資安管理員/高階主管、系統管理員</w:t>
+              <w:t>一般使用者、</w:t>
+            </w:r>
+            <w:proofErr w:type="gramStart"/>
+            <w:r>
+              <w:rPr>
+                <w:rFonts w:ascii="標楷體" w:eastAsia="標楷體" w:hAnsi="標楷體" w:cs="標楷體"/>
+              </w:rPr>
+              <w:t>資安管理員</w:t>
+            </w:r>
+            <w:proofErr w:type="gramEnd"/>
+            <w:r>
+              <w:rPr>
+                <w:rFonts w:ascii="標楷體" w:eastAsia="標楷體" w:hAnsi="標楷體" w:cs="標楷體"/>
+              </w:rPr>
+              <w:t>/高階主管、系統管理員</w:t>
             </w:r>
           </w:p>
         </w:tc>
@@ -28326,7 +30603,21 @@
               <w:rPr>
                 <w:rFonts w:ascii="標楷體" w:eastAsia="標楷體" w:hAnsi="標楷體" w:cs="標楷體"/>
               </w:rPr>
-              <w:t>當系統發現資產資料缺漏時，應提示使用者補齊必要欄位。</w:t>
+              <w:t>當系統發現資產資料</w:t>
+            </w:r>
+            <w:proofErr w:type="gramStart"/>
+            <w:r>
+              <w:rPr>
+                <w:rFonts w:ascii="標楷體" w:eastAsia="標楷體" w:hAnsi="標楷體" w:cs="標楷體"/>
+              </w:rPr>
+              <w:t>缺漏時</w:t>
+            </w:r>
+            <w:proofErr w:type="gramEnd"/>
+            <w:r>
+              <w:rPr>
+                <w:rFonts w:ascii="標楷體" w:eastAsia="標楷體" w:hAnsi="標楷體" w:cs="標楷體"/>
+              </w:rPr>
+              <w:t>，應提示使用者補齊必要欄位。</w:t>
             </w:r>
           </w:p>
         </w:tc>
@@ -29013,7 +31304,21 @@
               <w:rPr>
                 <w:rFonts w:ascii="標楷體" w:eastAsia="標楷體" w:hAnsi="標楷體" w:cs="標楷體"/>
               </w:rPr>
-              <w:t>系統應提供風險報表，讓資安管理員或高階主管掌握整體風險狀況。</w:t>
+              <w:t>系統應提供風險報表，</w:t>
+            </w:r>
+            <w:proofErr w:type="gramStart"/>
+            <w:r>
+              <w:rPr>
+                <w:rFonts w:ascii="標楷體" w:eastAsia="標楷體" w:hAnsi="標楷體" w:cs="標楷體"/>
+              </w:rPr>
+              <w:t>讓資安管理員</w:t>
+            </w:r>
+            <w:proofErr w:type="gramEnd"/>
+            <w:r>
+              <w:rPr>
+                <w:rFonts w:ascii="標楷體" w:eastAsia="標楷體" w:hAnsi="標楷體" w:cs="標楷體"/>
+              </w:rPr>
+              <w:t>或高階主管掌握整體風險狀況。</w:t>
             </w:r>
           </w:p>
         </w:tc>
@@ -29032,11 +31337,19 @@
                 <w:rFonts w:ascii="標楷體" w:eastAsia="標楷體" w:hAnsi="標楷體" w:cs="標楷體"/>
               </w:rPr>
             </w:pPr>
-            <w:r>
-              <w:rPr>
-                <w:rFonts w:ascii="標楷體" w:eastAsia="標楷體" w:hAnsi="標楷體" w:cs="標楷體"/>
-              </w:rPr>
-              <w:t>資安管理員 / 高階主管</w:t>
+            <w:proofErr w:type="gramStart"/>
+            <w:r>
+              <w:rPr>
+                <w:rFonts w:ascii="標楷體" w:eastAsia="標楷體" w:hAnsi="標楷體" w:cs="標楷體"/>
+              </w:rPr>
+              <w:t>資安管理員</w:t>
+            </w:r>
+            <w:proofErr w:type="gramEnd"/>
+            <w:r>
+              <w:rPr>
+                <w:rFonts w:ascii="標楷體" w:eastAsia="標楷體" w:hAnsi="標楷體" w:cs="標楷體"/>
+              </w:rPr>
+              <w:t xml:space="preserve"> / 高階主管</w:t>
             </w:r>
           </w:p>
         </w:tc>
@@ -29129,11 +31442,19 @@
                 <w:rFonts w:ascii="標楷體" w:eastAsia="標楷體" w:hAnsi="標楷體" w:cs="標楷體"/>
               </w:rPr>
             </w:pPr>
-            <w:r>
-              <w:rPr>
-                <w:rFonts w:ascii="標楷體" w:eastAsia="標楷體" w:hAnsi="標楷體" w:cs="標楷體"/>
-              </w:rPr>
-              <w:t>資安管理員 / 高階主管</w:t>
+            <w:proofErr w:type="gramStart"/>
+            <w:r>
+              <w:rPr>
+                <w:rFonts w:ascii="標楷體" w:eastAsia="標楷體" w:hAnsi="標楷體" w:cs="標楷體"/>
+              </w:rPr>
+              <w:t>資安管理員</w:t>
+            </w:r>
+            <w:proofErr w:type="gramEnd"/>
+            <w:r>
+              <w:rPr>
+                <w:rFonts w:ascii="標楷體" w:eastAsia="標楷體" w:hAnsi="標楷體" w:cs="標楷體"/>
+              </w:rPr>
+              <w:t xml:space="preserve"> / 高階主管</w:t>
             </w:r>
           </w:p>
         </w:tc>
@@ -29621,7 +31942,21 @@
               <w:rPr>
                 <w:rFonts w:ascii="標楷體" w:eastAsia="標楷體" w:hAnsi="標楷體" w:cs="標楷體"/>
               </w:rPr>
-              <w:t>一般使用者、資安管理員/高階主管、系統管理員應擁有不同操作權限，避免未授權使用者存取敏感功能。</w:t>
+              <w:t>一般使用者、</w:t>
+            </w:r>
+            <w:proofErr w:type="gramStart"/>
+            <w:r>
+              <w:rPr>
+                <w:rFonts w:ascii="標楷體" w:eastAsia="標楷體" w:hAnsi="標楷體" w:cs="標楷體"/>
+              </w:rPr>
+              <w:t>資安管理員</w:t>
+            </w:r>
+            <w:proofErr w:type="gramEnd"/>
+            <w:r>
+              <w:rPr>
+                <w:rFonts w:ascii="標楷體" w:eastAsia="標楷體" w:hAnsi="標楷體" w:cs="標楷體"/>
+              </w:rPr>
+              <w:t>/高階主管、系統管理員應擁有不同操作權限，避免未授權使用者存取敏感功能。</w:t>
             </w:r>
           </w:p>
         </w:tc>
@@ -29695,7 +32030,21 @@
               <w:rPr>
                 <w:rFonts w:ascii="標楷體" w:eastAsia="標楷體" w:hAnsi="標楷體" w:cs="標楷體"/>
               </w:rPr>
-              <w:t>系統介面應簡潔清楚，使使用者能快速完成資產新增、風險評鑑與查看改善建議等操作。</w:t>
+              <w:t>系統介面應簡潔</w:t>
+            </w:r>
+            <w:proofErr w:type="gramStart"/>
+            <w:r>
+              <w:rPr>
+                <w:rFonts w:ascii="標楷體" w:eastAsia="標楷體" w:hAnsi="標楷體" w:cs="標楷體"/>
+              </w:rPr>
+              <w:t>清楚，</w:t>
+            </w:r>
+            <w:proofErr w:type="gramEnd"/>
+            <w:r>
+              <w:rPr>
+                <w:rFonts w:ascii="標楷體" w:eastAsia="標楷體" w:hAnsi="標楷體" w:cs="標楷體"/>
+              </w:rPr>
+              <w:t>使使用者能快速完成資產新增、風險評鑑與查看改善建議等操作。</w:t>
             </w:r>
           </w:p>
         </w:tc>
@@ -30263,7 +32612,39 @@
           <w:rFonts w:ascii="標楷體" w:eastAsia="標楷體" w:hAnsi="標楷體" w:cs="標楷體"/>
           <w:color w:val="000000" w:themeColor="text1"/>
         </w:rPr>
-        <w:t>本系統之使用個案圖主要描述不同使用者角色與系統功能之間的互動關係。系統角色分為一般使用者、資安管理員／高階主管與系統管理員。一般使用者主要負責資訊資產管理、資產盤點檢查、風險評鑑與查看 AI 改善建議；資安管理員／高階主管主要負責查看風險報表與高風險資產；系統管理員則負責帳號權限管理與資料備份。</w:t>
+        <w:t>本系統之使用個案圖主要描述不同使用者角色與系統功能之間的互動關係。系統角色分為一般使用者、</w:t>
+      </w:r>
+      <w:proofErr w:type="gramStart"/>
+      <w:r>
+        <w:rPr>
+          <w:rFonts w:ascii="標楷體" w:eastAsia="標楷體" w:hAnsi="標楷體" w:cs="標楷體"/>
+          <w:color w:val="000000" w:themeColor="text1"/>
+        </w:rPr>
+        <w:t>資安管理員</w:t>
+      </w:r>
+      <w:proofErr w:type="gramEnd"/>
+      <w:r>
+        <w:rPr>
+          <w:rFonts w:ascii="標楷體" w:eastAsia="標楷體" w:hAnsi="標楷體" w:cs="標楷體"/>
+          <w:color w:val="000000" w:themeColor="text1"/>
+        </w:rPr>
+        <w:t>／高階主管與系統管理員。一般使用者主要負責資訊資產管理、資產盤點檢查、風險評鑑與查看 AI 改善建議；</w:t>
+      </w:r>
+      <w:proofErr w:type="gramStart"/>
+      <w:r>
+        <w:rPr>
+          <w:rFonts w:ascii="標楷體" w:eastAsia="標楷體" w:hAnsi="標楷體" w:cs="標楷體"/>
+          <w:color w:val="000000" w:themeColor="text1"/>
+        </w:rPr>
+        <w:t>資安管理員</w:t>
+      </w:r>
+      <w:proofErr w:type="gramEnd"/>
+      <w:r>
+        <w:rPr>
+          <w:rFonts w:ascii="標楷體" w:eastAsia="標楷體" w:hAnsi="標楷體" w:cs="標楷體"/>
+          <w:color w:val="000000" w:themeColor="text1"/>
+        </w:rPr>
+        <w:t>／高階主管主要負責查看風險報表與高風險資產；系統管理員則負責帳號權限管理與資料備份。</w:t>
       </w:r>
     </w:p>
     <w:p>
@@ -30323,6 +32704,7 @@
                 <w:rFonts w:eastAsia="Times New Roman"/>
               </w:rPr>
             </w:pPr>
+            <w:proofErr w:type="spellStart"/>
             <w:r>
               <w:rPr>
                 <w:rFonts w:eastAsia="Times New Roman"/>
@@ -30331,6 +32713,7 @@
               </w:rPr>
               <w:t>角色</w:t>
             </w:r>
+            <w:proofErr w:type="spellEnd"/>
           </w:p>
         </w:tc>
         <w:tc>
@@ -30349,6 +32732,7 @@
                 <w:rFonts w:eastAsia="Times New Roman"/>
               </w:rPr>
             </w:pPr>
+            <w:proofErr w:type="spellStart"/>
             <w:r>
               <w:rPr>
                 <w:rFonts w:eastAsia="Times New Roman"/>
@@ -30357,6 +32741,7 @@
               </w:rPr>
               <w:t>說明</w:t>
             </w:r>
+            <w:proofErr w:type="spellEnd"/>
           </w:p>
         </w:tc>
       </w:tr>
@@ -30379,12 +32764,14 @@
                 <w:rFonts w:eastAsia="Times New Roman"/>
               </w:rPr>
             </w:pPr>
+            <w:proofErr w:type="spellStart"/>
             <w:r>
               <w:rPr>
                 <w:rFonts w:eastAsia="Times New Roman"/>
               </w:rPr>
               <w:t>一般使用者</w:t>
             </w:r>
+            <w:proofErr w:type="spellEnd"/>
           </w:p>
         </w:tc>
         <w:tc>
@@ -30402,11 +32789,33 @@
                 <w:rFonts w:eastAsia="Times New Roman"/>
               </w:rPr>
             </w:pPr>
+            <w:proofErr w:type="spellStart"/>
             <w:r>
               <w:rPr>
                 <w:rFonts w:eastAsia="Times New Roman"/>
               </w:rPr>
-              <w:t>負責維護資訊資產資料，執行資產盤點檢查與風險評鑑，並查看 AI 產生之改善建議。</w:t>
+              <w:t>負責維護資訊資產資料，執行資產盤點檢查與風險評鑑，並查看</w:t>
+            </w:r>
+            <w:proofErr w:type="spellEnd"/>
+            <w:r>
+              <w:rPr>
+                <w:rFonts w:eastAsia="Times New Roman"/>
+              </w:rPr>
+              <w:t xml:space="preserve"> AI </w:t>
+            </w:r>
+            <w:proofErr w:type="spellStart"/>
+            <w:r>
+              <w:rPr>
+                <w:rFonts w:eastAsia="Times New Roman"/>
+              </w:rPr>
+              <w:t>產生之改善建議</w:t>
+            </w:r>
+            <w:proofErr w:type="spellEnd"/>
+            <w:r>
+              <w:rPr>
+                <w:rFonts w:eastAsia="Times New Roman"/>
+              </w:rPr>
+              <w:t>。</w:t>
             </w:r>
           </w:p>
         </w:tc>
@@ -30430,12 +32839,14 @@
                 <w:rFonts w:eastAsia="Times New Roman"/>
               </w:rPr>
             </w:pPr>
+            <w:proofErr w:type="spellStart"/>
             <w:r>
               <w:rPr>
                 <w:rFonts w:eastAsia="Times New Roman"/>
               </w:rPr>
               <w:t>資安管理員／高階主管</w:t>
             </w:r>
+            <w:proofErr w:type="spellEnd"/>
           </w:p>
         </w:tc>
         <w:tc>
@@ -30453,11 +32864,19 @@
                 <w:rFonts w:eastAsia="Times New Roman"/>
               </w:rPr>
             </w:pPr>
+            <w:proofErr w:type="spellStart"/>
             <w:r>
               <w:rPr>
                 <w:rFonts w:eastAsia="Times New Roman"/>
               </w:rPr>
-              <w:t>負責查看風險報表與高風險資產，以掌握組織整體資安風險狀況。</w:t>
+              <w:t>負責查看風險報表與高風險資產，以掌握組織整體資安風險狀況</w:t>
+            </w:r>
+            <w:proofErr w:type="spellEnd"/>
+            <w:r>
+              <w:rPr>
+                <w:rFonts w:eastAsia="Times New Roman"/>
+              </w:rPr>
+              <w:t>。</w:t>
             </w:r>
           </w:p>
         </w:tc>
@@ -30481,12 +32900,14 @@
                 <w:rFonts w:eastAsia="Times New Roman"/>
               </w:rPr>
             </w:pPr>
+            <w:proofErr w:type="spellStart"/>
             <w:r>
               <w:rPr>
                 <w:rFonts w:eastAsia="Times New Roman"/>
               </w:rPr>
               <w:t>系統管理員</w:t>
             </w:r>
+            <w:proofErr w:type="spellEnd"/>
           </w:p>
         </w:tc>
         <w:tc>
@@ -30504,11 +32925,19 @@
                 <w:rFonts w:eastAsia="Times New Roman"/>
               </w:rPr>
             </w:pPr>
+            <w:proofErr w:type="spellStart"/>
             <w:r>
               <w:rPr>
                 <w:rFonts w:eastAsia="Times New Roman"/>
               </w:rPr>
-              <w:t>負責管理使用者帳號、角色權限與系統資料備份。</w:t>
+              <w:t>負責管理使用者帳號、角色權限與系統資料備份</w:t>
+            </w:r>
+            <w:proofErr w:type="spellEnd"/>
+            <w:r>
+              <w:rPr>
+                <w:rFonts w:eastAsia="Times New Roman"/>
+              </w:rPr>
+              <w:t>。</w:t>
             </w:r>
           </w:p>
         </w:tc>
@@ -30581,6 +33010,7 @@
                 <w:rFonts w:eastAsia="Times New Roman"/>
               </w:rPr>
             </w:pPr>
+            <w:proofErr w:type="spellStart"/>
             <w:r>
               <w:rPr>
                 <w:rFonts w:eastAsia="Times New Roman"/>
@@ -30589,6 +33019,7 @@
               </w:rPr>
               <w:t>使用個案編號</w:t>
             </w:r>
+            <w:proofErr w:type="spellEnd"/>
           </w:p>
         </w:tc>
         <w:tc>
@@ -30607,6 +33038,7 @@
                 <w:rFonts w:eastAsia="Times New Roman"/>
               </w:rPr>
             </w:pPr>
+            <w:proofErr w:type="spellStart"/>
             <w:r>
               <w:rPr>
                 <w:rFonts w:eastAsia="Times New Roman"/>
@@ -30615,6 +33047,7 @@
               </w:rPr>
               <w:t>使用個案名稱</w:t>
             </w:r>
+            <w:proofErr w:type="spellEnd"/>
           </w:p>
         </w:tc>
         <w:tc>
@@ -30633,6 +33066,7 @@
                 <w:rFonts w:eastAsia="Times New Roman"/>
               </w:rPr>
             </w:pPr>
+            <w:proofErr w:type="spellStart"/>
             <w:r>
               <w:rPr>
                 <w:rFonts w:eastAsia="Times New Roman"/>
@@ -30641,6 +33075,7 @@
               </w:rPr>
               <w:t>主要參與者</w:t>
             </w:r>
+            <w:proofErr w:type="spellEnd"/>
           </w:p>
         </w:tc>
         <w:tc>
@@ -30659,6 +33094,7 @@
                 <w:rFonts w:eastAsia="Times New Roman"/>
               </w:rPr>
             </w:pPr>
+            <w:proofErr w:type="spellStart"/>
             <w:r>
               <w:rPr>
                 <w:rFonts w:eastAsia="Times New Roman"/>
@@ -30667,6 +33103,7 @@
               </w:rPr>
               <w:t>說明</w:t>
             </w:r>
+            <w:proofErr w:type="spellEnd"/>
           </w:p>
         </w:tc>
       </w:tr>
@@ -30712,12 +33149,14 @@
                 <w:rFonts w:eastAsia="Times New Roman"/>
               </w:rPr>
             </w:pPr>
+            <w:proofErr w:type="spellStart"/>
             <w:r>
               <w:rPr>
                 <w:rFonts w:eastAsia="Times New Roman"/>
               </w:rPr>
               <w:t>登入／登出系統</w:t>
             </w:r>
+            <w:proofErr w:type="spellEnd"/>
           </w:p>
         </w:tc>
         <w:tc>
@@ -30735,12 +33174,14 @@
                 <w:rFonts w:eastAsia="Times New Roman"/>
               </w:rPr>
             </w:pPr>
+            <w:proofErr w:type="spellStart"/>
             <w:r>
               <w:rPr>
                 <w:rFonts w:eastAsia="Times New Roman"/>
               </w:rPr>
               <w:t>一般使用者、資安管理員／高階主管、系統管理員</w:t>
             </w:r>
+            <w:proofErr w:type="spellEnd"/>
           </w:p>
         </w:tc>
         <w:tc>
@@ -30758,11 +33199,19 @@
                 <w:rFonts w:eastAsia="Times New Roman"/>
               </w:rPr>
             </w:pPr>
+            <w:proofErr w:type="spellStart"/>
             <w:r>
               <w:rPr>
                 <w:rFonts w:eastAsia="Times New Roman"/>
               </w:rPr>
-              <w:t>使用者透過帳號與密碼登入系統，完成作業後可登出系統。</w:t>
+              <w:t>使用者透過帳號與密碼登入系統，完成作業後可登出系統</w:t>
+            </w:r>
+            <w:proofErr w:type="spellEnd"/>
+            <w:r>
+              <w:rPr>
+                <w:rFonts w:eastAsia="Times New Roman"/>
+              </w:rPr>
+              <w:t>。</w:t>
             </w:r>
           </w:p>
         </w:tc>
@@ -30809,12 +33258,14 @@
                 <w:rFonts w:eastAsia="Times New Roman"/>
               </w:rPr>
             </w:pPr>
+            <w:proofErr w:type="spellStart"/>
             <w:r>
               <w:rPr>
                 <w:rFonts w:eastAsia="Times New Roman"/>
               </w:rPr>
               <w:t>新增資訊資產</w:t>
             </w:r>
+            <w:proofErr w:type="spellEnd"/>
           </w:p>
         </w:tc>
         <w:tc>
@@ -30832,12 +33283,14 @@
                 <w:rFonts w:eastAsia="Times New Roman"/>
               </w:rPr>
             </w:pPr>
+            <w:proofErr w:type="spellStart"/>
             <w:r>
               <w:rPr>
                 <w:rFonts w:eastAsia="Times New Roman"/>
               </w:rPr>
               <w:t>一般使用者</w:t>
             </w:r>
+            <w:proofErr w:type="spellEnd"/>
           </w:p>
         </w:tc>
         <w:tc>
@@ -30855,11 +33308,19 @@
                 <w:rFonts w:eastAsia="Times New Roman"/>
               </w:rPr>
             </w:pPr>
+            <w:proofErr w:type="spellStart"/>
             <w:r>
               <w:rPr>
                 <w:rFonts w:eastAsia="Times New Roman"/>
               </w:rPr>
-              <w:t>使用者新增資訊資產資料，作為後續盤點與風險評鑑之基礎。</w:t>
+              <w:t>使用者新增資訊資產資料，作為後續盤點與風險評鑑之基礎</w:t>
+            </w:r>
+            <w:proofErr w:type="spellEnd"/>
+            <w:r>
+              <w:rPr>
+                <w:rFonts w:eastAsia="Times New Roman"/>
+              </w:rPr>
+              <w:t>。</w:t>
             </w:r>
           </w:p>
         </w:tc>
@@ -30906,12 +33367,14 @@
                 <w:rFonts w:eastAsia="Times New Roman"/>
               </w:rPr>
             </w:pPr>
+            <w:proofErr w:type="spellStart"/>
             <w:r>
               <w:rPr>
                 <w:rFonts w:eastAsia="Times New Roman"/>
               </w:rPr>
               <w:t>修改資訊資產</w:t>
             </w:r>
+            <w:proofErr w:type="spellEnd"/>
           </w:p>
         </w:tc>
         <w:tc>
@@ -30929,12 +33392,14 @@
                 <w:rFonts w:eastAsia="Times New Roman"/>
               </w:rPr>
             </w:pPr>
+            <w:proofErr w:type="spellStart"/>
             <w:r>
               <w:rPr>
                 <w:rFonts w:eastAsia="Times New Roman"/>
               </w:rPr>
               <w:t>一般使用者</w:t>
             </w:r>
+            <w:proofErr w:type="spellEnd"/>
           </w:p>
         </w:tc>
         <w:tc>
@@ -30952,11 +33417,19 @@
                 <w:rFonts w:eastAsia="Times New Roman"/>
               </w:rPr>
             </w:pPr>
+            <w:proofErr w:type="spellStart"/>
             <w:r>
               <w:rPr>
                 <w:rFonts w:eastAsia="Times New Roman"/>
               </w:rPr>
-              <w:t>使用者修改既有資訊資產資料。</w:t>
+              <w:t>使用者修改既有資訊資產資料</w:t>
+            </w:r>
+            <w:proofErr w:type="spellEnd"/>
+            <w:r>
+              <w:rPr>
+                <w:rFonts w:eastAsia="Times New Roman"/>
+              </w:rPr>
+              <w:t>。</w:t>
             </w:r>
           </w:p>
         </w:tc>
@@ -31003,12 +33476,14 @@
                 <w:rFonts w:eastAsia="Times New Roman"/>
               </w:rPr>
             </w:pPr>
+            <w:proofErr w:type="spellStart"/>
             <w:r>
               <w:rPr>
                 <w:rFonts w:eastAsia="Times New Roman"/>
               </w:rPr>
               <w:t>刪除資訊資產</w:t>
             </w:r>
+            <w:proofErr w:type="spellEnd"/>
           </w:p>
         </w:tc>
         <w:tc>
@@ -31026,12 +33501,14 @@
                 <w:rFonts w:eastAsia="Times New Roman"/>
               </w:rPr>
             </w:pPr>
+            <w:proofErr w:type="spellStart"/>
             <w:r>
               <w:rPr>
                 <w:rFonts w:eastAsia="Times New Roman"/>
               </w:rPr>
               <w:t>一般使用者</w:t>
             </w:r>
+            <w:proofErr w:type="spellEnd"/>
           </w:p>
         </w:tc>
         <w:tc>
@@ -31049,11 +33526,19 @@
                 <w:rFonts w:eastAsia="Times New Roman"/>
               </w:rPr>
             </w:pPr>
+            <w:proofErr w:type="spellStart"/>
             <w:r>
               <w:rPr>
                 <w:rFonts w:eastAsia="Times New Roman"/>
               </w:rPr>
-              <w:t>使用者刪除不再使用或登錄錯誤之資訊資產。</w:t>
+              <w:t>使用者刪除不再使用或登錄錯誤之資訊資產</w:t>
+            </w:r>
+            <w:proofErr w:type="spellEnd"/>
+            <w:r>
+              <w:rPr>
+                <w:rFonts w:eastAsia="Times New Roman"/>
+              </w:rPr>
+              <w:t>。</w:t>
             </w:r>
           </w:p>
         </w:tc>
@@ -31100,12 +33585,14 @@
                 <w:rFonts w:eastAsia="Times New Roman"/>
               </w:rPr>
             </w:pPr>
+            <w:proofErr w:type="spellStart"/>
             <w:r>
               <w:rPr>
                 <w:rFonts w:eastAsia="Times New Roman"/>
               </w:rPr>
               <w:t>查詢資訊資產</w:t>
             </w:r>
+            <w:proofErr w:type="spellEnd"/>
           </w:p>
         </w:tc>
         <w:tc>
@@ -31123,12 +33610,14 @@
                 <w:rFonts w:eastAsia="Times New Roman"/>
               </w:rPr>
             </w:pPr>
+            <w:proofErr w:type="spellStart"/>
             <w:r>
               <w:rPr>
                 <w:rFonts w:eastAsia="Times New Roman"/>
               </w:rPr>
               <w:t>一般使用者</w:t>
             </w:r>
+            <w:proofErr w:type="spellEnd"/>
           </w:p>
         </w:tc>
         <w:tc>
@@ -31146,11 +33635,19 @@
                 <w:rFonts w:eastAsia="Times New Roman"/>
               </w:rPr>
             </w:pPr>
+            <w:proofErr w:type="spellStart"/>
             <w:r>
               <w:rPr>
                 <w:rFonts w:eastAsia="Times New Roman"/>
               </w:rPr>
-              <w:t>使用者依條件查詢資訊資產資料。</w:t>
+              <w:t>使用者依條件查詢資訊資產資料</w:t>
+            </w:r>
+            <w:proofErr w:type="spellEnd"/>
+            <w:r>
+              <w:rPr>
+                <w:rFonts w:eastAsia="Times New Roman"/>
+              </w:rPr>
+              <w:t>。</w:t>
             </w:r>
           </w:p>
         </w:tc>
@@ -31197,12 +33694,14 @@
                 <w:rFonts w:eastAsia="Times New Roman"/>
               </w:rPr>
             </w:pPr>
+            <w:proofErr w:type="spellStart"/>
             <w:r>
               <w:rPr>
                 <w:rFonts w:eastAsia="Times New Roman"/>
               </w:rPr>
               <w:t>執行資產盤點檢查</w:t>
             </w:r>
+            <w:proofErr w:type="spellEnd"/>
           </w:p>
         </w:tc>
         <w:tc>
@@ -31220,12 +33719,14 @@
                 <w:rFonts w:eastAsia="Times New Roman"/>
               </w:rPr>
             </w:pPr>
+            <w:proofErr w:type="spellStart"/>
             <w:r>
               <w:rPr>
                 <w:rFonts w:eastAsia="Times New Roman"/>
               </w:rPr>
               <w:t>一般使用者</w:t>
             </w:r>
+            <w:proofErr w:type="spellEnd"/>
           </w:p>
         </w:tc>
         <w:tc>
@@ -31243,11 +33744,19 @@
                 <w:rFonts w:eastAsia="Times New Roman"/>
               </w:rPr>
             </w:pPr>
+            <w:proofErr w:type="spellStart"/>
             <w:r>
               <w:rPr>
                 <w:rFonts w:eastAsia="Times New Roman"/>
               </w:rPr>
-              <w:t>使用者執行盤點檢查，系統判斷資產資料是否完整。</w:t>
+              <w:t>使用者執行盤點檢查，系統判斷資產資料是否完整</w:t>
+            </w:r>
+            <w:proofErr w:type="spellEnd"/>
+            <w:r>
+              <w:rPr>
+                <w:rFonts w:eastAsia="Times New Roman"/>
+              </w:rPr>
+              <w:t>。</w:t>
             </w:r>
           </w:p>
         </w:tc>
@@ -31294,12 +33803,14 @@
                 <w:rFonts w:eastAsia="Times New Roman"/>
               </w:rPr>
             </w:pPr>
+            <w:proofErr w:type="spellStart"/>
             <w:r>
               <w:rPr>
                 <w:rFonts w:eastAsia="Times New Roman"/>
               </w:rPr>
               <w:t>查看資產盤點缺漏提示</w:t>
             </w:r>
+            <w:proofErr w:type="spellEnd"/>
           </w:p>
         </w:tc>
         <w:tc>
@@ -31317,12 +33828,14 @@
                 <w:rFonts w:eastAsia="Times New Roman"/>
               </w:rPr>
             </w:pPr>
+            <w:proofErr w:type="spellStart"/>
             <w:r>
               <w:rPr>
                 <w:rFonts w:eastAsia="Times New Roman"/>
               </w:rPr>
               <w:t>一般使用者</w:t>
             </w:r>
+            <w:proofErr w:type="spellEnd"/>
           </w:p>
         </w:tc>
         <w:tc>
@@ -31340,11 +33853,19 @@
                 <w:rFonts w:eastAsia="Times New Roman"/>
               </w:rPr>
             </w:pPr>
+            <w:proofErr w:type="spellStart"/>
             <w:r>
               <w:rPr>
                 <w:rFonts w:eastAsia="Times New Roman"/>
               </w:rPr>
-              <w:t>系統顯示資產資料缺漏欄位，提醒使用者補齊資料。</w:t>
+              <w:t>系統顯示資產資料缺漏欄位，提醒使用者補齊資料</w:t>
+            </w:r>
+            <w:proofErr w:type="spellEnd"/>
+            <w:r>
+              <w:rPr>
+                <w:rFonts w:eastAsia="Times New Roman"/>
+              </w:rPr>
+              <w:t>。</w:t>
             </w:r>
           </w:p>
         </w:tc>
@@ -31391,12 +33912,14 @@
                 <w:rFonts w:eastAsia="Times New Roman"/>
               </w:rPr>
             </w:pPr>
+            <w:proofErr w:type="spellStart"/>
             <w:r>
               <w:rPr>
                 <w:rFonts w:eastAsia="Times New Roman"/>
               </w:rPr>
               <w:t>執行風險評鑑</w:t>
             </w:r>
+            <w:proofErr w:type="spellEnd"/>
           </w:p>
         </w:tc>
         <w:tc>
@@ -31414,12 +33937,14 @@
                 <w:rFonts w:eastAsia="Times New Roman"/>
               </w:rPr>
             </w:pPr>
+            <w:proofErr w:type="spellStart"/>
             <w:r>
               <w:rPr>
                 <w:rFonts w:eastAsia="Times New Roman"/>
               </w:rPr>
               <w:t>一般使用者</w:t>
             </w:r>
+            <w:proofErr w:type="spellEnd"/>
           </w:p>
         </w:tc>
         <w:tc>
@@ -31437,11 +33962,19 @@
                 <w:rFonts w:eastAsia="Times New Roman"/>
               </w:rPr>
             </w:pPr>
+            <w:proofErr w:type="spellStart"/>
             <w:r>
               <w:rPr>
                 <w:rFonts w:eastAsia="Times New Roman"/>
               </w:rPr>
-              <w:t>使用者針對資訊資產執行風險評鑑。</w:t>
+              <w:t>使用者針對資訊資產執行風險評鑑</w:t>
+            </w:r>
+            <w:proofErr w:type="spellEnd"/>
+            <w:r>
+              <w:rPr>
+                <w:rFonts w:eastAsia="Times New Roman"/>
+              </w:rPr>
+              <w:t>。</w:t>
             </w:r>
           </w:p>
         </w:tc>
@@ -31488,12 +34021,14 @@
                 <w:rFonts w:eastAsia="Times New Roman"/>
               </w:rPr>
             </w:pPr>
+            <w:proofErr w:type="spellStart"/>
             <w:r>
               <w:rPr>
                 <w:rFonts w:eastAsia="Times New Roman"/>
               </w:rPr>
               <w:t>查看風險評鑑結果</w:t>
             </w:r>
+            <w:proofErr w:type="spellEnd"/>
           </w:p>
         </w:tc>
         <w:tc>
@@ -31511,12 +34046,14 @@
                 <w:rFonts w:eastAsia="Times New Roman"/>
               </w:rPr>
             </w:pPr>
+            <w:proofErr w:type="spellStart"/>
             <w:r>
               <w:rPr>
                 <w:rFonts w:eastAsia="Times New Roman"/>
               </w:rPr>
               <w:t>一般使用者</w:t>
             </w:r>
+            <w:proofErr w:type="spellEnd"/>
           </w:p>
         </w:tc>
         <w:tc>
@@ -31534,11 +34071,19 @@
                 <w:rFonts w:eastAsia="Times New Roman"/>
               </w:rPr>
             </w:pPr>
+            <w:proofErr w:type="spellStart"/>
             <w:r>
               <w:rPr>
                 <w:rFonts w:eastAsia="Times New Roman"/>
               </w:rPr>
-              <w:t>使用者查看系統計算後之風險值與風險等級。</w:t>
+              <w:t>使用者查看系統計算後之風險值與風險等級</w:t>
+            </w:r>
+            <w:proofErr w:type="spellEnd"/>
+            <w:r>
+              <w:rPr>
+                <w:rFonts w:eastAsia="Times New Roman"/>
+              </w:rPr>
+              <w:t>。</w:t>
             </w:r>
           </w:p>
         </w:tc>
@@ -31585,12 +34130,28 @@
                 <w:rFonts w:eastAsia="Times New Roman"/>
               </w:rPr>
             </w:pPr>
+            <w:proofErr w:type="spellStart"/>
             <w:r>
               <w:rPr>
                 <w:rFonts w:eastAsia="Times New Roman"/>
               </w:rPr>
-              <w:t>查看 AI 改善建議</w:t>
-            </w:r>
+              <w:t>查看</w:t>
+            </w:r>
+            <w:proofErr w:type="spellEnd"/>
+            <w:r>
+              <w:rPr>
+                <w:rFonts w:eastAsia="Times New Roman"/>
+              </w:rPr>
+              <w:t xml:space="preserve"> AI </w:t>
+            </w:r>
+            <w:proofErr w:type="spellStart"/>
+            <w:r>
+              <w:rPr>
+                <w:rFonts w:eastAsia="Times New Roman"/>
+              </w:rPr>
+              <w:t>改善建議</w:t>
+            </w:r>
+            <w:proofErr w:type="spellEnd"/>
           </w:p>
         </w:tc>
         <w:tc>
@@ -31608,12 +34169,14 @@
                 <w:rFonts w:eastAsia="Times New Roman"/>
               </w:rPr>
             </w:pPr>
+            <w:proofErr w:type="spellStart"/>
             <w:r>
               <w:rPr>
                 <w:rFonts w:eastAsia="Times New Roman"/>
               </w:rPr>
               <w:t>一般使用者</w:t>
             </w:r>
+            <w:proofErr w:type="spellEnd"/>
           </w:p>
         </w:tc>
         <w:tc>
@@ -31631,11 +34194,19 @@
                 <w:rFonts w:eastAsia="Times New Roman"/>
               </w:rPr>
             </w:pPr>
+            <w:proofErr w:type="spellStart"/>
             <w:r>
               <w:rPr>
                 <w:rFonts w:eastAsia="Times New Roman"/>
               </w:rPr>
-              <w:t>使用者查看系統根據風險評鑑結果產生之改善建議。</w:t>
+              <w:t>使用者查看系統根據風險評鑑結果產生之改善建議</w:t>
+            </w:r>
+            <w:proofErr w:type="spellEnd"/>
+            <w:r>
+              <w:rPr>
+                <w:rFonts w:eastAsia="Times New Roman"/>
+              </w:rPr>
+              <w:t>。</w:t>
             </w:r>
           </w:p>
         </w:tc>
@@ -31682,12 +34253,14 @@
                 <w:rFonts w:eastAsia="Times New Roman"/>
               </w:rPr>
             </w:pPr>
+            <w:proofErr w:type="spellStart"/>
             <w:r>
               <w:rPr>
                 <w:rFonts w:eastAsia="Times New Roman"/>
               </w:rPr>
               <w:t>查看風險報表</w:t>
             </w:r>
+            <w:proofErr w:type="spellEnd"/>
           </w:p>
         </w:tc>
         <w:tc>
@@ -31705,12 +34278,14 @@
                 <w:rFonts w:eastAsia="Times New Roman"/>
               </w:rPr>
             </w:pPr>
+            <w:proofErr w:type="spellStart"/>
             <w:r>
               <w:rPr>
                 <w:rFonts w:eastAsia="Times New Roman"/>
               </w:rPr>
               <w:t>資安管理員／高階主管</w:t>
             </w:r>
+            <w:proofErr w:type="spellEnd"/>
           </w:p>
         </w:tc>
         <w:tc>
@@ -31728,11 +34303,19 @@
                 <w:rFonts w:eastAsia="Times New Roman"/>
               </w:rPr>
             </w:pPr>
+            <w:proofErr w:type="spellStart"/>
             <w:r>
               <w:rPr>
                 <w:rFonts w:eastAsia="Times New Roman"/>
               </w:rPr>
-              <w:t>資安管理員或高階主管查看整體風險報表。</w:t>
+              <w:t>資安管理員或高階主管查看整體風險報表</w:t>
+            </w:r>
+            <w:proofErr w:type="spellEnd"/>
+            <w:r>
+              <w:rPr>
+                <w:rFonts w:eastAsia="Times New Roman"/>
+              </w:rPr>
+              <w:t>。</w:t>
             </w:r>
           </w:p>
         </w:tc>
@@ -31779,12 +34362,14 @@
                 <w:rFonts w:eastAsia="Times New Roman"/>
               </w:rPr>
             </w:pPr>
+            <w:proofErr w:type="spellStart"/>
             <w:r>
               <w:rPr>
                 <w:rFonts w:eastAsia="Times New Roman"/>
               </w:rPr>
               <w:t>查看高風險資產</w:t>
             </w:r>
+            <w:proofErr w:type="spellEnd"/>
           </w:p>
         </w:tc>
         <w:tc>
@@ -31802,12 +34387,14 @@
                 <w:rFonts w:eastAsia="Times New Roman"/>
               </w:rPr>
             </w:pPr>
+            <w:proofErr w:type="spellStart"/>
             <w:r>
               <w:rPr>
                 <w:rFonts w:eastAsia="Times New Roman"/>
               </w:rPr>
               <w:t>資安管理員／高階主管</w:t>
             </w:r>
+            <w:proofErr w:type="spellEnd"/>
           </w:p>
         </w:tc>
         <w:tc>
@@ -31825,11 +34412,19 @@
                 <w:rFonts w:eastAsia="Times New Roman"/>
               </w:rPr>
             </w:pPr>
+            <w:proofErr w:type="spellStart"/>
             <w:r>
               <w:rPr>
                 <w:rFonts w:eastAsia="Times New Roman"/>
               </w:rPr>
-              <w:t>資安管理員或高階主管查看高風險資產列表。</w:t>
+              <w:t>資安管理員或高階主管查看高風險資產列表</w:t>
+            </w:r>
+            <w:proofErr w:type="spellEnd"/>
+            <w:r>
+              <w:rPr>
+                <w:rFonts w:eastAsia="Times New Roman"/>
+              </w:rPr>
+              <w:t>。</w:t>
             </w:r>
           </w:p>
         </w:tc>
@@ -31876,12 +34471,14 @@
                 <w:rFonts w:eastAsia="Times New Roman"/>
               </w:rPr>
             </w:pPr>
+            <w:proofErr w:type="spellStart"/>
             <w:r>
               <w:rPr>
                 <w:rFonts w:eastAsia="Times New Roman"/>
               </w:rPr>
               <w:t>管理使用者帳號與權限</w:t>
             </w:r>
+            <w:proofErr w:type="spellEnd"/>
           </w:p>
         </w:tc>
         <w:tc>
@@ -31899,12 +34496,14 @@
                 <w:rFonts w:eastAsia="Times New Roman"/>
               </w:rPr>
             </w:pPr>
+            <w:proofErr w:type="spellStart"/>
             <w:r>
               <w:rPr>
                 <w:rFonts w:eastAsia="Times New Roman"/>
               </w:rPr>
               <w:t>系統管理員</w:t>
             </w:r>
+            <w:proofErr w:type="spellEnd"/>
           </w:p>
         </w:tc>
         <w:tc>
@@ -31922,11 +34521,19 @@
                 <w:rFonts w:eastAsia="Times New Roman"/>
               </w:rPr>
             </w:pPr>
+            <w:proofErr w:type="spellStart"/>
             <w:r>
               <w:rPr>
                 <w:rFonts w:eastAsia="Times New Roman"/>
               </w:rPr>
-              <w:t>系統管理員管理使用者帳號與角色權限。</w:t>
+              <w:t>系統管理員管理使用者帳號與角色權限</w:t>
+            </w:r>
+            <w:proofErr w:type="spellEnd"/>
+            <w:r>
+              <w:rPr>
+                <w:rFonts w:eastAsia="Times New Roman"/>
+              </w:rPr>
+              <w:t>。</w:t>
             </w:r>
           </w:p>
         </w:tc>
@@ -31973,12 +34580,14 @@
                 <w:rFonts w:eastAsia="Times New Roman"/>
               </w:rPr>
             </w:pPr>
+            <w:proofErr w:type="spellStart"/>
             <w:r>
               <w:rPr>
                 <w:rFonts w:eastAsia="Times New Roman"/>
               </w:rPr>
               <w:t>備份系統資料</w:t>
             </w:r>
+            <w:proofErr w:type="spellEnd"/>
           </w:p>
         </w:tc>
         <w:tc>
@@ -31996,12 +34605,14 @@
                 <w:rFonts w:eastAsia="Times New Roman"/>
               </w:rPr>
             </w:pPr>
+            <w:proofErr w:type="spellStart"/>
             <w:r>
               <w:rPr>
                 <w:rFonts w:eastAsia="Times New Roman"/>
               </w:rPr>
               <w:t>系統管理員</w:t>
             </w:r>
+            <w:proofErr w:type="spellEnd"/>
           </w:p>
         </w:tc>
         <w:tc>
@@ -32019,11 +34630,19 @@
                 <w:rFonts w:eastAsia="Times New Roman"/>
               </w:rPr>
             </w:pPr>
+            <w:proofErr w:type="spellStart"/>
             <w:r>
               <w:rPr>
                 <w:rFonts w:eastAsia="Times New Roman"/>
               </w:rPr>
-              <w:t>系統管理員執行或管理系統資料備份。</w:t>
+              <w:t>系統管理員執行或管理系統資料備份</w:t>
+            </w:r>
+            <w:proofErr w:type="spellEnd"/>
+            <w:r>
+              <w:rPr>
+                <w:rFonts w:eastAsia="Times New Roman"/>
+              </w:rPr>
+              <w:t>。</w:t>
             </w:r>
           </w:p>
         </w:tc>
@@ -32152,7 +34771,23 @@
           <w:rFonts w:ascii="標楷體" w:eastAsia="標楷體" w:hAnsi="標楷體" w:cs="標楷體"/>
           <w:color w:val="000000" w:themeColor="text1"/>
         </w:rPr>
-        <w:t xml:space="preserve">「查看風險報表」包含「查看高風險資產」。資安管理員或高階主管查看風險報表時，可進一步掌握高風險資產項目。 </w:t>
+        <w:t>「查看風險報表」包含「查看高風險資產」。</w:t>
+      </w:r>
+      <w:proofErr w:type="gramStart"/>
+      <w:r>
+        <w:rPr>
+          <w:rFonts w:ascii="標楷體" w:eastAsia="標楷體" w:hAnsi="標楷體" w:cs="標楷體"/>
+          <w:color w:val="000000" w:themeColor="text1"/>
+        </w:rPr>
+        <w:t>資安管理員</w:t>
+      </w:r>
+      <w:proofErr w:type="gramEnd"/>
+      <w:r>
+        <w:rPr>
+          <w:rFonts w:ascii="標楷體" w:eastAsia="標楷體" w:hAnsi="標楷體" w:cs="標楷體"/>
+          <w:color w:val="000000" w:themeColor="text1"/>
+        </w:rPr>
+        <w:t xml:space="preserve">或高階主管查看風險報表時，可進一步掌握高風險資產項目。 </w:t>
       </w:r>
     </w:p>
     <w:p>
@@ -32181,8 +34816,20 @@
           <w:sz w:val="28"/>
           <w:szCs w:val="28"/>
         </w:rPr>
-        <w:t>5-2-4 使用個案圖 PlantUML</w:t>
-      </w:r>
+        <w:t xml:space="preserve">5-2-4 使用個案圖 </w:t>
+      </w:r>
+      <w:proofErr w:type="spellStart"/>
+      <w:r>
+        <w:rPr>
+          <w:rFonts w:ascii="標楷體" w:eastAsia="標楷體" w:hAnsi="標楷體" w:cs="標楷體"/>
+          <w:b/>
+          <w:bCs/>
+          <w:sz w:val="28"/>
+          <w:szCs w:val="28"/>
+        </w:rPr>
+        <w:t>PlantUML</w:t>
+      </w:r>
+      <w:proofErr w:type="spellEnd"/>
     </w:p>
     <w:p>
       <w:pPr>
@@ -32197,7 +34844,39 @@
           <w:rFonts w:ascii="標楷體" w:eastAsia="標楷體" w:hAnsi="標楷體" w:cs="標楷體"/>
           <w:color w:val="000000" w:themeColor="text1"/>
         </w:rPr>
-        <w:t>以下為本系統使用個案圖之 PlantUML 語法，可貼至 PlantUML 或支援 UML 的繪圖工具產生圖形。</w:t>
+        <w:t xml:space="preserve">以下為本系統使用個案圖之 </w:t>
+      </w:r>
+      <w:proofErr w:type="spellStart"/>
+      <w:r>
+        <w:rPr>
+          <w:rFonts w:ascii="標楷體" w:eastAsia="標楷體" w:hAnsi="標楷體" w:cs="標楷體"/>
+          <w:color w:val="000000" w:themeColor="text1"/>
+        </w:rPr>
+        <w:t>PlantUML</w:t>
+      </w:r>
+      <w:proofErr w:type="spellEnd"/>
+      <w:r>
+        <w:rPr>
+          <w:rFonts w:ascii="標楷體" w:eastAsia="標楷體" w:hAnsi="標楷體" w:cs="標楷體"/>
+          <w:color w:val="000000" w:themeColor="text1"/>
+        </w:rPr>
+        <w:t xml:space="preserve"> 語法，可貼至 </w:t>
+      </w:r>
+      <w:proofErr w:type="spellStart"/>
+      <w:r>
+        <w:rPr>
+          <w:rFonts w:ascii="標楷體" w:eastAsia="標楷體" w:hAnsi="標楷體" w:cs="標楷體"/>
+          <w:color w:val="000000" w:themeColor="text1"/>
+        </w:rPr>
+        <w:t>PlantUML</w:t>
+      </w:r>
+      <w:proofErr w:type="spellEnd"/>
+      <w:r>
+        <w:rPr>
+          <w:rFonts w:ascii="標楷體" w:eastAsia="標楷體" w:hAnsi="標楷體" w:cs="標楷體"/>
+          <w:color w:val="000000" w:themeColor="text1"/>
+        </w:rPr>
+        <w:t xml:space="preserve"> 或支援 UML 的繪圖工具產生圖形。</w:t>
       </w:r>
     </w:p>
     <w:p>
@@ -32290,8 +34969,20 @@
           <w:sz w:val="28"/>
           <w:szCs w:val="28"/>
         </w:rPr>
-        <w:t>5-2-5 使用個案圖說明文字</w:t>
-      </w:r>
+        <w:t xml:space="preserve">5-2-5 </w:t>
+      </w:r>
+      <w:proofErr w:type="spellStart"/>
+      <w:r>
+        <w:rPr>
+          <w:rFonts w:eastAsia="Times New Roman" w:cs="Times New Roman"/>
+          <w:b/>
+          <w:bCs/>
+          <w:sz w:val="28"/>
+          <w:szCs w:val="28"/>
+        </w:rPr>
+        <w:t>使用個案圖說明文字</w:t>
+      </w:r>
+      <w:proofErr w:type="spellEnd"/>
     </w:p>
     <w:p>
       <w:pPr>
@@ -32306,7 +34997,23 @@
           <w:rFonts w:eastAsia="Times New Roman"/>
           <w:color w:val="000000" w:themeColor="text1"/>
         </w:rPr>
-        <w:t>本系統使用個案圖將使用者分為一般使用者、資安管理員／高階主管與系統管理員三類。一般使用者主要負責資訊資產管理、資產盤點檢查、風險評鑑與查看 AI 改善建議；資安管理員／高階主管負責查看風險報表與高風險資產；系統管理員則負責帳號權限管理與系統資料備份。其中，執行資產盤點檢查包含查看資產盤點缺漏提示，執行風險評鑑包含查看風險評鑑結果，而查看 AI 改善建議則為風險評鑑後之延伸功能。</w:t>
+        <w:t xml:space="preserve">本系統使用個案圖將使用者分為一般使用者、資安管理員／高階主管與系統管理員三類。一般使用者主要負責資訊資產管理、資產盤點檢查、風險評鑑與查看 AI 改善建議；資安管理員／高階主管負責查看風險報表與高風險資產；系統管理員則負責帳號權限管理與系統資料備份。其中，執行資產盤點檢查包含查看資產盤點缺漏提示，執行風險評鑑包含查看風險評鑑結果，而查看 AI </w:t>
+      </w:r>
+      <w:proofErr w:type="spellStart"/>
+      <w:r>
+        <w:rPr>
+          <w:rFonts w:eastAsia="Times New Roman"/>
+          <w:color w:val="000000" w:themeColor="text1"/>
+        </w:rPr>
+        <w:t>改善建議則為風險評鑑後之延伸功能</w:t>
+      </w:r>
+      <w:proofErr w:type="spellEnd"/>
+      <w:r>
+        <w:rPr>
+          <w:rFonts w:eastAsia="Times New Roman"/>
+          <w:color w:val="000000" w:themeColor="text1"/>
+        </w:rPr>
+        <w:t>。</w:t>
       </w:r>
     </w:p>
     <w:p>
@@ -32473,22 +35180,14 @@
           <w:sz w:val="28"/>
           <w:szCs w:val="28"/>
         </w:rPr>
-        <w:t>新增資產作</w:t>
-      </w:r>
-      <w:r>
-        <w:rPr>
-          <w:rFonts w:eastAsia="標楷體" w:hint="eastAsia"/>
-          <w:sz w:val="28"/>
-          <w:szCs w:val="28"/>
-        </w:rPr>
-        <w:t>業</w:t>
+        <w:t>新增資產作業</w:t>
       </w:r>
     </w:p>
     <w:p>
       <w:pPr>
         <w:spacing w:before="240" w:after="240"/>
         <w:rPr>
-          <w:rFonts w:ascii="標楷體" w:eastAsia="標楷體" w:hAnsi="標楷體" w:hint="eastAsia"/>
+          <w:rFonts w:ascii="標楷體" w:eastAsia="標楷體" w:hAnsi="標楷體"/>
           <w:color w:val="000000" w:themeColor="text1"/>
         </w:rPr>
       </w:pPr>
@@ -32623,15 +35322,7 @@
           <w:sz w:val="28"/>
           <w:szCs w:val="28"/>
         </w:rPr>
-        <w:t>刪除</w:t>
-      </w:r>
-      <w:r>
-        <w:rPr>
-          <w:rFonts w:eastAsia="標楷體" w:hint="eastAsia"/>
-          <w:sz w:val="28"/>
-          <w:szCs w:val="28"/>
-        </w:rPr>
-        <w:t>資產作業</w:t>
+        <w:t>刪除資產作業</w:t>
       </w:r>
     </w:p>
     <w:p>
@@ -32773,15 +35464,7 @@
           <w:sz w:val="28"/>
           <w:szCs w:val="28"/>
         </w:rPr>
-        <w:t>修改</w:t>
-      </w:r>
-      <w:r>
-        <w:rPr>
-          <w:rFonts w:eastAsia="標楷體" w:hint="eastAsia"/>
-          <w:sz w:val="28"/>
-          <w:szCs w:val="28"/>
-        </w:rPr>
-        <w:t>資產作業</w:t>
+        <w:t>修改資產作業</w:t>
       </w:r>
     </w:p>
     <w:p>
@@ -32923,15 +35606,7 @@
           <w:sz w:val="28"/>
           <w:szCs w:val="28"/>
         </w:rPr>
-        <w:t>查詢</w:t>
-      </w:r>
-      <w:r>
-        <w:rPr>
-          <w:rFonts w:eastAsia="標楷體" w:hint="eastAsia"/>
-          <w:sz w:val="28"/>
-          <w:szCs w:val="28"/>
-        </w:rPr>
-        <w:t>資產作業</w:t>
+        <w:t>查詢資產作業</w:t>
       </w:r>
     </w:p>
     <w:p>
@@ -33073,23 +35748,7 @@
           <w:sz w:val="28"/>
           <w:szCs w:val="28"/>
         </w:rPr>
-        <w:t>資產</w:t>
-      </w:r>
-      <w:r>
-        <w:rPr>
-          <w:rFonts w:eastAsia="標楷體" w:hint="eastAsia"/>
-          <w:sz w:val="28"/>
-          <w:szCs w:val="28"/>
-        </w:rPr>
-        <w:t>盤點</w:t>
-      </w:r>
-      <w:r>
-        <w:rPr>
-          <w:rFonts w:eastAsia="標楷體" w:hint="eastAsia"/>
-          <w:sz w:val="28"/>
-          <w:szCs w:val="28"/>
-        </w:rPr>
-        <w:t>作業</w:t>
+        <w:t>資產盤點作業</w:t>
       </w:r>
     </w:p>
     <w:p>
@@ -33306,7 +35965,7 @@
         <w:overflowPunct w:val="0"/>
         <w:jc w:val="center"/>
         <w:rPr>
-          <w:rFonts w:eastAsia="標楷體" w:hint="eastAsia"/>
+          <w:rFonts w:eastAsia="標楷體"/>
           <w:sz w:val="28"/>
           <w:szCs w:val="28"/>
         </w:rPr>
@@ -33389,15 +36048,7 @@
           <w:sz w:val="28"/>
           <w:szCs w:val="28"/>
         </w:rPr>
-        <w:t>建議</w:t>
-      </w:r>
-      <w:r>
-        <w:rPr>
-          <w:rFonts w:eastAsia="標楷體" w:hint="eastAsia"/>
-          <w:sz w:val="28"/>
-          <w:szCs w:val="28"/>
-        </w:rPr>
-        <w:t>作業</w:t>
+        <w:t>建議作業</w:t>
       </w:r>
     </w:p>
     <w:p>
@@ -33539,22 +36190,14 @@
           <w:sz w:val="28"/>
           <w:szCs w:val="28"/>
         </w:rPr>
-        <w:t>風險報表</w:t>
-      </w:r>
-      <w:r>
-        <w:rPr>
-          <w:rFonts w:eastAsia="標楷體" w:hint="eastAsia"/>
-          <w:sz w:val="28"/>
-          <w:szCs w:val="28"/>
-        </w:rPr>
-        <w:t>作業</w:t>
+        <w:t>風險報表作業</w:t>
       </w:r>
     </w:p>
     <w:p>
       <w:pPr>
         <w:spacing w:before="240" w:after="240"/>
         <w:rPr>
-          <w:rFonts w:eastAsiaTheme="minorEastAsia" w:hint="eastAsia"/>
+          <w:rFonts w:eastAsiaTheme="minorEastAsia"/>
           <w:color w:val="000000" w:themeColor="text1"/>
         </w:rPr>
       </w:pPr>
@@ -33563,7 +36206,7 @@
       <w:pPr>
         <w:spacing w:before="240" w:after="240"/>
         <w:rPr>
-          <w:rFonts w:eastAsiaTheme="minorEastAsia" w:hint="eastAsia"/>
+          <w:rFonts w:eastAsiaTheme="minorEastAsia"/>
           <w:color w:val="000000" w:themeColor="text1"/>
         </w:rPr>
       </w:pPr>
@@ -33698,15 +36341,7 @@
           <w:sz w:val="28"/>
           <w:szCs w:val="28"/>
         </w:rPr>
-        <w:t>資料備份</w:t>
-      </w:r>
-      <w:r>
-        <w:rPr>
-          <w:rFonts w:eastAsia="標楷體" w:hint="eastAsia"/>
-          <w:sz w:val="28"/>
-          <w:szCs w:val="28"/>
-        </w:rPr>
-        <w:t>作業</w:t>
+        <w:t>資料備份作業</w:t>
       </w:r>
     </w:p>
     <w:p>
@@ -33733,7 +36368,7 @@
         <w:overflowPunct w:val="0"/>
         <w:jc w:val="center"/>
         <w:rPr>
-          <w:rFonts w:eastAsia="標楷體" w:hint="eastAsia"/>
+          <w:rFonts w:eastAsia="標楷體"/>
           <w:sz w:val="28"/>
           <w:szCs w:val="28"/>
         </w:rPr>
@@ -33880,7 +36515,7 @@
       <w:pPr>
         <w:outlineLvl w:val="0"/>
         <w:rPr>
-          <w:rFonts w:eastAsia="標楷體" w:hint="eastAsia"/>
+          <w:rFonts w:eastAsia="標楷體"/>
           <w:sz w:val="32"/>
           <w:szCs w:val="32"/>
         </w:rPr>
@@ -33891,7 +36526,7 @@
         <w:widowControl/>
         <w:spacing w:after="160" w:line="278" w:lineRule="auto"/>
         <w:rPr>
-          <w:rFonts w:eastAsia="標楷體" w:hint="eastAsia"/>
+          <w:rFonts w:eastAsia="標楷體"/>
           <w:b/>
           <w:bCs/>
           <w:sz w:val="36"/>
@@ -35284,9 +37919,9 @@
           <w:noProof/>
         </w:rPr>
         <w:drawing>
-          <wp:inline distT="0" distB="0" distL="0" distR="0" wp14:anchorId="006C7CAC" wp14:editId="70F1CE28">
-            <wp:extent cx="5274310" cy="5970017"/>
-            <wp:effectExtent l="0" t="0" r="2540" b="0"/>
+          <wp:inline distT="0" distB="0" distL="0" distR="0" wp14:anchorId="006C7CAC" wp14:editId="5F215161">
+            <wp:extent cx="4993409" cy="5970017"/>
+            <wp:effectExtent l="0" t="0" r="0" b="0"/>
             <wp:docPr id="801930567" name="圖片 1"/>
             <wp:cNvGraphicFramePr>
               <a:graphicFrameLocks xmlns:a="http://schemas.openxmlformats.org/drawingml/2006/main" noChangeAspect="1"/>
@@ -35313,7 +37948,7 @@
                   <pic:spPr>
                     <a:xfrm>
                       <a:off x="0" y="0"/>
-                      <a:ext cx="5274310" cy="5970017"/>
+                      <a:ext cx="4993409" cy="5970017"/>
                     </a:xfrm>
                     <a:prstGeom prst="rect">
                       <a:avLst/>
@@ -35360,6 +37995,7 @@
         <w:lastRenderedPageBreak/>
         <w:t xml:space="preserve">7-4 </w:t>
       </w:r>
+      <w:proofErr w:type="gramStart"/>
       <w:r>
         <w:rPr>
           <w:rFonts w:eastAsia="標楷體"/>
@@ -35376,6 +38012,7 @@
         </w:rPr>
         <w:t>與</w:t>
       </w:r>
+      <w:proofErr w:type="gramEnd"/>
       <w:r>
         <w:rPr>
           <w:rFonts w:eastAsia="標楷體"/>
@@ -35426,9 +38063,9 @@
           <w:noProof/>
         </w:rPr>
         <w:drawing>
-          <wp:inline distT="0" distB="0" distL="0" distR="0" wp14:anchorId="0961846C" wp14:editId="12415F4D">
-            <wp:extent cx="1064088" cy="4648994"/>
-            <wp:effectExtent l="0" t="0" r="3175" b="0"/>
+          <wp:inline distT="0" distB="0" distL="0" distR="0" wp14:anchorId="0961846C" wp14:editId="767E1CBC">
+            <wp:extent cx="2063750" cy="3927116"/>
+            <wp:effectExtent l="0" t="0" r="0" b="0"/>
             <wp:docPr id="1814122531" name="圖片 1"/>
             <wp:cNvGraphicFramePr>
               <a:graphicFrameLocks xmlns:a="http://schemas.openxmlformats.org/drawingml/2006/main" noChangeAspect="1"/>
@@ -35455,7 +38092,7 @@
                   <pic:spPr>
                     <a:xfrm>
                       <a:off x="0" y="0"/>
-                      <a:ext cx="1064088" cy="4648994"/>
+                      <a:ext cx="2073567" cy="3945796"/>
                     </a:xfrm>
                     <a:prstGeom prst="rect">
                       <a:avLst/>
@@ -35495,9 +38132,9 @@
           <w:noProof/>
         </w:rPr>
         <w:drawing>
-          <wp:inline distT="0" distB="0" distL="0" distR="0" wp14:anchorId="50FB4C7C" wp14:editId="43258A8F">
-            <wp:extent cx="4474890" cy="2834791"/>
-            <wp:effectExtent l="0" t="0" r="1905" b="3810"/>
+          <wp:inline distT="0" distB="0" distL="0" distR="0" wp14:anchorId="50FB4C7C" wp14:editId="1496C130">
+            <wp:extent cx="5657426" cy="3530600"/>
+            <wp:effectExtent l="0" t="0" r="635" b="0"/>
             <wp:docPr id="1895713502" name="圖片 1"/>
             <wp:cNvGraphicFramePr>
               <a:graphicFrameLocks xmlns:a="http://schemas.openxmlformats.org/drawingml/2006/main" noChangeAspect="1"/>
@@ -35524,7 +38161,7 @@
                   <pic:spPr>
                     <a:xfrm>
                       <a:off x="0" y="0"/>
-                      <a:ext cx="4474890" cy="2834791"/>
+                      <a:ext cx="5665811" cy="3535833"/>
                     </a:xfrm>
                     <a:prstGeom prst="rect">
                       <a:avLst/>
@@ -35616,6 +38253,7 @@
         </w:rPr>
         <w:t>「</w:t>
       </w:r>
+      <w:proofErr w:type="spellStart"/>
       <w:r>
         <w:rPr>
           <w:rFonts w:eastAsia="標楷體" w:cs="新細明體"/>
@@ -35625,6 +38263,7 @@
         </w:rPr>
         <w:t>Supabase</w:t>
       </w:r>
+      <w:proofErr w:type="spellEnd"/>
       <w:r>
         <w:rPr>
           <w:rFonts w:eastAsia="標楷體" w:cs="新細明體"/>
@@ -35686,7 +38325,27 @@
           <w:sz w:val="28"/>
           <w:szCs w:val="28"/>
         </w:rPr>
-        <w:t>）與外鍵（</w:t>
+        <w:t>）</w:t>
+      </w:r>
+      <w:proofErr w:type="gramStart"/>
+      <w:r>
+        <w:rPr>
+          <w:rFonts w:eastAsia="標楷體" w:cs="新細明體"/>
+          <w:kern w:val="0"/>
+          <w:sz w:val="28"/>
+          <w:szCs w:val="28"/>
+        </w:rPr>
+        <w:t>與外鍵</w:t>
+      </w:r>
+      <w:proofErr w:type="gramEnd"/>
+      <w:r>
+        <w:rPr>
+          <w:rFonts w:eastAsia="標楷體" w:cs="新細明體"/>
+          <w:kern w:val="0"/>
+          <w:sz w:val="28"/>
+          <w:szCs w:val="28"/>
+        </w:rPr>
+        <w:t>（</w:t>
       </w:r>
       <w:r>
         <w:rPr>
@@ -35795,6 +38454,7 @@
         </w:rPr>
         <w:t xml:space="preserve">本系統採用 </w:t>
       </w:r>
+      <w:proofErr w:type="spellStart"/>
       <w:r>
         <w:rPr>
           <w:rFonts w:ascii="標楷體" w:eastAsia="標楷體" w:hAnsi="標楷體" w:cs="新細明體"/>
@@ -35802,7 +38462,17 @@
           <w:bCs/>
           <w:kern w:val="0"/>
         </w:rPr>
-        <w:t>Supabase雲端資料庫</w:t>
+        <w:t>Supabase</w:t>
+      </w:r>
+      <w:proofErr w:type="spellEnd"/>
+      <w:r>
+        <w:rPr>
+          <w:rFonts w:ascii="標楷體" w:eastAsia="標楷體" w:hAnsi="標楷體" w:cs="新細明體"/>
+          <w:b/>
+          <w:bCs/>
+          <w:kern w:val="0"/>
+        </w:rPr>
+        <w:t>雲端資料庫</w:t>
       </w:r>
       <w:r>
         <w:rPr>
@@ -35817,7 +38487,23 @@
           <w:kern w:val="0"/>
         </w:rPr>
         <w:br/>
-        <w:t>資料庫設計採用關聯式資料表架構，以確保資料一致性、可追蹤性與後續風險分析需求。系統透過主鍵（Primary Key）與外鍵（Foreign Key）建立資料表間關聯，並搭配必要限制條件避免錯誤輸入或資料不一致。</w:t>
+        <w:t>資料庫設計採用關聯式資料表架構，以確保資料一致性、可追蹤性與後續風險分析需求。系統透過主鍵（Primary Key）</w:t>
+      </w:r>
+      <w:proofErr w:type="gramStart"/>
+      <w:r>
+        <w:rPr>
+          <w:rFonts w:ascii="標楷體" w:eastAsia="標楷體" w:hAnsi="標楷體" w:cs="新細明體"/>
+          <w:kern w:val="0"/>
+        </w:rPr>
+        <w:t>與外鍵</w:t>
+      </w:r>
+      <w:proofErr w:type="gramEnd"/>
+      <w:r>
+        <w:rPr>
+          <w:rFonts w:ascii="標楷體" w:eastAsia="標楷體" w:hAnsi="標楷體" w:cs="新細明體"/>
+          <w:kern w:val="0"/>
+        </w:rPr>
+        <w:t>（Foreign Key）建立資料表間關聯，並搭配必要限制條件避免錯誤輸入或資料不一致。</w:t>
       </w:r>
     </w:p>
     <w:p>
@@ -36252,6 +38938,7 @@
                 <w:color w:val="1F1F1F"/>
               </w:rPr>
             </w:pPr>
+            <w:proofErr w:type="spellStart"/>
             <w:r>
               <w:rPr>
                 <w:rFonts w:ascii="標楷體" w:eastAsia="標楷體" w:hAnsi="標楷體"/>
@@ -36260,6 +38947,7 @@
               </w:rPr>
               <w:t>asset_id_code</w:t>
             </w:r>
+            <w:proofErr w:type="spellEnd"/>
           </w:p>
         </w:tc>
         <w:tc>
@@ -36372,6 +39060,7 @@
                 <w:color w:val="1F1F1F"/>
               </w:rPr>
             </w:pPr>
+            <w:proofErr w:type="spellStart"/>
             <w:r>
               <w:rPr>
                 <w:rFonts w:ascii="標楷體" w:eastAsia="標楷體" w:hAnsi="標楷體"/>
@@ -36380,6 +39069,7 @@
               </w:rPr>
               <w:t>asset_name</w:t>
             </w:r>
+            <w:proofErr w:type="spellEnd"/>
           </w:p>
         </w:tc>
         <w:tc>
@@ -36492,6 +39182,7 @@
                 <w:color w:val="1F1F1F"/>
               </w:rPr>
             </w:pPr>
+            <w:proofErr w:type="spellStart"/>
             <w:r>
               <w:rPr>
                 <w:rFonts w:ascii="標楷體" w:eastAsia="標楷體" w:hAnsi="標楷體"/>
@@ -36500,6 +39191,7 @@
               </w:rPr>
               <w:t>asset_type</w:t>
             </w:r>
+            <w:proofErr w:type="spellEnd"/>
           </w:p>
         </w:tc>
         <w:tc>
@@ -36732,6 +39424,7 @@
                 <w:color w:val="1F1F1F"/>
               </w:rPr>
             </w:pPr>
+            <w:proofErr w:type="spellStart"/>
             <w:r>
               <w:rPr>
                 <w:rFonts w:ascii="標楷體" w:eastAsia="標楷體" w:hAnsi="標楷體"/>
@@ -36740,6 +39433,7 @@
               </w:rPr>
               <w:t>data_type</w:t>
             </w:r>
+            <w:proofErr w:type="spellEnd"/>
           </w:p>
         </w:tc>
         <w:tc>
@@ -36972,6 +39666,7 @@
                 <w:color w:val="1F1F1F"/>
               </w:rPr>
             </w:pPr>
+            <w:proofErr w:type="spellStart"/>
             <w:r>
               <w:rPr>
                 <w:rFonts w:ascii="標楷體" w:eastAsia="標楷體" w:hAnsi="標楷體"/>
@@ -36980,6 +39675,7 @@
               </w:rPr>
               <w:t>system_dependency</w:t>
             </w:r>
+            <w:proofErr w:type="spellEnd"/>
           </w:p>
         </w:tc>
         <w:tc>
@@ -37428,6 +40124,7 @@
                 <w:color w:val="1F1F1F"/>
               </w:rPr>
             </w:pPr>
+            <w:proofErr w:type="spellStart"/>
             <w:r>
               <w:rPr>
                 <w:rFonts w:ascii="標楷體" w:eastAsia="標楷體" w:hAnsi="標楷體"/>
@@ -37436,6 +40133,7 @@
               </w:rPr>
               <w:t>threat_level</w:t>
             </w:r>
+            <w:proofErr w:type="spellEnd"/>
           </w:p>
         </w:tc>
         <w:tc>
@@ -37548,6 +40246,7 @@
                 <w:color w:val="1F1F1F"/>
               </w:rPr>
             </w:pPr>
+            <w:proofErr w:type="spellStart"/>
             <w:r>
               <w:rPr>
                 <w:rFonts w:ascii="標楷體" w:eastAsia="標楷體" w:hAnsi="標楷體"/>
@@ -37556,6 +40255,7 @@
               </w:rPr>
               <w:t>created_at</w:t>
             </w:r>
+            <w:proofErr w:type="spellEnd"/>
           </w:p>
         </w:tc>
         <w:tc>
@@ -37648,65 +40348,35 @@
                 <w:color w:val="1F1F1F"/>
                 <w:bdr w:val="none" w:sz="0" w:space="0" w:color="auto" w:frame="1"/>
               </w:rPr>
-              <w:t>Default: now()</w:t>
-            </w:r>
-          </w:p>
-        </w:tc>
-      </w:tr>
-      <w:tr>
-        <w:tc>
-          <w:tcPr>
-            <w:tcW w:w="1344" w:type="pct"/>
-            <w:vAlign w:val="center"/>
-            <w:hideMark/>
-          </w:tcPr>
-          <w:p>
-            <w:pPr>
-              <w:jc w:val="center"/>
-              <w:rPr>
-                <w:rFonts w:ascii="標楷體" w:eastAsia="標楷體" w:hAnsi="標楷體"/>
-                <w:color w:val="1F1F1F"/>
-              </w:rPr>
-            </w:pPr>
+              <w:t xml:space="preserve">Default: </w:t>
+            </w:r>
+            <w:proofErr w:type="gramStart"/>
             <w:r>
               <w:rPr>
                 <w:rFonts w:ascii="標楷體" w:eastAsia="標楷體" w:hAnsi="標楷體"/>
                 <w:color w:val="1F1F1F"/>
                 <w:bdr w:val="none" w:sz="0" w:space="0" w:color="auto" w:frame="1"/>
               </w:rPr>
-              <w:lastRenderedPageBreak/>
-              <w:t>original_label</w:t>
-            </w:r>
-          </w:p>
-        </w:tc>
-        <w:tc>
-          <w:tcPr>
-            <w:tcW w:w="923" w:type="pct"/>
-            <w:vAlign w:val="center"/>
-            <w:hideMark/>
-          </w:tcPr>
-          <w:p>
-            <w:pPr>
-              <w:jc w:val="center"/>
-              <w:rPr>
-                <w:rFonts w:ascii="標楷體" w:eastAsia="標楷體" w:hAnsi="標楷體"/>
-                <w:color w:val="1F1F1F"/>
-              </w:rPr>
-            </w:pPr>
+              <w:t>now(</w:t>
+            </w:r>
+            <w:proofErr w:type="gramEnd"/>
             <w:r>
               <w:rPr>
                 <w:rFonts w:ascii="標楷體" w:eastAsia="標楷體" w:hAnsi="標楷體"/>
                 <w:color w:val="1F1F1F"/>
                 <w:bdr w:val="none" w:sz="0" w:space="0" w:color="auto" w:frame="1"/>
               </w:rPr>
-              <w:t>TEXT</w:t>
-            </w:r>
-          </w:p>
-        </w:tc>
-        <w:tc>
-          <w:tcPr>
-            <w:tcW w:w="755" w:type="pct"/>
-            <w:vAlign w:val="center"/>
+              <w:t>)</w:t>
+            </w:r>
+          </w:p>
+        </w:tc>
+      </w:tr>
+      <w:tr>
+        <w:tc>
+          <w:tcPr>
+            <w:tcW w:w="1344" w:type="pct"/>
+            <w:vAlign w:val="center"/>
+            <w:hideMark/>
           </w:tcPr>
           <w:p>
             <w:pPr>
@@ -37716,20 +40386,24 @@
                 <w:color w:val="1F1F1F"/>
               </w:rPr>
             </w:pPr>
+            <w:proofErr w:type="spellStart"/>
             <w:r>
               <w:rPr>
                 <w:rFonts w:ascii="標楷體" w:eastAsia="標楷體" w:hAnsi="標楷體"/>
                 <w:color w:val="1F1F1F"/>
                 <w:bdr w:val="none" w:sz="0" w:space="0" w:color="auto" w:frame="1"/>
               </w:rPr>
-              <w:t>是</w:t>
-            </w:r>
-          </w:p>
-        </w:tc>
-        <w:tc>
-          <w:tcPr>
-            <w:tcW w:w="1175" w:type="pct"/>
-            <w:vAlign w:val="center"/>
+              <w:lastRenderedPageBreak/>
+              <w:t>original_label</w:t>
+            </w:r>
+            <w:proofErr w:type="spellEnd"/>
+          </w:p>
+        </w:tc>
+        <w:tc>
+          <w:tcPr>
+            <w:tcW w:w="923" w:type="pct"/>
+            <w:vAlign w:val="center"/>
+            <w:hideMark/>
           </w:tcPr>
           <w:p>
             <w:pPr>
@@ -37745,15 +40419,14 @@
                 <w:color w:val="1F1F1F"/>
                 <w:bdr w:val="none" w:sz="0" w:space="0" w:color="auto" w:frame="1"/>
               </w:rPr>
-              <w:t>原始標籤/舊編號</w:t>
-            </w:r>
-          </w:p>
-        </w:tc>
-        <w:tc>
-          <w:tcPr>
-            <w:tcW w:w="803" w:type="pct"/>
-            <w:vAlign w:val="center"/>
-            <w:hideMark/>
+              <w:t>TEXT</w:t>
+            </w:r>
+          </w:p>
+        </w:tc>
+        <w:tc>
+          <w:tcPr>
+            <w:tcW w:w="755" w:type="pct"/>
+            <w:vAlign w:val="center"/>
           </w:tcPr>
           <w:p>
             <w:pPr>
@@ -37769,6 +40442,53 @@
                 <w:color w:val="1F1F1F"/>
                 <w:bdr w:val="none" w:sz="0" w:space="0" w:color="auto" w:frame="1"/>
               </w:rPr>
+              <w:t>是</w:t>
+            </w:r>
+          </w:p>
+        </w:tc>
+        <w:tc>
+          <w:tcPr>
+            <w:tcW w:w="1175" w:type="pct"/>
+            <w:vAlign w:val="center"/>
+          </w:tcPr>
+          <w:p>
+            <w:pPr>
+              <w:jc w:val="center"/>
+              <w:rPr>
+                <w:rFonts w:ascii="標楷體" w:eastAsia="標楷體" w:hAnsi="標楷體"/>
+                <w:color w:val="1F1F1F"/>
+              </w:rPr>
+            </w:pPr>
+            <w:r>
+              <w:rPr>
+                <w:rFonts w:ascii="標楷體" w:eastAsia="標楷體" w:hAnsi="標楷體"/>
+                <w:color w:val="1F1F1F"/>
+                <w:bdr w:val="none" w:sz="0" w:space="0" w:color="auto" w:frame="1"/>
+              </w:rPr>
+              <w:t>原始標籤/舊編號</w:t>
+            </w:r>
+          </w:p>
+        </w:tc>
+        <w:tc>
+          <w:tcPr>
+            <w:tcW w:w="803" w:type="pct"/>
+            <w:vAlign w:val="center"/>
+            <w:hideMark/>
+          </w:tcPr>
+          <w:p>
+            <w:pPr>
+              <w:jc w:val="center"/>
+              <w:rPr>
+                <w:rFonts w:ascii="標楷體" w:eastAsia="標楷體" w:hAnsi="標楷體"/>
+                <w:color w:val="1F1F1F"/>
+              </w:rPr>
+            </w:pPr>
+            <w:r>
+              <w:rPr>
+                <w:rFonts w:ascii="標楷體" w:eastAsia="標楷體" w:hAnsi="標楷體"/>
+                <w:color w:val="1F1F1F"/>
+                <w:bdr w:val="none" w:sz="0" w:space="0" w:color="auto" w:frame="1"/>
+              </w:rPr>
               <w:t>-</w:t>
             </w:r>
           </w:p>
@@ -37807,7 +40527,21 @@
         <w:rPr>
           <w:rFonts w:ascii="標楷體" w:eastAsia="標楷體" w:hAnsi="標楷體"/>
         </w:rPr>
-        <w:t>表 8.2: Risk_assessments (風險評估表) 欄位定義</w:t>
+        <w:t xml:space="preserve">表 8.2: </w:t>
+      </w:r>
+      <w:proofErr w:type="spellStart"/>
+      <w:r>
+        <w:rPr>
+          <w:rFonts w:ascii="標楷體" w:eastAsia="標楷體" w:hAnsi="標楷體"/>
+        </w:rPr>
+        <w:t>Risk_assessments</w:t>
+      </w:r>
+      <w:proofErr w:type="spellEnd"/>
+      <w:r>
+        <w:rPr>
+          <w:rFonts w:ascii="標楷體" w:eastAsia="標楷體" w:hAnsi="標楷體"/>
+        </w:rPr>
+        <w:t xml:space="preserve"> (風險評估表) 欄位定義</w:t>
       </w:r>
     </w:p>
     <w:tbl>
@@ -38084,6 +40818,7 @@
                 <w:color w:val="1F1F1F"/>
               </w:rPr>
             </w:pPr>
+            <w:proofErr w:type="spellStart"/>
             <w:r>
               <w:rPr>
                 <w:rFonts w:ascii="標楷體" w:eastAsia="標楷體" w:hAnsi="標楷體"/>
@@ -38092,6 +40827,7 @@
               </w:rPr>
               <w:t>asset_id_code</w:t>
             </w:r>
+            <w:proofErr w:type="spellEnd"/>
           </w:p>
         </w:tc>
         <w:tc>
@@ -38205,6 +40941,7 @@
                 <w:color w:val="1F1F1F"/>
               </w:rPr>
             </w:pPr>
+            <w:proofErr w:type="spellStart"/>
             <w:r>
               <w:rPr>
                 <w:rFonts w:ascii="標楷體" w:eastAsia="標楷體" w:hAnsi="標楷體"/>
@@ -38213,6 +40950,7 @@
               </w:rPr>
               <w:t>threat_description</w:t>
             </w:r>
+            <w:proofErr w:type="spellEnd"/>
           </w:p>
         </w:tc>
         <w:tc>
@@ -38326,6 +41064,7 @@
                 <w:color w:val="1F1F1F"/>
               </w:rPr>
             </w:pPr>
+            <w:proofErr w:type="spellStart"/>
             <w:r>
               <w:rPr>
                 <w:rFonts w:ascii="標楷體" w:eastAsia="標楷體" w:hAnsi="標楷體"/>
@@ -38334,6 +41073,7 @@
               </w:rPr>
               <w:t>vulnerability_description</w:t>
             </w:r>
+            <w:proofErr w:type="spellEnd"/>
           </w:p>
         </w:tc>
         <w:tc>
@@ -38447,6 +41187,7 @@
                 <w:color w:val="1F1F1F"/>
               </w:rPr>
             </w:pPr>
+            <w:proofErr w:type="spellStart"/>
             <w:r>
               <w:rPr>
                 <w:rFonts w:ascii="標楷體" w:eastAsia="標楷體" w:hAnsi="標楷體"/>
@@ -38455,6 +41196,7 @@
               </w:rPr>
               <w:t>risk_score</w:t>
             </w:r>
+            <w:proofErr w:type="spellEnd"/>
           </w:p>
         </w:tc>
         <w:tc>
@@ -38568,6 +41310,7 @@
                 <w:color w:val="1F1F1F"/>
               </w:rPr>
             </w:pPr>
+            <w:proofErr w:type="spellStart"/>
             <w:r>
               <w:rPr>
                 <w:rFonts w:ascii="標楷體" w:eastAsia="標楷體" w:hAnsi="標楷體"/>
@@ -38576,6 +41319,7 @@
               </w:rPr>
               <w:t>ai_suggestion</w:t>
             </w:r>
+            <w:proofErr w:type="spellEnd"/>
           </w:p>
         </w:tc>
         <w:tc>
@@ -38810,6 +41554,7 @@
                 <w:color w:val="1F1F1F"/>
               </w:rPr>
             </w:pPr>
+            <w:proofErr w:type="spellStart"/>
             <w:r>
               <w:rPr>
                 <w:rFonts w:ascii="標楷體" w:eastAsia="標楷體" w:hAnsi="標楷體"/>
@@ -38818,6 +41563,7 @@
               </w:rPr>
               <w:t>uploaded_by</w:t>
             </w:r>
+            <w:proofErr w:type="spellEnd"/>
           </w:p>
         </w:tc>
         <w:tc>
@@ -39616,7 +42362,21 @@
         <w:rPr>
           <w:rFonts w:ascii="標楷體" w:eastAsia="標楷體" w:hAnsi="標楷體"/>
         </w:rPr>
-        <w:t>表 8.4: Audit_logs (審計日誌表) 欄位定義</w:t>
+        <w:t xml:space="preserve">表 8.4: </w:t>
+      </w:r>
+      <w:proofErr w:type="spellStart"/>
+      <w:r>
+        <w:rPr>
+          <w:rFonts w:ascii="標楷體" w:eastAsia="標楷體" w:hAnsi="標楷體"/>
+        </w:rPr>
+        <w:t>Audit_logs</w:t>
+      </w:r>
+      <w:proofErr w:type="spellEnd"/>
+      <w:r>
+        <w:rPr>
+          <w:rFonts w:ascii="標楷體" w:eastAsia="標楷體" w:hAnsi="標楷體"/>
+        </w:rPr>
+        <w:t xml:space="preserve"> (審計日誌表) 欄位定義</w:t>
       </w:r>
     </w:p>
     <w:tbl>
@@ -40135,6 +42895,7 @@
                 <w:color w:val="1F1F1F"/>
               </w:rPr>
             </w:pPr>
+            <w:proofErr w:type="spellStart"/>
             <w:r>
               <w:rPr>
                 <w:rFonts w:ascii="標楷體" w:eastAsia="標楷體" w:hAnsi="標楷體"/>
@@ -40143,6 +42904,7 @@
               </w:rPr>
               <w:t>target_asset</w:t>
             </w:r>
+            <w:proofErr w:type="spellEnd"/>
           </w:p>
         </w:tc>
         <w:tc>
@@ -40256,12 +43018,22 @@
                 <w:bdr w:val="none" w:sz="0" w:space="0" w:color="auto" w:frame="1"/>
               </w:rPr>
             </w:pPr>
+            <w:proofErr w:type="spellStart"/>
+            <w:proofErr w:type="gramStart"/>
             <w:r>
               <w:rPr>
                 <w:rFonts w:ascii="標楷體" w:eastAsia="標楷體" w:hAnsi="標楷體"/>
               </w:rPr>
-              <w:t>log_time</w:t>
-            </w:r>
+              <w:t>log</w:t>
+            </w:r>
+            <w:proofErr w:type="gramEnd"/>
+            <w:r>
+              <w:rPr>
+                <w:rFonts w:ascii="標楷體" w:eastAsia="標楷體" w:hAnsi="標楷體"/>
+              </w:rPr>
+              <w:t>_time</w:t>
+            </w:r>
+            <w:proofErr w:type="spellEnd"/>
           </w:p>
         </w:tc>
         <w:tc>
@@ -40356,7 +43128,25 @@
                 <w:color w:val="1F1F1F"/>
                 <w:bdr w:val="none" w:sz="0" w:space="0" w:color="auto" w:frame="1"/>
               </w:rPr>
-              <w:t>Default: now()</w:t>
+              <w:t xml:space="preserve">Default: </w:t>
+            </w:r>
+            <w:proofErr w:type="gramStart"/>
+            <w:r>
+              <w:rPr>
+                <w:rFonts w:ascii="標楷體" w:eastAsia="標楷體" w:hAnsi="標楷體" w:hint="eastAsia"/>
+                <w:color w:val="1F1F1F"/>
+                <w:bdr w:val="none" w:sz="0" w:space="0" w:color="auto" w:frame="1"/>
+              </w:rPr>
+              <w:t>now(</w:t>
+            </w:r>
+            <w:proofErr w:type="gramEnd"/>
+            <w:r>
+              <w:rPr>
+                <w:rFonts w:ascii="標楷體" w:eastAsia="標楷體" w:hAnsi="標楷體" w:hint="eastAsia"/>
+                <w:color w:val="1F1F1F"/>
+                <w:bdr w:val="none" w:sz="0" w:space="0" w:color="auto" w:frame="1"/>
+              </w:rPr>
+              <w:t>)</w:t>
             </w:r>
           </w:p>
         </w:tc>
@@ -40394,7 +43184,55 @@
           <w:rFonts w:ascii="標楷體" w:eastAsia="標楷體" w:hAnsi="標楷體" w:cs="新細明體"/>
           <w:kern w:val="0"/>
         </w:rPr>
-        <w:t>本系統透過 Supabase 建立關聯式資料庫架構，並以 assets 作為核心資料表，搭配 risk_assessments 儲存風險評估結果，形成完整的資產風險管理資料鏈。audit_logs 提供稽核追蹤能力，users 表支援權限控管，確保系統符合 ISMS 所需的管理流程與稽核要求。</w:t>
+        <w:t xml:space="preserve">本系統透過 </w:t>
+      </w:r>
+      <w:proofErr w:type="spellStart"/>
+      <w:r>
+        <w:rPr>
+          <w:rFonts w:ascii="標楷體" w:eastAsia="標楷體" w:hAnsi="標楷體" w:cs="新細明體"/>
+          <w:kern w:val="0"/>
+        </w:rPr>
+        <w:t>Supabase</w:t>
+      </w:r>
+      <w:proofErr w:type="spellEnd"/>
+      <w:r>
+        <w:rPr>
+          <w:rFonts w:ascii="標楷體" w:eastAsia="標楷體" w:hAnsi="標楷體" w:cs="新細明體"/>
+          <w:kern w:val="0"/>
+        </w:rPr>
+        <w:t xml:space="preserve"> 建立關聯式資料庫架構，並以 assets 作為核心資料表，搭配 </w:t>
+      </w:r>
+      <w:proofErr w:type="spellStart"/>
+      <w:r>
+        <w:rPr>
+          <w:rFonts w:ascii="標楷體" w:eastAsia="標楷體" w:hAnsi="標楷體" w:cs="新細明體"/>
+          <w:kern w:val="0"/>
+        </w:rPr>
+        <w:t>risk_assessments</w:t>
+      </w:r>
+      <w:proofErr w:type="spellEnd"/>
+      <w:r>
+        <w:rPr>
+          <w:rFonts w:ascii="標楷體" w:eastAsia="標楷體" w:hAnsi="標楷體" w:cs="新細明體"/>
+          <w:kern w:val="0"/>
+        </w:rPr>
+        <w:t xml:space="preserve"> 儲存風險評估結果，形成完整的資產風險管理資料鏈。</w:t>
+      </w:r>
+      <w:proofErr w:type="spellStart"/>
+      <w:r>
+        <w:rPr>
+          <w:rFonts w:ascii="標楷體" w:eastAsia="標楷體" w:hAnsi="標楷體" w:cs="新細明體"/>
+          <w:kern w:val="0"/>
+        </w:rPr>
+        <w:t>audit_logs</w:t>
+      </w:r>
+      <w:proofErr w:type="spellEnd"/>
+      <w:r>
+        <w:rPr>
+          <w:rFonts w:ascii="標楷體" w:eastAsia="標楷體" w:hAnsi="標楷體" w:cs="新細明體"/>
+          <w:kern w:val="0"/>
+        </w:rPr>
+        <w:t xml:space="preserve"> 提供稽核追蹤能力，users 表支援權限控管，確保系統符合 ISMS 所需的管理流程與稽核要求。</w:t>
       </w:r>
     </w:p>
     <w:p>

--- a/文件/系統文件.docx
+++ b/文件/系統文件.docx
@@ -38132,9 +38132,9 @@
           <w:noProof/>
         </w:rPr>
         <w:drawing>
-          <wp:inline distT="0" distB="0" distL="0" distR="0" wp14:anchorId="50FB4C7C" wp14:editId="1496C130">
-            <wp:extent cx="5657426" cy="3530600"/>
-            <wp:effectExtent l="0" t="0" r="635" b="0"/>
+          <wp:inline distT="0" distB="0" distL="0" distR="0" wp14:anchorId="50FB4C7C" wp14:editId="000DCF34">
+            <wp:extent cx="5665810" cy="3535833"/>
+            <wp:effectExtent l="0" t="0" r="0" b="7620"/>
             <wp:docPr id="1895713502" name="圖片 1"/>
             <wp:cNvGraphicFramePr>
               <a:graphicFrameLocks xmlns:a="http://schemas.openxmlformats.org/drawingml/2006/main" noChangeAspect="1"/>
@@ -38161,7 +38161,7 @@
                   <pic:spPr>
                     <a:xfrm>
                       <a:off x="0" y="0"/>
-                      <a:ext cx="5665811" cy="3535833"/>
+                      <a:ext cx="5665810" cy="3535833"/>
                     </a:xfrm>
                     <a:prstGeom prst="rect">
                       <a:avLst/>

--- a/文件/系統文件.docx
+++ b/文件/系統文件.docx
@@ -5232,7 +5232,23 @@
           <w:sz w:val="28"/>
           <w:szCs w:val="28"/>
         </w:rPr>
-        <w:t>中是絕不允許的。</w:t>
+        <w:t>中是</w:t>
+      </w:r>
+      <w:r>
+        <w:rPr>
+          <w:rFonts w:eastAsia="標楷體" w:hint="eastAsia"/>
+          <w:sz w:val="28"/>
+          <w:szCs w:val="28"/>
+        </w:rPr>
+        <w:t>不被</w:t>
+      </w:r>
+      <w:r>
+        <w:rPr>
+          <w:rFonts w:eastAsia="標楷體" w:hint="eastAsia"/>
+          <w:sz w:val="28"/>
+          <w:szCs w:val="28"/>
+        </w:rPr>
+        <w:t>允許的。</w:t>
       </w:r>
     </w:p>
     <w:p>

--- a/文件/系統文件.docx
+++ b/文件/系統文件.docx
@@ -16,23 +16,7 @@
           <w:rFonts w:eastAsia="標楷體" w:hint="eastAsia"/>
           <w:sz w:val="72"/>
         </w:rPr>
-        <w:t>國立</w:t>
-      </w:r>
-      <w:proofErr w:type="gramStart"/>
-      <w:r>
-        <w:rPr>
-          <w:rFonts w:eastAsia="標楷體" w:hint="eastAsia"/>
-          <w:sz w:val="72"/>
-        </w:rPr>
-        <w:t>臺</w:t>
-      </w:r>
-      <w:proofErr w:type="gramEnd"/>
-      <w:r>
-        <w:rPr>
-          <w:rFonts w:eastAsia="標楷體" w:hint="eastAsia"/>
-          <w:sz w:val="72"/>
-        </w:rPr>
-        <w:t>北商業大學</w:t>
+        <w:t>國立臺北商業大學</w:t>
       </w:r>
     </w:p>
     <w:p>
@@ -130,7 +114,6 @@
         </w:rPr>
         <w:t>115</w:t>
       </w:r>
-      <w:proofErr w:type="gramStart"/>
       <w:r>
         <w:rPr>
           <w:rFonts w:eastAsia="標楷體" w:cs="Arial"/>
@@ -138,7 +121,6 @@
         </w:rPr>
         <w:t>’</w:t>
       </w:r>
-      <w:proofErr w:type="gramEnd"/>
       <w:r>
         <w:rPr>
           <w:rFonts w:eastAsia="標楷體" w:hint="eastAsia"/>
@@ -401,7 +383,6 @@
         </w:rPr>
         <w:t>目：</w:t>
       </w:r>
-      <w:proofErr w:type="spellStart"/>
       <w:r>
         <w:rPr>
           <w:rFonts w:eastAsia="標楷體" w:hint="eastAsia"/>
@@ -411,7 +392,6 @@
         </w:rPr>
         <w:t>RiskGenie</w:t>
       </w:r>
-      <w:proofErr w:type="spellEnd"/>
       <w:r>
         <w:rPr>
           <w:rFonts w:eastAsia="標楷體" w:hint="eastAsia"/>
@@ -535,19 +515,8 @@
           <w:bCs/>
           <w:sz w:val="40"/>
         </w:rPr>
-        <w:t>顏</w:t>
-      </w:r>
-      <w:proofErr w:type="gramStart"/>
-      <w:r>
-        <w:rPr>
-          <w:rFonts w:eastAsia="標楷體" w:hint="eastAsia"/>
-          <w:b/>
-          <w:bCs/>
-          <w:sz w:val="40"/>
-        </w:rPr>
-        <w:t>珮倪</w:t>
-      </w:r>
-      <w:proofErr w:type="gramEnd"/>
+        <w:t>顏珮倪</w:t>
+      </w:r>
     </w:p>
     <w:p>
       <w:pPr>
@@ -604,9 +573,8 @@
           <w:bCs/>
           <w:sz w:val="40"/>
         </w:rPr>
-        <w:t>林紀</w:t>
-      </w:r>
-      <w:proofErr w:type="gramStart"/>
+        <w:t>林紀媗</w:t>
+      </w:r>
       <w:r>
         <w:rPr>
           <w:rFonts w:eastAsia="標楷體" w:hint="eastAsia"/>
@@ -614,9 +582,8 @@
           <w:bCs/>
           <w:sz w:val="40"/>
         </w:rPr>
-        <w:t>媗</w:t>
-      </w:r>
-      <w:proofErr w:type="gramEnd"/>
+        <w:t xml:space="preserve"> 11436010</w:t>
+      </w:r>
       <w:r>
         <w:rPr>
           <w:rFonts w:eastAsia="標楷體" w:hint="eastAsia"/>
@@ -624,28 +591,8 @@
           <w:bCs/>
           <w:sz w:val="40"/>
         </w:rPr>
-        <w:t xml:space="preserve"> 11436010</w:t>
-      </w:r>
-      <w:r>
-        <w:rPr>
-          <w:rFonts w:eastAsia="標楷體" w:hint="eastAsia"/>
-          <w:b/>
-          <w:bCs/>
-          <w:sz w:val="40"/>
-        </w:rPr>
-        <w:t>李昕</w:t>
-      </w:r>
-      <w:proofErr w:type="gramStart"/>
-      <w:r>
-        <w:rPr>
-          <w:rFonts w:eastAsia="標楷體" w:hint="eastAsia"/>
-          <w:b/>
-          <w:bCs/>
-          <w:sz w:val="40"/>
-        </w:rPr>
-        <w:t>縈</w:t>
-      </w:r>
-      <w:proofErr w:type="gramEnd"/>
+        <w:t>李昕縈</w:t>
+      </w:r>
     </w:p>
     <w:p>
       <w:pPr>
@@ -675,19 +622,8 @@
           <w:bCs/>
           <w:sz w:val="40"/>
         </w:rPr>
-        <w:t>黃翊</w:t>
-      </w:r>
-      <w:proofErr w:type="gramStart"/>
-      <w:r>
-        <w:rPr>
-          <w:rFonts w:eastAsia="標楷體" w:hint="eastAsia"/>
-          <w:b/>
-          <w:bCs/>
-          <w:sz w:val="40"/>
-        </w:rPr>
-        <w:t>甄</w:t>
-      </w:r>
-      <w:proofErr w:type="gramEnd"/>
+        <w:t>黃翊甄</w:t>
+      </w:r>
       <w:r>
         <w:rPr>
           <w:rFonts w:eastAsia="標楷體" w:hint="eastAsia"/>
@@ -4333,25 +4269,7 @@
           <w:sz w:val="28"/>
           <w:szCs w:val="28"/>
         </w:rPr>
-        <w:t>隨著全球數位化與雲端服務的</w:t>
-      </w:r>
-      <w:proofErr w:type="gramStart"/>
-      <w:r>
-        <w:rPr>
-          <w:rFonts w:eastAsia="標楷體" w:hint="eastAsia"/>
-          <w:sz w:val="28"/>
-          <w:szCs w:val="28"/>
-        </w:rPr>
-        <w:t>普及，</w:t>
-      </w:r>
-      <w:proofErr w:type="gramEnd"/>
-      <w:r>
-        <w:rPr>
-          <w:rFonts w:eastAsia="標楷體" w:hint="eastAsia"/>
-          <w:sz w:val="28"/>
-          <w:szCs w:val="28"/>
-        </w:rPr>
-        <w:t>資訊安全已成為組織營運不可或缺的</w:t>
+        <w:t>隨著全球數位化與雲端服務的普及，資訊安全已成為組織營運不可或缺的</w:t>
       </w:r>
       <w:r>
         <w:rPr>
@@ -4367,25 +4285,7 @@
           <w:sz w:val="28"/>
           <w:szCs w:val="28"/>
         </w:rPr>
-        <w:t>。為建立具備國際公信力</w:t>
-      </w:r>
-      <w:proofErr w:type="gramStart"/>
-      <w:r>
-        <w:rPr>
-          <w:rFonts w:eastAsia="標楷體" w:hint="eastAsia"/>
-          <w:sz w:val="28"/>
-          <w:szCs w:val="28"/>
-        </w:rPr>
-        <w:t>的資安防護</w:t>
-      </w:r>
-      <w:proofErr w:type="gramEnd"/>
-      <w:r>
-        <w:rPr>
-          <w:rFonts w:eastAsia="標楷體" w:hint="eastAsia"/>
-          <w:sz w:val="28"/>
-          <w:szCs w:val="28"/>
-        </w:rPr>
-        <w:t>體系，許多組織選擇導入</w:t>
+        <w:t>。為建立具備國際公信力的資安防護體系，許多組織選擇導入</w:t>
       </w:r>
       <w:r>
         <w:rPr>
@@ -4449,25 +4349,7 @@
           <w:sz w:val="28"/>
           <w:szCs w:val="28"/>
         </w:rPr>
-        <w:t>流程中，「資產盤點」與「風險評鑑」是</w:t>
-      </w:r>
-      <w:proofErr w:type="gramStart"/>
-      <w:r>
-        <w:rPr>
-          <w:rFonts w:eastAsia="標楷體" w:hint="eastAsia"/>
-          <w:sz w:val="28"/>
-          <w:szCs w:val="28"/>
-        </w:rPr>
-        <w:t>決定資安政策</w:t>
-      </w:r>
-      <w:proofErr w:type="gramEnd"/>
-      <w:r>
-        <w:rPr>
-          <w:rFonts w:eastAsia="標楷體" w:hint="eastAsia"/>
-          <w:sz w:val="28"/>
-          <w:szCs w:val="28"/>
-        </w:rPr>
-        <w:t>成敗的關鍵前期作業。</w:t>
+        <w:t>流程中，「資產盤點」與「風險評鑑」是決定資安政策成敗的關鍵前期作業。</w:t>
       </w:r>
     </w:p>
     <w:p>
@@ -4486,25 +4368,7 @@
           <w:sz w:val="28"/>
           <w:szCs w:val="28"/>
         </w:rPr>
-        <w:t>然而，現行的實務運作高度依賴人工填寫與主觀判斷。組織內</w:t>
-      </w:r>
-      <w:proofErr w:type="gramStart"/>
-      <w:r>
-        <w:rPr>
-          <w:rFonts w:eastAsia="標楷體" w:hint="eastAsia"/>
-          <w:sz w:val="28"/>
-          <w:szCs w:val="28"/>
-        </w:rPr>
-        <w:t>的資安承辦</w:t>
-      </w:r>
-      <w:proofErr w:type="gramEnd"/>
-      <w:r>
-        <w:rPr>
-          <w:rFonts w:eastAsia="標楷體" w:hint="eastAsia"/>
-          <w:sz w:val="28"/>
-          <w:szCs w:val="28"/>
-        </w:rPr>
-        <w:t>人員通常需要面對成百上千筆的</w:t>
+        <w:t>然而，現行的實務運作高度依賴人工填寫與主觀判斷。組織內的資安承辦人員通常需要面對成百上千筆的</w:t>
       </w:r>
       <w:r>
         <w:rPr>
@@ -4613,41 +4477,13 @@
           <w:szCs w:val="28"/>
         </w:rPr>
       </w:pPr>
-      <w:proofErr w:type="gramStart"/>
-      <w:r>
-        <w:rPr>
-          <w:rFonts w:eastAsia="標楷體" w:hint="eastAsia"/>
-          <w:sz w:val="28"/>
-          <w:szCs w:val="28"/>
-        </w:rPr>
-        <w:t>此外，</w:t>
-      </w:r>
-      <w:proofErr w:type="gramEnd"/>
-      <w:r>
-        <w:rPr>
-          <w:rFonts w:eastAsia="標楷體" w:hint="eastAsia"/>
-          <w:sz w:val="28"/>
-          <w:szCs w:val="28"/>
-        </w:rPr>
-        <w:t>面對日新月異</w:t>
-      </w:r>
-      <w:proofErr w:type="gramStart"/>
-      <w:r>
-        <w:rPr>
-          <w:rFonts w:eastAsia="標楷體" w:hint="eastAsia"/>
-          <w:sz w:val="28"/>
-          <w:szCs w:val="28"/>
-        </w:rPr>
-        <w:t>的資安威脅</w:t>
-      </w:r>
-      <w:proofErr w:type="gramEnd"/>
-      <w:r>
-        <w:rPr>
-          <w:rFonts w:eastAsia="標楷體" w:hint="eastAsia"/>
-          <w:sz w:val="28"/>
-          <w:szCs w:val="28"/>
-        </w:rPr>
-        <w:t>與新興漏洞，人工方式導致風險評鑑往往淪為應付稽核的靜態文書作業，難以反映現實中動態的威脅環境。</w:t>
+      <w:r>
+        <w:rPr>
+          <w:rFonts w:eastAsia="標楷體" w:hint="eastAsia"/>
+          <w:sz w:val="28"/>
+          <w:szCs w:val="28"/>
+        </w:rPr>
+        <w:t>此外，面對日新月異的資安威脅與新興漏洞，人工方式導致風險評鑑往往淪為應付稽核的靜態文書作業，難以反映現實中動態的威脅環境。</w:t>
       </w:r>
     </w:p>
     <w:p>
@@ -4774,23 +4610,13 @@
         <w:lastRenderedPageBreak/>
         <w:t>（一）</w:t>
       </w:r>
-      <w:proofErr w:type="gramStart"/>
-      <w:r>
-        <w:rPr>
-          <w:rFonts w:eastAsia="標楷體" w:hint="eastAsia"/>
-          <w:sz w:val="28"/>
-          <w:szCs w:val="28"/>
-        </w:rPr>
-        <w:t>資安承辦</w:t>
-      </w:r>
-      <w:proofErr w:type="gramEnd"/>
-      <w:r>
-        <w:rPr>
-          <w:rFonts w:eastAsia="標楷體" w:hint="eastAsia"/>
-          <w:sz w:val="28"/>
-          <w:szCs w:val="28"/>
-        </w:rPr>
-        <w:t>人員的作業盲點（標準不一</w:t>
+      <w:r>
+        <w:rPr>
+          <w:rFonts w:eastAsia="標楷體" w:hint="eastAsia"/>
+          <w:sz w:val="28"/>
+          <w:szCs w:val="28"/>
+        </w:rPr>
+        <w:t>資安承辦人員的標準不一</w:t>
       </w:r>
       <w:r>
         <w:rPr>
@@ -4806,7 +4632,7 @@
           <w:sz w:val="28"/>
           <w:szCs w:val="28"/>
         </w:rPr>
-        <w:t>）：</w:t>
+        <w:t>：</w:t>
       </w:r>
     </w:p>
     <w:p>
@@ -4856,25 +4682,39 @@
           <w:sz w:val="28"/>
           <w:szCs w:val="28"/>
         </w:rPr>
-        <w:t>所有硬體設備或軟體版本的已知漏洞。這導致弱點與威脅值的評估流於</w:t>
-      </w:r>
-      <w:proofErr w:type="gramStart"/>
-      <w:r>
-        <w:rPr>
-          <w:rFonts w:eastAsia="標楷體" w:hint="eastAsia"/>
-          <w:sz w:val="28"/>
-          <w:szCs w:val="28"/>
-        </w:rPr>
-        <w:t>主觀「</w:t>
-      </w:r>
-      <w:proofErr w:type="gramEnd"/>
-      <w:r>
-        <w:rPr>
-          <w:rFonts w:eastAsia="標楷體" w:hint="eastAsia"/>
-          <w:sz w:val="28"/>
-          <w:szCs w:val="28"/>
-        </w:rPr>
-        <w:t>憑感覺填寫」。</w:t>
+        <w:t>所有硬體設備或軟體版本的已知漏洞。這導致弱點與威脅值的評估</w:t>
+      </w:r>
+      <w:r>
+        <w:rPr>
+          <w:rFonts w:eastAsia="標楷體" w:hint="eastAsia"/>
+          <w:sz w:val="28"/>
+          <w:szCs w:val="28"/>
+        </w:rPr>
+        <w:t>會</w:t>
+      </w:r>
+      <w:r>
+        <w:rPr>
+          <w:rFonts w:eastAsia="標楷體" w:hint="eastAsia"/>
+          <w:sz w:val="28"/>
+          <w:szCs w:val="28"/>
+        </w:rPr>
+        <w:t>主觀</w:t>
+      </w:r>
+      <w:r>
+        <w:rPr>
+          <w:rFonts w:eastAsia="標楷體" w:hint="eastAsia"/>
+          <w:sz w:val="28"/>
+          <w:szCs w:val="28"/>
+        </w:rPr>
+        <w:t>的</w:t>
+      </w:r>
+      <w:r>
+        <w:rPr>
+          <w:rFonts w:eastAsia="標楷體" w:hint="eastAsia"/>
+          <w:sz w:val="28"/>
+          <w:szCs w:val="28"/>
+        </w:rPr>
+        <w:t>憑感覺填寫。</w:t>
       </w:r>
     </w:p>
     <w:p>
@@ -4904,23 +4744,13 @@
         </w:rPr>
         <w:t>（二）</w:t>
       </w:r>
-      <w:proofErr w:type="gramStart"/>
-      <w:r>
-        <w:rPr>
-          <w:rFonts w:eastAsia="標楷體" w:hint="eastAsia"/>
-          <w:sz w:val="28"/>
-          <w:szCs w:val="28"/>
-        </w:rPr>
-        <w:t>資安主管</w:t>
-      </w:r>
-      <w:proofErr w:type="gramEnd"/>
-      <w:r>
-        <w:rPr>
-          <w:rFonts w:eastAsia="標楷體" w:hint="eastAsia"/>
-          <w:sz w:val="28"/>
-          <w:szCs w:val="28"/>
-        </w:rPr>
-        <w:t>的決策困境（風險失真與資源錯配）：</w:t>
+      <w:r>
+        <w:rPr>
+          <w:rFonts w:eastAsia="標楷體" w:hint="eastAsia"/>
+          <w:sz w:val="28"/>
+          <w:szCs w:val="28"/>
+        </w:rPr>
+        <w:t>資安主管的決策困境：</w:t>
       </w:r>
     </w:p>
     <w:p>
@@ -4954,43 +4784,7 @@
           <w:sz w:val="28"/>
           <w:szCs w:val="28"/>
         </w:rPr>
-        <w:t>導致風險分數失真，主管無法精確掌握真正面臨的「關鍵風險項目」，</w:t>
-      </w:r>
-      <w:proofErr w:type="gramStart"/>
-      <w:r>
-        <w:rPr>
-          <w:rFonts w:eastAsia="標楷體" w:hint="eastAsia"/>
-          <w:sz w:val="28"/>
-          <w:szCs w:val="28"/>
-        </w:rPr>
-        <w:t>造成資安預算</w:t>
-      </w:r>
-      <w:proofErr w:type="gramEnd"/>
-      <w:r>
-        <w:rPr>
-          <w:rFonts w:eastAsia="標楷體" w:hint="eastAsia"/>
-          <w:sz w:val="28"/>
-          <w:szCs w:val="28"/>
-        </w:rPr>
-        <w:t>與人力資源</w:t>
-      </w:r>
-      <w:proofErr w:type="gramStart"/>
-      <w:r>
-        <w:rPr>
-          <w:rFonts w:eastAsia="標楷體" w:hint="eastAsia"/>
-          <w:sz w:val="28"/>
-          <w:szCs w:val="28"/>
-        </w:rPr>
-        <w:t>的錯配</w:t>
-      </w:r>
-      <w:proofErr w:type="gramEnd"/>
-      <w:r>
-        <w:rPr>
-          <w:rFonts w:eastAsia="標楷體" w:hint="eastAsia"/>
-          <w:sz w:val="28"/>
-          <w:szCs w:val="28"/>
-        </w:rPr>
-        <w:t>。</w:t>
+        <w:t>導致風險分數失真，主管無法精確掌握真正面臨的「關鍵風險項目」，造成資安預算與人力資源的錯配。</w:t>
       </w:r>
     </w:p>
     <w:p>
@@ -5026,7 +4820,7 @@
           <w:sz w:val="28"/>
           <w:szCs w:val="28"/>
         </w:rPr>
-        <w:t>雲端</w:t>
+        <w:t>隱私外洩與</w:t>
       </w:r>
       <w:r>
         <w:rPr>
@@ -5042,59 +4836,7 @@
           <w:sz w:val="28"/>
           <w:szCs w:val="28"/>
         </w:rPr>
-        <w:t>導入的合</w:t>
-      </w:r>
-      <w:proofErr w:type="gramStart"/>
-      <w:r>
-        <w:rPr>
-          <w:rFonts w:eastAsia="標楷體" w:hint="eastAsia"/>
-          <w:sz w:val="28"/>
-          <w:szCs w:val="28"/>
-        </w:rPr>
-        <w:t>規</w:t>
-      </w:r>
-      <w:proofErr w:type="gramEnd"/>
-      <w:r>
-        <w:rPr>
-          <w:rFonts w:eastAsia="標楷體" w:hint="eastAsia"/>
-          <w:sz w:val="28"/>
-          <w:szCs w:val="28"/>
-        </w:rPr>
-        <w:t>挑戰（隱私外</w:t>
-      </w:r>
-      <w:proofErr w:type="gramStart"/>
-      <w:r>
-        <w:rPr>
-          <w:rFonts w:eastAsia="標楷體" w:hint="eastAsia"/>
-          <w:sz w:val="28"/>
-          <w:szCs w:val="28"/>
-        </w:rPr>
-        <w:t>洩</w:t>
-      </w:r>
-      <w:proofErr w:type="gramEnd"/>
-      <w:r>
-        <w:rPr>
-          <w:rFonts w:eastAsia="標楷體" w:hint="eastAsia"/>
-          <w:sz w:val="28"/>
-          <w:szCs w:val="28"/>
-        </w:rPr>
-        <w:t>與</w:t>
-      </w:r>
-      <w:r>
-        <w:rPr>
-          <w:rFonts w:eastAsia="標楷體" w:hint="eastAsia"/>
-          <w:sz w:val="28"/>
-          <w:szCs w:val="28"/>
-        </w:rPr>
-        <w:t xml:space="preserve"> AI </w:t>
-      </w:r>
-      <w:r>
-        <w:rPr>
-          <w:rFonts w:eastAsia="標楷體" w:hint="eastAsia"/>
-          <w:sz w:val="28"/>
-          <w:szCs w:val="28"/>
-        </w:rPr>
-        <w:t>幻覺）：</w:t>
+        <w:t>幻覺：</w:t>
       </w:r>
     </w:p>
     <w:p>
@@ -5112,25 +4854,7 @@
           <w:sz w:val="28"/>
           <w:szCs w:val="28"/>
         </w:rPr>
-        <w:t>雖然引進大型語言模型能輔助分析，</w:t>
-      </w:r>
-      <w:proofErr w:type="gramStart"/>
-      <w:r>
-        <w:rPr>
-          <w:rFonts w:eastAsia="標楷體" w:hint="eastAsia"/>
-          <w:sz w:val="28"/>
-          <w:szCs w:val="28"/>
-        </w:rPr>
-        <w:t>但資安資料</w:t>
-      </w:r>
-      <w:proofErr w:type="gramEnd"/>
-      <w:r>
-        <w:rPr>
-          <w:rFonts w:eastAsia="標楷體" w:hint="eastAsia"/>
-          <w:sz w:val="28"/>
-          <w:szCs w:val="28"/>
-        </w:rPr>
-        <w:t>極度敏感。若將包含組織名稱、內部</w:t>
+        <w:t>雖然引進大型語言模型能輔助分析，但資安資料極度敏感。若將包含組織名稱、內部</w:t>
       </w:r>
       <w:r>
         <w:rPr>
@@ -5162,25 +4886,7 @@
           <w:sz w:val="28"/>
           <w:szCs w:val="28"/>
         </w:rPr>
-        <w:t>，將引發嚴重的</w:t>
-      </w:r>
-      <w:proofErr w:type="gramStart"/>
-      <w:r>
-        <w:rPr>
-          <w:rFonts w:eastAsia="標楷體" w:hint="eastAsia"/>
-          <w:sz w:val="28"/>
-          <w:szCs w:val="28"/>
-        </w:rPr>
-        <w:t>資安外洩</w:t>
-      </w:r>
-      <w:proofErr w:type="gramEnd"/>
-      <w:r>
-        <w:rPr>
-          <w:rFonts w:eastAsia="標楷體" w:hint="eastAsia"/>
-          <w:sz w:val="28"/>
-          <w:szCs w:val="28"/>
-        </w:rPr>
-        <w:t>危機；且</w:t>
+        <w:t>，將引發嚴重的資安外洩危機；且</w:t>
       </w:r>
       <w:r>
         <w:rPr>
@@ -5196,43 +4902,7 @@
           <w:sz w:val="28"/>
           <w:szCs w:val="28"/>
         </w:rPr>
-        <w:t>的「幻覺現象」可能產出錯誤</w:t>
-      </w:r>
-      <w:proofErr w:type="gramStart"/>
-      <w:r>
-        <w:rPr>
-          <w:rFonts w:eastAsia="標楷體" w:hint="eastAsia"/>
-          <w:sz w:val="28"/>
-          <w:szCs w:val="28"/>
-        </w:rPr>
-        <w:t>的資安法規</w:t>
-      </w:r>
-      <w:proofErr w:type="gramEnd"/>
-      <w:r>
-        <w:rPr>
-          <w:rFonts w:eastAsia="標楷體" w:hint="eastAsia"/>
-          <w:sz w:val="28"/>
-          <w:szCs w:val="28"/>
-        </w:rPr>
-        <w:t>與對策建議，這在講求精確合</w:t>
-      </w:r>
-      <w:proofErr w:type="gramStart"/>
-      <w:r>
-        <w:rPr>
-          <w:rFonts w:eastAsia="標楷體" w:hint="eastAsia"/>
-          <w:sz w:val="28"/>
-          <w:szCs w:val="28"/>
-        </w:rPr>
-        <w:t>規的資安稽核</w:t>
-      </w:r>
-      <w:proofErr w:type="gramEnd"/>
-      <w:r>
-        <w:rPr>
-          <w:rFonts w:eastAsia="標楷體" w:hint="eastAsia"/>
-          <w:sz w:val="28"/>
-          <w:szCs w:val="28"/>
-        </w:rPr>
-        <w:t>中是</w:t>
+        <w:t>的「幻覺現象」可能產出錯誤的資安法規與對策建議，這在講求精確合規的資安稽核中是</w:t>
       </w:r>
       <w:r>
         <w:rPr>
@@ -5276,36 +4946,8 @@
           <w:sz w:val="28"/>
           <w:szCs w:val="28"/>
         </w:rPr>
-        <w:t>因此，如何建構一套專注</w:t>
-      </w:r>
-      <w:proofErr w:type="gramStart"/>
-      <w:r>
-        <w:rPr>
-          <w:rFonts w:eastAsia="標楷體" w:hint="eastAsia"/>
-          <w:sz w:val="28"/>
-          <w:szCs w:val="28"/>
-        </w:rPr>
-        <w:t>於資安面向</w:t>
-      </w:r>
-      <w:proofErr w:type="gramEnd"/>
-      <w:r>
-        <w:rPr>
-          <w:rFonts w:eastAsia="標楷體" w:hint="eastAsia"/>
-          <w:sz w:val="28"/>
-          <w:szCs w:val="28"/>
-        </w:rPr>
-        <w:t>、具備隱私防護機制，並能動態串接外部</w:t>
-      </w:r>
-      <w:proofErr w:type="gramStart"/>
-      <w:r>
-        <w:rPr>
-          <w:rFonts w:eastAsia="標楷體" w:hint="eastAsia"/>
-          <w:sz w:val="28"/>
-          <w:szCs w:val="28"/>
-        </w:rPr>
-        <w:t>漏洞情資與</w:t>
-      </w:r>
-      <w:proofErr w:type="gramEnd"/>
+        <w:t>因此，如何建構一套專注於資安面向、具備隱私防護機制，並能動態串接外部漏洞情資與</w:t>
+      </w:r>
       <w:r>
         <w:rPr>
           <w:rFonts w:eastAsia="標楷體" w:hint="eastAsia"/>
@@ -5320,16 +4962,7 @@
           <w:sz w:val="28"/>
           <w:szCs w:val="28"/>
         </w:rPr>
-        <w:t>標準規範的智慧化顧問系統，</w:t>
-      </w:r>
-      <w:proofErr w:type="gramStart"/>
-      <w:r>
-        <w:rPr>
-          <w:rFonts w:eastAsia="標楷體" w:hint="eastAsia"/>
-          <w:sz w:val="28"/>
-          <w:szCs w:val="28"/>
-        </w:rPr>
-        <w:t>成為本</w:t>
+        <w:t>標準規範的智慧化顧問系統，成為本</w:t>
       </w:r>
       <w:r>
         <w:rPr>
@@ -5345,16 +4978,7 @@
           <w:sz w:val="28"/>
           <w:szCs w:val="28"/>
         </w:rPr>
-        <w:t>的</w:t>
-      </w:r>
-      <w:proofErr w:type="gramEnd"/>
-      <w:r>
-        <w:rPr>
-          <w:rFonts w:eastAsia="標楷體" w:hint="eastAsia"/>
-          <w:sz w:val="28"/>
-          <w:szCs w:val="28"/>
-        </w:rPr>
-        <w:t>研究</w:t>
+        <w:t>的研究</w:t>
       </w:r>
       <w:r>
         <w:rPr>
@@ -5429,7 +5053,6 @@
         <w:lastRenderedPageBreak/>
         <w:t>本專題旨在開發一套名為「</w:t>
       </w:r>
-      <w:proofErr w:type="spellStart"/>
       <w:r>
         <w:rPr>
           <w:rFonts w:eastAsia="標楷體" w:hint="eastAsia"/>
@@ -5438,7 +5061,6 @@
         </w:rPr>
         <w:t>RiskGenie</w:t>
       </w:r>
-      <w:proofErr w:type="spellEnd"/>
       <w:r>
         <w:rPr>
           <w:rFonts w:eastAsia="標楷體" w:hint="eastAsia"/>
@@ -5493,43 +5115,7 @@
           <w:sz w:val="28"/>
           <w:szCs w:val="28"/>
         </w:rPr>
-        <w:t>智能」與「合</w:t>
-      </w:r>
-      <w:proofErr w:type="gramStart"/>
-      <w:r>
-        <w:rPr>
-          <w:rFonts w:eastAsia="標楷體" w:hint="eastAsia"/>
-          <w:sz w:val="28"/>
-          <w:szCs w:val="28"/>
-        </w:rPr>
-        <w:t>規</w:t>
-      </w:r>
-      <w:proofErr w:type="gramEnd"/>
-      <w:r>
-        <w:rPr>
-          <w:rFonts w:eastAsia="標楷體" w:hint="eastAsia"/>
-          <w:sz w:val="28"/>
-          <w:szCs w:val="28"/>
-        </w:rPr>
-        <w:t>規則引擎」深度結合，協助組織將原先繁瑣且主觀的人工作業，轉化為數據驅動的標準合</w:t>
-      </w:r>
-      <w:proofErr w:type="gramStart"/>
-      <w:r>
-        <w:rPr>
-          <w:rFonts w:eastAsia="標楷體" w:hint="eastAsia"/>
-          <w:sz w:val="28"/>
-          <w:szCs w:val="28"/>
-        </w:rPr>
-        <w:t>規</w:t>
-      </w:r>
-      <w:proofErr w:type="gramEnd"/>
-      <w:r>
-        <w:rPr>
-          <w:rFonts w:eastAsia="標楷體" w:hint="eastAsia"/>
-          <w:sz w:val="28"/>
-          <w:szCs w:val="28"/>
-        </w:rPr>
-        <w:t>流程。</w:t>
+        <w:t>智能」與「合規規則引擎」深度結合，協助組織將原先繁瑣且主觀的人工作業，轉化為數據驅動的標準合規流程。</w:t>
       </w:r>
     </w:p>
     <w:p>
@@ -5756,25 +5342,7 @@
           <w:sz w:val="28"/>
           <w:szCs w:val="28"/>
         </w:rPr>
-        <w:t>在資料傳輸至雲端模型前，系統將自動進行隱私過濾，遮蔽具備辨識性的機構名稱與關鍵參數，在完全</w:t>
-      </w:r>
-      <w:proofErr w:type="gramStart"/>
-      <w:r>
-        <w:rPr>
-          <w:rFonts w:eastAsia="標楷體" w:hint="eastAsia"/>
-          <w:sz w:val="28"/>
-          <w:szCs w:val="28"/>
-        </w:rPr>
-        <w:t>保障資安隱私</w:t>
-      </w:r>
-      <w:proofErr w:type="gramEnd"/>
-      <w:r>
-        <w:rPr>
-          <w:rFonts w:eastAsia="標楷體" w:hint="eastAsia"/>
-          <w:sz w:val="28"/>
-          <w:szCs w:val="28"/>
-        </w:rPr>
-        <w:t>的前提下發揮</w:t>
+        <w:t>在資料傳輸至雲端模型前，系統將自動進行隱私過濾，遮蔽具備辨識性的機構名稱與關鍵參數，在完全保障資安隱私的前提下發揮</w:t>
       </w:r>
       <w:r>
         <w:rPr>
@@ -5838,18 +5406,8 @@
           <w:sz w:val="28"/>
           <w:szCs w:val="28"/>
         </w:rPr>
-        <w:t>技術的合</w:t>
-      </w:r>
-      <w:proofErr w:type="gramStart"/>
-      <w:r>
-        <w:rPr>
-          <w:rFonts w:eastAsia="標楷體" w:hint="eastAsia"/>
-          <w:sz w:val="28"/>
-          <w:szCs w:val="28"/>
-        </w:rPr>
-        <w:t>規</w:t>
-      </w:r>
-      <w:proofErr w:type="gramEnd"/>
+        <w:t>技術的合規</w:t>
+      </w:r>
       <w:r>
         <w:rPr>
           <w:rFonts w:eastAsia="標楷體" w:hint="eastAsia"/>
@@ -5937,18 +5495,8 @@
           <w:sz w:val="28"/>
           <w:szCs w:val="28"/>
         </w:rPr>
-        <w:t>幻覺，自動產出具備高度精確性與實作價值</w:t>
-      </w:r>
-      <w:proofErr w:type="gramStart"/>
-      <w:r>
-        <w:rPr>
-          <w:rFonts w:eastAsia="標楷體" w:hint="eastAsia"/>
-          <w:sz w:val="28"/>
-          <w:szCs w:val="28"/>
-        </w:rPr>
-        <w:t>的資安改善</w:t>
-      </w:r>
-      <w:proofErr w:type="gramEnd"/>
+        <w:t>幻覺，自動產出具備高度精確性與實作價值的資安改善</w:t>
+      </w:r>
       <w:r>
         <w:rPr>
           <w:rFonts w:eastAsia="標楷體" w:hint="eastAsia"/>
@@ -6042,25 +5590,7 @@
           <w:sz w:val="28"/>
           <w:szCs w:val="28"/>
         </w:rPr>
-        <w:t>大幅</w:t>
-      </w:r>
-      <w:proofErr w:type="gramStart"/>
-      <w:r>
-        <w:rPr>
-          <w:rFonts w:eastAsia="標楷體" w:hint="eastAsia"/>
-          <w:sz w:val="28"/>
-          <w:szCs w:val="28"/>
-        </w:rPr>
-        <w:t>提升資安行政</w:t>
-      </w:r>
-      <w:proofErr w:type="gramEnd"/>
-      <w:r>
-        <w:rPr>
-          <w:rFonts w:eastAsia="標楷體" w:hint="eastAsia"/>
-          <w:sz w:val="28"/>
-          <w:szCs w:val="28"/>
-        </w:rPr>
-        <w:t>效率：</w:t>
+        <w:t>大幅提升資安行政效率：</w:t>
       </w:r>
       <w:r>
         <w:rPr>
@@ -6076,43 +5606,7 @@
           <w:sz w:val="28"/>
           <w:szCs w:val="28"/>
         </w:rPr>
-        <w:t>將原本需耗時數</w:t>
-      </w:r>
-      <w:proofErr w:type="gramStart"/>
-      <w:r>
-        <w:rPr>
-          <w:rFonts w:eastAsia="標楷體" w:hint="eastAsia"/>
-          <w:sz w:val="28"/>
-          <w:szCs w:val="28"/>
-        </w:rPr>
-        <w:t>週</w:t>
-      </w:r>
-      <w:proofErr w:type="gramEnd"/>
-      <w:r>
-        <w:rPr>
-          <w:rFonts w:eastAsia="標楷體" w:hint="eastAsia"/>
-          <w:sz w:val="28"/>
-          <w:szCs w:val="28"/>
-        </w:rPr>
-        <w:t>的資產比對與漏洞查詢工作，縮短至數分鐘內批次完成，</w:t>
-      </w:r>
-      <w:proofErr w:type="gramStart"/>
-      <w:r>
-        <w:rPr>
-          <w:rFonts w:eastAsia="標楷體" w:hint="eastAsia"/>
-          <w:sz w:val="28"/>
-          <w:szCs w:val="28"/>
-        </w:rPr>
-        <w:t>降低資安承辦</w:t>
-      </w:r>
-      <w:proofErr w:type="gramEnd"/>
-      <w:r>
-        <w:rPr>
-          <w:rFonts w:eastAsia="標楷體" w:hint="eastAsia"/>
-          <w:sz w:val="28"/>
-          <w:szCs w:val="28"/>
-        </w:rPr>
-        <w:t>人員的行政負擔。</w:t>
+        <w:t>將原本需耗時數週的資產比對與漏洞查詢工作，縮短至數分鐘內批次完成，降低資安承辦人員的行政負擔。</w:t>
       </w:r>
     </w:p>
     <w:p>
@@ -6190,25 +5684,7 @@
           <w:sz w:val="28"/>
           <w:szCs w:val="28"/>
         </w:rPr>
-        <w:t>優化</w:t>
-      </w:r>
-      <w:proofErr w:type="gramStart"/>
-      <w:r>
-        <w:rPr>
-          <w:rFonts w:eastAsia="標楷體" w:hint="eastAsia"/>
-          <w:sz w:val="28"/>
-          <w:szCs w:val="28"/>
-        </w:rPr>
-        <w:t>組織資安資源</w:t>
-      </w:r>
-      <w:proofErr w:type="gramEnd"/>
-      <w:r>
-        <w:rPr>
-          <w:rFonts w:eastAsia="標楷體" w:hint="eastAsia"/>
-          <w:sz w:val="28"/>
-          <w:szCs w:val="28"/>
-        </w:rPr>
-        <w:t>分配：</w:t>
+        <w:t>優化組織資安資源分配：</w:t>
       </w:r>
       <w:r>
         <w:rPr>
@@ -6224,43 +5700,7 @@
           <w:sz w:val="28"/>
           <w:szCs w:val="28"/>
         </w:rPr>
-        <w:t>透過修正後的最大風險演算法，</w:t>
-      </w:r>
-      <w:proofErr w:type="gramStart"/>
-      <w:r>
-        <w:rPr>
-          <w:rFonts w:eastAsia="標楷體" w:hint="eastAsia"/>
-          <w:sz w:val="28"/>
-          <w:szCs w:val="28"/>
-        </w:rPr>
-        <w:t>為資安主管</w:t>
-      </w:r>
-      <w:proofErr w:type="gramEnd"/>
-      <w:r>
-        <w:rPr>
-          <w:rFonts w:eastAsia="標楷體" w:hint="eastAsia"/>
-          <w:sz w:val="28"/>
-          <w:szCs w:val="28"/>
-        </w:rPr>
-        <w:t>產出準確的風險熱力圖與高風險分佈報告，使組織能將有限的資源精</w:t>
-      </w:r>
-      <w:proofErr w:type="gramStart"/>
-      <w:r>
-        <w:rPr>
-          <w:rFonts w:eastAsia="標楷體" w:hint="eastAsia"/>
-          <w:sz w:val="28"/>
-          <w:szCs w:val="28"/>
-        </w:rPr>
-        <w:t>準</w:t>
-      </w:r>
-      <w:proofErr w:type="gramEnd"/>
-      <w:r>
-        <w:rPr>
-          <w:rFonts w:eastAsia="標楷體" w:hint="eastAsia"/>
-          <w:sz w:val="28"/>
-          <w:szCs w:val="28"/>
-        </w:rPr>
-        <w:t>投注在最脆弱的防護破口上。</w:t>
+        <w:t>透過修正後的最大風險演算法，為資安主管產出準確的風險熱力圖與高風險分佈報告，使組織能將有限的資源精準投注在最脆弱的防護破口上。</w:t>
       </w:r>
     </w:p>
     <w:p>
@@ -6281,43 +5721,7 @@
           <w:sz w:val="28"/>
           <w:szCs w:val="28"/>
         </w:rPr>
-        <w:t>提供安全、合</w:t>
-      </w:r>
-      <w:proofErr w:type="gramStart"/>
-      <w:r>
-        <w:rPr>
-          <w:rFonts w:eastAsia="標楷體" w:hint="eastAsia"/>
-          <w:sz w:val="28"/>
-          <w:szCs w:val="28"/>
-        </w:rPr>
-        <w:t>規</w:t>
-      </w:r>
-      <w:proofErr w:type="gramEnd"/>
-      <w:r>
-        <w:rPr>
-          <w:rFonts w:eastAsia="標楷體" w:hint="eastAsia"/>
-          <w:sz w:val="28"/>
-          <w:szCs w:val="28"/>
-        </w:rPr>
-        <w:t>且具公信力</w:t>
-      </w:r>
-      <w:proofErr w:type="gramStart"/>
-      <w:r>
-        <w:rPr>
-          <w:rFonts w:eastAsia="標楷體" w:hint="eastAsia"/>
-          <w:sz w:val="28"/>
-          <w:szCs w:val="28"/>
-        </w:rPr>
-        <w:t>的資安文件</w:t>
-      </w:r>
-      <w:proofErr w:type="gramEnd"/>
-      <w:r>
-        <w:rPr>
-          <w:rFonts w:eastAsia="標楷體" w:hint="eastAsia"/>
-          <w:sz w:val="28"/>
-          <w:szCs w:val="28"/>
-        </w:rPr>
-        <w:t>：</w:t>
+        <w:t>提供安全、合規且具公信力的資安文件：</w:t>
       </w:r>
       <w:r>
         <w:rPr>
@@ -6333,25 +5737,7 @@
           <w:sz w:val="28"/>
           <w:szCs w:val="28"/>
         </w:rPr>
-        <w:t>在確保機敏資料不外</w:t>
-      </w:r>
-      <w:proofErr w:type="gramStart"/>
-      <w:r>
-        <w:rPr>
-          <w:rFonts w:eastAsia="標楷體" w:hint="eastAsia"/>
-          <w:sz w:val="28"/>
-          <w:szCs w:val="28"/>
-        </w:rPr>
-        <w:t>洩</w:t>
-      </w:r>
-      <w:proofErr w:type="gramEnd"/>
-      <w:r>
-        <w:rPr>
-          <w:rFonts w:eastAsia="標楷體" w:hint="eastAsia"/>
-          <w:sz w:val="28"/>
-          <w:szCs w:val="28"/>
-        </w:rPr>
-        <w:t>的安全框架下，產出符合國際標準的風險處理計畫書與標準作業程序（</w:t>
+        <w:t>在確保機敏資料不外洩的安全框架下，產出符合國際標準的風險處理計畫書與標準作業程序（</w:t>
       </w:r>
       <w:r>
         <w:rPr>
@@ -6557,23 +5943,7 @@
           <w:rFonts w:eastAsia="標楷體"/>
           <w:sz w:val="28"/>
         </w:rPr>
-        <w:t>各部門人員常因不</w:t>
-      </w:r>
-      <w:proofErr w:type="gramStart"/>
-      <w:r>
-        <w:rPr>
-          <w:rFonts w:eastAsia="標楷體"/>
-          <w:sz w:val="28"/>
-        </w:rPr>
-        <w:t>具備資安專業</w:t>
-      </w:r>
-      <w:proofErr w:type="gramEnd"/>
-      <w:r>
-        <w:rPr>
-          <w:rFonts w:eastAsia="標楷體"/>
-          <w:sz w:val="28"/>
-        </w:rPr>
-        <w:t>，而在資產盤點與風險評估時感到困擾。本系統能將專業術語轉化為白話建議，降低全員參與</w:t>
+        <w:t>各部門人員常因不具備資安專業，而在資產盤點與風險評估時感到困擾。本系統能將專業術語轉化為白話建議，降低全員參與</w:t>
       </w:r>
       <w:r>
         <w:rPr>
@@ -6763,21 +6133,12 @@
           <w:sz w:val="28"/>
         </w:rPr>
       </w:pPr>
-      <w:proofErr w:type="gramStart"/>
-      <w:r>
-        <w:rPr>
-          <w:rFonts w:eastAsia="標楷體" w:hint="eastAsia"/>
-          <w:sz w:val="28"/>
-        </w:rPr>
-        <w:t>資安隱私</w:t>
-      </w:r>
-      <w:proofErr w:type="gramEnd"/>
-      <w:r>
-        <w:rPr>
-          <w:rFonts w:eastAsia="標楷體" w:hint="eastAsia"/>
-          <w:sz w:val="28"/>
-        </w:rPr>
-        <w:t>風險。</w:t>
+      <w:r>
+        <w:rPr>
+          <w:rFonts w:eastAsia="標楷體" w:hint="eastAsia"/>
+          <w:sz w:val="28"/>
+        </w:rPr>
+        <w:t>資安隱私風險。</w:t>
       </w:r>
     </w:p>
     <w:p>
@@ -8913,17 +8274,8 @@
           <w:rFonts w:eastAsia="標楷體" w:hint="eastAsia"/>
           <w:sz w:val="28"/>
         </w:rPr>
-        <w:t>即時</w:t>
-      </w:r>
-      <w:proofErr w:type="gramStart"/>
-      <w:r>
-        <w:rPr>
-          <w:rFonts w:eastAsia="標楷體" w:hint="eastAsia"/>
-          <w:sz w:val="28"/>
-        </w:rPr>
-        <w:t>追蹤資安風險</w:t>
-      </w:r>
-      <w:proofErr w:type="gramEnd"/>
+        <w:t>即時追蹤資安風險</w:t>
+      </w:r>
     </w:p>
     <w:p>
       <w:pPr>
@@ -9417,21 +8769,12 @@
                 <w:sz w:val="28"/>
               </w:rPr>
             </w:pPr>
-            <w:proofErr w:type="gramStart"/>
             <w:r>
               <w:rPr>
                 <w:rFonts w:eastAsia="標楷體" w:hint="eastAsia"/>
                 <w:sz w:val="28"/>
               </w:rPr>
-              <w:t>缺資安</w:t>
-            </w:r>
-            <w:proofErr w:type="gramEnd"/>
-            <w:r>
-              <w:rPr>
-                <w:rFonts w:eastAsia="標楷體" w:hint="eastAsia"/>
-                <w:sz w:val="28"/>
-              </w:rPr>
-              <w:t>人才</w:t>
+              <w:t>缺資安人才</w:t>
             </w:r>
           </w:p>
         </w:tc>
@@ -10163,7 +9506,6 @@
                 <w:sz w:val="28"/>
               </w:rPr>
             </w:pPr>
-            <w:proofErr w:type="spellStart"/>
             <w:r>
               <w:rPr>
                 <w:rFonts w:eastAsia="標楷體" w:hint="eastAsia"/>
@@ -10171,22 +9513,12 @@
               </w:rPr>
               <w:t>Secorion</w:t>
             </w:r>
-            <w:proofErr w:type="spellEnd"/>
-            <w:proofErr w:type="gramStart"/>
             <w:r>
               <w:rPr>
                 <w:rFonts w:eastAsia="標楷體" w:hint="eastAsia"/>
                 <w:sz w:val="28"/>
               </w:rPr>
-              <w:t>資安合規</w:t>
-            </w:r>
-            <w:proofErr w:type="gramEnd"/>
-            <w:r>
-              <w:rPr>
-                <w:rFonts w:eastAsia="標楷體" w:hint="eastAsia"/>
-                <w:sz w:val="28"/>
-              </w:rPr>
-              <w:t>管理平台</w:t>
+              <w:t>資安合規管理平台</w:t>
             </w:r>
           </w:p>
         </w:tc>
@@ -10858,25 +10190,7 @@
           <w:sz w:val="28"/>
           <w:szCs w:val="28"/>
         </w:rPr>
-        <w:t>助使用者進行資訊資產盤點與風險評鑑，降低傳統人工評鑑所需的時間與專業門檻，並提升</w:t>
-      </w:r>
-      <w:proofErr w:type="gramStart"/>
-      <w:r>
-        <w:rPr>
-          <w:rFonts w:eastAsia="標楷體" w:hint="eastAsia"/>
-          <w:sz w:val="28"/>
-          <w:szCs w:val="28"/>
-        </w:rPr>
-        <w:t>整體資安管理</w:t>
-      </w:r>
-      <w:proofErr w:type="gramEnd"/>
-      <w:r>
-        <w:rPr>
-          <w:rFonts w:eastAsia="標楷體" w:hint="eastAsia"/>
-          <w:sz w:val="28"/>
-          <w:szCs w:val="28"/>
-        </w:rPr>
-        <w:t>效率。透過使用者輸入資產資料，結合</w:t>
+        <w:t>助使用者進行資訊資產盤點與風險評鑑，降低傳統人工評鑑所需的時間與專業門檻，並提升整體資安管理效率。透過使用者輸入資產資料，結合</w:t>
       </w:r>
       <w:r>
         <w:rPr>
@@ -11305,7 +10619,6 @@
         </w:rPr>
         <w:t>：使用</w:t>
       </w:r>
-      <w:proofErr w:type="spellStart"/>
       <w:r>
         <w:rPr>
           <w:rFonts w:eastAsia="標楷體" w:cs="新細明體"/>
@@ -11315,7 +10628,6 @@
         </w:rPr>
         <w:t>Supabase</w:t>
       </w:r>
-      <w:proofErr w:type="spellEnd"/>
       <w:r>
         <w:rPr>
           <w:rFonts w:eastAsia="標楷體" w:cs="新細明體"/>
@@ -11538,23 +10850,13 @@
         </w:rPr>
         <w:t>顯示本系統之整體架構。使用者透過前端介面操作系統，前端將請求傳送至後端伺服器，後端進行資料處理與風險分析後，將結果回傳至前端顯示，並將相關資料儲存於資料庫中。</w:t>
       </w:r>
-      <w:proofErr w:type="gramStart"/>
       <w:r>
         <w:rPr>
           <w:rFonts w:eastAsia="標楷體"/>
           <w:sz w:val="28"/>
           <w:szCs w:val="28"/>
         </w:rPr>
-        <w:t>此外，</w:t>
-      </w:r>
-      <w:proofErr w:type="gramEnd"/>
-      <w:r>
-        <w:rPr>
-          <w:rFonts w:eastAsia="標楷體"/>
-          <w:sz w:val="28"/>
-          <w:szCs w:val="28"/>
-        </w:rPr>
-        <w:t>後端亦可透過</w:t>
+        <w:t>此外，後端亦可透過</w:t>
       </w:r>
       <w:r>
         <w:rPr>
@@ -11712,7 +11014,6 @@
         </w:rPr>
         <w:t>後端框架與</w:t>
       </w:r>
-      <w:proofErr w:type="spellStart"/>
       <w:r>
         <w:rPr>
           <w:rFonts w:eastAsia="標楷體"/>
@@ -11721,7 +11022,6 @@
         </w:rPr>
         <w:t>Supabase</w:t>
       </w:r>
-      <w:proofErr w:type="spellEnd"/>
       <w:r>
         <w:rPr>
           <w:rFonts w:eastAsia="標楷體"/>
@@ -11736,25 +11036,7 @@
           <w:sz w:val="28"/>
           <w:szCs w:val="28"/>
         </w:rPr>
-        <w:t>，建置一套完整</w:t>
-      </w:r>
-      <w:proofErr w:type="gramStart"/>
-      <w:r>
-        <w:rPr>
-          <w:rFonts w:eastAsia="標楷體" w:hint="eastAsia"/>
-          <w:sz w:val="28"/>
-          <w:szCs w:val="28"/>
-        </w:rPr>
-        <w:t>的資安風險</w:t>
-      </w:r>
-      <w:proofErr w:type="gramEnd"/>
-      <w:r>
-        <w:rPr>
-          <w:rFonts w:eastAsia="標楷體" w:hint="eastAsia"/>
-          <w:sz w:val="28"/>
-          <w:szCs w:val="28"/>
-        </w:rPr>
-        <w:t>評估平台。考量現今使用者多透過不同裝置進行操作，本系統設計為跨平台網頁應用，支援電腦與行動裝置瀏覽器，</w:t>
+        <w:t>，建置一套完整的資安風險評估平台。考量現今使用者多透過不同裝置進行操作，本系統設計為跨平台網頁應用，支援電腦與行動裝置瀏覽器，</w:t>
       </w:r>
       <w:r>
         <w:rPr>
@@ -11794,36 +11076,16 @@
           <w:sz w:val="28"/>
           <w:szCs w:val="28"/>
         </w:rPr>
-        <w:t>。</w:t>
-      </w:r>
-      <w:proofErr w:type="gramStart"/>
+        <w:t>。此外，由於採用</w:t>
+      </w:r>
       <w:r>
         <w:rPr>
           <w:rFonts w:eastAsia="標楷體"/>
           <w:sz w:val="28"/>
           <w:szCs w:val="28"/>
         </w:rPr>
-        <w:t>此外，</w:t>
-      </w:r>
-      <w:proofErr w:type="gramEnd"/>
-      <w:r>
-        <w:rPr>
-          <w:rFonts w:eastAsia="標楷體"/>
-          <w:sz w:val="28"/>
-          <w:szCs w:val="28"/>
-        </w:rPr>
-        <w:t>由於採用</w:t>
-      </w:r>
-      <w:proofErr w:type="spellStart"/>
-      <w:r>
-        <w:rPr>
-          <w:rFonts w:eastAsia="標楷體"/>
-          <w:sz w:val="28"/>
-          <w:szCs w:val="28"/>
-        </w:rPr>
         <w:t>Supabase</w:t>
       </w:r>
-      <w:proofErr w:type="spellEnd"/>
       <w:r>
         <w:rPr>
           <w:rFonts w:eastAsia="標楷體"/>
@@ -12209,14 +11471,12 @@
                 <w:rFonts w:eastAsia="標楷體"/>
               </w:rPr>
             </w:pPr>
-            <w:proofErr w:type="spellStart"/>
             <w:r>
               <w:rPr>
                 <w:rFonts w:eastAsia="標楷體"/>
               </w:rPr>
               <w:t>Supabase</w:t>
             </w:r>
-            <w:proofErr w:type="spellEnd"/>
             <w:r>
               <w:rPr>
                 <w:rFonts w:eastAsia="標楷體"/>
@@ -13067,7 +12327,6 @@
         </w:rPr>
         <w:t>以下列出本系統於開發「</w:t>
       </w:r>
-      <w:proofErr w:type="spellStart"/>
       <w:r>
         <w:rPr>
           <w:rFonts w:eastAsia="標楷體" w:hint="eastAsia"/>
@@ -13076,7 +12335,6 @@
         </w:rPr>
         <w:t>RiskGenie</w:t>
       </w:r>
-      <w:proofErr w:type="spellEnd"/>
       <w:r>
         <w:rPr>
           <w:rFonts w:eastAsia="標楷體" w:hint="eastAsia"/>
@@ -13274,7 +12532,6 @@
           <w:szCs w:val="28"/>
         </w:rPr>
       </w:pPr>
-      <w:proofErr w:type="spellStart"/>
       <w:r>
         <w:rPr>
           <w:rFonts w:eastAsia="標楷體"/>
@@ -13283,7 +12540,6 @@
         </w:rPr>
         <w:t>Supabase</w:t>
       </w:r>
-      <w:proofErr w:type="spellEnd"/>
       <w:r>
         <w:rPr>
           <w:rFonts w:eastAsia="標楷體" w:hint="eastAsia"/>
@@ -13418,25 +12674,7 @@
           <w:sz w:val="28"/>
           <w:szCs w:val="28"/>
         </w:rPr>
-        <w:t>，並於資料傳送前進行敏感資訊去識別化處理，以降低敏感資料外</w:t>
-      </w:r>
-      <w:proofErr w:type="gramStart"/>
-      <w:r>
-        <w:rPr>
-          <w:rFonts w:eastAsia="標楷體"/>
-          <w:sz w:val="28"/>
-          <w:szCs w:val="28"/>
-        </w:rPr>
-        <w:t>洩</w:t>
-      </w:r>
-      <w:proofErr w:type="gramEnd"/>
-      <w:r>
-        <w:rPr>
-          <w:rFonts w:eastAsia="標楷體"/>
-          <w:sz w:val="28"/>
-          <w:szCs w:val="28"/>
-        </w:rPr>
-        <w:t>風險並提升資料安全性。</w:t>
+        <w:t>，並於資料傳送前進行敏感資訊去識別化處理，以降低敏感資料外洩風險並提升資料安全性。</w:t>
       </w:r>
     </w:p>
     <w:p>
@@ -13468,25 +12706,7 @@
           <w:sz w:val="28"/>
           <w:szCs w:val="28"/>
         </w:rPr>
-        <w:t>：為</w:t>
-      </w:r>
-      <w:proofErr w:type="gramStart"/>
-      <w:r>
-        <w:rPr>
-          <w:rFonts w:eastAsia="標楷體" w:hint="eastAsia"/>
-          <w:sz w:val="28"/>
-          <w:szCs w:val="28"/>
-        </w:rPr>
-        <w:t>輕量且功能</w:t>
-      </w:r>
-      <w:proofErr w:type="gramEnd"/>
-      <w:r>
-        <w:rPr>
-          <w:rFonts w:eastAsia="標楷體" w:hint="eastAsia"/>
-          <w:sz w:val="28"/>
-          <w:szCs w:val="28"/>
-        </w:rPr>
-        <w:t>完整之開發工具，支援多種程式語言與除錯功能，並可透過擴充套件提升開發效率，是本系統主要開發環境。</w:t>
+        <w:t>：為輕量且功能完整之開發工具，支援多種程式語言與除錯功能，並可透過擴充套件提升開發效率，是本系統主要開發環境。</w:t>
       </w:r>
     </w:p>
     <w:p>
@@ -13611,25 +12831,7 @@
           <w:sz w:val="28"/>
           <w:szCs w:val="28"/>
         </w:rPr>
-        <w:t>設計原則：作為前後端資料傳輸之設計依據，使系統架構</w:t>
-      </w:r>
-      <w:proofErr w:type="gramStart"/>
-      <w:r>
-        <w:rPr>
-          <w:rFonts w:eastAsia="標楷體" w:hint="eastAsia"/>
-          <w:sz w:val="28"/>
-          <w:szCs w:val="28"/>
-        </w:rPr>
-        <w:t>清晰，</w:t>
-      </w:r>
-      <w:proofErr w:type="gramEnd"/>
-      <w:r>
-        <w:rPr>
-          <w:rFonts w:eastAsia="標楷體" w:hint="eastAsia"/>
-          <w:sz w:val="28"/>
-          <w:szCs w:val="28"/>
-        </w:rPr>
-        <w:t>並提升系統之擴展性與維護性。</w:t>
+        <w:t>設計原則：作為前後端資料傳輸之設計依據，使系統架構清晰，並提升系統之擴展性與維護性。</w:t>
       </w:r>
     </w:p>
     <w:p>
@@ -13874,14 +13076,12 @@
               </w:rPr>
               <w:t>、</w:t>
             </w:r>
-            <w:proofErr w:type="spellStart"/>
             <w:r>
               <w:rPr>
                 <w:rFonts w:eastAsia="標楷體"/>
               </w:rPr>
               <w:t>Supabase</w:t>
             </w:r>
-            <w:proofErr w:type="spellEnd"/>
           </w:p>
         </w:tc>
       </w:tr>
@@ -14123,14 +13323,12 @@
               </w:rPr>
               <w:t>、</w:t>
             </w:r>
-            <w:proofErr w:type="spellStart"/>
             <w:r>
               <w:rPr>
                 <w:rFonts w:eastAsia="標楷體"/>
               </w:rPr>
               <w:t>Supabase</w:t>
             </w:r>
-            <w:proofErr w:type="spellEnd"/>
             <w:r>
               <w:rPr>
                 <w:rFonts w:eastAsia="標楷體"/>
@@ -14893,24 +14091,31 @@
                 <w:rFonts w:eastAsia="標楷體" w:hint="eastAsia"/>
                 <w:szCs w:val="22"/>
               </w:rPr>
-              <w:t>林紀</w:t>
-            </w:r>
-            <w:proofErr w:type="gramStart"/>
+              <w:t>林紀媗</w:t>
+            </w:r>
+          </w:p>
+        </w:tc>
+        <w:tc>
+          <w:tcPr>
+            <w:tcW w:w="704" w:type="pct"/>
+            <w:vAlign w:val="center"/>
+          </w:tcPr>
+          <w:p>
+            <w:pPr>
+              <w:jc w:val="center"/>
+              <w:rPr>
+                <w:rFonts w:eastAsia="標楷體"/>
+                <w:szCs w:val="22"/>
+              </w:rPr>
+            </w:pPr>
             <w:r>
               <w:rPr>
                 <w:rFonts w:eastAsia="標楷體" w:hint="eastAsia"/>
                 <w:szCs w:val="22"/>
               </w:rPr>
-              <w:t>媗</w:t>
-            </w:r>
-            <w:proofErr w:type="gramEnd"/>
-          </w:p>
-        </w:tc>
-        <w:tc>
-          <w:tcPr>
-            <w:tcW w:w="704" w:type="pct"/>
-            <w:vAlign w:val="center"/>
-          </w:tcPr>
+              <w:t>11436010</w:t>
+            </w:r>
+          </w:p>
           <w:p>
             <w:pPr>
               <w:jc w:val="center"/>
@@ -14924,9 +14129,15 @@
                 <w:rFonts w:eastAsia="標楷體" w:hint="eastAsia"/>
                 <w:szCs w:val="22"/>
               </w:rPr>
-              <w:t>11436010</w:t>
-            </w:r>
-          </w:p>
+              <w:t>李昕縈</w:t>
+            </w:r>
+          </w:p>
+        </w:tc>
+        <w:tc>
+          <w:tcPr>
+            <w:tcW w:w="704" w:type="pct"/>
+            <w:vAlign w:val="center"/>
+          </w:tcPr>
           <w:p>
             <w:pPr>
               <w:jc w:val="center"/>
@@ -14940,17 +14151,24 @@
                 <w:rFonts w:eastAsia="標楷體" w:hint="eastAsia"/>
                 <w:szCs w:val="22"/>
               </w:rPr>
-              <w:t>李昕</w:t>
-            </w:r>
-            <w:proofErr w:type="gramStart"/>
+              <w:t>11436017</w:t>
+            </w:r>
+          </w:p>
+          <w:p>
+            <w:pPr>
+              <w:jc w:val="center"/>
+              <w:rPr>
+                <w:rFonts w:eastAsia="標楷體"/>
+                <w:szCs w:val="22"/>
+              </w:rPr>
+            </w:pPr>
             <w:r>
               <w:rPr>
                 <w:rFonts w:eastAsia="標楷體" w:hint="eastAsia"/>
                 <w:szCs w:val="22"/>
               </w:rPr>
-              <w:t>縈</w:t>
-            </w:r>
-            <w:proofErr w:type="gramEnd"/>
+              <w:t>顏珮倪</w:t>
+            </w:r>
           </w:p>
         </w:tc>
         <w:tc>
@@ -14971,7 +14189,7 @@
                 <w:rFonts w:eastAsia="標楷體" w:hint="eastAsia"/>
                 <w:szCs w:val="22"/>
               </w:rPr>
-              <w:t>11436017</w:t>
+              <w:t>11436021</w:t>
             </w:r>
           </w:p>
           <w:p>
@@ -14987,64 +14205,15 @@
                 <w:rFonts w:eastAsia="標楷體" w:hint="eastAsia"/>
                 <w:szCs w:val="22"/>
               </w:rPr>
-              <w:t>顏</w:t>
-            </w:r>
-            <w:proofErr w:type="gramStart"/>
+              <w:t>黃翊</w:t>
+            </w:r>
             <w:r>
               <w:rPr>
                 <w:rFonts w:eastAsia="標楷體" w:hint="eastAsia"/>
                 <w:szCs w:val="22"/>
               </w:rPr>
-              <w:t>珮倪</w:t>
-            </w:r>
-            <w:proofErr w:type="gramEnd"/>
-          </w:p>
-        </w:tc>
-        <w:tc>
-          <w:tcPr>
-            <w:tcW w:w="704" w:type="pct"/>
-            <w:vAlign w:val="center"/>
-          </w:tcPr>
-          <w:p>
-            <w:pPr>
-              <w:jc w:val="center"/>
-              <w:rPr>
-                <w:rFonts w:eastAsia="標楷體"/>
-                <w:szCs w:val="22"/>
-              </w:rPr>
-            </w:pPr>
-            <w:r>
-              <w:rPr>
-                <w:rFonts w:eastAsia="標楷體" w:hint="eastAsia"/>
-                <w:szCs w:val="22"/>
-              </w:rPr>
-              <w:t>11436021</w:t>
-            </w:r>
-          </w:p>
-          <w:p>
-            <w:pPr>
-              <w:jc w:val="center"/>
-              <w:rPr>
-                <w:rFonts w:eastAsia="標楷體"/>
-                <w:szCs w:val="22"/>
-              </w:rPr>
-            </w:pPr>
-            <w:r>
-              <w:rPr>
-                <w:rFonts w:eastAsia="標楷體" w:hint="eastAsia"/>
-                <w:szCs w:val="22"/>
-              </w:rPr>
-              <w:t>黃翊</w:t>
-            </w:r>
-            <w:proofErr w:type="gramStart"/>
-            <w:r>
-              <w:rPr>
-                <w:rFonts w:eastAsia="標楷體" w:hint="eastAsia"/>
-                <w:szCs w:val="22"/>
-              </w:rPr>
               <w:t>甄</w:t>
             </w:r>
-            <w:proofErr w:type="gramEnd"/>
           </w:p>
         </w:tc>
         <w:tc>
@@ -19240,19 +18409,11 @@
       </w:tr>
     </w:tbl>
     <w:p>
-      <w:proofErr w:type="gramStart"/>
       <w:r>
         <w:rPr>
           <w:rFonts w:ascii="標楷體" w:eastAsia="標楷體" w:hAnsi="標楷體"/>
         </w:rPr>
-        <w:t>註</w:t>
-      </w:r>
-      <w:proofErr w:type="gramEnd"/>
-      <w:r>
-        <w:rPr>
-          <w:rFonts w:ascii="標楷體" w:eastAsia="標楷體" w:hAnsi="標楷體"/>
-        </w:rPr>
-        <w:t>：</w:t>
+        <w:t>註：</w:t>
       </w:r>
       <w:r>
         <w:rPr>
@@ -19411,23 +18572,7 @@
           <w:rFonts w:ascii="標楷體" w:eastAsia="標楷體" w:hAnsi="標楷體" w:cs="標楷體"/>
           <w:color w:val="000000" w:themeColor="text1"/>
         </w:rPr>
-        <w:t xml:space="preserve">本專案自 2025 年 10 月啟動,預計於 2026 年 9月完成期末展示與系統交付,共歷時約 11 </w:t>
-      </w:r>
-      <w:proofErr w:type="gramStart"/>
-      <w:r>
-        <w:rPr>
-          <w:rFonts w:ascii="標楷體" w:eastAsia="標楷體" w:hAnsi="標楷體" w:cs="標楷體"/>
-          <w:color w:val="000000" w:themeColor="text1"/>
-        </w:rPr>
-        <w:t>個</w:t>
-      </w:r>
-      <w:proofErr w:type="gramEnd"/>
-      <w:r>
-        <w:rPr>
-          <w:rFonts w:ascii="標楷體" w:eastAsia="標楷體" w:hAnsi="標楷體" w:cs="標楷體"/>
-          <w:color w:val="000000" w:themeColor="text1"/>
-        </w:rPr>
-        <w:t xml:space="preserve">月。為確保各模組能依序開發、彼此整合,團隊採用 </w:t>
+        <w:t xml:space="preserve">本專案自 2025 年 10 月啟動,預計於 2026 年 9月完成期末展示與系統交付,共歷時約 11 個月。為確保各模組能依序開發、彼此整合,團隊採用 </w:t>
       </w:r>
       <w:r>
         <w:rPr>
@@ -19474,23 +18619,7 @@
           <w:rFonts w:ascii="標楷體" w:eastAsia="標楷體" w:hAnsi="標楷體" w:cs="標楷體"/>
           <w:color w:val="000000" w:themeColor="text1"/>
         </w:rPr>
-        <w:t>各階段間具有依賴關係</w:t>
-      </w:r>
-      <w:proofErr w:type="gramStart"/>
-      <w:r>
-        <w:rPr>
-          <w:rFonts w:ascii="標楷體" w:eastAsia="標楷體" w:hAnsi="標楷體" w:cs="標楷體"/>
-          <w:color w:val="000000" w:themeColor="text1"/>
-        </w:rPr>
-        <w:t>——</w:t>
-      </w:r>
-      <w:proofErr w:type="gramEnd"/>
-      <w:r>
-        <w:rPr>
-          <w:rFonts w:ascii="標楷體" w:eastAsia="標楷體" w:hAnsi="標楷體" w:cs="標楷體"/>
-          <w:color w:val="000000" w:themeColor="text1"/>
-        </w:rPr>
-        <w:t>例如「規則引擎」需先於「AI 模組」完成,因為 AI 輸出需透過規則引擎計算最終分數;而「整合測試」需在三個 AI 模組均完成後才能進行。</w:t>
+        <w:t>各階段間具有依賴關係——例如「規則引擎」需先於「AI 模組」完成,因為 AI 輸出需透過規則引擎計算最終分數;而「整合測試」需在三個 AI 模組均完成後才能進行。</w:t>
       </w:r>
     </w:p>
     <w:p>
@@ -19842,19 +18971,11 @@
                 <w:rFonts w:ascii="標楷體" w:eastAsia="標楷體" w:hAnsi="標楷體" w:cs="標楷體"/>
               </w:rPr>
             </w:pPr>
-            <w:proofErr w:type="gramStart"/>
-            <w:r>
-              <w:rPr>
-                <w:rFonts w:ascii="標楷體" w:eastAsia="標楷體" w:hAnsi="標楷體" w:cs="標楷體"/>
-              </w:rPr>
-              <w:t>資安課程</w:t>
-            </w:r>
-            <w:proofErr w:type="gramEnd"/>
-            <w:r>
-              <w:rPr>
-                <w:rFonts w:ascii="標楷體" w:eastAsia="標楷體" w:hAnsi="標楷體" w:cs="標楷體"/>
-              </w:rPr>
-              <w:t>、</w:t>
+            <w:r>
+              <w:rPr>
+                <w:rFonts w:ascii="標楷體" w:eastAsia="標楷體" w:hAnsi="標楷體" w:cs="標楷體"/>
+              </w:rPr>
+              <w:t>資安課程、</w:t>
             </w:r>
           </w:p>
         </w:tc>
@@ -19873,14 +18994,12 @@
                 <w:rFonts w:ascii="標楷體" w:eastAsia="標楷體" w:hAnsi="標楷體" w:cs="標楷體"/>
               </w:rPr>
             </w:pPr>
-            <w:proofErr w:type="gramStart"/>
             <w:r>
               <w:rPr>
                 <w:rFonts w:ascii="標楷體" w:eastAsia="標楷體" w:hAnsi="標楷體" w:cs="標楷體"/>
               </w:rPr>
               <w:t>完成資安課程</w:t>
             </w:r>
-            <w:proofErr w:type="gramEnd"/>
           </w:p>
         </w:tc>
       </w:tr>
@@ -20137,19 +19256,11 @@
                 <w:rFonts w:ascii="標楷體" w:eastAsia="標楷體" w:hAnsi="標楷體" w:cs="標楷體"/>
               </w:rPr>
             </w:pPr>
-            <w:proofErr w:type="gramStart"/>
-            <w:r>
-              <w:rPr>
-                <w:rFonts w:ascii="標楷體" w:eastAsia="標楷體" w:hAnsi="標楷體" w:cs="標楷體"/>
-              </w:rPr>
-              <w:t>三</w:t>
-            </w:r>
-            <w:proofErr w:type="gramEnd"/>
-            <w:r>
-              <w:rPr>
-                <w:rFonts w:ascii="標楷體" w:eastAsia="標楷體" w:hAnsi="標楷體" w:cs="標楷體"/>
-              </w:rPr>
-              <w:t>主題模組(AI Tagger、Risk Engine、AI Advisor)</w:t>
+            <w:r>
+              <w:rPr>
+                <w:rFonts w:ascii="標楷體" w:eastAsia="標楷體" w:hAnsi="標楷體" w:cs="標楷體"/>
+              </w:rPr>
+              <w:t>三主題模組(AI Tagger、Risk Engine、AI Advisor)</w:t>
             </w:r>
           </w:p>
         </w:tc>
@@ -20422,54 +19533,22 @@
           <w:rFonts w:ascii="標楷體" w:eastAsia="標楷體" w:hAnsi="標楷體" w:cs="標楷體"/>
           <w:color w:val="000000" w:themeColor="text1"/>
         </w:rPr>
-        <w:t xml:space="preserve">1. 主題發想與題目定位     </w:t>
-      </w:r>
-      <w:proofErr w:type="gramStart"/>
-      <w:r>
+        <w:t>1. 主題發想與題目定位     ███████░</w:t>
+      </w:r>
+    </w:p>
+    <w:p>
+      <w:pPr>
         <w:rPr>
           <w:rFonts w:ascii="標楷體" w:eastAsia="標楷體" w:hAnsi="標楷體" w:cs="標楷體"/>
           <w:color w:val="000000" w:themeColor="text1"/>
         </w:rPr>
-        <w:t>███████</w:t>
-      </w:r>
-      <w:proofErr w:type="gramEnd"/>
+      </w:pPr>
       <w:r>
         <w:rPr>
           <w:rFonts w:ascii="標楷體" w:eastAsia="標楷體" w:hAnsi="標楷體" w:cs="標楷體"/>
           <w:color w:val="000000" w:themeColor="text1"/>
         </w:rPr>
-        <w:t>░</w:t>
-      </w:r>
-    </w:p>
-    <w:p>
-      <w:pPr>
-        <w:rPr>
-          <w:rFonts w:ascii="標楷體" w:eastAsia="標楷體" w:hAnsi="標楷體" w:cs="標楷體"/>
-          <w:color w:val="000000" w:themeColor="text1"/>
-        </w:rPr>
-      </w:pPr>
-      <w:r>
-        <w:rPr>
-          <w:rFonts w:ascii="標楷體" w:eastAsia="標楷體" w:hAnsi="標楷體" w:cs="標楷體"/>
-          <w:color w:val="000000" w:themeColor="text1"/>
-        </w:rPr>
-        <w:t xml:space="preserve">2. </w:t>
-      </w:r>
-      <w:proofErr w:type="gramStart"/>
-      <w:r>
-        <w:rPr>
-          <w:rFonts w:ascii="標楷體" w:eastAsia="標楷體" w:hAnsi="標楷體" w:cs="標楷體"/>
-          <w:color w:val="000000" w:themeColor="text1"/>
-        </w:rPr>
-        <w:t>資安課程</w:t>
-      </w:r>
-      <w:proofErr w:type="gramEnd"/>
-      <w:r>
-        <w:rPr>
-          <w:rFonts w:ascii="標楷體" w:eastAsia="標楷體" w:hAnsi="標楷體" w:cs="標楷體"/>
-          <w:color w:val="000000" w:themeColor="text1"/>
-        </w:rPr>
-        <w:t>修習                  ░░██████░</w:t>
+        <w:t>2. 資安課程修習                  ░░██████░</w:t>
       </w:r>
     </w:p>
     <w:p>
@@ -20743,23 +19822,24 @@
           <w:rFonts w:ascii="標楷體" w:eastAsia="標楷體" w:hAnsi="標楷體" w:cs="標楷體"/>
           <w:color w:val="000000" w:themeColor="text1"/>
         </w:rPr>
-        <w:t>」分工</w:t>
-      </w:r>
-      <w:proofErr w:type="gramStart"/>
-      <w:r>
+        <w:t>」分工——每位成員主責一個模組,並由專案管理者(PM)統籌整合</w:t>
+      </w:r>
+    </w:p>
+    <w:p>
+      <w:pPr>
+        <w:widowControl/>
+        <w:spacing w:after="160"/>
         <w:rPr>
           <w:rFonts w:ascii="標楷體" w:eastAsia="標楷體" w:hAnsi="標楷體" w:cs="標楷體"/>
           <w:color w:val="000000" w:themeColor="text1"/>
         </w:rPr>
-        <w:t>——</w:t>
-      </w:r>
-      <w:proofErr w:type="gramEnd"/>
+      </w:pPr>
       <w:r>
         <w:rPr>
           <w:rFonts w:ascii="標楷體" w:eastAsia="標楷體" w:hAnsi="標楷體" w:cs="標楷體"/>
           <w:color w:val="000000" w:themeColor="text1"/>
         </w:rPr>
-        <w:t>每位成員主責一個模組,並由專案管理者(PM)統籌整合</w:t>
+        <w:t>┌───────────────────┐</w:t>
       </w:r>
     </w:p>
     <w:p>
@@ -20776,7 +19856,7 @@
           <w:rFonts w:ascii="標楷體" w:eastAsia="標楷體" w:hAnsi="標楷體" w:cs="標楷體"/>
           <w:color w:val="000000" w:themeColor="text1"/>
         </w:rPr>
-        <w:t>┌───────────────────┐</w:t>
+        <w:t xml:space="preserve">                  │   專案 PM / 架構   │</w:t>
       </w:r>
     </w:p>
     <w:p>
@@ -20793,33 +19873,42 @@
           <w:rFonts w:ascii="標楷體" w:eastAsia="標楷體" w:hAnsi="標楷體" w:cs="標楷體"/>
           <w:color w:val="000000" w:themeColor="text1"/>
         </w:rPr>
-        <w:t xml:space="preserve">                  </w:t>
-      </w:r>
-      <w:proofErr w:type="gramStart"/>
-      <w:r>
+        <w:t xml:space="preserve">                  │     (角色 1)       │</w:t>
+      </w:r>
+    </w:p>
+    <w:p>
+      <w:pPr>
+        <w:widowControl/>
+        <w:spacing w:after="160"/>
         <w:rPr>
           <w:rFonts w:ascii="標楷體" w:eastAsia="標楷體" w:hAnsi="標楷體" w:cs="標楷體"/>
           <w:color w:val="000000" w:themeColor="text1"/>
         </w:rPr>
-        <w:t>│</w:t>
-      </w:r>
-      <w:proofErr w:type="gramEnd"/>
+      </w:pPr>
       <w:r>
         <w:rPr>
           <w:rFonts w:ascii="標楷體" w:eastAsia="標楷體" w:hAnsi="標楷體" w:cs="標楷體"/>
           <w:color w:val="000000" w:themeColor="text1"/>
         </w:rPr>
-        <w:t xml:space="preserve">   專案 PM / 架構   </w:t>
-      </w:r>
-      <w:proofErr w:type="gramStart"/>
-      <w:r>
+        <w:t xml:space="preserve">                  └─────────┬─────────┘</w:t>
+      </w:r>
+    </w:p>
+    <w:p>
+      <w:pPr>
+        <w:widowControl/>
+        <w:spacing w:after="160"/>
         <w:rPr>
           <w:rFonts w:ascii="標楷體" w:eastAsia="標楷體" w:hAnsi="標楷體" w:cs="標楷體"/>
           <w:color w:val="000000" w:themeColor="text1"/>
         </w:rPr>
-        <w:t>│</w:t>
-      </w:r>
-      <w:proofErr w:type="gramEnd"/>
+      </w:pPr>
+      <w:r>
+        <w:rPr>
+          <w:rFonts w:ascii="標楷體" w:eastAsia="標楷體" w:hAnsi="標楷體" w:cs="標楷體"/>
+          <w:color w:val="000000" w:themeColor="text1"/>
+        </w:rPr>
+        <w:t xml:space="preserve">                            │</w:t>
+      </w:r>
     </w:p>
     <w:p>
       <w:pPr>
@@ -20835,33 +19924,42 @@
           <w:rFonts w:ascii="標楷體" w:eastAsia="標楷體" w:hAnsi="標楷體" w:cs="標楷體"/>
           <w:color w:val="000000" w:themeColor="text1"/>
         </w:rPr>
-        <w:t xml:space="preserve">                  </w:t>
-      </w:r>
-      <w:proofErr w:type="gramStart"/>
-      <w:r>
+        <w:t xml:space="preserve">        ┌───────────────────┼───────────────────┐</w:t>
+      </w:r>
+    </w:p>
+    <w:p>
+      <w:pPr>
+        <w:widowControl/>
+        <w:spacing w:after="160"/>
         <w:rPr>
           <w:rFonts w:ascii="標楷體" w:eastAsia="標楷體" w:hAnsi="標楷體" w:cs="標楷體"/>
           <w:color w:val="000000" w:themeColor="text1"/>
         </w:rPr>
-        <w:t>│</w:t>
-      </w:r>
-      <w:proofErr w:type="gramEnd"/>
+      </w:pPr>
       <w:r>
         <w:rPr>
           <w:rFonts w:ascii="標楷體" w:eastAsia="標楷體" w:hAnsi="標楷體" w:cs="標楷體"/>
           <w:color w:val="000000" w:themeColor="text1"/>
         </w:rPr>
-        <w:t xml:space="preserve">     (角色 1)       </w:t>
-      </w:r>
-      <w:proofErr w:type="gramStart"/>
-      <w:r>
+        <w:t xml:space="preserve">        │                   │                   │</w:t>
+      </w:r>
+    </w:p>
+    <w:p>
+      <w:pPr>
+        <w:widowControl/>
+        <w:spacing w:after="160"/>
         <w:rPr>
           <w:rFonts w:ascii="標楷體" w:eastAsia="標楷體" w:hAnsi="標楷體" w:cs="標楷體"/>
           <w:color w:val="000000" w:themeColor="text1"/>
         </w:rPr>
-        <w:t>│</w:t>
-      </w:r>
-      <w:proofErr w:type="gramEnd"/>
+      </w:pPr>
+      <w:r>
+        <w:rPr>
+          <w:rFonts w:ascii="標楷體" w:eastAsia="標楷體" w:hAnsi="標楷體" w:cs="標楷體"/>
+          <w:color w:val="000000" w:themeColor="text1"/>
+        </w:rPr>
+        <w:t>┌───────▼──────┐    ┌───────▼──────┐    ┌───────▼──────┐</w:t>
+      </w:r>
     </w:p>
     <w:p>
       <w:pPr>
@@ -20877,7 +19975,8 @@
           <w:rFonts w:ascii="標楷體" w:eastAsia="標楷體" w:hAnsi="標楷體" w:cs="標楷體"/>
           <w:color w:val="000000" w:themeColor="text1"/>
         </w:rPr>
-        <w:t xml:space="preserve">                  └─────────┬─────────┘</w:t>
+        <w:lastRenderedPageBreak/>
+        <w:t>│  AI Tagger   │    │  Risk Engine │    │  AI Advisor  │</w:t>
       </w:r>
     </w:p>
     <w:p>
@@ -20894,7 +19993,7 @@
           <w:rFonts w:ascii="標楷體" w:eastAsia="標楷體" w:hAnsi="標楷體" w:cs="標楷體"/>
           <w:color w:val="000000" w:themeColor="text1"/>
         </w:rPr>
-        <w:t xml:space="preserve">                            │</w:t>
+        <w:t>│   (角色 2)   │    │   (角色 3)   │    │   (角色 4)   │</w:t>
       </w:r>
     </w:p>
     <w:p>
@@ -20911,7 +20010,7 @@
           <w:rFonts w:ascii="標楷體" w:eastAsia="標楷體" w:hAnsi="標楷體" w:cs="標楷體"/>
           <w:color w:val="000000" w:themeColor="text1"/>
         </w:rPr>
-        <w:t xml:space="preserve">        ┌───────────────────┼───────────────────┐</w:t>
+        <w:t>└──────────────┘    └──────────────┘    └──────────────┘</w:t>
       </w:r>
     </w:p>
     <w:p>
@@ -20928,7 +20027,7 @@
           <w:rFonts w:ascii="標楷體" w:eastAsia="標楷體" w:hAnsi="標楷體" w:cs="標楷體"/>
           <w:color w:val="000000" w:themeColor="text1"/>
         </w:rPr>
-        <w:t xml:space="preserve">        │                   │                   │</w:t>
+        <w:t xml:space="preserve">                            │</w:t>
       </w:r>
     </w:p>
     <w:p>
@@ -20945,7 +20044,7 @@
           <w:rFonts w:ascii="標楷體" w:eastAsia="標楷體" w:hAnsi="標楷體" w:cs="標楷體"/>
           <w:color w:val="000000" w:themeColor="text1"/>
         </w:rPr>
-        <w:t>┌───────▼──────┐    ┌───────▼──────┐    ┌───────▼──────┐</w:t>
+        <w:t xml:space="preserve">                  ┌─────────▼─────────┐</w:t>
       </w:r>
     </w:p>
     <w:p>
@@ -20957,298 +20056,30 @@
           <w:color w:val="000000" w:themeColor="text1"/>
         </w:rPr>
       </w:pPr>
-      <w:proofErr w:type="gramStart"/>
       <w:r>
         <w:rPr>
           <w:rFonts w:ascii="標楷體" w:eastAsia="標楷體" w:hAnsi="標楷體" w:cs="標楷體"/>
           <w:color w:val="000000" w:themeColor="text1"/>
         </w:rPr>
-        <w:lastRenderedPageBreak/>
-        <w:t>│  AI</w:t>
-      </w:r>
-      <w:proofErr w:type="gramEnd"/>
-      <w:r>
+        <w:t xml:space="preserve">                  │  UI / 整合 / 簡報 │</w:t>
+      </w:r>
+    </w:p>
+    <w:p>
+      <w:pPr>
+        <w:widowControl/>
+        <w:spacing w:after="160"/>
         <w:rPr>
           <w:rFonts w:ascii="標楷體" w:eastAsia="標楷體" w:hAnsi="標楷體" w:cs="標楷體"/>
           <w:color w:val="000000" w:themeColor="text1"/>
         </w:rPr>
-        <w:t xml:space="preserve"> Tagger   │    </w:t>
-      </w:r>
-      <w:proofErr w:type="gramStart"/>
+      </w:pPr>
       <w:r>
         <w:rPr>
           <w:rFonts w:ascii="標楷體" w:eastAsia="標楷體" w:hAnsi="標楷體" w:cs="標楷體"/>
           <w:color w:val="000000" w:themeColor="text1"/>
         </w:rPr>
-        <w:t>│  Risk</w:t>
-      </w:r>
-      <w:proofErr w:type="gramEnd"/>
-      <w:r>
-        <w:rPr>
-          <w:rFonts w:ascii="標楷體" w:eastAsia="標楷體" w:hAnsi="標楷體" w:cs="標楷體"/>
-          <w:color w:val="000000" w:themeColor="text1"/>
-        </w:rPr>
-        <w:t xml:space="preserve"> Engine │    </w:t>
-      </w:r>
-      <w:proofErr w:type="gramStart"/>
-      <w:r>
-        <w:rPr>
-          <w:rFonts w:ascii="標楷體" w:eastAsia="標楷體" w:hAnsi="標楷體" w:cs="標楷體"/>
-          <w:color w:val="000000" w:themeColor="text1"/>
-        </w:rPr>
-        <w:t>│  AI</w:t>
-      </w:r>
-      <w:proofErr w:type="gramEnd"/>
-      <w:r>
-        <w:rPr>
-          <w:rFonts w:ascii="標楷體" w:eastAsia="標楷體" w:hAnsi="標楷體" w:cs="標楷體"/>
-          <w:color w:val="000000" w:themeColor="text1"/>
-        </w:rPr>
-        <w:t xml:space="preserve"> </w:t>
-      </w:r>
-      <w:proofErr w:type="gramStart"/>
-      <w:r>
-        <w:rPr>
-          <w:rFonts w:ascii="標楷體" w:eastAsia="標楷體" w:hAnsi="標楷體" w:cs="標楷體"/>
-          <w:color w:val="000000" w:themeColor="text1"/>
-        </w:rPr>
-        <w:t>Advisor  │</w:t>
-      </w:r>
-      <w:proofErr w:type="gramEnd"/>
-    </w:p>
-    <w:p>
-      <w:pPr>
-        <w:widowControl/>
-        <w:spacing w:after="160"/>
-        <w:rPr>
-          <w:rFonts w:ascii="標楷體" w:eastAsia="標楷體" w:hAnsi="標楷體" w:cs="標楷體"/>
-          <w:color w:val="000000" w:themeColor="text1"/>
-        </w:rPr>
-      </w:pPr>
-      <w:proofErr w:type="gramStart"/>
-      <w:r>
-        <w:rPr>
-          <w:rFonts w:ascii="標楷體" w:eastAsia="標楷體" w:hAnsi="標楷體" w:cs="標楷體"/>
-          <w:color w:val="000000" w:themeColor="text1"/>
-        </w:rPr>
-        <w:t>│</w:t>
-      </w:r>
-      <w:proofErr w:type="gramEnd"/>
-      <w:r>
-        <w:rPr>
-          <w:rFonts w:ascii="標楷體" w:eastAsia="標楷體" w:hAnsi="標楷體" w:cs="標楷體"/>
-          <w:color w:val="000000" w:themeColor="text1"/>
-        </w:rPr>
-        <w:t xml:space="preserve">   (角色 2)   </w:t>
-      </w:r>
-      <w:proofErr w:type="gramStart"/>
-      <w:r>
-        <w:rPr>
-          <w:rFonts w:ascii="標楷體" w:eastAsia="標楷體" w:hAnsi="標楷體" w:cs="標楷體"/>
-          <w:color w:val="000000" w:themeColor="text1"/>
-        </w:rPr>
-        <w:t>│</w:t>
-      </w:r>
-      <w:proofErr w:type="gramEnd"/>
-      <w:r>
-        <w:rPr>
-          <w:rFonts w:ascii="標楷體" w:eastAsia="標楷體" w:hAnsi="標楷體" w:cs="標楷體"/>
-          <w:color w:val="000000" w:themeColor="text1"/>
-        </w:rPr>
-        <w:t xml:space="preserve">    </w:t>
-      </w:r>
-      <w:proofErr w:type="gramStart"/>
-      <w:r>
-        <w:rPr>
-          <w:rFonts w:ascii="標楷體" w:eastAsia="標楷體" w:hAnsi="標楷體" w:cs="標楷體"/>
-          <w:color w:val="000000" w:themeColor="text1"/>
-        </w:rPr>
-        <w:t>│</w:t>
-      </w:r>
-      <w:proofErr w:type="gramEnd"/>
-      <w:r>
-        <w:rPr>
-          <w:rFonts w:ascii="標楷體" w:eastAsia="標楷體" w:hAnsi="標楷體" w:cs="標楷體"/>
-          <w:color w:val="000000" w:themeColor="text1"/>
-        </w:rPr>
-        <w:t xml:space="preserve">   (角色 3)   </w:t>
-      </w:r>
-      <w:proofErr w:type="gramStart"/>
-      <w:r>
-        <w:rPr>
-          <w:rFonts w:ascii="標楷體" w:eastAsia="標楷體" w:hAnsi="標楷體" w:cs="標楷體"/>
-          <w:color w:val="000000" w:themeColor="text1"/>
-        </w:rPr>
-        <w:t>│</w:t>
-      </w:r>
-      <w:proofErr w:type="gramEnd"/>
-      <w:r>
-        <w:rPr>
-          <w:rFonts w:ascii="標楷體" w:eastAsia="標楷體" w:hAnsi="標楷體" w:cs="標楷體"/>
-          <w:color w:val="000000" w:themeColor="text1"/>
-        </w:rPr>
-        <w:t xml:space="preserve">    </w:t>
-      </w:r>
-      <w:proofErr w:type="gramStart"/>
-      <w:r>
-        <w:rPr>
-          <w:rFonts w:ascii="標楷體" w:eastAsia="標楷體" w:hAnsi="標楷體" w:cs="標楷體"/>
-          <w:color w:val="000000" w:themeColor="text1"/>
-        </w:rPr>
-        <w:t>│</w:t>
-      </w:r>
-      <w:proofErr w:type="gramEnd"/>
-      <w:r>
-        <w:rPr>
-          <w:rFonts w:ascii="標楷體" w:eastAsia="標楷體" w:hAnsi="標楷體" w:cs="標楷體"/>
-          <w:color w:val="000000" w:themeColor="text1"/>
-        </w:rPr>
-        <w:t xml:space="preserve">   (角色 4)   </w:t>
-      </w:r>
-      <w:proofErr w:type="gramStart"/>
-      <w:r>
-        <w:rPr>
-          <w:rFonts w:ascii="標楷體" w:eastAsia="標楷體" w:hAnsi="標楷體" w:cs="標楷體"/>
-          <w:color w:val="000000" w:themeColor="text1"/>
-        </w:rPr>
-        <w:t>│</w:t>
-      </w:r>
-      <w:proofErr w:type="gramEnd"/>
-    </w:p>
-    <w:p>
-      <w:pPr>
-        <w:widowControl/>
-        <w:spacing w:after="160"/>
-        <w:rPr>
-          <w:rFonts w:ascii="標楷體" w:eastAsia="標楷體" w:hAnsi="標楷體" w:cs="標楷體"/>
-          <w:color w:val="000000" w:themeColor="text1"/>
-        </w:rPr>
-      </w:pPr>
-      <w:r>
-        <w:rPr>
-          <w:rFonts w:ascii="標楷體" w:eastAsia="標楷體" w:hAnsi="標楷體" w:cs="標楷體"/>
-          <w:color w:val="000000" w:themeColor="text1"/>
-        </w:rPr>
-        <w:t>└──────────────┘    └──────────────┘    └──────────────┘</w:t>
-      </w:r>
-    </w:p>
-    <w:p>
-      <w:pPr>
-        <w:widowControl/>
-        <w:spacing w:after="160"/>
-        <w:rPr>
-          <w:rFonts w:ascii="標楷體" w:eastAsia="標楷體" w:hAnsi="標楷體" w:cs="標楷體"/>
-          <w:color w:val="000000" w:themeColor="text1"/>
-        </w:rPr>
-      </w:pPr>
-      <w:r>
-        <w:rPr>
-          <w:rFonts w:ascii="標楷體" w:eastAsia="標楷體" w:hAnsi="標楷體" w:cs="標楷體"/>
-          <w:color w:val="000000" w:themeColor="text1"/>
-        </w:rPr>
-        <w:t xml:space="preserve">                            │</w:t>
-      </w:r>
-    </w:p>
-    <w:p>
-      <w:pPr>
-        <w:widowControl/>
-        <w:spacing w:after="160"/>
-        <w:rPr>
-          <w:rFonts w:ascii="標楷體" w:eastAsia="標楷體" w:hAnsi="標楷體" w:cs="標楷體"/>
-          <w:color w:val="000000" w:themeColor="text1"/>
-        </w:rPr>
-      </w:pPr>
-      <w:r>
-        <w:rPr>
-          <w:rFonts w:ascii="標楷體" w:eastAsia="標楷體" w:hAnsi="標楷體" w:cs="標楷體"/>
-          <w:color w:val="000000" w:themeColor="text1"/>
-        </w:rPr>
-        <w:t xml:space="preserve">                  ┌─────────▼─────────┐</w:t>
-      </w:r>
-    </w:p>
-    <w:p>
-      <w:pPr>
-        <w:widowControl/>
-        <w:spacing w:after="160"/>
-        <w:rPr>
-          <w:rFonts w:ascii="標楷體" w:eastAsia="標楷體" w:hAnsi="標楷體" w:cs="標楷體"/>
-          <w:color w:val="000000" w:themeColor="text1"/>
-        </w:rPr>
-      </w:pPr>
-      <w:r>
-        <w:rPr>
-          <w:rFonts w:ascii="標楷體" w:eastAsia="標楷體" w:hAnsi="標楷體" w:cs="標楷體"/>
-          <w:color w:val="000000" w:themeColor="text1"/>
-        </w:rPr>
-        <w:t xml:space="preserve">                  </w:t>
-      </w:r>
-      <w:proofErr w:type="gramStart"/>
-      <w:r>
-        <w:rPr>
-          <w:rFonts w:ascii="標楷體" w:eastAsia="標楷體" w:hAnsi="標楷體" w:cs="標楷體"/>
-          <w:color w:val="000000" w:themeColor="text1"/>
-        </w:rPr>
-        <w:t>│</w:t>
-      </w:r>
-      <w:proofErr w:type="gramEnd"/>
-      <w:r>
-        <w:rPr>
-          <w:rFonts w:ascii="標楷體" w:eastAsia="標楷體" w:hAnsi="標楷體" w:cs="標楷體"/>
-          <w:color w:val="000000" w:themeColor="text1"/>
-        </w:rPr>
-        <w:t xml:space="preserve">  UI / 整合 / 簡報 </w:t>
-      </w:r>
-      <w:proofErr w:type="gramStart"/>
-      <w:r>
-        <w:rPr>
-          <w:rFonts w:ascii="標楷體" w:eastAsia="標楷體" w:hAnsi="標楷體" w:cs="標楷體"/>
-          <w:color w:val="000000" w:themeColor="text1"/>
-        </w:rPr>
-        <w:t>│</w:t>
-      </w:r>
-      <w:proofErr w:type="gramEnd"/>
-    </w:p>
-    <w:p>
-      <w:pPr>
-        <w:widowControl/>
-        <w:spacing w:after="160"/>
-        <w:rPr>
-          <w:rFonts w:ascii="標楷體" w:eastAsia="標楷體" w:hAnsi="標楷體" w:cs="標楷體"/>
-          <w:color w:val="000000" w:themeColor="text1"/>
-        </w:rPr>
-      </w:pPr>
-      <w:r>
-        <w:rPr>
-          <w:rFonts w:ascii="標楷體" w:eastAsia="標楷體" w:hAnsi="標楷體" w:cs="標楷體"/>
-          <w:color w:val="000000" w:themeColor="text1"/>
-        </w:rPr>
-        <w:t xml:space="preserve">                  </w:t>
-      </w:r>
-      <w:proofErr w:type="gramStart"/>
-      <w:r>
-        <w:rPr>
-          <w:rFonts w:ascii="標楷體" w:eastAsia="標楷體" w:hAnsi="標楷體" w:cs="標楷體"/>
-          <w:color w:val="000000" w:themeColor="text1"/>
-        </w:rPr>
-        <w:t>│</w:t>
-      </w:r>
-      <w:proofErr w:type="gramEnd"/>
-      <w:r>
-        <w:rPr>
-          <w:rFonts w:ascii="標楷體" w:eastAsia="標楷體" w:hAnsi="標楷體" w:cs="標楷體"/>
-          <w:color w:val="000000" w:themeColor="text1"/>
-        </w:rPr>
-        <w:t xml:space="preserve">     (角色 5)       </w:t>
-      </w:r>
-      <w:proofErr w:type="gramStart"/>
-      <w:r>
-        <w:rPr>
-          <w:rFonts w:ascii="標楷體" w:eastAsia="標楷體" w:hAnsi="標楷體" w:cs="標楷體"/>
-          <w:color w:val="000000" w:themeColor="text1"/>
-        </w:rPr>
-        <w:t>│</w:t>
-      </w:r>
-      <w:proofErr w:type="gramEnd"/>
+        <w:t xml:space="preserve">                  │     (角色 5)       │</w:t>
+      </w:r>
     </w:p>
     <w:p>
       <w:pPr>
@@ -21547,18 +20378,8 @@
                 <w:b/>
                 <w:bCs/>
               </w:rPr>
-              <w:t>顏</w:t>
-            </w:r>
-            <w:proofErr w:type="gramStart"/>
-            <w:r>
-              <w:rPr>
-                <w:rFonts w:ascii="標楷體" w:eastAsia="標楷體" w:hAnsi="標楷體" w:cs="標楷體"/>
-                <w:b/>
-                <w:bCs/>
-              </w:rPr>
-              <w:t>珮倪</w:t>
-            </w:r>
-            <w:proofErr w:type="gramEnd"/>
+              <w:t>顏珮倪</w:t>
+            </w:r>
           </w:p>
         </w:tc>
         <w:tc>
@@ -21654,16 +20475,8 @@
               <w:rPr>
                 <w:rFonts w:ascii="標楷體" w:eastAsia="標楷體" w:hAnsi="標楷體" w:cs="標楷體"/>
               </w:rPr>
-              <w:t>林紀</w:t>
-            </w:r>
-            <w:proofErr w:type="gramStart"/>
-            <w:r>
-              <w:rPr>
-                <w:rFonts w:ascii="標楷體" w:eastAsia="標楷體" w:hAnsi="標楷體" w:cs="標楷體"/>
-              </w:rPr>
-              <w:t>媗</w:t>
-            </w:r>
-            <w:proofErr w:type="gramEnd"/>
+              <w:t>林紀媗</w:t>
+            </w:r>
           </w:p>
         </w:tc>
         <w:tc>
@@ -21759,16 +20572,8 @@
               <w:rPr>
                 <w:rFonts w:ascii="標楷體" w:eastAsia="標楷體" w:hAnsi="標楷體" w:cs="標楷體"/>
               </w:rPr>
-              <w:t>李昕</w:t>
-            </w:r>
-            <w:proofErr w:type="gramStart"/>
-            <w:r>
-              <w:rPr>
-                <w:rFonts w:ascii="標楷體" w:eastAsia="標楷體" w:hAnsi="標楷體" w:cs="標楷體"/>
-              </w:rPr>
-              <w:t>縈</w:t>
-            </w:r>
-            <w:proofErr w:type="gramEnd"/>
+              <w:t>李昕縈</w:t>
+            </w:r>
           </w:p>
         </w:tc>
         <w:tc>
@@ -21878,16 +20683,8 @@
               <w:rPr>
                 <w:rFonts w:ascii="標楷體" w:eastAsia="標楷體" w:hAnsi="標楷體" w:cs="標楷體"/>
               </w:rPr>
-              <w:t>黃翊</w:t>
-            </w:r>
-            <w:proofErr w:type="gramStart"/>
-            <w:r>
-              <w:rPr>
-                <w:rFonts w:ascii="標楷體" w:eastAsia="標楷體" w:hAnsi="標楷體" w:cs="標楷體"/>
-              </w:rPr>
-              <w:t>甄</w:t>
-            </w:r>
-            <w:proofErr w:type="gramEnd"/>
+              <w:t>黃翊甄</w:t>
+            </w:r>
           </w:p>
         </w:tc>
         <w:tc>
@@ -22085,23 +20882,7 @@
           <w:rFonts w:ascii="標楷體" w:eastAsia="標楷體" w:hAnsi="標楷體" w:cs="標楷體"/>
           <w:color w:val="000000" w:themeColor="text1"/>
         </w:rPr>
-        <w:t>依各成員專長與興趣,本專題</w:t>
-      </w:r>
-      <w:proofErr w:type="gramStart"/>
-      <w:r>
-        <w:rPr>
-          <w:rFonts w:ascii="標楷體" w:eastAsia="標楷體" w:hAnsi="標楷體" w:cs="標楷體"/>
-          <w:color w:val="000000" w:themeColor="text1"/>
-        </w:rPr>
-        <w:t>採</w:t>
-      </w:r>
-      <w:proofErr w:type="gramEnd"/>
-      <w:r>
-        <w:rPr>
-          <w:rFonts w:ascii="標楷體" w:eastAsia="標楷體" w:hAnsi="標楷體" w:cs="標楷體"/>
-          <w:color w:val="000000" w:themeColor="text1"/>
-        </w:rPr>
-        <w:t>「</w:t>
+        <w:t>依各成員專長與興趣,本專題採「</w:t>
       </w:r>
       <w:r>
         <w:rPr>
@@ -22208,9 +20989,40 @@
           <w:bCs/>
           <w:color w:val="000000" w:themeColor="text1"/>
         </w:rPr>
-        <w:t xml:space="preserve">11 </w:t>
-      </w:r>
-      <w:proofErr w:type="gramStart"/>
+        <w:t>11 個系統作業</w:t>
+      </w:r>
+      <w:r>
+        <w:rPr>
+          <w:rFonts w:ascii="標楷體" w:eastAsia="標楷體" w:hAnsi="標楷體" w:cs="標楷體"/>
+          <w:color w:val="000000" w:themeColor="text1"/>
+        </w:rPr>
+        <w:t>之功能類別,各包一組進行開發</w:t>
+      </w:r>
+    </w:p>
+    <w:p>
+      <w:pPr>
+        <w:spacing w:before="240" w:after="240"/>
+        <w:rPr>
+          <w:rFonts w:ascii="標楷體" w:eastAsia="標楷體" w:hAnsi="標楷體" w:cs="標楷體"/>
+          <w:color w:val="000000" w:themeColor="text1"/>
+        </w:rPr>
+      </w:pPr>
+      <w:r>
+        <w:rPr>
+          <w:rFonts w:ascii="標楷體" w:eastAsia="標楷體" w:hAnsi="標楷體" w:cs="標楷體"/>
+          <w:color w:val="000000" w:themeColor="text1"/>
+        </w:rPr>
+        <w:t>此分工架構之優點:</w:t>
+      </w:r>
+    </w:p>
+    <w:p>
+      <w:pPr>
+        <w:ind w:left="720"/>
+        <w:rPr>
+          <w:rFonts w:ascii="標楷體" w:eastAsia="標楷體" w:hAnsi="標楷體" w:cs="標楷體"/>
+          <w:color w:val="000000" w:themeColor="text1"/>
+        </w:rPr>
+      </w:pPr>
       <w:r>
         <w:rPr>
           <w:rFonts w:ascii="標楷體" w:eastAsia="標楷體" w:hAnsi="標楷體" w:cs="標楷體"/>
@@ -22218,9 +21030,24 @@
           <w:bCs/>
           <w:color w:val="000000" w:themeColor="text1"/>
         </w:rPr>
-        <w:t>個</w:t>
-      </w:r>
-      <w:proofErr w:type="gramEnd"/>
+        <w:t>基礎建設與業務邏輯解耦</w:t>
+      </w:r>
+      <w:r>
+        <w:rPr>
+          <w:rFonts w:ascii="標楷體" w:eastAsia="標楷體" w:hAnsi="標楷體" w:cs="標楷體"/>
+          <w:color w:val="000000" w:themeColor="text1"/>
+        </w:rPr>
+        <w:t>:前端與資料庫由單一成員統一規劃,避免介面不一致</w:t>
+      </w:r>
+    </w:p>
+    <w:p>
+      <w:pPr>
+        <w:ind w:left="720"/>
+        <w:rPr>
+          <w:rFonts w:ascii="標楷體" w:eastAsia="標楷體" w:hAnsi="標楷體" w:cs="標楷體"/>
+          <w:color w:val="000000" w:themeColor="text1"/>
+        </w:rPr>
+      </w:pPr>
       <w:r>
         <w:rPr>
           <w:rFonts w:ascii="標楷體" w:eastAsia="標楷體" w:hAnsi="標楷體" w:cs="標楷體"/>
@@ -22228,30 +21055,14 @@
           <w:bCs/>
           <w:color w:val="000000" w:themeColor="text1"/>
         </w:rPr>
-        <w:t>系統作業</w:t>
+        <w:t>介面契約優先</w:t>
       </w:r>
       <w:r>
         <w:rPr>
           <w:rFonts w:ascii="標楷體" w:eastAsia="標楷體" w:hAnsi="標楷體" w:cs="標楷體"/>
           <w:color w:val="000000" w:themeColor="text1"/>
         </w:rPr>
-        <w:t>之功能類別,各包一組進行開發</w:t>
-      </w:r>
-    </w:p>
-    <w:p>
-      <w:pPr>
-        <w:spacing w:before="240" w:after="240"/>
-        <w:rPr>
-          <w:rFonts w:ascii="標楷體" w:eastAsia="標楷體" w:hAnsi="標楷體" w:cs="標楷體"/>
-          <w:color w:val="000000" w:themeColor="text1"/>
-        </w:rPr>
-      </w:pPr>
-      <w:r>
-        <w:rPr>
-          <w:rFonts w:ascii="標楷體" w:eastAsia="標楷體" w:hAnsi="標楷體" w:cs="標楷體"/>
-          <w:color w:val="000000" w:themeColor="text1"/>
-        </w:rPr>
-        <w:t>此分工架構之優點:</w:t>
+        <w:t>:作業之間透過 RESTful API 介接,允許各成員平行開發</w:t>
       </w:r>
     </w:p>
     <w:p>
@@ -22269,9 +21080,68 @@
           <w:bCs/>
           <w:color w:val="000000" w:themeColor="text1"/>
         </w:rPr>
-        <w:t>基礎建設與業務邏輯解</w:t>
-      </w:r>
-      <w:proofErr w:type="gramStart"/>
+        <w:t>整合定期化</w:t>
+      </w:r>
+      <w:r>
+        <w:rPr>
+          <w:rFonts w:ascii="標楷體" w:eastAsia="標楷體" w:hAnsi="標楷體" w:cs="標楷體"/>
+          <w:color w:val="000000" w:themeColor="text1"/>
+        </w:rPr>
+        <w:t>:每週例會檢核模組整合狀況,避免最後一週才發現問題</w:t>
+      </w:r>
+    </w:p>
+    <w:p>
+      <w:pPr>
+        <w:rPr>
+          <w:rFonts w:ascii="標楷體" w:eastAsia="標楷體" w:hAnsi="標楷體" w:cs="標楷體"/>
+          <w:color w:val="000000" w:themeColor="text1"/>
+        </w:rPr>
+      </w:pPr>
+    </w:p>
+    <w:p>
+      <w:pPr>
+        <w:rPr>
+          <w:rFonts w:ascii="標楷體" w:eastAsia="標楷體" w:hAnsi="標楷體" w:cs="標楷體"/>
+          <w:color w:val="000000" w:themeColor="text1"/>
+        </w:rPr>
+      </w:pPr>
+    </w:p>
+    <w:p>
+      <w:pPr>
+        <w:pStyle w:val="3"/>
+        <w:spacing w:before="281" w:after="281"/>
+        <w:rPr>
+          <w:rFonts w:ascii="標楷體" w:eastAsia="標楷體" w:hAnsi="標楷體" w:cs="標楷體"/>
+          <w:sz w:val="28"/>
+          <w:szCs w:val="28"/>
+        </w:rPr>
+      </w:pPr>
+      <w:r>
+        <w:rPr>
+          <w:rFonts w:ascii="標楷體" w:eastAsia="標楷體" w:hAnsi="標楷體" w:cs="標楷體"/>
+          <w:b/>
+          <w:bCs/>
+          <w:sz w:val="28"/>
+          <w:szCs w:val="28"/>
+        </w:rPr>
+        <w:t>4-2-3 利害關係人與系統作業對應</w:t>
+      </w:r>
+    </w:p>
+    <w:p>
+      <w:pPr>
+        <w:spacing w:before="240" w:after="240"/>
+        <w:rPr>
+          <w:rFonts w:ascii="標楷體" w:eastAsia="標楷體" w:hAnsi="標楷體" w:cs="標楷體"/>
+          <w:color w:val="000000" w:themeColor="text1"/>
+        </w:rPr>
+      </w:pPr>
+      <w:r>
+        <w:rPr>
+          <w:rFonts w:ascii="標楷體" w:eastAsia="標楷體" w:hAnsi="標楷體" w:cs="標楷體"/>
+          <w:color w:val="000000" w:themeColor="text1"/>
+        </w:rPr>
+        <w:t>依「</w:t>
+      </w:r>
       <w:r>
         <w:rPr>
           <w:rFonts w:ascii="標楷體" w:eastAsia="標楷體" w:hAnsi="標楷體" w:cs="標楷體"/>
@@ -22279,182 +21149,14 @@
           <w:bCs/>
           <w:color w:val="000000" w:themeColor="text1"/>
         </w:rPr>
-        <w:t>耦</w:t>
-      </w:r>
-      <w:proofErr w:type="gramEnd"/>
+        <w:t>利害關係人目標表</w:t>
+      </w:r>
       <w:r>
         <w:rPr>
           <w:rFonts w:ascii="標楷體" w:eastAsia="標楷體" w:hAnsi="標楷體" w:cs="標楷體"/>
           <w:color w:val="000000" w:themeColor="text1"/>
         </w:rPr>
-        <w:t>:前端與資料庫由單一成員統一規劃,避免介面不一致</w:t>
-      </w:r>
-    </w:p>
-    <w:p>
-      <w:pPr>
-        <w:ind w:left="720"/>
-        <w:rPr>
-          <w:rFonts w:ascii="標楷體" w:eastAsia="標楷體" w:hAnsi="標楷體" w:cs="標楷體"/>
-          <w:color w:val="000000" w:themeColor="text1"/>
-        </w:rPr>
-      </w:pPr>
-      <w:r>
-        <w:rPr>
-          <w:rFonts w:ascii="標楷體" w:eastAsia="標楷體" w:hAnsi="標楷體" w:cs="標楷體"/>
-          <w:b/>
-          <w:bCs/>
-          <w:color w:val="000000" w:themeColor="text1"/>
-        </w:rPr>
-        <w:t>介面契約優先</w:t>
-      </w:r>
-      <w:r>
-        <w:rPr>
-          <w:rFonts w:ascii="標楷體" w:eastAsia="標楷體" w:hAnsi="標楷體" w:cs="標楷體"/>
-          <w:color w:val="000000" w:themeColor="text1"/>
-        </w:rPr>
-        <w:t xml:space="preserve">:作業之間透過 RESTful API </w:t>
-      </w:r>
-      <w:proofErr w:type="gramStart"/>
-      <w:r>
-        <w:rPr>
-          <w:rFonts w:ascii="標楷體" w:eastAsia="標楷體" w:hAnsi="標楷體" w:cs="標楷體"/>
-          <w:color w:val="000000" w:themeColor="text1"/>
-        </w:rPr>
-        <w:t>介</w:t>
-      </w:r>
-      <w:proofErr w:type="gramEnd"/>
-      <w:r>
-        <w:rPr>
-          <w:rFonts w:ascii="標楷體" w:eastAsia="標楷體" w:hAnsi="標楷體" w:cs="標楷體"/>
-          <w:color w:val="000000" w:themeColor="text1"/>
-        </w:rPr>
-        <w:t>接,允許各成員平行開發</w:t>
-      </w:r>
-    </w:p>
-    <w:p>
-      <w:pPr>
-        <w:ind w:left="720"/>
-        <w:rPr>
-          <w:rFonts w:ascii="標楷體" w:eastAsia="標楷體" w:hAnsi="標楷體" w:cs="標楷體"/>
-          <w:color w:val="000000" w:themeColor="text1"/>
-        </w:rPr>
-      </w:pPr>
-      <w:r>
-        <w:rPr>
-          <w:rFonts w:ascii="標楷體" w:eastAsia="標楷體" w:hAnsi="標楷體" w:cs="標楷體"/>
-          <w:b/>
-          <w:bCs/>
-          <w:color w:val="000000" w:themeColor="text1"/>
-        </w:rPr>
-        <w:t>整合定期化</w:t>
-      </w:r>
-      <w:r>
-        <w:rPr>
-          <w:rFonts w:ascii="標楷體" w:eastAsia="標楷體" w:hAnsi="標楷體" w:cs="標楷體"/>
-          <w:color w:val="000000" w:themeColor="text1"/>
-        </w:rPr>
-        <w:t>:每週例會檢核模組整合狀況,避免最後</w:t>
-      </w:r>
-      <w:proofErr w:type="gramStart"/>
-      <w:r>
-        <w:rPr>
-          <w:rFonts w:ascii="標楷體" w:eastAsia="標楷體" w:hAnsi="標楷體" w:cs="標楷體"/>
-          <w:color w:val="000000" w:themeColor="text1"/>
-        </w:rPr>
-        <w:t>一週</w:t>
-      </w:r>
-      <w:proofErr w:type="gramEnd"/>
-      <w:r>
-        <w:rPr>
-          <w:rFonts w:ascii="標楷體" w:eastAsia="標楷體" w:hAnsi="標楷體" w:cs="標楷體"/>
-          <w:color w:val="000000" w:themeColor="text1"/>
-        </w:rPr>
-        <w:t>才發現問題</w:t>
-      </w:r>
-    </w:p>
-    <w:p>
-      <w:pPr>
-        <w:rPr>
-          <w:rFonts w:ascii="標楷體" w:eastAsia="標楷體" w:hAnsi="標楷體" w:cs="標楷體"/>
-          <w:color w:val="000000" w:themeColor="text1"/>
-        </w:rPr>
-      </w:pPr>
-    </w:p>
-    <w:p>
-      <w:pPr>
-        <w:rPr>
-          <w:rFonts w:ascii="標楷體" w:eastAsia="標楷體" w:hAnsi="標楷體" w:cs="標楷體"/>
-          <w:color w:val="000000" w:themeColor="text1"/>
-        </w:rPr>
-      </w:pPr>
-    </w:p>
-    <w:p>
-      <w:pPr>
-        <w:pStyle w:val="3"/>
-        <w:spacing w:before="281" w:after="281"/>
-        <w:rPr>
-          <w:rFonts w:ascii="標楷體" w:eastAsia="標楷體" w:hAnsi="標楷體" w:cs="標楷體"/>
-          <w:sz w:val="28"/>
-          <w:szCs w:val="28"/>
-        </w:rPr>
-      </w:pPr>
-      <w:r>
-        <w:rPr>
-          <w:rFonts w:ascii="標楷體" w:eastAsia="標楷體" w:hAnsi="標楷體" w:cs="標楷體"/>
-          <w:b/>
-          <w:bCs/>
-          <w:sz w:val="28"/>
-          <w:szCs w:val="28"/>
-        </w:rPr>
-        <w:t>4-2-3 利害關係人與系統作業對應</w:t>
-      </w:r>
-    </w:p>
-    <w:p>
-      <w:pPr>
-        <w:spacing w:before="240" w:after="240"/>
-        <w:rPr>
-          <w:rFonts w:ascii="標楷體" w:eastAsia="標楷體" w:hAnsi="標楷體" w:cs="標楷體"/>
-          <w:color w:val="000000" w:themeColor="text1"/>
-        </w:rPr>
-      </w:pPr>
-      <w:r>
-        <w:rPr>
-          <w:rFonts w:ascii="標楷體" w:eastAsia="標楷體" w:hAnsi="標楷體" w:cs="標楷體"/>
-          <w:color w:val="000000" w:themeColor="text1"/>
-        </w:rPr>
-        <w:t>依「</w:t>
-      </w:r>
-      <w:r>
-        <w:rPr>
-          <w:rFonts w:ascii="標楷體" w:eastAsia="標楷體" w:hAnsi="標楷體" w:cs="標楷體"/>
-          <w:b/>
-          <w:bCs/>
-          <w:color w:val="000000" w:themeColor="text1"/>
-        </w:rPr>
-        <w:t>利害關係人目標表</w:t>
-      </w:r>
-      <w:r>
-        <w:rPr>
-          <w:rFonts w:ascii="標楷體" w:eastAsia="標楷體" w:hAnsi="標楷體" w:cs="標楷體"/>
-          <w:color w:val="000000" w:themeColor="text1"/>
-        </w:rPr>
-        <w:t xml:space="preserve">」,系統服務 3 類使用者,對應到 11 </w:t>
-      </w:r>
-      <w:proofErr w:type="gramStart"/>
-      <w:r>
-        <w:rPr>
-          <w:rFonts w:ascii="標楷體" w:eastAsia="標楷體" w:hAnsi="標楷體" w:cs="標楷體"/>
-          <w:color w:val="000000" w:themeColor="text1"/>
-        </w:rPr>
-        <w:t>個</w:t>
-      </w:r>
-      <w:proofErr w:type="gramEnd"/>
-      <w:r>
-        <w:rPr>
-          <w:rFonts w:ascii="標楷體" w:eastAsia="標楷體" w:hAnsi="標楷體" w:cs="標楷體"/>
-          <w:color w:val="000000" w:themeColor="text1"/>
-        </w:rPr>
-        <w:t>系統作業:</w:t>
+        <w:t>」,系統服務 3 類使用者,對應到 11 個系統作業:</w:t>
       </w:r>
     </w:p>
     <w:tbl>
@@ -22602,23 +21304,13 @@
                 <w:rFonts w:ascii="標楷體" w:eastAsia="標楷體" w:hAnsi="標楷體" w:cs="標楷體"/>
               </w:rPr>
             </w:pPr>
-            <w:proofErr w:type="gramStart"/>
             <w:r>
               <w:rPr>
                 <w:rFonts w:ascii="標楷體" w:eastAsia="標楷體" w:hAnsi="標楷體" w:cs="標楷體"/>
                 <w:b/>
                 <w:bCs/>
               </w:rPr>
-              <w:t>資安管理員</w:t>
-            </w:r>
-            <w:proofErr w:type="gramEnd"/>
-            <w:r>
-              <w:rPr>
-                <w:rFonts w:ascii="標楷體" w:eastAsia="標楷體" w:hAnsi="標楷體" w:cs="標楷體"/>
-                <w:b/>
-                <w:bCs/>
-              </w:rPr>
-              <w:t xml:space="preserve"> / 高階主管</w:t>
+              <w:t>資安管理員 / 高階主管</w:t>
             </w:r>
           </w:p>
         </w:tc>
@@ -22742,23 +21434,7 @@
           <w:rFonts w:ascii="標楷體" w:eastAsia="標楷體" w:hAnsi="標楷體" w:cs="標楷體"/>
           <w:color w:val="000000" w:themeColor="text1"/>
         </w:rPr>
-        <w:t xml:space="preserve">依夥伴會議決議之事件表,11 </w:t>
-      </w:r>
-      <w:proofErr w:type="gramStart"/>
-      <w:r>
-        <w:rPr>
-          <w:rFonts w:ascii="標楷體" w:eastAsia="標楷體" w:hAnsi="標楷體" w:cs="標楷體"/>
-          <w:color w:val="000000" w:themeColor="text1"/>
-        </w:rPr>
-        <w:t>個</w:t>
-      </w:r>
-      <w:proofErr w:type="gramEnd"/>
-      <w:r>
-        <w:rPr>
-          <w:rFonts w:ascii="標楷體" w:eastAsia="標楷體" w:hAnsi="標楷體" w:cs="標楷體"/>
-          <w:color w:val="000000" w:themeColor="text1"/>
-        </w:rPr>
-        <w:t>作業之主責分配如下:</w:t>
+        <w:t>依夥伴會議決議之事件表,11 個作業之主責分配如下:</w:t>
       </w:r>
     </w:p>
     <w:tbl>
@@ -22985,25 +21661,7 @@
                 <w:b/>
                 <w:bCs/>
               </w:rPr>
-              <w:t>顏</w:t>
-            </w:r>
-            <w:proofErr w:type="gramStart"/>
-            <w:r>
-              <w:rPr>
-                <w:rFonts w:ascii="標楷體" w:eastAsia="標楷體" w:hAnsi="標楷體" w:cs="標楷體"/>
-                <w:b/>
-                <w:bCs/>
-              </w:rPr>
-              <w:t>珮倪</w:t>
-            </w:r>
-            <w:proofErr w:type="gramEnd"/>
-            <w:r>
-              <w:rPr>
-                <w:rFonts w:ascii="標楷體" w:eastAsia="標楷體" w:hAnsi="標楷體" w:cs="標楷體"/>
-                <w:b/>
-                <w:bCs/>
-              </w:rPr>
-              <w:t>(PM)</w:t>
+              <w:t>顏珮倪(PM)</w:t>
             </w:r>
           </w:p>
         </w:tc>
@@ -23125,18 +21783,8 @@
                 <w:b/>
                 <w:bCs/>
               </w:rPr>
-              <w:t>林紀</w:t>
-            </w:r>
-            <w:proofErr w:type="gramStart"/>
-            <w:r>
-              <w:rPr>
-                <w:rFonts w:ascii="標楷體" w:eastAsia="標楷體" w:hAnsi="標楷體" w:cs="標楷體"/>
-                <w:b/>
-                <w:bCs/>
-              </w:rPr>
-              <w:t>媗</w:t>
-            </w:r>
-            <w:proofErr w:type="gramEnd"/>
+              <w:t>林紀媗</w:t>
+            </w:r>
           </w:p>
         </w:tc>
         <w:tc>
@@ -23257,18 +21905,8 @@
                 <w:b/>
                 <w:bCs/>
               </w:rPr>
-              <w:t>林紀</w:t>
-            </w:r>
-            <w:proofErr w:type="gramStart"/>
-            <w:r>
-              <w:rPr>
-                <w:rFonts w:ascii="標楷體" w:eastAsia="標楷體" w:hAnsi="標楷體" w:cs="標楷體"/>
-                <w:b/>
-                <w:bCs/>
-              </w:rPr>
-              <w:t>媗</w:t>
-            </w:r>
-            <w:proofErr w:type="gramEnd"/>
+              <w:t>林紀媗</w:t>
+            </w:r>
           </w:p>
         </w:tc>
         <w:tc>
@@ -23389,18 +22027,8 @@
                 <w:b/>
                 <w:bCs/>
               </w:rPr>
-              <w:t>林紀</w:t>
-            </w:r>
-            <w:proofErr w:type="gramStart"/>
-            <w:r>
-              <w:rPr>
-                <w:rFonts w:ascii="標楷體" w:eastAsia="標楷體" w:hAnsi="標楷體" w:cs="標楷體"/>
-                <w:b/>
-                <w:bCs/>
-              </w:rPr>
-              <w:t>媗</w:t>
-            </w:r>
-            <w:proofErr w:type="gramEnd"/>
+              <w:t>林紀媗</w:t>
+            </w:r>
           </w:p>
         </w:tc>
         <w:tc>
@@ -23521,18 +22149,8 @@
                 <w:b/>
                 <w:bCs/>
               </w:rPr>
-              <w:t>林紀</w:t>
-            </w:r>
-            <w:proofErr w:type="gramStart"/>
-            <w:r>
-              <w:rPr>
-                <w:rFonts w:ascii="標楷體" w:eastAsia="標楷體" w:hAnsi="標楷體" w:cs="標楷體"/>
-                <w:b/>
-                <w:bCs/>
-              </w:rPr>
-              <w:t>媗</w:t>
-            </w:r>
-            <w:proofErr w:type="gramEnd"/>
+              <w:t>林紀媗</w:t>
+            </w:r>
           </w:p>
         </w:tc>
         <w:tc>
@@ -23672,19 +22290,11 @@
                 <w:rFonts w:ascii="標楷體" w:eastAsia="標楷體" w:hAnsi="標楷體" w:cs="標楷體"/>
               </w:rPr>
             </w:pPr>
-            <w:proofErr w:type="spellStart"/>
-            <w:r>
-              <w:rPr>
-                <w:rFonts w:ascii="標楷體" w:eastAsia="標楷體" w:hAnsi="標楷體" w:cs="標楷體"/>
-              </w:rPr>
-              <w:t>asset_audit</w:t>
-            </w:r>
-            <w:proofErr w:type="spellEnd"/>
-            <w:r>
-              <w:rPr>
-                <w:rFonts w:ascii="標楷體" w:eastAsia="標楷體" w:hAnsi="標楷體" w:cs="標楷體"/>
-              </w:rPr>
-              <w:t>/</w:t>
+            <w:r>
+              <w:rPr>
+                <w:rFonts w:ascii="標楷體" w:eastAsia="標楷體" w:hAnsi="標楷體" w:cs="標楷體"/>
+              </w:rPr>
+              <w:t>asset_audit/</w:t>
             </w:r>
           </w:p>
         </w:tc>
@@ -23803,19 +22413,11 @@
                 <w:rFonts w:ascii="標楷體" w:eastAsia="標楷體" w:hAnsi="標楷體" w:cs="標楷體"/>
               </w:rPr>
             </w:pPr>
-            <w:proofErr w:type="spellStart"/>
-            <w:r>
-              <w:rPr>
-                <w:rFonts w:ascii="標楷體" w:eastAsia="標楷體" w:hAnsi="標楷體" w:cs="標楷體"/>
-              </w:rPr>
-              <w:t>risk_engine</w:t>
-            </w:r>
-            <w:proofErr w:type="spellEnd"/>
-            <w:r>
-              <w:rPr>
-                <w:rFonts w:ascii="標楷體" w:eastAsia="標楷體" w:hAnsi="標楷體" w:cs="標楷體"/>
-              </w:rPr>
-              <w:t>/</w:t>
+            <w:r>
+              <w:rPr>
+                <w:rFonts w:ascii="標楷體" w:eastAsia="標楷體" w:hAnsi="標楷體" w:cs="標楷體"/>
+              </w:rPr>
+              <w:t>risk_engine/</w:t>
             </w:r>
           </w:p>
         </w:tc>
@@ -23914,18 +22516,8 @@
                 <w:b/>
                 <w:bCs/>
               </w:rPr>
-              <w:t>李昕</w:t>
-            </w:r>
-            <w:proofErr w:type="gramStart"/>
-            <w:r>
-              <w:rPr>
-                <w:rFonts w:ascii="標楷體" w:eastAsia="標楷體" w:hAnsi="標楷體" w:cs="標楷體"/>
-                <w:b/>
-                <w:bCs/>
-              </w:rPr>
-              <w:t>縈</w:t>
-            </w:r>
-            <w:proofErr w:type="gramEnd"/>
+              <w:t>李昕縈</w:t>
+            </w:r>
           </w:p>
         </w:tc>
         <w:tc>
@@ -24046,18 +22638,8 @@
                 <w:b/>
                 <w:bCs/>
               </w:rPr>
-              <w:t>李昕</w:t>
-            </w:r>
-            <w:proofErr w:type="gramStart"/>
-            <w:r>
-              <w:rPr>
-                <w:rFonts w:ascii="標楷體" w:eastAsia="標楷體" w:hAnsi="標楷體" w:cs="標楷體"/>
-                <w:b/>
-                <w:bCs/>
-              </w:rPr>
-              <w:t>縈</w:t>
-            </w:r>
-            <w:proofErr w:type="gramEnd"/>
+              <w:t>李昕縈</w:t>
+            </w:r>
           </w:p>
         </w:tc>
         <w:tc>
@@ -24098,14 +22680,12 @@
                 <w:rFonts w:ascii="標楷體" w:eastAsia="標楷體" w:hAnsi="標楷體" w:cs="標楷體"/>
               </w:rPr>
             </w:pPr>
-            <w:proofErr w:type="gramStart"/>
             <w:r>
               <w:rPr>
                 <w:rFonts w:ascii="標楷體" w:eastAsia="標楷體" w:hAnsi="標楷體" w:cs="標楷體"/>
               </w:rPr>
               <w:t>資安管理員</w:t>
             </w:r>
-            <w:proofErr w:type="gramEnd"/>
           </w:p>
         </w:tc>
       </w:tr>
@@ -24180,25 +22760,7 @@
                 <w:b/>
                 <w:bCs/>
               </w:rPr>
-              <w:t>顏</w:t>
-            </w:r>
-            <w:proofErr w:type="gramStart"/>
-            <w:r>
-              <w:rPr>
-                <w:rFonts w:ascii="標楷體" w:eastAsia="標楷體" w:hAnsi="標楷體" w:cs="標楷體"/>
-                <w:b/>
-                <w:bCs/>
-              </w:rPr>
-              <w:t>珮倪</w:t>
-            </w:r>
-            <w:proofErr w:type="gramEnd"/>
-            <w:r>
-              <w:rPr>
-                <w:rFonts w:ascii="標楷體" w:eastAsia="標楷體" w:hAnsi="標楷體" w:cs="標楷體"/>
-                <w:b/>
-                <w:bCs/>
-              </w:rPr>
-              <w:t>(PM)</w:t>
+              <w:t>顏珮倪(PM)</w:t>
             </w:r>
           </w:p>
         </w:tc>
@@ -24320,25 +22882,7 @@
                 <w:b/>
                 <w:bCs/>
               </w:rPr>
-              <w:t>顏</w:t>
-            </w:r>
-            <w:proofErr w:type="gramStart"/>
-            <w:r>
-              <w:rPr>
-                <w:rFonts w:ascii="標楷體" w:eastAsia="標楷體" w:hAnsi="標楷體" w:cs="標楷體"/>
-                <w:b/>
-                <w:bCs/>
-              </w:rPr>
-              <w:t>珮倪</w:t>
-            </w:r>
-            <w:proofErr w:type="gramEnd"/>
-            <w:r>
-              <w:rPr>
-                <w:rFonts w:ascii="標楷體" w:eastAsia="標楷體" w:hAnsi="標楷體" w:cs="標楷體"/>
-                <w:b/>
-                <w:bCs/>
-              </w:rPr>
-              <w:t>(PM)</w:t>
+              <w:t>顏珮倪(PM)</w:t>
             </w:r>
           </w:p>
         </w:tc>
@@ -24445,9 +22989,235 @@
           <w:sz w:val="24"/>
           <w:szCs w:val="24"/>
         </w:rPr>
-        <w:t>顏</w:t>
-      </w:r>
-      <w:proofErr w:type="gramStart"/>
+        <w:t>顏珮倪(組長 / PM)</w:t>
+      </w:r>
+    </w:p>
+    <w:p>
+      <w:pPr>
+        <w:pStyle w:val="aa"/>
+        <w:numPr>
+          <w:ilvl w:val="0"/>
+          <w:numId w:val="9"/>
+        </w:numPr>
+        <w:rPr>
+          <w:rFonts w:ascii="標楷體" w:eastAsia="標楷體" w:hAnsi="標楷體" w:cs="標楷體"/>
+          <w:color w:val="000000" w:themeColor="text1"/>
+        </w:rPr>
+      </w:pPr>
+      <w:r>
+        <w:rPr>
+          <w:rFonts w:ascii="標楷體" w:eastAsia="標楷體" w:hAnsi="標楷體" w:cs="標楷體"/>
+          <w:b/>
+          <w:bCs/>
+          <w:color w:val="000000" w:themeColor="text1"/>
+        </w:rPr>
+        <w:t>作業主責</w:t>
+      </w:r>
+      <w:r>
+        <w:rPr>
+          <w:rFonts w:ascii="標楷體" w:eastAsia="標楷體" w:hAnsi="標楷體" w:cs="標楷體"/>
+          <w:color w:val="000000" w:themeColor="text1"/>
+        </w:rPr>
+        <w:t>:1. 登入/登出、10. 帳號權限管理、11. 備份系統資料</w:t>
+      </w:r>
+    </w:p>
+    <w:p>
+      <w:pPr>
+        <w:pStyle w:val="aa"/>
+        <w:numPr>
+          <w:ilvl w:val="0"/>
+          <w:numId w:val="9"/>
+        </w:numPr>
+        <w:rPr>
+          <w:rFonts w:ascii="標楷體" w:eastAsia="標楷體" w:hAnsi="標楷體" w:cs="標楷體"/>
+          <w:color w:val="000000" w:themeColor="text1"/>
+        </w:rPr>
+      </w:pPr>
+      <w:r>
+        <w:rPr>
+          <w:rFonts w:ascii="標楷體" w:eastAsia="標楷體" w:hAnsi="標楷體" w:cs="標楷體"/>
+          <w:b/>
+          <w:bCs/>
+          <w:color w:val="000000" w:themeColor="text1"/>
+        </w:rPr>
+        <w:t>系統角色</w:t>
+      </w:r>
+      <w:r>
+        <w:rPr>
+          <w:rFonts w:ascii="標楷體" w:eastAsia="標楷體" w:hAnsi="標楷體" w:cs="標楷體"/>
+          <w:color w:val="000000" w:themeColor="text1"/>
+        </w:rPr>
+        <w:t>:認證與系統管理模組</w:t>
+      </w:r>
+    </w:p>
+    <w:p>
+      <w:pPr>
+        <w:pStyle w:val="aa"/>
+        <w:numPr>
+          <w:ilvl w:val="0"/>
+          <w:numId w:val="9"/>
+        </w:numPr>
+        <w:rPr>
+          <w:rFonts w:ascii="標楷體" w:eastAsia="標楷體" w:hAnsi="標楷體" w:cs="標楷體"/>
+          <w:color w:val="000000" w:themeColor="text1"/>
+        </w:rPr>
+      </w:pPr>
+      <w:r>
+        <w:rPr>
+          <w:rFonts w:ascii="標楷體" w:eastAsia="標楷體" w:hAnsi="標楷體" w:cs="標楷體"/>
+          <w:b/>
+          <w:bCs/>
+          <w:color w:val="000000" w:themeColor="text1"/>
+        </w:rPr>
+        <w:t>PM 統籌職責</w:t>
+      </w:r>
+      <w:r>
+        <w:rPr>
+          <w:rFonts w:ascii="標楷體" w:eastAsia="標楷體" w:hAnsi="標楷體" w:cs="標楷體"/>
+          <w:color w:val="000000" w:themeColor="text1"/>
+        </w:rPr>
+        <w:t xml:space="preserve">: </w:t>
+      </w:r>
+    </w:p>
+    <w:p>
+      <w:pPr>
+        <w:pStyle w:val="aa"/>
+        <w:numPr>
+          <w:ilvl w:val="1"/>
+          <w:numId w:val="9"/>
+        </w:numPr>
+        <w:rPr>
+          <w:rFonts w:ascii="標楷體" w:eastAsia="標楷體" w:hAnsi="標楷體" w:cs="標楷體"/>
+          <w:color w:val="000000" w:themeColor="text1"/>
+        </w:rPr>
+      </w:pPr>
+      <w:r>
+        <w:rPr>
+          <w:rFonts w:ascii="標楷體" w:eastAsia="標楷體" w:hAnsi="標楷體" w:cs="標楷體"/>
+          <w:color w:val="000000" w:themeColor="text1"/>
+        </w:rPr>
+        <w:t>跨組進度追蹤與整合</w:t>
+      </w:r>
+    </w:p>
+    <w:p>
+      <w:pPr>
+        <w:pStyle w:val="aa"/>
+        <w:numPr>
+          <w:ilvl w:val="1"/>
+          <w:numId w:val="9"/>
+        </w:numPr>
+        <w:rPr>
+          <w:rFonts w:ascii="標楷體" w:eastAsia="標楷體" w:hAnsi="標楷體" w:cs="標楷體"/>
+          <w:color w:val="000000" w:themeColor="text1"/>
+        </w:rPr>
+      </w:pPr>
+      <w:r>
+        <w:rPr>
+          <w:rFonts w:ascii="標楷體" w:eastAsia="標楷體" w:hAnsi="標楷體" w:cs="標楷體"/>
+          <w:color w:val="000000" w:themeColor="text1"/>
+        </w:rPr>
+        <w:t>與指導老師之溝通</w:t>
+      </w:r>
+    </w:p>
+    <w:p>
+      <w:pPr>
+        <w:pStyle w:val="aa"/>
+        <w:numPr>
+          <w:ilvl w:val="1"/>
+          <w:numId w:val="9"/>
+        </w:numPr>
+        <w:rPr>
+          <w:rFonts w:ascii="標楷體" w:eastAsia="標楷體" w:hAnsi="標楷體" w:cs="標楷體"/>
+          <w:color w:val="000000" w:themeColor="text1"/>
+        </w:rPr>
+      </w:pPr>
+      <w:r>
+        <w:rPr>
+          <w:rFonts w:ascii="標楷體" w:eastAsia="標楷體" w:hAnsi="標楷體" w:cs="標楷體"/>
+          <w:color w:val="000000" w:themeColor="text1"/>
+        </w:rPr>
+        <w:t>會議主持與決議紀錄</w:t>
+      </w:r>
+    </w:p>
+    <w:p>
+      <w:pPr>
+        <w:pStyle w:val="aa"/>
+        <w:numPr>
+          <w:ilvl w:val="1"/>
+          <w:numId w:val="9"/>
+        </w:numPr>
+        <w:rPr>
+          <w:rFonts w:ascii="標楷體" w:eastAsia="標楷體" w:hAnsi="標楷體" w:cs="標楷體"/>
+          <w:color w:val="000000" w:themeColor="text1"/>
+        </w:rPr>
+      </w:pPr>
+      <w:r>
+        <w:rPr>
+          <w:rFonts w:ascii="標楷體" w:eastAsia="標楷體" w:hAnsi="標楷體" w:cs="標楷體"/>
+          <w:color w:val="000000" w:themeColor="text1"/>
+        </w:rPr>
+        <w:t>GitHub 版本管理規範</w:t>
+      </w:r>
+    </w:p>
+    <w:p>
+      <w:pPr>
+        <w:pStyle w:val="aa"/>
+        <w:numPr>
+          <w:ilvl w:val="1"/>
+          <w:numId w:val="9"/>
+        </w:numPr>
+        <w:rPr>
+          <w:rFonts w:ascii="標楷體" w:eastAsia="標楷體" w:hAnsi="標楷體" w:cs="標楷體"/>
+          <w:color w:val="000000" w:themeColor="text1"/>
+        </w:rPr>
+      </w:pPr>
+      <w:r>
+        <w:rPr>
+          <w:rFonts w:ascii="標楷體" w:eastAsia="標楷體" w:hAnsi="標楷體" w:cs="標楷體"/>
+          <w:color w:val="000000" w:themeColor="text1"/>
+        </w:rPr>
+        <w:t>系統文件整合校稿</w:t>
+      </w:r>
+    </w:p>
+    <w:p>
+      <w:pPr>
+        <w:pStyle w:val="aa"/>
+        <w:numPr>
+          <w:ilvl w:val="0"/>
+          <w:numId w:val="9"/>
+        </w:numPr>
+        <w:rPr>
+          <w:rFonts w:ascii="標楷體" w:eastAsia="標楷體" w:hAnsi="標楷體" w:cs="標楷體"/>
+          <w:color w:val="000000" w:themeColor="text1"/>
+        </w:rPr>
+      </w:pPr>
+      <w:r>
+        <w:rPr>
+          <w:rFonts w:ascii="標楷體" w:eastAsia="標楷體" w:hAnsi="標楷體" w:cs="標楷體"/>
+          <w:b/>
+          <w:bCs/>
+          <w:color w:val="000000" w:themeColor="text1"/>
+        </w:rPr>
+        <w:t>文件主責</w:t>
+      </w:r>
+      <w:r>
+        <w:rPr>
+          <w:rFonts w:ascii="標楷體" w:eastAsia="標楷體" w:hAnsi="標楷體" w:cs="標楷體"/>
+          <w:color w:val="000000" w:themeColor="text1"/>
+        </w:rPr>
+        <w:t>:第 4 章專案管理(本章)、第 5-1 / 5-2 章節</w:t>
+      </w:r>
+    </w:p>
+    <w:p>
+      <w:pPr>
+        <w:pStyle w:val="4"/>
+        <w:spacing w:before="319" w:after="319"/>
+        <w:rPr>
+          <w:rFonts w:ascii="標楷體" w:eastAsia="標楷體" w:hAnsi="標楷體" w:cs="標楷體"/>
+          <w:sz w:val="24"/>
+          <w:szCs w:val="24"/>
+        </w:rPr>
+      </w:pPr>
       <w:r>
         <w:rPr>
           <w:rFonts w:ascii="標楷體" w:eastAsia="標楷體" w:hAnsi="標楷體" w:cs="標楷體"/>
@@ -24456,9 +23226,215 @@
           <w:sz w:val="24"/>
           <w:szCs w:val="24"/>
         </w:rPr>
-        <w:t>珮倪</w:t>
-      </w:r>
-      <w:proofErr w:type="gramEnd"/>
+        <w:t>林紀媗</w:t>
+      </w:r>
+    </w:p>
+    <w:p>
+      <w:pPr>
+        <w:pStyle w:val="aa"/>
+        <w:numPr>
+          <w:ilvl w:val="0"/>
+          <w:numId w:val="8"/>
+        </w:numPr>
+        <w:rPr>
+          <w:rFonts w:ascii="標楷體" w:eastAsia="標楷體" w:hAnsi="標楷體" w:cs="標楷體"/>
+          <w:color w:val="000000" w:themeColor="text1"/>
+        </w:rPr>
+      </w:pPr>
+      <w:r>
+        <w:rPr>
+          <w:rFonts w:ascii="標楷體" w:eastAsia="標楷體" w:hAnsi="標楷體" w:cs="標楷體"/>
+          <w:b/>
+          <w:bCs/>
+          <w:color w:val="000000" w:themeColor="text1"/>
+        </w:rPr>
+        <w:t>作業主責</w:t>
+      </w:r>
+      <w:r>
+        <w:rPr>
+          <w:rFonts w:ascii="標楷體" w:eastAsia="標楷體" w:hAnsi="標楷體" w:cs="標楷體"/>
+          <w:color w:val="000000" w:themeColor="text1"/>
+        </w:rPr>
+        <w:t>:2-5. 資產 CRUD 全套作業</w:t>
+      </w:r>
+    </w:p>
+    <w:p>
+      <w:pPr>
+        <w:pStyle w:val="aa"/>
+        <w:numPr>
+          <w:ilvl w:val="0"/>
+          <w:numId w:val="8"/>
+        </w:numPr>
+        <w:rPr>
+          <w:rFonts w:ascii="標楷體" w:eastAsia="標楷體" w:hAnsi="標楷體" w:cs="標楷體"/>
+          <w:color w:val="000000" w:themeColor="text1"/>
+        </w:rPr>
+      </w:pPr>
+      <w:r>
+        <w:rPr>
+          <w:rFonts w:ascii="標楷體" w:eastAsia="標楷體" w:hAnsi="標楷體" w:cs="標楷體"/>
+          <w:b/>
+          <w:bCs/>
+          <w:color w:val="000000" w:themeColor="text1"/>
+        </w:rPr>
+        <w:t>系統角色</w:t>
+      </w:r>
+      <w:r>
+        <w:rPr>
+          <w:rFonts w:ascii="標楷體" w:eastAsia="標楷體" w:hAnsi="標楷體" w:cs="標楷體"/>
+          <w:color w:val="000000" w:themeColor="text1"/>
+        </w:rPr>
+        <w:t>:資產生命週期管理</w:t>
+      </w:r>
+    </w:p>
+    <w:p>
+      <w:pPr>
+        <w:pStyle w:val="aa"/>
+        <w:numPr>
+          <w:ilvl w:val="0"/>
+          <w:numId w:val="8"/>
+        </w:numPr>
+        <w:rPr>
+          <w:rFonts w:ascii="標楷體" w:eastAsia="標楷體" w:hAnsi="標楷體" w:cs="標楷體"/>
+          <w:color w:val="000000" w:themeColor="text1"/>
+        </w:rPr>
+      </w:pPr>
+      <w:r>
+        <w:rPr>
+          <w:rFonts w:ascii="標楷體" w:eastAsia="標楷體" w:hAnsi="標楷體" w:cs="標楷體"/>
+          <w:b/>
+          <w:bCs/>
+          <w:color w:val="000000" w:themeColor="text1"/>
+        </w:rPr>
+        <w:t>主要工作</w:t>
+      </w:r>
+      <w:r>
+        <w:rPr>
+          <w:rFonts w:ascii="標楷體" w:eastAsia="標楷體" w:hAnsi="標楷體" w:cs="標楷體"/>
+          <w:color w:val="000000" w:themeColor="text1"/>
+        </w:rPr>
+        <w:t xml:space="preserve">: </w:t>
+      </w:r>
+    </w:p>
+    <w:p>
+      <w:pPr>
+        <w:pStyle w:val="aa"/>
+        <w:numPr>
+          <w:ilvl w:val="1"/>
+          <w:numId w:val="8"/>
+        </w:numPr>
+        <w:rPr>
+          <w:rFonts w:ascii="標楷體" w:eastAsia="標楷體" w:hAnsi="標楷體" w:cs="標楷體"/>
+          <w:color w:val="000000" w:themeColor="text1"/>
+        </w:rPr>
+      </w:pPr>
+      <w:r>
+        <w:rPr>
+          <w:rFonts w:ascii="標楷體" w:eastAsia="標楷體" w:hAnsi="標楷體" w:cs="標楷體"/>
+          <w:color w:val="000000" w:themeColor="text1"/>
+        </w:rPr>
+        <w:t>資產資料模型實作</w:t>
+      </w:r>
+    </w:p>
+    <w:p>
+      <w:pPr>
+        <w:pStyle w:val="aa"/>
+        <w:numPr>
+          <w:ilvl w:val="1"/>
+          <w:numId w:val="8"/>
+        </w:numPr>
+        <w:rPr>
+          <w:rFonts w:ascii="標楷體" w:eastAsia="標楷體" w:hAnsi="標楷體" w:cs="標楷體"/>
+          <w:color w:val="000000" w:themeColor="text1"/>
+        </w:rPr>
+      </w:pPr>
+      <w:r>
+        <w:rPr>
+          <w:rFonts w:ascii="標楷體" w:eastAsia="標楷體" w:hAnsi="標楷體" w:cs="標楷體"/>
+          <w:color w:val="000000" w:themeColor="text1"/>
+        </w:rPr>
+        <w:t>資產 CRUD API 開發</w:t>
+      </w:r>
+    </w:p>
+    <w:p>
+      <w:pPr>
+        <w:pStyle w:val="aa"/>
+        <w:numPr>
+          <w:ilvl w:val="1"/>
+          <w:numId w:val="8"/>
+        </w:numPr>
+        <w:rPr>
+          <w:rFonts w:ascii="標楷體" w:eastAsia="標楷體" w:hAnsi="標楷體" w:cs="標楷體"/>
+          <w:color w:val="000000" w:themeColor="text1"/>
+        </w:rPr>
+      </w:pPr>
+      <w:r>
+        <w:rPr>
+          <w:rFonts w:ascii="標楷體" w:eastAsia="標楷體" w:hAnsi="標楷體" w:cs="標楷體"/>
+          <w:color w:val="000000" w:themeColor="text1"/>
+        </w:rPr>
+        <w:t>Excel 批次匯入功能</w:t>
+      </w:r>
+    </w:p>
+    <w:p>
+      <w:pPr>
+        <w:pStyle w:val="aa"/>
+        <w:numPr>
+          <w:ilvl w:val="1"/>
+          <w:numId w:val="8"/>
+        </w:numPr>
+        <w:rPr>
+          <w:rFonts w:ascii="標楷體" w:eastAsia="標楷體" w:hAnsi="標楷體" w:cs="標楷體"/>
+          <w:color w:val="000000" w:themeColor="text1"/>
+        </w:rPr>
+      </w:pPr>
+      <w:r>
+        <w:rPr>
+          <w:rFonts w:ascii="標楷體" w:eastAsia="標楷體" w:hAnsi="標楷體" w:cs="標楷體"/>
+          <w:color w:val="000000" w:themeColor="text1"/>
+        </w:rPr>
+        <w:t>資產異動稽核軌跡</w:t>
+      </w:r>
+    </w:p>
+    <w:p>
+      <w:pPr>
+        <w:pStyle w:val="aa"/>
+        <w:numPr>
+          <w:ilvl w:val="0"/>
+          <w:numId w:val="8"/>
+        </w:numPr>
+        <w:rPr>
+          <w:rFonts w:ascii="標楷體" w:eastAsia="標楷體" w:hAnsi="標楷體" w:cs="標楷體"/>
+          <w:color w:val="000000" w:themeColor="text1"/>
+        </w:rPr>
+      </w:pPr>
+      <w:r>
+        <w:rPr>
+          <w:rFonts w:ascii="標楷體" w:eastAsia="標楷體" w:hAnsi="標楷體" w:cs="標楷體"/>
+          <w:b/>
+          <w:bCs/>
+          <w:color w:val="000000" w:themeColor="text1"/>
+        </w:rPr>
+        <w:t>文件主責</w:t>
+      </w:r>
+      <w:r>
+        <w:rPr>
+          <w:rFonts w:ascii="標楷體" w:eastAsia="標楷體" w:hAnsi="標楷體" w:cs="標楷體"/>
+          <w:color w:val="000000" w:themeColor="text1"/>
+        </w:rPr>
+        <w:t>:對應作業之系統文件章節</w:t>
+      </w:r>
+    </w:p>
+    <w:p>
+      <w:pPr>
+        <w:pStyle w:val="4"/>
+        <w:spacing w:before="319" w:after="319"/>
+        <w:rPr>
+          <w:rFonts w:ascii="標楷體" w:eastAsia="標楷體" w:hAnsi="標楷體" w:cs="標楷體"/>
+          <w:sz w:val="24"/>
+          <w:szCs w:val="24"/>
+        </w:rPr>
+      </w:pPr>
       <w:r>
         <w:rPr>
           <w:rFonts w:ascii="標楷體" w:eastAsia="標楷體" w:hAnsi="標楷體" w:cs="標楷體"/>
@@ -24467,7 +23443,7 @@
           <w:sz w:val="24"/>
           <w:szCs w:val="24"/>
         </w:rPr>
-        <w:t>(組長 / PM)</w:t>
+        <w:t>林敬芬</w:t>
       </w:r>
     </w:p>
     <w:p>
@@ -24475,7 +23451,7 @@
         <w:pStyle w:val="aa"/>
         <w:numPr>
           <w:ilvl w:val="0"/>
-          <w:numId w:val="9"/>
+          <w:numId w:val="7"/>
         </w:numPr>
         <w:rPr>
           <w:rFonts w:ascii="標楷體" w:eastAsia="標楷體" w:hAnsi="標楷體" w:cs="標楷體"/>
@@ -24496,7 +23472,7 @@
           <w:rFonts w:ascii="標楷體" w:eastAsia="標楷體" w:hAnsi="標楷體" w:cs="標楷體"/>
           <w:color w:val="000000" w:themeColor="text1"/>
         </w:rPr>
-        <w:t>:1. 登入/登出、10. 帳號權限管理、11. 備份系統資料</w:t>
+        <w:t>:6. 資產盤點檢查、7. 風險評鑑</w:t>
       </w:r>
     </w:p>
     <w:p>
@@ -24504,7 +23480,7 @@
         <w:pStyle w:val="aa"/>
         <w:numPr>
           <w:ilvl w:val="0"/>
-          <w:numId w:val="9"/>
+          <w:numId w:val="7"/>
         </w:numPr>
         <w:rPr>
           <w:rFonts w:ascii="標楷體" w:eastAsia="標楷體" w:hAnsi="標楷體" w:cs="標楷體"/>
@@ -24525,7 +23501,7 @@
           <w:rFonts w:ascii="標楷體" w:eastAsia="標楷體" w:hAnsi="標楷體" w:cs="標楷體"/>
           <w:color w:val="000000" w:themeColor="text1"/>
         </w:rPr>
-        <w:t>:認證與系統管理模組</w:t>
+        <w:t>:風險評鑑核心引擎</w:t>
       </w:r>
     </w:p>
     <w:p>
@@ -24533,7 +23509,7 @@
         <w:pStyle w:val="aa"/>
         <w:numPr>
           <w:ilvl w:val="0"/>
-          <w:numId w:val="9"/>
+          <w:numId w:val="7"/>
         </w:numPr>
         <w:rPr>
           <w:rFonts w:ascii="標楷體" w:eastAsia="標楷體" w:hAnsi="標楷體" w:cs="標楷體"/>
@@ -24547,7 +23523,8 @@
           <w:bCs/>
           <w:color w:val="000000" w:themeColor="text1"/>
         </w:rPr>
-        <w:t>PM 統籌職責</w:t>
+        <w:lastRenderedPageBreak/>
+        <w:t>主要工作</w:t>
       </w:r>
       <w:r>
         <w:rPr>
@@ -24562,7 +23539,7 @@
         <w:pStyle w:val="aa"/>
         <w:numPr>
           <w:ilvl w:val="1"/>
-          <w:numId w:val="9"/>
+          <w:numId w:val="7"/>
         </w:numPr>
         <w:rPr>
           <w:rFonts w:ascii="標楷體" w:eastAsia="標楷體" w:hAnsi="標楷體" w:cs="標楷體"/>
@@ -24574,7 +23551,7 @@
           <w:rFonts w:ascii="標楷體" w:eastAsia="標楷體" w:hAnsi="標楷體" w:cs="標楷體"/>
           <w:color w:val="000000" w:themeColor="text1"/>
         </w:rPr>
-        <w:t>跨組進度追蹤與整合</w:t>
+        <w:t>資產盤點完整性檢查邏輯</w:t>
       </w:r>
     </w:p>
     <w:p>
@@ -24582,7 +23559,7 @@
         <w:pStyle w:val="aa"/>
         <w:numPr>
           <w:ilvl w:val="1"/>
-          <w:numId w:val="9"/>
+          <w:numId w:val="7"/>
         </w:numPr>
         <w:rPr>
           <w:rFonts w:ascii="標楷體" w:eastAsia="標楷體" w:hAnsi="標楷體" w:cs="標楷體"/>
@@ -24594,7 +23571,7 @@
           <w:rFonts w:ascii="標楷體" w:eastAsia="標楷體" w:hAnsi="標楷體" w:cs="標楷體"/>
           <w:color w:val="000000" w:themeColor="text1"/>
         </w:rPr>
-        <w:t>與指導老師之溝通</w:t>
+        <w:t>風險計算公式實作(規則引擎)</w:t>
       </w:r>
     </w:p>
     <w:p>
@@ -24602,7 +23579,7 @@
         <w:pStyle w:val="aa"/>
         <w:numPr>
           <w:ilvl w:val="1"/>
-          <w:numId w:val="9"/>
+          <w:numId w:val="7"/>
         </w:numPr>
         <w:rPr>
           <w:rFonts w:ascii="標楷體" w:eastAsia="標楷體" w:hAnsi="標楷體" w:cs="標楷體"/>
@@ -24614,7 +23591,7 @@
           <w:rFonts w:ascii="標楷體" w:eastAsia="標楷體" w:hAnsi="標楷體" w:cs="標楷體"/>
           <w:color w:val="000000" w:themeColor="text1"/>
         </w:rPr>
-        <w:t>會議主持與決議紀錄</w:t>
+        <w:t>風險等級判定(Low/Medium/High/Critical)</w:t>
       </w:r>
     </w:p>
     <w:p>
@@ -24622,7 +23599,7 @@
         <w:pStyle w:val="aa"/>
         <w:numPr>
           <w:ilvl w:val="1"/>
-          <w:numId w:val="9"/>
+          <w:numId w:val="7"/>
         </w:numPr>
         <w:rPr>
           <w:rFonts w:ascii="標楷體" w:eastAsia="標楷體" w:hAnsi="標楷體" w:cs="標楷體"/>
@@ -24634,27 +23611,7 @@
           <w:rFonts w:ascii="標楷體" w:eastAsia="標楷體" w:hAnsi="標楷體" w:cs="標楷體"/>
           <w:color w:val="000000" w:themeColor="text1"/>
         </w:rPr>
-        <w:t>GitHub 版本管理規範</w:t>
-      </w:r>
-    </w:p>
-    <w:p>
-      <w:pPr>
-        <w:pStyle w:val="aa"/>
-        <w:numPr>
-          <w:ilvl w:val="1"/>
-          <w:numId w:val="9"/>
-        </w:numPr>
-        <w:rPr>
-          <w:rFonts w:ascii="標楷體" w:eastAsia="標楷體" w:hAnsi="標楷體" w:cs="標楷體"/>
-          <w:color w:val="000000" w:themeColor="text1"/>
-        </w:rPr>
-      </w:pPr>
-      <w:r>
-        <w:rPr>
-          <w:rFonts w:ascii="標楷體" w:eastAsia="標楷體" w:hAnsi="標楷體" w:cs="標楷體"/>
-          <w:color w:val="000000" w:themeColor="text1"/>
-        </w:rPr>
-        <w:t>系統文件整合校稿</w:t>
+        <w:t>威脅情資整合</w:t>
       </w:r>
     </w:p>
     <w:p>
@@ -24662,7 +23619,7 @@
         <w:pStyle w:val="aa"/>
         <w:numPr>
           <w:ilvl w:val="0"/>
-          <w:numId w:val="9"/>
+          <w:numId w:val="7"/>
         </w:numPr>
         <w:rPr>
           <w:rFonts w:ascii="標楷體" w:eastAsia="標楷體" w:hAnsi="標楷體" w:cs="標楷體"/>
@@ -24683,7 +23640,7 @@
           <w:rFonts w:ascii="標楷體" w:eastAsia="標楷體" w:hAnsi="標楷體" w:cs="標楷體"/>
           <w:color w:val="000000" w:themeColor="text1"/>
         </w:rPr>
-        <w:t>:第 4 章專案管理(本章)、第 5-1 / 5-2 章節</w:t>
+        <w:t>:對應作業之系統文件章節</w:t>
       </w:r>
     </w:p>
     <w:p>
@@ -24704,9 +23661,215 @@
           <w:sz w:val="24"/>
           <w:szCs w:val="24"/>
         </w:rPr>
-        <w:t>林紀</w:t>
-      </w:r>
-      <w:proofErr w:type="gramStart"/>
+        <w:t>李昕縈</w:t>
+      </w:r>
+    </w:p>
+    <w:p>
+      <w:pPr>
+        <w:pStyle w:val="aa"/>
+        <w:numPr>
+          <w:ilvl w:val="0"/>
+          <w:numId w:val="6"/>
+        </w:numPr>
+        <w:rPr>
+          <w:rFonts w:ascii="標楷體" w:eastAsia="標楷體" w:hAnsi="標楷體" w:cs="標楷體"/>
+          <w:color w:val="000000" w:themeColor="text1"/>
+        </w:rPr>
+      </w:pPr>
+      <w:r>
+        <w:rPr>
+          <w:rFonts w:ascii="標楷體" w:eastAsia="標楷體" w:hAnsi="標楷體" w:cs="標楷體"/>
+          <w:b/>
+          <w:bCs/>
+          <w:color w:val="000000" w:themeColor="text1"/>
+        </w:rPr>
+        <w:t>作業主責</w:t>
+      </w:r>
+      <w:r>
+        <w:rPr>
+          <w:rFonts w:ascii="標楷體" w:eastAsia="標楷體" w:hAnsi="標楷體" w:cs="標楷體"/>
+          <w:color w:val="000000" w:themeColor="text1"/>
+        </w:rPr>
+        <w:t>:8. AI 改善建議、9. 風險報表產生</w:t>
+      </w:r>
+    </w:p>
+    <w:p>
+      <w:pPr>
+        <w:pStyle w:val="aa"/>
+        <w:numPr>
+          <w:ilvl w:val="0"/>
+          <w:numId w:val="6"/>
+        </w:numPr>
+        <w:rPr>
+          <w:rFonts w:ascii="標楷體" w:eastAsia="標楷體" w:hAnsi="標楷體" w:cs="標楷體"/>
+          <w:color w:val="000000" w:themeColor="text1"/>
+        </w:rPr>
+      </w:pPr>
+      <w:r>
+        <w:rPr>
+          <w:rFonts w:ascii="標楷體" w:eastAsia="標楷體" w:hAnsi="標楷體" w:cs="標楷體"/>
+          <w:b/>
+          <w:bCs/>
+          <w:color w:val="000000" w:themeColor="text1"/>
+        </w:rPr>
+        <w:t>系統角色</w:t>
+      </w:r>
+      <w:r>
+        <w:rPr>
+          <w:rFonts w:ascii="標楷體" w:eastAsia="標楷體" w:hAnsi="標楷體" w:cs="標楷體"/>
+          <w:color w:val="000000" w:themeColor="text1"/>
+        </w:rPr>
+        <w:t>:AI 顧問與報表</w:t>
+      </w:r>
+    </w:p>
+    <w:p>
+      <w:pPr>
+        <w:pStyle w:val="aa"/>
+        <w:numPr>
+          <w:ilvl w:val="0"/>
+          <w:numId w:val="6"/>
+        </w:numPr>
+        <w:rPr>
+          <w:rFonts w:ascii="標楷體" w:eastAsia="標楷體" w:hAnsi="標楷體" w:cs="標楷體"/>
+          <w:color w:val="000000" w:themeColor="text1"/>
+        </w:rPr>
+      </w:pPr>
+      <w:r>
+        <w:rPr>
+          <w:rFonts w:ascii="標楷體" w:eastAsia="標楷體" w:hAnsi="標楷體" w:cs="標楷體"/>
+          <w:b/>
+          <w:bCs/>
+          <w:color w:val="000000" w:themeColor="text1"/>
+        </w:rPr>
+        <w:t>主要工作</w:t>
+      </w:r>
+      <w:r>
+        <w:rPr>
+          <w:rFonts w:ascii="標楷體" w:eastAsia="標楷體" w:hAnsi="標楷體" w:cs="標楷體"/>
+          <w:color w:val="000000" w:themeColor="text1"/>
+        </w:rPr>
+        <w:t xml:space="preserve">: </w:t>
+      </w:r>
+    </w:p>
+    <w:p>
+      <w:pPr>
+        <w:pStyle w:val="aa"/>
+        <w:numPr>
+          <w:ilvl w:val="1"/>
+          <w:numId w:val="6"/>
+        </w:numPr>
+        <w:rPr>
+          <w:rFonts w:ascii="標楷體" w:eastAsia="標楷體" w:hAnsi="標楷體" w:cs="標楷體"/>
+          <w:color w:val="000000" w:themeColor="text1"/>
+        </w:rPr>
+      </w:pPr>
+      <w:r>
+        <w:rPr>
+          <w:rFonts w:ascii="標楷體" w:eastAsia="標楷體" w:hAnsi="標楷體" w:cs="標楷體"/>
+          <w:color w:val="000000" w:themeColor="text1"/>
+        </w:rPr>
+        <w:t>ISO 27002:2022 知識庫建置</w:t>
+      </w:r>
+    </w:p>
+    <w:p>
+      <w:pPr>
+        <w:pStyle w:val="aa"/>
+        <w:numPr>
+          <w:ilvl w:val="1"/>
+          <w:numId w:val="6"/>
+        </w:numPr>
+        <w:rPr>
+          <w:rFonts w:ascii="標楷體" w:eastAsia="標楷體" w:hAnsi="標楷體" w:cs="標楷體"/>
+          <w:color w:val="000000" w:themeColor="text1"/>
+        </w:rPr>
+      </w:pPr>
+      <w:r>
+        <w:rPr>
+          <w:rFonts w:ascii="標楷體" w:eastAsia="標楷體" w:hAnsi="標楷體" w:cs="標楷體"/>
+          <w:color w:val="000000" w:themeColor="text1"/>
+        </w:rPr>
+        <w:t>RAG 檢索系統實作</w:t>
+      </w:r>
+    </w:p>
+    <w:p>
+      <w:pPr>
+        <w:pStyle w:val="aa"/>
+        <w:numPr>
+          <w:ilvl w:val="1"/>
+          <w:numId w:val="6"/>
+        </w:numPr>
+        <w:rPr>
+          <w:rFonts w:ascii="標楷體" w:eastAsia="標楷體" w:hAnsi="標楷體" w:cs="標楷體"/>
+          <w:color w:val="000000" w:themeColor="text1"/>
+        </w:rPr>
+      </w:pPr>
+      <w:r>
+        <w:rPr>
+          <w:rFonts w:ascii="標楷體" w:eastAsia="標楷體" w:hAnsi="標楷體" w:cs="標楷體"/>
+          <w:color w:val="000000" w:themeColor="text1"/>
+        </w:rPr>
+        <w:t>AI 顧問建議生成</w:t>
+      </w:r>
+    </w:p>
+    <w:p>
+      <w:pPr>
+        <w:pStyle w:val="aa"/>
+        <w:numPr>
+          <w:ilvl w:val="1"/>
+          <w:numId w:val="6"/>
+        </w:numPr>
+        <w:rPr>
+          <w:rFonts w:ascii="標楷體" w:eastAsia="標楷體" w:hAnsi="標楷體" w:cs="標楷體"/>
+          <w:color w:val="000000" w:themeColor="text1"/>
+        </w:rPr>
+      </w:pPr>
+      <w:r>
+        <w:rPr>
+          <w:rFonts w:ascii="標楷體" w:eastAsia="標楷體" w:hAnsi="標楷體" w:cs="標楷體"/>
+          <w:color w:val="000000" w:themeColor="text1"/>
+        </w:rPr>
+        <w:t>風險報表查詢與匯出</w:t>
+      </w:r>
+    </w:p>
+    <w:p>
+      <w:pPr>
+        <w:pStyle w:val="aa"/>
+        <w:numPr>
+          <w:ilvl w:val="0"/>
+          <w:numId w:val="6"/>
+        </w:numPr>
+        <w:rPr>
+          <w:rFonts w:ascii="標楷體" w:eastAsia="標楷體" w:hAnsi="標楷體" w:cs="標楷體"/>
+          <w:color w:val="000000" w:themeColor="text1"/>
+        </w:rPr>
+      </w:pPr>
+      <w:r>
+        <w:rPr>
+          <w:rFonts w:ascii="標楷體" w:eastAsia="標楷體" w:hAnsi="標楷體" w:cs="標楷體"/>
+          <w:b/>
+          <w:bCs/>
+          <w:color w:val="000000" w:themeColor="text1"/>
+        </w:rPr>
+        <w:t>文件主責</w:t>
+      </w:r>
+      <w:r>
+        <w:rPr>
+          <w:rFonts w:ascii="標楷體" w:eastAsia="標楷體" w:hAnsi="標楷體" w:cs="標楷體"/>
+          <w:color w:val="000000" w:themeColor="text1"/>
+        </w:rPr>
+        <w:t>:對應作業之系統文件章節</w:t>
+      </w:r>
+    </w:p>
+    <w:p>
+      <w:pPr>
+        <w:pStyle w:val="4"/>
+        <w:spacing w:before="319" w:after="319"/>
+        <w:rPr>
+          <w:rFonts w:ascii="標楷體" w:eastAsia="標楷體" w:hAnsi="標楷體" w:cs="標楷體"/>
+          <w:sz w:val="24"/>
+          <w:szCs w:val="24"/>
+        </w:rPr>
+      </w:pPr>
       <w:r>
         <w:rPr>
           <w:rFonts w:ascii="標楷體" w:eastAsia="標楷體" w:hAnsi="標楷體" w:cs="標楷體"/>
@@ -24715,687 +23878,8 @@
           <w:sz w:val="24"/>
           <w:szCs w:val="24"/>
         </w:rPr>
-        <w:t>媗</w:t>
-      </w:r>
-      <w:proofErr w:type="gramEnd"/>
-    </w:p>
-    <w:p>
-      <w:pPr>
-        <w:pStyle w:val="aa"/>
-        <w:numPr>
-          <w:ilvl w:val="0"/>
-          <w:numId w:val="8"/>
-        </w:numPr>
-        <w:rPr>
-          <w:rFonts w:ascii="標楷體" w:eastAsia="標楷體" w:hAnsi="標楷體" w:cs="標楷體"/>
-          <w:color w:val="000000" w:themeColor="text1"/>
-        </w:rPr>
-      </w:pPr>
-      <w:r>
-        <w:rPr>
-          <w:rFonts w:ascii="標楷體" w:eastAsia="標楷體" w:hAnsi="標楷體" w:cs="標楷體"/>
-          <w:b/>
-          <w:bCs/>
-          <w:color w:val="000000" w:themeColor="text1"/>
-        </w:rPr>
-        <w:t>作業主責</w:t>
-      </w:r>
-      <w:r>
-        <w:rPr>
-          <w:rFonts w:ascii="標楷體" w:eastAsia="標楷體" w:hAnsi="標楷體" w:cs="標楷體"/>
-          <w:color w:val="000000" w:themeColor="text1"/>
-        </w:rPr>
-        <w:t>:2-5. 資產 CRUD 全套作業</w:t>
-      </w:r>
-    </w:p>
-    <w:p>
-      <w:pPr>
-        <w:pStyle w:val="aa"/>
-        <w:numPr>
-          <w:ilvl w:val="0"/>
-          <w:numId w:val="8"/>
-        </w:numPr>
-        <w:rPr>
-          <w:rFonts w:ascii="標楷體" w:eastAsia="標楷體" w:hAnsi="標楷體" w:cs="標楷體"/>
-          <w:color w:val="000000" w:themeColor="text1"/>
-        </w:rPr>
-      </w:pPr>
-      <w:r>
-        <w:rPr>
-          <w:rFonts w:ascii="標楷體" w:eastAsia="標楷體" w:hAnsi="標楷體" w:cs="標楷體"/>
-          <w:b/>
-          <w:bCs/>
-          <w:color w:val="000000" w:themeColor="text1"/>
-        </w:rPr>
-        <w:t>系統角色</w:t>
-      </w:r>
-      <w:r>
-        <w:rPr>
-          <w:rFonts w:ascii="標楷體" w:eastAsia="標楷體" w:hAnsi="標楷體" w:cs="標楷體"/>
-          <w:color w:val="000000" w:themeColor="text1"/>
-        </w:rPr>
-        <w:t>:資產生命週期管理</w:t>
-      </w:r>
-    </w:p>
-    <w:p>
-      <w:pPr>
-        <w:pStyle w:val="aa"/>
-        <w:numPr>
-          <w:ilvl w:val="0"/>
-          <w:numId w:val="8"/>
-        </w:numPr>
-        <w:rPr>
-          <w:rFonts w:ascii="標楷體" w:eastAsia="標楷體" w:hAnsi="標楷體" w:cs="標楷體"/>
-          <w:color w:val="000000" w:themeColor="text1"/>
-        </w:rPr>
-      </w:pPr>
-      <w:r>
-        <w:rPr>
-          <w:rFonts w:ascii="標楷體" w:eastAsia="標楷體" w:hAnsi="標楷體" w:cs="標楷體"/>
-          <w:b/>
-          <w:bCs/>
-          <w:color w:val="000000" w:themeColor="text1"/>
-        </w:rPr>
-        <w:t>主要工作</w:t>
-      </w:r>
-      <w:r>
-        <w:rPr>
-          <w:rFonts w:ascii="標楷體" w:eastAsia="標楷體" w:hAnsi="標楷體" w:cs="標楷體"/>
-          <w:color w:val="000000" w:themeColor="text1"/>
-        </w:rPr>
-        <w:t xml:space="preserve">: </w:t>
-      </w:r>
-    </w:p>
-    <w:p>
-      <w:pPr>
-        <w:pStyle w:val="aa"/>
-        <w:numPr>
-          <w:ilvl w:val="1"/>
-          <w:numId w:val="8"/>
-        </w:numPr>
-        <w:rPr>
-          <w:rFonts w:ascii="標楷體" w:eastAsia="標楷體" w:hAnsi="標楷體" w:cs="標楷體"/>
-          <w:color w:val="000000" w:themeColor="text1"/>
-        </w:rPr>
-      </w:pPr>
-      <w:r>
-        <w:rPr>
-          <w:rFonts w:ascii="標楷體" w:eastAsia="標楷體" w:hAnsi="標楷體" w:cs="標楷體"/>
-          <w:color w:val="000000" w:themeColor="text1"/>
-        </w:rPr>
-        <w:t>資產資料模型實作</w:t>
-      </w:r>
-    </w:p>
-    <w:p>
-      <w:pPr>
-        <w:pStyle w:val="aa"/>
-        <w:numPr>
-          <w:ilvl w:val="1"/>
-          <w:numId w:val="8"/>
-        </w:numPr>
-        <w:rPr>
-          <w:rFonts w:ascii="標楷體" w:eastAsia="標楷體" w:hAnsi="標楷體" w:cs="標楷體"/>
-          <w:color w:val="000000" w:themeColor="text1"/>
-        </w:rPr>
-      </w:pPr>
-      <w:r>
-        <w:rPr>
-          <w:rFonts w:ascii="標楷體" w:eastAsia="標楷體" w:hAnsi="標楷體" w:cs="標楷體"/>
-          <w:color w:val="000000" w:themeColor="text1"/>
-        </w:rPr>
-        <w:t>資產 CRUD API 開發</w:t>
-      </w:r>
-    </w:p>
-    <w:p>
-      <w:pPr>
-        <w:pStyle w:val="aa"/>
-        <w:numPr>
-          <w:ilvl w:val="1"/>
-          <w:numId w:val="8"/>
-        </w:numPr>
-        <w:rPr>
-          <w:rFonts w:ascii="標楷體" w:eastAsia="標楷體" w:hAnsi="標楷體" w:cs="標楷體"/>
-          <w:color w:val="000000" w:themeColor="text1"/>
-        </w:rPr>
-      </w:pPr>
-      <w:r>
-        <w:rPr>
-          <w:rFonts w:ascii="標楷體" w:eastAsia="標楷體" w:hAnsi="標楷體" w:cs="標楷體"/>
-          <w:color w:val="000000" w:themeColor="text1"/>
-        </w:rPr>
-        <w:t>Excel 批次匯入功能</w:t>
-      </w:r>
-    </w:p>
-    <w:p>
-      <w:pPr>
-        <w:pStyle w:val="aa"/>
-        <w:numPr>
-          <w:ilvl w:val="1"/>
-          <w:numId w:val="8"/>
-        </w:numPr>
-        <w:rPr>
-          <w:rFonts w:ascii="標楷體" w:eastAsia="標楷體" w:hAnsi="標楷體" w:cs="標楷體"/>
-          <w:color w:val="000000" w:themeColor="text1"/>
-        </w:rPr>
-      </w:pPr>
-      <w:r>
-        <w:rPr>
-          <w:rFonts w:ascii="標楷體" w:eastAsia="標楷體" w:hAnsi="標楷體" w:cs="標楷體"/>
-          <w:color w:val="000000" w:themeColor="text1"/>
-        </w:rPr>
-        <w:t>資產異動稽核軌跡</w:t>
-      </w:r>
-    </w:p>
-    <w:p>
-      <w:pPr>
-        <w:pStyle w:val="aa"/>
-        <w:numPr>
-          <w:ilvl w:val="0"/>
-          <w:numId w:val="8"/>
-        </w:numPr>
-        <w:rPr>
-          <w:rFonts w:ascii="標楷體" w:eastAsia="標楷體" w:hAnsi="標楷體" w:cs="標楷體"/>
-          <w:color w:val="000000" w:themeColor="text1"/>
-        </w:rPr>
-      </w:pPr>
-      <w:r>
-        <w:rPr>
-          <w:rFonts w:ascii="標楷體" w:eastAsia="標楷體" w:hAnsi="標楷體" w:cs="標楷體"/>
-          <w:b/>
-          <w:bCs/>
-          <w:color w:val="000000" w:themeColor="text1"/>
-        </w:rPr>
-        <w:t>文件主責</w:t>
-      </w:r>
-      <w:r>
-        <w:rPr>
-          <w:rFonts w:ascii="標楷體" w:eastAsia="標楷體" w:hAnsi="標楷體" w:cs="標楷體"/>
-          <w:color w:val="000000" w:themeColor="text1"/>
-        </w:rPr>
-        <w:t>:對應作業之系統文件章節</w:t>
-      </w:r>
-    </w:p>
-    <w:p>
-      <w:pPr>
-        <w:pStyle w:val="4"/>
-        <w:spacing w:before="319" w:after="319"/>
-        <w:rPr>
-          <w:rFonts w:ascii="標楷體" w:eastAsia="標楷體" w:hAnsi="標楷體" w:cs="標楷體"/>
-          <w:sz w:val="24"/>
-          <w:szCs w:val="24"/>
-        </w:rPr>
-      </w:pPr>
-      <w:r>
-        <w:rPr>
-          <w:rFonts w:ascii="標楷體" w:eastAsia="標楷體" w:hAnsi="標楷體" w:cs="標楷體"/>
-          <w:b/>
-          <w:bCs/>
-          <w:sz w:val="24"/>
-          <w:szCs w:val="24"/>
-        </w:rPr>
-        <w:t>林敬芬</w:t>
-      </w:r>
-    </w:p>
-    <w:p>
-      <w:pPr>
-        <w:pStyle w:val="aa"/>
-        <w:numPr>
-          <w:ilvl w:val="0"/>
-          <w:numId w:val="7"/>
-        </w:numPr>
-        <w:rPr>
-          <w:rFonts w:ascii="標楷體" w:eastAsia="標楷體" w:hAnsi="標楷體" w:cs="標楷體"/>
-          <w:color w:val="000000" w:themeColor="text1"/>
-        </w:rPr>
-      </w:pPr>
-      <w:r>
-        <w:rPr>
-          <w:rFonts w:ascii="標楷體" w:eastAsia="標楷體" w:hAnsi="標楷體" w:cs="標楷體"/>
-          <w:b/>
-          <w:bCs/>
-          <w:color w:val="000000" w:themeColor="text1"/>
-        </w:rPr>
-        <w:t>作業主責</w:t>
-      </w:r>
-      <w:r>
-        <w:rPr>
-          <w:rFonts w:ascii="標楷體" w:eastAsia="標楷體" w:hAnsi="標楷體" w:cs="標楷體"/>
-          <w:color w:val="000000" w:themeColor="text1"/>
-        </w:rPr>
-        <w:t>:6. 資產盤點檢查、7. 風險評鑑</w:t>
-      </w:r>
-    </w:p>
-    <w:p>
-      <w:pPr>
-        <w:pStyle w:val="aa"/>
-        <w:numPr>
-          <w:ilvl w:val="0"/>
-          <w:numId w:val="7"/>
-        </w:numPr>
-        <w:rPr>
-          <w:rFonts w:ascii="標楷體" w:eastAsia="標楷體" w:hAnsi="標楷體" w:cs="標楷體"/>
-          <w:color w:val="000000" w:themeColor="text1"/>
-        </w:rPr>
-      </w:pPr>
-      <w:r>
-        <w:rPr>
-          <w:rFonts w:ascii="標楷體" w:eastAsia="標楷體" w:hAnsi="標楷體" w:cs="標楷體"/>
-          <w:b/>
-          <w:bCs/>
-          <w:color w:val="000000" w:themeColor="text1"/>
-        </w:rPr>
-        <w:t>系統角色</w:t>
-      </w:r>
-      <w:r>
-        <w:rPr>
-          <w:rFonts w:ascii="標楷體" w:eastAsia="標楷體" w:hAnsi="標楷體" w:cs="標楷體"/>
-          <w:color w:val="000000" w:themeColor="text1"/>
-        </w:rPr>
-        <w:t>:風險評鑑核心引擎</w:t>
-      </w:r>
-    </w:p>
-    <w:p>
-      <w:pPr>
-        <w:pStyle w:val="aa"/>
-        <w:numPr>
-          <w:ilvl w:val="0"/>
-          <w:numId w:val="7"/>
-        </w:numPr>
-        <w:rPr>
-          <w:rFonts w:ascii="標楷體" w:eastAsia="標楷體" w:hAnsi="標楷體" w:cs="標楷體"/>
-          <w:color w:val="000000" w:themeColor="text1"/>
-        </w:rPr>
-      </w:pPr>
-      <w:r>
-        <w:rPr>
-          <w:rFonts w:ascii="標楷體" w:eastAsia="標楷體" w:hAnsi="標楷體" w:cs="標楷體"/>
-          <w:b/>
-          <w:bCs/>
-          <w:color w:val="000000" w:themeColor="text1"/>
-        </w:rPr>
-        <w:lastRenderedPageBreak/>
-        <w:t>主要工作</w:t>
-      </w:r>
-      <w:r>
-        <w:rPr>
-          <w:rFonts w:ascii="標楷體" w:eastAsia="標楷體" w:hAnsi="標楷體" w:cs="標楷體"/>
-          <w:color w:val="000000" w:themeColor="text1"/>
-        </w:rPr>
-        <w:t xml:space="preserve">: </w:t>
-      </w:r>
-    </w:p>
-    <w:p>
-      <w:pPr>
-        <w:pStyle w:val="aa"/>
-        <w:numPr>
-          <w:ilvl w:val="1"/>
-          <w:numId w:val="7"/>
-        </w:numPr>
-        <w:rPr>
-          <w:rFonts w:ascii="標楷體" w:eastAsia="標楷體" w:hAnsi="標楷體" w:cs="標楷體"/>
-          <w:color w:val="000000" w:themeColor="text1"/>
-        </w:rPr>
-      </w:pPr>
-      <w:r>
-        <w:rPr>
-          <w:rFonts w:ascii="標楷體" w:eastAsia="標楷體" w:hAnsi="標楷體" w:cs="標楷體"/>
-          <w:color w:val="000000" w:themeColor="text1"/>
-        </w:rPr>
-        <w:t>資產盤點完整性檢查邏輯</w:t>
-      </w:r>
-    </w:p>
-    <w:p>
-      <w:pPr>
-        <w:pStyle w:val="aa"/>
-        <w:numPr>
-          <w:ilvl w:val="1"/>
-          <w:numId w:val="7"/>
-        </w:numPr>
-        <w:rPr>
-          <w:rFonts w:ascii="標楷體" w:eastAsia="標楷體" w:hAnsi="標楷體" w:cs="標楷體"/>
-          <w:color w:val="000000" w:themeColor="text1"/>
-        </w:rPr>
-      </w:pPr>
-      <w:r>
-        <w:rPr>
-          <w:rFonts w:ascii="標楷體" w:eastAsia="標楷體" w:hAnsi="標楷體" w:cs="標楷體"/>
-          <w:color w:val="000000" w:themeColor="text1"/>
-        </w:rPr>
-        <w:t>風險計算公式實作(規則引擎)</w:t>
-      </w:r>
-    </w:p>
-    <w:p>
-      <w:pPr>
-        <w:pStyle w:val="aa"/>
-        <w:numPr>
-          <w:ilvl w:val="1"/>
-          <w:numId w:val="7"/>
-        </w:numPr>
-        <w:rPr>
-          <w:rFonts w:ascii="標楷體" w:eastAsia="標楷體" w:hAnsi="標楷體" w:cs="標楷體"/>
-          <w:color w:val="000000" w:themeColor="text1"/>
-        </w:rPr>
-      </w:pPr>
-      <w:r>
-        <w:rPr>
-          <w:rFonts w:ascii="標楷體" w:eastAsia="標楷體" w:hAnsi="標楷體" w:cs="標楷體"/>
-          <w:color w:val="000000" w:themeColor="text1"/>
-        </w:rPr>
-        <w:t>風險等級判定(Low/Medium/High/Critical)</w:t>
-      </w:r>
-    </w:p>
-    <w:p>
-      <w:pPr>
-        <w:pStyle w:val="aa"/>
-        <w:numPr>
-          <w:ilvl w:val="1"/>
-          <w:numId w:val="7"/>
-        </w:numPr>
-        <w:rPr>
-          <w:rFonts w:ascii="標楷體" w:eastAsia="標楷體" w:hAnsi="標楷體" w:cs="標楷體"/>
-          <w:color w:val="000000" w:themeColor="text1"/>
-        </w:rPr>
-      </w:pPr>
-      <w:proofErr w:type="gramStart"/>
-      <w:r>
-        <w:rPr>
-          <w:rFonts w:ascii="標楷體" w:eastAsia="標楷體" w:hAnsi="標楷體" w:cs="標楷體"/>
-          <w:color w:val="000000" w:themeColor="text1"/>
-        </w:rPr>
-        <w:t>威脅情資整合</w:t>
-      </w:r>
-      <w:proofErr w:type="gramEnd"/>
-    </w:p>
-    <w:p>
-      <w:pPr>
-        <w:pStyle w:val="aa"/>
-        <w:numPr>
-          <w:ilvl w:val="0"/>
-          <w:numId w:val="7"/>
-        </w:numPr>
-        <w:rPr>
-          <w:rFonts w:ascii="標楷體" w:eastAsia="標楷體" w:hAnsi="標楷體" w:cs="標楷體"/>
-          <w:color w:val="000000" w:themeColor="text1"/>
-        </w:rPr>
-      </w:pPr>
-      <w:r>
-        <w:rPr>
-          <w:rFonts w:ascii="標楷體" w:eastAsia="標楷體" w:hAnsi="標楷體" w:cs="標楷體"/>
-          <w:b/>
-          <w:bCs/>
-          <w:color w:val="000000" w:themeColor="text1"/>
-        </w:rPr>
-        <w:t>文件主責</w:t>
-      </w:r>
-      <w:r>
-        <w:rPr>
-          <w:rFonts w:ascii="標楷體" w:eastAsia="標楷體" w:hAnsi="標楷體" w:cs="標楷體"/>
-          <w:color w:val="000000" w:themeColor="text1"/>
-        </w:rPr>
-        <w:t>:對應作業之系統文件章節</w:t>
-      </w:r>
-    </w:p>
-    <w:p>
-      <w:pPr>
-        <w:pStyle w:val="4"/>
-        <w:spacing w:before="319" w:after="319"/>
-        <w:rPr>
-          <w:rFonts w:ascii="標楷體" w:eastAsia="標楷體" w:hAnsi="標楷體" w:cs="標楷體"/>
-          <w:sz w:val="24"/>
-          <w:szCs w:val="24"/>
-        </w:rPr>
-      </w:pPr>
-      <w:r>
-        <w:rPr>
-          <w:rFonts w:ascii="標楷體" w:eastAsia="標楷體" w:hAnsi="標楷體" w:cs="標楷體"/>
-          <w:b/>
-          <w:bCs/>
-          <w:sz w:val="24"/>
-          <w:szCs w:val="24"/>
-        </w:rPr>
-        <w:t>李昕</w:t>
-      </w:r>
-      <w:proofErr w:type="gramStart"/>
-      <w:r>
-        <w:rPr>
-          <w:rFonts w:ascii="標楷體" w:eastAsia="標楷體" w:hAnsi="標楷體" w:cs="標楷體"/>
-          <w:b/>
-          <w:bCs/>
-          <w:sz w:val="24"/>
-          <w:szCs w:val="24"/>
-        </w:rPr>
-        <w:t>縈</w:t>
-      </w:r>
-      <w:proofErr w:type="gramEnd"/>
-    </w:p>
-    <w:p>
-      <w:pPr>
-        <w:pStyle w:val="aa"/>
-        <w:numPr>
-          <w:ilvl w:val="0"/>
-          <w:numId w:val="6"/>
-        </w:numPr>
-        <w:rPr>
-          <w:rFonts w:ascii="標楷體" w:eastAsia="標楷體" w:hAnsi="標楷體" w:cs="標楷體"/>
-          <w:color w:val="000000" w:themeColor="text1"/>
-        </w:rPr>
-      </w:pPr>
-      <w:r>
-        <w:rPr>
-          <w:rFonts w:ascii="標楷體" w:eastAsia="標楷體" w:hAnsi="標楷體" w:cs="標楷體"/>
-          <w:b/>
-          <w:bCs/>
-          <w:color w:val="000000" w:themeColor="text1"/>
-        </w:rPr>
-        <w:t>作業主責</w:t>
-      </w:r>
-      <w:r>
-        <w:rPr>
-          <w:rFonts w:ascii="標楷體" w:eastAsia="標楷體" w:hAnsi="標楷體" w:cs="標楷體"/>
-          <w:color w:val="000000" w:themeColor="text1"/>
-        </w:rPr>
-        <w:t>:8. AI 改善建議、9. 風險報表產生</w:t>
-      </w:r>
-    </w:p>
-    <w:p>
-      <w:pPr>
-        <w:pStyle w:val="aa"/>
-        <w:numPr>
-          <w:ilvl w:val="0"/>
-          <w:numId w:val="6"/>
-        </w:numPr>
-        <w:rPr>
-          <w:rFonts w:ascii="標楷體" w:eastAsia="標楷體" w:hAnsi="標楷體" w:cs="標楷體"/>
-          <w:color w:val="000000" w:themeColor="text1"/>
-        </w:rPr>
-      </w:pPr>
-      <w:r>
-        <w:rPr>
-          <w:rFonts w:ascii="標楷體" w:eastAsia="標楷體" w:hAnsi="標楷體" w:cs="標楷體"/>
-          <w:b/>
-          <w:bCs/>
-          <w:color w:val="000000" w:themeColor="text1"/>
-        </w:rPr>
-        <w:t>系統角色</w:t>
-      </w:r>
-      <w:r>
-        <w:rPr>
-          <w:rFonts w:ascii="標楷體" w:eastAsia="標楷體" w:hAnsi="標楷體" w:cs="標楷體"/>
-          <w:color w:val="000000" w:themeColor="text1"/>
-        </w:rPr>
-        <w:t>:AI 顧問與報表</w:t>
-      </w:r>
-    </w:p>
-    <w:p>
-      <w:pPr>
-        <w:pStyle w:val="aa"/>
-        <w:numPr>
-          <w:ilvl w:val="0"/>
-          <w:numId w:val="6"/>
-        </w:numPr>
-        <w:rPr>
-          <w:rFonts w:ascii="標楷體" w:eastAsia="標楷體" w:hAnsi="標楷體" w:cs="標楷體"/>
-          <w:color w:val="000000" w:themeColor="text1"/>
-        </w:rPr>
-      </w:pPr>
-      <w:r>
-        <w:rPr>
-          <w:rFonts w:ascii="標楷體" w:eastAsia="標楷體" w:hAnsi="標楷體" w:cs="標楷體"/>
-          <w:b/>
-          <w:bCs/>
-          <w:color w:val="000000" w:themeColor="text1"/>
-        </w:rPr>
-        <w:t>主要工作</w:t>
-      </w:r>
-      <w:r>
-        <w:rPr>
-          <w:rFonts w:ascii="標楷體" w:eastAsia="標楷體" w:hAnsi="標楷體" w:cs="標楷體"/>
-          <w:color w:val="000000" w:themeColor="text1"/>
-        </w:rPr>
-        <w:t xml:space="preserve">: </w:t>
-      </w:r>
-    </w:p>
-    <w:p>
-      <w:pPr>
-        <w:pStyle w:val="aa"/>
-        <w:numPr>
-          <w:ilvl w:val="1"/>
-          <w:numId w:val="6"/>
-        </w:numPr>
-        <w:rPr>
-          <w:rFonts w:ascii="標楷體" w:eastAsia="標楷體" w:hAnsi="標楷體" w:cs="標楷體"/>
-          <w:color w:val="000000" w:themeColor="text1"/>
-        </w:rPr>
-      </w:pPr>
-      <w:r>
-        <w:rPr>
-          <w:rFonts w:ascii="標楷體" w:eastAsia="標楷體" w:hAnsi="標楷體" w:cs="標楷體"/>
-          <w:color w:val="000000" w:themeColor="text1"/>
-        </w:rPr>
-        <w:t>ISO 27002:2022 知識庫建置</w:t>
-      </w:r>
-    </w:p>
-    <w:p>
-      <w:pPr>
-        <w:pStyle w:val="aa"/>
-        <w:numPr>
-          <w:ilvl w:val="1"/>
-          <w:numId w:val="6"/>
-        </w:numPr>
-        <w:rPr>
-          <w:rFonts w:ascii="標楷體" w:eastAsia="標楷體" w:hAnsi="標楷體" w:cs="標楷體"/>
-          <w:color w:val="000000" w:themeColor="text1"/>
-        </w:rPr>
-      </w:pPr>
-      <w:r>
-        <w:rPr>
-          <w:rFonts w:ascii="標楷體" w:eastAsia="標楷體" w:hAnsi="標楷體" w:cs="標楷體"/>
-          <w:color w:val="000000" w:themeColor="text1"/>
-        </w:rPr>
-        <w:t>RAG 檢索系統實作</w:t>
-      </w:r>
-    </w:p>
-    <w:p>
-      <w:pPr>
-        <w:pStyle w:val="aa"/>
-        <w:numPr>
-          <w:ilvl w:val="1"/>
-          <w:numId w:val="6"/>
-        </w:numPr>
-        <w:rPr>
-          <w:rFonts w:ascii="標楷體" w:eastAsia="標楷體" w:hAnsi="標楷體" w:cs="標楷體"/>
-          <w:color w:val="000000" w:themeColor="text1"/>
-        </w:rPr>
-      </w:pPr>
-      <w:r>
-        <w:rPr>
-          <w:rFonts w:ascii="標楷體" w:eastAsia="標楷體" w:hAnsi="標楷體" w:cs="標楷體"/>
-          <w:color w:val="000000" w:themeColor="text1"/>
-        </w:rPr>
-        <w:t>AI 顧問建議生成</w:t>
-      </w:r>
-    </w:p>
-    <w:p>
-      <w:pPr>
-        <w:pStyle w:val="aa"/>
-        <w:numPr>
-          <w:ilvl w:val="1"/>
-          <w:numId w:val="6"/>
-        </w:numPr>
-        <w:rPr>
-          <w:rFonts w:ascii="標楷體" w:eastAsia="標楷體" w:hAnsi="標楷體" w:cs="標楷體"/>
-          <w:color w:val="000000" w:themeColor="text1"/>
-        </w:rPr>
-      </w:pPr>
-      <w:r>
-        <w:rPr>
-          <w:rFonts w:ascii="標楷體" w:eastAsia="標楷體" w:hAnsi="標楷體" w:cs="標楷體"/>
-          <w:color w:val="000000" w:themeColor="text1"/>
-        </w:rPr>
-        <w:t>風險報表查詢與匯出</w:t>
-      </w:r>
-    </w:p>
-    <w:p>
-      <w:pPr>
-        <w:pStyle w:val="aa"/>
-        <w:numPr>
-          <w:ilvl w:val="0"/>
-          <w:numId w:val="6"/>
-        </w:numPr>
-        <w:rPr>
-          <w:rFonts w:ascii="標楷體" w:eastAsia="標楷體" w:hAnsi="標楷體" w:cs="標楷體"/>
-          <w:color w:val="000000" w:themeColor="text1"/>
-        </w:rPr>
-      </w:pPr>
-      <w:r>
-        <w:rPr>
-          <w:rFonts w:ascii="標楷體" w:eastAsia="標楷體" w:hAnsi="標楷體" w:cs="標楷體"/>
-          <w:b/>
-          <w:bCs/>
-          <w:color w:val="000000" w:themeColor="text1"/>
-        </w:rPr>
-        <w:t>文件主責</w:t>
-      </w:r>
-      <w:r>
-        <w:rPr>
-          <w:rFonts w:ascii="標楷體" w:eastAsia="標楷體" w:hAnsi="標楷體" w:cs="標楷體"/>
-          <w:color w:val="000000" w:themeColor="text1"/>
-        </w:rPr>
-        <w:t>:對應作業之系統文件章節</w:t>
-      </w:r>
-    </w:p>
-    <w:p>
-      <w:pPr>
-        <w:pStyle w:val="4"/>
-        <w:spacing w:before="319" w:after="319"/>
-        <w:rPr>
-          <w:rFonts w:ascii="標楷體" w:eastAsia="標楷體" w:hAnsi="標楷體" w:cs="標楷體"/>
-          <w:sz w:val="24"/>
-          <w:szCs w:val="24"/>
-        </w:rPr>
-      </w:pPr>
-      <w:r>
-        <w:rPr>
-          <w:rFonts w:ascii="標楷體" w:eastAsia="標楷體" w:hAnsi="標楷體" w:cs="標楷體"/>
-          <w:b/>
-          <w:bCs/>
-          <w:sz w:val="24"/>
-          <w:szCs w:val="24"/>
-        </w:rPr>
-        <w:t>黃翊</w:t>
-      </w:r>
-      <w:proofErr w:type="gramStart"/>
-      <w:r>
-        <w:rPr>
-          <w:rFonts w:ascii="標楷體" w:eastAsia="標楷體" w:hAnsi="標楷體" w:cs="標楷體"/>
-          <w:b/>
-          <w:bCs/>
-          <w:sz w:val="24"/>
-          <w:szCs w:val="24"/>
-        </w:rPr>
-        <w:t>甄</w:t>
-      </w:r>
-      <w:proofErr w:type="gramEnd"/>
+        <w:t>黃翊甄</w:t>
+      </w:r>
     </w:p>
     <w:p>
       <w:pPr>
@@ -25536,21 +24020,12 @@
           <w:color w:val="000000" w:themeColor="text1"/>
         </w:rPr>
       </w:pPr>
-      <w:proofErr w:type="spellStart"/>
       <w:r>
         <w:rPr>
           <w:rFonts w:ascii="標楷體" w:eastAsia="標楷體" w:hAnsi="標楷體" w:cs="標楷體"/>
           <w:color w:val="000000" w:themeColor="text1"/>
         </w:rPr>
-        <w:t>Supabase</w:t>
-      </w:r>
-      <w:proofErr w:type="spellEnd"/>
-      <w:r>
-        <w:rPr>
-          <w:rFonts w:ascii="標楷體" w:eastAsia="標楷體" w:hAnsi="標楷體" w:cs="標楷體"/>
-          <w:color w:val="000000" w:themeColor="text1"/>
-        </w:rPr>
-        <w:t xml:space="preserve"> 資料庫部署與初始化</w:t>
+        <w:t>Supabase 資料庫部署與初始化</w:t>
       </w:r>
     </w:p>
     <w:p>
@@ -25599,23 +24074,7 @@
           <w:rFonts w:ascii="標楷體" w:eastAsia="標楷體" w:hAnsi="標楷體" w:cs="標楷體"/>
           <w:color w:val="000000" w:themeColor="text1"/>
         </w:rPr>
-        <w:t xml:space="preserve">:第 7 </w:t>
-      </w:r>
-      <w:proofErr w:type="gramStart"/>
-      <w:r>
-        <w:rPr>
-          <w:rFonts w:ascii="標楷體" w:eastAsia="標楷體" w:hAnsi="標楷體" w:cs="標楷體"/>
-          <w:color w:val="000000" w:themeColor="text1"/>
-        </w:rPr>
-        <w:t>章實作</w:t>
-      </w:r>
-      <w:proofErr w:type="gramEnd"/>
-      <w:r>
-        <w:rPr>
-          <w:rFonts w:ascii="標楷體" w:eastAsia="標楷體" w:hAnsi="標楷體" w:cs="標楷體"/>
-          <w:color w:val="000000" w:themeColor="text1"/>
-        </w:rPr>
-        <w:t>模型(前端與部署相關)</w:t>
+        <w:t>:第 7 章實作模型(前端與部署相關)</w:t>
       </w:r>
     </w:p>
     <w:p>
@@ -25808,19 +24267,11 @@
                 <w:rFonts w:ascii="標楷體" w:eastAsia="標楷體" w:hAnsi="標楷體" w:cs="標楷體"/>
               </w:rPr>
             </w:pPr>
-            <w:proofErr w:type="gramStart"/>
-            <w:r>
-              <w:rPr>
-                <w:rFonts w:ascii="標楷體" w:eastAsia="標楷體" w:hAnsi="標楷體" w:cs="標楷體"/>
-              </w:rPr>
-              <w:t>週</w:t>
-            </w:r>
-            <w:proofErr w:type="gramEnd"/>
-            <w:r>
-              <w:rPr>
-                <w:rFonts w:ascii="標楷體" w:eastAsia="標楷體" w:hAnsi="標楷體" w:cs="標楷體"/>
-              </w:rPr>
-              <w:t>例會與進度檢核</w:t>
+            <w:r>
+              <w:rPr>
+                <w:rFonts w:ascii="標楷體" w:eastAsia="標楷體" w:hAnsi="標楷體" w:cs="標楷體"/>
+              </w:rPr>
+              <w:t>週例會與進度檢核</w:t>
             </w:r>
           </w:p>
         </w:tc>
@@ -25843,21 +24294,7 @@
               <w:rPr>
                 <w:rFonts w:ascii="標楷體" w:eastAsia="標楷體" w:hAnsi="標楷體" w:cs="標楷體"/>
               </w:rPr>
-              <w:t>顏</w:t>
-            </w:r>
-            <w:proofErr w:type="gramStart"/>
-            <w:r>
-              <w:rPr>
-                <w:rFonts w:ascii="標楷體" w:eastAsia="標楷體" w:hAnsi="標楷體" w:cs="標楷體"/>
-              </w:rPr>
-              <w:t>珮倪</w:t>
-            </w:r>
-            <w:proofErr w:type="gramEnd"/>
-            <w:r>
-              <w:rPr>
-                <w:rFonts w:ascii="標楷體" w:eastAsia="標楷體" w:hAnsi="標楷體" w:cs="標楷體"/>
-              </w:rPr>
-              <w:t>(PM)</w:t>
+              <w:t>顏珮倪(PM)</w:t>
             </w:r>
           </w:p>
         </w:tc>
@@ -25954,16 +24391,8 @@
               <w:rPr>
                 <w:rFonts w:ascii="標楷體" w:eastAsia="標楷體" w:hAnsi="標楷體" w:cs="標楷體"/>
               </w:rPr>
-              <w:t>黃翊</w:t>
-            </w:r>
-            <w:proofErr w:type="gramStart"/>
-            <w:r>
-              <w:rPr>
-                <w:rFonts w:ascii="標楷體" w:eastAsia="標楷體" w:hAnsi="標楷體" w:cs="標楷體"/>
-              </w:rPr>
-              <w:t>甄</w:t>
-            </w:r>
-            <w:proofErr w:type="gramEnd"/>
+              <w:t>黃翊甄</w:t>
+            </w:r>
           </w:p>
         </w:tc>
         <w:tc>
@@ -26059,16 +24488,8 @@
               <w:rPr>
                 <w:rFonts w:ascii="標楷體" w:eastAsia="標楷體" w:hAnsi="標楷體" w:cs="標楷體"/>
               </w:rPr>
-              <w:t>黃翊</w:t>
-            </w:r>
-            <w:proofErr w:type="gramStart"/>
-            <w:r>
-              <w:rPr>
-                <w:rFonts w:ascii="標楷體" w:eastAsia="標楷體" w:hAnsi="標楷體" w:cs="標楷體"/>
-              </w:rPr>
-              <w:t>甄</w:t>
-            </w:r>
-            <w:proofErr w:type="gramEnd"/>
+              <w:t>黃翊甄</w:t>
+            </w:r>
           </w:p>
         </w:tc>
         <w:tc>
@@ -26165,21 +24586,7 @@
               <w:rPr>
                 <w:rFonts w:ascii="標楷體" w:eastAsia="標楷體" w:hAnsi="標楷體" w:cs="標楷體"/>
               </w:rPr>
-              <w:t>顏</w:t>
-            </w:r>
-            <w:proofErr w:type="gramStart"/>
-            <w:r>
-              <w:rPr>
-                <w:rFonts w:ascii="標楷體" w:eastAsia="標楷體" w:hAnsi="標楷體" w:cs="標楷體"/>
-              </w:rPr>
-              <w:t>珮倪</w:t>
-            </w:r>
-            <w:proofErr w:type="gramEnd"/>
-            <w:r>
-              <w:rPr>
-                <w:rFonts w:ascii="標楷體" w:eastAsia="標楷體" w:hAnsi="標楷體" w:cs="標楷體"/>
-              </w:rPr>
-              <w:t>(PM)</w:t>
+              <w:t>顏珮倪(PM)</w:t>
             </w:r>
           </w:p>
         </w:tc>
@@ -26225,16 +24632,8 @@
               <w:rPr>
                 <w:rFonts w:ascii="標楷體" w:eastAsia="標楷體" w:hAnsi="標楷體" w:cs="標楷體"/>
               </w:rPr>
-              <w:t>每兩</w:t>
-            </w:r>
-            <w:proofErr w:type="gramStart"/>
-            <w:r>
-              <w:rPr>
-                <w:rFonts w:ascii="標楷體" w:eastAsia="標楷體" w:hAnsi="標楷體" w:cs="標楷體"/>
-              </w:rPr>
-              <w:t>週</w:t>
-            </w:r>
-            <w:proofErr w:type="gramEnd"/>
+              <w:t>每兩週</w:t>
+            </w:r>
           </w:p>
         </w:tc>
       </w:tr>
@@ -26284,21 +24683,7 @@
               <w:rPr>
                 <w:rFonts w:ascii="標楷體" w:eastAsia="標楷體" w:hAnsi="標楷體" w:cs="標楷體"/>
               </w:rPr>
-              <w:t>顏</w:t>
-            </w:r>
-            <w:proofErr w:type="gramStart"/>
-            <w:r>
-              <w:rPr>
-                <w:rFonts w:ascii="標楷體" w:eastAsia="標楷體" w:hAnsi="標楷體" w:cs="標楷體"/>
-              </w:rPr>
-              <w:t>珮倪</w:t>
-            </w:r>
-            <w:proofErr w:type="gramEnd"/>
-            <w:r>
-              <w:rPr>
-                <w:rFonts w:ascii="標楷體" w:eastAsia="標楷體" w:hAnsi="標楷體" w:cs="標楷體"/>
-              </w:rPr>
-              <w:t>(PM)</w:t>
+              <w:t>顏珮倪(PM)</w:t>
             </w:r>
           </w:p>
         </w:tc>
@@ -26395,21 +24780,7 @@
               <w:rPr>
                 <w:rFonts w:ascii="標楷體" w:eastAsia="標楷體" w:hAnsi="標楷體" w:cs="標楷體"/>
               </w:rPr>
-              <w:t>顏</w:t>
-            </w:r>
-            <w:proofErr w:type="gramStart"/>
-            <w:r>
-              <w:rPr>
-                <w:rFonts w:ascii="標楷體" w:eastAsia="標楷體" w:hAnsi="標楷體" w:cs="標楷體"/>
-              </w:rPr>
-              <w:t>珮倪</w:t>
-            </w:r>
-            <w:proofErr w:type="gramEnd"/>
-            <w:r>
-              <w:rPr>
-                <w:rFonts w:ascii="標楷體" w:eastAsia="標楷體" w:hAnsi="標楷體" w:cs="標楷體"/>
-              </w:rPr>
-              <w:t>(PM)</w:t>
+              <w:t>顏珮倪(PM)</w:t>
             </w:r>
           </w:p>
         </w:tc>
@@ -26525,33 +24896,38 @@
           <w:rFonts w:ascii="標楷體" w:eastAsia="標楷體" w:hAnsi="標楷體" w:cs="標楷體"/>
           <w:color w:val="000000" w:themeColor="text1"/>
         </w:rPr>
-        <w:t xml:space="preserve">                  </w:t>
-      </w:r>
-      <w:proofErr w:type="gramStart"/>
-      <w:r>
+        <w:t xml:space="preserve">                  │  前端 + 資料庫        │</w:t>
+      </w:r>
+    </w:p>
+    <w:p>
+      <w:pPr>
         <w:rPr>
           <w:rFonts w:ascii="標楷體" w:eastAsia="標楷體" w:hAnsi="標楷體" w:cs="標楷體"/>
           <w:color w:val="000000" w:themeColor="text1"/>
         </w:rPr>
-        <w:t>│</w:t>
-      </w:r>
-      <w:proofErr w:type="gramEnd"/>
+      </w:pPr>
       <w:r>
         <w:rPr>
           <w:rFonts w:ascii="標楷體" w:eastAsia="標楷體" w:hAnsi="標楷體" w:cs="標楷體"/>
           <w:color w:val="000000" w:themeColor="text1"/>
         </w:rPr>
-        <w:t xml:space="preserve">  前端 + 資料庫        </w:t>
-      </w:r>
-      <w:proofErr w:type="gramStart"/>
-      <w:r>
+        <w:t xml:space="preserve">                  │   (黃翊甄)            │</w:t>
+      </w:r>
+    </w:p>
+    <w:p>
+      <w:pPr>
         <w:rPr>
           <w:rFonts w:ascii="標楷體" w:eastAsia="標楷體" w:hAnsi="標楷體" w:cs="標楷體"/>
           <w:color w:val="000000" w:themeColor="text1"/>
         </w:rPr>
-        <w:t>│</w:t>
-      </w:r>
-      <w:proofErr w:type="gramEnd"/>
+      </w:pPr>
+      <w:r>
+        <w:rPr>
+          <w:rFonts w:ascii="標楷體" w:eastAsia="標楷體" w:hAnsi="標楷體" w:cs="標楷體"/>
+          <w:color w:val="000000" w:themeColor="text1"/>
+        </w:rPr>
+        <w:t xml:space="preserve">                  └──────────┬───────────┘</w:t>
+      </w:r>
     </w:p>
     <w:p>
       <w:pPr>
@@ -26565,49 +24941,53 @@
           <w:rFonts w:ascii="標楷體" w:eastAsia="標楷體" w:hAnsi="標楷體" w:cs="標楷體"/>
           <w:color w:val="000000" w:themeColor="text1"/>
         </w:rPr>
-        <w:t xml:space="preserve">                  </w:t>
-      </w:r>
-      <w:proofErr w:type="gramStart"/>
-      <w:r>
+        <w:t xml:space="preserve">                             │ 提供服務</w:t>
+      </w:r>
+    </w:p>
+    <w:p>
+      <w:pPr>
         <w:rPr>
           <w:rFonts w:ascii="標楷體" w:eastAsia="標楷體" w:hAnsi="標楷體" w:cs="標楷體"/>
           <w:color w:val="000000" w:themeColor="text1"/>
         </w:rPr>
-        <w:t>│</w:t>
-      </w:r>
-      <w:proofErr w:type="gramEnd"/>
+      </w:pPr>
       <w:r>
         <w:rPr>
           <w:rFonts w:ascii="標楷體" w:eastAsia="標楷體" w:hAnsi="標楷體" w:cs="標楷體"/>
           <w:color w:val="000000" w:themeColor="text1"/>
         </w:rPr>
-        <w:t xml:space="preserve">   (黃翊</w:t>
-      </w:r>
-      <w:proofErr w:type="gramStart"/>
-      <w:r>
+        <w:t xml:space="preserve">            ┌────────────────┼────────────────────────────┐</w:t>
+      </w:r>
+    </w:p>
+    <w:p>
+      <w:pPr>
         <w:rPr>
           <w:rFonts w:ascii="標楷體" w:eastAsia="標楷體" w:hAnsi="標楷體" w:cs="標楷體"/>
           <w:color w:val="000000" w:themeColor="text1"/>
         </w:rPr>
-        <w:t>甄</w:t>
-      </w:r>
-      <w:proofErr w:type="gramEnd"/>
+      </w:pPr>
       <w:r>
         <w:rPr>
           <w:rFonts w:ascii="標楷體" w:eastAsia="標楷體" w:hAnsi="標楷體" w:cs="標楷體"/>
           <w:color w:val="000000" w:themeColor="text1"/>
         </w:rPr>
-        <w:t xml:space="preserve">)            </w:t>
-      </w:r>
-      <w:proofErr w:type="gramStart"/>
-      <w:r>
+        <w:t xml:space="preserve">            │                │                            │</w:t>
+      </w:r>
+    </w:p>
+    <w:p>
+      <w:pPr>
         <w:rPr>
           <w:rFonts w:ascii="標楷體" w:eastAsia="標楷體" w:hAnsi="標楷體" w:cs="標楷體"/>
           <w:color w:val="000000" w:themeColor="text1"/>
         </w:rPr>
-        <w:t>│</w:t>
-      </w:r>
-      <w:proofErr w:type="gramEnd"/>
+      </w:pPr>
+      <w:r>
+        <w:rPr>
+          <w:rFonts w:ascii="標楷體" w:eastAsia="標楷體" w:hAnsi="標楷體" w:cs="標楷體"/>
+          <w:color w:val="000000" w:themeColor="text1"/>
+        </w:rPr>
+        <w:t xml:space="preserve">        ┌───▼─────┐    ┌─────▼──────┐                ┌────▼─────────┐</w:t>
+      </w:r>
     </w:p>
     <w:p>
       <w:pPr>
@@ -26621,7 +25001,7 @@
           <w:rFonts w:ascii="標楷體" w:eastAsia="標楷體" w:hAnsi="標楷體" w:cs="標楷體"/>
           <w:color w:val="000000" w:themeColor="text1"/>
         </w:rPr>
-        <w:t xml:space="preserve">                  └──────────┬───────────┘</w:t>
+        <w:t xml:space="preserve">        │  認證    │    │  資產管理   │                   系統管理     </w:t>
       </w:r>
     </w:p>
     <w:p>
@@ -26636,23 +25016,22 @@
           <w:rFonts w:ascii="標楷體" w:eastAsia="標楷體" w:hAnsi="標楷體" w:cs="標楷體"/>
           <w:color w:val="000000" w:themeColor="text1"/>
         </w:rPr>
-        <w:t xml:space="preserve">                             </w:t>
-      </w:r>
-      <w:proofErr w:type="gramStart"/>
-      <w:r>
+        <w:t xml:space="preserve">        │ (珮倪)              (紀媗)                               (珮倪)      </w:t>
+      </w:r>
+    </w:p>
+    <w:p>
+      <w:pPr>
         <w:rPr>
           <w:rFonts w:ascii="標楷體" w:eastAsia="標楷體" w:hAnsi="標楷體" w:cs="標楷體"/>
           <w:color w:val="000000" w:themeColor="text1"/>
         </w:rPr>
-        <w:t>│</w:t>
-      </w:r>
-      <w:proofErr w:type="gramEnd"/>
+      </w:pPr>
       <w:r>
         <w:rPr>
           <w:rFonts w:ascii="標楷體" w:eastAsia="標楷體" w:hAnsi="標楷體" w:cs="標楷體"/>
           <w:color w:val="000000" w:themeColor="text1"/>
         </w:rPr>
-        <w:t xml:space="preserve"> 提供服務</w:t>
+        <w:t xml:space="preserve">        │ 作業 1  │    │ 作業 2-5   │                 │  作業 10, 11  │</w:t>
       </w:r>
     </w:p>
     <w:p>
@@ -26667,7 +25046,7 @@
           <w:rFonts w:ascii="標楷體" w:eastAsia="標楷體" w:hAnsi="標楷體" w:cs="標楷體"/>
           <w:color w:val="000000" w:themeColor="text1"/>
         </w:rPr>
-        <w:t xml:space="preserve">            ┌────────────────┼────────────────────────────┐</w:t>
+        <w:t xml:space="preserve">        └───┬─────┘    └─────┬──────┘                └───────────────┘</w:t>
       </w:r>
     </w:p>
     <w:p>
@@ -26682,7 +25061,7 @@
           <w:rFonts w:ascii="標楷體" w:eastAsia="標楷體" w:hAnsi="標楷體" w:cs="標楷體"/>
           <w:color w:val="000000" w:themeColor="text1"/>
         </w:rPr>
-        <w:t xml:space="preserve">            │                │                            │</w:t>
+        <w:t xml:space="preserve">            │                │</w:t>
       </w:r>
     </w:p>
     <w:p>
@@ -26697,7 +25076,7 @@
           <w:rFonts w:ascii="標楷體" w:eastAsia="標楷體" w:hAnsi="標楷體" w:cs="標楷體"/>
           <w:color w:val="000000" w:themeColor="text1"/>
         </w:rPr>
-        <w:t xml:space="preserve">        ┌───▼─────┐    ┌─────▼──────┐                ┌────▼─────────┐</w:t>
+        <w:t xml:space="preserve">            └────────┬───────┘</w:t>
       </w:r>
     </w:p>
     <w:p>
@@ -26712,55 +25091,52 @@
           <w:rFonts w:ascii="標楷體" w:eastAsia="標楷體" w:hAnsi="標楷體" w:cs="標楷體"/>
           <w:color w:val="000000" w:themeColor="text1"/>
         </w:rPr>
-        <w:t xml:space="preserve">        </w:t>
-      </w:r>
-      <w:proofErr w:type="gramStart"/>
-      <w:r>
+        <w:t xml:space="preserve">                     ▼</w:t>
+      </w:r>
+    </w:p>
+    <w:p>
+      <w:pPr>
         <w:rPr>
           <w:rFonts w:ascii="標楷體" w:eastAsia="標楷體" w:hAnsi="標楷體" w:cs="標楷體"/>
           <w:color w:val="000000" w:themeColor="text1"/>
         </w:rPr>
-        <w:t>│</w:t>
-      </w:r>
-      <w:proofErr w:type="gramEnd"/>
+      </w:pPr>
       <w:r>
         <w:rPr>
           <w:rFonts w:ascii="標楷體" w:eastAsia="標楷體" w:hAnsi="標楷體" w:cs="標楷體"/>
           <w:color w:val="000000" w:themeColor="text1"/>
         </w:rPr>
-        <w:t xml:space="preserve">  認證</w:t>
-      </w:r>
-      <w:proofErr w:type="gramStart"/>
-      <w:r>
+        <w:t xml:space="preserve">            ┌─────────────────┐</w:t>
+      </w:r>
+    </w:p>
+    <w:p>
+      <w:pPr>
         <w:rPr>
           <w:rFonts w:ascii="標楷體" w:eastAsia="標楷體" w:hAnsi="標楷體" w:cs="標楷體"/>
           <w:color w:val="000000" w:themeColor="text1"/>
         </w:rPr>
-        <w:t xml:space="preserve">    │    │</w:t>
-      </w:r>
-      <w:proofErr w:type="gramEnd"/>
+      </w:pPr>
       <w:r>
         <w:rPr>
           <w:rFonts w:ascii="標楷體" w:eastAsia="標楷體" w:hAnsi="標楷體" w:cs="標楷體"/>
           <w:color w:val="000000" w:themeColor="text1"/>
         </w:rPr>
-        <w:t xml:space="preserve">  資產管理   </w:t>
-      </w:r>
-      <w:proofErr w:type="gramStart"/>
-      <w:r>
+        <w:t xml:space="preserve">            │  風險評鑑核心    </w:t>
+      </w:r>
+    </w:p>
+    <w:p>
+      <w:pPr>
         <w:rPr>
           <w:rFonts w:ascii="標楷體" w:eastAsia="標楷體" w:hAnsi="標楷體" w:cs="標楷體"/>
           <w:color w:val="000000" w:themeColor="text1"/>
         </w:rPr>
-        <w:t>│</w:t>
-      </w:r>
-      <w:proofErr w:type="gramEnd"/>
+      </w:pPr>
       <w:r>
         <w:rPr>
           <w:rFonts w:ascii="標楷體" w:eastAsia="標楷體" w:hAnsi="標楷體" w:cs="標楷體"/>
           <w:color w:val="000000" w:themeColor="text1"/>
         </w:rPr>
-        <w:t xml:space="preserve">                   系統管理     </w:t>
+        <w:t xml:space="preserve">            │   (敬芬)                  </w:t>
       </w:r>
     </w:p>
     <w:p>
@@ -26775,71 +25151,68 @@
           <w:rFonts w:ascii="標楷體" w:eastAsia="標楷體" w:hAnsi="標楷體" w:cs="標楷體"/>
           <w:color w:val="000000" w:themeColor="text1"/>
         </w:rPr>
-        <w:t xml:space="preserve">        </w:t>
-      </w:r>
-      <w:proofErr w:type="gramStart"/>
-      <w:r>
+        <w:t xml:space="preserve">            │   作業 6, 7                              </w:t>
+      </w:r>
+    </w:p>
+    <w:p>
+      <w:pPr>
         <w:rPr>
           <w:rFonts w:ascii="標楷體" w:eastAsia="標楷體" w:hAnsi="標楷體" w:cs="標楷體"/>
           <w:color w:val="000000" w:themeColor="text1"/>
         </w:rPr>
-        <w:t>│</w:t>
-      </w:r>
-      <w:proofErr w:type="gramEnd"/>
+      </w:pPr>
       <w:r>
         <w:rPr>
           <w:rFonts w:ascii="標楷體" w:eastAsia="標楷體" w:hAnsi="標楷體" w:cs="標楷體"/>
           <w:color w:val="000000" w:themeColor="text1"/>
         </w:rPr>
-        <w:t xml:space="preserve"> (</w:t>
-      </w:r>
-      <w:proofErr w:type="gramStart"/>
-      <w:r>
+        <w:t xml:space="preserve">            └────────┬────────┘</w:t>
+      </w:r>
+    </w:p>
+    <w:p>
+      <w:pPr>
         <w:rPr>
           <w:rFonts w:ascii="標楷體" w:eastAsia="標楷體" w:hAnsi="標楷體" w:cs="標楷體"/>
           <w:color w:val="000000" w:themeColor="text1"/>
         </w:rPr>
-        <w:t>珮倪</w:t>
-      </w:r>
-      <w:proofErr w:type="gramEnd"/>
+      </w:pPr>
       <w:r>
         <w:rPr>
           <w:rFonts w:ascii="標楷體" w:eastAsia="標楷體" w:hAnsi="標楷體" w:cs="標楷體"/>
           <w:color w:val="000000" w:themeColor="text1"/>
         </w:rPr>
-        <w:t>)              (紀</w:t>
-      </w:r>
-      <w:proofErr w:type="gramStart"/>
-      <w:r>
+        <w:t xml:space="preserve">                     │</w:t>
+      </w:r>
+    </w:p>
+    <w:p>
+      <w:pPr>
         <w:rPr>
           <w:rFonts w:ascii="標楷體" w:eastAsia="標楷體" w:hAnsi="標楷體" w:cs="標楷體"/>
           <w:color w:val="000000" w:themeColor="text1"/>
         </w:rPr>
-        <w:t>媗</w:t>
-      </w:r>
-      <w:proofErr w:type="gramEnd"/>
+      </w:pPr>
       <w:r>
         <w:rPr>
           <w:rFonts w:ascii="標楷體" w:eastAsia="標楷體" w:hAnsi="標楷體" w:cs="標楷體"/>
           <w:color w:val="000000" w:themeColor="text1"/>
         </w:rPr>
-        <w:t>)                               (</w:t>
-      </w:r>
-      <w:proofErr w:type="gramStart"/>
-      <w:r>
+        <w:t xml:space="preserve">                     ▼</w:t>
+      </w:r>
+    </w:p>
+    <w:p>
+      <w:pPr>
         <w:rPr>
           <w:rFonts w:ascii="標楷體" w:eastAsia="標楷體" w:hAnsi="標楷體" w:cs="標楷體"/>
           <w:color w:val="000000" w:themeColor="text1"/>
         </w:rPr>
-        <w:t>珮倪</w:t>
-      </w:r>
-      <w:proofErr w:type="gramEnd"/>
+      </w:pPr>
       <w:r>
         <w:rPr>
           <w:rFonts w:ascii="標楷體" w:eastAsia="標楷體" w:hAnsi="標楷體" w:cs="標楷體"/>
           <w:color w:val="000000" w:themeColor="text1"/>
         </w:rPr>
-        <w:t xml:space="preserve">)      </w:t>
+        <w:lastRenderedPageBreak/>
+        <w:t xml:space="preserve">            ┌─────────────────┐</w:t>
       </w:r>
     </w:p>
     <w:p>
@@ -26854,478 +25227,38 @@
           <w:rFonts w:ascii="標楷體" w:eastAsia="標楷體" w:hAnsi="標楷體" w:cs="標楷體"/>
           <w:color w:val="000000" w:themeColor="text1"/>
         </w:rPr>
-        <w:t xml:space="preserve">        </w:t>
-      </w:r>
-      <w:proofErr w:type="gramStart"/>
-      <w:r>
+        <w:t xml:space="preserve">            │  AI 建議 + 報表  │</w:t>
+      </w:r>
+    </w:p>
+    <w:p>
+      <w:pPr>
         <w:rPr>
           <w:rFonts w:ascii="標楷體" w:eastAsia="標楷體" w:hAnsi="標楷體" w:cs="標楷體"/>
           <w:color w:val="000000" w:themeColor="text1"/>
         </w:rPr>
-        <w:t>│</w:t>
-      </w:r>
-      <w:proofErr w:type="gramEnd"/>
+      </w:pPr>
       <w:r>
         <w:rPr>
           <w:rFonts w:ascii="標楷體" w:eastAsia="標楷體" w:hAnsi="標楷體" w:cs="標楷體"/>
           <w:color w:val="000000" w:themeColor="text1"/>
         </w:rPr>
-        <w:t xml:space="preserve"> 作業 1  </w:t>
-      </w:r>
-      <w:proofErr w:type="gramStart"/>
-      <w:r>
+        <w:t xml:space="preserve">            │   (昕縈)        │</w:t>
+      </w:r>
+    </w:p>
+    <w:p>
+      <w:pPr>
         <w:rPr>
           <w:rFonts w:ascii="標楷體" w:eastAsia="標楷體" w:hAnsi="標楷體" w:cs="標楷體"/>
           <w:color w:val="000000" w:themeColor="text1"/>
         </w:rPr>
-        <w:t>│</w:t>
-      </w:r>
-      <w:proofErr w:type="gramEnd"/>
+      </w:pPr>
       <w:r>
         <w:rPr>
           <w:rFonts w:ascii="標楷體" w:eastAsia="標楷體" w:hAnsi="標楷體" w:cs="標楷體"/>
           <w:color w:val="000000" w:themeColor="text1"/>
         </w:rPr>
-        <w:t xml:space="preserve">    </w:t>
-      </w:r>
-      <w:proofErr w:type="gramStart"/>
-      <w:r>
-        <w:rPr>
-          <w:rFonts w:ascii="標楷體" w:eastAsia="標楷體" w:hAnsi="標楷體" w:cs="標楷體"/>
-          <w:color w:val="000000" w:themeColor="text1"/>
-        </w:rPr>
-        <w:t>│</w:t>
-      </w:r>
-      <w:proofErr w:type="gramEnd"/>
-      <w:r>
-        <w:rPr>
-          <w:rFonts w:ascii="標楷體" w:eastAsia="標楷體" w:hAnsi="標楷體" w:cs="標楷體"/>
-          <w:color w:val="000000" w:themeColor="text1"/>
-        </w:rPr>
-        <w:t xml:space="preserve"> 作業 2-5   </w:t>
-      </w:r>
-      <w:proofErr w:type="gramStart"/>
-      <w:r>
-        <w:rPr>
-          <w:rFonts w:ascii="標楷體" w:eastAsia="標楷體" w:hAnsi="標楷體" w:cs="標楷體"/>
-          <w:color w:val="000000" w:themeColor="text1"/>
-        </w:rPr>
-        <w:t>│</w:t>
-      </w:r>
-      <w:proofErr w:type="gramEnd"/>
-      <w:r>
-        <w:rPr>
-          <w:rFonts w:ascii="標楷體" w:eastAsia="標楷體" w:hAnsi="標楷體" w:cs="標楷體"/>
-          <w:color w:val="000000" w:themeColor="text1"/>
-        </w:rPr>
-        <w:t xml:space="preserve">                 </w:t>
-      </w:r>
-      <w:proofErr w:type="gramStart"/>
-      <w:r>
-        <w:rPr>
-          <w:rFonts w:ascii="標楷體" w:eastAsia="標楷體" w:hAnsi="標楷體" w:cs="標楷體"/>
-          <w:color w:val="000000" w:themeColor="text1"/>
-        </w:rPr>
-        <w:t>│</w:t>
-      </w:r>
-      <w:proofErr w:type="gramEnd"/>
-      <w:r>
-        <w:rPr>
-          <w:rFonts w:ascii="標楷體" w:eastAsia="標楷體" w:hAnsi="標楷體" w:cs="標楷體"/>
-          <w:color w:val="000000" w:themeColor="text1"/>
-        </w:rPr>
-        <w:t xml:space="preserve">  作業 10, 11  </w:t>
-      </w:r>
-      <w:proofErr w:type="gramStart"/>
-      <w:r>
-        <w:rPr>
-          <w:rFonts w:ascii="標楷體" w:eastAsia="標楷體" w:hAnsi="標楷體" w:cs="標楷體"/>
-          <w:color w:val="000000" w:themeColor="text1"/>
-        </w:rPr>
-        <w:t>│</w:t>
-      </w:r>
-      <w:proofErr w:type="gramEnd"/>
-    </w:p>
-    <w:p>
-      <w:pPr>
-        <w:rPr>
-          <w:rFonts w:ascii="標楷體" w:eastAsia="標楷體" w:hAnsi="標楷體" w:cs="標楷體"/>
-          <w:color w:val="000000" w:themeColor="text1"/>
-        </w:rPr>
-      </w:pPr>
-      <w:r>
-        <w:rPr>
-          <w:rFonts w:ascii="標楷體" w:eastAsia="標楷體" w:hAnsi="標楷體" w:cs="標楷體"/>
-          <w:color w:val="000000" w:themeColor="text1"/>
-        </w:rPr>
-        <w:t xml:space="preserve">        └───┬─────┘    └─────┬──────┘                └───────────────┘</w:t>
-      </w:r>
-    </w:p>
-    <w:p>
-      <w:pPr>
-        <w:rPr>
-          <w:rFonts w:ascii="標楷體" w:eastAsia="標楷體" w:hAnsi="標楷體" w:cs="標楷體"/>
-          <w:color w:val="000000" w:themeColor="text1"/>
-        </w:rPr>
-      </w:pPr>
-      <w:r>
-        <w:rPr>
-          <w:rFonts w:ascii="標楷體" w:eastAsia="標楷體" w:hAnsi="標楷體" w:cs="標楷體"/>
-          <w:color w:val="000000" w:themeColor="text1"/>
-        </w:rPr>
-        <w:t xml:space="preserve">            │                │</w:t>
-      </w:r>
-    </w:p>
-    <w:p>
-      <w:pPr>
-        <w:rPr>
-          <w:rFonts w:ascii="標楷體" w:eastAsia="標楷體" w:hAnsi="標楷體" w:cs="標楷體"/>
-          <w:color w:val="000000" w:themeColor="text1"/>
-        </w:rPr>
-      </w:pPr>
-      <w:r>
-        <w:rPr>
-          <w:rFonts w:ascii="標楷體" w:eastAsia="標楷體" w:hAnsi="標楷體" w:cs="標楷體"/>
-          <w:color w:val="000000" w:themeColor="text1"/>
-        </w:rPr>
-        <w:t xml:space="preserve">            └────────┬───────┘</w:t>
-      </w:r>
-    </w:p>
-    <w:p>
-      <w:pPr>
-        <w:rPr>
-          <w:rFonts w:ascii="標楷體" w:eastAsia="標楷體" w:hAnsi="標楷體" w:cs="標楷體"/>
-          <w:color w:val="000000" w:themeColor="text1"/>
-        </w:rPr>
-      </w:pPr>
-      <w:r>
-        <w:rPr>
-          <w:rFonts w:ascii="標楷體" w:eastAsia="標楷體" w:hAnsi="標楷體" w:cs="標楷體"/>
-          <w:color w:val="000000" w:themeColor="text1"/>
-        </w:rPr>
-        <w:t xml:space="preserve">                     ▼</w:t>
-      </w:r>
-    </w:p>
-    <w:p>
-      <w:pPr>
-        <w:rPr>
-          <w:rFonts w:ascii="標楷體" w:eastAsia="標楷體" w:hAnsi="標楷體" w:cs="標楷體"/>
-          <w:color w:val="000000" w:themeColor="text1"/>
-        </w:rPr>
-      </w:pPr>
-      <w:r>
-        <w:rPr>
-          <w:rFonts w:ascii="標楷體" w:eastAsia="標楷體" w:hAnsi="標楷體" w:cs="標楷體"/>
-          <w:color w:val="000000" w:themeColor="text1"/>
-        </w:rPr>
-        <w:t xml:space="preserve">            ┌─────────────────┐</w:t>
-      </w:r>
-    </w:p>
-    <w:p>
-      <w:pPr>
-        <w:rPr>
-          <w:rFonts w:ascii="標楷體" w:eastAsia="標楷體" w:hAnsi="標楷體" w:cs="標楷體"/>
-          <w:color w:val="000000" w:themeColor="text1"/>
-        </w:rPr>
-      </w:pPr>
-      <w:r>
-        <w:rPr>
-          <w:rFonts w:ascii="標楷體" w:eastAsia="標楷體" w:hAnsi="標楷體" w:cs="標楷體"/>
-          <w:color w:val="000000" w:themeColor="text1"/>
-        </w:rPr>
-        <w:t xml:space="preserve">            </w:t>
-      </w:r>
-      <w:proofErr w:type="gramStart"/>
-      <w:r>
-        <w:rPr>
-          <w:rFonts w:ascii="標楷體" w:eastAsia="標楷體" w:hAnsi="標楷體" w:cs="標楷體"/>
-          <w:color w:val="000000" w:themeColor="text1"/>
-        </w:rPr>
-        <w:t>│</w:t>
-      </w:r>
-      <w:proofErr w:type="gramEnd"/>
-      <w:r>
-        <w:rPr>
-          <w:rFonts w:ascii="標楷體" w:eastAsia="標楷體" w:hAnsi="標楷體" w:cs="標楷體"/>
-          <w:color w:val="000000" w:themeColor="text1"/>
-        </w:rPr>
-        <w:t xml:space="preserve">  風險評鑑核心    </w:t>
-      </w:r>
-    </w:p>
-    <w:p>
-      <w:pPr>
-        <w:rPr>
-          <w:rFonts w:ascii="標楷體" w:eastAsia="標楷體" w:hAnsi="標楷體" w:cs="標楷體"/>
-          <w:color w:val="000000" w:themeColor="text1"/>
-        </w:rPr>
-      </w:pPr>
-      <w:r>
-        <w:rPr>
-          <w:rFonts w:ascii="標楷體" w:eastAsia="標楷體" w:hAnsi="標楷體" w:cs="標楷體"/>
-          <w:color w:val="000000" w:themeColor="text1"/>
-        </w:rPr>
-        <w:t xml:space="preserve">            </w:t>
-      </w:r>
-      <w:proofErr w:type="gramStart"/>
-      <w:r>
-        <w:rPr>
-          <w:rFonts w:ascii="標楷體" w:eastAsia="標楷體" w:hAnsi="標楷體" w:cs="標楷體"/>
-          <w:color w:val="000000" w:themeColor="text1"/>
-        </w:rPr>
-        <w:t>│</w:t>
-      </w:r>
-      <w:proofErr w:type="gramEnd"/>
-      <w:r>
-        <w:rPr>
-          <w:rFonts w:ascii="標楷體" w:eastAsia="標楷體" w:hAnsi="標楷體" w:cs="標楷體"/>
-          <w:color w:val="000000" w:themeColor="text1"/>
-        </w:rPr>
-        <w:t xml:space="preserve">   (</w:t>
-      </w:r>
-      <w:proofErr w:type="gramStart"/>
-      <w:r>
-        <w:rPr>
-          <w:rFonts w:ascii="標楷體" w:eastAsia="標楷體" w:hAnsi="標楷體" w:cs="標楷體"/>
-          <w:color w:val="000000" w:themeColor="text1"/>
-        </w:rPr>
-        <w:t>敬芬</w:t>
-      </w:r>
-      <w:proofErr w:type="gramEnd"/>
-      <w:r>
-        <w:rPr>
-          <w:rFonts w:ascii="標楷體" w:eastAsia="標楷體" w:hAnsi="標楷體" w:cs="標楷體"/>
-          <w:color w:val="000000" w:themeColor="text1"/>
-        </w:rPr>
-        <w:t xml:space="preserve">)                  </w:t>
-      </w:r>
-    </w:p>
-    <w:p>
-      <w:pPr>
-        <w:rPr>
-          <w:rFonts w:ascii="標楷體" w:eastAsia="標楷體" w:hAnsi="標楷體" w:cs="標楷體"/>
-          <w:color w:val="000000" w:themeColor="text1"/>
-        </w:rPr>
-      </w:pPr>
-      <w:r>
-        <w:rPr>
-          <w:rFonts w:ascii="標楷體" w:eastAsia="標楷體" w:hAnsi="標楷體" w:cs="標楷體"/>
-          <w:color w:val="000000" w:themeColor="text1"/>
-        </w:rPr>
-        <w:t xml:space="preserve">            </w:t>
-      </w:r>
-      <w:proofErr w:type="gramStart"/>
-      <w:r>
-        <w:rPr>
-          <w:rFonts w:ascii="標楷體" w:eastAsia="標楷體" w:hAnsi="標楷體" w:cs="標楷體"/>
-          <w:color w:val="000000" w:themeColor="text1"/>
-        </w:rPr>
-        <w:t>│</w:t>
-      </w:r>
-      <w:proofErr w:type="gramEnd"/>
-      <w:r>
-        <w:rPr>
-          <w:rFonts w:ascii="標楷體" w:eastAsia="標楷體" w:hAnsi="標楷體" w:cs="標楷體"/>
-          <w:color w:val="000000" w:themeColor="text1"/>
-        </w:rPr>
-        <w:t xml:space="preserve">   作業 6, 7                              </w:t>
-      </w:r>
-    </w:p>
-    <w:p>
-      <w:pPr>
-        <w:rPr>
-          <w:rFonts w:ascii="標楷體" w:eastAsia="標楷體" w:hAnsi="標楷體" w:cs="標楷體"/>
-          <w:color w:val="000000" w:themeColor="text1"/>
-        </w:rPr>
-      </w:pPr>
-      <w:r>
-        <w:rPr>
-          <w:rFonts w:ascii="標楷體" w:eastAsia="標楷體" w:hAnsi="標楷體" w:cs="標楷體"/>
-          <w:color w:val="000000" w:themeColor="text1"/>
-        </w:rPr>
-        <w:t xml:space="preserve">            └────────┬────────┘</w:t>
-      </w:r>
-    </w:p>
-    <w:p>
-      <w:pPr>
-        <w:rPr>
-          <w:rFonts w:ascii="標楷體" w:eastAsia="標楷體" w:hAnsi="標楷體" w:cs="標楷體"/>
-          <w:color w:val="000000" w:themeColor="text1"/>
-        </w:rPr>
-      </w:pPr>
-      <w:r>
-        <w:rPr>
-          <w:rFonts w:ascii="標楷體" w:eastAsia="標楷體" w:hAnsi="標楷體" w:cs="標楷體"/>
-          <w:color w:val="000000" w:themeColor="text1"/>
-        </w:rPr>
-        <w:t xml:space="preserve">                     │</w:t>
-      </w:r>
-    </w:p>
-    <w:p>
-      <w:pPr>
-        <w:rPr>
-          <w:rFonts w:ascii="標楷體" w:eastAsia="標楷體" w:hAnsi="標楷體" w:cs="標楷體"/>
-          <w:color w:val="000000" w:themeColor="text1"/>
-        </w:rPr>
-      </w:pPr>
-      <w:r>
-        <w:rPr>
-          <w:rFonts w:ascii="標楷體" w:eastAsia="標楷體" w:hAnsi="標楷體" w:cs="標楷體"/>
-          <w:color w:val="000000" w:themeColor="text1"/>
-        </w:rPr>
-        <w:t xml:space="preserve">                     ▼</w:t>
-      </w:r>
-    </w:p>
-    <w:p>
-      <w:pPr>
-        <w:rPr>
-          <w:rFonts w:ascii="標楷體" w:eastAsia="標楷體" w:hAnsi="標楷體" w:cs="標楷體"/>
-          <w:color w:val="000000" w:themeColor="text1"/>
-        </w:rPr>
-      </w:pPr>
-      <w:r>
-        <w:rPr>
-          <w:rFonts w:ascii="標楷體" w:eastAsia="標楷體" w:hAnsi="標楷體" w:cs="標楷體"/>
-          <w:color w:val="000000" w:themeColor="text1"/>
-        </w:rPr>
-        <w:lastRenderedPageBreak/>
-        <w:t xml:space="preserve">            ┌─────────────────┐</w:t>
-      </w:r>
-    </w:p>
-    <w:p>
-      <w:pPr>
-        <w:rPr>
-          <w:rFonts w:ascii="標楷體" w:eastAsia="標楷體" w:hAnsi="標楷體" w:cs="標楷體"/>
-          <w:color w:val="000000" w:themeColor="text1"/>
-        </w:rPr>
-      </w:pPr>
-      <w:r>
-        <w:rPr>
-          <w:rFonts w:ascii="標楷體" w:eastAsia="標楷體" w:hAnsi="標楷體" w:cs="標楷體"/>
-          <w:color w:val="000000" w:themeColor="text1"/>
-        </w:rPr>
-        <w:t xml:space="preserve">            </w:t>
-      </w:r>
-      <w:proofErr w:type="gramStart"/>
-      <w:r>
-        <w:rPr>
-          <w:rFonts w:ascii="標楷體" w:eastAsia="標楷體" w:hAnsi="標楷體" w:cs="標楷體"/>
-          <w:color w:val="000000" w:themeColor="text1"/>
-        </w:rPr>
-        <w:t>│</w:t>
-      </w:r>
-      <w:proofErr w:type="gramEnd"/>
-      <w:r>
-        <w:rPr>
-          <w:rFonts w:ascii="標楷體" w:eastAsia="標楷體" w:hAnsi="標楷體" w:cs="標楷體"/>
-          <w:color w:val="000000" w:themeColor="text1"/>
-        </w:rPr>
-        <w:t xml:space="preserve">  AI 建議 + 報表  </w:t>
-      </w:r>
-      <w:proofErr w:type="gramStart"/>
-      <w:r>
-        <w:rPr>
-          <w:rFonts w:ascii="標楷體" w:eastAsia="標楷體" w:hAnsi="標楷體" w:cs="標楷體"/>
-          <w:color w:val="000000" w:themeColor="text1"/>
-        </w:rPr>
-        <w:t>│</w:t>
-      </w:r>
-      <w:proofErr w:type="gramEnd"/>
-    </w:p>
-    <w:p>
-      <w:pPr>
-        <w:rPr>
-          <w:rFonts w:ascii="標楷體" w:eastAsia="標楷體" w:hAnsi="標楷體" w:cs="標楷體"/>
-          <w:color w:val="000000" w:themeColor="text1"/>
-        </w:rPr>
-      </w:pPr>
-      <w:r>
-        <w:rPr>
-          <w:rFonts w:ascii="標楷體" w:eastAsia="標楷體" w:hAnsi="標楷體" w:cs="標楷體"/>
-          <w:color w:val="000000" w:themeColor="text1"/>
-        </w:rPr>
-        <w:t xml:space="preserve">            </w:t>
-      </w:r>
-      <w:proofErr w:type="gramStart"/>
-      <w:r>
-        <w:rPr>
-          <w:rFonts w:ascii="標楷體" w:eastAsia="標楷體" w:hAnsi="標楷體" w:cs="標楷體"/>
-          <w:color w:val="000000" w:themeColor="text1"/>
-        </w:rPr>
-        <w:t>│</w:t>
-      </w:r>
-      <w:proofErr w:type="gramEnd"/>
-      <w:r>
-        <w:rPr>
-          <w:rFonts w:ascii="標楷體" w:eastAsia="標楷體" w:hAnsi="標楷體" w:cs="標楷體"/>
-          <w:color w:val="000000" w:themeColor="text1"/>
-        </w:rPr>
-        <w:t xml:space="preserve">   (</w:t>
-      </w:r>
-      <w:proofErr w:type="gramStart"/>
-      <w:r>
-        <w:rPr>
-          <w:rFonts w:ascii="標楷體" w:eastAsia="標楷體" w:hAnsi="標楷體" w:cs="標楷體"/>
-          <w:color w:val="000000" w:themeColor="text1"/>
-        </w:rPr>
-        <w:t>昕縈</w:t>
-      </w:r>
-      <w:proofErr w:type="gramEnd"/>
-      <w:r>
-        <w:rPr>
-          <w:rFonts w:ascii="標楷體" w:eastAsia="標楷體" w:hAnsi="標楷體" w:cs="標楷體"/>
-          <w:color w:val="000000" w:themeColor="text1"/>
-        </w:rPr>
-        <w:t xml:space="preserve">)        </w:t>
-      </w:r>
-      <w:proofErr w:type="gramStart"/>
-      <w:r>
-        <w:rPr>
-          <w:rFonts w:ascii="標楷體" w:eastAsia="標楷體" w:hAnsi="標楷體" w:cs="標楷體"/>
-          <w:color w:val="000000" w:themeColor="text1"/>
-        </w:rPr>
-        <w:t>│</w:t>
-      </w:r>
-      <w:proofErr w:type="gramEnd"/>
-    </w:p>
-    <w:p>
-      <w:pPr>
-        <w:rPr>
-          <w:rFonts w:ascii="標楷體" w:eastAsia="標楷體" w:hAnsi="標楷體" w:cs="標楷體"/>
-          <w:color w:val="000000" w:themeColor="text1"/>
-        </w:rPr>
-      </w:pPr>
-      <w:r>
-        <w:rPr>
-          <w:rFonts w:ascii="標楷體" w:eastAsia="標楷體" w:hAnsi="標楷體" w:cs="標楷體"/>
-          <w:color w:val="000000" w:themeColor="text1"/>
-        </w:rPr>
-        <w:t xml:space="preserve">            </w:t>
-      </w:r>
-      <w:proofErr w:type="gramStart"/>
-      <w:r>
-        <w:rPr>
-          <w:rFonts w:ascii="標楷體" w:eastAsia="標楷體" w:hAnsi="標楷體" w:cs="標楷體"/>
-          <w:color w:val="000000" w:themeColor="text1"/>
-        </w:rPr>
-        <w:t>│</w:t>
-      </w:r>
-      <w:proofErr w:type="gramEnd"/>
-      <w:r>
-        <w:rPr>
-          <w:rFonts w:ascii="標楷體" w:eastAsia="標楷體" w:hAnsi="標楷體" w:cs="標楷體"/>
-          <w:color w:val="000000" w:themeColor="text1"/>
-        </w:rPr>
-        <w:t xml:space="preserve">   作業 8, 9     </w:t>
-      </w:r>
-      <w:proofErr w:type="gramStart"/>
-      <w:r>
-        <w:rPr>
-          <w:rFonts w:ascii="標楷體" w:eastAsia="標楷體" w:hAnsi="標楷體" w:cs="標楷體"/>
-          <w:color w:val="000000" w:themeColor="text1"/>
-        </w:rPr>
-        <w:t>│</w:t>
-      </w:r>
-      <w:proofErr w:type="gramEnd"/>
+        <w:t xml:space="preserve">            │   作業 8, 9     │</w:t>
+      </w:r>
     </w:p>
     <w:p>
       <w:pPr>
@@ -27519,25 +25452,7 @@
                 <w:b/>
                 <w:bCs/>
               </w:rPr>
-              <w:t>顏</w:t>
-            </w:r>
-            <w:proofErr w:type="gramStart"/>
-            <w:r>
-              <w:rPr>
-                <w:rFonts w:ascii="標楷體" w:eastAsia="標楷體" w:hAnsi="標楷體" w:cs="標楷體"/>
-                <w:b/>
-                <w:bCs/>
-              </w:rPr>
-              <w:t>珮倪</w:t>
-            </w:r>
-            <w:proofErr w:type="gramEnd"/>
-            <w:r>
-              <w:rPr>
-                <w:rFonts w:ascii="標楷體" w:eastAsia="標楷體" w:hAnsi="標楷體" w:cs="標楷體"/>
-                <w:b/>
-                <w:bCs/>
-              </w:rPr>
-              <w:t>(PM)</w:t>
+              <w:t>顏珮倪(PM)</w:t>
             </w:r>
           </w:p>
         </w:tc>
@@ -27615,18 +25530,8 @@
                 <w:b/>
                 <w:bCs/>
               </w:rPr>
-              <w:t>黃翊</w:t>
-            </w:r>
-            <w:proofErr w:type="gramStart"/>
-            <w:r>
-              <w:rPr>
-                <w:rFonts w:ascii="標楷體" w:eastAsia="標楷體" w:hAnsi="標楷體" w:cs="標楷體"/>
-                <w:b/>
-                <w:bCs/>
-              </w:rPr>
-              <w:t>甄</w:t>
-            </w:r>
-            <w:proofErr w:type="gramEnd"/>
+              <w:t>黃翊甄</w:t>
+            </w:r>
           </w:p>
         </w:tc>
         <w:tc>
@@ -27703,18 +25608,8 @@
                 <w:b/>
                 <w:bCs/>
               </w:rPr>
-              <w:t>林紀</w:t>
-            </w:r>
-            <w:proofErr w:type="gramStart"/>
-            <w:r>
-              <w:rPr>
-                <w:rFonts w:ascii="標楷體" w:eastAsia="標楷體" w:hAnsi="標楷體" w:cs="標楷體"/>
-                <w:b/>
-                <w:bCs/>
-              </w:rPr>
-              <w:t>媗</w:t>
-            </w:r>
-            <w:proofErr w:type="gramEnd"/>
+              <w:t>林紀媗</w:t>
+            </w:r>
           </w:p>
         </w:tc>
         <w:tc>
@@ -27736,21 +25631,7 @@
               <w:rPr>
                 <w:rFonts w:ascii="標楷體" w:eastAsia="標楷體" w:hAnsi="標楷體" w:cs="標楷體"/>
               </w:rPr>
-              <w:t xml:space="preserve">作業 2-5(資產 CRUD,4 </w:t>
-            </w:r>
-            <w:proofErr w:type="gramStart"/>
-            <w:r>
-              <w:rPr>
-                <w:rFonts w:ascii="標楷體" w:eastAsia="標楷體" w:hAnsi="標楷體" w:cs="標楷體"/>
-              </w:rPr>
-              <w:t>個</w:t>
-            </w:r>
-            <w:proofErr w:type="gramEnd"/>
-            <w:r>
-              <w:rPr>
-                <w:rFonts w:ascii="標楷體" w:eastAsia="標楷體" w:hAnsi="標楷體" w:cs="標楷體"/>
-              </w:rPr>
-              <w:t>作業)</w:t>
+              <w:t>作業 2-5(資產 CRUD,4 個作業)</w:t>
             </w:r>
           </w:p>
         </w:tc>
@@ -27883,18 +25764,8 @@
                 <w:b/>
                 <w:bCs/>
               </w:rPr>
-              <w:t>李昕</w:t>
-            </w:r>
-            <w:proofErr w:type="gramStart"/>
-            <w:r>
-              <w:rPr>
-                <w:rFonts w:ascii="標楷體" w:eastAsia="標楷體" w:hAnsi="標楷體" w:cs="標楷體"/>
-                <w:b/>
-                <w:bCs/>
-              </w:rPr>
-              <w:t>縈</w:t>
-            </w:r>
-            <w:proofErr w:type="gramEnd"/>
+              <w:t>李昕縈</w:t>
+            </w:r>
           </w:p>
         </w:tc>
         <w:tc>
@@ -28054,9 +25925,15 @@
           <w:bCs/>
           <w:color w:val="000000" w:themeColor="text1"/>
         </w:rPr>
-        <w:t>顏</w:t>
-      </w:r>
-      <w:proofErr w:type="gramStart"/>
+        <w:t>顏珮倪</w:t>
+      </w:r>
+      <w:r>
+        <w:rPr>
+          <w:rFonts w:ascii="標楷體" w:eastAsia="標楷體" w:hAnsi="標楷體" w:cs="標楷體"/>
+          <w:color w:val="000000" w:themeColor="text1"/>
+        </w:rPr>
+        <w:t xml:space="preserve"> 與 </w:t>
+      </w:r>
       <w:r>
         <w:rPr>
           <w:rFonts w:ascii="標楷體" w:eastAsia="標楷體" w:hAnsi="標楷體" w:cs="標楷體"/>
@@ -28064,36 +25941,8 @@
           <w:bCs/>
           <w:color w:val="000000" w:themeColor="text1"/>
         </w:rPr>
-        <w:t>珮倪</w:t>
-      </w:r>
-      <w:proofErr w:type="gramEnd"/>
-      <w:r>
-        <w:rPr>
-          <w:rFonts w:ascii="標楷體" w:eastAsia="標楷體" w:hAnsi="標楷體" w:cs="標楷體"/>
-          <w:color w:val="000000" w:themeColor="text1"/>
-        </w:rPr>
-        <w:t xml:space="preserve"> 與 </w:t>
-      </w:r>
-      <w:r>
-        <w:rPr>
-          <w:rFonts w:ascii="標楷體" w:eastAsia="標楷體" w:hAnsi="標楷體" w:cs="標楷體"/>
-          <w:b/>
-          <w:bCs/>
-          <w:color w:val="000000" w:themeColor="text1"/>
-        </w:rPr>
-        <w:t>黃翊</w:t>
-      </w:r>
-      <w:proofErr w:type="gramStart"/>
-      <w:r>
-        <w:rPr>
-          <w:rFonts w:ascii="標楷體" w:eastAsia="標楷體" w:hAnsi="標楷體" w:cs="標楷體"/>
-          <w:b/>
-          <w:bCs/>
-          <w:color w:val="000000" w:themeColor="text1"/>
-        </w:rPr>
-        <w:t>甄</w:t>
-      </w:r>
-      <w:proofErr w:type="gramEnd"/>
+        <w:t>黃翊甄</w:t>
+      </w:r>
       <w:r>
         <w:rPr>
           <w:rFonts w:ascii="標楷體" w:eastAsia="標楷體" w:hAnsi="標楷體" w:cs="標楷體"/>
@@ -28182,41 +26031,14 @@
           <w:bCs/>
           <w:color w:val="000000" w:themeColor="text1"/>
         </w:rPr>
-        <w:t>林紀</w:t>
-      </w:r>
-      <w:proofErr w:type="gramStart"/>
-      <w:r>
-        <w:rPr>
-          <w:rFonts w:ascii="標楷體" w:eastAsia="標楷體" w:hAnsi="標楷體" w:cs="標楷體"/>
-          <w:b/>
-          <w:bCs/>
-          <w:color w:val="000000" w:themeColor="text1"/>
-        </w:rPr>
-        <w:t>媗</w:t>
-      </w:r>
-      <w:proofErr w:type="gramEnd"/>
+        <w:t>林紀媗</w:t>
+      </w:r>
       <w:r>
         <w:rPr>
           <w:rFonts w:ascii="標楷體" w:eastAsia="標楷體" w:hAnsi="標楷體" w:cs="標楷體"/>
           <w:color w:val="000000" w:themeColor="text1"/>
         </w:rPr>
-        <w:t xml:space="preserve"> ,雖負責 4 </w:t>
-      </w:r>
-      <w:proofErr w:type="gramStart"/>
-      <w:r>
-        <w:rPr>
-          <w:rFonts w:ascii="標楷體" w:eastAsia="標楷體" w:hAnsi="標楷體" w:cs="標楷體"/>
-          <w:color w:val="000000" w:themeColor="text1"/>
-        </w:rPr>
-        <w:t>個</w:t>
-      </w:r>
-      <w:proofErr w:type="gramEnd"/>
-      <w:r>
-        <w:rPr>
-          <w:rFonts w:ascii="標楷體" w:eastAsia="標楷體" w:hAnsi="標楷體" w:cs="標楷體"/>
-          <w:color w:val="000000" w:themeColor="text1"/>
-        </w:rPr>
-        <w:t>作業,但屬性質相近的 CRUD 操作</w:t>
+        <w:t xml:space="preserve"> ,雖負責 4 個作業,但屬性質相近的 CRUD 操作</w:t>
       </w:r>
     </w:p>
     <w:p>
@@ -28238,19 +26060,8 @@
           <w:bCs/>
           <w:color w:val="000000" w:themeColor="text1"/>
         </w:rPr>
-        <w:t>李昕</w:t>
-      </w:r>
-      <w:proofErr w:type="gramStart"/>
-      <w:r>
-        <w:rPr>
-          <w:rFonts w:ascii="標楷體" w:eastAsia="標楷體" w:hAnsi="標楷體" w:cs="標楷體"/>
-          <w:b/>
-          <w:bCs/>
-          <w:color w:val="000000" w:themeColor="text1"/>
-        </w:rPr>
-        <w:t>縈</w:t>
-      </w:r>
-      <w:proofErr w:type="gramEnd"/>
+        <w:t>李昕縈</w:t>
+      </w:r>
       <w:r>
         <w:rPr>
           <w:rFonts w:ascii="標楷體" w:eastAsia="標楷體" w:hAnsi="標楷體" w:cs="標楷體"/>
@@ -28642,23 +26453,13 @@
           <w:color w:val="FF0000"/>
         </w:rPr>
       </w:pPr>
-      <w:proofErr w:type="gramStart"/>
       <w:r>
         <w:rPr>
           <w:rFonts w:eastAsia="標楷體" w:hint="eastAsia"/>
           <w:b/>
           <w:color w:val="FF0000"/>
         </w:rPr>
-        <w:t>本組成員</w:t>
-      </w:r>
-      <w:proofErr w:type="gramEnd"/>
-      <w:r>
-        <w:rPr>
-          <w:rFonts w:eastAsia="標楷體" w:hint="eastAsia"/>
-          <w:b/>
-          <w:color w:val="FF0000"/>
-        </w:rPr>
-        <w:t>之工作內容與貢獻度</w:t>
+        <w:t>本組成員之工作內容與貢獻度</w:t>
       </w:r>
       <w:r>
         <w:rPr>
@@ -29753,71 +27554,23 @@
           <w:rFonts w:ascii="標楷體" w:eastAsia="標楷體" w:hAnsi="標楷體" w:cs="標楷體"/>
           <w:color w:val="000000" w:themeColor="text1"/>
         </w:rPr>
-        <w:t>本章主要針對「</w:t>
-      </w:r>
-      <w:proofErr w:type="gramStart"/>
-      <w:r>
+        <w:t>本章主要針對「支援資安管理系統（ISMS）運作之 AI 風險顧問系統」進行需求分析，說明本系統之使用者需求、功能需求、非功能需求，以及使用個案模型。本系統主要使用者包含一般使用者、資安管理員／高階主管與系統管理員，並依據各角色於系統中的操作目標，整理出系統應提供之功能與服務。</w:t>
+      </w:r>
+    </w:p>
+    <w:p>
+      <w:pPr>
+        <w:spacing w:before="240" w:after="240"/>
         <w:rPr>
           <w:rFonts w:ascii="標楷體" w:eastAsia="標楷體" w:hAnsi="標楷體" w:cs="標楷體"/>
           <w:color w:val="000000" w:themeColor="text1"/>
         </w:rPr>
-        <w:t>支援資安管理</w:t>
-      </w:r>
-      <w:proofErr w:type="gramEnd"/>
+      </w:pPr>
       <w:r>
         <w:rPr>
           <w:rFonts w:ascii="標楷體" w:eastAsia="標楷體" w:hAnsi="標楷體" w:cs="標楷體"/>
           <w:color w:val="000000" w:themeColor="text1"/>
         </w:rPr>
-        <w:t>系統（ISMS）運作之 AI 風險顧問系統」進行需求分析，說明本系統之使用者需求、功能需求、非功能需求，以及使用個案模型。本系統主要使用者包含一般使用者、</w:t>
-      </w:r>
-      <w:proofErr w:type="gramStart"/>
-      <w:r>
-        <w:rPr>
-          <w:rFonts w:ascii="標楷體" w:eastAsia="標楷體" w:hAnsi="標楷體" w:cs="標楷體"/>
-          <w:color w:val="000000" w:themeColor="text1"/>
-        </w:rPr>
-        <w:t>資安管理員</w:t>
-      </w:r>
-      <w:proofErr w:type="gramEnd"/>
-      <w:r>
-        <w:rPr>
-          <w:rFonts w:ascii="標楷體" w:eastAsia="標楷體" w:hAnsi="標楷體" w:cs="標楷體"/>
-          <w:color w:val="000000" w:themeColor="text1"/>
-        </w:rPr>
-        <w:t>／高階主管與系統管理員，並依據各角色於系統中的操作目標，整理出系統應提供之功能與服務。</w:t>
-      </w:r>
-    </w:p>
-    <w:p>
-      <w:pPr>
-        <w:spacing w:before="240" w:after="240"/>
-        <w:rPr>
-          <w:rFonts w:ascii="標楷體" w:eastAsia="標楷體" w:hAnsi="標楷體" w:cs="標楷體"/>
-          <w:color w:val="000000" w:themeColor="text1"/>
-        </w:rPr>
-      </w:pPr>
-      <w:r>
-        <w:rPr>
-          <w:rFonts w:ascii="標楷體" w:eastAsia="標楷體" w:hAnsi="標楷體" w:cs="標楷體"/>
-          <w:color w:val="000000" w:themeColor="text1"/>
-        </w:rPr>
-        <w:t>本系統之需求規劃係依據利害關係人目標表與事件表進行整理，其中包含一般使用者之資訊資產管理、資產盤點檢查、風險評鑑與 AI 改善建議功能；</w:t>
-      </w:r>
-      <w:proofErr w:type="gramStart"/>
-      <w:r>
-        <w:rPr>
-          <w:rFonts w:ascii="標楷體" w:eastAsia="標楷體" w:hAnsi="標楷體" w:cs="標楷體"/>
-          <w:color w:val="000000" w:themeColor="text1"/>
-        </w:rPr>
-        <w:t>資安管理員</w:t>
-      </w:r>
-      <w:proofErr w:type="gramEnd"/>
-      <w:r>
-        <w:rPr>
-          <w:rFonts w:ascii="標楷體" w:eastAsia="標楷體" w:hAnsi="標楷體" w:cs="標楷體"/>
-          <w:color w:val="000000" w:themeColor="text1"/>
-        </w:rPr>
-        <w:t>／高階主管之風險報表與高風險資產查看功能；以及系統管理員之帳號權限管理與資料備份功能。</w:t>
+        <w:t>本系統之需求規劃係依據利害關係人目標表與事件表進行整理，其中包含一般使用者之資訊資產管理、資產盤點檢查、風險評鑑與 AI 改善建議功能；資安管理員／高階主管之風險報表與高風險資產查看功能；以及系統管理員之帳號權限管理與資料備份功能。</w:t>
       </w:r>
     </w:p>
     <w:p>
@@ -30046,21 +27799,7 @@
               <w:rPr>
                 <w:rFonts w:ascii="標楷體" w:eastAsia="標楷體" w:hAnsi="標楷體" w:cs="標楷體"/>
               </w:rPr>
-              <w:t>一般使用者、</w:t>
-            </w:r>
-            <w:proofErr w:type="gramStart"/>
-            <w:r>
-              <w:rPr>
-                <w:rFonts w:ascii="標楷體" w:eastAsia="標楷體" w:hAnsi="標楷體" w:cs="標楷體"/>
-              </w:rPr>
-              <w:t>資安管理員</w:t>
-            </w:r>
-            <w:proofErr w:type="gramEnd"/>
-            <w:r>
-              <w:rPr>
-                <w:rFonts w:ascii="標楷體" w:eastAsia="標楷體" w:hAnsi="標楷體" w:cs="標楷體"/>
-              </w:rPr>
-              <w:t>/高階主管、系統管理員</w:t>
+              <w:t>一般使用者、資安管理員/高階主管、系統管理員</w:t>
             </w:r>
           </w:p>
         </w:tc>
@@ -30619,21 +28358,7 @@
               <w:rPr>
                 <w:rFonts w:ascii="標楷體" w:eastAsia="標楷體" w:hAnsi="標楷體" w:cs="標楷體"/>
               </w:rPr>
-              <w:t>當系統發現資產資料</w:t>
-            </w:r>
-            <w:proofErr w:type="gramStart"/>
-            <w:r>
-              <w:rPr>
-                <w:rFonts w:ascii="標楷體" w:eastAsia="標楷體" w:hAnsi="標楷體" w:cs="標楷體"/>
-              </w:rPr>
-              <w:t>缺漏時</w:t>
-            </w:r>
-            <w:proofErr w:type="gramEnd"/>
-            <w:r>
-              <w:rPr>
-                <w:rFonts w:ascii="標楷體" w:eastAsia="標楷體" w:hAnsi="標楷體" w:cs="標楷體"/>
-              </w:rPr>
-              <w:t>，應提示使用者補齊必要欄位。</w:t>
+              <w:t>當系統發現資產資料缺漏時，應提示使用者補齊必要欄位。</w:t>
             </w:r>
           </w:p>
         </w:tc>
@@ -31320,21 +29045,7 @@
               <w:rPr>
                 <w:rFonts w:ascii="標楷體" w:eastAsia="標楷體" w:hAnsi="標楷體" w:cs="標楷體"/>
               </w:rPr>
-              <w:t>系統應提供風險報表，</w:t>
-            </w:r>
-            <w:proofErr w:type="gramStart"/>
-            <w:r>
-              <w:rPr>
-                <w:rFonts w:ascii="標楷體" w:eastAsia="標楷體" w:hAnsi="標楷體" w:cs="標楷體"/>
-              </w:rPr>
-              <w:t>讓資安管理員</w:t>
-            </w:r>
-            <w:proofErr w:type="gramEnd"/>
-            <w:r>
-              <w:rPr>
-                <w:rFonts w:ascii="標楷體" w:eastAsia="標楷體" w:hAnsi="標楷體" w:cs="標楷體"/>
-              </w:rPr>
-              <w:t>或高階主管掌握整體風險狀況。</w:t>
+              <w:t>系統應提供風險報表，讓資安管理員或高階主管掌握整體風險狀況。</w:t>
             </w:r>
           </w:p>
         </w:tc>
@@ -31353,19 +29064,11 @@
                 <w:rFonts w:ascii="標楷體" w:eastAsia="標楷體" w:hAnsi="標楷體" w:cs="標楷體"/>
               </w:rPr>
             </w:pPr>
-            <w:proofErr w:type="gramStart"/>
-            <w:r>
-              <w:rPr>
-                <w:rFonts w:ascii="標楷體" w:eastAsia="標楷體" w:hAnsi="標楷體" w:cs="標楷體"/>
-              </w:rPr>
-              <w:t>資安管理員</w:t>
-            </w:r>
-            <w:proofErr w:type="gramEnd"/>
-            <w:r>
-              <w:rPr>
-                <w:rFonts w:ascii="標楷體" w:eastAsia="標楷體" w:hAnsi="標楷體" w:cs="標楷體"/>
-              </w:rPr>
-              <w:t xml:space="preserve"> / 高階主管</w:t>
+            <w:r>
+              <w:rPr>
+                <w:rFonts w:ascii="標楷體" w:eastAsia="標楷體" w:hAnsi="標楷體" w:cs="標楷體"/>
+              </w:rPr>
+              <w:t>資安管理員 / 高階主管</w:t>
             </w:r>
           </w:p>
         </w:tc>
@@ -31458,19 +29161,11 @@
                 <w:rFonts w:ascii="標楷體" w:eastAsia="標楷體" w:hAnsi="標楷體" w:cs="標楷體"/>
               </w:rPr>
             </w:pPr>
-            <w:proofErr w:type="gramStart"/>
-            <w:r>
-              <w:rPr>
-                <w:rFonts w:ascii="標楷體" w:eastAsia="標楷體" w:hAnsi="標楷體" w:cs="標楷體"/>
-              </w:rPr>
-              <w:t>資安管理員</w:t>
-            </w:r>
-            <w:proofErr w:type="gramEnd"/>
-            <w:r>
-              <w:rPr>
-                <w:rFonts w:ascii="標楷體" w:eastAsia="標楷體" w:hAnsi="標楷體" w:cs="標楷體"/>
-              </w:rPr>
-              <w:t xml:space="preserve"> / 高階主管</w:t>
+            <w:r>
+              <w:rPr>
+                <w:rFonts w:ascii="標楷體" w:eastAsia="標楷體" w:hAnsi="標楷體" w:cs="標楷體"/>
+              </w:rPr>
+              <w:t>資安管理員 / 高階主管</w:t>
             </w:r>
           </w:p>
         </w:tc>
@@ -31958,21 +29653,7 @@
               <w:rPr>
                 <w:rFonts w:ascii="標楷體" w:eastAsia="標楷體" w:hAnsi="標楷體" w:cs="標楷體"/>
               </w:rPr>
-              <w:t>一般使用者、</w:t>
-            </w:r>
-            <w:proofErr w:type="gramStart"/>
-            <w:r>
-              <w:rPr>
-                <w:rFonts w:ascii="標楷體" w:eastAsia="標楷體" w:hAnsi="標楷體" w:cs="標楷體"/>
-              </w:rPr>
-              <w:t>資安管理員</w:t>
-            </w:r>
-            <w:proofErr w:type="gramEnd"/>
-            <w:r>
-              <w:rPr>
-                <w:rFonts w:ascii="標楷體" w:eastAsia="標楷體" w:hAnsi="標楷體" w:cs="標楷體"/>
-              </w:rPr>
-              <w:t>/高階主管、系統管理員應擁有不同操作權限，避免未授權使用者存取敏感功能。</w:t>
+              <w:t>一般使用者、資安管理員/高階主管、系統管理員應擁有不同操作權限，避免未授權使用者存取敏感功能。</w:t>
             </w:r>
           </w:p>
         </w:tc>
@@ -32046,21 +29727,7 @@
               <w:rPr>
                 <w:rFonts w:ascii="標楷體" w:eastAsia="標楷體" w:hAnsi="標楷體" w:cs="標楷體"/>
               </w:rPr>
-              <w:t>系統介面應簡潔</w:t>
-            </w:r>
-            <w:proofErr w:type="gramStart"/>
-            <w:r>
-              <w:rPr>
-                <w:rFonts w:ascii="標楷體" w:eastAsia="標楷體" w:hAnsi="標楷體" w:cs="標楷體"/>
-              </w:rPr>
-              <w:t>清楚，</w:t>
-            </w:r>
-            <w:proofErr w:type="gramEnd"/>
-            <w:r>
-              <w:rPr>
-                <w:rFonts w:ascii="標楷體" w:eastAsia="標楷體" w:hAnsi="標楷體" w:cs="標楷體"/>
-              </w:rPr>
-              <w:t>使使用者能快速完成資產新增、風險評鑑與查看改善建議等操作。</w:t>
+              <w:t>系統介面應簡潔清楚，使使用者能快速完成資產新增、風險評鑑與查看改善建議等操作。</w:t>
             </w:r>
           </w:p>
         </w:tc>
@@ -32628,39 +30295,7 @@
           <w:rFonts w:ascii="標楷體" w:eastAsia="標楷體" w:hAnsi="標楷體" w:cs="標楷體"/>
           <w:color w:val="000000" w:themeColor="text1"/>
         </w:rPr>
-        <w:t>本系統之使用個案圖主要描述不同使用者角色與系統功能之間的互動關係。系統角色分為一般使用者、</w:t>
-      </w:r>
-      <w:proofErr w:type="gramStart"/>
-      <w:r>
-        <w:rPr>
-          <w:rFonts w:ascii="標楷體" w:eastAsia="標楷體" w:hAnsi="標楷體" w:cs="標楷體"/>
-          <w:color w:val="000000" w:themeColor="text1"/>
-        </w:rPr>
-        <w:t>資安管理員</w:t>
-      </w:r>
-      <w:proofErr w:type="gramEnd"/>
-      <w:r>
-        <w:rPr>
-          <w:rFonts w:ascii="標楷體" w:eastAsia="標楷體" w:hAnsi="標楷體" w:cs="標楷體"/>
-          <w:color w:val="000000" w:themeColor="text1"/>
-        </w:rPr>
-        <w:t>／高階主管與系統管理員。一般使用者主要負責資訊資產管理、資產盤點檢查、風險評鑑與查看 AI 改善建議；</w:t>
-      </w:r>
-      <w:proofErr w:type="gramStart"/>
-      <w:r>
-        <w:rPr>
-          <w:rFonts w:ascii="標楷體" w:eastAsia="標楷體" w:hAnsi="標楷體" w:cs="標楷體"/>
-          <w:color w:val="000000" w:themeColor="text1"/>
-        </w:rPr>
-        <w:t>資安管理員</w:t>
-      </w:r>
-      <w:proofErr w:type="gramEnd"/>
-      <w:r>
-        <w:rPr>
-          <w:rFonts w:ascii="標楷體" w:eastAsia="標楷體" w:hAnsi="標楷體" w:cs="標楷體"/>
-          <w:color w:val="000000" w:themeColor="text1"/>
-        </w:rPr>
-        <w:t>／高階主管主要負責查看風險報表與高風險資產；系統管理員則負責帳號權限管理與資料備份。</w:t>
+        <w:t>本系統之使用個案圖主要描述不同使用者角色與系統功能之間的互動關係。系統角色分為一般使用者、資安管理員／高階主管與系統管理員。一般使用者主要負責資訊資產管理、資產盤點檢查、風險評鑑與查看 AI 改善建議；資安管理員／高階主管主要負責查看風險報表與高風險資產；系統管理員則負責帳號權限管理與資料備份。</w:t>
       </w:r>
     </w:p>
     <w:p>
@@ -32720,7 +30355,6 @@
                 <w:rFonts w:eastAsia="Times New Roman"/>
               </w:rPr>
             </w:pPr>
-            <w:proofErr w:type="spellStart"/>
             <w:r>
               <w:rPr>
                 <w:rFonts w:eastAsia="Times New Roman"/>
@@ -32729,7 +30363,6 @@
               </w:rPr>
               <w:t>角色</w:t>
             </w:r>
-            <w:proofErr w:type="spellEnd"/>
           </w:p>
         </w:tc>
         <w:tc>
@@ -32748,7 +30381,6 @@
                 <w:rFonts w:eastAsia="Times New Roman"/>
               </w:rPr>
             </w:pPr>
-            <w:proofErr w:type="spellStart"/>
             <w:r>
               <w:rPr>
                 <w:rFonts w:eastAsia="Times New Roman"/>
@@ -32757,7 +30389,6 @@
               </w:rPr>
               <w:t>說明</w:t>
             </w:r>
-            <w:proofErr w:type="spellEnd"/>
           </w:p>
         </w:tc>
       </w:tr>
@@ -32780,14 +30411,12 @@
                 <w:rFonts w:eastAsia="Times New Roman"/>
               </w:rPr>
             </w:pPr>
-            <w:proofErr w:type="spellStart"/>
             <w:r>
               <w:rPr>
                 <w:rFonts w:eastAsia="Times New Roman"/>
               </w:rPr>
               <w:t>一般使用者</w:t>
             </w:r>
-            <w:proofErr w:type="spellEnd"/>
           </w:p>
         </w:tc>
         <w:tc>
@@ -32805,33 +30434,11 @@
                 <w:rFonts w:eastAsia="Times New Roman"/>
               </w:rPr>
             </w:pPr>
-            <w:proofErr w:type="spellStart"/>
             <w:r>
               <w:rPr>
                 <w:rFonts w:eastAsia="Times New Roman"/>
               </w:rPr>
-              <w:t>負責維護資訊資產資料，執行資產盤點檢查與風險評鑑，並查看</w:t>
-            </w:r>
-            <w:proofErr w:type="spellEnd"/>
-            <w:r>
-              <w:rPr>
-                <w:rFonts w:eastAsia="Times New Roman"/>
-              </w:rPr>
-              <w:t xml:space="preserve"> AI </w:t>
-            </w:r>
-            <w:proofErr w:type="spellStart"/>
-            <w:r>
-              <w:rPr>
-                <w:rFonts w:eastAsia="Times New Roman"/>
-              </w:rPr>
-              <w:t>產生之改善建議</w:t>
-            </w:r>
-            <w:proofErr w:type="spellEnd"/>
-            <w:r>
-              <w:rPr>
-                <w:rFonts w:eastAsia="Times New Roman"/>
-              </w:rPr>
-              <w:t>。</w:t>
+              <w:t>負責維護資訊資產資料，執行資產盤點檢查與風險評鑑，並查看 AI 產生之改善建議。</w:t>
             </w:r>
           </w:p>
         </w:tc>
@@ -32855,14 +30462,12 @@
                 <w:rFonts w:eastAsia="Times New Roman"/>
               </w:rPr>
             </w:pPr>
-            <w:proofErr w:type="spellStart"/>
             <w:r>
               <w:rPr>
                 <w:rFonts w:eastAsia="Times New Roman"/>
               </w:rPr>
               <w:t>資安管理員／高階主管</w:t>
             </w:r>
-            <w:proofErr w:type="spellEnd"/>
           </w:p>
         </w:tc>
         <w:tc>
@@ -32880,19 +30485,11 @@
                 <w:rFonts w:eastAsia="Times New Roman"/>
               </w:rPr>
             </w:pPr>
-            <w:proofErr w:type="spellStart"/>
             <w:r>
               <w:rPr>
                 <w:rFonts w:eastAsia="Times New Roman"/>
               </w:rPr>
-              <w:t>負責查看風險報表與高風險資產，以掌握組織整體資安風險狀況</w:t>
-            </w:r>
-            <w:proofErr w:type="spellEnd"/>
-            <w:r>
-              <w:rPr>
-                <w:rFonts w:eastAsia="Times New Roman"/>
-              </w:rPr>
-              <w:t>。</w:t>
+              <w:t>負責查看風險報表與高風險資產，以掌握組織整體資安風險狀況。</w:t>
             </w:r>
           </w:p>
         </w:tc>
@@ -32916,14 +30513,12 @@
                 <w:rFonts w:eastAsia="Times New Roman"/>
               </w:rPr>
             </w:pPr>
-            <w:proofErr w:type="spellStart"/>
             <w:r>
               <w:rPr>
                 <w:rFonts w:eastAsia="Times New Roman"/>
               </w:rPr>
               <w:t>系統管理員</w:t>
             </w:r>
-            <w:proofErr w:type="spellEnd"/>
           </w:p>
         </w:tc>
         <w:tc>
@@ -32941,19 +30536,11 @@
                 <w:rFonts w:eastAsia="Times New Roman"/>
               </w:rPr>
             </w:pPr>
-            <w:proofErr w:type="spellStart"/>
             <w:r>
               <w:rPr>
                 <w:rFonts w:eastAsia="Times New Roman"/>
               </w:rPr>
-              <w:t>負責管理使用者帳號、角色權限與系統資料備份</w:t>
-            </w:r>
-            <w:proofErr w:type="spellEnd"/>
-            <w:r>
-              <w:rPr>
-                <w:rFonts w:eastAsia="Times New Roman"/>
-              </w:rPr>
-              <w:t>。</w:t>
+              <w:t>負責管理使用者帳號、角色權限與系統資料備份。</w:t>
             </w:r>
           </w:p>
         </w:tc>
@@ -33026,7 +30613,6 @@
                 <w:rFonts w:eastAsia="Times New Roman"/>
               </w:rPr>
             </w:pPr>
-            <w:proofErr w:type="spellStart"/>
             <w:r>
               <w:rPr>
                 <w:rFonts w:eastAsia="Times New Roman"/>
@@ -33035,7 +30621,6 @@
               </w:rPr>
               <w:t>使用個案編號</w:t>
             </w:r>
-            <w:proofErr w:type="spellEnd"/>
           </w:p>
         </w:tc>
         <w:tc>
@@ -33054,7 +30639,6 @@
                 <w:rFonts w:eastAsia="Times New Roman"/>
               </w:rPr>
             </w:pPr>
-            <w:proofErr w:type="spellStart"/>
             <w:r>
               <w:rPr>
                 <w:rFonts w:eastAsia="Times New Roman"/>
@@ -33063,7 +30647,6 @@
               </w:rPr>
               <w:t>使用個案名稱</w:t>
             </w:r>
-            <w:proofErr w:type="spellEnd"/>
           </w:p>
         </w:tc>
         <w:tc>
@@ -33082,7 +30665,6 @@
                 <w:rFonts w:eastAsia="Times New Roman"/>
               </w:rPr>
             </w:pPr>
-            <w:proofErr w:type="spellStart"/>
             <w:r>
               <w:rPr>
                 <w:rFonts w:eastAsia="Times New Roman"/>
@@ -33091,7 +30673,6 @@
               </w:rPr>
               <w:t>主要參與者</w:t>
             </w:r>
-            <w:proofErr w:type="spellEnd"/>
           </w:p>
         </w:tc>
         <w:tc>
@@ -33110,7 +30691,6 @@
                 <w:rFonts w:eastAsia="Times New Roman"/>
               </w:rPr>
             </w:pPr>
-            <w:proofErr w:type="spellStart"/>
             <w:r>
               <w:rPr>
                 <w:rFonts w:eastAsia="Times New Roman"/>
@@ -33119,7 +30699,6 @@
               </w:rPr>
               <w:t>說明</w:t>
             </w:r>
-            <w:proofErr w:type="spellEnd"/>
           </w:p>
         </w:tc>
       </w:tr>
@@ -33165,14 +30744,12 @@
                 <w:rFonts w:eastAsia="Times New Roman"/>
               </w:rPr>
             </w:pPr>
-            <w:proofErr w:type="spellStart"/>
             <w:r>
               <w:rPr>
                 <w:rFonts w:eastAsia="Times New Roman"/>
               </w:rPr>
               <w:t>登入／登出系統</w:t>
             </w:r>
-            <w:proofErr w:type="spellEnd"/>
           </w:p>
         </w:tc>
         <w:tc>
@@ -33190,14 +30767,12 @@
                 <w:rFonts w:eastAsia="Times New Roman"/>
               </w:rPr>
             </w:pPr>
-            <w:proofErr w:type="spellStart"/>
             <w:r>
               <w:rPr>
                 <w:rFonts w:eastAsia="Times New Roman"/>
               </w:rPr>
               <w:t>一般使用者、資安管理員／高階主管、系統管理員</w:t>
             </w:r>
-            <w:proofErr w:type="spellEnd"/>
           </w:p>
         </w:tc>
         <w:tc>
@@ -33215,19 +30790,11 @@
                 <w:rFonts w:eastAsia="Times New Roman"/>
               </w:rPr>
             </w:pPr>
-            <w:proofErr w:type="spellStart"/>
             <w:r>
               <w:rPr>
                 <w:rFonts w:eastAsia="Times New Roman"/>
               </w:rPr>
-              <w:t>使用者透過帳號與密碼登入系統，完成作業後可登出系統</w:t>
-            </w:r>
-            <w:proofErr w:type="spellEnd"/>
-            <w:r>
-              <w:rPr>
-                <w:rFonts w:eastAsia="Times New Roman"/>
-              </w:rPr>
-              <w:t>。</w:t>
+              <w:t>使用者透過帳號與密碼登入系統，完成作業後可登出系統。</w:t>
             </w:r>
           </w:p>
         </w:tc>
@@ -33274,14 +30841,12 @@
                 <w:rFonts w:eastAsia="Times New Roman"/>
               </w:rPr>
             </w:pPr>
-            <w:proofErr w:type="spellStart"/>
             <w:r>
               <w:rPr>
                 <w:rFonts w:eastAsia="Times New Roman"/>
               </w:rPr>
               <w:t>新增資訊資產</w:t>
             </w:r>
-            <w:proofErr w:type="spellEnd"/>
           </w:p>
         </w:tc>
         <w:tc>
@@ -33299,14 +30864,12 @@
                 <w:rFonts w:eastAsia="Times New Roman"/>
               </w:rPr>
             </w:pPr>
-            <w:proofErr w:type="spellStart"/>
             <w:r>
               <w:rPr>
                 <w:rFonts w:eastAsia="Times New Roman"/>
               </w:rPr>
               <w:t>一般使用者</w:t>
             </w:r>
-            <w:proofErr w:type="spellEnd"/>
           </w:p>
         </w:tc>
         <w:tc>
@@ -33324,19 +30887,11 @@
                 <w:rFonts w:eastAsia="Times New Roman"/>
               </w:rPr>
             </w:pPr>
-            <w:proofErr w:type="spellStart"/>
             <w:r>
               <w:rPr>
                 <w:rFonts w:eastAsia="Times New Roman"/>
               </w:rPr>
-              <w:t>使用者新增資訊資產資料，作為後續盤點與風險評鑑之基礎</w:t>
-            </w:r>
-            <w:proofErr w:type="spellEnd"/>
-            <w:r>
-              <w:rPr>
-                <w:rFonts w:eastAsia="Times New Roman"/>
-              </w:rPr>
-              <w:t>。</w:t>
+              <w:t>使用者新增資訊資產資料，作為後續盤點與風險評鑑之基礎。</w:t>
             </w:r>
           </w:p>
         </w:tc>
@@ -33383,14 +30938,12 @@
                 <w:rFonts w:eastAsia="Times New Roman"/>
               </w:rPr>
             </w:pPr>
-            <w:proofErr w:type="spellStart"/>
             <w:r>
               <w:rPr>
                 <w:rFonts w:eastAsia="Times New Roman"/>
               </w:rPr>
               <w:t>修改資訊資產</w:t>
             </w:r>
-            <w:proofErr w:type="spellEnd"/>
           </w:p>
         </w:tc>
         <w:tc>
@@ -33408,14 +30961,12 @@
                 <w:rFonts w:eastAsia="Times New Roman"/>
               </w:rPr>
             </w:pPr>
-            <w:proofErr w:type="spellStart"/>
             <w:r>
               <w:rPr>
                 <w:rFonts w:eastAsia="Times New Roman"/>
               </w:rPr>
               <w:t>一般使用者</w:t>
             </w:r>
-            <w:proofErr w:type="spellEnd"/>
           </w:p>
         </w:tc>
         <w:tc>
@@ -33433,19 +30984,11 @@
                 <w:rFonts w:eastAsia="Times New Roman"/>
               </w:rPr>
             </w:pPr>
-            <w:proofErr w:type="spellStart"/>
             <w:r>
               <w:rPr>
                 <w:rFonts w:eastAsia="Times New Roman"/>
               </w:rPr>
-              <w:t>使用者修改既有資訊資產資料</w:t>
-            </w:r>
-            <w:proofErr w:type="spellEnd"/>
-            <w:r>
-              <w:rPr>
-                <w:rFonts w:eastAsia="Times New Roman"/>
-              </w:rPr>
-              <w:t>。</w:t>
+              <w:t>使用者修改既有資訊資產資料。</w:t>
             </w:r>
           </w:p>
         </w:tc>
@@ -33492,14 +31035,12 @@
                 <w:rFonts w:eastAsia="Times New Roman"/>
               </w:rPr>
             </w:pPr>
-            <w:proofErr w:type="spellStart"/>
             <w:r>
               <w:rPr>
                 <w:rFonts w:eastAsia="Times New Roman"/>
               </w:rPr>
               <w:t>刪除資訊資產</w:t>
             </w:r>
-            <w:proofErr w:type="spellEnd"/>
           </w:p>
         </w:tc>
         <w:tc>
@@ -33517,14 +31058,12 @@
                 <w:rFonts w:eastAsia="Times New Roman"/>
               </w:rPr>
             </w:pPr>
-            <w:proofErr w:type="spellStart"/>
             <w:r>
               <w:rPr>
                 <w:rFonts w:eastAsia="Times New Roman"/>
               </w:rPr>
               <w:t>一般使用者</w:t>
             </w:r>
-            <w:proofErr w:type="spellEnd"/>
           </w:p>
         </w:tc>
         <w:tc>
@@ -33542,19 +31081,11 @@
                 <w:rFonts w:eastAsia="Times New Roman"/>
               </w:rPr>
             </w:pPr>
-            <w:proofErr w:type="spellStart"/>
             <w:r>
               <w:rPr>
                 <w:rFonts w:eastAsia="Times New Roman"/>
               </w:rPr>
-              <w:t>使用者刪除不再使用或登錄錯誤之資訊資產</w:t>
-            </w:r>
-            <w:proofErr w:type="spellEnd"/>
-            <w:r>
-              <w:rPr>
-                <w:rFonts w:eastAsia="Times New Roman"/>
-              </w:rPr>
-              <w:t>。</w:t>
+              <w:t>使用者刪除不再使用或登錄錯誤之資訊資產。</w:t>
             </w:r>
           </w:p>
         </w:tc>
@@ -33601,14 +31132,12 @@
                 <w:rFonts w:eastAsia="Times New Roman"/>
               </w:rPr>
             </w:pPr>
-            <w:proofErr w:type="spellStart"/>
             <w:r>
               <w:rPr>
                 <w:rFonts w:eastAsia="Times New Roman"/>
               </w:rPr>
               <w:t>查詢資訊資產</w:t>
             </w:r>
-            <w:proofErr w:type="spellEnd"/>
           </w:p>
         </w:tc>
         <w:tc>
@@ -33626,14 +31155,12 @@
                 <w:rFonts w:eastAsia="Times New Roman"/>
               </w:rPr>
             </w:pPr>
-            <w:proofErr w:type="spellStart"/>
             <w:r>
               <w:rPr>
                 <w:rFonts w:eastAsia="Times New Roman"/>
               </w:rPr>
               <w:t>一般使用者</w:t>
             </w:r>
-            <w:proofErr w:type="spellEnd"/>
           </w:p>
         </w:tc>
         <w:tc>
@@ -33651,19 +31178,11 @@
                 <w:rFonts w:eastAsia="Times New Roman"/>
               </w:rPr>
             </w:pPr>
-            <w:proofErr w:type="spellStart"/>
             <w:r>
               <w:rPr>
                 <w:rFonts w:eastAsia="Times New Roman"/>
               </w:rPr>
-              <w:t>使用者依條件查詢資訊資產資料</w:t>
-            </w:r>
-            <w:proofErr w:type="spellEnd"/>
-            <w:r>
-              <w:rPr>
-                <w:rFonts w:eastAsia="Times New Roman"/>
-              </w:rPr>
-              <w:t>。</w:t>
+              <w:t>使用者依條件查詢資訊資產資料。</w:t>
             </w:r>
           </w:p>
         </w:tc>
@@ -33710,14 +31229,12 @@
                 <w:rFonts w:eastAsia="Times New Roman"/>
               </w:rPr>
             </w:pPr>
-            <w:proofErr w:type="spellStart"/>
             <w:r>
               <w:rPr>
                 <w:rFonts w:eastAsia="Times New Roman"/>
               </w:rPr>
               <w:t>執行資產盤點檢查</w:t>
             </w:r>
-            <w:proofErr w:type="spellEnd"/>
           </w:p>
         </w:tc>
         <w:tc>
@@ -33735,14 +31252,12 @@
                 <w:rFonts w:eastAsia="Times New Roman"/>
               </w:rPr>
             </w:pPr>
-            <w:proofErr w:type="spellStart"/>
             <w:r>
               <w:rPr>
                 <w:rFonts w:eastAsia="Times New Roman"/>
               </w:rPr>
               <w:t>一般使用者</w:t>
             </w:r>
-            <w:proofErr w:type="spellEnd"/>
           </w:p>
         </w:tc>
         <w:tc>
@@ -33760,19 +31275,11 @@
                 <w:rFonts w:eastAsia="Times New Roman"/>
               </w:rPr>
             </w:pPr>
-            <w:proofErr w:type="spellStart"/>
             <w:r>
               <w:rPr>
                 <w:rFonts w:eastAsia="Times New Roman"/>
               </w:rPr>
-              <w:t>使用者執行盤點檢查，系統判斷資產資料是否完整</w:t>
-            </w:r>
-            <w:proofErr w:type="spellEnd"/>
-            <w:r>
-              <w:rPr>
-                <w:rFonts w:eastAsia="Times New Roman"/>
-              </w:rPr>
-              <w:t>。</w:t>
+              <w:t>使用者執行盤點檢查，系統判斷資產資料是否完整。</w:t>
             </w:r>
           </w:p>
         </w:tc>
@@ -33819,14 +31326,12 @@
                 <w:rFonts w:eastAsia="Times New Roman"/>
               </w:rPr>
             </w:pPr>
-            <w:proofErr w:type="spellStart"/>
             <w:r>
               <w:rPr>
                 <w:rFonts w:eastAsia="Times New Roman"/>
               </w:rPr>
               <w:t>查看資產盤點缺漏提示</w:t>
             </w:r>
-            <w:proofErr w:type="spellEnd"/>
           </w:p>
         </w:tc>
         <w:tc>
@@ -33844,14 +31349,12 @@
                 <w:rFonts w:eastAsia="Times New Roman"/>
               </w:rPr>
             </w:pPr>
-            <w:proofErr w:type="spellStart"/>
             <w:r>
               <w:rPr>
                 <w:rFonts w:eastAsia="Times New Roman"/>
               </w:rPr>
               <w:t>一般使用者</w:t>
             </w:r>
-            <w:proofErr w:type="spellEnd"/>
           </w:p>
         </w:tc>
         <w:tc>
@@ -33869,19 +31372,11 @@
                 <w:rFonts w:eastAsia="Times New Roman"/>
               </w:rPr>
             </w:pPr>
-            <w:proofErr w:type="spellStart"/>
             <w:r>
               <w:rPr>
                 <w:rFonts w:eastAsia="Times New Roman"/>
               </w:rPr>
-              <w:t>系統顯示資產資料缺漏欄位，提醒使用者補齊資料</w:t>
-            </w:r>
-            <w:proofErr w:type="spellEnd"/>
-            <w:r>
-              <w:rPr>
-                <w:rFonts w:eastAsia="Times New Roman"/>
-              </w:rPr>
-              <w:t>。</w:t>
+              <w:t>系統顯示資產資料缺漏欄位，提醒使用者補齊資料。</w:t>
             </w:r>
           </w:p>
         </w:tc>
@@ -33928,14 +31423,12 @@
                 <w:rFonts w:eastAsia="Times New Roman"/>
               </w:rPr>
             </w:pPr>
-            <w:proofErr w:type="spellStart"/>
             <w:r>
               <w:rPr>
                 <w:rFonts w:eastAsia="Times New Roman"/>
               </w:rPr>
               <w:t>執行風險評鑑</w:t>
             </w:r>
-            <w:proofErr w:type="spellEnd"/>
           </w:p>
         </w:tc>
         <w:tc>
@@ -33953,14 +31446,12 @@
                 <w:rFonts w:eastAsia="Times New Roman"/>
               </w:rPr>
             </w:pPr>
-            <w:proofErr w:type="spellStart"/>
             <w:r>
               <w:rPr>
                 <w:rFonts w:eastAsia="Times New Roman"/>
               </w:rPr>
               <w:t>一般使用者</w:t>
             </w:r>
-            <w:proofErr w:type="spellEnd"/>
           </w:p>
         </w:tc>
         <w:tc>
@@ -33978,19 +31469,11 @@
                 <w:rFonts w:eastAsia="Times New Roman"/>
               </w:rPr>
             </w:pPr>
-            <w:proofErr w:type="spellStart"/>
             <w:r>
               <w:rPr>
                 <w:rFonts w:eastAsia="Times New Roman"/>
               </w:rPr>
-              <w:t>使用者針對資訊資產執行風險評鑑</w:t>
-            </w:r>
-            <w:proofErr w:type="spellEnd"/>
-            <w:r>
-              <w:rPr>
-                <w:rFonts w:eastAsia="Times New Roman"/>
-              </w:rPr>
-              <w:t>。</w:t>
+              <w:t>使用者針對資訊資產執行風險評鑑。</w:t>
             </w:r>
           </w:p>
         </w:tc>
@@ -34037,14 +31520,12 @@
                 <w:rFonts w:eastAsia="Times New Roman"/>
               </w:rPr>
             </w:pPr>
-            <w:proofErr w:type="spellStart"/>
             <w:r>
               <w:rPr>
                 <w:rFonts w:eastAsia="Times New Roman"/>
               </w:rPr>
               <w:t>查看風險評鑑結果</w:t>
             </w:r>
-            <w:proofErr w:type="spellEnd"/>
           </w:p>
         </w:tc>
         <w:tc>
@@ -34062,14 +31543,12 @@
                 <w:rFonts w:eastAsia="Times New Roman"/>
               </w:rPr>
             </w:pPr>
-            <w:proofErr w:type="spellStart"/>
             <w:r>
               <w:rPr>
                 <w:rFonts w:eastAsia="Times New Roman"/>
               </w:rPr>
               <w:t>一般使用者</w:t>
             </w:r>
-            <w:proofErr w:type="spellEnd"/>
           </w:p>
         </w:tc>
         <w:tc>
@@ -34087,19 +31566,11 @@
                 <w:rFonts w:eastAsia="Times New Roman"/>
               </w:rPr>
             </w:pPr>
-            <w:proofErr w:type="spellStart"/>
             <w:r>
               <w:rPr>
                 <w:rFonts w:eastAsia="Times New Roman"/>
               </w:rPr>
-              <w:t>使用者查看系統計算後之風險值與風險等級</w:t>
-            </w:r>
-            <w:proofErr w:type="spellEnd"/>
-            <w:r>
-              <w:rPr>
-                <w:rFonts w:eastAsia="Times New Roman"/>
-              </w:rPr>
-              <w:t>。</w:t>
+              <w:t>使用者查看系統計算後之風險值與風險等級。</w:t>
             </w:r>
           </w:p>
         </w:tc>
@@ -34146,28 +31617,12 @@
                 <w:rFonts w:eastAsia="Times New Roman"/>
               </w:rPr>
             </w:pPr>
-            <w:proofErr w:type="spellStart"/>
             <w:r>
               <w:rPr>
                 <w:rFonts w:eastAsia="Times New Roman"/>
               </w:rPr>
-              <w:t>查看</w:t>
-            </w:r>
-            <w:proofErr w:type="spellEnd"/>
-            <w:r>
-              <w:rPr>
-                <w:rFonts w:eastAsia="Times New Roman"/>
-              </w:rPr>
-              <w:t xml:space="preserve"> AI </w:t>
-            </w:r>
-            <w:proofErr w:type="spellStart"/>
-            <w:r>
-              <w:rPr>
-                <w:rFonts w:eastAsia="Times New Roman"/>
-              </w:rPr>
-              <w:t>改善建議</w:t>
-            </w:r>
-            <w:proofErr w:type="spellEnd"/>
+              <w:t>查看 AI 改善建議</w:t>
+            </w:r>
           </w:p>
         </w:tc>
         <w:tc>
@@ -34185,14 +31640,12 @@
                 <w:rFonts w:eastAsia="Times New Roman"/>
               </w:rPr>
             </w:pPr>
-            <w:proofErr w:type="spellStart"/>
             <w:r>
               <w:rPr>
                 <w:rFonts w:eastAsia="Times New Roman"/>
               </w:rPr>
               <w:t>一般使用者</w:t>
             </w:r>
-            <w:proofErr w:type="spellEnd"/>
           </w:p>
         </w:tc>
         <w:tc>
@@ -34210,19 +31663,11 @@
                 <w:rFonts w:eastAsia="Times New Roman"/>
               </w:rPr>
             </w:pPr>
-            <w:proofErr w:type="spellStart"/>
             <w:r>
               <w:rPr>
                 <w:rFonts w:eastAsia="Times New Roman"/>
               </w:rPr>
-              <w:t>使用者查看系統根據風險評鑑結果產生之改善建議</w:t>
-            </w:r>
-            <w:proofErr w:type="spellEnd"/>
-            <w:r>
-              <w:rPr>
-                <w:rFonts w:eastAsia="Times New Roman"/>
-              </w:rPr>
-              <w:t>。</w:t>
+              <w:t>使用者查看系統根據風險評鑑結果產生之改善建議。</w:t>
             </w:r>
           </w:p>
         </w:tc>
@@ -34269,14 +31714,12 @@
                 <w:rFonts w:eastAsia="Times New Roman"/>
               </w:rPr>
             </w:pPr>
-            <w:proofErr w:type="spellStart"/>
             <w:r>
               <w:rPr>
                 <w:rFonts w:eastAsia="Times New Roman"/>
               </w:rPr>
               <w:t>查看風險報表</w:t>
             </w:r>
-            <w:proofErr w:type="spellEnd"/>
           </w:p>
         </w:tc>
         <w:tc>
@@ -34294,14 +31737,12 @@
                 <w:rFonts w:eastAsia="Times New Roman"/>
               </w:rPr>
             </w:pPr>
-            <w:proofErr w:type="spellStart"/>
             <w:r>
               <w:rPr>
                 <w:rFonts w:eastAsia="Times New Roman"/>
               </w:rPr>
               <w:t>資安管理員／高階主管</w:t>
             </w:r>
-            <w:proofErr w:type="spellEnd"/>
           </w:p>
         </w:tc>
         <w:tc>
@@ -34319,19 +31760,11 @@
                 <w:rFonts w:eastAsia="Times New Roman"/>
               </w:rPr>
             </w:pPr>
-            <w:proofErr w:type="spellStart"/>
             <w:r>
               <w:rPr>
                 <w:rFonts w:eastAsia="Times New Roman"/>
               </w:rPr>
-              <w:t>資安管理員或高階主管查看整體風險報表</w:t>
-            </w:r>
-            <w:proofErr w:type="spellEnd"/>
-            <w:r>
-              <w:rPr>
-                <w:rFonts w:eastAsia="Times New Roman"/>
-              </w:rPr>
-              <w:t>。</w:t>
+              <w:t>資安管理員或高階主管查看整體風險報表。</w:t>
             </w:r>
           </w:p>
         </w:tc>
@@ -34378,14 +31811,12 @@
                 <w:rFonts w:eastAsia="Times New Roman"/>
               </w:rPr>
             </w:pPr>
-            <w:proofErr w:type="spellStart"/>
             <w:r>
               <w:rPr>
                 <w:rFonts w:eastAsia="Times New Roman"/>
               </w:rPr>
               <w:t>查看高風險資產</w:t>
             </w:r>
-            <w:proofErr w:type="spellEnd"/>
           </w:p>
         </w:tc>
         <w:tc>
@@ -34403,14 +31834,12 @@
                 <w:rFonts w:eastAsia="Times New Roman"/>
               </w:rPr>
             </w:pPr>
-            <w:proofErr w:type="spellStart"/>
             <w:r>
               <w:rPr>
                 <w:rFonts w:eastAsia="Times New Roman"/>
               </w:rPr>
               <w:t>資安管理員／高階主管</w:t>
             </w:r>
-            <w:proofErr w:type="spellEnd"/>
           </w:p>
         </w:tc>
         <w:tc>
@@ -34428,19 +31857,11 @@
                 <w:rFonts w:eastAsia="Times New Roman"/>
               </w:rPr>
             </w:pPr>
-            <w:proofErr w:type="spellStart"/>
             <w:r>
               <w:rPr>
                 <w:rFonts w:eastAsia="Times New Roman"/>
               </w:rPr>
-              <w:t>資安管理員或高階主管查看高風險資產列表</w:t>
-            </w:r>
-            <w:proofErr w:type="spellEnd"/>
-            <w:r>
-              <w:rPr>
-                <w:rFonts w:eastAsia="Times New Roman"/>
-              </w:rPr>
-              <w:t>。</w:t>
+              <w:t>資安管理員或高階主管查看高風險資產列表。</w:t>
             </w:r>
           </w:p>
         </w:tc>
@@ -34487,14 +31908,12 @@
                 <w:rFonts w:eastAsia="Times New Roman"/>
               </w:rPr>
             </w:pPr>
-            <w:proofErr w:type="spellStart"/>
             <w:r>
               <w:rPr>
                 <w:rFonts w:eastAsia="Times New Roman"/>
               </w:rPr>
               <w:t>管理使用者帳號與權限</w:t>
             </w:r>
-            <w:proofErr w:type="spellEnd"/>
           </w:p>
         </w:tc>
         <w:tc>
@@ -34512,14 +31931,12 @@
                 <w:rFonts w:eastAsia="Times New Roman"/>
               </w:rPr>
             </w:pPr>
-            <w:proofErr w:type="spellStart"/>
             <w:r>
               <w:rPr>
                 <w:rFonts w:eastAsia="Times New Roman"/>
               </w:rPr>
               <w:t>系統管理員</w:t>
             </w:r>
-            <w:proofErr w:type="spellEnd"/>
           </w:p>
         </w:tc>
         <w:tc>
@@ -34537,19 +31954,11 @@
                 <w:rFonts w:eastAsia="Times New Roman"/>
               </w:rPr>
             </w:pPr>
-            <w:proofErr w:type="spellStart"/>
             <w:r>
               <w:rPr>
                 <w:rFonts w:eastAsia="Times New Roman"/>
               </w:rPr>
-              <w:t>系統管理員管理使用者帳號與角色權限</w:t>
-            </w:r>
-            <w:proofErr w:type="spellEnd"/>
-            <w:r>
-              <w:rPr>
-                <w:rFonts w:eastAsia="Times New Roman"/>
-              </w:rPr>
-              <w:t>。</w:t>
+              <w:t>系統管理員管理使用者帳號與角色權限。</w:t>
             </w:r>
           </w:p>
         </w:tc>
@@ -34596,14 +32005,12 @@
                 <w:rFonts w:eastAsia="Times New Roman"/>
               </w:rPr>
             </w:pPr>
-            <w:proofErr w:type="spellStart"/>
             <w:r>
               <w:rPr>
                 <w:rFonts w:eastAsia="Times New Roman"/>
               </w:rPr>
               <w:t>備份系統資料</w:t>
             </w:r>
-            <w:proofErr w:type="spellEnd"/>
           </w:p>
         </w:tc>
         <w:tc>
@@ -34621,14 +32028,12 @@
                 <w:rFonts w:eastAsia="Times New Roman"/>
               </w:rPr>
             </w:pPr>
-            <w:proofErr w:type="spellStart"/>
             <w:r>
               <w:rPr>
                 <w:rFonts w:eastAsia="Times New Roman"/>
               </w:rPr>
               <w:t>系統管理員</w:t>
             </w:r>
-            <w:proofErr w:type="spellEnd"/>
           </w:p>
         </w:tc>
         <w:tc>
@@ -34646,19 +32051,11 @@
                 <w:rFonts w:eastAsia="Times New Roman"/>
               </w:rPr>
             </w:pPr>
-            <w:proofErr w:type="spellStart"/>
             <w:r>
               <w:rPr>
                 <w:rFonts w:eastAsia="Times New Roman"/>
               </w:rPr>
-              <w:t>系統管理員執行或管理系統資料備份</w:t>
-            </w:r>
-            <w:proofErr w:type="spellEnd"/>
-            <w:r>
-              <w:rPr>
-                <w:rFonts w:eastAsia="Times New Roman"/>
-              </w:rPr>
-              <w:t>。</w:t>
+              <w:t>系統管理員執行或管理系統資料備份。</w:t>
             </w:r>
           </w:p>
         </w:tc>
@@ -34787,23 +32184,7 @@
           <w:rFonts w:ascii="標楷體" w:eastAsia="標楷體" w:hAnsi="標楷體" w:cs="標楷體"/>
           <w:color w:val="000000" w:themeColor="text1"/>
         </w:rPr>
-        <w:t>「查看風險報表」包含「查看高風險資產」。</w:t>
-      </w:r>
-      <w:proofErr w:type="gramStart"/>
-      <w:r>
-        <w:rPr>
-          <w:rFonts w:ascii="標楷體" w:eastAsia="標楷體" w:hAnsi="標楷體" w:cs="標楷體"/>
-          <w:color w:val="000000" w:themeColor="text1"/>
-        </w:rPr>
-        <w:t>資安管理員</w:t>
-      </w:r>
-      <w:proofErr w:type="gramEnd"/>
-      <w:r>
-        <w:rPr>
-          <w:rFonts w:ascii="標楷體" w:eastAsia="標楷體" w:hAnsi="標楷體" w:cs="標楷體"/>
-          <w:color w:val="000000" w:themeColor="text1"/>
-        </w:rPr>
-        <w:t xml:space="preserve">或高階主管查看風險報表時，可進一步掌握高風險資產項目。 </w:t>
+        <w:t xml:space="preserve">「查看風險報表」包含「查看高風險資產」。資安管理員或高階主管查看風險報表時，可進一步掌握高風險資產項目。 </w:t>
       </w:r>
     </w:p>
     <w:p>
@@ -34832,20 +32213,8 @@
           <w:sz w:val="28"/>
           <w:szCs w:val="28"/>
         </w:rPr>
-        <w:t xml:space="preserve">5-2-4 使用個案圖 </w:t>
-      </w:r>
-      <w:proofErr w:type="spellStart"/>
-      <w:r>
-        <w:rPr>
-          <w:rFonts w:ascii="標楷體" w:eastAsia="標楷體" w:hAnsi="標楷體" w:cs="標楷體"/>
-          <w:b/>
-          <w:bCs/>
-          <w:sz w:val="28"/>
-          <w:szCs w:val="28"/>
-        </w:rPr>
-        <w:t>PlantUML</w:t>
-      </w:r>
-      <w:proofErr w:type="spellEnd"/>
+        <w:t>5-2-4 使用個案圖 PlantUML</w:t>
+      </w:r>
     </w:p>
     <w:p>
       <w:pPr>
@@ -34860,39 +32229,7 @@
           <w:rFonts w:ascii="標楷體" w:eastAsia="標楷體" w:hAnsi="標楷體" w:cs="標楷體"/>
           <w:color w:val="000000" w:themeColor="text1"/>
         </w:rPr>
-        <w:t xml:space="preserve">以下為本系統使用個案圖之 </w:t>
-      </w:r>
-      <w:proofErr w:type="spellStart"/>
-      <w:r>
-        <w:rPr>
-          <w:rFonts w:ascii="標楷體" w:eastAsia="標楷體" w:hAnsi="標楷體" w:cs="標楷體"/>
-          <w:color w:val="000000" w:themeColor="text1"/>
-        </w:rPr>
-        <w:t>PlantUML</w:t>
-      </w:r>
-      <w:proofErr w:type="spellEnd"/>
-      <w:r>
-        <w:rPr>
-          <w:rFonts w:ascii="標楷體" w:eastAsia="標楷體" w:hAnsi="標楷體" w:cs="標楷體"/>
-          <w:color w:val="000000" w:themeColor="text1"/>
-        </w:rPr>
-        <w:t xml:space="preserve"> 語法，可貼至 </w:t>
-      </w:r>
-      <w:proofErr w:type="spellStart"/>
-      <w:r>
-        <w:rPr>
-          <w:rFonts w:ascii="標楷體" w:eastAsia="標楷體" w:hAnsi="標楷體" w:cs="標楷體"/>
-          <w:color w:val="000000" w:themeColor="text1"/>
-        </w:rPr>
-        <w:t>PlantUML</w:t>
-      </w:r>
-      <w:proofErr w:type="spellEnd"/>
-      <w:r>
-        <w:rPr>
-          <w:rFonts w:ascii="標楷體" w:eastAsia="標楷體" w:hAnsi="標楷體" w:cs="標楷體"/>
-          <w:color w:val="000000" w:themeColor="text1"/>
-        </w:rPr>
-        <w:t xml:space="preserve"> 或支援 UML 的繪圖工具產生圖形。</w:t>
+        <w:t>以下為本系統使用個案圖之 PlantUML 語法，可貼至 PlantUML 或支援 UML 的繪圖工具產生圖形。</w:t>
       </w:r>
     </w:p>
     <w:p>
@@ -34985,20 +32322,8 @@
           <w:sz w:val="28"/>
           <w:szCs w:val="28"/>
         </w:rPr>
-        <w:t xml:space="preserve">5-2-5 </w:t>
-      </w:r>
-      <w:proofErr w:type="spellStart"/>
-      <w:r>
-        <w:rPr>
-          <w:rFonts w:eastAsia="Times New Roman" w:cs="Times New Roman"/>
-          <w:b/>
-          <w:bCs/>
-          <w:sz w:val="28"/>
-          <w:szCs w:val="28"/>
-        </w:rPr>
-        <w:t>使用個案圖說明文字</w:t>
-      </w:r>
-      <w:proofErr w:type="spellEnd"/>
+        <w:t>5-2-5 使用個案圖說明文字</w:t>
+      </w:r>
     </w:p>
     <w:p>
       <w:pPr>
@@ -35013,23 +32338,7 @@
           <w:rFonts w:eastAsia="Times New Roman"/>
           <w:color w:val="000000" w:themeColor="text1"/>
         </w:rPr>
-        <w:t xml:space="preserve">本系統使用個案圖將使用者分為一般使用者、資安管理員／高階主管與系統管理員三類。一般使用者主要負責資訊資產管理、資產盤點檢查、風險評鑑與查看 AI 改善建議；資安管理員／高階主管負責查看風險報表與高風險資產；系統管理員則負責帳號權限管理與系統資料備份。其中，執行資產盤點檢查包含查看資產盤點缺漏提示，執行風險評鑑包含查看風險評鑑結果，而查看 AI </w:t>
-      </w:r>
-      <w:proofErr w:type="spellStart"/>
-      <w:r>
-        <w:rPr>
-          <w:rFonts w:eastAsia="Times New Roman"/>
-          <w:color w:val="000000" w:themeColor="text1"/>
-        </w:rPr>
-        <w:t>改善建議則為風險評鑑後之延伸功能</w:t>
-      </w:r>
-      <w:proofErr w:type="spellEnd"/>
-      <w:r>
-        <w:rPr>
-          <w:rFonts w:eastAsia="Times New Roman"/>
-          <w:color w:val="000000" w:themeColor="text1"/>
-        </w:rPr>
-        <w:t>。</w:t>
+        <w:t>本系統使用個案圖將使用者分為一般使用者、資安管理員／高階主管與系統管理員三類。一般使用者主要負責資訊資產管理、資產盤點檢查、風險評鑑與查看 AI 改善建議；資安管理員／高階主管負責查看風險報表與高風險資產；系統管理員則負責帳號權限管理與系統資料備份。其中，執行資產盤點檢查包含查看資產盤點缺漏提示，執行風險評鑑包含查看風險評鑑結果，而查看 AI 改善建議則為風險評鑑後之延伸功能。</w:t>
       </w:r>
     </w:p>
     <w:p>
@@ -38011,7 +35320,6 @@
         <w:lastRenderedPageBreak/>
         <w:t xml:space="preserve">7-4 </w:t>
       </w:r>
-      <w:proofErr w:type="gramStart"/>
       <w:r>
         <w:rPr>
           <w:rFonts w:eastAsia="標楷體"/>
@@ -38028,7 +35336,6 @@
         </w:rPr>
         <w:t>與</w:t>
       </w:r>
-      <w:proofErr w:type="gramEnd"/>
       <w:r>
         <w:rPr>
           <w:rFonts w:eastAsia="標楷體"/>
@@ -38269,7 +35576,6 @@
         </w:rPr>
         <w:t>「</w:t>
       </w:r>
-      <w:proofErr w:type="spellStart"/>
       <w:r>
         <w:rPr>
           <w:rFonts w:eastAsia="標楷體" w:cs="新細明體"/>
@@ -38279,7 +35585,6 @@
         </w:rPr>
         <w:t>Supabase</w:t>
       </w:r>
-      <w:proofErr w:type="spellEnd"/>
       <w:r>
         <w:rPr>
           <w:rFonts w:eastAsia="標楷體" w:cs="新細明體"/>
@@ -38341,27 +35646,7 @@
           <w:sz w:val="28"/>
           <w:szCs w:val="28"/>
         </w:rPr>
-        <w:t>）</w:t>
-      </w:r>
-      <w:proofErr w:type="gramStart"/>
-      <w:r>
-        <w:rPr>
-          <w:rFonts w:eastAsia="標楷體" w:cs="新細明體"/>
-          <w:kern w:val="0"/>
-          <w:sz w:val="28"/>
-          <w:szCs w:val="28"/>
-        </w:rPr>
-        <w:t>與外鍵</w:t>
-      </w:r>
-      <w:proofErr w:type="gramEnd"/>
-      <w:r>
-        <w:rPr>
-          <w:rFonts w:eastAsia="標楷體" w:cs="新細明體"/>
-          <w:kern w:val="0"/>
-          <w:sz w:val="28"/>
-          <w:szCs w:val="28"/>
-        </w:rPr>
-        <w:t>（</w:t>
+        <w:t>）與外鍵（</w:t>
       </w:r>
       <w:r>
         <w:rPr>
@@ -38470,7 +35755,6 @@
         </w:rPr>
         <w:t xml:space="preserve">本系統採用 </w:t>
       </w:r>
-      <w:proofErr w:type="spellStart"/>
       <w:r>
         <w:rPr>
           <w:rFonts w:ascii="標楷體" w:eastAsia="標楷體" w:hAnsi="標楷體" w:cs="新細明體"/>
@@ -38478,17 +35762,7 @@
           <w:bCs/>
           <w:kern w:val="0"/>
         </w:rPr>
-        <w:t>Supabase</w:t>
-      </w:r>
-      <w:proofErr w:type="spellEnd"/>
-      <w:r>
-        <w:rPr>
-          <w:rFonts w:ascii="標楷體" w:eastAsia="標楷體" w:hAnsi="標楷體" w:cs="新細明體"/>
-          <w:b/>
-          <w:bCs/>
-          <w:kern w:val="0"/>
-        </w:rPr>
-        <w:t>雲端資料庫</w:t>
+        <w:t>Supabase雲端資料庫</w:t>
       </w:r>
       <w:r>
         <w:rPr>
@@ -38503,23 +35777,7 @@
           <w:kern w:val="0"/>
         </w:rPr>
         <w:br/>
-        <w:t>資料庫設計採用關聯式資料表架構，以確保資料一致性、可追蹤性與後續風險分析需求。系統透過主鍵（Primary Key）</w:t>
-      </w:r>
-      <w:proofErr w:type="gramStart"/>
-      <w:r>
-        <w:rPr>
-          <w:rFonts w:ascii="標楷體" w:eastAsia="標楷體" w:hAnsi="標楷體" w:cs="新細明體"/>
-          <w:kern w:val="0"/>
-        </w:rPr>
-        <w:t>與外鍵</w:t>
-      </w:r>
-      <w:proofErr w:type="gramEnd"/>
-      <w:r>
-        <w:rPr>
-          <w:rFonts w:ascii="標楷體" w:eastAsia="標楷體" w:hAnsi="標楷體" w:cs="新細明體"/>
-          <w:kern w:val="0"/>
-        </w:rPr>
-        <w:t>（Foreign Key）建立資料表間關聯，並搭配必要限制條件避免錯誤輸入或資料不一致。</w:t>
+        <w:t>資料庫設計採用關聯式資料表架構，以確保資料一致性、可追蹤性與後續風險分析需求。系統透過主鍵（Primary Key）與外鍵（Foreign Key）建立資料表間關聯，並搭配必要限制條件避免錯誤輸入或資料不一致。</w:t>
       </w:r>
     </w:p>
     <w:p>
@@ -38954,7 +36212,6 @@
                 <w:color w:val="1F1F1F"/>
               </w:rPr>
             </w:pPr>
-            <w:proofErr w:type="spellStart"/>
             <w:r>
               <w:rPr>
                 <w:rFonts w:ascii="標楷體" w:eastAsia="標楷體" w:hAnsi="標楷體"/>
@@ -38963,7 +36220,6 @@
               </w:rPr>
               <w:t>asset_id_code</w:t>
             </w:r>
-            <w:proofErr w:type="spellEnd"/>
           </w:p>
         </w:tc>
         <w:tc>
@@ -39076,7 +36332,6 @@
                 <w:color w:val="1F1F1F"/>
               </w:rPr>
             </w:pPr>
-            <w:proofErr w:type="spellStart"/>
             <w:r>
               <w:rPr>
                 <w:rFonts w:ascii="標楷體" w:eastAsia="標楷體" w:hAnsi="標楷體"/>
@@ -39085,7 +36340,6 @@
               </w:rPr>
               <w:t>asset_name</w:t>
             </w:r>
-            <w:proofErr w:type="spellEnd"/>
           </w:p>
         </w:tc>
         <w:tc>
@@ -39198,7 +36452,6 @@
                 <w:color w:val="1F1F1F"/>
               </w:rPr>
             </w:pPr>
-            <w:proofErr w:type="spellStart"/>
             <w:r>
               <w:rPr>
                 <w:rFonts w:ascii="標楷體" w:eastAsia="標楷體" w:hAnsi="標楷體"/>
@@ -39207,7 +36460,6 @@
               </w:rPr>
               <w:t>asset_type</w:t>
             </w:r>
-            <w:proofErr w:type="spellEnd"/>
           </w:p>
         </w:tc>
         <w:tc>
@@ -39440,7 +36692,6 @@
                 <w:color w:val="1F1F1F"/>
               </w:rPr>
             </w:pPr>
-            <w:proofErr w:type="spellStart"/>
             <w:r>
               <w:rPr>
                 <w:rFonts w:ascii="標楷體" w:eastAsia="標楷體" w:hAnsi="標楷體"/>
@@ -39449,7 +36700,6 @@
               </w:rPr>
               <w:t>data_type</w:t>
             </w:r>
-            <w:proofErr w:type="spellEnd"/>
           </w:p>
         </w:tc>
         <w:tc>
@@ -39682,7 +36932,6 @@
                 <w:color w:val="1F1F1F"/>
               </w:rPr>
             </w:pPr>
-            <w:proofErr w:type="spellStart"/>
             <w:r>
               <w:rPr>
                 <w:rFonts w:ascii="標楷體" w:eastAsia="標楷體" w:hAnsi="標楷體"/>
@@ -39691,7 +36940,6 @@
               </w:rPr>
               <w:t>system_dependency</w:t>
             </w:r>
-            <w:proofErr w:type="spellEnd"/>
           </w:p>
         </w:tc>
         <w:tc>
@@ -40140,7 +37388,6 @@
                 <w:color w:val="1F1F1F"/>
               </w:rPr>
             </w:pPr>
-            <w:proofErr w:type="spellStart"/>
             <w:r>
               <w:rPr>
                 <w:rFonts w:ascii="標楷體" w:eastAsia="標楷體" w:hAnsi="標楷體"/>
@@ -40149,7 +37396,6 @@
               </w:rPr>
               <w:t>threat_level</w:t>
             </w:r>
-            <w:proofErr w:type="spellEnd"/>
           </w:p>
         </w:tc>
         <w:tc>
@@ -40262,7 +37508,6 @@
                 <w:color w:val="1F1F1F"/>
               </w:rPr>
             </w:pPr>
-            <w:proofErr w:type="spellStart"/>
             <w:r>
               <w:rPr>
                 <w:rFonts w:ascii="標楷體" w:eastAsia="標楷體" w:hAnsi="標楷體"/>
@@ -40271,7 +37516,6 @@
               </w:rPr>
               <w:t>created_at</w:t>
             </w:r>
-            <w:proofErr w:type="spellEnd"/>
           </w:p>
         </w:tc>
         <w:tc>
@@ -40364,35 +37608,65 @@
                 <w:color w:val="1F1F1F"/>
                 <w:bdr w:val="none" w:sz="0" w:space="0" w:color="auto" w:frame="1"/>
               </w:rPr>
-              <w:t xml:space="preserve">Default: </w:t>
-            </w:r>
-            <w:proofErr w:type="gramStart"/>
+              <w:t>Default: now()</w:t>
+            </w:r>
+          </w:p>
+        </w:tc>
+      </w:tr>
+      <w:tr>
+        <w:tc>
+          <w:tcPr>
+            <w:tcW w:w="1344" w:type="pct"/>
+            <w:vAlign w:val="center"/>
+            <w:hideMark/>
+          </w:tcPr>
+          <w:p>
+            <w:pPr>
+              <w:jc w:val="center"/>
+              <w:rPr>
+                <w:rFonts w:ascii="標楷體" w:eastAsia="標楷體" w:hAnsi="標楷體"/>
+                <w:color w:val="1F1F1F"/>
+              </w:rPr>
+            </w:pPr>
             <w:r>
               <w:rPr>
                 <w:rFonts w:ascii="標楷體" w:eastAsia="標楷體" w:hAnsi="標楷體"/>
                 <w:color w:val="1F1F1F"/>
                 <w:bdr w:val="none" w:sz="0" w:space="0" w:color="auto" w:frame="1"/>
               </w:rPr>
-              <w:t>now(</w:t>
-            </w:r>
-            <w:proofErr w:type="gramEnd"/>
+              <w:lastRenderedPageBreak/>
+              <w:t>original_label</w:t>
+            </w:r>
+          </w:p>
+        </w:tc>
+        <w:tc>
+          <w:tcPr>
+            <w:tcW w:w="923" w:type="pct"/>
+            <w:vAlign w:val="center"/>
+            <w:hideMark/>
+          </w:tcPr>
+          <w:p>
+            <w:pPr>
+              <w:jc w:val="center"/>
+              <w:rPr>
+                <w:rFonts w:ascii="標楷體" w:eastAsia="標楷體" w:hAnsi="標楷體"/>
+                <w:color w:val="1F1F1F"/>
+              </w:rPr>
+            </w:pPr>
             <w:r>
               <w:rPr>
                 <w:rFonts w:ascii="標楷體" w:eastAsia="標楷體" w:hAnsi="標楷體"/>
                 <w:color w:val="1F1F1F"/>
                 <w:bdr w:val="none" w:sz="0" w:space="0" w:color="auto" w:frame="1"/>
               </w:rPr>
-              <w:t>)</w:t>
-            </w:r>
-          </w:p>
-        </w:tc>
-      </w:tr>
-      <w:tr>
-        <w:tc>
-          <w:tcPr>
-            <w:tcW w:w="1344" w:type="pct"/>
-            <w:vAlign w:val="center"/>
-            <w:hideMark/>
+              <w:t>TEXT</w:t>
+            </w:r>
+          </w:p>
+        </w:tc>
+        <w:tc>
+          <w:tcPr>
+            <w:tcW w:w="755" w:type="pct"/>
+            <w:vAlign w:val="center"/>
           </w:tcPr>
           <w:p>
             <w:pPr>
@@ -40402,24 +37676,20 @@
                 <w:color w:val="1F1F1F"/>
               </w:rPr>
             </w:pPr>
-            <w:proofErr w:type="spellStart"/>
             <w:r>
               <w:rPr>
                 <w:rFonts w:ascii="標楷體" w:eastAsia="標楷體" w:hAnsi="標楷體"/>
                 <w:color w:val="1F1F1F"/>
                 <w:bdr w:val="none" w:sz="0" w:space="0" w:color="auto" w:frame="1"/>
               </w:rPr>
-              <w:lastRenderedPageBreak/>
-              <w:t>original_label</w:t>
-            </w:r>
-            <w:proofErr w:type="spellEnd"/>
-          </w:p>
-        </w:tc>
-        <w:tc>
-          <w:tcPr>
-            <w:tcW w:w="923" w:type="pct"/>
-            <w:vAlign w:val="center"/>
-            <w:hideMark/>
+              <w:t>是</w:t>
+            </w:r>
+          </w:p>
+        </w:tc>
+        <w:tc>
+          <w:tcPr>
+            <w:tcW w:w="1175" w:type="pct"/>
+            <w:vAlign w:val="center"/>
           </w:tcPr>
           <w:p>
             <w:pPr>
@@ -40435,14 +37705,15 @@
                 <w:color w:val="1F1F1F"/>
                 <w:bdr w:val="none" w:sz="0" w:space="0" w:color="auto" w:frame="1"/>
               </w:rPr>
-              <w:t>TEXT</w:t>
-            </w:r>
-          </w:p>
-        </w:tc>
-        <w:tc>
-          <w:tcPr>
-            <w:tcW w:w="755" w:type="pct"/>
-            <w:vAlign w:val="center"/>
+              <w:t>原始標籤/舊編號</w:t>
+            </w:r>
+          </w:p>
+        </w:tc>
+        <w:tc>
+          <w:tcPr>
+            <w:tcW w:w="803" w:type="pct"/>
+            <w:vAlign w:val="center"/>
+            <w:hideMark/>
           </w:tcPr>
           <w:p>
             <w:pPr>
@@ -40458,53 +37729,6 @@
                 <w:color w:val="1F1F1F"/>
                 <w:bdr w:val="none" w:sz="0" w:space="0" w:color="auto" w:frame="1"/>
               </w:rPr>
-              <w:t>是</w:t>
-            </w:r>
-          </w:p>
-        </w:tc>
-        <w:tc>
-          <w:tcPr>
-            <w:tcW w:w="1175" w:type="pct"/>
-            <w:vAlign w:val="center"/>
-          </w:tcPr>
-          <w:p>
-            <w:pPr>
-              <w:jc w:val="center"/>
-              <w:rPr>
-                <w:rFonts w:ascii="標楷體" w:eastAsia="標楷體" w:hAnsi="標楷體"/>
-                <w:color w:val="1F1F1F"/>
-              </w:rPr>
-            </w:pPr>
-            <w:r>
-              <w:rPr>
-                <w:rFonts w:ascii="標楷體" w:eastAsia="標楷體" w:hAnsi="標楷體"/>
-                <w:color w:val="1F1F1F"/>
-                <w:bdr w:val="none" w:sz="0" w:space="0" w:color="auto" w:frame="1"/>
-              </w:rPr>
-              <w:t>原始標籤/舊編號</w:t>
-            </w:r>
-          </w:p>
-        </w:tc>
-        <w:tc>
-          <w:tcPr>
-            <w:tcW w:w="803" w:type="pct"/>
-            <w:vAlign w:val="center"/>
-            <w:hideMark/>
-          </w:tcPr>
-          <w:p>
-            <w:pPr>
-              <w:jc w:val="center"/>
-              <w:rPr>
-                <w:rFonts w:ascii="標楷體" w:eastAsia="標楷體" w:hAnsi="標楷體"/>
-                <w:color w:val="1F1F1F"/>
-              </w:rPr>
-            </w:pPr>
-            <w:r>
-              <w:rPr>
-                <w:rFonts w:ascii="標楷體" w:eastAsia="標楷體" w:hAnsi="標楷體"/>
-                <w:color w:val="1F1F1F"/>
-                <w:bdr w:val="none" w:sz="0" w:space="0" w:color="auto" w:frame="1"/>
-              </w:rPr>
               <w:t>-</w:t>
             </w:r>
           </w:p>
@@ -40543,21 +37767,7 @@
         <w:rPr>
           <w:rFonts w:ascii="標楷體" w:eastAsia="標楷體" w:hAnsi="標楷體"/>
         </w:rPr>
-        <w:t xml:space="preserve">表 8.2: </w:t>
-      </w:r>
-      <w:proofErr w:type="spellStart"/>
-      <w:r>
-        <w:rPr>
-          <w:rFonts w:ascii="標楷體" w:eastAsia="標楷體" w:hAnsi="標楷體"/>
-        </w:rPr>
-        <w:t>Risk_assessments</w:t>
-      </w:r>
-      <w:proofErr w:type="spellEnd"/>
-      <w:r>
-        <w:rPr>
-          <w:rFonts w:ascii="標楷體" w:eastAsia="標楷體" w:hAnsi="標楷體"/>
-        </w:rPr>
-        <w:t xml:space="preserve"> (風險評估表) 欄位定義</w:t>
+        <w:t>表 8.2: Risk_assessments (風險評估表) 欄位定義</w:t>
       </w:r>
     </w:p>
     <w:tbl>
@@ -40834,7 +38044,6 @@
                 <w:color w:val="1F1F1F"/>
               </w:rPr>
             </w:pPr>
-            <w:proofErr w:type="spellStart"/>
             <w:r>
               <w:rPr>
                 <w:rFonts w:ascii="標楷體" w:eastAsia="標楷體" w:hAnsi="標楷體"/>
@@ -40843,7 +38052,6 @@
               </w:rPr>
               <w:t>asset_id_code</w:t>
             </w:r>
-            <w:proofErr w:type="spellEnd"/>
           </w:p>
         </w:tc>
         <w:tc>
@@ -40957,7 +38165,6 @@
                 <w:color w:val="1F1F1F"/>
               </w:rPr>
             </w:pPr>
-            <w:proofErr w:type="spellStart"/>
             <w:r>
               <w:rPr>
                 <w:rFonts w:ascii="標楷體" w:eastAsia="標楷體" w:hAnsi="標楷體"/>
@@ -40966,7 +38173,6 @@
               </w:rPr>
               <w:t>threat_description</w:t>
             </w:r>
-            <w:proofErr w:type="spellEnd"/>
           </w:p>
         </w:tc>
         <w:tc>
@@ -41080,7 +38286,6 @@
                 <w:color w:val="1F1F1F"/>
               </w:rPr>
             </w:pPr>
-            <w:proofErr w:type="spellStart"/>
             <w:r>
               <w:rPr>
                 <w:rFonts w:ascii="標楷體" w:eastAsia="標楷體" w:hAnsi="標楷體"/>
@@ -41089,7 +38294,6 @@
               </w:rPr>
               <w:t>vulnerability_description</w:t>
             </w:r>
-            <w:proofErr w:type="spellEnd"/>
           </w:p>
         </w:tc>
         <w:tc>
@@ -41203,7 +38407,6 @@
                 <w:color w:val="1F1F1F"/>
               </w:rPr>
             </w:pPr>
-            <w:proofErr w:type="spellStart"/>
             <w:r>
               <w:rPr>
                 <w:rFonts w:ascii="標楷體" w:eastAsia="標楷體" w:hAnsi="標楷體"/>
@@ -41212,7 +38415,6 @@
               </w:rPr>
               <w:t>risk_score</w:t>
             </w:r>
-            <w:proofErr w:type="spellEnd"/>
           </w:p>
         </w:tc>
         <w:tc>
@@ -41326,7 +38528,6 @@
                 <w:color w:val="1F1F1F"/>
               </w:rPr>
             </w:pPr>
-            <w:proofErr w:type="spellStart"/>
             <w:r>
               <w:rPr>
                 <w:rFonts w:ascii="標楷體" w:eastAsia="標楷體" w:hAnsi="標楷體"/>
@@ -41335,7 +38536,6 @@
               </w:rPr>
               <w:t>ai_suggestion</w:t>
             </w:r>
-            <w:proofErr w:type="spellEnd"/>
           </w:p>
         </w:tc>
         <w:tc>
@@ -41570,7 +38770,6 @@
                 <w:color w:val="1F1F1F"/>
               </w:rPr>
             </w:pPr>
-            <w:proofErr w:type="spellStart"/>
             <w:r>
               <w:rPr>
                 <w:rFonts w:ascii="標楷體" w:eastAsia="標楷體" w:hAnsi="標楷體"/>
@@ -41579,7 +38778,6 @@
               </w:rPr>
               <w:t>uploaded_by</w:t>
             </w:r>
-            <w:proofErr w:type="spellEnd"/>
           </w:p>
         </w:tc>
         <w:tc>
@@ -42378,21 +39576,7 @@
         <w:rPr>
           <w:rFonts w:ascii="標楷體" w:eastAsia="標楷體" w:hAnsi="標楷體"/>
         </w:rPr>
-        <w:t xml:space="preserve">表 8.4: </w:t>
-      </w:r>
-      <w:proofErr w:type="spellStart"/>
-      <w:r>
-        <w:rPr>
-          <w:rFonts w:ascii="標楷體" w:eastAsia="標楷體" w:hAnsi="標楷體"/>
-        </w:rPr>
-        <w:t>Audit_logs</w:t>
-      </w:r>
-      <w:proofErr w:type="spellEnd"/>
-      <w:r>
-        <w:rPr>
-          <w:rFonts w:ascii="標楷體" w:eastAsia="標楷體" w:hAnsi="標楷體"/>
-        </w:rPr>
-        <w:t xml:space="preserve"> (審計日誌表) 欄位定義</w:t>
+        <w:t>表 8.4: Audit_logs (審計日誌表) 欄位定義</w:t>
       </w:r>
     </w:p>
     <w:tbl>
@@ -42911,7 +40095,6 @@
                 <w:color w:val="1F1F1F"/>
               </w:rPr>
             </w:pPr>
-            <w:proofErr w:type="spellStart"/>
             <w:r>
               <w:rPr>
                 <w:rFonts w:ascii="標楷體" w:eastAsia="標楷體" w:hAnsi="標楷體"/>
@@ -42920,7 +40103,6 @@
               </w:rPr>
               <w:t>target_asset</w:t>
             </w:r>
-            <w:proofErr w:type="spellEnd"/>
           </w:p>
         </w:tc>
         <w:tc>
@@ -43034,22 +40216,12 @@
                 <w:bdr w:val="none" w:sz="0" w:space="0" w:color="auto" w:frame="1"/>
               </w:rPr>
             </w:pPr>
-            <w:proofErr w:type="spellStart"/>
-            <w:proofErr w:type="gramStart"/>
             <w:r>
               <w:rPr>
                 <w:rFonts w:ascii="標楷體" w:eastAsia="標楷體" w:hAnsi="標楷體"/>
               </w:rPr>
-              <w:t>log</w:t>
-            </w:r>
-            <w:proofErr w:type="gramEnd"/>
-            <w:r>
-              <w:rPr>
-                <w:rFonts w:ascii="標楷體" w:eastAsia="標楷體" w:hAnsi="標楷體"/>
-              </w:rPr>
-              <w:t>_time</w:t>
-            </w:r>
-            <w:proofErr w:type="spellEnd"/>
+              <w:t>log_time</w:t>
+            </w:r>
           </w:p>
         </w:tc>
         <w:tc>
@@ -43144,25 +40316,7 @@
                 <w:color w:val="1F1F1F"/>
                 <w:bdr w:val="none" w:sz="0" w:space="0" w:color="auto" w:frame="1"/>
               </w:rPr>
-              <w:t xml:space="preserve">Default: </w:t>
-            </w:r>
-            <w:proofErr w:type="gramStart"/>
-            <w:r>
-              <w:rPr>
-                <w:rFonts w:ascii="標楷體" w:eastAsia="標楷體" w:hAnsi="標楷體" w:hint="eastAsia"/>
-                <w:color w:val="1F1F1F"/>
-                <w:bdr w:val="none" w:sz="0" w:space="0" w:color="auto" w:frame="1"/>
-              </w:rPr>
-              <w:t>now(</w:t>
-            </w:r>
-            <w:proofErr w:type="gramEnd"/>
-            <w:r>
-              <w:rPr>
-                <w:rFonts w:ascii="標楷體" w:eastAsia="標楷體" w:hAnsi="標楷體" w:hint="eastAsia"/>
-                <w:color w:val="1F1F1F"/>
-                <w:bdr w:val="none" w:sz="0" w:space="0" w:color="auto" w:frame="1"/>
-              </w:rPr>
-              <w:t>)</w:t>
+              <w:t>Default: now()</w:t>
             </w:r>
           </w:p>
         </w:tc>
@@ -43200,55 +40354,7 @@
           <w:rFonts w:ascii="標楷體" w:eastAsia="標楷體" w:hAnsi="標楷體" w:cs="新細明體"/>
           <w:kern w:val="0"/>
         </w:rPr>
-        <w:t xml:space="preserve">本系統透過 </w:t>
-      </w:r>
-      <w:proofErr w:type="spellStart"/>
-      <w:r>
-        <w:rPr>
-          <w:rFonts w:ascii="標楷體" w:eastAsia="標楷體" w:hAnsi="標楷體" w:cs="新細明體"/>
-          <w:kern w:val="0"/>
-        </w:rPr>
-        <w:t>Supabase</w:t>
-      </w:r>
-      <w:proofErr w:type="spellEnd"/>
-      <w:r>
-        <w:rPr>
-          <w:rFonts w:ascii="標楷體" w:eastAsia="標楷體" w:hAnsi="標楷體" w:cs="新細明體"/>
-          <w:kern w:val="0"/>
-        </w:rPr>
-        <w:t xml:space="preserve"> 建立關聯式資料庫架構，並以 assets 作為核心資料表，搭配 </w:t>
-      </w:r>
-      <w:proofErr w:type="spellStart"/>
-      <w:r>
-        <w:rPr>
-          <w:rFonts w:ascii="標楷體" w:eastAsia="標楷體" w:hAnsi="標楷體" w:cs="新細明體"/>
-          <w:kern w:val="0"/>
-        </w:rPr>
-        <w:t>risk_assessments</w:t>
-      </w:r>
-      <w:proofErr w:type="spellEnd"/>
-      <w:r>
-        <w:rPr>
-          <w:rFonts w:ascii="標楷體" w:eastAsia="標楷體" w:hAnsi="標楷體" w:cs="新細明體"/>
-          <w:kern w:val="0"/>
-        </w:rPr>
-        <w:t xml:space="preserve"> 儲存風險評估結果，形成完整的資產風險管理資料鏈。</w:t>
-      </w:r>
-      <w:proofErr w:type="spellStart"/>
-      <w:r>
-        <w:rPr>
-          <w:rFonts w:ascii="標楷體" w:eastAsia="標楷體" w:hAnsi="標楷體" w:cs="新細明體"/>
-          <w:kern w:val="0"/>
-        </w:rPr>
-        <w:t>audit_logs</w:t>
-      </w:r>
-      <w:proofErr w:type="spellEnd"/>
-      <w:r>
-        <w:rPr>
-          <w:rFonts w:ascii="標楷體" w:eastAsia="標楷體" w:hAnsi="標楷體" w:cs="新細明體"/>
-          <w:kern w:val="0"/>
-        </w:rPr>
-        <w:t xml:space="preserve"> 提供稽核追蹤能力，users 表支援權限控管，確保系統符合 ISMS 所需的管理流程與稽核要求。</w:t>
+        <w:t>本系統透過 Supabase 建立關聯式資料庫架構，並以 assets 作為核心資料表，搭配 risk_assessments 儲存風險評估結果，形成完整的資產風險管理資料鏈。audit_logs 提供稽核追蹤能力，users 表支援權限控管，確保系統符合 ISMS 所需的管理流程與稽核要求。</w:t>
       </w:r>
     </w:p>
     <w:p>

--- a/文件/系統文件.docx
+++ b/文件/系統文件.docx
@@ -720,7 +720,7 @@
         <w:ind w:leftChars="990" w:left="2376"/>
         <w:jc w:val="both"/>
         <w:rPr>
-          <w:rFonts w:eastAsia="標楷體" w:hint="eastAsia"/>
+          <w:rFonts w:eastAsia="標楷體"/>
           <w:b/>
           <w:bCs/>
           <w:sz w:val="40"/>
@@ -912,7 +912,7 @@
         </w:rPr>
         <w:fldChar w:fldCharType="separate"/>
       </w:r>
-      <w:hyperlink w:anchor="_Toc230982541" w:history="1">
+      <w:hyperlink w:anchor="_Toc230984694" w:history="1">
         <w:r>
           <w:rPr>
             <w:rStyle w:val="af6"/>
@@ -932,7 +932,7 @@
             <w:sz w:val="32"/>
             <w:szCs w:val="32"/>
           </w:rPr>
-          <w:t xml:space="preserve"> 1 </w:t>
+          <w:t>1</w:t>
         </w:r>
         <w:r>
           <w:rPr>
@@ -988,7 +988,7 @@
             <w:sz w:val="32"/>
             <w:szCs w:val="32"/>
           </w:rPr>
-          <w:instrText xml:space="preserve"> PAGEREF _Toc230982541 \h </w:instrText>
+          <w:instrText xml:space="preserve"> PAGEREF _Toc230984694 \h </w:instrText>
         </w:r>
         <w:r>
           <w:rPr>
@@ -1037,7 +1037,7 @@
           <w14:ligatures w14:val="standardContextual"/>
         </w:rPr>
       </w:pPr>
-      <w:hyperlink w:anchor="_Toc230982542" w:history="1">
+      <w:hyperlink w:anchor="_Toc230984695" w:history="1">
         <w:r>
           <w:rPr>
             <w:rStyle w:val="af6"/>
@@ -1083,7 +1083,7 @@
             <w:sz w:val="32"/>
             <w:szCs w:val="32"/>
           </w:rPr>
-          <w:instrText xml:space="preserve"> PAGEREF _Toc230982542 \h </w:instrText>
+          <w:instrText xml:space="preserve"> PAGEREF _Toc230984695 \h </w:instrText>
         </w:r>
         <w:r>
           <w:rPr>
@@ -1136,7 +1136,7 @@
           <w14:ligatures w14:val="standardContextual"/>
         </w:rPr>
       </w:pPr>
-      <w:hyperlink w:anchor="_Toc230982543" w:history="1">
+      <w:hyperlink w:anchor="_Toc230984696" w:history="1">
         <w:r>
           <w:rPr>
             <w:rStyle w:val="af6"/>
@@ -1182,7 +1182,7 @@
             <w:sz w:val="32"/>
             <w:szCs w:val="32"/>
           </w:rPr>
-          <w:instrText xml:space="preserve"> PAGEREF _Toc230982543 \h </w:instrText>
+          <w:instrText xml:space="preserve"> PAGEREF _Toc230984696 \h </w:instrText>
         </w:r>
         <w:r>
           <w:rPr>
@@ -1235,7 +1235,7 @@
           <w14:ligatures w14:val="standardContextual"/>
         </w:rPr>
       </w:pPr>
-      <w:hyperlink w:anchor="_Toc230982544" w:history="1">
+      <w:hyperlink w:anchor="_Toc230984697" w:history="1">
         <w:r>
           <w:rPr>
             <w:rStyle w:val="af6"/>
@@ -1281,7 +1281,7 @@
             <w:sz w:val="32"/>
             <w:szCs w:val="32"/>
           </w:rPr>
-          <w:instrText xml:space="preserve"> PAGEREF _Toc230982544 \h </w:instrText>
+          <w:instrText xml:space="preserve"> PAGEREF _Toc230984697 \h </w:instrText>
         </w:r>
         <w:r>
           <w:rPr>
@@ -1334,7 +1334,7 @@
           <w14:ligatures w14:val="standardContextual"/>
         </w:rPr>
       </w:pPr>
-      <w:hyperlink w:anchor="_Toc230982545" w:history="1">
+      <w:hyperlink w:anchor="_Toc230984698" w:history="1">
         <w:r>
           <w:rPr>
             <w:rStyle w:val="af6"/>
@@ -1380,7 +1380,7 @@
             <w:sz w:val="32"/>
             <w:szCs w:val="32"/>
           </w:rPr>
-          <w:instrText xml:space="preserve"> PAGEREF _Toc230982545 \h </w:instrText>
+          <w:instrText xml:space="preserve"> PAGEREF _Toc230984698 \h </w:instrText>
         </w:r>
         <w:r>
           <w:rPr>
@@ -1429,7 +1429,7 @@
           <w14:ligatures w14:val="standardContextual"/>
         </w:rPr>
       </w:pPr>
-      <w:hyperlink w:anchor="_Toc230982546" w:history="1">
+      <w:hyperlink w:anchor="_Toc230984699" w:history="1">
         <w:r>
           <w:rPr>
             <w:rStyle w:val="af6"/>
@@ -1505,7 +1505,7 @@
             <w:sz w:val="32"/>
             <w:szCs w:val="32"/>
           </w:rPr>
-          <w:instrText xml:space="preserve"> PAGEREF _Toc230982546 \h </w:instrText>
+          <w:instrText xml:space="preserve"> PAGEREF _Toc230984699 \h </w:instrText>
         </w:r>
         <w:r>
           <w:rPr>
@@ -1554,7 +1554,7 @@
           <w14:ligatures w14:val="standardContextual"/>
         </w:rPr>
       </w:pPr>
-      <w:hyperlink w:anchor="_Toc230982547" w:history="1">
+      <w:hyperlink w:anchor="_Toc230984700" w:history="1">
         <w:r>
           <w:rPr>
             <w:rStyle w:val="af6"/>
@@ -1600,7 +1600,7 @@
             <w:sz w:val="32"/>
             <w:szCs w:val="32"/>
           </w:rPr>
-          <w:instrText xml:space="preserve"> PAGEREF _Toc230982547 \h </w:instrText>
+          <w:instrText xml:space="preserve"> PAGEREF _Toc230984700 \h </w:instrText>
         </w:r>
         <w:r>
           <w:rPr>
@@ -1653,7 +1653,7 @@
           <w14:ligatures w14:val="standardContextual"/>
         </w:rPr>
       </w:pPr>
-      <w:hyperlink w:anchor="_Toc230982548" w:history="1">
+      <w:hyperlink w:anchor="_Toc230984701" w:history="1">
         <w:r>
           <w:rPr>
             <w:rStyle w:val="af6"/>
@@ -1699,7 +1699,7 @@
             <w:sz w:val="32"/>
             <w:szCs w:val="32"/>
           </w:rPr>
-          <w:instrText xml:space="preserve"> PAGEREF _Toc230982548 \h </w:instrText>
+          <w:instrText xml:space="preserve"> PAGEREF _Toc230984701 \h </w:instrText>
         </w:r>
         <w:r>
           <w:rPr>
@@ -1752,7 +1752,7 @@
           <w14:ligatures w14:val="standardContextual"/>
         </w:rPr>
       </w:pPr>
-      <w:hyperlink w:anchor="_Toc230982549" w:history="1">
+      <w:hyperlink w:anchor="_Toc230984702" w:history="1">
         <w:r>
           <w:rPr>
             <w:rStyle w:val="af6"/>
@@ -1808,7 +1808,7 @@
             <w:sz w:val="32"/>
             <w:szCs w:val="32"/>
           </w:rPr>
-          <w:instrText xml:space="preserve"> PAGEREF _Toc230982549 \h </w:instrText>
+          <w:instrText xml:space="preserve"> PAGEREF _Toc230984702 \h </w:instrText>
         </w:r>
         <w:r>
           <w:rPr>
@@ -1861,7 +1861,7 @@
           <w14:ligatures w14:val="standardContextual"/>
         </w:rPr>
       </w:pPr>
-      <w:hyperlink w:anchor="_Toc230982550" w:history="1">
+      <w:hyperlink w:anchor="_Toc230984703" w:history="1">
         <w:r>
           <w:rPr>
             <w:rStyle w:val="af6"/>
@@ -1917,7 +1917,7 @@
             <w:sz w:val="32"/>
             <w:szCs w:val="32"/>
           </w:rPr>
-          <w:instrText xml:space="preserve"> PAGEREF _Toc230982550 \h </w:instrText>
+          <w:instrText xml:space="preserve"> PAGEREF _Toc230984703 \h </w:instrText>
         </w:r>
         <w:r>
           <w:rPr>
@@ -1966,7 +1966,7 @@
           <w14:ligatures w14:val="standardContextual"/>
         </w:rPr>
       </w:pPr>
-      <w:hyperlink w:anchor="_Toc230982551" w:history="1">
+      <w:hyperlink w:anchor="_Toc230984704" w:history="1">
         <w:r>
           <w:rPr>
             <w:rStyle w:val="af6"/>
@@ -2042,7 +2042,7 @@
             <w:sz w:val="32"/>
             <w:szCs w:val="32"/>
           </w:rPr>
-          <w:instrText xml:space="preserve"> PAGEREF _Toc230982551 \h </w:instrText>
+          <w:instrText xml:space="preserve"> PAGEREF _Toc230984704 \h </w:instrText>
         </w:r>
         <w:r>
           <w:rPr>
@@ -2091,7 +2091,7 @@
           <w14:ligatures w14:val="standardContextual"/>
         </w:rPr>
       </w:pPr>
-      <w:hyperlink w:anchor="_Toc230982552" w:history="1">
+      <w:hyperlink w:anchor="_Toc230984705" w:history="1">
         <w:r>
           <w:rPr>
             <w:rStyle w:val="af6"/>
@@ -2137,7 +2137,7 @@
             <w:sz w:val="32"/>
             <w:szCs w:val="32"/>
           </w:rPr>
-          <w:instrText xml:space="preserve"> PAGEREF _Toc230982552 \h </w:instrText>
+          <w:instrText xml:space="preserve"> PAGEREF _Toc230984705 \h </w:instrText>
         </w:r>
         <w:r>
           <w:rPr>
@@ -2190,7 +2190,7 @@
           <w14:ligatures w14:val="standardContextual"/>
         </w:rPr>
       </w:pPr>
-      <w:hyperlink w:anchor="_Toc230982553" w:history="1">
+      <w:hyperlink w:anchor="_Toc230984706" w:history="1">
         <w:r>
           <w:rPr>
             <w:rStyle w:val="af6"/>
@@ -2236,7 +2236,7 @@
             <w:sz w:val="32"/>
             <w:szCs w:val="32"/>
           </w:rPr>
-          <w:instrText xml:space="preserve"> PAGEREF _Toc230982553 \h </w:instrText>
+          <w:instrText xml:space="preserve"> PAGEREF _Toc230984706 \h </w:instrText>
         </w:r>
         <w:r>
           <w:rPr>
@@ -2289,7 +2289,7 @@
           <w14:ligatures w14:val="standardContextual"/>
         </w:rPr>
       </w:pPr>
-      <w:hyperlink w:anchor="_Toc230982554" w:history="1">
+      <w:hyperlink w:anchor="_Toc230984707" w:history="1">
         <w:r>
           <w:rPr>
             <w:rStyle w:val="af6"/>
@@ -2335,7 +2335,7 @@
             <w:sz w:val="32"/>
             <w:szCs w:val="32"/>
           </w:rPr>
-          <w:instrText xml:space="preserve"> PAGEREF _Toc230982554 \h </w:instrText>
+          <w:instrText xml:space="preserve"> PAGEREF _Toc230984707 \h </w:instrText>
         </w:r>
         <w:r>
           <w:rPr>
@@ -2384,7 +2384,7 @@
           <w14:ligatures w14:val="standardContextual"/>
         </w:rPr>
       </w:pPr>
-      <w:hyperlink w:anchor="_Toc230982555" w:history="1">
+      <w:hyperlink w:anchor="_Toc230984708" w:history="1">
         <w:r>
           <w:rPr>
             <w:rStyle w:val="af6"/>
@@ -2394,7 +2394,28 @@
             <w:sz w:val="32"/>
             <w:szCs w:val="32"/>
           </w:rPr>
-          <w:t>第四章</w:t>
+          <w:t>第</w:t>
+        </w:r>
+        <w:r>
+          <w:rPr>
+            <w:rStyle w:val="af6"/>
+            <w:b/>
+            <w:bCs/>
+            <w:sz w:val="32"/>
+            <w:szCs w:val="32"/>
+          </w:rPr>
+          <w:t>4</w:t>
+        </w:r>
+        <w:r>
+          <w:rPr>
+            <w:rStyle w:val="af6"/>
+            <w:rFonts w:hint="eastAsia"/>
+            <w:b/>
+            <w:bCs/>
+            <w:sz w:val="32"/>
+            <w:szCs w:val="32"/>
+          </w:rPr>
+          <w:t>章</w:t>
         </w:r>
         <w:r>
           <w:rPr>
@@ -2439,7 +2460,7 @@
             <w:sz w:val="32"/>
             <w:szCs w:val="32"/>
           </w:rPr>
-          <w:instrText xml:space="preserve"> PAGEREF _Toc230982555 \h </w:instrText>
+          <w:instrText xml:space="preserve"> PAGEREF _Toc230984708 \h </w:instrText>
         </w:r>
         <w:r>
           <w:rPr>
@@ -2488,7 +2509,7 @@
           <w14:ligatures w14:val="standardContextual"/>
         </w:rPr>
       </w:pPr>
-      <w:hyperlink w:anchor="_Toc230982556" w:history="1">
+      <w:hyperlink w:anchor="_Toc230984709" w:history="1">
         <w:r>
           <w:rPr>
             <w:rStyle w:val="af6"/>
@@ -2574,7 +2595,7 @@
             <w:sz w:val="32"/>
             <w:szCs w:val="32"/>
           </w:rPr>
-          <w:instrText xml:space="preserve"> PAGEREF _Toc230982556 \h </w:instrText>
+          <w:instrText xml:space="preserve"> PAGEREF _Toc230984709 \h </w:instrText>
         </w:r>
         <w:r>
           <w:rPr>
@@ -2627,7 +2648,7 @@
           <w14:ligatures w14:val="standardContextual"/>
         </w:rPr>
       </w:pPr>
-      <w:hyperlink w:anchor="_Toc230982557" w:history="1">
+      <w:hyperlink w:anchor="_Toc230984710" w:history="1">
         <w:r>
           <w:rPr>
             <w:rStyle w:val="af6"/>
@@ -2673,7 +2694,7 @@
             <w:sz w:val="32"/>
             <w:szCs w:val="32"/>
           </w:rPr>
-          <w:instrText xml:space="preserve"> PAGEREF _Toc230982557 \h </w:instrText>
+          <w:instrText xml:space="preserve"> PAGEREF _Toc230984710 \h </w:instrText>
         </w:r>
         <w:r>
           <w:rPr>
@@ -2726,7 +2747,7 @@
           <w14:ligatures w14:val="standardContextual"/>
         </w:rPr>
       </w:pPr>
-      <w:hyperlink w:anchor="_Toc230982558" w:history="1">
+      <w:hyperlink w:anchor="_Toc230984711" w:history="1">
         <w:r>
           <w:rPr>
             <w:rStyle w:val="af6"/>
@@ -2792,7 +2813,7 @@
             <w:sz w:val="32"/>
             <w:szCs w:val="32"/>
           </w:rPr>
-          <w:instrText xml:space="preserve"> PAGEREF _Toc230982558 \h </w:instrText>
+          <w:instrText xml:space="preserve"> PAGEREF _Toc230984711 \h </w:instrText>
         </w:r>
         <w:r>
           <w:rPr>
@@ -2841,7 +2862,7 @@
           <w14:ligatures w14:val="standardContextual"/>
         </w:rPr>
       </w:pPr>
-      <w:hyperlink w:anchor="_Toc230982559" w:history="1">
+      <w:hyperlink w:anchor="_Toc230984712" w:history="1">
         <w:r>
           <w:rPr>
             <w:rStyle w:val="af6"/>
@@ -2919,7 +2940,7 @@
             <w:sz w:val="32"/>
             <w:szCs w:val="32"/>
           </w:rPr>
-          <w:instrText xml:space="preserve"> PAGEREF _Toc230982559 \h </w:instrText>
+          <w:instrText xml:space="preserve"> PAGEREF _Toc230984712 \h </w:instrText>
         </w:r>
         <w:r>
           <w:rPr>
@@ -2968,7 +2989,7 @@
           <w14:ligatures w14:val="standardContextual"/>
         </w:rPr>
       </w:pPr>
-      <w:hyperlink w:anchor="_Toc230982560" w:history="1">
+      <w:hyperlink w:anchor="_Toc230984713" w:history="1">
         <w:r>
           <w:rPr>
             <w:rStyle w:val="af6"/>
@@ -3014,7 +3035,7 @@
             <w:sz w:val="32"/>
             <w:szCs w:val="32"/>
           </w:rPr>
-          <w:instrText xml:space="preserve"> PAGEREF _Toc230982560 \h </w:instrText>
+          <w:instrText xml:space="preserve"> PAGEREF _Toc230984713 \h </w:instrText>
         </w:r>
         <w:r>
           <w:rPr>
@@ -3067,7 +3088,7 @@
           <w14:ligatures w14:val="standardContextual"/>
         </w:rPr>
       </w:pPr>
-      <w:hyperlink w:anchor="_Toc230982561" w:history="1">
+      <w:hyperlink w:anchor="_Toc230984714" w:history="1">
         <w:r>
           <w:rPr>
             <w:rStyle w:val="af6"/>
@@ -3113,7 +3134,7 @@
             <w:sz w:val="32"/>
             <w:szCs w:val="32"/>
           </w:rPr>
-          <w:instrText xml:space="preserve"> PAGEREF _Toc230982561 \h </w:instrText>
+          <w:instrText xml:space="preserve"> PAGEREF _Toc230984714 \h </w:instrText>
         </w:r>
         <w:r>
           <w:rPr>
@@ -3166,7 +3187,7 @@
           <w14:ligatures w14:val="standardContextual"/>
         </w:rPr>
       </w:pPr>
-      <w:hyperlink w:anchor="_Toc230982562" w:history="1">
+      <w:hyperlink w:anchor="_Toc230984715" w:history="1">
         <w:r>
           <w:rPr>
             <w:rStyle w:val="af6"/>
@@ -3212,7 +3233,7 @@
             <w:sz w:val="32"/>
             <w:szCs w:val="32"/>
           </w:rPr>
-          <w:instrText xml:space="preserve"> PAGEREF _Toc230982562 \h </w:instrText>
+          <w:instrText xml:space="preserve"> PAGEREF _Toc230984715 \h </w:instrText>
         </w:r>
         <w:r>
           <w:rPr>
@@ -3265,7 +3286,7 @@
           <w14:ligatures w14:val="standardContextual"/>
         </w:rPr>
       </w:pPr>
-      <w:hyperlink w:anchor="_Toc230982563" w:history="1">
+      <w:hyperlink w:anchor="_Toc230984716" w:history="1">
         <w:r>
           <w:rPr>
             <w:rStyle w:val="af6"/>
@@ -3311,7 +3332,7 @@
             <w:sz w:val="32"/>
             <w:szCs w:val="32"/>
           </w:rPr>
-          <w:instrText xml:space="preserve"> PAGEREF _Toc230982563 \h </w:instrText>
+          <w:instrText xml:space="preserve"> PAGEREF _Toc230984716 \h </w:instrText>
         </w:r>
         <w:r>
           <w:rPr>
@@ -3360,7 +3381,7 @@
           <w14:ligatures w14:val="standardContextual"/>
         </w:rPr>
       </w:pPr>
-      <w:hyperlink w:anchor="_Toc230982564" w:history="1">
+      <w:hyperlink w:anchor="_Toc230984717" w:history="1">
         <w:r>
           <w:rPr>
             <w:rStyle w:val="af6"/>
@@ -3436,7 +3457,7 @@
             <w:sz w:val="32"/>
             <w:szCs w:val="32"/>
           </w:rPr>
-          <w:instrText xml:space="preserve"> PAGEREF _Toc230982564 \h </w:instrText>
+          <w:instrText xml:space="preserve"> PAGEREF _Toc230984717 \h </w:instrText>
         </w:r>
         <w:r>
           <w:rPr>
@@ -3485,7 +3506,7 @@
           <w14:ligatures w14:val="standardContextual"/>
         </w:rPr>
       </w:pPr>
-      <w:hyperlink w:anchor="_Toc230982565" w:history="1">
+      <w:hyperlink w:anchor="_Toc230984718" w:history="1">
         <w:r>
           <w:rPr>
             <w:rStyle w:val="af6"/>
@@ -3531,7 +3552,7 @@
             <w:sz w:val="32"/>
             <w:szCs w:val="32"/>
           </w:rPr>
-          <w:instrText xml:space="preserve"> PAGEREF _Toc230982565 \h </w:instrText>
+          <w:instrText xml:space="preserve"> PAGEREF _Toc230984718 \h </w:instrText>
         </w:r>
         <w:r>
           <w:rPr>
@@ -3584,7 +3605,7 @@
           <w14:ligatures w14:val="standardContextual"/>
         </w:rPr>
       </w:pPr>
-      <w:hyperlink w:anchor="_Toc230982566" w:history="1">
+      <w:hyperlink w:anchor="_Toc230984719" w:history="1">
         <w:r>
           <w:rPr>
             <w:rStyle w:val="af6"/>
@@ -3630,7 +3651,7 @@
             <w:sz w:val="32"/>
             <w:szCs w:val="32"/>
           </w:rPr>
-          <w:instrText xml:space="preserve"> PAGEREF _Toc230982566 \h </w:instrText>
+          <w:instrText xml:space="preserve"> PAGEREF _Toc230984719 \h </w:instrText>
         </w:r>
         <w:r>
           <w:rPr>
@@ -3679,7 +3700,7 @@
           <w14:ligatures w14:val="standardContextual"/>
         </w:rPr>
       </w:pPr>
-      <w:hyperlink w:anchor="_Toc230982567" w:history="1">
+      <w:hyperlink w:anchor="_Toc230984720" w:history="1">
         <w:r>
           <w:rPr>
             <w:rStyle w:val="af6"/>
@@ -3755,7 +3776,7 @@
             <w:sz w:val="32"/>
             <w:szCs w:val="32"/>
           </w:rPr>
-          <w:instrText xml:space="preserve"> PAGEREF _Toc230982567 \h </w:instrText>
+          <w:instrText xml:space="preserve"> PAGEREF _Toc230984720 \h </w:instrText>
         </w:r>
         <w:r>
           <w:rPr>
@@ -3804,7 +3825,205 @@
           <w14:ligatures w14:val="standardContextual"/>
         </w:rPr>
       </w:pPr>
-      <w:hyperlink w:anchor="_Toc230982568" w:history="1">
+      <w:hyperlink w:anchor="_Toc230984721" w:history="1">
+        <w:r>
+          <w:rPr>
+            <w:rStyle w:val="af6"/>
+            <w:rFonts w:eastAsia="標楷體"/>
+            <w:noProof/>
+            <w:sz w:val="32"/>
+            <w:szCs w:val="32"/>
+          </w:rPr>
+          <w:t>7-1</w:t>
+        </w:r>
+        <w:r>
+          <w:rPr>
+            <w:rStyle w:val="af6"/>
+            <w:rFonts w:eastAsia="標楷體" w:hint="eastAsia"/>
+            <w:noProof/>
+            <w:sz w:val="32"/>
+            <w:szCs w:val="32"/>
+          </w:rPr>
+          <w:t>佈署圖</w:t>
+        </w:r>
+        <w:r>
+          <w:rPr>
+            <w:noProof/>
+            <w:webHidden/>
+            <w:sz w:val="32"/>
+            <w:szCs w:val="32"/>
+          </w:rPr>
+          <w:tab/>
+        </w:r>
+        <w:r>
+          <w:rPr>
+            <w:noProof/>
+            <w:webHidden/>
+            <w:sz w:val="32"/>
+            <w:szCs w:val="32"/>
+          </w:rPr>
+          <w:fldChar w:fldCharType="begin"/>
+        </w:r>
+        <w:r>
+          <w:rPr>
+            <w:noProof/>
+            <w:webHidden/>
+            <w:sz w:val="32"/>
+            <w:szCs w:val="32"/>
+          </w:rPr>
+          <w:instrText xml:space="preserve"> PAGEREF _Toc230984721 \h </w:instrText>
+        </w:r>
+        <w:r>
+          <w:rPr>
+            <w:noProof/>
+            <w:webHidden/>
+            <w:sz w:val="32"/>
+            <w:szCs w:val="32"/>
+          </w:rPr>
+        </w:r>
+        <w:r>
+          <w:rPr>
+            <w:noProof/>
+            <w:webHidden/>
+            <w:sz w:val="32"/>
+            <w:szCs w:val="32"/>
+          </w:rPr>
+          <w:fldChar w:fldCharType="separate"/>
+        </w:r>
+        <w:r>
+          <w:rPr>
+            <w:noProof/>
+            <w:webHidden/>
+            <w:sz w:val="32"/>
+            <w:szCs w:val="32"/>
+          </w:rPr>
+          <w:t>49</w:t>
+        </w:r>
+        <w:r>
+          <w:rPr>
+            <w:noProof/>
+            <w:webHidden/>
+            <w:sz w:val="32"/>
+            <w:szCs w:val="32"/>
+          </w:rPr>
+          <w:fldChar w:fldCharType="end"/>
+        </w:r>
+      </w:hyperlink>
+    </w:p>
+    <w:p>
+      <w:pPr>
+        <w:pStyle w:val="21"/>
+        <w:tabs>
+          <w:tab w:val="right" w:leader="dot" w:pos="8296"/>
+        </w:tabs>
+        <w:rPr>
+          <w:rFonts w:asciiTheme="minorHAnsi" w:eastAsiaTheme="minorEastAsia" w:hAnsiTheme="minorHAnsi" w:cstheme="minorBidi"/>
+          <w:noProof/>
+          <w:sz w:val="32"/>
+          <w:szCs w:val="32"/>
+          <w14:ligatures w14:val="standardContextual"/>
+        </w:rPr>
+      </w:pPr>
+      <w:hyperlink w:anchor="_Toc230984722" w:history="1">
+        <w:r>
+          <w:rPr>
+            <w:rStyle w:val="af6"/>
+            <w:rFonts w:eastAsia="標楷體"/>
+            <w:noProof/>
+            <w:sz w:val="32"/>
+            <w:szCs w:val="32"/>
+          </w:rPr>
+          <w:t>7-2</w:t>
+        </w:r>
+        <w:r>
+          <w:rPr>
+            <w:rStyle w:val="af6"/>
+            <w:rFonts w:eastAsia="標楷體" w:hint="eastAsia"/>
+            <w:noProof/>
+            <w:sz w:val="32"/>
+            <w:szCs w:val="32"/>
+          </w:rPr>
+          <w:t>套件圖</w:t>
+        </w:r>
+        <w:r>
+          <w:rPr>
+            <w:noProof/>
+            <w:webHidden/>
+            <w:sz w:val="32"/>
+            <w:szCs w:val="32"/>
+          </w:rPr>
+          <w:tab/>
+        </w:r>
+        <w:r>
+          <w:rPr>
+            <w:noProof/>
+            <w:webHidden/>
+            <w:sz w:val="32"/>
+            <w:szCs w:val="32"/>
+          </w:rPr>
+          <w:fldChar w:fldCharType="begin"/>
+        </w:r>
+        <w:r>
+          <w:rPr>
+            <w:noProof/>
+            <w:webHidden/>
+            <w:sz w:val="32"/>
+            <w:szCs w:val="32"/>
+          </w:rPr>
+          <w:instrText xml:space="preserve"> PAGEREF _Toc230984722 \h </w:instrText>
+        </w:r>
+        <w:r>
+          <w:rPr>
+            <w:noProof/>
+            <w:webHidden/>
+            <w:sz w:val="32"/>
+            <w:szCs w:val="32"/>
+          </w:rPr>
+        </w:r>
+        <w:r>
+          <w:rPr>
+            <w:noProof/>
+            <w:webHidden/>
+            <w:sz w:val="32"/>
+            <w:szCs w:val="32"/>
+          </w:rPr>
+          <w:fldChar w:fldCharType="separate"/>
+        </w:r>
+        <w:r>
+          <w:rPr>
+            <w:noProof/>
+            <w:webHidden/>
+            <w:sz w:val="32"/>
+            <w:szCs w:val="32"/>
+          </w:rPr>
+          <w:t>49</w:t>
+        </w:r>
+        <w:r>
+          <w:rPr>
+            <w:noProof/>
+            <w:webHidden/>
+            <w:sz w:val="32"/>
+            <w:szCs w:val="32"/>
+          </w:rPr>
+          <w:fldChar w:fldCharType="end"/>
+        </w:r>
+      </w:hyperlink>
+    </w:p>
+    <w:p>
+      <w:pPr>
+        <w:pStyle w:val="21"/>
+        <w:tabs>
+          <w:tab w:val="right" w:leader="dot" w:pos="8296"/>
+        </w:tabs>
+        <w:rPr>
+          <w:rFonts w:asciiTheme="minorHAnsi" w:eastAsiaTheme="minorEastAsia" w:hAnsiTheme="minorHAnsi" w:cstheme="minorBidi"/>
+          <w:noProof/>
+          <w:sz w:val="32"/>
+          <w:szCs w:val="32"/>
+          <w14:ligatures w14:val="standardContextual"/>
+        </w:rPr>
+      </w:pPr>
+      <w:hyperlink w:anchor="_Toc230984723" w:history="1">
         <w:r>
           <w:rPr>
             <w:rStyle w:val="af6"/>
@@ -3850,7 +4069,7 @@
             <w:sz w:val="32"/>
             <w:szCs w:val="32"/>
           </w:rPr>
-          <w:instrText xml:space="preserve"> PAGEREF _Toc230982568 \h </w:instrText>
+          <w:instrText xml:space="preserve"> PAGEREF _Toc230984723 \h </w:instrText>
         </w:r>
         <w:r>
           <w:rPr>
@@ -3903,7 +4122,7 @@
           <w14:ligatures w14:val="standardContextual"/>
         </w:rPr>
       </w:pPr>
-      <w:hyperlink w:anchor="_Toc230982569" w:history="1">
+      <w:hyperlink w:anchor="_Toc230984724" w:history="1">
         <w:r>
           <w:rPr>
             <w:rStyle w:val="af6"/>
@@ -3949,7 +4168,7 @@
             <w:sz w:val="32"/>
             <w:szCs w:val="32"/>
           </w:rPr>
-          <w:instrText xml:space="preserve"> PAGEREF _Toc230982569 \h </w:instrText>
+          <w:instrText xml:space="preserve"> PAGEREF _Toc230984724 \h </w:instrText>
         </w:r>
         <w:r>
           <w:rPr>
@@ -3998,7 +4217,7 @@
           <w14:ligatures w14:val="standardContextual"/>
         </w:rPr>
       </w:pPr>
-      <w:hyperlink w:anchor="_Toc230982570" w:history="1">
+      <w:hyperlink w:anchor="_Toc230984725" w:history="1">
         <w:r>
           <w:rPr>
             <w:rStyle w:val="af6"/>
@@ -4008,7 +4227,28 @@
             <w:sz w:val="32"/>
             <w:szCs w:val="32"/>
           </w:rPr>
-          <w:t>第八章</w:t>
+          <w:t>第</w:t>
+        </w:r>
+        <w:r>
+          <w:rPr>
+            <w:rStyle w:val="af6"/>
+            <w:b/>
+            <w:bCs/>
+            <w:sz w:val="32"/>
+            <w:szCs w:val="32"/>
+          </w:rPr>
+          <w:t>8</w:t>
+        </w:r>
+        <w:r>
+          <w:rPr>
+            <w:rStyle w:val="af6"/>
+            <w:rFonts w:hint="eastAsia"/>
+            <w:b/>
+            <w:bCs/>
+            <w:sz w:val="32"/>
+            <w:szCs w:val="32"/>
+          </w:rPr>
+          <w:t>章</w:t>
         </w:r>
         <w:r>
           <w:rPr>
@@ -4053,7 +4293,7 @@
             <w:sz w:val="32"/>
             <w:szCs w:val="32"/>
           </w:rPr>
-          <w:instrText xml:space="preserve"> PAGEREF _Toc230982570 \h </w:instrText>
+          <w:instrText xml:space="preserve"> PAGEREF _Toc230984725 \h </w:instrText>
         </w:r>
         <w:r>
           <w:rPr>
@@ -4102,7 +4342,7 @@
           <w14:ligatures w14:val="standardContextual"/>
         </w:rPr>
       </w:pPr>
-      <w:hyperlink w:anchor="_Toc230982571" w:history="1">
+      <w:hyperlink w:anchor="_Toc230984726" w:history="1">
         <w:r>
           <w:rPr>
             <w:rStyle w:val="af6"/>
@@ -4172,7 +4412,7 @@
             <w:sz w:val="32"/>
             <w:szCs w:val="32"/>
           </w:rPr>
-          <w:instrText xml:space="preserve"> PAGEREF _Toc230982571 \h </w:instrText>
+          <w:instrText xml:space="preserve"> PAGEREF _Toc230984726 \h </w:instrText>
         </w:r>
         <w:r>
           <w:rPr>
@@ -4225,7 +4465,7 @@
           <w14:ligatures w14:val="standardContextual"/>
         </w:rPr>
       </w:pPr>
-      <w:hyperlink w:anchor="_Toc230982572" w:history="1">
+      <w:hyperlink w:anchor="_Toc230984727" w:history="1">
         <w:r>
           <w:rPr>
             <w:rStyle w:val="af6"/>
@@ -4284,7 +4524,7 @@
             <w:sz w:val="32"/>
             <w:szCs w:val="32"/>
           </w:rPr>
-          <w:instrText xml:space="preserve"> PAGEREF _Toc230982572 \h </w:instrText>
+          <w:instrText xml:space="preserve"> PAGEREF _Toc230984727 \h </w:instrText>
         </w:r>
         <w:r>
           <w:rPr>
@@ -4347,7 +4587,7 @@
         <w:widowControl/>
         <w:spacing w:line="278" w:lineRule="auto"/>
         <w:rPr>
-          <w:rFonts w:eastAsia="標楷體" w:hint="eastAsia"/>
+          <w:rFonts w:eastAsia="標楷體"/>
           <w:sz w:val="32"/>
           <w:szCs w:val="32"/>
         </w:rPr>
@@ -4782,19 +5022,13 @@
         </w:r>
       </w:hyperlink>
     </w:p>
-    <w:p>
-      <w:pPr>
-        <w:rPr>
-          <w:rFonts w:hint="eastAsia"/>
-        </w:rPr>
-      </w:pPr>
-    </w:p>
+    <w:p/>
     <w:p>
       <w:pPr>
         <w:widowControl/>
         <w:spacing w:line="278" w:lineRule="auto"/>
         <w:rPr>
-          <w:rFonts w:eastAsia="標楷體" w:hint="eastAsia"/>
+          <w:rFonts w:eastAsia="標楷體"/>
           <w:sz w:val="28"/>
         </w:rPr>
       </w:pPr>
@@ -5346,18 +5580,12 @@
         </w:r>
       </w:hyperlink>
     </w:p>
+    <w:p/>
     <w:p>
       <w:pPr>
-        <w:rPr>
-          <w:rFonts w:hint="eastAsia"/>
-        </w:rPr>
-      </w:pPr>
-    </w:p>
-    <w:p>
-      <w:pPr>
         <w:overflowPunct w:val="0"/>
         <w:rPr>
-          <w:rFonts w:eastAsia="標楷體" w:hint="eastAsia"/>
+          <w:rFonts w:eastAsia="標楷體"/>
           <w:sz w:val="28"/>
         </w:rPr>
       </w:pPr>
@@ -5368,7 +5596,7 @@
         <w:ind w:left="482"/>
         <w:jc w:val="right"/>
         <w:rPr>
-          <w:rFonts w:eastAsia="標楷體" w:hint="eastAsia"/>
+          <w:rFonts w:eastAsia="標楷體"/>
           <w:sz w:val="28"/>
         </w:rPr>
         <w:sectPr>
@@ -5387,7 +5615,7 @@
         <w:ind w:left="482"/>
         <w:jc w:val="right"/>
         <w:rPr>
-          <w:rFonts w:eastAsia="標楷體" w:hint="eastAsia"/>
+          <w:rFonts w:eastAsia="標楷體"/>
           <w:sz w:val="28"/>
         </w:rPr>
       </w:pPr>
@@ -5405,7 +5633,7 @@
           <w:szCs w:val="36"/>
         </w:rPr>
       </w:pPr>
-      <w:bookmarkStart w:id="1" w:name="_Toc230982541"/>
+      <w:bookmarkStart w:id="1" w:name="_Toc230984694"/>
       <w:bookmarkEnd w:id="0"/>
       <w:r>
         <w:rPr>
@@ -5425,7 +5653,7 @@
           <w:sz w:val="36"/>
           <w:szCs w:val="36"/>
         </w:rPr>
-        <w:t xml:space="preserve"> 1 </w:t>
+        <w:t>1</w:t>
       </w:r>
       <w:r>
         <w:rPr>
@@ -5469,7 +5697,7 @@
           <w:szCs w:val="32"/>
         </w:rPr>
       </w:pPr>
-      <w:bookmarkStart w:id="2" w:name="_Toc230982542"/>
+      <w:bookmarkStart w:id="2" w:name="_Toc230984695"/>
       <w:r>
         <w:rPr>
           <w:rFonts w:eastAsia="標楷體"/>
@@ -5794,7 +6022,7 @@
           <w:szCs w:val="32"/>
         </w:rPr>
       </w:pPr>
-      <w:bookmarkStart w:id="3" w:name="_Toc230982543"/>
+      <w:bookmarkStart w:id="3" w:name="_Toc230984696"/>
       <w:r>
         <w:rPr>
           <w:rFonts w:eastAsia="標楷體"/>
@@ -6384,7 +6612,7 @@
           <w:szCs w:val="32"/>
         </w:rPr>
       </w:pPr>
-      <w:bookmarkStart w:id="4" w:name="_Toc230982544"/>
+      <w:bookmarkStart w:id="4" w:name="_Toc230984697"/>
       <w:r>
         <w:rPr>
           <w:rFonts w:eastAsia="標楷體"/>
@@ -6970,7 +7198,7 @@
           <w:szCs w:val="32"/>
         </w:rPr>
       </w:pPr>
-      <w:bookmarkStart w:id="5" w:name="_Toc230982545"/>
+      <w:bookmarkStart w:id="5" w:name="_Toc230984698"/>
       <w:r>
         <w:rPr>
           <w:rFonts w:eastAsia="標楷體"/>
@@ -7404,7 +7632,7 @@
       </w:pPr>
       <w:bookmarkStart w:id="6" w:name="_Toc167696207"/>
       <w:bookmarkStart w:id="7" w:name="_Toc179739969"/>
-      <w:bookmarkStart w:id="8" w:name="_Toc230982546"/>
+      <w:bookmarkStart w:id="8" w:name="_Toc230984699"/>
       <w:r>
         <w:rPr>
           <w:rFonts w:eastAsia="標楷體" w:hint="eastAsia"/>
@@ -7476,7 +7704,7 @@
       </w:pPr>
       <w:bookmarkStart w:id="9" w:name="_Toc167696208"/>
       <w:bookmarkStart w:id="10" w:name="_Toc179739970"/>
-      <w:bookmarkStart w:id="11" w:name="_Toc230982547"/>
+      <w:bookmarkStart w:id="11" w:name="_Toc230984700"/>
       <w:r>
         <w:rPr>
           <w:rFonts w:eastAsia="標楷體" w:hint="eastAsia"/>
@@ -7819,7 +8047,7 @@
       </w:pPr>
       <w:bookmarkStart w:id="12" w:name="_Toc167696209"/>
       <w:bookmarkStart w:id="13" w:name="_Toc179739971"/>
-      <w:bookmarkStart w:id="14" w:name="_Toc230982548"/>
+      <w:bookmarkStart w:id="14" w:name="_Toc230984701"/>
       <w:r>
         <w:rPr>
           <w:rFonts w:eastAsia="標楷體" w:hint="eastAsia"/>
@@ -9640,7 +9868,7 @@
         </w:rPr>
       </w:pPr>
       <w:bookmarkStart w:id="19" w:name="_Toc179739972"/>
-      <w:bookmarkStart w:id="20" w:name="_Toc230982549"/>
+      <w:bookmarkStart w:id="20" w:name="_Toc230984702"/>
       <w:r>
         <w:rPr>
           <w:rFonts w:eastAsia="標楷體" w:hint="eastAsia"/>
@@ -9995,7 +10223,7 @@
       </w:pPr>
       <w:bookmarkStart w:id="28" w:name="_Toc167696222"/>
       <w:bookmarkStart w:id="29" w:name="_Toc179739973"/>
-      <w:bookmarkStart w:id="30" w:name="_Toc230982550"/>
+      <w:bookmarkStart w:id="30" w:name="_Toc230984703"/>
       <w:r>
         <w:rPr>
           <w:rFonts w:eastAsia="標楷體" w:hint="eastAsia"/>
@@ -11776,7 +12004,7 @@
           <w:szCs w:val="36"/>
         </w:rPr>
       </w:pPr>
-      <w:bookmarkStart w:id="48" w:name="_Toc230982551"/>
+      <w:bookmarkStart w:id="48" w:name="_Toc230984704"/>
       <w:r>
         <w:rPr>
           <w:rFonts w:eastAsia="標楷體" w:hint="eastAsia"/>
@@ -11841,7 +12069,7 @@
           <w:szCs w:val="32"/>
         </w:rPr>
       </w:pPr>
-      <w:bookmarkStart w:id="49" w:name="_Toc230982552"/>
+      <w:bookmarkStart w:id="49" w:name="_Toc230984705"/>
       <w:r>
         <w:rPr>
           <w:rFonts w:eastAsia="標楷體"/>
@@ -12658,7 +12886,7 @@
           <w:szCs w:val="32"/>
         </w:rPr>
       </w:pPr>
-      <w:bookmarkStart w:id="51" w:name="_Toc230982553"/>
+      <w:bookmarkStart w:id="51" w:name="_Toc230984706"/>
       <w:r>
         <w:rPr>
           <w:rFonts w:eastAsia="標楷體"/>
@@ -14078,7 +14306,7 @@
           <w:szCs w:val="32"/>
         </w:rPr>
       </w:pPr>
-      <w:bookmarkStart w:id="52" w:name="_Toc230982554"/>
+      <w:bookmarkStart w:id="52" w:name="_Toc230984707"/>
       <w:r>
         <w:rPr>
           <w:rFonts w:eastAsia="標楷體"/>
@@ -15751,7 +15979,7 @@
           <w:szCs w:val="36"/>
         </w:rPr>
       </w:pPr>
-      <w:bookmarkStart w:id="53" w:name="_Toc230982555"/>
+      <w:bookmarkStart w:id="53" w:name="_Toc230984708"/>
       <w:r>
         <w:rPr>
           <w:rFonts w:eastAsia="標楷體" w:hint="eastAsia"/>
@@ -15761,7 +15989,7 @@
           <w:szCs w:val="36"/>
         </w:rPr>
         <w:lastRenderedPageBreak/>
-        <w:t>第四章</w:t>
+        <w:t>第</w:t>
       </w:r>
       <w:r>
         <w:rPr>
@@ -15771,7 +15999,7 @@
           <w:sz w:val="36"/>
           <w:szCs w:val="36"/>
         </w:rPr>
-        <w:t xml:space="preserve"> </w:t>
+        <w:t>4</w:t>
       </w:r>
       <w:r>
         <w:rPr>
@@ -15781,6 +16009,26 @@
           <w:sz w:val="36"/>
           <w:szCs w:val="36"/>
         </w:rPr>
+        <w:t>章</w:t>
+      </w:r>
+      <w:r>
+        <w:rPr>
+          <w:rFonts w:eastAsia="標楷體" w:hint="eastAsia"/>
+          <w:b/>
+          <w:bCs/>
+          <w:sz w:val="36"/>
+          <w:szCs w:val="36"/>
+        </w:rPr>
+        <w:t xml:space="preserve"> </w:t>
+      </w:r>
+      <w:r>
+        <w:rPr>
+          <w:rFonts w:eastAsia="標楷體" w:hint="eastAsia"/>
+          <w:b/>
+          <w:bCs/>
+          <w:sz w:val="36"/>
+          <w:szCs w:val="36"/>
+        </w:rPr>
         <w:t>專案時程與組織分工</w:t>
       </w:r>
       <w:bookmarkEnd w:id="53"/>
@@ -15794,7 +16042,7 @@
           <w:szCs w:val="32"/>
         </w:rPr>
       </w:pPr>
-      <w:bookmarkStart w:id="54" w:name="_Toc230982556"/>
+      <w:bookmarkStart w:id="54" w:name="_Toc230984709"/>
       <w:r>
         <w:rPr>
           <w:rFonts w:eastAsia="標楷體" w:hint="eastAsia"/>
@@ -15809,15 +16057,7 @@
           <w:sz w:val="32"/>
           <w:szCs w:val="32"/>
         </w:rPr>
-        <w:t>專案時程：</w:t>
-      </w:r>
-      <w:r>
-        <w:rPr>
-          <w:rFonts w:eastAsia="標楷體" w:hint="eastAsia"/>
-          <w:sz w:val="32"/>
-          <w:szCs w:val="32"/>
-        </w:rPr>
-        <w:t>甘特圖或</w:t>
+        <w:t>專案時程：甘特圖或</w:t>
       </w:r>
       <w:r>
         <w:rPr>
@@ -15871,7 +16111,7 @@
           <w:szCs w:val="32"/>
         </w:rPr>
       </w:pPr>
-      <w:bookmarkStart w:id="55" w:name="_Toc230982557"/>
+      <w:bookmarkStart w:id="55" w:name="_Toc230984710"/>
       <w:r>
         <w:rPr>
           <w:rFonts w:eastAsia="標楷體" w:hint="eastAsia"/>
@@ -15908,7 +16148,7 @@
           <w:szCs w:val="32"/>
         </w:rPr>
       </w:pPr>
-      <w:bookmarkStart w:id="56" w:name="_Toc230982558"/>
+      <w:bookmarkStart w:id="56" w:name="_Toc230984711"/>
       <w:r>
         <w:rPr>
           <w:rFonts w:eastAsia="標楷體" w:hint="eastAsia"/>
@@ -16004,18 +16244,34 @@
         <w:spacing w:after="0" w:line="240" w:lineRule="auto"/>
         <w:jc w:val="center"/>
         <w:rPr>
+          <w:rFonts w:ascii="Times New Roman" w:eastAsia="標楷體" w:hAnsi="Times New Roman"/>
+          <w:sz w:val="28"/>
+          <w:szCs w:val="28"/>
+        </w:rPr>
+      </w:pPr>
+      <w:r>
+        <w:rPr>
           <w:rFonts w:ascii="Times New Roman" w:eastAsia="標楷體" w:hAnsi="Times New Roman" w:hint="eastAsia"/>
           <w:sz w:val="28"/>
           <w:szCs w:val="28"/>
         </w:rPr>
-      </w:pPr>
+        <w:t>圖</w:t>
+      </w:r>
       <w:r>
         <w:rPr>
           <w:rFonts w:ascii="Times New Roman" w:eastAsia="標楷體" w:hAnsi="Times New Roman" w:hint="eastAsia"/>
           <w:sz w:val="28"/>
           <w:szCs w:val="28"/>
         </w:rPr>
-        <w:t>圖</w:t>
+        <w:t xml:space="preserve"> 4</w:t>
+      </w:r>
+      <w:r>
+        <w:rPr>
+          <w:rFonts w:ascii="Times New Roman" w:eastAsia="標楷體" w:hAnsi="Times New Roman"/>
+          <w:sz w:val="28"/>
+          <w:szCs w:val="28"/>
+        </w:rPr>
+        <w:t>-</w:t>
       </w:r>
       <w:r>
         <w:rPr>
@@ -16023,7 +16279,15 @@
           <w:sz w:val="28"/>
           <w:szCs w:val="28"/>
         </w:rPr>
-        <w:t xml:space="preserve"> </w:t>
+        <w:t>3</w:t>
+      </w:r>
+      <w:r>
+        <w:rPr>
+          <w:rFonts w:ascii="Times New Roman" w:eastAsia="標楷體" w:hAnsi="Times New Roman"/>
+          <w:sz w:val="28"/>
+          <w:szCs w:val="28"/>
+        </w:rPr>
+        <w:t>-1</w:t>
       </w:r>
       <w:r>
         <w:rPr>
@@ -16031,47 +16295,7 @@
           <w:sz w:val="28"/>
           <w:szCs w:val="28"/>
         </w:rPr>
-        <w:t>4</w:t>
-      </w:r>
-      <w:r>
-        <w:rPr>
-          <w:rFonts w:ascii="Times New Roman" w:eastAsia="標楷體" w:hAnsi="Times New Roman"/>
-          <w:sz w:val="28"/>
-          <w:szCs w:val="28"/>
-        </w:rPr>
-        <w:t>-</w:t>
-      </w:r>
-      <w:r>
-        <w:rPr>
-          <w:rFonts w:ascii="Times New Roman" w:eastAsia="標楷體" w:hAnsi="Times New Roman" w:hint="eastAsia"/>
-          <w:sz w:val="28"/>
-          <w:szCs w:val="28"/>
-        </w:rPr>
-        <w:t>3</w:t>
-      </w:r>
-      <w:r>
-        <w:rPr>
-          <w:rFonts w:ascii="Times New Roman" w:eastAsia="標楷體" w:hAnsi="Times New Roman"/>
-          <w:sz w:val="28"/>
-          <w:szCs w:val="28"/>
-        </w:rPr>
-        <w:t>-1</w:t>
-      </w:r>
-      <w:r>
-        <w:rPr>
-          <w:rFonts w:ascii="Times New Roman" w:eastAsia="標楷體" w:hAnsi="Times New Roman" w:hint="eastAsia"/>
-          <w:sz w:val="28"/>
-          <w:szCs w:val="28"/>
-        </w:rPr>
-        <w:t xml:space="preserve"> </w:t>
-      </w:r>
-      <w:r>
-        <w:rPr>
-          <w:rFonts w:ascii="Times New Roman" w:eastAsia="標楷體" w:hAnsi="Times New Roman" w:hint="eastAsia"/>
-          <w:sz w:val="28"/>
-          <w:szCs w:val="28"/>
-        </w:rPr>
-        <w:t>GitHub</w:t>
+        <w:t xml:space="preserve"> GitHub</w:t>
       </w:r>
       <w:r>
         <w:rPr>
@@ -31318,7 +31542,7 @@
           <w:rFonts w:eastAsia="標楷體"/>
         </w:rPr>
       </w:pPr>
-      <w:bookmarkStart w:id="57" w:name="_Toc230982559"/>
+      <w:bookmarkStart w:id="57" w:name="_Toc230984712"/>
       <w:r>
         <w:rPr>
           <w:rFonts w:eastAsia="標楷體" w:cs="標楷體"/>
@@ -31540,7 +31764,7 @@
           <w:szCs w:val="32"/>
         </w:rPr>
       </w:pPr>
-      <w:bookmarkStart w:id="58" w:name="_Toc230982560"/>
+      <w:bookmarkStart w:id="58" w:name="_Toc230984713"/>
       <w:r>
         <w:rPr>
           <w:rFonts w:eastAsia="標楷體" w:cs="標楷體" w:hint="eastAsia"/>
@@ -31569,7 +31793,7 @@
           <w:numId w:val="43"/>
         </w:numPr>
         <w:rPr>
-          <w:rFonts w:eastAsia="標楷體" w:cs="標楷體" w:hint="eastAsia"/>
+          <w:rFonts w:eastAsia="標楷體" w:cs="標楷體"/>
           <w:color w:val="000000" w:themeColor="text1"/>
           <w:sz w:val="28"/>
           <w:szCs w:val="28"/>
@@ -33510,7 +33734,7 @@
         <w:pStyle w:val="aa"/>
         <w:ind w:left="480"/>
         <w:rPr>
-          <w:rFonts w:eastAsia="標楷體" w:cs="標楷體" w:hint="eastAsia"/>
+          <w:rFonts w:eastAsia="標楷體" w:cs="標楷體"/>
           <w:color w:val="000000" w:themeColor="text1"/>
           <w:sz w:val="28"/>
           <w:szCs w:val="28"/>
@@ -33546,7 +33770,7 @@
           <w:numId w:val="43"/>
         </w:numPr>
         <w:rPr>
-          <w:rFonts w:eastAsia="標楷體" w:cs="標楷體" w:hint="eastAsia"/>
+          <w:rFonts w:eastAsia="標楷體" w:cs="標楷體"/>
           <w:color w:val="000000" w:themeColor="text1"/>
           <w:sz w:val="28"/>
           <w:szCs w:val="28"/>
@@ -34481,12 +34705,12 @@
       <w:pPr>
         <w:outlineLvl w:val="1"/>
         <w:rPr>
-          <w:rFonts w:eastAsia="標楷體" w:hint="eastAsia"/>
+          <w:rFonts w:eastAsia="標楷體"/>
           <w:sz w:val="32"/>
           <w:szCs w:val="32"/>
         </w:rPr>
       </w:pPr>
-      <w:bookmarkStart w:id="59" w:name="_Toc230982561"/>
+      <w:bookmarkStart w:id="59" w:name="_Toc230984714"/>
       <w:r>
         <w:rPr>
           <w:rFonts w:eastAsia="標楷體" w:hint="eastAsia"/>
@@ -34656,7 +34880,6 @@
                 <w:rFonts w:eastAsia="標楷體"/>
               </w:rPr>
             </w:pPr>
-            <w:proofErr w:type="spellStart"/>
             <w:r>
               <w:rPr>
                 <w:rFonts w:eastAsia="標楷體"/>
@@ -34665,7 +34888,6 @@
               </w:rPr>
               <w:t>角色</w:t>
             </w:r>
-            <w:proofErr w:type="spellEnd"/>
           </w:p>
         </w:tc>
         <w:tc>
@@ -34684,7 +34906,6 @@
                 <w:rFonts w:eastAsia="標楷體"/>
               </w:rPr>
             </w:pPr>
-            <w:proofErr w:type="spellStart"/>
             <w:r>
               <w:rPr>
                 <w:rFonts w:eastAsia="標楷體"/>
@@ -34693,7 +34914,6 @@
               </w:rPr>
               <w:t>說明</w:t>
             </w:r>
-            <w:proofErr w:type="spellEnd"/>
           </w:p>
         </w:tc>
       </w:tr>
@@ -34716,14 +34936,12 @@
                 <w:rFonts w:eastAsia="標楷體"/>
               </w:rPr>
             </w:pPr>
-            <w:proofErr w:type="spellStart"/>
             <w:r>
               <w:rPr>
                 <w:rFonts w:eastAsia="標楷體"/>
               </w:rPr>
               <w:t>一般使用者</w:t>
             </w:r>
-            <w:proofErr w:type="spellEnd"/>
           </w:p>
         </w:tc>
         <w:tc>
@@ -34741,33 +34959,23 @@
                 <w:rFonts w:eastAsia="標楷體"/>
               </w:rPr>
             </w:pPr>
-            <w:proofErr w:type="spellStart"/>
             <w:r>
               <w:rPr>
                 <w:rFonts w:eastAsia="標楷體"/>
               </w:rPr>
               <w:t>負責維護資訊資產資料，執行資產盤點檢查與風險評鑑，並查看</w:t>
             </w:r>
-            <w:proofErr w:type="spellEnd"/>
             <w:r>
               <w:rPr>
                 <w:rFonts w:eastAsia="標楷體"/>
               </w:rPr>
               <w:t xml:space="preserve"> AI </w:t>
             </w:r>
-            <w:proofErr w:type="spellStart"/>
-            <w:r>
-              <w:rPr>
-                <w:rFonts w:eastAsia="標楷體"/>
-              </w:rPr>
-              <w:t>產生之改善建議</w:t>
-            </w:r>
-            <w:proofErr w:type="spellEnd"/>
-            <w:r>
-              <w:rPr>
-                <w:rFonts w:eastAsia="標楷體"/>
-              </w:rPr>
-              <w:t>。</w:t>
+            <w:r>
+              <w:rPr>
+                <w:rFonts w:eastAsia="標楷體"/>
+              </w:rPr>
+              <w:t>產生之改善建議。</w:t>
             </w:r>
           </w:p>
         </w:tc>
@@ -34791,14 +34999,12 @@
                 <w:rFonts w:eastAsia="標楷體"/>
               </w:rPr>
             </w:pPr>
-            <w:proofErr w:type="spellStart"/>
             <w:r>
               <w:rPr>
                 <w:rFonts w:eastAsia="標楷體"/>
               </w:rPr>
               <w:t>資安管理員／高階主管</w:t>
             </w:r>
-            <w:proofErr w:type="spellEnd"/>
           </w:p>
         </w:tc>
         <w:tc>
@@ -34816,19 +35022,11 @@
                 <w:rFonts w:eastAsia="標楷體"/>
               </w:rPr>
             </w:pPr>
-            <w:proofErr w:type="spellStart"/>
-            <w:r>
-              <w:rPr>
-                <w:rFonts w:eastAsia="標楷體"/>
-              </w:rPr>
-              <w:t>負責查看風險報表與高風險資產，以掌握組織整體資安風險狀況</w:t>
-            </w:r>
-            <w:proofErr w:type="spellEnd"/>
-            <w:r>
-              <w:rPr>
-                <w:rFonts w:eastAsia="標楷體"/>
-              </w:rPr>
-              <w:t>。</w:t>
+            <w:r>
+              <w:rPr>
+                <w:rFonts w:eastAsia="標楷體"/>
+              </w:rPr>
+              <w:t>負責查看風險報表與高風險資產，以掌握組織整體資安風險狀況。</w:t>
             </w:r>
           </w:p>
         </w:tc>
@@ -34852,14 +35050,12 @@
                 <w:rFonts w:eastAsia="標楷體"/>
               </w:rPr>
             </w:pPr>
-            <w:proofErr w:type="spellStart"/>
             <w:r>
               <w:rPr>
                 <w:rFonts w:eastAsia="標楷體"/>
               </w:rPr>
               <w:t>系統管理員</w:t>
             </w:r>
-            <w:proofErr w:type="spellEnd"/>
           </w:p>
         </w:tc>
         <w:tc>
@@ -34877,19 +35073,11 @@
                 <w:rFonts w:eastAsia="標楷體"/>
               </w:rPr>
             </w:pPr>
-            <w:proofErr w:type="spellStart"/>
-            <w:r>
-              <w:rPr>
-                <w:rFonts w:eastAsia="標楷體"/>
-              </w:rPr>
-              <w:t>負責管理使用者帳號、角色權限與系統資料備份</w:t>
-            </w:r>
-            <w:proofErr w:type="spellEnd"/>
-            <w:r>
-              <w:rPr>
-                <w:rFonts w:eastAsia="標楷體"/>
-              </w:rPr>
-              <w:t>。</w:t>
+            <w:r>
+              <w:rPr>
+                <w:rFonts w:eastAsia="標楷體"/>
+              </w:rPr>
+              <w:t>負責管理使用者帳號、角色權限與系統資料備份。</w:t>
             </w:r>
           </w:p>
         </w:tc>
@@ -34968,7 +35156,6 @@
                 <w:rFonts w:eastAsia="標楷體"/>
               </w:rPr>
             </w:pPr>
-            <w:proofErr w:type="spellStart"/>
             <w:r>
               <w:rPr>
                 <w:rFonts w:eastAsia="標楷體"/>
@@ -34977,7 +35164,6 @@
               </w:rPr>
               <w:t>使用個案編號</w:t>
             </w:r>
-            <w:proofErr w:type="spellEnd"/>
           </w:p>
         </w:tc>
         <w:tc>
@@ -34996,7 +35182,6 @@
                 <w:rFonts w:eastAsia="標楷體"/>
               </w:rPr>
             </w:pPr>
-            <w:proofErr w:type="spellStart"/>
             <w:r>
               <w:rPr>
                 <w:rFonts w:eastAsia="標楷體"/>
@@ -35005,7 +35190,6 @@
               </w:rPr>
               <w:t>使用個案名稱</w:t>
             </w:r>
-            <w:proofErr w:type="spellEnd"/>
           </w:p>
         </w:tc>
         <w:tc>
@@ -35024,7 +35208,6 @@
                 <w:rFonts w:eastAsia="標楷體"/>
               </w:rPr>
             </w:pPr>
-            <w:proofErr w:type="spellStart"/>
             <w:r>
               <w:rPr>
                 <w:rFonts w:eastAsia="標楷體"/>
@@ -35033,7 +35216,6 @@
               </w:rPr>
               <w:t>主要參與者</w:t>
             </w:r>
-            <w:proofErr w:type="spellEnd"/>
           </w:p>
         </w:tc>
         <w:tc>
@@ -35052,7 +35234,6 @@
                 <w:rFonts w:eastAsia="標楷體"/>
               </w:rPr>
             </w:pPr>
-            <w:proofErr w:type="spellStart"/>
             <w:r>
               <w:rPr>
                 <w:rFonts w:eastAsia="標楷體"/>
@@ -35061,7 +35242,6 @@
               </w:rPr>
               <w:t>說明</w:t>
             </w:r>
-            <w:proofErr w:type="spellEnd"/>
           </w:p>
         </w:tc>
       </w:tr>
@@ -35107,14 +35287,12 @@
                 <w:rFonts w:eastAsia="標楷體"/>
               </w:rPr>
             </w:pPr>
-            <w:proofErr w:type="spellStart"/>
             <w:r>
               <w:rPr>
                 <w:rFonts w:eastAsia="標楷體"/>
               </w:rPr>
               <w:t>登入／登出系統</w:t>
             </w:r>
-            <w:proofErr w:type="spellEnd"/>
           </w:p>
         </w:tc>
         <w:tc>
@@ -35132,14 +35310,12 @@
                 <w:rFonts w:eastAsia="標楷體"/>
               </w:rPr>
             </w:pPr>
-            <w:proofErr w:type="spellStart"/>
             <w:r>
               <w:rPr>
                 <w:rFonts w:eastAsia="標楷體"/>
               </w:rPr>
               <w:t>一般使用者、資安管理員／高階主管、系統管理員</w:t>
             </w:r>
-            <w:proofErr w:type="spellEnd"/>
           </w:p>
         </w:tc>
         <w:tc>
@@ -35157,19 +35333,11 @@
                 <w:rFonts w:eastAsia="標楷體"/>
               </w:rPr>
             </w:pPr>
-            <w:proofErr w:type="spellStart"/>
-            <w:r>
-              <w:rPr>
-                <w:rFonts w:eastAsia="標楷體"/>
-              </w:rPr>
-              <w:t>使用者透過帳號與密碼登入系統，完成作業後可登出系統</w:t>
-            </w:r>
-            <w:proofErr w:type="spellEnd"/>
-            <w:r>
-              <w:rPr>
-                <w:rFonts w:eastAsia="標楷體"/>
-              </w:rPr>
-              <w:t>。</w:t>
+            <w:r>
+              <w:rPr>
+                <w:rFonts w:eastAsia="標楷體"/>
+              </w:rPr>
+              <w:t>使用者透過帳號與密碼登入系統，完成作業後可登出系統。</w:t>
             </w:r>
           </w:p>
         </w:tc>
@@ -35216,14 +35384,12 @@
                 <w:rFonts w:eastAsia="標楷體"/>
               </w:rPr>
             </w:pPr>
-            <w:proofErr w:type="spellStart"/>
             <w:r>
               <w:rPr>
                 <w:rFonts w:eastAsia="標楷體"/>
               </w:rPr>
               <w:t>新增資訊資產</w:t>
             </w:r>
-            <w:proofErr w:type="spellEnd"/>
           </w:p>
         </w:tc>
         <w:tc>
@@ -35241,14 +35407,12 @@
                 <w:rFonts w:eastAsia="標楷體"/>
               </w:rPr>
             </w:pPr>
-            <w:proofErr w:type="spellStart"/>
             <w:r>
               <w:rPr>
                 <w:rFonts w:eastAsia="標楷體"/>
               </w:rPr>
               <w:t>一般使用者</w:t>
             </w:r>
-            <w:proofErr w:type="spellEnd"/>
           </w:p>
         </w:tc>
         <w:tc>
@@ -35266,19 +35430,11 @@
                 <w:rFonts w:eastAsia="標楷體"/>
               </w:rPr>
             </w:pPr>
-            <w:proofErr w:type="spellStart"/>
-            <w:r>
-              <w:rPr>
-                <w:rFonts w:eastAsia="標楷體"/>
-              </w:rPr>
-              <w:t>使用者新增資訊資產資料，作為後續盤點與風險評鑑之基礎</w:t>
-            </w:r>
-            <w:proofErr w:type="spellEnd"/>
-            <w:r>
-              <w:rPr>
-                <w:rFonts w:eastAsia="標楷體"/>
-              </w:rPr>
-              <w:t>。</w:t>
+            <w:r>
+              <w:rPr>
+                <w:rFonts w:eastAsia="標楷體"/>
+              </w:rPr>
+              <w:t>使用者新增資訊資產資料，作為後續盤點與風險評鑑之基礎。</w:t>
             </w:r>
           </w:p>
         </w:tc>
@@ -35325,14 +35481,12 @@
                 <w:rFonts w:eastAsia="標楷體"/>
               </w:rPr>
             </w:pPr>
-            <w:proofErr w:type="spellStart"/>
             <w:r>
               <w:rPr>
                 <w:rFonts w:eastAsia="標楷體"/>
               </w:rPr>
               <w:t>修改資訊資產</w:t>
             </w:r>
-            <w:proofErr w:type="spellEnd"/>
           </w:p>
         </w:tc>
         <w:tc>
@@ -35350,14 +35504,12 @@
                 <w:rFonts w:eastAsia="標楷體"/>
               </w:rPr>
             </w:pPr>
-            <w:proofErr w:type="spellStart"/>
             <w:r>
               <w:rPr>
                 <w:rFonts w:eastAsia="標楷體"/>
               </w:rPr>
               <w:t>一般使用者</w:t>
             </w:r>
-            <w:proofErr w:type="spellEnd"/>
           </w:p>
         </w:tc>
         <w:tc>
@@ -35375,19 +35527,11 @@
                 <w:rFonts w:eastAsia="標楷體"/>
               </w:rPr>
             </w:pPr>
-            <w:proofErr w:type="spellStart"/>
-            <w:r>
-              <w:rPr>
-                <w:rFonts w:eastAsia="標楷體"/>
-              </w:rPr>
-              <w:t>使用者修改既有資訊資產資料</w:t>
-            </w:r>
-            <w:proofErr w:type="spellEnd"/>
-            <w:r>
-              <w:rPr>
-                <w:rFonts w:eastAsia="標楷體"/>
-              </w:rPr>
-              <w:t>。</w:t>
+            <w:r>
+              <w:rPr>
+                <w:rFonts w:eastAsia="標楷體"/>
+              </w:rPr>
+              <w:t>使用者修改既有資訊資產資料。</w:t>
             </w:r>
           </w:p>
         </w:tc>
@@ -35434,14 +35578,12 @@
                 <w:rFonts w:eastAsia="標楷體"/>
               </w:rPr>
             </w:pPr>
-            <w:proofErr w:type="spellStart"/>
             <w:r>
               <w:rPr>
                 <w:rFonts w:eastAsia="標楷體"/>
               </w:rPr>
               <w:t>刪除資訊資產</w:t>
             </w:r>
-            <w:proofErr w:type="spellEnd"/>
           </w:p>
         </w:tc>
         <w:tc>
@@ -35459,14 +35601,12 @@
                 <w:rFonts w:eastAsia="標楷體"/>
               </w:rPr>
             </w:pPr>
-            <w:proofErr w:type="spellStart"/>
             <w:r>
               <w:rPr>
                 <w:rFonts w:eastAsia="標楷體"/>
               </w:rPr>
               <w:t>一般使用者</w:t>
             </w:r>
-            <w:proofErr w:type="spellEnd"/>
           </w:p>
         </w:tc>
         <w:tc>
@@ -35484,19 +35624,11 @@
                 <w:rFonts w:eastAsia="標楷體"/>
               </w:rPr>
             </w:pPr>
-            <w:proofErr w:type="spellStart"/>
-            <w:r>
-              <w:rPr>
-                <w:rFonts w:eastAsia="標楷體"/>
-              </w:rPr>
-              <w:t>使用者刪除不再使用或登錄錯誤之資訊資產</w:t>
-            </w:r>
-            <w:proofErr w:type="spellEnd"/>
-            <w:r>
-              <w:rPr>
-                <w:rFonts w:eastAsia="標楷體"/>
-              </w:rPr>
-              <w:t>。</w:t>
+            <w:r>
+              <w:rPr>
+                <w:rFonts w:eastAsia="標楷體"/>
+              </w:rPr>
+              <w:t>使用者刪除不再使用或登錄錯誤之資訊資產。</w:t>
             </w:r>
           </w:p>
         </w:tc>
@@ -35543,14 +35675,12 @@
                 <w:rFonts w:eastAsia="標楷體"/>
               </w:rPr>
             </w:pPr>
-            <w:proofErr w:type="spellStart"/>
             <w:r>
               <w:rPr>
                 <w:rFonts w:eastAsia="標楷體"/>
               </w:rPr>
               <w:t>查詢資訊資產</w:t>
             </w:r>
-            <w:proofErr w:type="spellEnd"/>
           </w:p>
         </w:tc>
         <w:tc>
@@ -35568,14 +35698,12 @@
                 <w:rFonts w:eastAsia="標楷體"/>
               </w:rPr>
             </w:pPr>
-            <w:proofErr w:type="spellStart"/>
             <w:r>
               <w:rPr>
                 <w:rFonts w:eastAsia="標楷體"/>
               </w:rPr>
               <w:t>一般使用者</w:t>
             </w:r>
-            <w:proofErr w:type="spellEnd"/>
           </w:p>
         </w:tc>
         <w:tc>
@@ -35593,19 +35721,11 @@
                 <w:rFonts w:eastAsia="標楷體"/>
               </w:rPr>
             </w:pPr>
-            <w:proofErr w:type="spellStart"/>
-            <w:r>
-              <w:rPr>
-                <w:rFonts w:eastAsia="標楷體"/>
-              </w:rPr>
-              <w:t>使用者依條件查詢資訊資產資料</w:t>
-            </w:r>
-            <w:proofErr w:type="spellEnd"/>
-            <w:r>
-              <w:rPr>
-                <w:rFonts w:eastAsia="標楷體"/>
-              </w:rPr>
-              <w:t>。</w:t>
+            <w:r>
+              <w:rPr>
+                <w:rFonts w:eastAsia="標楷體"/>
+              </w:rPr>
+              <w:t>使用者依條件查詢資訊資產資料。</w:t>
             </w:r>
           </w:p>
         </w:tc>
@@ -35652,14 +35772,12 @@
                 <w:rFonts w:eastAsia="標楷體"/>
               </w:rPr>
             </w:pPr>
-            <w:proofErr w:type="spellStart"/>
             <w:r>
               <w:rPr>
                 <w:rFonts w:eastAsia="標楷體"/>
               </w:rPr>
               <w:t>執行資產盤點檢查</w:t>
             </w:r>
-            <w:proofErr w:type="spellEnd"/>
           </w:p>
         </w:tc>
         <w:tc>
@@ -35677,14 +35795,12 @@
                 <w:rFonts w:eastAsia="標楷體"/>
               </w:rPr>
             </w:pPr>
-            <w:proofErr w:type="spellStart"/>
             <w:r>
               <w:rPr>
                 <w:rFonts w:eastAsia="標楷體"/>
               </w:rPr>
               <w:t>一般使用者</w:t>
             </w:r>
-            <w:proofErr w:type="spellEnd"/>
           </w:p>
         </w:tc>
         <w:tc>
@@ -35702,19 +35818,11 @@
                 <w:rFonts w:eastAsia="標楷體"/>
               </w:rPr>
             </w:pPr>
-            <w:proofErr w:type="spellStart"/>
-            <w:r>
-              <w:rPr>
-                <w:rFonts w:eastAsia="標楷體"/>
-              </w:rPr>
-              <w:t>使用者執行盤點檢查，系統判斷資產資料是否完整</w:t>
-            </w:r>
-            <w:proofErr w:type="spellEnd"/>
-            <w:r>
-              <w:rPr>
-                <w:rFonts w:eastAsia="標楷體"/>
-              </w:rPr>
-              <w:t>。</w:t>
+            <w:r>
+              <w:rPr>
+                <w:rFonts w:eastAsia="標楷體"/>
+              </w:rPr>
+              <w:t>使用者執行盤點檢查，系統判斷資產資料是否完整。</w:t>
             </w:r>
           </w:p>
         </w:tc>
@@ -35761,14 +35869,12 @@
                 <w:rFonts w:eastAsia="標楷體"/>
               </w:rPr>
             </w:pPr>
-            <w:proofErr w:type="spellStart"/>
             <w:r>
               <w:rPr>
                 <w:rFonts w:eastAsia="標楷體"/>
               </w:rPr>
               <w:t>查看資產盤點缺漏提示</w:t>
             </w:r>
-            <w:proofErr w:type="spellEnd"/>
           </w:p>
         </w:tc>
         <w:tc>
@@ -35786,14 +35892,12 @@
                 <w:rFonts w:eastAsia="標楷體"/>
               </w:rPr>
             </w:pPr>
-            <w:proofErr w:type="spellStart"/>
             <w:r>
               <w:rPr>
                 <w:rFonts w:eastAsia="標楷體"/>
               </w:rPr>
               <w:t>一般使用者</w:t>
             </w:r>
-            <w:proofErr w:type="spellEnd"/>
           </w:p>
         </w:tc>
         <w:tc>
@@ -35811,19 +35915,11 @@
                 <w:rFonts w:eastAsia="標楷體"/>
               </w:rPr>
             </w:pPr>
-            <w:proofErr w:type="spellStart"/>
-            <w:r>
-              <w:rPr>
-                <w:rFonts w:eastAsia="標楷體"/>
-              </w:rPr>
-              <w:t>系統顯示資產資料缺漏欄位，提醒使用者補齊資料</w:t>
-            </w:r>
-            <w:proofErr w:type="spellEnd"/>
-            <w:r>
-              <w:rPr>
-                <w:rFonts w:eastAsia="標楷體"/>
-              </w:rPr>
-              <w:t>。</w:t>
+            <w:r>
+              <w:rPr>
+                <w:rFonts w:eastAsia="標楷體"/>
+              </w:rPr>
+              <w:t>系統顯示資產資料缺漏欄位，提醒使用者補齊資料。</w:t>
             </w:r>
           </w:p>
         </w:tc>
@@ -35870,14 +35966,12 @@
                 <w:rFonts w:eastAsia="標楷體"/>
               </w:rPr>
             </w:pPr>
-            <w:proofErr w:type="spellStart"/>
             <w:r>
               <w:rPr>
                 <w:rFonts w:eastAsia="標楷體"/>
               </w:rPr>
               <w:t>執行風險評鑑</w:t>
             </w:r>
-            <w:proofErr w:type="spellEnd"/>
           </w:p>
         </w:tc>
         <w:tc>
@@ -35895,14 +35989,12 @@
                 <w:rFonts w:eastAsia="標楷體"/>
               </w:rPr>
             </w:pPr>
-            <w:proofErr w:type="spellStart"/>
             <w:r>
               <w:rPr>
                 <w:rFonts w:eastAsia="標楷體"/>
               </w:rPr>
               <w:t>一般使用者</w:t>
             </w:r>
-            <w:proofErr w:type="spellEnd"/>
           </w:p>
         </w:tc>
         <w:tc>
@@ -35920,19 +36012,11 @@
                 <w:rFonts w:eastAsia="標楷體"/>
               </w:rPr>
             </w:pPr>
-            <w:proofErr w:type="spellStart"/>
-            <w:r>
-              <w:rPr>
-                <w:rFonts w:eastAsia="標楷體"/>
-              </w:rPr>
-              <w:t>使用者針對資訊資產執行風險評鑑</w:t>
-            </w:r>
-            <w:proofErr w:type="spellEnd"/>
-            <w:r>
-              <w:rPr>
-                <w:rFonts w:eastAsia="標楷體"/>
-              </w:rPr>
-              <w:t>。</w:t>
+            <w:r>
+              <w:rPr>
+                <w:rFonts w:eastAsia="標楷體"/>
+              </w:rPr>
+              <w:t>使用者針對資訊資產執行風險評鑑。</w:t>
             </w:r>
           </w:p>
         </w:tc>
@@ -35979,14 +36063,12 @@
                 <w:rFonts w:eastAsia="標楷體"/>
               </w:rPr>
             </w:pPr>
-            <w:proofErr w:type="spellStart"/>
             <w:r>
               <w:rPr>
                 <w:rFonts w:eastAsia="標楷體"/>
               </w:rPr>
               <w:t>查看風險評鑑結果</w:t>
             </w:r>
-            <w:proofErr w:type="spellEnd"/>
           </w:p>
         </w:tc>
         <w:tc>
@@ -36004,14 +36086,12 @@
                 <w:rFonts w:eastAsia="標楷體"/>
               </w:rPr>
             </w:pPr>
-            <w:proofErr w:type="spellStart"/>
             <w:r>
               <w:rPr>
                 <w:rFonts w:eastAsia="標楷體"/>
               </w:rPr>
               <w:t>一般使用者</w:t>
             </w:r>
-            <w:proofErr w:type="spellEnd"/>
           </w:p>
         </w:tc>
         <w:tc>
@@ -36029,19 +36109,11 @@
                 <w:rFonts w:eastAsia="標楷體"/>
               </w:rPr>
             </w:pPr>
-            <w:proofErr w:type="spellStart"/>
-            <w:r>
-              <w:rPr>
-                <w:rFonts w:eastAsia="標楷體"/>
-              </w:rPr>
-              <w:t>使用者查看系統計算後之風險值與風險等級</w:t>
-            </w:r>
-            <w:proofErr w:type="spellEnd"/>
-            <w:r>
-              <w:rPr>
-                <w:rFonts w:eastAsia="標楷體"/>
-              </w:rPr>
-              <w:t>。</w:t>
+            <w:r>
+              <w:rPr>
+                <w:rFonts w:eastAsia="標楷體"/>
+              </w:rPr>
+              <w:t>使用者查看系統計算後之風險值與風險等級。</w:t>
             </w:r>
           </w:p>
         </w:tc>
@@ -36088,28 +36160,24 @@
                 <w:rFonts w:eastAsia="標楷體"/>
               </w:rPr>
             </w:pPr>
-            <w:proofErr w:type="spellStart"/>
             <w:r>
               <w:rPr>
                 <w:rFonts w:eastAsia="標楷體"/>
               </w:rPr>
               <w:t>查看</w:t>
             </w:r>
-            <w:proofErr w:type="spellEnd"/>
             <w:r>
               <w:rPr>
                 <w:rFonts w:eastAsia="標楷體"/>
               </w:rPr>
               <w:t xml:space="preserve"> AI </w:t>
             </w:r>
-            <w:proofErr w:type="spellStart"/>
             <w:r>
               <w:rPr>
                 <w:rFonts w:eastAsia="標楷體"/>
               </w:rPr>
               <w:t>改善建議</w:t>
             </w:r>
-            <w:proofErr w:type="spellEnd"/>
           </w:p>
         </w:tc>
         <w:tc>
@@ -36127,14 +36195,12 @@
                 <w:rFonts w:eastAsia="標楷體"/>
               </w:rPr>
             </w:pPr>
-            <w:proofErr w:type="spellStart"/>
             <w:r>
               <w:rPr>
                 <w:rFonts w:eastAsia="標楷體"/>
               </w:rPr>
               <w:t>一般使用者</w:t>
             </w:r>
-            <w:proofErr w:type="spellEnd"/>
           </w:p>
         </w:tc>
         <w:tc>
@@ -36152,19 +36218,11 @@
                 <w:rFonts w:eastAsia="標楷體"/>
               </w:rPr>
             </w:pPr>
-            <w:proofErr w:type="spellStart"/>
-            <w:r>
-              <w:rPr>
-                <w:rFonts w:eastAsia="標楷體"/>
-              </w:rPr>
-              <w:t>使用者查看系統根據風險評鑑結果產生之改善建議</w:t>
-            </w:r>
-            <w:proofErr w:type="spellEnd"/>
-            <w:r>
-              <w:rPr>
-                <w:rFonts w:eastAsia="標楷體"/>
-              </w:rPr>
-              <w:t>。</w:t>
+            <w:r>
+              <w:rPr>
+                <w:rFonts w:eastAsia="標楷體"/>
+              </w:rPr>
+              <w:t>使用者查看系統根據風險評鑑結果產生之改善建議。</w:t>
             </w:r>
           </w:p>
         </w:tc>
@@ -36212,14 +36270,12 @@
                 <w:rFonts w:eastAsia="標楷體"/>
               </w:rPr>
             </w:pPr>
-            <w:proofErr w:type="spellStart"/>
             <w:r>
               <w:rPr>
                 <w:rFonts w:eastAsia="標楷體"/>
               </w:rPr>
               <w:t>查看風險報表</w:t>
             </w:r>
-            <w:proofErr w:type="spellEnd"/>
           </w:p>
         </w:tc>
         <w:tc>
@@ -36237,14 +36293,12 @@
                 <w:rFonts w:eastAsia="標楷體"/>
               </w:rPr>
             </w:pPr>
-            <w:proofErr w:type="spellStart"/>
             <w:r>
               <w:rPr>
                 <w:rFonts w:eastAsia="標楷體"/>
               </w:rPr>
               <w:t>資安管理員／高階主管</w:t>
             </w:r>
-            <w:proofErr w:type="spellEnd"/>
           </w:p>
         </w:tc>
         <w:tc>
@@ -36262,19 +36316,11 @@
                 <w:rFonts w:eastAsia="標楷體"/>
               </w:rPr>
             </w:pPr>
-            <w:proofErr w:type="spellStart"/>
-            <w:r>
-              <w:rPr>
-                <w:rFonts w:eastAsia="標楷體"/>
-              </w:rPr>
-              <w:t>資安管理員或高階主管查看整體風險報表</w:t>
-            </w:r>
-            <w:proofErr w:type="spellEnd"/>
-            <w:r>
-              <w:rPr>
-                <w:rFonts w:eastAsia="標楷體"/>
-              </w:rPr>
-              <w:t>。</w:t>
+            <w:r>
+              <w:rPr>
+                <w:rFonts w:eastAsia="標楷體"/>
+              </w:rPr>
+              <w:t>資安管理員或高階主管查看整體風險報表。</w:t>
             </w:r>
           </w:p>
         </w:tc>
@@ -36321,14 +36367,12 @@
                 <w:rFonts w:eastAsia="標楷體"/>
               </w:rPr>
             </w:pPr>
-            <w:proofErr w:type="spellStart"/>
             <w:r>
               <w:rPr>
                 <w:rFonts w:eastAsia="標楷體"/>
               </w:rPr>
               <w:t>查看高風險資產</w:t>
             </w:r>
-            <w:proofErr w:type="spellEnd"/>
           </w:p>
         </w:tc>
         <w:tc>
@@ -36346,14 +36390,12 @@
                 <w:rFonts w:eastAsia="標楷體"/>
               </w:rPr>
             </w:pPr>
-            <w:proofErr w:type="spellStart"/>
             <w:r>
               <w:rPr>
                 <w:rFonts w:eastAsia="標楷體"/>
               </w:rPr>
               <w:t>資安管理員／高階主管</w:t>
             </w:r>
-            <w:proofErr w:type="spellEnd"/>
           </w:p>
         </w:tc>
         <w:tc>
@@ -36371,19 +36413,11 @@
                 <w:rFonts w:eastAsia="標楷體"/>
               </w:rPr>
             </w:pPr>
-            <w:proofErr w:type="spellStart"/>
-            <w:r>
-              <w:rPr>
-                <w:rFonts w:eastAsia="標楷體"/>
-              </w:rPr>
-              <w:t>資安管理員或高階主管查看高風險資產列表</w:t>
-            </w:r>
-            <w:proofErr w:type="spellEnd"/>
-            <w:r>
-              <w:rPr>
-                <w:rFonts w:eastAsia="標楷體"/>
-              </w:rPr>
-              <w:t>。</w:t>
+            <w:r>
+              <w:rPr>
+                <w:rFonts w:eastAsia="標楷體"/>
+              </w:rPr>
+              <w:t>資安管理員或高階主管查看高風險資產列表。</w:t>
             </w:r>
           </w:p>
         </w:tc>
@@ -36430,14 +36464,12 @@
                 <w:rFonts w:eastAsia="標楷體"/>
               </w:rPr>
             </w:pPr>
-            <w:proofErr w:type="spellStart"/>
             <w:r>
               <w:rPr>
                 <w:rFonts w:eastAsia="標楷體"/>
               </w:rPr>
               <w:t>管理使用者帳號與權限</w:t>
             </w:r>
-            <w:proofErr w:type="spellEnd"/>
           </w:p>
         </w:tc>
         <w:tc>
@@ -36455,14 +36487,12 @@
                 <w:rFonts w:eastAsia="標楷體"/>
               </w:rPr>
             </w:pPr>
-            <w:proofErr w:type="spellStart"/>
             <w:r>
               <w:rPr>
                 <w:rFonts w:eastAsia="標楷體"/>
               </w:rPr>
               <w:t>系統管理員</w:t>
             </w:r>
-            <w:proofErr w:type="spellEnd"/>
           </w:p>
         </w:tc>
         <w:tc>
@@ -36480,19 +36510,11 @@
                 <w:rFonts w:eastAsia="標楷體"/>
               </w:rPr>
             </w:pPr>
-            <w:proofErr w:type="spellStart"/>
-            <w:r>
-              <w:rPr>
-                <w:rFonts w:eastAsia="標楷體"/>
-              </w:rPr>
-              <w:t>系統管理員管理使用者帳號與角色權限</w:t>
-            </w:r>
-            <w:proofErr w:type="spellEnd"/>
-            <w:r>
-              <w:rPr>
-                <w:rFonts w:eastAsia="標楷體"/>
-              </w:rPr>
-              <w:t>。</w:t>
+            <w:r>
+              <w:rPr>
+                <w:rFonts w:eastAsia="標楷體"/>
+              </w:rPr>
+              <w:t>系統管理員管理使用者帳號與角色權限。</w:t>
             </w:r>
           </w:p>
         </w:tc>
@@ -36539,14 +36561,12 @@
                 <w:rFonts w:eastAsia="標楷體"/>
               </w:rPr>
             </w:pPr>
-            <w:proofErr w:type="spellStart"/>
             <w:r>
               <w:rPr>
                 <w:rFonts w:eastAsia="標楷體"/>
               </w:rPr>
               <w:t>備份系統資料</w:t>
             </w:r>
-            <w:proofErr w:type="spellEnd"/>
           </w:p>
         </w:tc>
         <w:tc>
@@ -36564,14 +36584,12 @@
                 <w:rFonts w:eastAsia="標楷體"/>
               </w:rPr>
             </w:pPr>
-            <w:proofErr w:type="spellStart"/>
             <w:r>
               <w:rPr>
                 <w:rFonts w:eastAsia="標楷體"/>
               </w:rPr>
               <w:t>系統管理員</w:t>
             </w:r>
-            <w:proofErr w:type="spellEnd"/>
           </w:p>
         </w:tc>
         <w:tc>
@@ -36589,19 +36607,11 @@
                 <w:rFonts w:eastAsia="標楷體"/>
               </w:rPr>
             </w:pPr>
-            <w:proofErr w:type="spellStart"/>
-            <w:r>
-              <w:rPr>
-                <w:rFonts w:eastAsia="標楷體"/>
-              </w:rPr>
-              <w:t>系統管理員執行或管理系統資料備份</w:t>
-            </w:r>
-            <w:proofErr w:type="spellEnd"/>
-            <w:r>
-              <w:rPr>
-                <w:rFonts w:eastAsia="標楷體"/>
-              </w:rPr>
-              <w:t>。</w:t>
+            <w:r>
+              <w:rPr>
+                <w:rFonts w:eastAsia="標楷體"/>
+              </w:rPr>
+              <w:t>系統管理員執行或管理系統資料備份。</w:t>
             </w:r>
           </w:p>
         </w:tc>
@@ -36618,7 +36628,7 @@
     <w:p>
       <w:pPr>
         <w:rPr>
-          <w:rFonts w:eastAsia="標楷體" w:hint="eastAsia"/>
+          <w:rFonts w:eastAsia="標楷體"/>
           <w:color w:val="000000" w:themeColor="text1"/>
           <w:sz w:val="28"/>
           <w:szCs w:val="28"/>
@@ -36887,7 +36897,7 @@
     <w:p>
       <w:pPr>
         <w:rPr>
-          <w:rFonts w:eastAsia="標楷體" w:hint="eastAsia"/>
+          <w:rFonts w:eastAsia="標楷體"/>
           <w:color w:val="000000" w:themeColor="text1"/>
           <w:sz w:val="28"/>
           <w:szCs w:val="28"/>
@@ -36973,7 +36983,7 @@
         <w:overflowPunct w:val="0"/>
         <w:jc w:val="center"/>
         <w:rPr>
-          <w:rFonts w:eastAsia="標楷體" w:hint="eastAsia"/>
+          <w:rFonts w:eastAsia="標楷體"/>
           <w:sz w:val="28"/>
           <w:szCs w:val="28"/>
         </w:rPr>
@@ -37034,7 +37044,7 @@
           <w:szCs w:val="32"/>
         </w:rPr>
       </w:pPr>
-      <w:bookmarkStart w:id="60" w:name="_Toc230982562"/>
+      <w:bookmarkStart w:id="60" w:name="_Toc230984715"/>
       <w:r>
         <w:rPr>
           <w:rFonts w:eastAsia="標楷體"/>
@@ -37721,15 +37731,7 @@
           <w:sz w:val="28"/>
           <w:szCs w:val="28"/>
         </w:rPr>
-        <w:t>活動圖－</w:t>
-      </w:r>
-      <w:r>
-        <w:rPr>
-          <w:rFonts w:eastAsia="標楷體" w:hint="eastAsia"/>
-          <w:sz w:val="28"/>
-          <w:szCs w:val="28"/>
-        </w:rPr>
-        <w:t>風險評鑑</w:t>
+        <w:t>活動圖－風險評鑑</w:t>
       </w:r>
       <w:r>
         <w:rPr>
@@ -37838,23 +37840,7 @@
           <w:sz w:val="28"/>
           <w:szCs w:val="28"/>
         </w:rPr>
-        <w:t>活動圖－風險報表</w:t>
-      </w:r>
-      <w:r>
-        <w:rPr>
-          <w:rFonts w:eastAsia="標楷體" w:hint="eastAsia"/>
-          <w:sz w:val="28"/>
-          <w:szCs w:val="28"/>
-        </w:rPr>
-        <w:t>產生</w:t>
-      </w:r>
-      <w:r>
-        <w:rPr>
-          <w:rFonts w:eastAsia="標楷體" w:hint="eastAsia"/>
-          <w:sz w:val="28"/>
-          <w:szCs w:val="28"/>
-        </w:rPr>
-        <w:t>作業</w:t>
+        <w:t>活動圖－風險報表產生作業</w:t>
       </w:r>
     </w:p>
     <w:p>
@@ -37928,7 +37914,7 @@
         <w:overflowPunct w:val="0"/>
         <w:jc w:val="center"/>
         <w:rPr>
-          <w:rFonts w:eastAsia="標楷體" w:hint="eastAsia"/>
+          <w:rFonts w:eastAsia="標楷體"/>
           <w:sz w:val="28"/>
           <w:szCs w:val="28"/>
         </w:rPr>
@@ -37955,23 +37941,7 @@
           <w:sz w:val="28"/>
           <w:szCs w:val="28"/>
         </w:rPr>
-        <w:t>活動圖－備份</w:t>
-      </w:r>
-      <w:r>
-        <w:rPr>
-          <w:rFonts w:eastAsia="標楷體" w:hint="eastAsia"/>
-          <w:sz w:val="28"/>
-          <w:szCs w:val="28"/>
-        </w:rPr>
-        <w:t>系統資料</w:t>
-      </w:r>
-      <w:r>
-        <w:rPr>
-          <w:rFonts w:eastAsia="標楷體" w:hint="eastAsia"/>
-          <w:sz w:val="28"/>
-          <w:szCs w:val="28"/>
-        </w:rPr>
-        <w:t>作業</w:t>
+        <w:t>活動圖－備份系統資料作業</w:t>
       </w:r>
       <w:r>
         <w:rPr>
@@ -37991,7 +37961,7 @@
           <w:szCs w:val="32"/>
         </w:rPr>
       </w:pPr>
-      <w:bookmarkStart w:id="61" w:name="_Toc230982563"/>
+      <w:bookmarkStart w:id="61" w:name="_Toc230984716"/>
       <w:r>
         <w:rPr>
           <w:rFonts w:eastAsia="標楷體" w:hint="eastAsia"/>
@@ -38074,7 +38044,7 @@
         <w:overflowPunct w:val="0"/>
         <w:jc w:val="center"/>
         <w:rPr>
-          <w:rFonts w:eastAsia="標楷體" w:hint="eastAsia"/>
+          <w:rFonts w:eastAsia="標楷體"/>
           <w:sz w:val="28"/>
           <w:szCs w:val="28"/>
         </w:rPr>
@@ -38093,15 +38063,7 @@
           <w:sz w:val="28"/>
           <w:szCs w:val="28"/>
         </w:rPr>
-        <w:t>5-4</w:t>
-      </w:r>
-      <w:r>
-        <w:rPr>
-          <w:rFonts w:eastAsia="標楷體" w:hint="eastAsia"/>
-          <w:sz w:val="28"/>
-          <w:szCs w:val="28"/>
-        </w:rPr>
-        <w:t>-1</w:t>
+        <w:t>5-4-1</w:t>
       </w:r>
       <w:r>
         <w:rPr>
@@ -38148,7 +38110,7 @@
           <w:szCs w:val="36"/>
         </w:rPr>
       </w:pPr>
-      <w:bookmarkStart w:id="62" w:name="_Toc230982564"/>
+      <w:bookmarkStart w:id="62" w:name="_Toc230984717"/>
       <w:r>
         <w:rPr>
           <w:rFonts w:eastAsia="標楷體" w:hint="eastAsia"/>
@@ -38212,7 +38174,7 @@
           <w:szCs w:val="32"/>
         </w:rPr>
       </w:pPr>
-      <w:bookmarkStart w:id="63" w:name="_Toc230982565"/>
+      <w:bookmarkStart w:id="63" w:name="_Toc230984718"/>
       <w:r>
         <w:rPr>
           <w:rFonts w:eastAsia="標楷體" w:hint="eastAsia"/>
@@ -38240,7 +38202,7 @@
         </w:numPr>
         <w:overflowPunct w:val="0"/>
         <w:rPr>
-          <w:rFonts w:eastAsia="標楷體" w:hint="eastAsia"/>
+          <w:rFonts w:eastAsia="標楷體"/>
           <w:sz w:val="28"/>
           <w:szCs w:val="28"/>
         </w:rPr>
@@ -38265,6 +38227,7 @@
       <w:r>
         <w:rPr>
           <w:rFonts w:eastAsia="標楷體"/>
+          <w:noProof/>
         </w:rPr>
         <w:drawing>
           <wp:inline distT="0" distB="0" distL="0" distR="0" wp14:anchorId="47E5B252" wp14:editId="7440116D">
@@ -38393,6 +38356,7 @@
       <w:r>
         <w:rPr>
           <w:rFonts w:eastAsia="標楷體"/>
+          <w:noProof/>
         </w:rPr>
         <w:drawing>
           <wp:inline distT="0" distB="0" distL="0" distR="0" wp14:anchorId="2FC2A9D9" wp14:editId="3D0B4418">
@@ -38648,6 +38612,7 @@
       <w:r>
         <w:rPr>
           <w:rFonts w:eastAsia="標楷體"/>
+          <w:noProof/>
         </w:rPr>
         <w:drawing>
           <wp:inline distT="0" distB="0" distL="0" distR="0" wp14:anchorId="602D47FE" wp14:editId="6A29DF67">
@@ -38732,6 +38697,7 @@
       <w:r>
         <w:rPr>
           <w:rFonts w:eastAsia="標楷體"/>
+          <w:noProof/>
         </w:rPr>
         <w:lastRenderedPageBreak/>
         <w:drawing>
@@ -38843,7 +38809,7 @@
         <w:widowControl/>
         <w:spacing w:line="278" w:lineRule="auto"/>
         <w:rPr>
-          <w:rFonts w:eastAsia="標楷體" w:hint="eastAsia"/>
+          <w:rFonts w:eastAsia="標楷體"/>
           <w:sz w:val="28"/>
           <w:szCs w:val="28"/>
         </w:rPr>
@@ -38968,6 +38934,7 @@
       <w:r>
         <w:rPr>
           <w:rFonts w:eastAsia="標楷體"/>
+          <w:noProof/>
         </w:rPr>
         <w:drawing>
           <wp:inline distT="0" distB="0" distL="0" distR="0" wp14:anchorId="7170DFB9" wp14:editId="5CDBE1F9">
@@ -39068,6 +39035,7 @@
       <w:r>
         <w:rPr>
           <w:rFonts w:eastAsia="標楷體"/>
+          <w:noProof/>
         </w:rPr>
         <w:drawing>
           <wp:inline distT="0" distB="0" distL="0" distR="0" wp14:anchorId="34E33C4C" wp14:editId="15E41601">
@@ -39111,7 +39079,7 @@
         <w:overflowPunct w:val="0"/>
         <w:jc w:val="center"/>
         <w:rPr>
-          <w:rFonts w:eastAsia="標楷體" w:hint="eastAsia"/>
+          <w:rFonts w:eastAsia="標楷體"/>
           <w:sz w:val="28"/>
           <w:szCs w:val="28"/>
         </w:rPr>
@@ -39130,15 +39098,7 @@
           <w:sz w:val="28"/>
           <w:szCs w:val="28"/>
         </w:rPr>
-        <w:t>6-1-</w:t>
-      </w:r>
-      <w:r>
-        <w:rPr>
-          <w:rFonts w:eastAsia="標楷體" w:hint="eastAsia"/>
-          <w:sz w:val="28"/>
-          <w:szCs w:val="28"/>
-        </w:rPr>
-        <w:t>8</w:t>
+        <w:t>6-1-8</w:t>
       </w:r>
       <w:r>
         <w:rPr>
@@ -39160,6 +39120,7 @@
       <w:r>
         <w:rPr>
           <w:rFonts w:eastAsia="標楷體"/>
+          <w:noProof/>
         </w:rPr>
         <w:lastRenderedPageBreak/>
         <w:drawing>
@@ -39277,6 +39238,7 @@
       <w:r>
         <w:rPr>
           <w:rFonts w:eastAsia="標楷體"/>
+          <w:noProof/>
         </w:rPr>
         <w:drawing>
           <wp:inline distT="0" distB="0" distL="0" distR="0" wp14:anchorId="36EFF480" wp14:editId="002CF822">
@@ -39363,7 +39325,7 @@
         <w:widowControl/>
         <w:spacing w:line="278" w:lineRule="auto"/>
         <w:rPr>
-          <w:rFonts w:eastAsia="標楷體" w:hint="eastAsia"/>
+          <w:rFonts w:eastAsia="標楷體"/>
           <w:sz w:val="28"/>
           <w:szCs w:val="28"/>
         </w:rPr>
@@ -39386,7 +39348,7 @@
         </w:numPr>
         <w:overflowPunct w:val="0"/>
         <w:rPr>
-          <w:rFonts w:eastAsia="標楷體" w:hint="eastAsia"/>
+          <w:rFonts w:eastAsia="標楷體"/>
           <w:sz w:val="28"/>
           <w:szCs w:val="28"/>
         </w:rPr>
@@ -39420,6 +39382,7 @@
       <w:r>
         <w:rPr>
           <w:rFonts w:eastAsia="標楷體"/>
+          <w:noProof/>
         </w:rPr>
         <w:drawing>
           <wp:inline distT="0" distB="0" distL="0" distR="0" wp14:anchorId="0890F5DB" wp14:editId="4D90B626">
@@ -39528,6 +39491,7 @@
       <w:r>
         <w:rPr>
           <w:rFonts w:eastAsia="標楷體"/>
+          <w:noProof/>
         </w:rPr>
         <w:drawing>
           <wp:inline distT="0" distB="0" distL="0" distR="0" wp14:anchorId="2E21D352" wp14:editId="524D7F69">
@@ -39571,7 +39535,7 @@
         <w:overflowPunct w:val="0"/>
         <w:jc w:val="center"/>
         <w:rPr>
-          <w:rFonts w:eastAsia="標楷體" w:hint="eastAsia"/>
+          <w:rFonts w:eastAsia="標楷體"/>
           <w:sz w:val="28"/>
           <w:szCs w:val="28"/>
         </w:rPr>
@@ -39590,15 +39554,7 @@
           <w:sz w:val="28"/>
           <w:szCs w:val="28"/>
         </w:rPr>
-        <w:t>6-1-1</w:t>
-      </w:r>
-      <w:r>
-        <w:rPr>
-          <w:rFonts w:eastAsia="標楷體" w:hint="eastAsia"/>
-          <w:sz w:val="28"/>
-          <w:szCs w:val="28"/>
-        </w:rPr>
-        <w:t>2</w:t>
+        <w:t>6-1-12</w:t>
       </w:r>
       <w:r>
         <w:rPr>
@@ -39680,7 +39636,7 @@
         <w:overflowPunct w:val="0"/>
         <w:jc w:val="center"/>
         <w:rPr>
-          <w:rFonts w:eastAsia="標楷體" w:hint="eastAsia"/>
+          <w:rFonts w:eastAsia="標楷體"/>
           <w:sz w:val="28"/>
           <w:szCs w:val="28"/>
         </w:rPr>
@@ -39699,15 +39655,7 @@
           <w:sz w:val="28"/>
           <w:szCs w:val="28"/>
         </w:rPr>
-        <w:t>6-1-1</w:t>
-      </w:r>
-      <w:r>
-        <w:rPr>
-          <w:rFonts w:eastAsia="標楷體" w:hint="eastAsia"/>
-          <w:sz w:val="28"/>
-          <w:szCs w:val="28"/>
-        </w:rPr>
-        <w:t>3</w:t>
+        <w:t>6-1-13</w:t>
       </w:r>
       <w:r>
         <w:rPr>
@@ -39759,7 +39707,7 @@
         </w:numPr>
         <w:overflowPunct w:val="0"/>
         <w:rPr>
-          <w:rFonts w:eastAsia="標楷體" w:hint="eastAsia"/>
+          <w:rFonts w:eastAsia="標楷體"/>
           <w:sz w:val="28"/>
           <w:szCs w:val="28"/>
         </w:rPr>
@@ -39787,6 +39735,7 @@
           <w:rFonts w:eastAsia="標楷體"/>
           <w:b/>
           <w:bCs/>
+          <w:noProof/>
         </w:rPr>
         <w:drawing>
           <wp:inline distT="0" distB="0" distL="0" distR="0" wp14:anchorId="032B64DD" wp14:editId="1DF6CF20">
@@ -39873,7 +39822,7 @@
         <w:widowControl/>
         <w:spacing w:line="278" w:lineRule="auto"/>
         <w:rPr>
-          <w:rFonts w:eastAsia="標楷體" w:hint="eastAsia"/>
+          <w:rFonts w:eastAsia="標楷體"/>
           <w:sz w:val="28"/>
           <w:szCs w:val="28"/>
         </w:rPr>
@@ -39897,7 +39846,7 @@
           <w:szCs w:val="32"/>
         </w:rPr>
       </w:pPr>
-      <w:bookmarkStart w:id="64" w:name="_Toc230982566"/>
+      <w:bookmarkStart w:id="64" w:name="_Toc230984719"/>
       <w:r>
         <w:rPr>
           <w:rFonts w:eastAsia="標楷體" w:hint="eastAsia"/>
@@ -40012,15 +39961,7 @@
           <w:sz w:val="28"/>
           <w:szCs w:val="28"/>
         </w:rPr>
-        <w:t>6-</w:t>
-      </w:r>
-      <w:r>
-        <w:rPr>
-          <w:rFonts w:eastAsia="標楷體" w:hint="eastAsia"/>
-          <w:sz w:val="28"/>
-          <w:szCs w:val="28"/>
-        </w:rPr>
-        <w:t>2-1</w:t>
+        <w:t>6-2-1</w:t>
       </w:r>
       <w:r>
         <w:rPr>
@@ -40067,7 +40008,7 @@
           <w:szCs w:val="36"/>
         </w:rPr>
       </w:pPr>
-      <w:bookmarkStart w:id="65" w:name="_Toc230982567"/>
+      <w:bookmarkStart w:id="65" w:name="_Toc230984720"/>
       <w:r>
         <w:rPr>
           <w:rFonts w:eastAsia="標楷體" w:hint="eastAsia"/>
@@ -40123,24 +40064,19 @@
     </w:p>
     <w:p>
       <w:pPr>
+        <w:outlineLvl w:val="1"/>
         <w:rPr>
           <w:rFonts w:eastAsia="標楷體"/>
           <w:sz w:val="32"/>
         </w:rPr>
       </w:pPr>
+      <w:bookmarkStart w:id="66" w:name="_Toc230984721"/>
       <w:r>
         <w:rPr>
           <w:rFonts w:eastAsia="標楷體" w:hint="eastAsia"/>
           <w:sz w:val="32"/>
         </w:rPr>
-        <w:t>7</w:t>
-      </w:r>
-      <w:r>
-        <w:rPr>
-          <w:rFonts w:eastAsia="標楷體" w:hint="eastAsia"/>
-          <w:sz w:val="32"/>
-        </w:rPr>
-        <w:t>-</w:t>
+        <w:t>7-</w:t>
       </w:r>
       <w:r>
         <w:rPr>
@@ -40156,6 +40092,7 @@
         </w:rPr>
         <w:t>佈署圖</w:t>
       </w:r>
+      <w:bookmarkEnd w:id="66"/>
     </w:p>
     <w:p>
       <w:pPr>
@@ -40217,39 +40154,28 @@
     </w:p>
     <w:p>
       <w:pPr>
+        <w:outlineLvl w:val="1"/>
         <w:rPr>
           <w:rFonts w:eastAsia="標楷體"/>
           <w:sz w:val="32"/>
         </w:rPr>
       </w:pPr>
+      <w:bookmarkStart w:id="67" w:name="_Toc230984722"/>
       <w:r>
         <w:rPr>
           <w:rFonts w:eastAsia="標楷體" w:hint="eastAsia"/>
           <w:sz w:val="32"/>
         </w:rPr>
-        <w:t>7</w:t>
+        <w:t>7-2</w:t>
       </w:r>
       <w:r>
         <w:rPr>
           <w:rFonts w:eastAsia="標楷體" w:hint="eastAsia"/>
           <w:sz w:val="32"/>
         </w:rPr>
-        <w:t>-</w:t>
-      </w:r>
-      <w:r>
-        <w:rPr>
-          <w:rFonts w:eastAsia="標楷體" w:hint="eastAsia"/>
-          <w:sz w:val="32"/>
-        </w:rPr>
-        <w:t>2</w:t>
-      </w:r>
-      <w:r>
-        <w:rPr>
-          <w:rFonts w:eastAsia="標楷體" w:hint="eastAsia"/>
-          <w:sz w:val="32"/>
-        </w:rPr>
         <w:t>套件圖</w:t>
       </w:r>
+      <w:bookmarkEnd w:id="67"/>
     </w:p>
     <w:p>
       <w:pPr>
@@ -40431,7 +40357,7 @@
         <w:keepNext/>
         <w:overflowPunct w:val="0"/>
         <w:rPr>
-          <w:rFonts w:eastAsia="標楷體" w:hint="eastAsia"/>
+          <w:rFonts w:eastAsia="標楷體"/>
         </w:rPr>
       </w:pPr>
       <w:r>
@@ -40531,30 +40457,30 @@
         <w:overflowPunct w:val="0"/>
         <w:outlineLvl w:val="1"/>
         <w:rPr>
-          <w:rFonts w:eastAsia="標楷體" w:hint="eastAsia"/>
-          <w:sz w:val="32"/>
-          <w:szCs w:val="32"/>
-        </w:rPr>
-      </w:pPr>
-      <w:bookmarkStart w:id="66" w:name="_Toc230982568"/>
-      <w:r>
-        <w:rPr>
           <w:rFonts w:eastAsia="標楷體"/>
           <w:sz w:val="32"/>
           <w:szCs w:val="32"/>
         </w:rPr>
-        <w:lastRenderedPageBreak/>
-        <w:t xml:space="preserve">7-3 </w:t>
-      </w:r>
+      </w:pPr>
+      <w:bookmarkStart w:id="68" w:name="_Toc230984723"/>
       <w:r>
         <w:rPr>
           <w:rFonts w:eastAsia="標楷體"/>
           <w:sz w:val="32"/>
           <w:szCs w:val="32"/>
         </w:rPr>
+        <w:lastRenderedPageBreak/>
+        <w:t xml:space="preserve">7-3 </w:t>
+      </w:r>
+      <w:r>
+        <w:rPr>
+          <w:rFonts w:eastAsia="標楷體"/>
+          <w:sz w:val="32"/>
+          <w:szCs w:val="32"/>
+        </w:rPr>
         <w:t>元件圖</w:t>
       </w:r>
-      <w:bookmarkEnd w:id="66"/>
+      <w:bookmarkEnd w:id="68"/>
     </w:p>
     <w:p>
       <w:pPr>
@@ -40636,55 +40562,15 @@
           <w:sz w:val="28"/>
           <w:szCs w:val="28"/>
         </w:rPr>
-        <w:t>7</w:t>
-      </w:r>
-      <w:r>
-        <w:rPr>
-          <w:rFonts w:eastAsia="標楷體" w:hint="eastAsia"/>
-          <w:sz w:val="28"/>
-          <w:szCs w:val="28"/>
-        </w:rPr>
-        <w:t>-</w:t>
-      </w:r>
-      <w:r>
-        <w:rPr>
-          <w:rFonts w:eastAsia="標楷體" w:hint="eastAsia"/>
-          <w:sz w:val="28"/>
-          <w:szCs w:val="28"/>
-        </w:rPr>
-        <w:t>3</w:t>
-      </w:r>
-      <w:r>
-        <w:rPr>
-          <w:rFonts w:eastAsia="標楷體" w:hint="eastAsia"/>
-          <w:sz w:val="28"/>
-          <w:szCs w:val="28"/>
-        </w:rPr>
-        <w:t>-</w:t>
-      </w:r>
-      <w:r>
-        <w:rPr>
-          <w:rFonts w:eastAsia="標楷體" w:hint="eastAsia"/>
-          <w:sz w:val="28"/>
-          <w:szCs w:val="28"/>
-        </w:rPr>
-        <w:t>1</w:t>
-      </w:r>
-      <w:r>
-        <w:rPr>
-          <w:rFonts w:eastAsia="標楷體" w:hint="eastAsia"/>
-          <w:sz w:val="28"/>
-          <w:szCs w:val="28"/>
-        </w:rPr>
-        <w:t>元件</w:t>
-      </w:r>
-      <w:r>
-        <w:rPr>
-          <w:rFonts w:eastAsia="標楷體" w:hint="eastAsia"/>
-          <w:sz w:val="28"/>
-          <w:szCs w:val="28"/>
-        </w:rPr>
-        <w:t>圖</w:t>
+        <w:t>7-3-1</w:t>
+      </w:r>
+      <w:r>
+        <w:rPr>
+          <w:rFonts w:eastAsia="標楷體" w:hint="eastAsia"/>
+          <w:sz w:val="28"/>
+          <w:szCs w:val="28"/>
+        </w:rPr>
+        <w:t>元件圖</w:t>
       </w:r>
     </w:p>
     <w:p>
@@ -40706,48 +40592,48 @@
         <w:overflowPunct w:val="0"/>
         <w:outlineLvl w:val="1"/>
         <w:rPr>
-          <w:rFonts w:eastAsia="標楷體" w:hint="eastAsia"/>
-          <w:sz w:val="32"/>
-          <w:szCs w:val="32"/>
-        </w:rPr>
-      </w:pPr>
-      <w:bookmarkStart w:id="67" w:name="_Toc230982569"/>
-      <w:r>
-        <w:rPr>
           <w:rFonts w:eastAsia="標楷體"/>
           <w:sz w:val="32"/>
           <w:szCs w:val="32"/>
         </w:rPr>
-        <w:lastRenderedPageBreak/>
-        <w:t xml:space="preserve">7-4 </w:t>
-      </w:r>
-      <w:proofErr w:type="gramStart"/>
+      </w:pPr>
+      <w:bookmarkStart w:id="69" w:name="_Toc230984724"/>
       <w:r>
         <w:rPr>
           <w:rFonts w:eastAsia="標楷體"/>
           <w:sz w:val="32"/>
           <w:szCs w:val="32"/>
         </w:rPr>
-        <w:t>狀態機圖</w:t>
-      </w:r>
-      <w:r>
-        <w:rPr>
-          <w:rFonts w:eastAsia="標楷體" w:hint="eastAsia"/>
-          <w:sz w:val="32"/>
-          <w:szCs w:val="32"/>
-        </w:rPr>
-        <w:t>與</w:t>
-      </w:r>
-      <w:proofErr w:type="gramEnd"/>
+        <w:lastRenderedPageBreak/>
+        <w:t xml:space="preserve">7-4 </w:t>
+      </w:r>
+      <w:proofErr w:type="gramStart"/>
       <w:r>
         <w:rPr>
           <w:rFonts w:eastAsia="標楷體"/>
           <w:sz w:val="32"/>
           <w:szCs w:val="32"/>
         </w:rPr>
+        <w:t>狀態機圖</w:t>
+      </w:r>
+      <w:r>
+        <w:rPr>
+          <w:rFonts w:eastAsia="標楷體" w:hint="eastAsia"/>
+          <w:sz w:val="32"/>
+          <w:szCs w:val="32"/>
+        </w:rPr>
+        <w:t>與</w:t>
+      </w:r>
+      <w:proofErr w:type="gramEnd"/>
+      <w:r>
+        <w:rPr>
+          <w:rFonts w:eastAsia="標楷體"/>
+          <w:sz w:val="32"/>
+          <w:szCs w:val="32"/>
+        </w:rPr>
         <w:t>時序圖</w:t>
       </w:r>
-      <w:bookmarkEnd w:id="67"/>
+      <w:bookmarkEnd w:id="69"/>
     </w:p>
     <w:p>
       <w:pPr>
@@ -40764,7 +40650,7 @@
           <w:noProof/>
         </w:rPr>
         <w:drawing>
-          <wp:inline distT="0" distB="0" distL="0" distR="0" wp14:anchorId="0961846C" wp14:editId="348A3568">
+          <wp:inline distT="0" distB="0" distL="0" distR="0" wp14:anchorId="0961846C" wp14:editId="69B457C8">
             <wp:extent cx="2026920" cy="3857032"/>
             <wp:effectExtent l="0" t="0" r="0" b="0"/>
             <wp:docPr id="1814122531" name="圖片 1"/>
@@ -40811,7 +40697,7 @@
         <w:overflowPunct w:val="0"/>
         <w:jc w:val="center"/>
         <w:rPr>
-          <w:rFonts w:eastAsia="標楷體" w:hint="eastAsia"/>
+          <w:rFonts w:eastAsia="標楷體"/>
           <w:sz w:val="28"/>
           <w:szCs w:val="28"/>
         </w:rPr>
@@ -40830,39 +40716,15 @@
           <w:sz w:val="28"/>
           <w:szCs w:val="28"/>
         </w:rPr>
-        <w:t>7-</w:t>
-      </w:r>
-      <w:r>
-        <w:rPr>
-          <w:rFonts w:eastAsia="標楷體" w:hint="eastAsia"/>
-          <w:sz w:val="28"/>
-          <w:szCs w:val="28"/>
-        </w:rPr>
-        <w:t>4</w:t>
-      </w:r>
-      <w:r>
-        <w:rPr>
-          <w:rFonts w:eastAsia="標楷體" w:hint="eastAsia"/>
-          <w:sz w:val="28"/>
-          <w:szCs w:val="28"/>
-        </w:rPr>
-        <w:t>-1</w:t>
-      </w:r>
-      <w:r>
-        <w:rPr>
-          <w:rFonts w:eastAsia="標楷體" w:hint="eastAsia"/>
-          <w:sz w:val="28"/>
-          <w:szCs w:val="28"/>
-        </w:rPr>
-        <w:t>狀態機</w:t>
-      </w:r>
-      <w:r>
-        <w:rPr>
-          <w:rFonts w:eastAsia="標楷體" w:hint="eastAsia"/>
-          <w:sz w:val="28"/>
-          <w:szCs w:val="28"/>
-        </w:rPr>
-        <w:t>圖</w:t>
+        <w:t>7-4-1</w:t>
+      </w:r>
+      <w:r>
+        <w:rPr>
+          <w:rFonts w:eastAsia="標楷體" w:hint="eastAsia"/>
+          <w:sz w:val="28"/>
+          <w:szCs w:val="28"/>
+        </w:rPr>
+        <w:t>狀態機圖</w:t>
       </w:r>
     </w:p>
     <w:p>
@@ -40926,7 +40788,7 @@
         <w:overflowPunct w:val="0"/>
         <w:jc w:val="center"/>
         <w:rPr>
-          <w:rFonts w:eastAsia="標楷體" w:hint="eastAsia"/>
+          <w:rFonts w:eastAsia="標楷體"/>
           <w:sz w:val="28"/>
           <w:szCs w:val="28"/>
         </w:rPr>
@@ -40945,31 +40807,15 @@
           <w:sz w:val="28"/>
           <w:szCs w:val="28"/>
         </w:rPr>
-        <w:t>7-4-</w:t>
-      </w:r>
-      <w:r>
-        <w:rPr>
-          <w:rFonts w:eastAsia="標楷體" w:hint="eastAsia"/>
-          <w:sz w:val="28"/>
-          <w:szCs w:val="28"/>
-        </w:rPr>
-        <w:t>2</w:t>
-      </w:r>
-      <w:r>
-        <w:rPr>
-          <w:rFonts w:eastAsia="標楷體" w:hint="eastAsia"/>
-          <w:sz w:val="28"/>
-          <w:szCs w:val="28"/>
-        </w:rPr>
-        <w:t>時序</w:t>
-      </w:r>
-      <w:r>
-        <w:rPr>
-          <w:rFonts w:eastAsia="標楷體" w:hint="eastAsia"/>
-          <w:sz w:val="28"/>
-          <w:szCs w:val="28"/>
-        </w:rPr>
-        <w:t>圖</w:t>
+        <w:t>7-4-2</w:t>
+      </w:r>
+      <w:r>
+        <w:rPr>
+          <w:rFonts w:eastAsia="標楷體" w:hint="eastAsia"/>
+          <w:sz w:val="28"/>
+          <w:szCs w:val="28"/>
+        </w:rPr>
+        <w:t>時序圖</w:t>
       </w:r>
     </w:p>
     <w:p>
@@ -40986,7 +40832,7 @@
           <w:szCs w:val="36"/>
         </w:rPr>
       </w:pPr>
-      <w:bookmarkStart w:id="68" w:name="_Toc230982570"/>
+      <w:bookmarkStart w:id="70" w:name="_Toc230984725"/>
       <w:r>
         <w:rPr>
           <w:rFonts w:eastAsia="標楷體" w:hint="eastAsia"/>
@@ -40996,7 +40842,27 @@
           <w:szCs w:val="36"/>
         </w:rPr>
         <w:lastRenderedPageBreak/>
-        <w:t>第八章</w:t>
+        <w:t>第</w:t>
+      </w:r>
+      <w:r>
+        <w:rPr>
+          <w:rFonts w:eastAsia="標楷體" w:hint="eastAsia"/>
+          <w:b/>
+          <w:bCs/>
+          <w:sz w:val="36"/>
+          <w:szCs w:val="36"/>
+        </w:rPr>
+        <w:t>8</w:t>
+      </w:r>
+      <w:r>
+        <w:rPr>
+          <w:rFonts w:eastAsia="標楷體" w:hint="eastAsia"/>
+          <w:b/>
+          <w:bCs/>
+          <w:sz w:val="36"/>
+          <w:szCs w:val="36"/>
+        </w:rPr>
+        <w:t>章</w:t>
       </w:r>
       <w:r>
         <w:rPr>
@@ -41018,7 +40884,7 @@
         </w:rPr>
         <w:t>資料庫設計</w:t>
       </w:r>
-      <w:bookmarkEnd w:id="68"/>
+      <w:bookmarkEnd w:id="70"/>
     </w:p>
     <w:p>
       <w:pPr>
@@ -41184,7 +41050,7 @@
           <w:szCs w:val="32"/>
         </w:rPr>
       </w:pPr>
-      <w:bookmarkStart w:id="69" w:name="_Toc230982571"/>
+      <w:bookmarkStart w:id="71" w:name="_Toc230984726"/>
       <w:r>
         <w:rPr>
           <w:rFonts w:eastAsia="標楷體" w:cs="新細明體"/>
@@ -41221,7 +41087,7 @@
         </w:rPr>
         <w:t>）</w:t>
       </w:r>
-      <w:bookmarkEnd w:id="69"/>
+      <w:bookmarkEnd w:id="71"/>
     </w:p>
     <w:p>
       <w:pPr>
@@ -41285,7 +41151,7 @@
         <w:overflowPunct w:val="0"/>
         <w:jc w:val="center"/>
         <w:rPr>
-          <w:rFonts w:eastAsia="標楷體" w:hint="eastAsia"/>
+          <w:rFonts w:eastAsia="標楷體"/>
           <w:sz w:val="28"/>
           <w:szCs w:val="28"/>
         </w:rPr>
@@ -41304,15 +41170,7 @@
           <w:sz w:val="28"/>
           <w:szCs w:val="28"/>
         </w:rPr>
-        <w:t>8-1-</w:t>
-      </w:r>
-      <w:r>
-        <w:rPr>
-          <w:rFonts w:eastAsia="標楷體" w:hint="eastAsia"/>
-          <w:sz w:val="28"/>
-          <w:szCs w:val="28"/>
-        </w:rPr>
-        <w:t>1</w:t>
+        <w:t>8-1-1</w:t>
       </w:r>
       <w:r>
         <w:rPr>
@@ -41353,23 +41211,13 @@
         <w:widowControl/>
         <w:outlineLvl w:val="1"/>
         <w:rPr>
-          <w:rFonts w:eastAsia="標楷體" w:cs="新細明體" w:hint="eastAsia"/>
-          <w:kern w:val="36"/>
-          <w:sz w:val="32"/>
-          <w:szCs w:val="32"/>
-        </w:rPr>
-      </w:pPr>
-      <w:bookmarkStart w:id="70" w:name="_Toc230982572"/>
-      <w:r>
-        <w:rPr>
           <w:rFonts w:eastAsia="標楷體" w:cs="新細明體"/>
           <w:kern w:val="36"/>
           <w:sz w:val="32"/>
           <w:szCs w:val="32"/>
         </w:rPr>
-        <w:lastRenderedPageBreak/>
-        <w:t xml:space="preserve">8-2 </w:t>
-      </w:r>
+      </w:pPr>
+      <w:bookmarkStart w:id="72" w:name="_Toc230984727"/>
       <w:r>
         <w:rPr>
           <w:rFonts w:eastAsia="標楷體" w:cs="新細明體"/>
@@ -41377,7 +41225,8 @@
           <w:sz w:val="32"/>
           <w:szCs w:val="32"/>
         </w:rPr>
-        <w:t>表格及其</w:t>
+        <w:lastRenderedPageBreak/>
+        <w:t xml:space="preserve">8-2 </w:t>
       </w:r>
       <w:r>
         <w:rPr>
@@ -41386,9 +41235,18 @@
           <w:sz w:val="32"/>
           <w:szCs w:val="32"/>
         </w:rPr>
+        <w:t>表格及其</w:t>
+      </w:r>
+      <w:r>
+        <w:rPr>
+          <w:rFonts w:eastAsia="標楷體" w:cs="新細明體"/>
+          <w:kern w:val="36"/>
+          <w:sz w:val="32"/>
+          <w:szCs w:val="32"/>
+        </w:rPr>
         <w:t xml:space="preserve"> Meta Data</w:t>
       </w:r>
-      <w:bookmarkEnd w:id="70"/>
+      <w:bookmarkEnd w:id="72"/>
     </w:p>
     <w:p>
       <w:pPr>
@@ -52058,6 +51916,7 @@
   <w:style w:type="character" w:default="1" w:styleId="a1">
     <w:name w:val="Default Paragraph Font"/>
     <w:uiPriority w:val="1"/>
+    <w:semiHidden/>
     <w:unhideWhenUsed/>
   </w:style>
   <w:style w:type="table" w:default="1" w:styleId="a2">
@@ -52573,7 +52432,7 @@
     <w:unhideWhenUsed/>
     <w:rsid w:val="00CA7D56"/>
     <w:pPr>
-      <w:ind w:leftChars="400" w:hangingChars="200" w:hanging="200"/>
+      <w:ind w:leftChars="400" w:left="400" w:hangingChars="200" w:hanging="200"/>
     </w:pPr>
   </w:style>
   <w:style w:type="character" w:styleId="af9">

--- a/文件/系統文件.docx
+++ b/文件/系統文件.docx
@@ -37269,9 +37269,9 @@
         </w:rPr>
         <w:lastRenderedPageBreak/>
         <w:drawing>
-          <wp:inline distT="0" distB="0" distL="0" distR="0" wp14:anchorId="66A264EC" wp14:editId="7A4B2371">
-            <wp:extent cx="1962150" cy="7172325"/>
-            <wp:effectExtent l="0" t="0" r="0" b="9525"/>
+          <wp:inline distT="0" distB="0" distL="0" distR="0" wp14:anchorId="66A264EC" wp14:editId="400649FC">
+            <wp:extent cx="1962150" cy="7067550"/>
+            <wp:effectExtent l="0" t="0" r="0" b="0"/>
             <wp:docPr id="401227721" name="圖片 12"/>
             <wp:cNvGraphicFramePr>
               <a:graphicFrameLocks xmlns:a="http://schemas.openxmlformats.org/drawingml/2006/main" noChangeAspect="1"/>
@@ -37280,7 +37280,7 @@
               <a:graphicData uri="http://schemas.openxmlformats.org/drawingml/2006/picture">
                 <pic:pic xmlns:pic="http://schemas.openxmlformats.org/drawingml/2006/picture">
                   <pic:nvPicPr>
-                    <pic:cNvPr id="401227721" name="圖片 401227721"/>
+                    <pic:cNvPr id="401227721" name="圖片 12"/>
                     <pic:cNvPicPr/>
                   </pic:nvPicPr>
                   <pic:blipFill>
@@ -37298,7 +37298,7 @@
                   <pic:spPr>
                     <a:xfrm>
                       <a:off x="0" y="0"/>
-                      <a:ext cx="1962150" cy="7172325"/>
+                      <a:ext cx="1962150" cy="7067550"/>
                     </a:xfrm>
                     <a:prstGeom prst="rect">
                       <a:avLst/>
@@ -37362,7 +37362,7 @@
         </w:rPr>
         <w:lastRenderedPageBreak/>
         <w:drawing>
-          <wp:inline distT="0" distB="0" distL="0" distR="0" wp14:anchorId="24386205" wp14:editId="2193EF68">
+          <wp:inline distT="0" distB="0" distL="0" distR="0" wp14:anchorId="24386205" wp14:editId="5FFA34A1">
             <wp:extent cx="3733800" cy="6115050"/>
             <wp:effectExtent l="0" t="0" r="0" b="0"/>
             <wp:docPr id="704736717" name="圖片 13"/>
@@ -37373,7 +37373,7 @@
               <a:graphicData uri="http://schemas.openxmlformats.org/drawingml/2006/picture">
                 <pic:pic xmlns:pic="http://schemas.openxmlformats.org/drawingml/2006/picture">
                   <pic:nvPicPr>
-                    <pic:cNvPr id="704736717" name="圖片 704736717"/>
+                    <pic:cNvPr id="704736717" name="圖片 13"/>
                     <pic:cNvPicPr/>
                   </pic:nvPicPr>
                   <pic:blipFill>
@@ -37997,9 +37997,9 @@
           <w14:ligatures w14:val="standardContextual"/>
         </w:rPr>
         <w:drawing>
-          <wp:inline distT="0" distB="0" distL="0" distR="0" wp14:anchorId="20F3E2F9" wp14:editId="615B338E">
-            <wp:extent cx="5274310" cy="5577205"/>
-            <wp:effectExtent l="0" t="0" r="2540" b="4445"/>
+          <wp:inline distT="0" distB="0" distL="0" distR="0" wp14:anchorId="20F3E2F9" wp14:editId="1B457936">
+            <wp:extent cx="5274310" cy="5577141"/>
+            <wp:effectExtent l="0" t="0" r="2540" b="5080"/>
             <wp:docPr id="1889491230" name="圖片 20"/>
             <wp:cNvGraphicFramePr>
               <a:graphicFrameLocks xmlns:a="http://schemas.openxmlformats.org/drawingml/2006/main" noChangeAspect="1"/>
@@ -38008,7 +38008,7 @@
               <a:graphicData uri="http://schemas.openxmlformats.org/drawingml/2006/picture">
                 <pic:pic xmlns:pic="http://schemas.openxmlformats.org/drawingml/2006/picture">
                   <pic:nvPicPr>
-                    <pic:cNvPr id="1889491230" name="圖片 1889491230"/>
+                    <pic:cNvPr id="1889491230" name="圖片 20"/>
                     <pic:cNvPicPr/>
                   </pic:nvPicPr>
                   <pic:blipFill>
@@ -38026,7 +38026,7 @@
                   <pic:spPr>
                     <a:xfrm>
                       <a:off x="0" y="0"/>
-                      <a:ext cx="5274310" cy="5577205"/>
+                      <a:ext cx="5274310" cy="5577141"/>
                     </a:xfrm>
                     <a:prstGeom prst="rect">
                       <a:avLst/>
@@ -40650,7 +40650,7 @@
           <w:noProof/>
         </w:rPr>
         <w:drawing>
-          <wp:inline distT="0" distB="0" distL="0" distR="0" wp14:anchorId="0961846C" wp14:editId="69B457C8">
+          <wp:inline distT="0" distB="0" distL="0" distR="0" wp14:anchorId="0961846C" wp14:editId="5347DF0A">
             <wp:extent cx="2026920" cy="3857032"/>
             <wp:effectExtent l="0" t="0" r="0" b="0"/>
             <wp:docPr id="1814122531" name="圖片 1"/>

--- a/文件/系統文件.docx
+++ b/文件/系統文件.docx
@@ -16,23 +16,7 @@
           <w:rFonts w:eastAsia="標楷體" w:hint="eastAsia"/>
           <w:sz w:val="72"/>
         </w:rPr>
-        <w:t>國立</w:t>
-      </w:r>
-      <w:proofErr w:type="gramStart"/>
-      <w:r>
-        <w:rPr>
-          <w:rFonts w:eastAsia="標楷體" w:hint="eastAsia"/>
-          <w:sz w:val="72"/>
-        </w:rPr>
-        <w:t>臺</w:t>
-      </w:r>
-      <w:proofErr w:type="gramEnd"/>
-      <w:r>
-        <w:rPr>
-          <w:rFonts w:eastAsia="標楷體" w:hint="eastAsia"/>
-          <w:sz w:val="72"/>
-        </w:rPr>
-        <w:t>北商業大學</w:t>
+        <w:t>國立臺北商業大學</w:t>
       </w:r>
     </w:p>
     <w:p>
@@ -130,7 +114,6 @@
         </w:rPr>
         <w:t>115</w:t>
       </w:r>
-      <w:proofErr w:type="gramStart"/>
       <w:r>
         <w:rPr>
           <w:rFonts w:eastAsia="標楷體" w:cs="Arial"/>
@@ -138,7 +121,6 @@
         </w:rPr>
         <w:t>’</w:t>
       </w:r>
-      <w:proofErr w:type="gramEnd"/>
       <w:r>
         <w:rPr>
           <w:rFonts w:eastAsia="標楷體" w:hint="eastAsia"/>
@@ -403,7 +385,6 @@
         </w:rPr>
         <w:t>目：</w:t>
       </w:r>
-      <w:proofErr w:type="spellStart"/>
       <w:r>
         <w:rPr>
           <w:rFonts w:eastAsia="標楷體" w:hint="eastAsia"/>
@@ -413,7 +394,6 @@
         </w:rPr>
         <w:t>RiskGenie</w:t>
       </w:r>
-      <w:proofErr w:type="spellEnd"/>
       <w:r>
         <w:rPr>
           <w:rFonts w:eastAsia="標楷體" w:hint="eastAsia"/>
@@ -539,9 +519,22 @@
           <w:bCs/>
           <w:sz w:val="40"/>
         </w:rPr>
-        <w:t>顏</w:t>
-      </w:r>
-      <w:proofErr w:type="gramStart"/>
+        <w:t>顏珮倪</w:t>
+      </w:r>
+    </w:p>
+    <w:p>
+      <w:pPr>
+        <w:snapToGrid w:val="0"/>
+        <w:spacing w:line="360" w:lineRule="auto"/>
+        <w:ind w:left="360"/>
+        <w:jc w:val="both"/>
+        <w:rPr>
+          <w:rFonts w:eastAsia="標楷體"/>
+          <w:b/>
+          <w:bCs/>
+          <w:sz w:val="40"/>
+        </w:rPr>
+      </w:pPr>
       <w:r>
         <w:rPr>
           <w:rFonts w:eastAsia="標楷體" w:hint="eastAsia"/>
@@ -549,15 +542,68 @@
           <w:bCs/>
           <w:sz w:val="40"/>
         </w:rPr>
-        <w:t>珮倪</w:t>
-      </w:r>
-      <w:proofErr w:type="gramEnd"/>
+        <w:t>組</w:t>
+      </w:r>
+      <w:r>
+        <w:rPr>
+          <w:rFonts w:eastAsia="標楷體" w:hint="eastAsia"/>
+          <w:b/>
+          <w:bCs/>
+          <w:sz w:val="40"/>
+        </w:rPr>
+        <w:t xml:space="preserve">    </w:t>
+      </w:r>
+      <w:r>
+        <w:rPr>
+          <w:rFonts w:eastAsia="標楷體" w:hint="eastAsia"/>
+          <w:b/>
+          <w:bCs/>
+          <w:sz w:val="40"/>
+        </w:rPr>
+        <w:t>員：</w:t>
+      </w:r>
+      <w:r>
+        <w:rPr>
+          <w:rFonts w:eastAsia="標楷體" w:hint="eastAsia"/>
+          <w:b/>
+          <w:bCs/>
+          <w:sz w:val="40"/>
+        </w:rPr>
+        <w:t>11436008</w:t>
+      </w:r>
+      <w:r>
+        <w:rPr>
+          <w:rFonts w:eastAsia="標楷體" w:hint="eastAsia"/>
+          <w:b/>
+          <w:bCs/>
+          <w:sz w:val="40"/>
+        </w:rPr>
+        <w:t>林紀媗</w:t>
+      </w:r>
+      <w:r>
+        <w:rPr>
+          <w:rFonts w:eastAsia="標楷體" w:hint="eastAsia"/>
+          <w:b/>
+          <w:bCs/>
+          <w:sz w:val="40"/>
+        </w:rPr>
+        <w:t xml:space="preserve"> 11436010</w:t>
+      </w:r>
+      <w:r>
+        <w:rPr>
+          <w:rFonts w:eastAsia="標楷體" w:hint="eastAsia"/>
+          <w:b/>
+          <w:bCs/>
+          <w:sz w:val="40"/>
+        </w:rPr>
+        <w:t>李昕縈</w:t>
+      </w:r>
     </w:p>
     <w:p>
       <w:pPr>
         <w:snapToGrid w:val="0"/>
         <w:spacing w:line="360" w:lineRule="auto"/>
-        <w:ind w:left="360"/>
+        <w:ind w:leftChars="990" w:left="2376"/>
         <w:jc w:val="both"/>
         <w:rPr>
           <w:rFonts w:eastAsia="標楷體"/>
@@ -573,7 +619,7 @@
           <w:bCs/>
           <w:sz w:val="40"/>
         </w:rPr>
-        <w:t>組</w:t>
+        <w:t>11436021</w:t>
       </w:r>
       <w:r>
         <w:rPr>
@@ -582,118 +628,8 @@
           <w:bCs/>
           <w:sz w:val="40"/>
         </w:rPr>
-        <w:t xml:space="preserve">    </w:t>
-      </w:r>
-      <w:r>
-        <w:rPr>
-          <w:rFonts w:eastAsia="標楷體" w:hint="eastAsia"/>
-          <w:b/>
-          <w:bCs/>
-          <w:sz w:val="40"/>
-        </w:rPr>
-        <w:t>員：</w:t>
-      </w:r>
-      <w:r>
-        <w:rPr>
-          <w:rFonts w:eastAsia="標楷體" w:hint="eastAsia"/>
-          <w:b/>
-          <w:bCs/>
-          <w:sz w:val="40"/>
-        </w:rPr>
-        <w:t>11436008</w:t>
-      </w:r>
-      <w:r>
-        <w:rPr>
-          <w:rFonts w:eastAsia="標楷體" w:hint="eastAsia"/>
-          <w:b/>
-          <w:bCs/>
-          <w:sz w:val="40"/>
-        </w:rPr>
-        <w:t>林紀</w:t>
-      </w:r>
-      <w:proofErr w:type="gramStart"/>
-      <w:r>
-        <w:rPr>
-          <w:rFonts w:eastAsia="標楷體" w:hint="eastAsia"/>
-          <w:b/>
-          <w:bCs/>
-          <w:sz w:val="40"/>
-        </w:rPr>
-        <w:t>媗</w:t>
-      </w:r>
-      <w:proofErr w:type="gramEnd"/>
-      <w:r>
-        <w:rPr>
-          <w:rFonts w:eastAsia="標楷體" w:hint="eastAsia"/>
-          <w:b/>
-          <w:bCs/>
-          <w:sz w:val="40"/>
-        </w:rPr>
-        <w:t xml:space="preserve"> 11436010</w:t>
-      </w:r>
-      <w:r>
-        <w:rPr>
-          <w:rFonts w:eastAsia="標楷體" w:hint="eastAsia"/>
-          <w:b/>
-          <w:bCs/>
-          <w:sz w:val="40"/>
-        </w:rPr>
-        <w:t>李昕</w:t>
-      </w:r>
-      <w:proofErr w:type="gramStart"/>
-      <w:r>
-        <w:rPr>
-          <w:rFonts w:eastAsia="標楷體" w:hint="eastAsia"/>
-          <w:b/>
-          <w:bCs/>
-          <w:sz w:val="40"/>
-        </w:rPr>
-        <w:t>縈</w:t>
-      </w:r>
-      <w:proofErr w:type="gramEnd"/>
-    </w:p>
-    <w:p>
-      <w:pPr>
-        <w:snapToGrid w:val="0"/>
-        <w:spacing w:line="360" w:lineRule="auto"/>
-        <w:ind w:leftChars="990" w:left="2376"/>
-        <w:jc w:val="both"/>
-        <w:rPr>
-          <w:rFonts w:eastAsia="標楷體"/>
-          <w:b/>
-          <w:bCs/>
-          <w:sz w:val="40"/>
-        </w:rPr>
-      </w:pPr>
-      <w:r>
-        <w:rPr>
-          <w:rFonts w:eastAsia="標楷體" w:hint="eastAsia"/>
-          <w:b/>
-          <w:bCs/>
-          <w:sz w:val="40"/>
-        </w:rPr>
-        <w:t>11436021</w:t>
-      </w:r>
-      <w:r>
-        <w:rPr>
-          <w:rFonts w:eastAsia="標楷體" w:hint="eastAsia"/>
-          <w:b/>
-          <w:bCs/>
-          <w:sz w:val="40"/>
-        </w:rPr>
-        <w:t>黃翊</w:t>
-      </w:r>
-      <w:proofErr w:type="gramStart"/>
-      <w:r>
-        <w:rPr>
-          <w:rFonts w:eastAsia="標楷體" w:hint="eastAsia"/>
-          <w:b/>
-          <w:bCs/>
-          <w:sz w:val="40"/>
-        </w:rPr>
-        <w:t>甄</w:t>
-      </w:r>
-      <w:proofErr w:type="gramEnd"/>
+        <w:t>黃翊甄</w:t>
+      </w:r>
       <w:r>
         <w:rPr>
           <w:rFonts w:eastAsia="標楷體" w:hint="eastAsia"/>
@@ -4968,7 +4904,16 @@
             <w:color w:val="auto"/>
             <w:u w:val="none"/>
           </w:rPr>
-          <w:t xml:space="preserve"> 3-1-1 </w:t>
+          <w:t xml:space="preserve"> </w:t>
+        </w:r>
+        <w:r>
+          <w:rPr>
+            <w:rStyle w:val="af6"/>
+            <w:rFonts w:hint="eastAsia"/>
+            <w:color w:val="auto"/>
+            <w:u w:val="none"/>
+          </w:rPr>
+          <w:t xml:space="preserve">3-1-1 </w:t>
         </w:r>
         <w:r>
           <w:rPr>
@@ -5021,6 +4966,271 @@
           <w:fldChar w:fldCharType="end"/>
         </w:r>
       </w:hyperlink>
+    </w:p>
+    <w:p>
+      <w:pPr>
+        <w:pStyle w:val="11"/>
+        <w:rPr>
+          <w:rFonts w:hint="eastAsia"/>
+        </w:rPr>
+      </w:pPr>
+      <w:r>
+        <w:rPr>
+          <w:rFonts w:hint="eastAsia"/>
+        </w:rPr>
+        <w:t>圖</w:t>
+      </w:r>
+      <w:r>
+        <w:rPr>
+          <w:rFonts w:hint="eastAsia"/>
+        </w:rPr>
+        <w:t xml:space="preserve"> </w:t>
+      </w:r>
+      <w:r>
+        <w:rPr>
+          <w:rFonts w:hint="eastAsia"/>
+        </w:rPr>
+        <w:t>7-3-1</w:t>
+      </w:r>
+      <w:r>
+        <w:rPr>
+          <w:rFonts w:hint="eastAsia"/>
+        </w:rPr>
+        <w:t xml:space="preserve"> </w:t>
+      </w:r>
+      <w:r>
+        <w:rPr>
+          <w:rFonts w:hint="eastAsia"/>
+        </w:rPr>
+        <w:t>元件</w:t>
+      </w:r>
+      <w:hyperlink w:anchor="_Toc230981379" w:history="1">
+        <w:r>
+          <w:rPr>
+            <w:rStyle w:val="af6"/>
+            <w:rFonts w:hint="eastAsia"/>
+            <w:color w:val="auto"/>
+            <w:u w:val="none"/>
+          </w:rPr>
+          <w:t>圖</w:t>
+        </w:r>
+        <w:r>
+          <w:rPr>
+            <w:webHidden/>
+          </w:rPr>
+          <w:tab/>
+        </w:r>
+        <w:r>
+          <w:rPr>
+            <w:webHidden/>
+          </w:rPr>
+          <w:fldChar w:fldCharType="begin"/>
+        </w:r>
+        <w:r>
+          <w:rPr>
+            <w:webHidden/>
+          </w:rPr>
+          <w:instrText xml:space="preserve"> PAGEREF _Toc230981379 \h </w:instrText>
+        </w:r>
+        <w:r>
+          <w:rPr>
+            <w:webHidden/>
+          </w:rPr>
+        </w:r>
+        <w:r>
+          <w:rPr>
+            <w:webHidden/>
+          </w:rPr>
+          <w:fldChar w:fldCharType="separate"/>
+        </w:r>
+        <w:r>
+          <w:rPr>
+            <w:rFonts w:hint="eastAsia"/>
+            <w:webHidden/>
+          </w:rPr>
+          <w:t>5</w:t>
+        </w:r>
+        <w:r>
+          <w:rPr>
+            <w:rFonts w:hint="eastAsia"/>
+            <w:webHidden/>
+          </w:rPr>
+          <w:t>0</w:t>
+        </w:r>
+        <w:r>
+          <w:rPr>
+            <w:webHidden/>
+          </w:rPr>
+          <w:fldChar w:fldCharType="end"/>
+        </w:r>
+      </w:hyperlink>
+    </w:p>
+    <w:p>
+      <w:pPr>
+        <w:pStyle w:val="11"/>
+      </w:pPr>
+      <w:r>
+        <w:rPr>
+          <w:rFonts w:hint="eastAsia"/>
+        </w:rPr>
+        <w:t>圖</w:t>
+      </w:r>
+      <w:r>
+        <w:rPr>
+          <w:rFonts w:hint="eastAsia"/>
+        </w:rPr>
+        <w:t xml:space="preserve"> </w:t>
+      </w:r>
+      <w:r>
+        <w:rPr>
+          <w:rFonts w:hint="eastAsia"/>
+        </w:rPr>
+        <w:t>7-</w:t>
+      </w:r>
+      <w:r>
+        <w:rPr>
+          <w:rFonts w:hint="eastAsia"/>
+        </w:rPr>
+        <w:t>4</w:t>
+      </w:r>
+      <w:r>
+        <w:rPr>
+          <w:rFonts w:hint="eastAsia"/>
+        </w:rPr>
+        <w:t>-1</w:t>
+      </w:r>
+      <w:r>
+        <w:rPr>
+          <w:rFonts w:hint="eastAsia"/>
+        </w:rPr>
+        <w:t xml:space="preserve"> </w:t>
+      </w:r>
+      <w:r>
+        <w:rPr>
+          <w:rFonts w:hint="eastAsia"/>
+        </w:rPr>
+        <w:t>狀態機</w:t>
+      </w:r>
+      <w:hyperlink w:anchor="_Toc230981379" w:history="1">
+        <w:r>
+          <w:rPr>
+            <w:rStyle w:val="af6"/>
+            <w:rFonts w:hint="eastAsia"/>
+            <w:color w:val="auto"/>
+            <w:u w:val="none"/>
+          </w:rPr>
+          <w:t>圖</w:t>
+        </w:r>
+        <w:r>
+          <w:rPr>
+            <w:webHidden/>
+          </w:rPr>
+          <w:tab/>
+        </w:r>
+        <w:r>
+          <w:rPr>
+            <w:rFonts w:hint="eastAsia"/>
+            <w:webHidden/>
+          </w:rPr>
+          <w:t>51</w:t>
+        </w:r>
+      </w:hyperlink>
+    </w:p>
+    <w:p>
+      <w:pPr>
+        <w:pStyle w:val="11"/>
+      </w:pPr>
+      <w:r>
+        <w:rPr>
+          <w:rFonts w:hint="eastAsia"/>
+        </w:rPr>
+        <w:t>圖</w:t>
+      </w:r>
+      <w:r>
+        <w:rPr>
+          <w:rFonts w:hint="eastAsia"/>
+        </w:rPr>
+        <w:t xml:space="preserve"> </w:t>
+      </w:r>
+      <w:r>
+        <w:rPr>
+          <w:rFonts w:hint="eastAsia"/>
+        </w:rPr>
+        <w:t>7-</w:t>
+      </w:r>
+      <w:r>
+        <w:rPr>
+          <w:rFonts w:hint="eastAsia"/>
+        </w:rPr>
+        <w:t>4</w:t>
+      </w:r>
+      <w:r>
+        <w:rPr>
+          <w:rFonts w:hint="eastAsia"/>
+        </w:rPr>
+        <w:t>-</w:t>
+      </w:r>
+      <w:r>
+        <w:rPr>
+          <w:rFonts w:hint="eastAsia"/>
+        </w:rPr>
+        <w:t xml:space="preserve">2 </w:t>
+      </w:r>
+      <w:r>
+        <w:rPr>
+          <w:rFonts w:hint="eastAsia"/>
+        </w:rPr>
+        <w:t>時序</w:t>
+      </w:r>
+      <w:hyperlink w:anchor="_Toc230981379" w:history="1">
+        <w:r>
+          <w:rPr>
+            <w:rStyle w:val="af6"/>
+            <w:rFonts w:hint="eastAsia"/>
+            <w:color w:val="auto"/>
+            <w:u w:val="none"/>
+          </w:rPr>
+          <w:t>圖</w:t>
+        </w:r>
+        <w:r>
+          <w:rPr>
+            <w:webHidden/>
+          </w:rPr>
+          <w:tab/>
+        </w:r>
+        <w:r>
+          <w:rPr>
+            <w:rFonts w:hint="eastAsia"/>
+            <w:webHidden/>
+          </w:rPr>
+          <w:t>51</w:t>
+        </w:r>
+      </w:hyperlink>
+    </w:p>
+    <w:p>
+      <w:pPr>
+        <w:rPr>
+          <w:rFonts w:hint="eastAsia"/>
+        </w:rPr>
+      </w:pPr>
+    </w:p>
+    <w:p>
+      <w:pPr>
+        <w:rPr>
+          <w:rFonts w:hint="eastAsia"/>
+        </w:rPr>
+      </w:pPr>
+    </w:p>
+    <w:p>
+      <w:pPr>
+        <w:overflowPunct w:val="0"/>
+        <w:jc w:val="center"/>
+        <w:rPr>
+          <w:rFonts w:eastAsia="標楷體"/>
+          <w:sz w:val="28"/>
+          <w:szCs w:val="28"/>
+        </w:rPr>
+      </w:pPr>
     </w:p>
     <w:p/>
     <w:p>
@@ -5732,43 +5942,39 @@
           <w:sz w:val="28"/>
           <w:szCs w:val="28"/>
         </w:rPr>
-        <w:t>隨著全球數位化與雲端服務的</w:t>
-      </w:r>
-      <w:proofErr w:type="gramStart"/>
+        <w:t>隨著全球數位化與雲端服務的普及，資訊安全已成為組織營運不可或缺的一部分。為建立具備國際公信力的資安防護體系，許多組織選擇導入</w:t>
+      </w:r>
       <w:r>
         <w:rPr>
           <w:rFonts w:eastAsia="標楷體" w:hint="eastAsia"/>
           <w:sz w:val="28"/>
           <w:szCs w:val="28"/>
         </w:rPr>
-        <w:t>普及，</w:t>
-      </w:r>
-      <w:proofErr w:type="gramEnd"/>
+        <w:t xml:space="preserve"> ISO 27001 </w:t>
+      </w:r>
       <w:r>
         <w:rPr>
           <w:rFonts w:eastAsia="標楷體" w:hint="eastAsia"/>
           <w:sz w:val="28"/>
           <w:szCs w:val="28"/>
         </w:rPr>
-        <w:t>資訊安全已成為組織營運不可或缺的一部分。為建立具備國際公信力</w:t>
-      </w:r>
-      <w:proofErr w:type="gramStart"/>
+        <w:t>資訊安全管理系統（</w:t>
+      </w:r>
       <w:r>
         <w:rPr>
           <w:rFonts w:eastAsia="標楷體" w:hint="eastAsia"/>
           <w:sz w:val="28"/>
           <w:szCs w:val="28"/>
         </w:rPr>
-        <w:t>的資安防護</w:t>
-      </w:r>
-      <w:proofErr w:type="gramEnd"/>
+        <w:t>ISMS</w:t>
+      </w:r>
       <w:r>
         <w:rPr>
           <w:rFonts w:eastAsia="標楷體" w:hint="eastAsia"/>
           <w:sz w:val="28"/>
           <w:szCs w:val="28"/>
         </w:rPr>
-        <w:t>體系，許多組織選擇導入</w:t>
+        <w:t>）。在</w:t>
       </w:r>
       <w:r>
         <w:rPr>
@@ -5776,7 +5982,7 @@
           <w:sz w:val="28"/>
           <w:szCs w:val="28"/>
         </w:rPr>
-        <w:t xml:space="preserve"> ISO 27001 </w:t>
+        <w:t xml:space="preserve"> ISMS </w:t>
       </w:r>
       <w:r>
         <w:rPr>
@@ -5784,7 +5990,7 @@
           <w:sz w:val="28"/>
           <w:szCs w:val="28"/>
         </w:rPr>
-        <w:t>資訊安全管理系統（</w:t>
+        <w:t>的標準維運</w:t>
       </w:r>
       <w:r>
         <w:rPr>
@@ -5792,7 +5998,7 @@
           <w:sz w:val="28"/>
           <w:szCs w:val="28"/>
         </w:rPr>
-        <w:t>ISMS</w:t>
+        <w:t>PDCA</w:t>
       </w:r>
       <w:r>
         <w:rPr>
@@ -5800,57 +6006,7 @@
           <w:sz w:val="28"/>
           <w:szCs w:val="28"/>
         </w:rPr>
-        <w:t>）。在</w:t>
-      </w:r>
-      <w:r>
-        <w:rPr>
-          <w:rFonts w:eastAsia="標楷體" w:hint="eastAsia"/>
-          <w:sz w:val="28"/>
-          <w:szCs w:val="28"/>
-        </w:rPr>
-        <w:t xml:space="preserve"> ISMS </w:t>
-      </w:r>
-      <w:r>
-        <w:rPr>
-          <w:rFonts w:eastAsia="標楷體" w:hint="eastAsia"/>
-          <w:sz w:val="28"/>
-          <w:szCs w:val="28"/>
-        </w:rPr>
-        <w:t>的標準維運</w:t>
-      </w:r>
-      <w:r>
-        <w:rPr>
-          <w:rFonts w:eastAsia="標楷體" w:hint="eastAsia"/>
-          <w:sz w:val="28"/>
-          <w:szCs w:val="28"/>
-        </w:rPr>
-        <w:t>PDCA</w:t>
-      </w:r>
-      <w:r>
-        <w:rPr>
-          <w:rFonts w:eastAsia="標楷體" w:hint="eastAsia"/>
-          <w:sz w:val="28"/>
-          <w:szCs w:val="28"/>
-        </w:rPr>
-        <w:t>流程中，「資產盤點」與「風險評鑑」是</w:t>
-      </w:r>
-      <w:proofErr w:type="gramStart"/>
-      <w:r>
-        <w:rPr>
-          <w:rFonts w:eastAsia="標楷體" w:hint="eastAsia"/>
-          <w:sz w:val="28"/>
-          <w:szCs w:val="28"/>
-        </w:rPr>
-        <w:t>決定資安政策</w:t>
-      </w:r>
-      <w:proofErr w:type="gramEnd"/>
-      <w:r>
-        <w:rPr>
-          <w:rFonts w:eastAsia="標楷體" w:hint="eastAsia"/>
-          <w:sz w:val="28"/>
-          <w:szCs w:val="28"/>
-        </w:rPr>
-        <w:t>成敗的關鍵前期作業。</w:t>
+        <w:t>流程中，「資產盤點」與「風險評鑑」是決定資安政策成敗的關鍵前期作業。</w:t>
       </w:r>
     </w:p>
     <w:p>
@@ -5869,25 +6025,7 @@
           <w:sz w:val="28"/>
           <w:szCs w:val="28"/>
         </w:rPr>
-        <w:t>然而，現行的實務運作高度依賴人工填寫與主觀判斷。組織內</w:t>
-      </w:r>
-      <w:proofErr w:type="gramStart"/>
-      <w:r>
-        <w:rPr>
-          <w:rFonts w:eastAsia="標楷體" w:hint="eastAsia"/>
-          <w:sz w:val="28"/>
-          <w:szCs w:val="28"/>
-        </w:rPr>
-        <w:t>的資安承辦</w:t>
-      </w:r>
-      <w:proofErr w:type="gramEnd"/>
-      <w:r>
-        <w:rPr>
-          <w:rFonts w:eastAsia="標楷體" w:hint="eastAsia"/>
-          <w:sz w:val="28"/>
-          <w:szCs w:val="28"/>
-        </w:rPr>
-        <w:t>人員通常需要面對成百上千筆的</w:t>
+        <w:t>然而，現行的實務運作高度依賴人工填寫與主觀判斷。組織內的資安承辦人員通常需要面對成百上千筆的</w:t>
       </w:r>
       <w:r>
         <w:rPr>
@@ -5964,41 +6102,13 @@
           <w:szCs w:val="28"/>
         </w:rPr>
       </w:pPr>
-      <w:proofErr w:type="gramStart"/>
       <w:r>
         <w:rPr>
           <w:rFonts w:eastAsia="標楷體" w:hint="eastAsia"/>
           <w:sz w:val="28"/>
           <w:szCs w:val="28"/>
         </w:rPr>
-        <w:t>此外，</w:t>
-      </w:r>
-      <w:proofErr w:type="gramEnd"/>
-      <w:r>
-        <w:rPr>
-          <w:rFonts w:eastAsia="標楷體" w:hint="eastAsia"/>
-          <w:sz w:val="28"/>
-          <w:szCs w:val="28"/>
-        </w:rPr>
-        <w:t>面對日新月異</w:t>
-      </w:r>
-      <w:proofErr w:type="gramStart"/>
-      <w:r>
-        <w:rPr>
-          <w:rFonts w:eastAsia="標楷體" w:hint="eastAsia"/>
-          <w:sz w:val="28"/>
-          <w:szCs w:val="28"/>
-        </w:rPr>
-        <w:t>的資安威脅</w:t>
-      </w:r>
-      <w:proofErr w:type="gramEnd"/>
-      <w:r>
-        <w:rPr>
-          <w:rFonts w:eastAsia="標楷體" w:hint="eastAsia"/>
-          <w:sz w:val="28"/>
-          <w:szCs w:val="28"/>
-        </w:rPr>
-        <w:t>與新興漏洞，人工方式導致風險評鑑往往淪為應付稽核的靜態文書作業，難以反映現實中動態的威脅環境。</w:t>
+        <w:t>此外，面對日新月異的資安威脅與新興漏洞，人工方式導致風險評鑑往往淪為應付稽核的靜態文書作業，難以反映現實中動態的威脅環境。</w:t>
       </w:r>
     </w:p>
     <w:p>
@@ -6091,25 +6201,7 @@
           <w:szCs w:val="28"/>
         </w:rPr>
         <w:lastRenderedPageBreak/>
-        <w:t>（一）</w:t>
-      </w:r>
-      <w:proofErr w:type="gramStart"/>
-      <w:r>
-        <w:rPr>
-          <w:rFonts w:eastAsia="標楷體" w:hint="eastAsia"/>
-          <w:sz w:val="28"/>
-          <w:szCs w:val="28"/>
-        </w:rPr>
-        <w:t>資安承辦</w:t>
-      </w:r>
-      <w:proofErr w:type="gramEnd"/>
-      <w:r>
-        <w:rPr>
-          <w:rFonts w:eastAsia="標楷體" w:hint="eastAsia"/>
-          <w:sz w:val="28"/>
-          <w:szCs w:val="28"/>
-        </w:rPr>
-        <w:t>人員的標準不一的問題：</w:t>
+        <w:t>（一）資安承辦人員的標準不一的問題：</w:t>
       </w:r>
     </w:p>
     <w:p>
@@ -6153,7 +6245,6 @@
         </w:rPr>
         <w:t>會</w:t>
       </w:r>
-      <w:proofErr w:type="gramStart"/>
       <w:r>
         <w:rPr>
           <w:rFonts w:eastAsia="標楷體" w:hint="eastAsia"/>
@@ -6176,16 +6267,7 @@
           <w:sz w:val="28"/>
           <w:szCs w:val="28"/>
         </w:rPr>
-        <w:t>憑感覺</w:t>
-      </w:r>
-      <w:proofErr w:type="gramEnd"/>
-      <w:r>
-        <w:rPr>
-          <w:rFonts w:eastAsia="標楷體" w:hint="eastAsia"/>
-          <w:sz w:val="28"/>
-          <w:szCs w:val="28"/>
-        </w:rPr>
-        <w:t>填寫。</w:t>
+        <w:t>憑感覺填寫。</w:t>
       </w:r>
     </w:p>
     <w:p>
@@ -6213,25 +6295,7 @@
           <w:sz w:val="28"/>
           <w:szCs w:val="28"/>
         </w:rPr>
-        <w:t>（二）</w:t>
-      </w:r>
-      <w:proofErr w:type="gramStart"/>
-      <w:r>
-        <w:rPr>
-          <w:rFonts w:eastAsia="標楷體" w:hint="eastAsia"/>
-          <w:sz w:val="28"/>
-          <w:szCs w:val="28"/>
-        </w:rPr>
-        <w:t>資安主管</w:t>
-      </w:r>
-      <w:proofErr w:type="gramEnd"/>
-      <w:r>
-        <w:rPr>
-          <w:rFonts w:eastAsia="標楷體" w:hint="eastAsia"/>
-          <w:sz w:val="28"/>
-          <w:szCs w:val="28"/>
-        </w:rPr>
-        <w:t>的決策困境：</w:t>
+        <w:t>（二）資安主管的決策困境：</w:t>
       </w:r>
     </w:p>
     <w:p>
@@ -6249,43 +6313,7 @@
           <w:sz w:val="28"/>
           <w:szCs w:val="28"/>
         </w:rPr>
-        <w:t>由於傳統評鑑可能導致風險分數失真，主管無法精確掌握真正面臨的「關鍵風險項目」，</w:t>
-      </w:r>
-      <w:proofErr w:type="gramStart"/>
-      <w:r>
-        <w:rPr>
-          <w:rFonts w:eastAsia="標楷體" w:hint="eastAsia"/>
-          <w:sz w:val="28"/>
-          <w:szCs w:val="28"/>
-        </w:rPr>
-        <w:t>造成資安預算</w:t>
-      </w:r>
-      <w:proofErr w:type="gramEnd"/>
-      <w:r>
-        <w:rPr>
-          <w:rFonts w:eastAsia="標楷體" w:hint="eastAsia"/>
-          <w:sz w:val="28"/>
-          <w:szCs w:val="28"/>
-        </w:rPr>
-        <w:t>與人力資源</w:t>
-      </w:r>
-      <w:proofErr w:type="gramStart"/>
-      <w:r>
-        <w:rPr>
-          <w:rFonts w:eastAsia="標楷體" w:hint="eastAsia"/>
-          <w:sz w:val="28"/>
-          <w:szCs w:val="28"/>
-        </w:rPr>
-        <w:t>的錯配</w:t>
-      </w:r>
-      <w:proofErr w:type="gramEnd"/>
-      <w:r>
-        <w:rPr>
-          <w:rFonts w:eastAsia="標楷體" w:hint="eastAsia"/>
-          <w:sz w:val="28"/>
-          <w:szCs w:val="28"/>
-        </w:rPr>
-        <w:t>。</w:t>
+        <w:t>由於傳統評鑑可能導致風險分數失真，主管無法精確掌握真正面臨的「關鍵風險項目」，造成資安預算與人力資源的錯配。</w:t>
       </w:r>
     </w:p>
     <w:p>
@@ -6313,25 +6341,7 @@
           <w:sz w:val="28"/>
           <w:szCs w:val="28"/>
         </w:rPr>
-        <w:t>（三）隱私外</w:t>
-      </w:r>
-      <w:proofErr w:type="gramStart"/>
-      <w:r>
-        <w:rPr>
-          <w:rFonts w:eastAsia="標楷體" w:hint="eastAsia"/>
-          <w:sz w:val="28"/>
-          <w:szCs w:val="28"/>
-        </w:rPr>
-        <w:t>洩</w:t>
-      </w:r>
-      <w:proofErr w:type="gramEnd"/>
-      <w:r>
-        <w:rPr>
-          <w:rFonts w:eastAsia="標楷體" w:hint="eastAsia"/>
-          <w:sz w:val="28"/>
-          <w:szCs w:val="28"/>
-        </w:rPr>
-        <w:t>與</w:t>
+        <w:t>（三）隱私外洩與</w:t>
       </w:r>
       <w:r>
         <w:rPr>
@@ -6365,25 +6375,23 @@
           <w:sz w:val="28"/>
           <w:szCs w:val="28"/>
         </w:rPr>
-        <w:t>雖然引進大型語言模型能輔助分析，</w:t>
-      </w:r>
-      <w:proofErr w:type="gramStart"/>
+        <w:t>雖然引進大型語言模型能輔助分析，但資安資料極度敏感。若將包含組織名稱、內部</w:t>
+      </w:r>
       <w:r>
         <w:rPr>
           <w:rFonts w:eastAsia="標楷體" w:hint="eastAsia"/>
           <w:sz w:val="28"/>
           <w:szCs w:val="28"/>
         </w:rPr>
-        <w:t>但資安資料</w:t>
-      </w:r>
-      <w:proofErr w:type="gramEnd"/>
+        <w:t xml:space="preserve"> IP </w:t>
+      </w:r>
       <w:r>
         <w:rPr>
           <w:rFonts w:eastAsia="標楷體" w:hint="eastAsia"/>
           <w:sz w:val="28"/>
           <w:szCs w:val="28"/>
         </w:rPr>
-        <w:t>極度敏感。若將包含組織名稱、內部</w:t>
+        <w:t>等機敏資料直接上傳雲端</w:t>
       </w:r>
       <w:r>
         <w:rPr>
@@ -6391,7 +6399,7 @@
           <w:sz w:val="28"/>
           <w:szCs w:val="28"/>
         </w:rPr>
-        <w:t xml:space="preserve"> IP </w:t>
+        <w:t xml:space="preserve"> AI</w:t>
       </w:r>
       <w:r>
         <w:rPr>
@@ -6399,7 +6407,7 @@
           <w:sz w:val="28"/>
           <w:szCs w:val="28"/>
         </w:rPr>
-        <w:t>等機敏資料直接上傳雲端</w:t>
+        <w:t>，將引發嚴重的資安外洩危機；且</w:t>
       </w:r>
       <w:r>
         <w:rPr>
@@ -6407,7 +6415,7 @@
           <w:sz w:val="28"/>
           <w:szCs w:val="28"/>
         </w:rPr>
-        <w:t xml:space="preserve"> AI</w:t>
+        <w:t xml:space="preserve"> AI </w:t>
       </w:r>
       <w:r>
         <w:rPr>
@@ -6415,77 +6423,7 @@
           <w:sz w:val="28"/>
           <w:szCs w:val="28"/>
         </w:rPr>
-        <w:t>，將引發嚴重的</w:t>
-      </w:r>
-      <w:proofErr w:type="gramStart"/>
-      <w:r>
-        <w:rPr>
-          <w:rFonts w:eastAsia="標楷體" w:hint="eastAsia"/>
-          <w:sz w:val="28"/>
-          <w:szCs w:val="28"/>
-        </w:rPr>
-        <w:t>資安外洩</w:t>
-      </w:r>
-      <w:proofErr w:type="gramEnd"/>
-      <w:r>
-        <w:rPr>
-          <w:rFonts w:eastAsia="標楷體" w:hint="eastAsia"/>
-          <w:sz w:val="28"/>
-          <w:szCs w:val="28"/>
-        </w:rPr>
-        <w:t>危機；且</w:t>
-      </w:r>
-      <w:r>
-        <w:rPr>
-          <w:rFonts w:eastAsia="標楷體" w:hint="eastAsia"/>
-          <w:sz w:val="28"/>
-          <w:szCs w:val="28"/>
-        </w:rPr>
-        <w:t xml:space="preserve"> AI </w:t>
-      </w:r>
-      <w:r>
-        <w:rPr>
-          <w:rFonts w:eastAsia="標楷體" w:hint="eastAsia"/>
-          <w:sz w:val="28"/>
-          <w:szCs w:val="28"/>
-        </w:rPr>
-        <w:t>的「幻覺現象」可能產出錯誤</w:t>
-      </w:r>
-      <w:proofErr w:type="gramStart"/>
-      <w:r>
-        <w:rPr>
-          <w:rFonts w:eastAsia="標楷體" w:hint="eastAsia"/>
-          <w:sz w:val="28"/>
-          <w:szCs w:val="28"/>
-        </w:rPr>
-        <w:t>的資安法規</w:t>
-      </w:r>
-      <w:proofErr w:type="gramEnd"/>
-      <w:r>
-        <w:rPr>
-          <w:rFonts w:eastAsia="標楷體" w:hint="eastAsia"/>
-          <w:sz w:val="28"/>
-          <w:szCs w:val="28"/>
-        </w:rPr>
-        <w:t>與對策建議，這在講求精確合</w:t>
-      </w:r>
-      <w:proofErr w:type="gramStart"/>
-      <w:r>
-        <w:rPr>
-          <w:rFonts w:eastAsia="標楷體" w:hint="eastAsia"/>
-          <w:sz w:val="28"/>
-          <w:szCs w:val="28"/>
-        </w:rPr>
-        <w:t>規的資安稽核</w:t>
-      </w:r>
-      <w:proofErr w:type="gramEnd"/>
-      <w:r>
-        <w:rPr>
-          <w:rFonts w:eastAsia="標楷體" w:hint="eastAsia"/>
-          <w:sz w:val="28"/>
-          <w:szCs w:val="28"/>
-        </w:rPr>
-        <w:t>中是</w:t>
+        <w:t>的「幻覺現象」可能產出錯誤的資安法規與對策建議，這在講求精確合規的資安稽核中是</w:t>
       </w:r>
       <w:r>
         <w:rPr>
@@ -6529,69 +6467,23 @@
           <w:sz w:val="28"/>
           <w:szCs w:val="28"/>
         </w:rPr>
-        <w:t>因此，如何建構一套專注</w:t>
-      </w:r>
-      <w:proofErr w:type="gramStart"/>
+        <w:t>因此，如何建構一套專注於資安面向、具備隱私防護機制，並能動態串接外部漏洞情資與</w:t>
+      </w:r>
       <w:r>
         <w:rPr>
           <w:rFonts w:eastAsia="標楷體" w:hint="eastAsia"/>
           <w:sz w:val="28"/>
           <w:szCs w:val="28"/>
         </w:rPr>
-        <w:t>於資安面向</w:t>
-      </w:r>
-      <w:proofErr w:type="gramEnd"/>
+        <w:t xml:space="preserve"> ISO </w:t>
+      </w:r>
       <w:r>
         <w:rPr>
           <w:rFonts w:eastAsia="標楷體" w:hint="eastAsia"/>
           <w:sz w:val="28"/>
           <w:szCs w:val="28"/>
         </w:rPr>
-        <w:t>、具備隱私防護機制，並能動態串接外部</w:t>
-      </w:r>
-      <w:proofErr w:type="gramStart"/>
-      <w:r>
-        <w:rPr>
-          <w:rFonts w:eastAsia="標楷體" w:hint="eastAsia"/>
-          <w:sz w:val="28"/>
-          <w:szCs w:val="28"/>
-        </w:rPr>
-        <w:t>漏洞情資與</w:t>
-      </w:r>
-      <w:proofErr w:type="gramEnd"/>
-      <w:r>
-        <w:rPr>
-          <w:rFonts w:eastAsia="標楷體" w:hint="eastAsia"/>
-          <w:sz w:val="28"/>
-          <w:szCs w:val="28"/>
-        </w:rPr>
-        <w:t xml:space="preserve"> ISO </w:t>
-      </w:r>
-      <w:r>
-        <w:rPr>
-          <w:rFonts w:eastAsia="標楷體" w:hint="eastAsia"/>
-          <w:sz w:val="28"/>
-          <w:szCs w:val="28"/>
-        </w:rPr>
-        <w:t>標準規範的智慧化顧問系統，</w:t>
-      </w:r>
-      <w:proofErr w:type="gramStart"/>
-      <w:r>
-        <w:rPr>
-          <w:rFonts w:eastAsia="標楷體" w:hint="eastAsia"/>
-          <w:sz w:val="28"/>
-          <w:szCs w:val="28"/>
-        </w:rPr>
-        <w:t>成為本組的</w:t>
-      </w:r>
-      <w:proofErr w:type="gramEnd"/>
-      <w:r>
-        <w:rPr>
-          <w:rFonts w:eastAsia="標楷體" w:hint="eastAsia"/>
-          <w:sz w:val="28"/>
-          <w:szCs w:val="28"/>
-        </w:rPr>
-        <w:t>研究重點。</w:t>
+        <w:t>標準規範的智慧化顧問系統，成為本組的研究重點。</w:t>
       </w:r>
     </w:p>
     <w:p>
@@ -6650,7 +6542,6 @@
         <w:lastRenderedPageBreak/>
         <w:t>本專題旨在開發一套名為「</w:t>
       </w:r>
-      <w:proofErr w:type="spellStart"/>
       <w:r>
         <w:rPr>
           <w:rFonts w:eastAsia="標楷體" w:hint="eastAsia"/>
@@ -6659,7 +6550,6 @@
         </w:rPr>
         <w:t>RiskGenie</w:t>
       </w:r>
-      <w:proofErr w:type="spellEnd"/>
       <w:r>
         <w:rPr>
           <w:rFonts w:eastAsia="標楷體" w:hint="eastAsia"/>
@@ -6714,43 +6604,7 @@
           <w:sz w:val="28"/>
           <w:szCs w:val="28"/>
         </w:rPr>
-        <w:t>智能」與「合</w:t>
-      </w:r>
-      <w:proofErr w:type="gramStart"/>
-      <w:r>
-        <w:rPr>
-          <w:rFonts w:eastAsia="標楷體" w:hint="eastAsia"/>
-          <w:sz w:val="28"/>
-          <w:szCs w:val="28"/>
-        </w:rPr>
-        <w:t>規</w:t>
-      </w:r>
-      <w:proofErr w:type="gramEnd"/>
-      <w:r>
-        <w:rPr>
-          <w:rFonts w:eastAsia="標楷體" w:hint="eastAsia"/>
-          <w:sz w:val="28"/>
-          <w:szCs w:val="28"/>
-        </w:rPr>
-        <w:t>規則引擎」深度結合，協助組織將原先繁瑣且主觀的人工作業，轉化為數據驅動的標準合</w:t>
-      </w:r>
-      <w:proofErr w:type="gramStart"/>
-      <w:r>
-        <w:rPr>
-          <w:rFonts w:eastAsia="標楷體" w:hint="eastAsia"/>
-          <w:sz w:val="28"/>
-          <w:szCs w:val="28"/>
-        </w:rPr>
-        <w:t>規</w:t>
-      </w:r>
-      <w:proofErr w:type="gramEnd"/>
-      <w:r>
-        <w:rPr>
-          <w:rFonts w:eastAsia="標楷體" w:hint="eastAsia"/>
-          <w:sz w:val="28"/>
-          <w:szCs w:val="28"/>
-        </w:rPr>
-        <w:t>流程。</w:t>
+        <w:t>智能」與「合規規則引擎」深度結合，協助組織將原先繁瑣且主觀的人工作業，轉化為數據驅動的標準合規流程。</w:t>
       </w:r>
     </w:p>
     <w:p>
@@ -6977,25 +6831,7 @@
           <w:sz w:val="28"/>
           <w:szCs w:val="28"/>
         </w:rPr>
-        <w:t>在資料傳輸至雲端模型前，系統將自動進行隱私過濾，遮蔽具備辨識性的機構名稱與關鍵參數，在完全</w:t>
-      </w:r>
-      <w:proofErr w:type="gramStart"/>
-      <w:r>
-        <w:rPr>
-          <w:rFonts w:eastAsia="標楷體" w:hint="eastAsia"/>
-          <w:sz w:val="28"/>
-          <w:szCs w:val="28"/>
-        </w:rPr>
-        <w:t>保障資安隱私</w:t>
-      </w:r>
-      <w:proofErr w:type="gramEnd"/>
-      <w:r>
-        <w:rPr>
-          <w:rFonts w:eastAsia="標楷體" w:hint="eastAsia"/>
-          <w:sz w:val="28"/>
-          <w:szCs w:val="28"/>
-        </w:rPr>
-        <w:t>的前提下發揮</w:t>
+        <w:t>在資料傳輸至雲端模型前，系統將自動進行隱私過濾，遮蔽具備辨識性的機構名稱與關鍵參數，在完全保障資安隱私的前提下發揮</w:t>
       </w:r>
       <w:r>
         <w:rPr>
@@ -7059,25 +6895,7 @@
           <w:sz w:val="28"/>
           <w:szCs w:val="28"/>
         </w:rPr>
-        <w:t>技術的合</w:t>
-      </w:r>
-      <w:proofErr w:type="gramStart"/>
-      <w:r>
-        <w:rPr>
-          <w:rFonts w:eastAsia="標楷體" w:hint="eastAsia"/>
-          <w:sz w:val="28"/>
-          <w:szCs w:val="28"/>
-        </w:rPr>
-        <w:t>規</w:t>
-      </w:r>
-      <w:proofErr w:type="gramEnd"/>
-      <w:r>
-        <w:rPr>
-          <w:rFonts w:eastAsia="標楷體" w:hint="eastAsia"/>
-          <w:sz w:val="28"/>
-          <w:szCs w:val="28"/>
-        </w:rPr>
-        <w:t>方式：</w:t>
+        <w:t>技術的合規方式：</w:t>
       </w:r>
       <w:r>
         <w:rPr>
@@ -7150,18 +6968,8 @@
           <w:sz w:val="28"/>
           <w:szCs w:val="28"/>
         </w:rPr>
-        <w:t>幻覺，自動產出具備高度精確性與實作價值</w:t>
-      </w:r>
-      <w:proofErr w:type="gramStart"/>
-      <w:r>
-        <w:rPr>
-          <w:rFonts w:eastAsia="標楷體" w:hint="eastAsia"/>
-          <w:sz w:val="28"/>
-          <w:szCs w:val="28"/>
-        </w:rPr>
-        <w:t>的資安改善</w:t>
-      </w:r>
-      <w:proofErr w:type="gramEnd"/>
+        <w:t>幻覺，自動產出具備高度精確性與實作價值的資安改善</w:t>
+      </w:r>
       <w:r>
         <w:rPr>
           <w:rFonts w:eastAsia="標楷體" w:hint="eastAsia"/>
@@ -7255,77 +7063,23 @@
           <w:sz w:val="28"/>
           <w:szCs w:val="28"/>
         </w:rPr>
-        <w:t>大幅</w:t>
-      </w:r>
-      <w:proofErr w:type="gramStart"/>
+        <w:t>大幅提升資安行政效率：</w:t>
+      </w:r>
       <w:r>
         <w:rPr>
           <w:rFonts w:eastAsia="標楷體" w:hint="eastAsia"/>
           <w:sz w:val="28"/>
           <w:szCs w:val="28"/>
         </w:rPr>
-        <w:t>提升資安行政</w:t>
-      </w:r>
-      <w:proofErr w:type="gramEnd"/>
+        <w:t xml:space="preserve"> </w:t>
+      </w:r>
       <w:r>
         <w:rPr>
           <w:rFonts w:eastAsia="標楷體" w:hint="eastAsia"/>
           <w:sz w:val="28"/>
           <w:szCs w:val="28"/>
         </w:rPr>
-        <w:t>效率：</w:t>
-      </w:r>
-      <w:r>
-        <w:rPr>
-          <w:rFonts w:eastAsia="標楷體" w:hint="eastAsia"/>
-          <w:sz w:val="28"/>
-          <w:szCs w:val="28"/>
-        </w:rPr>
-        <w:t xml:space="preserve"> </w:t>
-      </w:r>
-      <w:r>
-        <w:rPr>
-          <w:rFonts w:eastAsia="標楷體" w:hint="eastAsia"/>
-          <w:sz w:val="28"/>
-          <w:szCs w:val="28"/>
-        </w:rPr>
-        <w:t>將原本需耗時數</w:t>
-      </w:r>
-      <w:proofErr w:type="gramStart"/>
-      <w:r>
-        <w:rPr>
-          <w:rFonts w:eastAsia="標楷體" w:hint="eastAsia"/>
-          <w:sz w:val="28"/>
-          <w:szCs w:val="28"/>
-        </w:rPr>
-        <w:t>週</w:t>
-      </w:r>
-      <w:proofErr w:type="gramEnd"/>
-      <w:r>
-        <w:rPr>
-          <w:rFonts w:eastAsia="標楷體" w:hint="eastAsia"/>
-          <w:sz w:val="28"/>
-          <w:szCs w:val="28"/>
-        </w:rPr>
-        <w:t>的資產比對與漏洞查詢工作，縮短至數分鐘內批次完成，</w:t>
-      </w:r>
-      <w:proofErr w:type="gramStart"/>
-      <w:r>
-        <w:rPr>
-          <w:rFonts w:eastAsia="標楷體" w:hint="eastAsia"/>
-          <w:sz w:val="28"/>
-          <w:szCs w:val="28"/>
-        </w:rPr>
-        <w:t>降低資安承辦</w:t>
-      </w:r>
-      <w:proofErr w:type="gramEnd"/>
-      <w:r>
-        <w:rPr>
-          <w:rFonts w:eastAsia="標楷體" w:hint="eastAsia"/>
-          <w:sz w:val="28"/>
-          <w:szCs w:val="28"/>
-        </w:rPr>
-        <w:t>人員的行政負擔。</w:t>
+        <w:t>將原本需耗時數週的資產比對與漏洞查詢工作，縮短至數分鐘內批次完成，降低資安承辦人員的行政負擔。</w:t>
       </w:r>
     </w:p>
     <w:p>
@@ -7403,77 +7157,23 @@
           <w:sz w:val="28"/>
           <w:szCs w:val="28"/>
         </w:rPr>
-        <w:t>優化</w:t>
-      </w:r>
-      <w:proofErr w:type="gramStart"/>
+        <w:t>優化組織資安資源分配：</w:t>
+      </w:r>
       <w:r>
         <w:rPr>
           <w:rFonts w:eastAsia="標楷體" w:hint="eastAsia"/>
           <w:sz w:val="28"/>
           <w:szCs w:val="28"/>
         </w:rPr>
-        <w:t>組織資安資源</w:t>
-      </w:r>
-      <w:proofErr w:type="gramEnd"/>
+        <w:t xml:space="preserve"> </w:t>
+      </w:r>
       <w:r>
         <w:rPr>
           <w:rFonts w:eastAsia="標楷體" w:hint="eastAsia"/>
           <w:sz w:val="28"/>
           <w:szCs w:val="28"/>
         </w:rPr>
-        <w:t>分配：</w:t>
-      </w:r>
-      <w:r>
-        <w:rPr>
-          <w:rFonts w:eastAsia="標楷體" w:hint="eastAsia"/>
-          <w:sz w:val="28"/>
-          <w:szCs w:val="28"/>
-        </w:rPr>
-        <w:t xml:space="preserve"> </w:t>
-      </w:r>
-      <w:r>
-        <w:rPr>
-          <w:rFonts w:eastAsia="標楷體" w:hint="eastAsia"/>
-          <w:sz w:val="28"/>
-          <w:szCs w:val="28"/>
-        </w:rPr>
-        <w:t>透過修正後的最大風險演算法，</w:t>
-      </w:r>
-      <w:proofErr w:type="gramStart"/>
-      <w:r>
-        <w:rPr>
-          <w:rFonts w:eastAsia="標楷體" w:hint="eastAsia"/>
-          <w:sz w:val="28"/>
-          <w:szCs w:val="28"/>
-        </w:rPr>
-        <w:t>為資安主管</w:t>
-      </w:r>
-      <w:proofErr w:type="gramEnd"/>
-      <w:r>
-        <w:rPr>
-          <w:rFonts w:eastAsia="標楷體" w:hint="eastAsia"/>
-          <w:sz w:val="28"/>
-          <w:szCs w:val="28"/>
-        </w:rPr>
-        <w:t>產出準確的風險熱力圖與高風險分佈報告，使組織能將有限的資源精</w:t>
-      </w:r>
-      <w:proofErr w:type="gramStart"/>
-      <w:r>
-        <w:rPr>
-          <w:rFonts w:eastAsia="標楷體" w:hint="eastAsia"/>
-          <w:sz w:val="28"/>
-          <w:szCs w:val="28"/>
-        </w:rPr>
-        <w:t>準</w:t>
-      </w:r>
-      <w:proofErr w:type="gramEnd"/>
-      <w:r>
-        <w:rPr>
-          <w:rFonts w:eastAsia="標楷體" w:hint="eastAsia"/>
-          <w:sz w:val="28"/>
-          <w:szCs w:val="28"/>
-        </w:rPr>
-        <w:t>投注在最脆弱的防護破口上。</w:t>
+        <w:t>透過修正後的最大風險演算法，為資安主管產出準確的風險熱力圖與高風險分佈報告，使組織能將有限的資源精準投注在最脆弱的防護破口上。</w:t>
       </w:r>
     </w:p>
     <w:p>
@@ -7494,77 +7194,23 @@
           <w:sz w:val="28"/>
           <w:szCs w:val="28"/>
         </w:rPr>
-        <w:t>提供安全、合</w:t>
-      </w:r>
-      <w:proofErr w:type="gramStart"/>
+        <w:t>提供安全、合規且具公信力的資安文件：</w:t>
+      </w:r>
       <w:r>
         <w:rPr>
           <w:rFonts w:eastAsia="標楷體" w:hint="eastAsia"/>
           <w:sz w:val="28"/>
           <w:szCs w:val="28"/>
         </w:rPr>
-        <w:t>規</w:t>
-      </w:r>
-      <w:proofErr w:type="gramEnd"/>
+        <w:t xml:space="preserve"> </w:t>
+      </w:r>
       <w:r>
         <w:rPr>
           <w:rFonts w:eastAsia="標楷體" w:hint="eastAsia"/>
           <w:sz w:val="28"/>
           <w:szCs w:val="28"/>
         </w:rPr>
-        <w:t>且具公信力</w:t>
-      </w:r>
-      <w:proofErr w:type="gramStart"/>
-      <w:r>
-        <w:rPr>
-          <w:rFonts w:eastAsia="標楷體" w:hint="eastAsia"/>
-          <w:sz w:val="28"/>
-          <w:szCs w:val="28"/>
-        </w:rPr>
-        <w:t>的資安文件</w:t>
-      </w:r>
-      <w:proofErr w:type="gramEnd"/>
-      <w:r>
-        <w:rPr>
-          <w:rFonts w:eastAsia="標楷體" w:hint="eastAsia"/>
-          <w:sz w:val="28"/>
-          <w:szCs w:val="28"/>
-        </w:rPr>
-        <w:t>：</w:t>
-      </w:r>
-      <w:r>
-        <w:rPr>
-          <w:rFonts w:eastAsia="標楷體" w:hint="eastAsia"/>
-          <w:sz w:val="28"/>
-          <w:szCs w:val="28"/>
-        </w:rPr>
-        <w:t xml:space="preserve"> </w:t>
-      </w:r>
-      <w:r>
-        <w:rPr>
-          <w:rFonts w:eastAsia="標楷體" w:hint="eastAsia"/>
-          <w:sz w:val="28"/>
-          <w:szCs w:val="28"/>
-        </w:rPr>
-        <w:t>在確保機敏資料不外</w:t>
-      </w:r>
-      <w:proofErr w:type="gramStart"/>
-      <w:r>
-        <w:rPr>
-          <w:rFonts w:eastAsia="標楷體" w:hint="eastAsia"/>
-          <w:sz w:val="28"/>
-          <w:szCs w:val="28"/>
-        </w:rPr>
-        <w:t>洩</w:t>
-      </w:r>
-      <w:proofErr w:type="gramEnd"/>
-      <w:r>
-        <w:rPr>
-          <w:rFonts w:eastAsia="標楷體" w:hint="eastAsia"/>
-          <w:sz w:val="28"/>
-          <w:szCs w:val="28"/>
-        </w:rPr>
-        <w:t>的安全框架下，產出符合國際標準的風險處理計畫書與標準作業程序（</w:t>
+        <w:t>在確保機敏資料不外洩的安全框架下，產出符合國際標準的風險處理計畫書與標準作業程序（</w:t>
       </w:r>
       <w:r>
         <w:rPr>
@@ -7769,23 +7415,7 @@
           <w:rFonts w:eastAsia="標楷體"/>
           <w:sz w:val="28"/>
         </w:rPr>
-        <w:t>各部門人員常因不</w:t>
-      </w:r>
-      <w:proofErr w:type="gramStart"/>
-      <w:r>
-        <w:rPr>
-          <w:rFonts w:eastAsia="標楷體"/>
-          <w:sz w:val="28"/>
-        </w:rPr>
-        <w:t>具備資安專業</w:t>
-      </w:r>
-      <w:proofErr w:type="gramEnd"/>
-      <w:r>
-        <w:rPr>
-          <w:rFonts w:eastAsia="標楷體"/>
-          <w:sz w:val="28"/>
-        </w:rPr>
-        <w:t>，而在資產盤點與風險評估時感到困擾。本系統能將專業術語轉化為白話建議，降低全員參與</w:t>
+        <w:t>各部門人員常因不具備資安專業，而在資產盤點與風險評估時感到困擾。本系統能將專業術語轉化為白話建議，降低全員參與</w:t>
       </w:r>
       <w:r>
         <w:rPr>
@@ -7975,21 +7605,12 @@
           <w:sz w:val="28"/>
         </w:rPr>
       </w:pPr>
-      <w:proofErr w:type="gramStart"/>
       <w:r>
         <w:rPr>
           <w:rFonts w:eastAsia="標楷體" w:hint="eastAsia"/>
           <w:sz w:val="28"/>
         </w:rPr>
-        <w:t>資安隱私</w:t>
-      </w:r>
-      <w:proofErr w:type="gramEnd"/>
-      <w:r>
-        <w:rPr>
-          <w:rFonts w:eastAsia="標楷體" w:hint="eastAsia"/>
-          <w:sz w:val="28"/>
-        </w:rPr>
-        <w:t>風險。</w:t>
+        <w:t>資安隱私風險。</w:t>
       </w:r>
     </w:p>
     <w:p>
@@ -10182,17 +9803,8 @@
           <w:rFonts w:eastAsia="標楷體" w:hint="eastAsia"/>
           <w:sz w:val="28"/>
         </w:rPr>
-        <w:t>即時</w:t>
-      </w:r>
-      <w:proofErr w:type="gramStart"/>
-      <w:r>
-        <w:rPr>
-          <w:rFonts w:eastAsia="標楷體" w:hint="eastAsia"/>
-          <w:sz w:val="28"/>
-        </w:rPr>
-        <w:t>追蹤資安風險</w:t>
-      </w:r>
-      <w:proofErr w:type="gramEnd"/>
+        <w:t>即時追蹤資安風險</w:t>
+      </w:r>
     </w:p>
     <w:p>
       <w:pPr>
@@ -10685,21 +10297,12 @@
                 <w:sz w:val="28"/>
               </w:rPr>
             </w:pPr>
-            <w:proofErr w:type="gramStart"/>
             <w:r>
               <w:rPr>
                 <w:rFonts w:eastAsia="標楷體" w:hint="eastAsia"/>
                 <w:sz w:val="28"/>
               </w:rPr>
-              <w:t>缺資安</w:t>
-            </w:r>
-            <w:proofErr w:type="gramEnd"/>
-            <w:r>
-              <w:rPr>
-                <w:rFonts w:eastAsia="標楷體" w:hint="eastAsia"/>
-                <w:sz w:val="28"/>
-              </w:rPr>
-              <w:t>人才</w:t>
+              <w:t>缺資安人才</w:t>
             </w:r>
           </w:p>
         </w:tc>
@@ -11435,7 +11038,6 @@
                 <w:sz w:val="28"/>
               </w:rPr>
             </w:pPr>
-            <w:proofErr w:type="spellStart"/>
             <w:r>
               <w:rPr>
                 <w:rFonts w:eastAsia="標楷體" w:hint="eastAsia"/>
@@ -11443,22 +11045,12 @@
               </w:rPr>
               <w:t>Secorion</w:t>
             </w:r>
-            <w:proofErr w:type="spellEnd"/>
-            <w:proofErr w:type="gramStart"/>
             <w:r>
               <w:rPr>
                 <w:rFonts w:eastAsia="標楷體" w:hint="eastAsia"/>
                 <w:sz w:val="28"/>
               </w:rPr>
-              <w:t>資安合規</w:t>
-            </w:r>
-            <w:proofErr w:type="gramEnd"/>
-            <w:r>
-              <w:rPr>
-                <w:rFonts w:eastAsia="標楷體" w:hint="eastAsia"/>
-                <w:sz w:val="28"/>
-              </w:rPr>
-              <w:t>管理平台</w:t>
+              <w:t>資安合規管理平台</w:t>
             </w:r>
           </w:p>
         </w:tc>
@@ -12130,25 +11722,7 @@
           <w:sz w:val="28"/>
           <w:szCs w:val="28"/>
         </w:rPr>
-        <w:t>助使用者進行資訊資產盤點與風險評鑑，降低傳統人工評鑑所需的時間與專業門檻，並提升</w:t>
-      </w:r>
-      <w:proofErr w:type="gramStart"/>
-      <w:r>
-        <w:rPr>
-          <w:rFonts w:eastAsia="標楷體" w:hint="eastAsia"/>
-          <w:sz w:val="28"/>
-          <w:szCs w:val="28"/>
-        </w:rPr>
-        <w:t>整體資安管理</w:t>
-      </w:r>
-      <w:proofErr w:type="gramEnd"/>
-      <w:r>
-        <w:rPr>
-          <w:rFonts w:eastAsia="標楷體" w:hint="eastAsia"/>
-          <w:sz w:val="28"/>
-          <w:szCs w:val="28"/>
-        </w:rPr>
-        <w:t>效率。透過使用者輸入資產資料，結合</w:t>
+        <w:t>助使用者進行資訊資產盤點與風險評鑑，降低傳統人工評鑑所需的時間與專業門檻，並提升整體資安管理效率。透過使用者輸入資產資料，結合</w:t>
       </w:r>
       <w:r>
         <w:rPr>
@@ -12577,7 +12151,6 @@
         </w:rPr>
         <w:t>：使用</w:t>
       </w:r>
-      <w:proofErr w:type="spellStart"/>
       <w:r>
         <w:rPr>
           <w:rFonts w:eastAsia="標楷體" w:cs="新細明體"/>
@@ -12587,7 +12160,6 @@
         </w:rPr>
         <w:t>Supabase</w:t>
       </w:r>
-      <w:proofErr w:type="spellEnd"/>
       <w:r>
         <w:rPr>
           <w:rFonts w:eastAsia="標楷體" w:cs="新細明體"/>
@@ -12815,23 +12387,13 @@
         </w:rPr>
         <w:t>顯示本系統之整體架構。使用者透過前端介面操作系統，前端將請求傳送至後端伺服器，後端進行資料處理與風險分析後，將結果回傳至前端顯示，並將相關資料儲存於資料庫中。</w:t>
       </w:r>
-      <w:proofErr w:type="gramStart"/>
       <w:r>
         <w:rPr>
           <w:rFonts w:eastAsia="標楷體"/>
           <w:sz w:val="28"/>
           <w:szCs w:val="28"/>
         </w:rPr>
-        <w:t>此外，</w:t>
-      </w:r>
-      <w:proofErr w:type="gramEnd"/>
-      <w:r>
-        <w:rPr>
-          <w:rFonts w:eastAsia="標楷體"/>
-          <w:sz w:val="28"/>
-          <w:szCs w:val="28"/>
-        </w:rPr>
-        <w:t>後端亦可透過</w:t>
+        <w:t>此外，後端亦可透過</w:t>
       </w:r>
       <w:r>
         <w:rPr>
@@ -12989,7 +12551,6 @@
         </w:rPr>
         <w:t>後端框架與</w:t>
       </w:r>
-      <w:proofErr w:type="spellStart"/>
       <w:r>
         <w:rPr>
           <w:rFonts w:eastAsia="標楷體"/>
@@ -12998,7 +12559,6 @@
         </w:rPr>
         <w:t>Supabase</w:t>
       </w:r>
-      <w:proofErr w:type="spellEnd"/>
       <w:r>
         <w:rPr>
           <w:rFonts w:eastAsia="標楷體"/>
@@ -13013,25 +12573,39 @@
           <w:sz w:val="28"/>
           <w:szCs w:val="28"/>
         </w:rPr>
-        <w:t>，建置一套完整</w:t>
-      </w:r>
-      <w:proofErr w:type="gramStart"/>
+        <w:t>，建置一套完整的資安風險評估平台。考量現今使用者多透過不同裝置進行操作，本系統設計為跨平台網頁應用，支援電腦與行動裝置瀏覽器，</w:t>
+      </w:r>
+      <w:r>
+        <w:rPr>
+          <w:rFonts w:eastAsia="標楷體"/>
+          <w:sz w:val="28"/>
+          <w:szCs w:val="28"/>
+        </w:rPr>
+        <w:t>使用者</w:t>
+      </w:r>
       <w:r>
         <w:rPr>
           <w:rFonts w:eastAsia="標楷體" w:hint="eastAsia"/>
           <w:sz w:val="28"/>
           <w:szCs w:val="28"/>
         </w:rPr>
-        <w:t>的資安風險</w:t>
-      </w:r>
-      <w:proofErr w:type="gramEnd"/>
+        <w:t>可</w:t>
+      </w:r>
+      <w:r>
+        <w:rPr>
+          <w:rFonts w:eastAsia="標楷體"/>
+          <w:sz w:val="28"/>
+          <w:szCs w:val="28"/>
+        </w:rPr>
+        <w:t>隨時進行</w:t>
+      </w:r>
       <w:r>
         <w:rPr>
           <w:rFonts w:eastAsia="標楷體" w:hint="eastAsia"/>
           <w:sz w:val="28"/>
           <w:szCs w:val="28"/>
         </w:rPr>
-        <w:t>評估平台。考量現今使用者多透過不同裝置進行操作，本系統設計為跨平台網頁應用，支援電腦與行動裝置瀏覽器，</w:t>
+        <w:t>資產盤點與風險評鑑</w:t>
       </w:r>
       <w:r>
         <w:rPr>
@@ -13039,15 +12613,7 @@
           <w:sz w:val="28"/>
           <w:szCs w:val="28"/>
         </w:rPr>
-        <w:t>使用者</w:t>
-      </w:r>
-      <w:r>
-        <w:rPr>
-          <w:rFonts w:eastAsia="標楷體" w:hint="eastAsia"/>
-          <w:sz w:val="28"/>
-          <w:szCs w:val="28"/>
-        </w:rPr>
-        <w:t>可</w:t>
+        <w:t>。此外，由於採用</w:t>
       </w:r>
       <w:r>
         <w:rPr>
@@ -13055,52 +12621,8 @@
           <w:sz w:val="28"/>
           <w:szCs w:val="28"/>
         </w:rPr>
-        <w:t>隨時進行</w:t>
-      </w:r>
-      <w:r>
-        <w:rPr>
-          <w:rFonts w:eastAsia="標楷體" w:hint="eastAsia"/>
-          <w:sz w:val="28"/>
-          <w:szCs w:val="28"/>
-        </w:rPr>
-        <w:t>資產盤點與風險評鑑</w:t>
-      </w:r>
-      <w:r>
-        <w:rPr>
-          <w:rFonts w:eastAsia="標楷體"/>
-          <w:sz w:val="28"/>
-          <w:szCs w:val="28"/>
-        </w:rPr>
-        <w:t>。</w:t>
-      </w:r>
-      <w:proofErr w:type="gramStart"/>
-      <w:r>
-        <w:rPr>
-          <w:rFonts w:eastAsia="標楷體"/>
-          <w:sz w:val="28"/>
-          <w:szCs w:val="28"/>
-        </w:rPr>
-        <w:t>此外，</w:t>
-      </w:r>
-      <w:proofErr w:type="gramEnd"/>
-      <w:r>
-        <w:rPr>
-          <w:rFonts w:eastAsia="標楷體"/>
-          <w:sz w:val="28"/>
-          <w:szCs w:val="28"/>
-        </w:rPr>
-        <w:t>由於採用</w:t>
-      </w:r>
-      <w:proofErr w:type="spellStart"/>
-      <w:r>
-        <w:rPr>
-          <w:rFonts w:eastAsia="標楷體"/>
-          <w:sz w:val="28"/>
-          <w:szCs w:val="28"/>
-        </w:rPr>
         <w:t>Supabase</w:t>
       </w:r>
-      <w:proofErr w:type="spellEnd"/>
       <w:r>
         <w:rPr>
           <w:rFonts w:eastAsia="標楷體"/>
@@ -13486,14 +13008,12 @@
                 <w:rFonts w:eastAsia="標楷體"/>
               </w:rPr>
             </w:pPr>
-            <w:proofErr w:type="spellStart"/>
             <w:r>
               <w:rPr>
                 <w:rFonts w:eastAsia="標楷體"/>
               </w:rPr>
               <w:t>Supabase</w:t>
             </w:r>
-            <w:proofErr w:type="spellEnd"/>
             <w:r>
               <w:rPr>
                 <w:rFonts w:eastAsia="標楷體"/>
@@ -14344,7 +13864,6 @@
         </w:rPr>
         <w:t>以下列出本系統於開發「</w:t>
       </w:r>
-      <w:proofErr w:type="spellStart"/>
       <w:r>
         <w:rPr>
           <w:rFonts w:eastAsia="標楷體" w:hint="eastAsia"/>
@@ -14353,7 +13872,6 @@
         </w:rPr>
         <w:t>RiskGenie</w:t>
       </w:r>
-      <w:proofErr w:type="spellEnd"/>
       <w:r>
         <w:rPr>
           <w:rFonts w:eastAsia="標楷體" w:hint="eastAsia"/>
@@ -14551,7 +14069,6 @@
           <w:szCs w:val="28"/>
         </w:rPr>
       </w:pPr>
-      <w:proofErr w:type="spellStart"/>
       <w:r>
         <w:rPr>
           <w:rFonts w:eastAsia="標楷體"/>
@@ -14560,7 +14077,6 @@
         </w:rPr>
         <w:t>Supabase</w:t>
       </w:r>
-      <w:proofErr w:type="spellEnd"/>
       <w:r>
         <w:rPr>
           <w:rFonts w:eastAsia="標楷體" w:hint="eastAsia"/>
@@ -14687,25 +14203,7 @@
           <w:sz w:val="28"/>
           <w:szCs w:val="28"/>
         </w:rPr>
-        <w:t>用於風險分析與建議生成，以提升分析效率與決策品質，並於資料傳送前進行敏感資訊去識別化處理，以降低敏感資料外</w:t>
-      </w:r>
-      <w:proofErr w:type="gramStart"/>
-      <w:r>
-        <w:rPr>
-          <w:rFonts w:eastAsia="標楷體"/>
-          <w:sz w:val="28"/>
-          <w:szCs w:val="28"/>
-        </w:rPr>
-        <w:t>洩</w:t>
-      </w:r>
-      <w:proofErr w:type="gramEnd"/>
-      <w:r>
-        <w:rPr>
-          <w:rFonts w:eastAsia="標楷體"/>
-          <w:sz w:val="28"/>
-          <w:szCs w:val="28"/>
-        </w:rPr>
-        <w:t>風險並提升資料安全性。</w:t>
+        <w:t>用於風險分析與建議生成，以提升分析效率與決策品質，並於資料傳送前進行敏感資訊去識別化處理，以降低敏感資料外洩風險並提升資料安全性。</w:t>
       </w:r>
     </w:p>
     <w:p>
@@ -14737,25 +14235,7 @@
           <w:sz w:val="28"/>
           <w:szCs w:val="28"/>
         </w:rPr>
-        <w:t>：為</w:t>
-      </w:r>
-      <w:proofErr w:type="gramStart"/>
-      <w:r>
-        <w:rPr>
-          <w:rFonts w:eastAsia="標楷體" w:hint="eastAsia"/>
-          <w:sz w:val="28"/>
-          <w:szCs w:val="28"/>
-        </w:rPr>
-        <w:t>輕量且功能</w:t>
-      </w:r>
-      <w:proofErr w:type="gramEnd"/>
-      <w:r>
-        <w:rPr>
-          <w:rFonts w:eastAsia="標楷體" w:hint="eastAsia"/>
-          <w:sz w:val="28"/>
-          <w:szCs w:val="28"/>
-        </w:rPr>
-        <w:t>完整之開發工具，支援多種程式語言與除錯功能，並可透過擴充套件提升開發效率，是本系統主要開發環境。</w:t>
+        <w:t>：為輕量且功能完整之開發工具，支援多種程式語言與除錯功能，並可透過擴充套件提升開發效率，是本系統主要開發環境。</w:t>
       </w:r>
     </w:p>
     <w:p>
@@ -14880,25 +14360,7 @@
           <w:sz w:val="28"/>
           <w:szCs w:val="28"/>
         </w:rPr>
-        <w:t>設計原則：作為前後端資料傳輸之設計依據，使系統架構</w:t>
-      </w:r>
-      <w:proofErr w:type="gramStart"/>
-      <w:r>
-        <w:rPr>
-          <w:rFonts w:eastAsia="標楷體" w:hint="eastAsia"/>
-          <w:sz w:val="28"/>
-          <w:szCs w:val="28"/>
-        </w:rPr>
-        <w:t>清晰，</w:t>
-      </w:r>
-      <w:proofErr w:type="gramEnd"/>
-      <w:r>
-        <w:rPr>
-          <w:rFonts w:eastAsia="標楷體" w:hint="eastAsia"/>
-          <w:sz w:val="28"/>
-          <w:szCs w:val="28"/>
-        </w:rPr>
-        <w:t>並提升系統之擴展性與維護性。</w:t>
+        <w:t>設計原則：作為前後端資料傳輸之設計依據，使系統架構清晰，並提升系統之擴展性與維護性。</w:t>
       </w:r>
     </w:p>
     <w:p>
@@ -15143,14 +14605,12 @@
               </w:rPr>
               <w:t>、</w:t>
             </w:r>
-            <w:proofErr w:type="spellStart"/>
             <w:r>
               <w:rPr>
                 <w:rFonts w:eastAsia="標楷體"/>
               </w:rPr>
               <w:t>Supabase</w:t>
             </w:r>
-            <w:proofErr w:type="spellEnd"/>
           </w:p>
         </w:tc>
       </w:tr>
@@ -15392,14 +14852,12 @@
               </w:rPr>
               <w:t>、</w:t>
             </w:r>
-            <w:proofErr w:type="spellStart"/>
             <w:r>
               <w:rPr>
                 <w:rFonts w:eastAsia="標楷體"/>
               </w:rPr>
               <w:t>Supabase</w:t>
             </w:r>
-            <w:proofErr w:type="spellEnd"/>
             <w:r>
               <w:rPr>
                 <w:rFonts w:eastAsia="標楷體"/>
@@ -16477,24 +15935,31 @@
                 <w:rFonts w:eastAsia="標楷體" w:hint="eastAsia"/>
                 <w:szCs w:val="22"/>
               </w:rPr>
-              <w:t>林紀</w:t>
-            </w:r>
-            <w:proofErr w:type="gramStart"/>
+              <w:t>林紀媗</w:t>
+            </w:r>
+          </w:p>
+        </w:tc>
+        <w:tc>
+          <w:tcPr>
+            <w:tcW w:w="704" w:type="pct"/>
+            <w:vAlign w:val="center"/>
+          </w:tcPr>
+          <w:p>
+            <w:pPr>
+              <w:jc w:val="center"/>
+              <w:rPr>
+                <w:rFonts w:eastAsia="標楷體"/>
+                <w:szCs w:val="22"/>
+              </w:rPr>
+            </w:pPr>
             <w:r>
               <w:rPr>
                 <w:rFonts w:eastAsia="標楷體" w:hint="eastAsia"/>
                 <w:szCs w:val="22"/>
               </w:rPr>
-              <w:t>媗</w:t>
-            </w:r>
-            <w:proofErr w:type="gramEnd"/>
-          </w:p>
-        </w:tc>
-        <w:tc>
-          <w:tcPr>
-            <w:tcW w:w="704" w:type="pct"/>
-            <w:vAlign w:val="center"/>
-          </w:tcPr>
+              <w:t>11436010</w:t>
+            </w:r>
+          </w:p>
           <w:p>
             <w:pPr>
               <w:jc w:val="center"/>
@@ -16508,9 +15973,15 @@
                 <w:rFonts w:eastAsia="標楷體" w:hint="eastAsia"/>
                 <w:szCs w:val="22"/>
               </w:rPr>
-              <w:t>11436010</w:t>
-            </w:r>
-          </w:p>
+              <w:t>李昕縈</w:t>
+            </w:r>
+          </w:p>
+        </w:tc>
+        <w:tc>
+          <w:tcPr>
+            <w:tcW w:w="704" w:type="pct"/>
+            <w:vAlign w:val="center"/>
+          </w:tcPr>
           <w:p>
             <w:pPr>
               <w:jc w:val="center"/>
@@ -16524,17 +15995,24 @@
                 <w:rFonts w:eastAsia="標楷體" w:hint="eastAsia"/>
                 <w:szCs w:val="22"/>
               </w:rPr>
-              <w:t>李昕</w:t>
-            </w:r>
-            <w:proofErr w:type="gramStart"/>
+              <w:t>11436017</w:t>
+            </w:r>
+          </w:p>
+          <w:p>
+            <w:pPr>
+              <w:jc w:val="center"/>
+              <w:rPr>
+                <w:rFonts w:eastAsia="標楷體"/>
+                <w:szCs w:val="22"/>
+              </w:rPr>
+            </w:pPr>
             <w:r>
               <w:rPr>
                 <w:rFonts w:eastAsia="標楷體" w:hint="eastAsia"/>
                 <w:szCs w:val="22"/>
               </w:rPr>
-              <w:t>縈</w:t>
-            </w:r>
-            <w:proofErr w:type="gramEnd"/>
+              <w:t>顏珮倪</w:t>
+            </w:r>
           </w:p>
         </w:tc>
         <w:tc>
@@ -16555,7 +16033,7 @@
                 <w:rFonts w:eastAsia="標楷體" w:hint="eastAsia"/>
                 <w:szCs w:val="22"/>
               </w:rPr>
-              <w:t>11436017</w:t>
+              <w:t>11436021</w:t>
             </w:r>
           </w:p>
           <w:p>
@@ -16571,64 +16049,15 @@
                 <w:rFonts w:eastAsia="標楷體" w:hint="eastAsia"/>
                 <w:szCs w:val="22"/>
               </w:rPr>
-              <w:t>顏</w:t>
-            </w:r>
-            <w:proofErr w:type="gramStart"/>
+              <w:t>黃翊</w:t>
+            </w:r>
             <w:r>
               <w:rPr>
                 <w:rFonts w:eastAsia="標楷體" w:hint="eastAsia"/>
                 <w:szCs w:val="22"/>
               </w:rPr>
-              <w:t>珮倪</w:t>
-            </w:r>
-            <w:proofErr w:type="gramEnd"/>
-          </w:p>
-        </w:tc>
-        <w:tc>
-          <w:tcPr>
-            <w:tcW w:w="704" w:type="pct"/>
-            <w:vAlign w:val="center"/>
-          </w:tcPr>
-          <w:p>
-            <w:pPr>
-              <w:jc w:val="center"/>
-              <w:rPr>
-                <w:rFonts w:eastAsia="標楷體"/>
-                <w:szCs w:val="22"/>
-              </w:rPr>
-            </w:pPr>
-            <w:r>
-              <w:rPr>
-                <w:rFonts w:eastAsia="標楷體" w:hint="eastAsia"/>
-                <w:szCs w:val="22"/>
-              </w:rPr>
-              <w:t>11436021</w:t>
-            </w:r>
-          </w:p>
-          <w:p>
-            <w:pPr>
-              <w:jc w:val="center"/>
-              <w:rPr>
-                <w:rFonts w:eastAsia="標楷體"/>
-                <w:szCs w:val="22"/>
-              </w:rPr>
-            </w:pPr>
-            <w:r>
-              <w:rPr>
-                <w:rFonts w:eastAsia="標楷體" w:hint="eastAsia"/>
-                <w:szCs w:val="22"/>
-              </w:rPr>
-              <w:t>黃翊</w:t>
-            </w:r>
-            <w:proofErr w:type="gramStart"/>
-            <w:r>
-              <w:rPr>
-                <w:rFonts w:eastAsia="標楷體" w:hint="eastAsia"/>
-                <w:szCs w:val="22"/>
-              </w:rPr>
               <w:t>甄</w:t>
             </w:r>
-            <w:proofErr w:type="gramEnd"/>
           </w:p>
         </w:tc>
         <w:tc>
@@ -20829,19 +20258,11 @@
           <w:rFonts w:eastAsia="標楷體"/>
         </w:rPr>
       </w:pPr>
-      <w:proofErr w:type="gramStart"/>
       <w:r>
         <w:rPr>
           <w:rFonts w:eastAsia="標楷體"/>
         </w:rPr>
-        <w:t>註</w:t>
-      </w:r>
-      <w:proofErr w:type="gramEnd"/>
-      <w:r>
-        <w:rPr>
-          <w:rFonts w:eastAsia="標楷體"/>
-        </w:rPr>
-        <w:t>：</w:t>
+        <w:t>註：</w:t>
       </w:r>
       <w:r>
         <w:rPr>
@@ -21021,21 +20442,12 @@
         </w:rPr>
         <w:t xml:space="preserve"> 11 </w:t>
       </w:r>
-      <w:proofErr w:type="gramStart"/>
-      <w:r>
-        <w:rPr>
-          <w:rFonts w:eastAsia="標楷體" w:cs="標楷體"/>
-          <w:color w:val="000000" w:themeColor="text1"/>
-        </w:rPr>
-        <w:t>個</w:t>
-      </w:r>
-      <w:proofErr w:type="gramEnd"/>
-      <w:r>
-        <w:rPr>
-          <w:rFonts w:eastAsia="標楷體" w:cs="標楷體"/>
-          <w:color w:val="000000" w:themeColor="text1"/>
-        </w:rPr>
-        <w:t>月。為確保各模組能依序開發、彼此整合</w:t>
+      <w:r>
+        <w:rPr>
+          <w:rFonts w:eastAsia="標楷體" w:cs="標楷體"/>
+          <w:color w:val="000000" w:themeColor="text1"/>
+        </w:rPr>
+        <w:t>個月。為確保各模組能依序開發、彼此整合</w:t>
       </w:r>
       <w:r>
         <w:rPr>
@@ -21142,7 +20554,6 @@
         </w:rPr>
         <w:t>各階段間具有依賴關係</w:t>
       </w:r>
-      <w:proofErr w:type="gramStart"/>
       <w:r>
         <w:rPr>
           <w:rFonts w:eastAsia="標楷體" w:cs="標楷體"/>
@@ -21150,7 +20561,6 @@
         </w:rPr>
         <w:t>——</w:t>
       </w:r>
-      <w:proofErr w:type="gramEnd"/>
       <w:r>
         <w:rPr>
           <w:rFonts w:eastAsia="標楷體" w:cs="標楷體"/>
@@ -21549,19 +20959,11 @@
                 <w:rFonts w:eastAsia="標楷體" w:cs="標楷體"/>
               </w:rPr>
             </w:pPr>
-            <w:proofErr w:type="gramStart"/>
-            <w:r>
-              <w:rPr>
-                <w:rFonts w:eastAsia="標楷體" w:cs="標楷體"/>
-              </w:rPr>
-              <w:t>資安課程</w:t>
-            </w:r>
-            <w:proofErr w:type="gramEnd"/>
-            <w:r>
-              <w:rPr>
-                <w:rFonts w:eastAsia="標楷體" w:cs="標楷體"/>
-              </w:rPr>
-              <w:t>、</w:t>
+            <w:r>
+              <w:rPr>
+                <w:rFonts w:eastAsia="標楷體" w:cs="標楷體"/>
+              </w:rPr>
+              <w:t>資安課程、</w:t>
             </w:r>
           </w:p>
         </w:tc>
@@ -21580,14 +20982,12 @@
                 <w:rFonts w:eastAsia="標楷體" w:cs="標楷體"/>
               </w:rPr>
             </w:pPr>
-            <w:proofErr w:type="gramStart"/>
             <w:r>
               <w:rPr>
                 <w:rFonts w:eastAsia="標楷體" w:cs="標楷體"/>
               </w:rPr>
               <w:t>完成資安課程</w:t>
             </w:r>
-            <w:proofErr w:type="gramEnd"/>
           </w:p>
         </w:tc>
       </w:tr>
@@ -21844,19 +21244,11 @@
                 <w:rFonts w:eastAsia="標楷體" w:cs="標楷體"/>
               </w:rPr>
             </w:pPr>
-            <w:proofErr w:type="gramStart"/>
-            <w:r>
-              <w:rPr>
-                <w:rFonts w:eastAsia="標楷體" w:cs="標楷體"/>
-              </w:rPr>
-              <w:t>三</w:t>
-            </w:r>
-            <w:proofErr w:type="gramEnd"/>
-            <w:r>
-              <w:rPr>
-                <w:rFonts w:eastAsia="標楷體" w:cs="標楷體"/>
-              </w:rPr>
-              <w:t>主題模組</w:t>
+            <w:r>
+              <w:rPr>
+                <w:rFonts w:eastAsia="標楷體" w:cs="標楷體"/>
+              </w:rPr>
+              <w:t>三主題模組</w:t>
             </w:r>
             <w:r>
               <w:rPr>
@@ -22229,23 +21621,7 @@
           <w:rFonts w:eastAsia="標楷體" w:cs="標楷體"/>
           <w:color w:val="000000" w:themeColor="text1"/>
         </w:rPr>
-        <w:t xml:space="preserve">     </w:t>
-      </w:r>
-      <w:proofErr w:type="gramStart"/>
-      <w:r>
-        <w:rPr>
-          <w:rFonts w:eastAsia="標楷體" w:cs="標楷體"/>
-          <w:color w:val="000000" w:themeColor="text1"/>
-        </w:rPr>
-        <w:t>███████</w:t>
-      </w:r>
-      <w:proofErr w:type="gramEnd"/>
-      <w:r>
-        <w:rPr>
-          <w:rFonts w:eastAsia="標楷體" w:cs="標楷體"/>
-          <w:color w:val="000000" w:themeColor="text1"/>
-        </w:rPr>
-        <w:t>░</w:t>
+        <w:t xml:space="preserve">     ███████░</w:t>
       </w:r>
     </w:p>
     <w:p>
@@ -22262,21 +21638,12 @@
         </w:rPr>
         <w:t xml:space="preserve">2. </w:t>
       </w:r>
-      <w:proofErr w:type="gramStart"/>
-      <w:r>
-        <w:rPr>
-          <w:rFonts w:eastAsia="標楷體" w:cs="標楷體"/>
-          <w:color w:val="000000" w:themeColor="text1"/>
-        </w:rPr>
-        <w:t>資安課程</w:t>
-      </w:r>
-      <w:proofErr w:type="gramEnd"/>
-      <w:r>
-        <w:rPr>
-          <w:rFonts w:eastAsia="標楷體" w:cs="標楷體"/>
-          <w:color w:val="000000" w:themeColor="text1"/>
-        </w:rPr>
-        <w:t>修習</w:t>
+      <w:r>
+        <w:rPr>
+          <w:rFonts w:eastAsia="標楷體" w:cs="標楷體"/>
+          <w:color w:val="000000" w:themeColor="text1"/>
+        </w:rPr>
+        <w:t>資安課程修習</w:t>
       </w:r>
       <w:r>
         <w:rPr>
@@ -22974,18 +22341,8 @@
                 <w:b/>
                 <w:bCs/>
               </w:rPr>
-              <w:t>顏</w:t>
-            </w:r>
-            <w:proofErr w:type="gramStart"/>
-            <w:r>
-              <w:rPr>
-                <w:rFonts w:eastAsia="標楷體" w:cs="標楷體"/>
-                <w:b/>
-                <w:bCs/>
-              </w:rPr>
-              <w:t>珮倪</w:t>
-            </w:r>
-            <w:proofErr w:type="gramEnd"/>
+              <w:t>顏珮倪</w:t>
+            </w:r>
           </w:p>
         </w:tc>
         <w:tc>
@@ -23093,16 +22450,8 @@
               <w:rPr>
                 <w:rFonts w:eastAsia="標楷體" w:cs="標楷體"/>
               </w:rPr>
-              <w:t>林紀</w:t>
-            </w:r>
-            <w:proofErr w:type="gramStart"/>
-            <w:r>
-              <w:rPr>
-                <w:rFonts w:eastAsia="標楷體" w:cs="標楷體"/>
-              </w:rPr>
-              <w:t>媗</w:t>
-            </w:r>
-            <w:proofErr w:type="gramEnd"/>
+              <w:t>林紀媗</w:t>
+            </w:r>
           </w:p>
         </w:tc>
         <w:tc>
@@ -23210,16 +22559,8 @@
               <w:rPr>
                 <w:rFonts w:eastAsia="標楷體" w:cs="標楷體"/>
               </w:rPr>
-              <w:t>李昕</w:t>
-            </w:r>
-            <w:proofErr w:type="gramStart"/>
-            <w:r>
-              <w:rPr>
-                <w:rFonts w:eastAsia="標楷體" w:cs="標楷體"/>
-              </w:rPr>
-              <w:t>縈</w:t>
-            </w:r>
-            <w:proofErr w:type="gramEnd"/>
+              <w:t>李昕縈</w:t>
+            </w:r>
           </w:p>
         </w:tc>
         <w:tc>
@@ -23347,16 +22688,8 @@
               <w:rPr>
                 <w:rFonts w:eastAsia="標楷體" w:cs="標楷體"/>
               </w:rPr>
-              <w:t>黃翊</w:t>
-            </w:r>
-            <w:proofErr w:type="gramStart"/>
-            <w:r>
-              <w:rPr>
-                <w:rFonts w:eastAsia="標楷體" w:cs="標楷體"/>
-              </w:rPr>
-              <w:t>甄</w:t>
-            </w:r>
-            <w:proofErr w:type="gramEnd"/>
+              <w:t>黃翊甄</w:t>
+            </w:r>
           </w:p>
         </w:tc>
         <w:tc>
@@ -23562,23 +22895,7 @@
           <w:rFonts w:eastAsia="標楷體" w:cs="標楷體"/>
           <w:color w:val="000000" w:themeColor="text1"/>
         </w:rPr>
-        <w:t>本專題</w:t>
-      </w:r>
-      <w:proofErr w:type="gramStart"/>
-      <w:r>
-        <w:rPr>
-          <w:rFonts w:eastAsia="標楷體" w:cs="標楷體"/>
-          <w:color w:val="000000" w:themeColor="text1"/>
-        </w:rPr>
-        <w:t>採</w:t>
-      </w:r>
-      <w:proofErr w:type="gramEnd"/>
-      <w:r>
-        <w:rPr>
-          <w:rFonts w:eastAsia="標楷體" w:cs="標楷體"/>
-          <w:color w:val="000000" w:themeColor="text1"/>
-        </w:rPr>
-        <w:t>「</w:t>
+        <w:t>本專題採「</w:t>
       </w:r>
       <w:r>
         <w:rPr>
@@ -23742,7 +23059,6 @@
         </w:rPr>
         <w:t xml:space="preserve">11 </w:t>
       </w:r>
-      <w:proofErr w:type="gramStart"/>
       <w:r>
         <w:rPr>
           <w:rFonts w:eastAsia="標楷體" w:cs="標楷體"/>
@@ -23750,9 +23066,68 @@
           <w:bCs/>
           <w:color w:val="000000" w:themeColor="text1"/>
         </w:rPr>
-        <w:t>個</w:t>
-      </w:r>
-      <w:proofErr w:type="gramEnd"/>
+        <w:t>個系統作業</w:t>
+      </w:r>
+      <w:r>
+        <w:rPr>
+          <w:rFonts w:eastAsia="標楷體" w:cs="標楷體"/>
+          <w:color w:val="000000" w:themeColor="text1"/>
+        </w:rPr>
+        <w:t>之功能類別</w:t>
+      </w:r>
+      <w:r>
+        <w:rPr>
+          <w:rFonts w:eastAsia="標楷體" w:cs="標楷體"/>
+          <w:color w:val="000000" w:themeColor="text1"/>
+        </w:rPr>
+        <w:t>,</w:t>
+      </w:r>
+      <w:r>
+        <w:rPr>
+          <w:rFonts w:eastAsia="標楷體" w:cs="標楷體"/>
+          <w:color w:val="000000" w:themeColor="text1"/>
+        </w:rPr>
+        <w:t>各包一組進行開</w:t>
+      </w:r>
+      <w:r>
+        <w:rPr>
+          <w:rFonts w:eastAsia="標楷體" w:cs="標楷體"/>
+          <w:color w:val="000000" w:themeColor="text1"/>
+        </w:rPr>
+        <w:lastRenderedPageBreak/>
+        <w:t>發</w:t>
+      </w:r>
+    </w:p>
+    <w:p>
+      <w:pPr>
+        <w:rPr>
+          <w:rFonts w:eastAsia="標楷體" w:cs="標楷體"/>
+          <w:color w:val="000000" w:themeColor="text1"/>
+        </w:rPr>
+      </w:pPr>
+      <w:r>
+        <w:rPr>
+          <w:rFonts w:eastAsia="標楷體" w:cs="標楷體"/>
+          <w:color w:val="000000" w:themeColor="text1"/>
+        </w:rPr>
+        <w:t>此分工架構之優點</w:t>
+      </w:r>
+      <w:r>
+        <w:rPr>
+          <w:rFonts w:eastAsia="標楷體" w:cs="標楷體"/>
+          <w:color w:val="000000" w:themeColor="text1"/>
+        </w:rPr>
+        <w:t>:</w:t>
+      </w:r>
+    </w:p>
+    <w:p>
+      <w:pPr>
+        <w:ind w:left="720"/>
+        <w:rPr>
+          <w:rFonts w:eastAsia="標楷體" w:cs="標楷體"/>
+          <w:color w:val="000000" w:themeColor="text1"/>
+        </w:rPr>
+      </w:pPr>
       <w:r>
         <w:rPr>
           <w:rFonts w:eastAsia="標楷體" w:cs="標楷體"/>
@@ -23760,14 +23135,21 @@
           <w:bCs/>
           <w:color w:val="000000" w:themeColor="text1"/>
         </w:rPr>
-        <w:t>系統作業</w:t>
-      </w:r>
-      <w:r>
-        <w:rPr>
-          <w:rFonts w:eastAsia="標楷體" w:cs="標楷體"/>
-          <w:color w:val="000000" w:themeColor="text1"/>
-        </w:rPr>
-        <w:t>之功能類別</w:t>
+        <w:t>基礎建設與業務邏輯解耦</w:t>
+      </w:r>
+      <w:r>
+        <w:rPr>
+          <w:rFonts w:eastAsia="標楷體" w:cs="標楷體"/>
+          <w:color w:val="000000" w:themeColor="text1"/>
+        </w:rPr>
+        <w:t>:</w:t>
+      </w:r>
+      <w:r>
+        <w:rPr>
+          <w:rFonts w:eastAsia="標楷體" w:cs="標楷體"/>
+          <w:color w:val="000000" w:themeColor="text1"/>
+        </w:rPr>
+        <w:t>前端與資料庫由單一成員統一規劃</w:t>
       </w:r>
       <w:r>
         <w:rPr>
@@ -23781,30 +23163,25 @@
           <w:rFonts w:eastAsia="標楷體" w:cs="標楷體"/>
           <w:color w:val="000000" w:themeColor="text1"/>
         </w:rPr>
-        <w:t>各包一組進行開</w:t>
-      </w:r>
-      <w:r>
-        <w:rPr>
-          <w:rFonts w:eastAsia="標楷體" w:cs="標楷體"/>
-          <w:color w:val="000000" w:themeColor="text1"/>
-        </w:rPr>
-        <w:lastRenderedPageBreak/>
-        <w:t>發</w:t>
+        <w:t>避免介面不一致</w:t>
       </w:r>
     </w:p>
     <w:p>
       <w:pPr>
-        <w:rPr>
-          <w:rFonts w:eastAsia="標楷體" w:cs="標楷體"/>
-          <w:color w:val="000000" w:themeColor="text1"/>
-        </w:rPr>
-      </w:pPr>
-      <w:r>
-        <w:rPr>
-          <w:rFonts w:eastAsia="標楷體" w:cs="標楷體"/>
-          <w:color w:val="000000" w:themeColor="text1"/>
-        </w:rPr>
-        <w:t>此分工架構之優點</w:t>
+        <w:ind w:left="720"/>
+        <w:rPr>
+          <w:rFonts w:eastAsia="標楷體" w:cs="標楷體"/>
+          <w:color w:val="000000" w:themeColor="text1"/>
+        </w:rPr>
+      </w:pPr>
+      <w:r>
+        <w:rPr>
+          <w:rFonts w:eastAsia="標楷體" w:cs="標楷體"/>
+          <w:b/>
+          <w:bCs/>
+          <w:color w:val="000000" w:themeColor="text1"/>
+        </w:rPr>
+        <w:t>介面契約優先</w:t>
       </w:r>
       <w:r>
         <w:rPr>
@@ -23812,6 +23189,41 @@
           <w:color w:val="000000" w:themeColor="text1"/>
         </w:rPr>
         <w:t>:</w:t>
+      </w:r>
+      <w:r>
+        <w:rPr>
+          <w:rFonts w:eastAsia="標楷體" w:cs="標楷體"/>
+          <w:color w:val="000000" w:themeColor="text1"/>
+        </w:rPr>
+        <w:t>作業之間透過</w:t>
+      </w:r>
+      <w:r>
+        <w:rPr>
+          <w:rFonts w:eastAsia="標楷體" w:cs="標楷體"/>
+          <w:color w:val="000000" w:themeColor="text1"/>
+        </w:rPr>
+        <w:t xml:space="preserve"> RESTful API </w:t>
+      </w:r>
+      <w:r>
+        <w:rPr>
+          <w:rFonts w:eastAsia="標楷體" w:cs="標楷體"/>
+          <w:color w:val="000000" w:themeColor="text1"/>
+        </w:rPr>
+        <w:t>介接</w:t>
+      </w:r>
+      <w:r>
+        <w:rPr>
+          <w:rFonts w:eastAsia="標楷體" w:cs="標楷體"/>
+          <w:color w:val="000000" w:themeColor="text1"/>
+        </w:rPr>
+        <w:t>,</w:t>
+      </w:r>
+      <w:r>
+        <w:rPr>
+          <w:rFonts w:eastAsia="標楷體" w:cs="標楷體"/>
+          <w:color w:val="000000" w:themeColor="text1"/>
+        </w:rPr>
+        <w:t>允許各成員平行開發</w:t>
       </w:r>
     </w:p>
     <w:p>
@@ -23829,9 +23241,67 @@
           <w:bCs/>
           <w:color w:val="000000" w:themeColor="text1"/>
         </w:rPr>
-        <w:t>基礎建設與業務邏輯解</w:t>
-      </w:r>
-      <w:proofErr w:type="gramStart"/>
+        <w:t>整合定期化</w:t>
+      </w:r>
+      <w:r>
+        <w:rPr>
+          <w:rFonts w:eastAsia="標楷體" w:cs="標楷體"/>
+          <w:color w:val="000000" w:themeColor="text1"/>
+        </w:rPr>
+        <w:t>:</w:t>
+      </w:r>
+      <w:r>
+        <w:rPr>
+          <w:rFonts w:eastAsia="標楷體" w:cs="標楷體"/>
+          <w:color w:val="000000" w:themeColor="text1"/>
+        </w:rPr>
+        <w:t>每週例會檢核模組整合狀況</w:t>
+      </w:r>
+      <w:r>
+        <w:rPr>
+          <w:rFonts w:eastAsia="標楷體" w:cs="標楷體"/>
+          <w:color w:val="000000" w:themeColor="text1"/>
+        </w:rPr>
+        <w:t>,</w:t>
+      </w:r>
+      <w:r>
+        <w:rPr>
+          <w:rFonts w:eastAsia="標楷體" w:cs="標楷體"/>
+          <w:color w:val="000000" w:themeColor="text1"/>
+        </w:rPr>
+        <w:t>避免最後一週才發現問題</w:t>
+      </w:r>
+    </w:p>
+    <w:p>
+      <w:pPr>
+        <w:rPr>
+          <w:rFonts w:eastAsia="標楷體" w:cs="標楷體"/>
+          <w:color w:val="000000" w:themeColor="text1"/>
+        </w:rPr>
+      </w:pPr>
+    </w:p>
+    <w:p>
+      <w:pPr>
+        <w:rPr>
+          <w:rFonts w:eastAsia="標楷體" w:cs="標楷體"/>
+          <w:color w:val="000000" w:themeColor="text1"/>
+        </w:rPr>
+      </w:pPr>
+    </w:p>
+    <w:p>
+      <w:pPr>
+        <w:rPr>
+          <w:rFonts w:eastAsia="標楷體" w:cs="標楷體"/>
+          <w:color w:val="000000" w:themeColor="text1"/>
+        </w:rPr>
+      </w:pPr>
+      <w:r>
+        <w:rPr>
+          <w:rFonts w:eastAsia="標楷體" w:cs="標楷體"/>
+          <w:color w:val="000000" w:themeColor="text1"/>
+        </w:rPr>
+        <w:t>依「</w:t>
+      </w:r>
       <w:r>
         <w:rPr>
           <w:rFonts w:eastAsia="標楷體" w:cs="標楷體"/>
@@ -23839,22 +23309,14 @@
           <w:bCs/>
           <w:color w:val="000000" w:themeColor="text1"/>
         </w:rPr>
-        <w:t>耦</w:t>
-      </w:r>
-      <w:proofErr w:type="gramEnd"/>
-      <w:r>
-        <w:rPr>
-          <w:rFonts w:eastAsia="標楷體" w:cs="標楷體"/>
-          <w:color w:val="000000" w:themeColor="text1"/>
-        </w:rPr>
-        <w:t>:</w:t>
-      </w:r>
-      <w:r>
-        <w:rPr>
-          <w:rFonts w:eastAsia="標楷體" w:cs="標楷體"/>
-          <w:color w:val="000000" w:themeColor="text1"/>
-        </w:rPr>
-        <w:t>前端與資料庫由單一成員統一規劃</w:t>
+        <w:t>利害關係人目標表</w:t>
+      </w:r>
+      <w:r>
+        <w:rPr>
+          <w:rFonts w:eastAsia="標楷體" w:cs="標楷體"/>
+          <w:color w:val="000000" w:themeColor="text1"/>
+        </w:rPr>
+        <w:t>」</w:t>
       </w:r>
       <w:r>
         <w:rPr>
@@ -23868,62 +23330,21 @@
           <w:rFonts w:eastAsia="標楷體" w:cs="標楷體"/>
           <w:color w:val="000000" w:themeColor="text1"/>
         </w:rPr>
-        <w:t>避免介面不一致</w:t>
-      </w:r>
-    </w:p>
-    <w:p>
-      <w:pPr>
-        <w:ind w:left="720"/>
-        <w:rPr>
-          <w:rFonts w:eastAsia="標楷體" w:cs="標楷體"/>
-          <w:color w:val="000000" w:themeColor="text1"/>
-        </w:rPr>
-      </w:pPr>
-      <w:r>
-        <w:rPr>
-          <w:rFonts w:eastAsia="標楷體" w:cs="標楷體"/>
-          <w:b/>
-          <w:bCs/>
-          <w:color w:val="000000" w:themeColor="text1"/>
-        </w:rPr>
-        <w:t>介面契約優先</w:t>
-      </w:r>
-      <w:r>
-        <w:rPr>
-          <w:rFonts w:eastAsia="標楷體" w:cs="標楷體"/>
-          <w:color w:val="000000" w:themeColor="text1"/>
-        </w:rPr>
-        <w:t>:</w:t>
-      </w:r>
-      <w:r>
-        <w:rPr>
-          <w:rFonts w:eastAsia="標楷體" w:cs="標楷體"/>
-          <w:color w:val="000000" w:themeColor="text1"/>
-        </w:rPr>
-        <w:t>作業之間透過</w:t>
-      </w:r>
-      <w:r>
-        <w:rPr>
-          <w:rFonts w:eastAsia="標楷體" w:cs="標楷體"/>
-          <w:color w:val="000000" w:themeColor="text1"/>
-        </w:rPr>
-        <w:t xml:space="preserve"> RESTful API </w:t>
-      </w:r>
-      <w:proofErr w:type="gramStart"/>
-      <w:r>
-        <w:rPr>
-          <w:rFonts w:eastAsia="標楷體" w:cs="標楷體"/>
-          <w:color w:val="000000" w:themeColor="text1"/>
-        </w:rPr>
-        <w:t>介</w:t>
-      </w:r>
-      <w:proofErr w:type="gramEnd"/>
-      <w:r>
-        <w:rPr>
-          <w:rFonts w:eastAsia="標楷體" w:cs="標楷體"/>
-          <w:color w:val="000000" w:themeColor="text1"/>
-        </w:rPr>
-        <w:t>接</w:t>
+        <w:t>系統服務</w:t>
+      </w:r>
+      <w:r>
+        <w:rPr>
+          <w:rFonts w:eastAsia="標楷體" w:cs="標楷體"/>
+          <w:color w:val="000000" w:themeColor="text1"/>
+        </w:rPr>
+        <w:t xml:space="preserve"> 3 </w:t>
+      </w:r>
+      <w:r>
+        <w:rPr>
+          <w:rFonts w:eastAsia="標楷體" w:cs="標楷體"/>
+          <w:color w:val="000000" w:themeColor="text1"/>
+        </w:rPr>
+        <w:t>類使用者</w:t>
       </w:r>
       <w:r>
         <w:rPr>
@@ -23937,157 +23358,6 @@
           <w:rFonts w:eastAsia="標楷體" w:cs="標楷體"/>
           <w:color w:val="000000" w:themeColor="text1"/>
         </w:rPr>
-        <w:t>允許各成員平行開發</w:t>
-      </w:r>
-    </w:p>
-    <w:p>
-      <w:pPr>
-        <w:ind w:left="720"/>
-        <w:rPr>
-          <w:rFonts w:eastAsia="標楷體" w:cs="標楷體"/>
-          <w:color w:val="000000" w:themeColor="text1"/>
-        </w:rPr>
-      </w:pPr>
-      <w:r>
-        <w:rPr>
-          <w:rFonts w:eastAsia="標楷體" w:cs="標楷體"/>
-          <w:b/>
-          <w:bCs/>
-          <w:color w:val="000000" w:themeColor="text1"/>
-        </w:rPr>
-        <w:t>整合定期化</w:t>
-      </w:r>
-      <w:r>
-        <w:rPr>
-          <w:rFonts w:eastAsia="標楷體" w:cs="標楷體"/>
-          <w:color w:val="000000" w:themeColor="text1"/>
-        </w:rPr>
-        <w:t>:</w:t>
-      </w:r>
-      <w:r>
-        <w:rPr>
-          <w:rFonts w:eastAsia="標楷體" w:cs="標楷體"/>
-          <w:color w:val="000000" w:themeColor="text1"/>
-        </w:rPr>
-        <w:t>每週例會檢核模組整合狀況</w:t>
-      </w:r>
-      <w:r>
-        <w:rPr>
-          <w:rFonts w:eastAsia="標楷體" w:cs="標楷體"/>
-          <w:color w:val="000000" w:themeColor="text1"/>
-        </w:rPr>
-        <w:t>,</w:t>
-      </w:r>
-      <w:r>
-        <w:rPr>
-          <w:rFonts w:eastAsia="標楷體" w:cs="標楷體"/>
-          <w:color w:val="000000" w:themeColor="text1"/>
-        </w:rPr>
-        <w:t>避免最後</w:t>
-      </w:r>
-      <w:proofErr w:type="gramStart"/>
-      <w:r>
-        <w:rPr>
-          <w:rFonts w:eastAsia="標楷體" w:cs="標楷體"/>
-          <w:color w:val="000000" w:themeColor="text1"/>
-        </w:rPr>
-        <w:t>一週</w:t>
-      </w:r>
-      <w:proofErr w:type="gramEnd"/>
-      <w:r>
-        <w:rPr>
-          <w:rFonts w:eastAsia="標楷體" w:cs="標楷體"/>
-          <w:color w:val="000000" w:themeColor="text1"/>
-        </w:rPr>
-        <w:t>才發現問題</w:t>
-      </w:r>
-    </w:p>
-    <w:p>
-      <w:pPr>
-        <w:rPr>
-          <w:rFonts w:eastAsia="標楷體" w:cs="標楷體"/>
-          <w:color w:val="000000" w:themeColor="text1"/>
-        </w:rPr>
-      </w:pPr>
-    </w:p>
-    <w:p>
-      <w:pPr>
-        <w:rPr>
-          <w:rFonts w:eastAsia="標楷體" w:cs="標楷體"/>
-          <w:color w:val="000000" w:themeColor="text1"/>
-        </w:rPr>
-      </w:pPr>
-    </w:p>
-    <w:p>
-      <w:pPr>
-        <w:rPr>
-          <w:rFonts w:eastAsia="標楷體" w:cs="標楷體"/>
-          <w:color w:val="000000" w:themeColor="text1"/>
-        </w:rPr>
-      </w:pPr>
-      <w:r>
-        <w:rPr>
-          <w:rFonts w:eastAsia="標楷體" w:cs="標楷體"/>
-          <w:color w:val="000000" w:themeColor="text1"/>
-        </w:rPr>
-        <w:t>依「</w:t>
-      </w:r>
-      <w:r>
-        <w:rPr>
-          <w:rFonts w:eastAsia="標楷體" w:cs="標楷體"/>
-          <w:b/>
-          <w:bCs/>
-          <w:color w:val="000000" w:themeColor="text1"/>
-        </w:rPr>
-        <w:t>利害關係人目標表</w:t>
-      </w:r>
-      <w:r>
-        <w:rPr>
-          <w:rFonts w:eastAsia="標楷體" w:cs="標楷體"/>
-          <w:color w:val="000000" w:themeColor="text1"/>
-        </w:rPr>
-        <w:t>」</w:t>
-      </w:r>
-      <w:r>
-        <w:rPr>
-          <w:rFonts w:eastAsia="標楷體" w:cs="標楷體"/>
-          <w:color w:val="000000" w:themeColor="text1"/>
-        </w:rPr>
-        <w:t>,</w:t>
-      </w:r>
-      <w:r>
-        <w:rPr>
-          <w:rFonts w:eastAsia="標楷體" w:cs="標楷體"/>
-          <w:color w:val="000000" w:themeColor="text1"/>
-        </w:rPr>
-        <w:t>系統服務</w:t>
-      </w:r>
-      <w:r>
-        <w:rPr>
-          <w:rFonts w:eastAsia="標楷體" w:cs="標楷體"/>
-          <w:color w:val="000000" w:themeColor="text1"/>
-        </w:rPr>
-        <w:t xml:space="preserve"> 3 </w:t>
-      </w:r>
-      <w:r>
-        <w:rPr>
-          <w:rFonts w:eastAsia="標楷體" w:cs="標楷體"/>
-          <w:color w:val="000000" w:themeColor="text1"/>
-        </w:rPr>
-        <w:t>類使用者</w:t>
-      </w:r>
-      <w:r>
-        <w:rPr>
-          <w:rFonts w:eastAsia="標楷體" w:cs="標楷體"/>
-          <w:color w:val="000000" w:themeColor="text1"/>
-        </w:rPr>
-        <w:t>,</w:t>
-      </w:r>
-      <w:r>
-        <w:rPr>
-          <w:rFonts w:eastAsia="標楷體" w:cs="標楷體"/>
-          <w:color w:val="000000" w:themeColor="text1"/>
-        </w:rPr>
         <w:t>對應到</w:t>
       </w:r>
       <w:r>
@@ -24097,21 +23367,12 @@
         </w:rPr>
         <w:t xml:space="preserve"> 11 </w:t>
       </w:r>
-      <w:proofErr w:type="gramStart"/>
-      <w:r>
-        <w:rPr>
-          <w:rFonts w:eastAsia="標楷體" w:cs="標楷體"/>
-          <w:color w:val="000000" w:themeColor="text1"/>
-        </w:rPr>
-        <w:t>個</w:t>
-      </w:r>
-      <w:proofErr w:type="gramEnd"/>
-      <w:r>
-        <w:rPr>
-          <w:rFonts w:eastAsia="標楷體" w:cs="標楷體"/>
-          <w:color w:val="000000" w:themeColor="text1"/>
-        </w:rPr>
-        <w:t>系統作業</w:t>
+      <w:r>
+        <w:rPr>
+          <w:rFonts w:eastAsia="標楷體" w:cs="標楷體"/>
+          <w:color w:val="000000" w:themeColor="text1"/>
+        </w:rPr>
+        <w:t>個系統作業</w:t>
       </w:r>
       <w:r>
         <w:rPr>
@@ -24344,7 +23605,6 @@
                 <w:rFonts w:eastAsia="標楷體" w:cs="標楷體"/>
               </w:rPr>
             </w:pPr>
-            <w:proofErr w:type="gramStart"/>
             <w:r>
               <w:rPr>
                 <w:rFonts w:eastAsia="標楷體" w:cs="標楷體"/>
@@ -24353,7 +23613,6 @@
               </w:rPr>
               <w:t>資安管理員</w:t>
             </w:r>
-            <w:proofErr w:type="gramEnd"/>
             <w:r>
               <w:rPr>
                 <w:rFonts w:eastAsia="標楷體" w:cs="標楷體"/>
@@ -24503,21 +23762,12 @@
         </w:rPr>
         <w:t xml:space="preserve">,11 </w:t>
       </w:r>
-      <w:proofErr w:type="gramStart"/>
-      <w:r>
-        <w:rPr>
-          <w:rFonts w:eastAsia="標楷體" w:cs="標楷體"/>
-          <w:color w:val="000000" w:themeColor="text1"/>
-        </w:rPr>
-        <w:t>個</w:t>
-      </w:r>
-      <w:proofErr w:type="gramEnd"/>
-      <w:r>
-        <w:rPr>
-          <w:rFonts w:eastAsia="標楷體" w:cs="標楷體"/>
-          <w:color w:val="000000" w:themeColor="text1"/>
-        </w:rPr>
-        <w:t>作業之主責分配如下</w:t>
+      <w:r>
+        <w:rPr>
+          <w:rFonts w:eastAsia="標楷體" w:cs="標楷體"/>
+          <w:color w:val="000000" w:themeColor="text1"/>
+        </w:rPr>
+        <w:t>個作業之主責分配如下</w:t>
       </w:r>
       <w:r>
         <w:rPr>
@@ -24763,18 +24013,8 @@
                 <w:b/>
                 <w:bCs/>
               </w:rPr>
-              <w:t>顏</w:t>
-            </w:r>
-            <w:proofErr w:type="gramStart"/>
-            <w:r>
-              <w:rPr>
-                <w:rFonts w:eastAsia="標楷體" w:cs="標楷體"/>
-                <w:b/>
-                <w:bCs/>
-              </w:rPr>
-              <w:t>珮倪</w:t>
-            </w:r>
-            <w:proofErr w:type="gramEnd"/>
+              <w:t>顏珮倪</w:t>
+            </w:r>
             <w:r>
               <w:rPr>
                 <w:rFonts w:eastAsia="標楷體" w:cs="標楷體"/>
@@ -24903,18 +24143,8 @@
                 <w:b/>
                 <w:bCs/>
               </w:rPr>
-              <w:t>林紀</w:t>
-            </w:r>
-            <w:proofErr w:type="gramStart"/>
-            <w:r>
-              <w:rPr>
-                <w:rFonts w:eastAsia="標楷體" w:cs="標楷體"/>
-                <w:b/>
-                <w:bCs/>
-              </w:rPr>
-              <w:t>媗</w:t>
-            </w:r>
-            <w:proofErr w:type="gramEnd"/>
+              <w:t>林紀媗</w:t>
+            </w:r>
           </w:p>
         </w:tc>
         <w:tc>
@@ -25035,18 +24265,8 @@
                 <w:b/>
                 <w:bCs/>
               </w:rPr>
-              <w:t>林紀</w:t>
-            </w:r>
-            <w:proofErr w:type="gramStart"/>
-            <w:r>
-              <w:rPr>
-                <w:rFonts w:eastAsia="標楷體" w:cs="標楷體"/>
-                <w:b/>
-                <w:bCs/>
-              </w:rPr>
-              <w:t>媗</w:t>
-            </w:r>
-            <w:proofErr w:type="gramEnd"/>
+              <w:t>林紀媗</w:t>
+            </w:r>
           </w:p>
         </w:tc>
         <w:tc>
@@ -25167,18 +24387,8 @@
                 <w:b/>
                 <w:bCs/>
               </w:rPr>
-              <w:t>林紀</w:t>
-            </w:r>
-            <w:proofErr w:type="gramStart"/>
-            <w:r>
-              <w:rPr>
-                <w:rFonts w:eastAsia="標楷體" w:cs="標楷體"/>
-                <w:b/>
-                <w:bCs/>
-              </w:rPr>
-              <w:t>媗</w:t>
-            </w:r>
-            <w:proofErr w:type="gramEnd"/>
+              <w:t>林紀媗</w:t>
+            </w:r>
           </w:p>
         </w:tc>
         <w:tc>
@@ -25299,18 +24509,8 @@
                 <w:b/>
                 <w:bCs/>
               </w:rPr>
-              <w:t>林紀</w:t>
-            </w:r>
-            <w:proofErr w:type="gramStart"/>
-            <w:r>
-              <w:rPr>
-                <w:rFonts w:eastAsia="標楷體" w:cs="標楷體"/>
-                <w:b/>
-                <w:bCs/>
-              </w:rPr>
-              <w:t>媗</w:t>
-            </w:r>
-            <w:proofErr w:type="gramEnd"/>
+              <w:t>林紀媗</w:t>
+            </w:r>
           </w:p>
         </w:tc>
         <w:tc>
@@ -25450,19 +24650,11 @@
                 <w:rFonts w:eastAsia="標楷體" w:cs="標楷體"/>
               </w:rPr>
             </w:pPr>
-            <w:proofErr w:type="spellStart"/>
-            <w:r>
-              <w:rPr>
-                <w:rFonts w:eastAsia="標楷體" w:cs="標楷體"/>
-              </w:rPr>
-              <w:t>asset_audit</w:t>
-            </w:r>
-            <w:proofErr w:type="spellEnd"/>
-            <w:r>
-              <w:rPr>
-                <w:rFonts w:eastAsia="標楷體" w:cs="標楷體"/>
-              </w:rPr>
-              <w:t>/</w:t>
+            <w:r>
+              <w:rPr>
+                <w:rFonts w:eastAsia="標楷體" w:cs="標楷體"/>
+              </w:rPr>
+              <w:t>asset_audit/</w:t>
             </w:r>
           </w:p>
         </w:tc>
@@ -25580,19 +24772,11 @@
                 <w:rFonts w:eastAsia="標楷體" w:cs="標楷體"/>
               </w:rPr>
             </w:pPr>
-            <w:proofErr w:type="spellStart"/>
-            <w:r>
-              <w:rPr>
-                <w:rFonts w:eastAsia="標楷體" w:cs="標楷體"/>
-              </w:rPr>
-              <w:t>risk_engine</w:t>
-            </w:r>
-            <w:proofErr w:type="spellEnd"/>
-            <w:r>
-              <w:rPr>
-                <w:rFonts w:eastAsia="標楷體" w:cs="標楷體"/>
-              </w:rPr>
-              <w:t>/</w:t>
+            <w:r>
+              <w:rPr>
+                <w:rFonts w:eastAsia="標楷體" w:cs="標楷體"/>
+              </w:rPr>
+              <w:t>risk_engine/</w:t>
             </w:r>
           </w:p>
         </w:tc>
@@ -25697,18 +24881,8 @@
                 <w:b/>
                 <w:bCs/>
               </w:rPr>
-              <w:t>李昕</w:t>
-            </w:r>
-            <w:proofErr w:type="gramStart"/>
-            <w:r>
-              <w:rPr>
-                <w:rFonts w:eastAsia="標楷體" w:cs="標楷體"/>
-                <w:b/>
-                <w:bCs/>
-              </w:rPr>
-              <w:t>縈</w:t>
-            </w:r>
-            <w:proofErr w:type="gramEnd"/>
+              <w:t>李昕縈</w:t>
+            </w:r>
           </w:p>
         </w:tc>
         <w:tc>
@@ -25841,18 +25015,8 @@
                 <w:b/>
                 <w:bCs/>
               </w:rPr>
-              <w:t>李昕</w:t>
-            </w:r>
-            <w:proofErr w:type="gramStart"/>
-            <w:r>
-              <w:rPr>
-                <w:rFonts w:eastAsia="標楷體" w:cs="標楷體"/>
-                <w:b/>
-                <w:bCs/>
-              </w:rPr>
-              <w:t>縈</w:t>
-            </w:r>
-            <w:proofErr w:type="gramEnd"/>
+              <w:t>李昕縈</w:t>
+            </w:r>
           </w:p>
         </w:tc>
         <w:tc>
@@ -25893,14 +25057,12 @@
                 <w:rFonts w:eastAsia="標楷體" w:cs="標楷體"/>
               </w:rPr>
             </w:pPr>
-            <w:proofErr w:type="gramStart"/>
             <w:r>
               <w:rPr>
                 <w:rFonts w:eastAsia="標楷體" w:cs="標楷體"/>
               </w:rPr>
               <w:t>資安管理員</w:t>
             </w:r>
-            <w:proofErr w:type="gramEnd"/>
           </w:p>
         </w:tc>
       </w:tr>
@@ -25975,18 +25137,8 @@
                 <w:b/>
                 <w:bCs/>
               </w:rPr>
-              <w:t>顏</w:t>
-            </w:r>
-            <w:proofErr w:type="gramStart"/>
-            <w:r>
-              <w:rPr>
-                <w:rFonts w:eastAsia="標楷體" w:cs="標楷體"/>
-                <w:b/>
-                <w:bCs/>
-              </w:rPr>
-              <w:t>珮倪</w:t>
-            </w:r>
-            <w:proofErr w:type="gramEnd"/>
+              <w:t>顏珮倪</w:t>
+            </w:r>
             <w:r>
               <w:rPr>
                 <w:rFonts w:eastAsia="標楷體" w:cs="標楷體"/>
@@ -26115,18 +25267,8 @@
                 <w:b/>
                 <w:bCs/>
               </w:rPr>
-              <w:t>顏</w:t>
-            </w:r>
-            <w:proofErr w:type="gramStart"/>
-            <w:r>
-              <w:rPr>
-                <w:rFonts w:eastAsia="標楷體" w:cs="標楷體"/>
-                <w:b/>
-                <w:bCs/>
-              </w:rPr>
-              <w:t>珮倪</w:t>
-            </w:r>
-            <w:proofErr w:type="gramEnd"/>
+              <w:t>顏珮倪</w:t>
+            </w:r>
             <w:r>
               <w:rPr>
                 <w:rFonts w:eastAsia="標楷體" w:cs="標楷體"/>
@@ -26219,20 +25361,8 @@
           <w:sz w:val="24"/>
           <w:szCs w:val="24"/>
         </w:rPr>
-        <w:t>顏</w:t>
-      </w:r>
-      <w:proofErr w:type="gramStart"/>
-      <w:r>
-        <w:rPr>
-          <w:rFonts w:eastAsia="標楷體" w:cs="標楷體"/>
-          <w:b/>
-          <w:bCs/>
-          <w:sz w:val="24"/>
-          <w:szCs w:val="24"/>
-        </w:rPr>
-        <w:t>珮倪</w:t>
-      </w:r>
-      <w:proofErr w:type="gramEnd"/>
+        <w:t>顏珮倪</w:t>
+      </w:r>
       <w:r>
         <w:rPr>
           <w:rFonts w:eastAsia="標楷體" w:cs="標楷體"/>
@@ -26634,20 +25764,8 @@
           <w:sz w:val="24"/>
           <w:szCs w:val="24"/>
         </w:rPr>
-        <w:t>林紀</w:t>
-      </w:r>
-      <w:proofErr w:type="gramStart"/>
-      <w:r>
-        <w:rPr>
-          <w:rFonts w:eastAsia="標楷體" w:cs="標楷體"/>
-          <w:b/>
-          <w:bCs/>
-          <w:sz w:val="24"/>
-          <w:szCs w:val="24"/>
-        </w:rPr>
-        <w:t>媗</w:t>
-      </w:r>
-      <w:proofErr w:type="gramEnd"/>
+        <w:t>林紀媗</w:t>
+      </w:r>
     </w:p>
     <w:p>
       <w:pPr>
@@ -27137,7 +26255,6 @@
           <w:color w:val="000000" w:themeColor="text1"/>
         </w:rPr>
       </w:pPr>
-      <w:proofErr w:type="gramStart"/>
       <w:r>
         <w:rPr>
           <w:rFonts w:eastAsia="標楷體" w:cs="標楷體"/>
@@ -27145,7 +26262,6 @@
         </w:rPr>
         <w:t>威脅情資整合</w:t>
       </w:r>
-      <w:proofErr w:type="gramEnd"/>
     </w:p>
     <w:p>
       <w:pPr>
@@ -27201,20 +26317,8 @@
           <w:sz w:val="24"/>
           <w:szCs w:val="24"/>
         </w:rPr>
-        <w:t>李昕</w:t>
-      </w:r>
-      <w:proofErr w:type="gramStart"/>
-      <w:r>
-        <w:rPr>
-          <w:rFonts w:eastAsia="標楷體" w:cs="標楷體"/>
-          <w:b/>
-          <w:bCs/>
-          <w:sz w:val="24"/>
-          <w:szCs w:val="24"/>
-        </w:rPr>
-        <w:t>縈</w:t>
-      </w:r>
-      <w:proofErr w:type="gramEnd"/>
+        <w:t>李昕縈</w:t>
+      </w:r>
     </w:p>
     <w:p>
       <w:pPr>
@@ -27486,20 +26590,8 @@
           <w:sz w:val="24"/>
           <w:szCs w:val="24"/>
         </w:rPr>
-        <w:t>黃翊</w:t>
-      </w:r>
-      <w:proofErr w:type="gramStart"/>
-      <w:r>
-        <w:rPr>
-          <w:rFonts w:eastAsia="標楷體" w:cs="標楷體"/>
-          <w:b/>
-          <w:bCs/>
-          <w:sz w:val="24"/>
-          <w:szCs w:val="24"/>
-        </w:rPr>
-        <w:t>甄</w:t>
-      </w:r>
-      <w:proofErr w:type="gramEnd"/>
+        <w:t>黃翊甄</w:t>
+      </w:r>
     </w:p>
     <w:p>
       <w:pPr>
@@ -27724,21 +26816,12 @@
           <w:color w:val="000000" w:themeColor="text1"/>
         </w:rPr>
       </w:pPr>
-      <w:proofErr w:type="spellStart"/>
-      <w:r>
-        <w:rPr>
-          <w:rFonts w:eastAsia="標楷體" w:cs="標楷體"/>
-          <w:color w:val="000000" w:themeColor="text1"/>
-        </w:rPr>
-        <w:t>Supabase</w:t>
-      </w:r>
-      <w:proofErr w:type="spellEnd"/>
-      <w:r>
-        <w:rPr>
-          <w:rFonts w:eastAsia="標楷體" w:cs="標楷體"/>
-          <w:color w:val="000000" w:themeColor="text1"/>
-        </w:rPr>
-        <w:t xml:space="preserve"> </w:t>
+      <w:r>
+        <w:rPr>
+          <w:rFonts w:eastAsia="標楷體" w:cs="標楷體"/>
+          <w:color w:val="000000" w:themeColor="text1"/>
+        </w:rPr>
+        <w:t xml:space="preserve">Supabase </w:t>
       </w:r>
       <w:r>
         <w:rPr>
@@ -27825,21 +26908,12 @@
         </w:rPr>
         <w:t xml:space="preserve"> 7 </w:t>
       </w:r>
-      <w:proofErr w:type="gramStart"/>
-      <w:r>
-        <w:rPr>
-          <w:rFonts w:eastAsia="標楷體" w:cs="標楷體"/>
-          <w:color w:val="000000" w:themeColor="text1"/>
-        </w:rPr>
-        <w:t>章實作</w:t>
-      </w:r>
-      <w:proofErr w:type="gramEnd"/>
-      <w:r>
-        <w:rPr>
-          <w:rFonts w:eastAsia="標楷體" w:cs="標楷體"/>
-          <w:color w:val="000000" w:themeColor="text1"/>
-        </w:rPr>
-        <w:t>模型</w:t>
+      <w:r>
+        <w:rPr>
+          <w:rFonts w:eastAsia="標楷體" w:cs="標楷體"/>
+          <w:color w:val="000000" w:themeColor="text1"/>
+        </w:rPr>
+        <w:t>章實作模型</w:t>
       </w:r>
       <w:r>
         <w:rPr>
@@ -28052,19 +27126,11 @@
                 <w:rFonts w:eastAsia="標楷體" w:cs="標楷體"/>
               </w:rPr>
             </w:pPr>
-            <w:proofErr w:type="gramStart"/>
-            <w:r>
-              <w:rPr>
-                <w:rFonts w:eastAsia="標楷體" w:cs="標楷體"/>
-              </w:rPr>
-              <w:t>週</w:t>
-            </w:r>
-            <w:proofErr w:type="gramEnd"/>
-            <w:r>
-              <w:rPr>
-                <w:rFonts w:eastAsia="標楷體" w:cs="標楷體"/>
-              </w:rPr>
-              <w:t>例會與進度檢核</w:t>
+            <w:r>
+              <w:rPr>
+                <w:rFonts w:eastAsia="標楷體" w:cs="標楷體"/>
+              </w:rPr>
+              <w:t>週例會與進度檢核</w:t>
             </w:r>
           </w:p>
         </w:tc>
@@ -28087,16 +27153,8 @@
               <w:rPr>
                 <w:rFonts w:eastAsia="標楷體" w:cs="標楷體"/>
               </w:rPr>
-              <w:t>顏</w:t>
-            </w:r>
-            <w:proofErr w:type="gramStart"/>
-            <w:r>
-              <w:rPr>
-                <w:rFonts w:eastAsia="標楷體" w:cs="標楷體"/>
-              </w:rPr>
-              <w:t>珮倪</w:t>
-            </w:r>
-            <w:proofErr w:type="gramEnd"/>
+              <w:t>顏珮倪</w:t>
+            </w:r>
             <w:r>
               <w:rPr>
                 <w:rFonts w:eastAsia="標楷體" w:cs="標楷體"/>
@@ -28204,16 +27262,8 @@
               <w:rPr>
                 <w:rFonts w:eastAsia="標楷體" w:cs="標楷體"/>
               </w:rPr>
-              <w:t>黃翊</w:t>
-            </w:r>
-            <w:proofErr w:type="gramStart"/>
-            <w:r>
-              <w:rPr>
-                <w:rFonts w:eastAsia="標楷體" w:cs="標楷體"/>
-              </w:rPr>
-              <w:t>甄</w:t>
-            </w:r>
-            <w:proofErr w:type="gramEnd"/>
+              <w:t>黃翊甄</w:t>
+            </w:r>
           </w:p>
         </w:tc>
         <w:tc>
@@ -28321,16 +27371,8 @@
               <w:rPr>
                 <w:rFonts w:eastAsia="標楷體" w:cs="標楷體"/>
               </w:rPr>
-              <w:t>黃翊</w:t>
-            </w:r>
-            <w:proofErr w:type="gramStart"/>
-            <w:r>
-              <w:rPr>
-                <w:rFonts w:eastAsia="標楷體" w:cs="標楷體"/>
-              </w:rPr>
-              <w:t>甄</w:t>
-            </w:r>
-            <w:proofErr w:type="gramEnd"/>
+              <w:t>黃翊甄</w:t>
+            </w:r>
           </w:p>
         </w:tc>
         <w:tc>
@@ -28432,16 +27474,8 @@
               <w:rPr>
                 <w:rFonts w:eastAsia="標楷體" w:cs="標楷體"/>
               </w:rPr>
-              <w:t>顏</w:t>
-            </w:r>
-            <w:proofErr w:type="gramStart"/>
-            <w:r>
-              <w:rPr>
-                <w:rFonts w:eastAsia="標楷體" w:cs="標楷體"/>
-              </w:rPr>
-              <w:t>珮倪</w:t>
-            </w:r>
-            <w:proofErr w:type="gramEnd"/>
+              <w:t>顏珮倪</w:t>
+            </w:r>
             <w:r>
               <w:rPr>
                 <w:rFonts w:eastAsia="標楷體" w:cs="標楷體"/>
@@ -28492,16 +27526,8 @@
               <w:rPr>
                 <w:rFonts w:eastAsia="標楷體" w:cs="標楷體"/>
               </w:rPr>
-              <w:t>每兩</w:t>
-            </w:r>
-            <w:proofErr w:type="gramStart"/>
-            <w:r>
-              <w:rPr>
-                <w:rFonts w:eastAsia="標楷體" w:cs="標楷體"/>
-              </w:rPr>
-              <w:t>週</w:t>
-            </w:r>
-            <w:proofErr w:type="gramEnd"/>
+              <w:t>每兩週</w:t>
+            </w:r>
           </w:p>
         </w:tc>
       </w:tr>
@@ -28557,16 +27583,8 @@
               <w:rPr>
                 <w:rFonts w:eastAsia="標楷體" w:cs="標楷體"/>
               </w:rPr>
-              <w:t>顏</w:t>
-            </w:r>
-            <w:proofErr w:type="gramStart"/>
-            <w:r>
-              <w:rPr>
-                <w:rFonts w:eastAsia="標楷體" w:cs="標楷體"/>
-              </w:rPr>
-              <w:t>珮倪</w:t>
-            </w:r>
-            <w:proofErr w:type="gramEnd"/>
+              <w:t>顏珮倪</w:t>
+            </w:r>
             <w:r>
               <w:rPr>
                 <w:rFonts w:eastAsia="標楷體" w:cs="標楷體"/>
@@ -28674,16 +27692,8 @@
               <w:rPr>
                 <w:rFonts w:eastAsia="標楷體" w:cs="標楷體"/>
               </w:rPr>
-              <w:t>顏</w:t>
-            </w:r>
-            <w:proofErr w:type="gramStart"/>
-            <w:r>
-              <w:rPr>
-                <w:rFonts w:eastAsia="標楷體" w:cs="標楷體"/>
-              </w:rPr>
-              <w:t>珮倪</w:t>
-            </w:r>
-            <w:proofErr w:type="gramEnd"/>
+              <w:t>顏珮倪</w:t>
+            </w:r>
             <w:r>
               <w:rPr>
                 <w:rFonts w:eastAsia="標楷體" w:cs="標楷體"/>
@@ -28916,18 +27926,8 @@
                 <w:b/>
                 <w:bCs/>
               </w:rPr>
-              <w:t>顏</w:t>
-            </w:r>
-            <w:proofErr w:type="gramStart"/>
-            <w:r>
-              <w:rPr>
-                <w:rFonts w:eastAsia="標楷體" w:cs="標楷體"/>
-                <w:b/>
-                <w:bCs/>
-              </w:rPr>
-              <w:t>珮倪</w:t>
-            </w:r>
-            <w:proofErr w:type="gramEnd"/>
+              <w:t>顏珮倪</w:t>
+            </w:r>
             <w:r>
               <w:rPr>
                 <w:rFonts w:eastAsia="標楷體" w:cs="標楷體"/>
@@ -29030,18 +28030,8 @@
                 <w:b/>
                 <w:bCs/>
               </w:rPr>
-              <w:t>黃翊</w:t>
-            </w:r>
-            <w:proofErr w:type="gramStart"/>
-            <w:r>
-              <w:rPr>
-                <w:rFonts w:eastAsia="標楷體" w:cs="標楷體"/>
-                <w:b/>
-                <w:bCs/>
-              </w:rPr>
-              <w:t>甄</w:t>
-            </w:r>
-            <w:proofErr w:type="gramEnd"/>
+              <w:t>黃翊甄</w:t>
+            </w:r>
           </w:p>
         </w:tc>
         <w:tc>
@@ -29148,18 +28138,8 @@
                 <w:b/>
                 <w:bCs/>
               </w:rPr>
-              <w:t>林紀</w:t>
-            </w:r>
-            <w:proofErr w:type="gramStart"/>
-            <w:r>
-              <w:rPr>
-                <w:rFonts w:eastAsia="標楷體" w:cs="標楷體"/>
-                <w:b/>
-                <w:bCs/>
-              </w:rPr>
-              <w:t>媗</w:t>
-            </w:r>
-            <w:proofErr w:type="gramEnd"/>
+              <w:t>林紀媗</w:t>
+            </w:r>
           </w:p>
         </w:tc>
         <w:tc>
@@ -29201,19 +28181,11 @@
               </w:rPr>
               <w:t xml:space="preserve"> CRUD,4 </w:t>
             </w:r>
-            <w:proofErr w:type="gramStart"/>
-            <w:r>
-              <w:rPr>
-                <w:rFonts w:eastAsia="標楷體" w:cs="標楷體"/>
-              </w:rPr>
-              <w:t>個</w:t>
-            </w:r>
-            <w:proofErr w:type="gramEnd"/>
-            <w:r>
-              <w:rPr>
-                <w:rFonts w:eastAsia="標楷體" w:cs="標楷體"/>
-              </w:rPr>
-              <w:t>作業</w:t>
+            <w:r>
+              <w:rPr>
+                <w:rFonts w:eastAsia="標楷體" w:cs="標楷體"/>
+              </w:rPr>
+              <w:t>個作業</w:t>
             </w:r>
             <w:r>
               <w:rPr>
@@ -29382,18 +28354,8 @@
                 <w:b/>
                 <w:bCs/>
               </w:rPr>
-              <w:t>李昕</w:t>
-            </w:r>
-            <w:proofErr w:type="gramStart"/>
-            <w:r>
-              <w:rPr>
-                <w:rFonts w:eastAsia="標楷體" w:cs="標楷體"/>
-                <w:b/>
-                <w:bCs/>
-              </w:rPr>
-              <w:t>縈</w:t>
-            </w:r>
-            <w:proofErr w:type="gramEnd"/>
+              <w:t>李昕縈</w:t>
+            </w:r>
           </w:p>
         </w:tc>
         <w:tc>
@@ -29589,9 +28551,29 @@
           <w:bCs/>
           <w:color w:val="000000" w:themeColor="text1"/>
         </w:rPr>
-        <w:t>顏</w:t>
-      </w:r>
-      <w:proofErr w:type="gramStart"/>
+        <w:t>顏珮倪</w:t>
+      </w:r>
+      <w:r>
+        <w:rPr>
+          <w:rFonts w:eastAsia="標楷體" w:cs="標楷體"/>
+          <w:color w:val="000000" w:themeColor="text1"/>
+        </w:rPr>
+        <w:t xml:space="preserve"> </w:t>
+      </w:r>
+      <w:r>
+        <w:rPr>
+          <w:rFonts w:eastAsia="標楷體" w:cs="標楷體"/>
+          <w:color w:val="000000" w:themeColor="text1"/>
+        </w:rPr>
+        <w:t>與</w:t>
+      </w:r>
+      <w:r>
+        <w:rPr>
+          <w:rFonts w:eastAsia="標楷體" w:cs="標楷體"/>
+          <w:color w:val="000000" w:themeColor="text1"/>
+        </w:rPr>
+        <w:t xml:space="preserve"> </w:t>
+      </w:r>
       <w:r>
         <w:rPr>
           <w:rFonts w:eastAsia="標楷體" w:cs="標楷體"/>
@@ -29599,50 +28581,8 @@
           <w:bCs/>
           <w:color w:val="000000" w:themeColor="text1"/>
         </w:rPr>
-        <w:t>珮倪</w:t>
-      </w:r>
-      <w:proofErr w:type="gramEnd"/>
-      <w:r>
-        <w:rPr>
-          <w:rFonts w:eastAsia="標楷體" w:cs="標楷體"/>
-          <w:color w:val="000000" w:themeColor="text1"/>
-        </w:rPr>
-        <w:t xml:space="preserve"> </w:t>
-      </w:r>
-      <w:r>
-        <w:rPr>
-          <w:rFonts w:eastAsia="標楷體" w:cs="標楷體"/>
-          <w:color w:val="000000" w:themeColor="text1"/>
-        </w:rPr>
-        <w:t>與</w:t>
-      </w:r>
-      <w:r>
-        <w:rPr>
-          <w:rFonts w:eastAsia="標楷體" w:cs="標楷體"/>
-          <w:color w:val="000000" w:themeColor="text1"/>
-        </w:rPr>
-        <w:t xml:space="preserve"> </w:t>
-      </w:r>
-      <w:r>
-        <w:rPr>
-          <w:rFonts w:eastAsia="標楷體" w:cs="標楷體"/>
-          <w:b/>
-          <w:bCs/>
-          <w:color w:val="000000" w:themeColor="text1"/>
-        </w:rPr>
-        <w:t>黃翊</w:t>
-      </w:r>
-      <w:proofErr w:type="gramStart"/>
-      <w:r>
-        <w:rPr>
-          <w:rFonts w:eastAsia="標楷體" w:cs="標楷體"/>
-          <w:b/>
-          <w:bCs/>
-          <w:color w:val="000000" w:themeColor="text1"/>
-        </w:rPr>
-        <w:t>甄</w:t>
-      </w:r>
-      <w:proofErr w:type="gramEnd"/>
+        <w:t>黃翊甄</w:t>
+      </w:r>
       <w:r>
         <w:rPr>
           <w:rFonts w:eastAsia="標楷體" w:cs="標楷體"/>
@@ -29805,19 +28745,8 @@
           <w:bCs/>
           <w:color w:val="000000" w:themeColor="text1"/>
         </w:rPr>
-        <w:t>林紀</w:t>
-      </w:r>
-      <w:proofErr w:type="gramStart"/>
-      <w:r>
-        <w:rPr>
-          <w:rFonts w:eastAsia="標楷體" w:cs="標楷體"/>
-          <w:b/>
-          <w:bCs/>
-          <w:color w:val="000000" w:themeColor="text1"/>
-        </w:rPr>
-        <w:t>媗</w:t>
-      </w:r>
-      <w:proofErr w:type="gramEnd"/>
+        <w:t>林紀媗</w:t>
+      </w:r>
       <w:r>
         <w:rPr>
           <w:rFonts w:eastAsia="標楷體" w:cs="標楷體"/>
@@ -29839,21 +28768,12 @@
         </w:rPr>
         <w:t xml:space="preserve"> 4 </w:t>
       </w:r>
-      <w:proofErr w:type="gramStart"/>
-      <w:r>
-        <w:rPr>
-          <w:rFonts w:eastAsia="標楷體" w:cs="標楷體"/>
-          <w:color w:val="000000" w:themeColor="text1"/>
-        </w:rPr>
-        <w:t>個</w:t>
-      </w:r>
-      <w:proofErr w:type="gramEnd"/>
-      <w:r>
-        <w:rPr>
-          <w:rFonts w:eastAsia="標楷體" w:cs="標楷體"/>
-          <w:color w:val="000000" w:themeColor="text1"/>
-        </w:rPr>
-        <w:t>作業</w:t>
+      <w:r>
+        <w:rPr>
+          <w:rFonts w:eastAsia="標楷體" w:cs="標楷體"/>
+          <w:color w:val="000000" w:themeColor="text1"/>
+        </w:rPr>
+        <w:t>個作業</w:t>
       </w:r>
       <w:r>
         <w:rPr>
@@ -29903,19 +28823,8 @@
           <w:bCs/>
           <w:color w:val="000000" w:themeColor="text1"/>
         </w:rPr>
-        <w:t>李昕</w:t>
-      </w:r>
-      <w:proofErr w:type="gramStart"/>
-      <w:r>
-        <w:rPr>
-          <w:rFonts w:eastAsia="標楷體" w:cs="標楷體"/>
-          <w:b/>
-          <w:bCs/>
-          <w:color w:val="000000" w:themeColor="text1"/>
-        </w:rPr>
-        <w:t>縈</w:t>
-      </w:r>
-      <w:proofErr w:type="gramEnd"/>
+        <w:t>李昕縈</w:t>
+      </w:r>
       <w:r>
         <w:rPr>
           <w:rFonts w:eastAsia="標楷體" w:cs="標楷體"/>
@@ -30443,23 +29352,13 @@
           <w:color w:val="FF0000"/>
         </w:rPr>
       </w:pPr>
-      <w:proofErr w:type="gramStart"/>
       <w:r>
         <w:rPr>
           <w:rFonts w:eastAsia="標楷體" w:hint="eastAsia"/>
           <w:b/>
           <w:color w:val="FF0000"/>
         </w:rPr>
-        <w:t>本組成員</w:t>
-      </w:r>
-      <w:proofErr w:type="gramEnd"/>
-      <w:r>
-        <w:rPr>
-          <w:rFonts w:eastAsia="標楷體" w:hint="eastAsia"/>
-          <w:b/>
-          <w:color w:val="FF0000"/>
-        </w:rPr>
-        <w:t>之工作內容與貢獻度</w:t>
+        <w:t>本組成員之工作內容與貢獻度</w:t>
       </w:r>
       <w:r>
         <w:rPr>
@@ -31615,27 +30514,7 @@
           <w:sz w:val="28"/>
           <w:szCs w:val="28"/>
         </w:rPr>
-        <w:t>本章主要針對「</w:t>
-      </w:r>
-      <w:proofErr w:type="gramStart"/>
-      <w:r>
-        <w:rPr>
-          <w:rFonts w:eastAsia="標楷體" w:cs="標楷體"/>
-          <w:color w:val="000000" w:themeColor="text1"/>
-          <w:sz w:val="28"/>
-          <w:szCs w:val="28"/>
-        </w:rPr>
-        <w:t>支援資安管理</w:t>
-      </w:r>
-      <w:proofErr w:type="gramEnd"/>
-      <w:r>
-        <w:rPr>
-          <w:rFonts w:eastAsia="標楷體" w:cs="標楷體"/>
-          <w:color w:val="000000" w:themeColor="text1"/>
-          <w:sz w:val="28"/>
-          <w:szCs w:val="28"/>
-        </w:rPr>
-        <w:t>系統（</w:t>
+        <w:t>本章主要針對「支援資安管理系統（</w:t>
       </w:r>
       <w:r>
         <w:rPr>
@@ -31671,27 +30550,7 @@
           <w:sz w:val="28"/>
           <w:szCs w:val="28"/>
         </w:rPr>
-        <w:t>風險顧問系統」進行需求分析，說明本系統之使用者需求、功能需求、非功能需求，以及使用個案模型。本系統主要使用者包含一般使用者、</w:t>
-      </w:r>
-      <w:proofErr w:type="gramStart"/>
-      <w:r>
-        <w:rPr>
-          <w:rFonts w:eastAsia="標楷體" w:cs="標楷體"/>
-          <w:color w:val="000000" w:themeColor="text1"/>
-          <w:sz w:val="28"/>
-          <w:szCs w:val="28"/>
-        </w:rPr>
-        <w:t>資安管理員</w:t>
-      </w:r>
-      <w:proofErr w:type="gramEnd"/>
-      <w:r>
-        <w:rPr>
-          <w:rFonts w:eastAsia="標楷體" w:cs="標楷體"/>
-          <w:color w:val="000000" w:themeColor="text1"/>
-          <w:sz w:val="28"/>
-          <w:szCs w:val="28"/>
-        </w:rPr>
-        <w:t>／高階主管與系統管理員，並依據各角色於系統中的操作目標，整理出系統應提供之功能與服務。</w:t>
+        <w:t>風險顧問系統」進行需求分析，說明本系統之使用者需求、功能需求、非功能需求，以及使用個案模型。本系統主要使用者包含一般使用者、資安管理員／高階主管與系統管理員，並依據各角色於系統中的操作目標，整理出系統應提供之功能與服務。</w:t>
       </w:r>
     </w:p>
     <w:p>
@@ -31731,27 +30590,7 @@
           <w:sz w:val="28"/>
           <w:szCs w:val="28"/>
         </w:rPr>
-        <w:t>改善建議功能；</w:t>
-      </w:r>
-      <w:proofErr w:type="gramStart"/>
-      <w:r>
-        <w:rPr>
-          <w:rFonts w:eastAsia="標楷體" w:cs="標楷體"/>
-          <w:color w:val="000000" w:themeColor="text1"/>
-          <w:sz w:val="28"/>
-          <w:szCs w:val="28"/>
-        </w:rPr>
-        <w:t>資安管理員</w:t>
-      </w:r>
-      <w:proofErr w:type="gramEnd"/>
-      <w:r>
-        <w:rPr>
-          <w:rFonts w:eastAsia="標楷體" w:cs="標楷體"/>
-          <w:color w:val="000000" w:themeColor="text1"/>
-          <w:sz w:val="28"/>
-          <w:szCs w:val="28"/>
-        </w:rPr>
-        <w:t>／高階主管之風險報表與高風險資產查看功能；以及系統管理員之帳號權限管理與資料備份功能。</w:t>
+        <w:t>改善建議功能；資安管理員／高階主管之風險報表與高風險資產查看功能；以及系統管理員之帳號權限管理與資料備份功能。</w:t>
       </w:r>
     </w:p>
     <w:p>
@@ -32039,16 +30878,8 @@
               <w:rPr>
                 <w:rFonts w:eastAsia="標楷體" w:cs="標楷體"/>
               </w:rPr>
-              <w:t>一般使用者、</w:t>
-            </w:r>
-            <w:proofErr w:type="gramStart"/>
-            <w:r>
-              <w:rPr>
-                <w:rFonts w:eastAsia="標楷體" w:cs="標楷體"/>
-              </w:rPr>
-              <w:t>資安管理員</w:t>
-            </w:r>
-            <w:proofErr w:type="gramEnd"/>
+              <w:t>一般使用者、資安管理員</w:t>
+            </w:r>
             <w:r>
               <w:rPr>
                 <w:rFonts w:eastAsia="標楷體" w:cs="標楷體"/>
@@ -32626,21 +31457,7 @@
               <w:rPr>
                 <w:rFonts w:eastAsia="標楷體" w:cs="標楷體"/>
               </w:rPr>
-              <w:t>當系統發現資產資料</w:t>
-            </w:r>
-            <w:proofErr w:type="gramStart"/>
-            <w:r>
-              <w:rPr>
-                <w:rFonts w:eastAsia="標楷體" w:cs="標楷體"/>
-              </w:rPr>
-              <w:t>缺漏時</w:t>
-            </w:r>
-            <w:proofErr w:type="gramEnd"/>
-            <w:r>
-              <w:rPr>
-                <w:rFonts w:eastAsia="標楷體" w:cs="標楷體"/>
-              </w:rPr>
-              <w:t>，應提示使用者補齊必要欄位。</w:t>
+              <w:t>當系統發現資產資料缺漏時，應提示使用者補齊必要欄位。</w:t>
             </w:r>
           </w:p>
         </w:tc>
@@ -33367,21 +32184,7 @@
               <w:rPr>
                 <w:rFonts w:eastAsia="標楷體" w:cs="標楷體"/>
               </w:rPr>
-              <w:t>系統應提供風險報表，</w:t>
-            </w:r>
-            <w:proofErr w:type="gramStart"/>
-            <w:r>
-              <w:rPr>
-                <w:rFonts w:eastAsia="標楷體" w:cs="標楷體"/>
-              </w:rPr>
-              <w:t>讓資安管理員</w:t>
-            </w:r>
-            <w:proofErr w:type="gramEnd"/>
-            <w:r>
-              <w:rPr>
-                <w:rFonts w:eastAsia="標楷體" w:cs="標楷體"/>
-              </w:rPr>
-              <w:t>或高階主管掌握整體風險狀況。</w:t>
+              <w:t>系統應提供風險報表，讓資安管理員或高階主管掌握整體風險狀況。</w:t>
             </w:r>
           </w:p>
         </w:tc>
@@ -33400,14 +32203,12 @@
                 <w:rFonts w:eastAsia="標楷體" w:cs="標楷體"/>
               </w:rPr>
             </w:pPr>
-            <w:proofErr w:type="gramStart"/>
             <w:r>
               <w:rPr>
                 <w:rFonts w:eastAsia="標楷體" w:cs="標楷體"/>
               </w:rPr>
               <w:t>資安管理員</w:t>
             </w:r>
-            <w:proofErr w:type="gramEnd"/>
             <w:r>
               <w:rPr>
                 <w:rFonts w:eastAsia="標楷體" w:cs="標楷體"/>
@@ -33511,14 +32312,12 @@
                 <w:rFonts w:eastAsia="標楷體" w:cs="標楷體"/>
               </w:rPr>
             </w:pPr>
-            <w:proofErr w:type="gramStart"/>
             <w:r>
               <w:rPr>
                 <w:rFonts w:eastAsia="標楷體" w:cs="標楷體"/>
               </w:rPr>
               <w:t>資安管理員</w:t>
             </w:r>
-            <w:proofErr w:type="gramEnd"/>
             <w:r>
               <w:rPr>
                 <w:rFonts w:eastAsia="標楷體" w:cs="標楷體"/>
@@ -34029,16 +32828,8 @@
               <w:rPr>
                 <w:rFonts w:eastAsia="標楷體" w:cs="標楷體"/>
               </w:rPr>
-              <w:t>一般使用者、</w:t>
-            </w:r>
-            <w:proofErr w:type="gramStart"/>
-            <w:r>
-              <w:rPr>
-                <w:rFonts w:eastAsia="標楷體" w:cs="標楷體"/>
-              </w:rPr>
-              <w:t>資安管理員</w:t>
-            </w:r>
-            <w:proofErr w:type="gramEnd"/>
+              <w:t>一般使用者、資安管理員</w:t>
+            </w:r>
             <w:r>
               <w:rPr>
                 <w:rFonts w:eastAsia="標楷體" w:cs="標楷體"/>
@@ -34123,21 +32914,7 @@
               <w:rPr>
                 <w:rFonts w:eastAsia="標楷體" w:cs="標楷體"/>
               </w:rPr>
-              <w:t>系統介面應簡潔</w:t>
-            </w:r>
-            <w:proofErr w:type="gramStart"/>
-            <w:r>
-              <w:rPr>
-                <w:rFonts w:eastAsia="標楷體" w:cs="標楷體"/>
-              </w:rPr>
-              <w:t>清楚，</w:t>
-            </w:r>
-            <w:proofErr w:type="gramEnd"/>
-            <w:r>
-              <w:rPr>
-                <w:rFonts w:eastAsia="標楷體" w:cs="標楷體"/>
-              </w:rPr>
-              <w:t>使使用者能快速完成資產新增、風險評鑑與查看改善建議等操作。</w:t>
+              <w:t>系統介面應簡潔清楚，使使用者能快速完成資產新增、風險評鑑與查看改善建議等操作。</w:t>
             </w:r>
           </w:p>
         </w:tc>
@@ -34746,27 +33523,7 @@
           <w:sz w:val="28"/>
           <w:szCs w:val="28"/>
         </w:rPr>
-        <w:t>本系統之使用個案圖主要描述不同使用者角色與系統功能之間的互動關係。系統角色分為一般使用者、</w:t>
-      </w:r>
-      <w:proofErr w:type="gramStart"/>
-      <w:r>
-        <w:rPr>
-          <w:rFonts w:eastAsia="標楷體" w:cs="標楷體"/>
-          <w:color w:val="000000" w:themeColor="text1"/>
-          <w:sz w:val="28"/>
-          <w:szCs w:val="28"/>
-        </w:rPr>
-        <w:t>資安管理員</w:t>
-      </w:r>
-      <w:proofErr w:type="gramEnd"/>
-      <w:r>
-        <w:rPr>
-          <w:rFonts w:eastAsia="標楷體" w:cs="標楷體"/>
-          <w:color w:val="000000" w:themeColor="text1"/>
-          <w:sz w:val="28"/>
-          <w:szCs w:val="28"/>
-        </w:rPr>
-        <w:t>／高階主管與系統管理員。一般使用者主要負責資訊資產管理、資產盤點檢查、風險評鑑與查看</w:t>
+        <w:t>本系統之使用個案圖主要描述不同使用者角色與系統功能之間的互動關係。系統角色分為一般使用者、資安管理員／高階主管與系統管理員。一般使用者主要負責資訊資產管理、資產盤點檢查、風險評鑑與查看</w:t>
       </w:r>
       <w:r>
         <w:rPr>
@@ -34784,27 +33541,7 @@
           <w:sz w:val="28"/>
           <w:szCs w:val="28"/>
         </w:rPr>
-        <w:t>改善建議；</w:t>
-      </w:r>
-      <w:proofErr w:type="gramStart"/>
-      <w:r>
-        <w:rPr>
-          <w:rFonts w:eastAsia="標楷體" w:cs="標楷體"/>
-          <w:color w:val="000000" w:themeColor="text1"/>
-          <w:sz w:val="28"/>
-          <w:szCs w:val="28"/>
-        </w:rPr>
-        <w:t>資安管理員</w:t>
-      </w:r>
-      <w:proofErr w:type="gramEnd"/>
-      <w:r>
-        <w:rPr>
-          <w:rFonts w:eastAsia="標楷體" w:cs="標楷體"/>
-          <w:color w:val="000000" w:themeColor="text1"/>
-          <w:sz w:val="28"/>
-          <w:szCs w:val="28"/>
-        </w:rPr>
-        <w:t>／高階主管主要負責查看風險報表與高風險資產；系統管理員則負責帳號權限管理與資料</w:t>
+        <w:t>改善建議；資安管理員／高階主管主要負責查看風險報表與高風險資產；系統管理員則負責帳號權限管理與資料</w:t>
       </w:r>
       <w:r>
         <w:rPr>
@@ -36838,27 +35575,7 @@
           <w:sz w:val="28"/>
           <w:szCs w:val="28"/>
         </w:rPr>
-        <w:t>「查看風險報表」包含「查看高風險資產」。</w:t>
-      </w:r>
-      <w:proofErr w:type="gramStart"/>
-      <w:r>
-        <w:rPr>
-          <w:rFonts w:eastAsia="標楷體" w:cs="標楷體"/>
-          <w:color w:val="000000" w:themeColor="text1"/>
-          <w:sz w:val="28"/>
-          <w:szCs w:val="28"/>
-        </w:rPr>
-        <w:t>資安管理員</w:t>
-      </w:r>
-      <w:proofErr w:type="gramEnd"/>
-      <w:r>
-        <w:rPr>
-          <w:rFonts w:eastAsia="標楷體" w:cs="標楷體"/>
-          <w:color w:val="000000" w:themeColor="text1"/>
-          <w:sz w:val="28"/>
-          <w:szCs w:val="28"/>
-        </w:rPr>
-        <w:t>或高階主管查看風險報表時，可進一步掌握高風險資產項目。</w:t>
+        <w:t>「查看風險報表」包含「查看高風險資產」。資安管理員或高階主管查看風險報表時，可進一步掌握高風險資產項目。</w:t>
       </w:r>
       <w:r>
         <w:rPr>
@@ -40607,7 +39324,6 @@
         <w:lastRenderedPageBreak/>
         <w:t xml:space="preserve">7-4 </w:t>
       </w:r>
-      <w:proofErr w:type="gramStart"/>
       <w:r>
         <w:rPr>
           <w:rFonts w:eastAsia="標楷體"/>
@@ -40624,7 +39340,6 @@
         </w:rPr>
         <w:t>與</w:t>
       </w:r>
-      <w:proofErr w:type="gramEnd"/>
       <w:r>
         <w:rPr>
           <w:rFonts w:eastAsia="標楷體"/>
@@ -40650,7 +39365,7 @@
           <w:noProof/>
         </w:rPr>
         <w:drawing>
-          <wp:inline distT="0" distB="0" distL="0" distR="0" wp14:anchorId="0961846C" wp14:editId="5347DF0A">
+          <wp:inline distT="0" distB="0" distL="0" distR="0" wp14:anchorId="0961846C" wp14:editId="310B82D5">
             <wp:extent cx="2026920" cy="3857032"/>
             <wp:effectExtent l="0" t="0" r="0" b="0"/>
             <wp:docPr id="1814122531" name="圖片 1"/>
@@ -40917,7 +39632,6 @@
         </w:rPr>
         <w:t>「</w:t>
       </w:r>
-      <w:proofErr w:type="spellStart"/>
       <w:r>
         <w:rPr>
           <w:rFonts w:eastAsia="標楷體" w:cs="新細明體"/>
@@ -40927,7 +39641,6 @@
         </w:rPr>
         <w:t>Supabase</w:t>
       </w:r>
-      <w:proofErr w:type="spellEnd"/>
       <w:r>
         <w:rPr>
           <w:rFonts w:eastAsia="標楷體" w:cs="新細明體"/>
@@ -40989,27 +39702,7 @@
           <w:sz w:val="28"/>
           <w:szCs w:val="28"/>
         </w:rPr>
-        <w:t>）</w:t>
-      </w:r>
-      <w:proofErr w:type="gramStart"/>
-      <w:r>
-        <w:rPr>
-          <w:rFonts w:eastAsia="標楷體" w:cs="新細明體"/>
-          <w:kern w:val="0"/>
-          <w:sz w:val="28"/>
-          <w:szCs w:val="28"/>
-        </w:rPr>
-        <w:t>與外鍵</w:t>
-      </w:r>
-      <w:proofErr w:type="gramEnd"/>
-      <w:r>
-        <w:rPr>
-          <w:rFonts w:eastAsia="標楷體" w:cs="新細明體"/>
-          <w:kern w:val="0"/>
-          <w:sz w:val="28"/>
-          <w:szCs w:val="28"/>
-        </w:rPr>
-        <w:t>（</w:t>
+        <w:t>）與外鍵（</w:t>
       </w:r>
       <w:r>
         <w:rPr>
@@ -41590,7 +40283,6 @@
                 <w:color w:val="1F1F1F"/>
               </w:rPr>
             </w:pPr>
-            <w:proofErr w:type="spellStart"/>
             <w:r>
               <w:rPr>
                 <w:rFonts w:eastAsia="標楷體"/>
@@ -41599,7 +40291,6 @@
               </w:rPr>
               <w:t>asset_id_code</w:t>
             </w:r>
-            <w:proofErr w:type="spellEnd"/>
           </w:p>
         </w:tc>
         <w:tc>
@@ -41736,7 +40427,6 @@
                 <w:color w:val="1F1F1F"/>
               </w:rPr>
             </w:pPr>
-            <w:proofErr w:type="spellStart"/>
             <w:r>
               <w:rPr>
                 <w:rFonts w:eastAsia="標楷體"/>
@@ -41745,7 +40435,6 @@
               </w:rPr>
               <w:t>asset_name</w:t>
             </w:r>
-            <w:proofErr w:type="spellEnd"/>
           </w:p>
         </w:tc>
         <w:tc>
@@ -41858,7 +40547,6 @@
                 <w:color w:val="1F1F1F"/>
               </w:rPr>
             </w:pPr>
-            <w:proofErr w:type="spellStart"/>
             <w:r>
               <w:rPr>
                 <w:rFonts w:eastAsia="標楷體"/>
@@ -41867,7 +40555,6 @@
               </w:rPr>
               <w:t>asset_type</w:t>
             </w:r>
-            <w:proofErr w:type="spellEnd"/>
           </w:p>
         </w:tc>
         <w:tc>
@@ -42100,7 +40787,6 @@
                 <w:color w:val="1F1F1F"/>
               </w:rPr>
             </w:pPr>
-            <w:proofErr w:type="spellStart"/>
             <w:r>
               <w:rPr>
                 <w:rFonts w:eastAsia="標楷體"/>
@@ -42109,7 +40795,6 @@
               </w:rPr>
               <w:t>data_type</w:t>
             </w:r>
-            <w:proofErr w:type="spellEnd"/>
           </w:p>
         </w:tc>
         <w:tc>
@@ -42342,7 +41027,6 @@
                 <w:color w:val="1F1F1F"/>
               </w:rPr>
             </w:pPr>
-            <w:proofErr w:type="spellStart"/>
             <w:r>
               <w:rPr>
                 <w:rFonts w:eastAsia="標楷體"/>
@@ -42351,7 +41035,6 @@
               </w:rPr>
               <w:t>system_dependency</w:t>
             </w:r>
-            <w:proofErr w:type="spellEnd"/>
           </w:p>
         </w:tc>
         <w:tc>
@@ -42800,7 +41483,6 @@
                 <w:color w:val="1F1F1F"/>
               </w:rPr>
             </w:pPr>
-            <w:proofErr w:type="spellStart"/>
             <w:r>
               <w:rPr>
                 <w:rFonts w:eastAsia="標楷體"/>
@@ -42809,7 +41491,6 @@
               </w:rPr>
               <w:t>threat_level</w:t>
             </w:r>
-            <w:proofErr w:type="spellEnd"/>
           </w:p>
         </w:tc>
         <w:tc>
@@ -42922,7 +41603,6 @@
                 <w:color w:val="1F1F1F"/>
               </w:rPr>
             </w:pPr>
-            <w:proofErr w:type="spellStart"/>
             <w:r>
               <w:rPr>
                 <w:rFonts w:eastAsia="標楷體"/>
@@ -42931,7 +41611,6 @@
               </w:rPr>
               <w:t>created_at</w:t>
             </w:r>
-            <w:proofErr w:type="spellEnd"/>
           </w:p>
         </w:tc>
         <w:tc>
@@ -43024,54 +41703,34 @@
                 <w:color w:val="1F1F1F"/>
                 <w:bdr w:val="none" w:sz="0" w:space="0" w:color="auto" w:frame="1"/>
               </w:rPr>
-              <w:t xml:space="preserve">Default: </w:t>
-            </w:r>
-            <w:proofErr w:type="gramStart"/>
+              <w:t>Default: now()</w:t>
+            </w:r>
+          </w:p>
+        </w:tc>
+      </w:tr>
+      <w:tr>
+        <w:tc>
+          <w:tcPr>
+            <w:tcW w:w="1344" w:type="pct"/>
+            <w:vAlign w:val="center"/>
+            <w:hideMark/>
+          </w:tcPr>
+          <w:p>
+            <w:pPr>
+              <w:jc w:val="center"/>
+              <w:rPr>
+                <w:rFonts w:eastAsia="標楷體"/>
+                <w:color w:val="1F1F1F"/>
+              </w:rPr>
+            </w:pPr>
             <w:r>
               <w:rPr>
                 <w:rFonts w:eastAsia="標楷體"/>
                 <w:color w:val="1F1F1F"/>
                 <w:bdr w:val="none" w:sz="0" w:space="0" w:color="auto" w:frame="1"/>
               </w:rPr>
-              <w:t>now(</w:t>
-            </w:r>
-            <w:proofErr w:type="gramEnd"/>
-            <w:r>
-              <w:rPr>
-                <w:rFonts w:eastAsia="標楷體"/>
-                <w:color w:val="1F1F1F"/>
-                <w:bdr w:val="none" w:sz="0" w:space="0" w:color="auto" w:frame="1"/>
-              </w:rPr>
-              <w:t>)</w:t>
-            </w:r>
-          </w:p>
-        </w:tc>
-      </w:tr>
-      <w:tr>
-        <w:tc>
-          <w:tcPr>
-            <w:tcW w:w="1344" w:type="pct"/>
-            <w:vAlign w:val="center"/>
-            <w:hideMark/>
-          </w:tcPr>
-          <w:p>
-            <w:pPr>
-              <w:jc w:val="center"/>
-              <w:rPr>
-                <w:rFonts w:eastAsia="標楷體"/>
-                <w:color w:val="1F1F1F"/>
-              </w:rPr>
-            </w:pPr>
-            <w:proofErr w:type="spellStart"/>
-            <w:r>
-              <w:rPr>
-                <w:rFonts w:eastAsia="標楷體"/>
-                <w:color w:val="1F1F1F"/>
-                <w:bdr w:val="none" w:sz="0" w:space="0" w:color="auto" w:frame="1"/>
-              </w:rPr>
               <w:t>original_label</w:t>
             </w:r>
-            <w:proofErr w:type="spellEnd"/>
           </w:p>
         </w:tc>
         <w:tc>
@@ -43227,25 +41886,7 @@
           <w:sz w:val="28"/>
           <w:szCs w:val="28"/>
         </w:rPr>
-        <w:t xml:space="preserve">2: </w:t>
-      </w:r>
-      <w:proofErr w:type="spellStart"/>
-      <w:r>
-        <w:rPr>
-          <w:rFonts w:eastAsia="標楷體"/>
-          <w:sz w:val="28"/>
-          <w:szCs w:val="28"/>
-        </w:rPr>
-        <w:t>Risk_assessments</w:t>
-      </w:r>
-      <w:proofErr w:type="spellEnd"/>
-      <w:r>
-        <w:rPr>
-          <w:rFonts w:eastAsia="標楷體"/>
-          <w:sz w:val="28"/>
-          <w:szCs w:val="28"/>
-        </w:rPr>
-        <w:t xml:space="preserve"> (</w:t>
+        <w:t>2: Risk_assessments (</w:t>
       </w:r>
       <w:r>
         <w:rPr>
@@ -43546,7 +42187,6 @@
                 <w:color w:val="1F1F1F"/>
               </w:rPr>
             </w:pPr>
-            <w:proofErr w:type="spellStart"/>
             <w:r>
               <w:rPr>
                 <w:rFonts w:eastAsia="標楷體"/>
@@ -43555,7 +42195,6 @@
               </w:rPr>
               <w:t>asset_id_code</w:t>
             </w:r>
-            <w:proofErr w:type="spellEnd"/>
           </w:p>
         </w:tc>
         <w:tc>
@@ -43669,7 +42308,6 @@
                 <w:color w:val="1F1F1F"/>
               </w:rPr>
             </w:pPr>
-            <w:proofErr w:type="spellStart"/>
             <w:r>
               <w:rPr>
                 <w:rFonts w:eastAsia="標楷體"/>
@@ -43678,7 +42316,6 @@
               </w:rPr>
               <w:t>threat_description</w:t>
             </w:r>
-            <w:proofErr w:type="spellEnd"/>
           </w:p>
         </w:tc>
         <w:tc>
@@ -43792,7 +42429,6 @@
                 <w:color w:val="1F1F1F"/>
               </w:rPr>
             </w:pPr>
-            <w:proofErr w:type="spellStart"/>
             <w:r>
               <w:rPr>
                 <w:rFonts w:eastAsia="標楷體"/>
@@ -43801,7 +42437,6 @@
               </w:rPr>
               <w:t>vulnerability_description</w:t>
             </w:r>
-            <w:proofErr w:type="spellEnd"/>
           </w:p>
         </w:tc>
         <w:tc>
@@ -43915,7 +42550,6 @@
                 <w:color w:val="1F1F1F"/>
               </w:rPr>
             </w:pPr>
-            <w:proofErr w:type="spellStart"/>
             <w:r>
               <w:rPr>
                 <w:rFonts w:eastAsia="標楷體"/>
@@ -43924,7 +42558,6 @@
               </w:rPr>
               <w:t>risk_score</w:t>
             </w:r>
-            <w:proofErr w:type="spellEnd"/>
           </w:p>
         </w:tc>
         <w:tc>
@@ -44062,7 +42695,6 @@
                 <w:color w:val="1F1F1F"/>
               </w:rPr>
             </w:pPr>
-            <w:proofErr w:type="spellStart"/>
             <w:r>
               <w:rPr>
                 <w:rFonts w:eastAsia="標楷體"/>
@@ -44071,7 +42703,6 @@
               </w:rPr>
               <w:t>ai_suggestion</w:t>
             </w:r>
-            <w:proofErr w:type="spellEnd"/>
           </w:p>
         </w:tc>
         <w:tc>
@@ -44314,7 +42945,6 @@
                 <w:color w:val="1F1F1F"/>
               </w:rPr>
             </w:pPr>
-            <w:proofErr w:type="spellStart"/>
             <w:r>
               <w:rPr>
                 <w:rFonts w:eastAsia="標楷體"/>
@@ -44323,7 +42953,6 @@
               </w:rPr>
               <w:t>uploaded_by</w:t>
             </w:r>
-            <w:proofErr w:type="spellEnd"/>
           </w:p>
         </w:tc>
         <w:tc>
@@ -45177,25 +43806,7 @@
           <w:sz w:val="28"/>
           <w:szCs w:val="28"/>
         </w:rPr>
-        <w:t xml:space="preserve">: </w:t>
-      </w:r>
-      <w:proofErr w:type="spellStart"/>
-      <w:r>
-        <w:rPr>
-          <w:rFonts w:eastAsia="標楷體"/>
-          <w:sz w:val="28"/>
-          <w:szCs w:val="28"/>
-        </w:rPr>
-        <w:t>Audit_logs</w:t>
-      </w:r>
-      <w:proofErr w:type="spellEnd"/>
-      <w:r>
-        <w:rPr>
-          <w:rFonts w:eastAsia="標楷體"/>
-          <w:sz w:val="28"/>
-          <w:szCs w:val="28"/>
-        </w:rPr>
-        <w:t xml:space="preserve"> (</w:t>
+        <w:t>: Audit_logs (</w:t>
       </w:r>
       <w:r>
         <w:rPr>
@@ -45738,7 +44349,6 @@
                 <w:color w:val="1F1F1F"/>
               </w:rPr>
             </w:pPr>
-            <w:proofErr w:type="spellStart"/>
             <w:r>
               <w:rPr>
                 <w:rFonts w:eastAsia="標楷體"/>
@@ -45747,7 +44357,6 @@
               </w:rPr>
               <w:t>target_asset</w:t>
             </w:r>
-            <w:proofErr w:type="spellEnd"/>
           </w:p>
         </w:tc>
         <w:tc>
@@ -45861,14 +44470,12 @@
                 <w:bdr w:val="none" w:sz="0" w:space="0" w:color="auto" w:frame="1"/>
               </w:rPr>
             </w:pPr>
-            <w:proofErr w:type="spellStart"/>
             <w:r>
               <w:rPr>
                 <w:rFonts w:eastAsia="標楷體"/>
               </w:rPr>
               <w:t>log_time</w:t>
             </w:r>
-            <w:proofErr w:type="spellEnd"/>
           </w:p>
         </w:tc>
         <w:tc>
@@ -45963,25 +44570,7 @@
                 <w:color w:val="1F1F1F"/>
                 <w:bdr w:val="none" w:sz="0" w:space="0" w:color="auto" w:frame="1"/>
               </w:rPr>
-              <w:t xml:space="preserve">Default: </w:t>
-            </w:r>
-            <w:proofErr w:type="gramStart"/>
-            <w:r>
-              <w:rPr>
-                <w:rFonts w:eastAsia="標楷體" w:hint="eastAsia"/>
-                <w:color w:val="1F1F1F"/>
-                <w:bdr w:val="none" w:sz="0" w:space="0" w:color="auto" w:frame="1"/>
-              </w:rPr>
-              <w:t>now(</w:t>
-            </w:r>
-            <w:proofErr w:type="gramEnd"/>
-            <w:r>
-              <w:rPr>
-                <w:rFonts w:eastAsia="標楷體" w:hint="eastAsia"/>
-                <w:color w:val="1F1F1F"/>
-                <w:bdr w:val="none" w:sz="0" w:space="0" w:color="auto" w:frame="1"/>
-              </w:rPr>
-              <w:t>)</w:t>
+              <w:t>Default: now()</w:t>
             </w:r>
           </w:p>
         </w:tc>
@@ -46024,9 +44613,8 @@
           <w:sz w:val="28"/>
           <w:szCs w:val="28"/>
         </w:rPr>
-        <w:t xml:space="preserve"> </w:t>
-      </w:r>
-      <w:proofErr w:type="spellStart"/>
+        <w:t xml:space="preserve"> Supabase </w:t>
+      </w:r>
       <w:r>
         <w:rPr>
           <w:rFonts w:eastAsia="標楷體" w:cs="新細明體"/>
@@ -46034,9 +44622,8 @@
           <w:sz w:val="28"/>
           <w:szCs w:val="28"/>
         </w:rPr>
-        <w:t>Supabase</w:t>
-      </w:r>
-      <w:proofErr w:type="spellEnd"/>
+        <w:t>建立關聯式資料庫架構，並以</w:t>
+      </w:r>
       <w:r>
         <w:rPr>
           <w:rFonts w:eastAsia="標楷體" w:cs="新細明體"/>
@@ -46044,7 +44631,7 @@
           <w:sz w:val="28"/>
           <w:szCs w:val="28"/>
         </w:rPr>
-        <w:t xml:space="preserve"> </w:t>
+        <w:t xml:space="preserve"> assets </w:t>
       </w:r>
       <w:r>
         <w:rPr>
@@ -46053,7 +44640,7 @@
           <w:sz w:val="28"/>
           <w:szCs w:val="28"/>
         </w:rPr>
-        <w:t>建立關聯式資料庫架構，並以</w:t>
+        <w:t>作為核心資料表，搭配</w:t>
       </w:r>
       <w:r>
         <w:rPr>
@@ -46062,7 +44649,7 @@
           <w:sz w:val="28"/>
           <w:szCs w:val="28"/>
         </w:rPr>
-        <w:t xml:space="preserve"> assets </w:t>
+        <w:t xml:space="preserve"> risk_assessments </w:t>
       </w:r>
       <w:r>
         <w:rPr>
@@ -46071,7 +44658,7 @@
           <w:sz w:val="28"/>
           <w:szCs w:val="28"/>
         </w:rPr>
-        <w:t>作為核心資料表，搭配</w:t>
+        <w:t>儲存風險評估結果，形成完整的資產風險管理資料鏈。</w:t>
       </w:r>
       <w:r>
         <w:rPr>
@@ -46080,56 +44667,7 @@
           <w:sz w:val="28"/>
           <w:szCs w:val="28"/>
         </w:rPr>
-        <w:t xml:space="preserve"> </w:t>
-      </w:r>
-      <w:proofErr w:type="spellStart"/>
-      <w:r>
-        <w:rPr>
-          <w:rFonts w:eastAsia="標楷體" w:cs="新細明體"/>
-          <w:kern w:val="0"/>
-          <w:sz w:val="28"/>
-          <w:szCs w:val="28"/>
-        </w:rPr>
-        <w:t>risk_assessments</w:t>
-      </w:r>
-      <w:proofErr w:type="spellEnd"/>
-      <w:r>
-        <w:rPr>
-          <w:rFonts w:eastAsia="標楷體" w:cs="新細明體"/>
-          <w:kern w:val="0"/>
-          <w:sz w:val="28"/>
-          <w:szCs w:val="28"/>
-        </w:rPr>
-        <w:t xml:space="preserve"> </w:t>
-      </w:r>
-      <w:r>
-        <w:rPr>
-          <w:rFonts w:eastAsia="標楷體" w:cs="新細明體"/>
-          <w:kern w:val="0"/>
-          <w:sz w:val="28"/>
-          <w:szCs w:val="28"/>
-        </w:rPr>
-        <w:t>儲存風險評估結果，形成完整的資產風險管理資料鏈。</w:t>
-      </w:r>
-      <w:proofErr w:type="spellStart"/>
-      <w:r>
-        <w:rPr>
-          <w:rFonts w:eastAsia="標楷體" w:cs="新細明體"/>
-          <w:kern w:val="0"/>
-          <w:sz w:val="28"/>
-          <w:szCs w:val="28"/>
-        </w:rPr>
-        <w:t>audit_logs</w:t>
-      </w:r>
-      <w:proofErr w:type="spellEnd"/>
-      <w:r>
-        <w:rPr>
-          <w:rFonts w:eastAsia="標楷體" w:cs="新細明體"/>
-          <w:kern w:val="0"/>
-          <w:sz w:val="28"/>
-          <w:szCs w:val="28"/>
-        </w:rPr>
-        <w:t xml:space="preserve"> </w:t>
+        <w:t xml:space="preserve">audit_logs </w:t>
       </w:r>
       <w:r>
         <w:rPr>

--- a/文件/系統文件.docx
+++ b/文件/系統文件.docx
@@ -3786,7 +3786,7 @@
       <w:pPr>
         <w:pStyle w:val="21"/>
         <w:rPr>
-          <w:rFonts w:asciiTheme="minorHAnsi" w:eastAsiaTheme="minorEastAsia" w:hAnsiTheme="minorHAnsi" w:cstheme="minorBidi" w:hint="eastAsia"/>
+          <w:rFonts w:asciiTheme="minorHAnsi" w:eastAsiaTheme="minorEastAsia" w:hAnsiTheme="minorHAnsi" w:cstheme="minorBidi"/>
           <w14:ligatures w14:val="standardContextual"/>
         </w:rPr>
       </w:pPr>
@@ -4147,13 +4147,7 @@
         </w:r>
       </w:hyperlink>
     </w:p>
-    <w:p>
-      <w:pPr>
-        <w:rPr>
-          <w:rFonts w:hint="eastAsia"/>
-        </w:rPr>
-      </w:pPr>
-    </w:p>
+    <w:p/>
     <w:p/>
     <w:p>
       <w:pPr>
@@ -15299,6 +15293,15 @@
       </w:r>
       <w:r>
         <w:rPr>
+          <w:rFonts w:eastAsia="標楷體" w:hint="eastAsia"/>
+          <w:bCs/>
+          <w:sz w:val="28"/>
+          <w:szCs w:val="28"/>
+        </w:rPr>
+        <w:t>-1</w:t>
+      </w:r>
+      <w:r>
+        <w:rPr>
           <w:rFonts w:eastAsia="標楷體"/>
           <w:bCs/>
           <w:sz w:val="28"/>
@@ -20901,6 +20904,42 @@
           <w:szCs w:val="28"/>
         </w:rPr>
       </w:pPr>
+      <w:r>
+        <w:rPr>
+          <w:rFonts w:eastAsia="標楷體"/>
+          <w:bCs/>
+          <w:sz w:val="28"/>
+          <w:szCs w:val="28"/>
+        </w:rPr>
+        <w:t>表</w:t>
+      </w:r>
+      <w:r>
+        <w:rPr>
+          <w:rFonts w:eastAsia="標楷體" w:hint="eastAsia"/>
+          <w:bCs/>
+          <w:sz w:val="28"/>
+          <w:szCs w:val="28"/>
+        </w:rPr>
+        <w:t>4-2</w:t>
+      </w:r>
+      <w:r>
+        <w:rPr>
+          <w:rFonts w:eastAsia="標楷體" w:hint="eastAsia"/>
+          <w:bCs/>
+          <w:sz w:val="28"/>
+          <w:szCs w:val="28"/>
+        </w:rPr>
+        <w:t>-</w:t>
+      </w:r>
+      <w:r>
+        <w:rPr>
+          <w:rFonts w:eastAsia="標楷體" w:hint="eastAsia"/>
+          <w:bCs/>
+          <w:sz w:val="28"/>
+          <w:szCs w:val="28"/>
+        </w:rPr>
+        <w:t xml:space="preserve">2 </w:t>
+      </w:r>
       <w:r>
         <w:rPr>
           <w:rFonts w:eastAsia="標楷體" w:hint="eastAsia"/>
@@ -22222,6 +22261,15 @@
     </w:p>
     <w:p>
       <w:pPr>
+        <w:rPr>
+          <w:rFonts w:eastAsia="標楷體" w:hint="eastAsia"/>
+          <w:sz w:val="28"/>
+          <w:szCs w:val="28"/>
+        </w:rPr>
+      </w:pPr>
+    </w:p>
+    <w:p>
+      <w:pPr>
         <w:keepNext/>
         <w:rPr>
           <w:rFonts w:eastAsia="標楷體"/>
@@ -22231,9 +22279,772 @@
         <w:rPr>
           <w:rFonts w:eastAsia="標楷體"/>
           <w:noProof/>
+          <w14:ligatures w14:val="standardContextual"/>
+        </w:rPr>
+        <mc:AlternateContent>
+          <mc:Choice Requires="wps">
+            <w:drawing>
+              <wp:anchor distT="0" distB="0" distL="114300" distR="114300" simplePos="0" relativeHeight="251668480" behindDoc="0" locked="0" layoutInCell="1" allowOverlap="1" wp14:anchorId="1CF9E1C8" wp14:editId="7CF565EE">
+                <wp:simplePos x="0" y="0"/>
+                <wp:positionH relativeFrom="column">
+                  <wp:posOffset>1120140</wp:posOffset>
+                </wp:positionH>
+                <wp:positionV relativeFrom="paragraph">
+                  <wp:posOffset>2705100</wp:posOffset>
+                </wp:positionV>
+                <wp:extent cx="1341120" cy="274320"/>
+                <wp:effectExtent l="0" t="0" r="0" b="0"/>
+                <wp:wrapNone/>
+                <wp:docPr id="484590202" name="文字方塊 2"/>
+                <wp:cNvGraphicFramePr/>
+                <a:graphic xmlns:a="http://schemas.openxmlformats.org/drawingml/2006/main">
+                  <a:graphicData uri="http://schemas.microsoft.com/office/word/2010/wordprocessingShape">
+                    <wps:wsp>
+                      <wps:cNvSpPr txBox="1"/>
+                      <wps:spPr>
+                        <a:xfrm>
+                          <a:off x="0" y="0"/>
+                          <a:ext cx="1341120" cy="274320"/>
+                        </a:xfrm>
+                        <a:prstGeom prst="rect">
+                          <a:avLst/>
+                        </a:prstGeom>
+                        <a:noFill/>
+                        <a:ln w="6350">
+                          <a:noFill/>
+                        </a:ln>
+                      </wps:spPr>
+                      <wps:txbx>
+                        <w:txbxContent>
+                          <w:p>
+                            <w:pPr>
+                              <w:rPr>
+                                <w:rFonts w:eastAsia="標楷體"/>
+                                <w:b/>
+                                <w:bCs/>
+                              </w:rPr>
+                            </w:pPr>
+                            <w:r>
+                              <w:rPr>
+                                <w:rFonts w:eastAsia="標楷體" w:hint="eastAsia"/>
+                                <w:b/>
+                                <w:bCs/>
+                              </w:rPr>
+                              <w:t>114360</w:t>
+                            </w:r>
+                            <w:r>
+                              <w:rPr>
+                                <w:rFonts w:eastAsia="標楷體" w:hint="eastAsia"/>
+                                <w:b/>
+                                <w:bCs/>
+                              </w:rPr>
+                              <w:t>21</w:t>
+                            </w:r>
+                            <w:r>
+                              <w:rPr>
+                                <w:rFonts w:eastAsia="標楷體" w:hint="eastAsia"/>
+                                <w:b/>
+                                <w:bCs/>
+                              </w:rPr>
+                              <w:t>黃翊</w:t>
+                            </w:r>
+                            <w:proofErr w:type="gramStart"/>
+                            <w:r>
+                              <w:rPr>
+                                <w:rFonts w:eastAsia="標楷體" w:hint="eastAsia"/>
+                                <w:b/>
+                                <w:bCs/>
+                              </w:rPr>
+                              <w:t>甄</w:t>
+                            </w:r>
+                            <w:proofErr w:type="gramEnd"/>
+                          </w:p>
+                        </w:txbxContent>
+                      </wps:txbx>
+                      <wps:bodyPr rot="0" spcFirstLastPara="0" vertOverflow="overflow" horzOverflow="overflow" vert="horz" wrap="square" lIns="91440" tIns="45720" rIns="91440" bIns="45720" numCol="1" spcCol="0" rtlCol="0" fromWordArt="0" anchor="t" anchorCtr="0" forceAA="0" compatLnSpc="1">
+                        <a:prstTxWarp prst="textNoShape">
+                          <a:avLst/>
+                        </a:prstTxWarp>
+                        <a:noAutofit/>
+                      </wps:bodyPr>
+                    </wps:wsp>
+                  </a:graphicData>
+                </a:graphic>
+                <wp14:sizeRelH relativeFrom="margin">
+                  <wp14:pctWidth>0</wp14:pctWidth>
+                </wp14:sizeRelH>
+                <wp14:sizeRelV relativeFrom="margin">
+                  <wp14:pctHeight>0</wp14:pctHeight>
+                </wp14:sizeRelV>
+              </wp:anchor>
+            </w:drawing>
+          </mc:Choice>
+          <mc:Fallback>
+            <w:pict>
+              <v:shapetype w14:anchorId="1CF9E1C8" id="_x0000_t202" coordsize="21600,21600" o:spt="202" path="m,l,21600r21600,l21600,xe">
+                <v:stroke joinstyle="miter"/>
+                <v:path gradientshapeok="t" o:connecttype="rect"/>
+              </v:shapetype>
+              <v:shape id="文字方塊 2" o:spid="_x0000_s1026" type="#_x0000_t202" style="position:absolute;margin-left:88.2pt;margin-top:213pt;width:105.6pt;height:21.6pt;z-index:251668480;visibility:visible;mso-wrap-style:square;mso-width-percent:0;mso-height-percent:0;mso-wrap-distance-left:9pt;mso-wrap-distance-top:0;mso-wrap-distance-right:9pt;mso-wrap-distance-bottom:0;mso-position-horizontal:absolute;mso-position-horizontal-relative:text;mso-position-vertical:absolute;mso-position-vertical-relative:text;mso-width-percent:0;mso-height-percent:0;mso-width-relative:margin;mso-height-relative:margin;v-text-anchor:top" o:gfxdata="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" filled="f" stroked="f" strokeweight=".5pt">
+                <v:textbox>
+                  <w:txbxContent>
+                    <w:p>
+                      <w:pPr>
+                        <w:rPr>
+                          <w:rFonts w:eastAsia="標楷體"/>
+                          <w:b/>
+                          <w:bCs/>
+                        </w:rPr>
+                      </w:pPr>
+                      <w:r>
+                        <w:rPr>
+                          <w:rFonts w:eastAsia="標楷體" w:hint="eastAsia"/>
+                          <w:b/>
+                          <w:bCs/>
+                        </w:rPr>
+                        <w:t>114360</w:t>
+                      </w:r>
+                      <w:r>
+                        <w:rPr>
+                          <w:rFonts w:eastAsia="標楷體" w:hint="eastAsia"/>
+                          <w:b/>
+                          <w:bCs/>
+                        </w:rPr>
+                        <w:t>21</w:t>
+                      </w:r>
+                      <w:r>
+                        <w:rPr>
+                          <w:rFonts w:eastAsia="標楷體" w:hint="eastAsia"/>
+                          <w:b/>
+                          <w:bCs/>
+                        </w:rPr>
+                        <w:t>黃翊</w:t>
+                      </w:r>
+                      <w:proofErr w:type="gramStart"/>
+                      <w:r>
+                        <w:rPr>
+                          <w:rFonts w:eastAsia="標楷體" w:hint="eastAsia"/>
+                          <w:b/>
+                          <w:bCs/>
+                        </w:rPr>
+                        <w:t>甄</w:t>
+                      </w:r>
+                      <w:proofErr w:type="gramEnd"/>
+                    </w:p>
+                  </w:txbxContent>
+                </v:textbox>
+              </v:shape>
+            </w:pict>
+          </mc:Fallback>
+        </mc:AlternateContent>
+      </w:r>
+      <w:r>
+        <w:rPr>
+          <w:rFonts w:eastAsia="標楷體"/>
+          <w:noProof/>
+          <w14:ligatures w14:val="standardContextual"/>
+        </w:rPr>
+        <mc:AlternateContent>
+          <mc:Choice Requires="wps">
+            <w:drawing>
+              <wp:anchor distT="0" distB="0" distL="114300" distR="114300" simplePos="0" relativeHeight="251666432" behindDoc="0" locked="0" layoutInCell="1" allowOverlap="1" wp14:anchorId="4E5224C7" wp14:editId="79294F42">
+                <wp:simplePos x="0" y="0"/>
+                <wp:positionH relativeFrom="column">
+                  <wp:posOffset>3482975</wp:posOffset>
+                </wp:positionH>
+                <wp:positionV relativeFrom="paragraph">
+                  <wp:posOffset>1488440</wp:posOffset>
+                </wp:positionV>
+                <wp:extent cx="1341120" cy="274320"/>
+                <wp:effectExtent l="0" t="0" r="0" b="0"/>
+                <wp:wrapNone/>
+                <wp:docPr id="153383240" name="文字方塊 2"/>
+                <wp:cNvGraphicFramePr/>
+                <a:graphic xmlns:a="http://schemas.openxmlformats.org/drawingml/2006/main">
+                  <a:graphicData uri="http://schemas.microsoft.com/office/word/2010/wordprocessingShape">
+                    <wps:wsp>
+                      <wps:cNvSpPr txBox="1"/>
+                      <wps:spPr>
+                        <a:xfrm>
+                          <a:off x="0" y="0"/>
+                          <a:ext cx="1341120" cy="274320"/>
+                        </a:xfrm>
+                        <a:prstGeom prst="rect">
+                          <a:avLst/>
+                        </a:prstGeom>
+                        <a:noFill/>
+                        <a:ln w="6350">
+                          <a:noFill/>
+                        </a:ln>
+                      </wps:spPr>
+                      <wps:txbx>
+                        <w:txbxContent>
+                          <w:p>
+                            <w:pPr>
+                              <w:rPr>
+                                <w:rFonts w:eastAsia="標楷體"/>
+                                <w:b/>
+                                <w:bCs/>
+                              </w:rPr>
+                            </w:pPr>
+                            <w:r>
+                              <w:rPr>
+                                <w:rFonts w:eastAsia="標楷體" w:hint="eastAsia"/>
+                                <w:b/>
+                                <w:bCs/>
+                              </w:rPr>
+                              <w:t>114360</w:t>
+                            </w:r>
+                            <w:r>
+                              <w:rPr>
+                                <w:rFonts w:eastAsia="標楷體" w:hint="eastAsia"/>
+                                <w:b/>
+                                <w:bCs/>
+                              </w:rPr>
+                              <w:t>17</w:t>
+                            </w:r>
+                            <w:r>
+                              <w:rPr>
+                                <w:rFonts w:eastAsia="標楷體" w:hint="eastAsia"/>
+                                <w:b/>
+                                <w:bCs/>
+                              </w:rPr>
+                              <w:t>顏</w:t>
+                            </w:r>
+                            <w:proofErr w:type="gramStart"/>
+                            <w:r>
+                              <w:rPr>
+                                <w:rFonts w:eastAsia="標楷體" w:hint="eastAsia"/>
+                                <w:b/>
+                                <w:bCs/>
+                              </w:rPr>
+                              <w:t>珮倪</w:t>
+                            </w:r>
+                            <w:proofErr w:type="gramEnd"/>
+                          </w:p>
+                        </w:txbxContent>
+                      </wps:txbx>
+                      <wps:bodyPr rot="0" spcFirstLastPara="0" vertOverflow="overflow" horzOverflow="overflow" vert="horz" wrap="square" lIns="91440" tIns="45720" rIns="91440" bIns="45720" numCol="1" spcCol="0" rtlCol="0" fromWordArt="0" anchor="t" anchorCtr="0" forceAA="0" compatLnSpc="1">
+                        <a:prstTxWarp prst="textNoShape">
+                          <a:avLst/>
+                        </a:prstTxWarp>
+                        <a:noAutofit/>
+                      </wps:bodyPr>
+                    </wps:wsp>
+                  </a:graphicData>
+                </a:graphic>
+                <wp14:sizeRelH relativeFrom="margin">
+                  <wp14:pctWidth>0</wp14:pctWidth>
+                </wp14:sizeRelH>
+                <wp14:sizeRelV relativeFrom="margin">
+                  <wp14:pctHeight>0</wp14:pctHeight>
+                </wp14:sizeRelV>
+              </wp:anchor>
+            </w:drawing>
+          </mc:Choice>
+          <mc:Fallback>
+            <w:pict>
+              <v:shape w14:anchorId="4E5224C7" id="_x0000_s1027" type="#_x0000_t202" style="position:absolute;margin-left:274.25pt;margin-top:117.2pt;width:105.6pt;height:21.6pt;z-index:251666432;visibility:visible;mso-wrap-style:square;mso-width-percent:0;mso-height-percent:0;mso-wrap-distance-left:9pt;mso-wrap-distance-top:0;mso-wrap-distance-right:9pt;mso-wrap-distance-bottom:0;mso-position-horizontal:absolute;mso-position-horizontal-relative:text;mso-position-vertical:absolute;mso-position-vertical-relative:text;mso-width-percent:0;mso-height-percent:0;mso-width-relative:margin;mso-height-relative:margin;v-text-anchor:top" o:gfxdata="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" filled="f" stroked="f" strokeweight=".5pt">
+                <v:textbox>
+                  <w:txbxContent>
+                    <w:p>
+                      <w:pPr>
+                        <w:rPr>
+                          <w:rFonts w:eastAsia="標楷體"/>
+                          <w:b/>
+                          <w:bCs/>
+                        </w:rPr>
+                      </w:pPr>
+                      <w:r>
+                        <w:rPr>
+                          <w:rFonts w:eastAsia="標楷體" w:hint="eastAsia"/>
+                          <w:b/>
+                          <w:bCs/>
+                        </w:rPr>
+                        <w:t>114360</w:t>
+                      </w:r>
+                      <w:r>
+                        <w:rPr>
+                          <w:rFonts w:eastAsia="標楷體" w:hint="eastAsia"/>
+                          <w:b/>
+                          <w:bCs/>
+                        </w:rPr>
+                        <w:t>17</w:t>
+                      </w:r>
+                      <w:r>
+                        <w:rPr>
+                          <w:rFonts w:eastAsia="標楷體" w:hint="eastAsia"/>
+                          <w:b/>
+                          <w:bCs/>
+                        </w:rPr>
+                        <w:t>顏</w:t>
+                      </w:r>
+                      <w:proofErr w:type="gramStart"/>
+                      <w:r>
+                        <w:rPr>
+                          <w:rFonts w:eastAsia="標楷體" w:hint="eastAsia"/>
+                          <w:b/>
+                          <w:bCs/>
+                        </w:rPr>
+                        <w:t>珮倪</w:t>
+                      </w:r>
+                      <w:proofErr w:type="gramEnd"/>
+                    </w:p>
+                  </w:txbxContent>
+                </v:textbox>
+              </v:shape>
+            </w:pict>
+          </mc:Fallback>
+        </mc:AlternateContent>
+      </w:r>
+      <w:r>
+        <w:rPr>
+          <w:rFonts w:eastAsia="標楷體"/>
+          <w:noProof/>
+          <w14:ligatures w14:val="standardContextual"/>
+        </w:rPr>
+        <mc:AlternateContent>
+          <mc:Choice Requires="wps">
+            <w:drawing>
+              <wp:anchor distT="0" distB="0" distL="114300" distR="114300" simplePos="0" relativeHeight="251664384" behindDoc="0" locked="0" layoutInCell="1" allowOverlap="1" wp14:anchorId="53E21723" wp14:editId="0EFFB0E2">
+                <wp:simplePos x="0" y="0"/>
+                <wp:positionH relativeFrom="column">
+                  <wp:posOffset>1120775</wp:posOffset>
+                </wp:positionH>
+                <wp:positionV relativeFrom="paragraph">
+                  <wp:posOffset>1488440</wp:posOffset>
+                </wp:positionV>
+                <wp:extent cx="1341120" cy="274320"/>
+                <wp:effectExtent l="0" t="0" r="0" b="0"/>
+                <wp:wrapNone/>
+                <wp:docPr id="608250303" name="文字方塊 2"/>
+                <wp:cNvGraphicFramePr/>
+                <a:graphic xmlns:a="http://schemas.openxmlformats.org/drawingml/2006/main">
+                  <a:graphicData uri="http://schemas.microsoft.com/office/word/2010/wordprocessingShape">
+                    <wps:wsp>
+                      <wps:cNvSpPr txBox="1"/>
+                      <wps:spPr>
+                        <a:xfrm>
+                          <a:off x="0" y="0"/>
+                          <a:ext cx="1341120" cy="274320"/>
+                        </a:xfrm>
+                        <a:prstGeom prst="rect">
+                          <a:avLst/>
+                        </a:prstGeom>
+                        <a:noFill/>
+                        <a:ln w="6350">
+                          <a:noFill/>
+                        </a:ln>
+                      </wps:spPr>
+                      <wps:txbx>
+                        <w:txbxContent>
+                          <w:p>
+                            <w:pPr>
+                              <w:rPr>
+                                <w:rFonts w:eastAsia="標楷體"/>
+                                <w:b/>
+                                <w:bCs/>
+                              </w:rPr>
+                            </w:pPr>
+                            <w:r>
+                              <w:rPr>
+                                <w:rFonts w:eastAsia="標楷體" w:hint="eastAsia"/>
+                                <w:b/>
+                                <w:bCs/>
+                              </w:rPr>
+                              <w:t>114360</w:t>
+                            </w:r>
+                            <w:r>
+                              <w:rPr>
+                                <w:rFonts w:eastAsia="標楷體" w:hint="eastAsia"/>
+                                <w:b/>
+                                <w:bCs/>
+                              </w:rPr>
+                              <w:t>08</w:t>
+                            </w:r>
+                            <w:r>
+                              <w:rPr>
+                                <w:rFonts w:eastAsia="標楷體" w:hint="eastAsia"/>
+                                <w:b/>
+                                <w:bCs/>
+                              </w:rPr>
+                              <w:t>林紀</w:t>
+                            </w:r>
+                            <w:proofErr w:type="gramStart"/>
+                            <w:r>
+                              <w:rPr>
+                                <w:rFonts w:eastAsia="標楷體" w:hint="eastAsia"/>
+                                <w:b/>
+                                <w:bCs/>
+                              </w:rPr>
+                              <w:t>媗</w:t>
+                            </w:r>
+                            <w:proofErr w:type="gramEnd"/>
+                          </w:p>
+                        </w:txbxContent>
+                      </wps:txbx>
+                      <wps:bodyPr rot="0" spcFirstLastPara="0" vertOverflow="overflow" horzOverflow="overflow" vert="horz" wrap="square" lIns="91440" tIns="45720" rIns="91440" bIns="45720" numCol="1" spcCol="0" rtlCol="0" fromWordArt="0" anchor="t" anchorCtr="0" forceAA="0" compatLnSpc="1">
+                        <a:prstTxWarp prst="textNoShape">
+                          <a:avLst/>
+                        </a:prstTxWarp>
+                        <a:noAutofit/>
+                      </wps:bodyPr>
+                    </wps:wsp>
+                  </a:graphicData>
+                </a:graphic>
+                <wp14:sizeRelH relativeFrom="margin">
+                  <wp14:pctWidth>0</wp14:pctWidth>
+                </wp14:sizeRelH>
+                <wp14:sizeRelV relativeFrom="margin">
+                  <wp14:pctHeight>0</wp14:pctHeight>
+                </wp14:sizeRelV>
+              </wp:anchor>
+            </w:drawing>
+          </mc:Choice>
+          <mc:Fallback>
+            <w:pict>
+              <v:shape w14:anchorId="53E21723" id="_x0000_s1028" type="#_x0000_t202" style="position:absolute;margin-left:88.25pt;margin-top:117.2pt;width:105.6pt;height:21.6pt;z-index:251664384;visibility:visible;mso-wrap-style:square;mso-width-percent:0;mso-height-percent:0;mso-wrap-distance-left:9pt;mso-wrap-distance-top:0;mso-wrap-distance-right:9pt;mso-wrap-distance-bottom:0;mso-position-horizontal:absolute;mso-position-horizontal-relative:text;mso-position-vertical:absolute;mso-position-vertical-relative:text;mso-width-percent:0;mso-height-percent:0;mso-width-relative:margin;mso-height-relative:margin;v-text-anchor:top" o:gfxdata="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" filled="f" stroked="f" strokeweight=".5pt">
+                <v:textbox>
+                  <w:txbxContent>
+                    <w:p>
+                      <w:pPr>
+                        <w:rPr>
+                          <w:rFonts w:eastAsia="標楷體"/>
+                          <w:b/>
+                          <w:bCs/>
+                        </w:rPr>
+                      </w:pPr>
+                      <w:r>
+                        <w:rPr>
+                          <w:rFonts w:eastAsia="標楷體" w:hint="eastAsia"/>
+                          <w:b/>
+                          <w:bCs/>
+                        </w:rPr>
+                        <w:t>114360</w:t>
+                      </w:r>
+                      <w:r>
+                        <w:rPr>
+                          <w:rFonts w:eastAsia="標楷體" w:hint="eastAsia"/>
+                          <w:b/>
+                          <w:bCs/>
+                        </w:rPr>
+                        <w:t>08</w:t>
+                      </w:r>
+                      <w:r>
+                        <w:rPr>
+                          <w:rFonts w:eastAsia="標楷體" w:hint="eastAsia"/>
+                          <w:b/>
+                          <w:bCs/>
+                        </w:rPr>
+                        <w:t>林紀</w:t>
+                      </w:r>
+                      <w:proofErr w:type="gramStart"/>
+                      <w:r>
+                        <w:rPr>
+                          <w:rFonts w:eastAsia="標楷體" w:hint="eastAsia"/>
+                          <w:b/>
+                          <w:bCs/>
+                        </w:rPr>
+                        <w:t>媗</w:t>
+                      </w:r>
+                      <w:proofErr w:type="gramEnd"/>
+                    </w:p>
+                  </w:txbxContent>
+                </v:textbox>
+              </v:shape>
+            </w:pict>
+          </mc:Fallback>
+        </mc:AlternateContent>
+      </w:r>
+      <w:r>
+        <w:rPr>
+          <w:rFonts w:eastAsia="標楷體"/>
+          <w:noProof/>
+          <w14:ligatures w14:val="standardContextual"/>
+        </w:rPr>
+        <mc:AlternateContent>
+          <mc:Choice Requires="wps">
+            <w:drawing>
+              <wp:anchor distT="0" distB="0" distL="114300" distR="114300" simplePos="0" relativeHeight="251660288" behindDoc="0" locked="0" layoutInCell="1" allowOverlap="1" wp14:anchorId="14158001" wp14:editId="5949B5BC">
+                <wp:simplePos x="0" y="0"/>
+                <wp:positionH relativeFrom="column">
+                  <wp:posOffset>1120775</wp:posOffset>
+                </wp:positionH>
+                <wp:positionV relativeFrom="paragraph">
+                  <wp:posOffset>292100</wp:posOffset>
+                </wp:positionV>
+                <wp:extent cx="1432560" cy="327660"/>
+                <wp:effectExtent l="0" t="0" r="0" b="0"/>
+                <wp:wrapNone/>
+                <wp:docPr id="388744179" name="文字方塊 2"/>
+                <wp:cNvGraphicFramePr/>
+                <a:graphic xmlns:a="http://schemas.openxmlformats.org/drawingml/2006/main">
+                  <a:graphicData uri="http://schemas.microsoft.com/office/word/2010/wordprocessingShape">
+                    <wps:wsp>
+                      <wps:cNvSpPr txBox="1"/>
+                      <wps:spPr>
+                        <a:xfrm>
+                          <a:off x="0" y="0"/>
+                          <a:ext cx="1432560" cy="327660"/>
+                        </a:xfrm>
+                        <a:prstGeom prst="rect">
+                          <a:avLst/>
+                        </a:prstGeom>
+                        <a:noFill/>
+                        <a:ln w="6350">
+                          <a:noFill/>
+                        </a:ln>
+                      </wps:spPr>
+                      <wps:txbx>
+                        <w:txbxContent>
+                          <w:p>
+                            <w:pPr>
+                              <w:rPr>
+                                <w:rFonts w:eastAsia="標楷體"/>
+                                <w:b/>
+                                <w:bCs/>
+                              </w:rPr>
+                            </w:pPr>
+                            <w:r>
+                              <w:rPr>
+                                <w:rFonts w:eastAsia="標楷體" w:hint="eastAsia"/>
+                                <w:b/>
+                                <w:bCs/>
+                              </w:rPr>
+                              <w:t>11436029</w:t>
+                            </w:r>
+                            <w:r>
+                              <w:rPr>
+                                <w:rFonts w:eastAsia="標楷體" w:hint="eastAsia"/>
+                                <w:b/>
+                                <w:bCs/>
+                              </w:rPr>
+                              <w:t>林敬芬</w:t>
+                            </w:r>
+                          </w:p>
+                        </w:txbxContent>
+                      </wps:txbx>
+                      <wps:bodyPr rot="0" spcFirstLastPara="0" vertOverflow="overflow" horzOverflow="overflow" vert="horz" wrap="square" lIns="91440" tIns="45720" rIns="91440" bIns="45720" numCol="1" spcCol="0" rtlCol="0" fromWordArt="0" anchor="t" anchorCtr="0" forceAA="0" compatLnSpc="1">
+                        <a:prstTxWarp prst="textNoShape">
+                          <a:avLst/>
+                        </a:prstTxWarp>
+                        <a:noAutofit/>
+                      </wps:bodyPr>
+                    </wps:wsp>
+                  </a:graphicData>
+                </a:graphic>
+                <wp14:sizeRelH relativeFrom="margin">
+                  <wp14:pctWidth>0</wp14:pctWidth>
+                </wp14:sizeRelH>
+                <wp14:sizeRelV relativeFrom="margin">
+                  <wp14:pctHeight>0</wp14:pctHeight>
+                </wp14:sizeRelV>
+              </wp:anchor>
+            </w:drawing>
+          </mc:Choice>
+          <mc:Fallback>
+            <w:pict>
+              <v:shape w14:anchorId="14158001" id="_x0000_s1029" type="#_x0000_t202" style="position:absolute;margin-left:88.25pt;margin-top:23pt;width:112.8pt;height:25.8pt;z-index:251660288;visibility:visible;mso-wrap-style:square;mso-width-percent:0;mso-height-percent:0;mso-wrap-distance-left:9pt;mso-wrap-distance-top:0;mso-wrap-distance-right:9pt;mso-wrap-distance-bottom:0;mso-position-horizontal:absolute;mso-position-horizontal-relative:text;mso-position-vertical:absolute;mso-position-vertical-relative:text;mso-width-percent:0;mso-height-percent:0;mso-width-relative:margin;mso-height-relative:margin;v-text-anchor:top" o:gfxdata="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" filled="f" stroked="f" strokeweight=".5pt">
+                <v:textbox>
+                  <w:txbxContent>
+                    <w:p>
+                      <w:pPr>
+                        <w:rPr>
+                          <w:rFonts w:eastAsia="標楷體"/>
+                          <w:b/>
+                          <w:bCs/>
+                        </w:rPr>
+                      </w:pPr>
+                      <w:r>
+                        <w:rPr>
+                          <w:rFonts w:eastAsia="標楷體" w:hint="eastAsia"/>
+                          <w:b/>
+                          <w:bCs/>
+                        </w:rPr>
+                        <w:t>11436029</w:t>
+                      </w:r>
+                      <w:r>
+                        <w:rPr>
+                          <w:rFonts w:eastAsia="標楷體" w:hint="eastAsia"/>
+                          <w:b/>
+                          <w:bCs/>
+                        </w:rPr>
+                        <w:t>林敬芬</w:t>
+                      </w:r>
+                    </w:p>
+                  </w:txbxContent>
+                </v:textbox>
+              </v:shape>
+            </w:pict>
+          </mc:Fallback>
+        </mc:AlternateContent>
+      </w:r>
+      <w:r>
+        <w:rPr>
+          <w:rFonts w:eastAsia="標楷體"/>
+          <w:noProof/>
+          <w14:ligatures w14:val="standardContextual"/>
+        </w:rPr>
+        <mc:AlternateContent>
+          <mc:Choice Requires="wps">
+            <w:drawing>
+              <wp:anchor distT="0" distB="0" distL="114300" distR="114300" simplePos="0" relativeHeight="251662336" behindDoc="0" locked="0" layoutInCell="1" allowOverlap="1" wp14:anchorId="2907E58F" wp14:editId="7C355CCF">
+                <wp:simplePos x="0" y="0"/>
+                <wp:positionH relativeFrom="column">
+                  <wp:posOffset>3482975</wp:posOffset>
+                </wp:positionH>
+                <wp:positionV relativeFrom="paragraph">
+                  <wp:posOffset>292100</wp:posOffset>
+                </wp:positionV>
+                <wp:extent cx="1485900" cy="274320"/>
+                <wp:effectExtent l="0" t="0" r="0" b="0"/>
+                <wp:wrapNone/>
+                <wp:docPr id="653863472" name="文字方塊 2"/>
+                <wp:cNvGraphicFramePr/>
+                <a:graphic xmlns:a="http://schemas.openxmlformats.org/drawingml/2006/main">
+                  <a:graphicData uri="http://schemas.microsoft.com/office/word/2010/wordprocessingShape">
+                    <wps:wsp>
+                      <wps:cNvSpPr txBox="1"/>
+                      <wps:spPr>
+                        <a:xfrm>
+                          <a:off x="0" y="0"/>
+                          <a:ext cx="1485900" cy="274320"/>
+                        </a:xfrm>
+                        <a:prstGeom prst="rect">
+                          <a:avLst/>
+                        </a:prstGeom>
+                        <a:noFill/>
+                        <a:ln w="6350">
+                          <a:noFill/>
+                        </a:ln>
+                      </wps:spPr>
+                      <wps:txbx>
+                        <w:txbxContent>
+                          <w:p>
+                            <w:pPr>
+                              <w:rPr>
+                                <w:rFonts w:eastAsia="標楷體"/>
+                                <w:b/>
+                                <w:bCs/>
+                              </w:rPr>
+                            </w:pPr>
+                            <w:r>
+                              <w:rPr>
+                                <w:rFonts w:eastAsia="標楷體" w:hint="eastAsia"/>
+                                <w:b/>
+                                <w:bCs/>
+                              </w:rPr>
+                              <w:t>114360</w:t>
+                            </w:r>
+                            <w:r>
+                              <w:rPr>
+                                <w:rFonts w:eastAsia="標楷體" w:hint="eastAsia"/>
+                                <w:b/>
+                                <w:bCs/>
+                              </w:rPr>
+                              <w:t>10</w:t>
+                            </w:r>
+                            <w:r>
+                              <w:rPr>
+                                <w:rFonts w:eastAsia="標楷體" w:hint="eastAsia"/>
+                                <w:b/>
+                                <w:bCs/>
+                              </w:rPr>
+                              <w:t>李昕</w:t>
+                            </w:r>
+                            <w:proofErr w:type="gramStart"/>
+                            <w:r>
+                              <w:rPr>
+                                <w:rFonts w:eastAsia="標楷體" w:hint="eastAsia"/>
+                                <w:b/>
+                                <w:bCs/>
+                              </w:rPr>
+                              <w:t>縈</w:t>
+                            </w:r>
+                            <w:proofErr w:type="gramEnd"/>
+                          </w:p>
+                        </w:txbxContent>
+                      </wps:txbx>
+                      <wps:bodyPr rot="0" spcFirstLastPara="0" vertOverflow="overflow" horzOverflow="overflow" vert="horz" wrap="square" lIns="91440" tIns="45720" rIns="91440" bIns="45720" numCol="1" spcCol="0" rtlCol="0" fromWordArt="0" anchor="t" anchorCtr="0" forceAA="0" compatLnSpc="1">
+                        <a:prstTxWarp prst="textNoShape">
+                          <a:avLst/>
+                        </a:prstTxWarp>
+                        <a:noAutofit/>
+                      </wps:bodyPr>
+                    </wps:wsp>
+                  </a:graphicData>
+                </a:graphic>
+                <wp14:sizeRelH relativeFrom="margin">
+                  <wp14:pctWidth>0</wp14:pctWidth>
+                </wp14:sizeRelH>
+                <wp14:sizeRelV relativeFrom="margin">
+                  <wp14:pctHeight>0</wp14:pctHeight>
+                </wp14:sizeRelV>
+              </wp:anchor>
+            </w:drawing>
+          </mc:Choice>
+          <mc:Fallback>
+            <w:pict>
+              <v:shape w14:anchorId="2907E58F" id="_x0000_s1030" type="#_x0000_t202" style="position:absolute;margin-left:274.25pt;margin-top:23pt;width:117pt;height:21.6pt;z-index:251662336;visibility:visible;mso-wrap-style:square;mso-width-percent:0;mso-height-percent:0;mso-wrap-distance-left:9pt;mso-wrap-distance-top:0;mso-wrap-distance-right:9pt;mso-wrap-distance-bottom:0;mso-position-horizontal:absolute;mso-position-horizontal-relative:text;mso-position-vertical:absolute;mso-position-vertical-relative:text;mso-width-percent:0;mso-height-percent:0;mso-width-relative:margin;mso-height-relative:margin;v-text-anchor:top" o:gfxdata="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" filled="f" stroked="f" strokeweight=".5pt">
+                <v:textbox>
+                  <w:txbxContent>
+                    <w:p>
+                      <w:pPr>
+                        <w:rPr>
+                          <w:rFonts w:eastAsia="標楷體"/>
+                          <w:b/>
+                          <w:bCs/>
+                        </w:rPr>
+                      </w:pPr>
+                      <w:r>
+                        <w:rPr>
+                          <w:rFonts w:eastAsia="標楷體" w:hint="eastAsia"/>
+                          <w:b/>
+                          <w:bCs/>
+                        </w:rPr>
+                        <w:t>114360</w:t>
+                      </w:r>
+                      <w:r>
+                        <w:rPr>
+                          <w:rFonts w:eastAsia="標楷體" w:hint="eastAsia"/>
+                          <w:b/>
+                          <w:bCs/>
+                        </w:rPr>
+                        <w:t>10</w:t>
+                      </w:r>
+                      <w:r>
+                        <w:rPr>
+                          <w:rFonts w:eastAsia="標楷體" w:hint="eastAsia"/>
+                          <w:b/>
+                          <w:bCs/>
+                        </w:rPr>
+                        <w:t>李昕</w:t>
+                      </w:r>
+                      <w:proofErr w:type="gramStart"/>
+                      <w:r>
+                        <w:rPr>
+                          <w:rFonts w:eastAsia="標楷體" w:hint="eastAsia"/>
+                          <w:b/>
+                          <w:bCs/>
+                        </w:rPr>
+                        <w:t>縈</w:t>
+                      </w:r>
+                      <w:proofErr w:type="gramEnd"/>
+                    </w:p>
+                  </w:txbxContent>
+                </v:textbox>
+              </v:shape>
+            </w:pict>
+          </mc:Fallback>
+        </mc:AlternateContent>
+      </w:r>
+      <w:r>
+        <w:rPr>
+          <w:rFonts w:eastAsia="標楷體"/>
+          <w:noProof/>
         </w:rPr>
         <w:drawing>
-          <wp:inline distT="0" distB="0" distL="0" distR="0" wp14:anchorId="6647A9E6" wp14:editId="664DDC28">
+          <wp:inline distT="0" distB="0" distL="0" distR="0" wp14:anchorId="6647A9E6" wp14:editId="3401E780">
             <wp:extent cx="5267325" cy="3695700"/>
             <wp:effectExtent l="0" t="0" r="0" b="0"/>
             <wp:docPr id="1213540407" name="drawing"/>
@@ -22965,14 +23776,7 @@
               <w:rPr>
                 <w:rFonts w:eastAsia="標楷體" w:cs="標楷體"/>
               </w:rPr>
-              <w:t xml:space="preserve">2026/01 – </w:t>
-            </w:r>
-            <w:r>
-              <w:rPr>
-                <w:rFonts w:eastAsia="標楷體" w:cs="標楷體"/>
-              </w:rPr>
-              <w:lastRenderedPageBreak/>
-              <w:t>2026/02</w:t>
+              <w:t>2026/01 – 2026/02</w:t>
             </w:r>
           </w:p>
           <w:p>
@@ -23003,7 +23807,6 @@
               <w:rPr>
                 <w:rFonts w:eastAsia="標楷體" w:cs="標楷體"/>
               </w:rPr>
-              <w:lastRenderedPageBreak/>
               <w:t>資安課程</w:t>
             </w:r>
             <w:proofErr w:type="gramEnd"/>
@@ -23614,430 +24417,6 @@
           <w:color w:val="000000" w:themeColor="text1"/>
         </w:rPr>
       </w:pPr>
-    </w:p>
-    <w:p>
-      <w:pPr>
-        <w:rPr>
-          <w:rFonts w:eastAsia="標楷體" w:cs="標楷體"/>
-          <w:color w:val="000000" w:themeColor="text1"/>
-        </w:rPr>
-      </w:pPr>
-      <w:r>
-        <w:rPr>
-          <w:rFonts w:eastAsia="標楷體" w:cs="標楷體"/>
-          <w:color w:val="000000" w:themeColor="text1"/>
-        </w:rPr>
-        <w:t>任務</w:t>
-      </w:r>
-      <w:r>
-        <w:rPr>
-          <w:rFonts w:eastAsia="標楷體" w:cs="標楷體"/>
-          <w:color w:val="000000" w:themeColor="text1"/>
-        </w:rPr>
-        <w:t xml:space="preserve">                     2025/10  11   12  2026/01  02   03   04   05  06  07   08  09  10</w:t>
-      </w:r>
-    </w:p>
-    <w:p>
-      <w:pPr>
-        <w:rPr>
-          <w:rFonts w:eastAsia="標楷體" w:cs="標楷體"/>
-          <w:color w:val="000000" w:themeColor="text1"/>
-        </w:rPr>
-      </w:pPr>
-      <w:r>
-        <w:rPr>
-          <w:rFonts w:eastAsia="標楷體" w:cs="標楷體"/>
-          <w:color w:val="000000" w:themeColor="text1"/>
-        </w:rPr>
-        <w:t>─────────────────────────────────────────────────────────────────────────────────────────────</w:t>
-      </w:r>
-    </w:p>
-    <w:p>
-      <w:pPr>
-        <w:rPr>
-          <w:rFonts w:eastAsia="標楷體" w:cs="標楷體"/>
-          <w:color w:val="000000" w:themeColor="text1"/>
-        </w:rPr>
-      </w:pPr>
-      <w:r>
-        <w:rPr>
-          <w:rFonts w:eastAsia="標楷體" w:cs="標楷體"/>
-          <w:color w:val="000000" w:themeColor="text1"/>
-        </w:rPr>
-        <w:t xml:space="preserve">1. </w:t>
-      </w:r>
-      <w:r>
-        <w:rPr>
-          <w:rFonts w:eastAsia="標楷體" w:cs="標楷體"/>
-          <w:color w:val="000000" w:themeColor="text1"/>
-        </w:rPr>
-        <w:t>主題發想與題目定位</w:t>
-      </w:r>
-      <w:r>
-        <w:rPr>
-          <w:rFonts w:eastAsia="標楷體" w:cs="標楷體"/>
-          <w:color w:val="000000" w:themeColor="text1"/>
-        </w:rPr>
-        <w:t xml:space="preserve">     </w:t>
-      </w:r>
-      <w:proofErr w:type="gramStart"/>
-      <w:r>
-        <w:rPr>
-          <w:rFonts w:eastAsia="標楷體" w:cs="標楷體"/>
-          <w:color w:val="000000" w:themeColor="text1"/>
-        </w:rPr>
-        <w:t>███████</w:t>
-      </w:r>
-      <w:proofErr w:type="gramEnd"/>
-      <w:r>
-        <w:rPr>
-          <w:rFonts w:eastAsia="標楷體" w:cs="標楷體"/>
-          <w:color w:val="000000" w:themeColor="text1"/>
-        </w:rPr>
-        <w:t>░</w:t>
-      </w:r>
-    </w:p>
-    <w:p>
-      <w:pPr>
-        <w:rPr>
-          <w:rFonts w:eastAsia="標楷體" w:cs="標楷體"/>
-          <w:color w:val="000000" w:themeColor="text1"/>
-        </w:rPr>
-      </w:pPr>
-      <w:r>
-        <w:rPr>
-          <w:rFonts w:eastAsia="標楷體" w:cs="標楷體"/>
-          <w:color w:val="000000" w:themeColor="text1"/>
-        </w:rPr>
-        <w:t xml:space="preserve">2. </w:t>
-      </w:r>
-      <w:proofErr w:type="gramStart"/>
-      <w:r>
-        <w:rPr>
-          <w:rFonts w:eastAsia="標楷體" w:cs="標楷體"/>
-          <w:color w:val="000000" w:themeColor="text1"/>
-        </w:rPr>
-        <w:t>資安課程</w:t>
-      </w:r>
-      <w:proofErr w:type="gramEnd"/>
-      <w:r>
-        <w:rPr>
-          <w:rFonts w:eastAsia="標楷體" w:cs="標楷體"/>
-          <w:color w:val="000000" w:themeColor="text1"/>
-        </w:rPr>
-        <w:t>修習</w:t>
-      </w:r>
-      <w:r>
-        <w:rPr>
-          <w:rFonts w:eastAsia="標楷體" w:cs="標楷體"/>
-          <w:color w:val="000000" w:themeColor="text1"/>
-        </w:rPr>
-        <w:t xml:space="preserve">                  ░░██████░</w:t>
-      </w:r>
-    </w:p>
-    <w:p>
-      <w:pPr>
-        <w:rPr>
-          <w:rFonts w:eastAsia="標楷體" w:cs="標楷體"/>
-          <w:color w:val="000000" w:themeColor="text1"/>
-        </w:rPr>
-      </w:pPr>
-      <w:r>
-        <w:rPr>
-          <w:rFonts w:eastAsia="標楷體" w:cs="標楷體"/>
-          <w:color w:val="000000" w:themeColor="text1"/>
-        </w:rPr>
-        <w:t xml:space="preserve">3. </w:t>
-      </w:r>
-      <w:r>
-        <w:rPr>
-          <w:rFonts w:eastAsia="標楷體" w:cs="標楷體"/>
-          <w:color w:val="000000" w:themeColor="text1"/>
-        </w:rPr>
-        <w:t>需求分析與文獻研究</w:t>
-      </w:r>
-      <w:r>
-        <w:rPr>
-          <w:rFonts w:eastAsia="標楷體" w:cs="標楷體"/>
-          <w:color w:val="000000" w:themeColor="text1"/>
-        </w:rPr>
-        <w:t xml:space="preserve">                  ░░░██████░</w:t>
-      </w:r>
-    </w:p>
-    <w:p>
-      <w:pPr>
-        <w:rPr>
-          <w:rFonts w:eastAsia="標楷體" w:cs="標楷體"/>
-          <w:color w:val="000000" w:themeColor="text1"/>
-        </w:rPr>
-      </w:pPr>
-      <w:r>
-        <w:rPr>
-          <w:rFonts w:eastAsia="標楷體" w:cs="標楷體"/>
-          <w:color w:val="000000" w:themeColor="text1"/>
-        </w:rPr>
-        <w:t xml:space="preserve">4. </w:t>
-      </w:r>
-      <w:r>
-        <w:rPr>
-          <w:rFonts w:eastAsia="標楷體" w:cs="標楷體"/>
-          <w:color w:val="000000" w:themeColor="text1"/>
-        </w:rPr>
-        <w:t>系統設計與架構規劃</w:t>
-      </w:r>
-      <w:r>
-        <w:rPr>
-          <w:rFonts w:eastAsia="標楷體" w:cs="標楷體"/>
-          <w:color w:val="000000" w:themeColor="text1"/>
-        </w:rPr>
-        <w:t xml:space="preserve">                          ░░░░████████░</w:t>
-      </w:r>
-    </w:p>
-    <w:p>
-      <w:pPr>
-        <w:rPr>
-          <w:rFonts w:eastAsia="標楷體" w:cs="標楷體"/>
-          <w:color w:val="000000" w:themeColor="text1"/>
-        </w:rPr>
-      </w:pPr>
-      <w:r>
-        <w:rPr>
-          <w:rFonts w:eastAsia="標楷體" w:cs="標楷體"/>
-          <w:color w:val="000000" w:themeColor="text1"/>
-        </w:rPr>
-        <w:t xml:space="preserve">5. PoC </w:t>
-      </w:r>
-      <w:r>
-        <w:rPr>
-          <w:rFonts w:eastAsia="標楷體" w:cs="標楷體"/>
-          <w:color w:val="000000" w:themeColor="text1"/>
-        </w:rPr>
-        <w:t>雛形驗證</w:t>
-      </w:r>
-      <w:r>
-        <w:rPr>
-          <w:rFonts w:eastAsia="標楷體" w:cs="標楷體"/>
-          <w:color w:val="000000" w:themeColor="text1"/>
-        </w:rPr>
-        <w:t xml:space="preserve">                                       ░░░░██████░</w:t>
-      </w:r>
-    </w:p>
-    <w:p>
-      <w:pPr>
-        <w:rPr>
-          <w:rFonts w:eastAsia="標楷體" w:cs="標楷體"/>
-          <w:color w:val="000000" w:themeColor="text1"/>
-        </w:rPr>
-      </w:pPr>
-      <w:r>
-        <w:rPr>
-          <w:rFonts w:eastAsia="標楷體" w:cs="標楷體"/>
-          <w:color w:val="000000" w:themeColor="text1"/>
-        </w:rPr>
-        <w:t xml:space="preserve">6. </w:t>
-      </w:r>
-      <w:r>
-        <w:rPr>
-          <w:rFonts w:eastAsia="標楷體" w:cs="標楷體"/>
-          <w:color w:val="000000" w:themeColor="text1"/>
-        </w:rPr>
-        <w:t>初評</w:t>
-      </w:r>
-      <w:r>
-        <w:rPr>
-          <w:rFonts w:eastAsia="標楷體" w:cs="標楷體"/>
-          <w:color w:val="000000" w:themeColor="text1"/>
-        </w:rPr>
-        <w:t>(</w:t>
-      </w:r>
-      <w:r>
-        <w:rPr>
-          <w:rFonts w:eastAsia="標楷體" w:cs="標楷體"/>
-          <w:color w:val="000000" w:themeColor="text1"/>
-        </w:rPr>
-        <w:t>系統文件</w:t>
-      </w:r>
-      <w:r>
-        <w:rPr>
-          <w:rFonts w:eastAsia="標楷體" w:cs="標楷體"/>
-          <w:color w:val="000000" w:themeColor="text1"/>
-        </w:rPr>
-        <w:t xml:space="preserve"> + Demo)                                   ░░░░░░░▲ (6/11)</w:t>
-      </w:r>
-    </w:p>
-    <w:p>
-      <w:pPr>
-        <w:rPr>
-          <w:rFonts w:eastAsia="標楷體" w:cs="標楷體"/>
-          <w:color w:val="000000" w:themeColor="text1"/>
-        </w:rPr>
-      </w:pPr>
-      <w:r>
-        <w:rPr>
-          <w:rFonts w:eastAsia="標楷體" w:cs="標楷體"/>
-          <w:color w:val="000000" w:themeColor="text1"/>
-        </w:rPr>
-        <w:t xml:space="preserve">7. </w:t>
-      </w:r>
-      <w:r>
-        <w:rPr>
-          <w:rFonts w:eastAsia="標楷體" w:cs="標楷體"/>
-          <w:color w:val="000000" w:themeColor="text1"/>
-        </w:rPr>
-        <w:t>後端開發</w:t>
-      </w:r>
-      <w:r>
-        <w:rPr>
-          <w:rFonts w:eastAsia="標楷體" w:cs="標楷體"/>
-          <w:color w:val="000000" w:themeColor="text1"/>
-        </w:rPr>
-        <w:t>(API + DB)                                        ░░░░░██████░░</w:t>
-      </w:r>
-    </w:p>
-    <w:p>
-      <w:pPr>
-        <w:rPr>
-          <w:rFonts w:eastAsia="標楷體" w:cs="標楷體"/>
-          <w:color w:val="000000" w:themeColor="text1"/>
-        </w:rPr>
-      </w:pPr>
-      <w:r>
-        <w:rPr>
-          <w:rFonts w:eastAsia="標楷體" w:cs="標楷體"/>
-          <w:color w:val="000000" w:themeColor="text1"/>
-        </w:rPr>
-        <w:t xml:space="preserve">8. </w:t>
-      </w:r>
-      <w:r>
-        <w:rPr>
-          <w:rFonts w:eastAsia="標楷體" w:cs="標楷體"/>
-          <w:color w:val="000000" w:themeColor="text1"/>
-        </w:rPr>
-        <w:t>前端開發</w:t>
-      </w:r>
-      <w:r>
-        <w:rPr>
-          <w:rFonts w:eastAsia="標楷體" w:cs="標楷體"/>
-          <w:color w:val="000000" w:themeColor="text1"/>
-        </w:rPr>
-        <w:t>(JS/HTML/CSS)                                      ░░░░░░░████████░</w:t>
-      </w:r>
-    </w:p>
-    <w:p>
-      <w:pPr>
-        <w:rPr>
-          <w:rFonts w:eastAsia="標楷體" w:cs="標楷體"/>
-          <w:color w:val="000000" w:themeColor="text1"/>
-        </w:rPr>
-      </w:pPr>
-      <w:r>
-        <w:rPr>
-          <w:rFonts w:eastAsia="標楷體" w:cs="標楷體"/>
-          <w:color w:val="000000" w:themeColor="text1"/>
-        </w:rPr>
-        <w:t xml:space="preserve">9. AI </w:t>
-      </w:r>
-      <w:r>
-        <w:rPr>
-          <w:rFonts w:eastAsia="標楷體" w:cs="標楷體"/>
-          <w:color w:val="000000" w:themeColor="text1"/>
-        </w:rPr>
-        <w:t>模組整合</w:t>
-      </w:r>
-      <w:r>
-        <w:rPr>
-          <w:rFonts w:eastAsia="標楷體" w:cs="標楷體"/>
-          <w:color w:val="000000" w:themeColor="text1"/>
-        </w:rPr>
-        <w:t xml:space="preserve">                                                        ░░░░░░░░████░</w:t>
-      </w:r>
-    </w:p>
-    <w:p>
-      <w:pPr>
-        <w:rPr>
-          <w:rFonts w:eastAsia="標楷體" w:cs="標楷體"/>
-          <w:color w:val="000000" w:themeColor="text1"/>
-        </w:rPr>
-      </w:pPr>
-      <w:r>
-        <w:rPr>
-          <w:rFonts w:eastAsia="標楷體" w:cs="標楷體"/>
-          <w:color w:val="000000" w:themeColor="text1"/>
-        </w:rPr>
-        <w:t xml:space="preserve">10. </w:t>
-      </w:r>
-      <w:r>
-        <w:rPr>
-          <w:rFonts w:eastAsia="標楷體" w:cs="標楷體"/>
-          <w:color w:val="000000" w:themeColor="text1"/>
-        </w:rPr>
-        <w:t>整合測試</w:t>
-      </w:r>
-      <w:r>
-        <w:rPr>
-          <w:rFonts w:eastAsia="標楷體" w:cs="標楷體"/>
-          <w:color w:val="000000" w:themeColor="text1"/>
-        </w:rPr>
-        <w:t xml:space="preserve">                                                                  ░░░░██████░</w:t>
-      </w:r>
-    </w:p>
-    <w:p>
-      <w:pPr>
-        <w:rPr>
-          <w:rFonts w:eastAsia="標楷體" w:cs="標楷體"/>
-          <w:color w:val="000000" w:themeColor="text1"/>
-        </w:rPr>
-      </w:pPr>
-      <w:r>
-        <w:rPr>
-          <w:rFonts w:eastAsia="標楷體" w:cs="標楷體"/>
-          <w:color w:val="000000" w:themeColor="text1"/>
-        </w:rPr>
-        <w:t xml:space="preserve">11. </w:t>
-      </w:r>
-      <w:r>
-        <w:rPr>
-          <w:rFonts w:eastAsia="標楷體" w:cs="標楷體"/>
-          <w:color w:val="000000" w:themeColor="text1"/>
-        </w:rPr>
-        <w:t>系統文件撰寫</w:t>
-      </w:r>
-      <w:r>
-        <w:rPr>
-          <w:rFonts w:eastAsia="標楷體" w:cs="標楷體"/>
-          <w:color w:val="000000" w:themeColor="text1"/>
-        </w:rPr>
-        <w:t xml:space="preserve">                                       ░░░░░░░░░░░░░░░░░░░░░░░░░░░░░░░░░</w:t>
-      </w:r>
-    </w:p>
-    <w:p>
-      <w:pPr>
-        <w:rPr>
-          <w:rFonts w:eastAsia="標楷體" w:cs="標楷體"/>
-          <w:color w:val="000000" w:themeColor="text1"/>
-        </w:rPr>
-      </w:pPr>
-      <w:r>
-        <w:rPr>
-          <w:rFonts w:eastAsia="標楷體" w:cs="標楷體"/>
-          <w:color w:val="000000" w:themeColor="text1"/>
-        </w:rPr>
-        <w:t xml:space="preserve">12. </w:t>
-      </w:r>
-      <w:r>
-        <w:rPr>
-          <w:rFonts w:eastAsia="標楷體" w:cs="標楷體"/>
-          <w:color w:val="000000" w:themeColor="text1"/>
-        </w:rPr>
-        <w:t>期末展示與交付</w:t>
-      </w:r>
-      <w:r>
-        <w:rPr>
-          <w:rFonts w:eastAsia="標楷體" w:cs="標楷體"/>
-          <w:color w:val="000000" w:themeColor="text1"/>
-        </w:rPr>
-        <w:t xml:space="preserve">                                                                  ░░██████</w:t>
-      </w:r>
     </w:p>
     <w:p>
       <w:pPr>
@@ -24519,7 +24898,6 @@
               <w:rPr>
                 <w:rFonts w:eastAsia="標楷體" w:cs="標楷體"/>
               </w:rPr>
-              <w:lastRenderedPageBreak/>
               <w:t>11436008</w:t>
             </w:r>
           </w:p>
@@ -25605,6 +25983,7 @@
                 <w:b/>
                 <w:bCs/>
               </w:rPr>
+              <w:lastRenderedPageBreak/>
               <w:t>利害關係人</w:t>
             </w:r>
           </w:p>
@@ -28325,6 +28704,7 @@
           <w:bCs/>
           <w:color w:val="000000" w:themeColor="text1"/>
         </w:rPr>
+        <w:lastRenderedPageBreak/>
         <w:t>文件主責</w:t>
       </w:r>
       <w:r>
@@ -29082,7 +29462,6 @@
           <w:bCs/>
           <w:color w:val="000000" w:themeColor="text1"/>
         </w:rPr>
-        <w:lastRenderedPageBreak/>
         <w:t>主要工作</w:t>
       </w:r>
       <w:r>
@@ -30275,6 +30654,7 @@
                 <w:b/>
                 <w:bCs/>
               </w:rPr>
+              <w:lastRenderedPageBreak/>
               <w:t>成員</w:t>
             </w:r>
           </w:p>
@@ -31720,7 +32100,6 @@
           <w:rFonts w:eastAsia="標楷體" w:cs="標楷體"/>
           <w:color w:val="000000" w:themeColor="text1"/>
         </w:rPr>
-        <w:lastRenderedPageBreak/>
         <w:t>主分支隨時保持可運作狀態</w:t>
       </w:r>
     </w:p>
@@ -31780,6 +32159,7 @@
     </w:p>
     <w:p>
       <w:pPr>
+        <w:widowControl/>
         <w:rPr>
           <w:rFonts w:eastAsia="標楷體" w:cs="標楷體"/>
           <w:color w:val="000000" w:themeColor="text1"/>
@@ -31788,1183 +32168,17 @@
     </w:p>
     <w:p>
       <w:pPr>
-        <w:widowControl/>
-        <w:rPr>
-          <w:rFonts w:eastAsia="標楷體" w:cs="標楷體"/>
-          <w:color w:val="000000" w:themeColor="text1"/>
-        </w:rPr>
-      </w:pPr>
-      <w:r>
+        <w:jc w:val="right"/>
         <w:rPr>
           <w:rFonts w:eastAsia="標楷體"/>
-          <w:noProof/>
-        </w:rPr>
-        <w:drawing>
-          <wp:inline distT="0" distB="0" distL="0" distR="0" wp14:anchorId="02B511B5" wp14:editId="6A15A56E">
-            <wp:extent cx="5267325" cy="3695700"/>
-            <wp:effectExtent l="0" t="0" r="0" b="0"/>
-            <wp:docPr id="1272903368" name="drawing"/>
-            <wp:cNvGraphicFramePr>
-              <a:graphicFrameLocks xmlns:a="http://schemas.openxmlformats.org/drawingml/2006/main" noChangeAspect="1"/>
-            </wp:cNvGraphicFramePr>
-            <a:graphic xmlns:a="http://schemas.openxmlformats.org/drawingml/2006/main">
-              <a:graphicData uri="http://schemas.openxmlformats.org/drawingml/2006/picture">
-                <pic:pic xmlns:pic="http://schemas.openxmlformats.org/drawingml/2006/picture">
-                  <pic:nvPicPr>
-                    <pic:cNvPr id="1272903368" name="Picture 1272903368"/>
-                    <pic:cNvPicPr/>
-                  </pic:nvPicPr>
-                  <pic:blipFill>
-                    <a:blip r:embed="rId13">
-                      <a:extLst>
-                        <a:ext uri="{28A0092B-C50C-407E-A947-70E740481C1C}">
-                          <a14:useLocalDpi xmlns:a14="http://schemas.microsoft.com/office/drawing/2010/main"/>
-                        </a:ext>
-                      </a:extLst>
-                    </a:blip>
-                    <a:stretch>
-                      <a:fillRect/>
-                    </a:stretch>
-                  </pic:blipFill>
-                  <pic:spPr>
-                    <a:xfrm>
-                      <a:off x="0" y="0"/>
-                      <a:ext cx="5267325" cy="3695700"/>
-                    </a:xfrm>
-                    <a:prstGeom prst="rect">
-                      <a:avLst/>
-                    </a:prstGeom>
-                  </pic:spPr>
-                </pic:pic>
-              </a:graphicData>
-            </a:graphic>
-          </wp:inline>
-        </w:drawing>
-      </w:r>
+        </w:rPr>
+      </w:pPr>
     </w:p>
     <w:p>
       <w:pPr>
-        <w:jc w:val="right"/>
-        <w:rPr>
-          <w:rFonts w:eastAsia="標楷體"/>
-        </w:rPr>
-      </w:pPr>
-    </w:p>
-    <w:p>
-      <w:pPr>
         <w:jc w:val="center"/>
         <w:rPr>
-          <w:rFonts w:eastAsia="標楷體"/>
-          <w:b/>
-          <w:color w:val="FF0000"/>
-          <w:sz w:val="32"/>
-        </w:rPr>
-      </w:pPr>
-      <w:r>
-        <w:rPr>
-          <w:rFonts w:eastAsia="標楷體"/>
-        </w:rPr>
-        <w:br w:type="page"/>
-      </w:r>
-      <w:r>
-        <w:rPr>
-          <w:rFonts w:eastAsia="標楷體" w:hint="eastAsia"/>
-          <w:b/>
-          <w:color w:val="FF0000"/>
-          <w:sz w:val="32"/>
-        </w:rPr>
-        <w:lastRenderedPageBreak/>
-        <w:t>專題成果工作內容與貢獻度表</w:t>
-      </w:r>
-    </w:p>
-    <w:p>
-      <w:pPr>
-        <w:rPr>
-          <w:rFonts w:eastAsia="標楷體"/>
-          <w:b/>
-          <w:color w:val="FF0000"/>
-        </w:rPr>
-      </w:pPr>
-      <w:proofErr w:type="gramStart"/>
-      <w:r>
-        <w:rPr>
-          <w:rFonts w:eastAsia="標楷體" w:hint="eastAsia"/>
-          <w:b/>
-          <w:color w:val="FF0000"/>
-        </w:rPr>
-        <w:t>本組成員</w:t>
-      </w:r>
-      <w:proofErr w:type="gramEnd"/>
-      <w:r>
-        <w:rPr>
-          <w:rFonts w:eastAsia="標楷體" w:hint="eastAsia"/>
-          <w:b/>
-          <w:color w:val="FF0000"/>
-        </w:rPr>
-        <w:t>之工作內容與貢獻度</w:t>
-      </w:r>
-      <w:r>
-        <w:rPr>
-          <w:rFonts w:eastAsia="標楷體" w:hint="eastAsia"/>
-          <w:b/>
-          <w:color w:val="FF0000"/>
-        </w:rPr>
-        <w:t>(</w:t>
-      </w:r>
-      <w:r>
-        <w:rPr>
-          <w:rFonts w:eastAsia="標楷體" w:hint="eastAsia"/>
-          <w:b/>
-          <w:color w:val="FF0000"/>
-        </w:rPr>
-        <w:t>加總為</w:t>
-      </w:r>
-      <w:r>
-        <w:rPr>
-          <w:rFonts w:eastAsia="標楷體" w:hint="eastAsia"/>
-          <w:b/>
-          <w:color w:val="FF0000"/>
-        </w:rPr>
-        <w:t>100%)</w:t>
-      </w:r>
-      <w:r>
-        <w:rPr>
-          <w:rFonts w:eastAsia="標楷體" w:hint="eastAsia"/>
-          <w:b/>
-          <w:color w:val="FF0000"/>
-        </w:rPr>
-        <w:t>，請依組員人數自行調整欄位</w:t>
-      </w:r>
-    </w:p>
-    <w:tbl>
-      <w:tblPr>
-        <w:tblW w:w="5000" w:type="pct"/>
-        <w:tblBorders>
-          <w:top w:val="single" w:sz="6" w:space="0" w:color="auto"/>
-          <w:left w:val="single" w:sz="6" w:space="0" w:color="auto"/>
-          <w:bottom w:val="single" w:sz="6" w:space="0" w:color="auto"/>
-          <w:right w:val="single" w:sz="6" w:space="0" w:color="auto"/>
-          <w:insideH w:val="single" w:sz="6" w:space="0" w:color="auto"/>
-          <w:insideV w:val="single" w:sz="6" w:space="0" w:color="auto"/>
-        </w:tblBorders>
-        <w:tblCellMar>
-          <w:top w:w="57" w:type="dxa"/>
-          <w:bottom w:w="57" w:type="dxa"/>
-        </w:tblCellMar>
-        <w:tblLook w:val="04A0" w:firstRow="1" w:lastRow="0" w:firstColumn="1" w:lastColumn="0" w:noHBand="0" w:noVBand="1"/>
-      </w:tblPr>
-      <w:tblGrid>
-        <w:gridCol w:w="799"/>
-        <w:gridCol w:w="1267"/>
-        <w:gridCol w:w="6793"/>
-        <w:gridCol w:w="1329"/>
-      </w:tblGrid>
-      <w:tr>
-        <w:tc>
-          <w:tcPr>
-            <w:tcW w:w="392" w:type="pct"/>
-            <w:shd w:val="pct15" w:color="auto" w:fill="auto"/>
-            <w:vAlign w:val="center"/>
-          </w:tcPr>
-          <w:p>
-            <w:pPr>
-              <w:jc w:val="center"/>
-              <w:rPr>
-                <w:rFonts w:eastAsia="標楷體"/>
-                <w:szCs w:val="22"/>
-              </w:rPr>
-            </w:pPr>
-            <w:r>
-              <w:rPr>
-                <w:rFonts w:eastAsia="標楷體" w:hint="eastAsia"/>
-                <w:szCs w:val="22"/>
-              </w:rPr>
-              <w:t>序號</w:t>
-            </w:r>
-          </w:p>
-        </w:tc>
-        <w:tc>
-          <w:tcPr>
-            <w:tcW w:w="622" w:type="pct"/>
-            <w:shd w:val="pct15" w:color="auto" w:fill="auto"/>
-            <w:vAlign w:val="center"/>
-          </w:tcPr>
-          <w:p>
-            <w:pPr>
-              <w:jc w:val="center"/>
-              <w:rPr>
-                <w:rFonts w:eastAsia="標楷體"/>
-                <w:szCs w:val="22"/>
-              </w:rPr>
-            </w:pPr>
-            <w:r>
-              <w:rPr>
-                <w:rFonts w:eastAsia="標楷體" w:hint="eastAsia"/>
-                <w:szCs w:val="22"/>
-              </w:rPr>
-              <w:t>姓名</w:t>
-            </w:r>
-          </w:p>
-        </w:tc>
-        <w:tc>
-          <w:tcPr>
-            <w:tcW w:w="3334" w:type="pct"/>
-            <w:shd w:val="pct15" w:color="auto" w:fill="auto"/>
-            <w:vAlign w:val="center"/>
-          </w:tcPr>
-          <w:p>
-            <w:pPr>
-              <w:jc w:val="center"/>
-              <w:rPr>
-                <w:rFonts w:eastAsia="標楷體"/>
-                <w:szCs w:val="22"/>
-              </w:rPr>
-            </w:pPr>
-            <w:r>
-              <w:rPr>
-                <w:rFonts w:eastAsia="標楷體" w:hint="eastAsia"/>
-                <w:szCs w:val="22"/>
-              </w:rPr>
-              <w:t>工作內容</w:t>
-            </w:r>
-            <w:r>
-              <w:rPr>
-                <w:rFonts w:eastAsia="標楷體" w:hint="eastAsia"/>
-                <w:szCs w:val="22"/>
-              </w:rPr>
-              <w:t>&lt;</w:t>
-            </w:r>
-            <w:r>
-              <w:rPr>
-                <w:rFonts w:eastAsia="標楷體" w:hint="eastAsia"/>
-                <w:szCs w:val="22"/>
-              </w:rPr>
-              <w:t>各限</w:t>
-            </w:r>
-            <w:r>
-              <w:rPr>
-                <w:rFonts w:eastAsia="標楷體" w:hint="eastAsia"/>
-                <w:szCs w:val="22"/>
-              </w:rPr>
-              <w:t>100</w:t>
-            </w:r>
-            <w:r>
-              <w:rPr>
-                <w:rFonts w:eastAsia="標楷體" w:hint="eastAsia"/>
-                <w:szCs w:val="22"/>
-              </w:rPr>
-              <w:t>字以內</w:t>
-            </w:r>
-            <w:r>
-              <w:rPr>
-                <w:rFonts w:eastAsia="標楷體" w:hint="eastAsia"/>
-                <w:szCs w:val="22"/>
-              </w:rPr>
-              <w:t>&gt;</w:t>
-            </w:r>
-          </w:p>
-        </w:tc>
-        <w:tc>
-          <w:tcPr>
-            <w:tcW w:w="652" w:type="pct"/>
-            <w:shd w:val="pct15" w:color="auto" w:fill="auto"/>
-            <w:vAlign w:val="center"/>
-          </w:tcPr>
-          <w:p>
-            <w:pPr>
-              <w:jc w:val="center"/>
-              <w:rPr>
-                <w:rFonts w:eastAsia="標楷體"/>
-                <w:szCs w:val="22"/>
-              </w:rPr>
-            </w:pPr>
-            <w:r>
-              <w:rPr>
-                <w:rFonts w:eastAsia="標楷體" w:hint="eastAsia"/>
-                <w:szCs w:val="22"/>
-              </w:rPr>
-              <w:t>貢獻度</w:t>
-            </w:r>
-          </w:p>
-        </w:tc>
-      </w:tr>
-      <w:tr>
-        <w:tc>
-          <w:tcPr>
-            <w:tcW w:w="392" w:type="pct"/>
-            <w:vAlign w:val="center"/>
-          </w:tcPr>
-          <w:p>
-            <w:pPr>
-              <w:jc w:val="center"/>
-              <w:rPr>
-                <w:rFonts w:eastAsia="標楷體"/>
-                <w:szCs w:val="22"/>
-              </w:rPr>
-            </w:pPr>
-            <w:r>
-              <w:rPr>
-                <w:rFonts w:eastAsia="標楷體" w:hint="eastAsia"/>
-                <w:szCs w:val="22"/>
-              </w:rPr>
-              <w:t>1</w:t>
-            </w:r>
-          </w:p>
-        </w:tc>
-        <w:tc>
-          <w:tcPr>
-            <w:tcW w:w="622" w:type="pct"/>
-          </w:tcPr>
-          <w:p>
-            <w:pPr>
-              <w:rPr>
-                <w:rFonts w:eastAsia="標楷體"/>
-                <w:szCs w:val="22"/>
-              </w:rPr>
-            </w:pPr>
-            <w:r>
-              <w:rPr>
-                <w:rFonts w:eastAsia="標楷體" w:hint="eastAsia"/>
-                <w:szCs w:val="22"/>
-              </w:rPr>
-              <w:t>組長</w:t>
-            </w:r>
-          </w:p>
-          <w:p>
-            <w:pPr>
-              <w:rPr>
-                <w:rFonts w:eastAsia="標楷體"/>
-                <w:szCs w:val="22"/>
-                <w:u w:val="single"/>
-              </w:rPr>
-            </w:pPr>
-            <w:r>
-              <w:rPr>
-                <w:rFonts w:eastAsia="標楷體" w:hint="eastAsia"/>
-                <w:szCs w:val="22"/>
-                <w:u w:val="single"/>
-              </w:rPr>
-              <w:t xml:space="preserve">         </w:t>
-            </w:r>
-          </w:p>
-        </w:tc>
-        <w:tc>
-          <w:tcPr>
-            <w:tcW w:w="3334" w:type="pct"/>
-            <w:vAlign w:val="center"/>
-          </w:tcPr>
-          <w:p>
-            <w:pPr>
-              <w:jc w:val="both"/>
-              <w:rPr>
-                <w:rFonts w:eastAsia="標楷體"/>
-                <w:szCs w:val="22"/>
-              </w:rPr>
-            </w:pPr>
-            <w:r>
-              <w:rPr>
-                <w:rFonts w:eastAsia="標楷體" w:hint="eastAsia"/>
-                <w:szCs w:val="22"/>
-              </w:rPr>
-              <w:t xml:space="preserve">                                          </w:t>
-            </w:r>
-            <w:r>
-              <w:rPr>
-                <w:rFonts w:eastAsia="標楷體"/>
-                <w:szCs w:val="22"/>
-              </w:rPr>
-              <w:t xml:space="preserve">  </w:t>
-            </w:r>
-            <w:r>
-              <w:rPr>
-                <w:rFonts w:eastAsia="標楷體" w:hint="eastAsia"/>
-                <w:szCs w:val="22"/>
-              </w:rPr>
-              <w:t xml:space="preserve">      </w:t>
-            </w:r>
-          </w:p>
-        </w:tc>
-        <w:tc>
-          <w:tcPr>
-            <w:tcW w:w="652" w:type="pct"/>
-            <w:vAlign w:val="center"/>
-          </w:tcPr>
-          <w:p>
-            <w:pPr>
-              <w:jc w:val="both"/>
-              <w:rPr>
-                <w:rFonts w:eastAsia="標楷體"/>
-                <w:szCs w:val="22"/>
-              </w:rPr>
-            </w:pPr>
-            <w:r>
-              <w:rPr>
-                <w:rFonts w:eastAsia="標楷體" w:hint="eastAsia"/>
-                <w:szCs w:val="22"/>
-                <w:u w:val="single"/>
-              </w:rPr>
-              <w:t xml:space="preserve">      </w:t>
-            </w:r>
-            <w:r>
-              <w:rPr>
-                <w:rFonts w:eastAsia="標楷體" w:hint="eastAsia"/>
-                <w:szCs w:val="22"/>
-              </w:rPr>
-              <w:t>%</w:t>
-            </w:r>
-          </w:p>
-        </w:tc>
-      </w:tr>
-      <w:tr>
-        <w:tc>
-          <w:tcPr>
-            <w:tcW w:w="392" w:type="pct"/>
-            <w:vAlign w:val="center"/>
-          </w:tcPr>
-          <w:p>
-            <w:pPr>
-              <w:jc w:val="center"/>
-              <w:rPr>
-                <w:rFonts w:eastAsia="標楷體"/>
-                <w:szCs w:val="22"/>
-              </w:rPr>
-            </w:pPr>
-            <w:r>
-              <w:rPr>
-                <w:rFonts w:eastAsia="標楷體" w:hint="eastAsia"/>
-                <w:szCs w:val="22"/>
-              </w:rPr>
-              <w:t>2</w:t>
-            </w:r>
-          </w:p>
-        </w:tc>
-        <w:tc>
-          <w:tcPr>
-            <w:tcW w:w="622" w:type="pct"/>
-          </w:tcPr>
-          <w:p>
-            <w:pPr>
-              <w:rPr>
-                <w:rFonts w:eastAsia="標楷體"/>
-                <w:szCs w:val="22"/>
-              </w:rPr>
-            </w:pPr>
-            <w:r>
-              <w:rPr>
-                <w:rFonts w:eastAsia="標楷體" w:hint="eastAsia"/>
-                <w:szCs w:val="22"/>
-              </w:rPr>
-              <w:t>組員</w:t>
-            </w:r>
-          </w:p>
-          <w:p>
-            <w:pPr>
-              <w:rPr>
-                <w:rFonts w:eastAsia="標楷體"/>
-                <w:szCs w:val="22"/>
-                <w:u w:val="single"/>
-              </w:rPr>
-            </w:pPr>
-            <w:r>
-              <w:rPr>
-                <w:rFonts w:eastAsia="標楷體" w:hint="eastAsia"/>
-                <w:szCs w:val="22"/>
-                <w:u w:val="single"/>
-              </w:rPr>
-              <w:t xml:space="preserve">         </w:t>
-            </w:r>
-          </w:p>
-        </w:tc>
-        <w:tc>
-          <w:tcPr>
-            <w:tcW w:w="3334" w:type="pct"/>
-            <w:vAlign w:val="center"/>
-          </w:tcPr>
-          <w:p>
-            <w:pPr>
-              <w:jc w:val="both"/>
-              <w:rPr>
-                <w:rFonts w:eastAsia="標楷體"/>
-                <w:szCs w:val="22"/>
-              </w:rPr>
-            </w:pPr>
-            <w:r>
-              <w:rPr>
-                <w:rFonts w:eastAsia="標楷體" w:hint="eastAsia"/>
-                <w:szCs w:val="22"/>
-              </w:rPr>
-              <w:t xml:space="preserve">                                         </w:t>
-            </w:r>
-            <w:r>
-              <w:rPr>
-                <w:rFonts w:eastAsia="標楷體"/>
-                <w:szCs w:val="22"/>
-              </w:rPr>
-              <w:t xml:space="preserve">   </w:t>
-            </w:r>
-            <w:r>
-              <w:rPr>
-                <w:rFonts w:eastAsia="標楷體" w:hint="eastAsia"/>
-                <w:szCs w:val="22"/>
-              </w:rPr>
-              <w:t xml:space="preserve">      </w:t>
-            </w:r>
-          </w:p>
-        </w:tc>
-        <w:tc>
-          <w:tcPr>
-            <w:tcW w:w="652" w:type="pct"/>
-            <w:vAlign w:val="center"/>
-          </w:tcPr>
-          <w:p>
-            <w:pPr>
-              <w:jc w:val="both"/>
-              <w:rPr>
-                <w:rFonts w:eastAsia="標楷體"/>
-                <w:szCs w:val="22"/>
-              </w:rPr>
-            </w:pPr>
-            <w:r>
-              <w:rPr>
-                <w:rFonts w:eastAsia="標楷體" w:hint="eastAsia"/>
-                <w:szCs w:val="22"/>
-                <w:u w:val="single"/>
-              </w:rPr>
-              <w:t xml:space="preserve">      </w:t>
-            </w:r>
-            <w:r>
-              <w:rPr>
-                <w:rFonts w:eastAsia="標楷體"/>
-                <w:szCs w:val="22"/>
-              </w:rPr>
-              <w:t>%</w:t>
-            </w:r>
-          </w:p>
-        </w:tc>
-      </w:tr>
-      <w:tr>
-        <w:tc>
-          <w:tcPr>
-            <w:tcW w:w="392" w:type="pct"/>
-            <w:vAlign w:val="center"/>
-          </w:tcPr>
-          <w:p>
-            <w:pPr>
-              <w:jc w:val="center"/>
-              <w:rPr>
-                <w:rFonts w:eastAsia="標楷體"/>
-                <w:szCs w:val="22"/>
-              </w:rPr>
-            </w:pPr>
-            <w:r>
-              <w:rPr>
-                <w:rFonts w:eastAsia="標楷體" w:hint="eastAsia"/>
-                <w:szCs w:val="22"/>
-              </w:rPr>
-              <w:t>3</w:t>
-            </w:r>
-          </w:p>
-        </w:tc>
-        <w:tc>
-          <w:tcPr>
-            <w:tcW w:w="622" w:type="pct"/>
-          </w:tcPr>
-          <w:p>
-            <w:pPr>
-              <w:rPr>
-                <w:rFonts w:eastAsia="標楷體"/>
-                <w:szCs w:val="22"/>
-              </w:rPr>
-            </w:pPr>
-            <w:r>
-              <w:rPr>
-                <w:rFonts w:eastAsia="標楷體" w:hint="eastAsia"/>
-                <w:szCs w:val="22"/>
-              </w:rPr>
-              <w:t>組員</w:t>
-            </w:r>
-          </w:p>
-          <w:p>
-            <w:pPr>
-              <w:rPr>
-                <w:rFonts w:eastAsia="標楷體"/>
-                <w:szCs w:val="22"/>
-                <w:u w:val="single"/>
-              </w:rPr>
-            </w:pPr>
-            <w:r>
-              <w:rPr>
-                <w:rFonts w:eastAsia="標楷體" w:hint="eastAsia"/>
-                <w:szCs w:val="22"/>
-                <w:u w:val="single"/>
-              </w:rPr>
-              <w:t xml:space="preserve">         </w:t>
-            </w:r>
-          </w:p>
-        </w:tc>
-        <w:tc>
-          <w:tcPr>
-            <w:tcW w:w="3334" w:type="pct"/>
-            <w:vAlign w:val="center"/>
-          </w:tcPr>
-          <w:p>
-            <w:pPr>
-              <w:jc w:val="both"/>
-              <w:rPr>
-                <w:rFonts w:eastAsia="標楷體"/>
-                <w:szCs w:val="22"/>
-              </w:rPr>
-            </w:pPr>
-            <w:r>
-              <w:rPr>
-                <w:rFonts w:eastAsia="標楷體" w:hint="eastAsia"/>
-                <w:szCs w:val="22"/>
-              </w:rPr>
-              <w:t xml:space="preserve">                                       </w:t>
-            </w:r>
-            <w:r>
-              <w:rPr>
-                <w:rFonts w:eastAsia="標楷體"/>
-                <w:szCs w:val="22"/>
-              </w:rPr>
-              <w:t xml:space="preserve">  </w:t>
-            </w:r>
-            <w:r>
-              <w:rPr>
-                <w:rFonts w:eastAsia="標楷體" w:hint="eastAsia"/>
-                <w:szCs w:val="22"/>
-              </w:rPr>
-              <w:t xml:space="preserve">  </w:t>
-            </w:r>
-            <w:r>
-              <w:rPr>
-                <w:rFonts w:eastAsia="標楷體"/>
-                <w:szCs w:val="22"/>
-              </w:rPr>
-              <w:t xml:space="preserve"> </w:t>
-            </w:r>
-            <w:r>
-              <w:rPr>
-                <w:rFonts w:eastAsia="標楷體" w:hint="eastAsia"/>
-                <w:szCs w:val="22"/>
-              </w:rPr>
-              <w:t xml:space="preserve">      </w:t>
-            </w:r>
-          </w:p>
-        </w:tc>
-        <w:tc>
-          <w:tcPr>
-            <w:tcW w:w="652" w:type="pct"/>
-            <w:vAlign w:val="center"/>
-          </w:tcPr>
-          <w:p>
-            <w:pPr>
-              <w:jc w:val="both"/>
-              <w:rPr>
-                <w:rFonts w:eastAsia="標楷體"/>
-                <w:szCs w:val="22"/>
-              </w:rPr>
-            </w:pPr>
-            <w:r>
-              <w:rPr>
-                <w:rFonts w:eastAsia="標楷體" w:hint="eastAsia"/>
-                <w:szCs w:val="22"/>
-                <w:u w:val="single"/>
-              </w:rPr>
-              <w:t xml:space="preserve">      </w:t>
-            </w:r>
-            <w:r>
-              <w:rPr>
-                <w:rFonts w:eastAsia="標楷體"/>
-                <w:szCs w:val="22"/>
-              </w:rPr>
-              <w:t>%</w:t>
-            </w:r>
-          </w:p>
-        </w:tc>
-      </w:tr>
-      <w:tr>
-        <w:tc>
-          <w:tcPr>
-            <w:tcW w:w="392" w:type="pct"/>
-            <w:vAlign w:val="center"/>
-          </w:tcPr>
-          <w:p>
-            <w:pPr>
-              <w:jc w:val="center"/>
-              <w:rPr>
-                <w:rFonts w:eastAsia="標楷體"/>
-                <w:szCs w:val="22"/>
-              </w:rPr>
-            </w:pPr>
-            <w:r>
-              <w:rPr>
-                <w:rFonts w:eastAsia="標楷體" w:hint="eastAsia"/>
-                <w:szCs w:val="22"/>
-              </w:rPr>
-              <w:t>4</w:t>
-            </w:r>
-          </w:p>
-        </w:tc>
-        <w:tc>
-          <w:tcPr>
-            <w:tcW w:w="622" w:type="pct"/>
-          </w:tcPr>
-          <w:p>
-            <w:pPr>
-              <w:rPr>
-                <w:rFonts w:eastAsia="標楷體"/>
-                <w:szCs w:val="22"/>
-              </w:rPr>
-            </w:pPr>
-            <w:r>
-              <w:rPr>
-                <w:rFonts w:eastAsia="標楷體" w:hint="eastAsia"/>
-                <w:szCs w:val="22"/>
-              </w:rPr>
-              <w:t>組員</w:t>
-            </w:r>
-          </w:p>
-          <w:p>
-            <w:pPr>
-              <w:rPr>
-                <w:rFonts w:eastAsia="標楷體"/>
-                <w:szCs w:val="22"/>
-                <w:u w:val="single"/>
-              </w:rPr>
-            </w:pPr>
-            <w:r>
-              <w:rPr>
-                <w:rFonts w:eastAsia="標楷體" w:hint="eastAsia"/>
-                <w:szCs w:val="22"/>
-                <w:u w:val="single"/>
-              </w:rPr>
-              <w:t xml:space="preserve">         </w:t>
-            </w:r>
-          </w:p>
-        </w:tc>
-        <w:tc>
-          <w:tcPr>
-            <w:tcW w:w="3334" w:type="pct"/>
-            <w:vAlign w:val="center"/>
-          </w:tcPr>
-          <w:p>
-            <w:pPr>
-              <w:jc w:val="both"/>
-              <w:rPr>
-                <w:rFonts w:eastAsia="標楷體"/>
-                <w:szCs w:val="22"/>
-              </w:rPr>
-            </w:pPr>
-            <w:r>
-              <w:rPr>
-                <w:rFonts w:eastAsia="標楷體" w:hint="eastAsia"/>
-                <w:szCs w:val="22"/>
-              </w:rPr>
-              <w:t xml:space="preserve">                                        </w:t>
-            </w:r>
-            <w:r>
-              <w:rPr>
-                <w:rFonts w:eastAsia="標楷體"/>
-                <w:szCs w:val="22"/>
-              </w:rPr>
-              <w:t xml:space="preserve">  </w:t>
-            </w:r>
-            <w:r>
-              <w:rPr>
-                <w:rFonts w:eastAsia="標楷體" w:hint="eastAsia"/>
-                <w:szCs w:val="22"/>
-              </w:rPr>
-              <w:t xml:space="preserve">        </w:t>
-            </w:r>
-          </w:p>
-        </w:tc>
-        <w:tc>
-          <w:tcPr>
-            <w:tcW w:w="652" w:type="pct"/>
-            <w:vAlign w:val="center"/>
-          </w:tcPr>
-          <w:p>
-            <w:pPr>
-              <w:jc w:val="both"/>
-              <w:rPr>
-                <w:rFonts w:eastAsia="標楷體"/>
-                <w:szCs w:val="22"/>
-              </w:rPr>
-            </w:pPr>
-            <w:r>
-              <w:rPr>
-                <w:rFonts w:eastAsia="標楷體" w:hint="eastAsia"/>
-                <w:szCs w:val="22"/>
-                <w:u w:val="single"/>
-              </w:rPr>
-              <w:t xml:space="preserve">      </w:t>
-            </w:r>
-            <w:r>
-              <w:rPr>
-                <w:rFonts w:eastAsia="標楷體"/>
-                <w:szCs w:val="22"/>
-              </w:rPr>
-              <w:t>%</w:t>
-            </w:r>
-          </w:p>
-        </w:tc>
-      </w:tr>
-      <w:tr>
-        <w:tc>
-          <w:tcPr>
-            <w:tcW w:w="392" w:type="pct"/>
-            <w:vAlign w:val="center"/>
-          </w:tcPr>
-          <w:p>
-            <w:pPr>
-              <w:jc w:val="center"/>
-              <w:rPr>
-                <w:rFonts w:eastAsia="標楷體"/>
-                <w:szCs w:val="22"/>
-              </w:rPr>
-            </w:pPr>
-            <w:r>
-              <w:rPr>
-                <w:rFonts w:eastAsia="標楷體" w:hint="eastAsia"/>
-                <w:szCs w:val="22"/>
-              </w:rPr>
-              <w:t>5</w:t>
-            </w:r>
-          </w:p>
-        </w:tc>
-        <w:tc>
-          <w:tcPr>
-            <w:tcW w:w="622" w:type="pct"/>
-          </w:tcPr>
-          <w:p>
-            <w:pPr>
-              <w:rPr>
-                <w:rFonts w:eastAsia="標楷體"/>
-                <w:szCs w:val="22"/>
-              </w:rPr>
-            </w:pPr>
-            <w:r>
-              <w:rPr>
-                <w:rFonts w:eastAsia="標楷體" w:hint="eastAsia"/>
-                <w:szCs w:val="22"/>
-              </w:rPr>
-              <w:t>組員</w:t>
-            </w:r>
-          </w:p>
-          <w:p>
-            <w:pPr>
-              <w:rPr>
-                <w:rFonts w:eastAsia="標楷體"/>
-                <w:szCs w:val="22"/>
-                <w:u w:val="single"/>
-              </w:rPr>
-            </w:pPr>
-            <w:r>
-              <w:rPr>
-                <w:rFonts w:eastAsia="標楷體" w:hint="eastAsia"/>
-                <w:szCs w:val="22"/>
-                <w:u w:val="single"/>
-              </w:rPr>
-              <w:t xml:space="preserve">         </w:t>
-            </w:r>
-          </w:p>
-        </w:tc>
-        <w:tc>
-          <w:tcPr>
-            <w:tcW w:w="3334" w:type="pct"/>
-            <w:vAlign w:val="center"/>
-          </w:tcPr>
-          <w:p>
-            <w:pPr>
-              <w:jc w:val="both"/>
-              <w:rPr>
-                <w:rFonts w:eastAsia="標楷體"/>
-                <w:szCs w:val="22"/>
-              </w:rPr>
-            </w:pPr>
-            <w:r>
-              <w:rPr>
-                <w:rFonts w:eastAsia="標楷體" w:hint="eastAsia"/>
-                <w:szCs w:val="22"/>
-              </w:rPr>
-              <w:t xml:space="preserve">                                       </w:t>
-            </w:r>
-            <w:r>
-              <w:rPr>
-                <w:rFonts w:eastAsia="標楷體"/>
-                <w:szCs w:val="22"/>
-              </w:rPr>
-              <w:t xml:space="preserve">  </w:t>
-            </w:r>
-            <w:r>
-              <w:rPr>
-                <w:rFonts w:eastAsia="標楷體" w:hint="eastAsia"/>
-                <w:szCs w:val="22"/>
-              </w:rPr>
-              <w:t xml:space="preserve"> </w:t>
-            </w:r>
-            <w:r>
-              <w:rPr>
-                <w:rFonts w:eastAsia="標楷體"/>
-                <w:szCs w:val="22"/>
-              </w:rPr>
-              <w:t xml:space="preserve">  </w:t>
-            </w:r>
-            <w:r>
-              <w:rPr>
-                <w:rFonts w:eastAsia="標楷體" w:hint="eastAsia"/>
-                <w:szCs w:val="22"/>
-              </w:rPr>
-              <w:t xml:space="preserve">      </w:t>
-            </w:r>
-          </w:p>
-        </w:tc>
-        <w:tc>
-          <w:tcPr>
-            <w:tcW w:w="652" w:type="pct"/>
-            <w:vAlign w:val="center"/>
-          </w:tcPr>
-          <w:p>
-            <w:pPr>
-              <w:jc w:val="both"/>
-              <w:rPr>
-                <w:rFonts w:eastAsia="標楷體"/>
-                <w:szCs w:val="22"/>
-              </w:rPr>
-            </w:pPr>
-            <w:r>
-              <w:rPr>
-                <w:rFonts w:eastAsia="標楷體" w:hint="eastAsia"/>
-                <w:szCs w:val="22"/>
-                <w:u w:val="single"/>
-              </w:rPr>
-              <w:t xml:space="preserve">      </w:t>
-            </w:r>
-            <w:r>
-              <w:rPr>
-                <w:rFonts w:eastAsia="標楷體"/>
-                <w:szCs w:val="22"/>
-              </w:rPr>
-              <w:t>%</w:t>
-            </w:r>
-          </w:p>
-        </w:tc>
-      </w:tr>
-      <w:tr>
-        <w:tc>
-          <w:tcPr>
-            <w:tcW w:w="392" w:type="pct"/>
-            <w:vAlign w:val="center"/>
-          </w:tcPr>
-          <w:p>
-            <w:pPr>
-              <w:jc w:val="center"/>
-              <w:rPr>
-                <w:rFonts w:eastAsia="標楷體"/>
-                <w:szCs w:val="22"/>
-              </w:rPr>
-            </w:pPr>
-            <w:r>
-              <w:rPr>
-                <w:rFonts w:eastAsia="標楷體" w:hint="eastAsia"/>
-                <w:szCs w:val="22"/>
-              </w:rPr>
-              <w:t>6</w:t>
-            </w:r>
-          </w:p>
-        </w:tc>
-        <w:tc>
-          <w:tcPr>
-            <w:tcW w:w="622" w:type="pct"/>
-          </w:tcPr>
-          <w:p>
-            <w:pPr>
-              <w:rPr>
-                <w:rFonts w:eastAsia="標楷體"/>
-                <w:szCs w:val="22"/>
-              </w:rPr>
-            </w:pPr>
-            <w:r>
-              <w:rPr>
-                <w:rFonts w:eastAsia="標楷體" w:hint="eastAsia"/>
-                <w:szCs w:val="22"/>
-              </w:rPr>
-              <w:t>組員</w:t>
-            </w:r>
-          </w:p>
-          <w:p>
-            <w:pPr>
-              <w:rPr>
-                <w:rFonts w:eastAsia="標楷體"/>
-                <w:szCs w:val="22"/>
-                <w:u w:val="single"/>
-              </w:rPr>
-            </w:pPr>
-            <w:r>
-              <w:rPr>
-                <w:rFonts w:eastAsia="標楷體" w:hint="eastAsia"/>
-                <w:szCs w:val="22"/>
-                <w:u w:val="single"/>
-              </w:rPr>
-              <w:t xml:space="preserve">         </w:t>
-            </w:r>
-          </w:p>
-        </w:tc>
-        <w:tc>
-          <w:tcPr>
-            <w:tcW w:w="3334" w:type="pct"/>
-            <w:vAlign w:val="center"/>
-          </w:tcPr>
-          <w:p>
-            <w:pPr>
-              <w:jc w:val="both"/>
-              <w:rPr>
-                <w:rFonts w:eastAsia="標楷體"/>
-                <w:szCs w:val="22"/>
-              </w:rPr>
-            </w:pPr>
-            <w:r>
-              <w:rPr>
-                <w:rFonts w:eastAsia="標楷體" w:hint="eastAsia"/>
-                <w:szCs w:val="22"/>
-              </w:rPr>
-              <w:t xml:space="preserve">                                     </w:t>
-            </w:r>
-            <w:r>
-              <w:rPr>
-                <w:rFonts w:eastAsia="標楷體"/>
-                <w:szCs w:val="22"/>
-              </w:rPr>
-              <w:t xml:space="preserve">  </w:t>
-            </w:r>
-            <w:r>
-              <w:rPr>
-                <w:rFonts w:eastAsia="標楷體" w:hint="eastAsia"/>
-                <w:szCs w:val="22"/>
-              </w:rPr>
-              <w:t xml:space="preserve">  </w:t>
-            </w:r>
-            <w:r>
-              <w:rPr>
-                <w:rFonts w:eastAsia="標楷體"/>
-                <w:szCs w:val="22"/>
-              </w:rPr>
-              <w:t xml:space="preserve">   </w:t>
-            </w:r>
-            <w:r>
-              <w:rPr>
-                <w:rFonts w:eastAsia="標楷體" w:hint="eastAsia"/>
-                <w:szCs w:val="22"/>
-              </w:rPr>
-              <w:t xml:space="preserve">      </w:t>
-            </w:r>
-          </w:p>
-        </w:tc>
-        <w:tc>
-          <w:tcPr>
-            <w:tcW w:w="652" w:type="pct"/>
-            <w:vAlign w:val="center"/>
-          </w:tcPr>
-          <w:p>
-            <w:pPr>
-              <w:jc w:val="both"/>
-              <w:rPr>
-                <w:rFonts w:eastAsia="標楷體"/>
-                <w:szCs w:val="22"/>
-              </w:rPr>
-            </w:pPr>
-            <w:r>
-              <w:rPr>
-                <w:rFonts w:eastAsia="標楷體" w:hint="eastAsia"/>
-                <w:szCs w:val="22"/>
-                <w:u w:val="single"/>
-              </w:rPr>
-              <w:t xml:space="preserve">      </w:t>
-            </w:r>
-            <w:r>
-              <w:rPr>
-                <w:rFonts w:eastAsia="標楷體"/>
-                <w:szCs w:val="22"/>
-              </w:rPr>
-              <w:t>%</w:t>
-            </w:r>
-          </w:p>
-        </w:tc>
-      </w:tr>
-      <w:tr>
-        <w:tc>
-          <w:tcPr>
-            <w:tcW w:w="4348" w:type="pct"/>
-            <w:gridSpan w:val="3"/>
-            <w:vAlign w:val="center"/>
-          </w:tcPr>
-          <w:p>
-            <w:pPr>
-              <w:jc w:val="both"/>
-              <w:rPr>
-                <w:rFonts w:eastAsia="標楷體"/>
-                <w:szCs w:val="22"/>
-              </w:rPr>
-            </w:pPr>
-          </w:p>
-        </w:tc>
-        <w:tc>
-          <w:tcPr>
-            <w:tcW w:w="652" w:type="pct"/>
-          </w:tcPr>
-          <w:p>
-            <w:pPr>
-              <w:rPr>
-                <w:rFonts w:eastAsia="標楷體"/>
-                <w:spacing w:val="-10"/>
-                <w:szCs w:val="22"/>
-              </w:rPr>
-            </w:pPr>
-            <w:r>
-              <w:rPr>
-                <w:rFonts w:eastAsia="標楷體" w:hint="eastAsia"/>
-                <w:spacing w:val="-10"/>
-                <w:szCs w:val="22"/>
-              </w:rPr>
-              <w:t>總計</w:t>
-            </w:r>
-            <w:r>
-              <w:rPr>
-                <w:rFonts w:eastAsia="標楷體" w:hint="eastAsia"/>
-                <w:spacing w:val="-10"/>
-                <w:szCs w:val="22"/>
-              </w:rPr>
-              <w:t>:100%</w:t>
-            </w:r>
-          </w:p>
-        </w:tc>
-      </w:tr>
-    </w:tbl>
-    <w:p>
-      <w:pPr>
-        <w:widowControl/>
-        <w:overflowPunct w:val="0"/>
-        <w:rPr>
-          <w:rFonts w:eastAsia="標楷體"/>
-        </w:rPr>
-      </w:pPr>
-    </w:p>
-    <w:p>
-      <w:pPr>
-        <w:widowControl/>
-        <w:overflowPunct w:val="0"/>
-        <w:rPr>
-          <w:rFonts w:eastAsia="標楷體"/>
-        </w:rPr>
-      </w:pPr>
-    </w:p>
-    <w:p>
-      <w:pPr>
-        <w:widowControl/>
-        <w:spacing w:line="278" w:lineRule="auto"/>
-        <w:rPr>
-          <w:rFonts w:eastAsia="標楷體"/>
+          <w:rFonts w:eastAsia="標楷體" w:hint="eastAsia"/>
         </w:rPr>
       </w:pPr>
       <w:r>
@@ -33257,20 +32471,15 @@
     </w:p>
     <w:tbl>
       <w:tblPr>
-        <w:tblW w:w="0" w:type="auto"/>
-        <w:tblBorders>
-          <w:top w:val="single" w:sz="6" w:space="0" w:color="auto"/>
-          <w:left w:val="single" w:sz="6" w:space="0" w:color="auto"/>
-          <w:bottom w:val="single" w:sz="6" w:space="0" w:color="auto"/>
-          <w:right w:val="single" w:sz="6" w:space="0" w:color="auto"/>
-        </w:tblBorders>
+        <w:tblStyle w:val="af4"/>
+        <w:tblW w:w="5000" w:type="pct"/>
         <w:tblLook w:val="06A0" w:firstRow="1" w:lastRow="0" w:firstColumn="1" w:lastColumn="0" w:noHBand="1" w:noVBand="1"/>
       </w:tblPr>
       <w:tblGrid>
-        <w:gridCol w:w="850"/>
-        <w:gridCol w:w="1878"/>
-        <w:gridCol w:w="3576"/>
-        <w:gridCol w:w="1986"/>
+        <w:gridCol w:w="679"/>
+        <w:gridCol w:w="1317"/>
+        <w:gridCol w:w="5782"/>
+        <w:gridCol w:w="2416"/>
       </w:tblGrid>
       <w:tr>
         <w:trPr>
@@ -33278,11 +32487,7 @@
         </w:trPr>
         <w:tc>
           <w:tcPr>
-            <w:tcW w:w="850" w:type="dxa"/>
-            <w:tcMar>
-              <w:left w:w="105" w:type="dxa"/>
-              <w:right w:w="105" w:type="dxa"/>
-            </w:tcMar>
+            <w:tcW w:w="333" w:type="pct"/>
             <w:vAlign w:val="center"/>
           </w:tcPr>
           <w:p>
@@ -33304,11 +32509,7 @@
         </w:tc>
         <w:tc>
           <w:tcPr>
-            <w:tcW w:w="1878" w:type="dxa"/>
-            <w:tcMar>
-              <w:left w:w="105" w:type="dxa"/>
-              <w:right w:w="105" w:type="dxa"/>
-            </w:tcMar>
+            <w:tcW w:w="646" w:type="pct"/>
             <w:vAlign w:val="center"/>
           </w:tcPr>
           <w:p>
@@ -33330,11 +32531,7 @@
         </w:tc>
         <w:tc>
           <w:tcPr>
-            <w:tcW w:w="3576" w:type="dxa"/>
-            <w:tcMar>
-              <w:left w:w="105" w:type="dxa"/>
-              <w:right w:w="105" w:type="dxa"/>
-            </w:tcMar>
+            <w:tcW w:w="2835" w:type="pct"/>
             <w:vAlign w:val="center"/>
           </w:tcPr>
           <w:p>
@@ -33356,11 +32553,7 @@
         </w:tc>
         <w:tc>
           <w:tcPr>
-            <w:tcW w:w="1986" w:type="dxa"/>
-            <w:tcMar>
-              <w:left w:w="105" w:type="dxa"/>
-              <w:right w:w="105" w:type="dxa"/>
-            </w:tcMar>
+            <w:tcW w:w="1185" w:type="pct"/>
             <w:vAlign w:val="center"/>
           </w:tcPr>
           <w:p>
@@ -33387,12 +32580,7 @@
         </w:trPr>
         <w:tc>
           <w:tcPr>
-            <w:tcW w:w="850" w:type="dxa"/>
-            <w:tcMar>
-              <w:left w:w="105" w:type="dxa"/>
-              <w:right w:w="105" w:type="dxa"/>
-            </w:tcMar>
-            <w:vAlign w:val="center"/>
+            <w:tcW w:w="333" w:type="pct"/>
           </w:tcPr>
           <w:p>
             <w:pPr>
@@ -33410,12 +32598,7 @@
         </w:tc>
         <w:tc>
           <w:tcPr>
-            <w:tcW w:w="1878" w:type="dxa"/>
-            <w:tcMar>
-              <w:left w:w="105" w:type="dxa"/>
-              <w:right w:w="105" w:type="dxa"/>
-            </w:tcMar>
-            <w:vAlign w:val="center"/>
+            <w:tcW w:w="646" w:type="pct"/>
           </w:tcPr>
           <w:p>
             <w:pPr>
@@ -33429,28 +32612,11 @@
               </w:rPr>
               <w:t>使用者登入</w:t>
             </w:r>
-            <w:r>
-              <w:rPr>
-                <w:rFonts w:eastAsia="標楷體" w:cs="標楷體"/>
-              </w:rPr>
-              <w:t>/</w:t>
-            </w:r>
-            <w:r>
-              <w:rPr>
-                <w:rFonts w:eastAsia="標楷體" w:cs="標楷體"/>
-              </w:rPr>
-              <w:t>登出</w:t>
-            </w:r>
-          </w:p>
-        </w:tc>
-        <w:tc>
-          <w:tcPr>
-            <w:tcW w:w="3576" w:type="dxa"/>
-            <w:tcMar>
-              <w:left w:w="105" w:type="dxa"/>
-              <w:right w:w="105" w:type="dxa"/>
-            </w:tcMar>
-            <w:vAlign w:val="center"/>
+          </w:p>
+        </w:tc>
+        <w:tc>
+          <w:tcPr>
+            <w:tcW w:w="2835" w:type="pct"/>
           </w:tcPr>
           <w:p>
             <w:pPr>
@@ -33468,12 +32634,7 @@
         </w:tc>
         <w:tc>
           <w:tcPr>
-            <w:tcW w:w="1986" w:type="dxa"/>
-            <w:tcMar>
-              <w:left w:w="105" w:type="dxa"/>
-              <w:right w:w="105" w:type="dxa"/>
-            </w:tcMar>
-            <w:vAlign w:val="center"/>
+            <w:tcW w:w="1185" w:type="pct"/>
           </w:tcPr>
           <w:p>
             <w:pPr>
@@ -33516,12 +32677,7 @@
         </w:trPr>
         <w:tc>
           <w:tcPr>
-            <w:tcW w:w="850" w:type="dxa"/>
-            <w:tcMar>
-              <w:left w:w="105" w:type="dxa"/>
-              <w:right w:w="105" w:type="dxa"/>
-            </w:tcMar>
-            <w:vAlign w:val="center"/>
+            <w:tcW w:w="333" w:type="pct"/>
           </w:tcPr>
           <w:p>
             <w:pPr>
@@ -33539,12 +32695,7 @@
         </w:tc>
         <w:tc>
           <w:tcPr>
-            <w:tcW w:w="1878" w:type="dxa"/>
-            <w:tcMar>
-              <w:left w:w="105" w:type="dxa"/>
-              <w:right w:w="105" w:type="dxa"/>
-            </w:tcMar>
-            <w:vAlign w:val="center"/>
+            <w:tcW w:w="646" w:type="pct"/>
           </w:tcPr>
           <w:p>
             <w:pPr>
@@ -33562,12 +32713,7 @@
         </w:tc>
         <w:tc>
           <w:tcPr>
-            <w:tcW w:w="3576" w:type="dxa"/>
-            <w:tcMar>
-              <w:left w:w="105" w:type="dxa"/>
-              <w:right w:w="105" w:type="dxa"/>
-            </w:tcMar>
-            <w:vAlign w:val="center"/>
+            <w:tcW w:w="2835" w:type="pct"/>
           </w:tcPr>
           <w:p>
             <w:pPr>
@@ -33585,12 +32731,7 @@
         </w:tc>
         <w:tc>
           <w:tcPr>
-            <w:tcW w:w="1986" w:type="dxa"/>
-            <w:tcMar>
-              <w:left w:w="105" w:type="dxa"/>
-              <w:right w:w="105" w:type="dxa"/>
-            </w:tcMar>
-            <w:vAlign w:val="center"/>
+            <w:tcW w:w="1185" w:type="pct"/>
           </w:tcPr>
           <w:p>
             <w:pPr>
@@ -33613,12 +32754,7 @@
         </w:trPr>
         <w:tc>
           <w:tcPr>
-            <w:tcW w:w="850" w:type="dxa"/>
-            <w:tcMar>
-              <w:left w:w="105" w:type="dxa"/>
-              <w:right w:w="105" w:type="dxa"/>
-            </w:tcMar>
-            <w:vAlign w:val="center"/>
+            <w:tcW w:w="333" w:type="pct"/>
           </w:tcPr>
           <w:p>
             <w:pPr>
@@ -33636,12 +32772,7 @@
         </w:tc>
         <w:tc>
           <w:tcPr>
-            <w:tcW w:w="1878" w:type="dxa"/>
-            <w:tcMar>
-              <w:left w:w="105" w:type="dxa"/>
-              <w:right w:w="105" w:type="dxa"/>
-            </w:tcMar>
-            <w:vAlign w:val="center"/>
+            <w:tcW w:w="646" w:type="pct"/>
           </w:tcPr>
           <w:p>
             <w:pPr>
@@ -33659,12 +32790,7 @@
         </w:tc>
         <w:tc>
           <w:tcPr>
-            <w:tcW w:w="3576" w:type="dxa"/>
-            <w:tcMar>
-              <w:left w:w="105" w:type="dxa"/>
-              <w:right w:w="105" w:type="dxa"/>
-            </w:tcMar>
-            <w:vAlign w:val="center"/>
+            <w:tcW w:w="2835" w:type="pct"/>
           </w:tcPr>
           <w:p>
             <w:pPr>
@@ -33682,12 +32808,7 @@
         </w:tc>
         <w:tc>
           <w:tcPr>
-            <w:tcW w:w="1986" w:type="dxa"/>
-            <w:tcMar>
-              <w:left w:w="105" w:type="dxa"/>
-              <w:right w:w="105" w:type="dxa"/>
-            </w:tcMar>
-            <w:vAlign w:val="center"/>
+            <w:tcW w:w="1185" w:type="pct"/>
           </w:tcPr>
           <w:p>
             <w:pPr>
@@ -33710,12 +32831,7 @@
         </w:trPr>
         <w:tc>
           <w:tcPr>
-            <w:tcW w:w="850" w:type="dxa"/>
-            <w:tcMar>
-              <w:left w:w="105" w:type="dxa"/>
-              <w:right w:w="105" w:type="dxa"/>
-            </w:tcMar>
-            <w:vAlign w:val="center"/>
+            <w:tcW w:w="333" w:type="pct"/>
           </w:tcPr>
           <w:p>
             <w:pPr>
@@ -33733,12 +32849,7 @@
         </w:tc>
         <w:tc>
           <w:tcPr>
-            <w:tcW w:w="1878" w:type="dxa"/>
-            <w:tcMar>
-              <w:left w:w="105" w:type="dxa"/>
-              <w:right w:w="105" w:type="dxa"/>
-            </w:tcMar>
-            <w:vAlign w:val="center"/>
+            <w:tcW w:w="646" w:type="pct"/>
           </w:tcPr>
           <w:p>
             <w:pPr>
@@ -33756,12 +32867,7 @@
         </w:tc>
         <w:tc>
           <w:tcPr>
-            <w:tcW w:w="3576" w:type="dxa"/>
-            <w:tcMar>
-              <w:left w:w="105" w:type="dxa"/>
-              <w:right w:w="105" w:type="dxa"/>
-            </w:tcMar>
-            <w:vAlign w:val="center"/>
+            <w:tcW w:w="2835" w:type="pct"/>
           </w:tcPr>
           <w:p>
             <w:pPr>
@@ -33779,12 +32885,7 @@
         </w:tc>
         <w:tc>
           <w:tcPr>
-            <w:tcW w:w="1986" w:type="dxa"/>
-            <w:tcMar>
-              <w:left w:w="105" w:type="dxa"/>
-              <w:right w:w="105" w:type="dxa"/>
-            </w:tcMar>
-            <w:vAlign w:val="center"/>
+            <w:tcW w:w="1185" w:type="pct"/>
           </w:tcPr>
           <w:p>
             <w:pPr>
@@ -33807,12 +32908,7 @@
         </w:trPr>
         <w:tc>
           <w:tcPr>
-            <w:tcW w:w="850" w:type="dxa"/>
-            <w:tcMar>
-              <w:left w:w="105" w:type="dxa"/>
-              <w:right w:w="105" w:type="dxa"/>
-            </w:tcMar>
-            <w:vAlign w:val="center"/>
+            <w:tcW w:w="333" w:type="pct"/>
           </w:tcPr>
           <w:p>
             <w:pPr>
@@ -33830,12 +32926,7 @@
         </w:tc>
         <w:tc>
           <w:tcPr>
-            <w:tcW w:w="1878" w:type="dxa"/>
-            <w:tcMar>
-              <w:left w:w="105" w:type="dxa"/>
-              <w:right w:w="105" w:type="dxa"/>
-            </w:tcMar>
-            <w:vAlign w:val="center"/>
+            <w:tcW w:w="646" w:type="pct"/>
           </w:tcPr>
           <w:p>
             <w:pPr>
@@ -33853,12 +32944,7 @@
         </w:tc>
         <w:tc>
           <w:tcPr>
-            <w:tcW w:w="3576" w:type="dxa"/>
-            <w:tcMar>
-              <w:left w:w="105" w:type="dxa"/>
-              <w:right w:w="105" w:type="dxa"/>
-            </w:tcMar>
-            <w:vAlign w:val="center"/>
+            <w:tcW w:w="2835" w:type="pct"/>
           </w:tcPr>
           <w:p>
             <w:pPr>
@@ -33876,12 +32962,7 @@
         </w:tc>
         <w:tc>
           <w:tcPr>
-            <w:tcW w:w="1986" w:type="dxa"/>
-            <w:tcMar>
-              <w:left w:w="105" w:type="dxa"/>
-              <w:right w:w="105" w:type="dxa"/>
-            </w:tcMar>
-            <w:vAlign w:val="center"/>
+            <w:tcW w:w="1185" w:type="pct"/>
           </w:tcPr>
           <w:p>
             <w:pPr>
@@ -33904,12 +32985,7 @@
         </w:trPr>
         <w:tc>
           <w:tcPr>
-            <w:tcW w:w="850" w:type="dxa"/>
-            <w:tcMar>
-              <w:left w:w="105" w:type="dxa"/>
-              <w:right w:w="105" w:type="dxa"/>
-            </w:tcMar>
-            <w:vAlign w:val="center"/>
+            <w:tcW w:w="333" w:type="pct"/>
           </w:tcPr>
           <w:p>
             <w:pPr>
@@ -33927,12 +33003,7 @@
         </w:tc>
         <w:tc>
           <w:tcPr>
-            <w:tcW w:w="1878" w:type="dxa"/>
-            <w:tcMar>
-              <w:left w:w="105" w:type="dxa"/>
-              <w:right w:w="105" w:type="dxa"/>
-            </w:tcMar>
-            <w:vAlign w:val="center"/>
+            <w:tcW w:w="646" w:type="pct"/>
           </w:tcPr>
           <w:p>
             <w:pPr>
@@ -33950,12 +33021,7 @@
         </w:tc>
         <w:tc>
           <w:tcPr>
-            <w:tcW w:w="3576" w:type="dxa"/>
-            <w:tcMar>
-              <w:left w:w="105" w:type="dxa"/>
-              <w:right w:w="105" w:type="dxa"/>
-            </w:tcMar>
-            <w:vAlign w:val="center"/>
+            <w:tcW w:w="2835" w:type="pct"/>
           </w:tcPr>
           <w:p>
             <w:pPr>
@@ -33973,12 +33039,7 @@
         </w:tc>
         <w:tc>
           <w:tcPr>
-            <w:tcW w:w="1986" w:type="dxa"/>
-            <w:tcMar>
-              <w:left w:w="105" w:type="dxa"/>
-              <w:right w:w="105" w:type="dxa"/>
-            </w:tcMar>
-            <w:vAlign w:val="center"/>
+            <w:tcW w:w="1185" w:type="pct"/>
           </w:tcPr>
           <w:p>
             <w:pPr>
@@ -34001,70 +33062,62 @@
         </w:trPr>
         <w:tc>
           <w:tcPr>
-            <w:tcW w:w="850" w:type="dxa"/>
-            <w:tcMar>
-              <w:left w:w="105" w:type="dxa"/>
-              <w:right w:w="105" w:type="dxa"/>
-            </w:tcMar>
-            <w:vAlign w:val="center"/>
-          </w:tcPr>
-          <w:p>
-            <w:pPr>
-              <w:rPr>
-                <w:rFonts w:eastAsia="標楷體" w:cs="標楷體"/>
-              </w:rPr>
-            </w:pPr>
+            <w:tcW w:w="333" w:type="pct"/>
+          </w:tcPr>
+          <w:p>
+            <w:pPr>
+              <w:rPr>
+                <w:rFonts w:eastAsia="標楷體" w:cs="標楷體"/>
+              </w:rPr>
+            </w:pPr>
+            <w:r>
+              <w:rPr>
+                <w:rFonts w:eastAsia="標楷體" w:cs="標楷體"/>
+              </w:rPr>
+              <w:t>FR-07</w:t>
+            </w:r>
+          </w:p>
+        </w:tc>
+        <w:tc>
+          <w:tcPr>
+            <w:tcW w:w="646" w:type="pct"/>
+          </w:tcPr>
+          <w:p>
+            <w:pPr>
+              <w:rPr>
+                <w:rFonts w:eastAsia="標楷體" w:cs="標楷體"/>
+              </w:rPr>
+            </w:pPr>
+            <w:r>
+              <w:rPr>
+                <w:rFonts w:eastAsia="標楷體" w:cs="標楷體"/>
+              </w:rPr>
+              <w:t>查看資產盤點缺漏</w:t>
+            </w:r>
             <w:r>
               <w:rPr>
                 <w:rFonts w:eastAsia="標楷體" w:cs="標楷體"/>
               </w:rPr>
               <w:lastRenderedPageBreak/>
-              <w:t>FR-07</w:t>
-            </w:r>
-          </w:p>
-        </w:tc>
-        <w:tc>
-          <w:tcPr>
-            <w:tcW w:w="1878" w:type="dxa"/>
-            <w:tcMar>
-              <w:left w:w="105" w:type="dxa"/>
-              <w:right w:w="105" w:type="dxa"/>
-            </w:tcMar>
-            <w:vAlign w:val="center"/>
-          </w:tcPr>
-          <w:p>
-            <w:pPr>
-              <w:rPr>
-                <w:rFonts w:eastAsia="標楷體" w:cs="標楷體"/>
-              </w:rPr>
-            </w:pPr>
-            <w:r>
-              <w:rPr>
-                <w:rFonts w:eastAsia="標楷體" w:cs="標楷體"/>
-              </w:rPr>
-              <w:t>查看資產盤點缺漏提示</w:t>
-            </w:r>
-          </w:p>
-        </w:tc>
-        <w:tc>
-          <w:tcPr>
-            <w:tcW w:w="3576" w:type="dxa"/>
-            <w:tcMar>
-              <w:left w:w="105" w:type="dxa"/>
-              <w:right w:w="105" w:type="dxa"/>
-            </w:tcMar>
-            <w:vAlign w:val="center"/>
-          </w:tcPr>
-          <w:p>
-            <w:pPr>
-              <w:rPr>
-                <w:rFonts w:eastAsia="標楷體" w:cs="標楷體"/>
-              </w:rPr>
-            </w:pPr>
-            <w:r>
-              <w:rPr>
-                <w:rFonts w:eastAsia="標楷體" w:cs="標楷體"/>
-              </w:rPr>
+              <w:t>提示</w:t>
+            </w:r>
+          </w:p>
+        </w:tc>
+        <w:tc>
+          <w:tcPr>
+            <w:tcW w:w="2835" w:type="pct"/>
+          </w:tcPr>
+          <w:p>
+            <w:pPr>
+              <w:rPr>
+                <w:rFonts w:eastAsia="標楷體" w:cs="標楷體"/>
+              </w:rPr>
+            </w:pPr>
+            <w:r>
+              <w:rPr>
+                <w:rFonts w:eastAsia="標楷體" w:cs="標楷體"/>
+              </w:rPr>
+              <w:lastRenderedPageBreak/>
               <w:t>當系統發現資產資料</w:t>
             </w:r>
             <w:proofErr w:type="gramStart"/>
@@ -34085,12 +33138,7 @@
         </w:tc>
         <w:tc>
           <w:tcPr>
-            <w:tcW w:w="1986" w:type="dxa"/>
-            <w:tcMar>
-              <w:left w:w="105" w:type="dxa"/>
-              <w:right w:w="105" w:type="dxa"/>
-            </w:tcMar>
-            <w:vAlign w:val="center"/>
+            <w:tcW w:w="1185" w:type="pct"/>
           </w:tcPr>
           <w:p>
             <w:pPr>
@@ -34113,12 +33161,7 @@
         </w:trPr>
         <w:tc>
           <w:tcPr>
-            <w:tcW w:w="850" w:type="dxa"/>
-            <w:tcMar>
-              <w:left w:w="105" w:type="dxa"/>
-              <w:right w:w="105" w:type="dxa"/>
-            </w:tcMar>
-            <w:vAlign w:val="center"/>
+            <w:tcW w:w="333" w:type="pct"/>
           </w:tcPr>
           <w:p>
             <w:pPr>
@@ -34136,12 +33179,7 @@
         </w:tc>
         <w:tc>
           <w:tcPr>
-            <w:tcW w:w="1878" w:type="dxa"/>
-            <w:tcMar>
-              <w:left w:w="105" w:type="dxa"/>
-              <w:right w:w="105" w:type="dxa"/>
-            </w:tcMar>
-            <w:vAlign w:val="center"/>
+            <w:tcW w:w="646" w:type="pct"/>
           </w:tcPr>
           <w:p>
             <w:pPr>
@@ -34165,12 +33203,7 @@
         </w:tc>
         <w:tc>
           <w:tcPr>
-            <w:tcW w:w="3576" w:type="dxa"/>
-            <w:tcMar>
-              <w:left w:w="105" w:type="dxa"/>
-              <w:right w:w="105" w:type="dxa"/>
-            </w:tcMar>
-            <w:vAlign w:val="center"/>
+            <w:tcW w:w="2835" w:type="pct"/>
           </w:tcPr>
           <w:p>
             <w:pPr>
@@ -34188,12 +33221,7 @@
         </w:tc>
         <w:tc>
           <w:tcPr>
-            <w:tcW w:w="1986" w:type="dxa"/>
-            <w:tcMar>
-              <w:left w:w="105" w:type="dxa"/>
-              <w:right w:w="105" w:type="dxa"/>
-            </w:tcMar>
-            <w:vAlign w:val="center"/>
+            <w:tcW w:w="1185" w:type="pct"/>
           </w:tcPr>
           <w:p>
             <w:pPr>
@@ -34216,12 +33244,7 @@
         </w:trPr>
         <w:tc>
           <w:tcPr>
-            <w:tcW w:w="850" w:type="dxa"/>
-            <w:tcMar>
-              <w:left w:w="105" w:type="dxa"/>
-              <w:right w:w="105" w:type="dxa"/>
-            </w:tcMar>
-            <w:vAlign w:val="center"/>
+            <w:tcW w:w="333" w:type="pct"/>
           </w:tcPr>
           <w:p>
             <w:pPr>
@@ -34239,12 +33262,7 @@
         </w:tc>
         <w:tc>
           <w:tcPr>
-            <w:tcW w:w="1878" w:type="dxa"/>
-            <w:tcMar>
-              <w:left w:w="105" w:type="dxa"/>
-              <w:right w:w="105" w:type="dxa"/>
-            </w:tcMar>
-            <w:vAlign w:val="center"/>
+            <w:tcW w:w="646" w:type="pct"/>
           </w:tcPr>
           <w:p>
             <w:pPr>
@@ -34262,12 +33280,7 @@
         </w:tc>
         <w:tc>
           <w:tcPr>
-            <w:tcW w:w="3576" w:type="dxa"/>
-            <w:tcMar>
-              <w:left w:w="105" w:type="dxa"/>
-              <w:right w:w="105" w:type="dxa"/>
-            </w:tcMar>
-            <w:vAlign w:val="center"/>
+            <w:tcW w:w="2835" w:type="pct"/>
           </w:tcPr>
           <w:p>
             <w:pPr>
@@ -34285,12 +33298,7 @@
         </w:tc>
         <w:tc>
           <w:tcPr>
-            <w:tcW w:w="1986" w:type="dxa"/>
-            <w:tcMar>
-              <w:left w:w="105" w:type="dxa"/>
-              <w:right w:w="105" w:type="dxa"/>
-            </w:tcMar>
-            <w:vAlign w:val="center"/>
+            <w:tcW w:w="1185" w:type="pct"/>
           </w:tcPr>
           <w:p>
             <w:pPr>
@@ -34313,12 +33321,7 @@
         </w:trPr>
         <w:tc>
           <w:tcPr>
-            <w:tcW w:w="850" w:type="dxa"/>
-            <w:tcMar>
-              <w:left w:w="105" w:type="dxa"/>
-              <w:right w:w="105" w:type="dxa"/>
-            </w:tcMar>
-            <w:vAlign w:val="center"/>
+            <w:tcW w:w="333" w:type="pct"/>
           </w:tcPr>
           <w:p>
             <w:pPr>
@@ -34336,12 +33339,7 @@
         </w:tc>
         <w:tc>
           <w:tcPr>
-            <w:tcW w:w="1878" w:type="dxa"/>
-            <w:tcMar>
-              <w:left w:w="105" w:type="dxa"/>
-              <w:right w:w="105" w:type="dxa"/>
-            </w:tcMar>
-            <w:vAlign w:val="center"/>
+            <w:tcW w:w="646" w:type="pct"/>
           </w:tcPr>
           <w:p>
             <w:pPr>
@@ -34359,12 +33357,7 @@
         </w:tc>
         <w:tc>
           <w:tcPr>
-            <w:tcW w:w="3576" w:type="dxa"/>
-            <w:tcMar>
-              <w:left w:w="105" w:type="dxa"/>
-              <w:right w:w="105" w:type="dxa"/>
-            </w:tcMar>
-            <w:vAlign w:val="center"/>
+            <w:tcW w:w="2835" w:type="pct"/>
           </w:tcPr>
           <w:p>
             <w:pPr>
@@ -34382,12 +33375,7 @@
         </w:tc>
         <w:tc>
           <w:tcPr>
-            <w:tcW w:w="1986" w:type="dxa"/>
-            <w:tcMar>
-              <w:left w:w="105" w:type="dxa"/>
-              <w:right w:w="105" w:type="dxa"/>
-            </w:tcMar>
-            <w:vAlign w:val="center"/>
+            <w:tcW w:w="1185" w:type="pct"/>
           </w:tcPr>
           <w:p>
             <w:pPr>
@@ -34410,12 +33398,7 @@
         </w:trPr>
         <w:tc>
           <w:tcPr>
-            <w:tcW w:w="850" w:type="dxa"/>
-            <w:tcMar>
-              <w:left w:w="105" w:type="dxa"/>
-              <w:right w:w="105" w:type="dxa"/>
-            </w:tcMar>
-            <w:vAlign w:val="center"/>
+            <w:tcW w:w="333" w:type="pct"/>
           </w:tcPr>
           <w:p>
             <w:pPr>
@@ -34433,12 +33416,7 @@
         </w:tc>
         <w:tc>
           <w:tcPr>
-            <w:tcW w:w="1878" w:type="dxa"/>
-            <w:tcMar>
-              <w:left w:w="105" w:type="dxa"/>
-              <w:right w:w="105" w:type="dxa"/>
-            </w:tcMar>
-            <w:vAlign w:val="center"/>
+            <w:tcW w:w="646" w:type="pct"/>
           </w:tcPr>
           <w:p>
             <w:pPr>
@@ -34456,12 +33434,7 @@
         </w:tc>
         <w:tc>
           <w:tcPr>
-            <w:tcW w:w="3576" w:type="dxa"/>
-            <w:tcMar>
-              <w:left w:w="105" w:type="dxa"/>
-              <w:right w:w="105" w:type="dxa"/>
-            </w:tcMar>
-            <w:vAlign w:val="center"/>
+            <w:tcW w:w="2835" w:type="pct"/>
           </w:tcPr>
           <w:p>
             <w:pPr>
@@ -34479,12 +33452,7 @@
         </w:tc>
         <w:tc>
           <w:tcPr>
-            <w:tcW w:w="1986" w:type="dxa"/>
-            <w:tcMar>
-              <w:left w:w="105" w:type="dxa"/>
-              <w:right w:w="105" w:type="dxa"/>
-            </w:tcMar>
-            <w:vAlign w:val="center"/>
+            <w:tcW w:w="1185" w:type="pct"/>
           </w:tcPr>
           <w:p>
             <w:pPr>
@@ -34507,12 +33475,7 @@
         </w:trPr>
         <w:tc>
           <w:tcPr>
-            <w:tcW w:w="850" w:type="dxa"/>
-            <w:tcMar>
-              <w:left w:w="105" w:type="dxa"/>
-              <w:right w:w="105" w:type="dxa"/>
-            </w:tcMar>
-            <w:vAlign w:val="center"/>
+            <w:tcW w:w="333" w:type="pct"/>
           </w:tcPr>
           <w:p>
             <w:pPr>
@@ -34530,12 +33493,7 @@
         </w:tc>
         <w:tc>
           <w:tcPr>
-            <w:tcW w:w="1878" w:type="dxa"/>
-            <w:tcMar>
-              <w:left w:w="105" w:type="dxa"/>
-              <w:right w:w="105" w:type="dxa"/>
-            </w:tcMar>
-            <w:vAlign w:val="center"/>
+            <w:tcW w:w="646" w:type="pct"/>
           </w:tcPr>
           <w:p>
             <w:pPr>
@@ -34559,12 +33517,7 @@
         </w:tc>
         <w:tc>
           <w:tcPr>
-            <w:tcW w:w="3576" w:type="dxa"/>
-            <w:tcMar>
-              <w:left w:w="105" w:type="dxa"/>
-              <w:right w:w="105" w:type="dxa"/>
-            </w:tcMar>
-            <w:vAlign w:val="center"/>
+            <w:tcW w:w="2835" w:type="pct"/>
           </w:tcPr>
           <w:p>
             <w:pPr>
@@ -34582,12 +33535,7 @@
         </w:tc>
         <w:tc>
           <w:tcPr>
-            <w:tcW w:w="1986" w:type="dxa"/>
-            <w:tcMar>
-              <w:left w:w="105" w:type="dxa"/>
-              <w:right w:w="105" w:type="dxa"/>
-            </w:tcMar>
-            <w:vAlign w:val="center"/>
+            <w:tcW w:w="1185" w:type="pct"/>
           </w:tcPr>
           <w:p>
             <w:pPr>
@@ -34622,12 +33570,7 @@
         </w:trPr>
         <w:tc>
           <w:tcPr>
-            <w:tcW w:w="850" w:type="dxa"/>
-            <w:tcMar>
-              <w:left w:w="105" w:type="dxa"/>
-              <w:right w:w="105" w:type="dxa"/>
-            </w:tcMar>
-            <w:vAlign w:val="center"/>
+            <w:tcW w:w="333" w:type="pct"/>
           </w:tcPr>
           <w:p>
             <w:pPr>
@@ -34645,12 +33588,7 @@
         </w:tc>
         <w:tc>
           <w:tcPr>
-            <w:tcW w:w="1878" w:type="dxa"/>
-            <w:tcMar>
-              <w:left w:w="105" w:type="dxa"/>
-              <w:right w:w="105" w:type="dxa"/>
-            </w:tcMar>
-            <w:vAlign w:val="center"/>
+            <w:tcW w:w="646" w:type="pct"/>
           </w:tcPr>
           <w:p>
             <w:pPr>
@@ -34680,12 +33618,7 @@
         </w:tc>
         <w:tc>
           <w:tcPr>
-            <w:tcW w:w="3576" w:type="dxa"/>
-            <w:tcMar>
-              <w:left w:w="105" w:type="dxa"/>
-              <w:right w:w="105" w:type="dxa"/>
-            </w:tcMar>
-            <w:vAlign w:val="center"/>
+            <w:tcW w:w="2835" w:type="pct"/>
           </w:tcPr>
           <w:p>
             <w:pPr>
@@ -34715,12 +33648,7 @@
         </w:tc>
         <w:tc>
           <w:tcPr>
-            <w:tcW w:w="1986" w:type="dxa"/>
-            <w:tcMar>
-              <w:left w:w="105" w:type="dxa"/>
-              <w:right w:w="105" w:type="dxa"/>
-            </w:tcMar>
-            <w:vAlign w:val="center"/>
+            <w:tcW w:w="1185" w:type="pct"/>
           </w:tcPr>
           <w:p>
             <w:pPr>
@@ -34743,12 +33671,7 @@
         </w:trPr>
         <w:tc>
           <w:tcPr>
-            <w:tcW w:w="850" w:type="dxa"/>
-            <w:tcMar>
-              <w:left w:w="105" w:type="dxa"/>
-              <w:right w:w="105" w:type="dxa"/>
-            </w:tcMar>
-            <w:vAlign w:val="center"/>
+            <w:tcW w:w="333" w:type="pct"/>
           </w:tcPr>
           <w:p>
             <w:pPr>
@@ -34766,12 +33689,7 @@
         </w:tc>
         <w:tc>
           <w:tcPr>
-            <w:tcW w:w="1878" w:type="dxa"/>
-            <w:tcMar>
-              <w:left w:w="105" w:type="dxa"/>
-              <w:right w:w="105" w:type="dxa"/>
-            </w:tcMar>
-            <w:vAlign w:val="center"/>
+            <w:tcW w:w="646" w:type="pct"/>
           </w:tcPr>
           <w:p>
             <w:pPr>
@@ -34789,12 +33707,7 @@
         </w:tc>
         <w:tc>
           <w:tcPr>
-            <w:tcW w:w="3576" w:type="dxa"/>
-            <w:tcMar>
-              <w:left w:w="105" w:type="dxa"/>
-              <w:right w:w="105" w:type="dxa"/>
-            </w:tcMar>
-            <w:vAlign w:val="center"/>
+            <w:tcW w:w="2835" w:type="pct"/>
           </w:tcPr>
           <w:p>
             <w:pPr>
@@ -34826,12 +33739,7 @@
         </w:tc>
         <w:tc>
           <w:tcPr>
-            <w:tcW w:w="1986" w:type="dxa"/>
-            <w:tcMar>
-              <w:left w:w="105" w:type="dxa"/>
-              <w:right w:w="105" w:type="dxa"/>
-            </w:tcMar>
-            <w:vAlign w:val="center"/>
+            <w:tcW w:w="1185" w:type="pct"/>
           </w:tcPr>
           <w:p>
             <w:pPr>
@@ -34868,12 +33776,7 @@
         </w:trPr>
         <w:tc>
           <w:tcPr>
-            <w:tcW w:w="850" w:type="dxa"/>
-            <w:tcMar>
-              <w:left w:w="105" w:type="dxa"/>
-              <w:right w:w="105" w:type="dxa"/>
-            </w:tcMar>
-            <w:vAlign w:val="center"/>
+            <w:tcW w:w="333" w:type="pct"/>
           </w:tcPr>
           <w:p>
             <w:pPr>
@@ -34891,12 +33794,7 @@
         </w:tc>
         <w:tc>
           <w:tcPr>
-            <w:tcW w:w="1878" w:type="dxa"/>
-            <w:tcMar>
-              <w:left w:w="105" w:type="dxa"/>
-              <w:right w:w="105" w:type="dxa"/>
-            </w:tcMar>
-            <w:vAlign w:val="center"/>
+            <w:tcW w:w="646" w:type="pct"/>
           </w:tcPr>
           <w:p>
             <w:pPr>
@@ -34914,12 +33812,7 @@
         </w:tc>
         <w:tc>
           <w:tcPr>
-            <w:tcW w:w="3576" w:type="dxa"/>
-            <w:tcMar>
-              <w:left w:w="105" w:type="dxa"/>
-              <w:right w:w="105" w:type="dxa"/>
-            </w:tcMar>
-            <w:vAlign w:val="center"/>
+            <w:tcW w:w="2835" w:type="pct"/>
           </w:tcPr>
           <w:p>
             <w:pPr>
@@ -34937,12 +33830,7 @@
         </w:tc>
         <w:tc>
           <w:tcPr>
-            <w:tcW w:w="1986" w:type="dxa"/>
-            <w:tcMar>
-              <w:left w:w="105" w:type="dxa"/>
-              <w:right w:w="105" w:type="dxa"/>
-            </w:tcMar>
-            <w:vAlign w:val="center"/>
+            <w:tcW w:w="1185" w:type="pct"/>
           </w:tcPr>
           <w:p>
             <w:pPr>
@@ -34979,12 +33867,7 @@
         </w:trPr>
         <w:tc>
           <w:tcPr>
-            <w:tcW w:w="850" w:type="dxa"/>
-            <w:tcMar>
-              <w:left w:w="105" w:type="dxa"/>
-              <w:right w:w="105" w:type="dxa"/>
-            </w:tcMar>
-            <w:vAlign w:val="center"/>
+            <w:tcW w:w="333" w:type="pct"/>
           </w:tcPr>
           <w:p>
             <w:pPr>
@@ -35002,12 +33885,7 @@
         </w:tc>
         <w:tc>
           <w:tcPr>
-            <w:tcW w:w="1878" w:type="dxa"/>
-            <w:tcMar>
-              <w:left w:w="105" w:type="dxa"/>
-              <w:right w:w="105" w:type="dxa"/>
-            </w:tcMar>
-            <w:vAlign w:val="center"/>
+            <w:tcW w:w="646" w:type="pct"/>
           </w:tcPr>
           <w:p>
             <w:pPr>
@@ -35025,12 +33903,7 @@
         </w:tc>
         <w:tc>
           <w:tcPr>
-            <w:tcW w:w="3576" w:type="dxa"/>
-            <w:tcMar>
-              <w:left w:w="105" w:type="dxa"/>
-              <w:right w:w="105" w:type="dxa"/>
-            </w:tcMar>
-            <w:vAlign w:val="center"/>
+            <w:tcW w:w="2835" w:type="pct"/>
           </w:tcPr>
           <w:p>
             <w:pPr>
@@ -35048,12 +33921,7 @@
         </w:tc>
         <w:tc>
           <w:tcPr>
-            <w:tcW w:w="1986" w:type="dxa"/>
-            <w:tcMar>
-              <w:left w:w="105" w:type="dxa"/>
-              <w:right w:w="105" w:type="dxa"/>
-            </w:tcMar>
-            <w:vAlign w:val="center"/>
+            <w:tcW w:w="1185" w:type="pct"/>
           </w:tcPr>
           <w:p>
             <w:pPr>
@@ -35076,12 +33944,7 @@
         </w:trPr>
         <w:tc>
           <w:tcPr>
-            <w:tcW w:w="850" w:type="dxa"/>
-            <w:tcMar>
-              <w:left w:w="105" w:type="dxa"/>
-              <w:right w:w="105" w:type="dxa"/>
-            </w:tcMar>
-            <w:vAlign w:val="center"/>
+            <w:tcW w:w="333" w:type="pct"/>
           </w:tcPr>
           <w:p>
             <w:pPr>
@@ -35099,12 +33962,7 @@
         </w:tc>
         <w:tc>
           <w:tcPr>
-            <w:tcW w:w="1878" w:type="dxa"/>
-            <w:tcMar>
-              <w:left w:w="105" w:type="dxa"/>
-              <w:right w:w="105" w:type="dxa"/>
-            </w:tcMar>
-            <w:vAlign w:val="center"/>
+            <w:tcW w:w="646" w:type="pct"/>
           </w:tcPr>
           <w:p>
             <w:pPr>
@@ -35122,12 +33980,7 @@
         </w:tc>
         <w:tc>
           <w:tcPr>
-            <w:tcW w:w="3576" w:type="dxa"/>
-            <w:tcMar>
-              <w:left w:w="105" w:type="dxa"/>
-              <w:right w:w="105" w:type="dxa"/>
-            </w:tcMar>
-            <w:vAlign w:val="center"/>
+            <w:tcW w:w="2835" w:type="pct"/>
           </w:tcPr>
           <w:p>
             <w:pPr>
@@ -35145,12 +33998,7 @@
         </w:tc>
         <w:tc>
           <w:tcPr>
-            <w:tcW w:w="1986" w:type="dxa"/>
-            <w:tcMar>
-              <w:left w:w="105" w:type="dxa"/>
-              <w:right w:w="105" w:type="dxa"/>
-            </w:tcMar>
-            <w:vAlign w:val="center"/>
+            <w:tcW w:w="1185" w:type="pct"/>
           </w:tcPr>
           <w:p>
             <w:pPr>
@@ -35228,19 +34076,14 @@
     </w:p>
     <w:tbl>
       <w:tblPr>
+        <w:tblStyle w:val="af4"/>
         <w:tblW w:w="0" w:type="auto"/>
-        <w:tblBorders>
-          <w:top w:val="single" w:sz="6" w:space="0" w:color="auto"/>
-          <w:left w:val="single" w:sz="6" w:space="0" w:color="auto"/>
-          <w:bottom w:val="single" w:sz="6" w:space="0" w:color="auto"/>
-          <w:right w:val="single" w:sz="6" w:space="0" w:color="auto"/>
-        </w:tblBorders>
         <w:tblLook w:val="06A0" w:firstRow="1" w:lastRow="0" w:firstColumn="1" w:lastColumn="0" w:noHBand="1" w:noVBand="1"/>
       </w:tblPr>
       <w:tblGrid>
-        <w:gridCol w:w="1050"/>
-        <w:gridCol w:w="1395"/>
-        <w:gridCol w:w="5835"/>
+        <w:gridCol w:w="922"/>
+        <w:gridCol w:w="1508"/>
+        <w:gridCol w:w="7764"/>
       </w:tblGrid>
       <w:tr>
         <w:trPr>
@@ -35248,12 +34091,7 @@
         </w:trPr>
         <w:tc>
           <w:tcPr>
-            <w:tcW w:w="1050" w:type="dxa"/>
-            <w:tcMar>
-              <w:left w:w="105" w:type="dxa"/>
-              <w:right w:w="105" w:type="dxa"/>
-            </w:tcMar>
-            <w:vAlign w:val="center"/>
+            <w:tcW w:w="0" w:type="auto"/>
           </w:tcPr>
           <w:p>
             <w:pPr>
@@ -35274,12 +34112,7 @@
         </w:tc>
         <w:tc>
           <w:tcPr>
-            <w:tcW w:w="1395" w:type="dxa"/>
-            <w:tcMar>
-              <w:left w:w="105" w:type="dxa"/>
-              <w:right w:w="105" w:type="dxa"/>
-            </w:tcMar>
-            <w:vAlign w:val="center"/>
+            <w:tcW w:w="0" w:type="auto"/>
           </w:tcPr>
           <w:p>
             <w:pPr>
@@ -35300,12 +34133,7 @@
         </w:tc>
         <w:tc>
           <w:tcPr>
-            <w:tcW w:w="5835" w:type="dxa"/>
-            <w:tcMar>
-              <w:left w:w="105" w:type="dxa"/>
-              <w:right w:w="105" w:type="dxa"/>
-            </w:tcMar>
-            <w:vAlign w:val="center"/>
+            <w:tcW w:w="0" w:type="auto"/>
           </w:tcPr>
           <w:p>
             <w:pPr>
@@ -35331,12 +34159,7 @@
         </w:trPr>
         <w:tc>
           <w:tcPr>
-            <w:tcW w:w="1050" w:type="dxa"/>
-            <w:tcMar>
-              <w:left w:w="105" w:type="dxa"/>
-              <w:right w:w="105" w:type="dxa"/>
-            </w:tcMar>
-            <w:vAlign w:val="center"/>
+            <w:tcW w:w="0" w:type="auto"/>
           </w:tcPr>
           <w:p>
             <w:pPr>
@@ -35354,12 +34177,7 @@
         </w:tc>
         <w:tc>
           <w:tcPr>
-            <w:tcW w:w="1395" w:type="dxa"/>
-            <w:tcMar>
-              <w:left w:w="105" w:type="dxa"/>
-              <w:right w:w="105" w:type="dxa"/>
-            </w:tcMar>
-            <w:vAlign w:val="center"/>
+            <w:tcW w:w="0" w:type="auto"/>
           </w:tcPr>
           <w:p>
             <w:pPr>
@@ -35377,12 +34195,7 @@
         </w:tc>
         <w:tc>
           <w:tcPr>
-            <w:tcW w:w="5835" w:type="dxa"/>
-            <w:tcMar>
-              <w:left w:w="105" w:type="dxa"/>
-              <w:right w:w="105" w:type="dxa"/>
-            </w:tcMar>
-            <w:vAlign w:val="center"/>
+            <w:tcW w:w="0" w:type="auto"/>
           </w:tcPr>
           <w:p>
             <w:pPr>
@@ -35405,12 +34218,7 @@
         </w:trPr>
         <w:tc>
           <w:tcPr>
-            <w:tcW w:w="1050" w:type="dxa"/>
-            <w:tcMar>
-              <w:left w:w="105" w:type="dxa"/>
-              <w:right w:w="105" w:type="dxa"/>
-            </w:tcMar>
-            <w:vAlign w:val="center"/>
+            <w:tcW w:w="0" w:type="auto"/>
           </w:tcPr>
           <w:p>
             <w:pPr>
@@ -35428,12 +34236,7 @@
         </w:tc>
         <w:tc>
           <w:tcPr>
-            <w:tcW w:w="1395" w:type="dxa"/>
-            <w:tcMar>
-              <w:left w:w="105" w:type="dxa"/>
-              <w:right w:w="105" w:type="dxa"/>
-            </w:tcMar>
-            <w:vAlign w:val="center"/>
+            <w:tcW w:w="0" w:type="auto"/>
           </w:tcPr>
           <w:p>
             <w:pPr>
@@ -35451,12 +34254,7 @@
         </w:tc>
         <w:tc>
           <w:tcPr>
-            <w:tcW w:w="5835" w:type="dxa"/>
-            <w:tcMar>
-              <w:left w:w="105" w:type="dxa"/>
-              <w:right w:w="105" w:type="dxa"/>
-            </w:tcMar>
-            <w:vAlign w:val="center"/>
+            <w:tcW w:w="0" w:type="auto"/>
           </w:tcPr>
           <w:p>
             <w:pPr>
@@ -35499,12 +34297,7 @@
         </w:trPr>
         <w:tc>
           <w:tcPr>
-            <w:tcW w:w="1050" w:type="dxa"/>
-            <w:tcMar>
-              <w:left w:w="105" w:type="dxa"/>
-              <w:right w:w="105" w:type="dxa"/>
-            </w:tcMar>
-            <w:vAlign w:val="center"/>
+            <w:tcW w:w="0" w:type="auto"/>
           </w:tcPr>
           <w:p>
             <w:pPr>
@@ -35522,12 +34315,7 @@
         </w:tc>
         <w:tc>
           <w:tcPr>
-            <w:tcW w:w="1395" w:type="dxa"/>
-            <w:tcMar>
-              <w:left w:w="105" w:type="dxa"/>
-              <w:right w:w="105" w:type="dxa"/>
-            </w:tcMar>
-            <w:vAlign w:val="center"/>
+            <w:tcW w:w="0" w:type="auto"/>
           </w:tcPr>
           <w:p>
             <w:pPr>
@@ -35545,12 +34333,7 @@
         </w:tc>
         <w:tc>
           <w:tcPr>
-            <w:tcW w:w="5835" w:type="dxa"/>
-            <w:tcMar>
-              <w:left w:w="105" w:type="dxa"/>
-              <w:right w:w="105" w:type="dxa"/>
-            </w:tcMar>
-            <w:vAlign w:val="center"/>
+            <w:tcW w:w="0" w:type="auto"/>
           </w:tcPr>
           <w:p>
             <w:pPr>
@@ -35587,12 +34370,7 @@
         </w:trPr>
         <w:tc>
           <w:tcPr>
-            <w:tcW w:w="1050" w:type="dxa"/>
-            <w:tcMar>
-              <w:left w:w="105" w:type="dxa"/>
-              <w:right w:w="105" w:type="dxa"/>
-            </w:tcMar>
-            <w:vAlign w:val="center"/>
+            <w:tcW w:w="0" w:type="auto"/>
           </w:tcPr>
           <w:p>
             <w:pPr>
@@ -35610,12 +34388,7 @@
         </w:tc>
         <w:tc>
           <w:tcPr>
-            <w:tcW w:w="1395" w:type="dxa"/>
-            <w:tcMar>
-              <w:left w:w="105" w:type="dxa"/>
-              <w:right w:w="105" w:type="dxa"/>
-            </w:tcMar>
-            <w:vAlign w:val="center"/>
+            <w:tcW w:w="0" w:type="auto"/>
           </w:tcPr>
           <w:p>
             <w:pPr>
@@ -35633,12 +34406,7 @@
         </w:tc>
         <w:tc>
           <w:tcPr>
-            <w:tcW w:w="5835" w:type="dxa"/>
-            <w:tcMar>
-              <w:left w:w="105" w:type="dxa"/>
-              <w:right w:w="105" w:type="dxa"/>
-            </w:tcMar>
-            <w:vAlign w:val="center"/>
+            <w:tcW w:w="0" w:type="auto"/>
           </w:tcPr>
           <w:p>
             <w:pPr>
@@ -35673,12 +34441,7 @@
         </w:trPr>
         <w:tc>
           <w:tcPr>
-            <w:tcW w:w="1050" w:type="dxa"/>
-            <w:tcMar>
-              <w:left w:w="105" w:type="dxa"/>
-              <w:right w:w="105" w:type="dxa"/>
-            </w:tcMar>
-            <w:vAlign w:val="center"/>
+            <w:tcW w:w="0" w:type="auto"/>
           </w:tcPr>
           <w:p>
             <w:pPr>
@@ -35696,12 +34459,7 @@
         </w:tc>
         <w:tc>
           <w:tcPr>
-            <w:tcW w:w="1395" w:type="dxa"/>
-            <w:tcMar>
-              <w:left w:w="105" w:type="dxa"/>
-              <w:right w:w="105" w:type="dxa"/>
-            </w:tcMar>
-            <w:vAlign w:val="center"/>
+            <w:tcW w:w="0" w:type="auto"/>
           </w:tcPr>
           <w:p>
             <w:pPr>
@@ -35719,12 +34477,7 @@
         </w:tc>
         <w:tc>
           <w:tcPr>
-            <w:tcW w:w="5835" w:type="dxa"/>
-            <w:tcMar>
-              <w:left w:w="105" w:type="dxa"/>
-              <w:right w:w="105" w:type="dxa"/>
-            </w:tcMar>
-            <w:vAlign w:val="center"/>
+            <w:tcW w:w="0" w:type="auto"/>
           </w:tcPr>
           <w:p>
             <w:pPr>
@@ -35747,12 +34500,7 @@
         </w:trPr>
         <w:tc>
           <w:tcPr>
-            <w:tcW w:w="1050" w:type="dxa"/>
-            <w:tcMar>
-              <w:left w:w="105" w:type="dxa"/>
-              <w:right w:w="105" w:type="dxa"/>
-            </w:tcMar>
-            <w:vAlign w:val="center"/>
+            <w:tcW w:w="0" w:type="auto"/>
           </w:tcPr>
           <w:p>
             <w:pPr>
@@ -35770,12 +34518,7 @@
         </w:tc>
         <w:tc>
           <w:tcPr>
-            <w:tcW w:w="1395" w:type="dxa"/>
-            <w:tcMar>
-              <w:left w:w="105" w:type="dxa"/>
-              <w:right w:w="105" w:type="dxa"/>
-            </w:tcMar>
-            <w:vAlign w:val="center"/>
+            <w:tcW w:w="0" w:type="auto"/>
           </w:tcPr>
           <w:p>
             <w:pPr>
@@ -35793,12 +34536,7 @@
         </w:tc>
         <w:tc>
           <w:tcPr>
-            <w:tcW w:w="5835" w:type="dxa"/>
-            <w:tcMar>
-              <w:left w:w="105" w:type="dxa"/>
-              <w:right w:w="105" w:type="dxa"/>
-            </w:tcMar>
-            <w:vAlign w:val="center"/>
+            <w:tcW w:w="0" w:type="auto"/>
           </w:tcPr>
           <w:p>
             <w:pPr>
@@ -35821,12 +34559,7 @@
         </w:trPr>
         <w:tc>
           <w:tcPr>
-            <w:tcW w:w="1050" w:type="dxa"/>
-            <w:tcMar>
-              <w:left w:w="105" w:type="dxa"/>
-              <w:right w:w="105" w:type="dxa"/>
-            </w:tcMar>
-            <w:vAlign w:val="center"/>
+            <w:tcW w:w="0" w:type="auto"/>
           </w:tcPr>
           <w:p>
             <w:pPr>
@@ -35844,12 +34577,7 @@
         </w:tc>
         <w:tc>
           <w:tcPr>
-            <w:tcW w:w="1395" w:type="dxa"/>
-            <w:tcMar>
-              <w:left w:w="105" w:type="dxa"/>
-              <w:right w:w="105" w:type="dxa"/>
-            </w:tcMar>
-            <w:vAlign w:val="center"/>
+            <w:tcW w:w="0" w:type="auto"/>
           </w:tcPr>
           <w:p>
             <w:pPr>
@@ -35867,12 +34595,7 @@
         </w:tc>
         <w:tc>
           <w:tcPr>
-            <w:tcW w:w="5835" w:type="dxa"/>
-            <w:tcMar>
-              <w:left w:w="105" w:type="dxa"/>
-              <w:right w:w="105" w:type="dxa"/>
-            </w:tcMar>
-            <w:vAlign w:val="center"/>
+            <w:tcW w:w="0" w:type="auto"/>
           </w:tcPr>
           <w:p>
             <w:pPr>
@@ -35895,12 +34618,7 @@
         </w:trPr>
         <w:tc>
           <w:tcPr>
-            <w:tcW w:w="1050" w:type="dxa"/>
-            <w:tcMar>
-              <w:left w:w="105" w:type="dxa"/>
-              <w:right w:w="105" w:type="dxa"/>
-            </w:tcMar>
-            <w:vAlign w:val="center"/>
+            <w:tcW w:w="0" w:type="auto"/>
           </w:tcPr>
           <w:p>
             <w:pPr>
@@ -35918,12 +34636,7 @@
         </w:tc>
         <w:tc>
           <w:tcPr>
-            <w:tcW w:w="1395" w:type="dxa"/>
-            <w:tcMar>
-              <w:left w:w="105" w:type="dxa"/>
-              <w:right w:w="105" w:type="dxa"/>
-            </w:tcMar>
-            <w:vAlign w:val="center"/>
+            <w:tcW w:w="0" w:type="auto"/>
           </w:tcPr>
           <w:p>
             <w:pPr>
@@ -35941,12 +34654,7 @@
         </w:tc>
         <w:tc>
           <w:tcPr>
-            <w:tcW w:w="5835" w:type="dxa"/>
-            <w:tcMar>
-              <w:left w:w="105" w:type="dxa"/>
-              <w:right w:w="105" w:type="dxa"/>
-            </w:tcMar>
-            <w:vAlign w:val="center"/>
+            <w:tcW w:w="0" w:type="auto"/>
           </w:tcPr>
           <w:p>
             <w:pPr>
@@ -35969,12 +34677,7 @@
         </w:trPr>
         <w:tc>
           <w:tcPr>
-            <w:tcW w:w="1050" w:type="dxa"/>
-            <w:tcMar>
-              <w:left w:w="105" w:type="dxa"/>
-              <w:right w:w="105" w:type="dxa"/>
-            </w:tcMar>
-            <w:vAlign w:val="center"/>
+            <w:tcW w:w="0" w:type="auto"/>
           </w:tcPr>
           <w:p>
             <w:pPr>
@@ -35992,12 +34695,7 @@
         </w:tc>
         <w:tc>
           <w:tcPr>
-            <w:tcW w:w="1395" w:type="dxa"/>
-            <w:tcMar>
-              <w:left w:w="105" w:type="dxa"/>
-              <w:right w:w="105" w:type="dxa"/>
-            </w:tcMar>
-            <w:vAlign w:val="center"/>
+            <w:tcW w:w="0" w:type="auto"/>
           </w:tcPr>
           <w:p>
             <w:pPr>
@@ -36021,12 +34719,7 @@
         </w:tc>
         <w:tc>
           <w:tcPr>
-            <w:tcW w:w="5835" w:type="dxa"/>
-            <w:tcMar>
-              <w:left w:w="105" w:type="dxa"/>
-              <w:right w:w="105" w:type="dxa"/>
-            </w:tcMar>
-            <w:vAlign w:val="center"/>
+            <w:tcW w:w="0" w:type="auto"/>
           </w:tcPr>
           <w:p>
             <w:pPr>
@@ -36055,12 +34748,7 @@
         </w:trPr>
         <w:tc>
           <w:tcPr>
-            <w:tcW w:w="1050" w:type="dxa"/>
-            <w:tcMar>
-              <w:left w:w="105" w:type="dxa"/>
-              <w:right w:w="105" w:type="dxa"/>
-            </w:tcMar>
-            <w:vAlign w:val="center"/>
+            <w:tcW w:w="0" w:type="auto"/>
           </w:tcPr>
           <w:p>
             <w:pPr>
@@ -36078,12 +34766,7 @@
         </w:tc>
         <w:tc>
           <w:tcPr>
-            <w:tcW w:w="1395" w:type="dxa"/>
-            <w:tcMar>
-              <w:left w:w="105" w:type="dxa"/>
-              <w:right w:w="105" w:type="dxa"/>
-            </w:tcMar>
-            <w:vAlign w:val="center"/>
+            <w:tcW w:w="0" w:type="auto"/>
           </w:tcPr>
           <w:p>
             <w:pPr>
@@ -36101,12 +34784,7 @@
         </w:tc>
         <w:tc>
           <w:tcPr>
-            <w:tcW w:w="5835" w:type="dxa"/>
-            <w:tcMar>
-              <w:left w:w="105" w:type="dxa"/>
-              <w:right w:w="105" w:type="dxa"/>
-            </w:tcMar>
-            <w:vAlign w:val="center"/>
+            <w:tcW w:w="0" w:type="auto"/>
           </w:tcPr>
           <w:p>
             <w:pPr>
@@ -42109,7 +40787,7 @@
           <w:noProof/>
         </w:rPr>
         <w:drawing>
-          <wp:inline distT="0" distB="0" distL="0" distR="0" wp14:anchorId="0961846C" wp14:editId="14470520">
+          <wp:inline distT="0" distB="0" distL="0" distR="0" wp14:anchorId="0961846C" wp14:editId="6242E8B2">
             <wp:extent cx="2026920" cy="3857032"/>
             <wp:effectExtent l="0" t="0" r="0" b="0"/>
             <wp:docPr id="1814122531" name="圖片 1"/>

--- a/文件/系統文件.docx
+++ b/文件/系統文件.docx
@@ -15231,6 +15231,123 @@
           <w:szCs w:val="28"/>
         </w:rPr>
       </w:pPr>
+      <w:r>
+        <w:rPr>
+          <w:rFonts w:eastAsia="標楷體"/>
+          <w:sz w:val="28"/>
+          <w:szCs w:val="28"/>
+        </w:rPr>
+        <w:drawing>
+          <wp:inline distT="0" distB="0" distL="0" distR="0" wp14:anchorId="545FB50A" wp14:editId="68D3AF9D">
+            <wp:extent cx="6479540" cy="3346450"/>
+            <wp:effectExtent l="0" t="0" r="0" b="6350"/>
+            <wp:docPr id="1416215570" name="圖片 1"/>
+            <wp:cNvGraphicFramePr>
+              <a:graphicFrameLocks xmlns:a="http://schemas.openxmlformats.org/drawingml/2006/main" noChangeAspect="1"/>
+            </wp:cNvGraphicFramePr>
+            <a:graphic xmlns:a="http://schemas.openxmlformats.org/drawingml/2006/main">
+              <a:graphicData uri="http://schemas.openxmlformats.org/drawingml/2006/picture">
+                <pic:pic xmlns:pic="http://schemas.openxmlformats.org/drawingml/2006/picture">
+                  <pic:nvPicPr>
+                    <pic:cNvPr id="1416215570" name=""/>
+                    <pic:cNvPicPr/>
+                  </pic:nvPicPr>
+                  <pic:blipFill>
+                    <a:blip r:embed="rId13"/>
+                    <a:stretch>
+                      <a:fillRect/>
+                    </a:stretch>
+                  </pic:blipFill>
+                  <pic:spPr>
+                    <a:xfrm>
+                      <a:off x="0" y="0"/>
+                      <a:ext cx="6479540" cy="3346450"/>
+                    </a:xfrm>
+                    <a:prstGeom prst="rect">
+                      <a:avLst/>
+                    </a:prstGeom>
+                  </pic:spPr>
+                </pic:pic>
+              </a:graphicData>
+            </a:graphic>
+          </wp:inline>
+        </w:drawing>
+      </w:r>
+    </w:p>
+    <w:p>
+      <w:pPr>
+        <w:jc w:val="center"/>
+        <w:outlineLvl w:val="1"/>
+        <w:rPr>
+          <w:rFonts w:eastAsia="標楷體"/>
+          <w:bCs/>
+          <w:sz w:val="28"/>
+          <w:szCs w:val="28"/>
+        </w:rPr>
+      </w:pPr>
+      <w:r>
+        <w:rPr>
+          <w:rFonts w:eastAsia="標楷體" w:hint="eastAsia"/>
+          <w:bCs/>
+          <w:sz w:val="28"/>
+          <w:szCs w:val="28"/>
+        </w:rPr>
+        <w:t>圖</w:t>
+      </w:r>
+      <w:r>
+        <w:rPr>
+          <w:rFonts w:eastAsia="標楷體" w:hint="eastAsia"/>
+          <w:bCs/>
+          <w:sz w:val="28"/>
+          <w:szCs w:val="28"/>
+        </w:rPr>
+        <w:t>4-</w:t>
+      </w:r>
+      <w:r>
+        <w:rPr>
+          <w:rFonts w:eastAsia="標楷體" w:hint="eastAsia"/>
+          <w:bCs/>
+          <w:sz w:val="28"/>
+          <w:szCs w:val="28"/>
+        </w:rPr>
+        <w:t>1</w:t>
+      </w:r>
+      <w:r>
+        <w:rPr>
+          <w:rFonts w:eastAsia="標楷體" w:hint="eastAsia"/>
+          <w:bCs/>
+          <w:sz w:val="28"/>
+          <w:szCs w:val="28"/>
+        </w:rPr>
+        <w:t>-1</w:t>
+      </w:r>
+      <w:r>
+        <w:rPr>
+          <w:rFonts w:eastAsia="標楷體"/>
+          <w:bCs/>
+          <w:sz w:val="28"/>
+          <w:szCs w:val="28"/>
+        </w:rPr>
+        <w:t xml:space="preserve"> </w:t>
+      </w:r>
+      <w:r>
+        <w:rPr>
+          <w:rFonts w:eastAsia="標楷體" w:hint="eastAsia"/>
+          <w:bCs/>
+          <w:sz w:val="28"/>
+          <w:szCs w:val="28"/>
+        </w:rPr>
+        <w:t>專案時程：甘特圖</w:t>
+      </w:r>
+    </w:p>
+    <w:p>
+      <w:pPr>
+        <w:rPr>
+          <w:rFonts w:eastAsia="標楷體" w:hint="eastAsia"/>
+          <w:sz w:val="28"/>
+          <w:szCs w:val="28"/>
+        </w:rPr>
+      </w:pPr>
     </w:p>
     <w:p>
       <w:pPr>
@@ -20887,12 +21004,22 @@
     </w:p>
     <w:p>
       <w:pPr>
+        <w:widowControl/>
+        <w:spacing w:after="160" w:line="278" w:lineRule="auto"/>
+        <w:rPr>
+          <w:rFonts w:eastAsia="標楷體" w:hint="eastAsia"/>
+          <w:sz w:val="28"/>
+          <w:szCs w:val="28"/>
+        </w:rPr>
+      </w:pPr>
+      <w:r>
         <w:rPr>
           <w:rFonts w:eastAsia="標楷體"/>
           <w:sz w:val="28"/>
           <w:szCs w:val="28"/>
         </w:rPr>
-      </w:pPr>
+        <w:br w:type="page"/>
+      </w:r>
     </w:p>
     <w:p>
       <w:pPr>
@@ -20911,6 +21038,7 @@
           <w:sz w:val="28"/>
           <w:szCs w:val="28"/>
         </w:rPr>
+        <w:lastRenderedPageBreak/>
         <w:t>表</w:t>
       </w:r>
       <w:r>
@@ -20929,16 +21057,7 @@
           <w:sz w:val="28"/>
           <w:szCs w:val="28"/>
         </w:rPr>
-        <w:t>-</w:t>
-      </w:r>
-      <w:r>
-        <w:rPr>
-          <w:rFonts w:eastAsia="標楷體" w:hint="eastAsia"/>
-          <w:bCs/>
-          <w:sz w:val="28"/>
-          <w:szCs w:val="28"/>
-        </w:rPr>
-        <w:t xml:space="preserve">2 </w:t>
+        <w:t xml:space="preserve">-2 </w:t>
       </w:r>
       <w:r>
         <w:rPr>
@@ -22017,7 +22136,6 @@
                 <w:rFonts w:eastAsia="標楷體" w:hint="eastAsia"/>
                 <w:szCs w:val="22"/>
               </w:rPr>
-              <w:lastRenderedPageBreak/>
               <w:t>11436029</w:t>
             </w:r>
           </w:p>
@@ -22061,7 +22179,6 @@
                 <w:rFonts w:eastAsia="標楷體" w:hint="eastAsia"/>
                 <w:szCs w:val="22"/>
               </w:rPr>
-              <w:lastRenderedPageBreak/>
               <w:t>後端：風險評鑑作業</w:t>
             </w:r>
           </w:p>
@@ -22083,7 +22200,6 @@
                 <w:rFonts w:eastAsia="標楷體" w:hint="eastAsia"/>
                 <w:szCs w:val="22"/>
               </w:rPr>
-              <w:lastRenderedPageBreak/>
               <w:t>文件：第</w:t>
             </w:r>
             <w:r>
@@ -22142,7 +22258,6 @@
                 <w:szCs w:val="22"/>
                 <w:u w:val="single"/>
               </w:rPr>
-              <w:lastRenderedPageBreak/>
               <w:t xml:space="preserve">      </w:t>
             </w:r>
             <w:r>
@@ -22262,7 +22377,7 @@
     <w:p>
       <w:pPr>
         <w:rPr>
-          <w:rFonts w:eastAsia="標楷體" w:hint="eastAsia"/>
+          <w:rFonts w:eastAsia="標楷體"/>
           <w:sz w:val="28"/>
           <w:szCs w:val="28"/>
         </w:rPr>
@@ -22281,6 +22396,7 @@
           <w:noProof/>
           <w14:ligatures w14:val="standardContextual"/>
         </w:rPr>
+        <w:lastRenderedPageBreak/>
         <mc:AlternateContent>
           <mc:Choice Requires="wps">
             <w:drawing>
@@ -23059,7 +23175,7 @@
                     <pic:cNvPicPr/>
                   </pic:nvPicPr>
                   <pic:blipFill>
-                    <a:blip r:embed="rId13">
+                    <a:blip r:embed="rId14">
                       <a:extLst>
                         <a:ext uri="{28A0092B-C50C-407E-A947-70E740481C1C}">
                           <a14:useLocalDpi xmlns:a14="http://schemas.microsoft.com/office/drawing/2010/main"/>
@@ -23564,6 +23680,14 @@
             </w:pPr>
             <w:r>
               <w:rPr>
+                <w:rFonts w:eastAsia="標楷體" w:cs="標楷體" w:hint="eastAsia"/>
+                <w:b/>
+                <w:bCs/>
+              </w:rPr>
+              <w:t>預期</w:t>
+            </w:r>
+            <w:r>
+              <w:rPr>
                 <w:rFonts w:eastAsia="標楷體" w:cs="標楷體"/>
                 <w:b/>
                 <w:bCs/>
@@ -23906,14 +24030,14 @@
           <w:p>
             <w:pPr>
               <w:rPr>
-                <w:rFonts w:eastAsia="標楷體" w:cs="標楷體"/>
-              </w:rPr>
-            </w:pPr>
-            <w:r>
-              <w:rPr>
-                <w:rFonts w:eastAsia="標楷體" w:cs="標楷體"/>
-              </w:rPr>
-              <w:t>文獻研究、使用者情境、</w:t>
+                <w:rFonts w:eastAsia="標楷體" w:cs="標楷體" w:hint="eastAsia"/>
+              </w:rPr>
+            </w:pPr>
+            <w:r>
+              <w:rPr>
+                <w:rFonts w:eastAsia="標楷體" w:cs="標楷體"/>
+              </w:rPr>
+              <w:t>文獻研究、使用者情境</w:t>
             </w:r>
           </w:p>
         </w:tc>
@@ -24055,6 +24179,7 @@
               <w:rPr>
                 <w:rFonts w:eastAsia="標楷體" w:cs="標楷體"/>
               </w:rPr>
+              <w:lastRenderedPageBreak/>
               <w:t>模組開發</w:t>
             </w:r>
           </w:p>
@@ -24321,9 +24446,15 @@
             </w:pPr>
             <w:r>
               <w:rPr>
-                <w:rFonts w:eastAsia="標楷體" w:cs="標楷體"/>
-              </w:rPr>
-              <w:t>文件與展示</w:t>
+                <w:rFonts w:eastAsia="標楷體" w:cs="標楷體" w:hint="eastAsia"/>
+              </w:rPr>
+              <w:t>系統</w:t>
+            </w:r>
+            <w:r>
+              <w:rPr>
+                <w:rFonts w:eastAsia="標楷體" w:cs="標楷體"/>
+              </w:rPr>
+              <w:t>展示</w:t>
             </w:r>
           </w:p>
         </w:tc>
@@ -25983,7 +26114,6 @@
                 <w:b/>
                 <w:bCs/>
               </w:rPr>
-              <w:lastRenderedPageBreak/>
               <w:t>利害關係人</w:t>
             </w:r>
           </w:p>
@@ -26315,6 +26445,7 @@
           <w:rFonts w:eastAsia="標楷體" w:cs="標楷體"/>
           <w:color w:val="000000" w:themeColor="text1"/>
         </w:rPr>
+        <w:lastRenderedPageBreak/>
         <w:t>依夥伴會議決議之事件表</w:t>
       </w:r>
       <w:r>
@@ -28704,7 +28835,6 @@
           <w:bCs/>
           <w:color w:val="000000" w:themeColor="text1"/>
         </w:rPr>
-        <w:lastRenderedPageBreak/>
         <w:t>文件主責</w:t>
       </w:r>
       <w:r>
@@ -28936,6 +29066,7 @@
           <w:rFonts w:eastAsia="標楷體" w:cs="標楷體"/>
           <w:color w:val="000000" w:themeColor="text1"/>
         </w:rPr>
+        <w:lastRenderedPageBreak/>
         <w:t>風險等級判定</w:t>
       </w:r>
       <w:r>
@@ -30654,7 +30785,6 @@
                 <w:b/>
                 <w:bCs/>
               </w:rPr>
-              <w:lastRenderedPageBreak/>
               <w:t>成員</w:t>
             </w:r>
           </w:p>
@@ -31381,6 +31511,7 @@
           <w:rFonts w:eastAsia="標楷體" w:cs="標楷體"/>
           <w:color w:val="000000" w:themeColor="text1"/>
         </w:rPr>
+        <w:lastRenderedPageBreak/>
         <w:t>工作量配置邏輯說明</w:t>
       </w:r>
       <w:r>
@@ -31853,7 +31984,7 @@
           <w:color w:val="000000" w:themeColor="text1"/>
         </w:rPr>
       </w:pPr>
-      <w:hyperlink r:id="rId14">
+      <w:hyperlink r:id="rId15">
         <w:r>
           <w:rPr>
             <w:rStyle w:val="af6"/>
@@ -32178,7 +32309,7 @@
       <w:pPr>
         <w:jc w:val="center"/>
         <w:rPr>
-          <w:rFonts w:eastAsia="標楷體" w:hint="eastAsia"/>
+          <w:rFonts w:eastAsia="標楷體"/>
         </w:rPr>
       </w:pPr>
       <w:r>
@@ -37068,7 +37199,7 @@
                     <pic:cNvPicPr/>
                   </pic:nvPicPr>
                   <pic:blipFill>
-                    <a:blip r:embed="rId15">
+                    <a:blip r:embed="rId16">
                       <a:extLst>
                         <a:ext uri="{28A0092B-C50C-407E-A947-70E740481C1C}">
                           <a14:useLocalDpi xmlns:a14="http://schemas.microsoft.com/office/drawing/2010/main"/>
@@ -37217,7 +37348,7 @@
                     <pic:cNvPicPr/>
                   </pic:nvPicPr>
                   <pic:blipFill>
-                    <a:blip r:embed="rId16">
+                    <a:blip r:embed="rId17">
                       <a:extLst>
                         <a:ext uri="{28A0092B-C50C-407E-A947-70E740481C1C}">
                           <a14:useLocalDpi xmlns:a14="http://schemas.microsoft.com/office/drawing/2010/main" val="0"/>
@@ -37310,7 +37441,7 @@
                     <pic:cNvPicPr/>
                   </pic:nvPicPr>
                   <pic:blipFill>
-                    <a:blip r:embed="rId17">
+                    <a:blip r:embed="rId18">
                       <a:extLst>
                         <a:ext uri="{28A0092B-C50C-407E-A947-70E740481C1C}">
                           <a14:useLocalDpi xmlns:a14="http://schemas.microsoft.com/office/drawing/2010/main" val="0"/>
@@ -37403,7 +37534,7 @@
                     <pic:cNvPicPr/>
                   </pic:nvPicPr>
                   <pic:blipFill>
-                    <a:blip r:embed="rId18">
+                    <a:blip r:embed="rId19">
                       <a:extLst>
                         <a:ext uri="{28A0092B-C50C-407E-A947-70E740481C1C}">
                           <a14:useLocalDpi xmlns:a14="http://schemas.microsoft.com/office/drawing/2010/main" val="0"/>
@@ -37496,7 +37627,7 @@
                     <pic:cNvPicPr/>
                   </pic:nvPicPr>
                   <pic:blipFill>
-                    <a:blip r:embed="rId19">
+                    <a:blip r:embed="rId20">
                       <a:extLst>
                         <a:ext uri="{28A0092B-C50C-407E-A947-70E740481C1C}">
                           <a14:useLocalDpi xmlns:a14="http://schemas.microsoft.com/office/drawing/2010/main" val="0"/>
@@ -37589,7 +37720,7 @@
                     <pic:cNvPicPr/>
                   </pic:nvPicPr>
                   <pic:blipFill>
-                    <a:blip r:embed="rId20">
+                    <a:blip r:embed="rId21">
                       <a:extLst>
                         <a:ext uri="{28A0092B-C50C-407E-A947-70E740481C1C}">
                           <a14:useLocalDpi xmlns:a14="http://schemas.microsoft.com/office/drawing/2010/main" val="0"/>
@@ -37682,7 +37813,7 @@
                     <pic:cNvPicPr/>
                   </pic:nvPicPr>
                   <pic:blipFill>
-                    <a:blip r:embed="rId21">
+                    <a:blip r:embed="rId22">
                       <a:extLst>
                         <a:ext uri="{28A0092B-C50C-407E-A947-70E740481C1C}">
                           <a14:useLocalDpi xmlns:a14="http://schemas.microsoft.com/office/drawing/2010/main" val="0"/>
@@ -37791,7 +37922,7 @@
                     <pic:cNvPicPr/>
                   </pic:nvPicPr>
                   <pic:blipFill>
-                    <a:blip r:embed="rId22">
+                    <a:blip r:embed="rId23">
                       <a:extLst>
                         <a:ext uri="{28A0092B-C50C-407E-A947-70E740481C1C}">
                           <a14:useLocalDpi xmlns:a14="http://schemas.microsoft.com/office/drawing/2010/main" val="0"/>
@@ -37900,7 +38031,7 @@
                     <pic:cNvPicPr/>
                   </pic:nvPicPr>
                   <pic:blipFill>
-                    <a:blip r:embed="rId23">
+                    <a:blip r:embed="rId24">
                       <a:extLst>
                         <a:ext uri="{28A0092B-C50C-407E-A947-70E740481C1C}">
                           <a14:useLocalDpi xmlns:a14="http://schemas.microsoft.com/office/drawing/2010/main" val="0"/>
@@ -38001,7 +38132,7 @@
                     <pic:cNvPicPr/>
                   </pic:nvPicPr>
                   <pic:blipFill>
-                    <a:blip r:embed="rId24">
+                    <a:blip r:embed="rId25">
                       <a:extLst>
                         <a:ext uri="{28A0092B-C50C-407E-A947-70E740481C1C}">
                           <a14:useLocalDpi xmlns:a14="http://schemas.microsoft.com/office/drawing/2010/main" val="0"/>
@@ -38133,7 +38264,7 @@
                     <pic:cNvPicPr/>
                   </pic:nvPicPr>
                   <pic:blipFill>
-                    <a:blip r:embed="rId25">
+                    <a:blip r:embed="rId26">
                       <a:extLst>
                         <a:ext uri="{28A0092B-C50C-407E-A947-70E740481C1C}">
                           <a14:useLocalDpi xmlns:a14="http://schemas.microsoft.com/office/drawing/2010/main" val="0"/>
@@ -38370,7 +38501,7 @@
                     <pic:cNvPicPr/>
                   </pic:nvPicPr>
                   <pic:blipFill>
-                    <a:blip r:embed="rId26"/>
+                    <a:blip r:embed="rId27"/>
                     <a:stretch>
                       <a:fillRect/>
                     </a:stretch>
@@ -38499,7 +38630,7 @@
                     <pic:cNvPicPr/>
                   </pic:nvPicPr>
                   <pic:blipFill>
-                    <a:blip r:embed="rId27"/>
+                    <a:blip r:embed="rId28"/>
                     <a:stretch>
                       <a:fillRect/>
                     </a:stretch>
@@ -38584,7 +38715,7 @@
                     <pic:cNvPicPr/>
                   </pic:nvPicPr>
                   <pic:blipFill>
-                    <a:blip r:embed="rId28"/>
+                    <a:blip r:embed="rId29"/>
                     <a:stretch>
                       <a:fillRect/>
                     </a:stretch>
@@ -38670,7 +38801,7 @@
                     <pic:cNvPicPr/>
                   </pic:nvPicPr>
                   <pic:blipFill>
-                    <a:blip r:embed="rId29"/>
+                    <a:blip r:embed="rId30"/>
                     <a:stretch>
                       <a:fillRect/>
                     </a:stretch>
@@ -38755,7 +38886,7 @@
                     <pic:cNvPicPr/>
                   </pic:nvPicPr>
                   <pic:blipFill>
-                    <a:blip r:embed="rId30"/>
+                    <a:blip r:embed="rId31"/>
                     <a:stretch>
                       <a:fillRect/>
                     </a:stretch>
@@ -38841,7 +38972,7 @@
                     <pic:cNvPicPr/>
                   </pic:nvPicPr>
                   <pic:blipFill>
-                    <a:blip r:embed="rId31"/>
+                    <a:blip r:embed="rId32"/>
                     <a:stretch>
                       <a:fillRect/>
                     </a:stretch>
@@ -39077,7 +39208,7 @@
                     <pic:cNvPicPr/>
                   </pic:nvPicPr>
                   <pic:blipFill>
-                    <a:blip r:embed="rId32"/>
+                    <a:blip r:embed="rId33"/>
                     <a:stretch>
                       <a:fillRect/>
                     </a:stretch>
@@ -39178,7 +39309,7 @@
                     <pic:cNvPicPr/>
                   </pic:nvPicPr>
                   <pic:blipFill>
-                    <a:blip r:embed="rId33"/>
+                    <a:blip r:embed="rId34"/>
                     <a:stretch>
                       <a:fillRect/>
                     </a:stretch>
@@ -39264,7 +39395,7 @@
                     <pic:cNvPicPr/>
                   </pic:nvPicPr>
                   <pic:blipFill>
-                    <a:blip r:embed="rId34"/>
+                    <a:blip r:embed="rId35"/>
                     <a:stretch>
                       <a:fillRect/>
                     </a:stretch>
@@ -39381,7 +39512,7 @@
                     <pic:cNvPicPr/>
                   </pic:nvPicPr>
                   <pic:blipFill>
-                    <a:blip r:embed="rId35"/>
+                    <a:blip r:embed="rId36"/>
                     <a:stretch>
                       <a:fillRect/>
                     </a:stretch>
@@ -39525,7 +39656,7 @@
                     <pic:cNvPicPr/>
                   </pic:nvPicPr>
                   <pic:blipFill>
-                    <a:blip r:embed="rId36"/>
+                    <a:blip r:embed="rId37"/>
                     <a:stretch>
                       <a:fillRect/>
                     </a:stretch>
@@ -39634,7 +39765,7 @@
                     <pic:cNvPicPr/>
                   </pic:nvPicPr>
                   <pic:blipFill>
-                    <a:blip r:embed="rId37"/>
+                    <a:blip r:embed="rId38"/>
                     <a:stretch>
                       <a:fillRect/>
                     </a:stretch>
@@ -39735,7 +39866,7 @@
                     <pic:cNvPicPr/>
                   </pic:nvPicPr>
                   <pic:blipFill>
-                    <a:blip r:embed="rId38"/>
+                    <a:blip r:embed="rId39"/>
                     <a:stretch>
                       <a:fillRect/>
                     </a:stretch>
@@ -39878,7 +40009,7 @@
                     <pic:cNvPicPr/>
                   </pic:nvPicPr>
                   <pic:blipFill>
-                    <a:blip r:embed="rId39"/>
+                    <a:blip r:embed="rId40"/>
                     <a:stretch>
                       <a:fillRect/>
                     </a:stretch>
@@ -40032,7 +40163,7 @@
                     </pic:cNvPicPr>
                   </pic:nvPicPr>
                   <pic:blipFill>
-                    <a:blip r:embed="rId40">
+                    <a:blip r:embed="rId41">
                       <a:extLst>
                         <a:ext uri="{28A0092B-C50C-407E-A947-70E740481C1C}">
                           <a14:useLocalDpi xmlns:a14="http://schemas.microsoft.com/office/drawing/2010/main" val="0"/>
@@ -40256,7 +40387,7 @@
                     <pic:cNvPicPr/>
                   </pic:nvPicPr>
                   <pic:blipFill>
-                    <a:blip r:embed="rId41" cstate="print">
+                    <a:blip r:embed="rId42" cstate="print">
                       <a:extLst>
                         <a:ext uri="{28A0092B-C50C-407E-A947-70E740481C1C}">
                           <a14:useLocalDpi xmlns:a14="http://schemas.microsoft.com/office/drawing/2010/main" val="0"/>
@@ -40340,7 +40471,7 @@
                     <pic:cNvPicPr/>
                   </pic:nvPicPr>
                   <pic:blipFill rotWithShape="1">
-                    <a:blip r:embed="rId42"/>
+                    <a:blip r:embed="rId43"/>
                     <a:srcRect r="71772" b="18813"/>
                     <a:stretch/>
                   </pic:blipFill>
@@ -40457,7 +40588,7 @@
                     <pic:cNvPicPr/>
                   </pic:nvPicPr>
                   <pic:blipFill rotWithShape="1">
-                    <a:blip r:embed="rId42"/>
+                    <a:blip r:embed="rId43"/>
                     <a:srcRect l="28221" r="19984"/>
                     <a:stretch/>
                   </pic:blipFill>
@@ -40515,7 +40646,7 @@
                     <pic:cNvPicPr/>
                   </pic:nvPicPr>
                   <pic:blipFill rotWithShape="1">
-                    <a:blip r:embed="rId42"/>
+                    <a:blip r:embed="rId43"/>
                     <a:srcRect l="80022"/>
                     <a:stretch/>
                   </pic:blipFill>
@@ -40646,7 +40777,7 @@
                     <pic:cNvPicPr/>
                   </pic:nvPicPr>
                   <pic:blipFill>
-                    <a:blip r:embed="rId43" cstate="print">
+                    <a:blip r:embed="rId44" cstate="print">
                       <a:extLst>
                         <a:ext uri="{28A0092B-C50C-407E-A947-70E740481C1C}">
                           <a14:useLocalDpi xmlns:a14="http://schemas.microsoft.com/office/drawing/2010/main" val="0"/>
@@ -40787,7 +40918,7 @@
           <w:noProof/>
         </w:rPr>
         <w:drawing>
-          <wp:inline distT="0" distB="0" distL="0" distR="0" wp14:anchorId="0961846C" wp14:editId="6242E8B2">
+          <wp:inline distT="0" distB="0" distL="0" distR="0" wp14:anchorId="0961846C" wp14:editId="7B1933E0">
             <wp:extent cx="2026920" cy="3857032"/>
             <wp:effectExtent l="0" t="0" r="0" b="0"/>
             <wp:docPr id="1814122531" name="圖片 1"/>
@@ -40802,7 +40933,7 @@
                     <pic:cNvPicPr/>
                   </pic:nvPicPr>
                   <pic:blipFill>
-                    <a:blip r:embed="rId44" cstate="print">
+                    <a:blip r:embed="rId45" cstate="print">
                       <a:extLst>
                         <a:ext uri="{28A0092B-C50C-407E-A947-70E740481C1C}">
                           <a14:useLocalDpi xmlns:a14="http://schemas.microsoft.com/office/drawing/2010/main" val="0"/>
@@ -40893,7 +41024,7 @@
                     <pic:cNvPicPr/>
                   </pic:nvPicPr>
                   <pic:blipFill>
-                    <a:blip r:embed="rId45" cstate="print">
+                    <a:blip r:embed="rId46" cstate="print">
                       <a:extLst>
                         <a:ext uri="{28A0092B-C50C-407E-A947-70E740481C1C}">
                           <a14:useLocalDpi xmlns:a14="http://schemas.microsoft.com/office/drawing/2010/main" val="0"/>
@@ -41260,7 +41391,7 @@
                     <pic:cNvPicPr/>
                   </pic:nvPicPr>
                   <pic:blipFill>
-                    <a:blip r:embed="rId46" cstate="print">
+                    <a:blip r:embed="rId47" cstate="print">
                       <a:extLst>
                         <a:ext uri="{28A0092B-C50C-407E-A947-70E740481C1C}">
                           <a14:useLocalDpi xmlns:a14="http://schemas.microsoft.com/office/drawing/2010/main" val="0"/>

--- a/文件/系統文件.docx
+++ b/文件/系統文件.docx
@@ -3785,10 +3785,6 @@
     <w:p>
       <w:pPr>
         <w:pStyle w:val="21"/>
-        <w:rPr>
-          <w:rFonts w:asciiTheme="minorHAnsi" w:eastAsiaTheme="minorEastAsia" w:hAnsiTheme="minorHAnsi" w:cstheme="minorBidi"/>
-          <w14:ligatures w14:val="standardContextual"/>
-        </w:rPr>
       </w:pPr>
       <w:hyperlink w:anchor="_Toc230987214" w:history="1">
         <w:r>
@@ -3866,6 +3862,1768 @@
           <w:fldChar w:fldCharType="end"/>
         </w:r>
       </w:hyperlink>
+    </w:p>
+    <w:p>
+      <w:pPr>
+        <w:pStyle w:val="21"/>
+      </w:pPr>
+      <w:hyperlink w:anchor="_Toc230987214" w:history="1">
+        <w:r>
+          <w:rPr>
+            <w:rStyle w:val="af6"/>
+            <w:rFonts w:hint="eastAsia"/>
+            <w:b w:val="0"/>
+            <w:bCs w:val="0"/>
+            <w:color w:val="auto"/>
+            <w:u w:val="none"/>
+          </w:rPr>
+          <w:t>圖</w:t>
+        </w:r>
+        <w:r>
+          <w:rPr>
+            <w:rStyle w:val="af6"/>
+            <w:rFonts w:hint="eastAsia"/>
+            <w:b w:val="0"/>
+            <w:bCs w:val="0"/>
+            <w:color w:val="auto"/>
+            <w:u w:val="none"/>
+          </w:rPr>
+          <w:t xml:space="preserve"> </w:t>
+        </w:r>
+        <w:r>
+          <w:rPr>
+            <w:rStyle w:val="af6"/>
+            <w:rFonts w:hint="eastAsia"/>
+            <w:b w:val="0"/>
+            <w:bCs w:val="0"/>
+            <w:color w:val="auto"/>
+            <w:u w:val="none"/>
+          </w:rPr>
+          <w:t>5</w:t>
+        </w:r>
+        <w:r>
+          <w:rPr>
+            <w:rStyle w:val="af6"/>
+            <w:rFonts w:hint="eastAsia"/>
+            <w:b w:val="0"/>
+            <w:bCs w:val="0"/>
+            <w:color w:val="auto"/>
+            <w:u w:val="none"/>
+          </w:rPr>
+          <w:t>-</w:t>
+        </w:r>
+        <w:r>
+          <w:rPr>
+            <w:rStyle w:val="af6"/>
+            <w:rFonts w:hint="eastAsia"/>
+            <w:b w:val="0"/>
+            <w:bCs w:val="0"/>
+            <w:color w:val="auto"/>
+            <w:u w:val="none"/>
+          </w:rPr>
+          <w:t>3</w:t>
+        </w:r>
+        <w:r>
+          <w:rPr>
+            <w:rStyle w:val="af6"/>
+            <w:rFonts w:hint="eastAsia"/>
+            <w:b w:val="0"/>
+            <w:bCs w:val="0"/>
+            <w:color w:val="auto"/>
+            <w:u w:val="none"/>
+          </w:rPr>
+          <w:t xml:space="preserve">-1 </w:t>
+        </w:r>
+        <w:r>
+          <w:rPr>
+            <w:rStyle w:val="af6"/>
+            <w:rFonts w:hint="eastAsia"/>
+            <w:b w:val="0"/>
+            <w:bCs w:val="0"/>
+            <w:color w:val="auto"/>
+            <w:u w:val="none"/>
+          </w:rPr>
+          <w:t>活動圖</w:t>
+        </w:r>
+        <w:r>
+          <w:rPr>
+            <w:rFonts w:hint="eastAsia"/>
+          </w:rPr>
+          <w:t>－</w:t>
+        </w:r>
+        <w:r>
+          <w:rPr>
+            <w:rStyle w:val="af6"/>
+            <w:rFonts w:hint="eastAsia"/>
+            <w:b w:val="0"/>
+            <w:bCs w:val="0"/>
+            <w:color w:val="auto"/>
+            <w:u w:val="none"/>
+          </w:rPr>
+          <w:t>新增資產作業</w:t>
+        </w:r>
+        <w:r>
+          <w:rPr>
+            <w:webHidden/>
+          </w:rPr>
+          <w:tab/>
+        </w:r>
+        <w:r>
+          <w:rPr>
+            <w:webHidden/>
+          </w:rPr>
+          <w:fldChar w:fldCharType="begin"/>
+        </w:r>
+        <w:r>
+          <w:rPr>
+            <w:webHidden/>
+          </w:rPr>
+          <w:instrText xml:space="preserve"> PAGEREF _Toc230987214 \h </w:instrText>
+        </w:r>
+        <w:r>
+          <w:rPr>
+            <w:webHidden/>
+          </w:rPr>
+        </w:r>
+        <w:r>
+          <w:rPr>
+            <w:webHidden/>
+          </w:rPr>
+          <w:fldChar w:fldCharType="separate"/>
+        </w:r>
+        <w:r>
+          <w:rPr>
+            <w:webHidden/>
+          </w:rPr>
+          <w:t>2</w:t>
+        </w:r>
+        <w:r>
+          <w:rPr>
+            <w:webHidden/>
+          </w:rPr>
+          <w:fldChar w:fldCharType="end"/>
+        </w:r>
+      </w:hyperlink>
+      <w:r>
+        <w:rPr>
+          <w:rFonts w:hint="eastAsia"/>
+        </w:rPr>
+        <w:t>9</w:t>
+      </w:r>
+    </w:p>
+    <w:p>
+      <w:pPr>
+        <w:pStyle w:val="21"/>
+      </w:pPr>
+      <w:hyperlink w:anchor="_Toc230987214" w:history="1">
+        <w:r>
+          <w:rPr>
+            <w:rStyle w:val="af6"/>
+            <w:rFonts w:hint="eastAsia"/>
+            <w:b w:val="0"/>
+            <w:bCs w:val="0"/>
+            <w:color w:val="auto"/>
+            <w:u w:val="none"/>
+          </w:rPr>
+          <w:t>圖</w:t>
+        </w:r>
+        <w:r>
+          <w:rPr>
+            <w:rStyle w:val="af6"/>
+            <w:rFonts w:hint="eastAsia"/>
+            <w:b w:val="0"/>
+            <w:bCs w:val="0"/>
+            <w:color w:val="auto"/>
+            <w:u w:val="none"/>
+          </w:rPr>
+          <w:t xml:space="preserve"> </w:t>
+        </w:r>
+        <w:r>
+          <w:rPr>
+            <w:rStyle w:val="af6"/>
+            <w:rFonts w:hint="eastAsia"/>
+            <w:b w:val="0"/>
+            <w:bCs w:val="0"/>
+            <w:color w:val="auto"/>
+            <w:u w:val="none"/>
+          </w:rPr>
+          <w:t>5</w:t>
+        </w:r>
+        <w:r>
+          <w:rPr>
+            <w:rStyle w:val="af6"/>
+            <w:rFonts w:hint="eastAsia"/>
+            <w:b w:val="0"/>
+            <w:bCs w:val="0"/>
+            <w:color w:val="auto"/>
+            <w:u w:val="none"/>
+          </w:rPr>
+          <w:t>-</w:t>
+        </w:r>
+        <w:r>
+          <w:rPr>
+            <w:rStyle w:val="af6"/>
+            <w:rFonts w:hint="eastAsia"/>
+            <w:b w:val="0"/>
+            <w:bCs w:val="0"/>
+            <w:color w:val="auto"/>
+            <w:u w:val="none"/>
+          </w:rPr>
+          <w:t>3</w:t>
+        </w:r>
+        <w:r>
+          <w:rPr>
+            <w:rStyle w:val="af6"/>
+            <w:rFonts w:hint="eastAsia"/>
+            <w:b w:val="0"/>
+            <w:bCs w:val="0"/>
+            <w:color w:val="auto"/>
+            <w:u w:val="none"/>
+          </w:rPr>
+          <w:t>-</w:t>
+        </w:r>
+        <w:r>
+          <w:rPr>
+            <w:rStyle w:val="af6"/>
+            <w:rFonts w:hint="eastAsia"/>
+            <w:b w:val="0"/>
+            <w:bCs w:val="0"/>
+            <w:color w:val="auto"/>
+            <w:u w:val="none"/>
+          </w:rPr>
+          <w:t>2</w:t>
+        </w:r>
+        <w:r>
+          <w:rPr>
+            <w:rStyle w:val="af6"/>
+            <w:rFonts w:hint="eastAsia"/>
+            <w:b w:val="0"/>
+            <w:bCs w:val="0"/>
+            <w:color w:val="auto"/>
+            <w:u w:val="none"/>
+          </w:rPr>
+          <w:t xml:space="preserve"> </w:t>
+        </w:r>
+        <w:r>
+          <w:rPr>
+            <w:rStyle w:val="af6"/>
+            <w:rFonts w:hint="eastAsia"/>
+            <w:b w:val="0"/>
+            <w:bCs w:val="0"/>
+            <w:color w:val="auto"/>
+            <w:u w:val="none"/>
+          </w:rPr>
+          <w:t>活動圖</w:t>
+        </w:r>
+        <w:r>
+          <w:rPr>
+            <w:rFonts w:hint="eastAsia"/>
+          </w:rPr>
+          <w:t>－</w:t>
+        </w:r>
+        <w:r>
+          <w:rPr>
+            <w:rFonts w:hint="eastAsia"/>
+            <w:b w:val="0"/>
+            <w:bCs w:val="0"/>
+          </w:rPr>
+          <w:t>刪除</w:t>
+        </w:r>
+        <w:r>
+          <w:rPr>
+            <w:rFonts w:hint="eastAsia"/>
+            <w:b w:val="0"/>
+            <w:bCs w:val="0"/>
+          </w:rPr>
+          <w:t>資產作業</w:t>
+        </w:r>
+        <w:r>
+          <w:rPr>
+            <w:webHidden/>
+          </w:rPr>
+          <w:tab/>
+        </w:r>
+        <w:r>
+          <w:rPr>
+            <w:webHidden/>
+          </w:rPr>
+          <w:fldChar w:fldCharType="begin"/>
+        </w:r>
+        <w:r>
+          <w:rPr>
+            <w:webHidden/>
+          </w:rPr>
+          <w:instrText xml:space="preserve"> PAGEREF _Toc230987214 \h </w:instrText>
+        </w:r>
+        <w:r>
+          <w:rPr>
+            <w:webHidden/>
+          </w:rPr>
+        </w:r>
+        <w:r>
+          <w:rPr>
+            <w:webHidden/>
+          </w:rPr>
+          <w:fldChar w:fldCharType="separate"/>
+        </w:r>
+        <w:r>
+          <w:rPr>
+            <w:rFonts w:hint="eastAsia"/>
+            <w:webHidden/>
+          </w:rPr>
+          <w:t>30</w:t>
+        </w:r>
+        <w:r>
+          <w:rPr>
+            <w:webHidden/>
+          </w:rPr>
+          <w:fldChar w:fldCharType="end"/>
+        </w:r>
+      </w:hyperlink>
+    </w:p>
+    <w:p>
+      <w:pPr>
+        <w:pStyle w:val="21"/>
+      </w:pPr>
+      <w:hyperlink w:anchor="_Toc230987214" w:history="1">
+        <w:r>
+          <w:rPr>
+            <w:rStyle w:val="af6"/>
+            <w:rFonts w:hint="eastAsia"/>
+            <w:b w:val="0"/>
+            <w:bCs w:val="0"/>
+            <w:color w:val="auto"/>
+            <w:u w:val="none"/>
+          </w:rPr>
+          <w:t>圖</w:t>
+        </w:r>
+        <w:r>
+          <w:rPr>
+            <w:rStyle w:val="af6"/>
+            <w:rFonts w:hint="eastAsia"/>
+            <w:b w:val="0"/>
+            <w:bCs w:val="0"/>
+            <w:color w:val="auto"/>
+            <w:u w:val="none"/>
+          </w:rPr>
+          <w:t xml:space="preserve"> </w:t>
+        </w:r>
+        <w:r>
+          <w:rPr>
+            <w:rStyle w:val="af6"/>
+            <w:rFonts w:hint="eastAsia"/>
+            <w:b w:val="0"/>
+            <w:bCs w:val="0"/>
+            <w:color w:val="auto"/>
+            <w:u w:val="none"/>
+          </w:rPr>
+          <w:t>5</w:t>
+        </w:r>
+        <w:r>
+          <w:rPr>
+            <w:rStyle w:val="af6"/>
+            <w:rFonts w:hint="eastAsia"/>
+            <w:b w:val="0"/>
+            <w:bCs w:val="0"/>
+            <w:color w:val="auto"/>
+            <w:u w:val="none"/>
+          </w:rPr>
+          <w:t>-</w:t>
+        </w:r>
+        <w:r>
+          <w:rPr>
+            <w:rStyle w:val="af6"/>
+            <w:rFonts w:hint="eastAsia"/>
+            <w:b w:val="0"/>
+            <w:bCs w:val="0"/>
+            <w:color w:val="auto"/>
+            <w:u w:val="none"/>
+          </w:rPr>
+          <w:t>3</w:t>
+        </w:r>
+        <w:r>
+          <w:rPr>
+            <w:rStyle w:val="af6"/>
+            <w:rFonts w:hint="eastAsia"/>
+            <w:b w:val="0"/>
+            <w:bCs w:val="0"/>
+            <w:color w:val="auto"/>
+            <w:u w:val="none"/>
+          </w:rPr>
+          <w:t>-</w:t>
+        </w:r>
+        <w:r>
+          <w:rPr>
+            <w:rStyle w:val="af6"/>
+            <w:rFonts w:hint="eastAsia"/>
+            <w:b w:val="0"/>
+            <w:bCs w:val="0"/>
+            <w:color w:val="auto"/>
+            <w:u w:val="none"/>
+          </w:rPr>
+          <w:t>3</w:t>
+        </w:r>
+        <w:r>
+          <w:rPr>
+            <w:rStyle w:val="af6"/>
+            <w:rFonts w:hint="eastAsia"/>
+            <w:b w:val="0"/>
+            <w:bCs w:val="0"/>
+            <w:color w:val="auto"/>
+            <w:u w:val="none"/>
+          </w:rPr>
+          <w:t xml:space="preserve"> </w:t>
+        </w:r>
+        <w:r>
+          <w:rPr>
+            <w:rStyle w:val="af6"/>
+            <w:rFonts w:hint="eastAsia"/>
+            <w:b w:val="0"/>
+            <w:bCs w:val="0"/>
+            <w:color w:val="auto"/>
+            <w:u w:val="none"/>
+          </w:rPr>
+          <w:t>活動圖</w:t>
+        </w:r>
+        <w:r>
+          <w:rPr>
+            <w:rFonts w:hint="eastAsia"/>
+          </w:rPr>
+          <w:t>－</w:t>
+        </w:r>
+        <w:r>
+          <w:rPr>
+            <w:rFonts w:hint="eastAsia"/>
+            <w:b w:val="0"/>
+            <w:bCs w:val="0"/>
+          </w:rPr>
+          <w:t>修改</w:t>
+        </w:r>
+        <w:r>
+          <w:rPr>
+            <w:rFonts w:hint="eastAsia"/>
+            <w:b w:val="0"/>
+            <w:bCs w:val="0"/>
+          </w:rPr>
+          <w:t>資產作業</w:t>
+        </w:r>
+        <w:r>
+          <w:rPr>
+            <w:webHidden/>
+          </w:rPr>
+          <w:tab/>
+        </w:r>
+        <w:r>
+          <w:rPr>
+            <w:webHidden/>
+          </w:rPr>
+          <w:fldChar w:fldCharType="begin"/>
+        </w:r>
+        <w:r>
+          <w:rPr>
+            <w:webHidden/>
+          </w:rPr>
+          <w:instrText xml:space="preserve"> PAGEREF _Toc230987214 \h </w:instrText>
+        </w:r>
+        <w:r>
+          <w:rPr>
+            <w:webHidden/>
+          </w:rPr>
+        </w:r>
+        <w:r>
+          <w:rPr>
+            <w:webHidden/>
+          </w:rPr>
+          <w:fldChar w:fldCharType="separate"/>
+        </w:r>
+        <w:r>
+          <w:rPr>
+            <w:rFonts w:hint="eastAsia"/>
+            <w:webHidden/>
+          </w:rPr>
+          <w:t>31</w:t>
+        </w:r>
+        <w:r>
+          <w:rPr>
+            <w:webHidden/>
+          </w:rPr>
+          <w:fldChar w:fldCharType="end"/>
+        </w:r>
+      </w:hyperlink>
+    </w:p>
+    <w:p>
+      <w:pPr>
+        <w:pStyle w:val="21"/>
+      </w:pPr>
+      <w:hyperlink w:anchor="_Toc230987214" w:history="1">
+        <w:r>
+          <w:rPr>
+            <w:rStyle w:val="af6"/>
+            <w:rFonts w:hint="eastAsia"/>
+            <w:b w:val="0"/>
+            <w:bCs w:val="0"/>
+            <w:color w:val="auto"/>
+            <w:u w:val="none"/>
+          </w:rPr>
+          <w:t>圖</w:t>
+        </w:r>
+        <w:r>
+          <w:rPr>
+            <w:rStyle w:val="af6"/>
+            <w:rFonts w:hint="eastAsia"/>
+            <w:b w:val="0"/>
+            <w:bCs w:val="0"/>
+            <w:color w:val="auto"/>
+            <w:u w:val="none"/>
+          </w:rPr>
+          <w:t xml:space="preserve"> </w:t>
+        </w:r>
+        <w:r>
+          <w:rPr>
+            <w:rStyle w:val="af6"/>
+            <w:rFonts w:hint="eastAsia"/>
+            <w:b w:val="0"/>
+            <w:bCs w:val="0"/>
+            <w:color w:val="auto"/>
+            <w:u w:val="none"/>
+          </w:rPr>
+          <w:t>5</w:t>
+        </w:r>
+        <w:r>
+          <w:rPr>
+            <w:rStyle w:val="af6"/>
+            <w:rFonts w:hint="eastAsia"/>
+            <w:b w:val="0"/>
+            <w:bCs w:val="0"/>
+            <w:color w:val="auto"/>
+            <w:u w:val="none"/>
+          </w:rPr>
+          <w:t>-</w:t>
+        </w:r>
+        <w:r>
+          <w:rPr>
+            <w:rStyle w:val="af6"/>
+            <w:rFonts w:hint="eastAsia"/>
+            <w:b w:val="0"/>
+            <w:bCs w:val="0"/>
+            <w:color w:val="auto"/>
+            <w:u w:val="none"/>
+          </w:rPr>
+          <w:t>3</w:t>
+        </w:r>
+        <w:r>
+          <w:rPr>
+            <w:rStyle w:val="af6"/>
+            <w:rFonts w:hint="eastAsia"/>
+            <w:b w:val="0"/>
+            <w:bCs w:val="0"/>
+            <w:color w:val="auto"/>
+            <w:u w:val="none"/>
+          </w:rPr>
+          <w:t>-</w:t>
+        </w:r>
+        <w:r>
+          <w:rPr>
+            <w:rStyle w:val="af6"/>
+            <w:rFonts w:hint="eastAsia"/>
+            <w:b w:val="0"/>
+            <w:bCs w:val="0"/>
+            <w:color w:val="auto"/>
+            <w:u w:val="none"/>
+          </w:rPr>
+          <w:t>4</w:t>
+        </w:r>
+        <w:r>
+          <w:rPr>
+            <w:rStyle w:val="af6"/>
+            <w:rFonts w:hint="eastAsia"/>
+            <w:b w:val="0"/>
+            <w:bCs w:val="0"/>
+            <w:color w:val="auto"/>
+            <w:u w:val="none"/>
+          </w:rPr>
+          <w:t xml:space="preserve"> </w:t>
+        </w:r>
+        <w:r>
+          <w:rPr>
+            <w:rStyle w:val="af6"/>
+            <w:rFonts w:hint="eastAsia"/>
+            <w:b w:val="0"/>
+            <w:bCs w:val="0"/>
+            <w:color w:val="auto"/>
+            <w:u w:val="none"/>
+          </w:rPr>
+          <w:t>活動圖</w:t>
+        </w:r>
+        <w:r>
+          <w:rPr>
+            <w:rStyle w:val="af6"/>
+            <w:b w:val="0"/>
+            <w:bCs w:val="0"/>
+            <w:color w:val="auto"/>
+            <w:u w:val="none"/>
+          </w:rPr>
+          <w:t>－</w:t>
+        </w:r>
+        <w:r>
+          <w:rPr>
+            <w:rStyle w:val="af6"/>
+            <w:rFonts w:hint="eastAsia"/>
+            <w:b w:val="0"/>
+            <w:bCs w:val="0"/>
+            <w:color w:val="auto"/>
+            <w:u w:val="none"/>
+          </w:rPr>
+          <w:t>查詢資產作業</w:t>
+        </w:r>
+        <w:r>
+          <w:rPr>
+            <w:webHidden/>
+          </w:rPr>
+          <w:tab/>
+        </w:r>
+        <w:r>
+          <w:rPr>
+            <w:webHidden/>
+          </w:rPr>
+          <w:fldChar w:fldCharType="begin"/>
+        </w:r>
+        <w:r>
+          <w:rPr>
+            <w:webHidden/>
+          </w:rPr>
+          <w:instrText xml:space="preserve"> PAGEREF _Toc230987214 \h </w:instrText>
+        </w:r>
+        <w:r>
+          <w:rPr>
+            <w:webHidden/>
+          </w:rPr>
+        </w:r>
+        <w:r>
+          <w:rPr>
+            <w:webHidden/>
+          </w:rPr>
+          <w:fldChar w:fldCharType="separate"/>
+        </w:r>
+        <w:r>
+          <w:rPr>
+            <w:rFonts w:hint="eastAsia"/>
+            <w:webHidden/>
+          </w:rPr>
+          <w:t>3</w:t>
+        </w:r>
+        <w:r>
+          <w:rPr>
+            <w:webHidden/>
+          </w:rPr>
+          <w:t>2</w:t>
+        </w:r>
+        <w:r>
+          <w:rPr>
+            <w:webHidden/>
+          </w:rPr>
+          <w:fldChar w:fldCharType="end"/>
+        </w:r>
+      </w:hyperlink>
+    </w:p>
+    <w:p>
+      <w:pPr>
+        <w:pStyle w:val="21"/>
+      </w:pPr>
+      <w:hyperlink w:anchor="_Toc230987214" w:history="1">
+        <w:r>
+          <w:rPr>
+            <w:rStyle w:val="af6"/>
+            <w:rFonts w:hint="eastAsia"/>
+            <w:b w:val="0"/>
+            <w:bCs w:val="0"/>
+            <w:color w:val="auto"/>
+            <w:u w:val="none"/>
+          </w:rPr>
+          <w:t>圖</w:t>
+        </w:r>
+        <w:r>
+          <w:rPr>
+            <w:rStyle w:val="af6"/>
+            <w:rFonts w:hint="eastAsia"/>
+            <w:b w:val="0"/>
+            <w:bCs w:val="0"/>
+            <w:color w:val="auto"/>
+            <w:u w:val="none"/>
+          </w:rPr>
+          <w:t xml:space="preserve"> </w:t>
+        </w:r>
+        <w:r>
+          <w:rPr>
+            <w:rStyle w:val="af6"/>
+            <w:rFonts w:hint="eastAsia"/>
+            <w:b w:val="0"/>
+            <w:bCs w:val="0"/>
+            <w:color w:val="auto"/>
+            <w:u w:val="none"/>
+          </w:rPr>
+          <w:t>5</w:t>
+        </w:r>
+        <w:r>
+          <w:rPr>
+            <w:rStyle w:val="af6"/>
+            <w:rFonts w:hint="eastAsia"/>
+            <w:b w:val="0"/>
+            <w:bCs w:val="0"/>
+            <w:color w:val="auto"/>
+            <w:u w:val="none"/>
+          </w:rPr>
+          <w:t>-</w:t>
+        </w:r>
+        <w:r>
+          <w:rPr>
+            <w:rStyle w:val="af6"/>
+            <w:rFonts w:hint="eastAsia"/>
+            <w:b w:val="0"/>
+            <w:bCs w:val="0"/>
+            <w:color w:val="auto"/>
+            <w:u w:val="none"/>
+          </w:rPr>
+          <w:t>3</w:t>
+        </w:r>
+        <w:r>
+          <w:rPr>
+            <w:rStyle w:val="af6"/>
+            <w:rFonts w:hint="eastAsia"/>
+            <w:b w:val="0"/>
+            <w:bCs w:val="0"/>
+            <w:color w:val="auto"/>
+            <w:u w:val="none"/>
+          </w:rPr>
+          <w:t>-</w:t>
+        </w:r>
+        <w:r>
+          <w:rPr>
+            <w:rStyle w:val="af6"/>
+            <w:rFonts w:hint="eastAsia"/>
+            <w:b w:val="0"/>
+            <w:bCs w:val="0"/>
+            <w:color w:val="auto"/>
+            <w:u w:val="none"/>
+          </w:rPr>
+          <w:t>5</w:t>
+        </w:r>
+        <w:r>
+          <w:rPr>
+            <w:rStyle w:val="af6"/>
+            <w:rFonts w:hint="eastAsia"/>
+            <w:b w:val="0"/>
+            <w:bCs w:val="0"/>
+            <w:color w:val="auto"/>
+            <w:u w:val="none"/>
+          </w:rPr>
+          <w:t xml:space="preserve"> </w:t>
+        </w:r>
+        <w:r>
+          <w:rPr>
+            <w:rStyle w:val="af6"/>
+            <w:rFonts w:hint="eastAsia"/>
+            <w:b w:val="0"/>
+            <w:bCs w:val="0"/>
+            <w:color w:val="auto"/>
+            <w:u w:val="none"/>
+          </w:rPr>
+          <w:t>活動圖</w:t>
+        </w:r>
+        <w:r>
+          <w:rPr>
+            <w:rStyle w:val="af6"/>
+            <w:b w:val="0"/>
+            <w:bCs w:val="0"/>
+            <w:color w:val="auto"/>
+            <w:u w:val="none"/>
+          </w:rPr>
+          <w:t>－</w:t>
+        </w:r>
+        <w:r>
+          <w:rPr>
+            <w:rStyle w:val="af6"/>
+            <w:rFonts w:hint="eastAsia"/>
+            <w:b w:val="0"/>
+            <w:bCs w:val="0"/>
+            <w:color w:val="auto"/>
+            <w:u w:val="none"/>
+          </w:rPr>
+          <w:t>資產</w:t>
+        </w:r>
+        <w:r>
+          <w:rPr>
+            <w:rStyle w:val="af6"/>
+            <w:rFonts w:hint="eastAsia"/>
+            <w:b w:val="0"/>
+            <w:bCs w:val="0"/>
+            <w:color w:val="auto"/>
+            <w:u w:val="none"/>
+          </w:rPr>
+          <w:t>盤點</w:t>
+        </w:r>
+        <w:r>
+          <w:rPr>
+            <w:rStyle w:val="af6"/>
+            <w:rFonts w:hint="eastAsia"/>
+            <w:b w:val="0"/>
+            <w:bCs w:val="0"/>
+            <w:color w:val="auto"/>
+            <w:u w:val="none"/>
+          </w:rPr>
+          <w:t>作業</w:t>
+        </w:r>
+        <w:r>
+          <w:rPr>
+            <w:webHidden/>
+          </w:rPr>
+          <w:tab/>
+        </w:r>
+        <w:r>
+          <w:rPr>
+            <w:webHidden/>
+          </w:rPr>
+          <w:fldChar w:fldCharType="begin"/>
+        </w:r>
+        <w:r>
+          <w:rPr>
+            <w:webHidden/>
+          </w:rPr>
+          <w:instrText xml:space="preserve"> PAGEREF _Toc230987214 \h </w:instrText>
+        </w:r>
+        <w:r>
+          <w:rPr>
+            <w:webHidden/>
+          </w:rPr>
+        </w:r>
+        <w:r>
+          <w:rPr>
+            <w:webHidden/>
+          </w:rPr>
+          <w:fldChar w:fldCharType="separate"/>
+        </w:r>
+        <w:r>
+          <w:rPr>
+            <w:rFonts w:hint="eastAsia"/>
+            <w:webHidden/>
+          </w:rPr>
+          <w:t>3</w:t>
+        </w:r>
+        <w:r>
+          <w:rPr>
+            <w:rFonts w:hint="eastAsia"/>
+            <w:webHidden/>
+          </w:rPr>
+          <w:t>3</w:t>
+        </w:r>
+        <w:r>
+          <w:rPr>
+            <w:webHidden/>
+          </w:rPr>
+          <w:fldChar w:fldCharType="end"/>
+        </w:r>
+      </w:hyperlink>
+    </w:p>
+    <w:p>
+      <w:pPr>
+        <w:pStyle w:val="21"/>
+      </w:pPr>
+      <w:hyperlink w:anchor="_Toc230987214" w:history="1">
+        <w:r>
+          <w:rPr>
+            <w:rStyle w:val="af6"/>
+            <w:rFonts w:hint="eastAsia"/>
+            <w:b w:val="0"/>
+            <w:bCs w:val="0"/>
+            <w:color w:val="auto"/>
+            <w:u w:val="none"/>
+          </w:rPr>
+          <w:t>圖</w:t>
+        </w:r>
+        <w:r>
+          <w:rPr>
+            <w:rStyle w:val="af6"/>
+            <w:rFonts w:hint="eastAsia"/>
+            <w:b w:val="0"/>
+            <w:bCs w:val="0"/>
+            <w:color w:val="auto"/>
+            <w:u w:val="none"/>
+          </w:rPr>
+          <w:t xml:space="preserve"> </w:t>
+        </w:r>
+        <w:r>
+          <w:rPr>
+            <w:rStyle w:val="af6"/>
+            <w:rFonts w:hint="eastAsia"/>
+            <w:b w:val="0"/>
+            <w:bCs w:val="0"/>
+            <w:color w:val="auto"/>
+            <w:u w:val="none"/>
+          </w:rPr>
+          <w:t>5</w:t>
+        </w:r>
+        <w:r>
+          <w:rPr>
+            <w:rStyle w:val="af6"/>
+            <w:rFonts w:hint="eastAsia"/>
+            <w:b w:val="0"/>
+            <w:bCs w:val="0"/>
+            <w:color w:val="auto"/>
+            <w:u w:val="none"/>
+          </w:rPr>
+          <w:t>-</w:t>
+        </w:r>
+        <w:r>
+          <w:rPr>
+            <w:rStyle w:val="af6"/>
+            <w:rFonts w:hint="eastAsia"/>
+            <w:b w:val="0"/>
+            <w:bCs w:val="0"/>
+            <w:color w:val="auto"/>
+            <w:u w:val="none"/>
+          </w:rPr>
+          <w:t>3</w:t>
+        </w:r>
+        <w:r>
+          <w:rPr>
+            <w:rStyle w:val="af6"/>
+            <w:rFonts w:hint="eastAsia"/>
+            <w:b w:val="0"/>
+            <w:bCs w:val="0"/>
+            <w:color w:val="auto"/>
+            <w:u w:val="none"/>
+          </w:rPr>
+          <w:t>-</w:t>
+        </w:r>
+        <w:r>
+          <w:rPr>
+            <w:rStyle w:val="af6"/>
+            <w:rFonts w:hint="eastAsia"/>
+            <w:b w:val="0"/>
+            <w:bCs w:val="0"/>
+            <w:color w:val="auto"/>
+            <w:u w:val="none"/>
+          </w:rPr>
+          <w:t>6</w:t>
+        </w:r>
+        <w:r>
+          <w:rPr>
+            <w:rStyle w:val="af6"/>
+            <w:rFonts w:hint="eastAsia"/>
+            <w:b w:val="0"/>
+            <w:bCs w:val="0"/>
+            <w:color w:val="auto"/>
+            <w:u w:val="none"/>
+          </w:rPr>
+          <w:t xml:space="preserve"> </w:t>
+        </w:r>
+        <w:r>
+          <w:rPr>
+            <w:rStyle w:val="af6"/>
+            <w:rFonts w:hint="eastAsia"/>
+            <w:b w:val="0"/>
+            <w:bCs w:val="0"/>
+            <w:color w:val="auto"/>
+            <w:u w:val="none"/>
+          </w:rPr>
+          <w:t>活動圖</w:t>
+        </w:r>
+        <w:r>
+          <w:rPr>
+            <w:rStyle w:val="af6"/>
+            <w:b w:val="0"/>
+            <w:bCs w:val="0"/>
+            <w:color w:val="auto"/>
+            <w:u w:val="none"/>
+          </w:rPr>
+          <w:t>－</w:t>
+        </w:r>
+        <w:r>
+          <w:rPr>
+            <w:rStyle w:val="af6"/>
+            <w:rFonts w:hint="eastAsia"/>
+            <w:b w:val="0"/>
+            <w:bCs w:val="0"/>
+            <w:color w:val="auto"/>
+            <w:u w:val="none"/>
+          </w:rPr>
+          <w:t>風險評鑑</w:t>
+        </w:r>
+        <w:r>
+          <w:rPr>
+            <w:rStyle w:val="af6"/>
+            <w:rFonts w:hint="eastAsia"/>
+            <w:b w:val="0"/>
+            <w:bCs w:val="0"/>
+            <w:color w:val="auto"/>
+            <w:u w:val="none"/>
+          </w:rPr>
+          <w:t>作業</w:t>
+        </w:r>
+        <w:r>
+          <w:rPr>
+            <w:webHidden/>
+          </w:rPr>
+          <w:tab/>
+        </w:r>
+        <w:r>
+          <w:rPr>
+            <w:webHidden/>
+          </w:rPr>
+          <w:fldChar w:fldCharType="begin"/>
+        </w:r>
+        <w:r>
+          <w:rPr>
+            <w:webHidden/>
+          </w:rPr>
+          <w:instrText xml:space="preserve"> PAGEREF _Toc230987214 \h </w:instrText>
+        </w:r>
+        <w:r>
+          <w:rPr>
+            <w:webHidden/>
+          </w:rPr>
+        </w:r>
+        <w:r>
+          <w:rPr>
+            <w:webHidden/>
+          </w:rPr>
+          <w:fldChar w:fldCharType="separate"/>
+        </w:r>
+        <w:r>
+          <w:rPr>
+            <w:rFonts w:hint="eastAsia"/>
+            <w:webHidden/>
+          </w:rPr>
+          <w:t>3</w:t>
+        </w:r>
+        <w:r>
+          <w:rPr>
+            <w:webHidden/>
+          </w:rPr>
+          <w:fldChar w:fldCharType="end"/>
+        </w:r>
+      </w:hyperlink>
+      <w:r>
+        <w:rPr>
+          <w:rFonts w:hint="eastAsia"/>
+        </w:rPr>
+        <w:t>4</w:t>
+      </w:r>
+    </w:p>
+    <w:p>
+      <w:pPr>
+        <w:pStyle w:val="21"/>
+      </w:pPr>
+      <w:hyperlink w:anchor="_Toc230987214" w:history="1">
+        <w:r>
+          <w:rPr>
+            <w:rStyle w:val="af6"/>
+            <w:rFonts w:hint="eastAsia"/>
+            <w:b w:val="0"/>
+            <w:bCs w:val="0"/>
+            <w:color w:val="auto"/>
+            <w:u w:val="none"/>
+          </w:rPr>
+          <w:t>圖</w:t>
+        </w:r>
+        <w:r>
+          <w:rPr>
+            <w:rStyle w:val="af6"/>
+            <w:rFonts w:hint="eastAsia"/>
+            <w:b w:val="0"/>
+            <w:bCs w:val="0"/>
+            <w:color w:val="auto"/>
+            <w:u w:val="none"/>
+          </w:rPr>
+          <w:t xml:space="preserve"> </w:t>
+        </w:r>
+        <w:r>
+          <w:rPr>
+            <w:rStyle w:val="af6"/>
+            <w:rFonts w:hint="eastAsia"/>
+            <w:b w:val="0"/>
+            <w:bCs w:val="0"/>
+            <w:color w:val="auto"/>
+            <w:u w:val="none"/>
+          </w:rPr>
+          <w:t>5</w:t>
+        </w:r>
+        <w:r>
+          <w:rPr>
+            <w:rStyle w:val="af6"/>
+            <w:rFonts w:hint="eastAsia"/>
+            <w:b w:val="0"/>
+            <w:bCs w:val="0"/>
+            <w:color w:val="auto"/>
+            <w:u w:val="none"/>
+          </w:rPr>
+          <w:t>-</w:t>
+        </w:r>
+        <w:r>
+          <w:rPr>
+            <w:rStyle w:val="af6"/>
+            <w:rFonts w:hint="eastAsia"/>
+            <w:b w:val="0"/>
+            <w:bCs w:val="0"/>
+            <w:color w:val="auto"/>
+            <w:u w:val="none"/>
+          </w:rPr>
+          <w:t>3</w:t>
+        </w:r>
+        <w:r>
+          <w:rPr>
+            <w:rStyle w:val="af6"/>
+            <w:rFonts w:hint="eastAsia"/>
+            <w:b w:val="0"/>
+            <w:bCs w:val="0"/>
+            <w:color w:val="auto"/>
+            <w:u w:val="none"/>
+          </w:rPr>
+          <w:t>-</w:t>
+        </w:r>
+        <w:r>
+          <w:rPr>
+            <w:rStyle w:val="af6"/>
+            <w:rFonts w:hint="eastAsia"/>
+            <w:b w:val="0"/>
+            <w:bCs w:val="0"/>
+            <w:color w:val="auto"/>
+            <w:u w:val="none"/>
+          </w:rPr>
+          <w:t>7</w:t>
+        </w:r>
+        <w:r>
+          <w:rPr>
+            <w:rStyle w:val="af6"/>
+            <w:rFonts w:hint="eastAsia"/>
+            <w:b w:val="0"/>
+            <w:bCs w:val="0"/>
+            <w:color w:val="auto"/>
+            <w:u w:val="none"/>
+          </w:rPr>
+          <w:t xml:space="preserve"> </w:t>
+        </w:r>
+        <w:r>
+          <w:rPr>
+            <w:rStyle w:val="af6"/>
+            <w:rFonts w:hint="eastAsia"/>
+            <w:b w:val="0"/>
+            <w:bCs w:val="0"/>
+            <w:color w:val="auto"/>
+            <w:u w:val="none"/>
+          </w:rPr>
+          <w:t>活動圖</w:t>
+        </w:r>
+        <w:r>
+          <w:rPr>
+            <w:rStyle w:val="af6"/>
+            <w:b w:val="0"/>
+            <w:bCs w:val="0"/>
+            <w:color w:val="auto"/>
+            <w:u w:val="none"/>
+          </w:rPr>
+          <w:t>－</w:t>
+        </w:r>
+        <w:r>
+          <w:rPr>
+            <w:rStyle w:val="af6"/>
+            <w:rFonts w:hint="eastAsia"/>
+            <w:b w:val="0"/>
+            <w:bCs w:val="0"/>
+            <w:color w:val="auto"/>
+            <w:u w:val="none"/>
+          </w:rPr>
+          <w:t>風險評鑑</w:t>
+        </w:r>
+        <w:r>
+          <w:rPr>
+            <w:rStyle w:val="af6"/>
+            <w:rFonts w:hint="eastAsia"/>
+            <w:b w:val="0"/>
+            <w:bCs w:val="0"/>
+            <w:color w:val="auto"/>
+            <w:u w:val="none"/>
+          </w:rPr>
+          <w:t>AI</w:t>
+        </w:r>
+        <w:r>
+          <w:rPr>
+            <w:rStyle w:val="af6"/>
+            <w:rFonts w:hint="eastAsia"/>
+            <w:b w:val="0"/>
+            <w:bCs w:val="0"/>
+            <w:color w:val="auto"/>
+            <w:u w:val="none"/>
+          </w:rPr>
+          <w:t>建議</w:t>
+        </w:r>
+        <w:r>
+          <w:rPr>
+            <w:rStyle w:val="af6"/>
+            <w:rFonts w:hint="eastAsia"/>
+            <w:b w:val="0"/>
+            <w:bCs w:val="0"/>
+            <w:color w:val="auto"/>
+            <w:u w:val="none"/>
+          </w:rPr>
+          <w:t>作業</w:t>
+        </w:r>
+        <w:r>
+          <w:rPr>
+            <w:webHidden/>
+          </w:rPr>
+          <w:tab/>
+        </w:r>
+        <w:r>
+          <w:rPr>
+            <w:webHidden/>
+          </w:rPr>
+          <w:fldChar w:fldCharType="begin"/>
+        </w:r>
+        <w:r>
+          <w:rPr>
+            <w:webHidden/>
+          </w:rPr>
+          <w:instrText xml:space="preserve"> PAGEREF _Toc230987214 \h </w:instrText>
+        </w:r>
+        <w:r>
+          <w:rPr>
+            <w:webHidden/>
+          </w:rPr>
+        </w:r>
+        <w:r>
+          <w:rPr>
+            <w:webHidden/>
+          </w:rPr>
+          <w:fldChar w:fldCharType="separate"/>
+        </w:r>
+        <w:r>
+          <w:rPr>
+            <w:rFonts w:hint="eastAsia"/>
+            <w:webHidden/>
+          </w:rPr>
+          <w:t>3</w:t>
+        </w:r>
+        <w:r>
+          <w:rPr>
+            <w:webHidden/>
+          </w:rPr>
+          <w:fldChar w:fldCharType="end"/>
+        </w:r>
+      </w:hyperlink>
+      <w:r>
+        <w:rPr>
+          <w:rFonts w:hint="eastAsia"/>
+        </w:rPr>
+        <w:t>5</w:t>
+      </w:r>
+    </w:p>
+    <w:p>
+      <w:pPr>
+        <w:pStyle w:val="21"/>
+      </w:pPr>
+      <w:hyperlink w:anchor="_Toc230987214" w:history="1">
+        <w:r>
+          <w:rPr>
+            <w:rStyle w:val="af6"/>
+            <w:rFonts w:hint="eastAsia"/>
+            <w:b w:val="0"/>
+            <w:bCs w:val="0"/>
+            <w:color w:val="auto"/>
+            <w:u w:val="none"/>
+          </w:rPr>
+          <w:t>圖</w:t>
+        </w:r>
+        <w:r>
+          <w:rPr>
+            <w:rStyle w:val="af6"/>
+            <w:rFonts w:hint="eastAsia"/>
+            <w:b w:val="0"/>
+            <w:bCs w:val="0"/>
+            <w:color w:val="auto"/>
+            <w:u w:val="none"/>
+          </w:rPr>
+          <w:t xml:space="preserve"> </w:t>
+        </w:r>
+        <w:r>
+          <w:rPr>
+            <w:rStyle w:val="af6"/>
+            <w:rFonts w:hint="eastAsia"/>
+            <w:b w:val="0"/>
+            <w:bCs w:val="0"/>
+            <w:color w:val="auto"/>
+            <w:u w:val="none"/>
+          </w:rPr>
+          <w:t>5</w:t>
+        </w:r>
+        <w:r>
+          <w:rPr>
+            <w:rStyle w:val="af6"/>
+            <w:rFonts w:hint="eastAsia"/>
+            <w:b w:val="0"/>
+            <w:bCs w:val="0"/>
+            <w:color w:val="auto"/>
+            <w:u w:val="none"/>
+          </w:rPr>
+          <w:t>-</w:t>
+        </w:r>
+        <w:r>
+          <w:rPr>
+            <w:rStyle w:val="af6"/>
+            <w:rFonts w:hint="eastAsia"/>
+            <w:b w:val="0"/>
+            <w:bCs w:val="0"/>
+            <w:color w:val="auto"/>
+            <w:u w:val="none"/>
+          </w:rPr>
+          <w:t>3</w:t>
+        </w:r>
+        <w:r>
+          <w:rPr>
+            <w:rStyle w:val="af6"/>
+            <w:rFonts w:hint="eastAsia"/>
+            <w:b w:val="0"/>
+            <w:bCs w:val="0"/>
+            <w:color w:val="auto"/>
+            <w:u w:val="none"/>
+          </w:rPr>
+          <w:t>-</w:t>
+        </w:r>
+        <w:r>
+          <w:rPr>
+            <w:rStyle w:val="af6"/>
+            <w:rFonts w:hint="eastAsia"/>
+            <w:b w:val="0"/>
+            <w:bCs w:val="0"/>
+            <w:color w:val="auto"/>
+            <w:u w:val="none"/>
+          </w:rPr>
+          <w:t>8</w:t>
+        </w:r>
+        <w:r>
+          <w:rPr>
+            <w:rStyle w:val="af6"/>
+            <w:rFonts w:hint="eastAsia"/>
+            <w:b w:val="0"/>
+            <w:bCs w:val="0"/>
+            <w:color w:val="auto"/>
+            <w:u w:val="none"/>
+          </w:rPr>
+          <w:t xml:space="preserve"> </w:t>
+        </w:r>
+        <w:r>
+          <w:rPr>
+            <w:rStyle w:val="af6"/>
+            <w:rFonts w:hint="eastAsia"/>
+            <w:b w:val="0"/>
+            <w:bCs w:val="0"/>
+            <w:color w:val="auto"/>
+            <w:u w:val="none"/>
+          </w:rPr>
+          <w:t>活動圖</w:t>
+        </w:r>
+        <w:r>
+          <w:rPr>
+            <w:rStyle w:val="af6"/>
+            <w:b w:val="0"/>
+            <w:bCs w:val="0"/>
+            <w:color w:val="auto"/>
+            <w:u w:val="none"/>
+          </w:rPr>
+          <w:t>－</w:t>
+        </w:r>
+        <w:r>
+          <w:rPr>
+            <w:rStyle w:val="af6"/>
+            <w:rFonts w:hint="eastAsia"/>
+            <w:b w:val="0"/>
+            <w:bCs w:val="0"/>
+            <w:color w:val="auto"/>
+            <w:u w:val="none"/>
+          </w:rPr>
+          <w:t>風險報表產生</w:t>
+        </w:r>
+        <w:r>
+          <w:rPr>
+            <w:rStyle w:val="af6"/>
+            <w:rFonts w:hint="eastAsia"/>
+            <w:b w:val="0"/>
+            <w:bCs w:val="0"/>
+            <w:color w:val="auto"/>
+            <w:u w:val="none"/>
+          </w:rPr>
+          <w:t>作業</w:t>
+        </w:r>
+        <w:r>
+          <w:rPr>
+            <w:webHidden/>
+          </w:rPr>
+          <w:tab/>
+        </w:r>
+        <w:r>
+          <w:rPr>
+            <w:webHidden/>
+          </w:rPr>
+          <w:fldChar w:fldCharType="begin"/>
+        </w:r>
+        <w:r>
+          <w:rPr>
+            <w:webHidden/>
+          </w:rPr>
+          <w:instrText xml:space="preserve"> PAGEREF _Toc230987214 \h </w:instrText>
+        </w:r>
+        <w:r>
+          <w:rPr>
+            <w:webHidden/>
+          </w:rPr>
+        </w:r>
+        <w:r>
+          <w:rPr>
+            <w:webHidden/>
+          </w:rPr>
+          <w:fldChar w:fldCharType="separate"/>
+        </w:r>
+        <w:r>
+          <w:rPr>
+            <w:rFonts w:hint="eastAsia"/>
+            <w:webHidden/>
+          </w:rPr>
+          <w:t>3</w:t>
+        </w:r>
+        <w:r>
+          <w:rPr>
+            <w:webHidden/>
+          </w:rPr>
+          <w:fldChar w:fldCharType="end"/>
+        </w:r>
+      </w:hyperlink>
+      <w:r>
+        <w:rPr>
+          <w:rFonts w:hint="eastAsia"/>
+        </w:rPr>
+        <w:t>6</w:t>
+      </w:r>
+    </w:p>
+    <w:p>
+      <w:pPr>
+        <w:pStyle w:val="21"/>
+      </w:pPr>
+      <w:hyperlink w:anchor="_Toc230987214" w:history="1">
+        <w:r>
+          <w:rPr>
+            <w:rStyle w:val="af6"/>
+            <w:rFonts w:hint="eastAsia"/>
+            <w:b w:val="0"/>
+            <w:bCs w:val="0"/>
+            <w:color w:val="auto"/>
+            <w:u w:val="none"/>
+          </w:rPr>
+          <w:t>圖</w:t>
+        </w:r>
+        <w:r>
+          <w:rPr>
+            <w:rStyle w:val="af6"/>
+            <w:rFonts w:hint="eastAsia"/>
+            <w:b w:val="0"/>
+            <w:bCs w:val="0"/>
+            <w:color w:val="auto"/>
+            <w:u w:val="none"/>
+          </w:rPr>
+          <w:t xml:space="preserve"> </w:t>
+        </w:r>
+        <w:r>
+          <w:rPr>
+            <w:rStyle w:val="af6"/>
+            <w:rFonts w:hint="eastAsia"/>
+            <w:b w:val="0"/>
+            <w:bCs w:val="0"/>
+            <w:color w:val="auto"/>
+            <w:u w:val="none"/>
+          </w:rPr>
+          <w:t>5</w:t>
+        </w:r>
+        <w:r>
+          <w:rPr>
+            <w:rStyle w:val="af6"/>
+            <w:rFonts w:hint="eastAsia"/>
+            <w:b w:val="0"/>
+            <w:bCs w:val="0"/>
+            <w:color w:val="auto"/>
+            <w:u w:val="none"/>
+          </w:rPr>
+          <w:t>-</w:t>
+        </w:r>
+        <w:r>
+          <w:rPr>
+            <w:rStyle w:val="af6"/>
+            <w:rFonts w:hint="eastAsia"/>
+            <w:b w:val="0"/>
+            <w:bCs w:val="0"/>
+            <w:color w:val="auto"/>
+            <w:u w:val="none"/>
+          </w:rPr>
+          <w:t>3</w:t>
+        </w:r>
+        <w:r>
+          <w:rPr>
+            <w:rStyle w:val="af6"/>
+            <w:rFonts w:hint="eastAsia"/>
+            <w:b w:val="0"/>
+            <w:bCs w:val="0"/>
+            <w:color w:val="auto"/>
+            <w:u w:val="none"/>
+          </w:rPr>
+          <w:t>-</w:t>
+        </w:r>
+        <w:r>
+          <w:rPr>
+            <w:rStyle w:val="af6"/>
+            <w:rFonts w:hint="eastAsia"/>
+            <w:b w:val="0"/>
+            <w:bCs w:val="0"/>
+            <w:color w:val="auto"/>
+            <w:u w:val="none"/>
+          </w:rPr>
+          <w:t>9</w:t>
+        </w:r>
+        <w:r>
+          <w:rPr>
+            <w:rStyle w:val="af6"/>
+            <w:rFonts w:hint="eastAsia"/>
+            <w:b w:val="0"/>
+            <w:bCs w:val="0"/>
+            <w:color w:val="auto"/>
+            <w:u w:val="none"/>
+          </w:rPr>
+          <w:t xml:space="preserve"> </w:t>
+        </w:r>
+        <w:r>
+          <w:rPr>
+            <w:rStyle w:val="af6"/>
+            <w:rFonts w:hint="eastAsia"/>
+            <w:b w:val="0"/>
+            <w:bCs w:val="0"/>
+            <w:color w:val="auto"/>
+            <w:u w:val="none"/>
+          </w:rPr>
+          <w:t>活動圖</w:t>
+        </w:r>
+        <w:r>
+          <w:rPr>
+            <w:rStyle w:val="af6"/>
+            <w:b w:val="0"/>
+            <w:bCs w:val="0"/>
+            <w:color w:val="auto"/>
+            <w:u w:val="none"/>
+          </w:rPr>
+          <w:t>－</w:t>
+        </w:r>
+        <w:r>
+          <w:rPr>
+            <w:rStyle w:val="af6"/>
+            <w:rFonts w:hint="eastAsia"/>
+            <w:b w:val="0"/>
+            <w:bCs w:val="0"/>
+            <w:color w:val="auto"/>
+            <w:u w:val="none"/>
+          </w:rPr>
+          <w:t>備份系統資料</w:t>
+        </w:r>
+        <w:r>
+          <w:rPr>
+            <w:rStyle w:val="af6"/>
+            <w:rFonts w:hint="eastAsia"/>
+            <w:b w:val="0"/>
+            <w:bCs w:val="0"/>
+            <w:color w:val="auto"/>
+            <w:u w:val="none"/>
+          </w:rPr>
+          <w:t>作業</w:t>
+        </w:r>
+        <w:r>
+          <w:rPr>
+            <w:webHidden/>
+          </w:rPr>
+          <w:tab/>
+        </w:r>
+        <w:r>
+          <w:rPr>
+            <w:webHidden/>
+          </w:rPr>
+          <w:fldChar w:fldCharType="begin"/>
+        </w:r>
+        <w:r>
+          <w:rPr>
+            <w:webHidden/>
+          </w:rPr>
+          <w:instrText xml:space="preserve"> PAGEREF _Toc230987214 \h </w:instrText>
+        </w:r>
+        <w:r>
+          <w:rPr>
+            <w:webHidden/>
+          </w:rPr>
+        </w:r>
+        <w:r>
+          <w:rPr>
+            <w:webHidden/>
+          </w:rPr>
+          <w:fldChar w:fldCharType="separate"/>
+        </w:r>
+        <w:r>
+          <w:rPr>
+            <w:rFonts w:hint="eastAsia"/>
+            <w:webHidden/>
+          </w:rPr>
+          <w:t>3</w:t>
+        </w:r>
+        <w:r>
+          <w:rPr>
+            <w:webHidden/>
+          </w:rPr>
+          <w:fldChar w:fldCharType="end"/>
+        </w:r>
+      </w:hyperlink>
+      <w:r>
+        <w:rPr>
+          <w:rFonts w:hint="eastAsia"/>
+        </w:rPr>
+        <w:t>7</w:t>
+      </w:r>
+    </w:p>
+    <w:p>
+      <w:pPr>
+        <w:pStyle w:val="21"/>
+        <w:rPr>
+          <w:rFonts w:hint="eastAsia"/>
+        </w:rPr>
+      </w:pPr>
+      <w:hyperlink w:anchor="_Toc230987214" w:history="1">
+        <w:r>
+          <w:rPr>
+            <w:rStyle w:val="af6"/>
+            <w:rFonts w:hint="eastAsia"/>
+            <w:b w:val="0"/>
+            <w:bCs w:val="0"/>
+            <w:color w:val="auto"/>
+            <w:u w:val="none"/>
+          </w:rPr>
+          <w:t>圖</w:t>
+        </w:r>
+        <w:r>
+          <w:rPr>
+            <w:rStyle w:val="af6"/>
+            <w:rFonts w:hint="eastAsia"/>
+            <w:b w:val="0"/>
+            <w:bCs w:val="0"/>
+            <w:color w:val="auto"/>
+            <w:u w:val="none"/>
+          </w:rPr>
+          <w:t xml:space="preserve"> </w:t>
+        </w:r>
+        <w:r>
+          <w:rPr>
+            <w:rStyle w:val="af6"/>
+            <w:rFonts w:hint="eastAsia"/>
+            <w:b w:val="0"/>
+            <w:bCs w:val="0"/>
+            <w:color w:val="auto"/>
+            <w:u w:val="none"/>
+          </w:rPr>
+          <w:t>5</w:t>
+        </w:r>
+        <w:r>
+          <w:rPr>
+            <w:rStyle w:val="af6"/>
+            <w:rFonts w:hint="eastAsia"/>
+            <w:b w:val="0"/>
+            <w:bCs w:val="0"/>
+            <w:color w:val="auto"/>
+            <w:u w:val="none"/>
+          </w:rPr>
+          <w:t>-</w:t>
+        </w:r>
+        <w:r>
+          <w:rPr>
+            <w:rStyle w:val="af6"/>
+            <w:rFonts w:hint="eastAsia"/>
+            <w:b w:val="0"/>
+            <w:bCs w:val="0"/>
+            <w:color w:val="auto"/>
+            <w:u w:val="none"/>
+          </w:rPr>
+          <w:t>4</w:t>
+        </w:r>
+        <w:r>
+          <w:rPr>
+            <w:rStyle w:val="af6"/>
+            <w:rFonts w:hint="eastAsia"/>
+            <w:b w:val="0"/>
+            <w:bCs w:val="0"/>
+            <w:color w:val="auto"/>
+            <w:u w:val="none"/>
+          </w:rPr>
+          <w:t xml:space="preserve"> </w:t>
+        </w:r>
+        <w:r>
+          <w:rPr>
+            <w:rStyle w:val="af6"/>
+            <w:rFonts w:hint="eastAsia"/>
+            <w:b w:val="0"/>
+            <w:bCs w:val="0"/>
+            <w:color w:val="auto"/>
+            <w:u w:val="none"/>
+          </w:rPr>
+          <w:t>分析類別圖</w:t>
+        </w:r>
+        <w:r>
+          <w:rPr>
+            <w:webHidden/>
+          </w:rPr>
+          <w:tab/>
+        </w:r>
+        <w:r>
+          <w:rPr>
+            <w:webHidden/>
+          </w:rPr>
+          <w:fldChar w:fldCharType="begin"/>
+        </w:r>
+        <w:r>
+          <w:rPr>
+            <w:webHidden/>
+          </w:rPr>
+          <w:instrText xml:space="preserve"> PAGEREF _Toc230987214 \h </w:instrText>
+        </w:r>
+        <w:r>
+          <w:rPr>
+            <w:webHidden/>
+          </w:rPr>
+        </w:r>
+        <w:r>
+          <w:rPr>
+            <w:webHidden/>
+          </w:rPr>
+          <w:fldChar w:fldCharType="separate"/>
+        </w:r>
+        <w:r>
+          <w:rPr>
+            <w:rFonts w:hint="eastAsia"/>
+            <w:webHidden/>
+          </w:rPr>
+          <w:t>3</w:t>
+        </w:r>
+        <w:r>
+          <w:rPr>
+            <w:webHidden/>
+          </w:rPr>
+          <w:fldChar w:fldCharType="end"/>
+        </w:r>
+      </w:hyperlink>
+      <w:r>
+        <w:rPr>
+          <w:rFonts w:hint="eastAsia"/>
+        </w:rPr>
+        <w:t>8</w:t>
+      </w:r>
     </w:p>
     <w:p>
       <w:pPr>
@@ -15234,6 +16992,7 @@
       <w:r>
         <w:rPr>
           <w:rFonts w:eastAsia="標楷體"/>
+          <w:noProof/>
           <w:sz w:val="28"/>
           <w:szCs w:val="28"/>
         </w:rPr>
@@ -15310,16 +17069,7 @@
           <w:sz w:val="28"/>
           <w:szCs w:val="28"/>
         </w:rPr>
-        <w:t>1</w:t>
-      </w:r>
-      <w:r>
-        <w:rPr>
-          <w:rFonts w:eastAsia="標楷體" w:hint="eastAsia"/>
-          <w:bCs/>
-          <w:sz w:val="28"/>
-          <w:szCs w:val="28"/>
-        </w:rPr>
-        <w:t>-1</w:t>
+        <w:t>1-1</w:t>
       </w:r>
       <w:r>
         <w:rPr>
@@ -15343,7 +17093,7 @@
     <w:p>
       <w:pPr>
         <w:rPr>
-          <w:rFonts w:eastAsia="標楷體" w:hint="eastAsia"/>
+          <w:rFonts w:eastAsia="標楷體"/>
           <w:sz w:val="28"/>
           <w:szCs w:val="28"/>
         </w:rPr>
@@ -21007,7 +22757,7 @@
         <w:widowControl/>
         <w:spacing w:after="160" w:line="278" w:lineRule="auto"/>
         <w:rPr>
-          <w:rFonts w:eastAsia="標楷體" w:hint="eastAsia"/>
+          <w:rFonts w:eastAsia="標楷體"/>
           <w:sz w:val="28"/>
           <w:szCs w:val="28"/>
         </w:rPr>
@@ -22462,18 +24212,8 @@
                                 <w:b/>
                                 <w:bCs/>
                               </w:rPr>
-                              <w:t>黃翊</w:t>
+                              <w:t>黃翊甄</w:t>
                             </w:r>
-                            <w:proofErr w:type="gramStart"/>
-                            <w:r>
-                              <w:rPr>
-                                <w:rFonts w:eastAsia="標楷體" w:hint="eastAsia"/>
-                                <w:b/>
-                                <w:bCs/>
-                              </w:rPr>
-                              <w:t>甄</w:t>
-                            </w:r>
-                            <w:proofErr w:type="gramEnd"/>
                           </w:p>
                         </w:txbxContent>
                       </wps:txbx>
@@ -22627,7 +24367,6 @@
                               </w:rPr>
                               <w:t>顏</w:t>
                             </w:r>
-                            <w:proofErr w:type="gramStart"/>
                             <w:r>
                               <w:rPr>
                                 <w:rFonts w:eastAsia="標楷體" w:hint="eastAsia"/>
@@ -22636,7 +24375,6 @@
                               </w:rPr>
                               <w:t>珮倪</w:t>
                             </w:r>
-                            <w:proofErr w:type="gramEnd"/>
                           </w:p>
                         </w:txbxContent>
                       </wps:txbx>
@@ -22786,7 +24524,6 @@
                               </w:rPr>
                               <w:t>林紀</w:t>
                             </w:r>
-                            <w:proofErr w:type="gramStart"/>
                             <w:r>
                               <w:rPr>
                                 <w:rFonts w:eastAsia="標楷體" w:hint="eastAsia"/>
@@ -22795,7 +24532,6 @@
                               </w:rPr>
                               <w:t>媗</w:t>
                             </w:r>
-                            <w:proofErr w:type="gramEnd"/>
                           </w:p>
                         </w:txbxContent>
                       </wps:txbx>
@@ -23068,7 +24804,6 @@
                               </w:rPr>
                               <w:t>李昕</w:t>
                             </w:r>
-                            <w:proofErr w:type="gramStart"/>
                             <w:r>
                               <w:rPr>
                                 <w:rFonts w:eastAsia="標楷體" w:hint="eastAsia"/>
@@ -23077,7 +24812,6 @@
                               </w:rPr>
                               <w:t>縈</w:t>
                             </w:r>
-                            <w:proofErr w:type="gramEnd"/>
                           </w:p>
                         </w:txbxContent>
                       </wps:txbx>
@@ -24030,7 +25764,7 @@
           <w:p>
             <w:pPr>
               <w:rPr>
-                <w:rFonts w:eastAsia="標楷體" w:cs="標楷體" w:hint="eastAsia"/>
+                <w:rFonts w:eastAsia="標楷體" w:cs="標楷體"/>
               </w:rPr>
             </w:pPr>
             <w:r>
@@ -37519,9 +39253,9 @@
         </w:rPr>
         <w:lastRenderedPageBreak/>
         <w:drawing>
-          <wp:inline distT="0" distB="0" distL="0" distR="0" wp14:anchorId="66A264EC" wp14:editId="7A4B2371">
-            <wp:extent cx="1962150" cy="7172325"/>
-            <wp:effectExtent l="0" t="0" r="0" b="9525"/>
+          <wp:inline distT="0" distB="0" distL="0" distR="0" wp14:anchorId="66A264EC" wp14:editId="7ED47AED">
+            <wp:extent cx="1962150" cy="7067550"/>
+            <wp:effectExtent l="0" t="0" r="0" b="0"/>
             <wp:docPr id="401227721" name="圖片 12"/>
             <wp:cNvGraphicFramePr>
               <a:graphicFrameLocks xmlns:a="http://schemas.openxmlformats.org/drawingml/2006/main" noChangeAspect="1"/>
@@ -37530,7 +39264,7 @@
               <a:graphicData uri="http://schemas.openxmlformats.org/drawingml/2006/picture">
                 <pic:pic xmlns:pic="http://schemas.openxmlformats.org/drawingml/2006/picture">
                   <pic:nvPicPr>
-                    <pic:cNvPr id="401227721" name="圖片 401227721"/>
+                    <pic:cNvPr id="401227721" name="圖片 12"/>
                     <pic:cNvPicPr/>
                   </pic:nvPicPr>
                   <pic:blipFill>
@@ -37548,7 +39282,7 @@
                   <pic:spPr>
                     <a:xfrm>
                       <a:off x="0" y="0"/>
-                      <a:ext cx="1962150" cy="7172325"/>
+                      <a:ext cx="1962150" cy="7067550"/>
                     </a:xfrm>
                     <a:prstGeom prst="rect">
                       <a:avLst/>
@@ -37612,7 +39346,7 @@
         </w:rPr>
         <w:lastRenderedPageBreak/>
         <w:drawing>
-          <wp:inline distT="0" distB="0" distL="0" distR="0" wp14:anchorId="24386205" wp14:editId="2193EF68">
+          <wp:inline distT="0" distB="0" distL="0" distR="0" wp14:anchorId="24386205" wp14:editId="284A38E4">
             <wp:extent cx="3733800" cy="6115050"/>
             <wp:effectExtent l="0" t="0" r="0" b="0"/>
             <wp:docPr id="704736717" name="圖片 13"/>
@@ -37623,7 +39357,7 @@
               <a:graphicData uri="http://schemas.openxmlformats.org/drawingml/2006/picture">
                 <pic:pic xmlns:pic="http://schemas.openxmlformats.org/drawingml/2006/picture">
                   <pic:nvPicPr>
-                    <pic:cNvPr id="704736717" name="圖片 704736717"/>
+                    <pic:cNvPr id="704736717" name="圖片 13"/>
                     <pic:cNvPicPr/>
                   </pic:nvPicPr>
                   <pic:blipFill>
@@ -38249,9 +39983,9 @@
           <w14:ligatures w14:val="standardContextual"/>
         </w:rPr>
         <w:drawing>
-          <wp:inline distT="0" distB="0" distL="0" distR="0" wp14:anchorId="20F3E2F9" wp14:editId="615B338E">
-            <wp:extent cx="5274310" cy="5577205"/>
-            <wp:effectExtent l="0" t="0" r="2540" b="4445"/>
+          <wp:inline distT="0" distB="0" distL="0" distR="0" wp14:anchorId="20F3E2F9" wp14:editId="0B818FFD">
+            <wp:extent cx="5274310" cy="5577141"/>
+            <wp:effectExtent l="0" t="0" r="2540" b="5080"/>
             <wp:docPr id="1889491230" name="圖片 20"/>
             <wp:cNvGraphicFramePr>
               <a:graphicFrameLocks xmlns:a="http://schemas.openxmlformats.org/drawingml/2006/main" noChangeAspect="1"/>
@@ -38260,7 +39994,7 @@
               <a:graphicData uri="http://schemas.openxmlformats.org/drawingml/2006/picture">
                 <pic:pic xmlns:pic="http://schemas.openxmlformats.org/drawingml/2006/picture">
                   <pic:nvPicPr>
-                    <pic:cNvPr id="1889491230" name="圖片 1889491230"/>
+                    <pic:cNvPr id="1889491230" name="圖片 20"/>
                     <pic:cNvPicPr/>
                   </pic:nvPicPr>
                   <pic:blipFill>
@@ -38278,7 +40012,7 @@
                   <pic:spPr>
                     <a:xfrm>
                       <a:off x="0" y="0"/>
-                      <a:ext cx="5274310" cy="5577205"/>
+                      <a:ext cx="5274310" cy="5577141"/>
                     </a:xfrm>
                     <a:prstGeom prst="rect">
                       <a:avLst/>
@@ -38315,7 +40049,7 @@
           <w:sz w:val="28"/>
           <w:szCs w:val="28"/>
         </w:rPr>
-        <w:t>5-4-1</w:t>
+        <w:t>5-4</w:t>
       </w:r>
       <w:r>
         <w:rPr>
@@ -40918,7 +42652,7 @@
           <w:noProof/>
         </w:rPr>
         <w:drawing>
-          <wp:inline distT="0" distB="0" distL="0" distR="0" wp14:anchorId="0961846C" wp14:editId="7B1933E0">
+          <wp:inline distT="0" distB="0" distL="0" distR="0" wp14:anchorId="0961846C" wp14:editId="762CB68D">
             <wp:extent cx="2026920" cy="3857032"/>
             <wp:effectExtent l="0" t="0" r="0" b="0"/>
             <wp:docPr id="1814122531" name="圖片 1"/>
@@ -52948,7 +54682,6 @@
   <w:style w:type="character" w:default="1" w:styleId="a1">
     <w:name w:val="Default Paragraph Font"/>
     <w:uiPriority w:val="1"/>
-    <w:semiHidden/>
     <w:unhideWhenUsed/>
   </w:style>
   <w:style w:type="table" w:default="1" w:styleId="a2">

--- a/文件/系統文件.docx
+++ b/文件/系統文件.docx
@@ -16,23 +16,7 @@
           <w:rFonts w:eastAsia="標楷體" w:hint="eastAsia"/>
           <w:sz w:val="72"/>
         </w:rPr>
-        <w:t>國立</w:t>
-      </w:r>
-      <w:proofErr w:type="gramStart"/>
-      <w:r>
-        <w:rPr>
-          <w:rFonts w:eastAsia="標楷體" w:hint="eastAsia"/>
-          <w:sz w:val="72"/>
-        </w:rPr>
-        <w:t>臺</w:t>
-      </w:r>
-      <w:proofErr w:type="gramEnd"/>
-      <w:r>
-        <w:rPr>
-          <w:rFonts w:eastAsia="標楷體" w:hint="eastAsia"/>
-          <w:sz w:val="72"/>
-        </w:rPr>
-        <w:t>北商業大學</w:t>
+        <w:t>國立臺北商業大學</w:t>
       </w:r>
     </w:p>
     <w:p>
@@ -137,7 +121,6 @@
         </w:rPr>
         <w:t>15</w:t>
       </w:r>
-      <w:proofErr w:type="gramStart"/>
       <w:r>
         <w:rPr>
           <w:rFonts w:eastAsia="標楷體" w:cs="Arial"/>
@@ -145,7 +128,6 @@
         </w:rPr>
         <w:t>’</w:t>
       </w:r>
-      <w:proofErr w:type="gramEnd"/>
       <w:r>
         <w:rPr>
           <w:rFonts w:eastAsia="標楷體" w:hint="eastAsia"/>
@@ -503,9 +485,22 @@
           <w:bCs/>
           <w:sz w:val="40"/>
         </w:rPr>
-        <w:t>顏</w:t>
-      </w:r>
-      <w:proofErr w:type="gramStart"/>
+        <w:t>顏珮倪</w:t>
+      </w:r>
+    </w:p>
+    <w:p>
+      <w:pPr>
+        <w:snapToGrid w:val="0"/>
+        <w:spacing w:line="360" w:lineRule="auto"/>
+        <w:ind w:left="360"/>
+        <w:jc w:val="both"/>
+        <w:rPr>
+          <w:rFonts w:eastAsia="標楷體"/>
+          <w:b/>
+          <w:bCs/>
+          <w:sz w:val="40"/>
+        </w:rPr>
+      </w:pPr>
       <w:r>
         <w:rPr>
           <w:rFonts w:eastAsia="標楷體" w:hint="eastAsia"/>
@@ -513,15 +508,68 @@
           <w:bCs/>
           <w:sz w:val="40"/>
         </w:rPr>
-        <w:t>珮倪</w:t>
-      </w:r>
-      <w:proofErr w:type="gramEnd"/>
+        <w:t>組</w:t>
+      </w:r>
+      <w:r>
+        <w:rPr>
+          <w:rFonts w:eastAsia="標楷體" w:hint="eastAsia"/>
+          <w:b/>
+          <w:bCs/>
+          <w:sz w:val="40"/>
+        </w:rPr>
+        <w:t xml:space="preserve">    </w:t>
+      </w:r>
+      <w:r>
+        <w:rPr>
+          <w:rFonts w:eastAsia="標楷體" w:hint="eastAsia"/>
+          <w:b/>
+          <w:bCs/>
+          <w:sz w:val="40"/>
+        </w:rPr>
+        <w:t>員：</w:t>
+      </w:r>
+      <w:r>
+        <w:rPr>
+          <w:rFonts w:eastAsia="標楷體" w:hint="eastAsia"/>
+          <w:b/>
+          <w:bCs/>
+          <w:sz w:val="40"/>
+        </w:rPr>
+        <w:t>11436008</w:t>
+      </w:r>
+      <w:r>
+        <w:rPr>
+          <w:rFonts w:eastAsia="標楷體" w:hint="eastAsia"/>
+          <w:b/>
+          <w:bCs/>
+          <w:sz w:val="40"/>
+        </w:rPr>
+        <w:t>林紀媗</w:t>
+      </w:r>
+      <w:r>
+        <w:rPr>
+          <w:rFonts w:eastAsia="標楷體" w:hint="eastAsia"/>
+          <w:b/>
+          <w:bCs/>
+          <w:sz w:val="40"/>
+        </w:rPr>
+        <w:t xml:space="preserve"> 11436010</w:t>
+      </w:r>
+      <w:r>
+        <w:rPr>
+          <w:rFonts w:eastAsia="標楷體" w:hint="eastAsia"/>
+          <w:b/>
+          <w:bCs/>
+          <w:sz w:val="40"/>
+        </w:rPr>
+        <w:t>李昕縈</w:t>
+      </w:r>
     </w:p>
     <w:p>
       <w:pPr>
         <w:snapToGrid w:val="0"/>
         <w:spacing w:line="360" w:lineRule="auto"/>
-        <w:ind w:left="360"/>
+        <w:ind w:leftChars="990" w:left="2376"/>
         <w:jc w:val="both"/>
         <w:rPr>
           <w:rFonts w:eastAsia="標楷體"/>
@@ -537,7 +585,7 @@
           <w:bCs/>
           <w:sz w:val="40"/>
         </w:rPr>
-        <w:t>組</w:t>
+        <w:t>11436021</w:t>
       </w:r>
       <w:r>
         <w:rPr>
@@ -546,118 +594,8 @@
           <w:bCs/>
           <w:sz w:val="40"/>
         </w:rPr>
-        <w:t xml:space="preserve">    </w:t>
-      </w:r>
-      <w:r>
-        <w:rPr>
-          <w:rFonts w:eastAsia="標楷體" w:hint="eastAsia"/>
-          <w:b/>
-          <w:bCs/>
-          <w:sz w:val="40"/>
-        </w:rPr>
-        <w:t>員：</w:t>
-      </w:r>
-      <w:r>
-        <w:rPr>
-          <w:rFonts w:eastAsia="標楷體" w:hint="eastAsia"/>
-          <w:b/>
-          <w:bCs/>
-          <w:sz w:val="40"/>
-        </w:rPr>
-        <w:t>11436008</w:t>
-      </w:r>
-      <w:r>
-        <w:rPr>
-          <w:rFonts w:eastAsia="標楷體" w:hint="eastAsia"/>
-          <w:b/>
-          <w:bCs/>
-          <w:sz w:val="40"/>
-        </w:rPr>
-        <w:t>林紀</w:t>
-      </w:r>
-      <w:proofErr w:type="gramStart"/>
-      <w:r>
-        <w:rPr>
-          <w:rFonts w:eastAsia="標楷體" w:hint="eastAsia"/>
-          <w:b/>
-          <w:bCs/>
-          <w:sz w:val="40"/>
-        </w:rPr>
-        <w:t>媗</w:t>
-      </w:r>
-      <w:proofErr w:type="gramEnd"/>
-      <w:r>
-        <w:rPr>
-          <w:rFonts w:eastAsia="標楷體" w:hint="eastAsia"/>
-          <w:b/>
-          <w:bCs/>
-          <w:sz w:val="40"/>
-        </w:rPr>
-        <w:t xml:space="preserve"> 11436010</w:t>
-      </w:r>
-      <w:r>
-        <w:rPr>
-          <w:rFonts w:eastAsia="標楷體" w:hint="eastAsia"/>
-          <w:b/>
-          <w:bCs/>
-          <w:sz w:val="40"/>
-        </w:rPr>
-        <w:t>李昕</w:t>
-      </w:r>
-      <w:proofErr w:type="gramStart"/>
-      <w:r>
-        <w:rPr>
-          <w:rFonts w:eastAsia="標楷體" w:hint="eastAsia"/>
-          <w:b/>
-          <w:bCs/>
-          <w:sz w:val="40"/>
-        </w:rPr>
-        <w:t>縈</w:t>
-      </w:r>
-      <w:proofErr w:type="gramEnd"/>
-    </w:p>
-    <w:p>
-      <w:pPr>
-        <w:snapToGrid w:val="0"/>
-        <w:spacing w:line="360" w:lineRule="auto"/>
-        <w:ind w:leftChars="990" w:left="2376"/>
-        <w:jc w:val="both"/>
-        <w:rPr>
-          <w:rFonts w:eastAsia="標楷體"/>
-          <w:b/>
-          <w:bCs/>
-          <w:sz w:val="40"/>
-        </w:rPr>
-      </w:pPr>
-      <w:r>
-        <w:rPr>
-          <w:rFonts w:eastAsia="標楷體" w:hint="eastAsia"/>
-          <w:b/>
-          <w:bCs/>
-          <w:sz w:val="40"/>
-        </w:rPr>
-        <w:t>11436021</w:t>
-      </w:r>
-      <w:r>
-        <w:rPr>
-          <w:rFonts w:eastAsia="標楷體" w:hint="eastAsia"/>
-          <w:b/>
-          <w:bCs/>
-          <w:sz w:val="40"/>
-        </w:rPr>
-        <w:t>黃翊</w:t>
-      </w:r>
-      <w:proofErr w:type="gramStart"/>
-      <w:r>
-        <w:rPr>
-          <w:rFonts w:eastAsia="標楷體" w:hint="eastAsia"/>
-          <w:b/>
-          <w:bCs/>
-          <w:sz w:val="40"/>
-        </w:rPr>
-        <w:t>甄</w:t>
-      </w:r>
-      <w:proofErr w:type="gramEnd"/>
+        <w:t>黃翊甄</w:t>
+      </w:r>
       <w:r>
         <w:rPr>
           <w:rFonts w:eastAsia="標楷體" w:hint="eastAsia"/>
@@ -4649,8 +4587,57 @@
             <w:color w:val="auto"/>
             <w:u w:val="none"/>
           </w:rPr>
-          <w:t>資產</w:t>
-        </w:r>
+          <w:t>資產盤點作業</w:t>
+        </w:r>
+        <w:r>
+          <w:rPr>
+            <w:webHidden/>
+          </w:rPr>
+          <w:tab/>
+        </w:r>
+        <w:r>
+          <w:rPr>
+            <w:webHidden/>
+          </w:rPr>
+          <w:fldChar w:fldCharType="begin"/>
+        </w:r>
+        <w:r>
+          <w:rPr>
+            <w:webHidden/>
+          </w:rPr>
+          <w:instrText xml:space="preserve"> PAGEREF _Toc230987214 \h </w:instrText>
+        </w:r>
+        <w:r>
+          <w:rPr>
+            <w:webHidden/>
+          </w:rPr>
+        </w:r>
+        <w:r>
+          <w:rPr>
+            <w:webHidden/>
+          </w:rPr>
+          <w:fldChar w:fldCharType="separate"/>
+        </w:r>
+        <w:r>
+          <w:rPr>
+            <w:rFonts w:hint="eastAsia"/>
+            <w:webHidden/>
+          </w:rPr>
+          <w:t>33</w:t>
+        </w:r>
+        <w:r>
+          <w:rPr>
+            <w:webHidden/>
+          </w:rPr>
+          <w:fldChar w:fldCharType="end"/>
+        </w:r>
+      </w:hyperlink>
+    </w:p>
+    <w:p>
+      <w:pPr>
+        <w:pStyle w:val="21"/>
+      </w:pPr>
+      <w:hyperlink w:anchor="_Toc230987214" w:history="1">
         <w:r>
           <w:rPr>
             <w:rStyle w:val="af6"/>
@@ -4660,7 +4647,7 @@
             <w:color w:val="auto"/>
             <w:u w:val="none"/>
           </w:rPr>
-          <w:t>盤點</w:t>
+          <w:t>圖</w:t>
         </w:r>
         <w:r>
           <w:rPr>
@@ -4671,64 +4658,8 @@
             <w:color w:val="auto"/>
             <w:u w:val="none"/>
           </w:rPr>
-          <w:t>作業</w:t>
-        </w:r>
-        <w:r>
-          <w:rPr>
-            <w:webHidden/>
-          </w:rPr>
-          <w:tab/>
-        </w:r>
-        <w:r>
-          <w:rPr>
-            <w:webHidden/>
-          </w:rPr>
-          <w:fldChar w:fldCharType="begin"/>
-        </w:r>
-        <w:r>
-          <w:rPr>
-            <w:webHidden/>
-          </w:rPr>
-          <w:instrText xml:space="preserve"> PAGEREF _Toc230987214 \h </w:instrText>
-        </w:r>
-        <w:r>
-          <w:rPr>
-            <w:webHidden/>
-          </w:rPr>
-        </w:r>
-        <w:r>
-          <w:rPr>
-            <w:webHidden/>
-          </w:rPr>
-          <w:fldChar w:fldCharType="separate"/>
-        </w:r>
-        <w:r>
-          <w:rPr>
-            <w:rFonts w:hint="eastAsia"/>
-            <w:webHidden/>
-          </w:rPr>
-          <w:t>3</w:t>
-        </w:r>
-        <w:r>
-          <w:rPr>
-            <w:rFonts w:hint="eastAsia"/>
-            <w:webHidden/>
-          </w:rPr>
-          <w:t>3</w:t>
-        </w:r>
-        <w:r>
-          <w:rPr>
-            <w:webHidden/>
-          </w:rPr>
-          <w:fldChar w:fldCharType="end"/>
-        </w:r>
-      </w:hyperlink>
-    </w:p>
-    <w:p>
-      <w:pPr>
-        <w:pStyle w:val="21"/>
-      </w:pPr>
-      <w:hyperlink w:anchor="_Toc230987214" w:history="1">
+          <w:t xml:space="preserve"> </w:t>
+        </w:r>
         <w:r>
           <w:rPr>
             <w:rStyle w:val="af6"/>
@@ -4738,7 +4669,7 @@
             <w:color w:val="auto"/>
             <w:u w:val="none"/>
           </w:rPr>
-          <w:t>圖</w:t>
+          <w:t>5</w:t>
         </w:r>
         <w:r>
           <w:rPr>
@@ -4749,7 +4680,7 @@
             <w:color w:val="auto"/>
             <w:u w:val="none"/>
           </w:rPr>
-          <w:t xml:space="preserve"> </w:t>
+          <w:t>-</w:t>
         </w:r>
         <w:r>
           <w:rPr>
@@ -4760,7 +4691,7 @@
             <w:color w:val="auto"/>
             <w:u w:val="none"/>
           </w:rPr>
-          <w:t>5</w:t>
+          <w:t>3</w:t>
         </w:r>
         <w:r>
           <w:rPr>
@@ -4782,7 +4713,7 @@
             <w:color w:val="auto"/>
             <w:u w:val="none"/>
           </w:rPr>
-          <w:t>3</w:t>
+          <w:t>6</w:t>
         </w:r>
         <w:r>
           <w:rPr>
@@ -4793,7 +4724,7 @@
             <w:color w:val="auto"/>
             <w:u w:val="none"/>
           </w:rPr>
-          <w:t>-</w:t>
+          <w:t xml:space="preserve"> </w:t>
         </w:r>
         <w:r>
           <w:rPr>
@@ -4804,7 +4735,17 @@
             <w:color w:val="auto"/>
             <w:u w:val="none"/>
           </w:rPr>
-          <w:t>6</w:t>
+          <w:t>活動圖</w:t>
+        </w:r>
+        <w:r>
+          <w:rPr>
+            <w:rStyle w:val="af6"/>
+            <w:b w:val="0"/>
+            <w:bCs w:val="0"/>
+            <w:color w:val="auto"/>
+            <w:u w:val="none"/>
+          </w:rPr>
+          <w:t>－</w:t>
         </w:r>
         <w:r>
           <w:rPr>
@@ -4815,8 +4756,63 @@
             <w:color w:val="auto"/>
             <w:u w:val="none"/>
           </w:rPr>
-          <w:t xml:space="preserve"> </w:t>
-        </w:r>
+          <w:t>風險評鑑作業</w:t>
+        </w:r>
+        <w:r>
+          <w:rPr>
+            <w:webHidden/>
+          </w:rPr>
+          <w:tab/>
+        </w:r>
+        <w:r>
+          <w:rPr>
+            <w:webHidden/>
+          </w:rPr>
+          <w:fldChar w:fldCharType="begin"/>
+        </w:r>
+        <w:r>
+          <w:rPr>
+            <w:webHidden/>
+          </w:rPr>
+          <w:instrText xml:space="preserve"> PAGEREF _Toc230987214 \h </w:instrText>
+        </w:r>
+        <w:r>
+          <w:rPr>
+            <w:webHidden/>
+          </w:rPr>
+        </w:r>
+        <w:r>
+          <w:rPr>
+            <w:webHidden/>
+          </w:rPr>
+          <w:fldChar w:fldCharType="separate"/>
+        </w:r>
+        <w:r>
+          <w:rPr>
+            <w:rFonts w:hint="eastAsia"/>
+            <w:webHidden/>
+          </w:rPr>
+          <w:t>3</w:t>
+        </w:r>
+        <w:r>
+          <w:rPr>
+            <w:webHidden/>
+          </w:rPr>
+          <w:fldChar w:fldCharType="end"/>
+        </w:r>
+      </w:hyperlink>
+      <w:r>
+        <w:rPr>
+          <w:rFonts w:hint="eastAsia"/>
+        </w:rPr>
+        <w:t>4</w:t>
+      </w:r>
+    </w:p>
+    <w:p>
+      <w:pPr>
+        <w:pStyle w:val="21"/>
+      </w:pPr>
+      <w:hyperlink w:anchor="_Toc230987214" w:history="1">
         <w:r>
           <w:rPr>
             <w:rStyle w:val="af6"/>
@@ -4826,17 +4822,7 @@
             <w:color w:val="auto"/>
             <w:u w:val="none"/>
           </w:rPr>
-          <w:t>活動圖</w:t>
-        </w:r>
-        <w:r>
-          <w:rPr>
-            <w:rStyle w:val="af6"/>
-            <w:b w:val="0"/>
-            <w:bCs w:val="0"/>
-            <w:color w:val="auto"/>
-            <w:u w:val="none"/>
-          </w:rPr>
-          <w:t>－</w:t>
+          <w:t>圖</w:t>
         </w:r>
         <w:r>
           <w:rPr>
@@ -4847,7 +4833,7 @@
             <w:color w:val="auto"/>
             <w:u w:val="none"/>
           </w:rPr>
-          <w:t>風險評鑑</w:t>
+          <w:t xml:space="preserve"> </w:t>
         </w:r>
         <w:r>
           <w:rPr>
@@ -4858,63 +4844,8 @@
             <w:color w:val="auto"/>
             <w:u w:val="none"/>
           </w:rPr>
-          <w:t>作業</w:t>
-        </w:r>
-        <w:r>
-          <w:rPr>
-            <w:webHidden/>
-          </w:rPr>
-          <w:tab/>
-        </w:r>
-        <w:r>
-          <w:rPr>
-            <w:webHidden/>
-          </w:rPr>
-          <w:fldChar w:fldCharType="begin"/>
-        </w:r>
-        <w:r>
-          <w:rPr>
-            <w:webHidden/>
-          </w:rPr>
-          <w:instrText xml:space="preserve"> PAGEREF _Toc230987214 \h </w:instrText>
-        </w:r>
-        <w:r>
-          <w:rPr>
-            <w:webHidden/>
-          </w:rPr>
-        </w:r>
-        <w:r>
-          <w:rPr>
-            <w:webHidden/>
-          </w:rPr>
-          <w:fldChar w:fldCharType="separate"/>
-        </w:r>
-        <w:r>
-          <w:rPr>
-            <w:rFonts w:hint="eastAsia"/>
-            <w:webHidden/>
-          </w:rPr>
-          <w:t>3</w:t>
-        </w:r>
-        <w:r>
-          <w:rPr>
-            <w:webHidden/>
-          </w:rPr>
-          <w:fldChar w:fldCharType="end"/>
-        </w:r>
-      </w:hyperlink>
-      <w:r>
-        <w:rPr>
-          <w:rFonts w:hint="eastAsia"/>
-        </w:rPr>
-        <w:t>4</w:t>
-      </w:r>
-    </w:p>
-    <w:p>
-      <w:pPr>
-        <w:pStyle w:val="21"/>
-      </w:pPr>
-      <w:hyperlink w:anchor="_Toc230987214" w:history="1">
+          <w:t>5</w:t>
+        </w:r>
         <w:r>
           <w:rPr>
             <w:rStyle w:val="af6"/>
@@ -4924,7 +4855,7 @@
             <w:color w:val="auto"/>
             <w:u w:val="none"/>
           </w:rPr>
-          <w:t>圖</w:t>
+          <w:t>-</w:t>
         </w:r>
         <w:r>
           <w:rPr>
@@ -4935,7 +4866,7 @@
             <w:color w:val="auto"/>
             <w:u w:val="none"/>
           </w:rPr>
-          <w:t xml:space="preserve"> </w:t>
+          <w:t>3</w:t>
         </w:r>
         <w:r>
           <w:rPr>
@@ -4946,7 +4877,7 @@
             <w:color w:val="auto"/>
             <w:u w:val="none"/>
           </w:rPr>
-          <w:t>5</w:t>
+          <w:t>-</w:t>
         </w:r>
         <w:r>
           <w:rPr>
@@ -4957,7 +4888,7 @@
             <w:color w:val="auto"/>
             <w:u w:val="none"/>
           </w:rPr>
-          <w:t>-</w:t>
+          <w:t>7</w:t>
         </w:r>
         <w:r>
           <w:rPr>
@@ -4968,7 +4899,7 @@
             <w:color w:val="auto"/>
             <w:u w:val="none"/>
           </w:rPr>
-          <w:t>3</w:t>
+          <w:t xml:space="preserve"> </w:t>
         </w:r>
         <w:r>
           <w:rPr>
@@ -4979,7 +4910,17 @@
             <w:color w:val="auto"/>
             <w:u w:val="none"/>
           </w:rPr>
-          <w:t>-</w:t>
+          <w:t>活動圖</w:t>
+        </w:r>
+        <w:r>
+          <w:rPr>
+            <w:rStyle w:val="af6"/>
+            <w:b w:val="0"/>
+            <w:bCs w:val="0"/>
+            <w:color w:val="auto"/>
+            <w:u w:val="none"/>
+          </w:rPr>
+          <w:t>－</w:t>
         </w:r>
         <w:r>
           <w:rPr>
@@ -4990,7 +4931,7 @@
             <w:color w:val="auto"/>
             <w:u w:val="none"/>
           </w:rPr>
-          <w:t>7</w:t>
+          <w:t>風險評鑑</w:t>
         </w:r>
         <w:r>
           <w:rPr>
@@ -5001,7 +4942,7 @@
             <w:color w:val="auto"/>
             <w:u w:val="none"/>
           </w:rPr>
-          <w:t xml:space="preserve"> </w:t>
+          <w:t>AI</w:t>
         </w:r>
         <w:r>
           <w:rPr>
@@ -5012,18 +4953,63 @@
             <w:color w:val="auto"/>
             <w:u w:val="none"/>
           </w:rPr>
-          <w:t>活動圖</w:t>
-        </w:r>
-        <w:r>
-          <w:rPr>
-            <w:rStyle w:val="af6"/>
-            <w:b w:val="0"/>
-            <w:bCs w:val="0"/>
-            <w:color w:val="auto"/>
-            <w:u w:val="none"/>
-          </w:rPr>
-          <w:t>－</w:t>
-        </w:r>
+          <w:t>建議作業</w:t>
+        </w:r>
+        <w:r>
+          <w:rPr>
+            <w:webHidden/>
+          </w:rPr>
+          <w:tab/>
+        </w:r>
+        <w:r>
+          <w:rPr>
+            <w:webHidden/>
+          </w:rPr>
+          <w:fldChar w:fldCharType="begin"/>
+        </w:r>
+        <w:r>
+          <w:rPr>
+            <w:webHidden/>
+          </w:rPr>
+          <w:instrText xml:space="preserve"> PAGEREF _Toc230987214 \h </w:instrText>
+        </w:r>
+        <w:r>
+          <w:rPr>
+            <w:webHidden/>
+          </w:rPr>
+        </w:r>
+        <w:r>
+          <w:rPr>
+            <w:webHidden/>
+          </w:rPr>
+          <w:fldChar w:fldCharType="separate"/>
+        </w:r>
+        <w:r>
+          <w:rPr>
+            <w:rFonts w:hint="eastAsia"/>
+            <w:webHidden/>
+          </w:rPr>
+          <w:t>3</w:t>
+        </w:r>
+        <w:r>
+          <w:rPr>
+            <w:webHidden/>
+          </w:rPr>
+          <w:fldChar w:fldCharType="end"/>
+        </w:r>
+      </w:hyperlink>
+      <w:r>
+        <w:rPr>
+          <w:rFonts w:hint="eastAsia"/>
+        </w:rPr>
+        <w:t>5</w:t>
+      </w:r>
+    </w:p>
+    <w:p>
+      <w:pPr>
+        <w:pStyle w:val="21"/>
+      </w:pPr>
+      <w:hyperlink w:anchor="_Toc230987214" w:history="1">
         <w:r>
           <w:rPr>
             <w:rStyle w:val="af6"/>
@@ -5033,7 +5019,7 @@
             <w:color w:val="auto"/>
             <w:u w:val="none"/>
           </w:rPr>
-          <w:t>風險評鑑</w:t>
+          <w:t>圖</w:t>
         </w:r>
         <w:r>
           <w:rPr>
@@ -5044,7 +5030,7 @@
             <w:color w:val="auto"/>
             <w:u w:val="none"/>
           </w:rPr>
-          <w:t>AI</w:t>
+          <w:t xml:space="preserve"> </w:t>
         </w:r>
         <w:r>
           <w:rPr>
@@ -5055,7 +5041,7 @@
             <w:color w:val="auto"/>
             <w:u w:val="none"/>
           </w:rPr>
-          <w:t>建議</w:t>
+          <w:t>5</w:t>
         </w:r>
         <w:r>
           <w:rPr>
@@ -5066,63 +5052,8 @@
             <w:color w:val="auto"/>
             <w:u w:val="none"/>
           </w:rPr>
-          <w:t>作業</w:t>
-        </w:r>
-        <w:r>
-          <w:rPr>
-            <w:webHidden/>
-          </w:rPr>
-          <w:tab/>
-        </w:r>
-        <w:r>
-          <w:rPr>
-            <w:webHidden/>
-          </w:rPr>
-          <w:fldChar w:fldCharType="begin"/>
-        </w:r>
-        <w:r>
-          <w:rPr>
-            <w:webHidden/>
-          </w:rPr>
-          <w:instrText xml:space="preserve"> PAGEREF _Toc230987214 \h </w:instrText>
-        </w:r>
-        <w:r>
-          <w:rPr>
-            <w:webHidden/>
-          </w:rPr>
-        </w:r>
-        <w:r>
-          <w:rPr>
-            <w:webHidden/>
-          </w:rPr>
-          <w:fldChar w:fldCharType="separate"/>
-        </w:r>
-        <w:r>
-          <w:rPr>
-            <w:rFonts w:hint="eastAsia"/>
-            <w:webHidden/>
-          </w:rPr>
-          <w:t>3</w:t>
-        </w:r>
-        <w:r>
-          <w:rPr>
-            <w:webHidden/>
-          </w:rPr>
-          <w:fldChar w:fldCharType="end"/>
-        </w:r>
-      </w:hyperlink>
-      <w:r>
-        <w:rPr>
-          <w:rFonts w:hint="eastAsia"/>
-        </w:rPr>
-        <w:t>5</w:t>
-      </w:r>
-    </w:p>
-    <w:p>
-      <w:pPr>
-        <w:pStyle w:val="21"/>
-      </w:pPr>
-      <w:hyperlink w:anchor="_Toc230987214" w:history="1">
+          <w:t>-</w:t>
+        </w:r>
         <w:r>
           <w:rPr>
             <w:rStyle w:val="af6"/>
@@ -5132,7 +5063,7 @@
             <w:color w:val="auto"/>
             <w:u w:val="none"/>
           </w:rPr>
-          <w:t>圖</w:t>
+          <w:t>3</w:t>
         </w:r>
         <w:r>
           <w:rPr>
@@ -5143,7 +5074,7 @@
             <w:color w:val="auto"/>
             <w:u w:val="none"/>
           </w:rPr>
-          <w:t xml:space="preserve"> </w:t>
+          <w:t>-</w:t>
         </w:r>
         <w:r>
           <w:rPr>
@@ -5154,7 +5085,7 @@
             <w:color w:val="auto"/>
             <w:u w:val="none"/>
           </w:rPr>
-          <w:t>5</w:t>
+          <w:t>8</w:t>
         </w:r>
         <w:r>
           <w:rPr>
@@ -5165,7 +5096,7 @@
             <w:color w:val="auto"/>
             <w:u w:val="none"/>
           </w:rPr>
-          <w:t>-</w:t>
+          <w:t xml:space="preserve"> </w:t>
         </w:r>
         <w:r>
           <w:rPr>
@@ -5176,7 +5107,17 @@
             <w:color w:val="auto"/>
             <w:u w:val="none"/>
           </w:rPr>
-          <w:t>3</w:t>
+          <w:t>活動圖</w:t>
+        </w:r>
+        <w:r>
+          <w:rPr>
+            <w:rStyle w:val="af6"/>
+            <w:b w:val="0"/>
+            <w:bCs w:val="0"/>
+            <w:color w:val="auto"/>
+            <w:u w:val="none"/>
+          </w:rPr>
+          <w:t>－</w:t>
         </w:r>
         <w:r>
           <w:rPr>
@@ -5187,8 +5128,63 @@
             <w:color w:val="auto"/>
             <w:u w:val="none"/>
           </w:rPr>
-          <w:t>-</w:t>
-        </w:r>
+          <w:t>風險報表產生作業</w:t>
+        </w:r>
+        <w:r>
+          <w:rPr>
+            <w:webHidden/>
+          </w:rPr>
+          <w:tab/>
+        </w:r>
+        <w:r>
+          <w:rPr>
+            <w:webHidden/>
+          </w:rPr>
+          <w:fldChar w:fldCharType="begin"/>
+        </w:r>
+        <w:r>
+          <w:rPr>
+            <w:webHidden/>
+          </w:rPr>
+          <w:instrText xml:space="preserve"> PAGEREF _Toc230987214 \h </w:instrText>
+        </w:r>
+        <w:r>
+          <w:rPr>
+            <w:webHidden/>
+          </w:rPr>
+        </w:r>
+        <w:r>
+          <w:rPr>
+            <w:webHidden/>
+          </w:rPr>
+          <w:fldChar w:fldCharType="separate"/>
+        </w:r>
+        <w:r>
+          <w:rPr>
+            <w:rFonts w:hint="eastAsia"/>
+            <w:webHidden/>
+          </w:rPr>
+          <w:t>3</w:t>
+        </w:r>
+        <w:r>
+          <w:rPr>
+            <w:webHidden/>
+          </w:rPr>
+          <w:fldChar w:fldCharType="end"/>
+        </w:r>
+      </w:hyperlink>
+      <w:r>
+        <w:rPr>
+          <w:rFonts w:hint="eastAsia"/>
+        </w:rPr>
+        <w:t>6</w:t>
+      </w:r>
+    </w:p>
+    <w:p>
+      <w:pPr>
+        <w:pStyle w:val="21"/>
+      </w:pPr>
+      <w:hyperlink w:anchor="_Toc230987214" w:history="1">
         <w:r>
           <w:rPr>
             <w:rStyle w:val="af6"/>
@@ -5198,7 +5194,7 @@
             <w:color w:val="auto"/>
             <w:u w:val="none"/>
           </w:rPr>
-          <w:t>8</w:t>
+          <w:t>圖</w:t>
         </w:r>
         <w:r>
           <w:rPr>
@@ -5220,17 +5216,7 @@
             <w:color w:val="auto"/>
             <w:u w:val="none"/>
           </w:rPr>
-          <w:t>活動圖</w:t>
-        </w:r>
-        <w:r>
-          <w:rPr>
-            <w:rStyle w:val="af6"/>
-            <w:b w:val="0"/>
-            <w:bCs w:val="0"/>
-            <w:color w:val="auto"/>
-            <w:u w:val="none"/>
-          </w:rPr>
-          <w:t>－</w:t>
+          <w:t>5</w:t>
         </w:r>
         <w:r>
           <w:rPr>
@@ -5241,7 +5227,7 @@
             <w:color w:val="auto"/>
             <w:u w:val="none"/>
           </w:rPr>
-          <w:t>風險報表產生</w:t>
+          <w:t>-</w:t>
         </w:r>
         <w:r>
           <w:rPr>
@@ -5252,63 +5238,8 @@
             <w:color w:val="auto"/>
             <w:u w:val="none"/>
           </w:rPr>
-          <w:t>作業</w:t>
-        </w:r>
-        <w:r>
-          <w:rPr>
-            <w:webHidden/>
-          </w:rPr>
-          <w:tab/>
-        </w:r>
-        <w:r>
-          <w:rPr>
-            <w:webHidden/>
-          </w:rPr>
-          <w:fldChar w:fldCharType="begin"/>
-        </w:r>
-        <w:r>
-          <w:rPr>
-            <w:webHidden/>
-          </w:rPr>
-          <w:instrText xml:space="preserve"> PAGEREF _Toc230987214 \h </w:instrText>
-        </w:r>
-        <w:r>
-          <w:rPr>
-            <w:webHidden/>
-          </w:rPr>
-        </w:r>
-        <w:r>
-          <w:rPr>
-            <w:webHidden/>
-          </w:rPr>
-          <w:fldChar w:fldCharType="separate"/>
-        </w:r>
-        <w:r>
-          <w:rPr>
-            <w:rFonts w:hint="eastAsia"/>
-            <w:webHidden/>
-          </w:rPr>
           <w:t>3</w:t>
         </w:r>
-        <w:r>
-          <w:rPr>
-            <w:webHidden/>
-          </w:rPr>
-          <w:fldChar w:fldCharType="end"/>
-        </w:r>
-      </w:hyperlink>
-      <w:r>
-        <w:rPr>
-          <w:rFonts w:hint="eastAsia"/>
-        </w:rPr>
-        <w:t>6</w:t>
-      </w:r>
-    </w:p>
-    <w:p>
-      <w:pPr>
-        <w:pStyle w:val="21"/>
-      </w:pPr>
-      <w:hyperlink w:anchor="_Toc230987214" w:history="1">
         <w:r>
           <w:rPr>
             <w:rStyle w:val="af6"/>
@@ -5318,7 +5249,7 @@
             <w:color w:val="auto"/>
             <w:u w:val="none"/>
           </w:rPr>
-          <w:t>圖</w:t>
+          <w:t>-</w:t>
         </w:r>
         <w:r>
           <w:rPr>
@@ -5329,7 +5260,7 @@
             <w:color w:val="auto"/>
             <w:u w:val="none"/>
           </w:rPr>
-          <w:t xml:space="preserve"> </w:t>
+          <w:t>9</w:t>
         </w:r>
         <w:r>
           <w:rPr>
@@ -5340,7 +5271,7 @@
             <w:color w:val="auto"/>
             <w:u w:val="none"/>
           </w:rPr>
-          <w:t>5</w:t>
+          <w:t xml:space="preserve"> </w:t>
         </w:r>
         <w:r>
           <w:rPr>
@@ -5351,7 +5282,17 @@
             <w:color w:val="auto"/>
             <w:u w:val="none"/>
           </w:rPr>
-          <w:t>-</w:t>
+          <w:t>活動圖</w:t>
+        </w:r>
+        <w:r>
+          <w:rPr>
+            <w:rStyle w:val="af6"/>
+            <w:b w:val="0"/>
+            <w:bCs w:val="0"/>
+            <w:color w:val="auto"/>
+            <w:u w:val="none"/>
+          </w:rPr>
+          <w:t>－</w:t>
         </w:r>
         <w:r>
           <w:rPr>
@@ -5362,83 +5303,7 @@
             <w:color w:val="auto"/>
             <w:u w:val="none"/>
           </w:rPr>
-          <w:t>3</w:t>
-        </w:r>
-        <w:r>
-          <w:rPr>
-            <w:rStyle w:val="af6"/>
-            <w:rFonts w:hint="eastAsia"/>
-            <w:b w:val="0"/>
-            <w:bCs w:val="0"/>
-            <w:color w:val="auto"/>
-            <w:u w:val="none"/>
-          </w:rPr>
-          <w:t>-</w:t>
-        </w:r>
-        <w:r>
-          <w:rPr>
-            <w:rStyle w:val="af6"/>
-            <w:rFonts w:hint="eastAsia"/>
-            <w:b w:val="0"/>
-            <w:bCs w:val="0"/>
-            <w:color w:val="auto"/>
-            <w:u w:val="none"/>
-          </w:rPr>
-          <w:t>9</w:t>
-        </w:r>
-        <w:r>
-          <w:rPr>
-            <w:rStyle w:val="af6"/>
-            <w:rFonts w:hint="eastAsia"/>
-            <w:b w:val="0"/>
-            <w:bCs w:val="0"/>
-            <w:color w:val="auto"/>
-            <w:u w:val="none"/>
-          </w:rPr>
-          <w:t xml:space="preserve"> </w:t>
-        </w:r>
-        <w:r>
-          <w:rPr>
-            <w:rStyle w:val="af6"/>
-            <w:rFonts w:hint="eastAsia"/>
-            <w:b w:val="0"/>
-            <w:bCs w:val="0"/>
-            <w:color w:val="auto"/>
-            <w:u w:val="none"/>
-          </w:rPr>
-          <w:t>活動圖</w:t>
-        </w:r>
-        <w:r>
-          <w:rPr>
-            <w:rStyle w:val="af6"/>
-            <w:b w:val="0"/>
-            <w:bCs w:val="0"/>
-            <w:color w:val="auto"/>
-            <w:u w:val="none"/>
-          </w:rPr>
-          <w:t>－</w:t>
-        </w:r>
-        <w:r>
-          <w:rPr>
-            <w:rStyle w:val="af6"/>
-            <w:rFonts w:hint="eastAsia"/>
-            <w:b w:val="0"/>
-            <w:bCs w:val="0"/>
-            <w:color w:val="auto"/>
-            <w:u w:val="none"/>
-          </w:rPr>
-          <w:t>備份系統資料</w:t>
-        </w:r>
-        <w:r>
-          <w:rPr>
-            <w:rStyle w:val="af6"/>
-            <w:rFonts w:hint="eastAsia"/>
-            <w:b w:val="0"/>
-            <w:bCs w:val="0"/>
-            <w:color w:val="auto"/>
-            <w:u w:val="none"/>
-          </w:rPr>
-          <w:t>作業</w:t>
+          <w:t>備份系統資料作業</w:t>
         </w:r>
         <w:r>
           <w:rPr>
@@ -5493,9 +5358,6 @@
     <w:p>
       <w:pPr>
         <w:pStyle w:val="21"/>
-        <w:rPr>
-          <w:rFonts w:hint="eastAsia"/>
-        </w:rPr>
       </w:pPr>
       <w:hyperlink w:anchor="_Toc230987214" w:history="1">
         <w:r>
@@ -6619,43 +6481,39 @@
           <w:sz w:val="28"/>
           <w:szCs w:val="28"/>
         </w:rPr>
-        <w:t>隨著全球數位化與雲端服務的</w:t>
-      </w:r>
-      <w:proofErr w:type="gramStart"/>
+        <w:t>隨著全球數位化與雲端服務的普及，資訊安全已成為組織營運不可或缺的一部分。為建立具備國際公信力的資安防護體系，許多組織選擇導入</w:t>
+      </w:r>
       <w:r>
         <w:rPr>
           <w:rFonts w:eastAsia="標楷體" w:hint="eastAsia"/>
           <w:sz w:val="28"/>
           <w:szCs w:val="28"/>
         </w:rPr>
-        <w:t>普及，</w:t>
-      </w:r>
-      <w:proofErr w:type="gramEnd"/>
+        <w:t xml:space="preserve"> ISO 27001 </w:t>
+      </w:r>
       <w:r>
         <w:rPr>
           <w:rFonts w:eastAsia="標楷體" w:hint="eastAsia"/>
           <w:sz w:val="28"/>
           <w:szCs w:val="28"/>
         </w:rPr>
-        <w:t>資訊安全已成為組織營運不可或缺的一部分。為建立具備國際公信力</w:t>
-      </w:r>
-      <w:proofErr w:type="gramStart"/>
+        <w:t>資訊安全管理系統（</w:t>
+      </w:r>
       <w:r>
         <w:rPr>
           <w:rFonts w:eastAsia="標楷體" w:hint="eastAsia"/>
           <w:sz w:val="28"/>
           <w:szCs w:val="28"/>
         </w:rPr>
-        <w:t>的資安防護</w:t>
-      </w:r>
-      <w:proofErr w:type="gramEnd"/>
+        <w:t>ISMS</w:t>
+      </w:r>
       <w:r>
         <w:rPr>
           <w:rFonts w:eastAsia="標楷體" w:hint="eastAsia"/>
           <w:sz w:val="28"/>
           <w:szCs w:val="28"/>
         </w:rPr>
-        <w:t>體系，許多組織選擇導入</w:t>
+        <w:t>）。在</w:t>
       </w:r>
       <w:r>
         <w:rPr>
@@ -6663,7 +6521,7 @@
           <w:sz w:val="28"/>
           <w:szCs w:val="28"/>
         </w:rPr>
-        <w:t xml:space="preserve"> ISO 27001 </w:t>
+        <w:t xml:space="preserve"> ISMS </w:t>
       </w:r>
       <w:r>
         <w:rPr>
@@ -6671,7 +6529,7 @@
           <w:sz w:val="28"/>
           <w:szCs w:val="28"/>
         </w:rPr>
-        <w:t>資訊安全管理系統（</w:t>
+        <w:t>的標準維運</w:t>
       </w:r>
       <w:r>
         <w:rPr>
@@ -6679,7 +6537,7 @@
           <w:sz w:val="28"/>
           <w:szCs w:val="28"/>
         </w:rPr>
-        <w:t>ISMS</w:t>
+        <w:t>PDCA</w:t>
       </w:r>
       <w:r>
         <w:rPr>
@@ -6687,57 +6545,7 @@
           <w:sz w:val="28"/>
           <w:szCs w:val="28"/>
         </w:rPr>
-        <w:t>）。在</w:t>
-      </w:r>
-      <w:r>
-        <w:rPr>
-          <w:rFonts w:eastAsia="標楷體" w:hint="eastAsia"/>
-          <w:sz w:val="28"/>
-          <w:szCs w:val="28"/>
-        </w:rPr>
-        <w:t xml:space="preserve"> ISMS </w:t>
-      </w:r>
-      <w:r>
-        <w:rPr>
-          <w:rFonts w:eastAsia="標楷體" w:hint="eastAsia"/>
-          <w:sz w:val="28"/>
-          <w:szCs w:val="28"/>
-        </w:rPr>
-        <w:t>的標準維運</w:t>
-      </w:r>
-      <w:r>
-        <w:rPr>
-          <w:rFonts w:eastAsia="標楷體" w:hint="eastAsia"/>
-          <w:sz w:val="28"/>
-          <w:szCs w:val="28"/>
-        </w:rPr>
-        <w:t>PDCA</w:t>
-      </w:r>
-      <w:r>
-        <w:rPr>
-          <w:rFonts w:eastAsia="標楷體" w:hint="eastAsia"/>
-          <w:sz w:val="28"/>
-          <w:szCs w:val="28"/>
-        </w:rPr>
-        <w:t>流程中，「資產盤點」與「風險評鑑」是</w:t>
-      </w:r>
-      <w:proofErr w:type="gramStart"/>
-      <w:r>
-        <w:rPr>
-          <w:rFonts w:eastAsia="標楷體" w:hint="eastAsia"/>
-          <w:sz w:val="28"/>
-          <w:szCs w:val="28"/>
-        </w:rPr>
-        <w:t>決定資安政策</w:t>
-      </w:r>
-      <w:proofErr w:type="gramEnd"/>
-      <w:r>
-        <w:rPr>
-          <w:rFonts w:eastAsia="標楷體" w:hint="eastAsia"/>
-          <w:sz w:val="28"/>
-          <w:szCs w:val="28"/>
-        </w:rPr>
-        <w:t>成敗的關鍵前期作業。</w:t>
+        <w:t>流程中，「資產盤點」與「風險評鑑」是決定資安政策成敗的關鍵前期作業。</w:t>
       </w:r>
     </w:p>
     <w:p>
@@ -6757,25 +6565,7 @@
           <w:sz w:val="28"/>
           <w:szCs w:val="28"/>
         </w:rPr>
-        <w:t>然而，現行的實務運作高度依賴人工填寫與主觀判斷。組織內</w:t>
-      </w:r>
-      <w:proofErr w:type="gramStart"/>
-      <w:r>
-        <w:rPr>
-          <w:rFonts w:eastAsia="標楷體" w:hint="eastAsia"/>
-          <w:sz w:val="28"/>
-          <w:szCs w:val="28"/>
-        </w:rPr>
-        <w:t>的資安承辦</w:t>
-      </w:r>
-      <w:proofErr w:type="gramEnd"/>
-      <w:r>
-        <w:rPr>
-          <w:rFonts w:eastAsia="標楷體" w:hint="eastAsia"/>
-          <w:sz w:val="28"/>
-          <w:szCs w:val="28"/>
-        </w:rPr>
-        <w:t>人員通常需要面對成百上千筆的</w:t>
+        <w:t>然而，現行的實務運作高度依賴人工填寫與主觀判斷。組織內的資安承辦人員通常需要面對成百上千筆的</w:t>
       </w:r>
       <w:r>
         <w:rPr>
@@ -6853,41 +6643,13 @@
           <w:szCs w:val="28"/>
         </w:rPr>
       </w:pPr>
-      <w:proofErr w:type="gramStart"/>
       <w:r>
         <w:rPr>
           <w:rFonts w:eastAsia="標楷體" w:hint="eastAsia"/>
           <w:sz w:val="28"/>
           <w:szCs w:val="28"/>
         </w:rPr>
-        <w:t>此外，</w:t>
-      </w:r>
-      <w:proofErr w:type="gramEnd"/>
-      <w:r>
-        <w:rPr>
-          <w:rFonts w:eastAsia="標楷體" w:hint="eastAsia"/>
-          <w:sz w:val="28"/>
-          <w:szCs w:val="28"/>
-        </w:rPr>
-        <w:t>面對日新月異</w:t>
-      </w:r>
-      <w:proofErr w:type="gramStart"/>
-      <w:r>
-        <w:rPr>
-          <w:rFonts w:eastAsia="標楷體" w:hint="eastAsia"/>
-          <w:sz w:val="28"/>
-          <w:szCs w:val="28"/>
-        </w:rPr>
-        <w:t>的資安威脅</w:t>
-      </w:r>
-      <w:proofErr w:type="gramEnd"/>
-      <w:r>
-        <w:rPr>
-          <w:rFonts w:eastAsia="標楷體" w:hint="eastAsia"/>
-          <w:sz w:val="28"/>
-          <w:szCs w:val="28"/>
-        </w:rPr>
-        <w:t>與新興漏洞，人工方式導致風險評鑑往往淪為應付稽核的靜態文書作業，難以反映現實中動態的威脅環境。</w:t>
+        <w:t>此外，面對日新月異的資安威脅與新興漏洞，人工方式導致風險評鑑往往淪為應付稽核的靜態文書作業，難以反映現實中動態的威脅環境。</w:t>
       </w:r>
     </w:p>
     <w:p>
@@ -6983,25 +6745,7 @@
           <w:sz w:val="28"/>
           <w:szCs w:val="28"/>
         </w:rPr>
-        <w:t>（一）</w:t>
-      </w:r>
-      <w:proofErr w:type="gramStart"/>
-      <w:r>
-        <w:rPr>
-          <w:rFonts w:eastAsia="標楷體" w:hint="eastAsia"/>
-          <w:sz w:val="28"/>
-          <w:szCs w:val="28"/>
-        </w:rPr>
-        <w:t>資安承辦</w:t>
-      </w:r>
-      <w:proofErr w:type="gramEnd"/>
-      <w:r>
-        <w:rPr>
-          <w:rFonts w:eastAsia="標楷體" w:hint="eastAsia"/>
-          <w:sz w:val="28"/>
-          <w:szCs w:val="28"/>
-        </w:rPr>
-        <w:t>人員的標準不一的問題：</w:t>
+        <w:t>（一）資安承辦人員的標準不一的問題：</w:t>
       </w:r>
     </w:p>
     <w:p>
@@ -7047,7 +6791,6 @@
         </w:rPr>
         <w:t>會</w:t>
       </w:r>
-      <w:proofErr w:type="gramStart"/>
       <w:r>
         <w:rPr>
           <w:rFonts w:eastAsia="標楷體" w:hint="eastAsia"/>
@@ -7070,16 +6813,7 @@
           <w:sz w:val="28"/>
           <w:szCs w:val="28"/>
         </w:rPr>
-        <w:t>憑感覺</w:t>
-      </w:r>
-      <w:proofErr w:type="gramEnd"/>
-      <w:r>
-        <w:rPr>
-          <w:rFonts w:eastAsia="標楷體" w:hint="eastAsia"/>
-          <w:sz w:val="28"/>
-          <w:szCs w:val="28"/>
-        </w:rPr>
-        <w:t>填寫。</w:t>
+        <w:t>憑感覺填寫。</w:t>
       </w:r>
     </w:p>
     <w:p>
@@ -7110,25 +6844,7 @@
           <w:szCs w:val="28"/>
         </w:rPr>
         <w:lastRenderedPageBreak/>
-        <w:t>（二）</w:t>
-      </w:r>
-      <w:proofErr w:type="gramStart"/>
-      <w:r>
-        <w:rPr>
-          <w:rFonts w:eastAsia="標楷體" w:hint="eastAsia"/>
-          <w:sz w:val="28"/>
-          <w:szCs w:val="28"/>
-        </w:rPr>
-        <w:t>資安主管</w:t>
-      </w:r>
-      <w:proofErr w:type="gramEnd"/>
-      <w:r>
-        <w:rPr>
-          <w:rFonts w:eastAsia="標楷體" w:hint="eastAsia"/>
-          <w:sz w:val="28"/>
-          <w:szCs w:val="28"/>
-        </w:rPr>
-        <w:t>的決策困境：</w:t>
+        <w:t>（二）資安主管的決策困境：</w:t>
       </w:r>
     </w:p>
     <w:p>
@@ -7148,43 +6864,7 @@
           <w:sz w:val="28"/>
           <w:szCs w:val="28"/>
         </w:rPr>
-        <w:t>由於傳統評鑑可能導致風險分數失真，主管無法精確掌握真正面臨的「關鍵風險項目」，</w:t>
-      </w:r>
-      <w:proofErr w:type="gramStart"/>
-      <w:r>
-        <w:rPr>
-          <w:rFonts w:eastAsia="標楷體" w:hint="eastAsia"/>
-          <w:sz w:val="28"/>
-          <w:szCs w:val="28"/>
-        </w:rPr>
-        <w:t>造成資安預算</w:t>
-      </w:r>
-      <w:proofErr w:type="gramEnd"/>
-      <w:r>
-        <w:rPr>
-          <w:rFonts w:eastAsia="標楷體" w:hint="eastAsia"/>
-          <w:sz w:val="28"/>
-          <w:szCs w:val="28"/>
-        </w:rPr>
-        <w:t>與人力資源</w:t>
-      </w:r>
-      <w:proofErr w:type="gramStart"/>
-      <w:r>
-        <w:rPr>
-          <w:rFonts w:eastAsia="標楷體" w:hint="eastAsia"/>
-          <w:sz w:val="28"/>
-          <w:szCs w:val="28"/>
-        </w:rPr>
-        <w:t>的錯配</w:t>
-      </w:r>
-      <w:proofErr w:type="gramEnd"/>
-      <w:r>
-        <w:rPr>
-          <w:rFonts w:eastAsia="標楷體" w:hint="eastAsia"/>
-          <w:sz w:val="28"/>
-          <w:szCs w:val="28"/>
-        </w:rPr>
-        <w:t>。</w:t>
+        <w:t>由於傳統評鑑可能導致風險分數失真，主管無法精確掌握真正面臨的「關鍵風險項目」，造成資安預算與人力資源的錯配。</w:t>
       </w:r>
     </w:p>
     <w:p>
@@ -7214,25 +6894,7 @@
           <w:sz w:val="28"/>
           <w:szCs w:val="28"/>
         </w:rPr>
-        <w:t>（三）隱私外</w:t>
-      </w:r>
-      <w:proofErr w:type="gramStart"/>
-      <w:r>
-        <w:rPr>
-          <w:rFonts w:eastAsia="標楷體" w:hint="eastAsia"/>
-          <w:sz w:val="28"/>
-          <w:szCs w:val="28"/>
-        </w:rPr>
-        <w:t>洩</w:t>
-      </w:r>
-      <w:proofErr w:type="gramEnd"/>
-      <w:r>
-        <w:rPr>
-          <w:rFonts w:eastAsia="標楷體" w:hint="eastAsia"/>
-          <w:sz w:val="28"/>
-          <w:szCs w:val="28"/>
-        </w:rPr>
-        <w:t>與</w:t>
+        <w:t>（三）隱私外洩與</w:t>
       </w:r>
       <w:r>
         <w:rPr>
@@ -7268,25 +6930,23 @@
           <w:sz w:val="28"/>
           <w:szCs w:val="28"/>
         </w:rPr>
-        <w:t>雖然引進大型語言模型能輔助分析，</w:t>
-      </w:r>
-      <w:proofErr w:type="gramStart"/>
+        <w:t>雖然引進大型語言模型能輔助分析，但資安資料極度敏感。若將包含組織名稱、內部</w:t>
+      </w:r>
       <w:r>
         <w:rPr>
           <w:rFonts w:eastAsia="標楷體" w:hint="eastAsia"/>
           <w:sz w:val="28"/>
           <w:szCs w:val="28"/>
         </w:rPr>
-        <w:t>但資安資料</w:t>
-      </w:r>
-      <w:proofErr w:type="gramEnd"/>
+        <w:t xml:space="preserve"> IP </w:t>
+      </w:r>
       <w:r>
         <w:rPr>
           <w:rFonts w:eastAsia="標楷體" w:hint="eastAsia"/>
           <w:sz w:val="28"/>
           <w:szCs w:val="28"/>
         </w:rPr>
-        <w:t>極度敏感。若將包含組織名稱、內部</w:t>
+        <w:t>等機敏資料直接上傳雲端</w:t>
       </w:r>
       <w:r>
         <w:rPr>
@@ -7294,7 +6954,7 @@
           <w:sz w:val="28"/>
           <w:szCs w:val="28"/>
         </w:rPr>
-        <w:t xml:space="preserve"> IP </w:t>
+        <w:t xml:space="preserve"> AI</w:t>
       </w:r>
       <w:r>
         <w:rPr>
@@ -7302,7 +6962,7 @@
           <w:sz w:val="28"/>
           <w:szCs w:val="28"/>
         </w:rPr>
-        <w:t>等機敏資料直接上傳雲端</w:t>
+        <w:t>，將引發嚴重的資安外洩危機；且</w:t>
       </w:r>
       <w:r>
         <w:rPr>
@@ -7310,7 +6970,7 @@
           <w:sz w:val="28"/>
           <w:szCs w:val="28"/>
         </w:rPr>
-        <w:t xml:space="preserve"> AI</w:t>
+        <w:t xml:space="preserve"> AI </w:t>
       </w:r>
       <w:r>
         <w:rPr>
@@ -7318,77 +6978,7 @@
           <w:sz w:val="28"/>
           <w:szCs w:val="28"/>
         </w:rPr>
-        <w:t>，將引發嚴重的</w:t>
-      </w:r>
-      <w:proofErr w:type="gramStart"/>
-      <w:r>
-        <w:rPr>
-          <w:rFonts w:eastAsia="標楷體" w:hint="eastAsia"/>
-          <w:sz w:val="28"/>
-          <w:szCs w:val="28"/>
-        </w:rPr>
-        <w:t>資安外洩</w:t>
-      </w:r>
-      <w:proofErr w:type="gramEnd"/>
-      <w:r>
-        <w:rPr>
-          <w:rFonts w:eastAsia="標楷體" w:hint="eastAsia"/>
-          <w:sz w:val="28"/>
-          <w:szCs w:val="28"/>
-        </w:rPr>
-        <w:t>危機；且</w:t>
-      </w:r>
-      <w:r>
-        <w:rPr>
-          <w:rFonts w:eastAsia="標楷體" w:hint="eastAsia"/>
-          <w:sz w:val="28"/>
-          <w:szCs w:val="28"/>
-        </w:rPr>
-        <w:t xml:space="preserve"> AI </w:t>
-      </w:r>
-      <w:r>
-        <w:rPr>
-          <w:rFonts w:eastAsia="標楷體" w:hint="eastAsia"/>
-          <w:sz w:val="28"/>
-          <w:szCs w:val="28"/>
-        </w:rPr>
-        <w:t>的「幻覺現象」可能產出錯誤</w:t>
-      </w:r>
-      <w:proofErr w:type="gramStart"/>
-      <w:r>
-        <w:rPr>
-          <w:rFonts w:eastAsia="標楷體" w:hint="eastAsia"/>
-          <w:sz w:val="28"/>
-          <w:szCs w:val="28"/>
-        </w:rPr>
-        <w:t>的資安法規</w:t>
-      </w:r>
-      <w:proofErr w:type="gramEnd"/>
-      <w:r>
-        <w:rPr>
-          <w:rFonts w:eastAsia="標楷體" w:hint="eastAsia"/>
-          <w:sz w:val="28"/>
-          <w:szCs w:val="28"/>
-        </w:rPr>
-        <w:t>與對策建議，這在講求精確合</w:t>
-      </w:r>
-      <w:proofErr w:type="gramStart"/>
-      <w:r>
-        <w:rPr>
-          <w:rFonts w:eastAsia="標楷體" w:hint="eastAsia"/>
-          <w:sz w:val="28"/>
-          <w:szCs w:val="28"/>
-        </w:rPr>
-        <w:t>規的資安稽核</w:t>
-      </w:r>
-      <w:proofErr w:type="gramEnd"/>
-      <w:r>
-        <w:rPr>
-          <w:rFonts w:eastAsia="標楷體" w:hint="eastAsia"/>
-          <w:sz w:val="28"/>
-          <w:szCs w:val="28"/>
-        </w:rPr>
-        <w:t>中是</w:t>
+        <w:t>的「幻覺現象」可能產出錯誤的資安法規與對策建議，這在講求精確合規的資安稽核中是</w:t>
       </w:r>
       <w:r>
         <w:rPr>
@@ -7435,69 +7025,23 @@
           <w:sz w:val="28"/>
           <w:szCs w:val="28"/>
         </w:rPr>
-        <w:t>因此，如何建構一套專注</w:t>
-      </w:r>
-      <w:proofErr w:type="gramStart"/>
+        <w:t>因此，如何建構一套專注於資安面向、具備隱私防護機制，並能動態串接外部漏洞情資與</w:t>
+      </w:r>
       <w:r>
         <w:rPr>
           <w:rFonts w:eastAsia="標楷體" w:hint="eastAsia"/>
           <w:sz w:val="28"/>
           <w:szCs w:val="28"/>
         </w:rPr>
-        <w:t>於資安面向</w:t>
-      </w:r>
-      <w:proofErr w:type="gramEnd"/>
+        <w:t xml:space="preserve"> ISO </w:t>
+      </w:r>
       <w:r>
         <w:rPr>
           <w:rFonts w:eastAsia="標楷體" w:hint="eastAsia"/>
           <w:sz w:val="28"/>
           <w:szCs w:val="28"/>
         </w:rPr>
-        <w:t>、具備隱私防護機制，並能動態串接外部</w:t>
-      </w:r>
-      <w:proofErr w:type="gramStart"/>
-      <w:r>
-        <w:rPr>
-          <w:rFonts w:eastAsia="標楷體" w:hint="eastAsia"/>
-          <w:sz w:val="28"/>
-          <w:szCs w:val="28"/>
-        </w:rPr>
-        <w:t>漏洞情資與</w:t>
-      </w:r>
-      <w:proofErr w:type="gramEnd"/>
-      <w:r>
-        <w:rPr>
-          <w:rFonts w:eastAsia="標楷體" w:hint="eastAsia"/>
-          <w:sz w:val="28"/>
-          <w:szCs w:val="28"/>
-        </w:rPr>
-        <w:t xml:space="preserve"> ISO </w:t>
-      </w:r>
-      <w:r>
-        <w:rPr>
-          <w:rFonts w:eastAsia="標楷體" w:hint="eastAsia"/>
-          <w:sz w:val="28"/>
-          <w:szCs w:val="28"/>
-        </w:rPr>
-        <w:t>標準規範的智慧化顧問系統，</w:t>
-      </w:r>
-      <w:proofErr w:type="gramStart"/>
-      <w:r>
-        <w:rPr>
-          <w:rFonts w:eastAsia="標楷體" w:hint="eastAsia"/>
-          <w:sz w:val="28"/>
-          <w:szCs w:val="28"/>
-        </w:rPr>
-        <w:t>成為本組的</w:t>
-      </w:r>
-      <w:proofErr w:type="gramEnd"/>
-      <w:r>
-        <w:rPr>
-          <w:rFonts w:eastAsia="標楷體" w:hint="eastAsia"/>
-          <w:sz w:val="28"/>
-          <w:szCs w:val="28"/>
-        </w:rPr>
-        <w:t>研究重點。</w:t>
+        <w:t>標準規範的智慧化顧問系統，成為本組的研究重點。</w:t>
       </w:r>
     </w:p>
     <w:p>
@@ -7622,43 +7166,7 @@
           <w:sz w:val="28"/>
           <w:szCs w:val="28"/>
         </w:rPr>
-        <w:t>智能」與「合</w:t>
-      </w:r>
-      <w:proofErr w:type="gramStart"/>
-      <w:r>
-        <w:rPr>
-          <w:rFonts w:eastAsia="標楷體" w:hint="eastAsia"/>
-          <w:sz w:val="28"/>
-          <w:szCs w:val="28"/>
-        </w:rPr>
-        <w:t>規</w:t>
-      </w:r>
-      <w:proofErr w:type="gramEnd"/>
-      <w:r>
-        <w:rPr>
-          <w:rFonts w:eastAsia="標楷體" w:hint="eastAsia"/>
-          <w:sz w:val="28"/>
-          <w:szCs w:val="28"/>
-        </w:rPr>
-        <w:t>規則引擎」深度結合，協助組織將原先繁瑣且主觀的人工作業，轉化為數據驅動的標準合</w:t>
-      </w:r>
-      <w:proofErr w:type="gramStart"/>
-      <w:r>
-        <w:rPr>
-          <w:rFonts w:eastAsia="標楷體" w:hint="eastAsia"/>
-          <w:sz w:val="28"/>
-          <w:szCs w:val="28"/>
-        </w:rPr>
-        <w:t>規</w:t>
-      </w:r>
-      <w:proofErr w:type="gramEnd"/>
-      <w:r>
-        <w:rPr>
-          <w:rFonts w:eastAsia="標楷體" w:hint="eastAsia"/>
-          <w:sz w:val="28"/>
-          <w:szCs w:val="28"/>
-        </w:rPr>
-        <w:t>流程。</w:t>
+        <w:t>智能」與「合規規則引擎」深度結合，協助組織將原先繁瑣且主觀的人工作業，轉化為數據驅動的標準合規流程。</w:t>
       </w:r>
     </w:p>
     <w:p>
@@ -7843,25 +7351,7 @@
           <w:sz w:val="28"/>
           <w:szCs w:val="28"/>
         </w:rPr>
-        <w:t>建構機敏資料去識別化防護層：在資料傳輸至雲端模型前，系統將自動進行隱私過濾，遮蔽具備辨識性的機構名稱與關鍵參數，在完全</w:t>
-      </w:r>
-      <w:proofErr w:type="gramStart"/>
-      <w:r>
-        <w:rPr>
-          <w:rFonts w:eastAsia="標楷體" w:hint="eastAsia"/>
-          <w:sz w:val="28"/>
-          <w:szCs w:val="28"/>
-        </w:rPr>
-        <w:t>保障資安隱私</w:t>
-      </w:r>
-      <w:proofErr w:type="gramEnd"/>
-      <w:r>
-        <w:rPr>
-          <w:rFonts w:eastAsia="標楷體" w:hint="eastAsia"/>
-          <w:sz w:val="28"/>
-          <w:szCs w:val="28"/>
-        </w:rPr>
-        <w:t>的前提下發揮</w:t>
+        <w:t>建構機敏資料去識別化防護層：在資料傳輸至雲端模型前，系統將自動進行隱私過濾，遮蔽具備辨識性的機構名稱與關鍵參數，在完全保障資安隱私的前提下發揮</w:t>
       </w:r>
       <w:r>
         <w:rPr>
@@ -7916,25 +7406,23 @@
           <w:sz w:val="28"/>
           <w:szCs w:val="28"/>
         </w:rPr>
-        <w:t>技術的合</w:t>
-      </w:r>
-      <w:proofErr w:type="gramStart"/>
+        <w:t>技術的合規方式：透過檢索增強生成技術，強制</w:t>
+      </w:r>
       <w:r>
         <w:rPr>
           <w:rFonts w:eastAsia="標楷體" w:hint="eastAsia"/>
           <w:sz w:val="28"/>
           <w:szCs w:val="28"/>
         </w:rPr>
-        <w:t>規</w:t>
-      </w:r>
-      <w:proofErr w:type="gramEnd"/>
+        <w:t xml:space="preserve"> AI </w:t>
+      </w:r>
       <w:r>
         <w:rPr>
           <w:rFonts w:eastAsia="標楷體" w:hint="eastAsia"/>
           <w:sz w:val="28"/>
           <w:szCs w:val="28"/>
         </w:rPr>
-        <w:t>方式：透過檢索增強生成技術，強制</w:t>
+        <w:t>依據</w:t>
       </w:r>
       <w:r>
         <w:rPr>
@@ -7942,6 +7430,22 @@
           <w:sz w:val="28"/>
           <w:szCs w:val="28"/>
         </w:rPr>
+        <w:t xml:space="preserve"> ISO 27002:2022 </w:t>
+      </w:r>
+      <w:r>
+        <w:rPr>
+          <w:rFonts w:eastAsia="標楷體" w:hint="eastAsia"/>
+          <w:sz w:val="28"/>
+          <w:szCs w:val="28"/>
+        </w:rPr>
+        <w:t>的標準控制措施知識庫進行建議生成，根除</w:t>
+      </w:r>
+      <w:r>
+        <w:rPr>
+          <w:rFonts w:eastAsia="標楷體" w:hint="eastAsia"/>
+          <w:sz w:val="28"/>
+          <w:szCs w:val="28"/>
+        </w:rPr>
         <w:t xml:space="preserve"> AI </w:t>
       </w:r>
       <w:r>
@@ -7950,50 +7454,8 @@
           <w:sz w:val="28"/>
           <w:szCs w:val="28"/>
         </w:rPr>
-        <w:t>依據</w:t>
-      </w:r>
-      <w:r>
-        <w:rPr>
-          <w:rFonts w:eastAsia="標楷體" w:hint="eastAsia"/>
-          <w:sz w:val="28"/>
-          <w:szCs w:val="28"/>
-        </w:rPr>
-        <w:t xml:space="preserve"> ISO 27002:2022 </w:t>
-      </w:r>
-      <w:r>
-        <w:rPr>
-          <w:rFonts w:eastAsia="標楷體" w:hint="eastAsia"/>
-          <w:sz w:val="28"/>
-          <w:szCs w:val="28"/>
-        </w:rPr>
-        <w:t>的標準控制措施知識庫進行建議生成，根除</w:t>
-      </w:r>
-      <w:r>
-        <w:rPr>
-          <w:rFonts w:eastAsia="標楷體" w:hint="eastAsia"/>
-          <w:sz w:val="28"/>
-          <w:szCs w:val="28"/>
-        </w:rPr>
-        <w:t xml:space="preserve"> AI </w:t>
-      </w:r>
-      <w:r>
-        <w:rPr>
-          <w:rFonts w:eastAsia="標楷體" w:hint="eastAsia"/>
-          <w:sz w:val="28"/>
-          <w:szCs w:val="28"/>
-        </w:rPr>
-        <w:t>幻覺，自動產出具備高度精確性與實作價值</w:t>
-      </w:r>
-      <w:proofErr w:type="gramStart"/>
-      <w:r>
-        <w:rPr>
-          <w:rFonts w:eastAsia="標楷體" w:hint="eastAsia"/>
-          <w:sz w:val="28"/>
-          <w:szCs w:val="28"/>
-        </w:rPr>
-        <w:t>的資安改善</w:t>
-      </w:r>
-      <w:proofErr w:type="gramEnd"/>
+        <w:t>幻覺，自動產出具備高度精確性與實作價值的資安改善</w:t>
+      </w:r>
       <w:r>
         <w:rPr>
           <w:rFonts w:eastAsia="標楷體" w:hint="eastAsia"/>
@@ -8090,61 +7552,7 @@
           <w:sz w:val="28"/>
           <w:szCs w:val="28"/>
         </w:rPr>
-        <w:t>大幅</w:t>
-      </w:r>
-      <w:proofErr w:type="gramStart"/>
-      <w:r>
-        <w:rPr>
-          <w:rFonts w:eastAsia="標楷體" w:hint="eastAsia"/>
-          <w:sz w:val="28"/>
-          <w:szCs w:val="28"/>
-        </w:rPr>
-        <w:t>提升資安行政</w:t>
-      </w:r>
-      <w:proofErr w:type="gramEnd"/>
-      <w:r>
-        <w:rPr>
-          <w:rFonts w:eastAsia="標楷體" w:hint="eastAsia"/>
-          <w:sz w:val="28"/>
-          <w:szCs w:val="28"/>
-        </w:rPr>
-        <w:t>效率：將原本需耗時數</w:t>
-      </w:r>
-      <w:proofErr w:type="gramStart"/>
-      <w:r>
-        <w:rPr>
-          <w:rFonts w:eastAsia="標楷體" w:hint="eastAsia"/>
-          <w:sz w:val="28"/>
-          <w:szCs w:val="28"/>
-        </w:rPr>
-        <w:t>週</w:t>
-      </w:r>
-      <w:proofErr w:type="gramEnd"/>
-      <w:r>
-        <w:rPr>
-          <w:rFonts w:eastAsia="標楷體" w:hint="eastAsia"/>
-          <w:sz w:val="28"/>
-          <w:szCs w:val="28"/>
-        </w:rPr>
-        <w:t>的資產比對與漏洞查詢工作，縮短至數分鐘內批次完成，</w:t>
-      </w:r>
-      <w:proofErr w:type="gramStart"/>
-      <w:r>
-        <w:rPr>
-          <w:rFonts w:eastAsia="標楷體" w:hint="eastAsia"/>
-          <w:sz w:val="28"/>
-          <w:szCs w:val="28"/>
-        </w:rPr>
-        <w:t>降低資安承辦</w:t>
-      </w:r>
-      <w:proofErr w:type="gramEnd"/>
-      <w:r>
-        <w:rPr>
-          <w:rFonts w:eastAsia="標楷體" w:hint="eastAsia"/>
-          <w:sz w:val="28"/>
-          <w:szCs w:val="28"/>
-        </w:rPr>
-        <w:t>人員的行政負擔。</w:t>
+        <w:t>大幅提升資安行政效率：將原本需耗時數週的資產比對與漏洞查詢工作，縮短至數分鐘內批次完成，降低資安承辦人員的行政負擔。</w:t>
       </w:r>
     </w:p>
     <w:p>
@@ -8224,77 +7632,23 @@
           <w:sz w:val="28"/>
           <w:szCs w:val="28"/>
         </w:rPr>
-        <w:t>優化</w:t>
-      </w:r>
-      <w:proofErr w:type="gramStart"/>
+        <w:t>優化組織資安資源分配：</w:t>
+      </w:r>
       <w:r>
         <w:rPr>
           <w:rFonts w:eastAsia="標楷體" w:hint="eastAsia"/>
           <w:sz w:val="28"/>
           <w:szCs w:val="28"/>
         </w:rPr>
-        <w:t>組織資安資源</w:t>
-      </w:r>
-      <w:proofErr w:type="gramEnd"/>
+        <w:t xml:space="preserve"> </w:t>
+      </w:r>
       <w:r>
         <w:rPr>
           <w:rFonts w:eastAsia="標楷體" w:hint="eastAsia"/>
           <w:sz w:val="28"/>
           <w:szCs w:val="28"/>
         </w:rPr>
-        <w:t>分配：</w:t>
-      </w:r>
-      <w:r>
-        <w:rPr>
-          <w:rFonts w:eastAsia="標楷體" w:hint="eastAsia"/>
-          <w:sz w:val="28"/>
-          <w:szCs w:val="28"/>
-        </w:rPr>
-        <w:t xml:space="preserve"> </w:t>
-      </w:r>
-      <w:r>
-        <w:rPr>
-          <w:rFonts w:eastAsia="標楷體" w:hint="eastAsia"/>
-          <w:sz w:val="28"/>
-          <w:szCs w:val="28"/>
-        </w:rPr>
-        <w:t>透過修正後的最大風險演算法，</w:t>
-      </w:r>
-      <w:proofErr w:type="gramStart"/>
-      <w:r>
-        <w:rPr>
-          <w:rFonts w:eastAsia="標楷體" w:hint="eastAsia"/>
-          <w:sz w:val="28"/>
-          <w:szCs w:val="28"/>
-        </w:rPr>
-        <w:t>為資安主管</w:t>
-      </w:r>
-      <w:proofErr w:type="gramEnd"/>
-      <w:r>
-        <w:rPr>
-          <w:rFonts w:eastAsia="標楷體" w:hint="eastAsia"/>
-          <w:sz w:val="28"/>
-          <w:szCs w:val="28"/>
-        </w:rPr>
-        <w:t>產出準確的風險熱力圖與高風險分佈報告，使組織能將有限的資源精</w:t>
-      </w:r>
-      <w:proofErr w:type="gramStart"/>
-      <w:r>
-        <w:rPr>
-          <w:rFonts w:eastAsia="標楷體" w:hint="eastAsia"/>
-          <w:sz w:val="28"/>
-          <w:szCs w:val="28"/>
-        </w:rPr>
-        <w:t>準</w:t>
-      </w:r>
-      <w:proofErr w:type="gramEnd"/>
-      <w:r>
-        <w:rPr>
-          <w:rFonts w:eastAsia="標楷體" w:hint="eastAsia"/>
-          <w:sz w:val="28"/>
-          <w:szCs w:val="28"/>
-        </w:rPr>
-        <w:t>投注在最脆弱的防護破口上。</w:t>
+        <w:t>透過修正後的最大風險演算法，為資安主管產出準確的風險熱力圖與高風險分佈報告，使組織能將有限的資源精準投注在最脆弱的防護破口上。</w:t>
       </w:r>
     </w:p>
     <w:p>
@@ -8316,77 +7670,23 @@
           <w:sz w:val="28"/>
           <w:szCs w:val="28"/>
         </w:rPr>
-        <w:t>提供安全、合</w:t>
-      </w:r>
-      <w:proofErr w:type="gramStart"/>
+        <w:t>提供安全、合規且具公信力的資安文件：</w:t>
+      </w:r>
       <w:r>
         <w:rPr>
           <w:rFonts w:eastAsia="標楷體" w:hint="eastAsia"/>
           <w:sz w:val="28"/>
           <w:szCs w:val="28"/>
         </w:rPr>
-        <w:t>規</w:t>
-      </w:r>
-      <w:proofErr w:type="gramEnd"/>
+        <w:t xml:space="preserve"> </w:t>
+      </w:r>
       <w:r>
         <w:rPr>
           <w:rFonts w:eastAsia="標楷體" w:hint="eastAsia"/>
           <w:sz w:val="28"/>
           <w:szCs w:val="28"/>
         </w:rPr>
-        <w:t>且具公信力</w:t>
-      </w:r>
-      <w:proofErr w:type="gramStart"/>
-      <w:r>
-        <w:rPr>
-          <w:rFonts w:eastAsia="標楷體" w:hint="eastAsia"/>
-          <w:sz w:val="28"/>
-          <w:szCs w:val="28"/>
-        </w:rPr>
-        <w:t>的資安文件</w:t>
-      </w:r>
-      <w:proofErr w:type="gramEnd"/>
-      <w:r>
-        <w:rPr>
-          <w:rFonts w:eastAsia="標楷體" w:hint="eastAsia"/>
-          <w:sz w:val="28"/>
-          <w:szCs w:val="28"/>
-        </w:rPr>
-        <w:t>：</w:t>
-      </w:r>
-      <w:r>
-        <w:rPr>
-          <w:rFonts w:eastAsia="標楷體" w:hint="eastAsia"/>
-          <w:sz w:val="28"/>
-          <w:szCs w:val="28"/>
-        </w:rPr>
-        <w:t xml:space="preserve"> </w:t>
-      </w:r>
-      <w:r>
-        <w:rPr>
-          <w:rFonts w:eastAsia="標楷體" w:hint="eastAsia"/>
-          <w:sz w:val="28"/>
-          <w:szCs w:val="28"/>
-        </w:rPr>
-        <w:t>在確保機敏資料不外</w:t>
-      </w:r>
-      <w:proofErr w:type="gramStart"/>
-      <w:r>
-        <w:rPr>
-          <w:rFonts w:eastAsia="標楷體" w:hint="eastAsia"/>
-          <w:sz w:val="28"/>
-          <w:szCs w:val="28"/>
-        </w:rPr>
-        <w:t>洩</w:t>
-      </w:r>
-      <w:proofErr w:type="gramEnd"/>
-      <w:r>
-        <w:rPr>
-          <w:rFonts w:eastAsia="標楷體" w:hint="eastAsia"/>
-          <w:sz w:val="28"/>
-          <w:szCs w:val="28"/>
-        </w:rPr>
-        <w:t>的安全框架</w:t>
+        <w:t>在確保機敏資料不外洩的安全框架</w:t>
       </w:r>
       <w:r>
         <w:rPr>
@@ -8604,23 +7904,7 @@
           <w:rFonts w:eastAsia="標楷體"/>
           <w:sz w:val="28"/>
         </w:rPr>
-        <w:t>各部門人員常因不</w:t>
-      </w:r>
-      <w:proofErr w:type="gramStart"/>
-      <w:r>
-        <w:rPr>
-          <w:rFonts w:eastAsia="標楷體"/>
-          <w:sz w:val="28"/>
-        </w:rPr>
-        <w:t>具備資安專業</w:t>
-      </w:r>
-      <w:proofErr w:type="gramEnd"/>
-      <w:r>
-        <w:rPr>
-          <w:rFonts w:eastAsia="標楷體"/>
-          <w:sz w:val="28"/>
-        </w:rPr>
-        <w:t>，而在資產盤點與風險評估時感到困擾。本系統能將專業術語轉化為白話建議，降低全員參與</w:t>
+        <w:t>各部門人員常因不具備資安專業，而在資產盤點與風險評估時感到困擾。本系統能將專業術語轉化為白話建議，降低全員參與</w:t>
       </w:r>
       <w:r>
         <w:rPr>
@@ -8810,21 +8094,12 @@
           <w:sz w:val="28"/>
         </w:rPr>
       </w:pPr>
-      <w:proofErr w:type="gramStart"/>
       <w:r>
         <w:rPr>
           <w:rFonts w:eastAsia="標楷體" w:hint="eastAsia"/>
           <w:sz w:val="28"/>
         </w:rPr>
-        <w:t>資安隱私</w:t>
-      </w:r>
-      <w:proofErr w:type="gramEnd"/>
-      <w:r>
-        <w:rPr>
-          <w:rFonts w:eastAsia="標楷體" w:hint="eastAsia"/>
-          <w:sz w:val="28"/>
-        </w:rPr>
-        <w:t>風險。</w:t>
+        <w:t>資安隱私風險。</w:t>
       </w:r>
     </w:p>
     <w:p>
@@ -9886,41 +9161,57 @@
                 <w:bCs/>
                 <w:sz w:val="28"/>
               </w:rPr>
-              <w:t>$</w:t>
-            </w:r>
-            <w:r>
-              <w:rPr>
-                <w:rFonts w:eastAsia="標楷體"/>
-                <w:bCs/>
-                <w:sz w:val="28"/>
-              </w:rPr>
-              <w:t>0</w:t>
-            </w:r>
-          </w:p>
-        </w:tc>
-      </w:tr>
-      <w:tr>
-        <w:tc>
-          <w:tcPr>
-            <w:tcW w:w="2500" w:type="pct"/>
-            <w:vAlign w:val="center"/>
-          </w:tcPr>
-          <w:p>
-            <w:pPr>
-              <w:widowControl/>
-              <w:overflowPunct w:val="0"/>
-              <w:rPr>
-                <w:rFonts w:eastAsia="標楷體"/>
-                <w:bCs/>
-                <w:sz w:val="28"/>
-              </w:rPr>
-            </w:pPr>
+              <w:t>NTD</w:t>
+            </w:r>
             <w:r>
               <w:rPr>
                 <w:rFonts w:eastAsia="標楷體" w:hint="eastAsia"/>
                 <w:bCs/>
                 <w:sz w:val="28"/>
               </w:rPr>
+              <w:t>$</w:t>
+            </w:r>
+            <w:r>
+              <w:rPr>
+                <w:rFonts w:eastAsia="標楷體" w:hint="eastAsia"/>
+                <w:bCs/>
+                <w:sz w:val="28"/>
+              </w:rPr>
+              <w:t>1,00</w:t>
+            </w:r>
+            <w:r>
+              <w:rPr>
+                <w:rFonts w:eastAsia="標楷體"/>
+                <w:bCs/>
+                <w:sz w:val="28"/>
+              </w:rPr>
+              <w:t>0</w:t>
+            </w:r>
+          </w:p>
+        </w:tc>
+      </w:tr>
+      <w:tr>
+        <w:tc>
+          <w:tcPr>
+            <w:tcW w:w="2500" w:type="pct"/>
+            <w:vAlign w:val="center"/>
+          </w:tcPr>
+          <w:p>
+            <w:pPr>
+              <w:widowControl/>
+              <w:overflowPunct w:val="0"/>
+              <w:rPr>
+                <w:rFonts w:eastAsia="標楷體"/>
+                <w:bCs/>
+                <w:sz w:val="28"/>
+              </w:rPr>
+            </w:pPr>
+            <w:r>
+              <w:rPr>
+                <w:rFonts w:eastAsia="標楷體" w:hint="eastAsia"/>
+                <w:bCs/>
+                <w:sz w:val="28"/>
+              </w:rPr>
               <w:t>伺服器運營成本</w:t>
             </w:r>
           </w:p>
@@ -9947,7 +9238,7 @@
                 <w:bCs/>
                 <w:sz w:val="28"/>
               </w:rPr>
-              <w:t>$200/</w:t>
+              <w:t>NTD</w:t>
             </w:r>
             <w:r>
               <w:rPr>
@@ -9955,32 +9246,40 @@
                 <w:bCs/>
                 <w:sz w:val="28"/>
               </w:rPr>
-              <w:t>月</w:t>
-            </w:r>
-          </w:p>
-        </w:tc>
-      </w:tr>
-      <w:tr>
-        <w:tc>
-          <w:tcPr>
-            <w:tcW w:w="2500" w:type="pct"/>
-            <w:vAlign w:val="center"/>
-          </w:tcPr>
-          <w:p>
-            <w:pPr>
-              <w:widowControl/>
-              <w:overflowPunct w:val="0"/>
-              <w:rPr>
-                <w:rFonts w:eastAsia="標楷體"/>
-                <w:sz w:val="28"/>
-              </w:rPr>
-            </w:pPr>
+              <w:t>$200/</w:t>
+            </w:r>
             <w:r>
               <w:rPr>
                 <w:rFonts w:eastAsia="標楷體" w:hint="eastAsia"/>
                 <w:bCs/>
                 <w:sz w:val="28"/>
               </w:rPr>
+              <w:t>月</w:t>
+            </w:r>
+          </w:p>
+        </w:tc>
+      </w:tr>
+      <w:tr>
+        <w:tc>
+          <w:tcPr>
+            <w:tcW w:w="2500" w:type="pct"/>
+            <w:vAlign w:val="center"/>
+          </w:tcPr>
+          <w:p>
+            <w:pPr>
+              <w:widowControl/>
+              <w:overflowPunct w:val="0"/>
+              <w:rPr>
+                <w:rFonts w:eastAsia="標楷體"/>
+                <w:sz w:val="28"/>
+              </w:rPr>
+            </w:pPr>
+            <w:r>
+              <w:rPr>
+                <w:rFonts w:eastAsia="標楷體" w:hint="eastAsia"/>
+                <w:bCs/>
+                <w:sz w:val="28"/>
+              </w:rPr>
               <w:t>其他技術服務費用</w:t>
             </w:r>
           </w:p>
@@ -10006,7 +9305,7 @@
                 <w:bCs/>
                 <w:sz w:val="28"/>
               </w:rPr>
-              <w:t>$10/</w:t>
+              <w:t>NTD</w:t>
             </w:r>
             <w:r>
               <w:rPr>
@@ -10014,32 +9313,40 @@
                 <w:bCs/>
                 <w:sz w:val="28"/>
               </w:rPr>
-              <w:t>月</w:t>
-            </w:r>
-          </w:p>
-        </w:tc>
-      </w:tr>
-      <w:tr>
-        <w:tc>
-          <w:tcPr>
-            <w:tcW w:w="2500" w:type="pct"/>
-            <w:vAlign w:val="center"/>
-          </w:tcPr>
-          <w:p>
-            <w:pPr>
-              <w:widowControl/>
-              <w:overflowPunct w:val="0"/>
-              <w:rPr>
-                <w:rFonts w:eastAsia="標楷體"/>
-                <w:sz w:val="28"/>
-              </w:rPr>
-            </w:pPr>
+              <w:t>$10/</w:t>
+            </w:r>
             <w:r>
               <w:rPr>
                 <w:rFonts w:eastAsia="標楷體" w:hint="eastAsia"/>
                 <w:bCs/>
                 <w:sz w:val="28"/>
               </w:rPr>
+              <w:t>月</w:t>
+            </w:r>
+          </w:p>
+        </w:tc>
+      </w:tr>
+      <w:tr>
+        <w:tc>
+          <w:tcPr>
+            <w:tcW w:w="2500" w:type="pct"/>
+            <w:vAlign w:val="center"/>
+          </w:tcPr>
+          <w:p>
+            <w:pPr>
+              <w:widowControl/>
+              <w:overflowPunct w:val="0"/>
+              <w:rPr>
+                <w:rFonts w:eastAsia="標楷體"/>
+                <w:sz w:val="28"/>
+              </w:rPr>
+            </w:pPr>
+            <w:r>
+              <w:rPr>
+                <w:rFonts w:eastAsia="標楷體" w:hint="eastAsia"/>
+                <w:bCs/>
+                <w:sz w:val="28"/>
+              </w:rPr>
               <w:t>推廣成本</w:t>
             </w:r>
           </w:p>
@@ -10065,7 +9372,7 @@
                 <w:bCs/>
                 <w:sz w:val="28"/>
               </w:rPr>
-              <w:t>$500/</w:t>
+              <w:t>NTD</w:t>
             </w:r>
             <w:r>
               <w:rPr>
@@ -10073,6 +9380,14 @@
                 <w:bCs/>
                 <w:sz w:val="28"/>
               </w:rPr>
+              <w:t>$500/</w:t>
+            </w:r>
+            <w:r>
+              <w:rPr>
+                <w:rFonts w:eastAsia="標楷體" w:hint="eastAsia"/>
+                <w:bCs/>
+                <w:sz w:val="28"/>
+              </w:rPr>
               <w:t>月</w:t>
             </w:r>
           </w:p>
@@ -10122,9 +9437,31 @@
             <w:r>
               <w:rPr>
                 <w:rFonts w:eastAsia="標楷體" w:hint="eastAsia"/>
+                <w:bCs/>
                 <w:sz w:val="28"/>
               </w:rPr>
-              <w:t>$710/</w:t>
+              <w:t>NTD</w:t>
+            </w:r>
+            <w:r>
+              <w:rPr>
+                <w:rFonts w:eastAsia="標楷體" w:hint="eastAsia"/>
+                <w:sz w:val="28"/>
+              </w:rPr>
+              <w:t>$</w:t>
+            </w:r>
+            <w:r>
+              <w:rPr>
+                <w:rFonts w:eastAsia="標楷體" w:hint="eastAsia"/>
+                <w:sz w:val="28"/>
+              </w:rPr>
+              <w:t>1,</w:t>
+            </w:r>
+            <w:r>
+              <w:rPr>
+                <w:rFonts w:eastAsia="標楷體" w:hint="eastAsia"/>
+                <w:sz w:val="28"/>
+              </w:rPr>
+              <w:t>710/</w:t>
             </w:r>
             <w:r>
               <w:rPr>
@@ -10466,7 +9803,7 @@
                 <w:bCs/>
                 <w:sz w:val="28"/>
               </w:rPr>
-              <w:t>$</w:t>
+              <w:t>NTD</w:t>
             </w:r>
             <w:r>
               <w:rPr>
@@ -10474,7 +9811,7 @@
                 <w:bCs/>
                 <w:sz w:val="28"/>
               </w:rPr>
-              <w:t>2</w:t>
+              <w:t>$</w:t>
             </w:r>
             <w:r>
               <w:rPr>
@@ -10482,7 +9819,7 @@
                 <w:bCs/>
                 <w:sz w:val="28"/>
               </w:rPr>
-              <w:t>,</w:t>
+              <w:t>25</w:t>
             </w:r>
             <w:r>
               <w:rPr>
@@ -10490,7 +9827,7 @@
                 <w:bCs/>
                 <w:sz w:val="28"/>
               </w:rPr>
-              <w:t>50</w:t>
+              <w:t>0,0</w:t>
             </w:r>
             <w:r>
               <w:rPr>
@@ -10498,7 +9835,7 @@
                 <w:bCs/>
                 <w:sz w:val="28"/>
               </w:rPr>
-              <w:t>0/</w:t>
+              <w:t>0</w:t>
             </w:r>
             <w:r>
               <w:rPr>
@@ -10506,32 +9843,40 @@
                 <w:bCs/>
                 <w:sz w:val="28"/>
               </w:rPr>
-              <w:t>月</w:t>
-            </w:r>
-          </w:p>
-        </w:tc>
-      </w:tr>
-      <w:tr>
-        <w:tc>
-          <w:tcPr>
-            <w:tcW w:w="2500" w:type="pct"/>
-            <w:vAlign w:val="center"/>
-          </w:tcPr>
-          <w:p>
-            <w:pPr>
-              <w:widowControl/>
-              <w:overflowPunct w:val="0"/>
-              <w:rPr>
-                <w:rFonts w:eastAsia="標楷體"/>
-                <w:sz w:val="28"/>
-              </w:rPr>
-            </w:pPr>
+              <w:t>0/</w:t>
+            </w:r>
             <w:r>
               <w:rPr>
                 <w:rFonts w:eastAsia="標楷體" w:hint="eastAsia"/>
                 <w:bCs/>
                 <w:sz w:val="28"/>
               </w:rPr>
+              <w:t>月</w:t>
+            </w:r>
+          </w:p>
+        </w:tc>
+      </w:tr>
+      <w:tr>
+        <w:tc>
+          <w:tcPr>
+            <w:tcW w:w="2500" w:type="pct"/>
+            <w:vAlign w:val="center"/>
+          </w:tcPr>
+          <w:p>
+            <w:pPr>
+              <w:widowControl/>
+              <w:overflowPunct w:val="0"/>
+              <w:rPr>
+                <w:rFonts w:eastAsia="標楷體"/>
+                <w:sz w:val="28"/>
+              </w:rPr>
+            </w:pPr>
+            <w:r>
+              <w:rPr>
+                <w:rFonts w:eastAsia="標楷體" w:hint="eastAsia"/>
+                <w:bCs/>
+                <w:sz w:val="28"/>
+              </w:rPr>
               <w:t>合作夥伴收入</w:t>
             </w:r>
           </w:p>
@@ -10557,7 +9902,7 @@
                 <w:bCs/>
                 <w:sz w:val="28"/>
               </w:rPr>
-              <w:t>$200/</w:t>
+              <w:t>NTD</w:t>
             </w:r>
             <w:r>
               <w:rPr>
@@ -10565,6 +9910,14 @@
                 <w:bCs/>
                 <w:sz w:val="28"/>
               </w:rPr>
+              <w:t>$200/</w:t>
+            </w:r>
+            <w:r>
+              <w:rPr>
+                <w:rFonts w:eastAsia="標楷體" w:hint="eastAsia"/>
+                <w:bCs/>
+                <w:sz w:val="28"/>
+              </w:rPr>
               <w:t>月</w:t>
             </w:r>
           </w:p>
@@ -10614,30 +9967,52 @@
             <w:r>
               <w:rPr>
                 <w:rFonts w:eastAsia="標楷體" w:hint="eastAsia"/>
+                <w:bCs/>
                 <w:sz w:val="28"/>
               </w:rPr>
-              <w:t>$</w:t>
+              <w:t>NTD</w:t>
             </w:r>
             <w:r>
               <w:rPr>
                 <w:rFonts w:eastAsia="標楷體" w:hint="eastAsia"/>
                 <w:sz w:val="28"/>
               </w:rPr>
-              <w:t>2</w:t>
+              <w:t>$</w:t>
             </w:r>
             <w:r>
               <w:rPr>
                 <w:rFonts w:eastAsia="標楷體" w:hint="eastAsia"/>
                 <w:sz w:val="28"/>
               </w:rPr>
-              <w:t>,</w:t>
+              <w:t>2</w:t>
             </w:r>
             <w:r>
               <w:rPr>
                 <w:rFonts w:eastAsia="標楷體" w:hint="eastAsia"/>
                 <w:sz w:val="28"/>
               </w:rPr>
-              <w:t>70</w:t>
+              <w:t>50</w:t>
+            </w:r>
+            <w:r>
+              <w:rPr>
+                <w:rFonts w:eastAsia="標楷體" w:hint="eastAsia"/>
+                <w:sz w:val="28"/>
+              </w:rPr>
+              <w:t>,</w:t>
+            </w:r>
+            <w:r>
+              <w:rPr>
+                <w:rFonts w:eastAsia="標楷體" w:hint="eastAsia"/>
+                <w:sz w:val="28"/>
+              </w:rPr>
+              <w:t>2</w:t>
+            </w:r>
+            <w:r>
+              <w:rPr>
+                <w:rFonts w:eastAsia="標楷體" w:hint="eastAsia"/>
+                <w:sz w:val="28"/>
+              </w:rPr>
+              <w:t>0</w:t>
             </w:r>
             <w:r>
               <w:rPr>
@@ -10774,15 +10149,15 @@
         <w:overflowPunct w:val="0"/>
         <w:jc w:val="both"/>
         <w:rPr>
+          <w:rFonts w:eastAsia="標楷體" w:hint="eastAsia"/>
+          <w:sz w:val="28"/>
+        </w:rPr>
+      </w:pPr>
+      <w:r>
+        <w:rPr>
           <w:rFonts w:eastAsia="標楷體"/>
           <w:sz w:val="28"/>
         </w:rPr>
-      </w:pPr>
-      <w:r>
-        <w:rPr>
-          <w:rFonts w:eastAsia="標楷體"/>
-          <w:sz w:val="28"/>
-        </w:rPr>
         <w:tab/>
       </w:r>
       <w:bookmarkStart w:id="31" w:name="_Toc167696213"/>
@@ -10793,34 +10168,27 @@
         </w:rPr>
         <w:t>(1)</w:t>
       </w:r>
+      <w:bookmarkEnd w:id="31"/>
       <w:r>
         <w:rPr>
           <w:rFonts w:eastAsia="標楷體" w:hint="eastAsia"/>
           <w:sz w:val="28"/>
         </w:rPr>
-        <w:t>客層：</w:t>
-      </w:r>
-      <w:bookmarkEnd w:id="31"/>
+        <w:t>中小型企業：</w:t>
+      </w:r>
       <w:r>
         <w:rPr>
           <w:rFonts w:eastAsia="標楷體" w:hint="eastAsia"/>
           <w:sz w:val="28"/>
         </w:rPr>
-        <w:t>所有導入</w:t>
+        <w:t>此企業多為傳統製造業供應鏈、電商、新創公司。這類單位的資安人員通常非專業技術人員，無法理解生硬的法規術語，企業又無法耗費高薪聘請專業人員，可能造成溝通與時間成本過高</w:t>
       </w:r>
       <w:r>
         <w:rPr>
           <w:rFonts w:eastAsia="標楷體" w:hint="eastAsia"/>
           <w:sz w:val="28"/>
         </w:rPr>
-        <w:t>ISMS</w:t>
-      </w:r>
-      <w:r>
-        <w:rPr>
-          <w:rFonts w:eastAsia="標楷體" w:hint="eastAsia"/>
-          <w:sz w:val="28"/>
-        </w:rPr>
-        <w:t>的單位之人員</w:t>
+        <w:t>，且效率低。</w:t>
       </w:r>
     </w:p>
     <w:p>
@@ -10831,26 +10199,73 @@
         <w:overflowPunct w:val="0"/>
         <w:jc w:val="both"/>
         <w:rPr>
+          <w:rFonts w:eastAsia="標楷體" w:hint="eastAsia"/>
+          <w:sz w:val="28"/>
+        </w:rPr>
+      </w:pPr>
+      <w:r>
+        <w:rPr>
           <w:rFonts w:eastAsia="標楷體"/>
           <w:sz w:val="28"/>
         </w:rPr>
-      </w:pPr>
-      <w:bookmarkStart w:id="32" w:name="_Toc167696215"/>
+        <w:tab/>
+      </w:r>
       <w:r>
         <w:rPr>
           <w:rFonts w:eastAsia="標楷體" w:hint="eastAsia"/>
           <w:sz w:val="28"/>
         </w:rPr>
-        <w:t xml:space="preserve">2. </w:t>
+        <w:t>(2)</w:t>
       </w:r>
       <w:r>
         <w:rPr>
           <w:rFonts w:eastAsia="標楷體" w:hint="eastAsia"/>
           <w:sz w:val="28"/>
         </w:rPr>
-        <w:t>目標市場：</w:t>
-      </w:r>
-      <w:bookmarkEnd w:id="32"/>
+        <w:t>中大型企業：具備議定規模之上櫃企業，企業內部通常有</w:t>
+      </w:r>
+      <w:r>
+        <w:rPr>
+          <w:rFonts w:eastAsia="標楷體" w:hint="eastAsia"/>
+          <w:sz w:val="28"/>
+        </w:rPr>
+        <w:t>1</w:t>
+      </w:r>
+      <w:r>
+        <w:rPr>
+          <w:rFonts w:eastAsia="標楷體" w:hint="eastAsia"/>
+          <w:sz w:val="28"/>
+        </w:rPr>
+        <w:t>至</w:t>
+      </w:r>
+      <w:r>
+        <w:rPr>
+          <w:rFonts w:eastAsia="標楷體" w:hint="eastAsia"/>
+          <w:sz w:val="28"/>
+        </w:rPr>
+        <w:t>2</w:t>
+      </w:r>
+      <w:r>
+        <w:rPr>
+          <w:rFonts w:eastAsia="標楷體" w:hint="eastAsia"/>
+          <w:sz w:val="28"/>
+        </w:rPr>
+        <w:t>名專業技術人員。這類企業雖然具備專業人力，但依舊採用傳統</w:t>
+      </w:r>
+      <w:r>
+        <w:rPr>
+          <w:rFonts w:eastAsia="標楷體" w:hint="eastAsia"/>
+          <w:sz w:val="28"/>
+        </w:rPr>
+        <w:t>Excel</w:t>
+      </w:r>
+      <w:r>
+        <w:rPr>
+          <w:rFonts w:eastAsia="標楷體" w:hint="eastAsia"/>
+          <w:sz w:val="28"/>
+        </w:rPr>
+        <w:t>進行盤點，需花費大量時間進行跨部門表單收發與事後審查，需花費大量時間成本。</w:t>
+      </w:r>
     </w:p>
     <w:p>
       <w:pPr>
@@ -10860,53 +10275,58 @@
         <w:overflowPunct w:val="0"/>
         <w:jc w:val="both"/>
         <w:rPr>
+          <w:rFonts w:eastAsia="標楷體" w:hint="eastAsia"/>
+          <w:sz w:val="28"/>
+        </w:rPr>
+      </w:pPr>
+      <w:r>
+        <w:rPr>
           <w:rFonts w:eastAsia="標楷體"/>
           <w:sz w:val="28"/>
         </w:rPr>
-      </w:pPr>
-      <w:r>
-        <w:rPr>
-          <w:rFonts w:eastAsia="標楷體"/>
-          <w:sz w:val="28"/>
-        </w:rPr>
         <w:tab/>
       </w:r>
-      <w:bookmarkStart w:id="33" w:name="_Toc167696216"/>
       <w:r>
         <w:rPr>
           <w:rFonts w:eastAsia="標楷體" w:hint="eastAsia"/>
           <w:sz w:val="28"/>
         </w:rPr>
-        <w:t>(1)</w:t>
-      </w:r>
-      <w:bookmarkEnd w:id="33"/>
+        <w:t>(</w:t>
+      </w:r>
       <w:r>
         <w:rPr>
           <w:rFonts w:eastAsia="標楷體" w:hint="eastAsia"/>
           <w:sz w:val="28"/>
         </w:rPr>
-        <w:t xml:space="preserve"> </w:t>
+        <w:t>3</w:t>
       </w:r>
       <w:r>
         <w:rPr>
           <w:rFonts w:eastAsia="標楷體" w:hint="eastAsia"/>
           <w:sz w:val="28"/>
         </w:rPr>
-        <w:t>所有導入</w:t>
+        <w:t>)</w:t>
       </w:r>
       <w:r>
         <w:rPr>
           <w:rFonts w:eastAsia="標楷體" w:hint="eastAsia"/>
           <w:sz w:val="28"/>
         </w:rPr>
-        <w:t>ISMS</w:t>
+        <w:t>金融與高科技集團：</w:t>
       </w:r>
       <w:r>
         <w:rPr>
           <w:rFonts w:eastAsia="標楷體" w:hint="eastAsia"/>
           <w:sz w:val="28"/>
         </w:rPr>
-        <w:t>的單位之人員</w:t>
+        <w:t>包含金控銀行、大型證券商、電信業者以及半導體上是大廠。此類</w:t>
+      </w:r>
+      <w:r>
+        <w:rPr>
+          <w:rFonts w:eastAsia="標楷體" w:hint="eastAsia"/>
+          <w:sz w:val="28"/>
+        </w:rPr>
+        <w:t>單位須將許多跨國伺服器、機房及複雜的供應鏈進行即時自動化動態關聯。</w:t>
       </w:r>
     </w:p>
     <w:p>
@@ -10921,22 +10341,22 @@
           <w:sz w:val="28"/>
         </w:rPr>
       </w:pPr>
-      <w:bookmarkStart w:id="34" w:name="_Toc167696217"/>
+      <w:bookmarkStart w:id="32" w:name="_Toc167696215"/>
       <w:r>
         <w:rPr>
           <w:rFonts w:eastAsia="標楷體" w:hint="eastAsia"/>
           <w:sz w:val="28"/>
         </w:rPr>
-        <w:t xml:space="preserve">3. </w:t>
+        <w:t xml:space="preserve">2. </w:t>
       </w:r>
       <w:r>
         <w:rPr>
           <w:rFonts w:eastAsia="標楷體" w:hint="eastAsia"/>
           <w:sz w:val="28"/>
         </w:rPr>
-        <w:t>產品定位：</w:t>
-      </w:r>
-      <w:bookmarkEnd w:id="34"/>
+        <w:t>目標市場：</w:t>
+      </w:r>
+      <w:bookmarkEnd w:id="32"/>
     </w:p>
     <w:p>
       <w:pPr>
@@ -10957,7 +10377,7 @@
         </w:rPr>
         <w:tab/>
       </w:r>
-      <w:bookmarkStart w:id="35" w:name="_Toc167696218"/>
+      <w:bookmarkStart w:id="33" w:name="_Toc167696216"/>
       <w:r>
         <w:rPr>
           <w:rFonts w:eastAsia="標楷體" w:hint="eastAsia"/>
@@ -10965,27 +10385,34 @@
         </w:rPr>
         <w:t>(1)</w:t>
       </w:r>
-      <w:bookmarkEnd w:id="35"/>
+      <w:bookmarkEnd w:id="33"/>
       <w:r>
         <w:rPr>
           <w:rFonts w:eastAsia="標楷體" w:hint="eastAsia"/>
           <w:sz w:val="28"/>
         </w:rPr>
-        <w:t>更有效率的</w:t>
+        <w:t xml:space="preserve"> </w:t>
       </w:r>
       <w:r>
         <w:rPr>
           <w:rFonts w:eastAsia="標楷體" w:hint="eastAsia"/>
           <w:sz w:val="28"/>
         </w:rPr>
-        <w:t>AI</w:t>
+        <w:t>所有導入</w:t>
       </w:r>
       <w:r>
         <w:rPr>
           <w:rFonts w:eastAsia="標楷體" w:hint="eastAsia"/>
           <w:sz w:val="28"/>
         </w:rPr>
-        <w:t>助理</w:t>
+        <w:t>ISMS</w:t>
+      </w:r>
+      <w:r>
+        <w:rPr>
+          <w:rFonts w:eastAsia="標楷體" w:hint="eastAsia"/>
+          <w:sz w:val="28"/>
+        </w:rPr>
+        <w:t>的單位之人員</w:t>
       </w:r>
     </w:p>
     <w:p>
@@ -11000,13 +10427,92 @@
           <w:sz w:val="28"/>
         </w:rPr>
       </w:pPr>
-      <w:r>
+      <w:bookmarkStart w:id="34" w:name="_Toc167696217"/>
+      <w:r>
+        <w:rPr>
+          <w:rFonts w:eastAsia="標楷體" w:hint="eastAsia"/>
+          <w:sz w:val="28"/>
+        </w:rPr>
+        <w:t xml:space="preserve">3. </w:t>
+      </w:r>
+      <w:r>
+        <w:rPr>
+          <w:rFonts w:eastAsia="標楷體" w:hint="eastAsia"/>
+          <w:sz w:val="28"/>
+        </w:rPr>
+        <w:t>產品定位：</w:t>
+      </w:r>
+      <w:bookmarkEnd w:id="34"/>
+    </w:p>
+    <w:p>
+      <w:pPr>
+        <w:tabs>
+          <w:tab w:val="num" w:pos="360"/>
+        </w:tabs>
+        <w:overflowPunct w:val="0"/>
+        <w:jc w:val="both"/>
         <w:rPr>
           <w:rFonts w:eastAsia="標楷體"/>
           <w:sz w:val="28"/>
         </w:rPr>
+      </w:pPr>
+      <w:r>
+        <w:rPr>
+          <w:rFonts w:eastAsia="標楷體"/>
+          <w:sz w:val="28"/>
+        </w:rPr>
         <w:tab/>
       </w:r>
+      <w:bookmarkStart w:id="35" w:name="_Toc167696218"/>
+      <w:r>
+        <w:rPr>
+          <w:rFonts w:eastAsia="標楷體" w:hint="eastAsia"/>
+          <w:sz w:val="28"/>
+        </w:rPr>
+        <w:t>(1)</w:t>
+      </w:r>
+      <w:bookmarkEnd w:id="35"/>
+      <w:r>
+        <w:rPr>
+          <w:rFonts w:eastAsia="標楷體" w:hint="eastAsia"/>
+          <w:sz w:val="28"/>
+        </w:rPr>
+        <w:t>更有效率的</w:t>
+      </w:r>
+      <w:r>
+        <w:rPr>
+          <w:rFonts w:eastAsia="標楷體" w:hint="eastAsia"/>
+          <w:sz w:val="28"/>
+        </w:rPr>
+        <w:t>AI</w:t>
+      </w:r>
+      <w:r>
+        <w:rPr>
+          <w:rFonts w:eastAsia="標楷體" w:hint="eastAsia"/>
+          <w:sz w:val="28"/>
+        </w:rPr>
+        <w:t>助理</w:t>
+      </w:r>
+    </w:p>
+    <w:p>
+      <w:pPr>
+        <w:tabs>
+          <w:tab w:val="num" w:pos="360"/>
+        </w:tabs>
+        <w:overflowPunct w:val="0"/>
+        <w:jc w:val="both"/>
+        <w:rPr>
+          <w:rFonts w:eastAsia="標楷體"/>
+          <w:sz w:val="28"/>
+        </w:rPr>
+      </w:pPr>
+      <w:r>
+        <w:rPr>
+          <w:rFonts w:eastAsia="標楷體"/>
+          <w:sz w:val="28"/>
+        </w:rPr>
+        <w:tab/>
+      </w:r>
       <w:bookmarkStart w:id="36" w:name="_Toc167696219"/>
       <w:r>
         <w:rPr>
@@ -11021,17 +10527,8 @@
           <w:rFonts w:eastAsia="標楷體" w:hint="eastAsia"/>
           <w:sz w:val="28"/>
         </w:rPr>
-        <w:t>即時</w:t>
-      </w:r>
-      <w:proofErr w:type="gramStart"/>
-      <w:r>
-        <w:rPr>
-          <w:rFonts w:eastAsia="標楷體" w:hint="eastAsia"/>
-          <w:sz w:val="28"/>
-        </w:rPr>
-        <w:t>追蹤資安風險</w:t>
-      </w:r>
-      <w:proofErr w:type="gramEnd"/>
+        <w:t>即時追蹤資安風險</w:t>
+      </w:r>
     </w:p>
     <w:p>
       <w:pPr>
@@ -11302,6 +10799,7 @@
                 <w:rFonts w:eastAsia="標楷體" w:hint="eastAsia"/>
                 <w:sz w:val="28"/>
               </w:rPr>
+              <w:lastRenderedPageBreak/>
               <w:t>動態追蹤風險</w:t>
             </w:r>
           </w:p>
@@ -11335,6 +10833,7 @@
                 <w:rFonts w:eastAsia="標楷體" w:hint="eastAsia"/>
                 <w:sz w:val="28"/>
               </w:rPr>
+              <w:lastRenderedPageBreak/>
               <w:t>AI</w:t>
             </w:r>
             <w:r>
@@ -11367,6 +10866,7 @@
                 <w:rFonts w:eastAsia="標楷體" w:hint="eastAsia"/>
                 <w:sz w:val="28"/>
               </w:rPr>
+              <w:lastRenderedPageBreak/>
               <w:t>開發、維護成本高</w:t>
             </w:r>
           </w:p>
@@ -11439,6 +10939,7 @@
                 <w:rFonts w:eastAsia="標楷體" w:hint="eastAsia"/>
                 <w:sz w:val="28"/>
               </w:rPr>
+              <w:lastRenderedPageBreak/>
               <w:t>機會</w:t>
             </w:r>
             <w:r>
@@ -11538,21 +11039,12 @@
                 <w:sz w:val="28"/>
               </w:rPr>
             </w:pPr>
-            <w:proofErr w:type="gramStart"/>
             <w:r>
               <w:rPr>
                 <w:rFonts w:eastAsia="標楷體" w:hint="eastAsia"/>
                 <w:sz w:val="28"/>
               </w:rPr>
-              <w:t>缺資安</w:t>
-            </w:r>
-            <w:proofErr w:type="gramEnd"/>
-            <w:r>
-              <w:rPr>
-                <w:rFonts w:eastAsia="標楷體" w:hint="eastAsia"/>
-                <w:sz w:val="28"/>
-              </w:rPr>
-              <w:t>人才</w:t>
+              <w:t>缺資安人才</w:t>
             </w:r>
           </w:p>
         </w:tc>
@@ -11659,7 +11151,6 @@
           <w:sz w:val="28"/>
           <w:szCs w:val="28"/>
         </w:rPr>
-        <w:lastRenderedPageBreak/>
         <w:t>表</w:t>
       </w:r>
       <w:r>
@@ -12297,21 +11788,12 @@
               <w:t>Secorion</w:t>
             </w:r>
             <w:proofErr w:type="spellEnd"/>
-            <w:proofErr w:type="gramStart"/>
             <w:r>
               <w:rPr>
                 <w:rFonts w:eastAsia="標楷體" w:hint="eastAsia"/>
                 <w:sz w:val="28"/>
               </w:rPr>
-              <w:t>資安合規</w:t>
-            </w:r>
-            <w:proofErr w:type="gramEnd"/>
-            <w:r>
-              <w:rPr>
-                <w:rFonts w:eastAsia="標楷體" w:hint="eastAsia"/>
-                <w:sz w:val="28"/>
-              </w:rPr>
-              <w:t>管理平台</w:t>
+              <w:t>資安合規管理平台</w:t>
             </w:r>
           </w:p>
         </w:tc>
@@ -12745,6 +12227,7 @@
                 <w:rFonts w:eastAsia="標楷體" w:hint="eastAsia"/>
                 <w:sz w:val="28"/>
               </w:rPr>
+              <w:lastRenderedPageBreak/>
               <w:t>系統導入成本</w:t>
             </w:r>
           </w:p>
@@ -12987,25 +12470,7 @@
           <w:sz w:val="28"/>
           <w:szCs w:val="28"/>
         </w:rPr>
-        <w:t>助使用者進行資訊資產盤點與風險評鑑，降低傳統人工評鑑所需的時間與專業門檻，並提升</w:t>
-      </w:r>
-      <w:proofErr w:type="gramStart"/>
-      <w:r>
-        <w:rPr>
-          <w:rFonts w:eastAsia="標楷體" w:hint="eastAsia"/>
-          <w:sz w:val="28"/>
-          <w:szCs w:val="28"/>
-        </w:rPr>
-        <w:t>整體資安管理</w:t>
-      </w:r>
-      <w:proofErr w:type="gramEnd"/>
-      <w:r>
-        <w:rPr>
-          <w:rFonts w:eastAsia="標楷體" w:hint="eastAsia"/>
-          <w:sz w:val="28"/>
-          <w:szCs w:val="28"/>
-        </w:rPr>
-        <w:t>效率。透過使用者輸入資產資料，結合</w:t>
+        <w:t>助使用者進行資訊資產盤點與風險評鑑，降低傳統人工評鑑所需的時間與專業門檻，並提升整體資安管理效率。透過使用者輸入資產資料，結合</w:t>
       </w:r>
       <w:r>
         <w:rPr>
@@ -13673,23 +13138,13 @@
         </w:rPr>
         <w:t>顯示本系統之整體架構。使用者透過前端介面操作系統，前端將請求傳送至後端伺服器，後端進行資料處理與風險分析後，將結果回傳至前端顯示，並將相關資料儲存於資料庫中。</w:t>
       </w:r>
-      <w:proofErr w:type="gramStart"/>
       <w:r>
         <w:rPr>
           <w:rFonts w:eastAsia="標楷體"/>
           <w:sz w:val="28"/>
           <w:szCs w:val="28"/>
         </w:rPr>
-        <w:t>此外，</w:t>
-      </w:r>
-      <w:proofErr w:type="gramEnd"/>
-      <w:r>
-        <w:rPr>
-          <w:rFonts w:eastAsia="標楷體"/>
-          <w:sz w:val="28"/>
-          <w:szCs w:val="28"/>
-        </w:rPr>
-        <w:t>後端亦可透過</w:t>
+        <w:t>此外，後端亦可透過</w:t>
       </w:r>
       <w:r>
         <w:rPr>
@@ -13873,25 +13328,39 @@
           <w:sz w:val="28"/>
           <w:szCs w:val="28"/>
         </w:rPr>
-        <w:t>，建置一套完整</w:t>
-      </w:r>
-      <w:proofErr w:type="gramStart"/>
+        <w:t>，建置一套完整的資安風險評估平台。考量現今使用者多透過不同裝置進行操作，本系統設計為跨平台網頁應用，支援電腦與行動裝置瀏覽器，</w:t>
+      </w:r>
+      <w:r>
+        <w:rPr>
+          <w:rFonts w:eastAsia="標楷體"/>
+          <w:sz w:val="28"/>
+          <w:szCs w:val="28"/>
+        </w:rPr>
+        <w:t>使用者</w:t>
+      </w:r>
       <w:r>
         <w:rPr>
           <w:rFonts w:eastAsia="標楷體" w:hint="eastAsia"/>
           <w:sz w:val="28"/>
           <w:szCs w:val="28"/>
         </w:rPr>
-        <w:t>的資安風險</w:t>
-      </w:r>
-      <w:proofErr w:type="gramEnd"/>
+        <w:t>可</w:t>
+      </w:r>
+      <w:r>
+        <w:rPr>
+          <w:rFonts w:eastAsia="標楷體"/>
+          <w:sz w:val="28"/>
+          <w:szCs w:val="28"/>
+        </w:rPr>
+        <w:t>隨時進行</w:t>
+      </w:r>
       <w:r>
         <w:rPr>
           <w:rFonts w:eastAsia="標楷體" w:hint="eastAsia"/>
           <w:sz w:val="28"/>
           <w:szCs w:val="28"/>
         </w:rPr>
-        <w:t>評估平台。考量現今使用者多透過不同裝置進行操作，本系統設計為跨平台網頁應用，支援電腦與行動裝置瀏覽器，</w:t>
+        <w:t>資產盤點與風險評鑑</w:t>
       </w:r>
       <w:r>
         <w:rPr>
@@ -13899,57 +13368,7 @@
           <w:sz w:val="28"/>
           <w:szCs w:val="28"/>
         </w:rPr>
-        <w:t>使用者</w:t>
-      </w:r>
-      <w:r>
-        <w:rPr>
-          <w:rFonts w:eastAsia="標楷體" w:hint="eastAsia"/>
-          <w:sz w:val="28"/>
-          <w:szCs w:val="28"/>
-        </w:rPr>
-        <w:t>可</w:t>
-      </w:r>
-      <w:r>
-        <w:rPr>
-          <w:rFonts w:eastAsia="標楷體"/>
-          <w:sz w:val="28"/>
-          <w:szCs w:val="28"/>
-        </w:rPr>
-        <w:t>隨時進行</w:t>
-      </w:r>
-      <w:r>
-        <w:rPr>
-          <w:rFonts w:eastAsia="標楷體" w:hint="eastAsia"/>
-          <w:sz w:val="28"/>
-          <w:szCs w:val="28"/>
-        </w:rPr>
-        <w:t>資產盤點與風險評鑑</w:t>
-      </w:r>
-      <w:r>
-        <w:rPr>
-          <w:rFonts w:eastAsia="標楷體"/>
-          <w:sz w:val="28"/>
-          <w:szCs w:val="28"/>
-        </w:rPr>
-        <w:t>。</w:t>
-      </w:r>
-      <w:proofErr w:type="gramStart"/>
-      <w:r>
-        <w:rPr>
-          <w:rFonts w:eastAsia="標楷體"/>
-          <w:sz w:val="28"/>
-          <w:szCs w:val="28"/>
-        </w:rPr>
-        <w:t>此外，</w:t>
-      </w:r>
-      <w:proofErr w:type="gramEnd"/>
-      <w:r>
-        <w:rPr>
-          <w:rFonts w:eastAsia="標楷體"/>
-          <w:sz w:val="28"/>
-          <w:szCs w:val="28"/>
-        </w:rPr>
-        <w:t>由於採用</w:t>
+        <w:t>。此外，由於採用</w:t>
       </w:r>
       <w:proofErr w:type="spellStart"/>
       <w:r>
@@ -15552,25 +14971,7 @@
           <w:sz w:val="28"/>
           <w:szCs w:val="28"/>
         </w:rPr>
-        <w:t>用於風險分析與建議生成，以提升分析效率與決策品質，並於資料傳送前進行敏感資訊去識別化處理，以降低敏感資料外</w:t>
-      </w:r>
-      <w:proofErr w:type="gramStart"/>
-      <w:r>
-        <w:rPr>
-          <w:rFonts w:eastAsia="標楷體"/>
-          <w:sz w:val="28"/>
-          <w:szCs w:val="28"/>
-        </w:rPr>
-        <w:t>洩</w:t>
-      </w:r>
-      <w:proofErr w:type="gramEnd"/>
-      <w:r>
-        <w:rPr>
-          <w:rFonts w:eastAsia="標楷體"/>
-          <w:sz w:val="28"/>
-          <w:szCs w:val="28"/>
-        </w:rPr>
-        <w:t>風險並提升資料安全性。</w:t>
+        <w:t>用於風險分析與建議生成，以提升分析效率與決策品質，並於資料傳送前進行敏感資訊去識別化處理，以降低敏感資料外洩風險並提升資料安全性。</w:t>
       </w:r>
     </w:p>
     <w:p>
@@ -15602,25 +15003,7 @@
           <w:sz w:val="28"/>
           <w:szCs w:val="28"/>
         </w:rPr>
-        <w:t>：為</w:t>
-      </w:r>
-      <w:proofErr w:type="gramStart"/>
-      <w:r>
-        <w:rPr>
-          <w:rFonts w:eastAsia="標楷體" w:hint="eastAsia"/>
-          <w:sz w:val="28"/>
-          <w:szCs w:val="28"/>
-        </w:rPr>
-        <w:t>輕量且功能</w:t>
-      </w:r>
-      <w:proofErr w:type="gramEnd"/>
-      <w:r>
-        <w:rPr>
-          <w:rFonts w:eastAsia="標楷體" w:hint="eastAsia"/>
-          <w:sz w:val="28"/>
-          <w:szCs w:val="28"/>
-        </w:rPr>
-        <w:t>完整之開發工具，支援多種程式語言與除錯功能，並可透過擴充套件提升開發效率，是本系統主要開發環境。</w:t>
+        <w:t>：為輕量且功能完整之開發工具，支援多種程式語言與除錯功能，並可透過擴充套件提升開發效率，是本系統主要開發環境。</w:t>
       </w:r>
     </w:p>
     <w:p>
@@ -15744,25 +15127,7 @@
           <w:sz w:val="28"/>
           <w:szCs w:val="28"/>
         </w:rPr>
-        <w:t>設計原則：作為前後端資料傳輸之設計依據，使系統架構</w:t>
-      </w:r>
-      <w:proofErr w:type="gramStart"/>
-      <w:r>
-        <w:rPr>
-          <w:rFonts w:eastAsia="標楷體" w:hint="eastAsia"/>
-          <w:sz w:val="28"/>
-          <w:szCs w:val="28"/>
-        </w:rPr>
-        <w:t>清晰，</w:t>
-      </w:r>
-      <w:proofErr w:type="gramEnd"/>
-      <w:r>
-        <w:rPr>
-          <w:rFonts w:eastAsia="標楷體" w:hint="eastAsia"/>
-          <w:sz w:val="28"/>
-          <w:szCs w:val="28"/>
-        </w:rPr>
-        <w:t>並提升系統之擴展性與維護性。</w:t>
+        <w:t>設計原則：作為前後端資料傳輸之設計依據，使系統架構清晰，並提升系統之擴展性與維護性。</w:t>
       </w:r>
     </w:p>
     <w:p>
@@ -17365,17 +16730,8 @@
                 <w:rFonts w:eastAsia="標楷體" w:hint="eastAsia"/>
                 <w:szCs w:val="22"/>
               </w:rPr>
-              <w:t>林紀</w:t>
-            </w:r>
-            <w:proofErr w:type="gramStart"/>
-            <w:r>
-              <w:rPr>
-                <w:rFonts w:eastAsia="標楷體" w:hint="eastAsia"/>
-                <w:szCs w:val="22"/>
-              </w:rPr>
-              <w:t>媗</w:t>
-            </w:r>
-            <w:proofErr w:type="gramEnd"/>
+              <w:t>林紀媗</w:t>
+            </w:r>
           </w:p>
         </w:tc>
         <w:tc>
@@ -17412,17 +16768,8 @@
                 <w:rFonts w:eastAsia="標楷體" w:hint="eastAsia"/>
                 <w:szCs w:val="22"/>
               </w:rPr>
-              <w:t>李昕</w:t>
-            </w:r>
-            <w:proofErr w:type="gramStart"/>
-            <w:r>
-              <w:rPr>
-                <w:rFonts w:eastAsia="標楷體" w:hint="eastAsia"/>
-                <w:szCs w:val="22"/>
-              </w:rPr>
-              <w:t>縈</w:t>
-            </w:r>
-            <w:proofErr w:type="gramEnd"/>
+              <w:t>李昕縈</w:t>
+            </w:r>
           </w:p>
         </w:tc>
         <w:tc>
@@ -17459,17 +16806,8 @@
                 <w:rFonts w:eastAsia="標楷體" w:hint="eastAsia"/>
                 <w:szCs w:val="22"/>
               </w:rPr>
-              <w:t>顏</w:t>
-            </w:r>
-            <w:proofErr w:type="gramStart"/>
-            <w:r>
-              <w:rPr>
-                <w:rFonts w:eastAsia="標楷體" w:hint="eastAsia"/>
-                <w:szCs w:val="22"/>
-              </w:rPr>
-              <w:t>珮倪</w:t>
-            </w:r>
-            <w:proofErr w:type="gramEnd"/>
+              <w:t>顏珮倪</w:t>
+            </w:r>
           </w:p>
         </w:tc>
         <w:tc>
@@ -17506,17 +16844,8 @@
                 <w:rFonts w:eastAsia="標楷體" w:hint="eastAsia"/>
                 <w:szCs w:val="22"/>
               </w:rPr>
-              <w:t>黃翊</w:t>
-            </w:r>
-            <w:proofErr w:type="gramStart"/>
-            <w:r>
-              <w:rPr>
-                <w:rFonts w:eastAsia="標楷體" w:hint="eastAsia"/>
-                <w:szCs w:val="22"/>
-              </w:rPr>
-              <w:t>甄</w:t>
-            </w:r>
-            <w:proofErr w:type="gramEnd"/>
+              <w:t>黃翊甄</w:t>
+            </w:r>
           </w:p>
         </w:tc>
         <w:tc>
@@ -23033,17 +22362,8 @@
                 <w:rFonts w:eastAsia="標楷體" w:hint="eastAsia"/>
                 <w:szCs w:val="22"/>
               </w:rPr>
-              <w:t>顏</w:t>
-            </w:r>
-            <w:proofErr w:type="gramStart"/>
-            <w:r>
-              <w:rPr>
-                <w:rFonts w:eastAsia="標楷體" w:hint="eastAsia"/>
-                <w:szCs w:val="22"/>
-              </w:rPr>
-              <w:t>珮倪</w:t>
-            </w:r>
-            <w:proofErr w:type="gramEnd"/>
+              <w:t>顏珮倪</w:t>
+            </w:r>
           </w:p>
         </w:tc>
         <w:tc>
@@ -23243,17 +22563,8 @@
                 <w:rFonts w:eastAsia="標楷體" w:hint="eastAsia"/>
                 <w:szCs w:val="22"/>
               </w:rPr>
-              <w:t>林紀</w:t>
-            </w:r>
-            <w:proofErr w:type="gramStart"/>
-            <w:r>
-              <w:rPr>
-                <w:rFonts w:eastAsia="標楷體" w:hint="eastAsia"/>
-                <w:szCs w:val="22"/>
-              </w:rPr>
-              <w:t>媗</w:t>
-            </w:r>
-            <w:proofErr w:type="gramEnd"/>
+              <w:t>林紀媗</w:t>
+            </w:r>
           </w:p>
         </w:tc>
         <w:tc>
@@ -23471,17 +22782,8 @@
                 <w:rFonts w:eastAsia="標楷體" w:hint="eastAsia"/>
                 <w:szCs w:val="22"/>
               </w:rPr>
-              <w:t>李昕</w:t>
-            </w:r>
-            <w:proofErr w:type="gramStart"/>
-            <w:r>
-              <w:rPr>
-                <w:rFonts w:eastAsia="標楷體" w:hint="eastAsia"/>
-                <w:szCs w:val="22"/>
-              </w:rPr>
-              <w:t>縈</w:t>
-            </w:r>
-            <w:proofErr w:type="gramEnd"/>
+              <w:t>李昕縈</w:t>
+            </w:r>
           </w:p>
         </w:tc>
         <w:tc>
@@ -23667,17 +22969,8 @@
                 <w:rFonts w:eastAsia="標楷體" w:hint="eastAsia"/>
                 <w:szCs w:val="22"/>
               </w:rPr>
-              <w:t>黃翊</w:t>
-            </w:r>
-            <w:proofErr w:type="gramStart"/>
-            <w:r>
-              <w:rPr>
-                <w:rFonts w:eastAsia="標楷體" w:hint="eastAsia"/>
-                <w:szCs w:val="22"/>
-              </w:rPr>
-              <w:t>甄</w:t>
-            </w:r>
-            <w:proofErr w:type="gramEnd"/>
+              <w:t>黃翊甄</w:t>
+            </w:r>
           </w:p>
         </w:tc>
         <w:tc>
@@ -24365,15 +23658,7 @@
                                 <w:b/>
                                 <w:bCs/>
                               </w:rPr>
-                              <w:t>顏</w:t>
-                            </w:r>
-                            <w:r>
-                              <w:rPr>
-                                <w:rFonts w:eastAsia="標楷體" w:hint="eastAsia"/>
-                                <w:b/>
-                                <w:bCs/>
-                              </w:rPr>
-                              <w:t>珮倪</w:t>
+                              <w:t>顏珮倪</w:t>
                             </w:r>
                           </w:p>
                         </w:txbxContent>
@@ -24522,15 +23807,7 @@
                                 <w:b/>
                                 <w:bCs/>
                               </w:rPr>
-                              <w:t>林紀</w:t>
-                            </w:r>
-                            <w:r>
-                              <w:rPr>
-                                <w:rFonts w:eastAsia="標楷體" w:hint="eastAsia"/>
-                                <w:b/>
-                                <w:bCs/>
-                              </w:rPr>
-                              <w:t>媗</w:t>
+                              <w:t>林紀媗</w:t>
                             </w:r>
                           </w:p>
                         </w:txbxContent>
@@ -24802,15 +24079,7 @@
                                 <w:b/>
                                 <w:bCs/>
                               </w:rPr>
-                              <w:t>李昕</w:t>
-                            </w:r>
-                            <w:r>
-                              <w:rPr>
-                                <w:rFonts w:eastAsia="標楷體" w:hint="eastAsia"/>
-                                <w:b/>
-                                <w:bCs/>
-                              </w:rPr>
-                              <w:t>縈</w:t>
+                              <w:t>李昕縈</w:t>
                             </w:r>
                           </w:p>
                         </w:txbxContent>
@@ -25124,21 +24393,12 @@
         </w:rPr>
         <w:t xml:space="preserve"> 11 </w:t>
       </w:r>
-      <w:proofErr w:type="gramStart"/>
       <w:r>
         <w:rPr>
           <w:rFonts w:eastAsia="標楷體" w:cs="標楷體"/>
           <w:color w:val="000000" w:themeColor="text1"/>
         </w:rPr>
-        <w:t>個</w:t>
-      </w:r>
-      <w:proofErr w:type="gramEnd"/>
-      <w:r>
-        <w:rPr>
-          <w:rFonts w:eastAsia="標楷體" w:cs="標楷體"/>
-          <w:color w:val="000000" w:themeColor="text1"/>
-        </w:rPr>
-        <w:t>月。為確保各模組能依序開發、彼此整合</w:t>
+        <w:t>個月。為確保各模組能依序開發、彼此整合</w:t>
       </w:r>
       <w:r>
         <w:rPr>
@@ -25245,7 +24505,6 @@
         </w:rPr>
         <w:t>各階段間具有依賴關係</w:t>
       </w:r>
-      <w:proofErr w:type="gramStart"/>
       <w:r>
         <w:rPr>
           <w:rFonts w:eastAsia="標楷體" w:cs="標楷體"/>
@@ -25253,7 +24512,6 @@
         </w:rPr>
         <w:t>——</w:t>
       </w:r>
-      <w:proofErr w:type="gramEnd"/>
       <w:r>
         <w:rPr>
           <w:rFonts w:eastAsia="標楷體" w:cs="標楷體"/>
@@ -25660,19 +24918,11 @@
                 <w:rFonts w:eastAsia="標楷體" w:cs="標楷體"/>
               </w:rPr>
             </w:pPr>
-            <w:proofErr w:type="gramStart"/>
-            <w:r>
-              <w:rPr>
-                <w:rFonts w:eastAsia="標楷體" w:cs="標楷體"/>
-              </w:rPr>
-              <w:t>資安課程</w:t>
-            </w:r>
-            <w:proofErr w:type="gramEnd"/>
-            <w:r>
-              <w:rPr>
-                <w:rFonts w:eastAsia="標楷體" w:cs="標楷體"/>
-              </w:rPr>
-              <w:t>、</w:t>
+            <w:r>
+              <w:rPr>
+                <w:rFonts w:eastAsia="標楷體" w:cs="標楷體"/>
+              </w:rPr>
+              <w:t>資安課程、</w:t>
             </w:r>
           </w:p>
         </w:tc>
@@ -25691,14 +24941,12 @@
                 <w:rFonts w:eastAsia="標楷體" w:cs="標楷體"/>
               </w:rPr>
             </w:pPr>
-            <w:proofErr w:type="gramStart"/>
             <w:r>
               <w:rPr>
                 <w:rFonts w:eastAsia="標楷體" w:cs="標楷體"/>
               </w:rPr>
               <w:t>完成資安課程</w:t>
             </w:r>
-            <w:proofErr w:type="gramEnd"/>
           </w:p>
         </w:tc>
       </w:tr>
@@ -25956,19 +25204,11 @@
                 <w:rFonts w:eastAsia="標楷體" w:cs="標楷體"/>
               </w:rPr>
             </w:pPr>
-            <w:proofErr w:type="gramStart"/>
-            <w:r>
-              <w:rPr>
-                <w:rFonts w:eastAsia="標楷體" w:cs="標楷體"/>
-              </w:rPr>
-              <w:t>三</w:t>
-            </w:r>
-            <w:proofErr w:type="gramEnd"/>
-            <w:r>
-              <w:rPr>
-                <w:rFonts w:eastAsia="標楷體" w:cs="標楷體"/>
-              </w:rPr>
-              <w:t>主題模組</w:t>
+            <w:r>
+              <w:rPr>
+                <w:rFonts w:eastAsia="標楷體" w:cs="標楷體"/>
+              </w:rPr>
+              <w:t>三主題模組</w:t>
             </w:r>
             <w:r>
               <w:rPr>
@@ -26667,18 +25907,8 @@
                 <w:b/>
                 <w:bCs/>
               </w:rPr>
-              <w:t>顏</w:t>
-            </w:r>
-            <w:proofErr w:type="gramStart"/>
-            <w:r>
-              <w:rPr>
-                <w:rFonts w:eastAsia="標楷體" w:cs="標楷體"/>
-                <w:b/>
-                <w:bCs/>
-              </w:rPr>
-              <w:t>珮倪</w:t>
-            </w:r>
-            <w:proofErr w:type="gramEnd"/>
+              <w:t>顏珮倪</w:t>
+            </w:r>
           </w:p>
         </w:tc>
         <w:tc>
@@ -26786,16 +26016,8 @@
               <w:rPr>
                 <w:rFonts w:eastAsia="標楷體" w:cs="標楷體"/>
               </w:rPr>
-              <w:t>林紀</w:t>
-            </w:r>
-            <w:proofErr w:type="gramStart"/>
-            <w:r>
-              <w:rPr>
-                <w:rFonts w:eastAsia="標楷體" w:cs="標楷體"/>
-              </w:rPr>
-              <w:t>媗</w:t>
-            </w:r>
-            <w:proofErr w:type="gramEnd"/>
+              <w:t>林紀媗</w:t>
+            </w:r>
           </w:p>
         </w:tc>
         <w:tc>
@@ -26903,16 +26125,8 @@
               <w:rPr>
                 <w:rFonts w:eastAsia="標楷體" w:cs="標楷體"/>
               </w:rPr>
-              <w:t>李昕</w:t>
-            </w:r>
-            <w:proofErr w:type="gramStart"/>
-            <w:r>
-              <w:rPr>
-                <w:rFonts w:eastAsia="標楷體" w:cs="標楷體"/>
-              </w:rPr>
-              <w:t>縈</w:t>
-            </w:r>
-            <w:proofErr w:type="gramEnd"/>
+              <w:t>李昕縈</w:t>
+            </w:r>
           </w:p>
         </w:tc>
         <w:tc>
@@ -27040,16 +26254,8 @@
               <w:rPr>
                 <w:rFonts w:eastAsia="標楷體" w:cs="標楷體"/>
               </w:rPr>
-              <w:t>黃翊</w:t>
-            </w:r>
-            <w:proofErr w:type="gramStart"/>
-            <w:r>
-              <w:rPr>
-                <w:rFonts w:eastAsia="標楷體" w:cs="標楷體"/>
-              </w:rPr>
-              <w:t>甄</w:t>
-            </w:r>
-            <w:proofErr w:type="gramEnd"/>
+              <w:t>黃翊甄</w:t>
+            </w:r>
           </w:p>
         </w:tc>
         <w:tc>
@@ -27255,23 +26461,7 @@
           <w:rFonts w:eastAsia="標楷體" w:cs="標楷體"/>
           <w:color w:val="000000" w:themeColor="text1"/>
         </w:rPr>
-        <w:t>本專題</w:t>
-      </w:r>
-      <w:proofErr w:type="gramStart"/>
-      <w:r>
-        <w:rPr>
-          <w:rFonts w:eastAsia="標楷體" w:cs="標楷體"/>
-          <w:color w:val="000000" w:themeColor="text1"/>
-        </w:rPr>
-        <w:t>採</w:t>
-      </w:r>
-      <w:proofErr w:type="gramEnd"/>
-      <w:r>
-        <w:rPr>
-          <w:rFonts w:eastAsia="標楷體" w:cs="標楷體"/>
-          <w:color w:val="000000" w:themeColor="text1"/>
-        </w:rPr>
-        <w:t>「</w:t>
+        <w:t>本專題採「</w:t>
       </w:r>
       <w:r>
         <w:rPr>
@@ -27435,7 +26625,6 @@
         </w:rPr>
         <w:t xml:space="preserve">11 </w:t>
       </w:r>
-      <w:proofErr w:type="gramStart"/>
       <w:r>
         <w:rPr>
           <w:rFonts w:eastAsia="標楷體" w:cs="標楷體"/>
@@ -27443,9 +26632,60 @@
           <w:bCs/>
           <w:color w:val="000000" w:themeColor="text1"/>
         </w:rPr>
-        <w:t>個</w:t>
-      </w:r>
-      <w:proofErr w:type="gramEnd"/>
+        <w:t>個系統作業</w:t>
+      </w:r>
+      <w:r>
+        <w:rPr>
+          <w:rFonts w:eastAsia="標楷體" w:cs="標楷體"/>
+          <w:color w:val="000000" w:themeColor="text1"/>
+        </w:rPr>
+        <w:t>之功能類別</w:t>
+      </w:r>
+      <w:r>
+        <w:rPr>
+          <w:rFonts w:eastAsia="標楷體" w:cs="標楷體"/>
+          <w:color w:val="000000" w:themeColor="text1"/>
+        </w:rPr>
+        <w:t>,</w:t>
+      </w:r>
+      <w:r>
+        <w:rPr>
+          <w:rFonts w:eastAsia="標楷體" w:cs="標楷體"/>
+          <w:color w:val="000000" w:themeColor="text1"/>
+        </w:rPr>
+        <w:t>各包一組進行開發</w:t>
+      </w:r>
+    </w:p>
+    <w:p>
+      <w:pPr>
+        <w:rPr>
+          <w:rFonts w:eastAsia="標楷體" w:cs="標楷體"/>
+          <w:color w:val="000000" w:themeColor="text1"/>
+        </w:rPr>
+      </w:pPr>
+      <w:r>
+        <w:rPr>
+          <w:rFonts w:eastAsia="標楷體" w:cs="標楷體"/>
+          <w:color w:val="000000" w:themeColor="text1"/>
+        </w:rPr>
+        <w:t>此分工架構之優點</w:t>
+      </w:r>
+      <w:r>
+        <w:rPr>
+          <w:rFonts w:eastAsia="標楷體" w:cs="標楷體"/>
+          <w:color w:val="000000" w:themeColor="text1"/>
+        </w:rPr>
+        <w:t>:</w:t>
+      </w:r>
+    </w:p>
+    <w:p>
+      <w:pPr>
+        <w:ind w:left="720"/>
+        <w:rPr>
+          <w:rFonts w:eastAsia="標楷體" w:cs="標楷體"/>
+          <w:color w:val="000000" w:themeColor="text1"/>
+        </w:rPr>
+      </w:pPr>
       <w:r>
         <w:rPr>
           <w:rFonts w:eastAsia="標楷體" w:cs="標楷體"/>
@@ -27453,50 +26693,35 @@
           <w:bCs/>
           <w:color w:val="000000" w:themeColor="text1"/>
         </w:rPr>
-        <w:t>系統作業</w:t>
+        <w:t>基礎建設與業務邏輯解耦</w:t>
       </w:r>
       <w:r>
         <w:rPr>
           <w:rFonts w:eastAsia="標楷體" w:cs="標楷體"/>
           <w:color w:val="000000" w:themeColor="text1"/>
         </w:rPr>
-        <w:t>之功能類別</w:t>
+        <w:t>:</w:t>
       </w:r>
       <w:r>
         <w:rPr>
           <w:rFonts w:eastAsia="標楷體" w:cs="標楷體"/>
           <w:color w:val="000000" w:themeColor="text1"/>
         </w:rPr>
-        <w:t>,</w:t>
+        <w:t>前端與資料庫由單一成員統一規劃</w:t>
       </w:r>
       <w:r>
         <w:rPr>
           <w:rFonts w:eastAsia="標楷體" w:cs="標楷體"/>
           <w:color w:val="000000" w:themeColor="text1"/>
         </w:rPr>
-        <w:t>各包一組進行開發</w:t>
-      </w:r>
-    </w:p>
-    <w:p>
-      <w:pPr>
+        <w:t>,</w:t>
+      </w:r>
+      <w:r>
         <w:rPr>
           <w:rFonts w:eastAsia="標楷體" w:cs="標楷體"/>
           <w:color w:val="000000" w:themeColor="text1"/>
         </w:rPr>
-      </w:pPr>
-      <w:r>
-        <w:rPr>
-          <w:rFonts w:eastAsia="標楷體" w:cs="標楷體"/>
-          <w:color w:val="000000" w:themeColor="text1"/>
-        </w:rPr>
-        <w:t>此分工架構之優點</w:t>
-      </w:r>
-      <w:r>
-        <w:rPr>
-          <w:rFonts w:eastAsia="標楷體" w:cs="標楷體"/>
-          <w:color w:val="000000" w:themeColor="text1"/>
-        </w:rPr>
-        <w:t>:</w:t>
+        <w:t>避免介面不一致</w:t>
       </w:r>
     </w:p>
     <w:p>
@@ -27514,9 +26739,59 @@
           <w:bCs/>
           <w:color w:val="000000" w:themeColor="text1"/>
         </w:rPr>
-        <w:t>基礎建設與業務邏輯解</w:t>
-      </w:r>
-      <w:proofErr w:type="gramStart"/>
+        <w:t>介面契約優先</w:t>
+      </w:r>
+      <w:r>
+        <w:rPr>
+          <w:rFonts w:eastAsia="標楷體" w:cs="標楷體"/>
+          <w:color w:val="000000" w:themeColor="text1"/>
+        </w:rPr>
+        <w:t>:</w:t>
+      </w:r>
+      <w:r>
+        <w:rPr>
+          <w:rFonts w:eastAsia="標楷體" w:cs="標楷體"/>
+          <w:color w:val="000000" w:themeColor="text1"/>
+        </w:rPr>
+        <w:t>作業之間透過</w:t>
+      </w:r>
+      <w:r>
+        <w:rPr>
+          <w:rFonts w:eastAsia="標楷體" w:cs="標楷體"/>
+          <w:color w:val="000000" w:themeColor="text1"/>
+        </w:rPr>
+        <w:t xml:space="preserve"> RESTful API </w:t>
+      </w:r>
+      <w:r>
+        <w:rPr>
+          <w:rFonts w:eastAsia="標楷體" w:cs="標楷體"/>
+          <w:color w:val="000000" w:themeColor="text1"/>
+        </w:rPr>
+        <w:t>介接</w:t>
+      </w:r>
+      <w:r>
+        <w:rPr>
+          <w:rFonts w:eastAsia="標楷體" w:cs="標楷體"/>
+          <w:color w:val="000000" w:themeColor="text1"/>
+        </w:rPr>
+        <w:t>,</w:t>
+      </w:r>
+      <w:r>
+        <w:rPr>
+          <w:rFonts w:eastAsia="標楷體" w:cs="標楷體"/>
+          <w:color w:val="000000" w:themeColor="text1"/>
+        </w:rPr>
+        <w:t>允許各成員平行開發</w:t>
+      </w:r>
+    </w:p>
+    <w:p>
+      <w:pPr>
+        <w:ind w:left="720"/>
+        <w:rPr>
+          <w:rFonts w:eastAsia="標楷體" w:cs="標楷體"/>
+          <w:color w:val="000000" w:themeColor="text1"/>
+        </w:rPr>
+      </w:pPr>
       <w:r>
         <w:rPr>
           <w:rFonts w:eastAsia="標楷體" w:cs="標楷體"/>
@@ -27524,9 +26799,8 @@
           <w:bCs/>
           <w:color w:val="000000" w:themeColor="text1"/>
         </w:rPr>
-        <w:t>耦</w:t>
-      </w:r>
-      <w:proofErr w:type="gramEnd"/>
+        <w:t>整合定期化</w:t>
+      </w:r>
       <w:r>
         <w:rPr>
           <w:rFonts w:eastAsia="標楷體" w:cs="標楷體"/>
@@ -27539,7 +26813,7 @@
           <w:rFonts w:eastAsia="標楷體" w:cs="標楷體"/>
           <w:color w:val="000000" w:themeColor="text1"/>
         </w:rPr>
-        <w:t>前端與資料庫由單一成員統一規劃</w:t>
+        <w:t>每週例會檢核模組整合狀況</w:t>
       </w:r>
       <w:r>
         <w:rPr>
@@ -27553,17 +26827,39 @@
           <w:rFonts w:eastAsia="標楷體" w:cs="標楷體"/>
           <w:color w:val="000000" w:themeColor="text1"/>
         </w:rPr>
-        <w:t>避免介面不一致</w:t>
+        <w:t>避免最後一週才發現問題</w:t>
       </w:r>
     </w:p>
     <w:p>
       <w:pPr>
-        <w:ind w:left="720"/>
         <w:rPr>
           <w:rFonts w:eastAsia="標楷體" w:cs="標楷體"/>
           <w:color w:val="000000" w:themeColor="text1"/>
         </w:rPr>
       </w:pPr>
+    </w:p>
+    <w:p>
+      <w:pPr>
+        <w:rPr>
+          <w:rFonts w:eastAsia="標楷體" w:cs="標楷體"/>
+          <w:color w:val="000000" w:themeColor="text1"/>
+        </w:rPr>
+      </w:pPr>
+    </w:p>
+    <w:p>
+      <w:pPr>
+        <w:rPr>
+          <w:rFonts w:eastAsia="標楷體" w:cs="標楷體"/>
+          <w:color w:val="000000" w:themeColor="text1"/>
+        </w:rPr>
+      </w:pPr>
+      <w:r>
+        <w:rPr>
+          <w:rFonts w:eastAsia="標楷體" w:cs="標楷體"/>
+          <w:color w:val="000000" w:themeColor="text1"/>
+        </w:rPr>
+        <w:t>依「</w:t>
+      </w:r>
       <w:r>
         <w:rPr>
           <w:rFonts w:eastAsia="標楷體" w:cs="標楷體"/>
@@ -27571,44 +26867,42 @@
           <w:bCs/>
           <w:color w:val="000000" w:themeColor="text1"/>
         </w:rPr>
-        <w:t>介面契約優先</w:t>
+        <w:t>利害關係人目標表</w:t>
       </w:r>
       <w:r>
         <w:rPr>
           <w:rFonts w:eastAsia="標楷體" w:cs="標楷體"/>
           <w:color w:val="000000" w:themeColor="text1"/>
         </w:rPr>
-        <w:t>:</w:t>
+        <w:t>」</w:t>
       </w:r>
       <w:r>
         <w:rPr>
           <w:rFonts w:eastAsia="標楷體" w:cs="標楷體"/>
           <w:color w:val="000000" w:themeColor="text1"/>
         </w:rPr>
-        <w:t>作業之間透過</w:t>
+        <w:t>,</w:t>
       </w:r>
       <w:r>
         <w:rPr>
           <w:rFonts w:eastAsia="標楷體" w:cs="標楷體"/>
           <w:color w:val="000000" w:themeColor="text1"/>
         </w:rPr>
-        <w:t xml:space="preserve"> RESTful API </w:t>
-      </w:r>
-      <w:proofErr w:type="gramStart"/>
+        <w:t>系統服務</w:t>
+      </w:r>
       <w:r>
         <w:rPr>
           <w:rFonts w:eastAsia="標楷體" w:cs="標楷體"/>
           <w:color w:val="000000" w:themeColor="text1"/>
         </w:rPr>
-        <w:t>介</w:t>
-      </w:r>
-      <w:proofErr w:type="gramEnd"/>
+        <w:t xml:space="preserve"> 3 </w:t>
+      </w:r>
       <w:r>
         <w:rPr>
           <w:rFonts w:eastAsia="標楷體" w:cs="標楷體"/>
           <w:color w:val="000000" w:themeColor="text1"/>
         </w:rPr>
-        <w:t>接</w:t>
+        <w:t>類使用者</w:t>
       </w:r>
       <w:r>
         <w:rPr>
@@ -27622,181 +26916,21 @@
           <w:rFonts w:eastAsia="標楷體" w:cs="標楷體"/>
           <w:color w:val="000000" w:themeColor="text1"/>
         </w:rPr>
-        <w:t>允許各成員平行開發</w:t>
-      </w:r>
-    </w:p>
-    <w:p>
-      <w:pPr>
-        <w:ind w:left="720"/>
+        <w:t>對應到</w:t>
+      </w:r>
+      <w:r>
         <w:rPr>
           <w:rFonts w:eastAsia="標楷體" w:cs="標楷體"/>
           <w:color w:val="000000" w:themeColor="text1"/>
         </w:rPr>
-      </w:pPr>
-      <w:r>
-        <w:rPr>
-          <w:rFonts w:eastAsia="標楷體" w:cs="標楷體"/>
-          <w:b/>
-          <w:bCs/>
-          <w:color w:val="000000" w:themeColor="text1"/>
-        </w:rPr>
-        <w:t>整合定期化</w:t>
+        <w:t xml:space="preserve"> 11 </w:t>
       </w:r>
       <w:r>
         <w:rPr>
           <w:rFonts w:eastAsia="標楷體" w:cs="標楷體"/>
           <w:color w:val="000000" w:themeColor="text1"/>
         </w:rPr>
-        <w:t>:</w:t>
-      </w:r>
-      <w:r>
-        <w:rPr>
-          <w:rFonts w:eastAsia="標楷體" w:cs="標楷體"/>
-          <w:color w:val="000000" w:themeColor="text1"/>
-        </w:rPr>
-        <w:t>每週例會檢核模組整合狀況</w:t>
-      </w:r>
-      <w:r>
-        <w:rPr>
-          <w:rFonts w:eastAsia="標楷體" w:cs="標楷體"/>
-          <w:color w:val="000000" w:themeColor="text1"/>
-        </w:rPr>
-        <w:t>,</w:t>
-      </w:r>
-      <w:r>
-        <w:rPr>
-          <w:rFonts w:eastAsia="標楷體" w:cs="標楷體"/>
-          <w:color w:val="000000" w:themeColor="text1"/>
-        </w:rPr>
-        <w:t>避免最後</w:t>
-      </w:r>
-      <w:proofErr w:type="gramStart"/>
-      <w:r>
-        <w:rPr>
-          <w:rFonts w:eastAsia="標楷體" w:cs="標楷體"/>
-          <w:color w:val="000000" w:themeColor="text1"/>
-        </w:rPr>
-        <w:t>一週</w:t>
-      </w:r>
-      <w:proofErr w:type="gramEnd"/>
-      <w:r>
-        <w:rPr>
-          <w:rFonts w:eastAsia="標楷體" w:cs="標楷體"/>
-          <w:color w:val="000000" w:themeColor="text1"/>
-        </w:rPr>
-        <w:t>才發現問題</w:t>
-      </w:r>
-    </w:p>
-    <w:p>
-      <w:pPr>
-        <w:rPr>
-          <w:rFonts w:eastAsia="標楷體" w:cs="標楷體"/>
-          <w:color w:val="000000" w:themeColor="text1"/>
-        </w:rPr>
-      </w:pPr>
-    </w:p>
-    <w:p>
-      <w:pPr>
-        <w:rPr>
-          <w:rFonts w:eastAsia="標楷體" w:cs="標楷體"/>
-          <w:color w:val="000000" w:themeColor="text1"/>
-        </w:rPr>
-      </w:pPr>
-    </w:p>
-    <w:p>
-      <w:pPr>
-        <w:rPr>
-          <w:rFonts w:eastAsia="標楷體" w:cs="標楷體"/>
-          <w:color w:val="000000" w:themeColor="text1"/>
-        </w:rPr>
-      </w:pPr>
-      <w:r>
-        <w:rPr>
-          <w:rFonts w:eastAsia="標楷體" w:cs="標楷體"/>
-          <w:color w:val="000000" w:themeColor="text1"/>
-        </w:rPr>
-        <w:t>依「</w:t>
-      </w:r>
-      <w:r>
-        <w:rPr>
-          <w:rFonts w:eastAsia="標楷體" w:cs="標楷體"/>
-          <w:b/>
-          <w:bCs/>
-          <w:color w:val="000000" w:themeColor="text1"/>
-        </w:rPr>
-        <w:t>利害關係人目標表</w:t>
-      </w:r>
-      <w:r>
-        <w:rPr>
-          <w:rFonts w:eastAsia="標楷體" w:cs="標楷體"/>
-          <w:color w:val="000000" w:themeColor="text1"/>
-        </w:rPr>
-        <w:t>」</w:t>
-      </w:r>
-      <w:r>
-        <w:rPr>
-          <w:rFonts w:eastAsia="標楷體" w:cs="標楷體"/>
-          <w:color w:val="000000" w:themeColor="text1"/>
-        </w:rPr>
-        <w:t>,</w:t>
-      </w:r>
-      <w:r>
-        <w:rPr>
-          <w:rFonts w:eastAsia="標楷體" w:cs="標楷體"/>
-          <w:color w:val="000000" w:themeColor="text1"/>
-        </w:rPr>
-        <w:t>系統服務</w:t>
-      </w:r>
-      <w:r>
-        <w:rPr>
-          <w:rFonts w:eastAsia="標楷體" w:cs="標楷體"/>
-          <w:color w:val="000000" w:themeColor="text1"/>
-        </w:rPr>
-        <w:t xml:space="preserve"> 3 </w:t>
-      </w:r>
-      <w:r>
-        <w:rPr>
-          <w:rFonts w:eastAsia="標楷體" w:cs="標楷體"/>
-          <w:color w:val="000000" w:themeColor="text1"/>
-        </w:rPr>
-        <w:t>類使用者</w:t>
-      </w:r>
-      <w:r>
-        <w:rPr>
-          <w:rFonts w:eastAsia="標楷體" w:cs="標楷體"/>
-          <w:color w:val="000000" w:themeColor="text1"/>
-        </w:rPr>
-        <w:t>,</w:t>
-      </w:r>
-      <w:r>
-        <w:rPr>
-          <w:rFonts w:eastAsia="標楷體" w:cs="標楷體"/>
-          <w:color w:val="000000" w:themeColor="text1"/>
-        </w:rPr>
-        <w:t>對應到</w:t>
-      </w:r>
-      <w:r>
-        <w:rPr>
-          <w:rFonts w:eastAsia="標楷體" w:cs="標楷體"/>
-          <w:color w:val="000000" w:themeColor="text1"/>
-        </w:rPr>
-        <w:t xml:space="preserve"> 11 </w:t>
-      </w:r>
-      <w:proofErr w:type="gramStart"/>
-      <w:r>
-        <w:rPr>
-          <w:rFonts w:eastAsia="標楷體" w:cs="標楷體"/>
-          <w:color w:val="000000" w:themeColor="text1"/>
-        </w:rPr>
-        <w:t>個</w:t>
-      </w:r>
-      <w:proofErr w:type="gramEnd"/>
-      <w:r>
-        <w:rPr>
-          <w:rFonts w:eastAsia="標楷體" w:cs="標楷體"/>
-          <w:color w:val="000000" w:themeColor="text1"/>
-        </w:rPr>
-        <w:t>系統作業</w:t>
+        <w:t>個系統作業</w:t>
       </w:r>
       <w:r>
         <w:rPr>
@@ -28029,7 +27163,6 @@
                 <w:rFonts w:eastAsia="標楷體" w:cs="標楷體"/>
               </w:rPr>
             </w:pPr>
-            <w:proofErr w:type="gramStart"/>
             <w:r>
               <w:rPr>
                 <w:rFonts w:eastAsia="標楷體" w:cs="標楷體"/>
@@ -28038,7 +27171,6 @@
               </w:rPr>
               <w:t>資安管理員</w:t>
             </w:r>
-            <w:proofErr w:type="gramEnd"/>
             <w:r>
               <w:rPr>
                 <w:rFonts w:eastAsia="標楷體" w:cs="標楷體"/>
@@ -28189,21 +27321,12 @@
         </w:rPr>
         <w:t xml:space="preserve">,11 </w:t>
       </w:r>
-      <w:proofErr w:type="gramStart"/>
       <w:r>
         <w:rPr>
           <w:rFonts w:eastAsia="標楷體" w:cs="標楷體"/>
           <w:color w:val="000000" w:themeColor="text1"/>
         </w:rPr>
-        <w:t>個</w:t>
-      </w:r>
-      <w:proofErr w:type="gramEnd"/>
-      <w:r>
-        <w:rPr>
-          <w:rFonts w:eastAsia="標楷體" w:cs="標楷體"/>
-          <w:color w:val="000000" w:themeColor="text1"/>
-        </w:rPr>
-        <w:t>作業之主責分配如下</w:t>
+        <w:t>個作業之主責分配如下</w:t>
       </w:r>
       <w:r>
         <w:rPr>
@@ -28449,18 +27572,8 @@
                 <w:b/>
                 <w:bCs/>
               </w:rPr>
-              <w:t>顏</w:t>
-            </w:r>
-            <w:proofErr w:type="gramStart"/>
-            <w:r>
-              <w:rPr>
-                <w:rFonts w:eastAsia="標楷體" w:cs="標楷體"/>
-                <w:b/>
-                <w:bCs/>
-              </w:rPr>
-              <w:t>珮倪</w:t>
-            </w:r>
-            <w:proofErr w:type="gramEnd"/>
+              <w:t>顏珮倪</w:t>
+            </w:r>
             <w:r>
               <w:rPr>
                 <w:rFonts w:eastAsia="標楷體" w:cs="標楷體"/>
@@ -28589,18 +27702,8 @@
                 <w:b/>
                 <w:bCs/>
               </w:rPr>
-              <w:t>林紀</w:t>
-            </w:r>
-            <w:proofErr w:type="gramStart"/>
-            <w:r>
-              <w:rPr>
-                <w:rFonts w:eastAsia="標楷體" w:cs="標楷體"/>
-                <w:b/>
-                <w:bCs/>
-              </w:rPr>
-              <w:t>媗</w:t>
-            </w:r>
-            <w:proofErr w:type="gramEnd"/>
+              <w:t>林紀媗</w:t>
+            </w:r>
           </w:p>
         </w:tc>
         <w:tc>
@@ -28721,18 +27824,8 @@
                 <w:b/>
                 <w:bCs/>
               </w:rPr>
-              <w:t>林紀</w:t>
-            </w:r>
-            <w:proofErr w:type="gramStart"/>
-            <w:r>
-              <w:rPr>
-                <w:rFonts w:eastAsia="標楷體" w:cs="標楷體"/>
-                <w:b/>
-                <w:bCs/>
-              </w:rPr>
-              <w:t>媗</w:t>
-            </w:r>
-            <w:proofErr w:type="gramEnd"/>
+              <w:t>林紀媗</w:t>
+            </w:r>
           </w:p>
         </w:tc>
         <w:tc>
@@ -28853,18 +27946,8 @@
                 <w:b/>
                 <w:bCs/>
               </w:rPr>
-              <w:t>林紀</w:t>
-            </w:r>
-            <w:proofErr w:type="gramStart"/>
-            <w:r>
-              <w:rPr>
-                <w:rFonts w:eastAsia="標楷體" w:cs="標楷體"/>
-                <w:b/>
-                <w:bCs/>
-              </w:rPr>
-              <w:t>媗</w:t>
-            </w:r>
-            <w:proofErr w:type="gramEnd"/>
+              <w:t>林紀媗</w:t>
+            </w:r>
           </w:p>
         </w:tc>
         <w:tc>
@@ -28985,18 +28068,8 @@
                 <w:b/>
                 <w:bCs/>
               </w:rPr>
-              <w:t>林紀</w:t>
-            </w:r>
-            <w:proofErr w:type="gramStart"/>
-            <w:r>
-              <w:rPr>
-                <w:rFonts w:eastAsia="標楷體" w:cs="標楷體"/>
-                <w:b/>
-                <w:bCs/>
-              </w:rPr>
-              <w:t>媗</w:t>
-            </w:r>
-            <w:proofErr w:type="gramEnd"/>
+              <w:t>林紀媗</w:t>
+            </w:r>
           </w:p>
         </w:tc>
         <w:tc>
@@ -29383,18 +28456,8 @@
                 <w:b/>
                 <w:bCs/>
               </w:rPr>
-              <w:t>李昕</w:t>
-            </w:r>
-            <w:proofErr w:type="gramStart"/>
-            <w:r>
-              <w:rPr>
-                <w:rFonts w:eastAsia="標楷體" w:cs="標楷體"/>
-                <w:b/>
-                <w:bCs/>
-              </w:rPr>
-              <w:t>縈</w:t>
-            </w:r>
-            <w:proofErr w:type="gramEnd"/>
+              <w:t>李昕縈</w:t>
+            </w:r>
           </w:p>
         </w:tc>
         <w:tc>
@@ -29527,18 +28590,8 @@
                 <w:b/>
                 <w:bCs/>
               </w:rPr>
-              <w:t>李昕</w:t>
-            </w:r>
-            <w:proofErr w:type="gramStart"/>
-            <w:r>
-              <w:rPr>
-                <w:rFonts w:eastAsia="標楷體" w:cs="標楷體"/>
-                <w:b/>
-                <w:bCs/>
-              </w:rPr>
-              <w:t>縈</w:t>
-            </w:r>
-            <w:proofErr w:type="gramEnd"/>
+              <w:t>李昕縈</w:t>
+            </w:r>
           </w:p>
         </w:tc>
         <w:tc>
@@ -29579,14 +28632,12 @@
                 <w:rFonts w:eastAsia="標楷體" w:cs="標楷體"/>
               </w:rPr>
             </w:pPr>
-            <w:proofErr w:type="gramStart"/>
             <w:r>
               <w:rPr>
                 <w:rFonts w:eastAsia="標楷體" w:cs="標楷體"/>
               </w:rPr>
               <w:t>資安管理員</w:t>
             </w:r>
-            <w:proofErr w:type="gramEnd"/>
           </w:p>
         </w:tc>
       </w:tr>
@@ -29661,18 +28712,8 @@
                 <w:b/>
                 <w:bCs/>
               </w:rPr>
-              <w:t>顏</w:t>
-            </w:r>
-            <w:proofErr w:type="gramStart"/>
-            <w:r>
-              <w:rPr>
-                <w:rFonts w:eastAsia="標楷體" w:cs="標楷體"/>
-                <w:b/>
-                <w:bCs/>
-              </w:rPr>
-              <w:t>珮倪</w:t>
-            </w:r>
-            <w:proofErr w:type="gramEnd"/>
+              <w:t>顏珮倪</w:t>
+            </w:r>
             <w:r>
               <w:rPr>
                 <w:rFonts w:eastAsia="標楷體" w:cs="標楷體"/>
@@ -29801,18 +28842,8 @@
                 <w:b/>
                 <w:bCs/>
               </w:rPr>
-              <w:t>顏</w:t>
-            </w:r>
-            <w:proofErr w:type="gramStart"/>
-            <w:r>
-              <w:rPr>
-                <w:rFonts w:eastAsia="標楷體" w:cs="標楷體"/>
-                <w:b/>
-                <w:bCs/>
-              </w:rPr>
-              <w:t>珮倪</w:t>
-            </w:r>
-            <w:proofErr w:type="gramEnd"/>
+              <w:t>顏珮倪</w:t>
+            </w:r>
             <w:r>
               <w:rPr>
                 <w:rFonts w:eastAsia="標楷體" w:cs="標楷體"/>
@@ -29905,9 +28936,8 @@
           <w:sz w:val="24"/>
           <w:szCs w:val="24"/>
         </w:rPr>
-        <w:t>顏</w:t>
-      </w:r>
-      <w:proofErr w:type="gramStart"/>
+        <w:t>顏珮倪</w:t>
+      </w:r>
       <w:r>
         <w:rPr>
           <w:rFonts w:eastAsia="標楷體" w:cs="標楷體"/>
@@ -29916,9 +28946,8 @@
           <w:sz w:val="24"/>
           <w:szCs w:val="24"/>
         </w:rPr>
-        <w:t>珮倪</w:t>
-      </w:r>
-      <w:proofErr w:type="gramEnd"/>
+        <w:t>(</w:t>
+      </w:r>
       <w:r>
         <w:rPr>
           <w:rFonts w:eastAsia="標楷體" w:cs="標楷體"/>
@@ -29927,7 +28956,7 @@
           <w:sz w:val="24"/>
           <w:szCs w:val="24"/>
         </w:rPr>
-        <w:t>(</w:t>
+        <w:t>組長</w:t>
       </w:r>
       <w:r>
         <w:rPr>
@@ -29937,8 +28966,370 @@
           <w:sz w:val="24"/>
           <w:szCs w:val="24"/>
         </w:rPr>
-        <w:t>組長</w:t>
-      </w:r>
+        <w:t xml:space="preserve"> / PM)</w:t>
+      </w:r>
+    </w:p>
+    <w:p>
+      <w:pPr>
+        <w:pStyle w:val="aa"/>
+        <w:numPr>
+          <w:ilvl w:val="0"/>
+          <w:numId w:val="9"/>
+        </w:numPr>
+        <w:rPr>
+          <w:rFonts w:eastAsia="標楷體" w:cs="標楷體"/>
+          <w:color w:val="000000" w:themeColor="text1"/>
+        </w:rPr>
+      </w:pPr>
+      <w:r>
+        <w:rPr>
+          <w:rFonts w:eastAsia="標楷體" w:cs="標楷體"/>
+          <w:b/>
+          <w:bCs/>
+          <w:color w:val="000000" w:themeColor="text1"/>
+        </w:rPr>
+        <w:t>作業主責</w:t>
+      </w:r>
+      <w:r>
+        <w:rPr>
+          <w:rFonts w:eastAsia="標楷體" w:cs="標楷體"/>
+          <w:color w:val="000000" w:themeColor="text1"/>
+        </w:rPr>
+        <w:t xml:space="preserve">:1. </w:t>
+      </w:r>
+      <w:r>
+        <w:rPr>
+          <w:rFonts w:eastAsia="標楷體" w:cs="標楷體"/>
+          <w:color w:val="000000" w:themeColor="text1"/>
+        </w:rPr>
+        <w:t>登入</w:t>
+      </w:r>
+      <w:r>
+        <w:rPr>
+          <w:rFonts w:eastAsia="標楷體" w:cs="標楷體"/>
+          <w:color w:val="000000" w:themeColor="text1"/>
+        </w:rPr>
+        <w:t>/</w:t>
+      </w:r>
+      <w:r>
+        <w:rPr>
+          <w:rFonts w:eastAsia="標楷體" w:cs="標楷體"/>
+          <w:color w:val="000000" w:themeColor="text1"/>
+        </w:rPr>
+        <w:t>登出、</w:t>
+      </w:r>
+      <w:r>
+        <w:rPr>
+          <w:rFonts w:eastAsia="標楷體" w:cs="標楷體"/>
+          <w:color w:val="000000" w:themeColor="text1"/>
+        </w:rPr>
+        <w:t xml:space="preserve">10. </w:t>
+      </w:r>
+      <w:r>
+        <w:rPr>
+          <w:rFonts w:eastAsia="標楷體" w:cs="標楷體"/>
+          <w:color w:val="000000" w:themeColor="text1"/>
+        </w:rPr>
+        <w:t>帳號權限管理、</w:t>
+      </w:r>
+      <w:r>
+        <w:rPr>
+          <w:rFonts w:eastAsia="標楷體" w:cs="標楷體"/>
+          <w:color w:val="000000" w:themeColor="text1"/>
+        </w:rPr>
+        <w:t xml:space="preserve">11. </w:t>
+      </w:r>
+      <w:r>
+        <w:rPr>
+          <w:rFonts w:eastAsia="標楷體" w:cs="標楷體"/>
+          <w:color w:val="000000" w:themeColor="text1"/>
+        </w:rPr>
+        <w:t>備份系統資料</w:t>
+      </w:r>
+    </w:p>
+    <w:p>
+      <w:pPr>
+        <w:pStyle w:val="aa"/>
+        <w:numPr>
+          <w:ilvl w:val="0"/>
+          <w:numId w:val="9"/>
+        </w:numPr>
+        <w:rPr>
+          <w:rFonts w:eastAsia="標楷體" w:cs="標楷體"/>
+          <w:color w:val="000000" w:themeColor="text1"/>
+        </w:rPr>
+      </w:pPr>
+      <w:r>
+        <w:rPr>
+          <w:rFonts w:eastAsia="標楷體" w:cs="標楷體"/>
+          <w:b/>
+          <w:bCs/>
+          <w:color w:val="000000" w:themeColor="text1"/>
+        </w:rPr>
+        <w:t>系統角色</w:t>
+      </w:r>
+      <w:r>
+        <w:rPr>
+          <w:rFonts w:eastAsia="標楷體" w:cs="標楷體"/>
+          <w:color w:val="000000" w:themeColor="text1"/>
+        </w:rPr>
+        <w:t>:</w:t>
+      </w:r>
+      <w:r>
+        <w:rPr>
+          <w:rFonts w:eastAsia="標楷體" w:cs="標楷體"/>
+          <w:color w:val="000000" w:themeColor="text1"/>
+        </w:rPr>
+        <w:t>認證與系統管理模組</w:t>
+      </w:r>
+    </w:p>
+    <w:p>
+      <w:pPr>
+        <w:pStyle w:val="aa"/>
+        <w:numPr>
+          <w:ilvl w:val="0"/>
+          <w:numId w:val="9"/>
+        </w:numPr>
+        <w:rPr>
+          <w:rFonts w:eastAsia="標楷體" w:cs="標楷體"/>
+          <w:color w:val="000000" w:themeColor="text1"/>
+        </w:rPr>
+      </w:pPr>
+      <w:r>
+        <w:rPr>
+          <w:rFonts w:eastAsia="標楷體" w:cs="標楷體"/>
+          <w:b/>
+          <w:bCs/>
+          <w:color w:val="000000" w:themeColor="text1"/>
+        </w:rPr>
+        <w:t xml:space="preserve">PM </w:t>
+      </w:r>
+      <w:r>
+        <w:rPr>
+          <w:rFonts w:eastAsia="標楷體" w:cs="標楷體"/>
+          <w:b/>
+          <w:bCs/>
+          <w:color w:val="000000" w:themeColor="text1"/>
+        </w:rPr>
+        <w:t>統籌職責</w:t>
+      </w:r>
+      <w:r>
+        <w:rPr>
+          <w:rFonts w:eastAsia="標楷體" w:cs="標楷體"/>
+          <w:color w:val="000000" w:themeColor="text1"/>
+        </w:rPr>
+        <w:t xml:space="preserve">: </w:t>
+      </w:r>
+    </w:p>
+    <w:p>
+      <w:pPr>
+        <w:pStyle w:val="aa"/>
+        <w:numPr>
+          <w:ilvl w:val="1"/>
+          <w:numId w:val="9"/>
+        </w:numPr>
+        <w:rPr>
+          <w:rFonts w:eastAsia="標楷體" w:cs="標楷體"/>
+          <w:color w:val="000000" w:themeColor="text1"/>
+        </w:rPr>
+      </w:pPr>
+      <w:r>
+        <w:rPr>
+          <w:rFonts w:eastAsia="標楷體" w:cs="標楷體"/>
+          <w:color w:val="000000" w:themeColor="text1"/>
+        </w:rPr>
+        <w:t>跨組進度追蹤與整合</w:t>
+      </w:r>
+    </w:p>
+    <w:p>
+      <w:pPr>
+        <w:pStyle w:val="aa"/>
+        <w:numPr>
+          <w:ilvl w:val="1"/>
+          <w:numId w:val="9"/>
+        </w:numPr>
+        <w:rPr>
+          <w:rFonts w:eastAsia="標楷體" w:cs="標楷體"/>
+          <w:color w:val="000000" w:themeColor="text1"/>
+        </w:rPr>
+      </w:pPr>
+      <w:r>
+        <w:rPr>
+          <w:rFonts w:eastAsia="標楷體" w:cs="標楷體"/>
+          <w:color w:val="000000" w:themeColor="text1"/>
+        </w:rPr>
+        <w:t>與指導老師之溝通</w:t>
+      </w:r>
+    </w:p>
+    <w:p>
+      <w:pPr>
+        <w:pStyle w:val="aa"/>
+        <w:numPr>
+          <w:ilvl w:val="1"/>
+          <w:numId w:val="9"/>
+        </w:numPr>
+        <w:rPr>
+          <w:rFonts w:eastAsia="標楷體" w:cs="標楷體"/>
+          <w:color w:val="000000" w:themeColor="text1"/>
+        </w:rPr>
+      </w:pPr>
+      <w:r>
+        <w:rPr>
+          <w:rFonts w:eastAsia="標楷體" w:cs="標楷體"/>
+          <w:color w:val="000000" w:themeColor="text1"/>
+        </w:rPr>
+        <w:t>會議主持與決議紀錄</w:t>
+      </w:r>
+    </w:p>
+    <w:p>
+      <w:pPr>
+        <w:pStyle w:val="aa"/>
+        <w:numPr>
+          <w:ilvl w:val="1"/>
+          <w:numId w:val="9"/>
+        </w:numPr>
+        <w:rPr>
+          <w:rFonts w:eastAsia="標楷體" w:cs="標楷體"/>
+          <w:color w:val="000000" w:themeColor="text1"/>
+        </w:rPr>
+      </w:pPr>
+      <w:r>
+        <w:rPr>
+          <w:rFonts w:eastAsia="標楷體" w:cs="標楷體"/>
+          <w:color w:val="000000" w:themeColor="text1"/>
+        </w:rPr>
+        <w:t xml:space="preserve">GitHub </w:t>
+      </w:r>
+      <w:r>
+        <w:rPr>
+          <w:rFonts w:eastAsia="標楷體" w:cs="標楷體"/>
+          <w:color w:val="000000" w:themeColor="text1"/>
+        </w:rPr>
+        <w:t>版本管理規範</w:t>
+      </w:r>
+    </w:p>
+    <w:p>
+      <w:pPr>
+        <w:pStyle w:val="aa"/>
+        <w:numPr>
+          <w:ilvl w:val="1"/>
+          <w:numId w:val="9"/>
+        </w:numPr>
+        <w:rPr>
+          <w:rFonts w:eastAsia="標楷體" w:cs="標楷體"/>
+          <w:color w:val="000000" w:themeColor="text1"/>
+        </w:rPr>
+      </w:pPr>
+      <w:r>
+        <w:rPr>
+          <w:rFonts w:eastAsia="標楷體" w:cs="標楷體"/>
+          <w:color w:val="000000" w:themeColor="text1"/>
+        </w:rPr>
+        <w:t>系統文件整合校稿</w:t>
+      </w:r>
+    </w:p>
+    <w:p>
+      <w:pPr>
+        <w:pStyle w:val="aa"/>
+        <w:numPr>
+          <w:ilvl w:val="0"/>
+          <w:numId w:val="9"/>
+        </w:numPr>
+        <w:rPr>
+          <w:rFonts w:eastAsia="標楷體" w:cs="標楷體"/>
+          <w:color w:val="000000" w:themeColor="text1"/>
+        </w:rPr>
+      </w:pPr>
+      <w:r>
+        <w:rPr>
+          <w:rFonts w:eastAsia="標楷體" w:cs="標楷體"/>
+          <w:b/>
+          <w:bCs/>
+          <w:color w:val="000000" w:themeColor="text1"/>
+        </w:rPr>
+        <w:t>文件主責</w:t>
+      </w:r>
+      <w:r>
+        <w:rPr>
+          <w:rFonts w:eastAsia="標楷體" w:cs="標楷體"/>
+          <w:color w:val="000000" w:themeColor="text1"/>
+        </w:rPr>
+        <w:t>:</w:t>
+      </w:r>
+      <w:r>
+        <w:rPr>
+          <w:rFonts w:eastAsia="標楷體" w:cs="標楷體"/>
+          <w:color w:val="000000" w:themeColor="text1"/>
+        </w:rPr>
+        <w:t>第</w:t>
+      </w:r>
+      <w:r>
+        <w:rPr>
+          <w:rFonts w:eastAsia="標楷體" w:cs="標楷體"/>
+          <w:color w:val="000000" w:themeColor="text1"/>
+        </w:rPr>
+        <w:t xml:space="preserve"> 4 </w:t>
+      </w:r>
+      <w:r>
+        <w:rPr>
+          <w:rFonts w:eastAsia="標楷體" w:cs="標楷體"/>
+          <w:color w:val="000000" w:themeColor="text1"/>
+        </w:rPr>
+        <w:t>章專案管理</w:t>
+      </w:r>
+      <w:r>
+        <w:rPr>
+          <w:rFonts w:eastAsia="標楷體" w:cs="標楷體"/>
+          <w:color w:val="000000" w:themeColor="text1"/>
+        </w:rPr>
+        <w:t>(</w:t>
+      </w:r>
+      <w:r>
+        <w:rPr>
+          <w:rFonts w:eastAsia="標楷體" w:cs="標楷體"/>
+          <w:color w:val="000000" w:themeColor="text1"/>
+        </w:rPr>
+        <w:t>本章</w:t>
+      </w:r>
+      <w:r>
+        <w:rPr>
+          <w:rFonts w:eastAsia="標楷體" w:cs="標楷體"/>
+          <w:color w:val="000000" w:themeColor="text1"/>
+        </w:rPr>
+        <w:t>)</w:t>
+      </w:r>
+      <w:r>
+        <w:rPr>
+          <w:rFonts w:eastAsia="標楷體" w:cs="標楷體"/>
+          <w:color w:val="000000" w:themeColor="text1"/>
+        </w:rPr>
+        <w:t>、第</w:t>
+      </w:r>
+      <w:r>
+        <w:rPr>
+          <w:rFonts w:eastAsia="標楷體" w:cs="標楷體"/>
+          <w:color w:val="000000" w:themeColor="text1"/>
+        </w:rPr>
+        <w:t xml:space="preserve"> 5-1 / 5-2 </w:t>
+      </w:r>
+      <w:r>
+        <w:rPr>
+          <w:rFonts w:eastAsia="標楷體" w:cs="標楷體"/>
+          <w:color w:val="000000" w:themeColor="text1"/>
+        </w:rPr>
+        <w:t>章節</w:t>
+      </w:r>
+    </w:p>
+    <w:p>
+      <w:pPr>
+        <w:pStyle w:val="4"/>
+        <w:spacing w:before="0" w:after="0"/>
+        <w:rPr>
+          <w:rFonts w:eastAsia="標楷體" w:cs="標楷體"/>
+          <w:sz w:val="24"/>
+          <w:szCs w:val="24"/>
+        </w:rPr>
+      </w:pPr>
       <w:r>
         <w:rPr>
           <w:rFonts w:eastAsia="標楷體" w:cs="標楷體"/>
@@ -29947,7 +29338,7 @@
           <w:sz w:val="24"/>
           <w:szCs w:val="24"/>
         </w:rPr>
-        <w:t xml:space="preserve"> / PM)</w:t>
+        <w:t>林紀媗</w:t>
       </w:r>
     </w:p>
     <w:p>
@@ -29955,7 +29346,7 @@
         <w:pStyle w:val="aa"/>
         <w:numPr>
           <w:ilvl w:val="0"/>
-          <w:numId w:val="9"/>
+          <w:numId w:val="8"/>
         </w:numPr>
         <w:rPr>
           <w:rFonts w:eastAsia="標楷體" w:cs="標楷體"/>
@@ -29976,56 +29367,28 @@
           <w:rFonts w:eastAsia="標楷體" w:cs="標楷體"/>
           <w:color w:val="000000" w:themeColor="text1"/>
         </w:rPr>
-        <w:t xml:space="preserve">:1. </w:t>
+        <w:t xml:space="preserve">:2-5. </w:t>
       </w:r>
       <w:r>
         <w:rPr>
           <w:rFonts w:eastAsia="標楷體" w:cs="標楷體"/>
           <w:color w:val="000000" w:themeColor="text1"/>
         </w:rPr>
-        <w:t>登入</w:t>
+        <w:t>資產</w:t>
       </w:r>
       <w:r>
         <w:rPr>
           <w:rFonts w:eastAsia="標楷體" w:cs="標楷體"/>
           <w:color w:val="000000" w:themeColor="text1"/>
         </w:rPr>
-        <w:t>/</w:t>
+        <w:t xml:space="preserve"> CRUD </w:t>
       </w:r>
       <w:r>
         <w:rPr>
           <w:rFonts w:eastAsia="標楷體" w:cs="標楷體"/>
           <w:color w:val="000000" w:themeColor="text1"/>
         </w:rPr>
-        <w:t>登出、</w:t>
-      </w:r>
-      <w:r>
-        <w:rPr>
-          <w:rFonts w:eastAsia="標楷體" w:cs="標楷體"/>
-          <w:color w:val="000000" w:themeColor="text1"/>
-        </w:rPr>
-        <w:t xml:space="preserve">10. </w:t>
-      </w:r>
-      <w:r>
-        <w:rPr>
-          <w:rFonts w:eastAsia="標楷體" w:cs="標楷體"/>
-          <w:color w:val="000000" w:themeColor="text1"/>
-        </w:rPr>
-        <w:t>帳號權限管理、</w:t>
-      </w:r>
-      <w:r>
-        <w:rPr>
-          <w:rFonts w:eastAsia="標楷體" w:cs="標楷體"/>
-          <w:color w:val="000000" w:themeColor="text1"/>
-        </w:rPr>
-        <w:t xml:space="preserve">11. </w:t>
-      </w:r>
-      <w:r>
-        <w:rPr>
-          <w:rFonts w:eastAsia="標楷體" w:cs="標楷體"/>
-          <w:color w:val="000000" w:themeColor="text1"/>
-        </w:rPr>
-        <w:t>備份系統資料</w:t>
+        <w:t>全套作業</w:t>
       </w:r>
     </w:p>
     <w:p>
@@ -30033,7 +29396,7 @@
         <w:pStyle w:val="aa"/>
         <w:numPr>
           <w:ilvl w:val="0"/>
-          <w:numId w:val="9"/>
+          <w:numId w:val="8"/>
         </w:numPr>
         <w:rPr>
           <w:rFonts w:eastAsia="標楷體" w:cs="標楷體"/>
@@ -30061,7 +29424,7 @@
           <w:rFonts w:eastAsia="標楷體" w:cs="標楷體"/>
           <w:color w:val="000000" w:themeColor="text1"/>
         </w:rPr>
-        <w:t>認證與系統管理模組</w:t>
+        <w:t>資產生命週期管理</w:t>
       </w:r>
     </w:p>
     <w:p>
@@ -30069,7 +29432,7 @@
         <w:pStyle w:val="aa"/>
         <w:numPr>
           <w:ilvl w:val="0"/>
-          <w:numId w:val="9"/>
+          <w:numId w:val="8"/>
         </w:numPr>
         <w:rPr>
           <w:rFonts w:eastAsia="標楷體" w:cs="標楷體"/>
@@ -30083,8 +29446,129 @@
           <w:bCs/>
           <w:color w:val="000000" w:themeColor="text1"/>
         </w:rPr>
-        <w:t xml:space="preserve">PM </w:t>
-      </w:r>
+        <w:t>主要工作</w:t>
+      </w:r>
+      <w:r>
+        <w:rPr>
+          <w:rFonts w:eastAsia="標楷體" w:cs="標楷體"/>
+          <w:color w:val="000000" w:themeColor="text1"/>
+        </w:rPr>
+        <w:t xml:space="preserve">: </w:t>
+      </w:r>
+    </w:p>
+    <w:p>
+      <w:pPr>
+        <w:pStyle w:val="aa"/>
+        <w:numPr>
+          <w:ilvl w:val="1"/>
+          <w:numId w:val="8"/>
+        </w:numPr>
+        <w:rPr>
+          <w:rFonts w:eastAsia="標楷體" w:cs="標楷體"/>
+          <w:color w:val="000000" w:themeColor="text1"/>
+        </w:rPr>
+      </w:pPr>
+      <w:r>
+        <w:rPr>
+          <w:rFonts w:eastAsia="標楷體" w:cs="標楷體"/>
+          <w:color w:val="000000" w:themeColor="text1"/>
+        </w:rPr>
+        <w:t>資產資料模型實作</w:t>
+      </w:r>
+    </w:p>
+    <w:p>
+      <w:pPr>
+        <w:pStyle w:val="aa"/>
+        <w:numPr>
+          <w:ilvl w:val="1"/>
+          <w:numId w:val="8"/>
+        </w:numPr>
+        <w:rPr>
+          <w:rFonts w:eastAsia="標楷體" w:cs="標楷體"/>
+          <w:color w:val="000000" w:themeColor="text1"/>
+        </w:rPr>
+      </w:pPr>
+      <w:r>
+        <w:rPr>
+          <w:rFonts w:eastAsia="標楷體" w:cs="標楷體"/>
+          <w:color w:val="000000" w:themeColor="text1"/>
+        </w:rPr>
+        <w:t>資產</w:t>
+      </w:r>
+      <w:r>
+        <w:rPr>
+          <w:rFonts w:eastAsia="標楷體" w:cs="標楷體"/>
+          <w:color w:val="000000" w:themeColor="text1"/>
+        </w:rPr>
+        <w:t xml:space="preserve"> CRUD API </w:t>
+      </w:r>
+      <w:r>
+        <w:rPr>
+          <w:rFonts w:eastAsia="標楷體" w:cs="標楷體"/>
+          <w:color w:val="000000" w:themeColor="text1"/>
+        </w:rPr>
+        <w:t>開發</w:t>
+      </w:r>
+    </w:p>
+    <w:p>
+      <w:pPr>
+        <w:pStyle w:val="aa"/>
+        <w:numPr>
+          <w:ilvl w:val="1"/>
+          <w:numId w:val="8"/>
+        </w:numPr>
+        <w:rPr>
+          <w:rFonts w:eastAsia="標楷體" w:cs="標楷體"/>
+          <w:color w:val="000000" w:themeColor="text1"/>
+        </w:rPr>
+      </w:pPr>
+      <w:r>
+        <w:rPr>
+          <w:rFonts w:eastAsia="標楷體" w:cs="標楷體"/>
+          <w:color w:val="000000" w:themeColor="text1"/>
+        </w:rPr>
+        <w:t xml:space="preserve">Excel </w:t>
+      </w:r>
+      <w:r>
+        <w:rPr>
+          <w:rFonts w:eastAsia="標楷體" w:cs="標楷體"/>
+          <w:color w:val="000000" w:themeColor="text1"/>
+        </w:rPr>
+        <w:t>批次匯入功能</w:t>
+      </w:r>
+    </w:p>
+    <w:p>
+      <w:pPr>
+        <w:pStyle w:val="aa"/>
+        <w:numPr>
+          <w:ilvl w:val="1"/>
+          <w:numId w:val="8"/>
+        </w:numPr>
+        <w:rPr>
+          <w:rFonts w:eastAsia="標楷體" w:cs="標楷體"/>
+          <w:color w:val="000000" w:themeColor="text1"/>
+        </w:rPr>
+      </w:pPr>
+      <w:r>
+        <w:rPr>
+          <w:rFonts w:eastAsia="標楷體" w:cs="標楷體"/>
+          <w:color w:val="000000" w:themeColor="text1"/>
+        </w:rPr>
+        <w:t>資產異動稽核軌跡</w:t>
+      </w:r>
+    </w:p>
+    <w:p>
+      <w:pPr>
+        <w:pStyle w:val="aa"/>
+        <w:numPr>
+          <w:ilvl w:val="0"/>
+          <w:numId w:val="8"/>
+        </w:numPr>
+        <w:rPr>
+          <w:rFonts w:eastAsia="標楷體" w:cs="標楷體"/>
+          <w:color w:val="000000" w:themeColor="text1"/>
+        </w:rPr>
+      </w:pPr>
       <w:r>
         <w:rPr>
           <w:rFonts w:eastAsia="標楷體" w:cs="標楷體"/>
@@ -30092,213 +29576,21 @@
           <w:bCs/>
           <w:color w:val="000000" w:themeColor="text1"/>
         </w:rPr>
-        <w:t>統籌職責</w:t>
+        <w:t>文件主責</w:t>
       </w:r>
       <w:r>
         <w:rPr>
           <w:rFonts w:eastAsia="標楷體" w:cs="標楷體"/>
           <w:color w:val="000000" w:themeColor="text1"/>
         </w:rPr>
-        <w:t xml:space="preserve">: </w:t>
-      </w:r>
-    </w:p>
-    <w:p>
-      <w:pPr>
-        <w:pStyle w:val="aa"/>
-        <w:numPr>
-          <w:ilvl w:val="1"/>
-          <w:numId w:val="9"/>
-        </w:numPr>
+        <w:t>:</w:t>
+      </w:r>
+      <w:r>
         <w:rPr>
           <w:rFonts w:eastAsia="標楷體" w:cs="標楷體"/>
           <w:color w:val="000000" w:themeColor="text1"/>
         </w:rPr>
-      </w:pPr>
-      <w:r>
-        <w:rPr>
-          <w:rFonts w:eastAsia="標楷體" w:cs="標楷體"/>
-          <w:color w:val="000000" w:themeColor="text1"/>
-        </w:rPr>
-        <w:t>跨組進度追蹤與整合</w:t>
-      </w:r>
-    </w:p>
-    <w:p>
-      <w:pPr>
-        <w:pStyle w:val="aa"/>
-        <w:numPr>
-          <w:ilvl w:val="1"/>
-          <w:numId w:val="9"/>
-        </w:numPr>
-        <w:rPr>
-          <w:rFonts w:eastAsia="標楷體" w:cs="標楷體"/>
-          <w:color w:val="000000" w:themeColor="text1"/>
-        </w:rPr>
-      </w:pPr>
-      <w:r>
-        <w:rPr>
-          <w:rFonts w:eastAsia="標楷體" w:cs="標楷體"/>
-          <w:color w:val="000000" w:themeColor="text1"/>
-        </w:rPr>
-        <w:t>與指導老師之溝通</w:t>
-      </w:r>
-    </w:p>
-    <w:p>
-      <w:pPr>
-        <w:pStyle w:val="aa"/>
-        <w:numPr>
-          <w:ilvl w:val="1"/>
-          <w:numId w:val="9"/>
-        </w:numPr>
-        <w:rPr>
-          <w:rFonts w:eastAsia="標楷體" w:cs="標楷體"/>
-          <w:color w:val="000000" w:themeColor="text1"/>
-        </w:rPr>
-      </w:pPr>
-      <w:r>
-        <w:rPr>
-          <w:rFonts w:eastAsia="標楷體" w:cs="標楷體"/>
-          <w:color w:val="000000" w:themeColor="text1"/>
-        </w:rPr>
-        <w:t>會議主持與決議紀錄</w:t>
-      </w:r>
-    </w:p>
-    <w:p>
-      <w:pPr>
-        <w:pStyle w:val="aa"/>
-        <w:numPr>
-          <w:ilvl w:val="1"/>
-          <w:numId w:val="9"/>
-        </w:numPr>
-        <w:rPr>
-          <w:rFonts w:eastAsia="標楷體" w:cs="標楷體"/>
-          <w:color w:val="000000" w:themeColor="text1"/>
-        </w:rPr>
-      </w:pPr>
-      <w:r>
-        <w:rPr>
-          <w:rFonts w:eastAsia="標楷體" w:cs="標楷體"/>
-          <w:color w:val="000000" w:themeColor="text1"/>
-        </w:rPr>
-        <w:t xml:space="preserve">GitHub </w:t>
-      </w:r>
-      <w:r>
-        <w:rPr>
-          <w:rFonts w:eastAsia="標楷體" w:cs="標楷體"/>
-          <w:color w:val="000000" w:themeColor="text1"/>
-        </w:rPr>
-        <w:t>版本管理規範</w:t>
-      </w:r>
-    </w:p>
-    <w:p>
-      <w:pPr>
-        <w:pStyle w:val="aa"/>
-        <w:numPr>
-          <w:ilvl w:val="1"/>
-          <w:numId w:val="9"/>
-        </w:numPr>
-        <w:rPr>
-          <w:rFonts w:eastAsia="標楷體" w:cs="標楷體"/>
-          <w:color w:val="000000" w:themeColor="text1"/>
-        </w:rPr>
-      </w:pPr>
-      <w:r>
-        <w:rPr>
-          <w:rFonts w:eastAsia="標楷體" w:cs="標楷體"/>
-          <w:color w:val="000000" w:themeColor="text1"/>
-        </w:rPr>
-        <w:t>系統文件整合校稿</w:t>
-      </w:r>
-    </w:p>
-    <w:p>
-      <w:pPr>
-        <w:pStyle w:val="aa"/>
-        <w:numPr>
-          <w:ilvl w:val="0"/>
-          <w:numId w:val="9"/>
-        </w:numPr>
-        <w:rPr>
-          <w:rFonts w:eastAsia="標楷體" w:cs="標楷體"/>
-          <w:color w:val="000000" w:themeColor="text1"/>
-        </w:rPr>
-      </w:pPr>
-      <w:r>
-        <w:rPr>
-          <w:rFonts w:eastAsia="標楷體" w:cs="標楷體"/>
-          <w:b/>
-          <w:bCs/>
-          <w:color w:val="000000" w:themeColor="text1"/>
-        </w:rPr>
-        <w:t>文件主責</w:t>
-      </w:r>
-      <w:r>
-        <w:rPr>
-          <w:rFonts w:eastAsia="標楷體" w:cs="標楷體"/>
-          <w:color w:val="000000" w:themeColor="text1"/>
-        </w:rPr>
-        <w:t>:</w:t>
-      </w:r>
-      <w:r>
-        <w:rPr>
-          <w:rFonts w:eastAsia="標楷體" w:cs="標楷體"/>
-          <w:color w:val="000000" w:themeColor="text1"/>
-        </w:rPr>
-        <w:t>第</w:t>
-      </w:r>
-      <w:r>
-        <w:rPr>
-          <w:rFonts w:eastAsia="標楷體" w:cs="標楷體"/>
-          <w:color w:val="000000" w:themeColor="text1"/>
-        </w:rPr>
-        <w:t xml:space="preserve"> 4 </w:t>
-      </w:r>
-      <w:r>
-        <w:rPr>
-          <w:rFonts w:eastAsia="標楷體" w:cs="標楷體"/>
-          <w:color w:val="000000" w:themeColor="text1"/>
-        </w:rPr>
-        <w:t>章專案管理</w:t>
-      </w:r>
-      <w:r>
-        <w:rPr>
-          <w:rFonts w:eastAsia="標楷體" w:cs="標楷體"/>
-          <w:color w:val="000000" w:themeColor="text1"/>
-        </w:rPr>
-        <w:t>(</w:t>
-      </w:r>
-      <w:r>
-        <w:rPr>
-          <w:rFonts w:eastAsia="標楷體" w:cs="標楷體"/>
-          <w:color w:val="000000" w:themeColor="text1"/>
-        </w:rPr>
-        <w:t>本章</w:t>
-      </w:r>
-      <w:r>
-        <w:rPr>
-          <w:rFonts w:eastAsia="標楷體" w:cs="標楷體"/>
-          <w:color w:val="000000" w:themeColor="text1"/>
-        </w:rPr>
-        <w:t>)</w:t>
-      </w:r>
-      <w:r>
-        <w:rPr>
-          <w:rFonts w:eastAsia="標楷體" w:cs="標楷體"/>
-          <w:color w:val="000000" w:themeColor="text1"/>
-        </w:rPr>
-        <w:t>、第</w:t>
-      </w:r>
-      <w:r>
-        <w:rPr>
-          <w:rFonts w:eastAsia="標楷體" w:cs="標楷體"/>
-          <w:color w:val="000000" w:themeColor="text1"/>
-        </w:rPr>
-        <w:t xml:space="preserve"> 5-1 / 5-2 </w:t>
-      </w:r>
-      <w:r>
-        <w:rPr>
-          <w:rFonts w:eastAsia="標楷體" w:cs="標楷體"/>
-          <w:color w:val="000000" w:themeColor="text1"/>
-        </w:rPr>
-        <w:t>章節</w:t>
+        <w:t>對應作業之系統文件章節</w:t>
       </w:r>
     </w:p>
     <w:p>
@@ -30319,9 +29611,279 @@
           <w:sz w:val="24"/>
           <w:szCs w:val="24"/>
         </w:rPr>
-        <w:t>林紀</w:t>
-      </w:r>
-      <w:proofErr w:type="gramStart"/>
+        <w:t>林敬芬</w:t>
+      </w:r>
+    </w:p>
+    <w:p>
+      <w:pPr>
+        <w:pStyle w:val="aa"/>
+        <w:numPr>
+          <w:ilvl w:val="0"/>
+          <w:numId w:val="7"/>
+        </w:numPr>
+        <w:rPr>
+          <w:rFonts w:eastAsia="標楷體" w:cs="標楷體"/>
+          <w:color w:val="000000" w:themeColor="text1"/>
+        </w:rPr>
+      </w:pPr>
+      <w:r>
+        <w:rPr>
+          <w:rFonts w:eastAsia="標楷體" w:cs="標楷體"/>
+          <w:b/>
+          <w:bCs/>
+          <w:color w:val="000000" w:themeColor="text1"/>
+        </w:rPr>
+        <w:t>作業主責</w:t>
+      </w:r>
+      <w:r>
+        <w:rPr>
+          <w:rFonts w:eastAsia="標楷體" w:cs="標楷體"/>
+          <w:color w:val="000000" w:themeColor="text1"/>
+        </w:rPr>
+        <w:t xml:space="preserve">:6. </w:t>
+      </w:r>
+      <w:r>
+        <w:rPr>
+          <w:rFonts w:eastAsia="標楷體" w:cs="標楷體"/>
+          <w:color w:val="000000" w:themeColor="text1"/>
+        </w:rPr>
+        <w:t>資產盤點檢查、</w:t>
+      </w:r>
+      <w:r>
+        <w:rPr>
+          <w:rFonts w:eastAsia="標楷體" w:cs="標楷體"/>
+          <w:color w:val="000000" w:themeColor="text1"/>
+        </w:rPr>
+        <w:t xml:space="preserve">7. </w:t>
+      </w:r>
+      <w:r>
+        <w:rPr>
+          <w:rFonts w:eastAsia="標楷體" w:cs="標楷體"/>
+          <w:color w:val="000000" w:themeColor="text1"/>
+        </w:rPr>
+        <w:t>風險評鑑</w:t>
+      </w:r>
+    </w:p>
+    <w:p>
+      <w:pPr>
+        <w:pStyle w:val="aa"/>
+        <w:numPr>
+          <w:ilvl w:val="0"/>
+          <w:numId w:val="7"/>
+        </w:numPr>
+        <w:rPr>
+          <w:rFonts w:eastAsia="標楷體" w:cs="標楷體"/>
+          <w:color w:val="000000" w:themeColor="text1"/>
+        </w:rPr>
+      </w:pPr>
+      <w:r>
+        <w:rPr>
+          <w:rFonts w:eastAsia="標楷體" w:cs="標楷體"/>
+          <w:b/>
+          <w:bCs/>
+          <w:color w:val="000000" w:themeColor="text1"/>
+        </w:rPr>
+        <w:t>系統角色</w:t>
+      </w:r>
+      <w:r>
+        <w:rPr>
+          <w:rFonts w:eastAsia="標楷體" w:cs="標楷體"/>
+          <w:color w:val="000000" w:themeColor="text1"/>
+        </w:rPr>
+        <w:t>:</w:t>
+      </w:r>
+      <w:r>
+        <w:rPr>
+          <w:rFonts w:eastAsia="標楷體" w:cs="標楷體"/>
+          <w:color w:val="000000" w:themeColor="text1"/>
+        </w:rPr>
+        <w:t>風險評鑑核心引擎</w:t>
+      </w:r>
+    </w:p>
+    <w:p>
+      <w:pPr>
+        <w:pStyle w:val="aa"/>
+        <w:numPr>
+          <w:ilvl w:val="0"/>
+          <w:numId w:val="7"/>
+        </w:numPr>
+        <w:rPr>
+          <w:rFonts w:eastAsia="標楷體" w:cs="標楷體"/>
+          <w:color w:val="000000" w:themeColor="text1"/>
+        </w:rPr>
+      </w:pPr>
+      <w:r>
+        <w:rPr>
+          <w:rFonts w:eastAsia="標楷體" w:cs="標楷體"/>
+          <w:b/>
+          <w:bCs/>
+          <w:color w:val="000000" w:themeColor="text1"/>
+        </w:rPr>
+        <w:t>主要工作</w:t>
+      </w:r>
+      <w:r>
+        <w:rPr>
+          <w:rFonts w:eastAsia="標楷體" w:cs="標楷體"/>
+          <w:color w:val="000000" w:themeColor="text1"/>
+        </w:rPr>
+        <w:t xml:space="preserve">: </w:t>
+      </w:r>
+    </w:p>
+    <w:p>
+      <w:pPr>
+        <w:pStyle w:val="aa"/>
+        <w:numPr>
+          <w:ilvl w:val="1"/>
+          <w:numId w:val="7"/>
+        </w:numPr>
+        <w:rPr>
+          <w:rFonts w:eastAsia="標楷體" w:cs="標楷體"/>
+          <w:color w:val="000000" w:themeColor="text1"/>
+        </w:rPr>
+      </w:pPr>
+      <w:r>
+        <w:rPr>
+          <w:rFonts w:eastAsia="標楷體" w:cs="標楷體"/>
+          <w:color w:val="000000" w:themeColor="text1"/>
+        </w:rPr>
+        <w:t>資產盤點完整性檢查邏輯</w:t>
+      </w:r>
+    </w:p>
+    <w:p>
+      <w:pPr>
+        <w:pStyle w:val="aa"/>
+        <w:numPr>
+          <w:ilvl w:val="1"/>
+          <w:numId w:val="7"/>
+        </w:numPr>
+        <w:rPr>
+          <w:rFonts w:eastAsia="標楷體" w:cs="標楷體"/>
+          <w:color w:val="000000" w:themeColor="text1"/>
+        </w:rPr>
+      </w:pPr>
+      <w:r>
+        <w:rPr>
+          <w:rFonts w:eastAsia="標楷體" w:cs="標楷體"/>
+          <w:color w:val="000000" w:themeColor="text1"/>
+        </w:rPr>
+        <w:t>風險計算公式實作</w:t>
+      </w:r>
+      <w:r>
+        <w:rPr>
+          <w:rFonts w:eastAsia="標楷體" w:cs="標楷體"/>
+          <w:color w:val="000000" w:themeColor="text1"/>
+        </w:rPr>
+        <w:t>(</w:t>
+      </w:r>
+      <w:r>
+        <w:rPr>
+          <w:rFonts w:eastAsia="標楷體" w:cs="標楷體"/>
+          <w:color w:val="000000" w:themeColor="text1"/>
+        </w:rPr>
+        <w:t>規則引擎</w:t>
+      </w:r>
+      <w:r>
+        <w:rPr>
+          <w:rFonts w:eastAsia="標楷體" w:cs="標楷體"/>
+          <w:color w:val="000000" w:themeColor="text1"/>
+        </w:rPr>
+        <w:t>)</w:t>
+      </w:r>
+    </w:p>
+    <w:p>
+      <w:pPr>
+        <w:pStyle w:val="aa"/>
+        <w:numPr>
+          <w:ilvl w:val="1"/>
+          <w:numId w:val="7"/>
+        </w:numPr>
+        <w:rPr>
+          <w:rFonts w:eastAsia="標楷體" w:cs="標楷體"/>
+          <w:color w:val="000000" w:themeColor="text1"/>
+        </w:rPr>
+      </w:pPr>
+      <w:r>
+        <w:rPr>
+          <w:rFonts w:eastAsia="標楷體" w:cs="標楷體"/>
+          <w:color w:val="000000" w:themeColor="text1"/>
+        </w:rPr>
+        <w:lastRenderedPageBreak/>
+        <w:t>風險等級判定</w:t>
+      </w:r>
+      <w:r>
+        <w:rPr>
+          <w:rFonts w:eastAsia="標楷體" w:cs="標楷體"/>
+          <w:color w:val="000000" w:themeColor="text1"/>
+        </w:rPr>
+        <w:t>(Low/Medium/High/Critical)</w:t>
+      </w:r>
+    </w:p>
+    <w:p>
+      <w:pPr>
+        <w:pStyle w:val="aa"/>
+        <w:numPr>
+          <w:ilvl w:val="1"/>
+          <w:numId w:val="7"/>
+        </w:numPr>
+        <w:rPr>
+          <w:rFonts w:eastAsia="標楷體" w:cs="標楷體"/>
+          <w:color w:val="000000" w:themeColor="text1"/>
+        </w:rPr>
+      </w:pPr>
+      <w:r>
+        <w:rPr>
+          <w:rFonts w:eastAsia="標楷體" w:cs="標楷體"/>
+          <w:color w:val="000000" w:themeColor="text1"/>
+        </w:rPr>
+        <w:t>威脅情資整合</w:t>
+      </w:r>
+    </w:p>
+    <w:p>
+      <w:pPr>
+        <w:pStyle w:val="aa"/>
+        <w:numPr>
+          <w:ilvl w:val="0"/>
+          <w:numId w:val="7"/>
+        </w:numPr>
+        <w:rPr>
+          <w:rFonts w:eastAsia="標楷體" w:cs="標楷體"/>
+          <w:color w:val="000000" w:themeColor="text1"/>
+        </w:rPr>
+      </w:pPr>
+      <w:r>
+        <w:rPr>
+          <w:rFonts w:eastAsia="標楷體" w:cs="標楷體"/>
+          <w:b/>
+          <w:bCs/>
+          <w:color w:val="000000" w:themeColor="text1"/>
+        </w:rPr>
+        <w:t>文件主責</w:t>
+      </w:r>
+      <w:r>
+        <w:rPr>
+          <w:rFonts w:eastAsia="標楷體" w:cs="標楷體"/>
+          <w:color w:val="000000" w:themeColor="text1"/>
+        </w:rPr>
+        <w:t>:</w:t>
+      </w:r>
+      <w:r>
+        <w:rPr>
+          <w:rFonts w:eastAsia="標楷體" w:cs="標楷體"/>
+          <w:color w:val="000000" w:themeColor="text1"/>
+        </w:rPr>
+        <w:t>對應作業之系統文件章節</w:t>
+      </w:r>
+    </w:p>
+    <w:p>
+      <w:pPr>
+        <w:pStyle w:val="4"/>
+        <w:spacing w:before="0" w:after="0"/>
+        <w:rPr>
+          <w:rFonts w:eastAsia="標楷體" w:cs="標楷體"/>
+          <w:sz w:val="24"/>
+          <w:szCs w:val="24"/>
+        </w:rPr>
+      </w:pPr>
       <w:r>
         <w:rPr>
           <w:rFonts w:eastAsia="標楷體" w:cs="標楷體"/>
@@ -30330,16 +29892,15 @@
           <w:sz w:val="24"/>
           <w:szCs w:val="24"/>
         </w:rPr>
-        <w:t>媗</w:t>
-      </w:r>
-      <w:proofErr w:type="gramEnd"/>
+        <w:t>李昕縈</w:t>
+      </w:r>
     </w:p>
     <w:p>
       <w:pPr>
         <w:pStyle w:val="aa"/>
         <w:numPr>
           <w:ilvl w:val="0"/>
-          <w:numId w:val="8"/>
+          <w:numId w:val="6"/>
         </w:numPr>
         <w:rPr>
           <w:rFonts w:eastAsia="標楷體" w:cs="標楷體"/>
@@ -30360,28 +29921,28 @@
           <w:rFonts w:eastAsia="標楷體" w:cs="標楷體"/>
           <w:color w:val="000000" w:themeColor="text1"/>
         </w:rPr>
-        <w:t xml:space="preserve">:2-5. </w:t>
+        <w:t xml:space="preserve">:8. AI </w:t>
       </w:r>
       <w:r>
         <w:rPr>
           <w:rFonts w:eastAsia="標楷體" w:cs="標楷體"/>
           <w:color w:val="000000" w:themeColor="text1"/>
         </w:rPr>
-        <w:t>資產</w:t>
+        <w:t>改善建議、</w:t>
       </w:r>
       <w:r>
         <w:rPr>
           <w:rFonts w:eastAsia="標楷體" w:cs="標楷體"/>
           <w:color w:val="000000" w:themeColor="text1"/>
         </w:rPr>
-        <w:t xml:space="preserve"> CRUD </w:t>
+        <w:t xml:space="preserve">9. </w:t>
       </w:r>
       <w:r>
         <w:rPr>
           <w:rFonts w:eastAsia="標楷體" w:cs="標楷體"/>
           <w:color w:val="000000" w:themeColor="text1"/>
         </w:rPr>
-        <w:t>全套作業</w:t>
+        <w:t>風險報表產生</w:t>
       </w:r>
     </w:p>
     <w:p>
@@ -30389,7 +29950,7 @@
         <w:pStyle w:val="aa"/>
         <w:numPr>
           <w:ilvl w:val="0"/>
-          <w:numId w:val="8"/>
+          <w:numId w:val="6"/>
         </w:numPr>
         <w:rPr>
           <w:rFonts w:eastAsia="標楷體" w:cs="標楷體"/>
@@ -30410,14 +29971,14 @@
           <w:rFonts w:eastAsia="標楷體" w:cs="標楷體"/>
           <w:color w:val="000000" w:themeColor="text1"/>
         </w:rPr>
-        <w:t>:</w:t>
+        <w:t xml:space="preserve">:AI </w:t>
       </w:r>
       <w:r>
         <w:rPr>
           <w:rFonts w:eastAsia="標楷體" w:cs="標楷體"/>
           <w:color w:val="000000" w:themeColor="text1"/>
         </w:rPr>
-        <w:t>資產生命週期管理</w:t>
+        <w:t>顧問與報表</w:t>
       </w:r>
     </w:p>
     <w:p>
@@ -30425,7 +29986,7 @@
         <w:pStyle w:val="aa"/>
         <w:numPr>
           <w:ilvl w:val="0"/>
-          <w:numId w:val="8"/>
+          <w:numId w:val="6"/>
         </w:numPr>
         <w:rPr>
           <w:rFonts w:eastAsia="標楷體" w:cs="標楷體"/>
@@ -30454,7 +30015,7 @@
         <w:pStyle w:val="aa"/>
         <w:numPr>
           <w:ilvl w:val="1"/>
-          <w:numId w:val="8"/>
+          <w:numId w:val="6"/>
         </w:numPr>
         <w:rPr>
           <w:rFonts w:eastAsia="標楷體" w:cs="標楷體"/>
@@ -30466,7 +30027,14 @@
           <w:rFonts w:eastAsia="標楷體" w:cs="標楷體"/>
           <w:color w:val="000000" w:themeColor="text1"/>
         </w:rPr>
-        <w:t>資產資料模型實作</w:t>
+        <w:t xml:space="preserve">ISO 27002:2022 </w:t>
+      </w:r>
+      <w:r>
+        <w:rPr>
+          <w:rFonts w:eastAsia="標楷體" w:cs="標楷體"/>
+          <w:color w:val="000000" w:themeColor="text1"/>
+        </w:rPr>
+        <w:t>知識庫建置</w:t>
       </w:r>
     </w:p>
     <w:p>
@@ -30474,7 +30042,7 @@
         <w:pStyle w:val="aa"/>
         <w:numPr>
           <w:ilvl w:val="1"/>
-          <w:numId w:val="8"/>
+          <w:numId w:val="6"/>
         </w:numPr>
         <w:rPr>
           <w:rFonts w:eastAsia="標楷體" w:cs="標楷體"/>
@@ -30486,21 +30054,14 @@
           <w:rFonts w:eastAsia="標楷體" w:cs="標楷體"/>
           <w:color w:val="000000" w:themeColor="text1"/>
         </w:rPr>
-        <w:t>資產</w:t>
+        <w:t xml:space="preserve">RAG </w:t>
       </w:r>
       <w:r>
         <w:rPr>
           <w:rFonts w:eastAsia="標楷體" w:cs="標楷體"/>
           <w:color w:val="000000" w:themeColor="text1"/>
         </w:rPr>
-        <w:t xml:space="preserve"> CRUD API </w:t>
-      </w:r>
-      <w:r>
-        <w:rPr>
-          <w:rFonts w:eastAsia="標楷體" w:cs="標楷體"/>
-          <w:color w:val="000000" w:themeColor="text1"/>
-        </w:rPr>
-        <w:t>開發</w:t>
+        <w:t>檢索系統實作</w:t>
       </w:r>
     </w:p>
     <w:p>
@@ -30508,7 +30069,7 @@
         <w:pStyle w:val="aa"/>
         <w:numPr>
           <w:ilvl w:val="1"/>
-          <w:numId w:val="8"/>
+          <w:numId w:val="6"/>
         </w:numPr>
         <w:rPr>
           <w:rFonts w:eastAsia="標楷體" w:cs="標楷體"/>
@@ -30520,14 +30081,14 @@
           <w:rFonts w:eastAsia="標楷體" w:cs="標楷體"/>
           <w:color w:val="000000" w:themeColor="text1"/>
         </w:rPr>
-        <w:t xml:space="preserve">Excel </w:t>
+        <w:t xml:space="preserve">AI </w:t>
       </w:r>
       <w:r>
         <w:rPr>
           <w:rFonts w:eastAsia="標楷體" w:cs="標楷體"/>
           <w:color w:val="000000" w:themeColor="text1"/>
         </w:rPr>
-        <w:t>批次匯入功能</w:t>
+        <w:t>顧問建議生成</w:t>
       </w:r>
     </w:p>
     <w:p>
@@ -30535,7 +30096,7 @@
         <w:pStyle w:val="aa"/>
         <w:numPr>
           <w:ilvl w:val="1"/>
-          <w:numId w:val="8"/>
+          <w:numId w:val="6"/>
         </w:numPr>
         <w:rPr>
           <w:rFonts w:eastAsia="標楷體" w:cs="標楷體"/>
@@ -30547,7 +30108,7 @@
           <w:rFonts w:eastAsia="標楷體" w:cs="標楷體"/>
           <w:color w:val="000000" w:themeColor="text1"/>
         </w:rPr>
-        <w:t>資產異動稽核軌跡</w:t>
+        <w:t>風險報表查詢與匯出</w:t>
       </w:r>
     </w:p>
     <w:p>
@@ -30555,7 +30116,7 @@
         <w:pStyle w:val="aa"/>
         <w:numPr>
           <w:ilvl w:val="0"/>
-          <w:numId w:val="8"/>
+          <w:numId w:val="6"/>
         </w:numPr>
         <w:rPr>
           <w:rFonts w:eastAsia="標楷體" w:cs="標楷體"/>
@@ -30604,588 +30165,8 @@
           <w:sz w:val="24"/>
           <w:szCs w:val="24"/>
         </w:rPr>
-        <w:t>林敬芬</w:t>
-      </w:r>
-    </w:p>
-    <w:p>
-      <w:pPr>
-        <w:pStyle w:val="aa"/>
-        <w:numPr>
-          <w:ilvl w:val="0"/>
-          <w:numId w:val="7"/>
-        </w:numPr>
-        <w:rPr>
-          <w:rFonts w:eastAsia="標楷體" w:cs="標楷體"/>
-          <w:color w:val="000000" w:themeColor="text1"/>
-        </w:rPr>
-      </w:pPr>
-      <w:r>
-        <w:rPr>
-          <w:rFonts w:eastAsia="標楷體" w:cs="標楷體"/>
-          <w:b/>
-          <w:bCs/>
-          <w:color w:val="000000" w:themeColor="text1"/>
-        </w:rPr>
-        <w:t>作業主責</w:t>
-      </w:r>
-      <w:r>
-        <w:rPr>
-          <w:rFonts w:eastAsia="標楷體" w:cs="標楷體"/>
-          <w:color w:val="000000" w:themeColor="text1"/>
-        </w:rPr>
-        <w:t xml:space="preserve">:6. </w:t>
-      </w:r>
-      <w:r>
-        <w:rPr>
-          <w:rFonts w:eastAsia="標楷體" w:cs="標楷體"/>
-          <w:color w:val="000000" w:themeColor="text1"/>
-        </w:rPr>
-        <w:t>資產盤點檢查、</w:t>
-      </w:r>
-      <w:r>
-        <w:rPr>
-          <w:rFonts w:eastAsia="標楷體" w:cs="標楷體"/>
-          <w:color w:val="000000" w:themeColor="text1"/>
-        </w:rPr>
-        <w:t xml:space="preserve">7. </w:t>
-      </w:r>
-      <w:r>
-        <w:rPr>
-          <w:rFonts w:eastAsia="標楷體" w:cs="標楷體"/>
-          <w:color w:val="000000" w:themeColor="text1"/>
-        </w:rPr>
-        <w:t>風險評鑑</w:t>
-      </w:r>
-    </w:p>
-    <w:p>
-      <w:pPr>
-        <w:pStyle w:val="aa"/>
-        <w:numPr>
-          <w:ilvl w:val="0"/>
-          <w:numId w:val="7"/>
-        </w:numPr>
-        <w:rPr>
-          <w:rFonts w:eastAsia="標楷體" w:cs="標楷體"/>
-          <w:color w:val="000000" w:themeColor="text1"/>
-        </w:rPr>
-      </w:pPr>
-      <w:r>
-        <w:rPr>
-          <w:rFonts w:eastAsia="標楷體" w:cs="標楷體"/>
-          <w:b/>
-          <w:bCs/>
-          <w:color w:val="000000" w:themeColor="text1"/>
-        </w:rPr>
-        <w:t>系統角色</w:t>
-      </w:r>
-      <w:r>
-        <w:rPr>
-          <w:rFonts w:eastAsia="標楷體" w:cs="標楷體"/>
-          <w:color w:val="000000" w:themeColor="text1"/>
-        </w:rPr>
-        <w:t>:</w:t>
-      </w:r>
-      <w:r>
-        <w:rPr>
-          <w:rFonts w:eastAsia="標楷體" w:cs="標楷體"/>
-          <w:color w:val="000000" w:themeColor="text1"/>
-        </w:rPr>
-        <w:t>風險評鑑核心引擎</w:t>
-      </w:r>
-    </w:p>
-    <w:p>
-      <w:pPr>
-        <w:pStyle w:val="aa"/>
-        <w:numPr>
-          <w:ilvl w:val="0"/>
-          <w:numId w:val="7"/>
-        </w:numPr>
-        <w:rPr>
-          <w:rFonts w:eastAsia="標楷體" w:cs="標楷體"/>
-          <w:color w:val="000000" w:themeColor="text1"/>
-        </w:rPr>
-      </w:pPr>
-      <w:r>
-        <w:rPr>
-          <w:rFonts w:eastAsia="標楷體" w:cs="標楷體"/>
-          <w:b/>
-          <w:bCs/>
-          <w:color w:val="000000" w:themeColor="text1"/>
-        </w:rPr>
-        <w:t>主要工作</w:t>
-      </w:r>
-      <w:r>
-        <w:rPr>
-          <w:rFonts w:eastAsia="標楷體" w:cs="標楷體"/>
-          <w:color w:val="000000" w:themeColor="text1"/>
-        </w:rPr>
-        <w:t xml:space="preserve">: </w:t>
-      </w:r>
-    </w:p>
-    <w:p>
-      <w:pPr>
-        <w:pStyle w:val="aa"/>
-        <w:numPr>
-          <w:ilvl w:val="1"/>
-          <w:numId w:val="7"/>
-        </w:numPr>
-        <w:rPr>
-          <w:rFonts w:eastAsia="標楷體" w:cs="標楷體"/>
-          <w:color w:val="000000" w:themeColor="text1"/>
-        </w:rPr>
-      </w:pPr>
-      <w:r>
-        <w:rPr>
-          <w:rFonts w:eastAsia="標楷體" w:cs="標楷體"/>
-          <w:color w:val="000000" w:themeColor="text1"/>
-        </w:rPr>
-        <w:t>資產盤點完整性檢查邏輯</w:t>
-      </w:r>
-    </w:p>
-    <w:p>
-      <w:pPr>
-        <w:pStyle w:val="aa"/>
-        <w:numPr>
-          <w:ilvl w:val="1"/>
-          <w:numId w:val="7"/>
-        </w:numPr>
-        <w:rPr>
-          <w:rFonts w:eastAsia="標楷體" w:cs="標楷體"/>
-          <w:color w:val="000000" w:themeColor="text1"/>
-        </w:rPr>
-      </w:pPr>
-      <w:r>
-        <w:rPr>
-          <w:rFonts w:eastAsia="標楷體" w:cs="標楷體"/>
-          <w:color w:val="000000" w:themeColor="text1"/>
-        </w:rPr>
-        <w:t>風險計算公式實作</w:t>
-      </w:r>
-      <w:r>
-        <w:rPr>
-          <w:rFonts w:eastAsia="標楷體" w:cs="標楷體"/>
-          <w:color w:val="000000" w:themeColor="text1"/>
-        </w:rPr>
-        <w:t>(</w:t>
-      </w:r>
-      <w:r>
-        <w:rPr>
-          <w:rFonts w:eastAsia="標楷體" w:cs="標楷體"/>
-          <w:color w:val="000000" w:themeColor="text1"/>
-        </w:rPr>
-        <w:t>規則引擎</w:t>
-      </w:r>
-      <w:r>
-        <w:rPr>
-          <w:rFonts w:eastAsia="標楷體" w:cs="標楷體"/>
-          <w:color w:val="000000" w:themeColor="text1"/>
-        </w:rPr>
-        <w:t>)</w:t>
-      </w:r>
-    </w:p>
-    <w:p>
-      <w:pPr>
-        <w:pStyle w:val="aa"/>
-        <w:numPr>
-          <w:ilvl w:val="1"/>
-          <w:numId w:val="7"/>
-        </w:numPr>
-        <w:rPr>
-          <w:rFonts w:eastAsia="標楷體" w:cs="標楷體"/>
-          <w:color w:val="000000" w:themeColor="text1"/>
-        </w:rPr>
-      </w:pPr>
-      <w:r>
-        <w:rPr>
-          <w:rFonts w:eastAsia="標楷體" w:cs="標楷體"/>
-          <w:color w:val="000000" w:themeColor="text1"/>
-        </w:rPr>
-        <w:lastRenderedPageBreak/>
-        <w:t>風險等級判定</w:t>
-      </w:r>
-      <w:r>
-        <w:rPr>
-          <w:rFonts w:eastAsia="標楷體" w:cs="標楷體"/>
-          <w:color w:val="000000" w:themeColor="text1"/>
-        </w:rPr>
-        <w:t>(Low/Medium/High/Critical)</w:t>
-      </w:r>
-    </w:p>
-    <w:p>
-      <w:pPr>
-        <w:pStyle w:val="aa"/>
-        <w:numPr>
-          <w:ilvl w:val="1"/>
-          <w:numId w:val="7"/>
-        </w:numPr>
-        <w:rPr>
-          <w:rFonts w:eastAsia="標楷體" w:cs="標楷體"/>
-          <w:color w:val="000000" w:themeColor="text1"/>
-        </w:rPr>
-      </w:pPr>
-      <w:proofErr w:type="gramStart"/>
-      <w:r>
-        <w:rPr>
-          <w:rFonts w:eastAsia="標楷體" w:cs="標楷體"/>
-          <w:color w:val="000000" w:themeColor="text1"/>
-        </w:rPr>
-        <w:t>威脅情資整合</w:t>
-      </w:r>
-      <w:proofErr w:type="gramEnd"/>
-    </w:p>
-    <w:p>
-      <w:pPr>
-        <w:pStyle w:val="aa"/>
-        <w:numPr>
-          <w:ilvl w:val="0"/>
-          <w:numId w:val="7"/>
-        </w:numPr>
-        <w:rPr>
-          <w:rFonts w:eastAsia="標楷體" w:cs="標楷體"/>
-          <w:color w:val="000000" w:themeColor="text1"/>
-        </w:rPr>
-      </w:pPr>
-      <w:r>
-        <w:rPr>
-          <w:rFonts w:eastAsia="標楷體" w:cs="標楷體"/>
-          <w:b/>
-          <w:bCs/>
-          <w:color w:val="000000" w:themeColor="text1"/>
-        </w:rPr>
-        <w:t>文件主責</w:t>
-      </w:r>
-      <w:r>
-        <w:rPr>
-          <w:rFonts w:eastAsia="標楷體" w:cs="標楷體"/>
-          <w:color w:val="000000" w:themeColor="text1"/>
-        </w:rPr>
-        <w:t>:</w:t>
-      </w:r>
-      <w:r>
-        <w:rPr>
-          <w:rFonts w:eastAsia="標楷體" w:cs="標楷體"/>
-          <w:color w:val="000000" w:themeColor="text1"/>
-        </w:rPr>
-        <w:t>對應作業之系統文件章節</w:t>
-      </w:r>
-    </w:p>
-    <w:p>
-      <w:pPr>
-        <w:pStyle w:val="4"/>
-        <w:spacing w:before="0" w:after="0"/>
-        <w:rPr>
-          <w:rFonts w:eastAsia="標楷體" w:cs="標楷體"/>
-          <w:sz w:val="24"/>
-          <w:szCs w:val="24"/>
-        </w:rPr>
-      </w:pPr>
-      <w:r>
-        <w:rPr>
-          <w:rFonts w:eastAsia="標楷體" w:cs="標楷體"/>
-          <w:b/>
-          <w:bCs/>
-          <w:sz w:val="24"/>
-          <w:szCs w:val="24"/>
-        </w:rPr>
-        <w:t>李昕</w:t>
-      </w:r>
-      <w:proofErr w:type="gramStart"/>
-      <w:r>
-        <w:rPr>
-          <w:rFonts w:eastAsia="標楷體" w:cs="標楷體"/>
-          <w:b/>
-          <w:bCs/>
-          <w:sz w:val="24"/>
-          <w:szCs w:val="24"/>
-        </w:rPr>
-        <w:t>縈</w:t>
-      </w:r>
-      <w:proofErr w:type="gramEnd"/>
-    </w:p>
-    <w:p>
-      <w:pPr>
-        <w:pStyle w:val="aa"/>
-        <w:numPr>
-          <w:ilvl w:val="0"/>
-          <w:numId w:val="6"/>
-        </w:numPr>
-        <w:rPr>
-          <w:rFonts w:eastAsia="標楷體" w:cs="標楷體"/>
-          <w:color w:val="000000" w:themeColor="text1"/>
-        </w:rPr>
-      </w:pPr>
-      <w:r>
-        <w:rPr>
-          <w:rFonts w:eastAsia="標楷體" w:cs="標楷體"/>
-          <w:b/>
-          <w:bCs/>
-          <w:color w:val="000000" w:themeColor="text1"/>
-        </w:rPr>
-        <w:t>作業主責</w:t>
-      </w:r>
-      <w:r>
-        <w:rPr>
-          <w:rFonts w:eastAsia="標楷體" w:cs="標楷體"/>
-          <w:color w:val="000000" w:themeColor="text1"/>
-        </w:rPr>
-        <w:t xml:space="preserve">:8. AI </w:t>
-      </w:r>
-      <w:r>
-        <w:rPr>
-          <w:rFonts w:eastAsia="標楷體" w:cs="標楷體"/>
-          <w:color w:val="000000" w:themeColor="text1"/>
-        </w:rPr>
-        <w:t>改善建議、</w:t>
-      </w:r>
-      <w:r>
-        <w:rPr>
-          <w:rFonts w:eastAsia="標楷體" w:cs="標楷體"/>
-          <w:color w:val="000000" w:themeColor="text1"/>
-        </w:rPr>
-        <w:t xml:space="preserve">9. </w:t>
-      </w:r>
-      <w:r>
-        <w:rPr>
-          <w:rFonts w:eastAsia="標楷體" w:cs="標楷體"/>
-          <w:color w:val="000000" w:themeColor="text1"/>
-        </w:rPr>
-        <w:t>風險報表產生</w:t>
-      </w:r>
-    </w:p>
-    <w:p>
-      <w:pPr>
-        <w:pStyle w:val="aa"/>
-        <w:numPr>
-          <w:ilvl w:val="0"/>
-          <w:numId w:val="6"/>
-        </w:numPr>
-        <w:rPr>
-          <w:rFonts w:eastAsia="標楷體" w:cs="標楷體"/>
-          <w:color w:val="000000" w:themeColor="text1"/>
-        </w:rPr>
-      </w:pPr>
-      <w:r>
-        <w:rPr>
-          <w:rFonts w:eastAsia="標楷體" w:cs="標楷體"/>
-          <w:b/>
-          <w:bCs/>
-          <w:color w:val="000000" w:themeColor="text1"/>
-        </w:rPr>
-        <w:t>系統角色</w:t>
-      </w:r>
-      <w:r>
-        <w:rPr>
-          <w:rFonts w:eastAsia="標楷體" w:cs="標楷體"/>
-          <w:color w:val="000000" w:themeColor="text1"/>
-        </w:rPr>
-        <w:t xml:space="preserve">:AI </w:t>
-      </w:r>
-      <w:r>
-        <w:rPr>
-          <w:rFonts w:eastAsia="標楷體" w:cs="標楷體"/>
-          <w:color w:val="000000" w:themeColor="text1"/>
-        </w:rPr>
-        <w:t>顧問與報表</w:t>
-      </w:r>
-    </w:p>
-    <w:p>
-      <w:pPr>
-        <w:pStyle w:val="aa"/>
-        <w:numPr>
-          <w:ilvl w:val="0"/>
-          <w:numId w:val="6"/>
-        </w:numPr>
-        <w:rPr>
-          <w:rFonts w:eastAsia="標楷體" w:cs="標楷體"/>
-          <w:color w:val="000000" w:themeColor="text1"/>
-        </w:rPr>
-      </w:pPr>
-      <w:r>
-        <w:rPr>
-          <w:rFonts w:eastAsia="標楷體" w:cs="標楷體"/>
-          <w:b/>
-          <w:bCs/>
-          <w:color w:val="000000" w:themeColor="text1"/>
-        </w:rPr>
-        <w:t>主要工作</w:t>
-      </w:r>
-      <w:r>
-        <w:rPr>
-          <w:rFonts w:eastAsia="標楷體" w:cs="標楷體"/>
-          <w:color w:val="000000" w:themeColor="text1"/>
-        </w:rPr>
-        <w:t xml:space="preserve">: </w:t>
-      </w:r>
-    </w:p>
-    <w:p>
-      <w:pPr>
-        <w:pStyle w:val="aa"/>
-        <w:numPr>
-          <w:ilvl w:val="1"/>
-          <w:numId w:val="6"/>
-        </w:numPr>
-        <w:rPr>
-          <w:rFonts w:eastAsia="標楷體" w:cs="標楷體"/>
-          <w:color w:val="000000" w:themeColor="text1"/>
-        </w:rPr>
-      </w:pPr>
-      <w:r>
-        <w:rPr>
-          <w:rFonts w:eastAsia="標楷體" w:cs="標楷體"/>
-          <w:color w:val="000000" w:themeColor="text1"/>
-        </w:rPr>
-        <w:t xml:space="preserve">ISO 27002:2022 </w:t>
-      </w:r>
-      <w:r>
-        <w:rPr>
-          <w:rFonts w:eastAsia="標楷體" w:cs="標楷體"/>
-          <w:color w:val="000000" w:themeColor="text1"/>
-        </w:rPr>
-        <w:t>知識庫建置</w:t>
-      </w:r>
-    </w:p>
-    <w:p>
-      <w:pPr>
-        <w:pStyle w:val="aa"/>
-        <w:numPr>
-          <w:ilvl w:val="1"/>
-          <w:numId w:val="6"/>
-        </w:numPr>
-        <w:rPr>
-          <w:rFonts w:eastAsia="標楷體" w:cs="標楷體"/>
-          <w:color w:val="000000" w:themeColor="text1"/>
-        </w:rPr>
-      </w:pPr>
-      <w:r>
-        <w:rPr>
-          <w:rFonts w:eastAsia="標楷體" w:cs="標楷體"/>
-          <w:color w:val="000000" w:themeColor="text1"/>
-        </w:rPr>
-        <w:t xml:space="preserve">RAG </w:t>
-      </w:r>
-      <w:r>
-        <w:rPr>
-          <w:rFonts w:eastAsia="標楷體" w:cs="標楷體"/>
-          <w:color w:val="000000" w:themeColor="text1"/>
-        </w:rPr>
-        <w:t>檢索系統實作</w:t>
-      </w:r>
-    </w:p>
-    <w:p>
-      <w:pPr>
-        <w:pStyle w:val="aa"/>
-        <w:numPr>
-          <w:ilvl w:val="1"/>
-          <w:numId w:val="6"/>
-        </w:numPr>
-        <w:rPr>
-          <w:rFonts w:eastAsia="標楷體" w:cs="標楷體"/>
-          <w:color w:val="000000" w:themeColor="text1"/>
-        </w:rPr>
-      </w:pPr>
-      <w:r>
-        <w:rPr>
-          <w:rFonts w:eastAsia="標楷體" w:cs="標楷體"/>
-          <w:color w:val="000000" w:themeColor="text1"/>
-        </w:rPr>
-        <w:t xml:space="preserve">AI </w:t>
-      </w:r>
-      <w:r>
-        <w:rPr>
-          <w:rFonts w:eastAsia="標楷體" w:cs="標楷體"/>
-          <w:color w:val="000000" w:themeColor="text1"/>
-        </w:rPr>
-        <w:t>顧問建議生成</w:t>
-      </w:r>
-    </w:p>
-    <w:p>
-      <w:pPr>
-        <w:pStyle w:val="aa"/>
-        <w:numPr>
-          <w:ilvl w:val="1"/>
-          <w:numId w:val="6"/>
-        </w:numPr>
-        <w:rPr>
-          <w:rFonts w:eastAsia="標楷體" w:cs="標楷體"/>
-          <w:color w:val="000000" w:themeColor="text1"/>
-        </w:rPr>
-      </w:pPr>
-      <w:r>
-        <w:rPr>
-          <w:rFonts w:eastAsia="標楷體" w:cs="標楷體"/>
-          <w:color w:val="000000" w:themeColor="text1"/>
-        </w:rPr>
-        <w:t>風險報表查詢與匯出</w:t>
-      </w:r>
-    </w:p>
-    <w:p>
-      <w:pPr>
-        <w:pStyle w:val="aa"/>
-        <w:numPr>
-          <w:ilvl w:val="0"/>
-          <w:numId w:val="6"/>
-        </w:numPr>
-        <w:rPr>
-          <w:rFonts w:eastAsia="標楷體" w:cs="標楷體"/>
-          <w:color w:val="000000" w:themeColor="text1"/>
-        </w:rPr>
-      </w:pPr>
-      <w:r>
-        <w:rPr>
-          <w:rFonts w:eastAsia="標楷體" w:cs="標楷體"/>
-          <w:b/>
-          <w:bCs/>
-          <w:color w:val="000000" w:themeColor="text1"/>
-        </w:rPr>
-        <w:t>文件主責</w:t>
-      </w:r>
-      <w:r>
-        <w:rPr>
-          <w:rFonts w:eastAsia="標楷體" w:cs="標楷體"/>
-          <w:color w:val="000000" w:themeColor="text1"/>
-        </w:rPr>
-        <w:t>:</w:t>
-      </w:r>
-      <w:r>
-        <w:rPr>
-          <w:rFonts w:eastAsia="標楷體" w:cs="標楷體"/>
-          <w:color w:val="000000" w:themeColor="text1"/>
-        </w:rPr>
-        <w:t>對應作業之系統文件章節</w:t>
-      </w:r>
-    </w:p>
-    <w:p>
-      <w:pPr>
-        <w:pStyle w:val="4"/>
-        <w:spacing w:before="0" w:after="0"/>
-        <w:rPr>
-          <w:rFonts w:eastAsia="標楷體" w:cs="標楷體"/>
-          <w:sz w:val="24"/>
-          <w:szCs w:val="24"/>
-        </w:rPr>
-      </w:pPr>
-      <w:r>
-        <w:rPr>
-          <w:rFonts w:eastAsia="標楷體" w:cs="標楷體"/>
-          <w:b/>
-          <w:bCs/>
-          <w:sz w:val="24"/>
-          <w:szCs w:val="24"/>
-        </w:rPr>
-        <w:t>黃翊</w:t>
-      </w:r>
-      <w:proofErr w:type="gramStart"/>
-      <w:r>
-        <w:rPr>
-          <w:rFonts w:eastAsia="標楷體" w:cs="標楷體"/>
-          <w:b/>
-          <w:bCs/>
-          <w:sz w:val="24"/>
-          <w:szCs w:val="24"/>
-        </w:rPr>
-        <w:t>甄</w:t>
-      </w:r>
-      <w:proofErr w:type="gramEnd"/>
+        <w:t>黃翊甄</w:t>
+      </w:r>
     </w:p>
     <w:p>
       <w:pPr>
@@ -31510,21 +30491,12 @@
         </w:rPr>
         <w:t xml:space="preserve"> 7 </w:t>
       </w:r>
-      <w:proofErr w:type="gramStart"/>
       <w:r>
         <w:rPr>
           <w:rFonts w:eastAsia="標楷體" w:cs="標楷體"/>
           <w:color w:val="000000" w:themeColor="text1"/>
         </w:rPr>
-        <w:t>章實作</w:t>
-      </w:r>
-      <w:proofErr w:type="gramEnd"/>
-      <w:r>
-        <w:rPr>
-          <w:rFonts w:eastAsia="標楷體" w:cs="標楷體"/>
-          <w:color w:val="000000" w:themeColor="text1"/>
-        </w:rPr>
-        <w:t>模型</w:t>
+        <w:t>章實作模型</w:t>
       </w:r>
       <w:r>
         <w:rPr>
@@ -31737,19 +30709,11 @@
                 <w:rFonts w:eastAsia="標楷體" w:cs="標楷體"/>
               </w:rPr>
             </w:pPr>
-            <w:proofErr w:type="gramStart"/>
-            <w:r>
-              <w:rPr>
-                <w:rFonts w:eastAsia="標楷體" w:cs="標楷體"/>
-              </w:rPr>
-              <w:t>週</w:t>
-            </w:r>
-            <w:proofErr w:type="gramEnd"/>
-            <w:r>
-              <w:rPr>
-                <w:rFonts w:eastAsia="標楷體" w:cs="標楷體"/>
-              </w:rPr>
-              <w:t>例會與進度檢核</w:t>
+            <w:r>
+              <w:rPr>
+                <w:rFonts w:eastAsia="標楷體" w:cs="標楷體"/>
+              </w:rPr>
+              <w:t>週例會與進度檢核</w:t>
             </w:r>
           </w:p>
         </w:tc>
@@ -31772,16 +30736,8 @@
               <w:rPr>
                 <w:rFonts w:eastAsia="標楷體" w:cs="標楷體"/>
               </w:rPr>
-              <w:t>顏</w:t>
-            </w:r>
-            <w:proofErr w:type="gramStart"/>
-            <w:r>
-              <w:rPr>
-                <w:rFonts w:eastAsia="標楷體" w:cs="標楷體"/>
-              </w:rPr>
-              <w:t>珮倪</w:t>
-            </w:r>
-            <w:proofErr w:type="gramEnd"/>
+              <w:t>顏珮倪</w:t>
+            </w:r>
             <w:r>
               <w:rPr>
                 <w:rFonts w:eastAsia="標楷體" w:cs="標楷體"/>
@@ -31889,16 +30845,8 @@
               <w:rPr>
                 <w:rFonts w:eastAsia="標楷體" w:cs="標楷體"/>
               </w:rPr>
-              <w:t>黃翊</w:t>
-            </w:r>
-            <w:proofErr w:type="gramStart"/>
-            <w:r>
-              <w:rPr>
-                <w:rFonts w:eastAsia="標楷體" w:cs="標楷體"/>
-              </w:rPr>
-              <w:t>甄</w:t>
-            </w:r>
-            <w:proofErr w:type="gramEnd"/>
+              <w:t>黃翊甄</w:t>
+            </w:r>
           </w:p>
         </w:tc>
         <w:tc>
@@ -32006,16 +30954,8 @@
               <w:rPr>
                 <w:rFonts w:eastAsia="標楷體" w:cs="標楷體"/>
               </w:rPr>
-              <w:t>黃翊</w:t>
-            </w:r>
-            <w:proofErr w:type="gramStart"/>
-            <w:r>
-              <w:rPr>
-                <w:rFonts w:eastAsia="標楷體" w:cs="標楷體"/>
-              </w:rPr>
-              <w:t>甄</w:t>
-            </w:r>
-            <w:proofErr w:type="gramEnd"/>
+              <w:t>黃翊甄</w:t>
+            </w:r>
           </w:p>
         </w:tc>
         <w:tc>
@@ -32117,16 +31057,8 @@
               <w:rPr>
                 <w:rFonts w:eastAsia="標楷體" w:cs="標楷體"/>
               </w:rPr>
-              <w:t>顏</w:t>
-            </w:r>
-            <w:proofErr w:type="gramStart"/>
-            <w:r>
-              <w:rPr>
-                <w:rFonts w:eastAsia="標楷體" w:cs="標楷體"/>
-              </w:rPr>
-              <w:t>珮倪</w:t>
-            </w:r>
-            <w:proofErr w:type="gramEnd"/>
+              <w:t>顏珮倪</w:t>
+            </w:r>
             <w:r>
               <w:rPr>
                 <w:rFonts w:eastAsia="標楷體" w:cs="標楷體"/>
@@ -32177,16 +31109,8 @@
               <w:rPr>
                 <w:rFonts w:eastAsia="標楷體" w:cs="標楷體"/>
               </w:rPr>
-              <w:t>每兩</w:t>
-            </w:r>
-            <w:proofErr w:type="gramStart"/>
-            <w:r>
-              <w:rPr>
-                <w:rFonts w:eastAsia="標楷體" w:cs="標楷體"/>
-              </w:rPr>
-              <w:t>週</w:t>
-            </w:r>
-            <w:proofErr w:type="gramEnd"/>
+              <w:t>每兩週</w:t>
+            </w:r>
           </w:p>
         </w:tc>
       </w:tr>
@@ -32242,16 +31166,8 @@
               <w:rPr>
                 <w:rFonts w:eastAsia="標楷體" w:cs="標楷體"/>
               </w:rPr>
-              <w:t>顏</w:t>
-            </w:r>
-            <w:proofErr w:type="gramStart"/>
-            <w:r>
-              <w:rPr>
-                <w:rFonts w:eastAsia="標楷體" w:cs="標楷體"/>
-              </w:rPr>
-              <w:t>珮倪</w:t>
-            </w:r>
-            <w:proofErr w:type="gramEnd"/>
+              <w:t>顏珮倪</w:t>
+            </w:r>
             <w:r>
               <w:rPr>
                 <w:rFonts w:eastAsia="標楷體" w:cs="標楷體"/>
@@ -32359,16 +31275,8 @@
               <w:rPr>
                 <w:rFonts w:eastAsia="標楷體" w:cs="標楷體"/>
               </w:rPr>
-              <w:t>顏</w:t>
-            </w:r>
-            <w:proofErr w:type="gramStart"/>
-            <w:r>
-              <w:rPr>
-                <w:rFonts w:eastAsia="標楷體" w:cs="標楷體"/>
-              </w:rPr>
-              <w:t>珮倪</w:t>
-            </w:r>
-            <w:proofErr w:type="gramEnd"/>
+              <w:t>顏珮倪</w:t>
+            </w:r>
             <w:r>
               <w:rPr>
                 <w:rFonts w:eastAsia="標楷體" w:cs="標楷體"/>
@@ -32601,18 +31509,8 @@
                 <w:b/>
                 <w:bCs/>
               </w:rPr>
-              <w:t>顏</w:t>
-            </w:r>
-            <w:proofErr w:type="gramStart"/>
-            <w:r>
-              <w:rPr>
-                <w:rFonts w:eastAsia="標楷體" w:cs="標楷體"/>
-                <w:b/>
-                <w:bCs/>
-              </w:rPr>
-              <w:t>珮倪</w:t>
-            </w:r>
-            <w:proofErr w:type="gramEnd"/>
+              <w:t>顏珮倪</w:t>
+            </w:r>
             <w:r>
               <w:rPr>
                 <w:rFonts w:eastAsia="標楷體" w:cs="標楷體"/>
@@ -32715,18 +31613,8 @@
                 <w:b/>
                 <w:bCs/>
               </w:rPr>
-              <w:t>黃翊</w:t>
-            </w:r>
-            <w:proofErr w:type="gramStart"/>
-            <w:r>
-              <w:rPr>
-                <w:rFonts w:eastAsia="標楷體" w:cs="標楷體"/>
-                <w:b/>
-                <w:bCs/>
-              </w:rPr>
-              <w:t>甄</w:t>
-            </w:r>
-            <w:proofErr w:type="gramEnd"/>
+              <w:t>黃翊甄</w:t>
+            </w:r>
           </w:p>
         </w:tc>
         <w:tc>
@@ -32833,18 +31721,8 @@
                 <w:b/>
                 <w:bCs/>
               </w:rPr>
-              <w:t>林紀</w:t>
-            </w:r>
-            <w:proofErr w:type="gramStart"/>
-            <w:r>
-              <w:rPr>
-                <w:rFonts w:eastAsia="標楷體" w:cs="標楷體"/>
-                <w:b/>
-                <w:bCs/>
-              </w:rPr>
-              <w:t>媗</w:t>
-            </w:r>
-            <w:proofErr w:type="gramEnd"/>
+              <w:t>林紀媗</w:t>
+            </w:r>
           </w:p>
         </w:tc>
         <w:tc>
@@ -32886,19 +31764,11 @@
               </w:rPr>
               <w:t xml:space="preserve"> CRUD,4 </w:t>
             </w:r>
-            <w:proofErr w:type="gramStart"/>
-            <w:r>
-              <w:rPr>
-                <w:rFonts w:eastAsia="標楷體" w:cs="標楷體"/>
-              </w:rPr>
-              <w:t>個</w:t>
-            </w:r>
-            <w:proofErr w:type="gramEnd"/>
-            <w:r>
-              <w:rPr>
-                <w:rFonts w:eastAsia="標楷體" w:cs="標楷體"/>
-              </w:rPr>
-              <w:t>作業</w:t>
+            <w:r>
+              <w:rPr>
+                <w:rFonts w:eastAsia="標楷體" w:cs="標楷體"/>
+              </w:rPr>
+              <w:t>個作業</w:t>
             </w:r>
             <w:r>
               <w:rPr>
@@ -33067,18 +31937,8 @@
                 <w:b/>
                 <w:bCs/>
               </w:rPr>
-              <w:t>李昕</w:t>
-            </w:r>
-            <w:proofErr w:type="gramStart"/>
-            <w:r>
-              <w:rPr>
-                <w:rFonts w:eastAsia="標楷體" w:cs="標楷體"/>
-                <w:b/>
-                <w:bCs/>
-              </w:rPr>
-              <w:t>縈</w:t>
-            </w:r>
-            <w:proofErr w:type="gramEnd"/>
+              <w:t>李昕縈</w:t>
+            </w:r>
           </w:p>
         </w:tc>
         <w:tc>
@@ -33275,9 +32135,29 @@
           <w:bCs/>
           <w:color w:val="000000" w:themeColor="text1"/>
         </w:rPr>
-        <w:t>顏</w:t>
-      </w:r>
-      <w:proofErr w:type="gramStart"/>
+        <w:t>顏珮倪</w:t>
+      </w:r>
+      <w:r>
+        <w:rPr>
+          <w:rFonts w:eastAsia="標楷體" w:cs="標楷體"/>
+          <w:color w:val="000000" w:themeColor="text1"/>
+        </w:rPr>
+        <w:t xml:space="preserve"> </w:t>
+      </w:r>
+      <w:r>
+        <w:rPr>
+          <w:rFonts w:eastAsia="標楷體" w:cs="標楷體"/>
+          <w:color w:val="000000" w:themeColor="text1"/>
+        </w:rPr>
+        <w:t>與</w:t>
+      </w:r>
+      <w:r>
+        <w:rPr>
+          <w:rFonts w:eastAsia="標楷體" w:cs="標楷體"/>
+          <w:color w:val="000000" w:themeColor="text1"/>
+        </w:rPr>
+        <w:t xml:space="preserve"> </w:t>
+      </w:r>
       <w:r>
         <w:rPr>
           <w:rFonts w:eastAsia="標楷體" w:cs="標楷體"/>
@@ -33285,50 +32165,8 @@
           <w:bCs/>
           <w:color w:val="000000" w:themeColor="text1"/>
         </w:rPr>
-        <w:t>珮倪</w:t>
-      </w:r>
-      <w:proofErr w:type="gramEnd"/>
-      <w:r>
-        <w:rPr>
-          <w:rFonts w:eastAsia="標楷體" w:cs="標楷體"/>
-          <w:color w:val="000000" w:themeColor="text1"/>
-        </w:rPr>
-        <w:t xml:space="preserve"> </w:t>
-      </w:r>
-      <w:r>
-        <w:rPr>
-          <w:rFonts w:eastAsia="標楷體" w:cs="標楷體"/>
-          <w:color w:val="000000" w:themeColor="text1"/>
-        </w:rPr>
-        <w:t>與</w:t>
-      </w:r>
-      <w:r>
-        <w:rPr>
-          <w:rFonts w:eastAsia="標楷體" w:cs="標楷體"/>
-          <w:color w:val="000000" w:themeColor="text1"/>
-        </w:rPr>
-        <w:t xml:space="preserve"> </w:t>
-      </w:r>
-      <w:r>
-        <w:rPr>
-          <w:rFonts w:eastAsia="標楷體" w:cs="標楷體"/>
-          <w:b/>
-          <w:bCs/>
-          <w:color w:val="000000" w:themeColor="text1"/>
-        </w:rPr>
-        <w:t>黃翊</w:t>
-      </w:r>
-      <w:proofErr w:type="gramStart"/>
-      <w:r>
-        <w:rPr>
-          <w:rFonts w:eastAsia="標楷體" w:cs="標楷體"/>
-          <w:b/>
-          <w:bCs/>
-          <w:color w:val="000000" w:themeColor="text1"/>
-        </w:rPr>
-        <w:t>甄</w:t>
-      </w:r>
-      <w:proofErr w:type="gramEnd"/>
+        <w:t>黃翊甄</w:t>
+      </w:r>
       <w:r>
         <w:rPr>
           <w:rFonts w:eastAsia="標楷體" w:cs="標楷體"/>
@@ -33491,19 +32329,8 @@
           <w:bCs/>
           <w:color w:val="000000" w:themeColor="text1"/>
         </w:rPr>
-        <w:t>林紀</w:t>
-      </w:r>
-      <w:proofErr w:type="gramStart"/>
-      <w:r>
-        <w:rPr>
-          <w:rFonts w:eastAsia="標楷體" w:cs="標楷體"/>
-          <w:b/>
-          <w:bCs/>
-          <w:color w:val="000000" w:themeColor="text1"/>
-        </w:rPr>
-        <w:t>媗</w:t>
-      </w:r>
-      <w:proofErr w:type="gramEnd"/>
+        <w:t>林紀媗</w:t>
+      </w:r>
       <w:r>
         <w:rPr>
           <w:rFonts w:eastAsia="標楷體" w:cs="標楷體"/>
@@ -33525,21 +32352,12 @@
         </w:rPr>
         <w:t xml:space="preserve"> 4 </w:t>
       </w:r>
-      <w:proofErr w:type="gramStart"/>
       <w:r>
         <w:rPr>
           <w:rFonts w:eastAsia="標楷體" w:cs="標楷體"/>
           <w:color w:val="000000" w:themeColor="text1"/>
         </w:rPr>
-        <w:t>個</w:t>
-      </w:r>
-      <w:proofErr w:type="gramEnd"/>
-      <w:r>
-        <w:rPr>
-          <w:rFonts w:eastAsia="標楷體" w:cs="標楷體"/>
-          <w:color w:val="000000" w:themeColor="text1"/>
-        </w:rPr>
-        <w:t>作業</w:t>
+        <w:t>個作業</w:t>
       </w:r>
       <w:r>
         <w:rPr>
@@ -33589,19 +32407,8 @@
           <w:bCs/>
           <w:color w:val="000000" w:themeColor="text1"/>
         </w:rPr>
-        <w:t>李昕</w:t>
-      </w:r>
-      <w:proofErr w:type="gramStart"/>
-      <w:r>
-        <w:rPr>
-          <w:rFonts w:eastAsia="標楷體" w:cs="標楷體"/>
-          <w:b/>
-          <w:bCs/>
-          <w:color w:val="000000" w:themeColor="text1"/>
-        </w:rPr>
-        <w:t>縈</w:t>
-      </w:r>
-      <w:proofErr w:type="gramEnd"/>
+        <w:t>李昕縈</w:t>
+      </w:r>
       <w:r>
         <w:rPr>
           <w:rFonts w:eastAsia="標楷體" w:cs="標楷體"/>
@@ -34138,9 +32945,8 @@
           <w:sz w:val="28"/>
           <w:szCs w:val="28"/>
         </w:rPr>
-        <w:t>本章主要針對「</w:t>
-      </w:r>
-      <w:proofErr w:type="gramStart"/>
+        <w:t>本章主要針對「支援資安管理系統（</w:t>
+      </w:r>
       <w:r>
         <w:rPr>
           <w:rFonts w:eastAsia="標楷體" w:cs="標楷體"/>
@@ -34148,9 +32954,8 @@
           <w:sz w:val="28"/>
           <w:szCs w:val="28"/>
         </w:rPr>
-        <w:t>支援資安管理</w:t>
-      </w:r>
-      <w:proofErr w:type="gramEnd"/>
+        <w:t>ISMS</w:t>
+      </w:r>
       <w:r>
         <w:rPr>
           <w:rFonts w:eastAsia="標楷體" w:cs="標楷體"/>
@@ -34158,7 +32963,7 @@
           <w:sz w:val="28"/>
           <w:szCs w:val="28"/>
         </w:rPr>
-        <w:t>系統（</w:t>
+        <w:t>）運作之</w:t>
       </w:r>
       <w:r>
         <w:rPr>
@@ -34167,7 +32972,7 @@
           <w:sz w:val="28"/>
           <w:szCs w:val="28"/>
         </w:rPr>
-        <w:t>ISMS</w:t>
+        <w:t xml:space="preserve"> AI </w:t>
       </w:r>
       <w:r>
         <w:rPr>
@@ -34176,45 +32981,7 @@
           <w:sz w:val="28"/>
           <w:szCs w:val="28"/>
         </w:rPr>
-        <w:t>）運作之</w:t>
-      </w:r>
-      <w:r>
-        <w:rPr>
-          <w:rFonts w:eastAsia="標楷體" w:cs="標楷體"/>
-          <w:color w:val="000000" w:themeColor="text1"/>
-          <w:sz w:val="28"/>
-          <w:szCs w:val="28"/>
-        </w:rPr>
-        <w:t xml:space="preserve"> AI </w:t>
-      </w:r>
-      <w:r>
-        <w:rPr>
-          <w:rFonts w:eastAsia="標楷體" w:cs="標楷體"/>
-          <w:color w:val="000000" w:themeColor="text1"/>
-          <w:sz w:val="28"/>
-          <w:szCs w:val="28"/>
-        </w:rPr>
-        <w:t>風險顧問系統」進行需求分析，說明本系統之使用者需求、功能需求、非功能需求，以及使用個案模型。本系統主要使用者包含一般使用者、</w:t>
-      </w:r>
-      <w:proofErr w:type="gramStart"/>
-      <w:r>
-        <w:rPr>
-          <w:rFonts w:eastAsia="標楷體" w:cs="標楷體"/>
-          <w:color w:val="000000" w:themeColor="text1"/>
-          <w:sz w:val="28"/>
-          <w:szCs w:val="28"/>
-        </w:rPr>
-        <w:t>資安管理員</w:t>
-      </w:r>
-      <w:proofErr w:type="gramEnd"/>
-      <w:r>
-        <w:rPr>
-          <w:rFonts w:eastAsia="標楷體" w:cs="標楷體"/>
-          <w:color w:val="000000" w:themeColor="text1"/>
-          <w:sz w:val="28"/>
-          <w:szCs w:val="28"/>
-        </w:rPr>
-        <w:t>／高階主管與系統管理員，並依據各角色於系統中的操作目標，整理出系統應提供之功能與服務。</w:t>
+        <w:t>風險顧問系統」進行需求分析，說明本系統之使用者需求、功能需求、非功能需求，以及使用個案模型。本系統主要使用者包含一般使用者、資安管理員／高階主管與系統管理員，並依據各角色於系統中的操作目標，整理出系統應提供之功能與服務。</w:t>
       </w:r>
     </w:p>
     <w:p>
@@ -34254,27 +33021,7 @@
           <w:sz w:val="28"/>
           <w:szCs w:val="28"/>
         </w:rPr>
-        <w:t>改善建議功能；</w:t>
-      </w:r>
-      <w:proofErr w:type="gramStart"/>
-      <w:r>
-        <w:rPr>
-          <w:rFonts w:eastAsia="標楷體" w:cs="標楷體"/>
-          <w:color w:val="000000" w:themeColor="text1"/>
-          <w:sz w:val="28"/>
-          <w:szCs w:val="28"/>
-        </w:rPr>
-        <w:t>資安管理員</w:t>
-      </w:r>
-      <w:proofErr w:type="gramEnd"/>
-      <w:r>
-        <w:rPr>
-          <w:rFonts w:eastAsia="標楷體" w:cs="標楷體"/>
-          <w:color w:val="000000" w:themeColor="text1"/>
-          <w:sz w:val="28"/>
-          <w:szCs w:val="28"/>
-        </w:rPr>
-        <w:t>／高階主管之風險報表與高風險資產查看功能；以及系統管理員之帳號權限管理與資料備份功能。</w:t>
+        <w:t>改善建議功能；資安管理員／高階主管之風險報表與高風險資產查看功能；以及系統管理員之帳號權限管理與資料備份功能。</w:t>
       </w:r>
     </w:p>
     <w:p>
@@ -34511,16 +33258,8 @@
               <w:rPr>
                 <w:rFonts w:eastAsia="標楷體" w:cs="標楷體"/>
               </w:rPr>
-              <w:t>一般使用者、</w:t>
-            </w:r>
-            <w:proofErr w:type="gramStart"/>
-            <w:r>
-              <w:rPr>
-                <w:rFonts w:eastAsia="標楷體" w:cs="標楷體"/>
-              </w:rPr>
-              <w:t>資安管理員</w:t>
-            </w:r>
-            <w:proofErr w:type="gramEnd"/>
+              <w:t>一般使用者、資安管理員</w:t>
+            </w:r>
             <w:r>
               <w:rPr>
                 <w:rFonts w:eastAsia="標楷體" w:cs="標楷體"/>
@@ -34983,21 +33722,7 @@
                 <w:rFonts w:eastAsia="標楷體" w:cs="標楷體"/>
               </w:rPr>
               <w:lastRenderedPageBreak/>
-              <w:t>當系統發現資產資料</w:t>
-            </w:r>
-            <w:proofErr w:type="gramStart"/>
-            <w:r>
-              <w:rPr>
-                <w:rFonts w:eastAsia="標楷體" w:cs="標楷體"/>
-              </w:rPr>
-              <w:t>缺漏時</w:t>
-            </w:r>
-            <w:proofErr w:type="gramEnd"/>
-            <w:r>
-              <w:rPr>
-                <w:rFonts w:eastAsia="標楷體" w:cs="標楷體"/>
-              </w:rPr>
-              <w:t>，應提示使用者補齊必要欄位。</w:t>
+              <w:t>當系統發現資產資料缺漏時，應提示使用者補齊必要欄位。</w:t>
             </w:r>
           </w:p>
         </w:tc>
@@ -35584,21 +34309,7 @@
               <w:rPr>
                 <w:rFonts w:eastAsia="標楷體" w:cs="標楷體"/>
               </w:rPr>
-              <w:t>系統應提供風險報表，</w:t>
-            </w:r>
-            <w:proofErr w:type="gramStart"/>
-            <w:r>
-              <w:rPr>
-                <w:rFonts w:eastAsia="標楷體" w:cs="標楷體"/>
-              </w:rPr>
-              <w:t>讓資安管理員</w:t>
-            </w:r>
-            <w:proofErr w:type="gramEnd"/>
-            <w:r>
-              <w:rPr>
-                <w:rFonts w:eastAsia="標楷體" w:cs="標楷體"/>
-              </w:rPr>
-              <w:t>或高階主管掌握整體風險狀況。</w:t>
+              <w:t>系統應提供風險報表，讓資安管理員或高階主管掌握整體風險狀況。</w:t>
             </w:r>
           </w:p>
         </w:tc>
@@ -35612,14 +34323,12 @@
                 <w:rFonts w:eastAsia="標楷體" w:cs="標楷體"/>
               </w:rPr>
             </w:pPr>
-            <w:proofErr w:type="gramStart"/>
             <w:r>
               <w:rPr>
                 <w:rFonts w:eastAsia="標楷體" w:cs="標楷體"/>
               </w:rPr>
               <w:t>資安管理員</w:t>
             </w:r>
-            <w:proofErr w:type="gramEnd"/>
             <w:r>
               <w:rPr>
                 <w:rFonts w:eastAsia="標楷體" w:cs="標楷體"/>
@@ -35703,14 +34412,12 @@
                 <w:rFonts w:eastAsia="標楷體" w:cs="標楷體"/>
               </w:rPr>
             </w:pPr>
-            <w:proofErr w:type="gramStart"/>
             <w:r>
               <w:rPr>
                 <w:rFonts w:eastAsia="標楷體" w:cs="標楷體"/>
               </w:rPr>
               <w:t>資安管理員</w:t>
             </w:r>
-            <w:proofErr w:type="gramEnd"/>
             <w:r>
               <w:rPr>
                 <w:rFonts w:eastAsia="標楷體" w:cs="標楷體"/>
@@ -36131,16 +34838,8 @@
               <w:rPr>
                 <w:rFonts w:eastAsia="標楷體" w:cs="標楷體"/>
               </w:rPr>
-              <w:t>一般使用者、</w:t>
-            </w:r>
-            <w:proofErr w:type="gramStart"/>
-            <w:r>
-              <w:rPr>
-                <w:rFonts w:eastAsia="標楷體" w:cs="標楷體"/>
-              </w:rPr>
-              <w:t>資安管理員</w:t>
-            </w:r>
-            <w:proofErr w:type="gramEnd"/>
+              <w:t>一般使用者、資安管理員</w:t>
+            </w:r>
             <w:r>
               <w:rPr>
                 <w:rFonts w:eastAsia="標楷體" w:cs="標楷體"/>
@@ -36210,21 +34909,7 @@
               <w:rPr>
                 <w:rFonts w:eastAsia="標楷體" w:cs="標楷體"/>
               </w:rPr>
-              <w:t>系統介面應簡潔</w:t>
-            </w:r>
-            <w:proofErr w:type="gramStart"/>
-            <w:r>
-              <w:rPr>
-                <w:rFonts w:eastAsia="標楷體" w:cs="標楷體"/>
-              </w:rPr>
-              <w:t>清楚，</w:t>
-            </w:r>
-            <w:proofErr w:type="gramEnd"/>
-            <w:r>
-              <w:rPr>
-                <w:rFonts w:eastAsia="標楷體" w:cs="標楷體"/>
-              </w:rPr>
-              <w:t>使使用者能快速完成資產新增、風險評鑑與查看改善建議等操作。</w:t>
+              <w:t>系統介面應簡潔清楚，使使用者能快速完成資產新增、風險評鑑與查看改善建議等操作。</w:t>
             </w:r>
           </w:p>
         </w:tc>
@@ -36730,9 +35415,8 @@
           <w:sz w:val="28"/>
           <w:szCs w:val="28"/>
         </w:rPr>
-        <w:t>本系統之使用個案圖主要描述不同使用者角色與系統功能之間的互動關係。系統角色分為一般使用者、</w:t>
-      </w:r>
-      <w:proofErr w:type="gramStart"/>
+        <w:t>本系統之使用個案圖主要描述不同使用者角色與系統功能之間的互動關係。系統角色分為一般使用者、資安管理員／高階主管與系統管理員。一般使用者主要負責資訊資產管理、資產盤點檢查、風險評鑑與查看</w:t>
+      </w:r>
       <w:r>
         <w:rPr>
           <w:rFonts w:eastAsia="標楷體" w:cs="標楷體"/>
@@ -36740,9 +35424,8 @@
           <w:sz w:val="28"/>
           <w:szCs w:val="28"/>
         </w:rPr>
-        <w:t>資安管理員</w:t>
-      </w:r>
-      <w:proofErr w:type="gramEnd"/>
+        <w:t xml:space="preserve"> AI </w:t>
+      </w:r>
       <w:r>
         <w:rPr>
           <w:rFonts w:eastAsia="標楷體" w:cs="標楷體"/>
@@ -36750,45 +35433,7 @@
           <w:sz w:val="28"/>
           <w:szCs w:val="28"/>
         </w:rPr>
-        <w:t>／高階主管與系統管理員。一般使用者主要負責資訊資產管理、資產盤點檢查、風險評鑑與查看</w:t>
-      </w:r>
-      <w:r>
-        <w:rPr>
-          <w:rFonts w:eastAsia="標楷體" w:cs="標楷體"/>
-          <w:color w:val="000000" w:themeColor="text1"/>
-          <w:sz w:val="28"/>
-          <w:szCs w:val="28"/>
-        </w:rPr>
-        <w:t xml:space="preserve"> AI </w:t>
-      </w:r>
-      <w:r>
-        <w:rPr>
-          <w:rFonts w:eastAsia="標楷體" w:cs="標楷體"/>
-          <w:color w:val="000000" w:themeColor="text1"/>
-          <w:sz w:val="28"/>
-          <w:szCs w:val="28"/>
-        </w:rPr>
-        <w:t>改善建議；</w:t>
-      </w:r>
-      <w:proofErr w:type="gramStart"/>
-      <w:r>
-        <w:rPr>
-          <w:rFonts w:eastAsia="標楷體" w:cs="標楷體"/>
-          <w:color w:val="000000" w:themeColor="text1"/>
-          <w:sz w:val="28"/>
-          <w:szCs w:val="28"/>
-        </w:rPr>
-        <w:t>資安管理員</w:t>
-      </w:r>
-      <w:proofErr w:type="gramEnd"/>
-      <w:r>
-        <w:rPr>
-          <w:rFonts w:eastAsia="標楷體" w:cs="標楷體"/>
-          <w:color w:val="000000" w:themeColor="text1"/>
-          <w:sz w:val="28"/>
-          <w:szCs w:val="28"/>
-        </w:rPr>
-        <w:t>／高階主管主要負責查看風險報表與高風險資產；系統管理員則負責帳號權限管理與資料備份。</w:t>
+        <w:t>改善建議；資安管理員／高階主管主要負責查看風險報表與高風險資產；系統管理員則負責帳號權限管理與資料備份。</w:t>
       </w:r>
     </w:p>
     <w:p>
@@ -38820,27 +37465,7 @@
           <w:sz w:val="28"/>
           <w:szCs w:val="28"/>
         </w:rPr>
-        <w:t>「查看風險報表」包含「查看高風險資產」。</w:t>
-      </w:r>
-      <w:proofErr w:type="gramStart"/>
-      <w:r>
-        <w:rPr>
-          <w:rFonts w:eastAsia="標楷體" w:cs="標楷體"/>
-          <w:color w:val="000000" w:themeColor="text1"/>
-          <w:sz w:val="28"/>
-          <w:szCs w:val="28"/>
-        </w:rPr>
-        <w:t>資安管理員</w:t>
-      </w:r>
-      <w:proofErr w:type="gramEnd"/>
-      <w:r>
-        <w:rPr>
-          <w:rFonts w:eastAsia="標楷體" w:cs="標楷體"/>
-          <w:color w:val="000000" w:themeColor="text1"/>
-          <w:sz w:val="28"/>
-          <w:szCs w:val="28"/>
-        </w:rPr>
-        <w:t>或高階主管查看風險報表時，可進一步掌握高風險資產項目。</w:t>
+        <w:t>「查看風險報表」包含「查看高風險資產」。資安管理員或高階主管查看風險報表時，可進一步掌握高風險資產項目。</w:t>
       </w:r>
       <w:r>
         <w:rPr>
@@ -42608,7 +41233,6 @@
         <w:lastRenderedPageBreak/>
         <w:t xml:space="preserve">7-4 </w:t>
       </w:r>
-      <w:proofErr w:type="gramStart"/>
       <w:r>
         <w:rPr>
           <w:rFonts w:eastAsia="標楷體"/>
@@ -42625,7 +41249,6 @@
         </w:rPr>
         <w:t>與</w:t>
       </w:r>
-      <w:proofErr w:type="gramEnd"/>
       <w:r>
         <w:rPr>
           <w:rFonts w:eastAsia="標楷體"/>
@@ -42652,7 +41275,7 @@
           <w:noProof/>
         </w:rPr>
         <w:drawing>
-          <wp:inline distT="0" distB="0" distL="0" distR="0" wp14:anchorId="0961846C" wp14:editId="762CB68D">
+          <wp:inline distT="0" distB="0" distL="0" distR="0" wp14:anchorId="0961846C" wp14:editId="28861140">
             <wp:extent cx="2026920" cy="3857032"/>
             <wp:effectExtent l="0" t="0" r="0" b="0"/>
             <wp:docPr id="1814122531" name="圖片 1"/>
@@ -42993,27 +41616,7 @@
           <w:sz w:val="28"/>
           <w:szCs w:val="28"/>
         </w:rPr>
-        <w:t>）</w:t>
-      </w:r>
-      <w:proofErr w:type="gramStart"/>
-      <w:r>
-        <w:rPr>
-          <w:rFonts w:eastAsia="標楷體" w:cs="新細明體"/>
-          <w:kern w:val="0"/>
-          <w:sz w:val="28"/>
-          <w:szCs w:val="28"/>
-        </w:rPr>
-        <w:t>與外鍵</w:t>
-      </w:r>
-      <w:proofErr w:type="gramEnd"/>
-      <w:r>
-        <w:rPr>
-          <w:rFonts w:eastAsia="標楷體" w:cs="新細明體"/>
-          <w:kern w:val="0"/>
-          <w:sz w:val="28"/>
-          <w:szCs w:val="28"/>
-        </w:rPr>
-        <w:t>（</w:t>
+        <w:t>）與外鍵（</w:t>
       </w:r>
       <w:r>
         <w:rPr>
@@ -45032,25 +43635,7 @@
                 <w:color w:val="1F1F1F"/>
                 <w:bdr w:val="none" w:sz="0" w:space="0" w:color="auto" w:frame="1"/>
               </w:rPr>
-              <w:t xml:space="preserve">Default: </w:t>
-            </w:r>
-            <w:proofErr w:type="gramStart"/>
-            <w:r>
-              <w:rPr>
-                <w:rFonts w:eastAsia="標楷體"/>
-                <w:color w:val="1F1F1F"/>
-                <w:bdr w:val="none" w:sz="0" w:space="0" w:color="auto" w:frame="1"/>
-              </w:rPr>
-              <w:t>now(</w:t>
-            </w:r>
-            <w:proofErr w:type="gramEnd"/>
-            <w:r>
-              <w:rPr>
-                <w:rFonts w:eastAsia="標楷體"/>
-                <w:color w:val="1F1F1F"/>
-                <w:bdr w:val="none" w:sz="0" w:space="0" w:color="auto" w:frame="1"/>
-              </w:rPr>
-              <w:t>)</w:t>
+              <w:t>Default: now()</w:t>
             </w:r>
           </w:p>
         </w:tc>
@@ -47971,25 +46556,7 @@
                 <w:color w:val="1F1F1F"/>
                 <w:bdr w:val="none" w:sz="0" w:space="0" w:color="auto" w:frame="1"/>
               </w:rPr>
-              <w:t xml:space="preserve">Default: </w:t>
-            </w:r>
-            <w:proofErr w:type="gramStart"/>
-            <w:r>
-              <w:rPr>
-                <w:rFonts w:eastAsia="標楷體" w:hint="eastAsia"/>
-                <w:color w:val="1F1F1F"/>
-                <w:bdr w:val="none" w:sz="0" w:space="0" w:color="auto" w:frame="1"/>
-              </w:rPr>
-              <w:t>now(</w:t>
-            </w:r>
-            <w:proofErr w:type="gramEnd"/>
-            <w:r>
-              <w:rPr>
-                <w:rFonts w:eastAsia="標楷體" w:hint="eastAsia"/>
-                <w:color w:val="1F1F1F"/>
-                <w:bdr w:val="none" w:sz="0" w:space="0" w:color="auto" w:frame="1"/>
-              </w:rPr>
-              <w:t>)</w:t>
+              <w:t>Default: now()</w:t>
             </w:r>
           </w:p>
         </w:tc>
@@ -54682,6 +53249,7 @@
   <w:style w:type="character" w:default="1" w:styleId="a1">
     <w:name w:val="Default Paragraph Font"/>
     <w:uiPriority w:val="1"/>
+    <w:semiHidden/>
     <w:unhideWhenUsed/>
   </w:style>
   <w:style w:type="table" w:default="1" w:styleId="a2">

--- a/文件/系統文件.docx
+++ b/文件/系統文件.docx
@@ -367,7 +367,6 @@
         </w:rPr>
         <w:t>目：</w:t>
       </w:r>
-      <w:proofErr w:type="spellStart"/>
       <w:r>
         <w:rPr>
           <w:rFonts w:eastAsia="標楷體" w:hint="eastAsia"/>
@@ -377,7 +376,6 @@
         </w:rPr>
         <w:t>RiskGenie</w:t>
       </w:r>
-      <w:proofErr w:type="spellEnd"/>
       <w:r>
         <w:rPr>
           <w:rFonts w:eastAsia="標楷體" w:hint="eastAsia"/>
@@ -5573,7 +5571,14 @@
           <w:rPr>
             <w:webHidden/>
           </w:rPr>
-          <w:t>52</w:t>
+          <w:t>5</w:t>
+        </w:r>
+        <w:r>
+          <w:rPr>
+            <w:rFonts w:hint="eastAsia"/>
+            <w:webHidden/>
+          </w:rPr>
+          <w:t>0</w:t>
         </w:r>
         <w:r>
           <w:rPr>
@@ -5665,7 +5670,14 @@
           <w:rPr>
             <w:webHidden/>
           </w:rPr>
-          <w:t>52</w:t>
+          <w:t>5</w:t>
+        </w:r>
+        <w:r>
+          <w:rPr>
+            <w:rFonts w:hint="eastAsia"/>
+            <w:webHidden/>
+          </w:rPr>
+          <w:t>1</w:t>
         </w:r>
         <w:r>
           <w:rPr>
@@ -5757,7 +5769,14 @@
           <w:rPr>
             <w:webHidden/>
           </w:rPr>
-          <w:t>52</w:t>
+          <w:t>5</w:t>
+        </w:r>
+        <w:r>
+          <w:rPr>
+            <w:rFonts w:hint="eastAsia"/>
+            <w:webHidden/>
+          </w:rPr>
+          <w:t>1</w:t>
         </w:r>
         <w:r>
           <w:rPr>
@@ -7102,7 +7121,6 @@
         </w:rPr>
         <w:t>本專題旨在開發一套名為「</w:t>
       </w:r>
-      <w:proofErr w:type="spellStart"/>
       <w:r>
         <w:rPr>
           <w:rFonts w:eastAsia="標楷體" w:hint="eastAsia"/>
@@ -7111,7 +7129,6 @@
         </w:rPr>
         <w:t>RiskGenie</w:t>
       </w:r>
-      <w:proofErr w:type="spellEnd"/>
       <w:r>
         <w:rPr>
           <w:rFonts w:eastAsia="標楷體" w:hint="eastAsia"/>
@@ -10149,7 +10166,7 @@
         <w:overflowPunct w:val="0"/>
         <w:jc w:val="both"/>
         <w:rPr>
-          <w:rFonts w:eastAsia="標楷體" w:hint="eastAsia"/>
+          <w:rFonts w:eastAsia="標楷體"/>
           <w:sz w:val="28"/>
         </w:rPr>
       </w:pPr>
@@ -10199,7 +10216,7 @@
         <w:overflowPunct w:val="0"/>
         <w:jc w:val="both"/>
         <w:rPr>
-          <w:rFonts w:eastAsia="標楷體" w:hint="eastAsia"/>
+          <w:rFonts w:eastAsia="標楷體"/>
           <w:sz w:val="28"/>
         </w:rPr>
       </w:pPr>
@@ -10275,7 +10292,7 @@
         <w:overflowPunct w:val="0"/>
         <w:jc w:val="both"/>
         <w:rPr>
-          <w:rFonts w:eastAsia="標楷體" w:hint="eastAsia"/>
+          <w:rFonts w:eastAsia="標楷體"/>
           <w:sz w:val="28"/>
         </w:rPr>
       </w:pPr>
@@ -11779,7 +11796,6 @@
                 <w:sz w:val="28"/>
               </w:rPr>
             </w:pPr>
-            <w:proofErr w:type="spellStart"/>
             <w:r>
               <w:rPr>
                 <w:rFonts w:eastAsia="標楷體" w:hint="eastAsia"/>
@@ -11787,7 +11803,6 @@
               </w:rPr>
               <w:t>Secorion</w:t>
             </w:r>
-            <w:proofErr w:type="spellEnd"/>
             <w:r>
               <w:rPr>
                 <w:rFonts w:eastAsia="標楷體" w:hint="eastAsia"/>
@@ -12899,7 +12914,6 @@
         </w:rPr>
         <w:t>：使用</w:t>
       </w:r>
-      <w:proofErr w:type="spellStart"/>
       <w:r>
         <w:rPr>
           <w:rFonts w:eastAsia="標楷體" w:cs="新細明體"/>
@@ -12909,7 +12923,6 @@
         </w:rPr>
         <w:t>Supabase</w:t>
       </w:r>
-      <w:proofErr w:type="spellEnd"/>
       <w:r>
         <w:rPr>
           <w:rFonts w:eastAsia="標楷體" w:cs="新細明體"/>
@@ -13304,7 +13317,6 @@
         </w:rPr>
         <w:t>後端框架與</w:t>
       </w:r>
-      <w:proofErr w:type="spellStart"/>
       <w:r>
         <w:rPr>
           <w:rFonts w:eastAsia="標楷體"/>
@@ -13313,7 +13325,6 @@
         </w:rPr>
         <w:t>Supabase</w:t>
       </w:r>
-      <w:proofErr w:type="spellEnd"/>
       <w:r>
         <w:rPr>
           <w:rFonts w:eastAsia="標楷體"/>
@@ -13370,7 +13381,6 @@
         </w:rPr>
         <w:t>。此外，由於採用</w:t>
       </w:r>
-      <w:proofErr w:type="spellStart"/>
       <w:r>
         <w:rPr>
           <w:rFonts w:eastAsia="標楷體"/>
@@ -13379,7 +13389,6 @@
         </w:rPr>
         <w:t>Supabase</w:t>
       </w:r>
-      <w:proofErr w:type="spellEnd"/>
       <w:r>
         <w:rPr>
           <w:rFonts w:eastAsia="標楷體"/>
@@ -13776,14 +13785,12 @@
                 <w:rFonts w:eastAsia="標楷體"/>
               </w:rPr>
             </w:pPr>
-            <w:proofErr w:type="spellStart"/>
             <w:r>
               <w:rPr>
                 <w:rFonts w:eastAsia="標楷體"/>
               </w:rPr>
               <w:t>Supabase</w:t>
             </w:r>
-            <w:proofErr w:type="spellEnd"/>
             <w:r>
               <w:rPr>
                 <w:rFonts w:eastAsia="標楷體"/>
@@ -14636,7 +14643,6 @@
         </w:rPr>
         <w:t>以下列出本系統於開發「</w:t>
       </w:r>
-      <w:proofErr w:type="spellStart"/>
       <w:r>
         <w:rPr>
           <w:rFonts w:eastAsia="標楷體" w:hint="eastAsia"/>
@@ -14645,7 +14651,6 @@
         </w:rPr>
         <w:t>RiskGenie</w:t>
       </w:r>
-      <w:proofErr w:type="spellEnd"/>
       <w:r>
         <w:rPr>
           <w:rFonts w:eastAsia="標楷體" w:hint="eastAsia"/>
@@ -14834,7 +14839,6 @@
           <w:szCs w:val="28"/>
         </w:rPr>
       </w:pPr>
-      <w:proofErr w:type="spellStart"/>
       <w:r>
         <w:rPr>
           <w:rFonts w:eastAsia="標楷體"/>
@@ -14844,7 +14848,6 @@
         <w:lastRenderedPageBreak/>
         <w:t>Supabase</w:t>
       </w:r>
-      <w:proofErr w:type="spellEnd"/>
       <w:r>
         <w:rPr>
           <w:rFonts w:eastAsia="標楷體" w:hint="eastAsia"/>
@@ -15392,14 +15395,12 @@
               </w:rPr>
               <w:t>、</w:t>
             </w:r>
-            <w:proofErr w:type="spellStart"/>
             <w:r>
               <w:rPr>
                 <w:rFonts w:eastAsia="標楷體"/>
               </w:rPr>
               <w:t>Supabase</w:t>
             </w:r>
-            <w:proofErr w:type="spellEnd"/>
           </w:p>
         </w:tc>
       </w:tr>
@@ -15641,14 +15642,12 @@
               </w:rPr>
               <w:t>、</w:t>
             </w:r>
-            <w:proofErr w:type="spellStart"/>
             <w:r>
               <w:rPr>
                 <w:rFonts w:eastAsia="標楷體"/>
               </w:rPr>
               <w:t>Supabase</w:t>
             </w:r>
-            <w:proofErr w:type="spellEnd"/>
             <w:r>
               <w:rPr>
                 <w:rFonts w:eastAsia="標楷體"/>
@@ -28209,19 +28208,11 @@
                 <w:rFonts w:eastAsia="標楷體" w:cs="標楷體"/>
               </w:rPr>
             </w:pPr>
-            <w:proofErr w:type="spellStart"/>
-            <w:r>
-              <w:rPr>
-                <w:rFonts w:eastAsia="標楷體" w:cs="標楷體"/>
-              </w:rPr>
-              <w:t>asset_audit</w:t>
-            </w:r>
-            <w:proofErr w:type="spellEnd"/>
-            <w:r>
-              <w:rPr>
-                <w:rFonts w:eastAsia="標楷體" w:cs="標楷體"/>
-              </w:rPr>
-              <w:t>/</w:t>
+            <w:r>
+              <w:rPr>
+                <w:rFonts w:eastAsia="標楷體" w:cs="標楷體"/>
+              </w:rPr>
+              <w:t>asset_audit/</w:t>
             </w:r>
           </w:p>
         </w:tc>
@@ -28339,19 +28330,11 @@
                 <w:rFonts w:eastAsia="標楷體" w:cs="標楷體"/>
               </w:rPr>
             </w:pPr>
-            <w:proofErr w:type="spellStart"/>
-            <w:r>
-              <w:rPr>
-                <w:rFonts w:eastAsia="標楷體" w:cs="標楷體"/>
-              </w:rPr>
-              <w:t>risk_engine</w:t>
-            </w:r>
-            <w:proofErr w:type="spellEnd"/>
-            <w:r>
-              <w:rPr>
-                <w:rFonts w:eastAsia="標楷體" w:cs="標楷體"/>
-              </w:rPr>
-              <w:t>/</w:t>
+            <w:r>
+              <w:rPr>
+                <w:rFonts w:eastAsia="標楷體" w:cs="標楷體"/>
+              </w:rPr>
+              <w:t>risk_engine/</w:t>
             </w:r>
           </w:p>
         </w:tc>
@@ -30391,21 +30374,12 @@
           <w:color w:val="000000" w:themeColor="text1"/>
         </w:rPr>
       </w:pPr>
-      <w:proofErr w:type="spellStart"/>
       <w:r>
         <w:rPr>
           <w:rFonts w:eastAsia="標楷體" w:cs="標楷體"/>
           <w:color w:val="000000" w:themeColor="text1"/>
         </w:rPr>
-        <w:t>Supabase</w:t>
-      </w:r>
-      <w:proofErr w:type="spellEnd"/>
-      <w:r>
-        <w:rPr>
-          <w:rFonts w:eastAsia="標楷體" w:cs="標楷體"/>
-          <w:color w:val="000000" w:themeColor="text1"/>
-        </w:rPr>
-        <w:t xml:space="preserve"> </w:t>
+        <w:t xml:space="preserve">Supabase </w:t>
       </w:r>
       <w:r>
         <w:rPr>
@@ -41084,15 +41058,33 @@
           <w:sz w:val="32"/>
           <w:szCs w:val="32"/>
         </w:rPr>
+        <w:sectPr>
+          <w:pgSz w:w="11906" w:h="16838"/>
+          <w:pgMar w:top="851" w:right="851" w:bottom="851" w:left="851" w:header="851" w:footer="992" w:gutter="0"/>
+          <w:cols w:space="425"/>
+          <w:docGrid w:type="lines" w:linePitch="360"/>
+        </w:sectPr>
       </w:pPr>
       <w:bookmarkStart w:id="97" w:name="_Toc230987428"/>
       <w:bookmarkStart w:id="98" w:name="_Toc230987830"/>
-      <w:r>
+    </w:p>
+    <w:p>
+      <w:pPr>
+        <w:overflowPunct w:val="0"/>
+        <w:outlineLvl w:val="1"/>
         <w:rPr>
           <w:rFonts w:eastAsia="標楷體"/>
           <w:sz w:val="32"/>
           <w:szCs w:val="32"/>
         </w:rPr>
+      </w:pPr>
+      <w:r>
+        <w:rPr>
+          <w:rFonts w:eastAsia="標楷體"/>
+          <w:sz w:val="32"/>
+          <w:szCs w:val="32"/>
+        </w:rPr>
+        <w:lastRenderedPageBreak/>
         <w:t xml:space="preserve">7-3 </w:t>
       </w:r>
       <w:r>
@@ -41111,7 +41103,7 @@
         <w:keepNext/>
         <w:overflowPunct w:val="0"/>
         <w:rPr>
-          <w:rFonts w:eastAsia="標楷體"/>
+          <w:rFonts w:eastAsia="標楷體" w:hint="eastAsia"/>
         </w:rPr>
       </w:pPr>
       <w:r>
@@ -41119,11 +41111,10 @@
           <w:rFonts w:eastAsia="標楷體"/>
           <w:noProof/>
         </w:rPr>
-        <w:lastRenderedPageBreak/>
         <w:drawing>
-          <wp:inline distT="0" distB="0" distL="0" distR="0" wp14:anchorId="006C7CAC" wp14:editId="5F215161">
-            <wp:extent cx="4993409" cy="5970017"/>
-            <wp:effectExtent l="0" t="0" r="0" b="0"/>
+          <wp:inline distT="0" distB="0" distL="0" distR="0" wp14:anchorId="006C7CAC" wp14:editId="24903C28">
+            <wp:extent cx="6514339" cy="1875098"/>
+            <wp:effectExtent l="0" t="0" r="1270" b="0"/>
             <wp:docPr id="801930567" name="圖片 1"/>
             <wp:cNvGraphicFramePr>
               <a:graphicFrameLocks xmlns:a="http://schemas.openxmlformats.org/drawingml/2006/main" noChangeAspect="1"/>
@@ -41150,7 +41141,7 @@
                   <pic:spPr>
                     <a:xfrm>
                       <a:off x="0" y="0"/>
-                      <a:ext cx="4993409" cy="5970017"/>
+                      <a:ext cx="6557584" cy="1887546"/>
                     </a:xfrm>
                     <a:prstGeom prst="rect">
                       <a:avLst/>
@@ -41202,7 +41193,7 @@
       <w:pPr>
         <w:overflowPunct w:val="0"/>
         <w:rPr>
-          <w:rFonts w:eastAsia="標楷體"/>
+          <w:rFonts w:eastAsia="標楷體" w:hint="eastAsia"/>
         </w:rPr>
         <w:sectPr>
           <w:pgSz w:w="11906" w:h="16838"/>
@@ -41275,9 +41266,9 @@
           <w:noProof/>
         </w:rPr>
         <w:drawing>
-          <wp:inline distT="0" distB="0" distL="0" distR="0" wp14:anchorId="0961846C" wp14:editId="28861140">
-            <wp:extent cx="2026920" cy="3857032"/>
-            <wp:effectExtent l="0" t="0" r="0" b="0"/>
+          <wp:inline distT="0" distB="0" distL="0" distR="0" wp14:anchorId="0961846C" wp14:editId="114166BD">
+            <wp:extent cx="3463754" cy="3015205"/>
+            <wp:effectExtent l="0" t="0" r="3810" b="0"/>
             <wp:docPr id="1814122531" name="圖片 1"/>
             <wp:cNvGraphicFramePr>
               <a:graphicFrameLocks xmlns:a="http://schemas.openxmlformats.org/drawingml/2006/main" noChangeAspect="1"/>
@@ -41304,7 +41295,7 @@
                   <pic:spPr>
                     <a:xfrm>
                       <a:off x="0" y="0"/>
-                      <a:ext cx="2048715" cy="3898505"/>
+                      <a:ext cx="3467354" cy="3018339"/>
                     </a:xfrm>
                     <a:prstGeom prst="rect">
                       <a:avLst/>
@@ -41366,9 +41357,9 @@
           <w:noProof/>
         </w:rPr>
         <w:drawing>
-          <wp:inline distT="0" distB="0" distL="0" distR="0" wp14:anchorId="50FB4C7C" wp14:editId="044A7D06">
-            <wp:extent cx="5665565" cy="3535680"/>
-            <wp:effectExtent l="0" t="0" r="0" b="7620"/>
+          <wp:inline distT="0" distB="0" distL="0" distR="0" wp14:anchorId="50FB4C7C" wp14:editId="259C6FC7">
+            <wp:extent cx="5137618" cy="3535680"/>
+            <wp:effectExtent l="0" t="0" r="6350" b="7620"/>
             <wp:docPr id="1895713502" name="圖片 1"/>
             <wp:cNvGraphicFramePr>
               <a:graphicFrameLocks xmlns:a="http://schemas.openxmlformats.org/drawingml/2006/main" noChangeAspect="1"/>
@@ -41395,7 +41386,7 @@
                   <pic:spPr>
                     <a:xfrm>
                       <a:off x="0" y="0"/>
-                      <a:ext cx="5666380" cy="3536189"/>
+                      <a:ext cx="5137618" cy="3535680"/>
                     </a:xfrm>
                     <a:prstGeom prst="rect">
                       <a:avLst/>
@@ -41456,9 +41447,30 @@
           <w:sz w:val="36"/>
           <w:szCs w:val="36"/>
         </w:rPr>
+        <w:sectPr>
+          <w:pgSz w:w="11906" w:h="16838"/>
+          <w:pgMar w:top="851" w:right="851" w:bottom="851" w:left="851" w:header="851" w:footer="992" w:gutter="0"/>
+          <w:cols w:space="425"/>
+          <w:docGrid w:type="lines" w:linePitch="360"/>
+        </w:sectPr>
       </w:pPr>
       <w:bookmarkStart w:id="101" w:name="_Toc230987430"/>
       <w:bookmarkStart w:id="102" w:name="_Toc230987832"/>
+    </w:p>
+    <w:p>
+      <w:pPr>
+        <w:widowControl/>
+        <w:overflowPunct w:val="0"/>
+        <w:jc w:val="center"/>
+        <w:outlineLvl w:val="0"/>
+        <w:rPr>
+          <w:rFonts w:eastAsia="標楷體"/>
+          <w:b/>
+          <w:bCs/>
+          <w:sz w:val="36"/>
+          <w:szCs w:val="36"/>
+        </w:rPr>
+      </w:pPr>
       <w:r>
         <w:rPr>
           <w:rFonts w:eastAsia="標楷體" w:hint="eastAsia"/>
@@ -41467,6 +41479,7 @@
           <w:sz w:val="36"/>
           <w:szCs w:val="36"/>
         </w:rPr>
+        <w:lastRenderedPageBreak/>
         <w:t>第</w:t>
       </w:r>
       <w:r>
@@ -41532,7 +41545,6 @@
           <w:sz w:val="28"/>
           <w:szCs w:val="28"/>
         </w:rPr>
-        <w:lastRenderedPageBreak/>
         <w:t>本系統採用</w:t>
       </w:r>
       <w:r>
@@ -41544,7 +41556,6 @@
         </w:rPr>
         <w:t>「</w:t>
       </w:r>
-      <w:proofErr w:type="spellStart"/>
       <w:r>
         <w:rPr>
           <w:rFonts w:eastAsia="標楷體" w:cs="新細明體"/>
@@ -41554,7 +41565,6 @@
         </w:rPr>
         <w:t>Supabase</w:t>
       </w:r>
-      <w:proofErr w:type="spellEnd"/>
       <w:r>
         <w:rPr>
           <w:rFonts w:eastAsia="標楷體" w:cs="新細明體"/>
@@ -42201,7 +42211,6 @@
                 <w:color w:val="1F1F1F"/>
               </w:rPr>
             </w:pPr>
-            <w:proofErr w:type="spellStart"/>
             <w:r>
               <w:rPr>
                 <w:rFonts w:eastAsia="標楷體"/>
@@ -42210,7 +42219,6 @@
               </w:rPr>
               <w:t>asset_id_code</w:t>
             </w:r>
-            <w:proofErr w:type="spellEnd"/>
           </w:p>
         </w:tc>
         <w:tc>
@@ -42347,7 +42355,6 @@
                 <w:color w:val="1F1F1F"/>
               </w:rPr>
             </w:pPr>
-            <w:proofErr w:type="spellStart"/>
             <w:r>
               <w:rPr>
                 <w:rFonts w:eastAsia="標楷體"/>
@@ -42356,7 +42363,6 @@
               </w:rPr>
               <w:t>asset_name</w:t>
             </w:r>
-            <w:proofErr w:type="spellEnd"/>
           </w:p>
         </w:tc>
         <w:tc>
@@ -42469,7 +42475,6 @@
                 <w:color w:val="1F1F1F"/>
               </w:rPr>
             </w:pPr>
-            <w:proofErr w:type="spellStart"/>
             <w:r>
               <w:rPr>
                 <w:rFonts w:eastAsia="標楷體"/>
@@ -42478,7 +42483,6 @@
               </w:rPr>
               <w:t>asset_type</w:t>
             </w:r>
-            <w:proofErr w:type="spellEnd"/>
           </w:p>
         </w:tc>
         <w:tc>
@@ -42711,7 +42715,6 @@
                 <w:color w:val="1F1F1F"/>
               </w:rPr>
             </w:pPr>
-            <w:proofErr w:type="spellStart"/>
             <w:r>
               <w:rPr>
                 <w:rFonts w:eastAsia="標楷體"/>
@@ -42720,7 +42723,6 @@
               </w:rPr>
               <w:t>data_type</w:t>
             </w:r>
-            <w:proofErr w:type="spellEnd"/>
           </w:p>
         </w:tc>
         <w:tc>
@@ -42953,7 +42955,6 @@
                 <w:color w:val="1F1F1F"/>
               </w:rPr>
             </w:pPr>
-            <w:proofErr w:type="spellStart"/>
             <w:r>
               <w:rPr>
                 <w:rFonts w:eastAsia="標楷體"/>
@@ -42962,7 +42963,6 @@
               </w:rPr>
               <w:t>system_dependency</w:t>
             </w:r>
-            <w:proofErr w:type="spellEnd"/>
           </w:p>
         </w:tc>
         <w:tc>
@@ -43411,7 +43411,6 @@
                 <w:color w:val="1F1F1F"/>
               </w:rPr>
             </w:pPr>
-            <w:proofErr w:type="spellStart"/>
             <w:r>
               <w:rPr>
                 <w:rFonts w:eastAsia="標楷體"/>
@@ -43420,7 +43419,6 @@
               </w:rPr>
               <w:t>threat_level</w:t>
             </w:r>
-            <w:proofErr w:type="spellEnd"/>
           </w:p>
         </w:tc>
         <w:tc>
@@ -43533,7 +43531,6 @@
                 <w:color w:val="1F1F1F"/>
               </w:rPr>
             </w:pPr>
-            <w:proofErr w:type="spellStart"/>
             <w:r>
               <w:rPr>
                 <w:rFonts w:eastAsia="標楷體"/>
@@ -43542,7 +43539,6 @@
               </w:rPr>
               <w:t>created_at</w:t>
             </w:r>
-            <w:proofErr w:type="spellEnd"/>
           </w:p>
         </w:tc>
         <w:tc>
@@ -43655,7 +43651,6 @@
                 <w:color w:val="1F1F1F"/>
               </w:rPr>
             </w:pPr>
-            <w:proofErr w:type="spellStart"/>
             <w:r>
               <w:rPr>
                 <w:rFonts w:eastAsia="標楷體"/>
@@ -43664,7 +43659,6 @@
               </w:rPr>
               <w:t>original_label</w:t>
             </w:r>
-            <w:proofErr w:type="spellEnd"/>
           </w:p>
         </w:tc>
         <w:tc>
@@ -43820,25 +43814,7 @@
           <w:sz w:val="28"/>
           <w:szCs w:val="28"/>
         </w:rPr>
-        <w:t xml:space="preserve">2: </w:t>
-      </w:r>
-      <w:proofErr w:type="spellStart"/>
-      <w:r>
-        <w:rPr>
-          <w:rFonts w:eastAsia="標楷體"/>
-          <w:sz w:val="28"/>
-          <w:szCs w:val="28"/>
-        </w:rPr>
-        <w:t>Risk_assessments</w:t>
-      </w:r>
-      <w:proofErr w:type="spellEnd"/>
-      <w:r>
-        <w:rPr>
-          <w:rFonts w:eastAsia="標楷體"/>
-          <w:sz w:val="28"/>
-          <w:szCs w:val="28"/>
-        </w:rPr>
-        <w:t xml:space="preserve"> (</w:t>
+        <w:t>2: Risk_assessments (</w:t>
       </w:r>
       <w:r>
         <w:rPr>
@@ -44139,7 +44115,6 @@
                 <w:color w:val="1F1F1F"/>
               </w:rPr>
             </w:pPr>
-            <w:proofErr w:type="spellStart"/>
             <w:r>
               <w:rPr>
                 <w:rFonts w:eastAsia="標楷體"/>
@@ -44148,7 +44123,6 @@
               </w:rPr>
               <w:t>asset_id_code</w:t>
             </w:r>
-            <w:proofErr w:type="spellEnd"/>
           </w:p>
         </w:tc>
         <w:tc>
@@ -44262,7 +44236,6 @@
                 <w:color w:val="1F1F1F"/>
               </w:rPr>
             </w:pPr>
-            <w:proofErr w:type="spellStart"/>
             <w:r>
               <w:rPr>
                 <w:rFonts w:eastAsia="標楷體"/>
@@ -44271,7 +44244,6 @@
               </w:rPr>
               <w:t>threat_description</w:t>
             </w:r>
-            <w:proofErr w:type="spellEnd"/>
           </w:p>
         </w:tc>
         <w:tc>
@@ -44385,7 +44357,6 @@
                 <w:color w:val="1F1F1F"/>
               </w:rPr>
             </w:pPr>
-            <w:proofErr w:type="spellStart"/>
             <w:r>
               <w:rPr>
                 <w:rFonts w:eastAsia="標楷體"/>
@@ -44394,7 +44365,6 @@
               </w:rPr>
               <w:t>vulnerability_description</w:t>
             </w:r>
-            <w:proofErr w:type="spellEnd"/>
           </w:p>
         </w:tc>
         <w:tc>
@@ -44508,7 +44478,6 @@
                 <w:color w:val="1F1F1F"/>
               </w:rPr>
             </w:pPr>
-            <w:proofErr w:type="spellStart"/>
             <w:r>
               <w:rPr>
                 <w:rFonts w:eastAsia="標楷體"/>
@@ -44517,7 +44486,6 @@
               </w:rPr>
               <w:t>risk_score</w:t>
             </w:r>
-            <w:proofErr w:type="spellEnd"/>
           </w:p>
         </w:tc>
         <w:tc>
@@ -44655,7 +44623,6 @@
                 <w:color w:val="1F1F1F"/>
               </w:rPr>
             </w:pPr>
-            <w:proofErr w:type="spellStart"/>
             <w:r>
               <w:rPr>
                 <w:rFonts w:eastAsia="標楷體"/>
@@ -44664,7 +44631,6 @@
               </w:rPr>
               <w:t>ai_suggestion</w:t>
             </w:r>
-            <w:proofErr w:type="spellEnd"/>
           </w:p>
         </w:tc>
         <w:tc>
@@ -44907,7 +44873,6 @@
                 <w:color w:val="1F1F1F"/>
               </w:rPr>
             </w:pPr>
-            <w:proofErr w:type="spellStart"/>
             <w:r>
               <w:rPr>
                 <w:rFonts w:eastAsia="標楷體"/>
@@ -44916,7 +44881,6 @@
               </w:rPr>
               <w:t>uploaded_by</w:t>
             </w:r>
-            <w:proofErr w:type="spellEnd"/>
           </w:p>
         </w:tc>
         <w:tc>
@@ -45769,25 +45733,7 @@
           <w:sz w:val="28"/>
           <w:szCs w:val="28"/>
         </w:rPr>
-        <w:t xml:space="preserve">: </w:t>
-      </w:r>
-      <w:proofErr w:type="spellStart"/>
-      <w:r>
-        <w:rPr>
-          <w:rFonts w:eastAsia="標楷體"/>
-          <w:sz w:val="28"/>
-          <w:szCs w:val="28"/>
-        </w:rPr>
-        <w:t>Audit_logs</w:t>
-      </w:r>
-      <w:proofErr w:type="spellEnd"/>
-      <w:r>
-        <w:rPr>
-          <w:rFonts w:eastAsia="標楷體"/>
-          <w:sz w:val="28"/>
-          <w:szCs w:val="28"/>
-        </w:rPr>
-        <w:t xml:space="preserve"> (</w:t>
+        <w:t>: Audit_logs (</w:t>
       </w:r>
       <w:r>
         <w:rPr>
@@ -46331,7 +46277,6 @@
                 <w:color w:val="1F1F1F"/>
               </w:rPr>
             </w:pPr>
-            <w:proofErr w:type="spellStart"/>
             <w:r>
               <w:rPr>
                 <w:rFonts w:eastAsia="標楷體"/>
@@ -46340,7 +46285,6 @@
               </w:rPr>
               <w:t>target_asset</w:t>
             </w:r>
-            <w:proofErr w:type="spellEnd"/>
           </w:p>
         </w:tc>
         <w:tc>
@@ -46454,14 +46398,12 @@
                 <w:bdr w:val="none" w:sz="0" w:space="0" w:color="auto" w:frame="1"/>
               </w:rPr>
             </w:pPr>
-            <w:proofErr w:type="spellStart"/>
             <w:r>
               <w:rPr>
                 <w:rFonts w:eastAsia="標楷體"/>
               </w:rPr>
               <w:t>log_time</w:t>
             </w:r>
-            <w:proofErr w:type="spellEnd"/>
           </w:p>
         </w:tc>
         <w:tc>
@@ -46599,9 +46541,8 @@
           <w:sz w:val="28"/>
           <w:szCs w:val="28"/>
         </w:rPr>
-        <w:t xml:space="preserve"> </w:t>
-      </w:r>
-      <w:proofErr w:type="spellStart"/>
+        <w:t xml:space="preserve"> Supabase </w:t>
+      </w:r>
       <w:r>
         <w:rPr>
           <w:rFonts w:eastAsia="標楷體" w:cs="新細明體"/>
@@ -46609,9 +46550,8 @@
           <w:sz w:val="28"/>
           <w:szCs w:val="28"/>
         </w:rPr>
-        <w:t>Supabase</w:t>
-      </w:r>
-      <w:proofErr w:type="spellEnd"/>
+        <w:t>建立關聯式資料庫架構，並以</w:t>
+      </w:r>
       <w:r>
         <w:rPr>
           <w:rFonts w:eastAsia="標楷體" w:cs="新細明體"/>
@@ -46619,7 +46559,7 @@
           <w:sz w:val="28"/>
           <w:szCs w:val="28"/>
         </w:rPr>
-        <w:t xml:space="preserve"> </w:t>
+        <w:t xml:space="preserve"> assets </w:t>
       </w:r>
       <w:r>
         <w:rPr>
@@ -46628,7 +46568,7 @@
           <w:sz w:val="28"/>
           <w:szCs w:val="28"/>
         </w:rPr>
-        <w:t>建立關聯式資料庫架構，並以</w:t>
+        <w:t>作為核心資料表，搭配</w:t>
       </w:r>
       <w:r>
         <w:rPr>
@@ -46637,7 +46577,7 @@
           <w:sz w:val="28"/>
           <w:szCs w:val="28"/>
         </w:rPr>
-        <w:t xml:space="preserve"> assets </w:t>
+        <w:t xml:space="preserve"> risk_assessments </w:t>
       </w:r>
       <w:r>
         <w:rPr>
@@ -46646,7 +46586,7 @@
           <w:sz w:val="28"/>
           <w:szCs w:val="28"/>
         </w:rPr>
-        <w:t>作為核心資料表，搭配</w:t>
+        <w:t>儲存風險評估結果，形成完整的資產風險管理資料鏈。</w:t>
       </w:r>
       <w:r>
         <w:rPr>
@@ -46655,56 +46595,7 @@
           <w:sz w:val="28"/>
           <w:szCs w:val="28"/>
         </w:rPr>
-        <w:t xml:space="preserve"> </w:t>
-      </w:r>
-      <w:proofErr w:type="spellStart"/>
-      <w:r>
-        <w:rPr>
-          <w:rFonts w:eastAsia="標楷體" w:cs="新細明體"/>
-          <w:kern w:val="0"/>
-          <w:sz w:val="28"/>
-          <w:szCs w:val="28"/>
-        </w:rPr>
-        <w:t>risk_assessments</w:t>
-      </w:r>
-      <w:proofErr w:type="spellEnd"/>
-      <w:r>
-        <w:rPr>
-          <w:rFonts w:eastAsia="標楷體" w:cs="新細明體"/>
-          <w:kern w:val="0"/>
-          <w:sz w:val="28"/>
-          <w:szCs w:val="28"/>
-        </w:rPr>
-        <w:t xml:space="preserve"> </w:t>
-      </w:r>
-      <w:r>
-        <w:rPr>
-          <w:rFonts w:eastAsia="標楷體" w:cs="新細明體"/>
-          <w:kern w:val="0"/>
-          <w:sz w:val="28"/>
-          <w:szCs w:val="28"/>
-        </w:rPr>
-        <w:t>儲存風險評估結果，形成完整的資產風險管理資料鏈。</w:t>
-      </w:r>
-      <w:proofErr w:type="spellStart"/>
-      <w:r>
-        <w:rPr>
-          <w:rFonts w:eastAsia="標楷體" w:cs="新細明體"/>
-          <w:kern w:val="0"/>
-          <w:sz w:val="28"/>
-          <w:szCs w:val="28"/>
-        </w:rPr>
-        <w:t>audit_logs</w:t>
-      </w:r>
-      <w:proofErr w:type="spellEnd"/>
-      <w:r>
-        <w:rPr>
-          <w:rFonts w:eastAsia="標楷體" w:cs="新細明體"/>
-          <w:kern w:val="0"/>
-          <w:sz w:val="28"/>
-          <w:szCs w:val="28"/>
-        </w:rPr>
-        <w:t xml:space="preserve"> </w:t>
+        <w:t xml:space="preserve">audit_logs </w:t>
       </w:r>
       <w:r>
         <w:rPr>

--- a/文件/系統文件.docx
+++ b/文件/系統文件.docx
@@ -383,6 +383,7 @@
         </w:rPr>
         <w:t>目：</w:t>
       </w:r>
+      <w:proofErr w:type="spellStart"/>
       <w:r>
         <w:rPr>
           <w:rFonts w:eastAsia="標楷體" w:hint="eastAsia"/>
@@ -392,6 +393,7 @@
         </w:rPr>
         <w:t>RiskGenie</w:t>
       </w:r>
+      <w:proofErr w:type="spellEnd"/>
       <w:r>
         <w:rPr>
           <w:rFonts w:eastAsia="標楷體" w:hint="eastAsia"/>
@@ -4580,7 +4582,25 @@
           <w:sz w:val="28"/>
           <w:szCs w:val="28"/>
         </w:rPr>
-        <w:t>本專題旨在開發一套名為「RiskGenie評評理」的支援 ISMS 運作之 AI 風險顧問系統。透過將「AI 智能」與「合規規則引擎」深度結合，協助組織將原先繁瑣且主觀的人工作業，轉化為數據驅動的標準合規流程。</w:t>
+        <w:t>本專題旨在開發一套名為「</w:t>
+      </w:r>
+      <w:proofErr w:type="spellStart"/>
+      <w:r>
+        <w:rPr>
+          <w:rFonts w:ascii="標楷體" w:eastAsia="標楷體" w:hAnsi="標楷體" w:cs="標楷體"/>
+          <w:sz w:val="28"/>
+          <w:szCs w:val="28"/>
+        </w:rPr>
+        <w:t>RiskGenie</w:t>
+      </w:r>
+      <w:proofErr w:type="spellEnd"/>
+      <w:r>
+        <w:rPr>
+          <w:rFonts w:ascii="標楷體" w:eastAsia="標楷體" w:hAnsi="標楷體" w:cs="標楷體"/>
+          <w:sz w:val="28"/>
+          <w:szCs w:val="28"/>
+        </w:rPr>
+        <w:t>評評理」的支援 ISMS 運作之 AI 風險顧問系統。透過將「AI 智能」與「合規規則引擎」深度結合，協助組織將原先繁瑣且主觀的人工作業，轉化為數據驅動的標準合規流程。</w:t>
       </w:r>
     </w:p>
     <w:p>
@@ -4993,7 +5013,23 @@
           <w:rFonts w:ascii="標楷體" w:eastAsia="標楷體" w:hAnsi="標楷體" w:cs="標楷體"/>
           <w:color w:val="000000" w:themeColor="text1"/>
         </w:rPr>
-        <w:t>本專題「RiskGenie 評評理」定位為支援資訊安全管理系統（ISMS）運作之 AI 資安風險顧問系統，主要協助已導入或準備導入 ISO 27001／ISMS 的組織，降低資產盤點、風險評鑑與改善建議產出的作業負擔。本章從市場、技術、營運與風險四個面向進行可行性分析。</w:t>
+        <w:t>本專題「</w:t>
+      </w:r>
+      <w:proofErr w:type="spellStart"/>
+      <w:r>
+        <w:rPr>
+          <w:rFonts w:ascii="標楷體" w:eastAsia="標楷體" w:hAnsi="標楷體" w:cs="標楷體"/>
+          <w:color w:val="000000" w:themeColor="text1"/>
+        </w:rPr>
+        <w:t>RiskGenie</w:t>
+      </w:r>
+      <w:proofErr w:type="spellEnd"/>
+      <w:r>
+        <w:rPr>
+          <w:rFonts w:ascii="標楷體" w:eastAsia="標楷體" w:hAnsi="標楷體" w:cs="標楷體"/>
+          <w:color w:val="000000" w:themeColor="text1"/>
+        </w:rPr>
+        <w:t xml:space="preserve"> 評評理」定位為支援資訊安全管理系統（ISMS）運作之 AI 資安風險顧問系統，主要協助已導入或準備導入 ISO 27001／ISMS 的組織，降低資產盤點、風險評鑑與改善建議產出的作業負擔。本章從市場、技術、營運與風險四個面向進行可行性分析。</w:t>
       </w:r>
     </w:p>
     <w:p>
@@ -5194,7 +5230,23 @@
           <w:rFonts w:ascii="標楷體" w:eastAsia="標楷體" w:hAnsi="標楷體" w:cs="標楷體"/>
           <w:color w:val="000000" w:themeColor="text1"/>
         </w:rPr>
-        <w:t>本系統預計採用網頁式架構進行開發，前端使用 HTML、CSS、JavaScript，後端使用 Python Flask，資料庫使用 Supabase PostgreSQL，並串接 Gemini API 作為 AI 輔助分析工具。上述技術皆為成熟且可取得之開發工具，適合學生專題進行 PoC（Proof of Concept，概念驗證）開發。</w:t>
+        <w:t xml:space="preserve">本系統預計採用網頁式架構進行開發，前端使用 HTML、CSS、JavaScript，後端使用 Python Flask，資料庫使用 </w:t>
+      </w:r>
+      <w:proofErr w:type="spellStart"/>
+      <w:r>
+        <w:rPr>
+          <w:rFonts w:ascii="標楷體" w:eastAsia="標楷體" w:hAnsi="標楷體" w:cs="標楷體"/>
+          <w:color w:val="000000" w:themeColor="text1"/>
+        </w:rPr>
+        <w:t>Supabase</w:t>
+      </w:r>
+      <w:proofErr w:type="spellEnd"/>
+      <w:r>
+        <w:rPr>
+          <w:rFonts w:ascii="標楷體" w:eastAsia="標楷體" w:hAnsi="標楷體" w:cs="標楷體"/>
+          <w:color w:val="000000" w:themeColor="text1"/>
+        </w:rPr>
+        <w:t xml:space="preserve"> PostgreSQL，並串接 Gemini API 作為 AI 輔助分析工具。上述技術皆為成熟且可取得之開發工具，適合學生專題進行 PoC（Proof of Concept，概念驗證）開發。</w:t>
       </w:r>
     </w:p>
     <w:p>
@@ -5268,12 +5320,21 @@
           <w:color w:val="000000" w:themeColor="text1"/>
         </w:rPr>
       </w:pPr>
+      <w:proofErr w:type="spellStart"/>
       <w:r>
         <w:rPr>
           <w:rFonts w:ascii="標楷體" w:eastAsia="標楷體" w:hAnsi="標楷體" w:cs="標楷體"/>
           <w:color w:val="000000" w:themeColor="text1"/>
         </w:rPr>
-        <w:t>Supabase 提供 PostgreSQL 雲端資料庫，可降低自行架設資料庫伺服器的維護成本。</w:t>
+        <w:t>Supabase</w:t>
+      </w:r>
+      <w:proofErr w:type="spellEnd"/>
+      <w:r>
+        <w:rPr>
+          <w:rFonts w:ascii="標楷體" w:eastAsia="標楷體" w:hAnsi="標楷體" w:cs="標楷體"/>
+          <w:color w:val="000000" w:themeColor="text1"/>
+        </w:rPr>
+        <w:t xml:space="preserve"> 提供 PostgreSQL 雲端資料庫，可降低自行架設資料庫伺服器的維護成本。</w:t>
       </w:r>
     </w:p>
     <w:p>
@@ -5724,6 +5785,7 @@
                 <w:rFonts w:eastAsia="Times New Roman"/>
               </w:rPr>
             </w:pPr>
+            <w:proofErr w:type="spellStart"/>
             <w:r>
               <w:rPr>
                 <w:rFonts w:eastAsia="Times New Roman"/>
@@ -5732,6 +5794,7 @@
               </w:rPr>
               <w:t>項目</w:t>
             </w:r>
+            <w:proofErr w:type="spellEnd"/>
           </w:p>
         </w:tc>
         <w:tc>
@@ -5750,6 +5813,7 @@
                 <w:rFonts w:eastAsia="Times New Roman"/>
               </w:rPr>
             </w:pPr>
+            <w:proofErr w:type="spellStart"/>
             <w:r>
               <w:rPr>
                 <w:rFonts w:eastAsia="Times New Roman"/>
@@ -5758,6 +5822,7 @@
               </w:rPr>
               <w:t>內容</w:t>
             </w:r>
+            <w:proofErr w:type="spellEnd"/>
           </w:p>
         </w:tc>
       </w:tr>
@@ -5780,12 +5845,14 @@
                 <w:rFonts w:eastAsia="Times New Roman"/>
               </w:rPr>
             </w:pPr>
+            <w:proofErr w:type="spellStart"/>
             <w:r>
               <w:rPr>
                 <w:rFonts w:eastAsia="Times New Roman"/>
               </w:rPr>
               <w:t>目標客群</w:t>
             </w:r>
+            <w:proofErr w:type="spellEnd"/>
           </w:p>
         </w:tc>
         <w:tc>
@@ -5803,12 +5870,28 @@
                 <w:rFonts w:eastAsia="Times New Roman"/>
               </w:rPr>
             </w:pPr>
-            <w:r>
-              <w:rPr>
-                <w:rFonts w:eastAsia="Times New Roman"/>
-              </w:rPr>
-              <w:t>已導入或準備導入 ISMS／ISO 27001 的中小企業、學校、醫療機構、科技製造業與顧問公司</w:t>
-            </w:r>
+            <w:proofErr w:type="spellStart"/>
+            <w:r>
+              <w:rPr>
+                <w:rFonts w:eastAsia="Times New Roman"/>
+              </w:rPr>
+              <w:t>已導入或準備導入</w:t>
+            </w:r>
+            <w:proofErr w:type="spellEnd"/>
+            <w:r>
+              <w:rPr>
+                <w:rFonts w:eastAsia="Times New Roman"/>
+              </w:rPr>
+              <w:t xml:space="preserve"> ISMS／ISO 27001 </w:t>
+            </w:r>
+            <w:proofErr w:type="spellStart"/>
+            <w:r>
+              <w:rPr>
+                <w:rFonts w:eastAsia="Times New Roman"/>
+              </w:rPr>
+              <w:t>的中小企業、學校、醫療機構、科技製造業與顧問公司</w:t>
+            </w:r>
+            <w:proofErr w:type="spellEnd"/>
           </w:p>
         </w:tc>
       </w:tr>
@@ -5831,12 +5914,14 @@
                 <w:rFonts w:eastAsia="Times New Roman"/>
               </w:rPr>
             </w:pPr>
+            <w:proofErr w:type="spellStart"/>
             <w:r>
               <w:rPr>
                 <w:rFonts w:eastAsia="Times New Roman"/>
               </w:rPr>
               <w:t>價值主張</w:t>
             </w:r>
+            <w:proofErr w:type="spellEnd"/>
           </w:p>
         </w:tc>
         <w:tc>
@@ -5854,12 +5939,14 @@
                 <w:rFonts w:eastAsia="Times New Roman"/>
               </w:rPr>
             </w:pPr>
+            <w:proofErr w:type="spellStart"/>
             <w:r>
               <w:rPr>
                 <w:rFonts w:eastAsia="Times New Roman"/>
               </w:rPr>
               <w:t>降低資產盤點與風險評鑑的人工作業時間，提升風險評估一致性，協助主管快速掌握高風險項目</w:t>
             </w:r>
+            <w:proofErr w:type="spellEnd"/>
           </w:p>
         </w:tc>
       </w:tr>
@@ -5882,12 +5969,14 @@
                 <w:rFonts w:eastAsia="Times New Roman"/>
               </w:rPr>
             </w:pPr>
+            <w:proofErr w:type="spellStart"/>
             <w:r>
               <w:rPr>
                 <w:rFonts w:eastAsia="Times New Roman"/>
               </w:rPr>
               <w:t>關鍵活動</w:t>
             </w:r>
+            <w:proofErr w:type="spellEnd"/>
           </w:p>
         </w:tc>
         <w:tc>
@@ -5905,12 +5994,28 @@
                 <w:rFonts w:eastAsia="Times New Roman"/>
               </w:rPr>
             </w:pPr>
-            <w:r>
-              <w:rPr>
-                <w:rFonts w:eastAsia="Times New Roman"/>
-              </w:rPr>
-              <w:t>系統開發與維護、AI 建議規則調整、漏洞情資更新、客戶支援、資安文件模板維護</w:t>
-            </w:r>
+            <w:proofErr w:type="spellStart"/>
+            <w:r>
+              <w:rPr>
+                <w:rFonts w:eastAsia="Times New Roman"/>
+              </w:rPr>
+              <w:t>系統開發與維護、AI</w:t>
+            </w:r>
+            <w:proofErr w:type="spellEnd"/>
+            <w:r>
+              <w:rPr>
+                <w:rFonts w:eastAsia="Times New Roman"/>
+              </w:rPr>
+              <w:t xml:space="preserve"> </w:t>
+            </w:r>
+            <w:proofErr w:type="spellStart"/>
+            <w:r>
+              <w:rPr>
+                <w:rFonts w:eastAsia="Times New Roman"/>
+              </w:rPr>
+              <w:t>建議規則調整、漏洞情資更新、客戶支援、資安文件模板維護</w:t>
+            </w:r>
+            <w:proofErr w:type="spellEnd"/>
           </w:p>
         </w:tc>
       </w:tr>
@@ -5933,6 +6038,7 @@
                 <w:rFonts w:eastAsia="Times New Roman"/>
               </w:rPr>
             </w:pPr>
+            <w:proofErr w:type="spellStart"/>
             <w:r>
               <w:rPr>
                 <w:rFonts w:eastAsia="Times New Roman"/>
@@ -5940,6 +6046,7 @@
               <w:lastRenderedPageBreak/>
               <w:t>關鍵資源</w:t>
             </w:r>
+            <w:proofErr w:type="spellEnd"/>
           </w:p>
         </w:tc>
         <w:tc>
@@ -5957,12 +6064,56 @@
                 <w:rFonts w:eastAsia="Times New Roman"/>
               </w:rPr>
             </w:pPr>
-            <w:r>
-              <w:rPr>
-                <w:rFonts w:eastAsia="Times New Roman"/>
-              </w:rPr>
-              <w:t>開發團隊、Supabase 資料庫、Gemini API、ISO 27002 知識庫、資安情資來源、GitHub 專案管理平台</w:t>
-            </w:r>
+            <w:proofErr w:type="spellStart"/>
+            <w:r>
+              <w:rPr>
+                <w:rFonts w:eastAsia="Times New Roman"/>
+              </w:rPr>
+              <w:t>開發團隊、Supabase</w:t>
+            </w:r>
+            <w:proofErr w:type="spellEnd"/>
+            <w:r>
+              <w:rPr>
+                <w:rFonts w:eastAsia="Times New Roman"/>
+              </w:rPr>
+              <w:t xml:space="preserve"> </w:t>
+            </w:r>
+            <w:proofErr w:type="spellStart"/>
+            <w:r>
+              <w:rPr>
+                <w:rFonts w:eastAsia="Times New Roman"/>
+              </w:rPr>
+              <w:t>資料庫、Gemini</w:t>
+            </w:r>
+            <w:proofErr w:type="spellEnd"/>
+            <w:r>
+              <w:rPr>
+                <w:rFonts w:eastAsia="Times New Roman"/>
+              </w:rPr>
+              <w:t xml:space="preserve"> API、ISO 27002 </w:t>
+            </w:r>
+            <w:proofErr w:type="spellStart"/>
+            <w:r>
+              <w:rPr>
+                <w:rFonts w:eastAsia="Times New Roman"/>
+              </w:rPr>
+              <w:t>知識庫、資安情資來源、GitHub</w:t>
+            </w:r>
+            <w:proofErr w:type="spellEnd"/>
+            <w:r>
+              <w:rPr>
+                <w:rFonts w:eastAsia="Times New Roman"/>
+              </w:rPr>
+              <w:t xml:space="preserve"> </w:t>
+            </w:r>
+            <w:proofErr w:type="spellStart"/>
+            <w:r>
+              <w:rPr>
+                <w:rFonts w:eastAsia="Times New Roman"/>
+              </w:rPr>
+              <w:t>專案管理平台</w:t>
+            </w:r>
+            <w:proofErr w:type="spellEnd"/>
           </w:p>
         </w:tc>
       </w:tr>
@@ -5985,12 +6136,14 @@
                 <w:rFonts w:eastAsia="Times New Roman"/>
               </w:rPr>
             </w:pPr>
+            <w:proofErr w:type="spellStart"/>
             <w:r>
               <w:rPr>
                 <w:rFonts w:eastAsia="Times New Roman"/>
               </w:rPr>
               <w:t>關鍵合作夥伴</w:t>
             </w:r>
+            <w:proofErr w:type="spellEnd"/>
           </w:p>
         </w:tc>
         <w:tc>
@@ -6012,8 +6165,30 @@
               <w:rPr>
                 <w:rFonts w:eastAsia="Times New Roman"/>
               </w:rPr>
-              <w:t>AI 模型供應商、雲端服務供應商、資安顧問公司、ISMS 輔導單位</w:t>
-            </w:r>
+              <w:t xml:space="preserve">AI </w:t>
+            </w:r>
+            <w:proofErr w:type="spellStart"/>
+            <w:r>
+              <w:rPr>
+                <w:rFonts w:eastAsia="Times New Roman"/>
+              </w:rPr>
+              <w:t>模型供應商、雲端服務供應商、資安顧問公司、ISMS</w:t>
+            </w:r>
+            <w:proofErr w:type="spellEnd"/>
+            <w:r>
+              <w:rPr>
+                <w:rFonts w:eastAsia="Times New Roman"/>
+              </w:rPr>
+              <w:t xml:space="preserve"> </w:t>
+            </w:r>
+            <w:proofErr w:type="spellStart"/>
+            <w:r>
+              <w:rPr>
+                <w:rFonts w:eastAsia="Times New Roman"/>
+              </w:rPr>
+              <w:t>輔導單位</w:t>
+            </w:r>
+            <w:proofErr w:type="spellEnd"/>
           </w:p>
         </w:tc>
       </w:tr>
@@ -6036,12 +6211,14 @@
                 <w:rFonts w:eastAsia="Times New Roman"/>
               </w:rPr>
             </w:pPr>
+            <w:proofErr w:type="spellStart"/>
             <w:r>
               <w:rPr>
                 <w:rFonts w:eastAsia="Times New Roman"/>
               </w:rPr>
               <w:t>通路</w:t>
             </w:r>
+            <w:proofErr w:type="spellEnd"/>
           </w:p>
         </w:tc>
         <w:tc>
@@ -6059,12 +6236,14 @@
                 <w:rFonts w:eastAsia="Times New Roman"/>
               </w:rPr>
             </w:pPr>
+            <w:proofErr w:type="spellStart"/>
             <w:r>
               <w:rPr>
                 <w:rFonts w:eastAsia="Times New Roman"/>
               </w:rPr>
               <w:t>官方網站、線上展示、學校專題成果展、顧問公司合作推廣</w:t>
             </w:r>
+            <w:proofErr w:type="spellEnd"/>
           </w:p>
         </w:tc>
       </w:tr>
@@ -6087,12 +6266,14 @@
                 <w:rFonts w:eastAsia="Times New Roman"/>
               </w:rPr>
             </w:pPr>
+            <w:proofErr w:type="spellStart"/>
             <w:r>
               <w:rPr>
                 <w:rFonts w:eastAsia="Times New Roman"/>
               </w:rPr>
               <w:t>顧客關係</w:t>
             </w:r>
+            <w:proofErr w:type="spellEnd"/>
           </w:p>
         </w:tc>
         <w:tc>
@@ -6110,12 +6291,14 @@
                 <w:rFonts w:eastAsia="Times New Roman"/>
               </w:rPr>
             </w:pPr>
+            <w:proofErr w:type="spellStart"/>
             <w:r>
               <w:rPr>
                 <w:rFonts w:eastAsia="Times New Roman"/>
               </w:rPr>
               <w:t>系統教學文件、線上客服、定期功能更新、風險報表模板更新</w:t>
             </w:r>
+            <w:proofErr w:type="spellEnd"/>
           </w:p>
         </w:tc>
       </w:tr>
@@ -6138,12 +6321,14 @@
                 <w:rFonts w:eastAsia="Times New Roman"/>
               </w:rPr>
             </w:pPr>
+            <w:proofErr w:type="spellStart"/>
             <w:r>
               <w:rPr>
                 <w:rFonts w:eastAsia="Times New Roman"/>
               </w:rPr>
               <w:t>收益來源</w:t>
             </w:r>
+            <w:proofErr w:type="spellEnd"/>
           </w:p>
         </w:tc>
         <w:tc>
@@ -6161,12 +6346,14 @@
                 <w:rFonts w:eastAsia="Times New Roman"/>
               </w:rPr>
             </w:pPr>
+            <w:proofErr w:type="spellStart"/>
             <w:r>
               <w:rPr>
                 <w:rFonts w:eastAsia="Times New Roman"/>
               </w:rPr>
               <w:t>月訂閱費、企業版授權費、客製化報表與顧問合作收入</w:t>
             </w:r>
+            <w:proofErr w:type="spellEnd"/>
           </w:p>
         </w:tc>
       </w:tr>
@@ -6189,12 +6376,14 @@
                 <w:rFonts w:eastAsia="Times New Roman"/>
               </w:rPr>
             </w:pPr>
+            <w:proofErr w:type="spellStart"/>
             <w:r>
               <w:rPr>
                 <w:rFonts w:eastAsia="Times New Roman"/>
               </w:rPr>
               <w:t>成本結構</w:t>
             </w:r>
+            <w:proofErr w:type="spellEnd"/>
           </w:p>
         </w:tc>
         <w:tc>
@@ -6212,12 +6401,28 @@
                 <w:rFonts w:eastAsia="Times New Roman"/>
               </w:rPr>
             </w:pPr>
-            <w:r>
-              <w:rPr>
-                <w:rFonts w:eastAsia="Times New Roman"/>
-              </w:rPr>
-              <w:t>開發人力成本、雲端資料庫費用、AI API 使用費、維護成本、行銷推廣成本</w:t>
-            </w:r>
+            <w:proofErr w:type="spellStart"/>
+            <w:r>
+              <w:rPr>
+                <w:rFonts w:eastAsia="Times New Roman"/>
+              </w:rPr>
+              <w:t>開發人力成本、雲端資料庫費用、AI</w:t>
+            </w:r>
+            <w:proofErr w:type="spellEnd"/>
+            <w:r>
+              <w:rPr>
+                <w:rFonts w:eastAsia="Times New Roman"/>
+              </w:rPr>
+              <w:t xml:space="preserve"> API </w:t>
+            </w:r>
+            <w:proofErr w:type="spellStart"/>
+            <w:r>
+              <w:rPr>
+                <w:rFonts w:eastAsia="Times New Roman"/>
+              </w:rPr>
+              <w:t>使用費、維護成本、行銷推廣成本</w:t>
+            </w:r>
+            <w:proofErr w:type="spellEnd"/>
           </w:p>
         </w:tc>
       </w:tr>
@@ -6290,6 +6495,7 @@
                 <w:rFonts w:eastAsia="Times New Roman"/>
               </w:rPr>
             </w:pPr>
+            <w:proofErr w:type="spellStart"/>
             <w:r>
               <w:rPr>
                 <w:rFonts w:eastAsia="Times New Roman"/>
@@ -6298,6 +6504,7 @@
               </w:rPr>
               <w:t>成本項目</w:t>
             </w:r>
+            <w:proofErr w:type="spellEnd"/>
           </w:p>
         </w:tc>
         <w:tc>
@@ -6316,6 +6523,7 @@
                 <w:rFonts w:eastAsia="Times New Roman"/>
               </w:rPr>
             </w:pPr>
+            <w:proofErr w:type="spellStart"/>
             <w:r>
               <w:rPr>
                 <w:rFonts w:eastAsia="Times New Roman"/>
@@ -6324,6 +6532,7 @@
               </w:rPr>
               <w:t>估算方式</w:t>
             </w:r>
+            <w:proofErr w:type="spellEnd"/>
           </w:p>
         </w:tc>
         <w:tc>
@@ -6342,6 +6551,7 @@
                 <w:rFonts w:eastAsia="Times New Roman"/>
               </w:rPr>
             </w:pPr>
+            <w:proofErr w:type="spellStart"/>
             <w:r>
               <w:rPr>
                 <w:rFonts w:eastAsia="Times New Roman"/>
@@ -6350,6 +6560,7 @@
               </w:rPr>
               <w:t>金額</w:t>
             </w:r>
+            <w:proofErr w:type="spellEnd"/>
           </w:p>
         </w:tc>
       </w:tr>
@@ -6372,12 +6583,14 @@
                 <w:rFonts w:eastAsia="Times New Roman"/>
               </w:rPr>
             </w:pPr>
+            <w:proofErr w:type="spellStart"/>
             <w:r>
               <w:rPr>
                 <w:rFonts w:eastAsia="Times New Roman"/>
               </w:rPr>
               <w:t>開發人力成本</w:t>
             </w:r>
+            <w:proofErr w:type="spellEnd"/>
           </w:p>
         </w:tc>
         <w:tc>
@@ -6400,7 +6613,21 @@
               <w:rPr>
                 <w:rFonts w:eastAsia="Times New Roman"/>
               </w:rPr>
-              <w:t>5 人 × 80 小時 × NT$200／小時</w:t>
+              <w:t xml:space="preserve">5 人 × 80 </w:t>
+            </w:r>
+            <w:proofErr w:type="spellStart"/>
+            <w:r>
+              <w:rPr>
+                <w:rFonts w:eastAsia="Times New Roman"/>
+              </w:rPr>
+              <w:t>小時</w:t>
+            </w:r>
+            <w:proofErr w:type="spellEnd"/>
+            <w:r>
+              <w:rPr>
+                <w:rFonts w:eastAsia="Times New Roman"/>
+              </w:rPr>
+              <w:t xml:space="preserve"> × NT$200／小時</w:t>
             </w:r>
           </w:p>
         </w:tc>
@@ -6448,12 +6675,14 @@
                 <w:rFonts w:eastAsia="Times New Roman"/>
               </w:rPr>
             </w:pPr>
+            <w:proofErr w:type="spellStart"/>
             <w:r>
               <w:rPr>
                 <w:rFonts w:eastAsia="Times New Roman"/>
               </w:rPr>
               <w:t>雲端資料庫與伺服器</w:t>
             </w:r>
+            <w:proofErr w:type="spellEnd"/>
           </w:p>
         </w:tc>
         <w:tc>
@@ -6472,12 +6701,14 @@
                 <w:rFonts w:eastAsia="Times New Roman"/>
               </w:rPr>
             </w:pPr>
+            <w:proofErr w:type="spellStart"/>
             <w:r>
               <w:rPr>
                 <w:rFonts w:eastAsia="Times New Roman"/>
               </w:rPr>
               <w:t>Supabase／測試環境</w:t>
             </w:r>
+            <w:proofErr w:type="spellEnd"/>
           </w:p>
         </w:tc>
         <w:tc>
@@ -6528,8 +6759,16 @@
               <w:rPr>
                 <w:rFonts w:eastAsia="Times New Roman"/>
               </w:rPr>
-              <w:t>AI API 測試費用</w:t>
-            </w:r>
+              <w:t xml:space="preserve">AI API </w:t>
+            </w:r>
+            <w:proofErr w:type="spellStart"/>
+            <w:r>
+              <w:rPr>
+                <w:rFonts w:eastAsia="Times New Roman"/>
+              </w:rPr>
+              <w:t>測試費用</w:t>
+            </w:r>
+            <w:proofErr w:type="spellEnd"/>
           </w:p>
         </w:tc>
         <w:tc>
@@ -6552,8 +6791,16 @@
               <w:rPr>
                 <w:rFonts w:eastAsia="Times New Roman"/>
               </w:rPr>
-              <w:t>Gemini API 測試用量</w:t>
-            </w:r>
+              <w:t xml:space="preserve">Gemini API </w:t>
+            </w:r>
+            <w:proofErr w:type="spellStart"/>
+            <w:r>
+              <w:rPr>
+                <w:rFonts w:eastAsia="Times New Roman"/>
+              </w:rPr>
+              <w:t>測試用量</w:t>
+            </w:r>
+            <w:proofErr w:type="spellEnd"/>
           </w:p>
         </w:tc>
         <w:tc>
@@ -6600,12 +6847,14 @@
                 <w:rFonts w:eastAsia="Times New Roman"/>
               </w:rPr>
             </w:pPr>
+            <w:proofErr w:type="spellStart"/>
             <w:r>
               <w:rPr>
                 <w:rFonts w:eastAsia="Times New Roman"/>
               </w:rPr>
               <w:t>其他技術服務費</w:t>
             </w:r>
+            <w:proofErr w:type="spellEnd"/>
           </w:p>
         </w:tc>
         <w:tc>
@@ -6624,12 +6873,14 @@
                 <w:rFonts w:eastAsia="Times New Roman"/>
               </w:rPr>
             </w:pPr>
+            <w:proofErr w:type="spellStart"/>
             <w:r>
               <w:rPr>
                 <w:rFonts w:eastAsia="Times New Roman"/>
               </w:rPr>
               <w:t>網域、部署、測試工具等預估</w:t>
             </w:r>
+            <w:proofErr w:type="spellEnd"/>
           </w:p>
         </w:tc>
         <w:tc>
@@ -6676,12 +6927,14 @@
                 <w:rFonts w:eastAsia="Times New Roman"/>
               </w:rPr>
             </w:pPr>
+            <w:proofErr w:type="spellStart"/>
             <w:r>
               <w:rPr>
                 <w:rFonts w:eastAsia="Times New Roman"/>
               </w:rPr>
               <w:t>文件與展示成本</w:t>
             </w:r>
+            <w:proofErr w:type="spellEnd"/>
           </w:p>
         </w:tc>
         <w:tc>
@@ -6700,12 +6953,14 @@
                 <w:rFonts w:eastAsia="Times New Roman"/>
               </w:rPr>
             </w:pPr>
+            <w:proofErr w:type="spellStart"/>
             <w:r>
               <w:rPr>
                 <w:rFonts w:eastAsia="Times New Roman"/>
               </w:rPr>
               <w:t>簡報、展示素材、列印等</w:t>
             </w:r>
+            <w:proofErr w:type="spellEnd"/>
           </w:p>
         </w:tc>
         <w:tc>
@@ -6752,12 +7007,14 @@
                 <w:rFonts w:eastAsia="Times New Roman"/>
               </w:rPr>
             </w:pPr>
+            <w:proofErr w:type="spellStart"/>
             <w:r>
               <w:rPr>
                 <w:rFonts w:eastAsia="Times New Roman"/>
               </w:rPr>
               <w:t>初期開發一次性成本合計</w:t>
             </w:r>
+            <w:proofErr w:type="spellEnd"/>
           </w:p>
         </w:tc>
         <w:tc>
@@ -6776,12 +7033,14 @@
                 <w:rFonts w:eastAsia="Times New Roman"/>
               </w:rPr>
             </w:pPr>
+            <w:proofErr w:type="spellStart"/>
             <w:r>
               <w:rPr>
                 <w:rFonts w:eastAsia="Times New Roman"/>
               </w:rPr>
               <w:t>人力與展示成本</w:t>
             </w:r>
+            <w:proofErr w:type="spellEnd"/>
           </w:p>
         </w:tc>
         <w:tc>
@@ -6828,12 +7087,14 @@
                 <w:rFonts w:eastAsia="Times New Roman"/>
               </w:rPr>
             </w:pPr>
+            <w:proofErr w:type="spellStart"/>
             <w:r>
               <w:rPr>
                 <w:rFonts w:eastAsia="Times New Roman"/>
               </w:rPr>
               <w:t>每月維運成本合計</w:t>
             </w:r>
+            <w:proofErr w:type="spellEnd"/>
           </w:p>
         </w:tc>
         <w:tc>
@@ -6852,12 +7113,14 @@
                 <w:rFonts w:eastAsia="Times New Roman"/>
               </w:rPr>
             </w:pPr>
+            <w:proofErr w:type="spellStart"/>
             <w:r>
               <w:rPr>
                 <w:rFonts w:eastAsia="Times New Roman"/>
               </w:rPr>
               <w:t>雲端服務、API、其他工具</w:t>
             </w:r>
+            <w:proofErr w:type="spellEnd"/>
           </w:p>
         </w:tc>
         <w:tc>
@@ -6954,6 +7217,7 @@
                 <w:rFonts w:eastAsia="Times New Roman"/>
               </w:rPr>
             </w:pPr>
+            <w:proofErr w:type="spellStart"/>
             <w:r>
               <w:rPr>
                 <w:rFonts w:eastAsia="Times New Roman"/>
@@ -6962,6 +7226,7 @@
               </w:rPr>
               <w:t>成本項目</w:t>
             </w:r>
+            <w:proofErr w:type="spellEnd"/>
           </w:p>
         </w:tc>
         <w:tc>
@@ -6980,6 +7245,7 @@
                 <w:rFonts w:eastAsia="Times New Roman"/>
               </w:rPr>
             </w:pPr>
+            <w:proofErr w:type="spellStart"/>
             <w:r>
               <w:rPr>
                 <w:rFonts w:eastAsia="Times New Roman"/>
@@ -6988,6 +7254,7 @@
               </w:rPr>
               <w:t>估算方式</w:t>
             </w:r>
+            <w:proofErr w:type="spellEnd"/>
           </w:p>
         </w:tc>
         <w:tc>
@@ -7006,6 +7273,7 @@
                 <w:rFonts w:eastAsia="Times New Roman"/>
               </w:rPr>
             </w:pPr>
+            <w:proofErr w:type="spellStart"/>
             <w:r>
               <w:rPr>
                 <w:rFonts w:eastAsia="Times New Roman"/>
@@ -7014,6 +7282,7 @@
               </w:rPr>
               <w:t>金額</w:t>
             </w:r>
+            <w:proofErr w:type="spellEnd"/>
           </w:p>
         </w:tc>
       </w:tr>
@@ -7036,12 +7305,14 @@
                 <w:rFonts w:eastAsia="Times New Roman"/>
               </w:rPr>
             </w:pPr>
+            <w:proofErr w:type="spellStart"/>
             <w:r>
               <w:rPr>
                 <w:rFonts w:eastAsia="Times New Roman"/>
               </w:rPr>
               <w:t>系統維護人力</w:t>
             </w:r>
+            <w:proofErr w:type="spellEnd"/>
           </w:p>
         </w:tc>
         <w:tc>
@@ -7060,12 +7331,14 @@
                 <w:rFonts w:eastAsia="Times New Roman"/>
               </w:rPr>
             </w:pPr>
+            <w:proofErr w:type="spellStart"/>
             <w:r>
               <w:rPr>
                 <w:rFonts w:eastAsia="Times New Roman"/>
               </w:rPr>
               <w:t>兼職維護與功能更新</w:t>
             </w:r>
+            <w:proofErr w:type="spellEnd"/>
           </w:p>
         </w:tc>
         <w:tc>
@@ -7112,12 +7385,14 @@
                 <w:rFonts w:eastAsia="Times New Roman"/>
               </w:rPr>
             </w:pPr>
+            <w:proofErr w:type="spellStart"/>
             <w:r>
               <w:rPr>
                 <w:rFonts w:eastAsia="Times New Roman"/>
               </w:rPr>
               <w:t>雲端伺服器與資料庫</w:t>
             </w:r>
+            <w:proofErr w:type="spellEnd"/>
           </w:p>
         </w:tc>
         <w:tc>
@@ -7136,12 +7411,14 @@
                 <w:rFonts w:eastAsia="Times New Roman"/>
               </w:rPr>
             </w:pPr>
+            <w:proofErr w:type="spellStart"/>
             <w:r>
               <w:rPr>
                 <w:rFonts w:eastAsia="Times New Roman"/>
               </w:rPr>
               <w:t>主機、資料庫、備份與監控</w:t>
             </w:r>
+            <w:proofErr w:type="spellEnd"/>
           </w:p>
         </w:tc>
         <w:tc>
@@ -7192,8 +7469,16 @@
               <w:rPr>
                 <w:rFonts w:eastAsia="Times New Roman"/>
               </w:rPr>
-              <w:t>AI API 使用費</w:t>
-            </w:r>
+              <w:t xml:space="preserve">AI API </w:t>
+            </w:r>
+            <w:proofErr w:type="spellStart"/>
+            <w:r>
+              <w:rPr>
+                <w:rFonts w:eastAsia="Times New Roman"/>
+              </w:rPr>
+              <w:t>使用費</w:t>
+            </w:r>
+            <w:proofErr w:type="spellEnd"/>
           </w:p>
         </w:tc>
         <w:tc>
@@ -7212,12 +7497,14 @@
                 <w:rFonts w:eastAsia="Times New Roman"/>
               </w:rPr>
             </w:pPr>
+            <w:proofErr w:type="spellStart"/>
             <w:r>
               <w:rPr>
                 <w:rFonts w:eastAsia="Times New Roman"/>
               </w:rPr>
               <w:t>依客戶使用量估算</w:t>
             </w:r>
+            <w:proofErr w:type="spellEnd"/>
           </w:p>
         </w:tc>
         <w:tc>
@@ -7264,12 +7551,14 @@
                 <w:rFonts w:eastAsia="Times New Roman"/>
               </w:rPr>
             </w:pPr>
+            <w:proofErr w:type="spellStart"/>
             <w:r>
               <w:rPr>
                 <w:rFonts w:eastAsia="Times New Roman"/>
               </w:rPr>
               <w:t>外部情資串接與快取維護</w:t>
             </w:r>
+            <w:proofErr w:type="spellEnd"/>
           </w:p>
         </w:tc>
         <w:tc>
@@ -7292,8 +7581,16 @@
               <w:rPr>
                 <w:rFonts w:eastAsia="Times New Roman"/>
               </w:rPr>
-              <w:t>NVD/CVE 資料同步與維護</w:t>
-            </w:r>
+              <w:t xml:space="preserve">NVD/CVE </w:t>
+            </w:r>
+            <w:proofErr w:type="spellStart"/>
+            <w:r>
+              <w:rPr>
+                <w:rFonts w:eastAsia="Times New Roman"/>
+              </w:rPr>
+              <w:t>資料同步與維護</w:t>
+            </w:r>
+            <w:proofErr w:type="spellEnd"/>
           </w:p>
         </w:tc>
         <w:tc>
@@ -7340,12 +7637,14 @@
                 <w:rFonts w:eastAsia="Times New Roman"/>
               </w:rPr>
             </w:pPr>
+            <w:proofErr w:type="spellStart"/>
             <w:r>
               <w:rPr>
                 <w:rFonts w:eastAsia="Times New Roman"/>
               </w:rPr>
               <w:t>行銷與推廣成本</w:t>
             </w:r>
+            <w:proofErr w:type="spellEnd"/>
           </w:p>
         </w:tc>
         <w:tc>
@@ -7364,12 +7663,14 @@
                 <w:rFonts w:eastAsia="Times New Roman"/>
               </w:rPr>
             </w:pPr>
+            <w:proofErr w:type="spellStart"/>
             <w:r>
               <w:rPr>
                 <w:rFonts w:eastAsia="Times New Roman"/>
               </w:rPr>
               <w:t>線上廣告、展示、業務推廣</w:t>
             </w:r>
+            <w:proofErr w:type="spellEnd"/>
           </w:p>
         </w:tc>
         <w:tc>
@@ -7416,12 +7717,14 @@
                 <w:rFonts w:eastAsia="Times New Roman"/>
               </w:rPr>
             </w:pPr>
+            <w:proofErr w:type="spellStart"/>
             <w:r>
               <w:rPr>
                 <w:rFonts w:eastAsia="Times New Roman"/>
               </w:rPr>
               <w:t>客戶支援與文件維護</w:t>
             </w:r>
+            <w:proofErr w:type="spellEnd"/>
           </w:p>
         </w:tc>
         <w:tc>
@@ -7440,12 +7743,14 @@
                 <w:rFonts w:eastAsia="Times New Roman"/>
               </w:rPr>
             </w:pPr>
+            <w:proofErr w:type="spellStart"/>
             <w:r>
               <w:rPr>
                 <w:rFonts w:eastAsia="Times New Roman"/>
               </w:rPr>
               <w:t>教學文件、客服與教育訓練</w:t>
             </w:r>
+            <w:proofErr w:type="spellEnd"/>
           </w:p>
         </w:tc>
         <w:tc>
@@ -7492,12 +7797,14 @@
                 <w:rFonts w:eastAsia="Times New Roman"/>
               </w:rPr>
             </w:pPr>
+            <w:proofErr w:type="spellStart"/>
             <w:r>
               <w:rPr>
                 <w:rFonts w:eastAsia="Times New Roman"/>
               </w:rPr>
               <w:t>每月成本合計</w:t>
             </w:r>
+            <w:proofErr w:type="spellEnd"/>
           </w:p>
         </w:tc>
         <w:tc>
@@ -7595,6 +7902,7 @@
                 <w:rFonts w:eastAsia="Times New Roman"/>
               </w:rPr>
             </w:pPr>
+            <w:proofErr w:type="spellStart"/>
             <w:r>
               <w:rPr>
                 <w:rFonts w:eastAsia="Times New Roman"/>
@@ -7603,6 +7911,7 @@
               </w:rPr>
               <w:t>收益項目</w:t>
             </w:r>
+            <w:proofErr w:type="spellEnd"/>
           </w:p>
         </w:tc>
         <w:tc>
@@ -7621,6 +7930,7 @@
                 <w:rFonts w:eastAsia="Times New Roman"/>
               </w:rPr>
             </w:pPr>
+            <w:proofErr w:type="spellStart"/>
             <w:r>
               <w:rPr>
                 <w:rFonts w:eastAsia="Times New Roman"/>
@@ -7629,6 +7939,7 @@
               </w:rPr>
               <w:t>假設條件</w:t>
             </w:r>
+            <w:proofErr w:type="spellEnd"/>
           </w:p>
         </w:tc>
         <w:tc>
@@ -7647,6 +7958,7 @@
                 <w:rFonts w:eastAsia="Times New Roman"/>
               </w:rPr>
             </w:pPr>
+            <w:proofErr w:type="spellStart"/>
             <w:r>
               <w:rPr>
                 <w:rFonts w:eastAsia="Times New Roman"/>
@@ -7655,6 +7967,7 @@
               </w:rPr>
               <w:t>金額</w:t>
             </w:r>
+            <w:proofErr w:type="spellEnd"/>
           </w:p>
         </w:tc>
       </w:tr>
@@ -7677,12 +7990,14 @@
                 <w:rFonts w:eastAsia="Times New Roman"/>
               </w:rPr>
             </w:pPr>
+            <w:proofErr w:type="spellStart"/>
             <w:r>
               <w:rPr>
                 <w:rFonts w:eastAsia="Times New Roman"/>
               </w:rPr>
               <w:t>訂閱制收入</w:t>
             </w:r>
+            <w:proofErr w:type="spellEnd"/>
           </w:p>
         </w:tc>
         <w:tc>
@@ -7753,12 +8068,14 @@
                 <w:rFonts w:eastAsia="Times New Roman"/>
               </w:rPr>
             </w:pPr>
+            <w:proofErr w:type="spellStart"/>
             <w:r>
               <w:rPr>
                 <w:rFonts w:eastAsia="Times New Roman"/>
               </w:rPr>
               <w:t>顧問合作或客製化報表收入</w:t>
             </w:r>
+            <w:proofErr w:type="spellEnd"/>
           </w:p>
         </w:tc>
         <w:tc>
@@ -7777,12 +8094,14 @@
                 <w:rFonts w:eastAsia="Times New Roman"/>
               </w:rPr>
             </w:pPr>
+            <w:proofErr w:type="spellStart"/>
             <w:r>
               <w:rPr>
                 <w:rFonts w:eastAsia="Times New Roman"/>
               </w:rPr>
               <w:t>每月預估</w:t>
             </w:r>
+            <w:proofErr w:type="spellEnd"/>
           </w:p>
         </w:tc>
         <w:tc>
@@ -7829,12 +8148,14 @@
                 <w:rFonts w:eastAsia="Times New Roman"/>
               </w:rPr>
             </w:pPr>
+            <w:proofErr w:type="spellStart"/>
             <w:r>
               <w:rPr>
                 <w:rFonts w:eastAsia="Times New Roman"/>
               </w:rPr>
               <w:t>每月收益合計</w:t>
             </w:r>
+            <w:proofErr w:type="spellEnd"/>
           </w:p>
         </w:tc>
         <w:tc>
@@ -7898,12 +8219,14 @@
                 <w:rFonts w:eastAsia="Times New Roman"/>
               </w:rPr>
             </w:pPr>
+            <w:proofErr w:type="spellStart"/>
             <w:r>
               <w:rPr>
                 <w:rFonts w:eastAsia="Times New Roman"/>
               </w:rPr>
               <w:t>每月預估成本</w:t>
             </w:r>
+            <w:proofErr w:type="spellEnd"/>
           </w:p>
         </w:tc>
         <w:tc>
@@ -7922,12 +8245,14 @@
                 <w:rFonts w:eastAsia="Times New Roman"/>
               </w:rPr>
             </w:pPr>
+            <w:proofErr w:type="spellStart"/>
             <w:r>
               <w:rPr>
                 <w:rFonts w:eastAsia="Times New Roman"/>
               </w:rPr>
               <w:t>商業化每月成本</w:t>
             </w:r>
+            <w:proofErr w:type="spellEnd"/>
           </w:p>
         </w:tc>
         <w:tc>
@@ -7974,6 +8299,7 @@
                 <w:rFonts w:eastAsia="Times New Roman"/>
               </w:rPr>
             </w:pPr>
+            <w:proofErr w:type="spellStart"/>
             <w:r>
               <w:rPr>
                 <w:rFonts w:eastAsia="Times New Roman"/>
@@ -7981,6 +8307,7 @@
               <w:lastRenderedPageBreak/>
               <w:t>每月預估營業利益</w:t>
             </w:r>
+            <w:proofErr w:type="spellEnd"/>
           </w:p>
         </w:tc>
         <w:tc>
@@ -7999,12 +8326,14 @@
                 <w:rFonts w:eastAsia="Times New Roman"/>
               </w:rPr>
             </w:pPr>
+            <w:proofErr w:type="spellStart"/>
             <w:r>
               <w:rPr>
                 <w:rFonts w:eastAsia="Times New Roman"/>
               </w:rPr>
               <w:t>收益－成本</w:t>
             </w:r>
+            <w:proofErr w:type="spellEnd"/>
           </w:p>
         </w:tc>
         <w:tc>
@@ -8170,6 +8499,7 @@
                 <w:rFonts w:eastAsia="Times New Roman"/>
               </w:rPr>
             </w:pPr>
+            <w:proofErr w:type="spellStart"/>
             <w:r>
               <w:rPr>
                 <w:rFonts w:eastAsia="Times New Roman"/>
@@ -8178,6 +8508,7 @@
               </w:rPr>
               <w:t>區隔</w:t>
             </w:r>
+            <w:proofErr w:type="spellEnd"/>
           </w:p>
         </w:tc>
         <w:tc>
@@ -8196,6 +8527,7 @@
                 <w:rFonts w:eastAsia="Times New Roman"/>
               </w:rPr>
             </w:pPr>
+            <w:proofErr w:type="spellStart"/>
             <w:r>
               <w:rPr>
                 <w:rFonts w:eastAsia="Times New Roman"/>
@@ -8204,6 +8536,7 @@
               </w:rPr>
               <w:t>特性</w:t>
             </w:r>
+            <w:proofErr w:type="spellEnd"/>
           </w:p>
         </w:tc>
         <w:tc>
@@ -8222,6 +8555,7 @@
                 <w:rFonts w:eastAsia="Times New Roman"/>
               </w:rPr>
             </w:pPr>
+            <w:proofErr w:type="spellStart"/>
             <w:r>
               <w:rPr>
                 <w:rFonts w:eastAsia="Times New Roman"/>
@@ -8230,6 +8564,7 @@
               </w:rPr>
               <w:t>需求</w:t>
             </w:r>
+            <w:proofErr w:type="spellEnd"/>
           </w:p>
         </w:tc>
       </w:tr>
@@ -8252,12 +8587,14 @@
                 <w:rFonts w:eastAsia="Times New Roman"/>
               </w:rPr>
             </w:pPr>
+            <w:proofErr w:type="spellStart"/>
             <w:r>
               <w:rPr>
                 <w:rFonts w:eastAsia="Times New Roman"/>
               </w:rPr>
               <w:t>中小企業</w:t>
             </w:r>
+            <w:proofErr w:type="spellEnd"/>
           </w:p>
         </w:tc>
         <w:tc>
@@ -8275,12 +8612,14 @@
                 <w:rFonts w:eastAsia="Times New Roman"/>
               </w:rPr>
             </w:pPr>
+            <w:proofErr w:type="spellStart"/>
             <w:r>
               <w:rPr>
                 <w:rFonts w:eastAsia="Times New Roman"/>
               </w:rPr>
               <w:t>資安人力有限，較依賴外部顧問或簡易工具</w:t>
             </w:r>
+            <w:proofErr w:type="spellEnd"/>
           </w:p>
         </w:tc>
         <w:tc>
@@ -8298,12 +8637,14 @@
                 <w:rFonts w:eastAsia="Times New Roman"/>
               </w:rPr>
             </w:pPr>
+            <w:proofErr w:type="spellStart"/>
             <w:r>
               <w:rPr>
                 <w:rFonts w:eastAsia="Times New Roman"/>
               </w:rPr>
               <w:t>需要低成本、易上手的風險評鑑工具</w:t>
             </w:r>
+            <w:proofErr w:type="spellEnd"/>
           </w:p>
         </w:tc>
       </w:tr>
@@ -8326,12 +8667,14 @@
                 <w:rFonts w:eastAsia="Times New Roman"/>
               </w:rPr>
             </w:pPr>
+            <w:proofErr w:type="spellStart"/>
             <w:r>
               <w:rPr>
                 <w:rFonts w:eastAsia="Times New Roman"/>
               </w:rPr>
               <w:t>中大型企業</w:t>
             </w:r>
+            <w:proofErr w:type="spellEnd"/>
           </w:p>
         </w:tc>
         <w:tc>
@@ -8349,12 +8692,14 @@
                 <w:rFonts w:eastAsia="Times New Roman"/>
               </w:rPr>
             </w:pPr>
+            <w:proofErr w:type="spellStart"/>
             <w:r>
               <w:rPr>
                 <w:rFonts w:eastAsia="Times New Roman"/>
               </w:rPr>
               <w:t>部門多、資產數量多、內部流程複雜</w:t>
             </w:r>
+            <w:proofErr w:type="spellEnd"/>
           </w:p>
         </w:tc>
         <w:tc>
@@ -8372,12 +8717,14 @@
                 <w:rFonts w:eastAsia="Times New Roman"/>
               </w:rPr>
             </w:pPr>
+            <w:proofErr w:type="spellStart"/>
             <w:r>
               <w:rPr>
                 <w:rFonts w:eastAsia="Times New Roman"/>
               </w:rPr>
               <w:t>需要權限控管、部門管理與完整報表</w:t>
             </w:r>
+            <w:proofErr w:type="spellEnd"/>
           </w:p>
         </w:tc>
       </w:tr>
@@ -8400,12 +8747,14 @@
                 <w:rFonts w:eastAsia="Times New Roman"/>
               </w:rPr>
             </w:pPr>
+            <w:proofErr w:type="spellStart"/>
             <w:r>
               <w:rPr>
                 <w:rFonts w:eastAsia="Times New Roman"/>
               </w:rPr>
               <w:t>顧問公司</w:t>
             </w:r>
+            <w:proofErr w:type="spellEnd"/>
           </w:p>
         </w:tc>
         <w:tc>
@@ -8423,11 +8772,19 @@
                 <w:rFonts w:eastAsia="Times New Roman"/>
               </w:rPr>
             </w:pPr>
-            <w:r>
-              <w:rPr>
-                <w:rFonts w:eastAsia="Times New Roman"/>
-              </w:rPr>
-              <w:t>協助多家企業導入 ISMS</w:t>
+            <w:proofErr w:type="spellStart"/>
+            <w:r>
+              <w:rPr>
+                <w:rFonts w:eastAsia="Times New Roman"/>
+              </w:rPr>
+              <w:t>協助多家企業導入</w:t>
+            </w:r>
+            <w:proofErr w:type="spellEnd"/>
+            <w:r>
+              <w:rPr>
+                <w:rFonts w:eastAsia="Times New Roman"/>
+              </w:rPr>
+              <w:t xml:space="preserve"> ISMS</w:t>
             </w:r>
           </w:p>
         </w:tc>
@@ -8446,12 +8803,14 @@
                 <w:rFonts w:eastAsia="Times New Roman"/>
               </w:rPr>
             </w:pPr>
+            <w:proofErr w:type="spellStart"/>
             <w:r>
               <w:rPr>
                 <w:rFonts w:eastAsia="Times New Roman"/>
               </w:rPr>
               <w:t>需要可重複使用的盤點、評鑑與報表工具</w:t>
             </w:r>
+            <w:proofErr w:type="spellEnd"/>
           </w:p>
         </w:tc>
       </w:tr>
@@ -8513,6 +8872,7 @@
                 <w:rFonts w:eastAsia="Times New Roman"/>
               </w:rPr>
             </w:pPr>
+            <w:proofErr w:type="spellStart"/>
             <w:r>
               <w:rPr>
                 <w:rFonts w:eastAsia="Times New Roman"/>
@@ -8521,6 +8881,7 @@
               </w:rPr>
               <w:t>產業</w:t>
             </w:r>
+            <w:proofErr w:type="spellEnd"/>
           </w:p>
         </w:tc>
         <w:tc>
@@ -8539,6 +8900,7 @@
                 <w:rFonts w:eastAsia="Times New Roman"/>
               </w:rPr>
             </w:pPr>
+            <w:proofErr w:type="spellStart"/>
             <w:r>
               <w:rPr>
                 <w:rFonts w:eastAsia="Times New Roman"/>
@@ -8547,6 +8909,7 @@
               </w:rPr>
               <w:t>特性</w:t>
             </w:r>
+            <w:proofErr w:type="spellEnd"/>
           </w:p>
         </w:tc>
         <w:tc>
@@ -8565,6 +8928,7 @@
                 <w:rFonts w:eastAsia="Times New Roman"/>
               </w:rPr>
             </w:pPr>
+            <w:proofErr w:type="spellStart"/>
             <w:r>
               <w:rPr>
                 <w:rFonts w:eastAsia="Times New Roman"/>
@@ -8573,6 +8937,7 @@
               </w:rPr>
               <w:t>需求</w:t>
             </w:r>
+            <w:proofErr w:type="spellEnd"/>
           </w:p>
         </w:tc>
       </w:tr>
@@ -8595,12 +8960,14 @@
                 <w:rFonts w:eastAsia="Times New Roman"/>
               </w:rPr>
             </w:pPr>
+            <w:proofErr w:type="spellStart"/>
             <w:r>
               <w:rPr>
                 <w:rFonts w:eastAsia="Times New Roman"/>
               </w:rPr>
               <w:t>科技製造業</w:t>
             </w:r>
+            <w:proofErr w:type="spellEnd"/>
           </w:p>
         </w:tc>
         <w:tc>
@@ -8618,12 +8985,14 @@
                 <w:rFonts w:eastAsia="Times New Roman"/>
               </w:rPr>
             </w:pPr>
+            <w:proofErr w:type="spellStart"/>
             <w:r>
               <w:rPr>
                 <w:rFonts w:eastAsia="Times New Roman"/>
               </w:rPr>
               <w:t>系統與設備資產多，供應鏈資安要求高</w:t>
             </w:r>
+            <w:proofErr w:type="spellEnd"/>
           </w:p>
         </w:tc>
         <w:tc>
@@ -8641,12 +9010,14 @@
                 <w:rFonts w:eastAsia="Times New Roman"/>
               </w:rPr>
             </w:pPr>
+            <w:proofErr w:type="spellStart"/>
             <w:r>
               <w:rPr>
                 <w:rFonts w:eastAsia="Times New Roman"/>
               </w:rPr>
               <w:t>需要資產分類、漏洞情資與風險排序</w:t>
             </w:r>
+            <w:proofErr w:type="spellEnd"/>
           </w:p>
         </w:tc>
       </w:tr>
@@ -8669,12 +9040,14 @@
                 <w:rFonts w:eastAsia="Times New Roman"/>
               </w:rPr>
             </w:pPr>
+            <w:proofErr w:type="spellStart"/>
             <w:r>
               <w:rPr>
                 <w:rFonts w:eastAsia="Times New Roman"/>
               </w:rPr>
               <w:t>金融業</w:t>
             </w:r>
+            <w:proofErr w:type="spellEnd"/>
           </w:p>
         </w:tc>
         <w:tc>
@@ -8692,12 +9065,14 @@
                 <w:rFonts w:eastAsia="Times New Roman"/>
               </w:rPr>
             </w:pPr>
+            <w:proofErr w:type="spellStart"/>
             <w:r>
               <w:rPr>
                 <w:rFonts w:eastAsia="Times New Roman"/>
               </w:rPr>
               <w:t>法規要求高，稽核頻率高</w:t>
             </w:r>
+            <w:proofErr w:type="spellEnd"/>
           </w:p>
         </w:tc>
         <w:tc>
@@ -8715,12 +9090,14 @@
                 <w:rFonts w:eastAsia="Times New Roman"/>
               </w:rPr>
             </w:pPr>
+            <w:proofErr w:type="spellStart"/>
             <w:r>
               <w:rPr>
                 <w:rFonts w:eastAsia="Times New Roman"/>
               </w:rPr>
               <w:t>需要完整紀錄、權限控管與報表追蹤</w:t>
             </w:r>
+            <w:proofErr w:type="spellEnd"/>
           </w:p>
         </w:tc>
       </w:tr>
@@ -8743,12 +9120,14 @@
                 <w:rFonts w:eastAsia="Times New Roman"/>
               </w:rPr>
             </w:pPr>
+            <w:proofErr w:type="spellStart"/>
             <w:r>
               <w:rPr>
                 <w:rFonts w:eastAsia="Times New Roman"/>
               </w:rPr>
               <w:t>醫療業</w:t>
             </w:r>
+            <w:proofErr w:type="spellEnd"/>
           </w:p>
         </w:tc>
         <w:tc>
@@ -8766,12 +9145,14 @@
                 <w:rFonts w:eastAsia="Times New Roman"/>
               </w:rPr>
             </w:pPr>
+            <w:proofErr w:type="spellStart"/>
             <w:r>
               <w:rPr>
                 <w:rFonts w:eastAsia="Times New Roman"/>
               </w:rPr>
               <w:t>涉及病患資料與醫療系統可用性</w:t>
             </w:r>
+            <w:proofErr w:type="spellEnd"/>
           </w:p>
         </w:tc>
         <w:tc>
@@ -8789,12 +9170,14 @@
                 <w:rFonts w:eastAsia="Times New Roman"/>
               </w:rPr>
             </w:pPr>
+            <w:proofErr w:type="spellStart"/>
             <w:r>
               <w:rPr>
                 <w:rFonts w:eastAsia="Times New Roman"/>
               </w:rPr>
               <w:t>需要敏感資料保護與高可用性風險管理</w:t>
             </w:r>
+            <w:proofErr w:type="spellEnd"/>
           </w:p>
         </w:tc>
       </w:tr>
@@ -8817,12 +9200,14 @@
                 <w:rFonts w:eastAsia="Times New Roman"/>
               </w:rPr>
             </w:pPr>
+            <w:proofErr w:type="spellStart"/>
             <w:r>
               <w:rPr>
                 <w:rFonts w:eastAsia="Times New Roman"/>
               </w:rPr>
               <w:t>學校與公部門</w:t>
             </w:r>
+            <w:proofErr w:type="spellEnd"/>
           </w:p>
         </w:tc>
         <w:tc>
@@ -8840,12 +9225,14 @@
                 <w:rFonts w:eastAsia="Times New Roman"/>
               </w:rPr>
             </w:pPr>
+            <w:proofErr w:type="spellStart"/>
             <w:r>
               <w:rPr>
                 <w:rFonts w:eastAsia="Times New Roman"/>
               </w:rPr>
               <w:t>資源有限但有合規要求</w:t>
             </w:r>
+            <w:proofErr w:type="spellEnd"/>
           </w:p>
         </w:tc>
         <w:tc>
@@ -8863,12 +9250,14 @@
                 <w:rFonts w:eastAsia="Times New Roman"/>
               </w:rPr>
             </w:pPr>
+            <w:proofErr w:type="spellStart"/>
             <w:r>
               <w:rPr>
                 <w:rFonts w:eastAsia="Times New Roman"/>
               </w:rPr>
               <w:t>需要低成本且容易維護的管理工具</w:t>
             </w:r>
+            <w:proofErr w:type="spellEnd"/>
           </w:p>
         </w:tc>
       </w:tr>
@@ -8930,6 +9319,7 @@
                 <w:rFonts w:eastAsia="Times New Roman"/>
               </w:rPr>
             </w:pPr>
+            <w:proofErr w:type="spellStart"/>
             <w:r>
               <w:rPr>
                 <w:rFonts w:eastAsia="Times New Roman"/>
@@ -8938,6 +9328,7 @@
               </w:rPr>
               <w:t>導入階段</w:t>
             </w:r>
+            <w:proofErr w:type="spellEnd"/>
           </w:p>
         </w:tc>
         <w:tc>
@@ -8956,6 +9347,7 @@
                 <w:rFonts w:eastAsia="Times New Roman"/>
               </w:rPr>
             </w:pPr>
+            <w:proofErr w:type="spellStart"/>
             <w:r>
               <w:rPr>
                 <w:rFonts w:eastAsia="Times New Roman"/>
@@ -8964,6 +9356,7 @@
               </w:rPr>
               <w:t>特性</w:t>
             </w:r>
+            <w:proofErr w:type="spellEnd"/>
           </w:p>
         </w:tc>
         <w:tc>
@@ -8982,6 +9375,7 @@
                 <w:rFonts w:eastAsia="Times New Roman"/>
               </w:rPr>
             </w:pPr>
+            <w:proofErr w:type="spellStart"/>
             <w:r>
               <w:rPr>
                 <w:rFonts w:eastAsia="Times New Roman"/>
@@ -8990,6 +9384,7 @@
               </w:rPr>
               <w:t>需求</w:t>
             </w:r>
+            <w:proofErr w:type="spellEnd"/>
           </w:p>
         </w:tc>
       </w:tr>
@@ -9012,11 +9407,19 @@
                 <w:rFonts w:eastAsia="Times New Roman"/>
               </w:rPr>
             </w:pPr>
-            <w:r>
-              <w:rPr>
-                <w:rFonts w:eastAsia="Times New Roman"/>
-              </w:rPr>
-              <w:t>尚未導入 ISMS</w:t>
+            <w:proofErr w:type="spellStart"/>
+            <w:r>
+              <w:rPr>
+                <w:rFonts w:eastAsia="Times New Roman"/>
+              </w:rPr>
+              <w:t>尚未導入</w:t>
+            </w:r>
+            <w:proofErr w:type="spellEnd"/>
+            <w:r>
+              <w:rPr>
+                <w:rFonts w:eastAsia="Times New Roman"/>
+              </w:rPr>
+              <w:t xml:space="preserve"> ISMS</w:t>
             </w:r>
           </w:p>
         </w:tc>
@@ -9035,12 +9438,14 @@
                 <w:rFonts w:eastAsia="Times New Roman"/>
               </w:rPr>
             </w:pPr>
+            <w:proofErr w:type="spellStart"/>
             <w:r>
               <w:rPr>
                 <w:rFonts w:eastAsia="Times New Roman"/>
               </w:rPr>
               <w:t>缺乏制度與資料格式</w:t>
             </w:r>
+            <w:proofErr w:type="spellEnd"/>
           </w:p>
         </w:tc>
         <w:tc>
@@ -9058,12 +9463,14 @@
                 <w:rFonts w:eastAsia="Times New Roman"/>
               </w:rPr>
             </w:pPr>
+            <w:proofErr w:type="spellStart"/>
             <w:r>
               <w:rPr>
                 <w:rFonts w:eastAsia="Times New Roman"/>
               </w:rPr>
               <w:t>需要範本、流程引導與基本盤點工具</w:t>
             </w:r>
+            <w:proofErr w:type="spellEnd"/>
           </w:p>
         </w:tc>
       </w:tr>
@@ -9086,12 +9493,14 @@
                 <w:rFonts w:eastAsia="Times New Roman"/>
               </w:rPr>
             </w:pPr>
+            <w:proofErr w:type="spellStart"/>
             <w:r>
               <w:rPr>
                 <w:rFonts w:eastAsia="Times New Roman"/>
               </w:rPr>
               <w:t>導入中</w:t>
             </w:r>
+            <w:proofErr w:type="spellEnd"/>
           </w:p>
         </w:tc>
         <w:tc>
@@ -9109,12 +9518,14 @@
                 <w:rFonts w:eastAsia="Times New Roman"/>
               </w:rPr>
             </w:pPr>
+            <w:proofErr w:type="spellStart"/>
             <w:r>
               <w:rPr>
                 <w:rFonts w:eastAsia="Times New Roman"/>
               </w:rPr>
               <w:t>正在整理資產與風險評鑑資料</w:t>
             </w:r>
+            <w:proofErr w:type="spellEnd"/>
           </w:p>
         </w:tc>
         <w:tc>
@@ -9132,12 +9543,14 @@
                 <w:rFonts w:eastAsia="Times New Roman"/>
               </w:rPr>
             </w:pPr>
+            <w:proofErr w:type="spellStart"/>
             <w:r>
               <w:rPr>
                 <w:rFonts w:eastAsia="Times New Roman"/>
               </w:rPr>
               <w:t>需要加速盤點與產出風險評鑑結果</w:t>
             </w:r>
+            <w:proofErr w:type="spellEnd"/>
           </w:p>
         </w:tc>
       </w:tr>
@@ -9160,11 +9573,19 @@
                 <w:rFonts w:eastAsia="Times New Roman"/>
               </w:rPr>
             </w:pPr>
-            <w:r>
-              <w:rPr>
-                <w:rFonts w:eastAsia="Times New Roman"/>
-              </w:rPr>
-              <w:t>已導入 ISMS</w:t>
+            <w:proofErr w:type="spellStart"/>
+            <w:r>
+              <w:rPr>
+                <w:rFonts w:eastAsia="Times New Roman"/>
+              </w:rPr>
+              <w:t>已導入</w:t>
+            </w:r>
+            <w:proofErr w:type="spellEnd"/>
+            <w:r>
+              <w:rPr>
+                <w:rFonts w:eastAsia="Times New Roman"/>
+              </w:rPr>
+              <w:t xml:space="preserve"> ISMS</w:t>
             </w:r>
           </w:p>
         </w:tc>
@@ -9183,12 +9604,14 @@
                 <w:rFonts w:eastAsia="Times New Roman"/>
               </w:rPr>
             </w:pPr>
+            <w:proofErr w:type="spellStart"/>
             <w:r>
               <w:rPr>
                 <w:rFonts w:eastAsia="Times New Roman"/>
               </w:rPr>
               <w:t>需要定期維護與持續改善</w:t>
             </w:r>
+            <w:proofErr w:type="spellEnd"/>
           </w:p>
         </w:tc>
         <w:tc>
@@ -9206,12 +9629,14 @@
                 <w:rFonts w:eastAsia="Times New Roman"/>
               </w:rPr>
             </w:pPr>
+            <w:proofErr w:type="spellStart"/>
             <w:r>
               <w:rPr>
                 <w:rFonts w:eastAsia="Times New Roman"/>
               </w:rPr>
               <w:t>需要報表、追蹤、歷史紀錄與情資更新</w:t>
             </w:r>
+            <w:proofErr w:type="spellEnd"/>
           </w:p>
         </w:tc>
       </w:tr>
@@ -9373,12 +9798,21 @@
           <w:color w:val="000000" w:themeColor="text1"/>
         </w:rPr>
       </w:pPr>
+      <w:proofErr w:type="spellStart"/>
       <w:r>
         <w:rPr>
           <w:rFonts w:ascii="標楷體" w:eastAsia="標楷體" w:hAnsi="標楷體" w:cs="標楷體"/>
           <w:color w:val="000000" w:themeColor="text1"/>
         </w:rPr>
-        <w:t>RiskGenie 評評理定位為「支援 ISMS 運作的 AI 資安風險顧問工具」，並非取代資安人員或顧問，而是作為人機協同的輔助平台。</w:t>
+        <w:t>RiskGenie</w:t>
+      </w:r>
+      <w:proofErr w:type="spellEnd"/>
+      <w:r>
+        <w:rPr>
+          <w:rFonts w:ascii="標楷體" w:eastAsia="標楷體" w:hAnsi="標楷體" w:cs="標楷體"/>
+          <w:color w:val="000000" w:themeColor="text1"/>
+        </w:rPr>
+        <w:t xml:space="preserve"> 評評理定位為「支援 ISMS 運作的 AI 資安風險顧問工具」，並非取代資安人員或顧問，而是作為人機協同的輔助平台。</w:t>
       </w:r>
     </w:p>
     <w:p>
@@ -9585,6 +10019,7 @@
                 <w:rFonts w:eastAsia="Times New Roman"/>
               </w:rPr>
             </w:pPr>
+            <w:proofErr w:type="spellStart"/>
             <w:r>
               <w:rPr>
                 <w:rFonts w:eastAsia="Times New Roman"/>
@@ -9593,6 +10028,7 @@
               </w:rPr>
               <w:t>內部因素／外部因素</w:t>
             </w:r>
+            <w:proofErr w:type="spellEnd"/>
           </w:p>
         </w:tc>
         <w:tc>
@@ -9611,6 +10047,7 @@
                 <w:rFonts w:eastAsia="Times New Roman"/>
               </w:rPr>
             </w:pPr>
+            <w:proofErr w:type="spellStart"/>
             <w:r>
               <w:rPr>
                 <w:rFonts w:eastAsia="Times New Roman"/>
@@ -9619,6 +10056,7 @@
               </w:rPr>
               <w:t>內容</w:t>
             </w:r>
+            <w:proofErr w:type="spellEnd"/>
           </w:p>
         </w:tc>
       </w:tr>
@@ -9641,11 +10079,19 @@
                 <w:rFonts w:eastAsia="Times New Roman"/>
               </w:rPr>
             </w:pPr>
-            <w:r>
-              <w:rPr>
-                <w:rFonts w:eastAsia="Times New Roman"/>
-              </w:rPr>
-              <w:t>優勢 Strengths</w:t>
+            <w:proofErr w:type="spellStart"/>
+            <w:r>
+              <w:rPr>
+                <w:rFonts w:eastAsia="Times New Roman"/>
+              </w:rPr>
+              <w:t>優勢</w:t>
+            </w:r>
+            <w:proofErr w:type="spellEnd"/>
+            <w:r>
+              <w:rPr>
+                <w:rFonts w:eastAsia="Times New Roman"/>
+              </w:rPr>
+              <w:t xml:space="preserve"> Strengths</w:t>
             </w:r>
           </w:p>
         </w:tc>
@@ -9668,7 +10114,49 @@
               <w:rPr>
                 <w:rFonts w:eastAsia="Times New Roman"/>
               </w:rPr>
-              <w:t>1. 結合資產盤點、風險評鑑與 AI 改善建議，流程完整。2. 可降低人工整理 Excel 與撰寫建議的時間。3. 系統定位為輔助顧問，保留人工確認機制。4. 可透過報表協助主管掌握高風險資產。</w:t>
+              <w:t xml:space="preserve">1. </w:t>
+            </w:r>
+            <w:proofErr w:type="spellStart"/>
+            <w:r>
+              <w:rPr>
+                <w:rFonts w:eastAsia="Times New Roman"/>
+              </w:rPr>
+              <w:t>結合資產盤點、風險評鑑與</w:t>
+            </w:r>
+            <w:proofErr w:type="spellEnd"/>
+            <w:r>
+              <w:rPr>
+                <w:rFonts w:eastAsia="Times New Roman"/>
+              </w:rPr>
+              <w:t xml:space="preserve"> AI 改善建議，流程完整。2. </w:t>
+            </w:r>
+            <w:proofErr w:type="spellStart"/>
+            <w:r>
+              <w:rPr>
+                <w:rFonts w:eastAsia="Times New Roman"/>
+              </w:rPr>
+              <w:t>可降低人工整理</w:t>
+            </w:r>
+            <w:proofErr w:type="spellEnd"/>
+            <w:r>
+              <w:rPr>
+                <w:rFonts w:eastAsia="Times New Roman"/>
+              </w:rPr>
+              <w:t xml:space="preserve"> Excel 與撰寫建議的時間。3. 系統定位為輔助顧問，保留人工確認機制。4. </w:t>
+            </w:r>
+            <w:proofErr w:type="spellStart"/>
+            <w:r>
+              <w:rPr>
+                <w:rFonts w:eastAsia="Times New Roman"/>
+              </w:rPr>
+              <w:t>可透過報表協助主管掌握高風險資產</w:t>
+            </w:r>
+            <w:proofErr w:type="spellEnd"/>
+            <w:r>
+              <w:rPr>
+                <w:rFonts w:eastAsia="Times New Roman"/>
+              </w:rPr>
+              <w:t>。</w:t>
             </w:r>
           </w:p>
         </w:tc>
@@ -9692,11 +10180,19 @@
                 <w:rFonts w:eastAsia="Times New Roman"/>
               </w:rPr>
             </w:pPr>
-            <w:r>
-              <w:rPr>
-                <w:rFonts w:eastAsia="Times New Roman"/>
-              </w:rPr>
-              <w:t>劣勢 Weaknesses</w:t>
+            <w:proofErr w:type="spellStart"/>
+            <w:r>
+              <w:rPr>
+                <w:rFonts w:eastAsia="Times New Roman"/>
+              </w:rPr>
+              <w:t>劣勢</w:t>
+            </w:r>
+            <w:proofErr w:type="spellEnd"/>
+            <w:r>
+              <w:rPr>
+                <w:rFonts w:eastAsia="Times New Roman"/>
+              </w:rPr>
+              <w:t xml:space="preserve"> Weaknesses</w:t>
             </w:r>
           </w:p>
         </w:tc>
@@ -9719,7 +10215,49 @@
               <w:rPr>
                 <w:rFonts w:eastAsia="Times New Roman"/>
               </w:rPr>
-              <w:t>1. 學生專題階段功能仍屬 PoC，尚未達完整商業化程度。2. AI 建議可能產生幻覺，需設計審核與引用來源。3. 企業級多租戶、權限控管與情資快取仍需補強。4. 系統仍需持續維護 ISO 知識庫與外部情資資料。</w:t>
+              <w:t xml:space="preserve">1. </w:t>
+            </w:r>
+            <w:proofErr w:type="spellStart"/>
+            <w:r>
+              <w:rPr>
+                <w:rFonts w:eastAsia="Times New Roman"/>
+              </w:rPr>
+              <w:t>學生專題階段功能仍屬</w:t>
+            </w:r>
+            <w:proofErr w:type="spellEnd"/>
+            <w:r>
+              <w:rPr>
+                <w:rFonts w:eastAsia="Times New Roman"/>
+              </w:rPr>
+              <w:t xml:space="preserve"> PoC，尚未達完整商業化程度。2. AI 建議可能產生幻覺，需設計審核與引用來源。3. 企業級多租戶、權限控管與情資快取仍需補強。4. </w:t>
+            </w:r>
+            <w:proofErr w:type="spellStart"/>
+            <w:r>
+              <w:rPr>
+                <w:rFonts w:eastAsia="Times New Roman"/>
+              </w:rPr>
+              <w:t>系統仍需持續維護</w:t>
+            </w:r>
+            <w:proofErr w:type="spellEnd"/>
+            <w:r>
+              <w:rPr>
+                <w:rFonts w:eastAsia="Times New Roman"/>
+              </w:rPr>
+              <w:t xml:space="preserve"> ISO </w:t>
+            </w:r>
+            <w:proofErr w:type="spellStart"/>
+            <w:r>
+              <w:rPr>
+                <w:rFonts w:eastAsia="Times New Roman"/>
+              </w:rPr>
+              <w:t>知識庫與外部情資資料</w:t>
+            </w:r>
+            <w:proofErr w:type="spellEnd"/>
+            <w:r>
+              <w:rPr>
+                <w:rFonts w:eastAsia="Times New Roman"/>
+              </w:rPr>
+              <w:t>。</w:t>
             </w:r>
           </w:p>
         </w:tc>
@@ -9743,11 +10281,19 @@
                 <w:rFonts w:eastAsia="Times New Roman"/>
               </w:rPr>
             </w:pPr>
-            <w:r>
-              <w:rPr>
-                <w:rFonts w:eastAsia="Times New Roman"/>
-              </w:rPr>
-              <w:t>機會 Opportunities</w:t>
+            <w:proofErr w:type="spellStart"/>
+            <w:r>
+              <w:rPr>
+                <w:rFonts w:eastAsia="Times New Roman"/>
+              </w:rPr>
+              <w:t>機會</w:t>
+            </w:r>
+            <w:proofErr w:type="spellEnd"/>
+            <w:r>
+              <w:rPr>
+                <w:rFonts w:eastAsia="Times New Roman"/>
+              </w:rPr>
+              <w:t xml:space="preserve"> Opportunities</w:t>
             </w:r>
           </w:p>
         </w:tc>
@@ -9770,7 +10316,35 @@
               <w:rPr>
                 <w:rFonts w:eastAsia="Times New Roman"/>
               </w:rPr>
-              <w:t>1. 組織對 ISO 27001／ISMS 的需求增加。2. 中小企業與學校缺乏專職資安人力。3. AI 工具可協助降低資安文件作業負擔。4. 顧問公司可能需要半自動化工具提升輔導效率。</w:t>
+              <w:t xml:space="preserve">1. </w:t>
+            </w:r>
+            <w:proofErr w:type="spellStart"/>
+            <w:r>
+              <w:rPr>
+                <w:rFonts w:eastAsia="Times New Roman"/>
+              </w:rPr>
+              <w:t>組織對</w:t>
+            </w:r>
+            <w:proofErr w:type="spellEnd"/>
+            <w:r>
+              <w:rPr>
+                <w:rFonts w:eastAsia="Times New Roman"/>
+              </w:rPr>
+              <w:t xml:space="preserve"> ISO 27001／ISMS 的需求增加。2. 中小企業與學校缺乏專職資安人力。3. AI 工具可協助降低資安文件作業負擔。4. </w:t>
+            </w:r>
+            <w:proofErr w:type="spellStart"/>
+            <w:r>
+              <w:rPr>
+                <w:rFonts w:eastAsia="Times New Roman"/>
+              </w:rPr>
+              <w:t>顧問公司可能需要半自動化工具提升輔導效率</w:t>
+            </w:r>
+            <w:proofErr w:type="spellEnd"/>
+            <w:r>
+              <w:rPr>
+                <w:rFonts w:eastAsia="Times New Roman"/>
+              </w:rPr>
+              <w:t>。</w:t>
             </w:r>
           </w:p>
         </w:tc>
@@ -9794,11 +10368,19 @@
                 <w:rFonts w:eastAsia="Times New Roman"/>
               </w:rPr>
             </w:pPr>
-            <w:r>
-              <w:rPr>
-                <w:rFonts w:eastAsia="Times New Roman"/>
-              </w:rPr>
-              <w:t>威脅 Threats</w:t>
+            <w:proofErr w:type="spellStart"/>
+            <w:r>
+              <w:rPr>
+                <w:rFonts w:eastAsia="Times New Roman"/>
+              </w:rPr>
+              <w:t>威脅</w:t>
+            </w:r>
+            <w:proofErr w:type="spellEnd"/>
+            <w:r>
+              <w:rPr>
+                <w:rFonts w:eastAsia="Times New Roman"/>
+              </w:rPr>
+              <w:t xml:space="preserve"> Threats</w:t>
             </w:r>
           </w:p>
         </w:tc>
@@ -9821,7 +10403,35 @@
               <w:rPr>
                 <w:rFonts w:eastAsia="Times New Roman"/>
               </w:rPr>
-              <w:t>1. 既有資安合規平台具有品牌與客戶基礎。2. 資安資料敏感，企業對雲端 AI 工具可能有疑慮。3. 法規與標準變動快速，系統需持續更新。4. 若 AI 建議錯誤，可能影響使用者信任。</w:t>
+              <w:t xml:space="preserve">1. 既有資安合規平台具有品牌與客戶基礎。2. </w:t>
+            </w:r>
+            <w:proofErr w:type="spellStart"/>
+            <w:r>
+              <w:rPr>
+                <w:rFonts w:eastAsia="Times New Roman"/>
+              </w:rPr>
+              <w:t>資安資料敏感，企業對雲端</w:t>
+            </w:r>
+            <w:proofErr w:type="spellEnd"/>
+            <w:r>
+              <w:rPr>
+                <w:rFonts w:eastAsia="Times New Roman"/>
+              </w:rPr>
+              <w:t xml:space="preserve"> AI 工具可能有疑慮。3. 法規與標準變動快速，系統需持續更新。4. 若 AI </w:t>
+            </w:r>
+            <w:proofErr w:type="spellStart"/>
+            <w:r>
+              <w:rPr>
+                <w:rFonts w:eastAsia="Times New Roman"/>
+              </w:rPr>
+              <w:t>建議錯誤，可能影響使用者信任</w:t>
+            </w:r>
+            <w:proofErr w:type="spellEnd"/>
+            <w:r>
+              <w:rPr>
+                <w:rFonts w:eastAsia="Times New Roman"/>
+              </w:rPr>
+              <w:t>。</w:t>
             </w:r>
           </w:p>
         </w:tc>
@@ -9894,6 +10504,7 @@
                 <w:rFonts w:eastAsia="Times New Roman"/>
               </w:rPr>
             </w:pPr>
+            <w:proofErr w:type="spellStart"/>
             <w:r>
               <w:rPr>
                 <w:rFonts w:eastAsia="Times New Roman"/>
@@ -9903,6 +10514,7 @@
               <w:lastRenderedPageBreak/>
               <w:t>策略類型</w:t>
             </w:r>
+            <w:proofErr w:type="spellEnd"/>
           </w:p>
         </w:tc>
         <w:tc>
@@ -9921,6 +10533,7 @@
                 <w:rFonts w:eastAsia="Times New Roman"/>
               </w:rPr>
             </w:pPr>
+            <w:proofErr w:type="spellStart"/>
             <w:r>
               <w:rPr>
                 <w:rFonts w:eastAsia="Times New Roman"/>
@@ -9929,6 +10542,7 @@
               </w:rPr>
               <w:t>策略內容</w:t>
             </w:r>
+            <w:proofErr w:type="spellEnd"/>
           </w:p>
         </w:tc>
       </w:tr>
@@ -9955,8 +10569,16 @@
               <w:rPr>
                 <w:rFonts w:eastAsia="Times New Roman"/>
               </w:rPr>
-              <w:t>SO 策略：利用優勢掌握機會</w:t>
-            </w:r>
+              <w:t xml:space="preserve">SO </w:t>
+            </w:r>
+            <w:proofErr w:type="spellStart"/>
+            <w:r>
+              <w:rPr>
+                <w:rFonts w:eastAsia="Times New Roman"/>
+              </w:rPr>
+              <w:t>策略：利用優勢掌握機會</w:t>
+            </w:r>
+            <w:proofErr w:type="spellEnd"/>
           </w:p>
         </w:tc>
         <w:tc>
@@ -9978,7 +10600,35 @@
               <w:rPr>
                 <w:rFonts w:eastAsia="Times New Roman"/>
               </w:rPr>
-              <w:t>1. 以 AI 輔助降低 ISMS 文件作業負擔，吸引中小企業與學校導入。2. 將資產盤點、風險評鑑與報表整合成一套流程，提高使用便利性。3. 透過高風險資產列表協助主管快速決策。</w:t>
+              <w:t xml:space="preserve">1. 以 AI </w:t>
+            </w:r>
+            <w:proofErr w:type="spellStart"/>
+            <w:r>
+              <w:rPr>
+                <w:rFonts w:eastAsia="Times New Roman"/>
+              </w:rPr>
+              <w:t>輔助降低</w:t>
+            </w:r>
+            <w:proofErr w:type="spellEnd"/>
+            <w:r>
+              <w:rPr>
+                <w:rFonts w:eastAsia="Times New Roman"/>
+              </w:rPr>
+              <w:t xml:space="preserve"> ISMS 文件作業負擔，吸引中小企業與學校導入。2. 將資產盤點、風險評鑑與報表整合成一套流程，提高使用便利性。3. </w:t>
+            </w:r>
+            <w:proofErr w:type="spellStart"/>
+            <w:r>
+              <w:rPr>
+                <w:rFonts w:eastAsia="Times New Roman"/>
+              </w:rPr>
+              <w:t>透過高風險資產列表協助主管快速決策</w:t>
+            </w:r>
+            <w:proofErr w:type="spellEnd"/>
+            <w:r>
+              <w:rPr>
+                <w:rFonts w:eastAsia="Times New Roman"/>
+              </w:rPr>
+              <w:t>。</w:t>
             </w:r>
           </w:p>
         </w:tc>
@@ -10006,8 +10656,16 @@
               <w:rPr>
                 <w:rFonts w:eastAsia="Times New Roman"/>
               </w:rPr>
-              <w:t>WO 策略：改善劣勢掌握機會</w:t>
-            </w:r>
+              <w:t xml:space="preserve">WO </w:t>
+            </w:r>
+            <w:proofErr w:type="spellStart"/>
+            <w:r>
+              <w:rPr>
+                <w:rFonts w:eastAsia="Times New Roman"/>
+              </w:rPr>
+              <w:t>策略：改善劣勢掌握機會</w:t>
+            </w:r>
+            <w:proofErr w:type="spellEnd"/>
           </w:p>
         </w:tc>
         <w:tc>
@@ -10029,7 +10687,49 @@
               <w:rPr>
                 <w:rFonts w:eastAsia="Times New Roman"/>
               </w:rPr>
-              <w:t>1. 逐步補強多租戶架構、部門管理與權限控管，提升企業使用可行性。2. 建立 AI 建議審核與人工確認流程，降低 AI 幻覺風險。3. 增加知識庫與引用來源，提升改善建議可信度。</w:t>
+              <w:t xml:space="preserve">1. 逐步補強多租戶架構、部門管理與權限控管，提升企業使用可行性。2. </w:t>
+            </w:r>
+            <w:proofErr w:type="spellStart"/>
+            <w:r>
+              <w:rPr>
+                <w:rFonts w:eastAsia="Times New Roman"/>
+              </w:rPr>
+              <w:t>建立</w:t>
+            </w:r>
+            <w:proofErr w:type="spellEnd"/>
+            <w:r>
+              <w:rPr>
+                <w:rFonts w:eastAsia="Times New Roman"/>
+              </w:rPr>
+              <w:t xml:space="preserve"> AI </w:t>
+            </w:r>
+            <w:proofErr w:type="spellStart"/>
+            <w:r>
+              <w:rPr>
+                <w:rFonts w:eastAsia="Times New Roman"/>
+              </w:rPr>
+              <w:t>建議審核與人工確認流程，降低</w:t>
+            </w:r>
+            <w:proofErr w:type="spellEnd"/>
+            <w:r>
+              <w:rPr>
+                <w:rFonts w:eastAsia="Times New Roman"/>
+              </w:rPr>
+              <w:t xml:space="preserve"> AI 幻覺風險。3. </w:t>
+            </w:r>
+            <w:proofErr w:type="spellStart"/>
+            <w:r>
+              <w:rPr>
+                <w:rFonts w:eastAsia="Times New Roman"/>
+              </w:rPr>
+              <w:t>增加知識庫與引用來源，提升改善建議可信度</w:t>
+            </w:r>
+            <w:proofErr w:type="spellEnd"/>
+            <w:r>
+              <w:rPr>
+                <w:rFonts w:eastAsia="Times New Roman"/>
+              </w:rPr>
+              <w:t>。</w:t>
             </w:r>
           </w:p>
         </w:tc>
@@ -10057,8 +10757,16 @@
               <w:rPr>
                 <w:rFonts w:eastAsia="Times New Roman"/>
               </w:rPr>
-              <w:t>ST 策略：利用優勢降低威脅</w:t>
-            </w:r>
+              <w:t xml:space="preserve">ST </w:t>
+            </w:r>
+            <w:proofErr w:type="spellStart"/>
+            <w:r>
+              <w:rPr>
+                <w:rFonts w:eastAsia="Times New Roman"/>
+              </w:rPr>
+              <w:t>策略：利用優勢降低威脅</w:t>
+            </w:r>
+            <w:proofErr w:type="spellEnd"/>
           </w:p>
         </w:tc>
         <w:tc>
@@ -10080,7 +10788,21 @@
               <w:rPr>
                 <w:rFonts w:eastAsia="Times New Roman"/>
               </w:rPr>
-              <w:t>1. 強調本系統為低門檻輔助工具，與大型資安平台形成差異化。2. 透過去識別化與權限控管降低企業對敏感資料外洩的疑慮。3. 以人機協同方式避免完全依賴 AI。</w:t>
+              <w:t xml:space="preserve">1. 強調本系統為低門檻輔助工具，與大型資安平台形成差異化。2. 透過去識別化與權限控管降低企業對敏感資料外洩的疑慮。3. </w:t>
+            </w:r>
+            <w:proofErr w:type="spellStart"/>
+            <w:r>
+              <w:rPr>
+                <w:rFonts w:eastAsia="Times New Roman"/>
+              </w:rPr>
+              <w:t>以人機協同方式避免完全依賴</w:t>
+            </w:r>
+            <w:proofErr w:type="spellEnd"/>
+            <w:r>
+              <w:rPr>
+                <w:rFonts w:eastAsia="Times New Roman"/>
+              </w:rPr>
+              <w:t xml:space="preserve"> AI。</w:t>
             </w:r>
           </w:p>
         </w:tc>
@@ -10108,8 +10830,16 @@
               <w:rPr>
                 <w:rFonts w:eastAsia="Times New Roman"/>
               </w:rPr>
-              <w:t>WT 策略：降低劣勢避開威脅</w:t>
-            </w:r>
+              <w:t xml:space="preserve">WT </w:t>
+            </w:r>
+            <w:proofErr w:type="spellStart"/>
+            <w:r>
+              <w:rPr>
+                <w:rFonts w:eastAsia="Times New Roman"/>
+              </w:rPr>
+              <w:t>策略：降低劣勢避開威脅</w:t>
+            </w:r>
+            <w:proofErr w:type="spellEnd"/>
           </w:p>
         </w:tc>
         <w:tc>
@@ -10131,7 +10861,35 @@
               <w:rPr>
                 <w:rFonts w:eastAsia="Times New Roman"/>
               </w:rPr>
-              <w:t>1. 初期不過度宣稱完整商業化能力，先聚焦 PoC 與流程驗證。2. 對 AI 建議加入人工審核與修正紀錄，降低錯誤建議造成的風險。3. 定期更新資安知識庫與情資資料，避免建議內容過時。</w:t>
+              <w:t xml:space="preserve">1. </w:t>
+            </w:r>
+            <w:proofErr w:type="spellStart"/>
+            <w:r>
+              <w:rPr>
+                <w:rFonts w:eastAsia="Times New Roman"/>
+              </w:rPr>
+              <w:t>初期不過度宣稱完整商業化能力，先聚焦</w:t>
+            </w:r>
+            <w:proofErr w:type="spellEnd"/>
+            <w:r>
+              <w:rPr>
+                <w:rFonts w:eastAsia="Times New Roman"/>
+              </w:rPr>
+              <w:t xml:space="preserve"> PoC 與流程驗證。2. 對 AI 建議加入人工審核與修正紀錄，降低錯誤建議造成的風險。3. </w:t>
+            </w:r>
+            <w:proofErr w:type="spellStart"/>
+            <w:r>
+              <w:rPr>
+                <w:rFonts w:eastAsia="Times New Roman"/>
+              </w:rPr>
+              <w:t>定期更新資安知識庫與情資資料，避免建議內容過時</w:t>
+            </w:r>
+            <w:proofErr w:type="spellEnd"/>
+            <w:r>
+              <w:rPr>
+                <w:rFonts w:eastAsia="Times New Roman"/>
+              </w:rPr>
+              <w:t>。</w:t>
             </w:r>
           </w:p>
         </w:tc>
@@ -10207,6 +10965,7 @@
                 <w:rFonts w:eastAsia="Times New Roman"/>
               </w:rPr>
             </w:pPr>
+            <w:proofErr w:type="spellStart"/>
             <w:r>
               <w:rPr>
                 <w:rFonts w:eastAsia="Times New Roman"/>
@@ -10215,6 +10974,7 @@
               </w:rPr>
               <w:t>比較項目</w:t>
             </w:r>
+            <w:proofErr w:type="spellEnd"/>
           </w:p>
         </w:tc>
         <w:tc>
@@ -10233,14 +10993,34 @@
                 <w:rFonts w:eastAsia="Times New Roman"/>
               </w:rPr>
             </w:pPr>
+            <w:proofErr w:type="spellStart"/>
             <w:r>
               <w:rPr>
                 <w:rFonts w:eastAsia="Times New Roman"/>
                 <w:b/>
                 <w:bCs/>
               </w:rPr>
-              <w:t>RiskGenie 評評理</w:t>
-            </w:r>
+              <w:t>RiskGenie</w:t>
+            </w:r>
+            <w:proofErr w:type="spellEnd"/>
+            <w:r>
+              <w:rPr>
+                <w:rFonts w:eastAsia="Times New Roman"/>
+                <w:b/>
+                <w:bCs/>
+              </w:rPr>
+              <w:t xml:space="preserve"> </w:t>
+            </w:r>
+            <w:proofErr w:type="spellStart"/>
+            <w:r>
+              <w:rPr>
+                <w:rFonts w:eastAsia="Times New Roman"/>
+                <w:b/>
+                <w:bCs/>
+              </w:rPr>
+              <w:t>評評理</w:t>
+            </w:r>
+            <w:proofErr w:type="spellEnd"/>
           </w:p>
         </w:tc>
         <w:tc>
@@ -10285,14 +11065,34 @@
                 <w:rFonts w:eastAsia="Times New Roman"/>
               </w:rPr>
             </w:pPr>
+            <w:proofErr w:type="spellStart"/>
             <w:r>
               <w:rPr>
                 <w:rFonts w:eastAsia="Times New Roman"/>
                 <w:b/>
                 <w:bCs/>
               </w:rPr>
-              <w:t>Secorion 資安合規管理平台</w:t>
-            </w:r>
+              <w:t>Secorion</w:t>
+            </w:r>
+            <w:proofErr w:type="spellEnd"/>
+            <w:r>
+              <w:rPr>
+                <w:rFonts w:eastAsia="Times New Roman"/>
+                <w:b/>
+                <w:bCs/>
+              </w:rPr>
+              <w:t xml:space="preserve"> </w:t>
+            </w:r>
+            <w:proofErr w:type="spellStart"/>
+            <w:r>
+              <w:rPr>
+                <w:rFonts w:eastAsia="Times New Roman"/>
+                <w:b/>
+                <w:bCs/>
+              </w:rPr>
+              <w:t>資安合規管理平台</w:t>
+            </w:r>
+            <w:proofErr w:type="spellEnd"/>
           </w:p>
         </w:tc>
       </w:tr>
@@ -10315,12 +11115,14 @@
                 <w:rFonts w:eastAsia="Times New Roman"/>
               </w:rPr>
             </w:pPr>
+            <w:proofErr w:type="spellStart"/>
             <w:r>
               <w:rPr>
                 <w:rFonts w:eastAsia="Times New Roman"/>
               </w:rPr>
               <w:t>主要定位</w:t>
             </w:r>
+            <w:proofErr w:type="spellEnd"/>
           </w:p>
         </w:tc>
         <w:tc>
@@ -10342,8 +11144,30 @@
               <w:rPr>
                 <w:rFonts w:eastAsia="Times New Roman"/>
               </w:rPr>
-              <w:t>AI 輔助 ISMS 風險評鑑工具</w:t>
-            </w:r>
+              <w:t xml:space="preserve">AI </w:t>
+            </w:r>
+            <w:proofErr w:type="spellStart"/>
+            <w:r>
+              <w:rPr>
+                <w:rFonts w:eastAsia="Times New Roman"/>
+              </w:rPr>
+              <w:t>輔助</w:t>
+            </w:r>
+            <w:proofErr w:type="spellEnd"/>
+            <w:r>
+              <w:rPr>
+                <w:rFonts w:eastAsia="Times New Roman"/>
+              </w:rPr>
+              <w:t xml:space="preserve"> ISMS </w:t>
+            </w:r>
+            <w:proofErr w:type="spellStart"/>
+            <w:r>
+              <w:rPr>
+                <w:rFonts w:eastAsia="Times New Roman"/>
+              </w:rPr>
+              <w:t>風險評鑑工具</w:t>
+            </w:r>
+            <w:proofErr w:type="spellEnd"/>
           </w:p>
         </w:tc>
         <w:tc>
@@ -10361,12 +11185,14 @@
                 <w:rFonts w:eastAsia="Times New Roman"/>
               </w:rPr>
             </w:pPr>
+            <w:proofErr w:type="spellStart"/>
             <w:r>
               <w:rPr>
                 <w:rFonts w:eastAsia="Times New Roman"/>
               </w:rPr>
               <w:t>企業資安管理或合規系統</w:t>
             </w:r>
+            <w:proofErr w:type="spellEnd"/>
           </w:p>
         </w:tc>
         <w:tc>
@@ -10384,12 +11210,14 @@
                 <w:rFonts w:eastAsia="Times New Roman"/>
               </w:rPr>
             </w:pPr>
+            <w:proofErr w:type="spellStart"/>
             <w:r>
               <w:rPr>
                 <w:rFonts w:eastAsia="Times New Roman"/>
               </w:rPr>
               <w:t>資安合規管理平台</w:t>
             </w:r>
+            <w:proofErr w:type="spellEnd"/>
           </w:p>
         </w:tc>
       </w:tr>
@@ -10412,12 +11240,14 @@
                 <w:rFonts w:eastAsia="Times New Roman"/>
               </w:rPr>
             </w:pPr>
+            <w:proofErr w:type="spellStart"/>
             <w:r>
               <w:rPr>
                 <w:rFonts w:eastAsia="Times New Roman"/>
               </w:rPr>
               <w:t>使用門檻</w:t>
             </w:r>
+            <w:proofErr w:type="spellEnd"/>
           </w:p>
         </w:tc>
         <w:tc>
@@ -10435,12 +11265,14 @@
                 <w:rFonts w:eastAsia="Times New Roman"/>
               </w:rPr>
             </w:pPr>
+            <w:proofErr w:type="spellStart"/>
             <w:r>
               <w:rPr>
                 <w:rFonts w:eastAsia="Times New Roman"/>
               </w:rPr>
               <w:t>較低，適合初期導入與中小型組織</w:t>
             </w:r>
+            <w:proofErr w:type="spellEnd"/>
           </w:p>
         </w:tc>
         <w:tc>
@@ -10458,12 +11290,14 @@
                 <w:rFonts w:eastAsia="Times New Roman"/>
               </w:rPr>
             </w:pPr>
+            <w:proofErr w:type="spellStart"/>
             <w:r>
               <w:rPr>
                 <w:rFonts w:eastAsia="Times New Roman"/>
               </w:rPr>
               <w:t>較高，需一定導入與設定成本</w:t>
             </w:r>
+            <w:proofErr w:type="spellEnd"/>
           </w:p>
         </w:tc>
         <w:tc>
@@ -10481,12 +11315,14 @@
                 <w:rFonts w:eastAsia="Times New Roman"/>
               </w:rPr>
             </w:pPr>
+            <w:proofErr w:type="spellStart"/>
             <w:r>
               <w:rPr>
                 <w:rFonts w:eastAsia="Times New Roman"/>
               </w:rPr>
               <w:t>較高，偏企業級導入</w:t>
             </w:r>
+            <w:proofErr w:type="spellEnd"/>
           </w:p>
         </w:tc>
       </w:tr>
@@ -10513,8 +11349,16 @@
               <w:rPr>
                 <w:rFonts w:eastAsia="Times New Roman"/>
               </w:rPr>
-              <w:t>AI 輔助</w:t>
-            </w:r>
+              <w:t xml:space="preserve">AI </w:t>
+            </w:r>
+            <w:proofErr w:type="spellStart"/>
+            <w:r>
+              <w:rPr>
+                <w:rFonts w:eastAsia="Times New Roman"/>
+              </w:rPr>
+              <w:t>輔助</w:t>
+            </w:r>
+            <w:proofErr w:type="spellEnd"/>
           </w:p>
         </w:tc>
         <w:tc>
@@ -10532,12 +11376,14 @@
                 <w:rFonts w:eastAsia="Times New Roman"/>
               </w:rPr>
             </w:pPr>
+            <w:proofErr w:type="spellStart"/>
             <w:r>
               <w:rPr>
                 <w:rFonts w:eastAsia="Times New Roman"/>
               </w:rPr>
               <w:t>高，提供資產分類與改善建議</w:t>
             </w:r>
+            <w:proofErr w:type="spellEnd"/>
           </w:p>
         </w:tc>
         <w:tc>
@@ -10555,12 +11401,14 @@
                 <w:rFonts w:eastAsia="Times New Roman"/>
               </w:rPr>
             </w:pPr>
+            <w:proofErr w:type="spellStart"/>
             <w:r>
               <w:rPr>
                 <w:rFonts w:eastAsia="Times New Roman"/>
               </w:rPr>
               <w:t>較低或需客製化</w:t>
             </w:r>
+            <w:proofErr w:type="spellEnd"/>
           </w:p>
         </w:tc>
         <w:tc>
@@ -10578,12 +11426,14 @@
                 <w:rFonts w:eastAsia="Times New Roman"/>
               </w:rPr>
             </w:pPr>
+            <w:proofErr w:type="spellStart"/>
             <w:r>
               <w:rPr>
                 <w:rFonts w:eastAsia="Times New Roman"/>
               </w:rPr>
               <w:t>較低或偏合規流程管理</w:t>
             </w:r>
+            <w:proofErr w:type="spellEnd"/>
           </w:p>
         </w:tc>
       </w:tr>
@@ -10606,12 +11456,14 @@
                 <w:rFonts w:eastAsia="Times New Roman"/>
               </w:rPr>
             </w:pPr>
+            <w:proofErr w:type="spellStart"/>
             <w:r>
               <w:rPr>
                 <w:rFonts w:eastAsia="Times New Roman"/>
               </w:rPr>
               <w:t>風險評鑑效率</w:t>
             </w:r>
+            <w:proofErr w:type="spellEnd"/>
           </w:p>
         </w:tc>
         <w:tc>
@@ -10629,12 +11481,28 @@
                 <w:rFonts w:eastAsia="Times New Roman"/>
               </w:rPr>
             </w:pPr>
-            <w:r>
-              <w:rPr>
-                <w:rFonts w:eastAsia="Times New Roman"/>
-              </w:rPr>
-              <w:t>高，透過系統計算與 AI 建議降低人工時間</w:t>
-            </w:r>
+            <w:proofErr w:type="spellStart"/>
+            <w:r>
+              <w:rPr>
+                <w:rFonts w:eastAsia="Times New Roman"/>
+              </w:rPr>
+              <w:t>高，透過系統計算與</w:t>
+            </w:r>
+            <w:proofErr w:type="spellEnd"/>
+            <w:r>
+              <w:rPr>
+                <w:rFonts w:eastAsia="Times New Roman"/>
+              </w:rPr>
+              <w:t xml:space="preserve"> AI </w:t>
+            </w:r>
+            <w:proofErr w:type="spellStart"/>
+            <w:r>
+              <w:rPr>
+                <w:rFonts w:eastAsia="Times New Roman"/>
+              </w:rPr>
+              <w:t>建議降低人工時間</w:t>
+            </w:r>
+            <w:proofErr w:type="spellEnd"/>
           </w:p>
         </w:tc>
         <w:tc>
@@ -10652,12 +11520,14 @@
                 <w:rFonts w:eastAsia="Times New Roman"/>
               </w:rPr>
             </w:pPr>
+            <w:proofErr w:type="spellStart"/>
             <w:r>
               <w:rPr>
                 <w:rFonts w:eastAsia="Times New Roman"/>
               </w:rPr>
               <w:t>中，需要依系統設定與資料完整度</w:t>
             </w:r>
+            <w:proofErr w:type="spellEnd"/>
           </w:p>
         </w:tc>
         <w:tc>
@@ -10675,12 +11545,14 @@
                 <w:rFonts w:eastAsia="Times New Roman"/>
               </w:rPr>
             </w:pPr>
+            <w:proofErr w:type="spellStart"/>
             <w:r>
               <w:rPr>
                 <w:rFonts w:eastAsia="Times New Roman"/>
               </w:rPr>
               <w:t>中，需要完整導入流程</w:t>
             </w:r>
+            <w:proofErr w:type="spellEnd"/>
           </w:p>
         </w:tc>
       </w:tr>
@@ -10703,12 +11575,14 @@
                 <w:rFonts w:eastAsia="Times New Roman"/>
               </w:rPr>
             </w:pPr>
+            <w:proofErr w:type="spellStart"/>
             <w:r>
               <w:rPr>
                 <w:rFonts w:eastAsia="Times New Roman"/>
               </w:rPr>
               <w:t>報表支援</w:t>
             </w:r>
+            <w:proofErr w:type="spellEnd"/>
           </w:p>
         </w:tc>
         <w:tc>
@@ -10726,12 +11600,14 @@
                 <w:rFonts w:eastAsia="Times New Roman"/>
               </w:rPr>
             </w:pPr>
+            <w:proofErr w:type="spellStart"/>
             <w:r>
               <w:rPr>
                 <w:rFonts w:eastAsia="Times New Roman"/>
               </w:rPr>
               <w:t>提供風險報表與高風險資產列表</w:t>
             </w:r>
+            <w:proofErr w:type="spellEnd"/>
           </w:p>
         </w:tc>
         <w:tc>
@@ -10749,12 +11625,14 @@
                 <w:rFonts w:eastAsia="Times New Roman"/>
               </w:rPr>
             </w:pPr>
+            <w:proofErr w:type="spellStart"/>
             <w:r>
               <w:rPr>
                 <w:rFonts w:eastAsia="Times New Roman"/>
               </w:rPr>
               <w:t>提供管理報表</w:t>
             </w:r>
+            <w:proofErr w:type="spellEnd"/>
           </w:p>
         </w:tc>
         <w:tc>
@@ -10772,12 +11650,14 @@
                 <w:rFonts w:eastAsia="Times New Roman"/>
               </w:rPr>
             </w:pPr>
+            <w:proofErr w:type="spellStart"/>
             <w:r>
               <w:rPr>
                 <w:rFonts w:eastAsia="Times New Roman"/>
               </w:rPr>
               <w:t>提供合規與管理報表</w:t>
             </w:r>
+            <w:proofErr w:type="spellEnd"/>
           </w:p>
         </w:tc>
       </w:tr>
@@ -10800,12 +11680,14 @@
                 <w:rFonts w:eastAsia="Times New Roman"/>
               </w:rPr>
             </w:pPr>
+            <w:proofErr w:type="spellStart"/>
             <w:r>
               <w:rPr>
                 <w:rFonts w:eastAsia="Times New Roman"/>
               </w:rPr>
               <w:t>導入成本</w:t>
             </w:r>
+            <w:proofErr w:type="spellEnd"/>
           </w:p>
         </w:tc>
         <w:tc>
@@ -10823,12 +11705,28 @@
                 <w:rFonts w:eastAsia="Times New Roman"/>
               </w:rPr>
             </w:pPr>
-            <w:r>
-              <w:rPr>
-                <w:rFonts w:eastAsia="Times New Roman"/>
-              </w:rPr>
-              <w:t>初期較低，適合 PoC 與中小型組織</w:t>
-            </w:r>
+            <w:proofErr w:type="spellStart"/>
+            <w:r>
+              <w:rPr>
+                <w:rFonts w:eastAsia="Times New Roman"/>
+              </w:rPr>
+              <w:t>初期較低，適合</w:t>
+            </w:r>
+            <w:proofErr w:type="spellEnd"/>
+            <w:r>
+              <w:rPr>
+                <w:rFonts w:eastAsia="Times New Roman"/>
+              </w:rPr>
+              <w:t xml:space="preserve"> PoC </w:t>
+            </w:r>
+            <w:proofErr w:type="spellStart"/>
+            <w:r>
+              <w:rPr>
+                <w:rFonts w:eastAsia="Times New Roman"/>
+              </w:rPr>
+              <w:t>與中小型組織</w:t>
+            </w:r>
+            <w:proofErr w:type="spellEnd"/>
           </w:p>
         </w:tc>
         <w:tc>
@@ -10846,12 +11744,14 @@
                 <w:rFonts w:eastAsia="Times New Roman"/>
               </w:rPr>
             </w:pPr>
+            <w:proofErr w:type="spellStart"/>
             <w:r>
               <w:rPr>
                 <w:rFonts w:eastAsia="Times New Roman"/>
               </w:rPr>
               <w:t>較高</w:t>
             </w:r>
+            <w:proofErr w:type="spellEnd"/>
           </w:p>
         </w:tc>
         <w:tc>
@@ -10869,12 +11769,14 @@
                 <w:rFonts w:eastAsia="Times New Roman"/>
               </w:rPr>
             </w:pPr>
+            <w:proofErr w:type="spellStart"/>
             <w:r>
               <w:rPr>
                 <w:rFonts w:eastAsia="Times New Roman"/>
               </w:rPr>
               <w:t>較高</w:t>
             </w:r>
+            <w:proofErr w:type="spellEnd"/>
           </w:p>
         </w:tc>
       </w:tr>
@@ -10897,12 +11799,14 @@
                 <w:rFonts w:eastAsia="Times New Roman"/>
               </w:rPr>
             </w:pPr>
+            <w:proofErr w:type="spellStart"/>
             <w:r>
               <w:rPr>
                 <w:rFonts w:eastAsia="Times New Roman"/>
               </w:rPr>
               <w:t>適用對象</w:t>
             </w:r>
+            <w:proofErr w:type="spellEnd"/>
           </w:p>
         </w:tc>
         <w:tc>
@@ -10920,12 +11824,28 @@
                 <w:rFonts w:eastAsia="Times New Roman"/>
               </w:rPr>
             </w:pPr>
-            <w:r>
-              <w:rPr>
-                <w:rFonts w:eastAsia="Times New Roman"/>
-              </w:rPr>
-              <w:t>學校、中小企業、ISMS 導入初期組織</w:t>
-            </w:r>
+            <w:proofErr w:type="spellStart"/>
+            <w:r>
+              <w:rPr>
+                <w:rFonts w:eastAsia="Times New Roman"/>
+              </w:rPr>
+              <w:t>學校、中小企業、ISMS</w:t>
+            </w:r>
+            <w:proofErr w:type="spellEnd"/>
+            <w:r>
+              <w:rPr>
+                <w:rFonts w:eastAsia="Times New Roman"/>
+              </w:rPr>
+              <w:t xml:space="preserve"> </w:t>
+            </w:r>
+            <w:proofErr w:type="spellStart"/>
+            <w:r>
+              <w:rPr>
+                <w:rFonts w:eastAsia="Times New Roman"/>
+              </w:rPr>
+              <w:t>導入初期組織</w:t>
+            </w:r>
+            <w:proofErr w:type="spellEnd"/>
           </w:p>
         </w:tc>
         <w:tc>
@@ -10943,12 +11863,14 @@
                 <w:rFonts w:eastAsia="Times New Roman"/>
               </w:rPr>
             </w:pPr>
+            <w:proofErr w:type="spellStart"/>
             <w:r>
               <w:rPr>
                 <w:rFonts w:eastAsia="Times New Roman"/>
               </w:rPr>
               <w:t>中大型企業</w:t>
             </w:r>
+            <w:proofErr w:type="spellEnd"/>
           </w:p>
         </w:tc>
         <w:tc>
@@ -10966,12 +11888,14 @@
                 <w:rFonts w:eastAsia="Times New Roman"/>
               </w:rPr>
             </w:pPr>
+            <w:proofErr w:type="spellStart"/>
             <w:r>
               <w:rPr>
                 <w:rFonts w:eastAsia="Times New Roman"/>
               </w:rPr>
               <w:t>中大型企業或合規要求高之組織</w:t>
             </w:r>
+            <w:proofErr w:type="spellEnd"/>
           </w:p>
         </w:tc>
       </w:tr>
@@ -10994,6 +11918,7 @@
                 <w:rFonts w:eastAsia="Times New Roman"/>
               </w:rPr>
             </w:pPr>
+            <w:proofErr w:type="spellStart"/>
             <w:r>
               <w:rPr>
                 <w:rFonts w:eastAsia="Times New Roman"/>
@@ -11001,6 +11926,7 @@
               <w:lastRenderedPageBreak/>
               <w:t>差異化特色</w:t>
             </w:r>
+            <w:proofErr w:type="spellEnd"/>
           </w:p>
         </w:tc>
         <w:tc>
@@ -11022,8 +11948,16 @@
               <w:rPr>
                 <w:rFonts w:eastAsia="Times New Roman"/>
               </w:rPr>
-              <w:t>以 AI 輔助降低資安文件與風險評鑑負擔，強調人機協同與低門檻使用</w:t>
-            </w:r>
+              <w:t xml:space="preserve">以 AI </w:t>
+            </w:r>
+            <w:proofErr w:type="spellStart"/>
+            <w:r>
+              <w:rPr>
+                <w:rFonts w:eastAsia="Times New Roman"/>
+              </w:rPr>
+              <w:t>輔助降低資安文件與風險評鑑負擔，強調人機協同與低門檻使用</w:t>
+            </w:r>
+            <w:proofErr w:type="spellEnd"/>
           </w:p>
         </w:tc>
         <w:tc>
@@ -11041,12 +11975,14 @@
                 <w:rFonts w:eastAsia="Times New Roman"/>
               </w:rPr>
             </w:pPr>
+            <w:proofErr w:type="spellStart"/>
             <w:r>
               <w:rPr>
                 <w:rFonts w:eastAsia="Times New Roman"/>
               </w:rPr>
               <w:t>功能完整但導入成本較高</w:t>
             </w:r>
+            <w:proofErr w:type="spellEnd"/>
           </w:p>
         </w:tc>
         <w:tc>
@@ -11064,12 +12000,14 @@
                 <w:rFonts w:eastAsia="Times New Roman"/>
               </w:rPr>
             </w:pPr>
+            <w:proofErr w:type="spellStart"/>
             <w:r>
               <w:rPr>
                 <w:rFonts w:eastAsia="Times New Roman"/>
               </w:rPr>
               <w:t>合規管理完整但使用門檻較高</w:t>
             </w:r>
+            <w:proofErr w:type="spellEnd"/>
           </w:p>
         </w:tc>
       </w:tr>
@@ -11087,7 +12025,23 @@
           <w:rFonts w:ascii="標楷體" w:eastAsia="標楷體" w:hAnsi="標楷體" w:cs="標楷體"/>
           <w:color w:val="000000" w:themeColor="text1"/>
         </w:rPr>
-        <w:t>綜合上述分析，RiskGenie 評評理的主要競爭優勢在於低門檻、AI 輔助與流程整合，適合用於 ISMS 導入初期或資安人力不足的組織。然而，若未來要進入正式商業市場，仍需補強多租戶架構、權限控管、資安防護、RAG 知識庫與外部情資快取等企業級功能。</w:t>
+        <w:t>綜合上述分析，</w:t>
+      </w:r>
+      <w:proofErr w:type="spellStart"/>
+      <w:r>
+        <w:rPr>
+          <w:rFonts w:ascii="標楷體" w:eastAsia="標楷體" w:hAnsi="標楷體" w:cs="標楷體"/>
+          <w:color w:val="000000" w:themeColor="text1"/>
+        </w:rPr>
+        <w:t>RiskGenie</w:t>
+      </w:r>
+      <w:proofErr w:type="spellEnd"/>
+      <w:r>
+        <w:rPr>
+          <w:rFonts w:ascii="標楷體" w:eastAsia="標楷體" w:hAnsi="標楷體" w:cs="標楷體"/>
+          <w:color w:val="000000" w:themeColor="text1"/>
+        </w:rPr>
+        <w:t xml:space="preserve"> 評評理的主要競爭優勢在於低門檻、AI 輔助與流程整合，適合用於 ISMS 導入初期或資安人力不足的組織。然而，若未來要進入正式商業市場，仍需補強多租戶架構、權限控管、資安防護、RAG 知識庫與外部情資快取等企業級功能。</w:t>
       </w:r>
     </w:p>
     <w:p>
@@ -11478,6 +12432,7 @@
         </w:rPr>
         <w:t>資料庫與系統整合：使用</w:t>
       </w:r>
+      <w:proofErr w:type="spellStart"/>
       <w:r>
         <w:rPr>
           <w:rFonts w:ascii="標楷體" w:eastAsia="標楷體" w:hAnsi="標楷體" w:cs="標楷體"/>
@@ -11485,7 +12440,17 @@
           <w:sz w:val="28"/>
           <w:szCs w:val="28"/>
         </w:rPr>
-        <w:t>Supabase雲端資料庫</w:t>
+        <w:t>Supabase</w:t>
+      </w:r>
+      <w:proofErr w:type="spellEnd"/>
+      <w:r>
+        <w:rPr>
+          <w:rFonts w:ascii="標楷體" w:eastAsia="標楷體" w:hAnsi="標楷體" w:cs="標楷體"/>
+          <w:kern w:val="0"/>
+          <w:sz w:val="28"/>
+          <w:szCs w:val="28"/>
+        </w:rPr>
+        <w:t>雲端資料庫</w:t>
       </w:r>
       <w:r>
         <w:rPr>
@@ -11680,21 +12645,23 @@
         </w:rPr>
         <w:t>本系統採用現代化網頁技術架構，以HTML、CSS與JavaScript建構前端介面，並結合Python Flask後端框架與</w:t>
       </w:r>
+      <w:proofErr w:type="spellStart"/>
       <w:r>
         <w:rPr>
           <w:rFonts w:ascii="標楷體" w:eastAsia="標楷體" w:hAnsi="標楷體" w:cs="標楷體"/>
           <w:sz w:val="28"/>
           <w:szCs w:val="28"/>
         </w:rPr>
-        <w:t>Supabase雲端資料庫</w:t>
-      </w:r>
+        <w:t>Supabase</w:t>
+      </w:r>
+      <w:proofErr w:type="spellEnd"/>
       <w:r>
         <w:rPr>
           <w:rFonts w:ascii="標楷體" w:eastAsia="標楷體" w:hAnsi="標楷體" w:cs="標楷體"/>
           <w:sz w:val="28"/>
           <w:szCs w:val="28"/>
         </w:rPr>
-        <w:t>，建置一套完整的資安風險評估平台。考量現今使用者多透過不同裝置進行操作，本系統設計為跨平台網頁應用，支援電腦與行動裝置瀏覽器，</w:t>
+        <w:t>雲端資料庫</w:t>
       </w:r>
       <w:r>
         <w:rPr>
@@ -11702,7 +12669,7 @@
           <w:sz w:val="28"/>
           <w:szCs w:val="28"/>
         </w:rPr>
-        <w:t>使用者</w:t>
+        <w:t>，建置一套完整的資安風險評估平台。考量現今使用者多透過不同裝置進行操作，本系統設計為跨平台網頁應用，支援電腦與行動裝置瀏覽器，</w:t>
       </w:r>
       <w:r>
         <w:rPr>
@@ -11710,7 +12677,7 @@
           <w:sz w:val="28"/>
           <w:szCs w:val="28"/>
         </w:rPr>
-        <w:t>可</w:t>
+        <w:t>使用者</w:t>
       </w:r>
       <w:r>
         <w:rPr>
@@ -11718,7 +12685,7 @@
           <w:sz w:val="28"/>
           <w:szCs w:val="28"/>
         </w:rPr>
-        <w:t>隨時進行</w:t>
+        <w:t>可</w:t>
       </w:r>
       <w:r>
         <w:rPr>
@@ -11726,7 +12693,7 @@
           <w:sz w:val="28"/>
           <w:szCs w:val="28"/>
         </w:rPr>
-        <w:t>資產盤點與風險評鑑</w:t>
+        <w:t>隨時進行</w:t>
       </w:r>
       <w:r>
         <w:rPr>
@@ -11734,7 +12701,33 @@
           <w:sz w:val="28"/>
           <w:szCs w:val="28"/>
         </w:rPr>
-        <w:t>。此外，由於採用Supabase作為雲端資料庫服務，可降低傳統資料庫伺服器建置與維護成本，並提升資料同步、備份與存取之便利性。</w:t>
+        <w:t>資產盤點與風險評鑑</w:t>
+      </w:r>
+      <w:r>
+        <w:rPr>
+          <w:rFonts w:ascii="標楷體" w:eastAsia="標楷體" w:hAnsi="標楷體" w:cs="標楷體"/>
+          <w:sz w:val="28"/>
+          <w:szCs w:val="28"/>
+        </w:rPr>
+        <w:t>。此外，由於採用</w:t>
+      </w:r>
+      <w:proofErr w:type="spellStart"/>
+      <w:r>
+        <w:rPr>
+          <w:rFonts w:ascii="標楷體" w:eastAsia="標楷體" w:hAnsi="標楷體" w:cs="標楷體"/>
+          <w:sz w:val="28"/>
+          <w:szCs w:val="28"/>
+        </w:rPr>
+        <w:t>Supabase</w:t>
+      </w:r>
+      <w:proofErr w:type="spellEnd"/>
+      <w:r>
+        <w:rPr>
+          <w:rFonts w:ascii="標楷體" w:eastAsia="標楷體" w:hAnsi="標楷體" w:cs="標楷體"/>
+          <w:sz w:val="28"/>
+          <w:szCs w:val="28"/>
+        </w:rPr>
+        <w:t>作為雲端資料庫服務，可降低傳統資料庫伺服器建置與維護成本，並提升資料同步、備份與存取之便利性。</w:t>
       </w:r>
       <w:r>
         <w:rPr>
@@ -12054,11 +13047,19 @@
                 <w:rFonts w:ascii="標楷體" w:eastAsia="標楷體" w:hAnsi="標楷體" w:cs="標楷體"/>
               </w:rPr>
             </w:pPr>
-            <w:r>
-              <w:rPr>
-                <w:rFonts w:ascii="標楷體" w:eastAsia="標楷體" w:hAnsi="標楷體" w:cs="標楷體"/>
-              </w:rPr>
-              <w:t>Supabase（PostgreSQL 雲端資料庫）</w:t>
+            <w:proofErr w:type="spellStart"/>
+            <w:r>
+              <w:rPr>
+                <w:rFonts w:ascii="標楷體" w:eastAsia="標楷體" w:hAnsi="標楷體" w:cs="標楷體"/>
+              </w:rPr>
+              <w:t>Supabase</w:t>
+            </w:r>
+            <w:proofErr w:type="spellEnd"/>
+            <w:r>
+              <w:rPr>
+                <w:rFonts w:ascii="標楷體" w:eastAsia="標楷體" w:hAnsi="標楷體" w:cs="標楷體"/>
+              </w:rPr>
+              <w:t>（PostgreSQL 雲端資料庫）</w:t>
             </w:r>
           </w:p>
         </w:tc>
@@ -12773,13 +13774,23 @@
         </w:rPr>
         <w:t>以下列出本系統於開發「</w:t>
       </w:r>
+      <w:proofErr w:type="spellStart"/>
       <w:r>
         <w:rPr>
           <w:rFonts w:ascii="標楷體" w:eastAsia="標楷體" w:hAnsi="標楷體" w:cs="標楷體"/>
           <w:sz w:val="28"/>
           <w:szCs w:val="28"/>
         </w:rPr>
-        <w:t>RiskGenie評評理</w:t>
+        <w:t>RiskGenie</w:t>
+      </w:r>
+      <w:proofErr w:type="spellEnd"/>
+      <w:r>
+        <w:rPr>
+          <w:rFonts w:ascii="標楷體" w:eastAsia="標楷體" w:hAnsi="標楷體" w:cs="標楷體"/>
+          <w:sz w:val="28"/>
+          <w:szCs w:val="28"/>
+        </w:rPr>
+        <w:t>評評理</w:t>
       </w:r>
       <w:r>
         <w:rPr>
@@ -12874,6 +13885,7 @@
           <w:szCs w:val="28"/>
         </w:rPr>
       </w:pPr>
+      <w:proofErr w:type="spellStart"/>
       <w:r>
         <w:rPr>
           <w:rFonts w:ascii="標楷體" w:eastAsia="標楷體" w:hAnsi="標楷體" w:cs="標楷體"/>
@@ -12882,6 +13894,7 @@
         </w:rPr>
         <w:t>Supabase</w:t>
       </w:r>
+      <w:proofErr w:type="spellEnd"/>
       <w:r>
         <w:rPr>
           <w:rFonts w:ascii="標楷體" w:eastAsia="標楷體" w:hAnsi="標楷體" w:cs="標楷體"/>
@@ -13245,12 +14258,14 @@
               </w:rPr>
               <w:t>HTML、JavaScript、Python、Flask、</w:t>
             </w:r>
+            <w:proofErr w:type="spellStart"/>
             <w:r>
               <w:rPr>
                 <w:rFonts w:ascii="標楷體" w:eastAsia="標楷體" w:hAnsi="標楷體" w:cs="標楷體"/>
               </w:rPr>
               <w:t>Supabase</w:t>
             </w:r>
+            <w:proofErr w:type="spellEnd"/>
           </w:p>
         </w:tc>
       </w:tr>
@@ -13450,11 +14465,19 @@
               </w:rPr>
               <w:t>Python、Flask、</w:t>
             </w:r>
-            <w:r>
-              <w:rPr>
-                <w:rFonts w:ascii="標楷體" w:eastAsia="標楷體" w:hAnsi="標楷體" w:cs="標楷體"/>
-              </w:rPr>
-              <w:t>Supabase（PostgreSQL）</w:t>
+            <w:proofErr w:type="spellStart"/>
+            <w:r>
+              <w:rPr>
+                <w:rFonts w:ascii="標楷體" w:eastAsia="標楷體" w:hAnsi="標楷體" w:cs="標楷體"/>
+              </w:rPr>
+              <w:t>Supabase</w:t>
+            </w:r>
+            <w:proofErr w:type="spellEnd"/>
+            <w:r>
+              <w:rPr>
+                <w:rFonts w:ascii="標楷體" w:eastAsia="標楷體" w:hAnsi="標楷體" w:cs="標楷體"/>
+              </w:rPr>
+              <w:t>（PostgreSQL）</w:t>
             </w:r>
           </w:p>
         </w:tc>
@@ -23664,7 +24687,25 @@
           <w:sz w:val="22"/>
           <w:szCs w:val="22"/>
         </w:rPr>
-        <w:t>本章依據系統利害關係人目標與主要作業流程，整理 RiskGenie 評評理之功能需求、非功能需求與使用個案模型。本系統使用者包含一般使用者、資安管理員／高階主管及系統管理員；各項需求以資訊資產盤點、風險評鑑與 AI 改善建議為核心。</w:t>
+        <w:t xml:space="preserve">本章依據系統利害關係人目標與主要作業流程，整理 </w:t>
+      </w:r>
+      <w:proofErr w:type="spellStart"/>
+      <w:r>
+        <w:rPr>
+          <w:rFonts w:ascii="標楷體" w:eastAsia="標楷體" w:hAnsi="標楷體" w:cs="標楷體"/>
+          <w:sz w:val="22"/>
+          <w:szCs w:val="22"/>
+        </w:rPr>
+        <w:t>RiskGenie</w:t>
+      </w:r>
+      <w:proofErr w:type="spellEnd"/>
+      <w:r>
+        <w:rPr>
+          <w:rFonts w:ascii="標楷體" w:eastAsia="標楷體" w:hAnsi="標楷體" w:cs="標楷體"/>
+          <w:sz w:val="22"/>
+          <w:szCs w:val="22"/>
+        </w:rPr>
+        <w:t xml:space="preserve"> 評評理之功能需求、非功能需求與使用個案模型。本系統使用者包含一般使用者、資安管理員／高階主管及系統管理員；各項需求以資訊資產盤點、風險評鑑與 AI 改善建議為核心。</w:t>
       </w:r>
     </w:p>
     <w:p>
@@ -27376,14 +28417,19 @@
       </w:pPr>
       <w:r>
         <w:rPr>
+          <w:rFonts w:ascii="標楷體" w:eastAsia="標楷體" w:hAnsi="標楷體" w:cs="標楷體" w:hint="eastAsia"/>
           <w:noProof/>
+          <w:color w:val="000000" w:themeColor="text1"/>
+          <w:sz w:val="32"/>
+          <w:szCs w:val="32"/>
+          <w14:ligatures w14:val="standardContextual"/>
         </w:rPr>
         <w:lastRenderedPageBreak/>
         <w:drawing>
-          <wp:inline distT="0" distB="0" distL="0" distR="0" wp14:anchorId="60FF6F0B" wp14:editId="44AB5D1B">
-            <wp:extent cx="3581400" cy="7067550"/>
-            <wp:effectExtent l="0" t="0" r="0" b="0"/>
-            <wp:docPr id="1916600544" name="圖片 10"/>
+          <wp:inline distT="0" distB="0" distL="0" distR="0" wp14:anchorId="5FE38C1A" wp14:editId="3782A4E0">
+            <wp:extent cx="4362450" cy="5095875"/>
+            <wp:effectExtent l="0" t="0" r="0" b="9525"/>
+            <wp:docPr id="1252397158" name="圖片 1"/>
             <wp:cNvGraphicFramePr>
               <a:graphicFrameLocks xmlns:a="http://schemas.openxmlformats.org/drawingml/2006/main" noChangeAspect="1"/>
             </wp:cNvGraphicFramePr>
@@ -27391,7 +28437,7 @@
               <a:graphicData uri="http://schemas.openxmlformats.org/drawingml/2006/picture">
                 <pic:pic xmlns:pic="http://schemas.openxmlformats.org/drawingml/2006/picture">
                   <pic:nvPicPr>
-                    <pic:cNvPr id="1916600544" name="圖片 1916600544"/>
+                    <pic:cNvPr id="1252397158" name="圖片 1252397158"/>
                     <pic:cNvPicPr/>
                   </pic:nvPicPr>
                   <pic:blipFill>
@@ -27409,7 +28455,7 @@
                   <pic:spPr>
                     <a:xfrm>
                       <a:off x="0" y="0"/>
-                      <a:ext cx="3581400" cy="7067550"/>
+                      <a:ext cx="4362450" cy="5095875"/>
                     </a:xfrm>
                     <a:prstGeom prst="rect">
                       <a:avLst/>
@@ -27438,15 +28484,44 @@
           <w:sz w:val="28"/>
           <w:szCs w:val="28"/>
         </w:rPr>
-        <w:t>圖5-3-1活動圖－新增資產作業</w:t>
+        <w:t>圖5-3-1活動圖－</w:t>
+      </w:r>
+      <w:r>
+        <w:rPr>
+          <w:rFonts w:ascii="標楷體" w:eastAsia="標楷體" w:hAnsi="標楷體" w:cs="標楷體" w:hint="eastAsia"/>
+          <w:sz w:val="28"/>
+          <w:szCs w:val="28"/>
+        </w:rPr>
+        <w:t>登入</w:t>
+      </w:r>
+      <w:r>
+        <w:rPr>
+          <w:rFonts w:ascii="標楷體" w:eastAsia="標楷體" w:hAnsi="標楷體" w:cs="標楷體"/>
+          <w:sz w:val="28"/>
+          <w:szCs w:val="28"/>
+        </w:rPr>
+        <w:t>作業</w:t>
       </w:r>
     </w:p>
     <w:p>
       <w:pPr>
         <w:spacing w:before="240" w:after="240"/>
         <w:rPr>
-          <w:rFonts w:ascii="標楷體" w:eastAsia="標楷體" w:hAnsi="標楷體" w:cs="標楷體"/>
+          <w:rFonts w:ascii="標楷體" w:eastAsia="標楷體" w:hAnsi="標楷體" w:cs="標楷體" w:hint="eastAsia"/>
           <w:color w:val="000000" w:themeColor="text1"/>
+          <w:sz w:val="32"/>
+          <w:szCs w:val="32"/>
+        </w:rPr>
+      </w:pPr>
+    </w:p>
+    <w:p>
+      <w:pPr>
+        <w:spacing w:before="240" w:after="240"/>
+        <w:rPr>
+          <w:rFonts w:ascii="標楷體" w:eastAsia="標楷體" w:hAnsi="標楷體" w:cs="標楷體"/>
+          <w:color w:val="000000" w:themeColor="text1"/>
+          <w:sz w:val="32"/>
+          <w:szCs w:val="32"/>
         </w:rPr>
       </w:pPr>
       <w:r>
@@ -27455,10 +28530,10 @@
         </w:rPr>
         <w:lastRenderedPageBreak/>
         <w:drawing>
-          <wp:inline distT="0" distB="0" distL="0" distR="0" wp14:anchorId="70194AF5" wp14:editId="41582975">
-            <wp:extent cx="1962150" cy="5924550"/>
-            <wp:effectExtent l="0" t="0" r="0" b="0"/>
-            <wp:docPr id="360390261" name="圖片 11"/>
+          <wp:inline distT="0" distB="0" distL="0" distR="0" wp14:anchorId="29FC00A4" wp14:editId="43B15032">
+            <wp:extent cx="3232845" cy="7067550"/>
+            <wp:effectExtent l="0" t="0" r="5715" b="0"/>
+            <wp:docPr id="1916600544" name="圖片 10"/>
             <wp:cNvGraphicFramePr>
               <a:graphicFrameLocks xmlns:a="http://schemas.openxmlformats.org/drawingml/2006/main" noChangeAspect="1"/>
             </wp:cNvGraphicFramePr>
@@ -27466,7 +28541,7 @@
               <a:graphicData uri="http://schemas.openxmlformats.org/drawingml/2006/picture">
                 <pic:pic xmlns:pic="http://schemas.openxmlformats.org/drawingml/2006/picture">
                   <pic:nvPicPr>
-                    <pic:cNvPr id="360390261" name="圖片 360390261"/>
+                    <pic:cNvPr id="1916600544" name="圖片 10"/>
                     <pic:cNvPicPr/>
                   </pic:nvPicPr>
                   <pic:blipFill>
@@ -27484,7 +28559,7 @@
                   <pic:spPr>
                     <a:xfrm>
                       <a:off x="0" y="0"/>
-                      <a:ext cx="1962150" cy="5924550"/>
+                      <a:ext cx="3232845" cy="7067550"/>
                     </a:xfrm>
                     <a:prstGeom prst="rect">
                       <a:avLst/>
@@ -27513,7 +28588,39 @@
           <w:sz w:val="28"/>
           <w:szCs w:val="28"/>
         </w:rPr>
-        <w:t>圖5-3-2活動圖－刪除資產作業</w:t>
+        <w:t>圖5-3-</w:t>
+      </w:r>
+      <w:r>
+        <w:rPr>
+          <w:rFonts w:ascii="標楷體" w:eastAsia="標楷體" w:hAnsi="標楷體" w:cs="標楷體" w:hint="eastAsia"/>
+          <w:sz w:val="28"/>
+          <w:szCs w:val="28"/>
+        </w:rPr>
+        <w:t>2</w:t>
+      </w:r>
+      <w:r>
+        <w:rPr>
+          <w:rFonts w:ascii="標楷體" w:eastAsia="標楷體" w:hAnsi="標楷體" w:cs="標楷體"/>
+          <w:sz w:val="28"/>
+          <w:szCs w:val="28"/>
+        </w:rPr>
+        <w:t>活動圖－新增</w:t>
+      </w:r>
+      <w:r>
+        <w:rPr>
+          <w:rFonts w:ascii="標楷體" w:eastAsia="標楷體" w:hAnsi="標楷體" w:cs="標楷體" w:hint="eastAsia"/>
+          <w:sz w:val="28"/>
+          <w:szCs w:val="28"/>
+        </w:rPr>
+        <w:t>資訊</w:t>
+      </w:r>
+      <w:r>
+        <w:rPr>
+          <w:rFonts w:ascii="標楷體" w:eastAsia="標楷體" w:hAnsi="標楷體" w:cs="標楷體"/>
+          <w:sz w:val="28"/>
+          <w:szCs w:val="28"/>
+        </w:rPr>
+        <w:t>資產作業</w:t>
       </w:r>
     </w:p>
     <w:p>
@@ -27530,10 +28637,10 @@
         </w:rPr>
         <w:lastRenderedPageBreak/>
         <w:drawing>
-          <wp:inline distT="0" distB="0" distL="0" distR="0" wp14:anchorId="66A264EC" wp14:editId="20D9B144">
-            <wp:extent cx="1962150" cy="7172325"/>
-            <wp:effectExtent l="0" t="0" r="0" b="9525"/>
-            <wp:docPr id="401227721" name="圖片 12"/>
+          <wp:inline distT="0" distB="0" distL="0" distR="0" wp14:anchorId="045E65FC" wp14:editId="347B2387">
+            <wp:extent cx="2570453" cy="5170368"/>
+            <wp:effectExtent l="0" t="0" r="1905" b="0"/>
+            <wp:docPr id="360390261" name="圖片 11"/>
             <wp:cNvGraphicFramePr>
               <a:graphicFrameLocks xmlns:a="http://schemas.openxmlformats.org/drawingml/2006/main" noChangeAspect="1"/>
             </wp:cNvGraphicFramePr>
@@ -27541,7 +28648,7 @@
               <a:graphicData uri="http://schemas.openxmlformats.org/drawingml/2006/picture">
                 <pic:pic xmlns:pic="http://schemas.openxmlformats.org/drawingml/2006/picture">
                   <pic:nvPicPr>
-                    <pic:cNvPr id="401227721" name="圖片 401227721"/>
+                    <pic:cNvPr id="360390261" name="圖片 11"/>
                     <pic:cNvPicPr/>
                   </pic:nvPicPr>
                   <pic:blipFill>
@@ -27559,7 +28666,7 @@
                   <pic:spPr>
                     <a:xfrm>
                       <a:off x="0" y="0"/>
-                      <a:ext cx="1962150" cy="7172325"/>
+                      <a:ext cx="2570453" cy="5170368"/>
                     </a:xfrm>
                     <a:prstGeom prst="rect">
                       <a:avLst/>
@@ -27588,7 +28695,39 @@
           <w:sz w:val="28"/>
           <w:szCs w:val="28"/>
         </w:rPr>
-        <w:t>圖5-3-3活動圖－修改資產作業</w:t>
+        <w:t>圖5-3-</w:t>
+      </w:r>
+      <w:r>
+        <w:rPr>
+          <w:rFonts w:ascii="標楷體" w:eastAsia="標楷體" w:hAnsi="標楷體" w:cs="標楷體" w:hint="eastAsia"/>
+          <w:sz w:val="28"/>
+          <w:szCs w:val="28"/>
+        </w:rPr>
+        <w:t>3</w:t>
+      </w:r>
+      <w:r>
+        <w:rPr>
+          <w:rFonts w:ascii="標楷體" w:eastAsia="標楷體" w:hAnsi="標楷體" w:cs="標楷體"/>
+          <w:sz w:val="28"/>
+          <w:szCs w:val="28"/>
+        </w:rPr>
+        <w:t>活動圖－刪除</w:t>
+      </w:r>
+      <w:r>
+        <w:rPr>
+          <w:rFonts w:ascii="標楷體" w:eastAsia="標楷體" w:hAnsi="標楷體" w:cs="標楷體" w:hint="eastAsia"/>
+          <w:sz w:val="28"/>
+          <w:szCs w:val="28"/>
+        </w:rPr>
+        <w:t>資訊</w:t>
+      </w:r>
+      <w:r>
+        <w:rPr>
+          <w:rFonts w:ascii="標楷體" w:eastAsia="標楷體" w:hAnsi="標楷體" w:cs="標楷體"/>
+          <w:sz w:val="28"/>
+          <w:szCs w:val="28"/>
+        </w:rPr>
+        <w:t>資產作業</w:t>
       </w:r>
     </w:p>
     <w:p>
@@ -27605,7 +28744,114 @@
         </w:rPr>
         <w:lastRenderedPageBreak/>
         <w:drawing>
-          <wp:inline distT="0" distB="0" distL="0" distR="0" wp14:anchorId="24386205" wp14:editId="1AAE76D8">
+          <wp:inline distT="0" distB="0" distL="0" distR="0" wp14:anchorId="730EC79C" wp14:editId="190C9626">
+            <wp:extent cx="2811780" cy="6513721"/>
+            <wp:effectExtent l="0" t="0" r="7620" b="1905"/>
+            <wp:docPr id="401227721" name="圖片 12"/>
+            <wp:cNvGraphicFramePr>
+              <a:graphicFrameLocks xmlns:a="http://schemas.openxmlformats.org/drawingml/2006/main" noChangeAspect="1"/>
+            </wp:cNvGraphicFramePr>
+            <a:graphic xmlns:a="http://schemas.openxmlformats.org/drawingml/2006/main">
+              <a:graphicData uri="http://schemas.openxmlformats.org/drawingml/2006/picture">
+                <pic:pic xmlns:pic="http://schemas.openxmlformats.org/drawingml/2006/picture">
+                  <pic:nvPicPr>
+                    <pic:cNvPr id="401227721" name="圖片 12"/>
+                    <pic:cNvPicPr/>
+                  </pic:nvPicPr>
+                  <pic:blipFill>
+                    <a:blip r:embed="rId21">
+                      <a:extLst>
+                        <a:ext uri="{28A0092B-C50C-407E-A947-70E740481C1C}">
+                          <a14:useLocalDpi xmlns:a14="http://schemas.microsoft.com/office/drawing/2010/main" val="0"/>
+                        </a:ext>
+                      </a:extLst>
+                    </a:blip>
+                    <a:stretch>
+                      <a:fillRect/>
+                    </a:stretch>
+                  </pic:blipFill>
+                  <pic:spPr>
+                    <a:xfrm>
+                      <a:off x="0" y="0"/>
+                      <a:ext cx="2812680" cy="6515806"/>
+                    </a:xfrm>
+                    <a:prstGeom prst="rect">
+                      <a:avLst/>
+                    </a:prstGeom>
+                  </pic:spPr>
+                </pic:pic>
+              </a:graphicData>
+            </a:graphic>
+          </wp:inline>
+        </w:drawing>
+      </w:r>
+    </w:p>
+    <w:p>
+      <w:pPr>
+        <w:overflowPunct w:val="0"/>
+        <w:jc w:val="center"/>
+        <w:rPr>
+          <w:rFonts w:ascii="標楷體" w:eastAsia="標楷體" w:hAnsi="標楷體" w:cs="標楷體"/>
+          <w:sz w:val="28"/>
+          <w:szCs w:val="28"/>
+        </w:rPr>
+      </w:pPr>
+      <w:r>
+        <w:rPr>
+          <w:rFonts w:ascii="標楷體" w:eastAsia="標楷體" w:hAnsi="標楷體" w:cs="標楷體"/>
+          <w:sz w:val="28"/>
+          <w:szCs w:val="28"/>
+        </w:rPr>
+        <w:t>圖5-3-</w:t>
+      </w:r>
+      <w:r>
+        <w:rPr>
+          <w:rFonts w:ascii="標楷體" w:eastAsia="標楷體" w:hAnsi="標楷體" w:cs="標楷體" w:hint="eastAsia"/>
+          <w:sz w:val="28"/>
+          <w:szCs w:val="28"/>
+        </w:rPr>
+        <w:t>4</w:t>
+      </w:r>
+      <w:r>
+        <w:rPr>
+          <w:rFonts w:ascii="標楷體" w:eastAsia="標楷體" w:hAnsi="標楷體" w:cs="標楷體"/>
+          <w:sz w:val="28"/>
+          <w:szCs w:val="28"/>
+        </w:rPr>
+        <w:t>活動圖－修改</w:t>
+      </w:r>
+      <w:r>
+        <w:rPr>
+          <w:rFonts w:ascii="標楷體" w:eastAsia="標楷體" w:hAnsi="標楷體" w:cs="標楷體" w:hint="eastAsia"/>
+          <w:sz w:val="28"/>
+          <w:szCs w:val="28"/>
+        </w:rPr>
+        <w:t>資訊</w:t>
+      </w:r>
+      <w:r>
+        <w:rPr>
+          <w:rFonts w:ascii="標楷體" w:eastAsia="標楷體" w:hAnsi="標楷體" w:cs="標楷體"/>
+          <w:sz w:val="28"/>
+          <w:szCs w:val="28"/>
+        </w:rPr>
+        <w:t>資產作業</w:t>
+      </w:r>
+    </w:p>
+    <w:p>
+      <w:pPr>
+        <w:spacing w:before="240" w:after="240"/>
+        <w:rPr>
+          <w:rFonts w:ascii="標楷體" w:eastAsia="標楷體" w:hAnsi="標楷體" w:cs="標楷體"/>
+          <w:color w:val="000000" w:themeColor="text1"/>
+        </w:rPr>
+      </w:pPr>
+      <w:r>
+        <w:rPr>
+          <w:noProof/>
+        </w:rPr>
+        <w:lastRenderedPageBreak/>
+        <w:drawing>
+          <wp:inline distT="0" distB="0" distL="0" distR="0" wp14:anchorId="12E8E7A1" wp14:editId="0C0ACB55">
             <wp:extent cx="3733800" cy="6115050"/>
             <wp:effectExtent l="0" t="0" r="0" b="0"/>
             <wp:docPr id="704736717" name="圖片 13"/>
@@ -27620,7 +28866,7 @@
                     <pic:cNvPicPr/>
                   </pic:nvPicPr>
                   <pic:blipFill>
-                    <a:blip r:embed="rId21">
+                    <a:blip r:embed="rId22">
                       <a:extLst>
                         <a:ext uri="{28A0092B-C50C-407E-A947-70E740481C1C}">
                           <a14:useLocalDpi xmlns:a14="http://schemas.microsoft.com/office/drawing/2010/main" val="0"/>
@@ -27663,7 +28909,39 @@
           <w:sz w:val="28"/>
           <w:szCs w:val="28"/>
         </w:rPr>
-        <w:t>圖5-3-4活動圖－查詢資產作業</w:t>
+        <w:t>圖5-3-</w:t>
+      </w:r>
+      <w:r>
+        <w:rPr>
+          <w:rFonts w:ascii="標楷體" w:eastAsia="標楷體" w:hAnsi="標楷體" w:cs="標楷體" w:hint="eastAsia"/>
+          <w:sz w:val="28"/>
+          <w:szCs w:val="28"/>
+        </w:rPr>
+        <w:t>5</w:t>
+      </w:r>
+      <w:r>
+        <w:rPr>
+          <w:rFonts w:ascii="標楷體" w:eastAsia="標楷體" w:hAnsi="標楷體" w:cs="標楷體"/>
+          <w:sz w:val="28"/>
+          <w:szCs w:val="28"/>
+        </w:rPr>
+        <w:t>活動圖－查詢</w:t>
+      </w:r>
+      <w:r>
+        <w:rPr>
+          <w:rFonts w:ascii="標楷體" w:eastAsia="標楷體" w:hAnsi="標楷體" w:cs="標楷體" w:hint="eastAsia"/>
+          <w:sz w:val="28"/>
+          <w:szCs w:val="28"/>
+        </w:rPr>
+        <w:t>資訊</w:t>
+      </w:r>
+      <w:r>
+        <w:rPr>
+          <w:rFonts w:ascii="標楷體" w:eastAsia="標楷體" w:hAnsi="標楷體" w:cs="標楷體"/>
+          <w:sz w:val="28"/>
+          <w:szCs w:val="28"/>
+        </w:rPr>
+        <w:t>資產作業</w:t>
       </w:r>
     </w:p>
     <w:p>
@@ -27680,7 +28958,7 @@
         </w:rPr>
         <w:lastRenderedPageBreak/>
         <w:drawing>
-          <wp:inline distT="0" distB="0" distL="0" distR="0" wp14:anchorId="6B26AE3E" wp14:editId="66741A3D">
+          <wp:inline distT="0" distB="0" distL="0" distR="0" wp14:anchorId="15272611" wp14:editId="19EC17C5">
             <wp:extent cx="5274310" cy="6381750"/>
             <wp:effectExtent l="0" t="0" r="0" b="0"/>
             <wp:docPr id="80571598" name="圖片 14"/>
@@ -27695,7 +28973,7 @@
                     <pic:cNvPicPr/>
                   </pic:nvPicPr>
                   <pic:blipFill>
-                    <a:blip r:embed="rId22">
+                    <a:blip r:embed="rId23">
                       <a:extLst>
                         <a:ext uri="{28A0092B-C50C-407E-A947-70E740481C1C}">
                           <a14:useLocalDpi xmlns:a14="http://schemas.microsoft.com/office/drawing/2010/main" val="0"/>
@@ -27738,7 +29016,39 @@
           <w:sz w:val="28"/>
           <w:szCs w:val="28"/>
         </w:rPr>
-        <w:t>圖5-3-5活動圖－資產盤點作業</w:t>
+        <w:t>圖5-3-</w:t>
+      </w:r>
+      <w:r>
+        <w:rPr>
+          <w:rFonts w:ascii="標楷體" w:eastAsia="標楷體" w:hAnsi="標楷體" w:cs="標楷體" w:hint="eastAsia"/>
+          <w:sz w:val="28"/>
+          <w:szCs w:val="28"/>
+        </w:rPr>
+        <w:t>6</w:t>
+      </w:r>
+      <w:r>
+        <w:rPr>
+          <w:rFonts w:ascii="標楷體" w:eastAsia="標楷體" w:hAnsi="標楷體" w:cs="標楷體"/>
+          <w:sz w:val="28"/>
+          <w:szCs w:val="28"/>
+        </w:rPr>
+        <w:t>活動圖－資產盤點</w:t>
+      </w:r>
+      <w:r>
+        <w:rPr>
+          <w:rFonts w:ascii="標楷體" w:eastAsia="標楷體" w:hAnsi="標楷體" w:cs="標楷體" w:hint="eastAsia"/>
+          <w:sz w:val="28"/>
+          <w:szCs w:val="28"/>
+        </w:rPr>
+        <w:t>與AI建議</w:t>
+      </w:r>
+      <w:r>
+        <w:rPr>
+          <w:rFonts w:ascii="標楷體" w:eastAsia="標楷體" w:hAnsi="標楷體" w:cs="標楷體"/>
+          <w:sz w:val="28"/>
+          <w:szCs w:val="28"/>
+        </w:rPr>
+        <w:t>作業</w:t>
       </w:r>
     </w:p>
     <w:p>
@@ -27755,9 +29065,9 @@
         </w:rPr>
         <w:lastRenderedPageBreak/>
         <w:drawing>
-          <wp:inline distT="0" distB="0" distL="0" distR="0" wp14:anchorId="6125FFD4" wp14:editId="1D107766">
-            <wp:extent cx="3729246" cy="7909560"/>
-            <wp:effectExtent l="0" t="0" r="5080" b="0"/>
+          <wp:inline distT="0" distB="0" distL="0" distR="0" wp14:anchorId="11589FE2" wp14:editId="0FFA673D">
+            <wp:extent cx="3733679" cy="7169616"/>
+            <wp:effectExtent l="0" t="0" r="635" b="0"/>
             <wp:docPr id="1105496144" name="圖片 15"/>
             <wp:cNvGraphicFramePr>
               <a:graphicFrameLocks xmlns:a="http://schemas.openxmlformats.org/drawingml/2006/main" noChangeAspect="1"/>
@@ -27766,98 +29076,7 @@
               <a:graphicData uri="http://schemas.openxmlformats.org/drawingml/2006/picture">
                 <pic:pic xmlns:pic="http://schemas.openxmlformats.org/drawingml/2006/picture">
                   <pic:nvPicPr>
-                    <pic:cNvPr id="1105496144" name="圖片 1105496144"/>
-                    <pic:cNvPicPr/>
-                  </pic:nvPicPr>
-                  <pic:blipFill>
-                    <a:blip r:embed="rId23">
-                      <a:extLst>
-                        <a:ext uri="{28A0092B-C50C-407E-A947-70E740481C1C}">
-                          <a14:useLocalDpi xmlns:a14="http://schemas.microsoft.com/office/drawing/2010/main" val="0"/>
-                        </a:ext>
-                      </a:extLst>
-                    </a:blip>
-                    <a:stretch>
-                      <a:fillRect/>
-                    </a:stretch>
-                  </pic:blipFill>
-                  <pic:spPr>
-                    <a:xfrm>
-                      <a:off x="0" y="0"/>
-                      <a:ext cx="3733679" cy="7918961"/>
-                    </a:xfrm>
-                    <a:prstGeom prst="rect">
-                      <a:avLst/>
-                    </a:prstGeom>
-                  </pic:spPr>
-                </pic:pic>
-              </a:graphicData>
-            </a:graphic>
-          </wp:inline>
-        </w:drawing>
-      </w:r>
-    </w:p>
-    <w:p>
-      <w:pPr>
-        <w:overflowPunct w:val="0"/>
-        <w:jc w:val="center"/>
-        <w:rPr>
-          <w:rFonts w:ascii="標楷體" w:eastAsia="標楷體" w:hAnsi="標楷體" w:cs="標楷體"/>
-          <w:sz w:val="28"/>
-          <w:szCs w:val="28"/>
-        </w:rPr>
-      </w:pPr>
-      <w:r>
-        <w:rPr>
-          <w:rFonts w:ascii="標楷體" w:eastAsia="標楷體" w:hAnsi="標楷體" w:cs="標楷體"/>
-          <w:sz w:val="28"/>
-          <w:szCs w:val="28"/>
-        </w:rPr>
-        <w:t>圖5-3-6活動圖－</w:t>
-      </w:r>
-      <w:r>
-        <w:rPr>
-          <w:rFonts w:ascii="標楷體" w:eastAsia="標楷體" w:hAnsi="標楷體" w:cs="標楷體"/>
-          <w:sz w:val="28"/>
-          <w:szCs w:val="28"/>
-        </w:rPr>
-        <w:t>風險評鑑</w:t>
-      </w:r>
-      <w:r>
-        <w:rPr>
-          <w:rFonts w:ascii="標楷體" w:eastAsia="標楷體" w:hAnsi="標楷體" w:cs="標楷體"/>
-          <w:sz w:val="28"/>
-          <w:szCs w:val="28"/>
-        </w:rPr>
-        <w:t>作業</w:t>
-      </w:r>
-    </w:p>
-    <w:p>
-      <w:pPr>
-        <w:spacing w:before="240" w:after="240"/>
-        <w:rPr>
-          <w:rFonts w:ascii="標楷體" w:eastAsia="標楷體" w:hAnsi="標楷體" w:cs="標楷體"/>
-          <w:color w:val="000000" w:themeColor="text1"/>
-        </w:rPr>
-      </w:pPr>
-      <w:r>
-        <w:rPr>
-          <w:noProof/>
-        </w:rPr>
-        <w:lastRenderedPageBreak/>
-        <w:drawing>
-          <wp:inline distT="0" distB="0" distL="0" distR="0" wp14:anchorId="42928C64" wp14:editId="143153F8">
-            <wp:extent cx="3573780" cy="7799065"/>
-            <wp:effectExtent l="0" t="0" r="7620" b="0"/>
-            <wp:docPr id="1220879264" name="圖片 16"/>
-            <wp:cNvGraphicFramePr>
-              <a:graphicFrameLocks xmlns:a="http://schemas.openxmlformats.org/drawingml/2006/main" noChangeAspect="1"/>
-            </wp:cNvGraphicFramePr>
-            <a:graphic xmlns:a="http://schemas.openxmlformats.org/drawingml/2006/main">
-              <a:graphicData uri="http://schemas.openxmlformats.org/drawingml/2006/picture">
-                <pic:pic xmlns:pic="http://schemas.openxmlformats.org/drawingml/2006/picture">
-                  <pic:nvPicPr>
-                    <pic:cNvPr id="1220879264" name="圖片 1220879264"/>
+                    <pic:cNvPr id="1105496144" name="圖片 15"/>
                     <pic:cNvPicPr/>
                   </pic:nvPicPr>
                   <pic:blipFill>
@@ -27875,7 +29094,7 @@
                   <pic:spPr>
                     <a:xfrm>
                       <a:off x="0" y="0"/>
-                      <a:ext cx="3575863" cy="7803611"/>
+                      <a:ext cx="3733679" cy="7169616"/>
                     </a:xfrm>
                     <a:prstGeom prst="rect">
                       <a:avLst/>
@@ -27904,7 +29123,23 @@
           <w:sz w:val="28"/>
           <w:szCs w:val="28"/>
         </w:rPr>
-        <w:t>圖5-3-7活動圖－AI建議作業</w:t>
+        <w:t>圖5-3-</w:t>
+      </w:r>
+      <w:r>
+        <w:rPr>
+          <w:rFonts w:ascii="標楷體" w:eastAsia="標楷體" w:hAnsi="標楷體" w:cs="標楷體" w:hint="eastAsia"/>
+          <w:sz w:val="28"/>
+          <w:szCs w:val="28"/>
+        </w:rPr>
+        <w:t>7</w:t>
+      </w:r>
+      <w:r>
+        <w:rPr>
+          <w:rFonts w:ascii="標楷體" w:eastAsia="標楷體" w:hAnsi="標楷體" w:cs="標楷體"/>
+          <w:sz w:val="28"/>
+          <w:szCs w:val="28"/>
+        </w:rPr>
+        <w:t>活動圖－風險評鑑作業</w:t>
       </w:r>
     </w:p>
     <w:p>
@@ -27921,10 +29156,10 @@
         </w:rPr>
         <w:lastRenderedPageBreak/>
         <w:drawing>
-          <wp:inline distT="0" distB="0" distL="0" distR="0" wp14:anchorId="6B7D24C7" wp14:editId="2DF7EA65">
-            <wp:extent cx="2419350" cy="6400800"/>
-            <wp:effectExtent l="0" t="0" r="0" b="0"/>
-            <wp:docPr id="2038598749" name="圖片 19"/>
+          <wp:inline distT="0" distB="0" distL="0" distR="0" wp14:anchorId="1457433D" wp14:editId="72BB37D9">
+            <wp:extent cx="3575863" cy="6285408"/>
+            <wp:effectExtent l="0" t="0" r="5715" b="1270"/>
+            <wp:docPr id="1220879264" name="圖片 16"/>
             <wp:cNvGraphicFramePr>
               <a:graphicFrameLocks xmlns:a="http://schemas.openxmlformats.org/drawingml/2006/main" noChangeAspect="1"/>
             </wp:cNvGraphicFramePr>
@@ -27932,7 +29167,7 @@
               <a:graphicData uri="http://schemas.openxmlformats.org/drawingml/2006/picture">
                 <pic:pic xmlns:pic="http://schemas.openxmlformats.org/drawingml/2006/picture">
                   <pic:nvPicPr>
-                    <pic:cNvPr id="2038598749" name="圖片 2038598749"/>
+                    <pic:cNvPr id="1220879264" name="圖片 16"/>
                     <pic:cNvPicPr/>
                   </pic:nvPicPr>
                   <pic:blipFill>
@@ -27950,7 +29185,7 @@
                   <pic:spPr>
                     <a:xfrm>
                       <a:off x="0" y="0"/>
-                      <a:ext cx="2419350" cy="6400800"/>
+                      <a:ext cx="3575863" cy="6285408"/>
                     </a:xfrm>
                     <a:prstGeom prst="rect">
                       <a:avLst/>
@@ -27979,7 +29214,39 @@
           <w:sz w:val="28"/>
           <w:szCs w:val="28"/>
         </w:rPr>
-        <w:t>圖5-3-8活動圖－風險報表作業</w:t>
+        <w:t>圖5-3-</w:t>
+      </w:r>
+      <w:r>
+        <w:rPr>
+          <w:rFonts w:ascii="標楷體" w:eastAsia="標楷體" w:hAnsi="標楷體" w:cs="標楷體" w:hint="eastAsia"/>
+          <w:sz w:val="28"/>
+          <w:szCs w:val="28"/>
+        </w:rPr>
+        <w:t>8</w:t>
+      </w:r>
+      <w:r>
+        <w:rPr>
+          <w:rFonts w:ascii="標楷體" w:eastAsia="標楷體" w:hAnsi="標楷體" w:cs="標楷體"/>
+          <w:sz w:val="28"/>
+          <w:szCs w:val="28"/>
+        </w:rPr>
+        <w:t>活動圖－</w:t>
+      </w:r>
+      <w:r>
+        <w:rPr>
+          <w:rFonts w:ascii="標楷體" w:eastAsia="標楷體" w:hAnsi="標楷體" w:cs="標楷體" w:hint="eastAsia"/>
+          <w:sz w:val="28"/>
+          <w:szCs w:val="28"/>
+        </w:rPr>
+        <w:t>風險評鑑與</w:t>
+      </w:r>
+      <w:r>
+        <w:rPr>
+          <w:rFonts w:ascii="標楷體" w:eastAsia="標楷體" w:hAnsi="標楷體" w:cs="標楷體"/>
+          <w:sz w:val="28"/>
+          <w:szCs w:val="28"/>
+        </w:rPr>
+        <w:t>AI建議作業</w:t>
       </w:r>
     </w:p>
     <w:p>
@@ -27990,25 +29257,16 @@
           <w:color w:val="000000" w:themeColor="text1"/>
         </w:rPr>
       </w:pPr>
-    </w:p>
-    <w:p>
-      <w:pPr>
-        <w:spacing w:before="240" w:after="240"/>
-        <w:rPr>
-          <w:rFonts w:ascii="標楷體" w:eastAsia="標楷體" w:hAnsi="標楷體" w:cs="標楷體"/>
-          <w:color w:val="000000" w:themeColor="text1"/>
-        </w:rPr>
-      </w:pPr>
       <w:r>
         <w:rPr>
           <w:noProof/>
         </w:rPr>
         <w:lastRenderedPageBreak/>
         <w:drawing>
-          <wp:inline distT="0" distB="0" distL="0" distR="0" wp14:anchorId="1201A611" wp14:editId="61530CB0">
-            <wp:extent cx="3895725" cy="6400800"/>
-            <wp:effectExtent l="0" t="0" r="9525" b="0"/>
-            <wp:docPr id="1945700795" name="圖片 18"/>
+          <wp:inline distT="0" distB="0" distL="0" distR="0" wp14:anchorId="135A84FC" wp14:editId="12AC627C">
+            <wp:extent cx="2419350" cy="5106524"/>
+            <wp:effectExtent l="0" t="0" r="0" b="0"/>
+            <wp:docPr id="2038598749" name="圖片 19"/>
             <wp:cNvGraphicFramePr>
               <a:graphicFrameLocks xmlns:a="http://schemas.openxmlformats.org/drawingml/2006/main" noChangeAspect="1"/>
             </wp:cNvGraphicFramePr>
@@ -28016,7 +29274,7 @@
               <a:graphicData uri="http://schemas.openxmlformats.org/drawingml/2006/picture">
                 <pic:pic xmlns:pic="http://schemas.openxmlformats.org/drawingml/2006/picture">
                   <pic:nvPicPr>
-                    <pic:cNvPr id="1945700795" name="圖片 1945700795"/>
+                    <pic:cNvPr id="2038598749" name="圖片 19"/>
                     <pic:cNvPicPr/>
                   </pic:nvPicPr>
                   <pic:blipFill>
@@ -28034,7 +29292,7 @@
                   <pic:spPr>
                     <a:xfrm>
                       <a:off x="0" y="0"/>
-                      <a:ext cx="3895725" cy="6400800"/>
+                      <a:ext cx="2419350" cy="5106524"/>
                     </a:xfrm>
                     <a:prstGeom prst="rect">
                       <a:avLst/>
@@ -28052,7 +29310,7 @@
         <w:overflowPunct w:val="0"/>
         <w:jc w:val="center"/>
         <w:rPr>
-          <w:rFonts w:ascii="標楷體" w:eastAsia="標楷體" w:hAnsi="標楷體" w:cs="標楷體"/>
+          <w:rFonts w:ascii="標楷體" w:eastAsia="標楷體" w:hAnsi="標楷體" w:cs="標楷體" w:hint="eastAsia"/>
           <w:sz w:val="28"/>
           <w:szCs w:val="28"/>
         </w:rPr>
@@ -28063,7 +29321,476 @@
           <w:sz w:val="28"/>
           <w:szCs w:val="28"/>
         </w:rPr>
-        <w:t>圖5-3-9活動圖－資料備份作業</w:t>
+        <w:t>圖5-3-</w:t>
+      </w:r>
+      <w:r>
+        <w:rPr>
+          <w:rFonts w:ascii="標楷體" w:eastAsia="標楷體" w:hAnsi="標楷體" w:cs="標楷體" w:hint="eastAsia"/>
+          <w:sz w:val="28"/>
+          <w:szCs w:val="28"/>
+        </w:rPr>
+        <w:t>9</w:t>
+      </w:r>
+      <w:r>
+        <w:rPr>
+          <w:rFonts w:ascii="標楷體" w:eastAsia="標楷體" w:hAnsi="標楷體" w:cs="標楷體"/>
+          <w:sz w:val="28"/>
+          <w:szCs w:val="28"/>
+        </w:rPr>
+        <w:t>活動圖－風險報表</w:t>
+      </w:r>
+      <w:r>
+        <w:rPr>
+          <w:rFonts w:ascii="標楷體" w:eastAsia="標楷體" w:hAnsi="標楷體" w:cs="標楷體" w:hint="eastAsia"/>
+          <w:sz w:val="28"/>
+          <w:szCs w:val="28"/>
+        </w:rPr>
+        <w:t>產生</w:t>
+      </w:r>
+      <w:r>
+        <w:rPr>
+          <w:rFonts w:ascii="標楷體" w:eastAsia="標楷體" w:hAnsi="標楷體" w:cs="標楷體"/>
+          <w:sz w:val="28"/>
+          <w:szCs w:val="28"/>
+        </w:rPr>
+        <w:t>作業</w:t>
+      </w:r>
+    </w:p>
+    <w:p>
+      <w:pPr>
+        <w:spacing w:before="240" w:after="240"/>
+        <w:rPr>
+          <w:rFonts w:ascii="標楷體" w:eastAsia="標楷體" w:hAnsi="標楷體" w:cs="標楷體"/>
+          <w:color w:val="000000" w:themeColor="text1"/>
+        </w:rPr>
+      </w:pPr>
+      <w:r>
+        <w:rPr>
+          <w:rFonts w:ascii="標楷體" w:eastAsia="標楷體" w:hAnsi="標楷體" w:cs="標楷體"/>
+          <w:noProof/>
+          <w:color w:val="000000" w:themeColor="text1"/>
+          <w14:ligatures w14:val="standardContextual"/>
+        </w:rPr>
+        <w:lastRenderedPageBreak/>
+        <w:drawing>
+          <wp:inline distT="0" distB="0" distL="0" distR="0" wp14:anchorId="7A4AE597" wp14:editId="2656DB0D">
+            <wp:extent cx="3752850" cy="4495800"/>
+            <wp:effectExtent l="0" t="0" r="0" b="0"/>
+            <wp:docPr id="2007089202" name="圖片 2"/>
+            <wp:cNvGraphicFramePr>
+              <a:graphicFrameLocks xmlns:a="http://schemas.openxmlformats.org/drawingml/2006/main" noChangeAspect="1"/>
+            </wp:cNvGraphicFramePr>
+            <a:graphic xmlns:a="http://schemas.openxmlformats.org/drawingml/2006/main">
+              <a:graphicData uri="http://schemas.openxmlformats.org/drawingml/2006/picture">
+                <pic:pic xmlns:pic="http://schemas.openxmlformats.org/drawingml/2006/picture">
+                  <pic:nvPicPr>
+                    <pic:cNvPr id="2007089202" name="圖片 2007089202"/>
+                    <pic:cNvPicPr/>
+                  </pic:nvPicPr>
+                  <pic:blipFill>
+                    <a:blip r:embed="rId27">
+                      <a:extLst>
+                        <a:ext uri="{28A0092B-C50C-407E-A947-70E740481C1C}">
+                          <a14:useLocalDpi xmlns:a14="http://schemas.microsoft.com/office/drawing/2010/main" val="0"/>
+                        </a:ext>
+                      </a:extLst>
+                    </a:blip>
+                    <a:stretch>
+                      <a:fillRect/>
+                    </a:stretch>
+                  </pic:blipFill>
+                  <pic:spPr>
+                    <a:xfrm>
+                      <a:off x="0" y="0"/>
+                      <a:ext cx="3752850" cy="4495800"/>
+                    </a:xfrm>
+                    <a:prstGeom prst="rect">
+                      <a:avLst/>
+                    </a:prstGeom>
+                  </pic:spPr>
+                </pic:pic>
+              </a:graphicData>
+            </a:graphic>
+          </wp:inline>
+        </w:drawing>
+      </w:r>
+    </w:p>
+    <w:p>
+      <w:pPr>
+        <w:overflowPunct w:val="0"/>
+        <w:jc w:val="center"/>
+        <w:rPr>
+          <w:rFonts w:ascii="標楷體" w:eastAsia="標楷體" w:hAnsi="標楷體" w:cs="標楷體"/>
+          <w:sz w:val="28"/>
+          <w:szCs w:val="28"/>
+        </w:rPr>
+      </w:pPr>
+      <w:r>
+        <w:rPr>
+          <w:rFonts w:ascii="標楷體" w:eastAsia="標楷體" w:hAnsi="標楷體" w:cs="標楷體"/>
+          <w:sz w:val="28"/>
+          <w:szCs w:val="28"/>
+        </w:rPr>
+        <w:t>圖5-3-</w:t>
+      </w:r>
+      <w:r>
+        <w:rPr>
+          <w:rFonts w:ascii="標楷體" w:eastAsia="標楷體" w:hAnsi="標楷體" w:cs="標楷體" w:hint="eastAsia"/>
+          <w:sz w:val="28"/>
+          <w:szCs w:val="28"/>
+        </w:rPr>
+        <w:t>10</w:t>
+      </w:r>
+      <w:r>
+        <w:rPr>
+          <w:rFonts w:ascii="標楷體" w:eastAsia="標楷體" w:hAnsi="標楷體" w:cs="標楷體"/>
+          <w:sz w:val="28"/>
+          <w:szCs w:val="28"/>
+        </w:rPr>
+        <w:t>活動圖－</w:t>
+      </w:r>
+      <w:r>
+        <w:rPr>
+          <w:rFonts w:ascii="標楷體" w:eastAsia="標楷體" w:hAnsi="標楷體" w:cs="標楷體" w:hint="eastAsia"/>
+          <w:sz w:val="28"/>
+          <w:szCs w:val="28"/>
+        </w:rPr>
+        <w:t>查詢帳號作業</w:t>
+      </w:r>
+      <w:r>
+        <w:rPr>
+          <w:rFonts w:ascii="標楷體" w:eastAsia="標楷體" w:hAnsi="標楷體" w:cs="標楷體"/>
+          <w:sz w:val="28"/>
+          <w:szCs w:val="28"/>
+        </w:rPr>
+        <w:t>作業</w:t>
+      </w:r>
+    </w:p>
+    <w:p>
+      <w:pPr>
+        <w:spacing w:before="240" w:after="240"/>
+        <w:rPr>
+          <w:rFonts w:ascii="標楷體" w:eastAsia="標楷體" w:hAnsi="標楷體" w:cs="標楷體"/>
+          <w:color w:val="000000" w:themeColor="text1"/>
+        </w:rPr>
+      </w:pPr>
+      <w:r>
+        <w:rPr>
+          <w:rFonts w:ascii="標楷體" w:eastAsia="標楷體" w:hAnsi="標楷體" w:cs="標楷體"/>
+          <w:noProof/>
+          <w:color w:val="000000" w:themeColor="text1"/>
+          <w14:ligatures w14:val="standardContextual"/>
+        </w:rPr>
+        <w:lastRenderedPageBreak/>
+        <w:drawing>
+          <wp:inline distT="0" distB="0" distL="0" distR="0" wp14:anchorId="6D1E4BAD" wp14:editId="3E4A1067">
+            <wp:extent cx="3009900" cy="6019800"/>
+            <wp:effectExtent l="0" t="0" r="0" b="0"/>
+            <wp:docPr id="88289341" name="圖片 3"/>
+            <wp:cNvGraphicFramePr>
+              <a:graphicFrameLocks xmlns:a="http://schemas.openxmlformats.org/drawingml/2006/main" noChangeAspect="1"/>
+            </wp:cNvGraphicFramePr>
+            <a:graphic xmlns:a="http://schemas.openxmlformats.org/drawingml/2006/main">
+              <a:graphicData uri="http://schemas.openxmlformats.org/drawingml/2006/picture">
+                <pic:pic xmlns:pic="http://schemas.openxmlformats.org/drawingml/2006/picture">
+                  <pic:nvPicPr>
+                    <pic:cNvPr id="88289341" name="圖片 3"/>
+                    <pic:cNvPicPr/>
+                  </pic:nvPicPr>
+                  <pic:blipFill>
+                    <a:blip r:embed="rId28">
+                      <a:extLst>
+                        <a:ext uri="{28A0092B-C50C-407E-A947-70E740481C1C}">
+                          <a14:useLocalDpi xmlns:a14="http://schemas.microsoft.com/office/drawing/2010/main" val="0"/>
+                        </a:ext>
+                      </a:extLst>
+                    </a:blip>
+                    <a:stretch>
+                      <a:fillRect/>
+                    </a:stretch>
+                  </pic:blipFill>
+                  <pic:spPr>
+                    <a:xfrm>
+                      <a:off x="0" y="0"/>
+                      <a:ext cx="3009900" cy="6019800"/>
+                    </a:xfrm>
+                    <a:prstGeom prst="rect">
+                      <a:avLst/>
+                    </a:prstGeom>
+                  </pic:spPr>
+                </pic:pic>
+              </a:graphicData>
+            </a:graphic>
+          </wp:inline>
+        </w:drawing>
+      </w:r>
+    </w:p>
+    <w:p>
+      <w:pPr>
+        <w:overflowPunct w:val="0"/>
+        <w:jc w:val="center"/>
+        <w:rPr>
+          <w:rFonts w:ascii="標楷體" w:eastAsia="標楷體" w:hAnsi="標楷體" w:cs="標楷體"/>
+          <w:sz w:val="28"/>
+          <w:szCs w:val="28"/>
+        </w:rPr>
+      </w:pPr>
+      <w:r>
+        <w:rPr>
+          <w:rFonts w:ascii="標楷體" w:eastAsia="標楷體" w:hAnsi="標楷體" w:cs="標楷體"/>
+          <w:sz w:val="28"/>
+          <w:szCs w:val="28"/>
+        </w:rPr>
+        <w:t>圖5-3-</w:t>
+      </w:r>
+      <w:r>
+        <w:rPr>
+          <w:rFonts w:ascii="標楷體" w:eastAsia="標楷體" w:hAnsi="標楷體" w:cs="標楷體" w:hint="eastAsia"/>
+          <w:sz w:val="28"/>
+          <w:szCs w:val="28"/>
+        </w:rPr>
+        <w:t>11</w:t>
+      </w:r>
+      <w:r>
+        <w:rPr>
+          <w:rFonts w:ascii="標楷體" w:eastAsia="標楷體" w:hAnsi="標楷體" w:cs="標楷體"/>
+          <w:sz w:val="28"/>
+          <w:szCs w:val="28"/>
+        </w:rPr>
+        <w:t>活動圖－</w:t>
+      </w:r>
+      <w:r>
+        <w:rPr>
+          <w:rFonts w:ascii="標楷體" w:eastAsia="標楷體" w:hAnsi="標楷體" w:cs="標楷體" w:hint="eastAsia"/>
+          <w:sz w:val="28"/>
+          <w:szCs w:val="28"/>
+        </w:rPr>
+        <w:t>新增帳號</w:t>
+      </w:r>
+      <w:r>
+        <w:rPr>
+          <w:rFonts w:ascii="標楷體" w:eastAsia="標楷體" w:hAnsi="標楷體" w:cs="標楷體"/>
+          <w:sz w:val="28"/>
+          <w:szCs w:val="28"/>
+        </w:rPr>
+        <w:t>作業</w:t>
+      </w:r>
+    </w:p>
+    <w:p>
+      <w:pPr>
+        <w:spacing w:before="240" w:after="240"/>
+        <w:rPr>
+          <w:rFonts w:ascii="標楷體" w:eastAsia="標楷體" w:hAnsi="標楷體" w:cs="標楷體"/>
+          <w:color w:val="000000" w:themeColor="text1"/>
+        </w:rPr>
+      </w:pPr>
+      <w:r>
+        <w:rPr>
+          <w:rFonts w:ascii="標楷體" w:eastAsia="標楷體" w:hAnsi="標楷體" w:cs="標楷體"/>
+          <w:noProof/>
+          <w:color w:val="000000" w:themeColor="text1"/>
+          <w14:ligatures w14:val="standardContextual"/>
+        </w:rPr>
+        <w:lastRenderedPageBreak/>
+        <w:drawing>
+          <wp:inline distT="0" distB="0" distL="0" distR="0" wp14:anchorId="3A641044" wp14:editId="2BD0DA2B">
+            <wp:extent cx="3105150" cy="4495800"/>
+            <wp:effectExtent l="0" t="0" r="0" b="0"/>
+            <wp:docPr id="1551982624" name="圖片 4"/>
+            <wp:cNvGraphicFramePr>
+              <a:graphicFrameLocks xmlns:a="http://schemas.openxmlformats.org/drawingml/2006/main" noChangeAspect="1"/>
+            </wp:cNvGraphicFramePr>
+            <a:graphic xmlns:a="http://schemas.openxmlformats.org/drawingml/2006/main">
+              <a:graphicData uri="http://schemas.openxmlformats.org/drawingml/2006/picture">
+                <pic:pic xmlns:pic="http://schemas.openxmlformats.org/drawingml/2006/picture">
+                  <pic:nvPicPr>
+                    <pic:cNvPr id="1551982624" name="圖片 1551982624"/>
+                    <pic:cNvPicPr/>
+                  </pic:nvPicPr>
+                  <pic:blipFill>
+                    <a:blip r:embed="rId29">
+                      <a:extLst>
+                        <a:ext uri="{28A0092B-C50C-407E-A947-70E740481C1C}">
+                          <a14:useLocalDpi xmlns:a14="http://schemas.microsoft.com/office/drawing/2010/main" val="0"/>
+                        </a:ext>
+                      </a:extLst>
+                    </a:blip>
+                    <a:stretch>
+                      <a:fillRect/>
+                    </a:stretch>
+                  </pic:blipFill>
+                  <pic:spPr>
+                    <a:xfrm>
+                      <a:off x="0" y="0"/>
+                      <a:ext cx="3105150" cy="4495800"/>
+                    </a:xfrm>
+                    <a:prstGeom prst="rect">
+                      <a:avLst/>
+                    </a:prstGeom>
+                  </pic:spPr>
+                </pic:pic>
+              </a:graphicData>
+            </a:graphic>
+          </wp:inline>
+        </w:drawing>
+      </w:r>
+    </w:p>
+    <w:p>
+      <w:pPr>
+        <w:overflowPunct w:val="0"/>
+        <w:jc w:val="center"/>
+        <w:rPr>
+          <w:rFonts w:ascii="標楷體" w:eastAsia="標楷體" w:hAnsi="標楷體" w:cs="標楷體" w:hint="eastAsia"/>
+          <w:sz w:val="28"/>
+          <w:szCs w:val="28"/>
+        </w:rPr>
+      </w:pPr>
+      <w:r>
+        <w:rPr>
+          <w:rFonts w:ascii="標楷體" w:eastAsia="標楷體" w:hAnsi="標楷體" w:cs="標楷體"/>
+          <w:sz w:val="28"/>
+          <w:szCs w:val="28"/>
+        </w:rPr>
+        <w:t>圖5-3-</w:t>
+      </w:r>
+      <w:r>
+        <w:rPr>
+          <w:rFonts w:ascii="標楷體" w:eastAsia="標楷體" w:hAnsi="標楷體" w:cs="標楷體" w:hint="eastAsia"/>
+          <w:sz w:val="28"/>
+          <w:szCs w:val="28"/>
+        </w:rPr>
+        <w:t>12</w:t>
+      </w:r>
+      <w:r>
+        <w:rPr>
+          <w:rFonts w:ascii="標楷體" w:eastAsia="標楷體" w:hAnsi="標楷體" w:cs="標楷體"/>
+          <w:sz w:val="28"/>
+          <w:szCs w:val="28"/>
+        </w:rPr>
+        <w:t>活動圖－</w:t>
+      </w:r>
+      <w:r>
+        <w:rPr>
+          <w:rFonts w:ascii="標楷體" w:eastAsia="標楷體" w:hAnsi="標楷體" w:cs="標楷體" w:hint="eastAsia"/>
+          <w:sz w:val="28"/>
+          <w:szCs w:val="28"/>
+        </w:rPr>
+        <w:t>備份系統資料</w:t>
+      </w:r>
+      <w:r>
+        <w:rPr>
+          <w:rFonts w:ascii="標楷體" w:eastAsia="標楷體" w:hAnsi="標楷體" w:cs="標楷體"/>
+          <w:sz w:val="28"/>
+          <w:szCs w:val="28"/>
+        </w:rPr>
+        <w:t>作業</w:t>
+      </w:r>
+    </w:p>
+    <w:p>
+      <w:pPr>
+        <w:spacing w:before="240" w:after="240"/>
+        <w:rPr>
+          <w:rFonts w:ascii="標楷體" w:eastAsia="標楷體" w:hAnsi="標楷體" w:cs="標楷體"/>
+          <w:color w:val="000000" w:themeColor="text1"/>
+        </w:rPr>
+      </w:pPr>
+      <w:r>
+        <w:rPr>
+          <w:noProof/>
+        </w:rPr>
+        <w:lastRenderedPageBreak/>
+        <w:drawing>
+          <wp:inline distT="0" distB="0" distL="0" distR="0" wp14:anchorId="064E78D2" wp14:editId="0B7DB190">
+            <wp:extent cx="3468413" cy="6400800"/>
+            <wp:effectExtent l="0" t="0" r="0" b="0"/>
+            <wp:docPr id="1945700795" name="圖片 18"/>
+            <wp:cNvGraphicFramePr>
+              <a:graphicFrameLocks xmlns:a="http://schemas.openxmlformats.org/drawingml/2006/main" noChangeAspect="1"/>
+            </wp:cNvGraphicFramePr>
+            <a:graphic xmlns:a="http://schemas.openxmlformats.org/drawingml/2006/main">
+              <a:graphicData uri="http://schemas.openxmlformats.org/drawingml/2006/picture">
+                <pic:pic xmlns:pic="http://schemas.openxmlformats.org/drawingml/2006/picture">
+                  <pic:nvPicPr>
+                    <pic:cNvPr id="1945700795" name="圖片 18"/>
+                    <pic:cNvPicPr/>
+                  </pic:nvPicPr>
+                  <pic:blipFill>
+                    <a:blip r:embed="rId30">
+                      <a:extLst>
+                        <a:ext uri="{28A0092B-C50C-407E-A947-70E740481C1C}">
+                          <a14:useLocalDpi xmlns:a14="http://schemas.microsoft.com/office/drawing/2010/main" val="0"/>
+                        </a:ext>
+                      </a:extLst>
+                    </a:blip>
+                    <a:stretch>
+                      <a:fillRect/>
+                    </a:stretch>
+                  </pic:blipFill>
+                  <pic:spPr>
+                    <a:xfrm>
+                      <a:off x="0" y="0"/>
+                      <a:ext cx="3468413" cy="6400800"/>
+                    </a:xfrm>
+                    <a:prstGeom prst="rect">
+                      <a:avLst/>
+                    </a:prstGeom>
+                  </pic:spPr>
+                </pic:pic>
+              </a:graphicData>
+            </a:graphic>
+          </wp:inline>
+        </w:drawing>
+      </w:r>
+    </w:p>
+    <w:p>
+      <w:pPr>
+        <w:overflowPunct w:val="0"/>
+        <w:jc w:val="center"/>
+        <w:rPr>
+          <w:rFonts w:ascii="標楷體" w:eastAsia="標楷體" w:hAnsi="標楷體" w:cs="標楷體"/>
+          <w:sz w:val="28"/>
+          <w:szCs w:val="28"/>
+        </w:rPr>
+      </w:pPr>
+      <w:r>
+        <w:rPr>
+          <w:rFonts w:ascii="標楷體" w:eastAsia="標楷體" w:hAnsi="標楷體" w:cs="標楷體"/>
+          <w:sz w:val="28"/>
+          <w:szCs w:val="28"/>
+        </w:rPr>
+        <w:t>圖5-3-</w:t>
+      </w:r>
+      <w:r>
+        <w:rPr>
+          <w:rFonts w:ascii="標楷體" w:eastAsia="標楷體" w:hAnsi="標楷體" w:cs="標楷體" w:hint="eastAsia"/>
+          <w:sz w:val="28"/>
+          <w:szCs w:val="28"/>
+        </w:rPr>
+        <w:t>13</w:t>
+      </w:r>
+      <w:r>
+        <w:rPr>
+          <w:rFonts w:ascii="標楷體" w:eastAsia="標楷體" w:hAnsi="標楷體" w:cs="標楷體"/>
+          <w:sz w:val="28"/>
+          <w:szCs w:val="28"/>
+        </w:rPr>
+        <w:t>活動圖－</w:t>
+      </w:r>
+      <w:r>
+        <w:rPr>
+          <w:rFonts w:ascii="標楷體" w:eastAsia="標楷體" w:hAnsi="標楷體" w:cs="標楷體" w:hint="eastAsia"/>
+          <w:sz w:val="28"/>
+          <w:szCs w:val="28"/>
+        </w:rPr>
+        <w:t>備份系統資料</w:t>
+      </w:r>
+      <w:r>
+        <w:rPr>
+          <w:rFonts w:ascii="標楷體" w:eastAsia="標楷體" w:hAnsi="標楷體" w:cs="標楷體"/>
+          <w:sz w:val="28"/>
+          <w:szCs w:val="28"/>
+        </w:rPr>
+        <w:t>作業</w:t>
       </w:r>
     </w:p>
     <w:p>
@@ -28143,7 +29870,7 @@
                     <pic:cNvPicPr/>
                   </pic:nvPicPr>
                   <pic:blipFill>
-                    <a:blip r:embed="rId27">
+                    <a:blip r:embed="rId31">
                       <a:extLst>
                         <a:ext uri="{28A0092B-C50C-407E-A947-70E740481C1C}">
                           <a14:useLocalDpi xmlns:a14="http://schemas.microsoft.com/office/drawing/2010/main" val="0"/>
@@ -28298,7 +30025,7 @@
                     <pic:cNvPicPr/>
                   </pic:nvPicPr>
                   <pic:blipFill>
-                    <a:blip r:embed="rId28"/>
+                    <a:blip r:embed="rId32"/>
                     <a:stretch>
                       <a:fillRect/>
                     </a:stretch>
@@ -28366,7 +30093,7 @@
                     <pic:cNvPicPr/>
                   </pic:nvPicPr>
                   <pic:blipFill>
-                    <a:blip r:embed="rId29"/>
+                    <a:blip r:embed="rId33"/>
                     <a:stretch>
                       <a:fillRect/>
                     </a:stretch>
@@ -28435,7 +30162,7 @@
                     <pic:cNvPicPr/>
                   </pic:nvPicPr>
                   <pic:blipFill>
-                    <a:blip r:embed="rId30"/>
+                    <a:blip r:embed="rId34"/>
                     <a:stretch>
                       <a:fillRect/>
                     </a:stretch>
@@ -28503,7 +30230,7 @@
                     <pic:cNvPicPr/>
                   </pic:nvPicPr>
                   <pic:blipFill>
-                    <a:blip r:embed="rId31"/>
+                    <a:blip r:embed="rId35"/>
                     <a:stretch>
                       <a:fillRect/>
                     </a:stretch>
@@ -28572,7 +30299,7 @@
                     <pic:cNvPicPr/>
                   </pic:nvPicPr>
                   <pic:blipFill>
-                    <a:blip r:embed="rId32"/>
+                    <a:blip r:embed="rId36"/>
                     <a:stretch>
                       <a:fillRect/>
                     </a:stretch>
@@ -28640,7 +30367,7 @@
                     <pic:cNvPicPr/>
                   </pic:nvPicPr>
                   <pic:blipFill>
-                    <a:blip r:embed="rId33"/>
+                    <a:blip r:embed="rId37"/>
                     <a:stretch>
                       <a:fillRect/>
                     </a:stretch>
@@ -28709,7 +30436,7 @@
                     <pic:cNvPicPr/>
                   </pic:nvPicPr>
                   <pic:blipFill>
-                    <a:blip r:embed="rId34"/>
+                    <a:blip r:embed="rId38"/>
                     <a:stretch>
                       <a:fillRect/>
                     </a:stretch>
@@ -28777,7 +30504,7 @@
                     <pic:cNvPicPr/>
                   </pic:nvPicPr>
                   <pic:blipFill>
-                    <a:blip r:embed="rId35"/>
+                    <a:blip r:embed="rId39"/>
                     <a:stretch>
                       <a:fillRect/>
                     </a:stretch>
@@ -28846,7 +30573,7 @@
                     <pic:cNvPicPr/>
                   </pic:nvPicPr>
                   <pic:blipFill>
-                    <a:blip r:embed="rId36"/>
+                    <a:blip r:embed="rId40"/>
                     <a:stretch>
                       <a:fillRect/>
                     </a:stretch>
@@ -28914,7 +30641,7 @@
                     <pic:cNvPicPr/>
                   </pic:nvPicPr>
                   <pic:blipFill>
-                    <a:blip r:embed="rId37"/>
+                    <a:blip r:embed="rId41"/>
                     <a:stretch>
                       <a:fillRect/>
                     </a:stretch>
@@ -28982,7 +30709,7 @@
                     <pic:cNvPicPr/>
                   </pic:nvPicPr>
                   <pic:blipFill>
-                    <a:blip r:embed="rId38"/>
+                    <a:blip r:embed="rId42"/>
                     <a:stretch>
                       <a:fillRect/>
                     </a:stretch>
@@ -29226,7 +30953,7 @@
                     <pic:cNvPicPr/>
                   </pic:nvPicPr>
                   <pic:blipFill>
-                    <a:blip r:embed="rId39" cstate="print">
+                    <a:blip r:embed="rId43" cstate="print">
                       <a:extLst>
                         <a:ext uri="{28A0092B-C50C-407E-A947-70E740481C1C}">
                           <a14:useLocalDpi xmlns:a14="http://schemas.microsoft.com/office/drawing/2010/main" val="0"/>
@@ -29368,7 +31095,7 @@
                     <pic:cNvPicPr/>
                   </pic:nvPicPr>
                   <pic:blipFill>
-                    <a:blip r:embed="rId40" cstate="print">
+                    <a:blip r:embed="rId44" cstate="print">
                       <a:extLst>
                         <a:ext uri="{28A0092B-C50C-407E-A947-70E740481C1C}">
                           <a14:useLocalDpi xmlns:a14="http://schemas.microsoft.com/office/drawing/2010/main" val="0"/>
@@ -29437,7 +31164,7 @@
                     <pic:cNvPicPr/>
                   </pic:nvPicPr>
                   <pic:blipFill>
-                    <a:blip r:embed="rId41" cstate="print">
+                    <a:blip r:embed="rId45" cstate="print">
                       <a:extLst>
                         <a:ext uri="{28A0092B-C50C-407E-A947-70E740481C1C}">
                           <a14:useLocalDpi xmlns:a14="http://schemas.microsoft.com/office/drawing/2010/main" val="0"/>
@@ -29543,6 +31270,7 @@
         </w:rPr>
         <w:t>「</w:t>
       </w:r>
+      <w:proofErr w:type="spellStart"/>
       <w:r>
         <w:rPr>
           <w:rFonts w:eastAsia="標楷體" w:cs="新細明體"/>
@@ -29552,6 +31280,7 @@
         </w:rPr>
         <w:t>Supabase</w:t>
       </w:r>
+      <w:proofErr w:type="spellEnd"/>
       <w:r>
         <w:rPr>
           <w:rFonts w:eastAsia="標楷體" w:cs="新細明體"/>
@@ -29722,6 +31451,7 @@
         </w:rPr>
         <w:t xml:space="preserve">本系統採用 </w:t>
       </w:r>
+      <w:proofErr w:type="spellStart"/>
       <w:r>
         <w:rPr>
           <w:rFonts w:ascii="標楷體" w:eastAsia="標楷體" w:hAnsi="標楷體" w:cs="新細明體"/>
@@ -29729,7 +31459,17 @@
           <w:bCs/>
           <w:kern w:val="0"/>
         </w:rPr>
-        <w:t>Supabase雲端資料庫</w:t>
+        <w:t>Supabase</w:t>
+      </w:r>
+      <w:proofErr w:type="spellEnd"/>
+      <w:r>
+        <w:rPr>
+          <w:rFonts w:ascii="標楷體" w:eastAsia="標楷體" w:hAnsi="標楷體" w:cs="新細明體"/>
+          <w:b/>
+          <w:bCs/>
+          <w:kern w:val="0"/>
+        </w:rPr>
+        <w:t>雲端資料庫</w:t>
       </w:r>
       <w:r>
         <w:rPr>
@@ -29822,7 +31562,7 @@
                     <pic:cNvPicPr/>
                   </pic:nvPicPr>
                   <pic:blipFill>
-                    <a:blip r:embed="rId42" cstate="print">
+                    <a:blip r:embed="rId46" cstate="print">
                       <a:extLst>
                         <a:ext uri="{28A0092B-C50C-407E-A947-70E740481C1C}">
                           <a14:useLocalDpi xmlns:a14="http://schemas.microsoft.com/office/drawing/2010/main" val="0"/>
@@ -30179,6 +31919,7 @@
                 <w:color w:val="1F1F1F"/>
               </w:rPr>
             </w:pPr>
+            <w:proofErr w:type="spellStart"/>
             <w:r>
               <w:rPr>
                 <w:rFonts w:ascii="標楷體" w:eastAsia="標楷體" w:hAnsi="標楷體"/>
@@ -30187,6 +31928,7 @@
               </w:rPr>
               <w:t>asset_id_code</w:t>
             </w:r>
+            <w:proofErr w:type="spellEnd"/>
           </w:p>
         </w:tc>
         <w:tc>
@@ -30299,6 +32041,7 @@
                 <w:color w:val="1F1F1F"/>
               </w:rPr>
             </w:pPr>
+            <w:proofErr w:type="spellStart"/>
             <w:r>
               <w:rPr>
                 <w:rFonts w:ascii="標楷體" w:eastAsia="標楷體" w:hAnsi="標楷體"/>
@@ -30307,6 +32050,7 @@
               </w:rPr>
               <w:t>asset_name</w:t>
             </w:r>
+            <w:proofErr w:type="spellEnd"/>
           </w:p>
         </w:tc>
         <w:tc>
@@ -30419,6 +32163,7 @@
                 <w:color w:val="1F1F1F"/>
               </w:rPr>
             </w:pPr>
+            <w:proofErr w:type="spellStart"/>
             <w:r>
               <w:rPr>
                 <w:rFonts w:ascii="標楷體" w:eastAsia="標楷體" w:hAnsi="標楷體"/>
@@ -30427,6 +32172,7 @@
               </w:rPr>
               <w:t>asset_type</w:t>
             </w:r>
+            <w:proofErr w:type="spellEnd"/>
           </w:p>
         </w:tc>
         <w:tc>
@@ -30659,6 +32405,7 @@
                 <w:color w:val="1F1F1F"/>
               </w:rPr>
             </w:pPr>
+            <w:proofErr w:type="spellStart"/>
             <w:r>
               <w:rPr>
                 <w:rFonts w:ascii="標楷體" w:eastAsia="標楷體" w:hAnsi="標楷體"/>
@@ -30667,6 +32414,7 @@
               </w:rPr>
               <w:t>data_type</w:t>
             </w:r>
+            <w:proofErr w:type="spellEnd"/>
           </w:p>
         </w:tc>
         <w:tc>
@@ -30899,6 +32647,7 @@
                 <w:color w:val="1F1F1F"/>
               </w:rPr>
             </w:pPr>
+            <w:proofErr w:type="spellStart"/>
             <w:r>
               <w:rPr>
                 <w:rFonts w:ascii="標楷體" w:eastAsia="標楷體" w:hAnsi="標楷體"/>
@@ -30907,6 +32656,7 @@
               </w:rPr>
               <w:t>system_dependency</w:t>
             </w:r>
+            <w:proofErr w:type="spellEnd"/>
           </w:p>
         </w:tc>
         <w:tc>
@@ -31355,6 +33105,7 @@
                 <w:color w:val="1F1F1F"/>
               </w:rPr>
             </w:pPr>
+            <w:proofErr w:type="spellStart"/>
             <w:r>
               <w:rPr>
                 <w:rFonts w:ascii="標楷體" w:eastAsia="標楷體" w:hAnsi="標楷體"/>
@@ -31363,6 +33114,7 @@
               </w:rPr>
               <w:t>threat_level</w:t>
             </w:r>
+            <w:proofErr w:type="spellEnd"/>
           </w:p>
         </w:tc>
         <w:tc>
@@ -31475,6 +33227,7 @@
                 <w:color w:val="1F1F1F"/>
               </w:rPr>
             </w:pPr>
+            <w:proofErr w:type="spellStart"/>
             <w:r>
               <w:rPr>
                 <w:rFonts w:ascii="標楷體" w:eastAsia="標楷體" w:hAnsi="標楷體"/>
@@ -31483,6 +33236,7 @@
               </w:rPr>
               <w:t>created_at</w:t>
             </w:r>
+            <w:proofErr w:type="spellEnd"/>
           </w:p>
         </w:tc>
         <w:tc>
@@ -31595,6 +33349,7 @@
                 <w:color w:val="1F1F1F"/>
               </w:rPr>
             </w:pPr>
+            <w:proofErr w:type="spellStart"/>
             <w:r>
               <w:rPr>
                 <w:rFonts w:ascii="標楷體" w:eastAsia="標楷體" w:hAnsi="標楷體"/>
@@ -31604,6 +33359,7 @@
               <w:lastRenderedPageBreak/>
               <w:t>original_label</w:t>
             </w:r>
+            <w:proofErr w:type="spellEnd"/>
           </w:p>
         </w:tc>
         <w:tc>
@@ -31734,7 +33490,21 @@
         <w:rPr>
           <w:rFonts w:ascii="標楷體" w:eastAsia="標楷體" w:hAnsi="標楷體"/>
         </w:rPr>
-        <w:t>表 8.2: Risk_assessments (風險評估表) 欄位定義</w:t>
+        <w:t xml:space="preserve">表 8.2: </w:t>
+      </w:r>
+      <w:proofErr w:type="spellStart"/>
+      <w:r>
+        <w:rPr>
+          <w:rFonts w:ascii="標楷體" w:eastAsia="標楷體" w:hAnsi="標楷體"/>
+        </w:rPr>
+        <w:t>Risk_assessments</w:t>
+      </w:r>
+      <w:proofErr w:type="spellEnd"/>
+      <w:r>
+        <w:rPr>
+          <w:rFonts w:ascii="標楷體" w:eastAsia="標楷體" w:hAnsi="標楷體"/>
+        </w:rPr>
+        <w:t xml:space="preserve"> (風險評估表) 欄位定義</w:t>
       </w:r>
     </w:p>
     <w:tbl>
@@ -32011,6 +33781,7 @@
                 <w:color w:val="1F1F1F"/>
               </w:rPr>
             </w:pPr>
+            <w:proofErr w:type="spellStart"/>
             <w:r>
               <w:rPr>
                 <w:rFonts w:ascii="標楷體" w:eastAsia="標楷體" w:hAnsi="標楷體"/>
@@ -32019,6 +33790,7 @@
               </w:rPr>
               <w:t>asset_id_code</w:t>
             </w:r>
+            <w:proofErr w:type="spellEnd"/>
           </w:p>
         </w:tc>
         <w:tc>
@@ -32132,6 +33904,7 @@
                 <w:color w:val="1F1F1F"/>
               </w:rPr>
             </w:pPr>
+            <w:proofErr w:type="spellStart"/>
             <w:r>
               <w:rPr>
                 <w:rFonts w:ascii="標楷體" w:eastAsia="標楷體" w:hAnsi="標楷體"/>
@@ -32140,6 +33913,7 @@
               </w:rPr>
               <w:t>threat_description</w:t>
             </w:r>
+            <w:proofErr w:type="spellEnd"/>
           </w:p>
         </w:tc>
         <w:tc>
@@ -32253,6 +34027,7 @@
                 <w:color w:val="1F1F1F"/>
               </w:rPr>
             </w:pPr>
+            <w:proofErr w:type="spellStart"/>
             <w:r>
               <w:rPr>
                 <w:rFonts w:ascii="標楷體" w:eastAsia="標楷體" w:hAnsi="標楷體"/>
@@ -32261,6 +34036,7 @@
               </w:rPr>
               <w:t>vulnerability_description</w:t>
             </w:r>
+            <w:proofErr w:type="spellEnd"/>
           </w:p>
         </w:tc>
         <w:tc>
@@ -32374,6 +34150,7 @@
                 <w:color w:val="1F1F1F"/>
               </w:rPr>
             </w:pPr>
+            <w:proofErr w:type="spellStart"/>
             <w:r>
               <w:rPr>
                 <w:rFonts w:ascii="標楷體" w:eastAsia="標楷體" w:hAnsi="標楷體"/>
@@ -32382,6 +34159,7 @@
               </w:rPr>
               <w:t>risk_score</w:t>
             </w:r>
+            <w:proofErr w:type="spellEnd"/>
           </w:p>
         </w:tc>
         <w:tc>
@@ -32495,6 +34273,7 @@
                 <w:color w:val="1F1F1F"/>
               </w:rPr>
             </w:pPr>
+            <w:proofErr w:type="spellStart"/>
             <w:r>
               <w:rPr>
                 <w:rFonts w:ascii="標楷體" w:eastAsia="標楷體" w:hAnsi="標楷體"/>
@@ -32503,6 +34282,7 @@
               </w:rPr>
               <w:t>ai_suggestion</w:t>
             </w:r>
+            <w:proofErr w:type="spellEnd"/>
           </w:p>
         </w:tc>
         <w:tc>
@@ -32737,6 +34517,7 @@
                 <w:color w:val="1F1F1F"/>
               </w:rPr>
             </w:pPr>
+            <w:proofErr w:type="spellStart"/>
             <w:r>
               <w:rPr>
                 <w:rFonts w:ascii="標楷體" w:eastAsia="標楷體" w:hAnsi="標楷體"/>
@@ -32745,6 +34526,7 @@
               </w:rPr>
               <w:t>uploaded_by</w:t>
             </w:r>
+            <w:proofErr w:type="spellEnd"/>
           </w:p>
         </w:tc>
         <w:tc>
@@ -33543,7 +35325,21 @@
         <w:rPr>
           <w:rFonts w:ascii="標楷體" w:eastAsia="標楷體" w:hAnsi="標楷體"/>
         </w:rPr>
-        <w:t>表 8.4: Audit_logs (審計日誌表) 欄位定義</w:t>
+        <w:t xml:space="preserve">表 8.4: </w:t>
+      </w:r>
+      <w:proofErr w:type="spellStart"/>
+      <w:r>
+        <w:rPr>
+          <w:rFonts w:ascii="標楷體" w:eastAsia="標楷體" w:hAnsi="標楷體"/>
+        </w:rPr>
+        <w:t>Audit_logs</w:t>
+      </w:r>
+      <w:proofErr w:type="spellEnd"/>
+      <w:r>
+        <w:rPr>
+          <w:rFonts w:ascii="標楷體" w:eastAsia="標楷體" w:hAnsi="標楷體"/>
+        </w:rPr>
+        <w:t xml:space="preserve"> (審計日誌表) 欄位定義</w:t>
       </w:r>
     </w:p>
     <w:tbl>
@@ -34062,6 +35858,7 @@
                 <w:color w:val="1F1F1F"/>
               </w:rPr>
             </w:pPr>
+            <w:proofErr w:type="spellStart"/>
             <w:r>
               <w:rPr>
                 <w:rFonts w:ascii="標楷體" w:eastAsia="標楷體" w:hAnsi="標楷體"/>
@@ -34070,6 +35867,7 @@
               </w:rPr>
               <w:t>target_asset</w:t>
             </w:r>
+            <w:proofErr w:type="spellEnd"/>
           </w:p>
         </w:tc>
         <w:tc>
@@ -34183,12 +35981,14 @@
                 <w:bdr w:val="none" w:sz="0" w:space="0" w:color="auto" w:frame="1"/>
               </w:rPr>
             </w:pPr>
+            <w:proofErr w:type="spellStart"/>
             <w:r>
               <w:rPr>
                 <w:rFonts w:ascii="標楷體" w:eastAsia="標楷體" w:hAnsi="標楷體"/>
               </w:rPr>
               <w:t>log_time</w:t>
             </w:r>
+            <w:proofErr w:type="spellEnd"/>
           </w:p>
         </w:tc>
         <w:tc>
@@ -34321,7 +36121,55 @@
           <w:rFonts w:ascii="標楷體" w:eastAsia="標楷體" w:hAnsi="標楷體" w:cs="新細明體"/>
           <w:kern w:val="0"/>
         </w:rPr>
-        <w:t>本系統透過 Supabase 建立關聯式資料庫架構，並以 assets 作為核心資料表，搭配 risk_assessments 儲存風險評估結果，形成完整的資產風險管理資料鏈。audit_logs 提供稽核追蹤能力，users 表支援權限控管，確保系統符合 ISMS 所需的管理流程與稽核要求。</w:t>
+        <w:t xml:space="preserve">本系統透過 </w:t>
+      </w:r>
+      <w:proofErr w:type="spellStart"/>
+      <w:r>
+        <w:rPr>
+          <w:rFonts w:ascii="標楷體" w:eastAsia="標楷體" w:hAnsi="標楷體" w:cs="新細明體"/>
+          <w:kern w:val="0"/>
+        </w:rPr>
+        <w:t>Supabase</w:t>
+      </w:r>
+      <w:proofErr w:type="spellEnd"/>
+      <w:r>
+        <w:rPr>
+          <w:rFonts w:ascii="標楷體" w:eastAsia="標楷體" w:hAnsi="標楷體" w:cs="新細明體"/>
+          <w:kern w:val="0"/>
+        </w:rPr>
+        <w:t xml:space="preserve"> 建立關聯式資料庫架構，並以 assets 作為核心資料表，搭配 </w:t>
+      </w:r>
+      <w:proofErr w:type="spellStart"/>
+      <w:r>
+        <w:rPr>
+          <w:rFonts w:ascii="標楷體" w:eastAsia="標楷體" w:hAnsi="標楷體" w:cs="新細明體"/>
+          <w:kern w:val="0"/>
+        </w:rPr>
+        <w:t>risk_assessments</w:t>
+      </w:r>
+      <w:proofErr w:type="spellEnd"/>
+      <w:r>
+        <w:rPr>
+          <w:rFonts w:ascii="標楷體" w:eastAsia="標楷體" w:hAnsi="標楷體" w:cs="新細明體"/>
+          <w:kern w:val="0"/>
+        </w:rPr>
+        <w:t xml:space="preserve"> 儲存風險評估結果，形成完整的資產風險管理資料鏈。</w:t>
+      </w:r>
+      <w:proofErr w:type="spellStart"/>
+      <w:r>
+        <w:rPr>
+          <w:rFonts w:ascii="標楷體" w:eastAsia="標楷體" w:hAnsi="標楷體" w:cs="新細明體"/>
+          <w:kern w:val="0"/>
+        </w:rPr>
+        <w:t>audit_logs</w:t>
+      </w:r>
+      <w:proofErr w:type="spellEnd"/>
+      <w:r>
+        <w:rPr>
+          <w:rFonts w:ascii="標楷體" w:eastAsia="標楷體" w:hAnsi="標楷體" w:cs="新細明體"/>
+          <w:kern w:val="0"/>
+        </w:rPr>
+        <w:t xml:space="preserve"> 提供稽核追蹤能力，users 表支援權限控管，確保系統符合 ISMS 所需的管理流程與稽核要求。</w:t>
       </w:r>
     </w:p>
     <w:p>

--- a/文件/系統文件.docx
+++ b/文件/系統文件.docx
@@ -7738,10 +7738,101 @@
     </w:p>
     <w:p>
       <w:pPr>
-        <w:rPr>
-          <w:rFonts w:eastAsia="標楷體"/>
-        </w:rPr>
-      </w:pPr>
+        <w:pStyle w:val="21"/>
+        <w:rPr>
+          <w:b w:val="0"/>
+          <w:bCs w:val="0"/>
+        </w:rPr>
+      </w:pPr>
+      <w:hyperlink w:anchor="_Toc230987214" w:history="1">
+        <w:r>
+          <w:rPr>
+            <w:rStyle w:val="af6"/>
+            <w:rFonts w:hint="eastAsia"/>
+            <w:b w:val="0"/>
+            <w:bCs w:val="0"/>
+            <w:color w:val="auto"/>
+            <w:u w:val="none"/>
+          </w:rPr>
+          <w:t>表</w:t>
+        </w:r>
+        <w:r>
+          <w:rPr>
+            <w:rStyle w:val="af6"/>
+            <w:rFonts w:hint="eastAsia"/>
+            <w:b w:val="0"/>
+            <w:bCs w:val="0"/>
+            <w:color w:val="auto"/>
+            <w:u w:val="none"/>
+          </w:rPr>
+          <w:t xml:space="preserve"> </w:t>
+        </w:r>
+        <w:r>
+          <w:rPr>
+            <w:rStyle w:val="af6"/>
+            <w:b w:val="0"/>
+            <w:bCs w:val="0"/>
+            <w:color w:val="auto"/>
+            <w:u w:val="none"/>
+          </w:rPr>
+          <w:t>8-2-9 weight_setting (</w:t>
+        </w:r>
+        <w:r>
+          <w:rPr>
+            <w:rStyle w:val="af6"/>
+            <w:b w:val="0"/>
+            <w:bCs w:val="0"/>
+            <w:color w:val="auto"/>
+            <w:u w:val="none"/>
+          </w:rPr>
+          <w:t>權重設定表</w:t>
+        </w:r>
+        <w:r>
+          <w:rPr>
+            <w:rStyle w:val="af6"/>
+            <w:b w:val="0"/>
+            <w:bCs w:val="0"/>
+            <w:color w:val="auto"/>
+            <w:u w:val="none"/>
+          </w:rPr>
+          <w:t>)</w:t>
+        </w:r>
+        <w:r>
+          <w:rPr>
+            <w:rStyle w:val="af6"/>
+            <w:rFonts w:hint="eastAsia"/>
+            <w:b w:val="0"/>
+            <w:bCs w:val="0"/>
+            <w:color w:val="auto"/>
+            <w:u w:val="none"/>
+          </w:rPr>
+          <w:t xml:space="preserve"> </w:t>
+        </w:r>
+        <w:r>
+          <w:rPr>
+            <w:rStyle w:val="af6"/>
+            <w:rFonts w:hint="eastAsia"/>
+            <w:b w:val="0"/>
+            <w:bCs w:val="0"/>
+            <w:color w:val="auto"/>
+            <w:u w:val="none"/>
+          </w:rPr>
+          <w:t>欄位定義</w:t>
+        </w:r>
+        <w:r>
+          <w:rPr>
+            <w:webHidden/>
+          </w:rPr>
+          <w:tab/>
+        </w:r>
+        <w:r>
+          <w:rPr>
+            <w:rFonts w:hint="eastAsia"/>
+            <w:webHidden/>
+          </w:rPr>
+          <w:t>54</w:t>
+        </w:r>
+      </w:hyperlink>
     </w:p>
     <w:p>
       <w:pPr>
@@ -45855,7 +45946,7 @@
             <w:pPr>
               <w:widowControl/>
               <w:rPr>
-                <w:rFonts w:eastAsia="標楷體" w:cs="新細明體" w:hint="eastAsia"/>
+                <w:rFonts w:eastAsia="標楷體" w:cs="新細明體"/>
                 <w:kern w:val="0"/>
               </w:rPr>
             </w:pPr>
@@ -46226,7 +46317,7 @@
             <w:pPr>
               <w:widowControl/>
               <w:rPr>
-                <w:rFonts w:eastAsia="標楷體" w:cs="新細明體" w:hint="eastAsia"/>
+                <w:rFonts w:eastAsia="標楷體" w:cs="新細明體"/>
                 <w:kern w:val="0"/>
               </w:rPr>
             </w:pPr>
@@ -46249,7 +46340,7 @@
             <w:pPr>
               <w:widowControl/>
               <w:rPr>
-                <w:rFonts w:eastAsia="標楷體" w:cs="新細明體" w:hint="eastAsia"/>
+                <w:rFonts w:eastAsia="標楷體" w:cs="新細明體"/>
                 <w:kern w:val="0"/>
               </w:rPr>
             </w:pPr>
@@ -46301,7 +46392,7 @@
         <w:widowControl/>
         <w:overflowPunct w:val="0"/>
         <w:rPr>
-          <w:rFonts w:eastAsia="標楷體" w:cs="標楷體" w:hint="eastAsia"/>
+          <w:rFonts w:eastAsia="標楷體" w:cs="標楷體"/>
           <w:color w:val="000000" w:themeColor="text1"/>
         </w:rPr>
       </w:pPr>
@@ -53962,6 +54053,7 @@
   <w:style w:type="character" w:default="1" w:styleId="a1">
     <w:name w:val="Default Paragraph Font"/>
     <w:uiPriority w:val="1"/>
+    <w:semiHidden/>
     <w:unhideWhenUsed/>
   </w:style>
   <w:style w:type="table" w:default="1" w:styleId="a2">
